--- a/docs/user-guides/manuals/user-manual-soc-manager.th.docx
+++ b/docs/user-guides/manuals/user-manual-soc-manager.th.docx
@@ -1,5 +1,5 @@
 
-<file path=word/document.xml><?xml version="1.0" encoding="UTF-8" standalone="yes"?><w:document mc:Ignorable="w14 w15 wp14" xmlns:wpc="http://schemas.microsoft.com/office/word/2010/wordprocessingCanvas" xmlns:mc="http://schemas.openxmlformats.org/markup-compatibility/2006" xmlns:o="urn:schemas-microsoft-com:office:office" xmlns:r="http://schemas.openxmlformats.org/officeDocument/2006/relationships" xmlns:m="http://schemas.openxmlformats.org/officeDocument/2006/math" xmlns:v="urn:schemas-microsoft-com:vml" xmlns:wp14="http://schemas.microsoft.com/office/word/2010/wordprocessingDrawing" xmlns:wp="http://schemas.openxmlformats.org/drawingml/2006/wordprocessingDrawing" xmlns:w10="urn:schemas-microsoft-com:office:word" xmlns:w="http://schemas.openxmlformats.org/wordprocessingml/2006/main" xmlns:w14="http://schemas.microsoft.com/office/word/2010/wordml" xmlns:w15="http://schemas.microsoft.com/office/word/2012/wordml" xmlns:wpg="http://schemas.microsoft.com/office/word/2010/wordprocessingGroup" xmlns:wpi="http://schemas.microsoft.com/office/word/2010/wordprocessingInk" xmlns:wne="http://schemas.microsoft.com/office/word/2006/wordml" xmlns:wps="http://schemas.microsoft.com/office/word/2010/wordprocessingShape" xmlns:cx="http://schemas.microsoft.com/office/drawing/2014/chartex" xmlns:cx1="http://schemas.microsoft.com/office/drawing/2015/9/8/chartex" xmlns:cx2="http://schemas.microsoft.com/office/drawing/2015/10/21/chartex" xmlns:cx3="http://schemas.microsoft.com/office/drawing/2016/5/9/chartex" xmlns:cx4="http://schemas.microsoft.com/office/drawing/2016/5/10/chartex" xmlns:cx5="http://schemas.microsoft.com/office/drawing/2016/5/11/chartex" xmlns:cx6="http://schemas.microsoft.com/office/drawing/2016/5/12/chartex" xmlns:cx7="http://schemas.microsoft.com/office/drawing/2016/5/13/chartex" xmlns:cx8="http://schemas.microsoft.com/office/drawing/2016/5/14/chartex" xmlns:aink="http://schemas.microsoft.com/office/drawing/2016/ink" xmlns:am3d="http://schemas.microsoft.com/office/drawing/2017/model3d" xmlns:w16cex="http://schemas.microsoft.com/office/word/2018/wordml/cex" xmlns:w16cid="http://schemas.microsoft.com/office/word/2016/wordml/cid" xmlns:w16="http://schemas.microsoft.com/office/word/2018/wordml" xmlns:w16sdtdh="http://schemas.microsoft.com/office/word/2020/wordml/sdtdatahash" xmlns:w16se="http://schemas.microsoft.com/office/word/2015/wordml/symex"><w:body><w:p><w:pPr><w:spacing w:after="200" w:before="900"/><w:jc w:val="center"/></w:pPr><w:r><w:drawing><wp:inline distT="0" distB="0" distL="0" distR="0"><wp:extent cx="2209800" cy="2209800"/><wp:effectExtent t="0" r="0" b="0" l="0"/><wp:docPr id="1" name="" descr="" title=""/><wp:cNvGraphicFramePr><a:graphicFrameLocks xmlns:a="http://schemas.openxmlformats.org/drawingml/2006/main" noChangeAspect="1"/></wp:cNvGraphicFramePr><a:graphic xmlns:a="http://schemas.openxmlformats.org/drawingml/2006/main"><a:graphicData uri="http://schemas.openxmlformats.org/drawingml/2006/picture"><pic:pic xmlns:pic="http://schemas.openxmlformats.org/drawingml/2006/picture"><pic:nvPicPr><pic:cNvPr id="0" name="" descr=""/><pic:cNvPicPr><a:picLocks noChangeAspect="1" noChangeArrowheads="1"/></pic:cNvPicPr></pic:nvPicPr><pic:blipFill><a:blip r:embed="rId9" cstate="none"/><a:srcRect/><a:stretch><a:fillRect/></a:stretch></pic:blipFill><pic:spPr bwMode="auto"><a:xfrm><a:off x="0" y="0"/><a:ext cx="2209800" cy="2209800"/></a:xfrm><a:prstGeom prst="rect"><a:avLst/></a:prstGeom></pic:spPr></pic:pic></a:graphicData></a:graphic></wp:inline></w:drawing></w:r></w:p><w:p><w:pPr><w:spacing w:after="40"/><w:jc w:val="center"/></w:pPr><w:r><w:rPr><w:color w:val="6C7888"/><w:sz w:val="34"/><w:szCs w:val="34"/></w:rPr><w:t xml:space="preserve">คู่มือการใช้งานระบบ</w:t></w:r></w:p><w:p><w:pPr><w:spacing w:after="20"/><w:jc w:val="center"/></w:pPr><w:r><w:rPr><w:b/><w:bCs/><w:color w:val="1A1A2E"/><w:sz w:val="56"/><w:szCs w:val="56"/></w:rPr><w:t xml:space="preserve">SOC Support System</w:t></w:r></w:p><w:p><w:pPr><w:spacing w:after="320"/><w:jc w:val="center"/></w:pPr><w:r><w:rPr><w:color w:val="1F2D3D"/><w:sz w:val="34"/><w:szCs w:val="34"/></w:rPr><w:t xml:space="preserve">ระบบบริหารจัดการเหตุการณ์ความปลอดภัย</w:t></w:r></w:p><w:tbl><w:tblPr><w:tblW w:type="dxa" w:w="9600"/><w:tblBorders><w:top w:val="none"/><w:left w:val="none"/><w:bottom w:val="none"/><w:right w:val="none"/><w:insideH w:val="single" w:color="auto" w:sz="4"/><w:insideV w:val="single" w:color="auto" w:sz="4"/></w:tblBorders></w:tblPr><w:tblGrid><w:gridCol w:w="9600"/></w:tblGrid><w:tr><w:tc><w:tcPr><w:tcW w:type="dxa" w:w="9600"/><w:shd w:fill="1A1A2E" w:color="auto" w:val="clear"/><w:tcMar><w:top w:type="dxa" w:w="200"/><w:left w:type="dxa" w:w="200"/><w:bottom w:type="dxa" w:w="200"/><w:right w:type="dxa" w:w="200"/></w:tcMar></w:tcPr><w:p><w:pPr><w:spacing w:after="40"/><w:jc w:val="center"/></w:pPr><w:r><w:rPr><w:color w:val="AEB8CC"/><w:sz w:val="30"/><w:szCs w:val="30"/></w:rPr><w:t xml:space="preserve">คู่มือสำหรับบทบาท</w:t></w:r></w:p><w:p><w:pPr><w:spacing w:after="20"/><w:jc w:val="center"/></w:pPr><w:r><w:rPr><w:b/><w:bCs/><w:color w:val="FFFFFF"/><w:sz w:val="46"/><w:szCs w:val="46"/></w:rPr><w:t xml:space="preserve">ผู้จัดการ SOC</w:t></w:r></w:p><w:p><w:pPr><w:jc w:val="center"/></w:pPr><w:r><w:rPr><w:color w:val="D7DEEC"/><w:sz w:val="32"/><w:szCs w:val="32"/></w:rPr><w:t xml:space="preserve">SOC Manager</w:t></w:r></w:p></w:tc></w:tr></w:tbl><w:p><w:pPr><w:spacing w:after="360"/></w:pPr></w:p><w:p><w:pPr><w:spacing w:after="40"/><w:jc w:val="center"/></w:pPr><w:r><w:rPr><w:color w:val="1F2D3D"/><w:sz w:val="28"/><w:szCs w:val="28"/></w:rPr><w:t xml:space="preserve">เวอร์ชันระบบ v1.5.0</w:t></w:r><w:r><w:rPr><w:color w:val="E1E6ED"/><w:sz w:val="28"/><w:szCs w:val="28"/></w:rPr><w:t xml:space="preserve">   ·   </w:t></w:r><w:r><w:rPr><w:color w:val="1F2D3D"/><w:sz w:val="28"/><w:szCs w:val="28"/></w:rPr><w:t xml:space="preserve">ปรับปรุงล่าสุด 11 กันยายน 2026</w:t></w:r></w:p><w:p><w:pPr><w:spacing w:after="40"/><w:jc w:val="center"/></w:pPr><w:r><w:rPr><w:color w:val="6C7888"/><w:sz w:val="28"/><w:szCs w:val="28"/></w:rPr><w:t xml:space="preserve">คู่มือฉบับที่ 1.1</w:t></w:r></w:p><w:p><w:pPr><w:spacing w:after="700"/></w:pPr></w:p><w:p><w:pPr><w:jc w:val="center"/></w:pPr><w:r><w:rPr><w:i/><w:iCs/><w:color w:val="6C7888"/><w:sz w:val="26"/><w:szCs w:val="26"/></w:rPr><w:t xml:space="preserve">เอกสารใช้ภายในองค์กร — บริษัท โทรคมนาคมแห่งชาติ จำกัด (มหาชน)</w:t></w:r></w:p><w:p><w:r><w:br w:type="page"/></w:r></w:p><w:p><w:pPr><w:sectPr><w:pgSz w:w="11906" w:h="16838" w:orient="portrait"/><w:pgMar w:top="1134" w:right="1134" w:bottom="1134" w:left="1134" w:header="708" w:footer="708" w:gutter="0"/><w:pgNumType/><w:docGrid w:linePitch="360"/></w:sectPr></w:pPr></w:p><w:p><w:pPr><w:spacing w:after="160"/></w:pPr><w:r><w:rPr><w:b/><w:bCs/><w:color w:val="1A1A2E"/><w:sz w:val="40"/><w:szCs w:val="40"/></w:rPr><w:t xml:space="preserve">สารบัญ</w:t></w:r></w:p><w:sdt><w:sdtPr><w:alias w:val="สารบัญ"/></w:sdtPr><w:sdtContent><w:p><w:r><w:fldChar w:fldCharType="begin" w:dirty="true"/><w:instrText xml:space="preserve">TOC \h \o &quot;1-2&quot;</w:instrText><w:fldChar w:fldCharType="separate"/></w:r></w:p><w:p><w:r><w:fldChar w:fldCharType="end"/></w:r></w:p></w:sdtContent></w:sdt><w:p><w:r><w:br w:type="page"/></w:r></w:p><w:p><w:pPr><w:pStyle w:val="Heading1"/></w:pPr><w:r><w:t xml:space="preserve">1. เกี่ยวกับคู่มือฉบับนี้</w:t></w:r></w:p><w:p><w:pPr><w:spacing w:after="120"/></w:pPr><w:r><w:rPr><w:sz w:val="32"/><w:szCs w:val="32"/></w:rPr><w:t xml:space="preserve">คู่มือฉบับนี้จัดทำขึ้นสำหรับ </w:t></w:r><w:r><w:rPr><w:b/><w:bCs/><w:sz w:val="32"/><w:szCs w:val="32"/></w:rPr><w:t xml:space="preserve">ผู้จัดการ SOC (SOC Manager)</w:t></w:r><w:r><w:rPr><w:sz w:val="32"/><w:szCs w:val="32"/></w:rPr><w:t xml:space="preserve"> ผู้กำกับดูแลเหตุการณ์จริงทุกเรื่อง เป็นผู้เดียวที่กำหนดสถานะฉุกเฉิน ออกคำขอทีมตอบสนอง และอนุมัติการปิดตั๋วฉุกเฉิน</w:t></w:r></w:p><w:p><w:pPr><w:pStyle w:val="Heading2"/></w:pPr><w:r><w:t xml:space="preserve">ผู้อ่านและขอบเขต</w:t></w:r></w:p><w:p><w:pPr><w:pStyle w:val="ListParagraph"/><w:numPr><w:ilvl w:val="0"/><w:numId w:val="2"/></w:numPr><w:spacing w:after="60"/></w:pPr><w:r><w:rPr><w:b/><w:bCs/><w:sz w:val="32"/><w:szCs w:val="32"/></w:rPr><w:t xml:space="preserve">ผู้อ่าน: </w:t></w:r><w:r><w:rPr><w:sz w:val="32"/><w:szCs w:val="32"/></w:rPr><w:t xml:space="preserve">ผู้จัดการศูนย์ปฏิบัติการความปลอดภัย (SOC)</w:t></w:r></w:p><w:p><w:pPr><w:pStyle w:val="ListParagraph"/><w:numPr><w:ilvl w:val="0"/><w:numId w:val="2"/></w:numPr><w:spacing w:after="60"/></w:pPr><w:r><w:rPr><w:b/><w:bCs/><w:sz w:val="32"/><w:szCs w:val="32"/></w:rPr><w:t xml:space="preserve">ขอบเขต: </w:t></w:r><w:r><w:rPr><w:sz w:val="32"/><w:szCs w:val="32"/></w:rPr><w:t xml:space="preserve">เฉพาะงานและสิทธิ์ของบทบาทผู้จัดการ SOC</w:t></w:r></w:p><w:p><w:pPr><w:pStyle w:val="Heading2"/></w:pPr><w:r><w:t xml:space="preserve">สัญลักษณ์ที่ใช้ในคู่มือ</w:t></w:r></w:p><w:tbl><w:tblPr><w:tblW w:type="dxa" w:w="9600"/><w:tblBorders><w:top w:val="single" w:color="FDECEE" w:sz="2"/><w:left w:val="single" w:color="E63946" w:sz="28"/><w:bottom w:val="single" w:color="FDECEE" w:sz="2"/><w:right w:val="single" w:color="FDECEE" w:sz="2"/><w:insideH w:val="single" w:color="auto" w:sz="4"/><w:insideV w:val="single" w:color="auto" w:sz="4"/></w:tblBorders></w:tblPr><w:tblGrid><w:gridCol w:w="9600"/></w:tblGrid><w:tr><w:tc><w:tcPr><w:tcW w:type="dxa" w:w="9600"/><w:shd w:fill="FDECEE" w:color="auto" w:val="clear"/><w:tcMar><w:top w:type="dxa" w:w="140"/><w:left w:type="dxa" w:w="200"/><w:bottom w:type="dxa" w:w="140"/><w:right w:type="dxa" w:w="200"/></w:tcMar></w:tcPr><w:p><w:pPr><w:spacing w:after="60"/></w:pPr><w:r><w:rPr><w:b/><w:bCs/><w:color w:val="E63946"/><w:sz w:val="30"/><w:szCs w:val="30"/></w:rPr><w:t xml:space="preserve">ข้อควรระวัง</w:t></w:r></w:p><w:p><w:pPr><w:spacing w:after="0"/></w:pPr><w:r><w:rPr><w:sz w:val="32"/><w:szCs w:val="32"/></w:rPr><w:t xml:space="preserve">กล่องสีแดง — เรื่องที่ต้องระวังเป็นพิเศษ</w:t></w:r></w:p></w:tc></w:tr></w:tbl><w:p><w:pPr><w:spacing w:after="80"/></w:pPr></w:p><w:tbl><w:tblPr><w:tblW w:type="dxa" w:w="9600"/><w:tblBorders><w:top w:val="single" w:color="EAF1FB" w:sz="2"/><w:left w:val="single" w:color="245EA8" w:sz="28"/><w:bottom w:val="single" w:color="EAF1FB" w:sz="2"/><w:right w:val="single" w:color="EAF1FB" w:sz="2"/><w:insideH w:val="single" w:color="auto" w:sz="4"/><w:insideV w:val="single" w:color="auto" w:sz="4"/></w:tblBorders></w:tblPr><w:tblGrid><w:gridCol w:w="9600"/></w:tblGrid><w:tr><w:tc><w:tcPr><w:tcW w:type="dxa" w:w="9600"/><w:shd w:fill="EAF1FB" w:color="auto" w:val="clear"/><w:tcMar><w:top w:type="dxa" w:w="140"/><w:left w:type="dxa" w:w="200"/><w:bottom w:type="dxa" w:w="140"/><w:right w:type="dxa" w:w="200"/></w:tcMar></w:tcPr><w:p><w:pPr><w:spacing w:after="60"/></w:pPr><w:r><w:rPr><w:b/><w:bCs/><w:color w:val="245EA8"/><w:sz w:val="30"/><w:szCs w:val="30"/></w:rPr><w:t xml:space="preserve">เคล็ดลับ</w:t></w:r></w:p><w:p><w:pPr><w:spacing w:after="0"/></w:pPr><w:r><w:rPr><w:sz w:val="32"/><w:szCs w:val="32"/></w:rPr><w:t xml:space="preserve">กล่องสีน้ำเงิน — เคล็ดลับหรือคำแนะนำ</w:t></w:r></w:p></w:tc></w:tr></w:tbl><w:p><w:pPr><w:spacing w:after="80"/></w:pPr></w:p><w:tbl><w:tblPr><w:tblW w:type="dxa" w:w="9600"/><w:tblBorders><w:top w:val="single" w:color="F1F3F6" w:sz="2"/><w:left w:val="single" w:color="6C7888" w:sz="28"/><w:bottom w:val="single" w:color="F1F3F6" w:sz="2"/><w:right w:val="single" w:color="F1F3F6" w:sz="2"/><w:insideH w:val="single" w:color="auto" w:sz="4"/><w:insideV w:val="single" w:color="auto" w:sz="4"/></w:tblBorders></w:tblPr><w:tblGrid><w:gridCol w:w="9600"/></w:tblGrid><w:tr><w:tc><w:tcPr><w:tcW w:type="dxa" w:w="9600"/><w:shd w:fill="F1F3F6" w:color="auto" w:val="clear"/><w:tcMar><w:top w:type="dxa" w:w="140"/><w:left w:type="dxa" w:w="200"/><w:bottom w:type="dxa" w:w="140"/><w:right w:type="dxa" w:w="200"/></w:tcMar></w:tcPr><w:p><w:pPr><w:spacing w:after="60"/></w:pPr><w:r><w:rPr><w:b/><w:bCs/><w:color w:val="6C7888"/><w:sz w:val="30"/><w:szCs w:val="30"/></w:rPr><w:t xml:space="preserve">สิ่งที่ต้องจำ</w:t></w:r></w:p><w:p><w:pPr><w:spacing w:after="0"/></w:pPr><w:r><w:rPr><w:sz w:val="32"/><w:szCs w:val="32"/></w:rPr><w:t xml:space="preserve">กล่องสีเทา — ข้อเท็จจริงสำคัญที่ควรจำ</w:t></w:r></w:p></w:tc></w:tr></w:tbl><w:p><w:pPr><w:spacing w:after="120"/></w:pPr></w:p><w:tbl><w:tblPr><w:tblW w:type="dxa" w:w="9600"/><w:tblBorders><w:top w:val="single" w:color="F1F3F6" w:sz="2"/><w:left w:val="single" w:color="6C7888" w:sz="28"/><w:bottom w:val="single" w:color="F1F3F6" w:sz="2"/><w:right w:val="single" w:color="F1F3F6" w:sz="2"/><w:insideH w:val="single" w:color="auto" w:sz="4"/><w:insideV w:val="single" w:color="auto" w:sz="4"/></w:tblBorders></w:tblPr><w:tblGrid><w:gridCol w:w="9600"/></w:tblGrid><w:tr><w:tc><w:tcPr><w:tcW w:type="dxa" w:w="9600"/><w:shd w:fill="F1F3F6" w:color="auto" w:val="clear"/><w:tcMar><w:top w:type="dxa" w:w="140"/><w:left w:type="dxa" w:w="200"/><w:bottom w:type="dxa" w:w="140"/><w:right w:type="dxa" w:w="200"/></w:tcMar></w:tcPr><w:p><w:pPr><w:spacing w:after="60"/></w:pPr><w:r><w:rPr><w:b/><w:bCs/><w:color w:val="6C7888"/><w:sz w:val="30"/><w:szCs w:val="30"/></w:rPr><w:t xml:space="preserve">สิ่งที่ต้องจำ</w:t></w:r></w:p><w:p><w:pPr><w:spacing w:after="0"/></w:pPr><w:r><w:rPr><w:sz w:val="32"/><w:szCs w:val="32"/></w:rPr><w:t xml:space="preserve">ในคู่มือฉบับนี้ ตำแหน่งภาพหน้าจอยังเป็น </w:t></w:r><w:r><w:rPr><w:b/><w:bCs/><w:sz w:val="32"/><w:szCs w:val="32"/></w:rPr><w:t xml:space="preserve">กรอบว่าง (placeholder)</w:t></w:r><w:r><w:rPr><w:sz w:val="32"/><w:szCs w:val="32"/></w:rPr><w:t xml:space="preserve"> ระบบจะเติมภาพจริงในขั้นตอนถัดไป</w:t></w:r></w:p></w:tc></w:tr></w:tbl><w:p><w:pPr><w:pStyle w:val="Heading1"/></w:pPr><w:r><w:t xml:space="preserve">2. บทบาทของคุณโดยย่อ</w:t></w:r></w:p><w:p><w:pPr><w:spacing w:after="120"/></w:pPr><w:r><w:rPr><w:sz w:val="32"/><w:szCs w:val="32"/></w:rPr><w:t xml:space="preserve">ผู้จัดการ SOC คือจุดควบคุมของกระบวนการ เหตุการณ์จริงทุกเรื่องต้องผ่านการตรวจของคุณก่อนเริ่มงานควบคุม และมีอำนาจเฉพาะหลายอย่างที่ไม่มีบทบาทอื่นทำได้</w:t></w:r></w:p><w:p><w:pPr><w:pStyle w:val="Heading2"/></w:pPr><w:r><w:t xml:space="preserve">อำนาจเฉพาะของผู้จัดการ SOC</w:t></w:r></w:p><w:tbl><w:tblPr><w:tblW w:type="dxa" w:w="9600"/><w:tblBorders><w:top w:val="single" w:color="E1E6ED" w:sz="2"/><w:left w:val="single" w:color="E1E6ED" w:sz="2"/><w:bottom w:val="single" w:color="E1E6ED" w:sz="2"/><w:right w:val="single" w:color="E1E6ED" w:sz="2"/><w:insideH w:val="single" w:color="E1E6ED" w:sz="2"/><w:insideV w:val="single" w:color="E1E6ED" w:sz="2"/></w:tblBorders></w:tblPr><w:tblGrid><w:gridCol w:w="4200"/><w:gridCol w:w="5400"/></w:tblGrid><w:tr><w:trPr><w:cantSplit/><w:tblHeader/></w:trPr><w:tc><w:tcPr><w:tcW w:type="dxa" w:w="4200"/><w:shd w:fill="1A1A2E" w:color="auto" w:val="clear"/><w:tcMar><w:top w:type="dxa" w:w="80"/><w:left w:type="dxa" w:w="120"/><w:bottom w:type="dxa" w:w="80"/><w:right w:type="dxa" w:w="120"/></w:tcMar></w:tcPr><w:p><w:r><w:rPr><w:b/><w:bCs/><w:color w:val="FFFFFF"/><w:sz w:val="28"/><w:szCs w:val="28"/></w:rPr><w:t xml:space="preserve">อำนาจเฉพาะ (มีเพียงผู้จัดการ)</w:t></w:r></w:p></w:tc><w:tc><w:tcPr><w:tcW w:type="dxa" w:w="5400"/><w:shd w:fill="1A1A2E" w:color="auto" w:val="clear"/><w:tcMar><w:top w:type="dxa" w:w="80"/><w:left w:type="dxa" w:w="120"/><w:bottom w:type="dxa" w:w="80"/><w:right w:type="dxa" w:w="120"/></w:tcMar></w:tcPr><w:p><w:r><w:rPr><w:b/><w:bCs/><w:color w:val="FFFFFF"/><w:sz w:val="28"/><w:szCs w:val="28"/></w:rPr><w:t xml:space="preserve">คำอธิบาย</w:t></w:r></w:p></w:tc></w:tr><w:tr><w:trPr><w:cantSplit/></w:trPr><w:tc><w:tcPr><w:tcW w:type="dxa" w:w="4200"/><w:shd w:fill="FFFFFF" w:color="auto" w:val="clear"/><w:tcMar><w:top w:type="dxa" w:w="70"/><w:left w:type="dxa" w:w="120"/><w:bottom w:type="dxa" w:w="70"/><w:right w:type="dxa" w:w="120"/></w:tcMar></w:tcPr><w:p><w:pPr><w:spacing w:after="0"/></w:pPr><w:r><w:rPr><w:sz w:val="28"/><w:szCs w:val="28"/></w:rPr><w:t xml:space="preserve">กำหนด/ประเมินสถานะฉุกเฉิน</w:t></w:r></w:p></w:tc><w:tc><w:tcPr><w:tcW w:type="dxa" w:w="5400"/><w:shd w:fill="FFFFFF" w:color="auto" w:val="clear"/><w:tcMar><w:top w:type="dxa" w:w="70"/><w:left w:type="dxa" w:w="120"/><w:bottom w:type="dxa" w:w="70"/><w:right w:type="dxa" w:w="120"/></w:tcMar></w:tcPr><w:p><w:pPr><w:spacing w:after="0"/></w:pPr><w:r><w:rPr><w:sz w:val="28"/><w:szCs w:val="28"/></w:rPr><w:t xml:space="preserve">ตั้งหรือยกเลิกแฟล็กฉุกเฉิน — ไม่มีบทบาทอื่นทำได้</w:t></w:r></w:p></w:tc></w:tr><w:tr><w:trPr><w:cantSplit/></w:trPr><w:tc><w:tcPr><w:tcW w:type="dxa" w:w="4200"/><w:shd w:fill="F7F8FA" w:color="auto" w:val="clear"/><w:tcMar><w:top w:type="dxa" w:w="70"/><w:left w:type="dxa" w:w="120"/><w:bottom w:type="dxa" w:w="70"/><w:right w:type="dxa" w:w="120"/></w:tcMar></w:tcPr><w:p><w:pPr><w:spacing w:after="0"/></w:pPr><w:r><w:rPr><w:sz w:val="28"/><w:szCs w:val="28"/></w:rPr><w:t xml:space="preserve">ออกคำขอทีมตอบสนอง</w:t></w:r></w:p></w:tc><w:tc><w:tcPr><w:tcW w:type="dxa" w:w="5400"/><w:shd w:fill="F7F8FA" w:color="auto" w:val="clear"/><w:tcMar><w:top w:type="dxa" w:w="70"/><w:left w:type="dxa" w:w="120"/><w:bottom w:type="dxa" w:w="70"/><w:right w:type="dxa" w:w="120"/></w:tcMar></w:tcPr><w:p><w:pPr><w:spacing w:after="0"/></w:pPr><w:r><w:rPr><w:sz w:val="28"/><w:szCs w:val="28"/></w:rPr><w:t xml:space="preserve">มอบงานให้ทีมพิสูจน์หลักฐาน/ทดสอบเจาะระบบนอก SOC</w:t></w:r></w:p></w:tc></w:tr><w:tr><w:trPr><w:cantSplit/></w:trPr><w:tc><w:tcPr><w:tcW w:type="dxa" w:w="4200"/><w:shd w:fill="FFFFFF" w:color="auto" w:val="clear"/><w:tcMar><w:top w:type="dxa" w:w="70"/><w:left w:type="dxa" w:w="120"/><w:bottom w:type="dxa" w:w="70"/><w:right w:type="dxa" w:w="120"/></w:tcMar></w:tcPr><w:p><w:pPr><w:spacing w:after="0"/></w:pPr><w:r><w:rPr><w:sz w:val="28"/><w:szCs w:val="28"/></w:rPr><w:t xml:space="preserve">อนุมัติปิดตั๋วฉุกเฉิน</w:t></w:r></w:p></w:tc><w:tc><w:tcPr><w:tcW w:type="dxa" w:w="5400"/><w:shd w:fill="FFFFFF" w:color="auto" w:val="clear"/><w:tcMar><w:top w:type="dxa" w:w="70"/><w:left w:type="dxa" w:w="120"/><w:bottom w:type="dxa" w:w="70"/><w:right w:type="dxa" w:w="120"/></w:tcMar></w:tcPr><w:p><w:pPr><w:spacing w:after="0"/></w:pPr><w:r><w:rPr><w:sz w:val="28"/><w:szCs w:val="28"/></w:rPr><w:t xml:space="preserve">ตั๋วฉุกเฉินต้องผ่านการอนุมัติของคุณก่อนปิด</w:t></w:r></w:p></w:tc></w:tr><w:tr><w:trPr><w:cantSplit/></w:trPr><w:tc><w:tcPr><w:tcW w:type="dxa" w:w="4200"/><w:shd w:fill="F7F8FA" w:color="auto" w:val="clear"/><w:tcMar><w:top w:type="dxa" w:w="70"/><w:left w:type="dxa" w:w="120"/><w:bottom w:type="dxa" w:w="70"/><w:right w:type="dxa" w:w="120"/></w:tcMar></w:tcPr><w:p><w:pPr><w:spacing w:after="0"/></w:pPr><w:r><w:rPr><w:sz w:val="28"/><w:szCs w:val="28"/></w:rPr><w:t xml:space="preserve">ตรวจการปิดแบบ Event ที่ถูกปรับลด</w:t></w:r></w:p></w:tc><w:tc><w:tcPr><w:tcW w:type="dxa" w:w="5400"/><w:shd w:fill="F7F8FA" w:color="auto" w:val="clear"/><w:tcMar><w:top w:type="dxa" w:w="70"/><w:left w:type="dxa" w:w="120"/><w:bottom w:type="dxa" w:w="70"/><w:right w:type="dxa" w:w="120"/></w:tcMar></w:tcPr><w:p><w:pPr><w:spacing w:after="0"/></w:pPr><w:r><w:rPr><w:sz w:val="28"/><w:szCs w:val="28"/></w:rPr><w:t xml:space="preserve">ตัดสินว่าเห็นด้วยหรือตีกลับให้ Tier 2</w:t></w:r></w:p></w:tc></w:tr></w:tbl><w:p><w:pPr><w:spacing w:after="140"/></w:pPr></w:p><w:tbl><w:tblPr><w:tblW w:type="dxa" w:w="9600"/><w:tblBorders><w:top w:val="single" w:color="FDECEE" w:sz="2"/><w:left w:val="single" w:color="E63946" w:sz="28"/><w:bottom w:val="single" w:color="FDECEE" w:sz="2"/><w:right w:val="single" w:color="FDECEE" w:sz="2"/><w:insideH w:val="single" w:color="auto" w:sz="4"/><w:insideV w:val="single" w:color="auto" w:sz="4"/></w:tblBorders></w:tblPr><w:tblGrid><w:gridCol w:w="9600"/></w:tblGrid><w:tr><w:tc><w:tcPr><w:tcW w:type="dxa" w:w="9600"/><w:shd w:fill="FDECEE" w:color="auto" w:val="clear"/><w:tcMar><w:top w:type="dxa" w:w="140"/><w:left w:type="dxa" w:w="200"/><w:bottom w:type="dxa" w:w="140"/><w:right w:type="dxa" w:w="200"/></w:tcMar></w:tcPr><w:p><w:pPr><w:spacing w:after="60"/></w:pPr><w:r><w:rPr><w:b/><w:bCs/><w:color w:val="E63946"/><w:sz w:val="30"/><w:szCs w:val="30"/></w:rPr><w:t xml:space="preserve">ข้อควรระวัง</w:t></w:r></w:p><w:p><w:pPr><w:spacing w:after="0"/></w:pPr><w:r><w:rPr><w:sz w:val="32"/><w:szCs w:val="32"/></w:rPr><w:t xml:space="preserve">ผู้จัดการ </w:t></w:r><w:r><w:rPr><w:b/><w:bCs/><w:sz w:val="32"/><w:szCs w:val="32"/></w:rPr><w:t xml:space="preserve">เปลี่ยนช่องทางการจัดการไม่ได้</w:t></w:r><w:r><w:rPr><w:sz w:val="32"/><w:szCs w:val="32"/></w:rPr><w:t xml:space="preserve"> — ทำได้เพียงส่งต่อไปตามช่องทาง (ผู้ดูแลระบบ หรือเจ้าของระบบ) ที่นักวิเคราะห์ระดับ 1 เลือกไว้แล้ว หากไม่เหมาะสมต้องประสานกับผู้เปิดตั๋ว</w:t></w:r></w:p></w:tc></w:tr></w:tbl><w:p><w:pPr><w:pStyle w:val="Heading1"/></w:pPr><w:r><w:t xml:space="preserve">3. การเข้าสู่ระบบ</w:t></w:r></w:p><w:p><w:pPr><w:pStyle w:val="ListParagraph"/><w:numPr><w:ilvl w:val="0"/><w:numId w:val="3"/></w:numPr><w:spacing w:after="80"/></w:pPr><w:r><w:rPr><w:sz w:val="32"/><w:szCs w:val="32"/></w:rPr><w:t xml:space="preserve">เปิดเว็บเบราว์เซอร์ แล้วไปยังที่อยู่ของระบบที่ผู้ดูแลระบบแจ้ง</w:t></w:r></w:p><w:p><w:pPr><w:pStyle w:val="ListParagraph"/><w:numPr><w:ilvl w:val="0"/><w:numId w:val="3"/></w:numPr><w:spacing w:after="80"/></w:pPr><w:r><w:rPr><w:sz w:val="32"/><w:szCs w:val="32"/></w:rPr><w:t xml:space="preserve">กรอก </w:t></w:r><w:r><w:rPr><w:b/><w:bCs/><w:color w:val="1F2D3D"/><w:sz w:val="32"/><w:szCs w:val="32"/></w:rPr><w:t xml:space="preserve">ชื่อผู้ใช้ (Username)</w:t></w:r><w:r><w:rPr><w:sz w:val="32"/><w:szCs w:val="32"/></w:rPr><w:t xml:space="preserve"> และ </w:t></w:r><w:r><w:rPr><w:b/><w:bCs/><w:color w:val="1F2D3D"/><w:sz w:val="32"/><w:szCs w:val="32"/></w:rPr><w:t xml:space="preserve">รหัสผ่าน (Password)</w:t></w:r><w:r><w:rPr><w:sz w:val="32"/><w:szCs w:val="32"/></w:rPr><w:t xml:space="preserve"> แล้วกดเข้าสู่ระบบ</w:t></w:r></w:p><w:tbl><w:tblPr><w:tblW w:type="dxa" w:w="9600"/><w:tblBorders><w:top w:val="dashed" w:color="9DB4D4" w:sz="6"/><w:left w:val="dashed" w:color="9DB4D4" w:sz="6"/><w:bottom w:val="dashed" w:color="9DB4D4" w:sz="6"/><w:right w:val="dashed" w:color="9DB4D4" w:sz="6"/><w:insideH w:val="single" w:color="auto" w:sz="4"/><w:insideV w:val="single" w:color="auto" w:sz="4"/></w:tblBorders></w:tblPr><w:tblGrid><w:gridCol w:w="9600"/></w:tblGrid><w:tr><w:tc><w:tcPr><w:tcW w:type="dxa" w:w="9600"/><w:shd w:fill="F7F8FA" w:color="auto" w:val="clear"/><w:tcMar><w:top w:type="dxa" w:w="520"/><w:left w:type="dxa" w:w="200"/><w:bottom w:type="dxa" w:w="520"/><w:right w:type="dxa" w:w="200"/></w:tcMar><w:vAlign w:val="center"/></w:tcPr><w:p><w:pPr><w:spacing w:after="40"/><w:jc w:val="center"/></w:pPr><w:r><w:rPr><w:b/><w:bCs/><w:color w:val="6C7888"/><w:sz w:val="30"/><w:szCs w:val="30"/></w:rPr><w:t xml:space="preserve">[ ตำแหน่งภาพหน้าจอ ]</w:t></w:r></w:p><w:p><w:pPr><w:spacing w:after="40"/><w:jc w:val="center"/></w:pPr><w:r><w:rPr><w:color w:val="1F2D3D"/><w:sz w:val="32"/><w:szCs w:val="32"/></w:rPr><w:t xml:space="preserve">หน้าเข้าสู่ระบบ</w:t></w:r></w:p><w:p><w:pPr><w:jc w:val="center"/></w:pPr><w:r><w:rPr><w:rFonts w:ascii="Consolas" w:cs="Consolas" w:eastAsia="Consolas" w:hAnsi="Consolas"/><w:color w:val="9AA6B4"/><w:sz w:val="24"/><w:szCs w:val="24"/></w:rPr><w:t xml:space="preserve">SHOT: MGR-login</w:t></w:r></w:p></w:tc></w:tr></w:tbl><w:p><w:pPr><w:spacing w:after="160" w:before="60"/><w:jc w:val="center"/></w:pPr><w:r><w:rPr><w:b/><w:bCs/><w:color w:val="245EA8"/><w:sz w:val="28"/><w:szCs w:val="28"/></w:rPr><w:t xml:space="preserve">รูปที่ 3-1  </w:t></w:r><w:r><w:rPr><w:i/><w:iCs/><w:color w:val="6C7888"/><w:sz w:val="28"/><w:szCs w:val="28"/></w:rPr><w:t xml:space="preserve">หน้าเข้าสู่ระบบ</w:t></w:r></w:p><w:tbl><w:tblPr><w:tblW w:type="dxa" w:w="9600"/><w:tblBorders><w:top w:val="single" w:color="F1F3F6" w:sz="2"/><w:left w:val="single" w:color="6C7888" w:sz="28"/><w:bottom w:val="single" w:color="F1F3F6" w:sz="2"/><w:right w:val="single" w:color="F1F3F6" w:sz="2"/><w:insideH w:val="single" w:color="auto" w:sz="4"/><w:insideV w:val="single" w:color="auto" w:sz="4"/></w:tblBorders></w:tblPr><w:tblGrid><w:gridCol w:w="9600"/></w:tblGrid><w:tr><w:tc><w:tcPr><w:tcW w:type="dxa" w:w="9600"/><w:shd w:fill="F1F3F6" w:color="auto" w:val="clear"/><w:tcMar><w:top w:type="dxa" w:w="140"/><w:left w:type="dxa" w:w="200"/><w:bottom w:type="dxa" w:w="140"/><w:right w:type="dxa" w:w="200"/></w:tcMar></w:tcPr><w:p><w:pPr><w:spacing w:after="60"/></w:pPr><w:r><w:rPr><w:b/><w:bCs/><w:color w:val="6C7888"/><w:sz w:val="30"/><w:szCs w:val="30"/></w:rPr><w:t xml:space="preserve">สิ่งที่ต้องจำ</w:t></w:r></w:p><w:p><w:pPr><w:spacing w:after="0"/></w:pPr><w:r><w:rPr><w:sz w:val="32"/><w:szCs w:val="32"/></w:rPr><w:t xml:space="preserve">บัญชีสร้างและกำหนดบทบาทโดยผู้ดูแลระบบ SOC หากบัญชีถูกล็อก (ผิดเกิน 5 ครั้ง) ให้ติดต่อผู้ดูแลระบบ</w:t></w:r></w:p></w:tc></w:tr></w:tbl><w:p><w:pPr><w:pStyle w:val="Heading1"/></w:pPr><w:r><w:t xml:space="preserve">4. หน้าจอและเมนูของคุณ</w:t></w:r></w:p><w:tbl><w:tblPr><w:tblW w:type="dxa" w:w="9600"/><w:tblBorders><w:top w:val="single" w:color="E1E6ED" w:sz="2"/><w:left w:val="single" w:color="E1E6ED" w:sz="2"/><w:bottom w:val="single" w:color="E1E6ED" w:sz="2"/><w:right w:val="single" w:color="E1E6ED" w:sz="2"/><w:insideH w:val="single" w:color="E1E6ED" w:sz="2"/><w:insideV w:val="single" w:color="E1E6ED" w:sz="2"/></w:tblBorders></w:tblPr><w:tblGrid><w:gridCol w:w="4200"/><w:gridCol w:w="5400"/></w:tblGrid><w:tr><w:trPr><w:cantSplit/><w:tblHeader/></w:trPr><w:tc><w:tcPr><w:tcW w:type="dxa" w:w="4200"/><w:shd w:fill="1A1A2E" w:color="auto" w:val="clear"/><w:tcMar><w:top w:type="dxa" w:w="80"/><w:left w:type="dxa" w:w="120"/><w:bottom w:type="dxa" w:w="80"/><w:right w:type="dxa" w:w="120"/></w:tcMar></w:tcPr><w:p><w:r><w:rPr><w:b/><w:bCs/><w:color w:val="FFFFFF"/><w:sz w:val="28"/><w:szCs w:val="28"/></w:rPr><w:t xml:space="preserve">กลุ่ม / เมนู</w:t></w:r></w:p></w:tc><w:tc><w:tcPr><w:tcW w:type="dxa" w:w="5400"/><w:shd w:fill="1A1A2E" w:color="auto" w:val="clear"/><w:tcMar><w:top w:type="dxa" w:w="80"/><w:left w:type="dxa" w:w="120"/><w:bottom w:type="dxa" w:w="80"/><w:right w:type="dxa" w:w="120"/></w:tcMar></w:tcPr><w:p><w:r><w:rPr><w:b/><w:bCs/><w:color w:val="FFFFFF"/><w:sz w:val="28"/><w:szCs w:val="28"/></w:rPr><w:t xml:space="preserve">หน้าที่</w:t></w:r></w:p></w:tc></w:tr><w:tr><w:trPr><w:cantSplit/></w:trPr><w:tc><w:tcPr><w:tcW w:type="dxa" w:w="4200"/><w:shd w:fill="FFFFFF" w:color="auto" w:val="clear"/><w:tcMar><w:top w:type="dxa" w:w="70"/><w:left w:type="dxa" w:w="120"/><w:bottom w:type="dxa" w:w="70"/><w:right w:type="dxa" w:w="120"/></w:tcMar></w:tcPr><w:p><w:pPr><w:spacing w:after="0"/></w:pPr><w:r><w:rPr><w:b/><w:bCs/><w:color w:val="245EA8"/><w:sz w:val="32"/><w:szCs w:val="32"/></w:rPr><w:t xml:space="preserve">Overview › SOC Dashboard</w:t></w:r></w:p></w:tc><w:tc><w:tcPr><w:tcW w:type="dxa" w:w="5400"/><w:shd w:fill="FFFFFF" w:color="auto" w:val="clear"/><w:tcMar><w:top w:type="dxa" w:w="70"/><w:left w:type="dxa" w:w="120"/><w:bottom w:type="dxa" w:w="70"/><w:right w:type="dxa" w:w="120"/></w:tcMar></w:tcPr><w:p><w:pPr><w:spacing w:after="0"/></w:pPr><w:r><w:rPr><w:sz w:val="28"/><w:szCs w:val="28"/></w:rPr><w:t xml:space="preserve">ภาพรวมสถานะงานและตัวชี้วัดของทีม</w:t></w:r></w:p></w:tc></w:tr><w:tr><w:trPr><w:cantSplit/></w:trPr><w:tc><w:tcPr><w:tcW w:type="dxa" w:w="4200"/><w:shd w:fill="F7F8FA" w:color="auto" w:val="clear"/><w:tcMar><w:top w:type="dxa" w:w="70"/><w:left w:type="dxa" w:w="120"/><w:bottom w:type="dxa" w:w="70"/><w:right w:type="dxa" w:w="120"/></w:tcMar></w:tcPr><w:p><w:pPr><w:spacing w:after="0"/></w:pPr><w:r><w:rPr><w:b/><w:bCs/><w:color w:val="245EA8"/><w:sz w:val="32"/><w:szCs w:val="32"/></w:rPr><w:t xml:space="preserve">Work Queues › Manager Review</w:t></w:r></w:p></w:tc><w:tc><w:tcPr><w:tcW w:type="dxa" w:w="5400"/><w:shd w:fill="F7F8FA" w:color="auto" w:val="clear"/><w:tcMar><w:top w:type="dxa" w:w="70"/><w:left w:type="dxa" w:w="120"/><w:bottom w:type="dxa" w:w="70"/><w:right w:type="dxa" w:w="120"/></w:tcMar></w:tcPr><w:p><w:pPr><w:spacing w:after="0"/></w:pPr><w:r><w:rPr><w:sz w:val="28"/><w:szCs w:val="28"/></w:rPr><w:t xml:space="preserve">คิวหลักของคุณ: เคสที่รอผู้จัดการตรวจ อนุมัติ หรือตรวจการปิด Event</w:t></w:r></w:p></w:tc></w:tr><w:tr><w:trPr><w:cantSplit/></w:trPr><w:tc><w:tcPr><w:tcW w:type="dxa" w:w="4200"/><w:shd w:fill="FFFFFF" w:color="auto" w:val="clear"/><w:tcMar><w:top w:type="dxa" w:w="70"/><w:left w:type="dxa" w:w="120"/><w:bottom w:type="dxa" w:w="70"/><w:right w:type="dxa" w:w="120"/></w:tcMar></w:tcPr><w:p><w:pPr><w:spacing w:after="0"/></w:pPr><w:r><w:rPr><w:b/><w:bCs/><w:color w:val="245EA8"/><w:sz w:val="32"/><w:szCs w:val="32"/></w:rPr><w:t xml:space="preserve">Work Queues › Response Requests</w:t></w:r><w:r><w:rPr><w:sz w:val="32"/><w:szCs w:val="32"/></w:rPr><w:t xml:space="preserve"> (งานตอบสนอง)</w:t></w:r></w:p></w:tc><w:tc><w:tcPr><w:tcW w:type="dxa" w:w="5400"/><w:shd w:fill="FFFFFF" w:color="auto" w:val="clear"/><w:tcMar><w:top w:type="dxa" w:w="70"/><w:left w:type="dxa" w:w="120"/><w:bottom w:type="dxa" w:w="70"/><w:right w:type="dxa" w:w="120"/></w:tcMar></w:tcPr><w:p><w:pPr><w:spacing w:after="0"/></w:pPr><w:r><w:rPr><w:sz w:val="28"/><w:szCs w:val="28"/></w:rPr><w:t xml:space="preserve">ภาพรวมคำขอทีมตอบสนองทุกทีม</w:t></w:r></w:p></w:tc></w:tr><w:tr><w:trPr><w:cantSplit/></w:trPr><w:tc><w:tcPr><w:tcW w:type="dxa" w:w="4200"/><w:shd w:fill="F7F8FA" w:color="auto" w:val="clear"/><w:tcMar><w:top w:type="dxa" w:w="70"/><w:left w:type="dxa" w:w="120"/><w:bottom w:type="dxa" w:w="70"/><w:right w:type="dxa" w:w="120"/></w:tcMar></w:tcPr><w:p><w:pPr><w:spacing w:after="0"/></w:pPr><w:r><w:rPr><w:b/><w:bCs/><w:color w:val="245EA8"/><w:sz w:val="32"/><w:szCs w:val="32"/></w:rPr><w:t xml:space="preserve">Tickets › Active Tickets / History / IOC Search</w:t></w:r></w:p></w:tc><w:tc><w:tcPr><w:tcW w:type="dxa" w:w="5400"/><w:shd w:fill="F7F8FA" w:color="auto" w:val="clear"/><w:tcMar><w:top w:type="dxa" w:w="70"/><w:left w:type="dxa" w:w="120"/><w:bottom w:type="dxa" w:w="70"/><w:right w:type="dxa" w:w="120"/></w:tcMar></w:tcPr><w:p><w:pPr><w:spacing w:after="0"/></w:pPr><w:r><w:rPr><w:sz w:val="28"/><w:szCs w:val="28"/></w:rPr><w:t xml:space="preserve">ตั๋วงานทั้งหมด, ประวัติ, และการค้นหา</w:t></w:r></w:p></w:tc></w:tr><w:tr><w:trPr><w:cantSplit/></w:trPr><w:tc><w:tcPr><w:tcW w:type="dxa" w:w="4200"/><w:shd w:fill="FFFFFF" w:color="auto" w:val="clear"/><w:tcMar><w:top w:type="dxa" w:w="70"/><w:left w:type="dxa" w:w="120"/><w:bottom w:type="dxa" w:w="70"/><w:right w:type="dxa" w:w="120"/></w:tcMar></w:tcPr><w:p><w:pPr><w:spacing w:after="0"/></w:pPr><w:r><w:rPr><w:b/><w:bCs/><w:color w:val="245EA8"/><w:sz w:val="32"/><w:szCs w:val="32"/></w:rPr><w:t xml:space="preserve">System Settings › Admin Panel</w:t></w:r></w:p></w:tc><w:tc><w:tcPr><w:tcW w:type="dxa" w:w="5400"/><w:shd w:fill="FFFFFF" w:color="auto" w:val="clear"/><w:tcMar><w:top w:type="dxa" w:w="70"/><w:left w:type="dxa" w:w="120"/><w:bottom w:type="dxa" w:w="70"/><w:right w:type="dxa" w:w="120"/></w:tcMar></w:tcPr><w:p><w:pPr><w:spacing w:after="0"/></w:pPr><w:r><w:rPr><w:sz w:val="28"/><w:szCs w:val="28"/></w:rPr><w:t xml:space="preserve">หน้าจัดการระบบ (สำหรับผู้ดูแล/ผู้จัดการ)</w:t></w:r></w:p></w:tc></w:tr></w:tbl><w:tbl><w:tblPr><w:tblW w:type="dxa" w:w="9600"/><w:tblBorders><w:top w:val="dashed" w:color="9DB4D4" w:sz="6"/><w:left w:val="dashed" w:color="9DB4D4" w:sz="6"/><w:bottom w:val="dashed" w:color="9DB4D4" w:sz="6"/><w:right w:val="dashed" w:color="9DB4D4" w:sz="6"/><w:insideH w:val="single" w:color="auto" w:sz="4"/><w:insideV w:val="single" w:color="auto" w:sz="4"/></w:tblBorders></w:tblPr><w:tblGrid><w:gridCol w:w="9600"/></w:tblGrid><w:tr><w:tc><w:tcPr><w:tcW w:type="dxa" w:w="9600"/><w:shd w:fill="F7F8FA" w:color="auto" w:val="clear"/><w:tcMar><w:top w:type="dxa" w:w="520"/><w:left w:type="dxa" w:w="200"/><w:bottom w:type="dxa" w:w="520"/><w:right w:type="dxa" w:w="200"/></w:tcMar><w:vAlign w:val="center"/></w:tcPr><w:p><w:pPr><w:spacing w:after="40"/><w:jc w:val="center"/></w:pPr><w:r><w:rPr><w:b/><w:bCs/><w:color w:val="6C7888"/><w:sz w:val="30"/><w:szCs w:val="30"/></w:rPr><w:t xml:space="preserve">[ ตำแหน่งภาพหน้าจอ ]</w:t></w:r></w:p><w:p><w:pPr><w:spacing w:after="40"/><w:jc w:val="center"/></w:pPr><w:r><w:rPr><w:color w:val="1F2D3D"/><w:sz w:val="32"/><w:szCs w:val="32"/></w:rPr><w:t xml:space="preserve">แถบเมนูด้านซ้ายสำหรับผู้จัดการ SOC พร้อมตัวเลขงานค้างในคิว Manager Review</w:t></w:r></w:p><w:p><w:pPr><w:jc w:val="center"/></w:pPr><w:r><w:rPr><w:rFonts w:ascii="Consolas" w:cs="Consolas" w:eastAsia="Consolas" w:hAnsi="Consolas"/><w:color w:val="9AA6B4"/><w:sz w:val="24"/><w:szCs w:val="24"/></w:rPr><w:t xml:space="preserve">SHOT: MGR-sidebar</w:t></w:r></w:p></w:tc></w:tr></w:tbl><w:p><w:pPr><w:spacing w:after="160" w:before="60"/><w:jc w:val="center"/></w:pPr><w:r><w:rPr><w:b/><w:bCs/><w:color w:val="245EA8"/><w:sz w:val="28"/><w:szCs w:val="28"/></w:rPr><w:t xml:space="preserve">รูปที่ 4-1  </w:t></w:r><w:r><w:rPr><w:i/><w:iCs/><w:color w:val="6C7888"/><w:sz w:val="28"/><w:szCs w:val="28"/></w:rPr><w:t xml:space="preserve">แถบเมนูด้านซ้ายสำหรับผู้จัดการ SOC พร้อมตัวเลขงานค้างในคิว Manager Review</w:t></w:r></w:p><w:p><w:pPr><w:pStyle w:val="Heading1"/></w:pPr><w:r><w:t xml:space="preserve">5. งานหลักทีละขั้นตอน</w:t></w:r></w:p><w:p><w:pPr><w:pStyle w:val="Heading2"/></w:pPr><w:r><w:t xml:space="preserve">5.1 ตรวจก่อนมอบหมาย และประเมินสถานะฉุกเฉิน</w:t></w:r></w:p><w:p><w:pPr><w:spacing w:after="120"/></w:pPr><w:r><w:rPr><w:sz w:val="32"/><w:szCs w:val="32"/></w:rPr><w:t xml:space="preserve">เหตุการณ์จริง </w:t></w:r><w:r><w:rPr><w:b/><w:bCs/><w:sz w:val="32"/><w:szCs w:val="32"/></w:rPr><w:t xml:space="preserve">ทุกเรื่อง</w:t></w:r><w:r><w:rPr><w:sz w:val="32"/><w:szCs w:val="32"/></w:rPr><w:t xml:space="preserve"> หยุดรอที่สถานะ </w:t></w:r><w:r><w:rPr><w:b/><w:bCs/><w:sz w:val="32"/><w:szCs w:val="32"/></w:rPr><w:t xml:space="preserve">รอผู้จัดการ SOC ตรวจ (ก่อนมอบหมาย)</w:t></w:r><w:r><w:rPr><w:sz w:val="32"/><w:szCs w:val="32"/></w:rPr><w:t xml:space="preserve"> งานควบคุมยังไม่เริ่มจนกว่าคุณจะส่งต่อ ระบบส่งอีเมลแจ้งคุณอัตโนมัติ</w:t></w:r></w:p><w:p><w:pPr><w:pStyle w:val="ListParagraph"/><w:numPr><w:ilvl w:val="0"/><w:numId w:val="4"/></w:numPr><w:spacing w:after="80"/></w:pPr><w:r><w:rPr><w:sz w:val="32"/><w:szCs w:val="32"/></w:rPr><w:t xml:space="preserve">เปิดตั๋วจาก </w:t></w:r><w:r><w:rPr><w:b/><w:bCs/><w:color w:val="245EA8"/><w:sz w:val="32"/><w:szCs w:val="32"/></w:rPr><w:t xml:space="preserve">Manager Review</w:t></w:r><w:r><w:rPr><w:sz w:val="32"/><w:szCs w:val="32"/></w:rPr><w:t xml:space="preserve"> การ์ด </w:t></w:r><w:r><w:rPr><w:b/><w:bCs/><w:sz w:val="32"/><w:szCs w:val="32"/></w:rPr><w:t xml:space="preserve">การตรวจสอบโดยผู้จัดการ SOC</w:t></w:r><w:r><w:rPr><w:sz w:val="32"/><w:szCs w:val="32"/></w:rPr><w:t xml:space="preserve"> จะแสดงเส้นทางที่ระดับ 1 เลือกไว้</w:t></w:r></w:p><w:p><w:pPr><w:pStyle w:val="ListParagraph"/><w:numPr><w:ilvl w:val="0"/><w:numId w:val="4"/></w:numPr><w:spacing w:after="80"/></w:pPr><w:r><w:rPr><w:sz w:val="32"/><w:szCs w:val="32"/></w:rPr><w:t xml:space="preserve">ที่ </w:t></w:r><w:r><w:rPr><w:b/><w:bCs/><w:color w:val="1F2D3D"/><w:sz w:val="32"/><w:szCs w:val="32"/></w:rPr><w:t xml:space="preserve">ประเมินสถานะฉุกเฉิน</w:t></w:r><w:r><w:rPr><w:sz w:val="32"/><w:szCs w:val="32"/></w:rPr><w:t xml:space="preserve"> เลือกอย่างชัดเจนระหว่าง </w:t></w:r><w:r><w:rPr><w:b/><w:bCs/><w:color w:val="1F2D3D"/><w:sz w:val="32"/><w:szCs w:val="32"/></w:rPr><w:t xml:space="preserve">Normal</w:t></w:r><w:r><w:rPr><w:sz w:val="32"/><w:szCs w:val="32"/></w:rPr><w:t xml:space="preserve"> หรือ </w:t></w:r><w:r><w:rPr><w:b/><w:bCs/><w:color w:val="1F2D3D"/><w:sz w:val="32"/><w:szCs w:val="32"/></w:rPr><w:t xml:space="preserve">Emergency</w:t></w:r><w:r><w:rPr><w:sz w:val="32"/><w:szCs w:val="32"/></w:rPr><w:t xml:space="preserve"> — การเลือก Normal คือการตัดสินใจ ไม่ใช่การเว้นว่าง</w:t></w:r></w:p><w:p><w:pPr><w:pStyle w:val="ListParagraph"/><w:numPr><w:ilvl w:val="0"/><w:numId w:val="4"/></w:numPr><w:spacing w:after="80"/></w:pPr><w:r><w:rPr><w:sz w:val="32"/><w:szCs w:val="32"/></w:rPr><w:t xml:space="preserve">กรอก </w:t></w:r><w:r><w:rPr><w:b/><w:bCs/><w:color w:val="1F2D3D"/><w:sz w:val="32"/><w:szCs w:val="32"/></w:rPr><w:t xml:space="preserve">บันทึกการตรวจ</w:t></w:r><w:r><w:rPr><w:sz w:val="32"/><w:szCs w:val="32"/></w:rPr><w:t xml:space="preserve"> แล้วกด </w:t></w:r><w:r><w:rPr><w:b/><w:bCs/><w:color w:val="1F2D3D"/><w:sz w:val="32"/><w:szCs w:val="32"/></w:rPr><w:t xml:space="preserve">ส่งต่อให้ผู้ดูแลระบบ</w:t></w:r><w:r><w:rPr><w:sz w:val="32"/><w:szCs w:val="32"/></w:rPr><w:t xml:space="preserve"> หรือ </w:t></w:r><w:r><w:rPr><w:b/><w:bCs/><w:color w:val="1F2D3D"/><w:sz w:val="32"/><w:szCs w:val="32"/></w:rPr><w:t xml:space="preserve">ส่งต่อให้เจ้าของระบบ</w:t></w:r><w:r><w:rPr><w:sz w:val="32"/><w:szCs w:val="32"/></w:rPr><w:t xml:space="preserve"> ตามเส้นทางที่ระดับ 1 เลือกไว้</w:t></w:r></w:p><w:tbl><w:tblPr><w:tblW w:type="dxa" w:w="9600"/><w:tblBorders><w:top w:val="dashed" w:color="9DB4D4" w:sz="6"/><w:left w:val="dashed" w:color="9DB4D4" w:sz="6"/><w:bottom w:val="dashed" w:color="9DB4D4" w:sz="6"/><w:right w:val="dashed" w:color="9DB4D4" w:sz="6"/><w:insideH w:val="single" w:color="auto" w:sz="4"/><w:insideV w:val="single" w:color="auto" w:sz="4"/></w:tblBorders></w:tblPr><w:tblGrid><w:gridCol w:w="9600"/></w:tblGrid><w:tr><w:tc><w:tcPr><w:tcW w:type="dxa" w:w="9600"/><w:shd w:fill="F7F8FA" w:color="auto" w:val="clear"/><w:tcMar><w:top w:type="dxa" w:w="520"/><w:left w:type="dxa" w:w="200"/><w:bottom w:type="dxa" w:w="520"/><w:right w:type="dxa" w:w="200"/></w:tcMar><w:vAlign w:val="center"/></w:tcPr><w:p><w:pPr><w:spacing w:after="40"/><w:jc w:val="center"/></w:pPr><w:r><w:rPr><w:b/><w:bCs/><w:color w:val="6C7888"/><w:sz w:val="30"/><w:szCs w:val="30"/></w:rPr><w:t xml:space="preserve">[ ตำแหน่งภาพหน้าจอ ]</w:t></w:r></w:p><w:p><w:pPr><w:spacing w:after="40"/><w:jc w:val="center"/></w:pPr><w:r><w:rPr><w:color w:val="1F2D3D"/><w:sz w:val="32"/><w:szCs w:val="32"/></w:rPr><w:t xml:space="preserve">การ์ดการตรวจสอบโดยผู้จัดการ SOC พร้อมตัวเลือก Normal / Emergency และปุ่มส่งต่อ</w:t></w:r></w:p><w:p><w:pPr><w:jc w:val="center"/></w:pPr><w:r><w:rPr><w:rFonts w:ascii="Consolas" w:cs="Consolas" w:eastAsia="Consolas" w:hAnsi="Consolas"/><w:color w:val="9AA6B4"/><w:sz w:val="24"/><w:szCs w:val="24"/></w:rPr><w:t xml:space="preserve">SHOT: MGR-triage</w:t></w:r></w:p></w:tc></w:tr></w:tbl><w:p><w:pPr><w:spacing w:after="160" w:before="60"/><w:jc w:val="center"/></w:pPr><w:r><w:rPr><w:b/><w:bCs/><w:color w:val="245EA8"/><w:sz w:val="28"/><w:szCs w:val="28"/></w:rPr><w:t xml:space="preserve">รูปที่ 5-1  </w:t></w:r><w:r><w:rPr><w:i/><w:iCs/><w:color w:val="6C7888"/><w:sz w:val="28"/><w:szCs w:val="28"/></w:rPr><w:t xml:space="preserve">การ์ดการตรวจสอบโดยผู้จัดการ SOC พร้อมตัวเลือก Normal / Emergency และปุ่มส่งต่อ</w:t></w:r></w:p><w:tbl><w:tblPr><w:tblW w:type="dxa" w:w="9600"/><w:tblBorders><w:top w:val="single" w:color="F1F3F6" w:sz="2"/><w:left w:val="single" w:color="6C7888" w:sz="28"/><w:bottom w:val="single" w:color="F1F3F6" w:sz="2"/><w:right w:val="single" w:color="F1F3F6" w:sz="2"/><w:insideH w:val="single" w:color="auto" w:sz="4"/><w:insideV w:val="single" w:color="auto" w:sz="4"/></w:tblBorders></w:tblPr><w:tblGrid><w:gridCol w:w="9600"/></w:tblGrid><w:tr><w:tc><w:tcPr><w:tcW w:type="dxa" w:w="9600"/><w:shd w:fill="F1F3F6" w:color="auto" w:val="clear"/><w:tcMar><w:top w:type="dxa" w:w="140"/><w:left w:type="dxa" w:w="200"/><w:bottom w:type="dxa" w:w="140"/><w:right w:type="dxa" w:w="200"/></w:tcMar></w:tcPr><w:p><w:pPr><w:spacing w:after="60"/></w:pPr><w:r><w:rPr><w:b/><w:bCs/><w:color w:val="6C7888"/><w:sz w:val="30"/><w:szCs w:val="30"/></w:rPr><w:t xml:space="preserve">สิ่งที่ต้องจำ</w:t></w:r></w:p><w:p><w:pPr><w:spacing w:after="0"/></w:pPr><w:r><w:rPr><w:sz w:val="32"/><w:szCs w:val="32"/></w:rPr><w:t xml:space="preserve">ระบบบันทึกว่าใครประเมินและเมื่อใดไว้เสมอ (แม้ผลเป็น Normal) </w:t></w:r><w:r><w:rPr><w:b/><w:bCs/><w:sz w:val="32"/><w:szCs w:val="32"/></w:rPr><w:t xml:space="preserve">แฟล็กฉุกเฉินคือเงื่อนไขเดียว</w:t></w:r><w:r><w:rPr><w:sz w:val="32"/><w:szCs w:val="32"/></w:rPr><w:t xml:space="preserve">ที่ทำให้ตั๋วต้องผ่านการอนุมัติของคุณก่อนปิด — ระดับความรุนแรงเพียงอย่างเดียว (แม้ Critical) ไม่ได้ทำให้ต้องอนุมัติ</w:t></w:r></w:p></w:tc></w:tr></w:tbl><w:p><w:pPr><w:pStyle w:val="Heading2"/></w:pPr><w:r><w:t xml:space="preserve">5.2 ออกคำขอทีมตอบสนอง (Response Request)</w:t></w:r></w:p><w:p><w:pPr><w:spacing w:after="120"/></w:pPr><w:r><w:rPr><w:sz w:val="32"/><w:szCs w:val="32"/></w:rPr><w:t xml:space="preserve">คำขอทีมตอบสนองเป็นงานที่ส่งให้ทีมนอก SOC ทำ คู่ขนาน กับงานควบคุม ออกได้ในหน้ารายละเอียดตั๋ว หัวข้อ “งานย่อยและคำขอทีมตอบสนอง”</w:t></w:r></w:p><w:tbl><w:tblPr><w:tblW w:type="dxa" w:w="9600"/><w:tblBorders><w:top w:val="single" w:color="E1E6ED" w:sz="2"/><w:left w:val="single" w:color="E1E6ED" w:sz="2"/><w:bottom w:val="single" w:color="E1E6ED" w:sz="2"/><w:right w:val="single" w:color="E1E6ED" w:sz="2"/><w:insideH w:val="single" w:color="E1E6ED" w:sz="2"/><w:insideV w:val="single" w:color="E1E6ED" w:sz="2"/></w:tblBorders></w:tblPr><w:tblGrid><w:gridCol w:w="4800"/><w:gridCol w:w="4800"/></w:tblGrid><w:tr><w:trPr><w:cantSplit/><w:tblHeader/></w:trPr><w:tc><w:tcPr><w:tcW w:type="dxa" w:w="4800"/><w:shd w:fill="1A1A2E" w:color="auto" w:val="clear"/><w:tcMar><w:top w:type="dxa" w:w="80"/><w:left w:type="dxa" w:w="120"/><w:bottom w:type="dxa" w:w="80"/><w:right w:type="dxa" w:w="120"/></w:tcMar></w:tcPr><w:p><w:r><w:rPr><w:b/><w:bCs/><w:color w:val="FFFFFF"/><w:sz w:val="28"/><w:szCs w:val="28"/></w:rPr><w:t xml:space="preserve">ประเภทคำขอ</w:t></w:r></w:p></w:tc><w:tc><w:tcPr><w:tcW w:type="dxa" w:w="4800"/><w:shd w:fill="1A1A2E" w:color="auto" w:val="clear"/><w:tcMar><w:top w:type="dxa" w:w="80"/><w:left w:type="dxa" w:w="120"/><w:bottom w:type="dxa" w:w="80"/><w:right w:type="dxa" w:w="120"/></w:tcMar></w:tcPr><w:p><w:r><w:rPr><w:b/><w:bCs/><w:color w:val="FFFFFF"/><w:sz w:val="28"/><w:szCs w:val="28"/></w:rPr><w:t xml:space="preserve">ระบบมอบหมายให้</w:t></w:r></w:p></w:tc></w:tr><w:tr><w:trPr><w:cantSplit/></w:trPr><w:tc><w:tcPr><w:tcW w:type="dxa" w:w="4800"/><w:shd w:fill="FFFFFF" w:color="auto" w:val="clear"/><w:tcMar><w:top w:type="dxa" w:w="70"/><w:left w:type="dxa" w:w="120"/><w:bottom w:type="dxa" w:w="70"/><w:right w:type="dxa" w:w="120"/></w:tcMar></w:tcPr><w:p><w:pPr><w:spacing w:after="0"/></w:pPr><w:r><w:rPr><w:sz w:val="28"/><w:szCs w:val="28"/></w:rPr><w:t xml:space="preserve">VA / Pentest</w:t></w:r></w:p></w:tc><w:tc><w:tcPr><w:tcW w:type="dxa" w:w="4800"/><w:shd w:fill="FFFFFF" w:color="auto" w:val="clear"/><w:tcMar><w:top w:type="dxa" w:w="70"/><w:left w:type="dxa" w:w="120"/><w:bottom w:type="dxa" w:w="70"/><w:right w:type="dxa" w:w="120"/></w:tcMar></w:tcPr><w:p><w:pPr><w:spacing w:after="0"/></w:pPr><w:r><w:rPr><w:sz w:val="28"/><w:szCs w:val="28"/></w:rPr><w:t xml:space="preserve">ผู้จัดการทีมทดสอบเจาะระบบ (Red Team Manager)</w:t></w:r></w:p></w:tc></w:tr><w:tr><w:trPr><w:cantSplit/></w:trPr><w:tc><w:tcPr><w:tcW w:type="dxa" w:w="4800"/><w:shd w:fill="F7F8FA" w:color="auto" w:val="clear"/><w:tcMar><w:top w:type="dxa" w:w="70"/><w:left w:type="dxa" w:w="120"/><w:bottom w:type="dxa" w:w="70"/><w:right w:type="dxa" w:w="120"/></w:tcMar></w:tcPr><w:p><w:pPr><w:spacing w:after="0"/></w:pPr><w:r><w:rPr><w:sz w:val="28"/><w:szCs w:val="28"/></w:rPr><w:t xml:space="preserve">Infrastructure Security</w:t></w:r></w:p></w:tc><w:tc><w:tcPr><w:tcW w:type="dxa" w:w="4800"/><w:shd w:fill="F7F8FA" w:color="auto" w:val="clear"/><w:tcMar><w:top w:type="dxa" w:w="70"/><w:left w:type="dxa" w:w="120"/><w:bottom w:type="dxa" w:w="70"/><w:right w:type="dxa" w:w="120"/></w:tcMar></w:tcPr><w:p><w:pPr><w:spacing w:after="0"/></w:pPr><w:r><w:rPr><w:sz w:val="28"/><w:szCs w:val="28"/></w:rPr><w:t xml:space="preserve">ผู้จัดการทีมทดสอบเจาะระบบ (Red Team Manager)</w:t></w:r></w:p></w:tc></w:tr><w:tr><w:trPr><w:cantSplit/></w:trPr><w:tc><w:tcPr><w:tcW w:type="dxa" w:w="4800"/><w:shd w:fill="FFFFFF" w:color="auto" w:val="clear"/><w:tcMar><w:top w:type="dxa" w:w="70"/><w:left w:type="dxa" w:w="120"/><w:bottom w:type="dxa" w:w="70"/><w:right w:type="dxa" w:w="120"/></w:tcMar></w:tcPr><w:p><w:pPr><w:spacing w:after="0"/></w:pPr><w:r><w:rPr><w:sz w:val="28"/><w:szCs w:val="28"/></w:rPr><w:t xml:space="preserve">Forensics / RCA</w:t></w:r></w:p></w:tc><w:tc><w:tcPr><w:tcW w:type="dxa" w:w="4800"/><w:shd w:fill="FFFFFF" w:color="auto" w:val="clear"/><w:tcMar><w:top w:type="dxa" w:w="70"/><w:left w:type="dxa" w:w="120"/><w:bottom w:type="dxa" w:w="70"/><w:right w:type="dxa" w:w="120"/></w:tcMar></w:tcPr><w:p><w:pPr><w:spacing w:after="0"/></w:pPr><w:r><w:rPr><w:sz w:val="28"/><w:szCs w:val="28"/></w:rPr><w:t xml:space="preserve">ผู้เชี่ยวชาญพิสูจน์หลักฐาน (Forensic Analyst)</w:t></w:r></w:p></w:tc></w:tr></w:tbl><w:tbl><w:tblPr><w:tblW w:type="dxa" w:w="9600"/><w:tblBorders><w:top w:val="dashed" w:color="9DB4D4" w:sz="6"/><w:left w:val="dashed" w:color="9DB4D4" w:sz="6"/><w:bottom w:val="dashed" w:color="9DB4D4" w:sz="6"/><w:right w:val="dashed" w:color="9DB4D4" w:sz="6"/><w:insideH w:val="single" w:color="auto" w:sz="4"/><w:insideV w:val="single" w:color="auto" w:sz="4"/></w:tblBorders></w:tblPr><w:tblGrid><w:gridCol w:w="9600"/></w:tblGrid><w:tr><w:tc><w:tcPr><w:tcW w:type="dxa" w:w="9600"/><w:shd w:fill="F7F8FA" w:color="auto" w:val="clear"/><w:tcMar><w:top w:type="dxa" w:w="520"/><w:left w:type="dxa" w:w="200"/><w:bottom w:type="dxa" w:w="520"/><w:right w:type="dxa" w:w="200"/></w:tcMar><w:vAlign w:val="center"/></w:tcPr><w:p><w:pPr><w:spacing w:after="40"/><w:jc w:val="center"/></w:pPr><w:r><w:rPr><w:b/><w:bCs/><w:color w:val="6C7888"/><w:sz w:val="30"/><w:szCs w:val="30"/></w:rPr><w:t xml:space="preserve">[ ตำแหน่งภาพหน้าจอ ]</w:t></w:r></w:p><w:p><w:pPr><w:spacing w:after="40"/><w:jc w:val="center"/></w:pPr><w:r><w:rPr><w:color w:val="1F2D3D"/><w:sz w:val="32"/><w:szCs w:val="32"/></w:rPr><w:t xml:space="preserve">แบบฟอร์มสร้างคำขอทีมตอบสนองในหัวข้องานย่อยของหน้ารายละเอียดตั๋ว</w:t></w:r></w:p><w:p><w:pPr><w:jc w:val="center"/></w:pPr><w:r><w:rPr><w:rFonts w:ascii="Consolas" w:cs="Consolas" w:eastAsia="Consolas" w:hAnsi="Consolas"/><w:color w:val="9AA6B4"/><w:sz w:val="24"/><w:szCs w:val="24"/></w:rPr><w:t xml:space="preserve">SHOT: MGR-response-request</w:t></w:r></w:p></w:tc></w:tr></w:tbl><w:p><w:pPr><w:spacing w:after="160" w:before="60"/><w:jc w:val="center"/></w:pPr><w:r><w:rPr><w:b/><w:bCs/><w:color w:val="245EA8"/><w:sz w:val="28"/><w:szCs w:val="28"/></w:rPr><w:t xml:space="preserve">รูปที่ 5-2  </w:t></w:r><w:r><w:rPr><w:i/><w:iCs/><w:color w:val="6C7888"/><w:sz w:val="28"/><w:szCs w:val="28"/></w:rPr><w:t xml:space="preserve">แบบฟอร์มสร้างคำขอทีมตอบสนองในหัวข้องานย่อยของหน้ารายละเอียดตั๋ว</w:t></w:r></w:p><w:tbl><w:tblPr><w:tblW w:type="dxa" w:w="9600"/><w:tblBorders><w:top w:val="single" w:color="FDECEE" w:sz="2"/><w:left w:val="single" w:color="E63946" w:sz="28"/><w:bottom w:val="single" w:color="FDECEE" w:sz="2"/><w:right w:val="single" w:color="FDECEE" w:sz="2"/><w:insideH w:val="single" w:color="auto" w:sz="4"/><w:insideV w:val="single" w:color="auto" w:sz="4"/></w:tblBorders></w:tblPr><w:tblGrid><w:gridCol w:w="9600"/></w:tblGrid><w:tr><w:tc><w:tcPr><w:tcW w:type="dxa" w:w="9600"/><w:shd w:fill="FDECEE" w:color="auto" w:val="clear"/><w:tcMar><w:top w:type="dxa" w:w="140"/><w:left w:type="dxa" w:w="200"/><w:bottom w:type="dxa" w:w="140"/><w:right w:type="dxa" w:w="200"/></w:tcMar></w:tcPr><w:p><w:pPr><w:spacing w:after="60"/></w:pPr><w:r><w:rPr><w:b/><w:bCs/><w:color w:val="E63946"/><w:sz w:val="30"/><w:szCs w:val="30"/></w:rPr><w:t xml:space="preserve">ข้อควรระวัง</w:t></w:r></w:p><w:p><w:pPr><w:spacing w:after="0"/></w:pPr><w:r><w:rPr><w:sz w:val="32"/><w:szCs w:val="32"/></w:rPr><w:t xml:space="preserve">ตราบใดที่ยังมีคำขอที่ยังไม่เสร็จ ตั๋วนั้นจะปิดเป็น “อนุมัติแล้ว” ไม่ได้ ระบบส่งอีเมลแจ้งทีมเมื่อมีคำขอใหม่ และแจ้งกลับคุณเมื่อคำขอเสร็จ</w:t></w:r></w:p></w:tc></w:tr></w:tbl><w:p><w:pPr><w:pStyle w:val="Heading2"/></w:pPr><w:r><w:t xml:space="preserve">5.3 ประเมินสถานะฉุกเฉินใหม่</w:t></w:r></w:p><w:p><w:pPr><w:spacing w:after="120"/></w:pPr><w:r><w:rPr><w:sz w:val="32"/><w:szCs w:val="32"/></w:rPr><w:t xml:space="preserve">หากสถานการณ์เปลี่ยน ให้กด </w:t></w:r><w:r><w:rPr><w:b/><w:bCs/><w:color w:val="1F2D3D"/><w:sz w:val="32"/><w:szCs w:val="32"/></w:rPr><w:t xml:space="preserve">ประเมินสถานะฉุกเฉินใหม่</w:t></w:r><w:r><w:rPr><w:sz w:val="32"/><w:szCs w:val="32"/></w:rPr><w:t xml:space="preserve"> ในหน้ารายละเอียดตั๋ว โดย</w:t></w:r><w:r><w:rPr><w:b/><w:bCs/><w:sz w:val="32"/><w:szCs w:val="32"/></w:rPr><w:t xml:space="preserve">ต้องระบุเหตุผล</w:t></w:r><w:r><w:rPr><w:sz w:val="32"/><w:szCs w:val="32"/></w:rPr><w:t xml:space="preserve"> ระบบบันทึกค่าเดิม → ค่าใหม่ ผู้ทำ เวลา และเหตุผลไว้ในประวัติ</w:t></w:r></w:p><w:tbl><w:tblPr><w:tblW w:type="dxa" w:w="9600"/><w:tblBorders><w:top w:val="single" w:color="F1F3F6" w:sz="2"/><w:left w:val="single" w:color="6C7888" w:sz="28"/><w:bottom w:val="single" w:color="F1F3F6" w:sz="2"/><w:right w:val="single" w:color="F1F3F6" w:sz="2"/><w:insideH w:val="single" w:color="auto" w:sz="4"/><w:insideV w:val="single" w:color="auto" w:sz="4"/></w:tblBorders></w:tblPr><w:tblGrid><w:gridCol w:w="9600"/></w:tblGrid><w:tr><w:tc><w:tcPr><w:tcW w:type="dxa" w:w="9600"/><w:shd w:fill="F1F3F6" w:color="auto" w:val="clear"/><w:tcMar><w:top w:type="dxa" w:w="140"/><w:left w:type="dxa" w:w="200"/><w:bottom w:type="dxa" w:w="140"/><w:right w:type="dxa" w:w="200"/></w:tcMar></w:tcPr><w:p><w:pPr><w:spacing w:after="60"/></w:pPr><w:r><w:rPr><w:b/><w:bCs/><w:color w:val="6C7888"/><w:sz w:val="30"/><w:szCs w:val="30"/></w:rPr><w:t xml:space="preserve">สิ่งที่ต้องจำ</w:t></w:r></w:p><w:p><w:pPr><w:spacing w:after="0"/></w:pPr><w:r><w:rPr><w:sz w:val="32"/><w:szCs w:val="32"/></w:rPr><w:t xml:space="preserve">ทำได้เฉพาะตั๋วที่ยังไม่ปิดงานและผ่านขั้นตรวจก่อนมอบหมายไปแล้ว — ปิดเคสแล้วเปลี่ยนไม่ได้, ที่ขั้นตรวจก่อนมอบหมายให้ใช้การประเมินครั้งแรกแทน และเคสที่กำลังเฝ้าระวัง (Monitoring) ยังประเมินฉุกเฉินไม่ได้เพราะยังไม่ถูกจัดประเภท</w:t></w:r></w:p></w:tc></w:tr></w:tbl><w:p><w:pPr><w:pStyle w:val="Heading2"/></w:pPr><w:r><w:t xml:space="preserve">5.4 อนุมัติปิดตั๋วฉุกเฉิน</w:t></w:r></w:p><w:p><w:pPr><w:spacing w:after="120"/></w:pPr><w:r><w:rPr><w:sz w:val="32"/><w:szCs w:val="32"/></w:rPr><w:t xml:space="preserve">ตั๋วฉุกเฉินที่ผ่านการตรวจรับของ Tier 2 แล้วจะเข้าสถานะ </w:t></w:r><w:r><w:rPr><w:b/><w:bCs/><w:sz w:val="32"/><w:szCs w:val="32"/></w:rPr><w:t xml:space="preserve">รอผู้จัดการตรวจสอบ</w:t></w:r><w:r><w:rPr><w:sz w:val="32"/><w:szCs w:val="32"/></w:rPr><w:t xml:space="preserve"> การ์ด </w:t></w:r><w:r><w:rPr><w:b/><w:bCs/><w:sz w:val="32"/><w:szCs w:val="32"/></w:rPr><w:t xml:space="preserve">ผู้จัดการ SOC ตรวจสอบ</w:t></w:r><w:r><w:rPr><w:sz w:val="32"/><w:szCs w:val="32"/></w:rPr><w:t xml:space="preserve"> ให้คุณกรอกบันทึกและอนุมัติปิดงาน</w:t></w:r></w:p><w:tbl><w:tblPr><w:tblW w:type="dxa" w:w="9600"/><w:tblBorders><w:top w:val="dashed" w:color="9DB4D4" w:sz="6"/><w:left w:val="dashed" w:color="9DB4D4" w:sz="6"/><w:bottom w:val="dashed" w:color="9DB4D4" w:sz="6"/><w:right w:val="dashed" w:color="9DB4D4" w:sz="6"/><w:insideH w:val="single" w:color="auto" w:sz="4"/><w:insideV w:val="single" w:color="auto" w:sz="4"/></w:tblBorders></w:tblPr><w:tblGrid><w:gridCol w:w="9600"/></w:tblGrid><w:tr><w:tc><w:tcPr><w:tcW w:type="dxa" w:w="9600"/><w:shd w:fill="F7F8FA" w:color="auto" w:val="clear"/><w:tcMar><w:top w:type="dxa" w:w="520"/><w:left w:type="dxa" w:w="200"/><w:bottom w:type="dxa" w:w="520"/><w:right w:type="dxa" w:w="200"/></w:tcMar><w:vAlign w:val="center"/></w:tcPr><w:p><w:pPr><w:spacing w:after="40"/><w:jc w:val="center"/></w:pPr><w:r><w:rPr><w:b/><w:bCs/><w:color w:val="6C7888"/><w:sz w:val="30"/><w:szCs w:val="30"/></w:rPr><w:t xml:space="preserve">[ ตำแหน่งภาพหน้าจอ ]</w:t></w:r></w:p><w:p><w:pPr><w:spacing w:after="40"/><w:jc w:val="center"/></w:pPr><w:r><w:rPr><w:color w:val="1F2D3D"/><w:sz w:val="32"/><w:szCs w:val="32"/></w:rPr><w:t xml:space="preserve">การ์ดผู้จัดการ SOC ตรวจสอบ พร้อมปุ่มอนุมัติปิดงาน</w:t></w:r></w:p><w:p><w:pPr><w:jc w:val="center"/></w:pPr><w:r><w:rPr><w:rFonts w:ascii="Consolas" w:cs="Consolas" w:eastAsia="Consolas" w:hAnsi="Consolas"/><w:color w:val="9AA6B4"/><w:sz w:val="24"/><w:szCs w:val="24"/></w:rPr><w:t xml:space="preserve">SHOT: MGR-approve</w:t></w:r></w:p></w:tc></w:tr></w:tbl><w:p><w:pPr><w:spacing w:after="160" w:before="60"/><w:jc w:val="center"/></w:pPr><w:r><w:rPr><w:b/><w:bCs/><w:color w:val="245EA8"/><w:sz w:val="28"/><w:szCs w:val="28"/></w:rPr><w:t xml:space="preserve">รูปที่ 5-3  </w:t></w:r><w:r><w:rPr><w:i/><w:iCs/><w:color w:val="6C7888"/><w:sz w:val="28"/><w:szCs w:val="28"/></w:rPr><w:t xml:space="preserve">การ์ดผู้จัดการ SOC ตรวจสอบ พร้อมปุ่มอนุมัติปิดงาน</w:t></w:r></w:p><w:p><w:pPr><w:pStyle w:val="Heading2"/></w:pPr><w:r><w:t xml:space="preserve">5.5 ตรวจการปิดแบบ Event ที่ถูกปรับลด</w:t></w:r></w:p><w:p><w:pPr><w:spacing w:after="120"/></w:pPr><w:r><w:rPr><w:sz w:val="32"/><w:szCs w:val="32"/></w:rPr><w:t xml:space="preserve">เมื่อ Tier 2 ปรับเคสที่ถูกส่งต่อจาก Incident เป็น Event ตั๋วจะเข้าสถานะ </w:t></w:r><w:r><w:rPr><w:b/><w:bCs/><w:sz w:val="32"/><w:szCs w:val="32"/></w:rPr><w:t xml:space="preserve">รอผู้จัดการตรวจสอบการปิดแบบ Event</w:t></w:r></w:p><w:p><w:pPr><w:pStyle w:val="ListParagraph"/><w:numPr><w:ilvl w:val="0"/><w:numId w:val="5"/></w:numPr><w:spacing w:after="80"/></w:pPr><w:r><w:rPr><w:sz w:val="32"/><w:szCs w:val="32"/></w:rPr><w:t xml:space="preserve">เห็นด้วยว่าไม่เป็นภัยจริง → ปิดเป็น Event</w:t></w:r></w:p><w:p><w:pPr><w:pStyle w:val="ListParagraph"/><w:numPr><w:ilvl w:val="0"/><w:numId w:val="5"/></w:numPr><w:spacing w:after="80"/></w:pPr><w:r><w:rPr><w:sz w:val="32"/><w:szCs w:val="32"/></w:rPr><w:t xml:space="preserve">ไม่เห็นด้วย → ตีกลับเป็น Incident ให้ Tier 2 ดำเนินการต่อ</w:t></w:r></w:p><w:p><w:pPr><w:pStyle w:val="Heading2"/></w:pPr><w:r><w:t xml:space="preserve">5.6 ย้อนขั้นตอน (Step-back)</w:t></w:r></w:p><w:p><w:pPr><w:spacing w:after="120"/></w:pPr><w:r><w:rPr><w:sz w:val="32"/><w:szCs w:val="32"/></w:rPr><w:t xml:space="preserve">เมื่อมอบหมายผิดพลาดหรือต้องทบทวนใหม่ คุณสามารถส่งเคสกลับไปยังขั้นตอนก่อนหน้าได้จากการ์ด </w:t></w:r><w:r><w:rPr><w:b/><w:bCs/><w:color w:val="1F2D3D"/><w:sz w:val="32"/><w:szCs w:val="32"/></w:rPr><w:t xml:space="preserve">ย้อนขั้นตอน (ผู้จัดการ SOC)</w:t></w:r><w:r><w:rPr><w:sz w:val="32"/><w:szCs w:val="32"/></w:rPr><w:t xml:space="preserve"> บนหน้ารายละเอียดตั๋ว — เป็นอำนาจของ </w:t></w:r><w:r><w:rPr><w:b/><w:bCs/><w:sz w:val="32"/><w:szCs w:val="32"/></w:rPr><w:t xml:space="preserve">ผู้จัดการ SOC เท่านั้น</w:t></w:r><w:r><w:rPr><w:sz w:val="32"/><w:szCs w:val="32"/></w:rPr><w:t xml:space="preserve"> ไม่มีบทบาทอื่นย้อนสถานะได้</w:t></w:r></w:p><w:p><w:pPr><w:spacing w:after="120"/></w:pPr><w:r><w:rPr><w:sz w:val="32"/><w:szCs w:val="32"/></w:rPr><w:t xml:space="preserve">ระบบเลือกปลายทางให้เองตามขั้นตอนปัจจุบันและเลนที่ Tier 1 กำหนดไว้ คุณจึงย้อนได้ทีละหนึ่งขั้น ไม่ใช่เลือกสถานะได้อิสระ:</w:t></w:r></w:p><w:tbl><w:tblPr><w:tblW w:type="dxa" w:w="9600"/><w:tblBorders><w:top w:val="single" w:color="E1E6ED" w:sz="2"/><w:left w:val="single" w:color="E1E6ED" w:sz="2"/><w:bottom w:val="single" w:color="E1E6ED" w:sz="2"/><w:right w:val="single" w:color="E1E6ED" w:sz="2"/><w:insideH w:val="single" w:color="E1E6ED" w:sz="2"/><w:insideV w:val="single" w:color="E1E6ED" w:sz="2"/></w:tblBorders></w:tblPr><w:tblGrid><w:gridCol w:w="3000"/><w:gridCol w:w="3300"/><w:gridCol w:w="3300"/></w:tblGrid><w:tr><w:trPr><w:cantSplit/><w:tblHeader/></w:trPr><w:tc><w:tcPr><w:tcW w:type="dxa" w:w="3000"/><w:shd w:fill="1A1A2E" w:color="auto" w:val="clear"/><w:tcMar><w:top w:type="dxa" w:w="80"/><w:left w:type="dxa" w:w="120"/><w:bottom w:type="dxa" w:w="80"/><w:right w:type="dxa" w:w="120"/></w:tcMar></w:tcPr><w:p><w:r><w:rPr><w:b/><w:bCs/><w:color w:val="FFFFFF"/><w:sz w:val="28"/><w:szCs w:val="28"/></w:rPr><w:t xml:space="preserve">ตั๋วอยู่ที่</w:t></w:r></w:p></w:tc><w:tc><w:tcPr><w:tcW w:type="dxa" w:w="3300"/><w:shd w:fill="1A1A2E" w:color="auto" w:val="clear"/><w:tcMar><w:top w:type="dxa" w:w="80"/><w:left w:type="dxa" w:w="120"/><w:bottom w:type="dxa" w:w="80"/><w:right w:type="dxa" w:w="120"/></w:tcMar></w:tcPr><w:p><w:r><w:rPr><w:b/><w:bCs/><w:color w:val="FFFFFF"/><w:sz w:val="28"/><w:szCs w:val="28"/></w:rPr><w:t xml:space="preserve">ย้อนกลับไป</w:t></w:r></w:p></w:tc><w:tc><w:tcPr><w:tcW w:type="dxa" w:w="3300"/><w:shd w:fill="1A1A2E" w:color="auto" w:val="clear"/><w:tcMar><w:top w:type="dxa" w:w="80"/><w:left w:type="dxa" w:w="120"/><w:bottom w:type="dxa" w:w="80"/><w:right w:type="dxa" w:w="120"/></w:tcMar></w:tcPr><w:p><w:r><w:rPr><w:b/><w:bCs/><w:color w:val="FFFFFF"/><w:sz w:val="28"/><w:szCs w:val="28"/></w:rPr><w:t xml:space="preserve">ใช้เมื่อ</w:t></w:r></w:p></w:tc></w:tr><w:tr><w:trPr><w:cantSplit/></w:trPr><w:tc><w:tcPr><w:tcW w:type="dxa" w:w="3000"/><w:shd w:fill="FFFFFF" w:color="auto" w:val="clear"/><w:tcMar><w:top w:type="dxa" w:w="70"/><w:left w:type="dxa" w:w="120"/><w:bottom w:type="dxa" w:w="70"/><w:right w:type="dxa" w:w="120"/></w:tcMar></w:tcPr><w:p><w:pPr><w:spacing w:after="0"/></w:pPr><w:r><w:rPr><w:b/><w:bCs/><w:sz w:val="28"/><w:szCs w:val="28"/></w:rPr><w:t xml:space="preserve">รอการจัดการจากผู้ดูแลระบบ</w:t></w:r><w:r><w:rPr><w:rFonts w:ascii="Consolas" w:cs="Consolas" w:eastAsia="Consolas" w:hAnsi="Consolas"/><w:color w:val="6C7888"/><w:sz w:val="24"/><w:szCs w:val="24"/></w:rPr><w:br/><w:t xml:space="preserve">AWAITING_CONTAINMENT</w:t></w:r></w:p></w:tc><w:tc><w:tcPr><w:tcW w:type="dxa" w:w="3300"/><w:shd w:fill="FFFFFF" w:color="auto" w:val="clear"/><w:tcMar><w:top w:type="dxa" w:w="70"/><w:left w:type="dxa" w:w="120"/><w:bottom w:type="dxa" w:w="70"/><w:right w:type="dxa" w:w="120"/></w:tcMar></w:tcPr><w:p><w:pPr><w:spacing w:after="0"/></w:pPr><w:r><w:rPr><w:sz w:val="28"/><w:szCs w:val="28"/></w:rPr><w:t xml:space="preserve">รอผู้จัดการ SOC ตรวจ (ก่อนมอบหมาย)</w:t></w:r></w:p></w:tc><w:tc><w:tcPr><w:tcW w:type="dxa" w:w="3300"/><w:shd w:fill="FFFFFF" w:color="auto" w:val="clear"/><w:tcMar><w:top w:type="dxa" w:w="70"/><w:left w:type="dxa" w:w="120"/><w:bottom w:type="dxa" w:w="70"/><w:right w:type="dxa" w:w="120"/></w:tcMar></w:tcPr><w:p><w:pPr><w:spacing w:after="0"/></w:pPr><w:r><w:rPr><w:sz w:val="28"/><w:szCs w:val="28"/></w:rPr><w:t xml:space="preserve">มอบหมายผิดผู้ดูแลระบบ หรือต้องประเมินความรุนแรงใหม่</w:t></w:r></w:p></w:tc></w:tr><w:tr><w:trPr><w:cantSplit/></w:trPr><w:tc><w:tcPr><w:tcW w:type="dxa" w:w="3000"/><w:shd w:fill="F7F8FA" w:color="auto" w:val="clear"/><w:tcMar><w:top w:type="dxa" w:w="70"/><w:left w:type="dxa" w:w="120"/><w:bottom w:type="dxa" w:w="70"/><w:right w:type="dxa" w:w="120"/></w:tcMar></w:tcPr><w:p><w:pPr><w:spacing w:after="0"/></w:pPr><w:r><w:rPr><w:b/><w:bCs/><w:sz w:val="28"/><w:szCs w:val="28"/></w:rPr><w:t xml:space="preserve">รอเจ้าของระบบดำเนินการเอง</w:t></w:r><w:r><w:rPr><w:rFonts w:ascii="Consolas" w:cs="Consolas" w:eastAsia="Consolas" w:hAnsi="Consolas"/><w:color w:val="6C7888"/><w:sz w:val="24"/><w:szCs w:val="24"/></w:rPr><w:br/><w:t xml:space="preserve">AWAITING_OWNER</w:t></w:r></w:p></w:tc><w:tc><w:tcPr><w:tcW w:type="dxa" w:w="3300"/><w:shd w:fill="F7F8FA" w:color="auto" w:val="clear"/><w:tcMar><w:top w:type="dxa" w:w="70"/><w:left w:type="dxa" w:w="120"/><w:bottom w:type="dxa" w:w="70"/><w:right w:type="dxa" w:w="120"/></w:tcMar></w:tcPr><w:p><w:pPr><w:spacing w:after="0"/></w:pPr><w:r><w:rPr><w:sz w:val="28"/><w:szCs w:val="28"/></w:rPr><w:t xml:space="preserve">รอผู้จัดการ SOC ตรวจ (ก่อนมอบหมาย)</w:t></w:r></w:p></w:tc><w:tc><w:tcPr><w:tcW w:type="dxa" w:w="3300"/><w:shd w:fill="F7F8FA" w:color="auto" w:val="clear"/><w:tcMar><w:top w:type="dxa" w:w="70"/><w:left w:type="dxa" w:w="120"/><w:bottom w:type="dxa" w:w="70"/><w:right w:type="dxa" w:w="120"/></w:tcMar></w:tcPr><w:p><w:pPr><w:spacing w:after="0"/></w:pPr><w:r><w:rPr><w:sz w:val="28"/><w:szCs w:val="28"/></w:rPr><w:t xml:space="preserve">เลือกเส้นทางเจ้าของระบบผิด หรือต้องทบทวนก่อน</w:t></w:r></w:p></w:tc></w:tr><w:tr><w:trPr><w:cantSplit/></w:trPr><w:tc><w:tcPr><w:tcW w:type="dxa" w:w="3000"/><w:shd w:fill="FFFFFF" w:color="auto" w:val="clear"/><w:tcMar><w:top w:type="dxa" w:w="70"/><w:left w:type="dxa" w:w="120"/><w:bottom w:type="dxa" w:w="70"/><w:right w:type="dxa" w:w="120"/></w:tcMar></w:tcPr><w:p><w:pPr><w:spacing w:after="0"/></w:pPr><w:r><w:rPr><w:b/><w:bCs/><w:sz w:val="28"/><w:szCs w:val="28"/></w:rPr><w:t xml:space="preserve">รอผู้จัดการตรวจสอบ</w:t></w:r><w:r><w:rPr><w:rFonts w:ascii="Consolas" w:cs="Consolas" w:eastAsia="Consolas" w:hAnsi="Consolas"/><w:color w:val="6C7888"/><w:sz w:val="24"/><w:szCs w:val="24"/></w:rPr><w:br/><w:t xml:space="preserve">PENDING_MANAGER</w:t></w:r></w:p></w:tc><w:tc><w:tcPr><w:tcW w:type="dxa" w:w="3300"/><w:shd w:fill="FFFFFF" w:color="auto" w:val="clear"/><w:tcMar><w:top w:type="dxa" w:w="70"/><w:left w:type="dxa" w:w="120"/><w:bottom w:type="dxa" w:w="70"/><w:right w:type="dxa" w:w="120"/></w:tcMar></w:tcPr><w:p><w:pPr><w:spacing w:after="0"/></w:pPr><w:r><w:rPr><w:sz w:val="28"/><w:szCs w:val="28"/></w:rPr><w:t xml:space="preserve">ขั้นตรวจรับของ Tier 2 ในเลนเดิม</w:t></w:r></w:p></w:tc><w:tc><w:tcPr><w:tcW w:type="dxa" w:w="3300"/><w:shd w:fill="FFFFFF" w:color="auto" w:val="clear"/><w:tcMar><w:top w:type="dxa" w:w="70"/><w:left w:type="dxa" w:w="120"/><w:bottom w:type="dxa" w:w="70"/><w:right w:type="dxa" w:w="120"/></w:tcMar></w:tcPr><w:p><w:pPr><w:spacing w:after="0"/></w:pPr><w:r><w:rPr><w:sz w:val="28"/><w:szCs w:val="28"/></w:rPr><w:t xml:space="preserve">ข้อมูลจากขั้นตรวจรับยังไม่พอให้อนุมัติปิด</w:t></w:r></w:p></w:tc></w:tr></w:tbl><w:p><w:pPr><w:spacing w:after="140"/></w:pPr></w:p><w:p><w:pPr><w:pStyle w:val="ListParagraph"/><w:numPr><w:ilvl w:val="0"/><w:numId w:val="6"/></w:numPr><w:spacing w:after="80"/></w:pPr><w:r><w:rPr><w:sz w:val="32"/><w:szCs w:val="32"/></w:rPr><w:t xml:space="preserve">เปิดการ์ด </w:t></w:r><w:r><w:rPr><w:b/><w:bCs/><w:color w:val="1F2D3D"/><w:sz w:val="32"/><w:szCs w:val="32"/></w:rPr><w:t xml:space="preserve">ย้อนขั้นตอน (ผู้จัดการ SOC)</w:t></w:r><w:r><w:rPr><w:sz w:val="32"/><w:szCs w:val="32"/></w:rPr><w:t xml:space="preserve"> ปุ่มจะบอกปลายทางไว้แล้ว</w:t></w:r></w:p><w:p><w:pPr><w:pStyle w:val="ListParagraph"/><w:numPr><w:ilvl w:val="0"/><w:numId w:val="6"/></w:numPr><w:spacing w:after="80"/></w:pPr><w:r><w:rPr><w:sz w:val="32"/><w:szCs w:val="32"/></w:rPr><w:t xml:space="preserve">กรอก </w:t></w:r><w:r><w:rPr><w:b/><w:bCs/><w:color w:val="1F2D3D"/><w:sz w:val="32"/><w:szCs w:val="32"/></w:rPr><w:t xml:space="preserve">เหตุผล</w:t></w:r><w:r><w:rPr><w:sz w:val="32"/><w:szCs w:val="32"/></w:rPr><w:t xml:space="preserve"> — </w:t></w:r><w:r><w:rPr><w:b/><w:bCs/><w:sz w:val="32"/><w:szCs w:val="32"/></w:rPr><w:t xml:space="preserve">บังคับ</w:t></w:r><w:r><w:rPr><w:sz w:val="32"/><w:szCs w:val="32"/></w:rPr><w:t xml:space="preserve"> และถูกบันทึกไว้ในประวัติของตั๋ว</w:t></w:r></w:p><w:p><w:pPr><w:pStyle w:val="ListParagraph"/><w:numPr><w:ilvl w:val="0"/><w:numId w:val="6"/></w:numPr><w:spacing w:after="80"/></w:pPr><w:r><w:rPr><w:sz w:val="32"/><w:szCs w:val="32"/></w:rPr><w:t xml:space="preserve">กดปุ่มย้อนกลับ ตั๋วจะกลับไปอยู่ในมือของขั้นตอนนั้นทันที</w:t></w:r></w:p><w:tbl><w:tblPr><w:tblW w:type="dxa" w:w="9600"/><w:tblBorders><w:top w:val="dashed" w:color="9DB4D4" w:sz="6"/><w:left w:val="dashed" w:color="9DB4D4" w:sz="6"/><w:bottom w:val="dashed" w:color="9DB4D4" w:sz="6"/><w:right w:val="dashed" w:color="9DB4D4" w:sz="6"/><w:insideH w:val="single" w:color="auto" w:sz="4"/><w:insideV w:val="single" w:color="auto" w:sz="4"/></w:tblBorders></w:tblPr><w:tblGrid><w:gridCol w:w="9600"/></w:tblGrid><w:tr><w:tc><w:tcPr><w:tcW w:type="dxa" w:w="9600"/><w:shd w:fill="F7F8FA" w:color="auto" w:val="clear"/><w:tcMar><w:top w:type="dxa" w:w="520"/><w:left w:type="dxa" w:w="200"/><w:bottom w:type="dxa" w:w="520"/><w:right w:type="dxa" w:w="200"/></w:tcMar><w:vAlign w:val="center"/></w:tcPr><w:p><w:pPr><w:spacing w:after="40"/><w:jc w:val="center"/></w:pPr><w:r><w:rPr><w:b/><w:bCs/><w:color w:val="6C7888"/><w:sz w:val="30"/><w:szCs w:val="30"/></w:rPr><w:t xml:space="preserve">[ ตำแหน่งภาพหน้าจอ ]</w:t></w:r></w:p><w:p><w:pPr><w:spacing w:after="40"/><w:jc w:val="center"/></w:pPr><w:r><w:rPr><w:color w:val="1F2D3D"/><w:sz w:val="32"/><w:szCs w:val="32"/></w:rPr><w:t xml:space="preserve">การ์ดย้อนขั้นตอนบนหน้ารายละเอียดตั๋ว พร้อมช่องเหตุผลที่บังคับกรอก</w:t></w:r></w:p><w:p><w:pPr><w:jc w:val="center"/></w:pPr><w:r><w:rPr><w:rFonts w:ascii="Consolas" w:cs="Consolas" w:eastAsia="Consolas" w:hAnsi="Consolas"/><w:color w:val="9AA6B4"/><w:sz w:val="24"/><w:szCs w:val="24"/></w:rPr><w:t xml:space="preserve">SHOT: MGR-step-back</w:t></w:r></w:p></w:tc></w:tr></w:tbl><w:p><w:pPr><w:spacing w:after="160" w:before="60"/><w:jc w:val="center"/></w:pPr><w:r><w:rPr><w:b/><w:bCs/><w:color w:val="245EA8"/><w:sz w:val="28"/><w:szCs w:val="28"/></w:rPr><w:t xml:space="preserve">รูปที่ 5-4  </w:t></w:r><w:r><w:rPr><w:i/><w:iCs/><w:color w:val="6C7888"/><w:sz w:val="28"/><w:szCs w:val="28"/></w:rPr><w:t xml:space="preserve">การ์ดย้อนขั้นตอนบนหน้ารายละเอียดตั๋ว พร้อมช่องเหตุผลที่บังคับกรอก</w:t></w:r></w:p><w:tbl><w:tblPr><w:tblW w:type="dxa" w:w="9600"/><w:tblBorders><w:top w:val="single" w:color="F1F3F6" w:sz="2"/><w:left w:val="single" w:color="6C7888" w:sz="28"/><w:bottom w:val="single" w:color="F1F3F6" w:sz="2"/><w:right w:val="single" w:color="F1F3F6" w:sz="2"/><w:insideH w:val="single" w:color="auto" w:sz="4"/><w:insideV w:val="single" w:color="auto" w:sz="4"/></w:tblBorders></w:tblPr><w:tblGrid><w:gridCol w:w="9600"/></w:tblGrid><w:tr><w:tc><w:tcPr><w:tcW w:type="dxa" w:w="9600"/><w:shd w:fill="F1F3F6" w:color="auto" w:val="clear"/><w:tcMar><w:top w:type="dxa" w:w="140"/><w:left w:type="dxa" w:w="200"/><w:bottom w:type="dxa" w:w="140"/><w:right w:type="dxa" w:w="200"/></w:tcMar></w:tcPr><w:p><w:pPr><w:spacing w:after="60"/></w:pPr><w:r><w:rPr><w:b/><w:bCs/><w:color w:val="6C7888"/><w:sz w:val="30"/><w:szCs w:val="30"/></w:rPr><w:t xml:space="preserve">สิ่งที่ต้องจำ</w:t></w:r></w:p><w:p><w:pPr><w:spacing w:after="0"/></w:pPr><w:r><w:rPr><w:sz w:val="32"/><w:szCs w:val="32"/></w:rPr><w:t xml:space="preserve">การย้อนขั้นตอนไม่ลบลายเซ็นผู้ตรวจ (Verified) ผู้อนุมัติ หรือผลการประเมินฉุกเฉินเดิม และใช้กับตั๋วที่ปิดหรือยกเลิกไปแล้วไม่ได้ — การปิดเคสยังเป็นจุดสิ้นสุดเสมอ</w:t></w:r></w:p></w:tc></w:tr></w:tbl><w:p><w:pPr><w:pStyle w:val="Heading2"/></w:pPr><w:r><w:t xml:space="preserve">5.7 ตัดสินคำขอยกเลิกตั๋ว (เพิ่ม v1.5.0)</w:t></w:r></w:p><w:p><w:pPr><w:spacing w:after="120"/></w:pPr><w:r><w:rPr><w:sz w:val="32"/><w:szCs w:val="32"/></w:rPr><w:t xml:space="preserve">ตั๋วที่ </w:t></w:r><w:r><w:rPr><w:b/><w:bCs/><w:sz w:val="32"/><w:szCs w:val="32"/></w:rPr><w:t xml:space="preserve">ซ้ำ</w:t></w:r><w:r><w:rPr><w:sz w:val="32"/><w:szCs w:val="32"/></w:rPr><w:t xml:space="preserve"> หรือ </w:t></w:r><w:r><w:rPr><w:b/><w:bCs/><w:sz w:val="32"/><w:szCs w:val="32"/></w:rPr><w:t xml:space="preserve">เปิดผิด</w:t></w:r><w:r><w:rPr><w:sz w:val="32"/><w:szCs w:val="32"/></w:rPr><w:t xml:space="preserve"> สามารถจบด้วยสถานะ </w:t></w:r><0/><w:r><w:rPr><w:sz w:val="32"/><w:szCs w:val="32"/></w:rPr><w:t xml:space="preserve"> ได้โดยไม่ต้องจัดเป็น Event หรือรับรองการแก้ไข เมื่อผู้ปฏิบัติงานยื่นคำขอยกเลิก การ์ด </w:t></w:r><w:r><w:rPr><w:b/><w:bCs/><w:sz w:val="32"/><w:szCs w:val="32"/></w:rPr><w:t xml:space="preserve">การตัดสินคำขอยกเลิก (ผู้จัดการ SOC)</w:t></w:r><w:r><w:rPr><w:sz w:val="32"/><w:szCs w:val="32"/></w:rPr><w:t xml:space="preserve"> จะแสดงในหน้ารายละเอียดตั๋วให้คุณ </w:t></w:r><w:r><w:rPr><w:b/><w:bCs/><w:sz w:val="32"/><w:szCs w:val="32"/></w:rPr><w:t xml:space="preserve">อนุมัติ / ปฏิเสธ / หรือยกเลิกโดยตรง</w:t></w:r></w:p><w:p><w:pPr><w:pStyle w:val="ListParagraph"/><w:numPr><w:ilvl w:val="0"/><w:numId w:val="7"/></w:numPr><w:spacing w:after="80"/></w:pPr><w:r><w:rPr><w:sz w:val="32"/><w:szCs w:val="32"/></w:rPr><w:t xml:space="preserve">เปิดตั๋วที่มีคำขอยกเลิกค้างอยู่ อ่านเหตุผล (</w:t></w:r><w:r><w:rPr><w:b/><w:bCs/><w:color w:val="1F2D3D"/><w:sz w:val="32"/><w:szCs w:val="32"/></w:rPr><w:t xml:space="preserve">รายการซ้ำ / สร้างรายการผิด / เหตุผลอื่น</w:t></w:r><w:r><w:rPr><w:sz w:val="32"/><w:szCs w:val="32"/></w:rPr><w:t xml:space="preserve">) และคำอธิบายของผู้ยื่น กรณี “รายการซ้ำ” ตรวจว่าตั๋วที่อ้างอิงมีอยู่จริงและยังไม่ถูกยกเลิก</w:t></w:r></w:p><w:p><w:pPr><w:pStyle w:val="ListParagraph"/><w:numPr><w:ilvl w:val="0"/><w:numId w:val="7"/></w:numPr><w:spacing w:after="80"/></w:pPr><w:r><w:rPr><w:sz w:val="32"/><w:szCs w:val="32"/></w:rPr><w:t xml:space="preserve">เลือก </w:t></w:r><w:r><w:rPr><w:b/><w:bCs/><w:color w:val="1F2D3D"/><w:sz w:val="32"/><w:szCs w:val="32"/></w:rPr><w:t xml:space="preserve">อนุมัติ</w:t></w:r><w:r><w:rPr><w:sz w:val="32"/><w:szCs w:val="32"/></w:rPr><w:t xml:space="preserve">, </w:t></w:r><w:r><w:rPr><w:b/><w:bCs/><w:color w:val="1F2D3D"/><w:sz w:val="32"/><w:szCs w:val="32"/></w:rPr><w:t xml:space="preserve">ปฏิเสธ</w:t></w:r><w:r><w:rPr><w:sz w:val="32"/><w:szCs w:val="32"/></w:rPr><w:t xml:space="preserve"> หรือ </w:t></w:r><w:r><w:rPr><w:b/><w:bCs/><w:color w:val="1F2D3D"/><w:sz w:val="32"/><w:szCs w:val="32"/></w:rPr><w:t xml:space="preserve">ยกเลิกโดยตรง</w:t></w:r><w:r><w:rPr><w:sz w:val="32"/><w:szCs w:val="32"/></w:rPr><w:t xml:space="preserve"> พร้อมกรอกเหตุผล — ทุกการตัดสินถูกบันทึกแยกในประวัติของตั๋ว</w:t></w:r></w:p><w:tbl><w:tblPr><w:tblW w:type="dxa" w:w="9600"/><w:tblBorders><w:top w:val="dashed" w:color="9DB4D4" w:sz="6"/><w:left w:val="dashed" w:color="9DB4D4" w:sz="6"/><w:bottom w:val="dashed" w:color="9DB4D4" w:sz="6"/><w:right w:val="dashed" w:color="9DB4D4" w:sz="6"/><w:insideH w:val="single" w:color="auto" w:sz="4"/><w:insideV w:val="single" w:color="auto" w:sz="4"/></w:tblBorders></w:tblPr><w:tblGrid><w:gridCol w:w="9600"/></w:tblGrid><w:tr><w:tc><w:tcPr><w:tcW w:type="dxa" w:w="9600"/><w:shd w:fill="F7F8FA" w:color="auto" w:val="clear"/><w:tcMar><w:top w:type="dxa" w:w="520"/><w:left w:type="dxa" w:w="200"/><w:bottom w:type="dxa" w:w="520"/><w:right w:type="dxa" w:w="200"/></w:tcMar><w:vAlign w:val="center"/></w:tcPr><w:p><w:pPr><w:spacing w:after="40"/><w:jc w:val="center"/></w:pPr><w:r><w:rPr><w:b/><w:bCs/><w:color w:val="6C7888"/><w:sz w:val="30"/><w:szCs w:val="30"/></w:rPr><w:t xml:space="preserve">[ ตำแหน่งภาพหน้าจอ ]</w:t></w:r></w:p><w:p><w:pPr><w:spacing w:after="40"/><w:jc w:val="center"/></w:pPr><w:r><w:rPr><w:color w:val="1F2D3D"/><w:sz w:val="32"/><w:szCs w:val="32"/></w:rPr><w:t xml:space="preserve">การ์ดการตัดสินคำขอยกเลิกของผู้จัดการ SOC บนหน้ารายละเอียดตั๋ว</w:t></w:r></w:p><w:p><w:pPr><w:jc w:val="center"/></w:pPr><w:r><w:rPr><w:rFonts w:ascii="Consolas" w:cs="Consolas" w:eastAsia="Consolas" w:hAnsi="Consolas"/><w:color w:val="9AA6B4"/><w:sz w:val="24"/><w:szCs w:val="24"/></w:rPr><w:t xml:space="preserve">SHOT: MGR-cancel-decision</w:t></w:r></w:p></w:tc></w:tr></w:tbl><w:p><w:pPr><w:spacing w:after="160" w:before="60"/><w:jc w:val="center"/></w:pPr><w:r><w:rPr><w:b/><w:bCs/><w:color w:val="245EA8"/><w:sz w:val="28"/><w:szCs w:val="28"/></w:rPr><w:t xml:space="preserve">รูปที่ 5-5  </w:t></w:r><w:r><w:rPr><w:i/><w:iCs/><w:color w:val="6C7888"/><w:sz w:val="28"/><w:szCs w:val="28"/></w:rPr><w:t xml:space="preserve">การ์ดการตัดสินคำขอยกเลิกของผู้จัดการ SOC บนหน้ารายละเอียดตั๋ว</w:t></w:r></w:p><w:tbl><w:tblPr><w:tblW w:type="dxa" w:w="9600"/><w:tblBorders><w:top w:val="single" w:color="FDECEE" w:sz="2"/><w:left w:val="single" w:color="E63946" w:sz="28"/><w:bottom w:val="single" w:color="FDECEE" w:sz="2"/><w:right w:val="single" w:color="FDECEE" w:sz="2"/><w:insideH w:val="single" w:color="auto" w:sz="4"/><w:insideV w:val="single" w:color="auto" w:sz="4"/></w:tblBorders></w:tblPr><w:tblGrid><w:gridCol w:w="9600"/></w:tblGrid><w:tr><w:tc><w:tcPr><w:tcW w:type="dxa" w:w="9600"/><w:shd w:fill="FDECEE" w:color="auto" w:val="clear"/><w:tcMar><w:top w:type="dxa" w:w="140"/><w:left w:type="dxa" w:w="200"/><w:bottom w:type="dxa" w:w="140"/><w:right w:type="dxa" w:w="200"/></w:tcMar></w:tcPr><w:p><w:pPr><w:spacing w:after="60"/></w:pPr><w:r><w:rPr><w:b/><w:bCs/><w:color w:val="E63946"/><w:sz w:val="30"/><w:szCs w:val="30"/></w:rPr><w:t xml:space="preserve">ข้อควรระวัง</w:t></w:r></w:p><w:p><w:pPr><w:spacing w:after="0"/></w:pPr><w:r><w:rPr><w:sz w:val="32"/><w:szCs w:val="32"/></w:rPr><w:t xml:space="preserve">การอนุมัติยกเลิกต้อง</w:t></w:r><w:r><w:rPr><w:b/><w:bCs/><w:sz w:val="32"/><w:szCs w:val="32"/></w:rPr><w:t xml:space="preserve">ปิดหรือยกเลิกงานย่อย/คำขอทีมตอบสนองที่ค้างอยู่ก่อน</w:t></w:r><w:r><w:rPr><w:sz w:val="32"/><w:szCs w:val="32"/></w:rPr><w:t xml:space="preserve"> (งานเหล่านั้นจะกลายเป็น “ยกเลิกแล้ว” ไม่ใช่ “เสร็จสิ้น”) คำขอที่ค้างอยู่ </w:t></w:r><w:r><w:rPr><w:b/><w:bCs/><w:sz w:val="32"/><w:szCs w:val="32"/></w:rPr><w:t xml:space="preserve">ไม่หยุดนาฬิกา OLA และไม่เลื่อนขั้นตอน</w:t></w:r><w:r><w:rPr><w:sz w:val="32"/><w:szCs w:val="32"/></w:rPr><w:t xml:space="preserve"> งานยังเดินต่อตามปกติ</w:t></w:r></w:p></w:tc></w:tr></w:tbl><w:tbl><w:tblPr><w:tblW w:type="dxa" w:w="9600"/><w:tblBorders><w:top w:val="single" w:color="F1F3F6" w:sz="2"/><w:left w:val="single" w:color="6C7888" w:sz="28"/><w:bottom w:val="single" w:color="F1F3F6" w:sz="2"/><w:right w:val="single" w:color="F1F3F6" w:sz="2"/><w:insideH w:val="single" w:color="auto" w:sz="4"/><w:insideV w:val="single" w:color="auto" w:sz="4"/></w:tblBorders></w:tblPr><w:tblGrid><w:gridCol w:w="9600"/></w:tblGrid><w:tr><w:tc><w:tcPr><w:tcW w:type="dxa" w:w="9600"/><w:shd w:fill="F1F3F6" w:color="auto" w:val="clear"/><w:tcMar><w:top w:type="dxa" w:w="140"/><w:left w:type="dxa" w:w="200"/><w:bottom w:type="dxa" w:w="140"/><w:right w:type="dxa" w:w="200"/></w:tcMar></w:tcPr><w:p><w:pPr><w:spacing w:after="60"/></w:pPr><w:r><w:rPr><w:b/><w:bCs/><w:color w:val="6C7888"/><w:sz w:val="30"/><w:szCs w:val="30"/></w:rPr><w:t xml:space="preserve">สิ่งที่ต้องจำ</w:t></w:r></w:p><w:p><w:pPr><w:spacing w:after="0"/></w:pPr><w:r><w:rPr><w:sz w:val="32"/><w:szCs w:val="32"/></w:rPr><w:t xml:space="preserve">ตั๋วที่ยกเลิกแล้วเป็นสถานะสิ้นสุด ออกจากคิวและแรงกดดัน OLA และไม่ถูกนับในสถิติการปิดงานสำเร็จและ MTTR แต่ประวัติผู้ยื่น/ผู้ตัดสิน/เหตุผล/เวลายังเก็บครบ และรายงานจะระบุว่าเป็นการยกเลิก</w:t></w:r></w:p></w:tc></w:tr></w:tbl><w:p><w:pPr><w:pStyle w:val="Heading1"/></w:pPr><w:r><w:t xml:space="preserve">6. สถานะที่เกี่ยวข้องกับคุณ</w:t></w:r></w:p><w:tbl><w:tblPr><w:tblW w:type="dxa" w:w="9600"/><w:tblBorders><w:top w:val="single" w:color="E1E6ED" w:sz="2"/><w:left w:val="single" w:color="E1E6ED" w:sz="2"/><w:bottom w:val="single" w:color="E1E6ED" w:sz="2"/><w:right w:val="single" w:color="E1E6ED" w:sz="2"/><w:insideH w:val="single" w:color="E1E6ED" w:sz="2"/><w:insideV w:val="single" w:color="E1E6ED" w:sz="2"/></w:tblBorders></w:tblPr><w:tblGrid><w:gridCol w:w="2800"/><w:gridCol w:w="3400"/><w:gridCol w:w="3400"/></w:tblGrid><w:tr><w:trPr><w:cantSplit/><w:tblHeader/></w:trPr><w:tc><w:tcPr><w:tcW w:type="dxa" w:w="2800"/><w:shd w:fill="1A1A2E" w:color="auto" w:val="clear"/><w:tcMar><w:top w:type="dxa" w:w="80"/><w:left w:type="dxa" w:w="120"/><w:bottom w:type="dxa" w:w="80"/><w:right w:type="dxa" w:w="120"/></w:tcMar></w:tcPr><w:p><w:r><w:rPr><w:b/><w:bCs/><w:color w:val="FFFFFF"/><w:sz w:val="28"/><w:szCs w:val="28"/></w:rPr><w:t xml:space="preserve">สถานะ</w:t></w:r></w:p></w:tc><w:tc><w:tcPr><w:tcW w:type="dxa" w:w="3400"/><w:shd w:fill="1A1A2E" w:color="auto" w:val="clear"/><w:tcMar><w:top w:type="dxa" w:w="80"/><w:left w:type="dxa" w:w="120"/><w:bottom w:type="dxa" w:w="80"/><w:right w:type="dxa" w:w="120"/></w:tcMar></w:tcPr><w:p><w:r><w:rPr><w:b/><w:bCs/><w:color w:val="FFFFFF"/><w:sz w:val="28"/><w:szCs w:val="28"/></w:rPr><w:t xml:space="preserve">หมายถึง</w:t></w:r></w:p></w:tc><w:tc><w:tcPr><w:tcW w:type="dxa" w:w="3400"/><w:shd w:fill="1A1A2E" w:color="auto" w:val="clear"/><w:tcMar><w:top w:type="dxa" w:w="80"/><w:left w:type="dxa" w:w="120"/><w:bottom w:type="dxa" w:w="80"/><w:right w:type="dxa" w:w="120"/></w:tcMar></w:tcPr><w:p><w:r><w:rPr><w:b/><w:bCs/><w:color w:val="FFFFFF"/><w:sz w:val="28"/><w:szCs w:val="28"/></w:rPr><w:t xml:space="preserve">คุณต้องทำ</w:t></w:r></w:p></w:tc></w:tr><w:tr><w:trPr><w:cantSplit/></w:trPr><w:tc><w:tcPr><w:tcW w:type="dxa" w:w="2800"/><w:shd w:fill="FFFFFF" w:color="auto" w:val="clear"/><w:tcMar><w:top w:type="dxa" w:w="70"/><w:left w:type="dxa" w:w="120"/><w:bottom w:type="dxa" w:w="70"/><w:right w:type="dxa" w:w="120"/></w:tcMar></w:tcPr><w:p><w:pPr><w:spacing w:after="0"/></w:pPr><w:r><w:rPr><w:b/><w:bCs/><w:sz w:val="28"/><w:szCs w:val="28"/></w:rPr><w:t xml:space="preserve">รอผู้จัดการ SOC ตรวจ</w:t></w:r><w:r><w:rPr><w:rFonts w:ascii="Consolas" w:cs="Consolas" w:eastAsia="Consolas" w:hAnsi="Consolas"/><w:color w:val="6C7888"/><w:sz w:val="24"/><w:szCs w:val="24"/></w:rPr><w:br/><w:t xml:space="preserve">PENDING_MGR_TRIAGE</w:t></w:r></w:p></w:tc><w:tc><w:tcPr><w:tcW w:type="dxa" w:w="3400"/><w:shd w:fill="FFFFFF" w:color="auto" w:val="clear"/><w:tcMar><w:top w:type="dxa" w:w="70"/><w:left w:type="dxa" w:w="120"/><w:bottom w:type="dxa" w:w="70"/><w:right w:type="dxa" w:w="120"/></w:tcMar></w:tcPr><w:p><w:pPr><w:spacing w:after="0"/></w:pPr><w:r><w:rPr><w:sz w:val="28"/><w:szCs w:val="28"/></w:rPr><w:t xml:space="preserve">เหตุการณ์จริงรอตรวจก่อนมอบหมาย</w:t></w:r></w:p></w:tc><w:tc><w:tcPr><w:tcW w:type="dxa" w:w="3400"/><w:shd w:fill="FFFFFF" w:color="auto" w:val="clear"/><w:tcMar><w:top w:type="dxa" w:w="70"/><w:left w:type="dxa" w:w="120"/><w:bottom w:type="dxa" w:w="70"/><w:right w:type="dxa" w:w="120"/></w:tcMar></w:tcPr><w:p><w:pPr><w:spacing w:after="0"/></w:pPr><w:r><w:rPr><w:sz w:val="28"/><w:szCs w:val="28"/></w:rPr><w:t xml:space="preserve">ประเมินฉุกเฉิน + ส่งต่อ (ดู 5.1)</w:t></w:r></w:p></w:tc></w:tr><w:tr><w:trPr><w:cantSplit/></w:trPr><w:tc><w:tcPr><w:tcW w:type="dxa" w:w="2800"/><w:shd w:fill="F7F8FA" w:color="auto" w:val="clear"/><w:tcMar><w:top w:type="dxa" w:w="70"/><w:left w:type="dxa" w:w="120"/><w:bottom w:type="dxa" w:w="70"/><w:right w:type="dxa" w:w="120"/></w:tcMar></w:tcPr><w:p><w:pPr><w:spacing w:after="0"/></w:pPr><w:r><w:rPr><w:b/><w:bCs/><w:sz w:val="28"/><w:szCs w:val="28"/></w:rPr><w:t xml:space="preserve">รอผู้จัดการตรวจสอบ</w:t></w:r><w:r><w:rPr><w:rFonts w:ascii="Consolas" w:cs="Consolas" w:eastAsia="Consolas" w:hAnsi="Consolas"/><w:color w:val="6C7888"/><w:sz w:val="24"/><w:szCs w:val="24"/></w:rPr><w:br/><w:t xml:space="preserve">PENDING_MANAGER</w:t></w:r></w:p></w:tc><w:tc><w:tcPr><w:tcW w:type="dxa" w:w="3400"/><w:shd w:fill="F7F8FA" w:color="auto" w:val="clear"/><w:tcMar><w:top w:type="dxa" w:w="70"/><w:left w:type="dxa" w:w="120"/><w:bottom w:type="dxa" w:w="70"/><w:right w:type="dxa" w:w="120"/></w:tcMar></w:tcPr><w:p><w:pPr><w:spacing w:after="0"/></w:pPr><w:r><w:rPr><w:sz w:val="28"/><w:szCs w:val="28"/></w:rPr><w:t xml:space="preserve">ตั๋วฉุกเฉินรออนุมัติปิด</w:t></w:r></w:p></w:tc><w:tc><w:tcPr><w:tcW w:type="dxa" w:w="3400"/><w:shd w:fill="F7F8FA" w:color="auto" w:val="clear"/><w:tcMar><w:top w:type="dxa" w:w="70"/><w:left w:type="dxa" w:w="120"/><w:bottom w:type="dxa" w:w="70"/><w:right w:type="dxa" w:w="120"/></w:tcMar></w:tcPr><w:p><w:pPr><w:spacing w:after="0"/></w:pPr><w:r><w:rPr><w:sz w:val="28"/><w:szCs w:val="28"/></w:rPr><w:t xml:space="preserve">ตรวจสอบและอนุมัติ (ดู 5.4)</w:t></w:r></w:p></w:tc></w:tr><w:tr><w:trPr><w:cantSplit/></w:trPr><w:tc><w:tcPr><w:tcW w:type="dxa" w:w="2800"/><w:shd w:fill="FFFFFF" w:color="auto" w:val="clear"/><w:tcMar><w:top w:type="dxa" w:w="70"/><w:left w:type="dxa" w:w="120"/><w:bottom w:type="dxa" w:w="70"/><w:right w:type="dxa" w:w="120"/></w:tcMar></w:tcPr><w:p><w:pPr><w:spacing w:after="0"/></w:pPr><w:r><w:rPr><w:b/><w:bCs/><w:sz w:val="28"/><w:szCs w:val="28"/></w:rPr><w:t xml:space="preserve">รอผู้จัดการตรวจการปิด Event</w:t></w:r><w:r><w:rPr><w:rFonts w:ascii="Consolas" w:cs="Consolas" w:eastAsia="Consolas" w:hAnsi="Consolas"/><w:color w:val="6C7888"/><w:sz w:val="24"/><w:szCs w:val="24"/></w:rPr><w:br/><w:t xml:space="preserve">PENDING_MGR_EVENT_REVIEW</w:t></w:r></w:p></w:tc><w:tc><w:tcPr><w:tcW w:type="dxa" w:w="3400"/><w:shd w:fill="FFFFFF" w:color="auto" w:val="clear"/><w:tcMar><w:top w:type="dxa" w:w="70"/><w:left w:type="dxa" w:w="120"/><w:bottom w:type="dxa" w:w="70"/><w:right w:type="dxa" w:w="120"/></w:tcMar></w:tcPr><w:p><w:pPr><w:spacing w:after="0"/></w:pPr><w:r><w:rPr><w:sz w:val="28"/><w:szCs w:val="28"/></w:rPr><w:t xml:space="preserve">Tier 2 ปรับลดเป็น Event</w:t></w:r></w:p></w:tc><w:tc><w:tcPr><w:tcW w:type="dxa" w:w="3400"/><w:shd w:fill="FFFFFF" w:color="auto" w:val="clear"/><w:tcMar><w:top w:type="dxa" w:w="70"/><w:left w:type="dxa" w:w="120"/><w:bottom w:type="dxa" w:w="70"/><w:right w:type="dxa" w:w="120"/></w:tcMar></w:tcPr><w:p><w:pPr><w:spacing w:after="0"/></w:pPr><w:r><w:rPr><w:sz w:val="28"/><w:szCs w:val="28"/></w:rPr><w:t xml:space="preserve">เห็นด้วย (ปิด) หรือตีกลับ (ดู 5.5)</w:t></w:r></w:p></w:tc></w:tr></w:tbl><w:p><w:pPr><w:pStyle w:val="Heading1"/></w:pPr><w:r><w:t xml:space="preserve">7. การแจ้งเตือนทางอีเมล</w:t></w:r></w:p><w:tbl><w:tblPr><w:tblW w:type="dxa" w:w="9600"/><w:tblBorders><w:top w:val="single" w:color="E1E6ED" w:sz="2"/><w:left w:val="single" w:color="E1E6ED" w:sz="2"/><w:bottom w:val="single" w:color="E1E6ED" w:sz="2"/><w:right w:val="single" w:color="E1E6ED" w:sz="2"/><w:insideH w:val="single" w:color="E1E6ED" w:sz="2"/><w:insideV w:val="single" w:color="E1E6ED" w:sz="2"/></w:tblBorders></w:tblPr><w:tblGrid><w:gridCol w:w="6000"/><w:gridCol w:w="3600"/></w:tblGrid><w:tr><w:trPr><w:cantSplit/><w:tblHeader/></w:trPr><w:tc><w:tcPr><w:tcW w:type="dxa" w:w="6000"/><w:shd w:fill="1A1A2E" w:color="auto" w:val="clear"/><w:tcMar><w:top w:type="dxa" w:w="80"/><w:left w:type="dxa" w:w="120"/><w:bottom w:type="dxa" w:w="80"/><w:right w:type="dxa" w:w="120"/></w:tcMar></w:tcPr><w:p><w:r><w:rPr><w:b/><w:bCs/><w:color w:val="FFFFFF"/><w:sz w:val="28"/><w:szCs w:val="28"/></w:rPr><w:t xml:space="preserve">เหตุการณ์</w:t></w:r></w:p></w:tc><w:tc><w:tcPr><w:tcW w:type="dxa" w:w="3600"/><w:shd w:fill="1A1A2E" w:color="auto" w:val="clear"/><w:tcMar><w:top w:type="dxa" w:w="80"/><w:left w:type="dxa" w:w="120"/><w:bottom w:type="dxa" w:w="80"/><w:right w:type="dxa" w:w="120"/></w:tcMar></w:tcPr><w:p><w:r><w:rPr><w:b/><w:bCs/><w:color w:val="FFFFFF"/><w:sz w:val="28"/><w:szCs w:val="28"/></w:rPr><w:t xml:space="preserve">ผู้รับ</w:t></w:r></w:p></w:tc></w:tr><w:tr><w:trPr><w:cantSplit/></w:trPr><w:tc><w:tcPr><w:tcW w:type="dxa" w:w="6000"/><w:shd w:fill="FFFFFF" w:color="auto" w:val="clear"/><w:tcMar><w:top w:type="dxa" w:w="70"/><w:left w:type="dxa" w:w="120"/><w:bottom w:type="dxa" w:w="70"/><w:right w:type="dxa" w:w="120"/></w:tcMar></w:tcPr><w:p><w:pPr><w:spacing w:after="0"/></w:pPr><w:r><w:rPr><w:sz w:val="28"/><w:szCs w:val="28"/></w:rPr><w:t xml:space="preserve">เหตุการณ์จริงเข้าสู่ขั้นตรวจก่อนมอบหมาย</w:t></w:r></w:p></w:tc><w:tc><w:tcPr><w:tcW w:type="dxa" w:w="3600"/><w:shd w:fill="FFFFFF" w:color="auto" w:val="clear"/><w:tcMar><w:top w:type="dxa" w:w="70"/><w:left w:type="dxa" w:w="120"/><w:bottom w:type="dxa" w:w="70"/><w:right w:type="dxa" w:w="120"/></w:tcMar></w:tcPr><w:p><w:pPr><w:spacing w:after="0"/></w:pPr><w:r><w:rPr><w:b/><w:bCs/><w:sz w:val="32"/><w:szCs w:val="32"/></w:rPr><w:t xml:space="preserve">ผู้จัดการ SOC </w:t></w:r><w:r><w:rPr><w:sz w:val="32"/><w:szCs w:val="32"/></w:rPr><w:t xml:space="preserve">(คุณ)</w:t></w:r></w:p></w:tc></w:tr><w:tr><w:trPr><w:cantSplit/></w:trPr><w:tc><w:tcPr><w:tcW w:type="dxa" w:w="6000"/><w:shd w:fill="F7F8FA" w:color="auto" w:val="clear"/><w:tcMar><w:top w:type="dxa" w:w="70"/><w:left w:type="dxa" w:w="120"/><w:bottom w:type="dxa" w:w="70"/><w:right w:type="dxa" w:w="120"/></w:tcMar></w:tcPr><w:p><w:pPr><w:spacing w:after="0"/></w:pPr><w:r><w:rPr><w:sz w:val="28"/><w:szCs w:val="28"/></w:rPr><w:t xml:space="preserve">ตั๋วฉุกเฉินรออนุมัติปิด</w:t></w:r></w:p></w:tc><w:tc><w:tcPr><w:tcW w:type="dxa" w:w="3600"/><w:shd w:fill="F7F8FA" w:color="auto" w:val="clear"/><w:tcMar><w:top w:type="dxa" w:w="70"/><w:left w:type="dxa" w:w="120"/><w:bottom w:type="dxa" w:w="70"/><w:right w:type="dxa" w:w="120"/></w:tcMar></w:tcPr><w:p><w:pPr><w:spacing w:after="0"/></w:pPr><w:r><w:rPr><w:b/><w:bCs/><w:sz w:val="32"/><w:szCs w:val="32"/></w:rPr><w:t xml:space="preserve">ผู้จัดการ SOC </w:t></w:r><w:r><w:rPr><w:sz w:val="32"/><w:szCs w:val="32"/></w:rPr><w:t xml:space="preserve">(คุณ)</w:t></w:r></w:p></w:tc></w:tr><w:tr><w:trPr><w:cantSplit/></w:trPr><w:tc><w:tcPr><w:tcW w:type="dxa" w:w="6000"/><w:shd w:fill="FFFFFF" w:color="auto" w:val="clear"/><w:tcMar><w:top w:type="dxa" w:w="70"/><w:left w:type="dxa" w:w="120"/><w:bottom w:type="dxa" w:w="70"/><w:right w:type="dxa" w:w="120"/></w:tcMar></w:tcPr><w:p><w:pPr><w:spacing w:after="0"/></w:pPr><w:r><w:rPr><w:sz w:val="28"/><w:szCs w:val="28"/></w:rPr><w:t xml:space="preserve">คำขอทีมตอบสนองเสร็จสิ้น</w:t></w:r></w:p></w:tc><w:tc><w:tcPr><w:tcW w:type="dxa" w:w="3600"/><w:shd w:fill="FFFFFF" w:color="auto" w:val="clear"/><w:tcMar><w:top w:type="dxa" w:w="70"/><w:left w:type="dxa" w:w="120"/><w:bottom w:type="dxa" w:w="70"/><w:right w:type="dxa" w:w="120"/></w:tcMar></w:tcPr><w:p><w:pPr><w:spacing w:after="0"/></w:pPr><w:r><w:rPr><w:b/><w:bCs/><w:sz w:val="32"/><w:szCs w:val="32"/></w:rPr><w:t xml:space="preserve">ผู้จัดการ SOC </w:t></w:r><w:r><w:rPr><w:sz w:val="32"/><w:szCs w:val="32"/></w:rPr><w:t xml:space="preserve">ผู้ออกคำขอ</w:t></w:r></w:p></w:tc></w:tr><w:tr><w:trPr><w:cantSplit/></w:trPr><w:tc><w:tcPr><w:tcW w:type="dxa" w:w="6000"/><w:shd w:fill="F7F8FA" w:color="auto" w:val="clear"/><w:tcMar><w:top w:type="dxa" w:w="70"/><w:left w:type="dxa" w:w="120"/><w:bottom w:type="dxa" w:w="70"/><w:right w:type="dxa" w:w="120"/></w:tcMar></w:tcPr><w:p><w:pPr><w:spacing w:after="0"/></w:pPr><w:r><w:rPr><w:sz w:val="28"/><w:szCs w:val="28"/></w:rPr><w:t xml:space="preserve">มีคำขอทีมตอบสนองใหม่</w:t></w:r></w:p></w:tc><w:tc><w:tcPr><w:tcW w:type="dxa" w:w="3600"/><w:shd w:fill="F7F8FA" w:color="auto" w:val="clear"/><w:tcMar><w:top w:type="dxa" w:w="70"/><w:left w:type="dxa" w:w="120"/><w:bottom w:type="dxa" w:w="70"/><w:right w:type="dxa" w:w="120"/></w:tcMar></w:tcPr><w:p><w:pPr><w:spacing w:after="0"/></w:pPr><w:r><w:rPr><w:sz w:val="28"/><w:szCs w:val="28"/></w:rPr><w:t xml:space="preserve">ทีมตอบสนองที่รับผิดชอบ</w:t></w:r></w:p></w:tc></w:tr></w:tbl><w:p><w:pPr><w:pStyle w:val="Heading1"/></w:pPr><w:r><w:t xml:space="preserve">8. คำถามที่พบบ่อย</w:t></w:r></w:p><w:p><w:pPr><w:pStyle w:val="Heading3"/></w:pPr><w:r><w:t xml:space="preserve">ทำไมฉันเปลี่ยนช่องทาง (ผู้ดูแลระบบ/เจ้าของระบบ) ไม่ได้?</w:t></w:r></w:p><w:p><w:pPr><w:spacing w:after="120"/></w:pPr><w:r><w:rPr><w:sz w:val="32"/><w:szCs w:val="32"/></w:rPr><w:t xml:space="preserve">ช่องทางถูกกำหนดโดยนักวิเคราะห์ระดับ 1 ผู้จัดการทำได้เพียงส่งต่อตามช่องทางนั้น หากไม่เหมาะสมให้ประสานกับผู้เปิดตั๋ว</w:t></w:r></w:p><w:p><w:pPr><w:pStyle w:val="Heading3"/></w:pPr><w:r><w:t xml:space="preserve">ทำไมตั๋ว Critical ไม่เข้ามาให้ฉันอนุมัติโดยอัตโนมัติ?</w:t></w:r></w:p><w:p><w:pPr><w:spacing w:after="120"/></w:pPr><w:r><w:rPr><w:sz w:val="32"/><w:szCs w:val="32"/></w:rPr><w:t xml:space="preserve">เฉพาะตั๋วที่ถูกทำเครื่องหมายฉุกเฉินเท่านั้นที่ต้องผ่านการอนุมัติของคุณก่อนปิด ระดับความรุนแรงเพียงอย่างเดียวไม่ได้ทำให้ต้องอนุมัติ</w:t></w:r></w:p><w:p><w:pPr><w:pStyle w:val="Heading3"/></w:pPr><w:r><w:t xml:space="preserve">ทำไมตั๋วนี้ยังปิดไม่ได้แม้ตรวจรับแล้ว?</w:t></w:r></w:p><w:p><w:pPr><w:spacing w:after="120"/></w:pPr><w:r><w:rPr><w:sz w:val="32"/><w:szCs w:val="32"/></w:rPr><w:t xml:space="preserve">อาจยังมีคำขอทีมตอบสนองที่ยังไม่เสร็จ ต้องรอให้ทุกคำขอเสร็จก่อน</w:t></w:r></w:p><w:p><w:pPr><w:pStyle w:val="Heading1"/></w:pPr><w:r><w:t xml:space="preserve">9. อภิธานศัพท์</w:t></w:r></w:p><w:tbl><w:tblPr><w:tblW w:type="dxa" w:w="9600"/><w:tblBorders><w:top w:val="single" w:color="E1E6ED" w:sz="2"/><w:left w:val="single" w:color="E1E6ED" w:sz="2"/><w:bottom w:val="single" w:color="E1E6ED" w:sz="2"/><w:right w:val="single" w:color="E1E6ED" w:sz="2"/><w:insideH w:val="single" w:color="E1E6ED" w:sz="2"/><w:insideV w:val="single" w:color="E1E6ED" w:sz="2"/></w:tblBorders></w:tblPr><w:tblGrid><w:gridCol w:w="3000"/><w:gridCol w:w="6600"/></w:tblGrid><w:tr><w:trPr><w:cantSplit/><w:tblHeader/></w:trPr><w:tc><w:tcPr><w:tcW w:type="dxa" w:w="3000"/><w:shd w:fill="1A1A2E" w:color="auto" w:val="clear"/><w:tcMar><w:top w:type="dxa" w:w="80"/><w:left w:type="dxa" w:w="120"/><w:bottom w:type="dxa" w:w="80"/><w:right w:type="dxa" w:w="120"/></w:tcMar></w:tcPr><w:p><w:r><w:rPr><w:b/><w:bCs/><w:color w:val="FFFFFF"/><w:sz w:val="28"/><w:szCs w:val="28"/></w:rPr><w:t xml:space="preserve">คำ</w:t></w:r></w:p></w:tc><w:tc><w:tcPr><w:tcW w:type="dxa" w:w="6600"/><w:shd w:fill="1A1A2E" w:color="auto" w:val="clear"/><w:tcMar><w:top w:type="dxa" w:w="80"/><w:left w:type="dxa" w:w="120"/><w:bottom w:type="dxa" w:w="80"/><w:right w:type="dxa" w:w="120"/></w:tcMar></w:tcPr><w:p><w:r><w:rPr><w:b/><w:bCs/><w:color w:val="FFFFFF"/><w:sz w:val="28"/><w:szCs w:val="28"/></w:rPr><w:t xml:space="preserve">ความหมาย</w:t></w:r></w:p></w:tc></w:tr><w:tr><w:trPr><w:cantSplit/></w:trPr><w:tc><w:tcPr><w:tcW w:type="dxa" w:w="3000"/><w:shd w:fill="FFFFFF" w:color="auto" w:val="clear"/><w:tcMar><w:top w:type="dxa" w:w="70"/><w:left w:type="dxa" w:w="120"/><w:bottom w:type="dxa" w:w="70"/><w:right w:type="dxa" w:w="120"/></w:tcMar></w:tcPr><w:p><w:pPr><w:spacing w:after="0"/></w:pPr><w:r><w:rPr><w:b/><w:bCs/><w:sz w:val="32"/><w:szCs w:val="32"/></w:rPr><w:t xml:space="preserve">แฟล็กฉุกเฉิน</w:t></w:r></w:p></w:tc><w:tc><w:tcPr><w:tcW w:type="dxa" w:w="6600"/><w:shd w:fill="FFFFFF" w:color="auto" w:val="clear"/><w:tcMar><w:top w:type="dxa" w:w="70"/><w:left w:type="dxa" w:w="120"/><w:bottom w:type="dxa" w:w="70"/><w:right w:type="dxa" w:w="120"/></w:tcMar></w:tcPr><w:p><w:pPr><w:spacing w:after="0"/></w:pPr><w:r><w:rPr><w:sz w:val="28"/><w:szCs w:val="28"/></w:rPr><w:t xml:space="preserve">เครื่องหมายเร่งด่วนพิเศษ ตั้งได้เฉพาะผู้จัดการ SOC บังคับให้ผ่านการอนุมัติก่อนปิด</w:t></w:r></w:p></w:tc></w:tr><w:tr><w:trPr><w:cantSplit/></w:trPr><w:tc><w:tcPr><w:tcW w:type="dxa" w:w="3000"/><w:shd w:fill="F7F8FA" w:color="auto" w:val="clear"/><w:tcMar><w:top w:type="dxa" w:w="70"/><w:left w:type="dxa" w:w="120"/><w:bottom w:type="dxa" w:w="70"/><w:right w:type="dxa" w:w="120"/></w:tcMar></w:tcPr><w:p><w:pPr><w:spacing w:after="0"/></w:pPr><w:r><w:rPr><w:b/><w:bCs/><w:sz w:val="32"/><w:szCs w:val="32"/></w:rPr><w:t xml:space="preserve">คำขอทีมตอบสนอง</w:t></w:r></w:p></w:tc><w:tc><w:tcPr><w:tcW w:type="dxa" w:w="6600"/><w:shd w:fill="F7F8FA" w:color="auto" w:val="clear"/><w:tcMar><w:top w:type="dxa" w:w="70"/><w:left w:type="dxa" w:w="120"/><w:bottom w:type="dxa" w:w="70"/><w:right w:type="dxa" w:w="120"/></w:tcMar></w:tcPr><w:p><w:pPr><w:spacing w:after="0"/></w:pPr><w:r><w:rPr><w:sz w:val="28"/><w:szCs w:val="28"/></w:rPr><w:t xml:space="preserve">งานเฉพาะทางที่ส่งให้ทีมนอก SOC (พิสูจน์หลักฐาน/ทดสอบเจาะระบบ) ทำคู่ขนาน</w:t></w:r></w:p></w:tc></w:tr><w:tr><w:trPr><w:cantSplit/></w:trPr><w:tc><w:tcPr><w:tcW w:type="dxa" w:w="3000"/><w:shd w:fill="FFFFFF" w:color="auto" w:val="clear"/><w:tcMar><w:top w:type="dxa" w:w="70"/><w:left w:type="dxa" w:w="120"/><w:bottom w:type="dxa" w:w="70"/><w:right w:type="dxa" w:w="120"/></w:tcMar></w:tcPr><w:p><w:pPr><w:spacing w:after="0"/></w:pPr><w:r><w:rPr><w:b/><w:bCs/><w:sz w:val="32"/><w:szCs w:val="32"/></w:rPr><w:t xml:space="preserve">ตรวจก่อนมอบหมาย</w:t></w:r></w:p></w:tc><w:tc><w:tcPr><w:tcW w:type="dxa" w:w="6600"/><w:shd w:fill="FFFFFF" w:color="auto" w:val="clear"/><w:tcMar><w:top w:type="dxa" w:w="70"/><w:left w:type="dxa" w:w="120"/><w:bottom w:type="dxa" w:w="70"/><w:right w:type="dxa" w:w="120"/></w:tcMar></w:tcPr><w:p><w:pPr><w:spacing w:after="0"/></w:pPr><w:r><w:rPr><w:sz w:val="28"/><w:szCs w:val="28"/></w:rPr><w:t xml:space="preserve">จุดที่เหตุการณ์จริงทุกเรื่องหยุดรอผู้จัดการก่อนเริ่มงานควบคุม</w:t></w:r></w:p></w:tc></w:tr><w:tr><w:trPr><w:cantSplit/></w:trPr><w:tc><w:tcPr><w:tcW w:type="dxa" w:w="3000"/><w:shd w:fill="F7F8FA" w:color="auto" w:val="clear"/><w:tcMar><w:top w:type="dxa" w:w="70"/><w:left w:type="dxa" w:w="120"/><w:bottom w:type="dxa" w:w="70"/><w:right w:type="dxa" w:w="120"/></w:tcMar></w:tcPr><w:p><w:pPr><w:spacing w:after="0"/></w:pPr><w:r><w:rPr><w:b/><w:bCs/><w:sz w:val="32"/><w:szCs w:val="32"/></w:rPr><w:t xml:space="preserve">การปิดแบบ Event</w:t></w:r></w:p></w:tc><w:tc><w:tcPr><w:tcW w:type="dxa" w:w="6600"/><w:shd w:fill="F7F8FA" w:color="auto" w:val="clear"/><w:tcMar><w:top w:type="dxa" w:w="70"/><w:left w:type="dxa" w:w="120"/><w:bottom w:type="dxa" w:w="70"/><w:right w:type="dxa" w:w="120"/></w:tcMar></w:tcPr><w:p><w:pPr><w:spacing w:after="0"/></w:pPr><w:r><w:rPr><w:sz w:val="28"/><w:szCs w:val="28"/></w:rPr><w:t xml:space="preserve">การปิดเคสเพราะวินิจฉัยว่าไม่ใช่ภัยจริง</w:t></w:r></w:p></w:tc></w:tr><w:tr><w:trPr><w:cantSplit/></w:trPr><w:tc><w:tcPr><w:tcW w:type="dxa" w:w="3000"/><w:shd w:fill="FFFFFF" w:color="auto" w:val="clear"/><w:tcMar><w:top w:type="dxa" w:w="70"/><w:left w:type="dxa" w:w="120"/><w:bottom w:type="dxa" w:w="70"/><w:right w:type="dxa" w:w="120"/></w:tcMar></w:tcPr><w:p><w:pPr><w:spacing w:after="0"/></w:pPr><w:r><w:rPr><w:b/><w:bCs/><w:sz w:val="32"/><w:szCs w:val="32"/></w:rPr><w:t xml:space="preserve">OLA</w:t></w:r></w:p></w:tc><w:tc><w:tcPr><w:tcW w:type="dxa" w:w="6600"/><w:shd w:fill="FFFFFF" w:color="auto" w:val="clear"/><w:tcMar><w:top w:type="dxa" w:w="70"/><w:left w:type="dxa" w:w="120"/><w:bottom w:type="dxa" w:w="70"/><w:right w:type="dxa" w:w="120"/></w:tcMar></w:tcPr><w:p><w:pPr><w:spacing w:after="0"/></w:pPr><w:r><w:rPr><w:sz w:val="28"/><w:szCs w:val="28"/></w:rPr><w:t xml:space="preserve">กรอบเวลามาตรฐานภายในองค์กร นับจากเวลาที่เหตุการณ์เกิดจริง</w:t></w:r></w:p></w:tc></w:tr></w:tbl><w:sectPr><w:headerReference w:type="default" r:id="rId7"/><w:footerReference w:type="default" r:id="rId8"/><w:pgSz w:w="11906" w:h="16838" w:orient="portrait"/><w:pgMar w:top="1134" w:right="1134" w:bottom="1134" w:left="1134" w:header="708" w:footer="708" w:gutter="0"/><w:pgNumType w:start="1"/><w:docGrid w:linePitch="360"/></w:sectPr></w:body></w:document>
+<file path=word/document.xml><?xml version="1.0" encoding="UTF-8" standalone="yes"?><w:document mc:Ignorable="w14 w15 wp14" xmlns:wpc="http://schemas.microsoft.com/office/word/2010/wordprocessingCanvas" xmlns:mc="http://schemas.openxmlformats.org/markup-compatibility/2006" xmlns:o="urn:schemas-microsoft-com:office:office" xmlns:r="http://schemas.openxmlformats.org/officeDocument/2006/relationships" xmlns:m="http://schemas.openxmlformats.org/officeDocument/2006/math" xmlns:v="urn:schemas-microsoft-com:vml" xmlns:wp14="http://schemas.microsoft.com/office/word/2010/wordprocessingDrawing" xmlns:wp="http://schemas.openxmlformats.org/drawingml/2006/wordprocessingDrawing" xmlns:w10="urn:schemas-microsoft-com:office:word" xmlns:w="http://schemas.openxmlformats.org/wordprocessingml/2006/main" xmlns:w14="http://schemas.microsoft.com/office/word/2010/wordml" xmlns:w15="http://schemas.microsoft.com/office/word/2012/wordml" xmlns:wpg="http://schemas.microsoft.com/office/word/2010/wordprocessingGroup" xmlns:wpi="http://schemas.microsoft.com/office/word/2010/wordprocessingInk" xmlns:wne="http://schemas.microsoft.com/office/word/2006/wordml" xmlns:wps="http://schemas.microsoft.com/office/word/2010/wordprocessingShape" xmlns:cx="http://schemas.microsoft.com/office/drawing/2014/chartex" xmlns:cx1="http://schemas.microsoft.com/office/drawing/2015/9/8/chartex" xmlns:cx2="http://schemas.microsoft.com/office/drawing/2015/10/21/chartex" xmlns:cx3="http://schemas.microsoft.com/office/drawing/2016/5/9/chartex" xmlns:cx4="http://schemas.microsoft.com/office/drawing/2016/5/10/chartex" xmlns:cx5="http://schemas.microsoft.com/office/drawing/2016/5/11/chartex" xmlns:cx6="http://schemas.microsoft.com/office/drawing/2016/5/12/chartex" xmlns:cx7="http://schemas.microsoft.com/office/drawing/2016/5/13/chartex" xmlns:cx8="http://schemas.microsoft.com/office/drawing/2016/5/14/chartex" xmlns:aink="http://schemas.microsoft.com/office/drawing/2016/ink" xmlns:am3d="http://schemas.microsoft.com/office/drawing/2017/model3d" xmlns:w16cex="http://schemas.microsoft.com/office/word/2018/wordml/cex" xmlns:w16cid="http://schemas.microsoft.com/office/word/2016/wordml/cid" xmlns:w16="http://schemas.microsoft.com/office/word/2018/wordml" xmlns:w16sdtdh="http://schemas.microsoft.com/office/word/2020/wordml/sdtdatahash" xmlns:w16se="http://schemas.microsoft.com/office/word/2015/wordml/symex"><w:body><w:p><w:pPr><w:spacing w:after="200" w:before="900"/><w:jc w:val="center"/></w:pPr><w:r><w:drawing><wp:inline distT="0" distB="0" distL="0" distR="0"><wp:extent cx="2209800" cy="2209800"/><wp:effectExtent t="0" r="0" b="0" l="0"/><wp:docPr id="1" name="" descr="" title=""/><wp:cNvGraphicFramePr><a:graphicFrameLocks xmlns:a="http://schemas.openxmlformats.org/drawingml/2006/main" noChangeAspect="1"/></wp:cNvGraphicFramePr><a:graphic xmlns:a="http://schemas.openxmlformats.org/drawingml/2006/main"><a:graphicData uri="http://schemas.openxmlformats.org/drawingml/2006/picture"><pic:pic xmlns:pic="http://schemas.openxmlformats.org/drawingml/2006/picture"><pic:nvPicPr><pic:cNvPr id="0" name="" descr=""/><pic:cNvPicPr><a:picLocks noChangeAspect="1" noChangeArrowheads="1"/></pic:cNvPicPr></pic:nvPicPr><pic:blipFill><a:blip r:embed="rId9" cstate="none"/><a:srcRect/><a:stretch><a:fillRect/></a:stretch></pic:blipFill><pic:spPr bwMode="auto"><a:xfrm><a:off x="0" y="0"/><a:ext cx="2209800" cy="2209800"/></a:xfrm><a:prstGeom prst="rect"><a:avLst/></a:prstGeom></pic:spPr></pic:pic></a:graphicData></a:graphic></wp:inline></w:drawing></w:r></w:p><w:p><w:pPr><w:spacing w:after="40"/><w:jc w:val="center"/></w:pPr><w:r><w:rPr><w:color w:val="6C7888"/><w:sz w:val="34"/><w:szCs w:val="34"/></w:rPr><w:t xml:space="preserve">คู่มือการใช้งานระบบ</w:t></w:r></w:p><w:p><w:pPr><w:spacing w:after="20"/><w:jc w:val="center"/></w:pPr><w:r><w:rPr><w:b/><w:bCs/><w:color w:val="1A1A2E"/><w:sz w:val="56"/><w:szCs w:val="56"/></w:rPr><w:t xml:space="preserve">SOC Support System</w:t></w:r></w:p><w:p><w:pPr><w:spacing w:after="320"/><w:jc w:val="center"/></w:pPr><w:r><w:rPr><w:color w:val="1F2D3D"/><w:sz w:val="34"/><w:szCs w:val="34"/></w:rPr><w:t xml:space="preserve">ระบบบริหารจัดการเหตุการณ์ความปลอดภัย</w:t></w:r></w:p><w:tbl><w:tblPr><w:tblW w:type="dxa" w:w="9600"/><w:tblBorders><w:top w:val="none"/><w:left w:val="none"/><w:bottom w:val="none"/><w:right w:val="none"/><w:insideH w:val="single" w:color="auto" w:sz="4"/><w:insideV w:val="single" w:color="auto" w:sz="4"/></w:tblBorders></w:tblPr><w:tblGrid><w:gridCol w:w="9600"/></w:tblGrid><w:tr><w:tc><w:tcPr><w:tcW w:type="dxa" w:w="9600"/><w:shd w:fill="1A1A2E" w:color="auto" w:val="clear"/><w:tcMar><w:top w:type="dxa" w:w="200"/><w:left w:type="dxa" w:w="200"/><w:bottom w:type="dxa" w:w="200"/><w:right w:type="dxa" w:w="200"/></w:tcMar></w:tcPr><w:p><w:pPr><w:spacing w:after="40"/><w:jc w:val="center"/></w:pPr><w:r><w:rPr><w:color w:val="AEB8CC"/><w:sz w:val="30"/><w:szCs w:val="30"/></w:rPr><w:t xml:space="preserve">คู่มือสำหรับบทบาท</w:t></w:r></w:p><w:p><w:pPr><w:spacing w:after="20"/><w:jc w:val="center"/></w:pPr><w:r><w:rPr><w:b/><w:bCs/><w:color w:val="FFFFFF"/><w:sz w:val="46"/><w:szCs w:val="46"/></w:rPr><w:t xml:space="preserve">ผู้จัดการ SOC</w:t></w:r></w:p><w:p><w:pPr><w:jc w:val="center"/></w:pPr><w:r><w:rPr><w:color w:val="D7DEEC"/><w:sz w:val="32"/><w:szCs w:val="32"/></w:rPr><w:t xml:space="preserve">SOC Manager</w:t></w:r></w:p></w:tc></w:tr></w:tbl><w:p><w:pPr><w:spacing w:after="360"/></w:pPr></w:p><w:p><w:pPr><w:spacing w:after="40"/><w:jc w:val="center"/></w:pPr><w:r><w:rPr><w:color w:val="1F2D3D"/><w:sz w:val="28"/><w:szCs w:val="28"/></w:rPr><w:t xml:space="preserve">เวอร์ชันระบบ v1.7.1</w:t></w:r><w:r><w:rPr><w:color w:val="E1E6ED"/><w:sz w:val="28"/><w:szCs w:val="28"/></w:rPr><w:t xml:space="preserve">   ·   </w:t></w:r><w:r><w:rPr><w:color w:val="1F2D3D"/><w:sz w:val="28"/><w:szCs w:val="28"/></w:rPr><w:t xml:space="preserve">ปรับปรุงล่าสุด 18 กันยายน 2026</w:t></w:r></w:p><w:p><w:pPr><w:spacing w:after="40"/><w:jc w:val="center"/></w:pPr><w:r><w:rPr><w:color w:val="6C7888"/><w:sz w:val="28"/><w:szCs w:val="28"/></w:rPr><w:t xml:space="preserve">คู่มือฉบับที่ 1.3</w:t></w:r></w:p><w:p><w:pPr><w:spacing w:after="700"/></w:pPr></w:p><w:p><w:pPr><w:jc w:val="center"/></w:pPr><w:r><w:rPr><w:i/><w:iCs/><w:color w:val="6C7888"/><w:sz w:val="26"/><w:szCs w:val="26"/></w:rPr><w:t xml:space="preserve">เอกสารใช้ภายในองค์กร — บริษัท โทรคมนาคมแห่งชาติ จำกัด (มหาชน)</w:t></w:r></w:p><w:p><w:r><w:br w:type="page"/></w:r></w:p><w:p><w:pPr><w:sectPr><w:pgSz w:w="11906" w:h="16838" w:orient="portrait"/><w:pgMar w:top="1134" w:right="1134" w:bottom="1134" w:left="1134" w:header="708" w:footer="708" w:gutter="0"/><w:pgNumType/><w:docGrid w:linePitch="360"/></w:sectPr></w:pPr></w:p><w:p><w:pPr><w:spacing w:after="160"/></w:pPr><w:r><w:rPr><w:b/><w:bCs/><w:color w:val="1A1A2E"/><w:sz w:val="40"/><w:szCs w:val="40"/></w:rPr><w:t xml:space="preserve">สารบัญ</w:t></w:r></w:p><w:sdt><w:sdtPr><w:alias w:val="สารบัญ"/></w:sdtPr><w:sdtContent><w:p><w:r><w:fldChar w:fldCharType="begin" w:dirty="true"/><w:instrText xml:space="preserve">TOC \h \o &quot;1-2&quot;</w:instrText><w:fldChar w:fldCharType="separate"/></w:r></w:p><w:p><w:r><w:fldChar w:fldCharType="end"/></w:r></w:p></w:sdtContent></w:sdt><w:p><w:r><w:br w:type="page"/></w:r></w:p><w:p><w:pPr><w:pStyle w:val="Heading1"/></w:pPr><w:r><w:t xml:space="preserve">1. เกี่ยวกับคู่มือฉบับนี้</w:t></w:r></w:p><w:p><w:pPr><w:spacing w:after="120"/></w:pPr><w:r><w:rPr><w:sz w:val="32"/><w:szCs w:val="32"/></w:rPr><w:t xml:space="preserve">คู่มือฉบับนี้จัดทำขึ้นสำหรับ </w:t></w:r><w:r><w:rPr><w:b/><w:bCs/><w:sz w:val="32"/><w:szCs w:val="32"/></w:rPr><w:t xml:space="preserve">ผู้จัดการ SOC (SOC Manager)</w:t></w:r><w:r><w:rPr><w:sz w:val="32"/><w:szCs w:val="32"/></w:rPr><w:t xml:space="preserve"> ผู้กำกับดูแลเหตุการณ์จริงทุกเรื่อง เป็นผู้เดียวที่กำหนดสถานะฉุกเฉิน ออกคำขอทีมตอบสนอง และอนุมัติการปิดตั๋วฉุกเฉิน</w:t></w:r></w:p><w:p><w:pPr><w:pStyle w:val="Heading2"/></w:pPr><w:r><w:t xml:space="preserve">ผู้อ่านและขอบเขต</w:t></w:r></w:p><w:p><w:pPr><w:pStyle w:val="ListParagraph"/><w:numPr><w:ilvl w:val="0"/><w:numId w:val="2"/></w:numPr><w:spacing w:after="60"/></w:pPr><w:r><w:rPr><w:b/><w:bCs/><w:sz w:val="32"/><w:szCs w:val="32"/></w:rPr><w:t xml:space="preserve">ผู้อ่าน: </w:t></w:r><w:r><w:rPr><w:sz w:val="32"/><w:szCs w:val="32"/></w:rPr><w:t xml:space="preserve">ผู้จัดการศูนย์ปฏิบัติการความปลอดภัย (SOC)</w:t></w:r></w:p><w:p><w:pPr><w:pStyle w:val="ListParagraph"/><w:numPr><w:ilvl w:val="0"/><w:numId w:val="2"/></w:numPr><w:spacing w:after="60"/></w:pPr><w:r><w:rPr><w:b/><w:bCs/><w:sz w:val="32"/><w:szCs w:val="32"/></w:rPr><w:t xml:space="preserve">ขอบเขต: </w:t></w:r><w:r><w:rPr><w:sz w:val="32"/><w:szCs w:val="32"/></w:rPr><w:t xml:space="preserve">เฉพาะงานและสิทธิ์ของบทบาทผู้จัดการ SOC</w:t></w:r></w:p><w:p><w:pPr><w:pStyle w:val="Heading2"/></w:pPr><w:r><w:t xml:space="preserve">สัญลักษณ์ที่ใช้ในคู่มือ</w:t></w:r></w:p><w:tbl><w:tblPr><w:tblW w:type="dxa" w:w="9600"/><w:tblBorders><w:top w:val="single" w:color="FDECEE" w:sz="2"/><w:left w:val="single" w:color="E63946" w:sz="28"/><w:bottom w:val="single" w:color="FDECEE" w:sz="2"/><w:right w:val="single" w:color="FDECEE" w:sz="2"/><w:insideH w:val="single" w:color="auto" w:sz="4"/><w:insideV w:val="single" w:color="auto" w:sz="4"/></w:tblBorders></w:tblPr><w:tblGrid><w:gridCol w:w="9600"/></w:tblGrid><w:tr><w:tc><w:tcPr><w:tcW w:type="dxa" w:w="9600"/><w:shd w:fill="FDECEE" w:color="auto" w:val="clear"/><w:tcMar><w:top w:type="dxa" w:w="140"/><w:left w:type="dxa" w:w="200"/><w:bottom w:type="dxa" w:w="140"/><w:right w:type="dxa" w:w="200"/></w:tcMar></w:tcPr><w:p><w:pPr><w:spacing w:after="60"/></w:pPr><w:r><w:rPr><w:b/><w:bCs/><w:color w:val="E63946"/><w:sz w:val="30"/><w:szCs w:val="30"/></w:rPr><w:t xml:space="preserve">ข้อควรระวัง</w:t></w:r></w:p><w:p><w:pPr><w:spacing w:after="0"/></w:pPr><w:r><w:rPr><w:sz w:val="32"/><w:szCs w:val="32"/></w:rPr><w:t xml:space="preserve">กล่องสีแดง — เรื่องที่ต้องระวังเป็นพิเศษ</w:t></w:r></w:p></w:tc></w:tr></w:tbl><w:p><w:pPr><w:spacing w:after="80"/></w:pPr></w:p><w:tbl><w:tblPr><w:tblW w:type="dxa" w:w="9600"/><w:tblBorders><w:top w:val="single" w:color="EAF1FB" w:sz="2"/><w:left w:val="single" w:color="245EA8" w:sz="28"/><w:bottom w:val="single" w:color="EAF1FB" w:sz="2"/><w:right w:val="single" w:color="EAF1FB" w:sz="2"/><w:insideH w:val="single" w:color="auto" w:sz="4"/><w:insideV w:val="single" w:color="auto" w:sz="4"/></w:tblBorders></w:tblPr><w:tblGrid><w:gridCol w:w="9600"/></w:tblGrid><w:tr><w:tc><w:tcPr><w:tcW w:type="dxa" w:w="9600"/><w:shd w:fill="EAF1FB" w:color="auto" w:val="clear"/><w:tcMar><w:top w:type="dxa" w:w="140"/><w:left w:type="dxa" w:w="200"/><w:bottom w:type="dxa" w:w="140"/><w:right w:type="dxa" w:w="200"/></w:tcMar></w:tcPr><w:p><w:pPr><w:spacing w:after="60"/></w:pPr><w:r><w:rPr><w:b/><w:bCs/><w:color w:val="245EA8"/><w:sz w:val="30"/><w:szCs w:val="30"/></w:rPr><w:t xml:space="preserve">เคล็ดลับ</w:t></w:r></w:p><w:p><w:pPr><w:spacing w:after="0"/></w:pPr><w:r><w:rPr><w:sz w:val="32"/><w:szCs w:val="32"/></w:rPr><w:t xml:space="preserve">กล่องสีน้ำเงิน — เคล็ดลับหรือคำแนะนำ</w:t></w:r></w:p></w:tc></w:tr></w:tbl><w:p><w:pPr><w:spacing w:after="80"/></w:pPr></w:p><w:tbl><w:tblPr><w:tblW w:type="dxa" w:w="9600"/><w:tblBorders><w:top w:val="single" w:color="F1F3F6" w:sz="2"/><w:left w:val="single" w:color="6C7888" w:sz="28"/><w:bottom w:val="single" w:color="F1F3F6" w:sz="2"/><w:right w:val="single" w:color="F1F3F6" w:sz="2"/><w:insideH w:val="single" w:color="auto" w:sz="4"/><w:insideV w:val="single" w:color="auto" w:sz="4"/></w:tblBorders></w:tblPr><w:tblGrid><w:gridCol w:w="9600"/></w:tblGrid><w:tr><w:tc><w:tcPr><w:tcW w:type="dxa" w:w="9600"/><w:shd w:fill="F1F3F6" w:color="auto" w:val="clear"/><w:tcMar><w:top w:type="dxa" w:w="140"/><w:left w:type="dxa" w:w="200"/><w:bottom w:type="dxa" w:w="140"/><w:right w:type="dxa" w:w="200"/></w:tcMar></w:tcPr><w:p><w:pPr><w:spacing w:after="60"/></w:pPr><w:r><w:rPr><w:b/><w:bCs/><w:color w:val="6C7888"/><w:sz w:val="30"/><w:szCs w:val="30"/></w:rPr><w:t xml:space="preserve">สิ่งที่ต้องจำ</w:t></w:r></w:p><w:p><w:pPr><w:spacing w:after="0"/></w:pPr><w:r><w:rPr><w:sz w:val="32"/><w:szCs w:val="32"/></w:rPr><w:t xml:space="preserve">กล่องสีเทา — ข้อเท็จจริงสำคัญที่ควรจำ</w:t></w:r></w:p></w:tc></w:tr></w:tbl><w:p><w:pPr><w:spacing w:after="120"/></w:pPr></w:p><w:tbl><w:tblPr><w:tblW w:type="dxa" w:w="9600"/><w:tblBorders><w:top w:val="single" w:color="F1F3F6" w:sz="2"/><w:left w:val="single" w:color="6C7888" w:sz="28"/><w:bottom w:val="single" w:color="F1F3F6" w:sz="2"/><w:right w:val="single" w:color="F1F3F6" w:sz="2"/><w:insideH w:val="single" w:color="auto" w:sz="4"/><w:insideV w:val="single" w:color="auto" w:sz="4"/></w:tblBorders></w:tblPr><w:tblGrid><w:gridCol w:w="9600"/></w:tblGrid><w:tr><w:tc><w:tcPr><w:tcW w:type="dxa" w:w="9600"/><w:shd w:fill="F1F3F6" w:color="auto" w:val="clear"/><w:tcMar><w:top w:type="dxa" w:w="140"/><w:left w:type="dxa" w:w="200"/><w:bottom w:type="dxa" w:w="140"/><w:right w:type="dxa" w:w="200"/></w:tcMar></w:tcPr><w:p><w:pPr><w:spacing w:after="60"/></w:pPr><w:r><w:rPr><w:b/><w:bCs/><w:color w:val="6C7888"/><w:sz w:val="30"/><w:szCs w:val="30"/></w:rPr><w:t xml:space="preserve">สิ่งที่ต้องจำ</w:t></w:r></w:p><w:p><w:pPr><w:spacing w:after="0"/></w:pPr><w:r><w:rPr><w:sz w:val="32"/><w:szCs w:val="32"/></w:rPr><w:t xml:space="preserve">ในคู่มือฉบับนี้ ตำแหน่งภาพหน้าจอยังเป็น </w:t></w:r><w:r><w:rPr><w:b/><w:bCs/><w:sz w:val="32"/><w:szCs w:val="32"/></w:rPr><w:t xml:space="preserve">กรอบว่าง (placeholder)</w:t></w:r><w:r><w:rPr><w:sz w:val="32"/><w:szCs w:val="32"/></w:rPr><w:t xml:space="preserve"> ระบบจะเติมภาพจริงในขั้นตอนถัดไป</w:t></w:r></w:p></w:tc></w:tr></w:tbl><w:p><w:pPr><w:pStyle w:val="Heading1"/></w:pPr><w:r><w:t xml:space="preserve">2. บทบาทของคุณโดยย่อ</w:t></w:r></w:p><w:p><w:pPr><w:spacing w:after="120"/></w:pPr><w:r><w:rPr><w:sz w:val="32"/><w:szCs w:val="32"/></w:rPr><w:t xml:space="preserve">ผู้จัดการ SOC คือจุดควบคุมของกระบวนการ เหตุการณ์จริงทุกเรื่องต้องผ่านการตรวจของคุณก่อนเริ่มงานควบคุม และมีอำนาจเฉพาะหลายอย่างที่ไม่มีบทบาทอื่นทำได้</w:t></w:r></w:p><w:p><w:pPr><w:pStyle w:val="Heading2"/></w:pPr><w:r><w:t xml:space="preserve">อำนาจเฉพาะของผู้จัดการ SOC</w:t></w:r></w:p><w:tbl><w:tblPr><w:tblW w:type="dxa" w:w="9600"/><w:tblBorders><w:top w:val="single" w:color="E1E6ED" w:sz="2"/><w:left w:val="single" w:color="E1E6ED" w:sz="2"/><w:bottom w:val="single" w:color="E1E6ED" w:sz="2"/><w:right w:val="single" w:color="E1E6ED" w:sz="2"/><w:insideH w:val="single" w:color="E1E6ED" w:sz="2"/><w:insideV w:val="single" w:color="E1E6ED" w:sz="2"/></w:tblBorders></w:tblPr><w:tblGrid><w:gridCol w:w="4200"/><w:gridCol w:w="5400"/></w:tblGrid><w:tr><w:trPr><w:cantSplit/><w:tblHeader/></w:trPr><w:tc><w:tcPr><w:tcW w:type="dxa" w:w="4200"/><w:shd w:fill="1A1A2E" w:color="auto" w:val="clear"/><w:tcMar><w:top w:type="dxa" w:w="80"/><w:left w:type="dxa" w:w="120"/><w:bottom w:type="dxa" w:w="80"/><w:right w:type="dxa" w:w="120"/></w:tcMar></w:tcPr><w:p><w:r><w:rPr><w:b/><w:bCs/><w:color w:val="FFFFFF"/><w:sz w:val="28"/><w:szCs w:val="28"/></w:rPr><w:t xml:space="preserve">อำนาจเฉพาะ (มีเพียงผู้จัดการ)</w:t></w:r></w:p></w:tc><w:tc><w:tcPr><w:tcW w:type="dxa" w:w="5400"/><w:shd w:fill="1A1A2E" w:color="auto" w:val="clear"/><w:tcMar><w:top w:type="dxa" w:w="80"/><w:left w:type="dxa" w:w="120"/><w:bottom w:type="dxa" w:w="80"/><w:right w:type="dxa" w:w="120"/></w:tcMar></w:tcPr><w:p><w:r><w:rPr><w:b/><w:bCs/><w:color w:val="FFFFFF"/><w:sz w:val="28"/><w:szCs w:val="28"/></w:rPr><w:t xml:space="preserve">คำอธิบาย</w:t></w:r></w:p></w:tc></w:tr><w:tr><w:trPr><w:cantSplit/></w:trPr><w:tc><w:tcPr><w:tcW w:type="dxa" w:w="4200"/><w:shd w:fill="FFFFFF" w:color="auto" w:val="clear"/><w:tcMar><w:top w:type="dxa" w:w="70"/><w:left w:type="dxa" w:w="120"/><w:bottom w:type="dxa" w:w="70"/><w:right w:type="dxa" w:w="120"/></w:tcMar></w:tcPr><w:p><w:pPr><w:spacing w:after="0"/></w:pPr><w:r><w:rPr><w:sz w:val="28"/><w:szCs w:val="28"/></w:rPr><w:t xml:space="preserve">กำหนด/ประเมินสถานะฉุกเฉิน</w:t></w:r></w:p></w:tc><w:tc><w:tcPr><w:tcW w:type="dxa" w:w="5400"/><w:shd w:fill="FFFFFF" w:color="auto" w:val="clear"/><w:tcMar><w:top w:type="dxa" w:w="70"/><w:left w:type="dxa" w:w="120"/><w:bottom w:type="dxa" w:w="70"/><w:right w:type="dxa" w:w="120"/></w:tcMar></w:tcPr><w:p><w:pPr><w:spacing w:after="0"/></w:pPr><w:r><w:rPr><w:sz w:val="28"/><w:szCs w:val="28"/></w:rPr><w:t xml:space="preserve">ตั้งหรือยกเลิกแฟล็กฉุกเฉิน — ไม่มีบทบาทอื่นทำได้</w:t></w:r></w:p></w:tc></w:tr><w:tr><w:trPr><w:cantSplit/></w:trPr><w:tc><w:tcPr><w:tcW w:type="dxa" w:w="4200"/><w:shd w:fill="F7F8FA" w:color="auto" w:val="clear"/><w:tcMar><w:top w:type="dxa" w:w="70"/><w:left w:type="dxa" w:w="120"/><w:bottom w:type="dxa" w:w="70"/><w:right w:type="dxa" w:w="120"/></w:tcMar></w:tcPr><w:p><w:pPr><w:spacing w:after="0"/></w:pPr><w:r><w:rPr><w:sz w:val="28"/><w:szCs w:val="28"/></w:rPr><w:t xml:space="preserve">ออกคำขอทีมตอบสนอง</w:t></w:r></w:p></w:tc><w:tc><w:tcPr><w:tcW w:type="dxa" w:w="5400"/><w:shd w:fill="F7F8FA" w:color="auto" w:val="clear"/><w:tcMar><w:top w:type="dxa" w:w="70"/><w:left w:type="dxa" w:w="120"/><w:bottom w:type="dxa" w:w="70"/><w:right w:type="dxa" w:w="120"/></w:tcMar></w:tcPr><w:p><w:pPr><w:spacing w:after="0"/></w:pPr><w:r><w:rPr><w:sz w:val="28"/><w:szCs w:val="28"/></w:rPr><w:t xml:space="preserve">มอบงานให้ทีมพิสูจน์หลักฐาน/ทดสอบเจาะระบบนอก SOC</w:t></w:r></w:p></w:tc></w:tr><w:tr><w:trPr><w:cantSplit/></w:trPr><w:tc><w:tcPr><w:tcW w:type="dxa" w:w="4200"/><w:shd w:fill="FFFFFF" w:color="auto" w:val="clear"/><w:tcMar><w:top w:type="dxa" w:w="70"/><w:left w:type="dxa" w:w="120"/><w:bottom w:type="dxa" w:w="70"/><w:right w:type="dxa" w:w="120"/></w:tcMar></w:tcPr><w:p><w:pPr><w:spacing w:after="0"/></w:pPr><w:r><w:rPr><w:sz w:val="28"/><w:szCs w:val="28"/></w:rPr><w:t xml:space="preserve">อนุมัติปิดตั๋วฉุกเฉิน</w:t></w:r></w:p></w:tc><w:tc><w:tcPr><w:tcW w:type="dxa" w:w="5400"/><w:shd w:fill="FFFFFF" w:color="auto" w:val="clear"/><w:tcMar><w:top w:type="dxa" w:w="70"/><w:left w:type="dxa" w:w="120"/><w:bottom w:type="dxa" w:w="70"/><w:right w:type="dxa" w:w="120"/></w:tcMar></w:tcPr><w:p><w:pPr><w:spacing w:after="0"/></w:pPr><w:r><w:rPr><w:sz w:val="28"/><w:szCs w:val="28"/></w:rPr><w:t xml:space="preserve">ตั๋วฉุกเฉินต้องผ่านการอนุมัติของคุณก่อนปิด</w:t></w:r></w:p></w:tc></w:tr><w:tr><w:trPr><w:cantSplit/></w:trPr><w:tc><w:tcPr><w:tcW w:type="dxa" w:w="4200"/><w:shd w:fill="F7F8FA" w:color="auto" w:val="clear"/><w:tcMar><w:top w:type="dxa" w:w="70"/><w:left w:type="dxa" w:w="120"/><w:bottom w:type="dxa" w:w="70"/><w:right w:type="dxa" w:w="120"/></w:tcMar></w:tcPr><w:p><w:pPr><w:spacing w:after="0"/></w:pPr><w:r><w:rPr><w:sz w:val="28"/><w:szCs w:val="28"/></w:rPr><w:t xml:space="preserve">ตรวจการปิดแบบ Event ที่ถูกปรับลด</w:t></w:r></w:p></w:tc><w:tc><w:tcPr><w:tcW w:type="dxa" w:w="5400"/><w:shd w:fill="F7F8FA" w:color="auto" w:val="clear"/><w:tcMar><w:top w:type="dxa" w:w="70"/><w:left w:type="dxa" w:w="120"/><w:bottom w:type="dxa" w:w="70"/><w:right w:type="dxa" w:w="120"/></w:tcMar></w:tcPr><w:p><w:pPr><w:spacing w:after="0"/></w:pPr><w:r><w:rPr><w:sz w:val="28"/><w:szCs w:val="28"/></w:rPr><w:t xml:space="preserve">ตัดสินว่าเห็นด้วยหรือตีกลับให้ Tier 2</w:t></w:r></w:p></w:tc></w:tr></w:tbl><w:p><w:pPr><w:spacing w:after="140"/></w:pPr></w:p><w:tbl><w:tblPr><w:tblW w:type="dxa" w:w="9600"/><w:tblBorders><w:top w:val="single" w:color="FDECEE" w:sz="2"/><w:left w:val="single" w:color="E63946" w:sz="28"/><w:bottom w:val="single" w:color="FDECEE" w:sz="2"/><w:right w:val="single" w:color="FDECEE" w:sz="2"/><w:insideH w:val="single" w:color="auto" w:sz="4"/><w:insideV w:val="single" w:color="auto" w:sz="4"/></w:tblBorders></w:tblPr><w:tblGrid><w:gridCol w:w="9600"/></w:tblGrid><w:tr><w:tc><w:tcPr><w:tcW w:type="dxa" w:w="9600"/><w:shd w:fill="FDECEE" w:color="auto" w:val="clear"/><w:tcMar><w:top w:type="dxa" w:w="140"/><w:left w:type="dxa" w:w="200"/><w:bottom w:type="dxa" w:w="140"/><w:right w:type="dxa" w:w="200"/></w:tcMar></w:tcPr><w:p><w:pPr><w:spacing w:after="60"/></w:pPr><w:r><w:rPr><w:b/><w:bCs/><w:color w:val="E63946"/><w:sz w:val="30"/><w:szCs w:val="30"/></w:rPr><w:t xml:space="preserve">ข้อควรระวัง</w:t></w:r></w:p><w:p><w:pPr><w:spacing w:after="0"/></w:pPr><w:r><w:rPr><w:sz w:val="32"/><w:szCs w:val="32"/></w:rPr><w:t xml:space="preserve">ผู้จัดการ </w:t></w:r><w:r><w:rPr><w:b/><w:bCs/><w:sz w:val="32"/><w:szCs w:val="32"/></w:rPr><w:t xml:space="preserve">เปลี่ยนช่องทางการจัดการไม่ได้</w:t></w:r><w:r><w:rPr><w:sz w:val="32"/><w:szCs w:val="32"/></w:rPr><w:t xml:space="preserve"> — ทำได้เพียงส่งต่อไปตามช่องทาง (ผู้ดูแลระบบ หรือเจ้าของระบบ) ที่นักวิเคราะห์ระดับ 1 เลือกไว้แล้ว หากไม่เหมาะสมต้องประสานกับผู้เปิดตั๋ว</w:t></w:r></w:p></w:tc></w:tr></w:tbl><w:p><w:pPr><w:pStyle w:val="Heading1"/></w:pPr><w:r><w:t xml:space="preserve">3. การเข้าสู่ระบบ</w:t></w:r></w:p><w:p><w:pPr><w:pStyle w:val="ListParagraph"/><w:numPr><w:ilvl w:val="0"/><w:numId w:val="3"/></w:numPr><w:spacing w:after="80"/></w:pPr><w:r><w:rPr><w:sz w:val="32"/><w:szCs w:val="32"/></w:rPr><w:t xml:space="preserve">เปิดเว็บเบราว์เซอร์ แล้วไปยังที่อยู่ของระบบที่ผู้ดูแลระบบแจ้ง</w:t></w:r></w:p><w:p><w:pPr><w:pStyle w:val="ListParagraph"/><w:numPr><w:ilvl w:val="0"/><w:numId w:val="3"/></w:numPr><w:spacing w:after="80"/></w:pPr><w:r><w:rPr><w:sz w:val="32"/><w:szCs w:val="32"/></w:rPr><w:t xml:space="preserve">กรอก </w:t></w:r><w:r><w:rPr><w:b/><w:bCs/><w:color w:val="1F2D3D"/><w:sz w:val="32"/><w:szCs w:val="32"/></w:rPr><w:t xml:space="preserve">ชื่อผู้ใช้ (Username)</w:t></w:r><w:r><w:rPr><w:sz w:val="32"/><w:szCs w:val="32"/></w:rPr><w:t xml:space="preserve"> และ </w:t></w:r><w:r><w:rPr><w:b/><w:bCs/><w:color w:val="1F2D3D"/><w:sz w:val="32"/><w:szCs w:val="32"/></w:rPr><w:t xml:space="preserve">รหัสผ่าน (Password)</w:t></w:r><w:r><w:rPr><w:sz w:val="32"/><w:szCs w:val="32"/></w:rPr><w:t xml:space="preserve"> แล้วกดเข้าสู่ระบบ</w:t></w:r></w:p><w:tbl><w:tblPr><w:tblW w:type="dxa" w:w="9600"/><w:tblBorders><w:top w:val="dashed" w:color="9DB4D4" w:sz="6"/><w:left w:val="dashed" w:color="9DB4D4" w:sz="6"/><w:bottom w:val="dashed" w:color="9DB4D4" w:sz="6"/><w:right w:val="dashed" w:color="9DB4D4" w:sz="6"/><w:insideH w:val="single" w:color="auto" w:sz="4"/><w:insideV w:val="single" w:color="auto" w:sz="4"/></w:tblBorders></w:tblPr><w:tblGrid><w:gridCol w:w="9600"/></w:tblGrid><w:tr><w:tc><w:tcPr><w:tcW w:type="dxa" w:w="9600"/><w:shd w:fill="F7F8FA" w:color="auto" w:val="clear"/><w:tcMar><w:top w:type="dxa" w:w="520"/><w:left w:type="dxa" w:w="200"/><w:bottom w:type="dxa" w:w="520"/><w:right w:type="dxa" w:w="200"/></w:tcMar><w:vAlign w:val="center"/></w:tcPr><w:p><w:pPr><w:spacing w:after="40"/><w:jc w:val="center"/></w:pPr><w:r><w:rPr><w:b/><w:bCs/><w:color w:val="6C7888"/><w:sz w:val="30"/><w:szCs w:val="30"/></w:rPr><w:t xml:space="preserve">[ ตำแหน่งภาพหน้าจอ ]</w:t></w:r></w:p><w:p><w:pPr><w:spacing w:after="40"/><w:jc w:val="center"/></w:pPr><w:r><w:rPr><w:color w:val="1F2D3D"/><w:sz w:val="32"/><w:szCs w:val="32"/></w:rPr><w:t xml:space="preserve">หน้าเข้าสู่ระบบ</w:t></w:r></w:p><w:p><w:pPr><w:jc w:val="center"/></w:pPr><w:r><w:rPr><w:rFonts w:ascii="Consolas" w:cs="Consolas" w:eastAsia="Consolas" w:hAnsi="Consolas"/><w:color w:val="9AA6B4"/><w:sz w:val="24"/><w:szCs w:val="24"/></w:rPr><w:t xml:space="preserve">SHOT: MGR-login</w:t></w:r></w:p></w:tc></w:tr></w:tbl><w:p><w:pPr><w:spacing w:after="160" w:before="60"/><w:jc w:val="center"/></w:pPr><w:r><w:rPr><w:b/><w:bCs/><w:color w:val="245EA8"/><w:sz w:val="28"/><w:szCs w:val="28"/></w:rPr><w:t xml:space="preserve">รูปที่ 3-1  </w:t></w:r><w:r><w:rPr><w:i/><w:iCs/><w:color w:val="6C7888"/><w:sz w:val="28"/><w:szCs w:val="28"/></w:rPr><w:t xml:space="preserve">หน้าเข้าสู่ระบบ</w:t></w:r></w:p><w:tbl><w:tblPr><w:tblW w:type="dxa" w:w="9600"/><w:tblBorders><w:top w:val="single" w:color="F1F3F6" w:sz="2"/><w:left w:val="single" w:color="6C7888" w:sz="28"/><w:bottom w:val="single" w:color="F1F3F6" w:sz="2"/><w:right w:val="single" w:color="F1F3F6" w:sz="2"/><w:insideH w:val="single" w:color="auto" w:sz="4"/><w:insideV w:val="single" w:color="auto" w:sz="4"/></w:tblBorders></w:tblPr><w:tblGrid><w:gridCol w:w="9600"/></w:tblGrid><w:tr><w:tc><w:tcPr><w:tcW w:type="dxa" w:w="9600"/><w:shd w:fill="F1F3F6" w:color="auto" w:val="clear"/><w:tcMar><w:top w:type="dxa" w:w="140"/><w:left w:type="dxa" w:w="200"/><w:bottom w:type="dxa" w:w="140"/><w:right w:type="dxa" w:w="200"/></w:tcMar></w:tcPr><w:p><w:pPr><w:spacing w:after="60"/></w:pPr><w:r><w:rPr><w:b/><w:bCs/><w:color w:val="6C7888"/><w:sz w:val="30"/><w:szCs w:val="30"/></w:rPr><w:t xml:space="preserve">สิ่งที่ต้องจำ</w:t></w:r></w:p><w:p><w:pPr><w:spacing w:after="0"/></w:pPr><w:r><w:rPr><w:sz w:val="32"/><w:szCs w:val="32"/></w:rPr><w:t xml:space="preserve">บัญชีสร้างและกำหนดบทบาทโดยผู้ดูแลระบบ SOC หากบัญชีถูกล็อก (ผิดเกิน 5 ครั้ง) ให้ติดต่อผู้ดูแลระบบ</w:t></w:r></w:p></w:tc></w:tr></w:tbl><w:p><w:pPr><w:pStyle w:val="Heading1"/></w:pPr><w:r><w:t xml:space="preserve">4. หน้าจอและเมนูของคุณ</w:t></w:r></w:p><w:tbl><w:tblPr><w:tblW w:type="dxa" w:w="9600"/><w:tblBorders><w:top w:val="single" w:color="E1E6ED" w:sz="2"/><w:left w:val="single" w:color="E1E6ED" w:sz="2"/><w:bottom w:val="single" w:color="E1E6ED" w:sz="2"/><w:right w:val="single" w:color="E1E6ED" w:sz="2"/><w:insideH w:val="single" w:color="E1E6ED" w:sz="2"/><w:insideV w:val="single" w:color="E1E6ED" w:sz="2"/></w:tblBorders></w:tblPr><w:tblGrid><w:gridCol w:w="4200"/><w:gridCol w:w="5400"/></w:tblGrid><w:tr><w:trPr><w:cantSplit/><w:tblHeader/></w:trPr><w:tc><w:tcPr><w:tcW w:type="dxa" w:w="4200"/><w:shd w:fill="1A1A2E" w:color="auto" w:val="clear"/><w:tcMar><w:top w:type="dxa" w:w="80"/><w:left w:type="dxa" w:w="120"/><w:bottom w:type="dxa" w:w="80"/><w:right w:type="dxa" w:w="120"/></w:tcMar></w:tcPr><w:p><w:r><w:rPr><w:b/><w:bCs/><w:color w:val="FFFFFF"/><w:sz w:val="28"/><w:szCs w:val="28"/></w:rPr><w:t xml:space="preserve">กลุ่ม / เมนู</w:t></w:r></w:p></w:tc><w:tc><w:tcPr><w:tcW w:type="dxa" w:w="5400"/><w:shd w:fill="1A1A2E" w:color="auto" w:val="clear"/><w:tcMar><w:top w:type="dxa" w:w="80"/><w:left w:type="dxa" w:w="120"/><w:bottom w:type="dxa" w:w="80"/><w:right w:type="dxa" w:w="120"/></w:tcMar></w:tcPr><w:p><w:r><w:rPr><w:b/><w:bCs/><w:color w:val="FFFFFF"/><w:sz w:val="28"/><w:szCs w:val="28"/></w:rPr><w:t xml:space="preserve">หน้าที่</w:t></w:r></w:p></w:tc></w:tr><w:tr><w:trPr><w:cantSplit/></w:trPr><w:tc><w:tcPr><w:tcW w:type="dxa" w:w="4200"/><w:shd w:fill="FFFFFF" w:color="auto" w:val="clear"/><w:tcMar><w:top w:type="dxa" w:w="70"/><w:left w:type="dxa" w:w="120"/><w:bottom w:type="dxa" w:w="70"/><w:right w:type="dxa" w:w="120"/></w:tcMar></w:tcPr><w:p><w:pPr><w:spacing w:after="0"/></w:pPr><w:r><w:rPr><w:b/><w:bCs/><w:color w:val="245EA8"/><w:sz w:val="32"/><w:szCs w:val="32"/></w:rPr><w:t xml:space="preserve">ภาพรวม › แดชบอร์ด SOC</w:t></w:r></w:p></w:tc><w:tc><w:tcPr><w:tcW w:type="dxa" w:w="5400"/><w:shd w:fill="FFFFFF" w:color="auto" w:val="clear"/><w:tcMar><w:top w:type="dxa" w:w="70"/><w:left w:type="dxa" w:w="120"/><w:bottom w:type="dxa" w:w="70"/><w:right w:type="dxa" w:w="120"/></w:tcMar></w:tcPr><w:p><w:pPr><w:spacing w:after="0"/></w:pPr><w:r><w:rPr><w:sz w:val="28"/><w:szCs w:val="28"/></w:rPr><w:t xml:space="preserve">ภาพรวมสถานะงานและตัวชี้วัดของทีม</w:t></w:r></w:p></w:tc></w:tr><w:tr><w:trPr><w:cantSplit/></w:trPr><w:tc><w:tcPr><w:tcW w:type="dxa" w:w="4200"/><w:shd w:fill="F7F8FA" w:color="auto" w:val="clear"/><w:tcMar><w:top w:type="dxa" w:w="70"/><w:left w:type="dxa" w:w="120"/><w:bottom w:type="dxa" w:w="70"/><w:right w:type="dxa" w:w="120"/></w:tcMar></w:tcPr><w:p><w:pPr><w:spacing w:after="0"/></w:pPr><w:r><w:rPr><w:b/><w:bCs/><w:color w:val="245EA8"/><w:sz w:val="32"/><w:szCs w:val="32"/></w:rPr><w:t xml:space="preserve">คิวงานต่างๆ › คิวงานผู้จัดการ</w:t></w:r></w:p></w:tc><w:tc><w:tcPr><w:tcW w:type="dxa" w:w="5400"/><w:shd w:fill="F7F8FA" w:color="auto" w:val="clear"/><w:tcMar><w:top w:type="dxa" w:w="70"/><w:left w:type="dxa" w:w="120"/><w:bottom w:type="dxa" w:w="70"/><w:right w:type="dxa" w:w="120"/></w:tcMar></w:tcPr><w:p><w:pPr><w:spacing w:after="0"/></w:pPr><w:r><w:rPr><w:sz w:val="28"/><w:szCs w:val="28"/></w:rPr><w:t xml:space="preserve">คิวหลักของคุณ: เคสที่รอผู้จัดการตรวจ อนุมัติ หรือตรวจการปิด Event</w:t></w:r></w:p></w:tc></w:tr><w:tr><w:trPr><w:cantSplit/></w:trPr><w:tc><w:tcPr><w:tcW w:type="dxa" w:w="4200"/><w:shd w:fill="FFFFFF" w:color="auto" w:val="clear"/><w:tcMar><w:top w:type="dxa" w:w="70"/><w:left w:type="dxa" w:w="120"/><w:bottom w:type="dxa" w:w="70"/><w:right w:type="dxa" w:w="120"/></w:tcMar></w:tcPr><w:p><w:pPr><w:spacing w:after="0"/></w:pPr><w:r><w:rPr><w:b/><w:bCs/><w:color w:val="245EA8"/><w:sz w:val="32"/><w:szCs w:val="32"/></w:rPr><w:t xml:space="preserve">คิวงานต่างๆ › คำขอตอบสนองเหตุการณ์</w:t></w:r><w:r><w:rPr><w:sz w:val="32"/><w:szCs w:val="32"/></w:rPr><w:t xml:space="preserve"> (งานตอบสนอง)</w:t></w:r></w:p></w:tc><w:tc><w:tcPr><w:tcW w:type="dxa" w:w="5400"/><w:shd w:fill="FFFFFF" w:color="auto" w:val="clear"/><w:tcMar><w:top w:type="dxa" w:w="70"/><w:left w:type="dxa" w:w="120"/><w:bottom w:type="dxa" w:w="70"/><w:right w:type="dxa" w:w="120"/></w:tcMar></w:tcPr><w:p><w:pPr><w:spacing w:after="0"/></w:pPr><w:r><w:rPr><w:sz w:val="28"/><w:szCs w:val="28"/></w:rPr><w:t xml:space="preserve">ภาพรวมคำขอทีมตอบสนองทุกทีม</w:t></w:r></w:p></w:tc></w:tr><w:tr><w:trPr><w:cantSplit/></w:trPr><w:tc><w:tcPr><w:tcW w:type="dxa" w:w="4200"/><w:shd w:fill="F7F8FA" w:color="auto" w:val="clear"/><w:tcMar><w:top w:type="dxa" w:w="70"/><w:left w:type="dxa" w:w="120"/><w:bottom w:type="dxa" w:w="70"/><w:right w:type="dxa" w:w="120"/></w:tcMar></w:tcPr><w:p><w:pPr><w:spacing w:after="0"/></w:pPr><w:r><w:rPr><w:b/><w:bCs/><w:color w:val="245EA8"/><w:sz w:val="32"/><w:szCs w:val="32"/></w:rPr><w:t xml:space="preserve">เคส › เคสที่กำลังดำเนินการอยู่ / ประวัติเคสที่ปิดไปแล้ว / ค้นหา IOC</w:t></w:r></w:p></w:tc><w:tc><w:tcPr><w:tcW w:type="dxa" w:w="5400"/><w:shd w:fill="F7F8FA" w:color="auto" w:val="clear"/><w:tcMar><w:top w:type="dxa" w:w="70"/><w:left w:type="dxa" w:w="120"/><w:bottom w:type="dxa" w:w="70"/><w:right w:type="dxa" w:w="120"/></w:tcMar></w:tcPr><w:p><w:pPr><w:spacing w:after="0"/></w:pPr><w:r><w:rPr><w:sz w:val="28"/><w:szCs w:val="28"/></w:rPr><w:t xml:space="preserve">ตั๋วงานทั้งหมด, ประวัติ, และการค้นหา</w:t></w:r></w:p></w:tc></w:tr><w:tr><w:trPr><w:cantSplit/></w:trPr><w:tc><w:tcPr><w:tcW w:type="dxa" w:w="4200"/><w:shd w:fill="FFFFFF" w:color="auto" w:val="clear"/><w:tcMar><w:top w:type="dxa" w:w="70"/><w:left w:type="dxa" w:w="120"/><w:bottom w:type="dxa" w:w="70"/><w:right w:type="dxa" w:w="120"/></w:tcMar></w:tcPr><w:p><w:pPr><w:spacing w:after="0"/></w:pPr><w:r><w:rPr><w:b/><w:bCs/><w:color w:val="245EA8"/><w:sz w:val="32"/><w:szCs w:val="32"/></w:rPr><w:t xml:space="preserve">ตั้งค่าระบบ › แผงควบคุมผู้ดูแลระบบ</w:t></w:r></w:p></w:tc><w:tc><w:tcPr><w:tcW w:type="dxa" w:w="5400"/><w:shd w:fill="FFFFFF" w:color="auto" w:val="clear"/><w:tcMar><w:top w:type="dxa" w:w="70"/><w:left w:type="dxa" w:w="120"/><w:bottom w:type="dxa" w:w="70"/><w:right w:type="dxa" w:w="120"/></w:tcMar></w:tcPr><w:p><w:pPr><w:spacing w:after="0"/></w:pPr><w:r><w:rPr><w:sz w:val="28"/><w:szCs w:val="28"/></w:rPr><w:t xml:space="preserve">หน้าจัดการระบบ (สำหรับผู้ดูแล/ผู้จัดการ)</w:t></w:r></w:p></w:tc></w:tr></w:tbl><w:tbl><w:tblPr><w:tblW w:type="dxa" w:w="9600"/><w:tblBorders><w:top w:val="dashed" w:color="9DB4D4" w:sz="6"/><w:left w:val="dashed" w:color="9DB4D4" w:sz="6"/><w:bottom w:val="dashed" w:color="9DB4D4" w:sz="6"/><w:right w:val="dashed" w:color="9DB4D4" w:sz="6"/><w:insideH w:val="single" w:color="auto" w:sz="4"/><w:insideV w:val="single" w:color="auto" w:sz="4"/></w:tblBorders></w:tblPr><w:tblGrid><w:gridCol w:w="9600"/></w:tblGrid><w:tr><w:tc><w:tcPr><w:tcW w:type="dxa" w:w="9600"/><w:shd w:fill="F7F8FA" w:color="auto" w:val="clear"/><w:tcMar><w:top w:type="dxa" w:w="520"/><w:left w:type="dxa" w:w="200"/><w:bottom w:type="dxa" w:w="520"/><w:right w:type="dxa" w:w="200"/></w:tcMar><w:vAlign w:val="center"/></w:tcPr><w:p><w:pPr><w:spacing w:after="40"/><w:jc w:val="center"/></w:pPr><w:r><w:rPr><w:b/><w:bCs/><w:color w:val="6C7888"/><w:sz w:val="30"/><w:szCs w:val="30"/></w:rPr><w:t xml:space="preserve">[ ตำแหน่งภาพหน้าจอ ]</w:t></w:r></w:p><w:p><w:pPr><w:spacing w:after="40"/><w:jc w:val="center"/></w:pPr><w:r><w:rPr><w:color w:val="1F2D3D"/><w:sz w:val="32"/><w:szCs w:val="32"/></w:rPr><w:t xml:space="preserve">แถบเมนูด้านซ้ายสำหรับผู้จัดการ SOC พร้อมตัวเลขงานค้างในคิวงานผู้จัดการ</w:t></w:r></w:p><w:p><w:pPr><w:jc w:val="center"/></w:pPr><w:r><w:rPr><w:rFonts w:ascii="Consolas" w:cs="Consolas" w:eastAsia="Consolas" w:hAnsi="Consolas"/><w:color w:val="9AA6B4"/><w:sz w:val="24"/><w:szCs w:val="24"/></w:rPr><w:t xml:space="preserve">SHOT: MGR-sidebar</w:t></w:r></w:p></w:tc></w:tr></w:tbl><w:p><w:pPr><w:spacing w:after="160" w:before="60"/><w:jc w:val="center"/></w:pPr><w:r><w:rPr><w:b/><w:bCs/><w:color w:val="245EA8"/><w:sz w:val="28"/><w:szCs w:val="28"/></w:rPr><w:t xml:space="preserve">รูปที่ 4-1  </w:t></w:r><w:r><w:rPr><w:i/><w:iCs/><w:color w:val="6C7888"/><w:sz w:val="28"/><w:szCs w:val="28"/></w:rPr><w:t xml:space="preserve">แถบเมนูด้านซ้ายสำหรับผู้จัดการ SOC พร้อมตัวเลขงานค้างในคิวงานผู้จัดการ</w:t></w:r></w:p><w:p><w:pPr><w:pStyle w:val="Heading2"/></w:pPr><w:r><w:t xml:space="preserve">4.1 อ่านแดชบอร์ด SOC (ปรับปรุง v1.7.0)</w:t></w:r></w:p><w:p><w:pPr><w:spacing w:after="120"/></w:pPr><w:r><w:rPr><w:sz w:val="32"/><w:szCs w:val="32"/></w:rPr><w:t xml:space="preserve">เมนู </w:t></w:r><w:r><w:rPr><w:b/><w:bCs/><w:color w:val="245EA8"/><w:sz w:val="32"/><w:szCs w:val="32"/></w:rPr><w:t xml:space="preserve">ภาพรวม › แดชบอร์ด SOC</w:t></w:r><w:r><w:rPr><w:sz w:val="32"/><w:szCs w:val="32"/></w:rPr><w:t xml:space="preserve"> ถูกออกแบบใหม่ใน v1.7.0 ให้ดูภาระงานของทีมได้เร็วขึ้น ประกอบด้วย</w:t></w:r></w:p><w:tbl><w:tblPr><w:tblW w:type="dxa" w:w="9600"/><w:tblBorders><w:top w:val="single" w:color="E1E6ED" w:sz="2"/><w:left w:val="single" w:color="E1E6ED" w:sz="2"/><w:bottom w:val="single" w:color="E1E6ED" w:sz="2"/><w:right w:val="single" w:color="E1E6ED" w:sz="2"/><w:insideH w:val="single" w:color="E1E6ED" w:sz="2"/><w:insideV w:val="single" w:color="E1E6ED" w:sz="2"/></w:tblBorders></w:tblPr><w:tblGrid><w:gridCol w:w="3400"/><w:gridCol w:w="6200"/></w:tblGrid><w:tr><w:trPr><w:cantSplit/><w:tblHeader/></w:trPr><w:tc><w:tcPr><w:tcW w:type="dxa" w:w="3400"/><w:shd w:fill="1A1A2E" w:color="auto" w:val="clear"/><w:tcMar><w:top w:type="dxa" w:w="80"/><w:left w:type="dxa" w:w="120"/><w:bottom w:type="dxa" w:w="80"/><w:right w:type="dxa" w:w="120"/></w:tcMar></w:tcPr><w:p><w:r><w:rPr><w:b/><w:bCs/><w:color w:val="FFFFFF"/><w:sz w:val="28"/><w:szCs w:val="28"/></w:rPr><w:t xml:space="preserve">ส่วน</w:t></w:r></w:p></w:tc><w:tc><w:tcPr><w:tcW w:type="dxa" w:w="6200"/><w:shd w:fill="1A1A2E" w:color="auto" w:val="clear"/><w:tcMar><w:top w:type="dxa" w:w="80"/><w:left w:type="dxa" w:w="120"/><w:bottom w:type="dxa" w:w="80"/><w:right w:type="dxa" w:w="120"/></w:tcMar></w:tcPr><w:p><w:r><w:rPr><w:b/><w:bCs/><w:color w:val="FFFFFF"/><w:sz w:val="28"/><w:szCs w:val="28"/></w:rPr><w:t xml:space="preserve">บอกอะไร</w:t></w:r></w:p></w:tc></w:tr><w:tr><w:trPr><w:cantSplit/></w:trPr><w:tc><w:tcPr><w:tcW w:type="dxa" w:w="3400"/><w:shd w:fill="FFFFFF" w:color="auto" w:val="clear"/><w:tcMar><w:top w:type="dxa" w:w="70"/><w:left w:type="dxa" w:w="120"/><w:bottom w:type="dxa" w:w="70"/><w:right w:type="dxa" w:w="120"/></w:tcMar></w:tcPr><w:p><w:pPr><w:spacing w:after="0"/></w:pPr><w:r><w:rPr><w:sz w:val="28"/><w:szCs w:val="28"/></w:rPr><w:t xml:space="preserve">การ์ดตัวเลขสี่ใบ</w:t></w:r></w:p></w:tc><w:tc><w:tcPr><w:tcW w:type="dxa" w:w="6200"/><w:shd w:fill="FFFFFF" w:color="auto" w:val="clear"/><w:tcMar><w:top w:type="dxa" w:w="70"/><w:left w:type="dxa" w:w="120"/><w:bottom w:type="dxa" w:w="70"/><w:right w:type="dxa" w:w="120"/></w:tcMar></w:tcPr><w:p><w:pPr><w:spacing w:after="0"/></w:pPr><w:r><w:rPr><w:sz w:val="28"/><w:szCs w:val="28"/></w:rPr><w:t xml:space="preserve">คดีที่กำลังดำเนินการ, ความรุนแรงระดับวิกฤต, ปิดเดือนนี้, และเวลามัธยฐานในการแก้ไข (MTTR)</w:t></w:r></w:p></w:tc></w:tr><w:tr><w:trPr><w:cantSplit/></w:trPr><w:tc><w:tcPr><w:tcW w:type="dxa" w:w="3400"/><w:shd w:fill="F7F8FA" w:color="auto" w:val="clear"/><w:tcMar><w:top w:type="dxa" w:w="70"/><w:left w:type="dxa" w:w="120"/><w:bottom w:type="dxa" w:w="70"/><w:right w:type="dxa" w:w="120"/></w:tcMar></w:tcPr><w:p><w:pPr><w:spacing w:after="0"/></w:pPr><w:r><w:rPr><w:b/><w:bCs/><w:sz w:val="32"/><w:szCs w:val="32"/></w:rPr><w:t xml:space="preserve">Analyst Workload</w:t></w:r><w:r><w:rPr><w:sz w:val="32"/><w:szCs w:val="32"/></w:rPr><w:t xml:space="preserve"> — งานที่ต้องดำเนินการเอง</w:t></w:r></w:p></w:tc><w:tc><w:tcPr><w:tcW w:type="dxa" w:w="6200"/><w:shd w:fill="F7F8FA" w:color="auto" w:val="clear"/><w:tcMar><w:top w:type="dxa" w:w="70"/><w:left w:type="dxa" w:w="120"/><w:bottom w:type="dxa" w:w="70"/><w:right w:type="dxa" w:w="120"/></w:tcMar></w:tcPr><w:p><w:pPr><w:spacing w:after="0"/></w:pPr><w:r><w:rPr><w:sz w:val="28"/><w:szCs w:val="28"/></w:rPr><w:t xml:space="preserve">ภาระงานรายบุคคล: ใครมีงานต้องทำกี่เรื่อง รอดำเนินการกี่เรื่อง — ใช้เกลี่ยงานในทีม</w:t></w:r></w:p></w:tc></w:tr><w:tr><w:trPr><w:cantSplit/></w:trPr><w:tc><w:tcPr><w:tcW w:type="dxa" w:w="3400"/><w:shd w:fill="FFFFFF" w:color="auto" w:val="clear"/><w:tcMar><w:top w:type="dxa" w:w="70"/><w:left w:type="dxa" w:w="120"/><w:bottom w:type="dxa" w:w="70"/><w:right w:type="dxa" w:w="120"/></w:tcMar></w:tcPr><w:p><w:pPr><w:spacing w:after="0"/></w:pPr><w:r><w:rPr><w:b/><w:bCs/><w:sz w:val="32"/><w:szCs w:val="32"/></w:rPr><w:t xml:space="preserve">Pipeline</w:t></w:r><w:r><w:rPr><w:sz w:val="32"/><w:szCs w:val="32"/></w:rPr><w:t xml:space="preserve"> — สถานะที่กำลังดำเนินการ</w:t></w:r></w:p></w:tc><w:tc><w:tcPr><w:tcW w:type="dxa" w:w="6200"/><w:shd w:fill="FFFFFF" w:color="auto" w:val="clear"/><w:tcMar><w:top w:type="dxa" w:w="70"/><w:left w:type="dxa" w:w="120"/><w:bottom w:type="dxa" w:w="70"/><w:right w:type="dxa" w:w="120"/></w:tcMar></w:tcPr><w:p><w:pPr><w:spacing w:after="0"/></w:pPr><w:r><w:rPr><w:sz w:val="28"/><w:szCs w:val="28"/></w:rPr><w:t xml:space="preserve">งานค้างอยู่ที่ขั้นตอนใดมากที่สุด ชี้จุดคอขวดของกระบวนการ</w:t></w:r></w:p></w:tc></w:tr><w:tr><w:trPr><w:cantSplit/></w:trPr><w:tc><w:tcPr><w:tcW w:type="dxa" w:w="3400"/><w:shd w:fill="F7F8FA" w:color="auto" w:val="clear"/><w:tcMar><w:top w:type="dxa" w:w="70"/><w:left w:type="dxa" w:w="120"/><w:bottom w:type="dxa" w:w="70"/><w:right w:type="dxa" w:w="120"/></w:tcMar></w:tcPr><w:p><w:pPr><w:spacing w:after="0"/></w:pPr><w:r><w:rPr><w:b/><w:bCs/><w:sz w:val="32"/><w:szCs w:val="32"/></w:rPr><w:t xml:space="preserve">Active Cases</w:t></w:r><w:r><w:rPr><w:sz w:val="32"/><w:szCs w:val="32"/></w:rPr><w:t xml:space="preserve"> — รายละเอียดคดี</w:t></w:r></w:p></w:tc><w:tc><w:tcPr><w:tcW w:type="dxa" w:w="6200"/><w:shd w:fill="F7F8FA" w:color="auto" w:val="clear"/><w:tcMar><w:top w:type="dxa" w:w="70"/><w:left w:type="dxa" w:w="120"/><w:bottom w:type="dxa" w:w="70"/><w:right w:type="dxa" w:w="120"/></w:tcMar></w:tcPr><w:p><w:pPr><w:spacing w:after="0"/></w:pPr><w:r><w:rPr><w:sz w:val="28"/><w:szCs w:val="28"/></w:rPr><w:t xml:space="preserve">ตารางคดีที่เปิดอยู่ กดหัวคอลัมน์เพื่อเรียงลำดับได้</w:t></w:r></w:p></w:tc></w:tr><w:tr><w:trPr><w:cantSplit/></w:trPr><w:tc><w:tcPr><w:tcW w:type="dxa" w:w="3400"/><w:shd w:fill="FFFFFF" w:color="auto" w:val="clear"/><w:tcMar><w:top w:type="dxa" w:w="70"/><w:left w:type="dxa" w:w="120"/><w:bottom w:type="dxa" w:w="70"/><w:right w:type="dxa" w:w="120"/></w:tcMar></w:tcPr><w:p><w:pPr><w:spacing w:after="0"/></w:pPr><w:r><w:rPr><w:b/><w:bCs/><w:sz w:val="32"/><w:szCs w:val="32"/></w:rPr><w:t xml:space="preserve">Daily Case Volume</w:t></w:r></w:p></w:tc><w:tc><w:tcPr><w:tcW w:type="dxa" w:w="6200"/><w:shd w:fill="FFFFFF" w:color="auto" w:val="clear"/><w:tcMar><w:top w:type="dxa" w:w="70"/><w:left w:type="dxa" w:w="120"/><w:bottom w:type="dxa" w:w="70"/><w:right w:type="dxa" w:w="120"/></w:tcMar></w:tcPr><w:p><w:pPr><w:spacing w:after="0"/></w:pPr><w:r><w:rPr><w:sz w:val="28"/><w:szCs w:val="28"/></w:rPr><w:t xml:space="preserve">ปริมาณคดีรายวันย้อนหลัง 30 วัน ใช้ดูแนวโน้ม</w:t></w:r></w:p></w:tc></w:tr></w:tbl><w:p><w:pPr><w:spacing w:after="140"/></w:pPr></w:p><w:tbl><w:tblPr><w:tblW w:type="dxa" w:w="9600"/><w:tblBorders><w:top w:val="dashed" w:color="9DB4D4" w:sz="6"/><w:left w:val="dashed" w:color="9DB4D4" w:sz="6"/><w:bottom w:val="dashed" w:color="9DB4D4" w:sz="6"/><w:right w:val="dashed" w:color="9DB4D4" w:sz="6"/><w:insideH w:val="single" w:color="auto" w:sz="4"/><w:insideV w:val="single" w:color="auto" w:sz="4"/></w:tblBorders></w:tblPr><w:tblGrid><w:gridCol w:w="9600"/></w:tblGrid><w:tr><w:tc><w:tcPr><w:tcW w:type="dxa" w:w="9600"/><w:shd w:fill="F7F8FA" w:color="auto" w:val="clear"/><w:tcMar><w:top w:type="dxa" w:w="520"/><w:left w:type="dxa" w:w="200"/><w:bottom w:type="dxa" w:w="520"/><w:right w:type="dxa" w:w="200"/></w:tcMar><w:vAlign w:val="center"/></w:tcPr><w:p><w:pPr><w:spacing w:after="40"/><w:jc w:val="center"/></w:pPr><w:r><w:rPr><w:b/><w:bCs/><w:color w:val="6C7888"/><w:sz w:val="30"/><w:szCs w:val="30"/></w:rPr><w:t xml:space="preserve">[ ตำแหน่งภาพหน้าจอ ]</w:t></w:r></w:p><w:p><w:pPr><w:spacing w:after="40"/><w:jc w:val="center"/></w:pPr><w:r><w:rPr><w:color w:val="1F2D3D"/><w:sz w:val="32"/><w:szCs w:val="32"/></w:rPr><w:t xml:space="preserve">แดชบอร์ด SOC หลังออกแบบใหม่ แสดงการ์ดตัวเลข Analyst Workload และ Pipeline</w:t></w:r></w:p><w:p><w:pPr><w:jc w:val="center"/></w:pPr><w:r><w:rPr><w:rFonts w:ascii="Consolas" w:cs="Consolas" w:eastAsia="Consolas" w:hAnsi="Consolas"/><w:color w:val="9AA6B4"/><w:sz w:val="24"/><w:szCs w:val="24"/></w:rPr><w:t xml:space="preserve">SHOT: MGR-dashboard</w:t></w:r></w:p></w:tc></w:tr></w:tbl><w:p><w:pPr><w:spacing w:after="160" w:before="60"/><w:jc w:val="center"/></w:pPr><w:r><w:rPr><w:b/><w:bCs/><w:color w:val="245EA8"/><w:sz w:val="28"/><w:szCs w:val="28"/></w:rPr><w:t xml:space="preserve">รูปที่ 4-2  </w:t></w:r><w:r><w:rPr><w:i/><w:iCs/><w:color w:val="6C7888"/><w:sz w:val="28"/><w:szCs w:val="28"/></w:rPr><w:t xml:space="preserve">แดชบอร์ด SOC หลังออกแบบใหม่ แสดงการ์ดตัวเลข Analyst Workload และ Pipeline</w:t></w:r></w:p><w:tbl><w:tblPr><w:tblW w:type="dxa" w:w="9600"/><w:tblBorders><w:top w:val="single" w:color="F1F3F6" w:sz="2"/><w:left w:val="single" w:color="6C7888" w:sz="28"/><w:bottom w:val="single" w:color="F1F3F6" w:sz="2"/><w:right w:val="single" w:color="F1F3F6" w:sz="2"/><w:insideH w:val="single" w:color="auto" w:sz="4"/><w:insideV w:val="single" w:color="auto" w:sz="4"/></w:tblBorders></w:tblPr><w:tblGrid><w:gridCol w:w="9600"/></w:tblGrid><w:tr><w:tc><w:tcPr><w:tcW w:type="dxa" w:w="9600"/><w:shd w:fill="F1F3F6" w:color="auto" w:val="clear"/><w:tcMar><w:top w:type="dxa" w:w="140"/><w:left w:type="dxa" w:w="200"/><w:bottom w:type="dxa" w:w="140"/><w:right w:type="dxa" w:w="200"/></w:tcMar></w:tcPr><w:p><w:pPr><w:spacing w:after="60"/></w:pPr><w:r><w:rPr><w:b/><w:bCs/><w:color w:val="6C7888"/><w:sz w:val="30"/><w:szCs w:val="30"/></w:rPr><w:t xml:space="preserve">สิ่งที่ต้องจำ</w:t></w:r></w:p><w:p><w:pPr><w:spacing w:after="0"/></w:pPr><w:r><w:rPr><w:sz w:val="32"/><w:szCs w:val="32"/></w:rPr><w:t xml:space="preserve">นี่คนละหน้ากับ </w:t></w:r><w:r><w:rPr><w:b/><w:bCs/><w:color w:val="245EA8"/><w:sz w:val="32"/><w:szCs w:val="32"/></w:rPr><w:t xml:space="preserve">ภาพรวม › แดชบอร์ดผู้บริหาร</w:t></w:r><w:r><w:rPr><w:sz w:val="32"/><w:szCs w:val="32"/></w:rPr><w:t xml:space="preserve"> ซึ่งเป็นมุมมองสรุปความเสี่ยงสำหรับผู้บริหารและคุณไม่ได้ใช้ในงานประจำวัน</w:t></w:r></w:p></w:tc></w:tr></w:tbl><w:p><w:pPr><w:pStyle w:val="Heading1"/></w:pPr><w:r><w:t xml:space="preserve">5. งานหลักทีละขั้นตอน</w:t></w:r></w:p><w:p><w:pPr><w:pStyle w:val="Heading2"/></w:pPr><w:r><w:t xml:space="preserve">5.1 ตรวจก่อนมอบหมาย และประเมินสถานะฉุกเฉิน</w:t></w:r></w:p><w:p><w:pPr><w:spacing w:after="120"/></w:pPr><w:r><w:rPr><w:sz w:val="32"/><w:szCs w:val="32"/></w:rPr><w:t xml:space="preserve">เหตุการณ์จริง </w:t></w:r><w:r><w:rPr><w:b/><w:bCs/><w:sz w:val="32"/><w:szCs w:val="32"/></w:rPr><w:t xml:space="preserve">ทุกเรื่อง</w:t></w:r><w:r><w:rPr><w:sz w:val="32"/><w:szCs w:val="32"/></w:rPr><w:t xml:space="preserve"> หยุดรอที่สถานะ </w:t></w:r><w:r><w:rPr><w:b/><w:bCs/><w:sz w:val="32"/><w:szCs w:val="32"/></w:rPr><w:t xml:space="preserve">รอผู้จัดการ SOC ตรวจ (ก่อนมอบหมาย)</w:t></w:r><w:r><w:rPr><w:sz w:val="32"/><w:szCs w:val="32"/></w:rPr><w:t xml:space="preserve"> งานควบคุมยังไม่เริ่มจนกว่าคุณจะส่งต่อ ระบบส่งอีเมลแจ้งคุณอัตโนมัติ</w:t></w:r></w:p><w:p><w:pPr><w:pStyle w:val="ListParagraph"/><w:numPr><w:ilvl w:val="0"/><w:numId w:val="4"/></w:numPr><w:spacing w:after="80"/></w:pPr><w:r><w:rPr><w:sz w:val="32"/><w:szCs w:val="32"/></w:rPr><w:t xml:space="preserve">เปิดตั๋วจาก </w:t></w:r><w:r><w:rPr><w:b/><w:bCs/><w:color w:val="245EA8"/><w:sz w:val="32"/><w:szCs w:val="32"/></w:rPr><w:t xml:space="preserve">คิวงานผู้จัดการ</w:t></w:r><w:r><w:rPr><w:sz w:val="32"/><w:szCs w:val="32"/></w:rPr><w:t xml:space="preserve"> การ์ด </w:t></w:r><w:r><w:rPr><w:b/><w:bCs/><w:sz w:val="32"/><w:szCs w:val="32"/></w:rPr><w:t xml:space="preserve">การตรวจสอบโดยผู้จัดการ SOC</w:t></w:r><w:r><w:rPr><w:sz w:val="32"/><w:szCs w:val="32"/></w:rPr><w:t xml:space="preserve"> จะแสดงเส้นทางที่ระดับ 1 เลือกไว้</w:t></w:r></w:p><w:p><w:pPr><w:pStyle w:val="ListParagraph"/><w:numPr><w:ilvl w:val="0"/><w:numId w:val="4"/></w:numPr><w:spacing w:after="80"/></w:pPr><w:r><w:rPr><w:sz w:val="32"/><w:szCs w:val="32"/></w:rPr><w:t xml:space="preserve">ที่ </w:t></w:r><w:r><w:rPr><w:b/><w:bCs/><w:color w:val="1F2D3D"/><w:sz w:val="32"/><w:szCs w:val="32"/></w:rPr><w:t xml:space="preserve">ประเมินสถานะฉุกเฉิน</w:t></w:r><w:r><w:rPr><w:sz w:val="32"/><w:szCs w:val="32"/></w:rPr><w:t xml:space="preserve"> เลือกอย่างชัดเจนระหว่าง </w:t></w:r><w:r><w:rPr><w:b/><w:bCs/><w:color w:val="1F2D3D"/><w:sz w:val="32"/><w:szCs w:val="32"/></w:rPr><w:t xml:space="preserve">Normal</w:t></w:r><w:r><w:rPr><w:sz w:val="32"/><w:szCs w:val="32"/></w:rPr><w:t xml:space="preserve"> หรือ </w:t></w:r><w:r><w:rPr><w:b/><w:bCs/><w:color w:val="1F2D3D"/><w:sz w:val="32"/><w:szCs w:val="32"/></w:rPr><w:t xml:space="preserve">Emergency</w:t></w:r><w:r><w:rPr><w:sz w:val="32"/><w:szCs w:val="32"/></w:rPr><w:t xml:space="preserve"> — การเลือก Normal คือการตัดสินใจ ไม่ใช่การเว้นว่าง</w:t></w:r></w:p><w:p><w:pPr><w:pStyle w:val="ListParagraph"/><w:numPr><w:ilvl w:val="0"/><w:numId w:val="4"/></w:numPr><w:spacing w:after="80"/></w:pPr><w:r><w:rPr><w:sz w:val="32"/><w:szCs w:val="32"/></w:rPr><w:t xml:space="preserve">กรอก </w:t></w:r><w:r><w:rPr><w:b/><w:bCs/><w:color w:val="1F2D3D"/><w:sz w:val="32"/><w:szCs w:val="32"/></w:rPr><w:t xml:space="preserve">บันทึกการตรวจ</w:t></w:r><w:r><w:rPr><w:sz w:val="32"/><w:szCs w:val="32"/></w:rPr><w:t xml:space="preserve"> แล้วกด </w:t></w:r><w:r><w:rPr><w:b/><w:bCs/><w:color w:val="1F2D3D"/><w:sz w:val="32"/><w:szCs w:val="32"/></w:rPr><w:t xml:space="preserve">ส่งต่อให้ผู้ดูแลระบบ</w:t></w:r><w:r><w:rPr><w:sz w:val="32"/><w:szCs w:val="32"/></w:rPr><w:t xml:space="preserve"> หรือ </w:t></w:r><w:r><w:rPr><w:b/><w:bCs/><w:color w:val="1F2D3D"/><w:sz w:val="32"/><w:szCs w:val="32"/></w:rPr><w:t xml:space="preserve">ส่งต่อให้เจ้าของระบบ</w:t></w:r><w:r><w:rPr><w:sz w:val="32"/><w:szCs w:val="32"/></w:rPr><w:t xml:space="preserve"> ตามเส้นทางที่ระดับ 1 เลือกไว้</w:t></w:r></w:p><w:tbl><w:tblPr><w:tblW w:type="dxa" w:w="9600"/><w:tblBorders><w:top w:val="dashed" w:color="9DB4D4" w:sz="6"/><w:left w:val="dashed" w:color="9DB4D4" w:sz="6"/><w:bottom w:val="dashed" w:color="9DB4D4" w:sz="6"/><w:right w:val="dashed" w:color="9DB4D4" w:sz="6"/><w:insideH w:val="single" w:color="auto" w:sz="4"/><w:insideV w:val="single" w:color="auto" w:sz="4"/></w:tblBorders></w:tblPr><w:tblGrid><w:gridCol w:w="9600"/></w:tblGrid><w:tr><w:tc><w:tcPr><w:tcW w:type="dxa" w:w="9600"/><w:shd w:fill="F7F8FA" w:color="auto" w:val="clear"/><w:tcMar><w:top w:type="dxa" w:w="520"/><w:left w:type="dxa" w:w="200"/><w:bottom w:type="dxa" w:w="520"/><w:right w:type="dxa" w:w="200"/></w:tcMar><w:vAlign w:val="center"/></w:tcPr><w:p><w:pPr><w:spacing w:after="40"/><w:jc w:val="center"/></w:pPr><w:r><w:rPr><w:b/><w:bCs/><w:color w:val="6C7888"/><w:sz w:val="30"/><w:szCs w:val="30"/></w:rPr><w:t xml:space="preserve">[ ตำแหน่งภาพหน้าจอ ]</w:t></w:r></w:p><w:p><w:pPr><w:spacing w:after="40"/><w:jc w:val="center"/></w:pPr><w:r><w:rPr><w:color w:val="1F2D3D"/><w:sz w:val="32"/><w:szCs w:val="32"/></w:rPr><w:t xml:space="preserve">การ์ดการตรวจสอบโดยผู้จัดการ SOC พร้อมตัวเลือก Normal / Emergency และปุ่มส่งต่อ</w:t></w:r></w:p><w:p><w:pPr><w:jc w:val="center"/></w:pPr><w:r><w:rPr><w:rFonts w:ascii="Consolas" w:cs="Consolas" w:eastAsia="Consolas" w:hAnsi="Consolas"/><w:color w:val="9AA6B4"/><w:sz w:val="24"/><w:szCs w:val="24"/></w:rPr><w:t xml:space="preserve">SHOT: MGR-triage</w:t></w:r></w:p></w:tc></w:tr></w:tbl><w:p><w:pPr><w:spacing w:after="160" w:before="60"/><w:jc w:val="center"/></w:pPr><w:r><w:rPr><w:b/><w:bCs/><w:color w:val="245EA8"/><w:sz w:val="28"/><w:szCs w:val="28"/></w:rPr><w:t xml:space="preserve">รูปที่ 5-1  </w:t></w:r><w:r><w:rPr><w:i/><w:iCs/><w:color w:val="6C7888"/><w:sz w:val="28"/><w:szCs w:val="28"/></w:rPr><w:t xml:space="preserve">การ์ดการตรวจสอบโดยผู้จัดการ SOC พร้อมตัวเลือก Normal / Emergency และปุ่มส่งต่อ</w:t></w:r></w:p><w:tbl><w:tblPr><w:tblW w:type="dxa" w:w="9600"/><w:tblBorders><w:top w:val="single" w:color="F1F3F6" w:sz="2"/><w:left w:val="single" w:color="6C7888" w:sz="28"/><w:bottom w:val="single" w:color="F1F3F6" w:sz="2"/><w:right w:val="single" w:color="F1F3F6" w:sz="2"/><w:insideH w:val="single" w:color="auto" w:sz="4"/><w:insideV w:val="single" w:color="auto" w:sz="4"/></w:tblBorders></w:tblPr><w:tblGrid><w:gridCol w:w="9600"/></w:tblGrid><w:tr><w:tc><w:tcPr><w:tcW w:type="dxa" w:w="9600"/><w:shd w:fill="F1F3F6" w:color="auto" w:val="clear"/><w:tcMar><w:top w:type="dxa" w:w="140"/><w:left w:type="dxa" w:w="200"/><w:bottom w:type="dxa" w:w="140"/><w:right w:type="dxa" w:w="200"/></w:tcMar></w:tcPr><w:p><w:pPr><w:spacing w:after="60"/></w:pPr><w:r><w:rPr><w:b/><w:bCs/><w:color w:val="6C7888"/><w:sz w:val="30"/><w:szCs w:val="30"/></w:rPr><w:t xml:space="preserve">สิ่งที่ต้องจำ</w:t></w:r></w:p><w:p><w:pPr><w:spacing w:after="0"/></w:pPr><w:r><w:rPr><w:sz w:val="32"/><w:szCs w:val="32"/></w:rPr><w:t xml:space="preserve">ระบบบันทึกว่าใครประเมินและเมื่อใดไว้เสมอ (แม้ผลเป็น Normal) </w:t></w:r><w:r><w:rPr><w:b/><w:bCs/><w:sz w:val="32"/><w:szCs w:val="32"/></w:rPr><w:t xml:space="preserve">แฟล็กฉุกเฉินคือเงื่อนไขเดียว</w:t></w:r><w:r><w:rPr><w:sz w:val="32"/><w:szCs w:val="32"/></w:rPr><w:t xml:space="preserve">ที่ทำให้ตั๋วต้องผ่านการอนุมัติของคุณก่อนปิด — ระดับความรุนแรงเพียงอย่างเดียว (แม้ Critical) ไม่ได้ทำให้ต้องอนุมัติ</w:t></w:r></w:p></w:tc></w:tr></w:tbl><w:p><w:pPr><w:pStyle w:val="Heading2"/></w:pPr><w:r><w:t xml:space="preserve">5.2 ออกคำขอทีมตอบสนอง (Response Request)</w:t></w:r></w:p><w:p><w:pPr><w:spacing w:after="120"/></w:pPr><w:r><w:rPr><w:sz w:val="32"/><w:szCs w:val="32"/></w:rPr><w:t xml:space="preserve">คำขอทีมตอบสนองเป็นงานที่ส่งให้ทีมนอก SOC ทำ </w:t></w:r><w:r><w:rPr><w:b/><w:bCs/><w:sz w:val="32"/><w:szCs w:val="32"/></w:rPr><w:t xml:space="preserve">คู่ขนาน</w:t></w:r><w:r><w:rPr><w:sz w:val="32"/><w:szCs w:val="32"/></w:rPr><w:t xml:space="preserve"> กับงานควบคุม ออกได้ในหน้ารายละเอียดตั๋ว หัวข้อ </w:t></w:r><w:r><w:rPr><w:b/><w:bCs/><w:sz w:val="32"/><w:szCs w:val="32"/></w:rPr><w:t xml:space="preserve">“คำขอทีมตอบสนอง”</w:t></w:r><w:r><w:rPr><w:sz w:val="32"/><w:szCs w:val="32"/></w:rPr><w:t xml:space="preserve"> (เปลี่ยนชื่อจาก “งานย่อยและคำขอทีมตอบสนอง” ใน v1.7.0) โดยแบบฟอร์มออกคำขอย้ายมาอยู่ในหัวข้อเดียวกับรายการคำขอแล้ว</w:t></w:r></w:p><w:p><w:pPr><w:pStyle w:val="ListParagraph"/><w:numPr><w:ilvl w:val="0"/><w:numId w:val="4"/></w:numPr><w:spacing w:after="80"/></w:pPr><w:r><w:rPr><w:sz w:val="32"/><w:szCs w:val="32"/></w:rPr><w:t xml:space="preserve">ในหัวข้อ </w:t></w:r><w:r><w:rPr><w:b/><w:bCs/><w:color w:val="1F2D3D"/><w:sz w:val="32"/><w:szCs w:val="32"/></w:rPr><w:t xml:space="preserve">คำขอทีมตอบสนอง</w:t></w:r><w:r><w:rPr><w:sz w:val="32"/><w:szCs w:val="32"/></w:rPr><w:t xml:space="preserve"> กดปุ่ม </w:t></w:r><w:r><w:rPr><w:b/><w:bCs/><w:color w:val="1F2D3D"/><w:sz w:val="32"/><w:szCs w:val="32"/></w:rPr><w:t xml:space="preserve">ส่งคำขอ</w:t></w:r></w:p><w:p><w:pPr><w:pStyle w:val="ListParagraph"/><w:numPr><w:ilvl w:val="0"/><w:numId w:val="4"/></w:numPr><w:spacing w:after="80"/></w:pPr><w:r><w:rPr><w:sz w:val="32"/><w:szCs w:val="32"/></w:rPr><w:t xml:space="preserve">เลือก </w:t></w:r><w:r><w:rPr><w:b/><w:bCs/><w:color w:val="1F2D3D"/><w:sz w:val="32"/><w:szCs w:val="32"/></w:rPr><w:t xml:space="preserve">ประเภทงาน</w:t></w:r><w:r><w:rPr><w:sz w:val="32"/><w:szCs w:val="32"/></w:rPr><w:t xml:space="preserve"> และกรอก </w:t></w:r><w:r><w:rPr><w:b/><w:bCs/><w:color w:val="1F2D3D"/><w:sz w:val="32"/><w:szCs w:val="32"/></w:rPr><w:t xml:space="preserve">ชื่องาน</w:t></w:r><w:r><w:rPr><w:sz w:val="32"/><w:szCs w:val="32"/></w:rPr><w:t xml:space="preserve"> — ทั้งสองช่องบังคับ ส่วน </w:t></w:r><w:r><w:rPr><w:b/><w:bCs/><w:color w:val="1F2D3D"/><w:sz w:val="32"/><w:szCs w:val="32"/></w:rPr><w:t xml:space="preserve">ขอบเขตงาน</w:t></w:r><w:r><w:rPr><w:sz w:val="32"/><w:szCs w:val="32"/></w:rPr><w:t xml:space="preserve"> กรอกหรือไม่ก็ได้</w:t></w:r></w:p><w:p><w:pPr><w:pStyle w:val="ListParagraph"/><w:numPr><w:ilvl w:val="0"/><w:numId w:val="4"/></w:numPr><w:spacing w:after="80"/></w:pPr><w:r><w:rPr><w:sz w:val="32"/><w:szCs w:val="32"/></w:rPr><w:t xml:space="preserve">ช่อง </w:t></w:r><w:r><w:rPr><w:b/><w:bCs/><w:color w:val="1F2D3D"/><w:sz w:val="32"/><w:szCs w:val="32"/></w:rPr><w:t xml:space="preserve">ผู้รับผิดชอบ</w:t></w:r><w:r><w:rPr><w:sz w:val="32"/><w:szCs w:val="32"/></w:rPr><w:t xml:space="preserve"> เว้นว่างไว้ได้ — ระบบมอบหมายให้อัตโนมัติเมื่อบทบาทนั้นมีผู้รับผิดชอบเพียงคนเดียว</w:t></w:r></w:p><w:p><w:pPr><w:pStyle w:val="ListParagraph"/><w:numPr><w:ilvl w:val="0"/><w:numId w:val="4"/></w:numPr><w:spacing w:after="80"/></w:pPr><w:r><w:rPr><w:sz w:val="32"/><w:szCs w:val="32"/></w:rPr><w:t xml:space="preserve">กด </w:t></w:r><w:r><w:rPr><w:b/><w:bCs/><w:color w:val="1F2D3D"/><w:sz w:val="32"/><w:szCs w:val="32"/></w:rPr><w:t xml:space="preserve">ส่งคำขอทีมตอบสนอง</w:t></w:r><w:r><w:rPr><w:sz w:val="32"/><w:szCs w:val="32"/></w:rPr><w:t xml:space="preserve"> ระบบจะแจ้งอีเมลผู้รับผิดชอบให้ทันที</w:t></w:r></w:p><w:tbl><w:tblPr><w:tblW w:type="dxa" w:w="9600"/><w:tblBorders><w:top w:val="single" w:color="E1E6ED" w:sz="2"/><w:left w:val="single" w:color="E1E6ED" w:sz="2"/><w:bottom w:val="single" w:color="E1E6ED" w:sz="2"/><w:right w:val="single" w:color="E1E6ED" w:sz="2"/><w:insideH w:val="single" w:color="E1E6ED" w:sz="2"/><w:insideV w:val="single" w:color="E1E6ED" w:sz="2"/></w:tblBorders></w:tblPr><w:tblGrid><w:gridCol w:w="4800"/><w:gridCol w:w="4800"/></w:tblGrid><w:tr><w:trPr><w:cantSplit/><w:tblHeader/></w:trPr><w:tc><w:tcPr><w:tcW w:type="dxa" w:w="4800"/><w:shd w:fill="1A1A2E" w:color="auto" w:val="clear"/><w:tcMar><w:top w:type="dxa" w:w="80"/><w:left w:type="dxa" w:w="120"/><w:bottom w:type="dxa" w:w="80"/><w:right w:type="dxa" w:w="120"/></w:tcMar></w:tcPr><w:p><w:r><w:rPr><w:b/><w:bCs/><w:color w:val="FFFFFF"/><w:sz w:val="28"/><w:szCs w:val="28"/></w:rPr><w:t xml:space="preserve">ประเภทคำขอ</w:t></w:r></w:p></w:tc><w:tc><w:tcPr><w:tcW w:type="dxa" w:w="4800"/><w:shd w:fill="1A1A2E" w:color="auto" w:val="clear"/><w:tcMar><w:top w:type="dxa" w:w="80"/><w:left w:type="dxa" w:w="120"/><w:bottom w:type="dxa" w:w="80"/><w:right w:type="dxa" w:w="120"/></w:tcMar></w:tcPr><w:p><w:r><w:rPr><w:b/><w:bCs/><w:color w:val="FFFFFF"/><w:sz w:val="28"/><w:szCs w:val="28"/></w:rPr><w:t xml:space="preserve">ระบบมอบหมายให้</w:t></w:r></w:p></w:tc></w:tr><w:tr><w:trPr><w:cantSplit/></w:trPr><w:tc><w:tcPr><w:tcW w:type="dxa" w:w="4800"/><w:shd w:fill="FFFFFF" w:color="auto" w:val="clear"/><w:tcMar><w:top w:type="dxa" w:w="70"/><w:left w:type="dxa" w:w="120"/><w:bottom w:type="dxa" w:w="70"/><w:right w:type="dxa" w:w="120"/></w:tcMar></w:tcPr><w:p><w:pPr><w:spacing w:after="0"/></w:pPr><w:r><w:rPr><w:sz w:val="28"/><w:szCs w:val="28"/></w:rPr><w:t xml:space="preserve">VA / Pentest</w:t></w:r></w:p></w:tc><w:tc><w:tcPr><w:tcW w:type="dxa" w:w="4800"/><w:shd w:fill="FFFFFF" w:color="auto" w:val="clear"/><w:tcMar><w:top w:type="dxa" w:w="70"/><w:left w:type="dxa" w:w="120"/><w:bottom w:type="dxa" w:w="70"/><w:right w:type="dxa" w:w="120"/></w:tcMar></w:tcPr><w:p><w:pPr><w:spacing w:after="0"/></w:pPr><w:r><w:rPr><w:sz w:val="28"/><w:szCs w:val="28"/></w:rPr><w:t xml:space="preserve">ผู้จัดการทีมทดสอบเจาะระบบ (Red Team Manager)</w:t></w:r></w:p></w:tc></w:tr><w:tr><w:trPr><w:cantSplit/></w:trPr><w:tc><w:tcPr><w:tcW w:type="dxa" w:w="4800"/><w:shd w:fill="F7F8FA" w:color="auto" w:val="clear"/><w:tcMar><w:top w:type="dxa" w:w="70"/><w:left w:type="dxa" w:w="120"/><w:bottom w:type="dxa" w:w="70"/><w:right w:type="dxa" w:w="120"/></w:tcMar></w:tcPr><w:p><w:pPr><w:spacing w:after="0"/></w:pPr><w:r><w:rPr><w:sz w:val="28"/><w:szCs w:val="28"/></w:rPr><w:t xml:space="preserve">Infrastructure Security</w:t></w:r></w:p></w:tc><w:tc><w:tcPr><w:tcW w:type="dxa" w:w="4800"/><w:shd w:fill="F7F8FA" w:color="auto" w:val="clear"/><w:tcMar><w:top w:type="dxa" w:w="70"/><w:left w:type="dxa" w:w="120"/><w:bottom w:type="dxa" w:w="70"/><w:right w:type="dxa" w:w="120"/></w:tcMar></w:tcPr><w:p><w:pPr><w:spacing w:after="0"/></w:pPr><w:r><w:rPr><w:sz w:val="28"/><w:szCs w:val="28"/></w:rPr><w:t xml:space="preserve">ผู้จัดการทีมทดสอบเจาะระบบ (Red Team Manager)</w:t></w:r></w:p></w:tc></w:tr><w:tr><w:trPr><w:cantSplit/></w:trPr><w:tc><w:tcPr><w:tcW w:type="dxa" w:w="4800"/><w:shd w:fill="FFFFFF" w:color="auto" w:val="clear"/><w:tcMar><w:top w:type="dxa" w:w="70"/><w:left w:type="dxa" w:w="120"/><w:bottom w:type="dxa" w:w="70"/><w:right w:type="dxa" w:w="120"/></w:tcMar></w:tcPr><w:p><w:pPr><w:spacing w:after="0"/></w:pPr><w:r><w:rPr><w:sz w:val="28"/><w:szCs w:val="28"/></w:rPr><w:t xml:space="preserve">Forensics / RCA</w:t></w:r></w:p></w:tc><w:tc><w:tcPr><w:tcW w:type="dxa" w:w="4800"/><w:shd w:fill="FFFFFF" w:color="auto" w:val="clear"/><w:tcMar><w:top w:type="dxa" w:w="70"/><w:left w:type="dxa" w:w="120"/><w:bottom w:type="dxa" w:w="70"/><w:right w:type="dxa" w:w="120"/></w:tcMar></w:tcPr><w:p><w:pPr><w:spacing w:after="0"/></w:pPr><w:r><w:rPr><w:sz w:val="28"/><w:szCs w:val="28"/></w:rPr><w:t xml:space="preserve">ผู้เชี่ยวชาญพิสูจน์หลักฐาน (Forensic Analyst)</w:t></w:r></w:p></w:tc></w:tr></w:tbl><w:tbl><w:tblPr><w:tblW w:type="dxa" w:w="9600"/><w:tblBorders><w:top w:val="dashed" w:color="9DB4D4" w:sz="6"/><w:left w:val="dashed" w:color="9DB4D4" w:sz="6"/><w:bottom w:val="dashed" w:color="9DB4D4" w:sz="6"/><w:right w:val="dashed" w:color="9DB4D4" w:sz="6"/><w:insideH w:val="single" w:color="auto" w:sz="4"/><w:insideV w:val="single" w:color="auto" w:sz="4"/></w:tblBorders></w:tblPr><w:tblGrid><w:gridCol w:w="9600"/></w:tblGrid><w:tr><w:tc><w:tcPr><w:tcW w:type="dxa" w:w="9600"/><w:shd w:fill="F7F8FA" w:color="auto" w:val="clear"/><w:tcMar><w:top w:type="dxa" w:w="520"/><w:left w:type="dxa" w:w="200"/><w:bottom w:type="dxa" w:w="520"/><w:right w:type="dxa" w:w="200"/></w:tcMar><w:vAlign w:val="center"/></w:tcPr><w:p><w:pPr><w:spacing w:after="40"/><w:jc w:val="center"/></w:pPr><w:r><w:rPr><w:b/><w:bCs/><w:color w:val="6C7888"/><w:sz w:val="30"/><w:szCs w:val="30"/></w:rPr><w:t xml:space="preserve">[ ตำแหน่งภาพหน้าจอ ]</w:t></w:r></w:p><w:p><w:pPr><w:spacing w:after="40"/><w:jc w:val="center"/></w:pPr><w:r><w:rPr><w:color w:val="1F2D3D"/><w:sz w:val="32"/><w:szCs w:val="32"/></w:rPr><w:t xml:space="preserve">หัวข้อคำขอทีมตอบสนองบนหน้ารายละเอียดตั๋ว พร้อมแบบฟอร์มส่งคำขอ</w:t></w:r></w:p><w:p><w:pPr><w:jc w:val="center"/></w:pPr><w:r><w:rPr><w:rFonts w:ascii="Consolas" w:cs="Consolas" w:eastAsia="Consolas" w:hAnsi="Consolas"/><w:color w:val="9AA6B4"/><w:sz w:val="24"/><w:szCs w:val="24"/></w:rPr><w:t xml:space="preserve">SHOT: MGR-response-request</w:t></w:r></w:p></w:tc></w:tr></w:tbl><w:p><w:pPr><w:spacing w:after="160" w:before="60"/><w:jc w:val="center"/></w:pPr><w:r><w:rPr><w:b/><w:bCs/><w:color w:val="245EA8"/><w:sz w:val="28"/><w:szCs w:val="28"/></w:rPr><w:t xml:space="preserve">รูปที่ 5-2  </w:t></w:r><w:r><w:rPr><w:i/><w:iCs/><w:color w:val="6C7888"/><w:sz w:val="28"/><w:szCs w:val="28"/></w:rPr><w:t xml:space="preserve">หัวข้อคำขอทีมตอบสนองบนหน้ารายละเอียดตั๋ว พร้อมแบบฟอร์มส่งคำขอ</w:t></w:r></w:p><w:tbl><w:tblPr><w:tblW w:type="dxa" w:w="9600"/><w:tblBorders><w:top w:val="single" w:color="FDECEE" w:sz="2"/><w:left w:val="single" w:color="E63946" w:sz="28"/><w:bottom w:val="single" w:color="FDECEE" w:sz="2"/><w:right w:val="single" w:color="FDECEE" w:sz="2"/><w:insideH w:val="single" w:color="auto" w:sz="4"/><w:insideV w:val="single" w:color="auto" w:sz="4"/></w:tblBorders></w:tblPr><w:tblGrid><w:gridCol w:w="9600"/></w:tblGrid><w:tr><w:tc><w:tcPr><w:tcW w:type="dxa" w:w="9600"/><w:shd w:fill="FDECEE" w:color="auto" w:val="clear"/><w:tcMar><w:top w:type="dxa" w:w="140"/><w:left w:type="dxa" w:w="200"/><w:bottom w:type="dxa" w:w="140"/><w:right w:type="dxa" w:w="200"/></w:tcMar></w:tcPr><w:p><w:pPr><w:spacing w:after="60"/></w:pPr><w:r><w:rPr><w:b/><w:bCs/><w:color w:val="E63946"/><w:sz w:val="30"/><w:szCs w:val="30"/></w:rPr><w:t xml:space="preserve">ข้อควรระวัง</w:t></w:r></w:p><w:p><w:pPr><w:spacing w:after="0"/></w:pPr><w:r><w:rPr><w:sz w:val="32"/><w:szCs w:val="32"/></w:rPr><w:t xml:space="preserve">ตราบใดที่ยังมีคำขอที่ยังไม่เสร็จ ตั๋วนั้นจะปิดเป็น “อนุมัติแล้ว” ไม่ได้ ระบบส่งอีเมลแจ้งทีมเมื่อมีคำขอใหม่ และแจ้งกลับคุณเมื่อคำขอเสร็จ</w:t></w:r></w:p></w:tc></w:tr></w:tbl><w:p><w:pPr><w:spacing w:after="80"/></w:pPr></w:p><w:tbl><w:tblPr><w:tblW w:type="dxa" w:w="9600"/><w:tblBorders><w:top w:val="single" w:color="F1F3F6" w:sz="2"/><w:left w:val="single" w:color="6C7888" w:sz="28"/><w:bottom w:val="single" w:color="F1F3F6" w:sz="2"/><w:right w:val="single" w:color="F1F3F6" w:sz="2"/><w:insideH w:val="single" w:color="auto" w:sz="4"/><w:insideV w:val="single" w:color="auto" w:sz="4"/></w:tblBorders></w:tblPr><w:tblGrid><w:gridCol w:w="9600"/></w:tblGrid><w:tr><w:tc><w:tcPr><w:tcW w:type="dxa" w:w="9600"/><w:shd w:fill="F1F3F6" w:color="auto" w:val="clear"/><w:tcMar><w:top w:type="dxa" w:w="140"/><w:left w:type="dxa" w:w="200"/><w:bottom w:type="dxa" w:w="140"/><w:right w:type="dxa" w:w="200"/></w:tcMar></w:tcPr><w:p><w:pPr><w:spacing w:after="60"/></w:pPr><w:r><w:rPr><w:b/><w:bCs/><w:color w:val="6C7888"/><w:sz w:val="30"/><w:szCs w:val="30"/></w:rPr><w:t xml:space="preserve">สิ่งที่ต้องจำ</w:t></w:r></w:p><w:p><w:pPr><w:spacing w:after="60"/></w:pPr><w:r><w:rPr><w:b/><w:bCs/><w:sz w:val="32"/><w:szCs w:val="32"/></w:rPr><w:t xml:space="preserve">ปรับปรุง v1.7.0: </w:t></w:r><w:r><w:rPr><w:sz w:val="32"/><w:szCs w:val="32"/></w:rPr><w:t xml:space="preserve">แบบฟอร์มสร้าง “งานย่อยภายใน SOC” แบบเดิม (การสืบสวน / มาตรการตอบโต้) </w:t></w:r><w:r><w:rPr><w:b/><w:bCs/><w:sz w:val="32"/><w:szCs w:val="32"/></w:rPr><w:t xml:space="preserve">ถูกยกเลิกแล้ว</w:t></w:r><w:r><w:rPr><w:sz w:val="32"/><w:szCs w:val="32"/></w:rPr><w:t xml:space="preserve"> — คำขอทีมตอบสนองคือช่องทางเดียวที่ใช้งานอยู่ รายการเก่ายังอ่านย้อนหลังได้ใต้หัวข้อ </w:t></w:r><w:r><w:rPr><w:b/><w:bCs/><w:color w:val="1F2D3D"/><w:sz w:val="32"/><w:szCs w:val="32"/></w:rPr><w:t xml:space="preserve">บันทึกภายในเดิม (เลิกใช้แล้ว)</w:t></w:r><w:r><w:rPr><w:sz w:val="32"/><w:szCs w:val="32"/></w:rPr><w:t xml:space="preserve"> ในหน้าเดียวกัน ไม่มีข้อมูลสูญหาย</w:t></w:r></w:p><w:p><w:pPr><w:spacing w:after="0"/></w:pPr><w:r><w:rPr><w:b/><w:bCs/><w:sz w:val="32"/><w:szCs w:val="32"/></w:rPr><w:t xml:space="preserve">เพิ่ม v1.6.0: </w:t></w:r><w:r><w:rPr><w:sz w:val="32"/><w:szCs w:val="32"/></w:rPr><w:t xml:space="preserve">ทีมตอบสนองปิดคำขอได้แม้ตั๋วต้นเรื่อง </w:t></w:r><w:r><w:rPr><w:b/><w:bCs/><w:sz w:val="32"/><w:szCs w:val="32"/></w:rPr><w:t xml:space="preserve">ปิดเป็น Event</w:t></w:r><w:r><w:rPr><w:sz w:val="32"/><w:szCs w:val="32"/></w:rPr><w:t xml:space="preserve"> ไปแล้ว ส่วนตั๋วที่อนุมัติปิดหรือยกเลิกแล้วจะถูกตรึง</w:t></w:r></w:p></w:tc></w:tr></w:tbl><w:p><w:pPr><w:spacing w:after="80"/></w:pPr></w:p><w:tbl><w:tblPr><w:tblW w:type="dxa" w:w="9600"/><w:tblBorders><w:top w:val="single" w:color="EAF1FB" w:sz="2"/><w:left w:val="single" w:color="245EA8" w:sz="28"/><w:bottom w:val="single" w:color="EAF1FB" w:sz="2"/><w:right w:val="single" w:color="EAF1FB" w:sz="2"/><w:insideH w:val="single" w:color="auto" w:sz="4"/><w:insideV w:val="single" w:color="auto" w:sz="4"/></w:tblBorders></w:tblPr><w:tblGrid><w:gridCol w:w="9600"/></w:tblGrid><w:tr><w:tc><w:tcPr><w:tcW w:type="dxa" w:w="9600"/><w:shd w:fill="EAF1FB" w:color="auto" w:val="clear"/><w:tcMar><w:top w:type="dxa" w:w="140"/><w:left w:type="dxa" w:w="200"/><w:bottom w:type="dxa" w:w="140"/><w:right w:type="dxa" w:w="200"/></w:tcMar></w:tcPr><w:p><w:pPr><w:spacing w:after="60"/></w:pPr><w:r><w:rPr><w:b/><w:bCs/><w:color w:val="245EA8"/><w:sz w:val="30"/><w:szCs w:val="30"/></w:rPr><w:t xml:space="preserve">เคล็ดลับ</w:t></w:r></w:p><w:p><w:pPr><w:spacing w:after="0"/></w:pPr><w:r><w:rPr><w:sz w:val="32"/><w:szCs w:val="32"/></w:rPr><w:t xml:space="preserve">คำขอประเภท </w:t></w:r><w:r><w:rPr><w:b/><w:bCs/><w:sz w:val="32"/><w:szCs w:val="32"/></w:rPr><w:t xml:space="preserve">Forensics / RCA</w:t></w:r><w:r><w:rPr><w:sz w:val="32"/><w:szCs w:val="32"/></w:rPr><w:t xml:space="preserve"> ไม่ใช้แบบฟอร์มอัปเดตแบบคำขออื่น แต่เปิดเป็นพื้นที่ทำงานเฉพาะ (RCA Workspace) ดู 5.12</w:t></w:r></w:p></w:tc></w:tr></w:tbl><w:p><w:pPr><w:pStyle w:val="Heading2"/></w:pPr><w:r><w:t xml:space="preserve">5.3 ประเมินสถานะฉุกเฉินใหม่</w:t></w:r></w:p><w:p><w:pPr><w:spacing w:after="120"/></w:pPr><w:r><w:rPr><w:sz w:val="32"/><w:szCs w:val="32"/></w:rPr><w:t xml:space="preserve">หากสถานการณ์เปลี่ยน ให้กด </w:t></w:r><w:r><w:rPr><w:b/><w:bCs/><w:color w:val="1F2D3D"/><w:sz w:val="32"/><w:szCs w:val="32"/></w:rPr><w:t xml:space="preserve">ประเมินสถานะฉุกเฉินใหม่</w:t></w:r><w:r><w:rPr><w:sz w:val="32"/><w:szCs w:val="32"/></w:rPr><w:t xml:space="preserve"> ในหน้ารายละเอียดตั๋ว โดย</w:t></w:r><w:r><w:rPr><w:b/><w:bCs/><w:sz w:val="32"/><w:szCs w:val="32"/></w:rPr><w:t xml:space="preserve">ต้องระบุเหตุผล</w:t></w:r><w:r><w:rPr><w:sz w:val="32"/><w:szCs w:val="32"/></w:rPr><w:t xml:space="preserve"> ระบบบันทึกค่าเดิม → ค่าใหม่ ผู้ทำ เวลา และเหตุผลไว้ในประวัติ</w:t></w:r></w:p><w:tbl><w:tblPr><w:tblW w:type="dxa" w:w="9600"/><w:tblBorders><w:top w:val="single" w:color="F1F3F6" w:sz="2"/><w:left w:val="single" w:color="6C7888" w:sz="28"/><w:bottom w:val="single" w:color="F1F3F6" w:sz="2"/><w:right w:val="single" w:color="F1F3F6" w:sz="2"/><w:insideH w:val="single" w:color="auto" w:sz="4"/><w:insideV w:val="single" w:color="auto" w:sz="4"/></w:tblBorders></w:tblPr><w:tblGrid><w:gridCol w:w="9600"/></w:tblGrid><w:tr><w:tc><w:tcPr><w:tcW w:type="dxa" w:w="9600"/><w:shd w:fill="F1F3F6" w:color="auto" w:val="clear"/><w:tcMar><w:top w:type="dxa" w:w="140"/><w:left w:type="dxa" w:w="200"/><w:bottom w:type="dxa" w:w="140"/><w:right w:type="dxa" w:w="200"/></w:tcMar></w:tcPr><w:p><w:pPr><w:spacing w:after="60"/></w:pPr><w:r><w:rPr><w:b/><w:bCs/><w:color w:val="6C7888"/><w:sz w:val="30"/><w:szCs w:val="30"/></w:rPr><w:t xml:space="preserve">สิ่งที่ต้องจำ</w:t></w:r></w:p><w:p><w:pPr><w:spacing w:after="0"/></w:pPr><w:r><w:rPr><w:sz w:val="32"/><w:szCs w:val="32"/></w:rPr><w:t xml:space="preserve">ทำได้เฉพาะตั๋วที่ยังไม่ปิดงานและผ่านขั้นตรวจก่อนมอบหมายไปแล้ว — ปิดเคสแล้วเปลี่ยนไม่ได้, ที่ขั้นตรวจก่อนมอบหมายให้ใช้การประเมินครั้งแรกแทน และเคสที่กำลังเฝ้าระวัง (Monitoring) ยังประเมินฉุกเฉินไม่ได้เพราะยังไม่ถูกจัดประเภท</w:t></w:r></w:p></w:tc></w:tr></w:tbl><w:p><w:pPr><w:pStyle w:val="Heading2"/></w:pPr><w:r><w:t xml:space="preserve">5.4 อนุมัติปิดตั๋วฉุกเฉิน</w:t></w:r></w:p><w:p><w:pPr><w:spacing w:after="120"/></w:pPr><w:r><w:rPr><w:sz w:val="32"/><w:szCs w:val="32"/></w:rPr><w:t xml:space="preserve">ตั๋วฉุกเฉินที่ผ่านการตรวจรับของ Tier 2 แล้วจะเข้าสถานะ </w:t></w:r><w:r><w:rPr><w:b/><w:bCs/><w:sz w:val="32"/><w:szCs w:val="32"/></w:rPr><w:t xml:space="preserve">รอผู้จัดการตรวจสอบ</w:t></w:r><w:r><w:rPr><w:sz w:val="32"/><w:szCs w:val="32"/></w:rPr><w:t xml:space="preserve"> การ์ด </w:t></w:r><w:r><w:rPr><w:b/><w:bCs/><w:sz w:val="32"/><w:szCs w:val="32"/></w:rPr><w:t xml:space="preserve">ผู้จัดการ SOC ตรวจสอบ</w:t></w:r><w:r><w:rPr><w:sz w:val="32"/><w:szCs w:val="32"/></w:rPr><w:t xml:space="preserve"> ให้คุณกรอกบันทึกและอนุมัติปิดงาน</w:t></w:r></w:p><w:tbl><w:tblPr><w:tblW w:type="dxa" w:w="9600"/><w:tblBorders><w:top w:val="dashed" w:color="9DB4D4" w:sz="6"/><w:left w:val="dashed" w:color="9DB4D4" w:sz="6"/><w:bottom w:val="dashed" w:color="9DB4D4" w:sz="6"/><w:right w:val="dashed" w:color="9DB4D4" w:sz="6"/><w:insideH w:val="single" w:color="auto" w:sz="4"/><w:insideV w:val="single" w:color="auto" w:sz="4"/></w:tblBorders></w:tblPr><w:tblGrid><w:gridCol w:w="9600"/></w:tblGrid><w:tr><w:tc><w:tcPr><w:tcW w:type="dxa" w:w="9600"/><w:shd w:fill="F7F8FA" w:color="auto" w:val="clear"/><w:tcMar><w:top w:type="dxa" w:w="520"/><w:left w:type="dxa" w:w="200"/><w:bottom w:type="dxa" w:w="520"/><w:right w:type="dxa" w:w="200"/></w:tcMar><w:vAlign w:val="center"/></w:tcPr><w:p><w:pPr><w:spacing w:after="40"/><w:jc w:val="center"/></w:pPr><w:r><w:rPr><w:b/><w:bCs/><w:color w:val="6C7888"/><w:sz w:val="30"/><w:szCs w:val="30"/></w:rPr><w:t xml:space="preserve">[ ตำแหน่งภาพหน้าจอ ]</w:t></w:r></w:p><w:p><w:pPr><w:spacing w:after="40"/><w:jc w:val="center"/></w:pPr><w:r><w:rPr><w:color w:val="1F2D3D"/><w:sz w:val="32"/><w:szCs w:val="32"/></w:rPr><w:t xml:space="preserve">การ์ดผู้จัดการ SOC ตรวจสอบ พร้อมปุ่มอนุมัติปิดงาน</w:t></w:r></w:p><w:p><w:pPr><w:jc w:val="center"/></w:pPr><w:r><w:rPr><w:rFonts w:ascii="Consolas" w:cs="Consolas" w:eastAsia="Consolas" w:hAnsi="Consolas"/><w:color w:val="9AA6B4"/><w:sz w:val="24"/><w:szCs w:val="24"/></w:rPr><w:t xml:space="preserve">SHOT: MGR-approve</w:t></w:r></w:p></w:tc></w:tr></w:tbl><w:p><w:pPr><w:spacing w:after="160" w:before="60"/><w:jc w:val="center"/></w:pPr><w:r><w:rPr><w:b/><w:bCs/><w:color w:val="245EA8"/><w:sz w:val="28"/><w:szCs w:val="28"/></w:rPr><w:t xml:space="preserve">รูปที่ 5-3  </w:t></w:r><w:r><w:rPr><w:i/><w:iCs/><w:color w:val="6C7888"/><w:sz w:val="28"/><w:szCs w:val="28"/></w:rPr><w:t xml:space="preserve">การ์ดผู้จัดการ SOC ตรวจสอบ พร้อมปุ่มอนุมัติปิดงาน</w:t></w:r></w:p><w:p><w:pPr><w:pStyle w:val="Heading2"/></w:pPr><w:r><w:t xml:space="preserve">5.5 ตรวจการปิดแบบ Event ที่ถูกปรับลด</w:t></w:r></w:p><w:p><w:pPr><w:spacing w:after="120"/></w:pPr><w:r><w:rPr><w:sz w:val="32"/><w:szCs w:val="32"/></w:rPr><w:t xml:space="preserve">เมื่อ Tier 2 ปรับเคสที่ถูกส่งต่อจาก Incident เป็น Event ตั๋วจะเข้าสถานะ </w:t></w:r><w:r><w:rPr><w:b/><w:bCs/><w:sz w:val="32"/><w:szCs w:val="32"/></w:rPr><w:t xml:space="preserve">รอผู้จัดการตรวจสอบการปิดแบบ Event</w:t></w:r></w:p><w:p><w:pPr><w:pStyle w:val="ListParagraph"/><w:numPr><w:ilvl w:val="0"/><w:numId w:val="5"/></w:numPr><w:spacing w:after="80"/></w:pPr><w:r><w:rPr><w:sz w:val="32"/><w:szCs w:val="32"/></w:rPr><w:t xml:space="preserve">เห็นด้วยว่าไม่เป็นภัยจริง → ปิดเป็น Event</w:t></w:r></w:p><w:p><w:pPr><w:pStyle w:val="ListParagraph"/><w:numPr><w:ilvl w:val="0"/><w:numId w:val="5"/></w:numPr><w:spacing w:after="80"/></w:pPr><w:r><w:rPr><w:sz w:val="32"/><w:szCs w:val="32"/></w:rPr><w:t xml:space="preserve">ไม่เห็นด้วย → ตีกลับเป็น Incident ให้ Tier 2 ดำเนินการต่อ</w:t></w:r></w:p><w:p><w:pPr><w:pStyle w:val="Heading2"/></w:pPr><w:r><w:t xml:space="preserve">5.6 ย้อนขั้นตอน (Step-back)</w:t></w:r></w:p><w:p><w:pPr><w:spacing w:after="120"/></w:pPr><w:r><w:rPr><w:sz w:val="32"/><w:szCs w:val="32"/></w:rPr><w:t xml:space="preserve">เมื่อมอบหมายผิดพลาดหรือต้องทบทวนใหม่ คุณสามารถส่งเคสกลับไปยังขั้นตอนก่อนหน้าได้จากการ์ด </w:t></w:r><w:r><w:rPr><w:b/><w:bCs/><w:color w:val="1F2D3D"/><w:sz w:val="32"/><w:szCs w:val="32"/></w:rPr><w:t xml:space="preserve">ย้อนขั้นตอน (ผู้จัดการ SOC)</w:t></w:r><w:r><w:rPr><w:sz w:val="32"/><w:szCs w:val="32"/></w:rPr><w:t xml:space="preserve"> บนหน้ารายละเอียดตั๋ว — เป็นอำนาจของ </w:t></w:r><w:r><w:rPr><w:b/><w:bCs/><w:sz w:val="32"/><w:szCs w:val="32"/></w:rPr><w:t xml:space="preserve">ผู้จัดการ SOC เท่านั้น</w:t></w:r><w:r><w:rPr><w:sz w:val="32"/><w:szCs w:val="32"/></w:rPr><w:t xml:space="preserve"> ไม่มีบทบาทอื่นย้อนสถานะได้</w:t></w:r></w:p><w:p><w:pPr><w:spacing w:after="120"/></w:pPr><w:r><w:rPr><w:sz w:val="32"/><w:szCs w:val="32"/></w:rPr><w:t xml:space="preserve">ระบบเลือกปลายทางให้เองตามขั้นตอนปัจจุบันและเลนที่ Tier 1 กำหนดไว้ คุณจึงย้อนได้ทีละหนึ่งขั้น ไม่ใช่เลือกสถานะได้อิสระ:</w:t></w:r></w:p><w:tbl><w:tblPr><w:tblW w:type="dxa" w:w="9600"/><w:tblBorders><w:top w:val="single" w:color="E1E6ED" w:sz="2"/><w:left w:val="single" w:color="E1E6ED" w:sz="2"/><w:bottom w:val="single" w:color="E1E6ED" w:sz="2"/><w:right w:val="single" w:color="E1E6ED" w:sz="2"/><w:insideH w:val="single" w:color="E1E6ED" w:sz="2"/><w:insideV w:val="single" w:color="E1E6ED" w:sz="2"/></w:tblBorders></w:tblPr><w:tblGrid><w:gridCol w:w="3000"/><w:gridCol w:w="3300"/><w:gridCol w:w="3300"/></w:tblGrid><w:tr><w:trPr><w:cantSplit/><w:tblHeader/></w:trPr><w:tc><w:tcPr><w:tcW w:type="dxa" w:w="3000"/><w:shd w:fill="1A1A2E" w:color="auto" w:val="clear"/><w:tcMar><w:top w:type="dxa" w:w="80"/><w:left w:type="dxa" w:w="120"/><w:bottom w:type="dxa" w:w="80"/><w:right w:type="dxa" w:w="120"/></w:tcMar></w:tcPr><w:p><w:r><w:rPr><w:b/><w:bCs/><w:color w:val="FFFFFF"/><w:sz w:val="28"/><w:szCs w:val="28"/></w:rPr><w:t xml:space="preserve">ตั๋วอยู่ที่</w:t></w:r></w:p></w:tc><w:tc><w:tcPr><w:tcW w:type="dxa" w:w="3300"/><w:shd w:fill="1A1A2E" w:color="auto" w:val="clear"/><w:tcMar><w:top w:type="dxa" w:w="80"/><w:left w:type="dxa" w:w="120"/><w:bottom w:type="dxa" w:w="80"/><w:right w:type="dxa" w:w="120"/></w:tcMar></w:tcPr><w:p><w:r><w:rPr><w:b/><w:bCs/><w:color w:val="FFFFFF"/><w:sz w:val="28"/><w:szCs w:val="28"/></w:rPr><w:t xml:space="preserve">ย้อนกลับไป</w:t></w:r></w:p></w:tc><w:tc><w:tcPr><w:tcW w:type="dxa" w:w="3300"/><w:shd w:fill="1A1A2E" w:color="auto" w:val="clear"/><w:tcMar><w:top w:type="dxa" w:w="80"/><w:left w:type="dxa" w:w="120"/><w:bottom w:type="dxa" w:w="80"/><w:right w:type="dxa" w:w="120"/></w:tcMar></w:tcPr><w:p><w:r><w:rPr><w:b/><w:bCs/><w:color w:val="FFFFFF"/><w:sz w:val="28"/><w:szCs w:val="28"/></w:rPr><w:t xml:space="preserve">ใช้เมื่อ</w:t></w:r></w:p></w:tc></w:tr><w:tr><w:trPr><w:cantSplit/></w:trPr><w:tc><w:tcPr><w:tcW w:type="dxa" w:w="3000"/><w:shd w:fill="FFFFFF" w:color="auto" w:val="clear"/><w:tcMar><w:top w:type="dxa" w:w="70"/><w:left w:type="dxa" w:w="120"/><w:bottom w:type="dxa" w:w="70"/><w:right w:type="dxa" w:w="120"/></w:tcMar></w:tcPr><w:p><w:pPr><w:spacing w:after="0"/></w:pPr><w:r><w:rPr><w:b/><w:bCs/><w:sz w:val="28"/><w:szCs w:val="28"/></w:rPr><w:t xml:space="preserve">รอการจัดการจากผู้ดูแลระบบ</w:t></w:r><w:r><w:rPr><w:rFonts w:ascii="Consolas" w:cs="Consolas" w:eastAsia="Consolas" w:hAnsi="Consolas"/><w:color w:val="6C7888"/><w:sz w:val="24"/><w:szCs w:val="24"/></w:rPr><w:br/><w:t xml:space="preserve">AWAITING_CONTAINMENT</w:t></w:r></w:p></w:tc><w:tc><w:tcPr><w:tcW w:type="dxa" w:w="3300"/><w:shd w:fill="FFFFFF" w:color="auto" w:val="clear"/><w:tcMar><w:top w:type="dxa" w:w="70"/><w:left w:type="dxa" w:w="120"/><w:bottom w:type="dxa" w:w="70"/><w:right w:type="dxa" w:w="120"/></w:tcMar></w:tcPr><w:p><w:pPr><w:spacing w:after="0"/></w:pPr><w:r><w:rPr><w:sz w:val="28"/><w:szCs w:val="28"/></w:rPr><w:t xml:space="preserve">รอผู้จัดการ SOC ตรวจ (ก่อนมอบหมาย)</w:t></w:r></w:p></w:tc><w:tc><w:tcPr><w:tcW w:type="dxa" w:w="3300"/><w:shd w:fill="FFFFFF" w:color="auto" w:val="clear"/><w:tcMar><w:top w:type="dxa" w:w="70"/><w:left w:type="dxa" w:w="120"/><w:bottom w:type="dxa" w:w="70"/><w:right w:type="dxa" w:w="120"/></w:tcMar></w:tcPr><w:p><w:pPr><w:spacing w:after="0"/></w:pPr><w:r><w:rPr><w:sz w:val="28"/><w:szCs w:val="28"/></w:rPr><w:t xml:space="preserve">มอบหมายผิดผู้ดูแลระบบ หรือต้องประเมินความรุนแรงใหม่</w:t></w:r></w:p></w:tc></w:tr><w:tr><w:trPr><w:cantSplit/></w:trPr><w:tc><w:tcPr><w:tcW w:type="dxa" w:w="3000"/><w:shd w:fill="F7F8FA" w:color="auto" w:val="clear"/><w:tcMar><w:top w:type="dxa" w:w="70"/><w:left w:type="dxa" w:w="120"/><w:bottom w:type="dxa" w:w="70"/><w:right w:type="dxa" w:w="120"/></w:tcMar></w:tcPr><w:p><w:pPr><w:spacing w:after="0"/></w:pPr><w:r><w:rPr><w:b/><w:bCs/><w:sz w:val="28"/><w:szCs w:val="28"/></w:rPr><w:t xml:space="preserve">รอเจ้าของระบบดำเนินการเอง</w:t></w:r><w:r><w:rPr><w:rFonts w:ascii="Consolas" w:cs="Consolas" w:eastAsia="Consolas" w:hAnsi="Consolas"/><w:color w:val="6C7888"/><w:sz w:val="24"/><w:szCs w:val="24"/></w:rPr><w:br/><w:t xml:space="preserve">AWAITING_OWNER</w:t></w:r></w:p></w:tc><w:tc><w:tcPr><w:tcW w:type="dxa" w:w="3300"/><w:shd w:fill="F7F8FA" w:color="auto" w:val="clear"/><w:tcMar><w:top w:type="dxa" w:w="70"/><w:left w:type="dxa" w:w="120"/><w:bottom w:type="dxa" w:w="70"/><w:right w:type="dxa" w:w="120"/></w:tcMar></w:tcPr><w:p><w:pPr><w:spacing w:after="0"/></w:pPr><w:r><w:rPr><w:sz w:val="28"/><w:szCs w:val="28"/></w:rPr><w:t xml:space="preserve">รอผู้จัดการ SOC ตรวจ (ก่อนมอบหมาย)</w:t></w:r></w:p></w:tc><w:tc><w:tcPr><w:tcW w:type="dxa" w:w="3300"/><w:shd w:fill="F7F8FA" w:color="auto" w:val="clear"/><w:tcMar><w:top w:type="dxa" w:w="70"/><w:left w:type="dxa" w:w="120"/><w:bottom w:type="dxa" w:w="70"/><w:right w:type="dxa" w:w="120"/></w:tcMar></w:tcPr><w:p><w:pPr><w:spacing w:after="0"/></w:pPr><w:r><w:rPr><w:sz w:val="28"/><w:szCs w:val="28"/></w:rPr><w:t xml:space="preserve">เลือกเส้นทางเจ้าของระบบผิด หรือต้องทบทวนก่อน</w:t></w:r></w:p></w:tc></w:tr><w:tr><w:trPr><w:cantSplit/></w:trPr><w:tc><w:tcPr><w:tcW w:type="dxa" w:w="3000"/><w:shd w:fill="FFFFFF" w:color="auto" w:val="clear"/><w:tcMar><w:top w:type="dxa" w:w="70"/><w:left w:type="dxa" w:w="120"/><w:bottom w:type="dxa" w:w="70"/><w:right w:type="dxa" w:w="120"/></w:tcMar></w:tcPr><w:p><w:pPr><w:spacing w:after="0"/></w:pPr><w:r><w:rPr><w:b/><w:bCs/><w:sz w:val="28"/><w:szCs w:val="28"/></w:rPr><w:t xml:space="preserve">รอผู้จัดการตรวจสอบ</w:t></w:r><w:r><w:rPr><w:rFonts w:ascii="Consolas" w:cs="Consolas" w:eastAsia="Consolas" w:hAnsi="Consolas"/><w:color w:val="6C7888"/><w:sz w:val="24"/><w:szCs w:val="24"/></w:rPr><w:br/><w:t xml:space="preserve">PENDING_MANAGER</w:t></w:r></w:p></w:tc><w:tc><w:tcPr><w:tcW w:type="dxa" w:w="3300"/><w:shd w:fill="FFFFFF" w:color="auto" w:val="clear"/><w:tcMar><w:top w:type="dxa" w:w="70"/><w:left w:type="dxa" w:w="120"/><w:bottom w:type="dxa" w:w="70"/><w:right w:type="dxa" w:w="120"/></w:tcMar></w:tcPr><w:p><w:pPr><w:spacing w:after="0"/></w:pPr><w:r><w:rPr><w:sz w:val="28"/><w:szCs w:val="28"/></w:rPr><w:t xml:space="preserve">ขั้นตรวจรับของ Tier 2 ในเลนเดิม</w:t></w:r></w:p></w:tc><w:tc><w:tcPr><w:tcW w:type="dxa" w:w="3300"/><w:shd w:fill="FFFFFF" w:color="auto" w:val="clear"/><w:tcMar><w:top w:type="dxa" w:w="70"/><w:left w:type="dxa" w:w="120"/><w:bottom w:type="dxa" w:w="70"/><w:right w:type="dxa" w:w="120"/></w:tcMar></w:tcPr><w:p><w:pPr><w:spacing w:after="0"/></w:pPr><w:r><w:rPr><w:sz w:val="28"/><w:szCs w:val="28"/></w:rPr><w:t xml:space="preserve">ข้อมูลจากขั้นตรวจรับยังไม่พอให้อนุมัติปิด</w:t></w:r></w:p></w:tc></w:tr></w:tbl><w:p><w:pPr><w:spacing w:after="140"/></w:pPr></w:p><w:p><w:pPr><w:pStyle w:val="ListParagraph"/><w:numPr><w:ilvl w:val="0"/><w:numId w:val="6"/></w:numPr><w:spacing w:after="80"/></w:pPr><w:r><w:rPr><w:sz w:val="32"/><w:szCs w:val="32"/></w:rPr><w:t xml:space="preserve">เปิดการ์ด </w:t></w:r><w:r><w:rPr><w:b/><w:bCs/><w:color w:val="1F2D3D"/><w:sz w:val="32"/><w:szCs w:val="32"/></w:rPr><w:t xml:space="preserve">ย้อนขั้นตอน (ผู้จัดการ SOC)</w:t></w:r><w:r><w:rPr><w:sz w:val="32"/><w:szCs w:val="32"/></w:rPr><w:t xml:space="preserve"> ปุ่มจะบอกปลายทางไว้แล้ว</w:t></w:r></w:p><w:p><w:pPr><w:pStyle w:val="ListParagraph"/><w:numPr><w:ilvl w:val="0"/><w:numId w:val="6"/></w:numPr><w:spacing w:after="80"/></w:pPr><w:r><w:rPr><w:sz w:val="32"/><w:szCs w:val="32"/></w:rPr><w:t xml:space="preserve">กรอก </w:t></w:r><w:r><w:rPr><w:b/><w:bCs/><w:color w:val="1F2D3D"/><w:sz w:val="32"/><w:szCs w:val="32"/></w:rPr><w:t xml:space="preserve">เหตุผล</w:t></w:r><w:r><w:rPr><w:sz w:val="32"/><w:szCs w:val="32"/></w:rPr><w:t xml:space="preserve"> — </w:t></w:r><w:r><w:rPr><w:b/><w:bCs/><w:sz w:val="32"/><w:szCs w:val="32"/></w:rPr><w:t xml:space="preserve">บังคับ</w:t></w:r><w:r><w:rPr><w:sz w:val="32"/><w:szCs w:val="32"/></w:rPr><w:t xml:space="preserve"> และถูกบันทึกไว้ในประวัติของตั๋ว</w:t></w:r></w:p><w:p><w:pPr><w:pStyle w:val="ListParagraph"/><w:numPr><w:ilvl w:val="0"/><w:numId w:val="6"/></w:numPr><w:spacing w:after="80"/></w:pPr><w:r><w:rPr><w:sz w:val="32"/><w:szCs w:val="32"/></w:rPr><w:t xml:space="preserve">กดปุ่มย้อนกลับ ตั๋วจะกลับไปอยู่ในมือของขั้นตอนนั้นทันที</w:t></w:r></w:p><w:tbl><w:tblPr><w:tblW w:type="dxa" w:w="9600"/><w:tblBorders><w:top w:val="dashed" w:color="9DB4D4" w:sz="6"/><w:left w:val="dashed" w:color="9DB4D4" w:sz="6"/><w:bottom w:val="dashed" w:color="9DB4D4" w:sz="6"/><w:right w:val="dashed" w:color="9DB4D4" w:sz="6"/><w:insideH w:val="single" w:color="auto" w:sz="4"/><w:insideV w:val="single" w:color="auto" w:sz="4"/></w:tblBorders></w:tblPr><w:tblGrid><w:gridCol w:w="9600"/></w:tblGrid><w:tr><w:tc><w:tcPr><w:tcW w:type="dxa" w:w="9600"/><w:shd w:fill="F7F8FA" w:color="auto" w:val="clear"/><w:tcMar><w:top w:type="dxa" w:w="520"/><w:left w:type="dxa" w:w="200"/><w:bottom w:type="dxa" w:w="520"/><w:right w:type="dxa" w:w="200"/></w:tcMar><w:vAlign w:val="center"/></w:tcPr><w:p><w:pPr><w:spacing w:after="40"/><w:jc w:val="center"/></w:pPr><w:r><w:rPr><w:b/><w:bCs/><w:color w:val="6C7888"/><w:sz w:val="30"/><w:szCs w:val="30"/></w:rPr><w:t xml:space="preserve">[ ตำแหน่งภาพหน้าจอ ]</w:t></w:r></w:p><w:p><w:pPr><w:spacing w:after="40"/><w:jc w:val="center"/></w:pPr><w:r><w:rPr><w:color w:val="1F2D3D"/><w:sz w:val="32"/><w:szCs w:val="32"/></w:rPr><w:t xml:space="preserve">การ์ดย้อนขั้นตอนบนหน้ารายละเอียดตั๋ว พร้อมช่องเหตุผลที่บังคับกรอก</w:t></w:r></w:p><w:p><w:pPr><w:jc w:val="center"/></w:pPr><w:r><w:rPr><w:rFonts w:ascii="Consolas" w:cs="Consolas" w:eastAsia="Consolas" w:hAnsi="Consolas"/><w:color w:val="9AA6B4"/><w:sz w:val="24"/><w:szCs w:val="24"/></w:rPr><w:t xml:space="preserve">SHOT: MGR-step-back</w:t></w:r></w:p></w:tc></w:tr></w:tbl><w:p><w:pPr><w:spacing w:after="160" w:before="60"/><w:jc w:val="center"/></w:pPr><w:r><w:rPr><w:b/><w:bCs/><w:color w:val="245EA8"/><w:sz w:val="28"/><w:szCs w:val="28"/></w:rPr><w:t xml:space="preserve">รูปที่ 5-4  </w:t></w:r><w:r><w:rPr><w:i/><w:iCs/><w:color w:val="6C7888"/><w:sz w:val="28"/><w:szCs w:val="28"/></w:rPr><w:t xml:space="preserve">การ์ดย้อนขั้นตอนบนหน้ารายละเอียดตั๋ว พร้อมช่องเหตุผลที่บังคับกรอก</w:t></w:r></w:p><w:tbl><w:tblPr><w:tblW w:type="dxa" w:w="9600"/><w:tblBorders><w:top w:val="single" w:color="F1F3F6" w:sz="2"/><w:left w:val="single" w:color="6C7888" w:sz="28"/><w:bottom w:val="single" w:color="F1F3F6" w:sz="2"/><w:right w:val="single" w:color="F1F3F6" w:sz="2"/><w:insideH w:val="single" w:color="auto" w:sz="4"/><w:insideV w:val="single" w:color="auto" w:sz="4"/></w:tblBorders></w:tblPr><w:tblGrid><w:gridCol w:w="9600"/></w:tblGrid><w:tr><w:tc><w:tcPr><w:tcW w:type="dxa" w:w="9600"/><w:shd w:fill="F1F3F6" w:color="auto" w:val="clear"/><w:tcMar><w:top w:type="dxa" w:w="140"/><w:left w:type="dxa" w:w="200"/><w:bottom w:type="dxa" w:w="140"/><w:right w:type="dxa" w:w="200"/></w:tcMar></w:tcPr><w:p><w:pPr><w:spacing w:after="60"/></w:pPr><w:r><w:rPr><w:b/><w:bCs/><w:color w:val="6C7888"/><w:sz w:val="30"/><w:szCs w:val="30"/></w:rPr><w:t xml:space="preserve">สิ่งที่ต้องจำ</w:t></w:r></w:p><w:p><w:pPr><w:spacing w:after="0"/></w:pPr><w:r><w:rPr><w:sz w:val="32"/><w:szCs w:val="32"/></w:rPr><w:t xml:space="preserve">การย้อนขั้นตอนไม่ลบลายเซ็นผู้ตรวจ (Verified) ผู้อนุมัติ หรือผลการประเมินฉุกเฉินเดิม และใช้กับตั๋วที่ปิดหรือยกเลิกไปแล้วไม่ได้ — การปิดเคสยังเป็นจุดสิ้นสุดเสมอ</w:t></w:r></w:p></w:tc></w:tr></w:tbl><w:p><w:pPr><w:pStyle w:val="Heading2"/></w:pPr><w:r><w:t xml:space="preserve">5.7 ตัดสินคำขอยกเลิกตั๋ว (เพิ่ม v1.5.0)</w:t></w:r></w:p><w:p><w:pPr><w:spacing w:after="120"/></w:pPr><w:r><w:rPr><w:sz w:val="32"/><w:szCs w:val="32"/></w:rPr><w:t xml:space="preserve">ตั๋วที่ </w:t></w:r><w:r><w:rPr><w:b/><w:bCs/><w:sz w:val="32"/><w:szCs w:val="32"/></w:rPr><w:t xml:space="preserve">ซ้ำ</w:t></w:r><w:r><w:rPr><w:sz w:val="32"/><w:szCs w:val="32"/></w:rPr><w:t xml:space="preserve"> หรือ </w:t></w:r><w:r><w:rPr><w:b/><w:bCs/><w:sz w:val="32"/><w:szCs w:val="32"/></w:rPr><w:t xml:space="preserve">เปิดผิด</w:t></w:r><w:r><w:rPr><w:sz w:val="32"/><w:szCs w:val="32"/></w:rPr><w:t xml:space="preserve"> สามารถจบด้วยสถานะ </w:t></w:r><0/><w:r><w:rPr><w:sz w:val="32"/><w:szCs w:val="32"/></w:rPr><w:t xml:space="preserve"> ได้โดยไม่ต้องจัดเป็น Event หรือรับรองการแก้ไข เมื่อผู้ปฏิบัติงานยื่นคำขอยกเลิก การ์ด </w:t></w:r><w:r><w:rPr><w:b/><w:bCs/><w:sz w:val="32"/><w:szCs w:val="32"/></w:rPr><w:t xml:space="preserve">การตัดสินคำขอยกเลิก (ผู้จัดการ SOC)</w:t></w:r><w:r><w:rPr><w:sz w:val="32"/><w:szCs w:val="32"/></w:rPr><w:t xml:space="preserve"> จะแสดงในหน้ารายละเอียดตั๋วให้คุณ </w:t></w:r><w:r><w:rPr><w:b/><w:bCs/><w:sz w:val="32"/><w:szCs w:val="32"/></w:rPr><w:t xml:space="preserve">อนุมัติ / ปฏิเสธ / หรือยกเลิกโดยตรง</w:t></w:r></w:p><w:p><w:pPr><w:pStyle w:val="ListParagraph"/><w:numPr><w:ilvl w:val="0"/><w:numId w:val="7"/></w:numPr><w:spacing w:after="80"/></w:pPr><w:r><w:rPr><w:sz w:val="32"/><w:szCs w:val="32"/></w:rPr><w:t xml:space="preserve">เปิดตั๋วที่มีคำขอยกเลิกค้างอยู่ อ่านเหตุผล (</w:t></w:r><w:r><w:rPr><w:b/><w:bCs/><w:color w:val="1F2D3D"/><w:sz w:val="32"/><w:szCs w:val="32"/></w:rPr><w:t xml:space="preserve">รายการซ้ำ / สร้างรายการผิด / เหตุผลอื่น</w:t></w:r><w:r><w:rPr><w:sz w:val="32"/><w:szCs w:val="32"/></w:rPr><w:t xml:space="preserve">) และคำอธิบายของผู้ยื่น กรณี “รายการซ้ำ” ตรวจว่าตั๋วที่อ้างอิงมีอยู่จริงและยังไม่ถูกยกเลิก</w:t></w:r></w:p><w:p><w:pPr><w:pStyle w:val="ListParagraph"/><w:numPr><w:ilvl w:val="0"/><w:numId w:val="7"/></w:numPr><w:spacing w:after="80"/></w:pPr><w:r><w:rPr><w:sz w:val="32"/><w:szCs w:val="32"/></w:rPr><w:t xml:space="preserve">เลือก </w:t></w:r><w:r><w:rPr><w:b/><w:bCs/><w:color w:val="1F2D3D"/><w:sz w:val="32"/><w:szCs w:val="32"/></w:rPr><w:t xml:space="preserve">อนุมัติ</w:t></w:r><w:r><w:rPr><w:sz w:val="32"/><w:szCs w:val="32"/></w:rPr><w:t xml:space="preserve">, </w:t></w:r><w:r><w:rPr><w:b/><w:bCs/><w:color w:val="1F2D3D"/><w:sz w:val="32"/><w:szCs w:val="32"/></w:rPr><w:t xml:space="preserve">ปฏิเสธ</w:t></w:r><w:r><w:rPr><w:sz w:val="32"/><w:szCs w:val="32"/></w:rPr><w:t xml:space="preserve"> หรือ </w:t></w:r><w:r><w:rPr><w:b/><w:bCs/><w:color w:val="1F2D3D"/><w:sz w:val="32"/><w:szCs w:val="32"/></w:rPr><w:t xml:space="preserve">ยกเลิกโดยตรง</w:t></w:r><w:r><w:rPr><w:sz w:val="32"/><w:szCs w:val="32"/></w:rPr><w:t xml:space="preserve"> พร้อมกรอกเหตุผล — ทุกการตัดสินถูกบันทึกแยกในประวัติของตั๋ว</w:t></w:r></w:p><w:tbl><w:tblPr><w:tblW w:type="dxa" w:w="9600"/><w:tblBorders><w:top w:val="dashed" w:color="9DB4D4" w:sz="6"/><w:left w:val="dashed" w:color="9DB4D4" w:sz="6"/><w:bottom w:val="dashed" w:color="9DB4D4" w:sz="6"/><w:right w:val="dashed" w:color="9DB4D4" w:sz="6"/><w:insideH w:val="single" w:color="auto" w:sz="4"/><w:insideV w:val="single" w:color="auto" w:sz="4"/></w:tblBorders></w:tblPr><w:tblGrid><w:gridCol w:w="9600"/></w:tblGrid><w:tr><w:tc><w:tcPr><w:tcW w:type="dxa" w:w="9600"/><w:shd w:fill="F7F8FA" w:color="auto" w:val="clear"/><w:tcMar><w:top w:type="dxa" w:w="520"/><w:left w:type="dxa" w:w="200"/><w:bottom w:type="dxa" w:w="520"/><w:right w:type="dxa" w:w="200"/></w:tcMar><w:vAlign w:val="center"/></w:tcPr><w:p><w:pPr><w:spacing w:after="40"/><w:jc w:val="center"/></w:pPr><w:r><w:rPr><w:b/><w:bCs/><w:color w:val="6C7888"/><w:sz w:val="30"/><w:szCs w:val="30"/></w:rPr><w:t xml:space="preserve">[ ตำแหน่งภาพหน้าจอ ]</w:t></w:r></w:p><w:p><w:pPr><w:spacing w:after="40"/><w:jc w:val="center"/></w:pPr><w:r><w:rPr><w:color w:val="1F2D3D"/><w:sz w:val="32"/><w:szCs w:val="32"/></w:rPr><w:t xml:space="preserve">การ์ดการตัดสินคำขอยกเลิกของผู้จัดการ SOC บนหน้ารายละเอียดตั๋ว</w:t></w:r></w:p><w:p><w:pPr><w:jc w:val="center"/></w:pPr><w:r><w:rPr><w:rFonts w:ascii="Consolas" w:cs="Consolas" w:eastAsia="Consolas" w:hAnsi="Consolas"/><w:color w:val="9AA6B4"/><w:sz w:val="24"/><w:szCs w:val="24"/></w:rPr><w:t xml:space="preserve">SHOT: MGR-cancel-decision</w:t></w:r></w:p></w:tc></w:tr></w:tbl><w:p><w:pPr><w:spacing w:after="160" w:before="60"/><w:jc w:val="center"/></w:pPr><w:r><w:rPr><w:b/><w:bCs/><w:color w:val="245EA8"/><w:sz w:val="28"/><w:szCs w:val="28"/></w:rPr><w:t xml:space="preserve">รูปที่ 5-5  </w:t></w:r><w:r><w:rPr><w:i/><w:iCs/><w:color w:val="6C7888"/><w:sz w:val="28"/><w:szCs w:val="28"/></w:rPr><w:t xml:space="preserve">การ์ดการตัดสินคำขอยกเลิกของผู้จัดการ SOC บนหน้ารายละเอียดตั๋ว</w:t></w:r></w:p><w:tbl><w:tblPr><w:tblW w:type="dxa" w:w="9600"/><w:tblBorders><w:top w:val="single" w:color="FDECEE" w:sz="2"/><w:left w:val="single" w:color="E63946" w:sz="28"/><w:bottom w:val="single" w:color="FDECEE" w:sz="2"/><w:right w:val="single" w:color="FDECEE" w:sz="2"/><w:insideH w:val="single" w:color="auto" w:sz="4"/><w:insideV w:val="single" w:color="auto" w:sz="4"/></w:tblBorders></w:tblPr><w:tblGrid><w:gridCol w:w="9600"/></w:tblGrid><w:tr><w:tc><w:tcPr><w:tcW w:type="dxa" w:w="9600"/><w:shd w:fill="FDECEE" w:color="auto" w:val="clear"/><w:tcMar><w:top w:type="dxa" w:w="140"/><w:left w:type="dxa" w:w="200"/><w:bottom w:type="dxa" w:w="140"/><w:right w:type="dxa" w:w="200"/></w:tcMar></w:tcPr><w:p><w:pPr><w:spacing w:after="60"/></w:pPr><w:r><w:rPr><w:b/><w:bCs/><w:color w:val="E63946"/><w:sz w:val="30"/><w:szCs w:val="30"/></w:rPr><w:t xml:space="preserve">ข้อควรระวัง</w:t></w:r></w:p><w:p><w:pPr><w:spacing w:after="0"/></w:pPr><w:r><w:rPr><w:sz w:val="32"/><w:szCs w:val="32"/></w:rPr><w:t xml:space="preserve">การอนุมัติยกเลิกต้อง</w:t></w:r><w:r><w:rPr><w:b/><w:bCs/><w:sz w:val="32"/><w:szCs w:val="32"/></w:rPr><w:t xml:space="preserve">ปิดหรือยกเลิกงานย่อย/คำขอทีมตอบสนองที่ค้างอยู่ก่อน</w:t></w:r><w:r><w:rPr><w:sz w:val="32"/><w:szCs w:val="32"/></w:rPr><w:t xml:space="preserve"> (งานเหล่านั้นจะกลายเป็น “ยกเลิกแล้ว” ไม่ใช่ “เสร็จสิ้น”) คำขอที่ค้างอยู่ </w:t></w:r><w:r><w:rPr><w:b/><w:bCs/><w:sz w:val="32"/><w:szCs w:val="32"/></w:rPr><w:t xml:space="preserve">ไม่หยุดนาฬิกา OLA และไม่เลื่อนขั้นตอน</w:t></w:r><w:r><w:rPr><w:sz w:val="32"/><w:szCs w:val="32"/></w:rPr><w:t xml:space="preserve"> งานยังเดินต่อตามปกติ</w:t></w:r></w:p></w:tc></w:tr></w:tbl><w:tbl><w:tblPr><w:tblW w:type="dxa" w:w="9600"/><w:tblBorders><w:top w:val="single" w:color="F1F3F6" w:sz="2"/><w:left w:val="single" w:color="6C7888" w:sz="28"/><w:bottom w:val="single" w:color="F1F3F6" w:sz="2"/><w:right w:val="single" w:color="F1F3F6" w:sz="2"/><w:insideH w:val="single" w:color="auto" w:sz="4"/><w:insideV w:val="single" w:color="auto" w:sz="4"/></w:tblBorders></w:tblPr><w:tblGrid><w:gridCol w:w="9600"/></w:tblGrid><w:tr><w:tc><w:tcPr><w:tcW w:type="dxa" w:w="9600"/><w:shd w:fill="F1F3F6" w:color="auto" w:val="clear"/><w:tcMar><w:top w:type="dxa" w:w="140"/><w:left w:type="dxa" w:w="200"/><w:bottom w:type="dxa" w:w="140"/><w:right w:type="dxa" w:w="200"/></w:tcMar></w:tcPr><w:p><w:pPr><w:spacing w:after="60"/></w:pPr><w:r><w:rPr><w:b/><w:bCs/><w:color w:val="6C7888"/><w:sz w:val="30"/><w:szCs w:val="30"/></w:rPr><w:t xml:space="preserve">สิ่งที่ต้องจำ</w:t></w:r></w:p><w:p><w:pPr><w:spacing w:after="0"/></w:pPr><w:r><w:rPr><w:sz w:val="32"/><w:szCs w:val="32"/></w:rPr><w:t xml:space="preserve">ตั๋วที่ยกเลิกแล้วเป็นสถานะสิ้นสุด ออกจากคิวและแรงกดดัน OLA และไม่ถูกนับในสถิติการปิดงานสำเร็จและ MTTR แต่ประวัติผู้ยื่น/ผู้ตัดสิน/เหตุผล/เวลายังเก็บครบ และรายงานจะระบุว่าเป็นการยกเลิก</w:t></w:r></w:p></w:tc></w:tr></w:tbl><w:p><w:pPr><w:pStyle w:val="Heading2"/></w:pPr><w:r><w:t xml:space="preserve">5.8 แก้ไขข้อมูลเคส (เพิ่ม v1.7.0)</w:t></w:r></w:p><w:p><w:pPr><w:spacing w:after="120"/></w:pPr><w:r><w:rPr><w:sz w:val="32"/><w:szCs w:val="32"/></w:rPr><w:t xml:space="preserve">คุณแก้เนื้อหาของเคสได้ทุกใบที่ยังไม่ปิด ผ่านปุ่ม </w:t></w:r><w:r><w:rPr><w:b/><w:bCs/><w:color w:val="1F2D3D"/><w:sz w:val="32"/><w:szCs w:val="32"/></w:rPr><w:t xml:space="preserve">แก้ไขข้อมูล</w:t></w:r><w:r><w:rPr><w:sz w:val="32"/><w:szCs w:val="32"/></w:rPr><w:t xml:space="preserve"> บนหน้ารายละเอียดตั๋ว — มีประโยชน์เมื่อพบข้อมูลผิดระหว่างตรวจก่อนมอบหมาย และไม่อยากตีกลับทั้งใบเพียงเพราะพิมพ์ผิด</w:t></w:r></w:p><w:p><w:pPr><w:spacing w:after="120"/></w:pPr><w:r><w:rPr><w:sz w:val="32"/><w:szCs w:val="32"/></w:rPr><w:t xml:space="preserve">หน้าแก้ไขบังคับให้กรอก </w:t></w:r><w:r><w:rPr><w:b/><w:bCs/><w:color w:val="1F2D3D"/><w:sz w:val="32"/><w:szCs w:val="32"/></w:rPr><w:t xml:space="preserve">เหตุผลในการแก้ไข</w:t></w:r><w:r><w:rPr><w:sz w:val="32"/><w:szCs w:val="32"/></w:rPr><w:t xml:space="preserve"> เสมอ และบันทึกทุกช่องที่เปลี่ยนเป็นคู่ค่าเดิม → ค่าใหม่ พร้อมชื่อผู้แก้และเวลา ดูย้อนหลังได้ที่หัวข้อ </w:t></w:r><w:r><w:rPr><w:b/><w:bCs/><w:color w:val="1F2D3D"/><w:sz w:val="32"/><w:szCs w:val="32"/></w:rPr><w:t xml:space="preserve">ประวัติการแก้ไขข้อมูล</w:t></w:r><w:r><w:rPr><w:sz w:val="32"/><w:szCs w:val="32"/></w:rPr><w:t xml:space="preserve"> บนหน้ารายละเอียดตั๋ว</w:t></w:r></w:p><w:tbl><w:tblPr><w:tblW w:type="dxa" w:w="9600"/><w:tblBorders><w:top w:val="dashed" w:color="9DB4D4" w:sz="6"/><w:left w:val="dashed" w:color="9DB4D4" w:sz="6"/><w:bottom w:val="dashed" w:color="9DB4D4" w:sz="6"/><w:right w:val="dashed" w:color="9DB4D4" w:sz="6"/><w:insideH w:val="single" w:color="auto" w:sz="4"/><w:insideV w:val="single" w:color="auto" w:sz="4"/></w:tblBorders></w:tblPr><w:tblGrid><w:gridCol w:w="9600"/></w:tblGrid><w:tr><w:tc><w:tcPr><w:tcW w:type="dxa" w:w="9600"/><w:shd w:fill="F7F8FA" w:color="auto" w:val="clear"/><w:tcMar><w:top w:type="dxa" w:w="520"/><w:left w:type="dxa" w:w="200"/><w:bottom w:type="dxa" w:w="520"/><w:right w:type="dxa" w:w="200"/></w:tcMar><w:vAlign w:val="center"/></w:tcPr><w:p><w:pPr><w:spacing w:after="40"/><w:jc w:val="center"/></w:pPr><w:r><w:rPr><w:b/><w:bCs/><w:color w:val="6C7888"/><w:sz w:val="30"/><w:szCs w:val="30"/></w:rPr><w:t xml:space="preserve">[ ตำแหน่งภาพหน้าจอ ]</w:t></w:r></w:p><w:p><w:pPr><w:spacing w:after="40"/><w:jc w:val="center"/></w:pPr><w:r><w:rPr><w:color w:val="1F2D3D"/><w:sz w:val="32"/><w:szCs w:val="32"/></w:rPr><w:t xml:space="preserve">หน้าแก้ไขข้อมูลเคส แสดงการ์ดข้อมูลเคสและช่องเหตุผลที่บังคับกรอก</w:t></w:r></w:p><w:p><w:pPr><w:jc w:val="center"/></w:pPr><w:r><w:rPr><w:rFonts w:ascii="Consolas" w:cs="Consolas" w:eastAsia="Consolas" w:hAnsi="Consolas"/><w:color w:val="9AA6B4"/><w:sz w:val="24"/><w:szCs w:val="24"/></w:rPr><w:t xml:space="preserve">SHOT: MGR-ticket-edit</w:t></w:r></w:p></w:tc></w:tr></w:tbl><w:p><w:pPr><w:spacing w:after="160" w:before="60"/><w:jc w:val="center"/></w:pPr><w:r><w:rPr><w:b/><w:bCs/><w:color w:val="245EA8"/><w:sz w:val="28"/><w:szCs w:val="28"/></w:rPr><w:t xml:space="preserve">รูปที่ 5-6  </w:t></w:r><w:r><w:rPr><w:i/><w:iCs/><w:color w:val="6C7888"/><w:sz w:val="28"/><w:szCs w:val="28"/></w:rPr><w:t xml:space="preserve">หน้าแก้ไขข้อมูลเคส แสดงการ์ดข้อมูลเคสและช่องเหตุผลที่บังคับกรอก</w:t></w:r></w:p><w:tbl><w:tblPr><w:tblW w:type="dxa" w:w="9600"/><w:tblBorders><w:top w:val="single" w:color="FDECEE" w:sz="2"/><w:left w:val="single" w:color="E63946" w:sz="28"/><w:bottom w:val="single" w:color="FDECEE" w:sz="2"/><w:right w:val="single" w:color="FDECEE" w:sz="2"/><w:insideH w:val="single" w:color="auto" w:sz="4"/><w:insideV w:val="single" w:color="auto" w:sz="4"/></w:tblBorders></w:tblPr><w:tblGrid><w:gridCol w:w="9600"/></w:tblGrid><w:tr><w:tc><w:tcPr><w:tcW w:type="dxa" w:w="9600"/><w:shd w:fill="FDECEE" w:color="auto" w:val="clear"/><w:tcMar><w:top w:type="dxa" w:w="140"/><w:left w:type="dxa" w:w="200"/><w:bottom w:type="dxa" w:w="140"/><w:right w:type="dxa" w:w="200"/></w:tcMar></w:tcPr><w:p><w:pPr><w:spacing w:after="60"/></w:pPr><w:r><w:rPr><w:b/><w:bCs/><w:color w:val="E63946"/><w:sz w:val="30"/><w:szCs w:val="30"/></w:rPr><w:t xml:space="preserve">ข้อควรระวัง</w:t></w:r></w:p><w:p><w:pPr><w:spacing w:after="0"/></w:pPr><w:r><w:rPr><w:sz w:val="32"/><w:szCs w:val="32"/></w:rPr><w:t xml:space="preserve">การแก้ไขข้อมูล </w:t></w:r><w:r><w:rPr><w:b/><w:bCs/><w:sz w:val="32"/><w:szCs w:val="32"/></w:rPr><w:t xml:space="preserve">ไม่ใช่การย้อนขั้นตอน</w:t></w:r><w:r><w:rPr><w:sz w:val="32"/><w:szCs w:val="32"/></w:rPr><w:t xml:space="preserve"> — หน้านี้ไม่เปลี่ยนสถานะ ไม่เปลี่ยนเส้นทางการมอบหมาย และไม่แตะลายเซ็นผู้ตรวจหรือผู้อนุมัติ หากต้องการเปลี่ยนขั้นตอน ให้ใช้การย้อนขั้นตอนในข้อ 5.6</w:t></w:r></w:p></w:tc></w:tr></w:tbl><w:p><w:pPr><w:spacing w:after="80"/></w:pPr></w:p><w:tbl><w:tblPr><w:tblW w:type="dxa" w:w="9600"/><w:tblBorders><w:top w:val="single" w:color="F1F3F6" w:sz="2"/><w:left w:val="single" w:color="6C7888" w:sz="28"/><w:bottom w:val="single" w:color="F1F3F6" w:sz="2"/><w:right w:val="single" w:color="F1F3F6" w:sz="2"/><w:insideH w:val="single" w:color="auto" w:sz="4"/><w:insideV w:val="single" w:color="auto" w:sz="4"/></w:tblBorders></w:tblPr><w:tblGrid><w:gridCol w:w="9600"/></w:tblGrid><w:tr><w:tc><w:tcPr><w:tcW w:type="dxa" w:w="9600"/><w:shd w:fill="F1F3F6" w:color="auto" w:val="clear"/><w:tcMar><w:top w:type="dxa" w:w="140"/><w:left w:type="dxa" w:w="200"/><w:bottom w:type="dxa" w:w="140"/><w:right w:type="dxa" w:w="200"/></w:tcMar></w:tcPr><w:p><w:pPr><w:spacing w:after="60"/></w:pPr><w:r><w:rPr><w:b/><w:bCs/><w:color w:val="6C7888"/><w:sz w:val="30"/><w:szCs w:val="30"/></w:rPr><w:t xml:space="preserve">สิ่งที่ต้องจำ</w:t></w:r></w:p><w:p><w:pPr><w:spacing w:after="0"/></w:pPr><w:r><w:rPr><w:sz w:val="32"/><w:szCs w:val="32"/></w:rPr><w:t xml:space="preserve">เคสที่ยกเลิกแล้วแก้ไม่ได้เลยไม่ว่าใคร และเคสที่ปิดไปแล้ว (อนุมัติ / ปิด Event) แก้ได้เฉพาะผู้ดูแลระบบสูงสุดเท่านั้น — การปิดเคสยังเป็นจุดสิ้นสุดเสมอ</w:t></w:r></w:p></w:tc></w:tr></w:tbl><w:p><w:pPr><w:pStyle w:val="Heading2"/></w:pPr><w:r><w:t xml:space="preserve">5.9 ค้นหา IOC — ค้นอะไรได้บ้าง</w:t></w:r></w:p><w:p><w:pPr><w:spacing w:after="120"/></w:pPr><w:r><w:rPr><w:sz w:val="32"/><w:szCs w:val="32"/></w:rPr><w:t xml:space="preserve">เมนู </w:t></w:r><w:r><w:rPr><w:b/><w:bCs/><w:color w:val="245EA8"/><w:sz w:val="32"/><w:szCs w:val="32"/></w:rPr><w:t xml:space="preserve">เคส › ค้นหา IOC</w:t></w:r><w:r><w:rPr><w:sz w:val="32"/><w:szCs w:val="32"/></w:rPr><w:t xml:space="preserve"> (หัวข้อหน้าจอ: ค้นหา IOC / Ticket) ใช้ตรวจว่าค่าหนึ่ง ๆ เคยปรากฏในเคสใดมาก่อน ก่อนตัดสินว่าเหตุการณ์นี้เป็นเรื่องโดด ๆ หรือเป็นชุดเดียวกับเคสเก่า ผลลัพธ์แยกเป็นสองการ์ด: </w:t></w:r><w:r><w:rPr><w:b/><w:bCs/><w:sz w:val="32"/><w:szCs w:val="32"/></w:rPr><w:t xml:space="preserve">เคส</w:t></w:r><w:r><w:rPr><w:sz w:val="32"/><w:szCs w:val="32"/></w:rPr><w:t xml:space="preserve"> (ค้นจากทุกช่องของตั๋วและค่าตัวบ่งชี้ทั้ง 6 ประเภท) และ </w:t></w:r><w:r><w:rPr><w:b/><w:bCs/><w:sz w:val="32"/><w:szCs w:val="32"/></w:rPr><w:t xml:space="preserve">บันทึกการคัดกรอง</w:t></w:r><w:r><w:rPr><w:sz w:val="32"/><w:szCs w:val="32"/></w:rPr><w:t xml:space="preserve"> (ประวัติการคัดแยก Alert)</w:t></w:r></w:p><w:tbl><w:tblPr><w:tblW w:type="dxa" w:w="9600"/><w:tblBorders><w:top w:val="dashed" w:color="9DB4D4" w:sz="6"/><w:left w:val="dashed" w:color="9DB4D4" w:sz="6"/><w:bottom w:val="dashed" w:color="9DB4D4" w:sz="6"/><w:right w:val="dashed" w:color="9DB4D4" w:sz="6"/><w:insideH w:val="single" w:color="auto" w:sz="4"/><w:insideV w:val="single" w:color="auto" w:sz="4"/></w:tblBorders></w:tblPr><w:tblGrid><w:gridCol w:w="9600"/></w:tblGrid><w:tr><w:tc><w:tcPr><w:tcW w:type="dxa" w:w="9600"/><w:shd w:fill="F7F8FA" w:color="auto" w:val="clear"/><w:tcMar><w:top w:type="dxa" w:w="520"/><w:left w:type="dxa" w:w="200"/><w:bottom w:type="dxa" w:w="520"/><w:right w:type="dxa" w:w="200"/></w:tcMar><w:vAlign w:val="center"/></w:tcPr><w:p><w:pPr><w:spacing w:after="40"/><w:jc w:val="center"/></w:pPr><w:r><w:rPr><w:b/><w:bCs/><w:color w:val="6C7888"/><w:sz w:val="30"/><w:szCs w:val="30"/></w:rPr><w:t xml:space="preserve">[ ตำแหน่งภาพหน้าจอ ]</w:t></w:r></w:p><w:p><w:pPr><w:spacing w:after="40"/><w:jc w:val="center"/></w:pPr><w:r><w:rPr><w:color w:val="1F2D3D"/><w:sz w:val="32"/><w:szCs w:val="32"/></w:rPr><w:t xml:space="preserve">หน้าค้นหา IOC แสดงผลแยกเป็นการ์ดเคสและการ์ดบันทึกการคัดกรอง</w:t></w:r></w:p><w:p><w:pPr><w:jc w:val="center"/></w:pPr><w:r><w:rPr><w:rFonts w:ascii="Consolas" w:cs="Consolas" w:eastAsia="Consolas" w:hAnsi="Consolas"/><w:color w:val="9AA6B4"/><w:sz w:val="24"/><w:szCs w:val="24"/></w:rPr><w:t xml:space="preserve">SHOT: MGR-ioc-search</w:t></w:r></w:p></w:tc></w:tr></w:tbl><w:p><w:pPr><w:spacing w:after="160" w:before="60"/><w:jc w:val="center"/></w:pPr><w:r><w:rPr><w:b/><w:bCs/><w:color w:val="245EA8"/><w:sz w:val="28"/><w:szCs w:val="28"/></w:rPr><w:t xml:space="preserve">รูปที่ 5-7  </w:t></w:r><w:r><w:rPr><w:i/><w:iCs/><w:color w:val="6C7888"/><w:sz w:val="28"/><w:szCs w:val="28"/></w:rPr><w:t xml:space="preserve">หน้าค้นหา IOC แสดงผลแยกเป็นการ์ดเคสและการ์ดบันทึกการคัดกรอง</w:t></w:r></w:p><w:tbl><w:tblPr><w:tblW w:type="dxa" w:w="9600"/><w:tblBorders><w:top w:val="single" w:color="F1F3F6" w:sz="2"/><w:left w:val="single" w:color="6C7888" w:sz="28"/><w:bottom w:val="single" w:color="F1F3F6" w:sz="2"/><w:right w:val="single" w:color="F1F3F6" w:sz="2"/><w:insideH w:val="single" w:color="auto" w:sz="4"/><w:insideV w:val="single" w:color="auto" w:sz="4"/></w:tblBorders></w:tblPr><w:tblGrid><w:gridCol w:w="9600"/></w:tblGrid><w:tr><w:tc><w:tcPr><w:tcW w:type="dxa" w:w="9600"/><w:shd w:fill="F1F3F6" w:color="auto" w:val="clear"/><w:tcMar><w:top w:type="dxa" w:w="140"/><w:left w:type="dxa" w:w="200"/><w:bottom w:type="dxa" w:w="140"/><w:right w:type="dxa" w:w="200"/></w:tcMar></w:tcPr><w:p><w:pPr><w:spacing w:after="60"/></w:pPr><w:r><w:rPr><w:b/><w:bCs/><w:color w:val="6C7888"/><w:sz w:val="30"/><w:szCs w:val="30"/></w:rPr><w:t xml:space="preserve">สิ่งที่ต้องจำ</w:t></w:r></w:p><w:p><w:pPr><w:spacing w:after="0"/></w:pPr><w:r><w:rPr><w:sz w:val="32"/><w:szCs w:val="32"/></w:rPr><w:t xml:space="preserve">ในฐานะผู้จัดการ SOC คุณเห็นผลการค้นหาครบทุกเคส ต่างจากบทบาทอื่นที่เห็นเฉพาะเคสของตน — แต่หน้านี้ </w:t></w:r><w:r><w:rPr><w:b/><w:bCs/><w:sz w:val="32"/><w:szCs w:val="32"/></w:rPr><w:t xml:space="preserve">ไม่ได้ค้นจากฐานข้อมูล IOC</w:t></w:r><w:r><w:rPr><w:sz w:val="32"/><w:szCs w:val="32"/></w:rPr><w:t xml:space="preserve"> ซึ่งเปิดได้เฉพาะทีมพิสูจน์หลักฐาน</w:t></w:r></w:p></w:tc></w:tr></w:tbl><w:p><w:pPr><w:pStyle w:val="Heading2"/></w:pPr><w:r><w:t xml:space="preserve">5.10 เพิ่มระบบที่ได้รับผลกระทบเข้ากลุ่ม Project Incident (เพิ่ม v1.5.4)</w:t></w:r></w:p><w:p><w:pPr><w:spacing w:after="120"/></w:pPr><w:r><w:rPr><w:sz w:val="32"/><w:szCs w:val="32"/></w:rPr><w:t xml:space="preserve">เมื่อพบภายหลังว่าเหตุการณ์เดิมกระทบระบบเพิ่ม ให้เพิ่มเข้ากลุ่มเดิมแทนการเปิดกลุ่มใหม่ — ที่หน้า Project Incident กดปุ่ม </w:t></w:r><w:r><w:rPr><w:b/><w:bCs/><w:color w:val="1F2D3D"/><w:sz w:val="32"/><w:szCs w:val="32"/></w:rPr><w:t xml:space="preserve">เพิ่มระบบที่ได้รับผลกระทบ</w:t></w:r><w:r><w:rPr><w:sz w:val="32"/><w:szCs w:val="32"/></w:rPr><w:t xml:space="preserve"> แล้วกรอกชื่อระบบ เลือกเส้นทางของระบบนั้น และรายละเอียดเฉพาะระบบเท่าที่มี</w:t></w:r></w:p><w:tbl><w:tblPr><w:tblW w:type="dxa" w:w="9600"/><w:tblBorders><w:top w:val="dashed" w:color="9DB4D4" w:sz="6"/><w:left w:val="dashed" w:color="9DB4D4" w:sz="6"/><w:bottom w:val="dashed" w:color="9DB4D4" w:sz="6"/><w:right w:val="dashed" w:color="9DB4D4" w:sz="6"/><w:insideH w:val="single" w:color="auto" w:sz="4"/><w:insideV w:val="single" w:color="auto" w:sz="4"/></w:tblBorders></w:tblPr><w:tblGrid><w:gridCol w:w="9600"/></w:tblGrid><w:tr><w:tc><w:tcPr><w:tcW w:type="dxa" w:w="9600"/><w:shd w:fill="F7F8FA" w:color="auto" w:val="clear"/><w:tcMar><w:top w:type="dxa" w:w="520"/><w:left w:type="dxa" w:w="200"/><w:bottom w:type="dxa" w:w="520"/><w:right w:type="dxa" w:w="200"/></w:tcMar><w:vAlign w:val="center"/></w:tcPr><w:p><w:pPr><w:spacing w:after="40"/><w:jc w:val="center"/></w:pPr><w:r><w:rPr><w:b/><w:bCs/><w:color w:val="6C7888"/><w:sz w:val="30"/><w:szCs w:val="30"/></w:rPr><w:t xml:space="preserve">[ ตำแหน่งภาพหน้าจอ ]</w:t></w:r></w:p><w:p><w:pPr><w:spacing w:after="40"/><w:jc w:val="center"/></w:pPr><w:r><w:rPr><w:color w:val="1F2D3D"/><w:sz w:val="32"/><w:szCs w:val="32"/></w:rPr><w:t xml:space="preserve">แบบฟอร์มเพิ่มระบบที่ได้รับผลกระทบบนหน้า Project Incident</w:t></w:r></w:p><w:p><w:pPr><w:jc w:val="center"/></w:pPr><w:r><w:rPr><w:rFonts w:ascii="Consolas" w:cs="Consolas" w:eastAsia="Consolas" w:hAnsi="Consolas"/><w:color w:val="9AA6B4"/><w:sz w:val="24"/><w:szCs w:val="24"/></w:rPr><w:t xml:space="preserve">SHOT: MGR-project-add-member</w:t></w:r></w:p></w:tc></w:tr></w:tbl><w:p><w:pPr><w:spacing w:after="160" w:before="60"/><w:jc w:val="center"/></w:pPr><w:r><w:rPr><w:b/><w:bCs/><w:color w:val="245EA8"/><w:sz w:val="28"/><w:szCs w:val="28"/></w:rPr><w:t xml:space="preserve">รูปที่ 5-8  </w:t></w:r><w:r><w:rPr><w:i/><w:iCs/><w:color w:val="6C7888"/><w:sz w:val="28"/><w:szCs w:val="28"/></w:rPr><w:t xml:space="preserve">แบบฟอร์มเพิ่มระบบที่ได้รับผลกระทบบนหน้า Project Incident</w:t></w:r></w:p><w:tbl><w:tblPr><w:tblW w:type="dxa" w:w="9600"/><w:tblBorders><w:top w:val="single" w:color="E1E6ED" w:sz="2"/><w:left w:val="single" w:color="E1E6ED" w:sz="2"/><w:bottom w:val="single" w:color="E1E6ED" w:sz="2"/><w:right w:val="single" w:color="E1E6ED" w:sz="2"/><w:insideH w:val="single" w:color="E1E6ED" w:sz="2"/><w:insideV w:val="single" w:color="E1E6ED" w:sz="2"/></w:tblBorders></w:tblPr><w:tblGrid><w:gridCol w:w="4200"/><w:gridCol w:w="5400"/></w:tblGrid><w:tr><w:trPr><w:cantSplit/><w:tblHeader/></w:trPr><w:tc><w:tcPr><w:tcW w:type="dxa" w:w="4200"/><w:shd w:fill="1A1A2E" w:color="auto" w:val="clear"/><w:tcMar><w:top w:type="dxa" w:w="80"/><w:left w:type="dxa" w:w="120"/><w:bottom w:type="dxa" w:w="80"/><w:right w:type="dxa" w:w="120"/></w:tcMar></w:tcPr><w:p><w:r><w:rPr><w:b/><w:bCs/><w:color w:val="FFFFFF"/><w:sz w:val="28"/><w:szCs w:val="28"/></w:rPr><w:t xml:space="preserve">จังหวะที่เพิ่ม</w:t></w:r></w:p></w:tc><w:tc><w:tcPr><w:tcW w:type="dxa" w:w="5400"/><w:shd w:fill="1A1A2E" w:color="auto" w:val="clear"/><w:tcMar><w:top w:type="dxa" w:w="80"/><w:left w:type="dxa" w:w="120"/><w:bottom w:type="dxa" w:w="80"/><w:right w:type="dxa" w:w="120"/></w:tcMar></w:tcPr><w:p><w:r><w:rPr><w:b/><w:bCs/><w:color w:val="FFFFFF"/><w:sz w:val="28"/><w:szCs w:val="28"/></w:rPr><w:t xml:space="preserve">ตั๋วใหม่จะไปไหน</w:t></w:r></w:p></w:tc></w:tr><w:tr><w:trPr><w:cantSplit/></w:trPr><w:tc><w:tcPr><w:tcW w:type="dxa" w:w="4200"/><w:shd w:fill="FFFFFF" w:color="auto" w:val="clear"/><w:tcMar><w:top w:type="dxa" w:w="70"/><w:left w:type="dxa" w:w="120"/><w:bottom w:type="dxa" w:w="70"/><w:right w:type="dxa" w:w="120"/></w:tcMar></w:tcPr><w:p><w:pPr><w:spacing w:after="0"/></w:pPr><w:r><w:rPr><w:sz w:val="28"/><w:szCs w:val="28"/></w:rPr><w:t xml:space="preserve">เพิ่มเป็น Event</w:t></w:r></w:p></w:tc><w:tc><w:tcPr><w:tcW w:type="dxa" w:w="5400"/><w:shd w:fill="FFFFFF" w:color="auto" w:val="clear"/><w:tcMar><w:top w:type="dxa" w:w="70"/><w:left w:type="dxa" w:w="120"/><w:bottom w:type="dxa" w:w="70"/><w:right w:type="dxa" w:w="120"/></w:tcMar></w:tcPr><w:p><w:pPr><w:spacing w:after="0"/></w:pPr><w:r><w:rPr><w:sz w:val="28"/><w:szCs w:val="28"/></w:rPr><w:t xml:space="preserve">ส่งให้ Tier 2 ยืนยันก่อนปิด</w:t></w:r></w:p></w:tc></w:tr><w:tr><w:trPr><w:cantSplit/></w:trPr><w:tc><w:tcPr><w:tcW w:type="dxa" w:w="4200"/><w:shd w:fill="F7F8FA" w:color="auto" w:val="clear"/><w:tcMar><w:top w:type="dxa" w:w="70"/><w:left w:type="dxa" w:w="120"/><w:bottom w:type="dxa" w:w="70"/><w:right w:type="dxa" w:w="120"/></w:tcMar></w:tcPr><w:p><w:pPr><w:spacing w:after="0"/></w:pPr><w:r><w:rPr><w:sz w:val="28"/><w:szCs w:val="28"/></w:rPr><w:t xml:space="preserve">เพิ่มเป็น Incident ก่อนกลุ่มผ่าน Project Review</w:t></w:r></w:p></w:tc><w:tc><w:tcPr><w:tcW w:type="dxa" w:w="5400"/><w:shd w:fill="F7F8FA" w:color="auto" w:val="clear"/><w:tcMar><w:top w:type="dxa" w:w="70"/><w:left w:type="dxa" w:w="120"/><w:bottom w:type="dxa" w:w="70"/><w:right w:type="dxa" w:w="120"/></w:tcMar></w:tcPr><w:p><w:pPr><w:spacing w:after="0"/></w:pPr><w:r><w:rPr><w:sz w:val="28"/><w:szCs w:val="28"/></w:rPr><w:t xml:space="preserve">รอคุณตรวจก่อนมอบหมายตามปกติ</w:t></w:r></w:p></w:tc></w:tr><w:tr><w:trPr><w:cantSplit/></w:trPr><w:tc><w:tcPr><w:tcW w:type="dxa" w:w="4200"/><w:shd w:fill="FFFFFF" w:color="auto" w:val="clear"/><w:tcMar><w:top w:type="dxa" w:w="70"/><w:left w:type="dxa" w:w="120"/><w:bottom w:type="dxa" w:w="70"/><w:right w:type="dxa" w:w="120"/></w:tcMar></w:tcPr><w:p><w:pPr><w:spacing w:after="0"/></w:pPr><w:r><w:rPr><w:b/><w:bCs/><w:sz w:val="32"/><w:szCs w:val="32"/></w:rPr><w:t xml:space="preserve">เพิ่มเป็น Incident หลังกลุ่มผ่าน Project Review แล้ว</w:t></w:r></w:p></w:tc><w:tc><w:tcPr><w:tcW w:type="dxa" w:w="5400"/><w:shd w:fill="FFFFFF" w:color="auto" w:val="clear"/><w:tcMar><w:top w:type="dxa" w:w="70"/><w:left w:type="dxa" w:w="120"/><w:bottom w:type="dxa" w:w="70"/><w:right w:type="dxa" w:w="120"/></w:tcMar></w:tcPr><w:p><w:pPr><w:spacing w:after="0"/></w:pPr><w:r><w:rPr><w:sz w:val="32"/><w:szCs w:val="32"/></w:rPr><w:t xml:space="preserve">รับผลการประเมินฉุกเฉินของกลุ่มมาใช้ แล้ว</w:t></w:r><w:r><w:rPr><w:b/><w:bCs/><w:sz w:val="32"/><w:szCs w:val="32"/></w:rPr><w:t xml:space="preserve">เข้าเลนที่เลือกทันที</w:t></w:r><w:r><w:rPr><w:sz w:val="32"/><w:szCs w:val="32"/></w:rPr><w:t xml:space="preserve"> ไม่ต้องรอคุณตรวจซ้ำ</w:t></w:r></w:p></w:tc></w:tr></w:tbl><w:p><w:pPr><w:spacing w:after="140"/></w:pPr></w:p><w:tbl><w:tblPr><w:tblW w:type="dxa" w:w="9600"/><w:tblBorders><w:top w:val="single" w:color="F1F3F6" w:sz="2"/><w:left w:val="single" w:color="6C7888" w:sz="28"/><w:bottom w:val="single" w:color="F1F3F6" w:sz="2"/><w:right w:val="single" w:color="F1F3F6" w:sz="2"/><w:insideH w:val="single" w:color="auto" w:sz="4"/><w:insideV w:val="single" w:color="auto" w:sz="4"/></w:tblBorders></w:tblPr><w:tblGrid><w:gridCol w:w="9600"/></w:tblGrid><w:tr><w:tc><w:tcPr><w:tcW w:type="dxa" w:w="9600"/><w:shd w:fill="F1F3F6" w:color="auto" w:val="clear"/><w:tcMar><w:top w:type="dxa" w:w="140"/><w:left w:type="dxa" w:w="200"/><w:bottom w:type="dxa" w:w="140"/><w:right w:type="dxa" w:w="200"/></w:tcMar></w:tcPr><w:p><w:pPr><w:spacing w:after="60"/></w:pPr><w:r><w:rPr><w:b/><w:bCs/><w:color w:val="6C7888"/><w:sz w:val="30"/><w:szCs w:val="30"/></w:rPr><w:t xml:space="preserve">สิ่งที่ต้องจำ</w:t></w:r></w:p><w:p><w:pPr><w:spacing w:after="0"/></w:pPr><w:r><w:rPr><w:sz w:val="32"/><w:szCs w:val="32"/></w:rPr><w:t xml:space="preserve">ระบบคัดลอกข้อเท็จจริงของเหตุการณ์และตัวบ่งชี้จากตั๋วใบแรกมาให้ คง </w:t></w:r><w:r><w:rPr><w:b/><w:bCs/><w:sz w:val="32"/><w:szCs w:val="32"/></w:rPr><w:t xml:space="preserve">เวลาที่เกิดเหตุเดิม</w:t></w:r><w:r><w:rPr><w:sz w:val="32"/><w:szCs w:val="32"/></w:rPr><w:t xml:space="preserve"> ไว้เพื่อให้ OLA นับถูกต้อง และคงให้ </w:t></w:r><w:r><w:rPr><w:b/><w:bCs/><w:sz w:val="32"/><w:szCs w:val="32"/></w:rPr><w:t xml:space="preserve">ผู้เปิดกลุ่มเป็นเจ้าของตั๋ว</w:t></w:r><w:r><w:rPr><w:sz w:val="32"/><w:szCs w:val="32"/></w:rPr><w:t xml:space="preserve"> ไม่ใช่คุณ</w:t></w:r></w:p></w:tc></w:tr></w:tbl><w:p><w:pPr><w:spacing w:after="80"/></w:pPr></w:p><w:tbl><w:tblPr><w:tblW w:type="dxa" w:w="9600"/><w:tblBorders><w:top w:val="single" w:color="FDECEE" w:sz="2"/><w:left w:val="single" w:color="E63946" w:sz="28"/><w:bottom w:val="single" w:color="FDECEE" w:sz="2"/><w:right w:val="single" w:color="FDECEE" w:sz="2"/><w:insideH w:val="single" w:color="auto" w:sz="4"/><w:insideV w:val="single" w:color="auto" w:sz="4"/></w:tblBorders></w:tblPr><w:tblGrid><w:gridCol w:w="9600"/></w:tblGrid><w:tr><w:tc><w:tcPr><w:tcW w:type="dxa" w:w="9600"/><w:shd w:fill="FDECEE" w:color="auto" w:val="clear"/><w:tcMar><w:top w:type="dxa" w:w="140"/><w:left w:type="dxa" w:w="200"/><w:bottom w:type="dxa" w:w="140"/><w:right w:type="dxa" w:w="200"/></w:tcMar></w:tcPr><w:p><w:pPr><w:spacing w:after="60"/></w:pPr><w:r><w:rPr><w:b/><w:bCs/><w:color w:val="E63946"/><w:sz w:val="30"/><w:szCs w:val="30"/></w:rPr><w:t xml:space="preserve">ข้อควรระวัง</w:t></w:r></w:p><w:p><w:pPr><w:spacing w:after="0"/></w:pPr><w:r><w:rPr><w:sz w:val="32"/><w:szCs w:val="32"/></w:rPr><w:t xml:space="preserve">เพิ่มได้เฉพาะผู้เปิด Project Incident หรือผู้จัดการ SOC ไม่เกิน 25 ระบบต่อกลุ่ม และเมื่อทุกตั๋วในกลุ่มปิดหมดแล้ว กลุ่มจะถูกตรึง เพิ่มอีกไม่ได้</w:t></w:r></w:p></w:tc></w:tr></w:tbl><w:p><w:pPr><w:pStyle w:val="Heading2"/></w:pPr><w:r><w:t xml:space="preserve">5.11 สิทธิ์ทำงานระดับ Tier ชั่วคราว (เพิ่ม v1.5.3)</w:t></w:r></w:p><w:p><w:pPr><w:spacing w:after="120"/></w:pPr><w:r><w:rPr><w:sz w:val="32"/><w:szCs w:val="32"/></w:rPr><w:t xml:space="preserve">เมื่อทีมขาดคน ผู้ดูแลระบบสูงสุด (superuser) สามารถให้สิทธิ์ </w:t></w:r><w:r><w:rPr><w:b/><w:bCs/><w:sz w:val="32"/><w:szCs w:val="32"/></w:rPr><w:t xml:space="preserve">Tier 1 และ Tier 2 ชั่วคราว</w:t></w:r><w:r><w:rPr><w:sz w:val="32"/><w:szCs w:val="32"/></w:rPr><w:t xml:space="preserve"> แก่บัญชีผู้จัดการ SOC ได้จากหน้าจัดการผู้ใช้ใน </w:t></w:r><w:r><w:rPr><w:b/><w:bCs/><w:color w:val="245EA8"/><w:sz w:val="32"/><w:szCs w:val="32"/></w:rPr><w:t xml:space="preserve">ตั้งค่าระบบ › แผงควบคุมผู้ดูแลระบบ</w:t></w:r><w:r><w:rPr><w:sz w:val="32"/><w:szCs w:val="32"/></w:rPr><w:t xml:space="preserve"> — ให้ทั้งสองระดับพร้อมกันเสมอ ไม่แยกให้ทีละระดับ</w:t></w:r></w:p><w:p><w:pPr><w:spacing w:after="120"/></w:pPr><w:r><w:rPr><w:sz w:val="32"/><w:szCs w:val="32"/></w:rPr><w:t xml:space="preserve">ขณะได้รับสิทธิ์ คุณจะเห็นแถบเตือนสีเหลืองอยู่บนทุกหน้าว่า:</w:t></w:r></w:p><w:tbl><w:tblPr><w:tblW w:type="dxa" w:w="9600"/><w:tblBorders><w:top w:val="single" w:color="FDECEE" w:sz="2"/><w:left w:val="single" w:color="E63946" w:sz="28"/><w:bottom w:val="single" w:color="FDECEE" w:sz="2"/><w:right w:val="single" w:color="FDECEE" w:sz="2"/><w:insideH w:val="single" w:color="auto" w:sz="4"/><w:insideV w:val="single" w:color="auto" w:sz="4"/></w:tblBorders></w:tblPr><w:tblGrid><w:gridCol w:w="9600"/></w:tblGrid><w:tr><w:tc><w:tcPr><w:tcW w:type="dxa" w:w="9600"/><w:shd w:fill="FDECEE" w:color="auto" w:val="clear"/><w:tcMar><w:top w:type="dxa" w:w="140"/><w:left w:type="dxa" w:w="200"/><w:bottom w:type="dxa" w:w="140"/><w:right w:type="dxa" w:w="200"/></w:tcMar></w:tcPr><w:p><w:pPr><w:spacing w:after="60"/></w:pPr><w:r><w:rPr><w:b/><w:bCs/><w:color w:val="E63946"/><w:sz w:val="30"/><w:szCs w:val="30"/></w:rPr><w:t xml:space="preserve">ข้อควรระวัง</w:t></w:r></w:p><w:p><w:pPr><w:spacing w:after="0"/></w:pPr><w:r><w:rPr><w:b/><w:bCs/><w:sz w:val="32"/><w:szCs w:val="32"/></w:rPr><w:t xml:space="preserve">โหมดทำงานระดับ Tier ชั่วคราว</w:t></w:r><w:r><w:rPr><w:sz w:val="32"/><w:szCs w:val="32"/></w:rPr><w:t xml:space="preserve"> — คุณได้รับสิทธิ์ Tier 1 และ Tier 2 ชั่วคราวจากผู้ดูแลระบบ (Acting as Tier 1 / Tier 2) แจ้งผู้ดูแลระบบเพื่อยกเลิกเมื่อเสร็จสิ้น</w:t></w:r></w:p></w:tc></w:tr></w:tbl><w:p><w:pPr><w:spacing w:after="80"/></w:pPr></w:p><w:p><w:pPr><w:spacing w:after="120"/></w:pPr><w:r><w:rPr><w:sz w:val="32"/><w:szCs w:val="32"/></w:rPr><w:t xml:space="preserve">และแถบเมนูจะเพิ่มรายการเหล่านี้ให้:</w:t></w:r></w:p><w:p><w:pPr><w:pStyle w:val="ListParagraph"/><w:numPr><w:ilvl w:val="0"/><w:numId w:val="2"/></w:numPr><w:spacing w:after="60"/></w:pPr><w:r><w:rPr><w:b/><w:bCs/><w:color w:val="245EA8"/><w:sz w:val="32"/><w:szCs w:val="32"/></w:rPr><w:t xml:space="preserve">รับเรื่องและคัดกรอง › คิวงาน Tier 1</w:t></w:r></w:p><w:p><w:pPr><w:pStyle w:val="ListParagraph"/><w:numPr><w:ilvl w:val="0"/><w:numId w:val="2"/></w:numPr><w:spacing w:after="60"/></w:pPr><w:r><w:rPr><w:b/><w:bCs/><w:color w:val="245EA8"/><w:sz w:val="32"/><w:szCs w:val="32"/></w:rPr><w:t xml:space="preserve">รับเรื่องและคัดกรอง › คัดกรองการแจ้งเตือนจาก Wazuh</w:t></w:r></w:p><w:p><w:pPr><w:pStyle w:val="ListParagraph"/><w:numPr><w:ilvl w:val="0"/><w:numId w:val="2"/></w:numPr><w:spacing w:after="60"/></w:pPr><w:r><w:rPr><w:b/><w:bCs/><w:color w:val="245EA8"/><w:sz w:val="32"/><w:szCs w:val="32"/></w:rPr><w:t xml:space="preserve">รับเรื่องและคัดกรอง › เปิดเคสใหม่</w:t></w:r></w:p><w:p><w:pPr><w:pStyle w:val="ListParagraph"/><w:numPr><w:ilvl w:val="0"/><w:numId w:val="2"/></w:numPr><w:spacing w:after="60"/></w:pPr><w:r><w:rPr><w:b/><w:bCs/><w:color w:val="245EA8"/><w:sz w:val="32"/><w:szCs w:val="32"/></w:rPr><w:t xml:space="preserve">คิวงานต่างๆ › คิวงาน Tier 2</w:t></w:r></w:p><w:tbl><w:tblPr><w:tblW w:type="dxa" w:w="9600"/><w:tblBorders><w:top w:val="dashed" w:color="9DB4D4" w:sz="6"/><w:left w:val="dashed" w:color="9DB4D4" w:sz="6"/><w:bottom w:val="dashed" w:color="9DB4D4" w:sz="6"/><w:right w:val="dashed" w:color="9DB4D4" w:sz="6"/><w:insideH w:val="single" w:color="auto" w:sz="4"/><w:insideV w:val="single" w:color="auto" w:sz="4"/></w:tblBorders></w:tblPr><w:tblGrid><w:gridCol w:w="9600"/></w:tblGrid><w:tr><w:tc><w:tcPr><w:tcW w:type="dxa" w:w="9600"/><w:shd w:fill="F7F8FA" w:color="auto" w:val="clear"/><w:tcMar><w:top w:type="dxa" w:w="520"/><w:left w:type="dxa" w:w="200"/><w:bottom w:type="dxa" w:w="520"/><w:right w:type="dxa" w:w="200"/></w:tcMar><w:vAlign w:val="center"/></w:tcPr><w:p><w:pPr><w:spacing w:after="40"/><w:jc w:val="center"/></w:pPr><w:r><w:rPr><w:b/><w:bCs/><w:color w:val="6C7888"/><w:sz w:val="30"/><w:szCs w:val="30"/></w:rPr><w:t xml:space="preserve">[ ตำแหน่งภาพหน้าจอ ]</w:t></w:r></w:p><w:p><w:pPr><w:spacing w:after="40"/><w:jc w:val="center"/></w:pPr><w:r><w:rPr><w:color w:val="1F2D3D"/><w:sz w:val="32"/><w:szCs w:val="32"/></w:rPr><w:t xml:space="preserve">แถบเตือนโหมดทำงานระดับ Tier ชั่วคราว และเมนูที่เพิ่มขึ้นสำหรับผู้จัดการ SOC</w:t></w:r></w:p><w:p><w:pPr><w:jc w:val="center"/></w:pPr><w:r><w:rPr><w:rFonts w:ascii="Consolas" w:cs="Consolas" w:eastAsia="Consolas" w:hAnsi="Consolas"/><w:color w:val="9AA6B4"/><w:sz w:val="24"/><w:szCs w:val="24"/></w:rPr><w:t xml:space="preserve">SHOT: MGR-acting-tier-banner</w:t></w:r></w:p></w:tc></w:tr></w:tbl><w:p><w:pPr><w:spacing w:after="160" w:before="60"/><w:jc w:val="center"/></w:pPr><w:r><w:rPr><w:b/><w:bCs/><w:color w:val="245EA8"/><w:sz w:val="28"/><w:szCs w:val="28"/></w:rPr><w:t xml:space="preserve">รูปที่ 5-9  </w:t></w:r><w:r><w:rPr><w:i/><w:iCs/><w:color w:val="6C7888"/><w:sz w:val="28"/><w:szCs w:val="28"/></w:rPr><w:t xml:space="preserve">แถบเตือนโหมดทำงานระดับ Tier ชั่วคราว และเมนูที่เพิ่มขึ้นสำหรับผู้จัดการ SOC</w:t></w:r></w:p><w:tbl><w:tblPr><w:tblW w:type="dxa" w:w="9600"/><w:tblBorders><w:top w:val="single" w:color="FDECEE" w:sz="2"/><w:left w:val="single" w:color="E63946" w:sz="28"/><w:bottom w:val="single" w:color="FDECEE" w:sz="2"/><w:right w:val="single" w:color="FDECEE" w:sz="2"/><w:insideH w:val="single" w:color="auto" w:sz="4"/><w:insideV w:val="single" w:color="auto" w:sz="4"/></w:tblBorders></w:tblPr><w:tblGrid><w:gridCol w:w="9600"/></w:tblGrid><w:tr><w:tc><w:tcPr><w:tcW w:type="dxa" w:w="9600"/><w:shd w:fill="FDECEE" w:color="auto" w:val="clear"/><w:tcMar><w:top w:type="dxa" w:w="140"/><w:left w:type="dxa" w:w="200"/><w:bottom w:type="dxa" w:w="140"/><w:right w:type="dxa" w:w="200"/></w:tcMar></w:tcPr><w:p><w:pPr><w:spacing w:after="60"/></w:pPr><w:r><w:rPr><w:b/><w:bCs/><w:color w:val="E63946"/><w:sz w:val="30"/><w:szCs w:val="30"/></w:rPr><w:t xml:space="preserve">ข้อควรระวัง</w:t></w:r></w:p><w:p><w:pPr><w:spacing w:after="60"/></w:pPr><w:r><w:rPr><w:sz w:val="32"/><w:szCs w:val="32"/></w:rPr><w:t xml:space="preserve">คุณ </w:t></w:r><w:r><w:rPr><w:b/><w:bCs/><w:sz w:val="32"/><w:szCs w:val="32"/></w:rPr><w:t xml:space="preserve">ให้สิทธิ์นี้แก่ตัวเองไม่ได้</w:t></w:r><w:r><w:rPr><w:sz w:val="32"/><w:szCs w:val="32"/></w:rPr><w:t xml:space="preserve"> — ต้องเป็นผู้ดูแลระบบสูงสุดเป็นผู้ให้และเป็นผู้ยกเลิก และขอบเขตของบทบาทอื่นไม่เปลี่ยน: งานควบคุมยังเป็นของผู้ดูแลระบบ และการแก้ไขยังเป็นของเจ้าของระบบเหมือนเดิม</w:t></w:r></w:p><w:p><w:pPr><w:spacing w:after="0"/></w:pPr><w:r><w:rPr><w:sz w:val="32"/><w:szCs w:val="32"/></w:rPr><w:t xml:space="preserve">เป็นสิทธิ์ </w:t></w:r><w:r><w:rPr><w:b/><w:bCs/><w:sz w:val="32"/><w:szCs w:val="32"/></w:rPr><w:t xml:space="preserve">ชั่วคราว</w:t></w:r><w:r><w:rPr><w:sz w:val="32"/><w:szCs w:val="32"/></w:rPr><w:t xml:space="preserve"> ไม่ใช่การเปลี่ยนบทบาทถาวร เมื่อทีมกลับมาปกติควรแจ้งให้ยกเลิกทันที เพื่อให้การแบ่งแยกหน้าที่ยังตรวจสอบได้</w:t></w:r></w:p></w:tc></w:tr></w:tbl><w:p><w:pPr><w:pStyle w:val="Heading2"/></w:pPr><w:r><w:t xml:space="preserve">5.12 เปิดและติดตาม RCA Workspace (เพิ่ม v1.6.0)</w:t></w:r></w:p><w:p><w:pPr><w:spacing w:after="120"/></w:pPr><w:r><w:rPr><w:sz w:val="32"/><w:szCs w:val="32"/></w:rPr><w:t xml:space="preserve">คำขอประเภท </w:t></w:r><w:r><w:rPr><w:b/><w:bCs/><w:sz w:val="32"/><w:szCs w:val="32"/></w:rPr><w:t xml:space="preserve">Forensics / RCA</w:t></w:r><w:r><w:rPr><w:sz w:val="32"/><w:szCs w:val="32"/></w:rPr><w:t xml:space="preserve"> เปิดเป็นพื้นที่ทำงานเฉพาะให้ผู้เชี่ยวชาญพิสูจน์หลักฐานจัดทำรายงานทีละหัวข้อ คุณเข้าดูได้จากปุ่ม </w:t></w:r><w:r><w:rPr><w:b/><w:bCs/><w:color w:val="1F2D3D"/><w:sz w:val="32"/><w:szCs w:val="32"/></w:rPr><w:t xml:space="preserve">เปิด RCA Workspace</w:t></w:r><w:r><w:rPr><w:sz w:val="32"/><w:szCs w:val="32"/></w:rPr><w:t xml:space="preserve"> บนหน้ารายละเอียดตั๋ว หรือปุ่ม </w:t></w:r><w:r><w:rPr><w:b/><w:bCs/><w:color w:val="1F2D3D"/><w:sz w:val="32"/><w:szCs w:val="32"/></w:rPr><w:t xml:space="preserve">เปิด RCA</w:t></w:r><w:r><w:rPr><w:sz w:val="32"/><w:szCs w:val="32"/></w:rPr><w:t xml:space="preserve"> ที่ </w:t></w:r><w:r><w:rPr><w:b/><w:bCs/><w:color w:val="245EA8"/><w:sz w:val="32"/><w:szCs w:val="32"/></w:rPr><w:t xml:space="preserve">คิวงานต่างๆ › คำขอตอบสนองเหตุการณ์</w:t></w:r></w:p><w:p><w:pPr><w:spacing w:after="120"/></w:pPr><w:r><w:rPr><w:sz w:val="32"/><w:szCs w:val="32"/></w:rPr><w:t xml:space="preserve">แถวของคำขอ RCA บนหน้าตั๋วจะสรุปความคืบหน้าให้เห็นโดยไม่ต้องเปิดเข้าไป เช่น จำนวนทรัพย์สิน รายการไทม์ไลน์ สาเหตุ ตัวบ่งชี้ และคำแนะนำที่บันทึกไว้แล้ว พร้อมเวลาที่สร้างฉบับร่างล่าสุด</w:t></w:r></w:p><w:tbl><w:tblPr><w:tblW w:type="dxa" w:w="9600"/><w:tblBorders><w:top w:val="dashed" w:color="9DB4D4" w:sz="6"/><w:left w:val="dashed" w:color="9DB4D4" w:sz="6"/><w:bottom w:val="dashed" w:color="9DB4D4" w:sz="6"/><w:right w:val="dashed" w:color="9DB4D4" w:sz="6"/><w:insideH w:val="single" w:color="auto" w:sz="4"/><w:insideV w:val="single" w:color="auto" w:sz="4"/></w:tblBorders></w:tblPr><w:tblGrid><w:gridCol w:w="9600"/></w:tblGrid><w:tr><w:tc><w:tcPr><w:tcW w:type="dxa" w:w="9600"/><w:shd w:fill="F7F8FA" w:color="auto" w:val="clear"/><w:tcMar><w:top w:type="dxa" w:w="520"/><w:left w:type="dxa" w:w="200"/><w:bottom w:type="dxa" w:w="520"/><w:right w:type="dxa" w:w="200"/></w:tcMar><w:vAlign w:val="center"/></w:tcPr><w:p><w:pPr><w:spacing w:after="40"/><w:jc w:val="center"/></w:pPr><w:r><w:rPr><w:b/><w:bCs/><w:color w:val="6C7888"/><w:sz w:val="30"/><w:szCs w:val="30"/></w:rPr><w:t xml:space="preserve">[ ตำแหน่งภาพหน้าจอ ]</w:t></w:r></w:p><w:p><w:pPr><w:spacing w:after="40"/><w:jc w:val="center"/></w:pPr><w:r><w:rPr><w:color w:val="1F2D3D"/><w:sz w:val="32"/><w:szCs w:val="32"/></w:rPr><w:t xml:space="preserve">แถวคำขอ RCA บนหน้ารายละเอียดตั๋ว แสดงความคืบหน้าและปุ่มเปิด RCA Workspace</w:t></w:r></w:p><w:p><w:pPr><w:jc w:val="center"/></w:pPr><w:r><w:rPr><w:rFonts w:ascii="Consolas" w:cs="Consolas" w:eastAsia="Consolas" w:hAnsi="Consolas"/><w:color w:val="9AA6B4"/><w:sz w:val="24"/><w:szCs w:val="24"/></w:rPr><w:t xml:space="preserve">SHOT: MGR-rca-open</w:t></w:r></w:p></w:tc></w:tr></w:tbl><w:p><w:pPr><w:spacing w:after="160" w:before="60"/><w:jc w:val="center"/></w:pPr><w:r><w:rPr><w:b/><w:bCs/><w:color w:val="245EA8"/><w:sz w:val="28"/><w:szCs w:val="28"/></w:rPr><w:t xml:space="preserve">รูปที่ 5-10  </w:t></w:r><w:r><w:rPr><w:i/><w:iCs/><w:color w:val="6C7888"/><w:sz w:val="28"/><w:szCs w:val="28"/></w:rPr><w:t xml:space="preserve">แถวคำขอ RCA บนหน้ารายละเอียดตั๋ว แสดงความคืบหน้าและปุ่มเปิด RCA Workspace</w:t></w:r></w:p><w:tbl><w:tblPr><w:tblW w:type="dxa" w:w="9600"/><w:tblBorders><w:top w:val="single" w:color="F1F3F6" w:sz="2"/><w:left w:val="single" w:color="6C7888" w:sz="28"/><w:bottom w:val="single" w:color="F1F3F6" w:sz="2"/><w:right w:val="single" w:color="F1F3F6" w:sz="2"/><w:insideH w:val="single" w:color="auto" w:sz="4"/><w:insideV w:val="single" w:color="auto" w:sz="4"/></w:tblBorders></w:tblPr><w:tblGrid><w:gridCol w:w="9600"/></w:tblGrid><w:tr><w:tc><w:tcPr><w:tcW w:type="dxa" w:w="9600"/><w:shd w:fill="F1F3F6" w:color="auto" w:val="clear"/><w:tcMar><w:top w:type="dxa" w:w="140"/><w:left w:type="dxa" w:w="200"/><w:bottom w:type="dxa" w:w="140"/><w:right w:type="dxa" w:w="200"/></w:tcMar></w:tcPr><w:p><w:pPr><w:spacing w:after="60"/></w:pPr><w:r><w:rPr><w:b/><w:bCs/><w:color w:val="6C7888"/><w:sz w:val="30"/><w:szCs w:val="30"/></w:rPr><w:t xml:space="preserve">สิ่งที่ต้องจำ</w:t></w:r></w:p><w:p><w:pPr><w:spacing w:after="60"/></w:pPr><w:r><w:rPr><w:sz w:val="32"/><w:szCs w:val="32"/></w:rPr><w:t xml:space="preserve">คุณ </w:t></w:r><w:r><w:rPr><w:b/><w:bCs/><w:sz w:val="32"/><w:szCs w:val="32"/></w:rPr><w:t xml:space="preserve">แก้ไขข้อมูล RCA และสร้างฉบับร่าง Word ได้เช่นกัน</w:t></w:r><w:r><w:rPr><w:sz w:val="32"/><w:szCs w:val="32"/></w:rPr><w:t xml:space="preserve"> ไม่ใช่แค่ดู — มีประโยชน์เมื่อต้องเร่งปิดงานหรือผู้รับผิดชอบไม่อยู่</w:t></w:r></w:p><w:p><w:pPr><w:spacing w:after="0"/></w:pPr><w:r><w:rPr><w:sz w:val="32"/><w:szCs w:val="32"/></w:rPr><w:t xml:space="preserve">ระบบ </w:t></w:r><w:r><w:rPr><w:b/><w:bCs/><w:sz w:val="32"/><w:szCs w:val="32"/></w:rPr><w:t xml:space="preserve">ไม่เก็บไฟล์รายงานฉบับสมบูรณ์</w:t></w:r><w:r><w:rPr><w:sz w:val="32"/><w:szCs w:val="32"/></w:rPr><w:t xml:space="preserve"> — ผู้เชี่ยวชาญนำฉบับร่างไปเรียบเรียงแล้วส่งมอบเอกสารทางการให้คุณนอกระบบ เมื่อเขากด “ส่งมอบและ Mark Done” ข้อมูลใน workspace จะกลายเป็นอ่านอย่างเดียว</w:t></w:r></w:p></w:tc></w:tr></w:tbl><w:p><w:pPr><w:pStyle w:val="Heading1"/></w:pPr><w:r><w:t xml:space="preserve">6. สถานะที่เกี่ยวข้องกับคุณ</w:t></w:r></w:p><w:tbl><w:tblPr><w:tblW w:type="dxa" w:w="9600"/><w:tblBorders><w:top w:val="single" w:color="E1E6ED" w:sz="2"/><w:left w:val="single" w:color="E1E6ED" w:sz="2"/><w:bottom w:val="single" w:color="E1E6ED" w:sz="2"/><w:right w:val="single" w:color="E1E6ED" w:sz="2"/><w:insideH w:val="single" w:color="E1E6ED" w:sz="2"/><w:insideV w:val="single" w:color="E1E6ED" w:sz="2"/></w:tblBorders></w:tblPr><w:tblGrid><w:gridCol w:w="2800"/><w:gridCol w:w="3400"/><w:gridCol w:w="3400"/></w:tblGrid><w:tr><w:trPr><w:cantSplit/><w:tblHeader/></w:trPr><w:tc><w:tcPr><w:tcW w:type="dxa" w:w="2800"/><w:shd w:fill="1A1A2E" w:color="auto" w:val="clear"/><w:tcMar><w:top w:type="dxa" w:w="80"/><w:left w:type="dxa" w:w="120"/><w:bottom w:type="dxa" w:w="80"/><w:right w:type="dxa" w:w="120"/></w:tcMar></w:tcPr><w:p><w:r><w:rPr><w:b/><w:bCs/><w:color w:val="FFFFFF"/><w:sz w:val="28"/><w:szCs w:val="28"/></w:rPr><w:t xml:space="preserve">สถานะ</w:t></w:r></w:p></w:tc><w:tc><w:tcPr><w:tcW w:type="dxa" w:w="3400"/><w:shd w:fill="1A1A2E" w:color="auto" w:val="clear"/><w:tcMar><w:top w:type="dxa" w:w="80"/><w:left w:type="dxa" w:w="120"/><w:bottom w:type="dxa" w:w="80"/><w:right w:type="dxa" w:w="120"/></w:tcMar></w:tcPr><w:p><w:r><w:rPr><w:b/><w:bCs/><w:color w:val="FFFFFF"/><w:sz w:val="28"/><w:szCs w:val="28"/></w:rPr><w:t xml:space="preserve">หมายถึง</w:t></w:r></w:p></w:tc><w:tc><w:tcPr><w:tcW w:type="dxa" w:w="3400"/><w:shd w:fill="1A1A2E" w:color="auto" w:val="clear"/><w:tcMar><w:top w:type="dxa" w:w="80"/><w:left w:type="dxa" w:w="120"/><w:bottom w:type="dxa" w:w="80"/><w:right w:type="dxa" w:w="120"/></w:tcMar></w:tcPr><w:p><w:r><w:rPr><w:b/><w:bCs/><w:color w:val="FFFFFF"/><w:sz w:val="28"/><w:szCs w:val="28"/></w:rPr><w:t xml:space="preserve">คุณต้องทำ</w:t></w:r></w:p></w:tc></w:tr><w:tr><w:trPr><w:cantSplit/></w:trPr><w:tc><w:tcPr><w:tcW w:type="dxa" w:w="2800"/><w:shd w:fill="FFFFFF" w:color="auto" w:val="clear"/><w:tcMar><w:top w:type="dxa" w:w="70"/><w:left w:type="dxa" w:w="120"/><w:bottom w:type="dxa" w:w="70"/><w:right w:type="dxa" w:w="120"/></w:tcMar></w:tcPr><w:p><w:pPr><w:spacing w:after="0"/></w:pPr><w:r><w:rPr><w:b/><w:bCs/><w:sz w:val="28"/><w:szCs w:val="28"/></w:rPr><w:t xml:space="preserve">รอผู้จัดการ SOC ตรวจ</w:t></w:r><w:r><w:rPr><w:rFonts w:ascii="Consolas" w:cs="Consolas" w:eastAsia="Consolas" w:hAnsi="Consolas"/><w:color w:val="6C7888"/><w:sz w:val="24"/><w:szCs w:val="24"/></w:rPr><w:br/><w:t xml:space="preserve">PENDING_MGR_TRIAGE</w:t></w:r></w:p></w:tc><w:tc><w:tcPr><w:tcW w:type="dxa" w:w="3400"/><w:shd w:fill="FFFFFF" w:color="auto" w:val="clear"/><w:tcMar><w:top w:type="dxa" w:w="70"/><w:left w:type="dxa" w:w="120"/><w:bottom w:type="dxa" w:w="70"/><w:right w:type="dxa" w:w="120"/></w:tcMar></w:tcPr><w:p><w:pPr><w:spacing w:after="0"/></w:pPr><w:r><w:rPr><w:sz w:val="28"/><w:szCs w:val="28"/></w:rPr><w:t xml:space="preserve">เหตุการณ์จริงรอตรวจก่อนมอบหมาย</w:t></w:r></w:p></w:tc><w:tc><w:tcPr><w:tcW w:type="dxa" w:w="3400"/><w:shd w:fill="FFFFFF" w:color="auto" w:val="clear"/><w:tcMar><w:top w:type="dxa" w:w="70"/><w:left w:type="dxa" w:w="120"/><w:bottom w:type="dxa" w:w="70"/><w:right w:type="dxa" w:w="120"/></w:tcMar></w:tcPr><w:p><w:pPr><w:spacing w:after="0"/></w:pPr><w:r><w:rPr><w:sz w:val="28"/><w:szCs w:val="28"/></w:rPr><w:t xml:space="preserve">ประเมินฉุกเฉิน + ส่งต่อ (ดู 5.1)</w:t></w:r></w:p></w:tc></w:tr><w:tr><w:trPr><w:cantSplit/></w:trPr><w:tc><w:tcPr><w:tcW w:type="dxa" w:w="2800"/><w:shd w:fill="F7F8FA" w:color="auto" w:val="clear"/><w:tcMar><w:top w:type="dxa" w:w="70"/><w:left w:type="dxa" w:w="120"/><w:bottom w:type="dxa" w:w="70"/><w:right w:type="dxa" w:w="120"/></w:tcMar></w:tcPr><w:p><w:pPr><w:spacing w:after="0"/></w:pPr><w:r><w:rPr><w:b/><w:bCs/><w:sz w:val="28"/><w:szCs w:val="28"/></w:rPr><w:t xml:space="preserve">รอผู้จัดการตรวจสอบ</w:t></w:r><w:r><w:rPr><w:rFonts w:ascii="Consolas" w:cs="Consolas" w:eastAsia="Consolas" w:hAnsi="Consolas"/><w:color w:val="6C7888"/><w:sz w:val="24"/><w:szCs w:val="24"/></w:rPr><w:br/><w:t xml:space="preserve">PENDING_MANAGER</w:t></w:r></w:p></w:tc><w:tc><w:tcPr><w:tcW w:type="dxa" w:w="3400"/><w:shd w:fill="F7F8FA" w:color="auto" w:val="clear"/><w:tcMar><w:top w:type="dxa" w:w="70"/><w:left w:type="dxa" w:w="120"/><w:bottom w:type="dxa" w:w="70"/><w:right w:type="dxa" w:w="120"/></w:tcMar></w:tcPr><w:p><w:pPr><w:spacing w:after="0"/></w:pPr><w:r><w:rPr><w:sz w:val="28"/><w:szCs w:val="28"/></w:rPr><w:t xml:space="preserve">ตั๋วฉุกเฉินรออนุมัติปิด</w:t></w:r></w:p></w:tc><w:tc><w:tcPr><w:tcW w:type="dxa" w:w="3400"/><w:shd w:fill="F7F8FA" w:color="auto" w:val="clear"/><w:tcMar><w:top w:type="dxa" w:w="70"/><w:left w:type="dxa" w:w="120"/><w:bottom w:type="dxa" w:w="70"/><w:right w:type="dxa" w:w="120"/></w:tcMar></w:tcPr><w:p><w:pPr><w:spacing w:after="0"/></w:pPr><w:r><w:rPr><w:sz w:val="28"/><w:szCs w:val="28"/></w:rPr><w:t xml:space="preserve">ตรวจสอบและอนุมัติ (ดู 5.4)</w:t></w:r></w:p></w:tc></w:tr><w:tr><w:trPr><w:cantSplit/></w:trPr><w:tc><w:tcPr><w:tcW w:type="dxa" w:w="2800"/><w:shd w:fill="FFFFFF" w:color="auto" w:val="clear"/><w:tcMar><w:top w:type="dxa" w:w="70"/><w:left w:type="dxa" w:w="120"/><w:bottom w:type="dxa" w:w="70"/><w:right w:type="dxa" w:w="120"/></w:tcMar></w:tcPr><w:p><w:pPr><w:spacing w:after="0"/></w:pPr><w:r><w:rPr><w:b/><w:bCs/><w:sz w:val="28"/><w:szCs w:val="28"/></w:rPr><w:t xml:space="preserve">รอผู้จัดการตรวจการปิด Event</w:t></w:r><w:r><w:rPr><w:rFonts w:ascii="Consolas" w:cs="Consolas" w:eastAsia="Consolas" w:hAnsi="Consolas"/><w:color w:val="6C7888"/><w:sz w:val="24"/><w:szCs w:val="24"/></w:rPr><w:br/><w:t xml:space="preserve">PENDING_MGR_EVENT_REVIEW</w:t></w:r></w:p></w:tc><w:tc><w:tcPr><w:tcW w:type="dxa" w:w="3400"/><w:shd w:fill="FFFFFF" w:color="auto" w:val="clear"/><w:tcMar><w:top w:type="dxa" w:w="70"/><w:left w:type="dxa" w:w="120"/><w:bottom w:type="dxa" w:w="70"/><w:right w:type="dxa" w:w="120"/></w:tcMar></w:tcPr><w:p><w:pPr><w:spacing w:after="0"/></w:pPr><w:r><w:rPr><w:sz w:val="28"/><w:szCs w:val="28"/></w:rPr><w:t xml:space="preserve">Tier 2 ปรับลดเป็น Event</w:t></w:r></w:p></w:tc><w:tc><w:tcPr><w:tcW w:type="dxa" w:w="3400"/><w:shd w:fill="FFFFFF" w:color="auto" w:val="clear"/><w:tcMar><w:top w:type="dxa" w:w="70"/><w:left w:type="dxa" w:w="120"/><w:bottom w:type="dxa" w:w="70"/><w:right w:type="dxa" w:w="120"/></w:tcMar></w:tcPr><w:p><w:pPr><w:spacing w:after="0"/></w:pPr><w:r><w:rPr><w:sz w:val="28"/><w:szCs w:val="28"/></w:rPr><w:t xml:space="preserve">เห็นด้วย (ปิด) หรือตีกลับ (ดู 5.5)</w:t></w:r></w:p></w:tc></w:tr></w:tbl><w:p><w:pPr><w:pStyle w:val="Heading1"/></w:pPr><w:r><w:t xml:space="preserve">7. การแจ้งเตือนทางอีเมล</w:t></w:r></w:p><w:tbl><w:tblPr><w:tblW w:type="dxa" w:w="9600"/><w:tblBorders><w:top w:val="single" w:color="E1E6ED" w:sz="2"/><w:left w:val="single" w:color="E1E6ED" w:sz="2"/><w:bottom w:val="single" w:color="E1E6ED" w:sz="2"/><w:right w:val="single" w:color="E1E6ED" w:sz="2"/><w:insideH w:val="single" w:color="E1E6ED" w:sz="2"/><w:insideV w:val="single" w:color="E1E6ED" w:sz="2"/></w:tblBorders></w:tblPr><w:tblGrid><w:gridCol w:w="6000"/><w:gridCol w:w="3600"/></w:tblGrid><w:tr><w:trPr><w:cantSplit/><w:tblHeader/></w:trPr><w:tc><w:tcPr><w:tcW w:type="dxa" w:w="6000"/><w:shd w:fill="1A1A2E" w:color="auto" w:val="clear"/><w:tcMar><w:top w:type="dxa" w:w="80"/><w:left w:type="dxa" w:w="120"/><w:bottom w:type="dxa" w:w="80"/><w:right w:type="dxa" w:w="120"/></w:tcMar></w:tcPr><w:p><w:r><w:rPr><w:b/><w:bCs/><w:color w:val="FFFFFF"/><w:sz w:val="28"/><w:szCs w:val="28"/></w:rPr><w:t xml:space="preserve">เหตุการณ์</w:t></w:r></w:p></w:tc><w:tc><w:tcPr><w:tcW w:type="dxa" w:w="3600"/><w:shd w:fill="1A1A2E" w:color="auto" w:val="clear"/><w:tcMar><w:top w:type="dxa" w:w="80"/><w:left w:type="dxa" w:w="120"/><w:bottom w:type="dxa" w:w="80"/><w:right w:type="dxa" w:w="120"/></w:tcMar></w:tcPr><w:p><w:r><w:rPr><w:b/><w:bCs/><w:color w:val="FFFFFF"/><w:sz w:val="28"/><w:szCs w:val="28"/></w:rPr><w:t xml:space="preserve">ผู้รับ</w:t></w:r></w:p></w:tc></w:tr><w:tr><w:trPr><w:cantSplit/></w:trPr><w:tc><w:tcPr><w:tcW w:type="dxa" w:w="6000"/><w:shd w:fill="FFFFFF" w:color="auto" w:val="clear"/><w:tcMar><w:top w:type="dxa" w:w="70"/><w:left w:type="dxa" w:w="120"/><w:bottom w:type="dxa" w:w="70"/><w:right w:type="dxa" w:w="120"/></w:tcMar></w:tcPr><w:p><w:pPr><w:spacing w:after="0"/></w:pPr><w:r><w:rPr><w:sz w:val="28"/><w:szCs w:val="28"/></w:rPr><w:t xml:space="preserve">เหตุการณ์จริงเข้าสู่ขั้นตรวจก่อนมอบหมาย</w:t></w:r></w:p></w:tc><w:tc><w:tcPr><w:tcW w:type="dxa" w:w="3600"/><w:shd w:fill="FFFFFF" w:color="auto" w:val="clear"/><w:tcMar><w:top w:type="dxa" w:w="70"/><w:left w:type="dxa" w:w="120"/><w:bottom w:type="dxa" w:w="70"/><w:right w:type="dxa" w:w="120"/></w:tcMar></w:tcPr><w:p><w:pPr><w:spacing w:after="0"/></w:pPr><w:r><w:rPr><w:b/><w:bCs/><w:sz w:val="32"/><w:szCs w:val="32"/></w:rPr><w:t xml:space="preserve">ผู้จัดการ SOC </w:t></w:r><w:r><w:rPr><w:sz w:val="32"/><w:szCs w:val="32"/></w:rPr><w:t xml:space="preserve">(คุณ)</w:t></w:r></w:p></w:tc></w:tr><w:tr><w:trPr><w:cantSplit/></w:trPr><w:tc><w:tcPr><w:tcW w:type="dxa" w:w="6000"/><w:shd w:fill="F7F8FA" w:color="auto" w:val="clear"/><w:tcMar><w:top w:type="dxa" w:w="70"/><w:left w:type="dxa" w:w="120"/><w:bottom w:type="dxa" w:w="70"/><w:right w:type="dxa" w:w="120"/></w:tcMar></w:tcPr><w:p><w:pPr><w:spacing w:after="0"/></w:pPr><w:r><w:rPr><w:sz w:val="28"/><w:szCs w:val="28"/></w:rPr><w:t xml:space="preserve">ตั๋วฉุกเฉินรออนุมัติปิด</w:t></w:r></w:p></w:tc><w:tc><w:tcPr><w:tcW w:type="dxa" w:w="3600"/><w:shd w:fill="F7F8FA" w:color="auto" w:val="clear"/><w:tcMar><w:top w:type="dxa" w:w="70"/><w:left w:type="dxa" w:w="120"/><w:bottom w:type="dxa" w:w="70"/><w:right w:type="dxa" w:w="120"/></w:tcMar></w:tcPr><w:p><w:pPr><w:spacing w:after="0"/></w:pPr><w:r><w:rPr><w:b/><w:bCs/><w:sz w:val="32"/><w:szCs w:val="32"/></w:rPr><w:t xml:space="preserve">ผู้จัดการ SOC </w:t></w:r><w:r><w:rPr><w:sz w:val="32"/><w:szCs w:val="32"/></w:rPr><w:t xml:space="preserve">(คุณ)</w:t></w:r></w:p></w:tc></w:tr><w:tr><w:trPr><w:cantSplit/></w:trPr><w:tc><w:tcPr><w:tcW w:type="dxa" w:w="6000"/><w:shd w:fill="FFFFFF" w:color="auto" w:val="clear"/><w:tcMar><w:top w:type="dxa" w:w="70"/><w:left w:type="dxa" w:w="120"/><w:bottom w:type="dxa" w:w="70"/><w:right w:type="dxa" w:w="120"/></w:tcMar></w:tcPr><w:p><w:pPr><w:spacing w:after="0"/></w:pPr><w:r><w:rPr><w:sz w:val="28"/><w:szCs w:val="28"/></w:rPr><w:t xml:space="preserve">คำขอทีมตอบสนองเสร็จสิ้น</w:t></w:r></w:p></w:tc><w:tc><w:tcPr><w:tcW w:type="dxa" w:w="3600"/><w:shd w:fill="FFFFFF" w:color="auto" w:val="clear"/><w:tcMar><w:top w:type="dxa" w:w="70"/><w:left w:type="dxa" w:w="120"/><w:bottom w:type="dxa" w:w="70"/><w:right w:type="dxa" w:w="120"/></w:tcMar></w:tcPr><w:p><w:pPr><w:spacing w:after="0"/></w:pPr><w:r><w:rPr><w:b/><w:bCs/><w:sz w:val="32"/><w:szCs w:val="32"/></w:rPr><w:t xml:space="preserve">ผู้จัดการ SOC </w:t></w:r><w:r><w:rPr><w:sz w:val="32"/><w:szCs w:val="32"/></w:rPr><w:t xml:space="preserve">ผู้ออกคำขอ</w:t></w:r></w:p></w:tc></w:tr><w:tr><w:trPr><w:cantSplit/></w:trPr><w:tc><w:tcPr><w:tcW w:type="dxa" w:w="6000"/><w:shd w:fill="F7F8FA" w:color="auto" w:val="clear"/><w:tcMar><w:top w:type="dxa" w:w="70"/><w:left w:type="dxa" w:w="120"/><w:bottom w:type="dxa" w:w="70"/><w:right w:type="dxa" w:w="120"/></w:tcMar></w:tcPr><w:p><w:pPr><w:spacing w:after="0"/></w:pPr><w:r><w:rPr><w:sz w:val="28"/><w:szCs w:val="28"/></w:rPr><w:t xml:space="preserve">มีคำขอทีมตอบสนองใหม่</w:t></w:r></w:p></w:tc><w:tc><w:tcPr><w:tcW w:type="dxa" w:w="3600"/><w:shd w:fill="F7F8FA" w:color="auto" w:val="clear"/><w:tcMar><w:top w:type="dxa" w:w="70"/><w:left w:type="dxa" w:w="120"/><w:bottom w:type="dxa" w:w="70"/><w:right w:type="dxa" w:w="120"/></w:tcMar></w:tcPr><w:p><w:pPr><w:spacing w:after="0"/></w:pPr><w:r><w:rPr><w:sz w:val="28"/><w:szCs w:val="28"/></w:rPr><w:t xml:space="preserve">ทีมตอบสนองที่รับผิดชอบ</w:t></w:r></w:p></w:tc></w:tr></w:tbl><w:p><w:pPr><w:pStyle w:val="Heading1"/></w:pPr><w:r><w:t xml:space="preserve">8. คำถามที่พบบ่อย</w:t></w:r></w:p><w:p><w:pPr><w:pStyle w:val="Heading3"/></w:pPr><w:r><w:t xml:space="preserve">ทำไมฉันเปลี่ยนช่องทาง (ผู้ดูแลระบบ/เจ้าของระบบ) ไม่ได้?</w:t></w:r></w:p><w:p><w:pPr><w:spacing w:after="120"/></w:pPr><w:r><w:rPr><w:sz w:val="32"/><w:szCs w:val="32"/></w:rPr><w:t xml:space="preserve">ช่องทางถูกกำหนดโดยนักวิเคราะห์ระดับ 1 ผู้จัดการทำได้เพียงส่งต่อตามช่องทางนั้น หากไม่เหมาะสมให้ประสานกับผู้เปิดตั๋ว</w:t></w:r></w:p><w:p><w:pPr><w:pStyle w:val="Heading3"/></w:pPr><w:r><w:t xml:space="preserve">ทำไมตั๋ว Critical ไม่เข้ามาให้ฉันอนุมัติโดยอัตโนมัติ?</w:t></w:r></w:p><w:p><w:pPr><w:spacing w:after="120"/></w:pPr><w:r><w:rPr><w:sz w:val="32"/><w:szCs w:val="32"/></w:rPr><w:t xml:space="preserve">เฉพาะตั๋วที่ถูกทำเครื่องหมายฉุกเฉินเท่านั้นที่ต้องผ่านการอนุมัติของคุณก่อนปิด ระดับความรุนแรงเพียงอย่างเดียวไม่ได้ทำให้ต้องอนุมัติ</w:t></w:r></w:p><w:p><w:pPr><w:pStyle w:val="Heading3"/></w:pPr><w:r><w:t xml:space="preserve">ทำไมตั๋วนี้ยังปิดไม่ได้แม้ตรวจรับแล้ว?</w:t></w:r></w:p><w:p><w:pPr><w:spacing w:after="120"/></w:pPr><w:r><w:rPr><w:sz w:val="32"/><w:szCs w:val="32"/></w:rPr><w:t xml:space="preserve">อาจยังมีคำขอทีมตอบสนองที่ยังไม่เสร็จ ต้องรอให้ทุกคำขอเสร็จก่อน หรือ Tier 2 ยังไม่ได้กรอกช่อง “วันที่ เวลา ที่แจ้งเหตุผู้ที่ได้รับผลกระทบ” ซึ่งบังคับก่อนอนุมัติปิดตั้งแต่ v1.7.0</w:t></w:r></w:p><w:p><w:pPr><w:pStyle w:val="Heading3"/></w:pPr><w:r><w:t xml:space="preserve">หาแบบฟอร์มสร้างงานย่อยภายใน SOC ไม่เจอ?</w:t></w:r></w:p><w:p><w:pPr><w:spacing w:after="120"/></w:pPr><w:r><w:rPr><w:sz w:val="32"/><w:szCs w:val="32"/></w:rPr><w:t xml:space="preserve">ถูกยกเลิกไปแล้วใน v1.7.0 — ใช้ “คำขอทีมตอบสนอง” แทน ส่วนรายการเก่ายังอ่านย้อนหลังได้ใต้หัวข้อ “บันทึกภายในเดิม (เลิกใช้แล้ว)” บนหน้ารายละเอียดตั๋ว (ดู 5.2)</w:t></w:r></w:p><w:p><w:pPr><w:pStyle w:val="Heading3"/></w:pPr><w:r><w:t xml:space="preserve">ให้สิทธิ์ Tier ชั่วคราวแก่ตัวเองได้ไหม?</w:t></w:r></w:p><w:p><w:pPr><w:spacing w:after="120"/></w:pPr><w:r><w:rPr><w:sz w:val="32"/><w:szCs w:val="32"/></w:rPr><w:t xml:space="preserve">ไม่ได้ — ต้องให้ผู้ดูแลระบบสูงสุดเป็นผู้ให้และผู้ยกเลิก (ดู 5.11)</w:t></w:r></w:p><w:p><w:pPr><w:pStyle w:val="Heading1"/></w:pPr><w:r><w:t xml:space="preserve">9. อภิธานศัพท์</w:t></w:r></w:p><w:tbl><w:tblPr><w:tblW w:type="dxa" w:w="9600"/><w:tblBorders><w:top w:val="single" w:color="E1E6ED" w:sz="2"/><w:left w:val="single" w:color="E1E6ED" w:sz="2"/><w:bottom w:val="single" w:color="E1E6ED" w:sz="2"/><w:right w:val="single" w:color="E1E6ED" w:sz="2"/><w:insideH w:val="single" w:color="E1E6ED" w:sz="2"/><w:insideV w:val="single" w:color="E1E6ED" w:sz="2"/></w:tblBorders></w:tblPr><w:tblGrid><w:gridCol w:w="3000"/><w:gridCol w:w="6600"/></w:tblGrid><w:tr><w:trPr><w:cantSplit/><w:tblHeader/></w:trPr><w:tc><w:tcPr><w:tcW w:type="dxa" w:w="3000"/><w:shd w:fill="1A1A2E" w:color="auto" w:val="clear"/><w:tcMar><w:top w:type="dxa" w:w="80"/><w:left w:type="dxa" w:w="120"/><w:bottom w:type="dxa" w:w="80"/><w:right w:type="dxa" w:w="120"/></w:tcMar></w:tcPr><w:p><w:r><w:rPr><w:b/><w:bCs/><w:color w:val="FFFFFF"/><w:sz w:val="28"/><w:szCs w:val="28"/></w:rPr><w:t xml:space="preserve">คำ</w:t></w:r></w:p></w:tc><w:tc><w:tcPr><w:tcW w:type="dxa" w:w="6600"/><w:shd w:fill="1A1A2E" w:color="auto" w:val="clear"/><w:tcMar><w:top w:type="dxa" w:w="80"/><w:left w:type="dxa" w:w="120"/><w:bottom w:type="dxa" w:w="80"/><w:right w:type="dxa" w:w="120"/></w:tcMar></w:tcPr><w:p><w:r><w:rPr><w:b/><w:bCs/><w:color w:val="FFFFFF"/><w:sz w:val="28"/><w:szCs w:val="28"/></w:rPr><w:t xml:space="preserve">ความหมาย</w:t></w:r></w:p></w:tc></w:tr><w:tr><w:trPr><w:cantSplit/></w:trPr><w:tc><w:tcPr><w:tcW w:type="dxa" w:w="3000"/><w:shd w:fill="FFFFFF" w:color="auto" w:val="clear"/><w:tcMar><w:top w:type="dxa" w:w="70"/><w:left w:type="dxa" w:w="120"/><w:bottom w:type="dxa" w:w="70"/><w:right w:type="dxa" w:w="120"/></w:tcMar></w:tcPr><w:p><w:pPr><w:spacing w:after="0"/></w:pPr><w:r><w:rPr><w:b/><w:bCs/><w:sz w:val="32"/><w:szCs w:val="32"/></w:rPr><w:t xml:space="preserve">แฟล็กฉุกเฉิน</w:t></w:r></w:p></w:tc><w:tc><w:tcPr><w:tcW w:type="dxa" w:w="6600"/><w:shd w:fill="FFFFFF" w:color="auto" w:val="clear"/><w:tcMar><w:top w:type="dxa" w:w="70"/><w:left w:type="dxa" w:w="120"/><w:bottom w:type="dxa" w:w="70"/><w:right w:type="dxa" w:w="120"/></w:tcMar></w:tcPr><w:p><w:pPr><w:spacing w:after="0"/></w:pPr><w:r><w:rPr><w:sz w:val="28"/><w:szCs w:val="28"/></w:rPr><w:t xml:space="preserve">เครื่องหมายเร่งด่วนพิเศษ ตั้งได้เฉพาะผู้จัดการ SOC บังคับให้ผ่านการอนุมัติก่อนปิด</w:t></w:r></w:p></w:tc></w:tr><w:tr><w:trPr><w:cantSplit/></w:trPr><w:tc><w:tcPr><w:tcW w:type="dxa" w:w="3000"/><w:shd w:fill="F7F8FA" w:color="auto" w:val="clear"/><w:tcMar><w:top w:type="dxa" w:w="70"/><w:left w:type="dxa" w:w="120"/><w:bottom w:type="dxa" w:w="70"/><w:right w:type="dxa" w:w="120"/></w:tcMar></w:tcPr><w:p><w:pPr><w:spacing w:after="0"/></w:pPr><w:r><w:rPr><w:b/><w:bCs/><w:sz w:val="32"/><w:szCs w:val="32"/></w:rPr><w:t xml:space="preserve">คำขอทีมตอบสนอง</w:t></w:r></w:p></w:tc><w:tc><w:tcPr><w:tcW w:type="dxa" w:w="6600"/><w:shd w:fill="F7F8FA" w:color="auto" w:val="clear"/><w:tcMar><w:top w:type="dxa" w:w="70"/><w:left w:type="dxa" w:w="120"/><w:bottom w:type="dxa" w:w="70"/><w:right w:type="dxa" w:w="120"/></w:tcMar></w:tcPr><w:p><w:pPr><w:spacing w:after="0"/></w:pPr><w:r><w:rPr><w:sz w:val="28"/><w:szCs w:val="28"/></w:rPr><w:t xml:space="preserve">งานเฉพาะทางที่ส่งให้ทีมนอก SOC (พิสูจน์หลักฐาน/ทดสอบเจาะระบบ) ทำคู่ขนาน</w:t></w:r></w:p></w:tc></w:tr><w:tr><w:trPr><w:cantSplit/></w:trPr><w:tc><w:tcPr><w:tcW w:type="dxa" w:w="3000"/><w:shd w:fill="FFFFFF" w:color="auto" w:val="clear"/><w:tcMar><w:top w:type="dxa" w:w="70"/><w:left w:type="dxa" w:w="120"/><w:bottom w:type="dxa" w:w="70"/><w:right w:type="dxa" w:w="120"/></w:tcMar></w:tcPr><w:p><w:pPr><w:spacing w:after="0"/></w:pPr><w:r><w:rPr><w:b/><w:bCs/><w:sz w:val="32"/><w:szCs w:val="32"/></w:rPr><w:t xml:space="preserve">ตรวจก่อนมอบหมาย</w:t></w:r></w:p></w:tc><w:tc><w:tcPr><w:tcW w:type="dxa" w:w="6600"/><w:shd w:fill="FFFFFF" w:color="auto" w:val="clear"/><w:tcMar><w:top w:type="dxa" w:w="70"/><w:left w:type="dxa" w:w="120"/><w:bottom w:type="dxa" w:w="70"/><w:right w:type="dxa" w:w="120"/></w:tcMar></w:tcPr><w:p><w:pPr><w:spacing w:after="0"/></w:pPr><w:r><w:rPr><w:sz w:val="28"/><w:szCs w:val="28"/></w:rPr><w:t xml:space="preserve">จุดที่เหตุการณ์จริงทุกเรื่องหยุดรอผู้จัดการก่อนเริ่มงานควบคุม</w:t></w:r></w:p></w:tc></w:tr><w:tr><w:trPr><w:cantSplit/></w:trPr><w:tc><w:tcPr><w:tcW w:type="dxa" w:w="3000"/><w:shd w:fill="F7F8FA" w:color="auto" w:val="clear"/><w:tcMar><w:top w:type="dxa" w:w="70"/><w:left w:type="dxa" w:w="120"/><w:bottom w:type="dxa" w:w="70"/><w:right w:type="dxa" w:w="120"/></w:tcMar></w:tcPr><w:p><w:pPr><w:spacing w:after="0"/></w:pPr><w:r><w:rPr><w:b/><w:bCs/><w:sz w:val="32"/><w:szCs w:val="32"/></w:rPr><w:t xml:space="preserve">การปิดแบบ Event</w:t></w:r></w:p></w:tc><w:tc><w:tcPr><w:tcW w:type="dxa" w:w="6600"/><w:shd w:fill="F7F8FA" w:color="auto" w:val="clear"/><w:tcMar><w:top w:type="dxa" w:w="70"/><w:left w:type="dxa" w:w="120"/><w:bottom w:type="dxa" w:w="70"/><w:right w:type="dxa" w:w="120"/></w:tcMar></w:tcPr><w:p><w:pPr><w:spacing w:after="0"/></w:pPr><w:r><w:rPr><w:sz w:val="28"/><w:szCs w:val="28"/></w:rPr><w:t xml:space="preserve">การปิดเคสเพราะวินิจฉัยว่าไม่ใช่ภัยจริง</w:t></w:r></w:p></w:tc></w:tr><w:tr><w:trPr><w:cantSplit/></w:trPr><w:tc><w:tcPr><w:tcW w:type="dxa" w:w="3000"/><w:shd w:fill="FFFFFF" w:color="auto" w:val="clear"/><w:tcMar><w:top w:type="dxa" w:w="70"/><w:left w:type="dxa" w:w="120"/><w:bottom w:type="dxa" w:w="70"/><w:right w:type="dxa" w:w="120"/></w:tcMar></w:tcPr><w:p><w:pPr><w:spacing w:after="0"/></w:pPr><w:r><w:rPr><w:b/><w:bCs/><w:sz w:val="32"/><w:szCs w:val="32"/></w:rPr><w:t xml:space="preserve">OLA</w:t></w:r></w:p></w:tc><w:tc><w:tcPr><w:tcW w:type="dxa" w:w="6600"/><w:shd w:fill="FFFFFF" w:color="auto" w:val="clear"/><w:tcMar><w:top w:type="dxa" w:w="70"/><w:left w:type="dxa" w:w="120"/><w:bottom w:type="dxa" w:w="70"/><w:right w:type="dxa" w:w="120"/></w:tcMar></w:tcPr><w:p><w:pPr><w:spacing w:after="0"/></w:pPr><w:r><w:rPr><w:sz w:val="28"/><w:szCs w:val="28"/></w:rPr><w:t xml:space="preserve">กรอบเวลามาตรฐานภายในองค์กร นับจากเวลาที่เหตุการณ์เกิดจริง</w:t></w:r></w:p></w:tc></w:tr><w:tr><w:trPr><w:cantSplit/></w:trPr><w:tc><w:tcPr><w:tcW w:type="dxa" w:w="3000"/><w:shd w:fill="F7F8FA" w:color="auto" w:val="clear"/><w:tcMar><w:top w:type="dxa" w:w="70"/><w:left w:type="dxa" w:w="120"/><w:bottom w:type="dxa" w:w="70"/><w:right w:type="dxa" w:w="120"/></w:tcMar></w:tcPr><w:p><w:pPr><w:spacing w:after="0"/></w:pPr><w:r><w:rPr><w:b/><w:bCs/><w:sz w:val="32"/><w:szCs w:val="32"/></w:rPr><w:t xml:space="preserve">RCA Workspace</w:t></w:r></w:p></w:tc><w:tc><w:tcPr><w:tcW w:type="dxa" w:w="6600"/><w:shd w:fill="F7F8FA" w:color="auto" w:val="clear"/><w:tcMar><w:top w:type="dxa" w:w="70"/><w:left w:type="dxa" w:w="120"/><w:bottom w:type="dxa" w:w="70"/><w:right w:type="dxa" w:w="120"/></w:tcMar></w:tcPr><w:p><w:pPr><w:spacing w:after="0"/></w:pPr><w:r><w:rPr><w:sz w:val="28"/><w:szCs w:val="28"/></w:rPr><w:t xml:space="preserve">พื้นที่ทำงานสำหรับจัดทำรายงานวิเคราะห์สาเหตุที่แท้จริง โดยผู้เชี่ยวชาญพิสูจน์หลักฐาน</w:t></w:r></w:p></w:tc></w:tr><w:tr><w:trPr><w:cantSplit/></w:trPr><w:tc><w:tcPr><w:tcW w:type="dxa" w:w="3000"/><w:shd w:fill="FFFFFF" w:color="auto" w:val="clear"/><w:tcMar><w:top w:type="dxa" w:w="70"/><w:left w:type="dxa" w:w="120"/><w:bottom w:type="dxa" w:w="70"/><w:right w:type="dxa" w:w="120"/></w:tcMar></w:tcPr><w:p><w:pPr><w:spacing w:after="0"/></w:pPr><w:r><w:rPr><w:b/><w:bCs/><w:sz w:val="32"/><w:szCs w:val="32"/></w:rPr><w:t xml:space="preserve">สิทธิ์ Tier ชั่วคราว</w:t></w:r></w:p></w:tc><w:tc><w:tcPr><w:tcW w:type="dxa" w:w="6600"/><w:shd w:fill="FFFFFF" w:color="auto" w:val="clear"/><w:tcMar><w:top w:type="dxa" w:w="70"/><w:left w:type="dxa" w:w="120"/><w:bottom w:type="dxa" w:w="70"/><w:right w:type="dxa" w:w="120"/></w:tcMar></w:tcPr><w:p><w:pPr><w:spacing w:after="0"/></w:pPr><w:r><w:rPr><w:sz w:val="28"/><w:szCs w:val="28"/></w:rPr><w:t xml:space="preserve">สิทธิ์ Tier 1 + Tier 2 ที่ผู้ดูแลระบบสูงสุดให้แก่ผู้จัดการ SOC เป็นการชั่วคราว</w:t></w:r></w:p></w:tc></w:tr></w:tbl><w:sectPr><w:headerReference w:type="default" r:id="rId7"/><w:footerReference w:type="default" r:id="rId8"/><w:pgSz w:w="11906" w:h="16838" w:orient="portrait"/><w:pgMar w:top="1134" w:right="1134" w:bottom="1134" w:left="1134" w:header="708" w:footer="708" w:gutter="0"/><w:pgNumType w:start="1"/><w:docGrid w:linePitch="360"/></w:sectPr></w:body></w:document>
 </file>
 
 <file path=word/comments.xml><?xml version="1.0" encoding="utf-8"?>

--- a/docs/user-guides/manuals/user-manual-soc-manager.th.docx
+++ b/docs/user-guides/manuals/user-manual-soc-manager.th.docx
@@ -1,5 +1,5 @@
 
-<file path=word/document.xml><?xml version="1.0" encoding="UTF-8" standalone="yes"?><w:document mc:Ignorable="w14 w15 wp14" xmlns:wpc="http://schemas.microsoft.com/office/word/2010/wordprocessingCanvas" xmlns:mc="http://schemas.openxmlformats.org/markup-compatibility/2006" xmlns:o="urn:schemas-microsoft-com:office:office" xmlns:r="http://schemas.openxmlformats.org/officeDocument/2006/relationships" xmlns:m="http://schemas.openxmlformats.org/officeDocument/2006/math" xmlns:v="urn:schemas-microsoft-com:vml" xmlns:wp14="http://schemas.microsoft.com/office/word/2010/wordprocessingDrawing" xmlns:wp="http://schemas.openxmlformats.org/drawingml/2006/wordprocessingDrawing" xmlns:w10="urn:schemas-microsoft-com:office:word" xmlns:w="http://schemas.openxmlformats.org/wordprocessingml/2006/main" xmlns:w14="http://schemas.microsoft.com/office/word/2010/wordml" xmlns:w15="http://schemas.microsoft.com/office/word/2012/wordml" xmlns:wpg="http://schemas.microsoft.com/office/word/2010/wordprocessingGroup" xmlns:wpi="http://schemas.microsoft.com/office/word/2010/wordprocessingInk" xmlns:wne="http://schemas.microsoft.com/office/word/2006/wordml" xmlns:wps="http://schemas.microsoft.com/office/word/2010/wordprocessingShape" xmlns:cx="http://schemas.microsoft.com/office/drawing/2014/chartex" xmlns:cx1="http://schemas.microsoft.com/office/drawing/2015/9/8/chartex" xmlns:cx2="http://schemas.microsoft.com/office/drawing/2015/10/21/chartex" xmlns:cx3="http://schemas.microsoft.com/office/drawing/2016/5/9/chartex" xmlns:cx4="http://schemas.microsoft.com/office/drawing/2016/5/10/chartex" xmlns:cx5="http://schemas.microsoft.com/office/drawing/2016/5/11/chartex" xmlns:cx6="http://schemas.microsoft.com/office/drawing/2016/5/12/chartex" xmlns:cx7="http://schemas.microsoft.com/office/drawing/2016/5/13/chartex" xmlns:cx8="http://schemas.microsoft.com/office/drawing/2016/5/14/chartex" xmlns:aink="http://schemas.microsoft.com/office/drawing/2016/ink" xmlns:am3d="http://schemas.microsoft.com/office/drawing/2017/model3d" xmlns:w16cex="http://schemas.microsoft.com/office/word/2018/wordml/cex" xmlns:w16cid="http://schemas.microsoft.com/office/word/2016/wordml/cid" xmlns:w16="http://schemas.microsoft.com/office/word/2018/wordml" xmlns:w16sdtdh="http://schemas.microsoft.com/office/word/2020/wordml/sdtdatahash" xmlns:w16se="http://schemas.microsoft.com/office/word/2015/wordml/symex"><w:body><w:p><w:pPr><w:spacing w:after="200" w:before="900"/><w:jc w:val="center"/></w:pPr><w:r><w:drawing><wp:inline distT="0" distB="0" distL="0" distR="0"><wp:extent cx="2209800" cy="2209800"/><wp:effectExtent t="0" r="0" b="0" l="0"/><wp:docPr id="1" name="" descr="" title=""/><wp:cNvGraphicFramePr><a:graphicFrameLocks xmlns:a="http://schemas.openxmlformats.org/drawingml/2006/main" noChangeAspect="1"/></wp:cNvGraphicFramePr><a:graphic xmlns:a="http://schemas.openxmlformats.org/drawingml/2006/main"><a:graphicData uri="http://schemas.openxmlformats.org/drawingml/2006/picture"><pic:pic xmlns:pic="http://schemas.openxmlformats.org/drawingml/2006/picture"><pic:nvPicPr><pic:cNvPr id="0" name="" descr=""/><pic:cNvPicPr><a:picLocks noChangeAspect="1" noChangeArrowheads="1"/></pic:cNvPicPr></pic:nvPicPr><pic:blipFill><a:blip r:embed="rId9" cstate="none"/><a:srcRect/><a:stretch><a:fillRect/></a:stretch></pic:blipFill><pic:spPr bwMode="auto"><a:xfrm><a:off x="0" y="0"/><a:ext cx="2209800" cy="2209800"/></a:xfrm><a:prstGeom prst="rect"><a:avLst/></a:prstGeom></pic:spPr></pic:pic></a:graphicData></a:graphic></wp:inline></w:drawing></w:r></w:p><w:p><w:pPr><w:spacing w:after="40"/><w:jc w:val="center"/></w:pPr><w:r><w:rPr><w:color w:val="6C7888"/><w:sz w:val="34"/><w:szCs w:val="34"/></w:rPr><w:t xml:space="preserve">คู่มือการใช้งานระบบ</w:t></w:r></w:p><w:p><w:pPr><w:spacing w:after="20"/><w:jc w:val="center"/></w:pPr><w:r><w:rPr><w:b/><w:bCs/><w:color w:val="1A1A2E"/><w:sz w:val="56"/><w:szCs w:val="56"/></w:rPr><w:t xml:space="preserve">SOC Support System</w:t></w:r></w:p><w:p><w:pPr><w:spacing w:after="320"/><w:jc w:val="center"/></w:pPr><w:r><w:rPr><w:color w:val="1F2D3D"/><w:sz w:val="34"/><w:szCs w:val="34"/></w:rPr><w:t xml:space="preserve">ระบบบริหารจัดการเหตุการณ์ความปลอดภัย</w:t></w:r></w:p><w:tbl><w:tblPr><w:tblW w:type="dxa" w:w="9600"/><w:tblBorders><w:top w:val="none"/><w:left w:val="none"/><w:bottom w:val="none"/><w:right w:val="none"/><w:insideH w:val="single" w:color="auto" w:sz="4"/><w:insideV w:val="single" w:color="auto" w:sz="4"/></w:tblBorders></w:tblPr><w:tblGrid><w:gridCol w:w="9600"/></w:tblGrid><w:tr><w:tc><w:tcPr><w:tcW w:type="dxa" w:w="9600"/><w:shd w:fill="1A1A2E" w:color="auto" w:val="clear"/><w:tcMar><w:top w:type="dxa" w:w="200"/><w:left w:type="dxa" w:w="200"/><w:bottom w:type="dxa" w:w="200"/><w:right w:type="dxa" w:w="200"/></w:tcMar></w:tcPr><w:p><w:pPr><w:spacing w:after="40"/><w:jc w:val="center"/></w:pPr><w:r><w:rPr><w:color w:val="AEB8CC"/><w:sz w:val="30"/><w:szCs w:val="30"/></w:rPr><w:t xml:space="preserve">คู่มือสำหรับบทบาท</w:t></w:r></w:p><w:p><w:pPr><w:spacing w:after="20"/><w:jc w:val="center"/></w:pPr><w:r><w:rPr><w:b/><w:bCs/><w:color w:val="FFFFFF"/><w:sz w:val="46"/><w:szCs w:val="46"/></w:rPr><w:t xml:space="preserve">ผู้จัดการ SOC</w:t></w:r></w:p><w:p><w:pPr><w:jc w:val="center"/></w:pPr><w:r><w:rPr><w:color w:val="D7DEEC"/><w:sz w:val="32"/><w:szCs w:val="32"/></w:rPr><w:t xml:space="preserve">SOC Manager</w:t></w:r></w:p></w:tc></w:tr></w:tbl><w:p><w:pPr><w:spacing w:after="360"/></w:pPr></w:p><w:p><w:pPr><w:spacing w:after="40"/><w:jc w:val="center"/></w:pPr><w:r><w:rPr><w:color w:val="1F2D3D"/><w:sz w:val="28"/><w:szCs w:val="28"/></w:rPr><w:t xml:space="preserve">เวอร์ชันระบบ v1.7.1</w:t></w:r><w:r><w:rPr><w:color w:val="E1E6ED"/><w:sz w:val="28"/><w:szCs w:val="28"/></w:rPr><w:t xml:space="preserve">   ·   </w:t></w:r><w:r><w:rPr><w:color w:val="1F2D3D"/><w:sz w:val="28"/><w:szCs w:val="28"/></w:rPr><w:t xml:space="preserve">ปรับปรุงล่าสุด 18 กันยายน 2026</w:t></w:r></w:p><w:p><w:pPr><w:spacing w:after="40"/><w:jc w:val="center"/></w:pPr><w:r><w:rPr><w:color w:val="6C7888"/><w:sz w:val="28"/><w:szCs w:val="28"/></w:rPr><w:t xml:space="preserve">คู่มือฉบับที่ 1.3</w:t></w:r></w:p><w:p><w:pPr><w:spacing w:after="700"/></w:pPr></w:p><w:p><w:pPr><w:jc w:val="center"/></w:pPr><w:r><w:rPr><w:i/><w:iCs/><w:color w:val="6C7888"/><w:sz w:val="26"/><w:szCs w:val="26"/></w:rPr><w:t xml:space="preserve">เอกสารใช้ภายในองค์กร — บริษัท โทรคมนาคมแห่งชาติ จำกัด (มหาชน)</w:t></w:r></w:p><w:p><w:r><w:br w:type="page"/></w:r></w:p><w:p><w:pPr><w:sectPr><w:pgSz w:w="11906" w:h="16838" w:orient="portrait"/><w:pgMar w:top="1134" w:right="1134" w:bottom="1134" w:left="1134" w:header="708" w:footer="708" w:gutter="0"/><w:pgNumType/><w:docGrid w:linePitch="360"/></w:sectPr></w:pPr></w:p><w:p><w:pPr><w:spacing w:after="160"/></w:pPr><w:r><w:rPr><w:b/><w:bCs/><w:color w:val="1A1A2E"/><w:sz w:val="40"/><w:szCs w:val="40"/></w:rPr><w:t xml:space="preserve">สารบัญ</w:t></w:r></w:p><w:sdt><w:sdtPr><w:alias w:val="สารบัญ"/></w:sdtPr><w:sdtContent><w:p><w:r><w:fldChar w:fldCharType="begin" w:dirty="true"/><w:instrText xml:space="preserve">TOC \h \o &quot;1-2&quot;</w:instrText><w:fldChar w:fldCharType="separate"/></w:r></w:p><w:p><w:r><w:fldChar w:fldCharType="end"/></w:r></w:p></w:sdtContent></w:sdt><w:p><w:r><w:br w:type="page"/></w:r></w:p><w:p><w:pPr><w:pStyle w:val="Heading1"/></w:pPr><w:r><w:t xml:space="preserve">1. เกี่ยวกับคู่มือฉบับนี้</w:t></w:r></w:p><w:p><w:pPr><w:spacing w:after="120"/></w:pPr><w:r><w:rPr><w:sz w:val="32"/><w:szCs w:val="32"/></w:rPr><w:t xml:space="preserve">คู่มือฉบับนี้จัดทำขึ้นสำหรับ </w:t></w:r><w:r><w:rPr><w:b/><w:bCs/><w:sz w:val="32"/><w:szCs w:val="32"/></w:rPr><w:t xml:space="preserve">ผู้จัดการ SOC (SOC Manager)</w:t></w:r><w:r><w:rPr><w:sz w:val="32"/><w:szCs w:val="32"/></w:rPr><w:t xml:space="preserve"> ผู้กำกับดูแลเหตุการณ์จริงทุกเรื่อง เป็นผู้เดียวที่กำหนดสถานะฉุกเฉิน ออกคำขอทีมตอบสนอง และอนุมัติการปิดตั๋วฉุกเฉิน</w:t></w:r></w:p><w:p><w:pPr><w:pStyle w:val="Heading2"/></w:pPr><w:r><w:t xml:space="preserve">ผู้อ่านและขอบเขต</w:t></w:r></w:p><w:p><w:pPr><w:pStyle w:val="ListParagraph"/><w:numPr><w:ilvl w:val="0"/><w:numId w:val="2"/></w:numPr><w:spacing w:after="60"/></w:pPr><w:r><w:rPr><w:b/><w:bCs/><w:sz w:val="32"/><w:szCs w:val="32"/></w:rPr><w:t xml:space="preserve">ผู้อ่าน: </w:t></w:r><w:r><w:rPr><w:sz w:val="32"/><w:szCs w:val="32"/></w:rPr><w:t xml:space="preserve">ผู้จัดการศูนย์ปฏิบัติการความปลอดภัย (SOC)</w:t></w:r></w:p><w:p><w:pPr><w:pStyle w:val="ListParagraph"/><w:numPr><w:ilvl w:val="0"/><w:numId w:val="2"/></w:numPr><w:spacing w:after="60"/></w:pPr><w:r><w:rPr><w:b/><w:bCs/><w:sz w:val="32"/><w:szCs w:val="32"/></w:rPr><w:t xml:space="preserve">ขอบเขต: </w:t></w:r><w:r><w:rPr><w:sz w:val="32"/><w:szCs w:val="32"/></w:rPr><w:t xml:space="preserve">เฉพาะงานและสิทธิ์ของบทบาทผู้จัดการ SOC</w:t></w:r></w:p><w:p><w:pPr><w:pStyle w:val="Heading2"/></w:pPr><w:r><w:t xml:space="preserve">สัญลักษณ์ที่ใช้ในคู่มือ</w:t></w:r></w:p><w:tbl><w:tblPr><w:tblW w:type="dxa" w:w="9600"/><w:tblBorders><w:top w:val="single" w:color="FDECEE" w:sz="2"/><w:left w:val="single" w:color="E63946" w:sz="28"/><w:bottom w:val="single" w:color="FDECEE" w:sz="2"/><w:right w:val="single" w:color="FDECEE" w:sz="2"/><w:insideH w:val="single" w:color="auto" w:sz="4"/><w:insideV w:val="single" w:color="auto" w:sz="4"/></w:tblBorders></w:tblPr><w:tblGrid><w:gridCol w:w="9600"/></w:tblGrid><w:tr><w:tc><w:tcPr><w:tcW w:type="dxa" w:w="9600"/><w:shd w:fill="FDECEE" w:color="auto" w:val="clear"/><w:tcMar><w:top w:type="dxa" w:w="140"/><w:left w:type="dxa" w:w="200"/><w:bottom w:type="dxa" w:w="140"/><w:right w:type="dxa" w:w="200"/></w:tcMar></w:tcPr><w:p><w:pPr><w:spacing w:after="60"/></w:pPr><w:r><w:rPr><w:b/><w:bCs/><w:color w:val="E63946"/><w:sz w:val="30"/><w:szCs w:val="30"/></w:rPr><w:t xml:space="preserve">ข้อควรระวัง</w:t></w:r></w:p><w:p><w:pPr><w:spacing w:after="0"/></w:pPr><w:r><w:rPr><w:sz w:val="32"/><w:szCs w:val="32"/></w:rPr><w:t xml:space="preserve">กล่องสีแดง — เรื่องที่ต้องระวังเป็นพิเศษ</w:t></w:r></w:p></w:tc></w:tr></w:tbl><w:p><w:pPr><w:spacing w:after="80"/></w:pPr></w:p><w:tbl><w:tblPr><w:tblW w:type="dxa" w:w="9600"/><w:tblBorders><w:top w:val="single" w:color="EAF1FB" w:sz="2"/><w:left w:val="single" w:color="245EA8" w:sz="28"/><w:bottom w:val="single" w:color="EAF1FB" w:sz="2"/><w:right w:val="single" w:color="EAF1FB" w:sz="2"/><w:insideH w:val="single" w:color="auto" w:sz="4"/><w:insideV w:val="single" w:color="auto" w:sz="4"/></w:tblBorders></w:tblPr><w:tblGrid><w:gridCol w:w="9600"/></w:tblGrid><w:tr><w:tc><w:tcPr><w:tcW w:type="dxa" w:w="9600"/><w:shd w:fill="EAF1FB" w:color="auto" w:val="clear"/><w:tcMar><w:top w:type="dxa" w:w="140"/><w:left w:type="dxa" w:w="200"/><w:bottom w:type="dxa" w:w="140"/><w:right w:type="dxa" w:w="200"/></w:tcMar></w:tcPr><w:p><w:pPr><w:spacing w:after="60"/></w:pPr><w:r><w:rPr><w:b/><w:bCs/><w:color w:val="245EA8"/><w:sz w:val="30"/><w:szCs w:val="30"/></w:rPr><w:t xml:space="preserve">เคล็ดลับ</w:t></w:r></w:p><w:p><w:pPr><w:spacing w:after="0"/></w:pPr><w:r><w:rPr><w:sz w:val="32"/><w:szCs w:val="32"/></w:rPr><w:t xml:space="preserve">กล่องสีน้ำเงิน — เคล็ดลับหรือคำแนะนำ</w:t></w:r></w:p></w:tc></w:tr></w:tbl><w:p><w:pPr><w:spacing w:after="80"/></w:pPr></w:p><w:tbl><w:tblPr><w:tblW w:type="dxa" w:w="9600"/><w:tblBorders><w:top w:val="single" w:color="F1F3F6" w:sz="2"/><w:left w:val="single" w:color="6C7888" w:sz="28"/><w:bottom w:val="single" w:color="F1F3F6" w:sz="2"/><w:right w:val="single" w:color="F1F3F6" w:sz="2"/><w:insideH w:val="single" w:color="auto" w:sz="4"/><w:insideV w:val="single" w:color="auto" w:sz="4"/></w:tblBorders></w:tblPr><w:tblGrid><w:gridCol w:w="9600"/></w:tblGrid><w:tr><w:tc><w:tcPr><w:tcW w:type="dxa" w:w="9600"/><w:shd w:fill="F1F3F6" w:color="auto" w:val="clear"/><w:tcMar><w:top w:type="dxa" w:w="140"/><w:left w:type="dxa" w:w="200"/><w:bottom w:type="dxa" w:w="140"/><w:right w:type="dxa" w:w="200"/></w:tcMar></w:tcPr><w:p><w:pPr><w:spacing w:after="60"/></w:pPr><w:r><w:rPr><w:b/><w:bCs/><w:color w:val="6C7888"/><w:sz w:val="30"/><w:szCs w:val="30"/></w:rPr><w:t xml:space="preserve">สิ่งที่ต้องจำ</w:t></w:r></w:p><w:p><w:pPr><w:spacing w:after="0"/></w:pPr><w:r><w:rPr><w:sz w:val="32"/><w:szCs w:val="32"/></w:rPr><w:t xml:space="preserve">กล่องสีเทา — ข้อเท็จจริงสำคัญที่ควรจำ</w:t></w:r></w:p></w:tc></w:tr></w:tbl><w:p><w:pPr><w:spacing w:after="120"/></w:pPr></w:p><w:tbl><w:tblPr><w:tblW w:type="dxa" w:w="9600"/><w:tblBorders><w:top w:val="single" w:color="F1F3F6" w:sz="2"/><w:left w:val="single" w:color="6C7888" w:sz="28"/><w:bottom w:val="single" w:color="F1F3F6" w:sz="2"/><w:right w:val="single" w:color="F1F3F6" w:sz="2"/><w:insideH w:val="single" w:color="auto" w:sz="4"/><w:insideV w:val="single" w:color="auto" w:sz="4"/></w:tblBorders></w:tblPr><w:tblGrid><w:gridCol w:w="9600"/></w:tblGrid><w:tr><w:tc><w:tcPr><w:tcW w:type="dxa" w:w="9600"/><w:shd w:fill="F1F3F6" w:color="auto" w:val="clear"/><w:tcMar><w:top w:type="dxa" w:w="140"/><w:left w:type="dxa" w:w="200"/><w:bottom w:type="dxa" w:w="140"/><w:right w:type="dxa" w:w="200"/></w:tcMar></w:tcPr><w:p><w:pPr><w:spacing w:after="60"/></w:pPr><w:r><w:rPr><w:b/><w:bCs/><w:color w:val="6C7888"/><w:sz w:val="30"/><w:szCs w:val="30"/></w:rPr><w:t xml:space="preserve">สิ่งที่ต้องจำ</w:t></w:r></w:p><w:p><w:pPr><w:spacing w:after="0"/></w:pPr><w:r><w:rPr><w:sz w:val="32"/><w:szCs w:val="32"/></w:rPr><w:t xml:space="preserve">ในคู่มือฉบับนี้ ตำแหน่งภาพหน้าจอยังเป็น </w:t></w:r><w:r><w:rPr><w:b/><w:bCs/><w:sz w:val="32"/><w:szCs w:val="32"/></w:rPr><w:t xml:space="preserve">กรอบว่าง (placeholder)</w:t></w:r><w:r><w:rPr><w:sz w:val="32"/><w:szCs w:val="32"/></w:rPr><w:t xml:space="preserve"> ระบบจะเติมภาพจริงในขั้นตอนถัดไป</w:t></w:r></w:p></w:tc></w:tr></w:tbl><w:p><w:pPr><w:pStyle w:val="Heading1"/></w:pPr><w:r><w:t xml:space="preserve">2. บทบาทของคุณโดยย่อ</w:t></w:r></w:p><w:p><w:pPr><w:spacing w:after="120"/></w:pPr><w:r><w:rPr><w:sz w:val="32"/><w:szCs w:val="32"/></w:rPr><w:t xml:space="preserve">ผู้จัดการ SOC คือจุดควบคุมของกระบวนการ เหตุการณ์จริงทุกเรื่องต้องผ่านการตรวจของคุณก่อนเริ่มงานควบคุม และมีอำนาจเฉพาะหลายอย่างที่ไม่มีบทบาทอื่นทำได้</w:t></w:r></w:p><w:p><w:pPr><w:pStyle w:val="Heading2"/></w:pPr><w:r><w:t xml:space="preserve">อำนาจเฉพาะของผู้จัดการ SOC</w:t></w:r></w:p><w:tbl><w:tblPr><w:tblW w:type="dxa" w:w="9600"/><w:tblBorders><w:top w:val="single" w:color="E1E6ED" w:sz="2"/><w:left w:val="single" w:color="E1E6ED" w:sz="2"/><w:bottom w:val="single" w:color="E1E6ED" w:sz="2"/><w:right w:val="single" w:color="E1E6ED" w:sz="2"/><w:insideH w:val="single" w:color="E1E6ED" w:sz="2"/><w:insideV w:val="single" w:color="E1E6ED" w:sz="2"/></w:tblBorders></w:tblPr><w:tblGrid><w:gridCol w:w="4200"/><w:gridCol w:w="5400"/></w:tblGrid><w:tr><w:trPr><w:cantSplit/><w:tblHeader/></w:trPr><w:tc><w:tcPr><w:tcW w:type="dxa" w:w="4200"/><w:shd w:fill="1A1A2E" w:color="auto" w:val="clear"/><w:tcMar><w:top w:type="dxa" w:w="80"/><w:left w:type="dxa" w:w="120"/><w:bottom w:type="dxa" w:w="80"/><w:right w:type="dxa" w:w="120"/></w:tcMar></w:tcPr><w:p><w:r><w:rPr><w:b/><w:bCs/><w:color w:val="FFFFFF"/><w:sz w:val="28"/><w:szCs w:val="28"/></w:rPr><w:t xml:space="preserve">อำนาจเฉพาะ (มีเพียงผู้จัดการ)</w:t></w:r></w:p></w:tc><w:tc><w:tcPr><w:tcW w:type="dxa" w:w="5400"/><w:shd w:fill="1A1A2E" w:color="auto" w:val="clear"/><w:tcMar><w:top w:type="dxa" w:w="80"/><w:left w:type="dxa" w:w="120"/><w:bottom w:type="dxa" w:w="80"/><w:right w:type="dxa" w:w="120"/></w:tcMar></w:tcPr><w:p><w:r><w:rPr><w:b/><w:bCs/><w:color w:val="FFFFFF"/><w:sz w:val="28"/><w:szCs w:val="28"/></w:rPr><w:t xml:space="preserve">คำอธิบาย</w:t></w:r></w:p></w:tc></w:tr><w:tr><w:trPr><w:cantSplit/></w:trPr><w:tc><w:tcPr><w:tcW w:type="dxa" w:w="4200"/><w:shd w:fill="FFFFFF" w:color="auto" w:val="clear"/><w:tcMar><w:top w:type="dxa" w:w="70"/><w:left w:type="dxa" w:w="120"/><w:bottom w:type="dxa" w:w="70"/><w:right w:type="dxa" w:w="120"/></w:tcMar></w:tcPr><w:p><w:pPr><w:spacing w:after="0"/></w:pPr><w:r><w:rPr><w:sz w:val="28"/><w:szCs w:val="28"/></w:rPr><w:t xml:space="preserve">กำหนด/ประเมินสถานะฉุกเฉิน</w:t></w:r></w:p></w:tc><w:tc><w:tcPr><w:tcW w:type="dxa" w:w="5400"/><w:shd w:fill="FFFFFF" w:color="auto" w:val="clear"/><w:tcMar><w:top w:type="dxa" w:w="70"/><w:left w:type="dxa" w:w="120"/><w:bottom w:type="dxa" w:w="70"/><w:right w:type="dxa" w:w="120"/></w:tcMar></w:tcPr><w:p><w:pPr><w:spacing w:after="0"/></w:pPr><w:r><w:rPr><w:sz w:val="28"/><w:szCs w:val="28"/></w:rPr><w:t xml:space="preserve">ตั้งหรือยกเลิกแฟล็กฉุกเฉิน — ไม่มีบทบาทอื่นทำได้</w:t></w:r></w:p></w:tc></w:tr><w:tr><w:trPr><w:cantSplit/></w:trPr><w:tc><w:tcPr><w:tcW w:type="dxa" w:w="4200"/><w:shd w:fill="F7F8FA" w:color="auto" w:val="clear"/><w:tcMar><w:top w:type="dxa" w:w="70"/><w:left w:type="dxa" w:w="120"/><w:bottom w:type="dxa" w:w="70"/><w:right w:type="dxa" w:w="120"/></w:tcMar></w:tcPr><w:p><w:pPr><w:spacing w:after="0"/></w:pPr><w:r><w:rPr><w:sz w:val="28"/><w:szCs w:val="28"/></w:rPr><w:t xml:space="preserve">ออกคำขอทีมตอบสนอง</w:t></w:r></w:p></w:tc><w:tc><w:tcPr><w:tcW w:type="dxa" w:w="5400"/><w:shd w:fill="F7F8FA" w:color="auto" w:val="clear"/><w:tcMar><w:top w:type="dxa" w:w="70"/><w:left w:type="dxa" w:w="120"/><w:bottom w:type="dxa" w:w="70"/><w:right w:type="dxa" w:w="120"/></w:tcMar></w:tcPr><w:p><w:pPr><w:spacing w:after="0"/></w:pPr><w:r><w:rPr><w:sz w:val="28"/><w:szCs w:val="28"/></w:rPr><w:t xml:space="preserve">มอบงานให้ทีมพิสูจน์หลักฐาน/ทดสอบเจาะระบบนอก SOC</w:t></w:r></w:p></w:tc></w:tr><w:tr><w:trPr><w:cantSplit/></w:trPr><w:tc><w:tcPr><w:tcW w:type="dxa" w:w="4200"/><w:shd w:fill="FFFFFF" w:color="auto" w:val="clear"/><w:tcMar><w:top w:type="dxa" w:w="70"/><w:left w:type="dxa" w:w="120"/><w:bottom w:type="dxa" w:w="70"/><w:right w:type="dxa" w:w="120"/></w:tcMar></w:tcPr><w:p><w:pPr><w:spacing w:after="0"/></w:pPr><w:r><w:rPr><w:sz w:val="28"/><w:szCs w:val="28"/></w:rPr><w:t xml:space="preserve">อนุมัติปิดตั๋วฉุกเฉิน</w:t></w:r></w:p></w:tc><w:tc><w:tcPr><w:tcW w:type="dxa" w:w="5400"/><w:shd w:fill="FFFFFF" w:color="auto" w:val="clear"/><w:tcMar><w:top w:type="dxa" w:w="70"/><w:left w:type="dxa" w:w="120"/><w:bottom w:type="dxa" w:w="70"/><w:right w:type="dxa" w:w="120"/></w:tcMar></w:tcPr><w:p><w:pPr><w:spacing w:after="0"/></w:pPr><w:r><w:rPr><w:sz w:val="28"/><w:szCs w:val="28"/></w:rPr><w:t xml:space="preserve">ตั๋วฉุกเฉินต้องผ่านการอนุมัติของคุณก่อนปิด</w:t></w:r></w:p></w:tc></w:tr><w:tr><w:trPr><w:cantSplit/></w:trPr><w:tc><w:tcPr><w:tcW w:type="dxa" w:w="4200"/><w:shd w:fill="F7F8FA" w:color="auto" w:val="clear"/><w:tcMar><w:top w:type="dxa" w:w="70"/><w:left w:type="dxa" w:w="120"/><w:bottom w:type="dxa" w:w="70"/><w:right w:type="dxa" w:w="120"/></w:tcMar></w:tcPr><w:p><w:pPr><w:spacing w:after="0"/></w:pPr><w:r><w:rPr><w:sz w:val="28"/><w:szCs w:val="28"/></w:rPr><w:t xml:space="preserve">ตรวจการปิดแบบ Event ที่ถูกปรับลด</w:t></w:r></w:p></w:tc><w:tc><w:tcPr><w:tcW w:type="dxa" w:w="5400"/><w:shd w:fill="F7F8FA" w:color="auto" w:val="clear"/><w:tcMar><w:top w:type="dxa" w:w="70"/><w:left w:type="dxa" w:w="120"/><w:bottom w:type="dxa" w:w="70"/><w:right w:type="dxa" w:w="120"/></w:tcMar></w:tcPr><w:p><w:pPr><w:spacing w:after="0"/></w:pPr><w:r><w:rPr><w:sz w:val="28"/><w:szCs w:val="28"/></w:rPr><w:t xml:space="preserve">ตัดสินว่าเห็นด้วยหรือตีกลับให้ Tier 2</w:t></w:r></w:p></w:tc></w:tr></w:tbl><w:p><w:pPr><w:spacing w:after="140"/></w:pPr></w:p><w:tbl><w:tblPr><w:tblW w:type="dxa" w:w="9600"/><w:tblBorders><w:top w:val="single" w:color="FDECEE" w:sz="2"/><w:left w:val="single" w:color="E63946" w:sz="28"/><w:bottom w:val="single" w:color="FDECEE" w:sz="2"/><w:right w:val="single" w:color="FDECEE" w:sz="2"/><w:insideH w:val="single" w:color="auto" w:sz="4"/><w:insideV w:val="single" w:color="auto" w:sz="4"/></w:tblBorders></w:tblPr><w:tblGrid><w:gridCol w:w="9600"/></w:tblGrid><w:tr><w:tc><w:tcPr><w:tcW w:type="dxa" w:w="9600"/><w:shd w:fill="FDECEE" w:color="auto" w:val="clear"/><w:tcMar><w:top w:type="dxa" w:w="140"/><w:left w:type="dxa" w:w="200"/><w:bottom w:type="dxa" w:w="140"/><w:right w:type="dxa" w:w="200"/></w:tcMar></w:tcPr><w:p><w:pPr><w:spacing w:after="60"/></w:pPr><w:r><w:rPr><w:b/><w:bCs/><w:color w:val="E63946"/><w:sz w:val="30"/><w:szCs w:val="30"/></w:rPr><w:t xml:space="preserve">ข้อควรระวัง</w:t></w:r></w:p><w:p><w:pPr><w:spacing w:after="0"/></w:pPr><w:r><w:rPr><w:sz w:val="32"/><w:szCs w:val="32"/></w:rPr><w:t xml:space="preserve">ผู้จัดการ </w:t></w:r><w:r><w:rPr><w:b/><w:bCs/><w:sz w:val="32"/><w:szCs w:val="32"/></w:rPr><w:t xml:space="preserve">เปลี่ยนช่องทางการจัดการไม่ได้</w:t></w:r><w:r><w:rPr><w:sz w:val="32"/><w:szCs w:val="32"/></w:rPr><w:t xml:space="preserve"> — ทำได้เพียงส่งต่อไปตามช่องทาง (ผู้ดูแลระบบ หรือเจ้าของระบบ) ที่นักวิเคราะห์ระดับ 1 เลือกไว้แล้ว หากไม่เหมาะสมต้องประสานกับผู้เปิดตั๋ว</w:t></w:r></w:p></w:tc></w:tr></w:tbl><w:p><w:pPr><w:pStyle w:val="Heading1"/></w:pPr><w:r><w:t xml:space="preserve">3. การเข้าสู่ระบบ</w:t></w:r></w:p><w:p><w:pPr><w:pStyle w:val="ListParagraph"/><w:numPr><w:ilvl w:val="0"/><w:numId w:val="3"/></w:numPr><w:spacing w:after="80"/></w:pPr><w:r><w:rPr><w:sz w:val="32"/><w:szCs w:val="32"/></w:rPr><w:t xml:space="preserve">เปิดเว็บเบราว์เซอร์ แล้วไปยังที่อยู่ของระบบที่ผู้ดูแลระบบแจ้ง</w:t></w:r></w:p><w:p><w:pPr><w:pStyle w:val="ListParagraph"/><w:numPr><w:ilvl w:val="0"/><w:numId w:val="3"/></w:numPr><w:spacing w:after="80"/></w:pPr><w:r><w:rPr><w:sz w:val="32"/><w:szCs w:val="32"/></w:rPr><w:t xml:space="preserve">กรอก </w:t></w:r><w:r><w:rPr><w:b/><w:bCs/><w:color w:val="1F2D3D"/><w:sz w:val="32"/><w:szCs w:val="32"/></w:rPr><w:t xml:space="preserve">ชื่อผู้ใช้ (Username)</w:t></w:r><w:r><w:rPr><w:sz w:val="32"/><w:szCs w:val="32"/></w:rPr><w:t xml:space="preserve"> และ </w:t></w:r><w:r><w:rPr><w:b/><w:bCs/><w:color w:val="1F2D3D"/><w:sz w:val="32"/><w:szCs w:val="32"/></w:rPr><w:t xml:space="preserve">รหัสผ่าน (Password)</w:t></w:r><w:r><w:rPr><w:sz w:val="32"/><w:szCs w:val="32"/></w:rPr><w:t xml:space="preserve"> แล้วกดเข้าสู่ระบบ</w:t></w:r></w:p><w:tbl><w:tblPr><w:tblW w:type="dxa" w:w="9600"/><w:tblBorders><w:top w:val="dashed" w:color="9DB4D4" w:sz="6"/><w:left w:val="dashed" w:color="9DB4D4" w:sz="6"/><w:bottom w:val="dashed" w:color="9DB4D4" w:sz="6"/><w:right w:val="dashed" w:color="9DB4D4" w:sz="6"/><w:insideH w:val="single" w:color="auto" w:sz="4"/><w:insideV w:val="single" w:color="auto" w:sz="4"/></w:tblBorders></w:tblPr><w:tblGrid><w:gridCol w:w="9600"/></w:tblGrid><w:tr><w:tc><w:tcPr><w:tcW w:type="dxa" w:w="9600"/><w:shd w:fill="F7F8FA" w:color="auto" w:val="clear"/><w:tcMar><w:top w:type="dxa" w:w="520"/><w:left w:type="dxa" w:w="200"/><w:bottom w:type="dxa" w:w="520"/><w:right w:type="dxa" w:w="200"/></w:tcMar><w:vAlign w:val="center"/></w:tcPr><w:p><w:pPr><w:spacing w:after="40"/><w:jc w:val="center"/></w:pPr><w:r><w:rPr><w:b/><w:bCs/><w:color w:val="6C7888"/><w:sz w:val="30"/><w:szCs w:val="30"/></w:rPr><w:t xml:space="preserve">[ ตำแหน่งภาพหน้าจอ ]</w:t></w:r></w:p><w:p><w:pPr><w:spacing w:after="40"/><w:jc w:val="center"/></w:pPr><w:r><w:rPr><w:color w:val="1F2D3D"/><w:sz w:val="32"/><w:szCs w:val="32"/></w:rPr><w:t xml:space="preserve">หน้าเข้าสู่ระบบ</w:t></w:r></w:p><w:p><w:pPr><w:jc w:val="center"/></w:pPr><w:r><w:rPr><w:rFonts w:ascii="Consolas" w:cs="Consolas" w:eastAsia="Consolas" w:hAnsi="Consolas"/><w:color w:val="9AA6B4"/><w:sz w:val="24"/><w:szCs w:val="24"/></w:rPr><w:t xml:space="preserve">SHOT: MGR-login</w:t></w:r></w:p></w:tc></w:tr></w:tbl><w:p><w:pPr><w:spacing w:after="160" w:before="60"/><w:jc w:val="center"/></w:pPr><w:r><w:rPr><w:b/><w:bCs/><w:color w:val="245EA8"/><w:sz w:val="28"/><w:szCs w:val="28"/></w:rPr><w:t xml:space="preserve">รูปที่ 3-1  </w:t></w:r><w:r><w:rPr><w:i/><w:iCs/><w:color w:val="6C7888"/><w:sz w:val="28"/><w:szCs w:val="28"/></w:rPr><w:t xml:space="preserve">หน้าเข้าสู่ระบบ</w:t></w:r></w:p><w:tbl><w:tblPr><w:tblW w:type="dxa" w:w="9600"/><w:tblBorders><w:top w:val="single" w:color="F1F3F6" w:sz="2"/><w:left w:val="single" w:color="6C7888" w:sz="28"/><w:bottom w:val="single" w:color="F1F3F6" w:sz="2"/><w:right w:val="single" w:color="F1F3F6" w:sz="2"/><w:insideH w:val="single" w:color="auto" w:sz="4"/><w:insideV w:val="single" w:color="auto" w:sz="4"/></w:tblBorders></w:tblPr><w:tblGrid><w:gridCol w:w="9600"/></w:tblGrid><w:tr><w:tc><w:tcPr><w:tcW w:type="dxa" w:w="9600"/><w:shd w:fill="F1F3F6" w:color="auto" w:val="clear"/><w:tcMar><w:top w:type="dxa" w:w="140"/><w:left w:type="dxa" w:w="200"/><w:bottom w:type="dxa" w:w="140"/><w:right w:type="dxa" w:w="200"/></w:tcMar></w:tcPr><w:p><w:pPr><w:spacing w:after="60"/></w:pPr><w:r><w:rPr><w:b/><w:bCs/><w:color w:val="6C7888"/><w:sz w:val="30"/><w:szCs w:val="30"/></w:rPr><w:t xml:space="preserve">สิ่งที่ต้องจำ</w:t></w:r></w:p><w:p><w:pPr><w:spacing w:after="0"/></w:pPr><w:r><w:rPr><w:sz w:val="32"/><w:szCs w:val="32"/></w:rPr><w:t xml:space="preserve">บัญชีสร้างและกำหนดบทบาทโดยผู้ดูแลระบบ SOC หากบัญชีถูกล็อก (ผิดเกิน 5 ครั้ง) ให้ติดต่อผู้ดูแลระบบ</w:t></w:r></w:p></w:tc></w:tr></w:tbl><w:p><w:pPr><w:pStyle w:val="Heading1"/></w:pPr><w:r><w:t xml:space="preserve">4. หน้าจอและเมนูของคุณ</w:t></w:r></w:p><w:tbl><w:tblPr><w:tblW w:type="dxa" w:w="9600"/><w:tblBorders><w:top w:val="single" w:color="E1E6ED" w:sz="2"/><w:left w:val="single" w:color="E1E6ED" w:sz="2"/><w:bottom w:val="single" w:color="E1E6ED" w:sz="2"/><w:right w:val="single" w:color="E1E6ED" w:sz="2"/><w:insideH w:val="single" w:color="E1E6ED" w:sz="2"/><w:insideV w:val="single" w:color="E1E6ED" w:sz="2"/></w:tblBorders></w:tblPr><w:tblGrid><w:gridCol w:w="4200"/><w:gridCol w:w="5400"/></w:tblGrid><w:tr><w:trPr><w:cantSplit/><w:tblHeader/></w:trPr><w:tc><w:tcPr><w:tcW w:type="dxa" w:w="4200"/><w:shd w:fill="1A1A2E" w:color="auto" w:val="clear"/><w:tcMar><w:top w:type="dxa" w:w="80"/><w:left w:type="dxa" w:w="120"/><w:bottom w:type="dxa" w:w="80"/><w:right w:type="dxa" w:w="120"/></w:tcMar></w:tcPr><w:p><w:r><w:rPr><w:b/><w:bCs/><w:color w:val="FFFFFF"/><w:sz w:val="28"/><w:szCs w:val="28"/></w:rPr><w:t xml:space="preserve">กลุ่ม / เมนู</w:t></w:r></w:p></w:tc><w:tc><w:tcPr><w:tcW w:type="dxa" w:w="5400"/><w:shd w:fill="1A1A2E" w:color="auto" w:val="clear"/><w:tcMar><w:top w:type="dxa" w:w="80"/><w:left w:type="dxa" w:w="120"/><w:bottom w:type="dxa" w:w="80"/><w:right w:type="dxa" w:w="120"/></w:tcMar></w:tcPr><w:p><w:r><w:rPr><w:b/><w:bCs/><w:color w:val="FFFFFF"/><w:sz w:val="28"/><w:szCs w:val="28"/></w:rPr><w:t xml:space="preserve">หน้าที่</w:t></w:r></w:p></w:tc></w:tr><w:tr><w:trPr><w:cantSplit/></w:trPr><w:tc><w:tcPr><w:tcW w:type="dxa" w:w="4200"/><w:shd w:fill="FFFFFF" w:color="auto" w:val="clear"/><w:tcMar><w:top w:type="dxa" w:w="70"/><w:left w:type="dxa" w:w="120"/><w:bottom w:type="dxa" w:w="70"/><w:right w:type="dxa" w:w="120"/></w:tcMar></w:tcPr><w:p><w:pPr><w:spacing w:after="0"/></w:pPr><w:r><w:rPr><w:b/><w:bCs/><w:color w:val="245EA8"/><w:sz w:val="32"/><w:szCs w:val="32"/></w:rPr><w:t xml:space="preserve">ภาพรวม › แดชบอร์ด SOC</w:t></w:r></w:p></w:tc><w:tc><w:tcPr><w:tcW w:type="dxa" w:w="5400"/><w:shd w:fill="FFFFFF" w:color="auto" w:val="clear"/><w:tcMar><w:top w:type="dxa" w:w="70"/><w:left w:type="dxa" w:w="120"/><w:bottom w:type="dxa" w:w="70"/><w:right w:type="dxa" w:w="120"/></w:tcMar></w:tcPr><w:p><w:pPr><w:spacing w:after="0"/></w:pPr><w:r><w:rPr><w:sz w:val="28"/><w:szCs w:val="28"/></w:rPr><w:t xml:space="preserve">ภาพรวมสถานะงานและตัวชี้วัดของทีม</w:t></w:r></w:p></w:tc></w:tr><w:tr><w:trPr><w:cantSplit/></w:trPr><w:tc><w:tcPr><w:tcW w:type="dxa" w:w="4200"/><w:shd w:fill="F7F8FA" w:color="auto" w:val="clear"/><w:tcMar><w:top w:type="dxa" w:w="70"/><w:left w:type="dxa" w:w="120"/><w:bottom w:type="dxa" w:w="70"/><w:right w:type="dxa" w:w="120"/></w:tcMar></w:tcPr><w:p><w:pPr><w:spacing w:after="0"/></w:pPr><w:r><w:rPr><w:b/><w:bCs/><w:color w:val="245EA8"/><w:sz w:val="32"/><w:szCs w:val="32"/></w:rPr><w:t xml:space="preserve">คิวงานต่างๆ › คิวงานผู้จัดการ</w:t></w:r></w:p></w:tc><w:tc><w:tcPr><w:tcW w:type="dxa" w:w="5400"/><w:shd w:fill="F7F8FA" w:color="auto" w:val="clear"/><w:tcMar><w:top w:type="dxa" w:w="70"/><w:left w:type="dxa" w:w="120"/><w:bottom w:type="dxa" w:w="70"/><w:right w:type="dxa" w:w="120"/></w:tcMar></w:tcPr><w:p><w:pPr><w:spacing w:after="0"/></w:pPr><w:r><w:rPr><w:sz w:val="28"/><w:szCs w:val="28"/></w:rPr><w:t xml:space="preserve">คิวหลักของคุณ: เคสที่รอผู้จัดการตรวจ อนุมัติ หรือตรวจการปิด Event</w:t></w:r></w:p></w:tc></w:tr><w:tr><w:trPr><w:cantSplit/></w:trPr><w:tc><w:tcPr><w:tcW w:type="dxa" w:w="4200"/><w:shd w:fill="FFFFFF" w:color="auto" w:val="clear"/><w:tcMar><w:top w:type="dxa" w:w="70"/><w:left w:type="dxa" w:w="120"/><w:bottom w:type="dxa" w:w="70"/><w:right w:type="dxa" w:w="120"/></w:tcMar></w:tcPr><w:p><w:pPr><w:spacing w:after="0"/></w:pPr><w:r><w:rPr><w:b/><w:bCs/><w:color w:val="245EA8"/><w:sz w:val="32"/><w:szCs w:val="32"/></w:rPr><w:t xml:space="preserve">คิวงานต่างๆ › คำขอตอบสนองเหตุการณ์</w:t></w:r><w:r><w:rPr><w:sz w:val="32"/><w:szCs w:val="32"/></w:rPr><w:t xml:space="preserve"> (งานตอบสนอง)</w:t></w:r></w:p></w:tc><w:tc><w:tcPr><w:tcW w:type="dxa" w:w="5400"/><w:shd w:fill="FFFFFF" w:color="auto" w:val="clear"/><w:tcMar><w:top w:type="dxa" w:w="70"/><w:left w:type="dxa" w:w="120"/><w:bottom w:type="dxa" w:w="70"/><w:right w:type="dxa" w:w="120"/></w:tcMar></w:tcPr><w:p><w:pPr><w:spacing w:after="0"/></w:pPr><w:r><w:rPr><w:sz w:val="28"/><w:szCs w:val="28"/></w:rPr><w:t xml:space="preserve">ภาพรวมคำขอทีมตอบสนองทุกทีม</w:t></w:r></w:p></w:tc></w:tr><w:tr><w:trPr><w:cantSplit/></w:trPr><w:tc><w:tcPr><w:tcW w:type="dxa" w:w="4200"/><w:shd w:fill="F7F8FA" w:color="auto" w:val="clear"/><w:tcMar><w:top w:type="dxa" w:w="70"/><w:left w:type="dxa" w:w="120"/><w:bottom w:type="dxa" w:w="70"/><w:right w:type="dxa" w:w="120"/></w:tcMar></w:tcPr><w:p><w:pPr><w:spacing w:after="0"/></w:pPr><w:r><w:rPr><w:b/><w:bCs/><w:color w:val="245EA8"/><w:sz w:val="32"/><w:szCs w:val="32"/></w:rPr><w:t xml:space="preserve">เคส › เคสที่กำลังดำเนินการอยู่ / ประวัติเคสที่ปิดไปแล้ว / ค้นหา IOC</w:t></w:r></w:p></w:tc><w:tc><w:tcPr><w:tcW w:type="dxa" w:w="5400"/><w:shd w:fill="F7F8FA" w:color="auto" w:val="clear"/><w:tcMar><w:top w:type="dxa" w:w="70"/><w:left w:type="dxa" w:w="120"/><w:bottom w:type="dxa" w:w="70"/><w:right w:type="dxa" w:w="120"/></w:tcMar></w:tcPr><w:p><w:pPr><w:spacing w:after="0"/></w:pPr><w:r><w:rPr><w:sz w:val="28"/><w:szCs w:val="28"/></w:rPr><w:t xml:space="preserve">ตั๋วงานทั้งหมด, ประวัติ, และการค้นหา</w:t></w:r></w:p></w:tc></w:tr><w:tr><w:trPr><w:cantSplit/></w:trPr><w:tc><w:tcPr><w:tcW w:type="dxa" w:w="4200"/><w:shd w:fill="FFFFFF" w:color="auto" w:val="clear"/><w:tcMar><w:top w:type="dxa" w:w="70"/><w:left w:type="dxa" w:w="120"/><w:bottom w:type="dxa" w:w="70"/><w:right w:type="dxa" w:w="120"/></w:tcMar></w:tcPr><w:p><w:pPr><w:spacing w:after="0"/></w:pPr><w:r><w:rPr><w:b/><w:bCs/><w:color w:val="245EA8"/><w:sz w:val="32"/><w:szCs w:val="32"/></w:rPr><w:t xml:space="preserve">ตั้งค่าระบบ › แผงควบคุมผู้ดูแลระบบ</w:t></w:r></w:p></w:tc><w:tc><w:tcPr><w:tcW w:type="dxa" w:w="5400"/><w:shd w:fill="FFFFFF" w:color="auto" w:val="clear"/><w:tcMar><w:top w:type="dxa" w:w="70"/><w:left w:type="dxa" w:w="120"/><w:bottom w:type="dxa" w:w="70"/><w:right w:type="dxa" w:w="120"/></w:tcMar></w:tcPr><w:p><w:pPr><w:spacing w:after="0"/></w:pPr><w:r><w:rPr><w:sz w:val="28"/><w:szCs w:val="28"/></w:rPr><w:t xml:space="preserve">หน้าจัดการระบบ (สำหรับผู้ดูแล/ผู้จัดการ)</w:t></w:r></w:p></w:tc></w:tr></w:tbl><w:tbl><w:tblPr><w:tblW w:type="dxa" w:w="9600"/><w:tblBorders><w:top w:val="dashed" w:color="9DB4D4" w:sz="6"/><w:left w:val="dashed" w:color="9DB4D4" w:sz="6"/><w:bottom w:val="dashed" w:color="9DB4D4" w:sz="6"/><w:right w:val="dashed" w:color="9DB4D4" w:sz="6"/><w:insideH w:val="single" w:color="auto" w:sz="4"/><w:insideV w:val="single" w:color="auto" w:sz="4"/></w:tblBorders></w:tblPr><w:tblGrid><w:gridCol w:w="9600"/></w:tblGrid><w:tr><w:tc><w:tcPr><w:tcW w:type="dxa" w:w="9600"/><w:shd w:fill="F7F8FA" w:color="auto" w:val="clear"/><w:tcMar><w:top w:type="dxa" w:w="520"/><w:left w:type="dxa" w:w="200"/><w:bottom w:type="dxa" w:w="520"/><w:right w:type="dxa" w:w="200"/></w:tcMar><w:vAlign w:val="center"/></w:tcPr><w:p><w:pPr><w:spacing w:after="40"/><w:jc w:val="center"/></w:pPr><w:r><w:rPr><w:b/><w:bCs/><w:color w:val="6C7888"/><w:sz w:val="30"/><w:szCs w:val="30"/></w:rPr><w:t xml:space="preserve">[ ตำแหน่งภาพหน้าจอ ]</w:t></w:r></w:p><w:p><w:pPr><w:spacing w:after="40"/><w:jc w:val="center"/></w:pPr><w:r><w:rPr><w:color w:val="1F2D3D"/><w:sz w:val="32"/><w:szCs w:val="32"/></w:rPr><w:t xml:space="preserve">แถบเมนูด้านซ้ายสำหรับผู้จัดการ SOC พร้อมตัวเลขงานค้างในคิวงานผู้จัดการ</w:t></w:r></w:p><w:p><w:pPr><w:jc w:val="center"/></w:pPr><w:r><w:rPr><w:rFonts w:ascii="Consolas" w:cs="Consolas" w:eastAsia="Consolas" w:hAnsi="Consolas"/><w:color w:val="9AA6B4"/><w:sz w:val="24"/><w:szCs w:val="24"/></w:rPr><w:t xml:space="preserve">SHOT: MGR-sidebar</w:t></w:r></w:p></w:tc></w:tr></w:tbl><w:p><w:pPr><w:spacing w:after="160" w:before="60"/><w:jc w:val="center"/></w:pPr><w:r><w:rPr><w:b/><w:bCs/><w:color w:val="245EA8"/><w:sz w:val="28"/><w:szCs w:val="28"/></w:rPr><w:t xml:space="preserve">รูปที่ 4-1  </w:t></w:r><w:r><w:rPr><w:i/><w:iCs/><w:color w:val="6C7888"/><w:sz w:val="28"/><w:szCs w:val="28"/></w:rPr><w:t xml:space="preserve">แถบเมนูด้านซ้ายสำหรับผู้จัดการ SOC พร้อมตัวเลขงานค้างในคิวงานผู้จัดการ</w:t></w:r></w:p><w:p><w:pPr><w:pStyle w:val="Heading2"/></w:pPr><w:r><w:t xml:space="preserve">4.1 อ่านแดชบอร์ด SOC (ปรับปรุง v1.7.0)</w:t></w:r></w:p><w:p><w:pPr><w:spacing w:after="120"/></w:pPr><w:r><w:rPr><w:sz w:val="32"/><w:szCs w:val="32"/></w:rPr><w:t xml:space="preserve">เมนู </w:t></w:r><w:r><w:rPr><w:b/><w:bCs/><w:color w:val="245EA8"/><w:sz w:val="32"/><w:szCs w:val="32"/></w:rPr><w:t xml:space="preserve">ภาพรวม › แดชบอร์ด SOC</w:t></w:r><w:r><w:rPr><w:sz w:val="32"/><w:szCs w:val="32"/></w:rPr><w:t xml:space="preserve"> ถูกออกแบบใหม่ใน v1.7.0 ให้ดูภาระงานของทีมได้เร็วขึ้น ประกอบด้วย</w:t></w:r></w:p><w:tbl><w:tblPr><w:tblW w:type="dxa" w:w="9600"/><w:tblBorders><w:top w:val="single" w:color="E1E6ED" w:sz="2"/><w:left w:val="single" w:color="E1E6ED" w:sz="2"/><w:bottom w:val="single" w:color="E1E6ED" w:sz="2"/><w:right w:val="single" w:color="E1E6ED" w:sz="2"/><w:insideH w:val="single" w:color="E1E6ED" w:sz="2"/><w:insideV w:val="single" w:color="E1E6ED" w:sz="2"/></w:tblBorders></w:tblPr><w:tblGrid><w:gridCol w:w="3400"/><w:gridCol w:w="6200"/></w:tblGrid><w:tr><w:trPr><w:cantSplit/><w:tblHeader/></w:trPr><w:tc><w:tcPr><w:tcW w:type="dxa" w:w="3400"/><w:shd w:fill="1A1A2E" w:color="auto" w:val="clear"/><w:tcMar><w:top w:type="dxa" w:w="80"/><w:left w:type="dxa" w:w="120"/><w:bottom w:type="dxa" w:w="80"/><w:right w:type="dxa" w:w="120"/></w:tcMar></w:tcPr><w:p><w:r><w:rPr><w:b/><w:bCs/><w:color w:val="FFFFFF"/><w:sz w:val="28"/><w:szCs w:val="28"/></w:rPr><w:t xml:space="preserve">ส่วน</w:t></w:r></w:p></w:tc><w:tc><w:tcPr><w:tcW w:type="dxa" w:w="6200"/><w:shd w:fill="1A1A2E" w:color="auto" w:val="clear"/><w:tcMar><w:top w:type="dxa" w:w="80"/><w:left w:type="dxa" w:w="120"/><w:bottom w:type="dxa" w:w="80"/><w:right w:type="dxa" w:w="120"/></w:tcMar></w:tcPr><w:p><w:r><w:rPr><w:b/><w:bCs/><w:color w:val="FFFFFF"/><w:sz w:val="28"/><w:szCs w:val="28"/></w:rPr><w:t xml:space="preserve">บอกอะไร</w:t></w:r></w:p></w:tc></w:tr><w:tr><w:trPr><w:cantSplit/></w:trPr><w:tc><w:tcPr><w:tcW w:type="dxa" w:w="3400"/><w:shd w:fill="FFFFFF" w:color="auto" w:val="clear"/><w:tcMar><w:top w:type="dxa" w:w="70"/><w:left w:type="dxa" w:w="120"/><w:bottom w:type="dxa" w:w="70"/><w:right w:type="dxa" w:w="120"/></w:tcMar></w:tcPr><w:p><w:pPr><w:spacing w:after="0"/></w:pPr><w:r><w:rPr><w:sz w:val="28"/><w:szCs w:val="28"/></w:rPr><w:t xml:space="preserve">การ์ดตัวเลขสี่ใบ</w:t></w:r></w:p></w:tc><w:tc><w:tcPr><w:tcW w:type="dxa" w:w="6200"/><w:shd w:fill="FFFFFF" w:color="auto" w:val="clear"/><w:tcMar><w:top w:type="dxa" w:w="70"/><w:left w:type="dxa" w:w="120"/><w:bottom w:type="dxa" w:w="70"/><w:right w:type="dxa" w:w="120"/></w:tcMar></w:tcPr><w:p><w:pPr><w:spacing w:after="0"/></w:pPr><w:r><w:rPr><w:sz w:val="28"/><w:szCs w:val="28"/></w:rPr><w:t xml:space="preserve">คดีที่กำลังดำเนินการ, ความรุนแรงระดับวิกฤต, ปิดเดือนนี้, และเวลามัธยฐานในการแก้ไข (MTTR)</w:t></w:r></w:p></w:tc></w:tr><w:tr><w:trPr><w:cantSplit/></w:trPr><w:tc><w:tcPr><w:tcW w:type="dxa" w:w="3400"/><w:shd w:fill="F7F8FA" w:color="auto" w:val="clear"/><w:tcMar><w:top w:type="dxa" w:w="70"/><w:left w:type="dxa" w:w="120"/><w:bottom w:type="dxa" w:w="70"/><w:right w:type="dxa" w:w="120"/></w:tcMar></w:tcPr><w:p><w:pPr><w:spacing w:after="0"/></w:pPr><w:r><w:rPr><w:b/><w:bCs/><w:sz w:val="32"/><w:szCs w:val="32"/></w:rPr><w:t xml:space="preserve">Analyst Workload</w:t></w:r><w:r><w:rPr><w:sz w:val="32"/><w:szCs w:val="32"/></w:rPr><w:t xml:space="preserve"> — งานที่ต้องดำเนินการเอง</w:t></w:r></w:p></w:tc><w:tc><w:tcPr><w:tcW w:type="dxa" w:w="6200"/><w:shd w:fill="F7F8FA" w:color="auto" w:val="clear"/><w:tcMar><w:top w:type="dxa" w:w="70"/><w:left w:type="dxa" w:w="120"/><w:bottom w:type="dxa" w:w="70"/><w:right w:type="dxa" w:w="120"/></w:tcMar></w:tcPr><w:p><w:pPr><w:spacing w:after="0"/></w:pPr><w:r><w:rPr><w:sz w:val="28"/><w:szCs w:val="28"/></w:rPr><w:t xml:space="preserve">ภาระงานรายบุคคล: ใครมีงานต้องทำกี่เรื่อง รอดำเนินการกี่เรื่อง — ใช้เกลี่ยงานในทีม</w:t></w:r></w:p></w:tc></w:tr><w:tr><w:trPr><w:cantSplit/></w:trPr><w:tc><w:tcPr><w:tcW w:type="dxa" w:w="3400"/><w:shd w:fill="FFFFFF" w:color="auto" w:val="clear"/><w:tcMar><w:top w:type="dxa" w:w="70"/><w:left w:type="dxa" w:w="120"/><w:bottom w:type="dxa" w:w="70"/><w:right w:type="dxa" w:w="120"/></w:tcMar></w:tcPr><w:p><w:pPr><w:spacing w:after="0"/></w:pPr><w:r><w:rPr><w:b/><w:bCs/><w:sz w:val="32"/><w:szCs w:val="32"/></w:rPr><w:t xml:space="preserve">Pipeline</w:t></w:r><w:r><w:rPr><w:sz w:val="32"/><w:szCs w:val="32"/></w:rPr><w:t xml:space="preserve"> — สถานะที่กำลังดำเนินการ</w:t></w:r></w:p></w:tc><w:tc><w:tcPr><w:tcW w:type="dxa" w:w="6200"/><w:shd w:fill="FFFFFF" w:color="auto" w:val="clear"/><w:tcMar><w:top w:type="dxa" w:w="70"/><w:left w:type="dxa" w:w="120"/><w:bottom w:type="dxa" w:w="70"/><w:right w:type="dxa" w:w="120"/></w:tcMar></w:tcPr><w:p><w:pPr><w:spacing w:after="0"/></w:pPr><w:r><w:rPr><w:sz w:val="28"/><w:szCs w:val="28"/></w:rPr><w:t xml:space="preserve">งานค้างอยู่ที่ขั้นตอนใดมากที่สุด ชี้จุดคอขวดของกระบวนการ</w:t></w:r></w:p></w:tc></w:tr><w:tr><w:trPr><w:cantSplit/></w:trPr><w:tc><w:tcPr><w:tcW w:type="dxa" w:w="3400"/><w:shd w:fill="F7F8FA" w:color="auto" w:val="clear"/><w:tcMar><w:top w:type="dxa" w:w="70"/><w:left w:type="dxa" w:w="120"/><w:bottom w:type="dxa" w:w="70"/><w:right w:type="dxa" w:w="120"/></w:tcMar></w:tcPr><w:p><w:pPr><w:spacing w:after="0"/></w:pPr><w:r><w:rPr><w:b/><w:bCs/><w:sz w:val="32"/><w:szCs w:val="32"/></w:rPr><w:t xml:space="preserve">Active Cases</w:t></w:r><w:r><w:rPr><w:sz w:val="32"/><w:szCs w:val="32"/></w:rPr><w:t xml:space="preserve"> — รายละเอียดคดี</w:t></w:r></w:p></w:tc><w:tc><w:tcPr><w:tcW w:type="dxa" w:w="6200"/><w:shd w:fill="F7F8FA" w:color="auto" w:val="clear"/><w:tcMar><w:top w:type="dxa" w:w="70"/><w:left w:type="dxa" w:w="120"/><w:bottom w:type="dxa" w:w="70"/><w:right w:type="dxa" w:w="120"/></w:tcMar></w:tcPr><w:p><w:pPr><w:spacing w:after="0"/></w:pPr><w:r><w:rPr><w:sz w:val="28"/><w:szCs w:val="28"/></w:rPr><w:t xml:space="preserve">ตารางคดีที่เปิดอยู่ กดหัวคอลัมน์เพื่อเรียงลำดับได้</w:t></w:r></w:p></w:tc></w:tr><w:tr><w:trPr><w:cantSplit/></w:trPr><w:tc><w:tcPr><w:tcW w:type="dxa" w:w="3400"/><w:shd w:fill="FFFFFF" w:color="auto" w:val="clear"/><w:tcMar><w:top w:type="dxa" w:w="70"/><w:left w:type="dxa" w:w="120"/><w:bottom w:type="dxa" w:w="70"/><w:right w:type="dxa" w:w="120"/></w:tcMar></w:tcPr><w:p><w:pPr><w:spacing w:after="0"/></w:pPr><w:r><w:rPr><w:b/><w:bCs/><w:sz w:val="32"/><w:szCs w:val="32"/></w:rPr><w:t xml:space="preserve">Daily Case Volume</w:t></w:r></w:p></w:tc><w:tc><w:tcPr><w:tcW w:type="dxa" w:w="6200"/><w:shd w:fill="FFFFFF" w:color="auto" w:val="clear"/><w:tcMar><w:top w:type="dxa" w:w="70"/><w:left w:type="dxa" w:w="120"/><w:bottom w:type="dxa" w:w="70"/><w:right w:type="dxa" w:w="120"/></w:tcMar></w:tcPr><w:p><w:pPr><w:spacing w:after="0"/></w:pPr><w:r><w:rPr><w:sz w:val="28"/><w:szCs w:val="28"/></w:rPr><w:t xml:space="preserve">ปริมาณคดีรายวันย้อนหลัง 30 วัน ใช้ดูแนวโน้ม</w:t></w:r></w:p></w:tc></w:tr></w:tbl><w:p><w:pPr><w:spacing w:after="140"/></w:pPr></w:p><w:tbl><w:tblPr><w:tblW w:type="dxa" w:w="9600"/><w:tblBorders><w:top w:val="dashed" w:color="9DB4D4" w:sz="6"/><w:left w:val="dashed" w:color="9DB4D4" w:sz="6"/><w:bottom w:val="dashed" w:color="9DB4D4" w:sz="6"/><w:right w:val="dashed" w:color="9DB4D4" w:sz="6"/><w:insideH w:val="single" w:color="auto" w:sz="4"/><w:insideV w:val="single" w:color="auto" w:sz="4"/></w:tblBorders></w:tblPr><w:tblGrid><w:gridCol w:w="9600"/></w:tblGrid><w:tr><w:tc><w:tcPr><w:tcW w:type="dxa" w:w="9600"/><w:shd w:fill="F7F8FA" w:color="auto" w:val="clear"/><w:tcMar><w:top w:type="dxa" w:w="520"/><w:left w:type="dxa" w:w="200"/><w:bottom w:type="dxa" w:w="520"/><w:right w:type="dxa" w:w="200"/></w:tcMar><w:vAlign w:val="center"/></w:tcPr><w:p><w:pPr><w:spacing w:after="40"/><w:jc w:val="center"/></w:pPr><w:r><w:rPr><w:b/><w:bCs/><w:color w:val="6C7888"/><w:sz w:val="30"/><w:szCs w:val="30"/></w:rPr><w:t xml:space="preserve">[ ตำแหน่งภาพหน้าจอ ]</w:t></w:r></w:p><w:p><w:pPr><w:spacing w:after="40"/><w:jc w:val="center"/></w:pPr><w:r><w:rPr><w:color w:val="1F2D3D"/><w:sz w:val="32"/><w:szCs w:val="32"/></w:rPr><w:t xml:space="preserve">แดชบอร์ด SOC หลังออกแบบใหม่ แสดงการ์ดตัวเลข Analyst Workload และ Pipeline</w:t></w:r></w:p><w:p><w:pPr><w:jc w:val="center"/></w:pPr><w:r><w:rPr><w:rFonts w:ascii="Consolas" w:cs="Consolas" w:eastAsia="Consolas" w:hAnsi="Consolas"/><w:color w:val="9AA6B4"/><w:sz w:val="24"/><w:szCs w:val="24"/></w:rPr><w:t xml:space="preserve">SHOT: MGR-dashboard</w:t></w:r></w:p></w:tc></w:tr></w:tbl><w:p><w:pPr><w:spacing w:after="160" w:before="60"/><w:jc w:val="center"/></w:pPr><w:r><w:rPr><w:b/><w:bCs/><w:color w:val="245EA8"/><w:sz w:val="28"/><w:szCs w:val="28"/></w:rPr><w:t xml:space="preserve">รูปที่ 4-2  </w:t></w:r><w:r><w:rPr><w:i/><w:iCs/><w:color w:val="6C7888"/><w:sz w:val="28"/><w:szCs w:val="28"/></w:rPr><w:t xml:space="preserve">แดชบอร์ด SOC หลังออกแบบใหม่ แสดงการ์ดตัวเลข Analyst Workload และ Pipeline</w:t></w:r></w:p><w:tbl><w:tblPr><w:tblW w:type="dxa" w:w="9600"/><w:tblBorders><w:top w:val="single" w:color="F1F3F6" w:sz="2"/><w:left w:val="single" w:color="6C7888" w:sz="28"/><w:bottom w:val="single" w:color="F1F3F6" w:sz="2"/><w:right w:val="single" w:color="F1F3F6" w:sz="2"/><w:insideH w:val="single" w:color="auto" w:sz="4"/><w:insideV w:val="single" w:color="auto" w:sz="4"/></w:tblBorders></w:tblPr><w:tblGrid><w:gridCol w:w="9600"/></w:tblGrid><w:tr><w:tc><w:tcPr><w:tcW w:type="dxa" w:w="9600"/><w:shd w:fill="F1F3F6" w:color="auto" w:val="clear"/><w:tcMar><w:top w:type="dxa" w:w="140"/><w:left w:type="dxa" w:w="200"/><w:bottom w:type="dxa" w:w="140"/><w:right w:type="dxa" w:w="200"/></w:tcMar></w:tcPr><w:p><w:pPr><w:spacing w:after="60"/></w:pPr><w:r><w:rPr><w:b/><w:bCs/><w:color w:val="6C7888"/><w:sz w:val="30"/><w:szCs w:val="30"/></w:rPr><w:t xml:space="preserve">สิ่งที่ต้องจำ</w:t></w:r></w:p><w:p><w:pPr><w:spacing w:after="0"/></w:pPr><w:r><w:rPr><w:sz w:val="32"/><w:szCs w:val="32"/></w:rPr><w:t xml:space="preserve">นี่คนละหน้ากับ </w:t></w:r><w:r><w:rPr><w:b/><w:bCs/><w:color w:val="245EA8"/><w:sz w:val="32"/><w:szCs w:val="32"/></w:rPr><w:t xml:space="preserve">ภาพรวม › แดชบอร์ดผู้บริหาร</w:t></w:r><w:r><w:rPr><w:sz w:val="32"/><w:szCs w:val="32"/></w:rPr><w:t xml:space="preserve"> ซึ่งเป็นมุมมองสรุปความเสี่ยงสำหรับผู้บริหารและคุณไม่ได้ใช้ในงานประจำวัน</w:t></w:r></w:p></w:tc></w:tr></w:tbl><w:p><w:pPr><w:pStyle w:val="Heading1"/></w:pPr><w:r><w:t xml:space="preserve">5. งานหลักทีละขั้นตอน</w:t></w:r></w:p><w:p><w:pPr><w:pStyle w:val="Heading2"/></w:pPr><w:r><w:t xml:space="preserve">5.1 ตรวจก่อนมอบหมาย และประเมินสถานะฉุกเฉิน</w:t></w:r></w:p><w:p><w:pPr><w:spacing w:after="120"/></w:pPr><w:r><w:rPr><w:sz w:val="32"/><w:szCs w:val="32"/></w:rPr><w:t xml:space="preserve">เหตุการณ์จริง </w:t></w:r><w:r><w:rPr><w:b/><w:bCs/><w:sz w:val="32"/><w:szCs w:val="32"/></w:rPr><w:t xml:space="preserve">ทุกเรื่อง</w:t></w:r><w:r><w:rPr><w:sz w:val="32"/><w:szCs w:val="32"/></w:rPr><w:t xml:space="preserve"> หยุดรอที่สถานะ </w:t></w:r><w:r><w:rPr><w:b/><w:bCs/><w:sz w:val="32"/><w:szCs w:val="32"/></w:rPr><w:t xml:space="preserve">รอผู้จัดการ SOC ตรวจ (ก่อนมอบหมาย)</w:t></w:r><w:r><w:rPr><w:sz w:val="32"/><w:szCs w:val="32"/></w:rPr><w:t xml:space="preserve"> งานควบคุมยังไม่เริ่มจนกว่าคุณจะส่งต่อ ระบบส่งอีเมลแจ้งคุณอัตโนมัติ</w:t></w:r></w:p><w:p><w:pPr><w:pStyle w:val="ListParagraph"/><w:numPr><w:ilvl w:val="0"/><w:numId w:val="4"/></w:numPr><w:spacing w:after="80"/></w:pPr><w:r><w:rPr><w:sz w:val="32"/><w:szCs w:val="32"/></w:rPr><w:t xml:space="preserve">เปิดตั๋วจาก </w:t></w:r><w:r><w:rPr><w:b/><w:bCs/><w:color w:val="245EA8"/><w:sz w:val="32"/><w:szCs w:val="32"/></w:rPr><w:t xml:space="preserve">คิวงานผู้จัดการ</w:t></w:r><w:r><w:rPr><w:sz w:val="32"/><w:szCs w:val="32"/></w:rPr><w:t xml:space="preserve"> การ์ด </w:t></w:r><w:r><w:rPr><w:b/><w:bCs/><w:sz w:val="32"/><w:szCs w:val="32"/></w:rPr><w:t xml:space="preserve">การตรวจสอบโดยผู้จัดการ SOC</w:t></w:r><w:r><w:rPr><w:sz w:val="32"/><w:szCs w:val="32"/></w:rPr><w:t xml:space="preserve"> จะแสดงเส้นทางที่ระดับ 1 เลือกไว้</w:t></w:r></w:p><w:p><w:pPr><w:pStyle w:val="ListParagraph"/><w:numPr><w:ilvl w:val="0"/><w:numId w:val="4"/></w:numPr><w:spacing w:after="80"/></w:pPr><w:r><w:rPr><w:sz w:val="32"/><w:szCs w:val="32"/></w:rPr><w:t xml:space="preserve">ที่ </w:t></w:r><w:r><w:rPr><w:b/><w:bCs/><w:color w:val="1F2D3D"/><w:sz w:val="32"/><w:szCs w:val="32"/></w:rPr><w:t xml:space="preserve">ประเมินสถานะฉุกเฉิน</w:t></w:r><w:r><w:rPr><w:sz w:val="32"/><w:szCs w:val="32"/></w:rPr><w:t xml:space="preserve"> เลือกอย่างชัดเจนระหว่าง </w:t></w:r><w:r><w:rPr><w:b/><w:bCs/><w:color w:val="1F2D3D"/><w:sz w:val="32"/><w:szCs w:val="32"/></w:rPr><w:t xml:space="preserve">Normal</w:t></w:r><w:r><w:rPr><w:sz w:val="32"/><w:szCs w:val="32"/></w:rPr><w:t xml:space="preserve"> หรือ </w:t></w:r><w:r><w:rPr><w:b/><w:bCs/><w:color w:val="1F2D3D"/><w:sz w:val="32"/><w:szCs w:val="32"/></w:rPr><w:t xml:space="preserve">Emergency</w:t></w:r><w:r><w:rPr><w:sz w:val="32"/><w:szCs w:val="32"/></w:rPr><w:t xml:space="preserve"> — การเลือก Normal คือการตัดสินใจ ไม่ใช่การเว้นว่าง</w:t></w:r></w:p><w:p><w:pPr><w:pStyle w:val="ListParagraph"/><w:numPr><w:ilvl w:val="0"/><w:numId w:val="4"/></w:numPr><w:spacing w:after="80"/></w:pPr><w:r><w:rPr><w:sz w:val="32"/><w:szCs w:val="32"/></w:rPr><w:t xml:space="preserve">กรอก </w:t></w:r><w:r><w:rPr><w:b/><w:bCs/><w:color w:val="1F2D3D"/><w:sz w:val="32"/><w:szCs w:val="32"/></w:rPr><w:t xml:space="preserve">บันทึกการตรวจ</w:t></w:r><w:r><w:rPr><w:sz w:val="32"/><w:szCs w:val="32"/></w:rPr><w:t xml:space="preserve"> แล้วกด </w:t></w:r><w:r><w:rPr><w:b/><w:bCs/><w:color w:val="1F2D3D"/><w:sz w:val="32"/><w:szCs w:val="32"/></w:rPr><w:t xml:space="preserve">ส่งต่อให้ผู้ดูแลระบบ</w:t></w:r><w:r><w:rPr><w:sz w:val="32"/><w:szCs w:val="32"/></w:rPr><w:t xml:space="preserve"> หรือ </w:t></w:r><w:r><w:rPr><w:b/><w:bCs/><w:color w:val="1F2D3D"/><w:sz w:val="32"/><w:szCs w:val="32"/></w:rPr><w:t xml:space="preserve">ส่งต่อให้เจ้าของระบบ</w:t></w:r><w:r><w:rPr><w:sz w:val="32"/><w:szCs w:val="32"/></w:rPr><w:t xml:space="preserve"> ตามเส้นทางที่ระดับ 1 เลือกไว้</w:t></w:r></w:p><w:tbl><w:tblPr><w:tblW w:type="dxa" w:w="9600"/><w:tblBorders><w:top w:val="dashed" w:color="9DB4D4" w:sz="6"/><w:left w:val="dashed" w:color="9DB4D4" w:sz="6"/><w:bottom w:val="dashed" w:color="9DB4D4" w:sz="6"/><w:right w:val="dashed" w:color="9DB4D4" w:sz="6"/><w:insideH w:val="single" w:color="auto" w:sz="4"/><w:insideV w:val="single" w:color="auto" w:sz="4"/></w:tblBorders></w:tblPr><w:tblGrid><w:gridCol w:w="9600"/></w:tblGrid><w:tr><w:tc><w:tcPr><w:tcW w:type="dxa" w:w="9600"/><w:shd w:fill="F7F8FA" w:color="auto" w:val="clear"/><w:tcMar><w:top w:type="dxa" w:w="520"/><w:left w:type="dxa" w:w="200"/><w:bottom w:type="dxa" w:w="520"/><w:right w:type="dxa" w:w="200"/></w:tcMar><w:vAlign w:val="center"/></w:tcPr><w:p><w:pPr><w:spacing w:after="40"/><w:jc w:val="center"/></w:pPr><w:r><w:rPr><w:b/><w:bCs/><w:color w:val="6C7888"/><w:sz w:val="30"/><w:szCs w:val="30"/></w:rPr><w:t xml:space="preserve">[ ตำแหน่งภาพหน้าจอ ]</w:t></w:r></w:p><w:p><w:pPr><w:spacing w:after="40"/><w:jc w:val="center"/></w:pPr><w:r><w:rPr><w:color w:val="1F2D3D"/><w:sz w:val="32"/><w:szCs w:val="32"/></w:rPr><w:t xml:space="preserve">การ์ดการตรวจสอบโดยผู้จัดการ SOC พร้อมตัวเลือก Normal / Emergency และปุ่มส่งต่อ</w:t></w:r></w:p><w:p><w:pPr><w:jc w:val="center"/></w:pPr><w:r><w:rPr><w:rFonts w:ascii="Consolas" w:cs="Consolas" w:eastAsia="Consolas" w:hAnsi="Consolas"/><w:color w:val="9AA6B4"/><w:sz w:val="24"/><w:szCs w:val="24"/></w:rPr><w:t xml:space="preserve">SHOT: MGR-triage</w:t></w:r></w:p></w:tc></w:tr></w:tbl><w:p><w:pPr><w:spacing w:after="160" w:before="60"/><w:jc w:val="center"/></w:pPr><w:r><w:rPr><w:b/><w:bCs/><w:color w:val="245EA8"/><w:sz w:val="28"/><w:szCs w:val="28"/></w:rPr><w:t xml:space="preserve">รูปที่ 5-1  </w:t></w:r><w:r><w:rPr><w:i/><w:iCs/><w:color w:val="6C7888"/><w:sz w:val="28"/><w:szCs w:val="28"/></w:rPr><w:t xml:space="preserve">การ์ดการตรวจสอบโดยผู้จัดการ SOC พร้อมตัวเลือก Normal / Emergency และปุ่มส่งต่อ</w:t></w:r></w:p><w:tbl><w:tblPr><w:tblW w:type="dxa" w:w="9600"/><w:tblBorders><w:top w:val="single" w:color="F1F3F6" w:sz="2"/><w:left w:val="single" w:color="6C7888" w:sz="28"/><w:bottom w:val="single" w:color="F1F3F6" w:sz="2"/><w:right w:val="single" w:color="F1F3F6" w:sz="2"/><w:insideH w:val="single" w:color="auto" w:sz="4"/><w:insideV w:val="single" w:color="auto" w:sz="4"/></w:tblBorders></w:tblPr><w:tblGrid><w:gridCol w:w="9600"/></w:tblGrid><w:tr><w:tc><w:tcPr><w:tcW w:type="dxa" w:w="9600"/><w:shd w:fill="F1F3F6" w:color="auto" w:val="clear"/><w:tcMar><w:top w:type="dxa" w:w="140"/><w:left w:type="dxa" w:w="200"/><w:bottom w:type="dxa" w:w="140"/><w:right w:type="dxa" w:w="200"/></w:tcMar></w:tcPr><w:p><w:pPr><w:spacing w:after="60"/></w:pPr><w:r><w:rPr><w:b/><w:bCs/><w:color w:val="6C7888"/><w:sz w:val="30"/><w:szCs w:val="30"/></w:rPr><w:t xml:space="preserve">สิ่งที่ต้องจำ</w:t></w:r></w:p><w:p><w:pPr><w:spacing w:after="0"/></w:pPr><w:r><w:rPr><w:sz w:val="32"/><w:szCs w:val="32"/></w:rPr><w:t xml:space="preserve">ระบบบันทึกว่าใครประเมินและเมื่อใดไว้เสมอ (แม้ผลเป็น Normal) </w:t></w:r><w:r><w:rPr><w:b/><w:bCs/><w:sz w:val="32"/><w:szCs w:val="32"/></w:rPr><w:t xml:space="preserve">แฟล็กฉุกเฉินคือเงื่อนไขเดียว</w:t></w:r><w:r><w:rPr><w:sz w:val="32"/><w:szCs w:val="32"/></w:rPr><w:t xml:space="preserve">ที่ทำให้ตั๋วต้องผ่านการอนุมัติของคุณก่อนปิด — ระดับความรุนแรงเพียงอย่างเดียว (แม้ Critical) ไม่ได้ทำให้ต้องอนุมัติ</w:t></w:r></w:p></w:tc></w:tr></w:tbl><w:p><w:pPr><w:pStyle w:val="Heading2"/></w:pPr><w:r><w:t xml:space="preserve">5.2 ออกคำขอทีมตอบสนอง (Response Request)</w:t></w:r></w:p><w:p><w:pPr><w:spacing w:after="120"/></w:pPr><w:r><w:rPr><w:sz w:val="32"/><w:szCs w:val="32"/></w:rPr><w:t xml:space="preserve">คำขอทีมตอบสนองเป็นงานที่ส่งให้ทีมนอก SOC ทำ </w:t></w:r><w:r><w:rPr><w:b/><w:bCs/><w:sz w:val="32"/><w:szCs w:val="32"/></w:rPr><w:t xml:space="preserve">คู่ขนาน</w:t></w:r><w:r><w:rPr><w:sz w:val="32"/><w:szCs w:val="32"/></w:rPr><w:t xml:space="preserve"> กับงานควบคุม ออกได้ในหน้ารายละเอียดตั๋ว หัวข้อ </w:t></w:r><w:r><w:rPr><w:b/><w:bCs/><w:sz w:val="32"/><w:szCs w:val="32"/></w:rPr><w:t xml:space="preserve">“คำขอทีมตอบสนอง”</w:t></w:r><w:r><w:rPr><w:sz w:val="32"/><w:szCs w:val="32"/></w:rPr><w:t xml:space="preserve"> (เปลี่ยนชื่อจาก “งานย่อยและคำขอทีมตอบสนอง” ใน v1.7.0) โดยแบบฟอร์มออกคำขอย้ายมาอยู่ในหัวข้อเดียวกับรายการคำขอแล้ว</w:t></w:r></w:p><w:p><w:pPr><w:pStyle w:val="ListParagraph"/><w:numPr><w:ilvl w:val="0"/><w:numId w:val="4"/></w:numPr><w:spacing w:after="80"/></w:pPr><w:r><w:rPr><w:sz w:val="32"/><w:szCs w:val="32"/></w:rPr><w:t xml:space="preserve">ในหัวข้อ </w:t></w:r><w:r><w:rPr><w:b/><w:bCs/><w:color w:val="1F2D3D"/><w:sz w:val="32"/><w:szCs w:val="32"/></w:rPr><w:t xml:space="preserve">คำขอทีมตอบสนอง</w:t></w:r><w:r><w:rPr><w:sz w:val="32"/><w:szCs w:val="32"/></w:rPr><w:t xml:space="preserve"> กดปุ่ม </w:t></w:r><w:r><w:rPr><w:b/><w:bCs/><w:color w:val="1F2D3D"/><w:sz w:val="32"/><w:szCs w:val="32"/></w:rPr><w:t xml:space="preserve">ส่งคำขอ</w:t></w:r></w:p><w:p><w:pPr><w:pStyle w:val="ListParagraph"/><w:numPr><w:ilvl w:val="0"/><w:numId w:val="4"/></w:numPr><w:spacing w:after="80"/></w:pPr><w:r><w:rPr><w:sz w:val="32"/><w:szCs w:val="32"/></w:rPr><w:t xml:space="preserve">เลือก </w:t></w:r><w:r><w:rPr><w:b/><w:bCs/><w:color w:val="1F2D3D"/><w:sz w:val="32"/><w:szCs w:val="32"/></w:rPr><w:t xml:space="preserve">ประเภทงาน</w:t></w:r><w:r><w:rPr><w:sz w:val="32"/><w:szCs w:val="32"/></w:rPr><w:t xml:space="preserve"> และกรอก </w:t></w:r><w:r><w:rPr><w:b/><w:bCs/><w:color w:val="1F2D3D"/><w:sz w:val="32"/><w:szCs w:val="32"/></w:rPr><w:t xml:space="preserve">ชื่องาน</w:t></w:r><w:r><w:rPr><w:sz w:val="32"/><w:szCs w:val="32"/></w:rPr><w:t xml:space="preserve"> — ทั้งสองช่องบังคับ ส่วน </w:t></w:r><w:r><w:rPr><w:b/><w:bCs/><w:color w:val="1F2D3D"/><w:sz w:val="32"/><w:szCs w:val="32"/></w:rPr><w:t xml:space="preserve">ขอบเขตงาน</w:t></w:r><w:r><w:rPr><w:sz w:val="32"/><w:szCs w:val="32"/></w:rPr><w:t xml:space="preserve"> กรอกหรือไม่ก็ได้</w:t></w:r></w:p><w:p><w:pPr><w:pStyle w:val="ListParagraph"/><w:numPr><w:ilvl w:val="0"/><w:numId w:val="4"/></w:numPr><w:spacing w:after="80"/></w:pPr><w:r><w:rPr><w:sz w:val="32"/><w:szCs w:val="32"/></w:rPr><w:t xml:space="preserve">ช่อง </w:t></w:r><w:r><w:rPr><w:b/><w:bCs/><w:color w:val="1F2D3D"/><w:sz w:val="32"/><w:szCs w:val="32"/></w:rPr><w:t xml:space="preserve">ผู้รับผิดชอบ</w:t></w:r><w:r><w:rPr><w:sz w:val="32"/><w:szCs w:val="32"/></w:rPr><w:t xml:space="preserve"> เว้นว่างไว้ได้ — ระบบมอบหมายให้อัตโนมัติเมื่อบทบาทนั้นมีผู้รับผิดชอบเพียงคนเดียว</w:t></w:r></w:p><w:p><w:pPr><w:pStyle w:val="ListParagraph"/><w:numPr><w:ilvl w:val="0"/><w:numId w:val="4"/></w:numPr><w:spacing w:after="80"/></w:pPr><w:r><w:rPr><w:sz w:val="32"/><w:szCs w:val="32"/></w:rPr><w:t xml:space="preserve">กด </w:t></w:r><w:r><w:rPr><w:b/><w:bCs/><w:color w:val="1F2D3D"/><w:sz w:val="32"/><w:szCs w:val="32"/></w:rPr><w:t xml:space="preserve">ส่งคำขอทีมตอบสนอง</w:t></w:r><w:r><w:rPr><w:sz w:val="32"/><w:szCs w:val="32"/></w:rPr><w:t xml:space="preserve"> ระบบจะแจ้งอีเมลผู้รับผิดชอบให้ทันที</w:t></w:r></w:p><w:tbl><w:tblPr><w:tblW w:type="dxa" w:w="9600"/><w:tblBorders><w:top w:val="single" w:color="E1E6ED" w:sz="2"/><w:left w:val="single" w:color="E1E6ED" w:sz="2"/><w:bottom w:val="single" w:color="E1E6ED" w:sz="2"/><w:right w:val="single" w:color="E1E6ED" w:sz="2"/><w:insideH w:val="single" w:color="E1E6ED" w:sz="2"/><w:insideV w:val="single" w:color="E1E6ED" w:sz="2"/></w:tblBorders></w:tblPr><w:tblGrid><w:gridCol w:w="4800"/><w:gridCol w:w="4800"/></w:tblGrid><w:tr><w:trPr><w:cantSplit/><w:tblHeader/></w:trPr><w:tc><w:tcPr><w:tcW w:type="dxa" w:w="4800"/><w:shd w:fill="1A1A2E" w:color="auto" w:val="clear"/><w:tcMar><w:top w:type="dxa" w:w="80"/><w:left w:type="dxa" w:w="120"/><w:bottom w:type="dxa" w:w="80"/><w:right w:type="dxa" w:w="120"/></w:tcMar></w:tcPr><w:p><w:r><w:rPr><w:b/><w:bCs/><w:color w:val="FFFFFF"/><w:sz w:val="28"/><w:szCs w:val="28"/></w:rPr><w:t xml:space="preserve">ประเภทคำขอ</w:t></w:r></w:p></w:tc><w:tc><w:tcPr><w:tcW w:type="dxa" w:w="4800"/><w:shd w:fill="1A1A2E" w:color="auto" w:val="clear"/><w:tcMar><w:top w:type="dxa" w:w="80"/><w:left w:type="dxa" w:w="120"/><w:bottom w:type="dxa" w:w="80"/><w:right w:type="dxa" w:w="120"/></w:tcMar></w:tcPr><w:p><w:r><w:rPr><w:b/><w:bCs/><w:color w:val="FFFFFF"/><w:sz w:val="28"/><w:szCs w:val="28"/></w:rPr><w:t xml:space="preserve">ระบบมอบหมายให้</w:t></w:r></w:p></w:tc></w:tr><w:tr><w:trPr><w:cantSplit/></w:trPr><w:tc><w:tcPr><w:tcW w:type="dxa" w:w="4800"/><w:shd w:fill="FFFFFF" w:color="auto" w:val="clear"/><w:tcMar><w:top w:type="dxa" w:w="70"/><w:left w:type="dxa" w:w="120"/><w:bottom w:type="dxa" w:w="70"/><w:right w:type="dxa" w:w="120"/></w:tcMar></w:tcPr><w:p><w:pPr><w:spacing w:after="0"/></w:pPr><w:r><w:rPr><w:sz w:val="28"/><w:szCs w:val="28"/></w:rPr><w:t xml:space="preserve">VA / Pentest</w:t></w:r></w:p></w:tc><w:tc><w:tcPr><w:tcW w:type="dxa" w:w="4800"/><w:shd w:fill="FFFFFF" w:color="auto" w:val="clear"/><w:tcMar><w:top w:type="dxa" w:w="70"/><w:left w:type="dxa" w:w="120"/><w:bottom w:type="dxa" w:w="70"/><w:right w:type="dxa" w:w="120"/></w:tcMar></w:tcPr><w:p><w:pPr><w:spacing w:after="0"/></w:pPr><w:r><w:rPr><w:sz w:val="28"/><w:szCs w:val="28"/></w:rPr><w:t xml:space="preserve">ผู้จัดการทีมทดสอบเจาะระบบ (Red Team Manager)</w:t></w:r></w:p></w:tc></w:tr><w:tr><w:trPr><w:cantSplit/></w:trPr><w:tc><w:tcPr><w:tcW w:type="dxa" w:w="4800"/><w:shd w:fill="F7F8FA" w:color="auto" w:val="clear"/><w:tcMar><w:top w:type="dxa" w:w="70"/><w:left w:type="dxa" w:w="120"/><w:bottom w:type="dxa" w:w="70"/><w:right w:type="dxa" w:w="120"/></w:tcMar></w:tcPr><w:p><w:pPr><w:spacing w:after="0"/></w:pPr><w:r><w:rPr><w:sz w:val="28"/><w:szCs w:val="28"/></w:rPr><w:t xml:space="preserve">Infrastructure Security</w:t></w:r></w:p></w:tc><w:tc><w:tcPr><w:tcW w:type="dxa" w:w="4800"/><w:shd w:fill="F7F8FA" w:color="auto" w:val="clear"/><w:tcMar><w:top w:type="dxa" w:w="70"/><w:left w:type="dxa" w:w="120"/><w:bottom w:type="dxa" w:w="70"/><w:right w:type="dxa" w:w="120"/></w:tcMar></w:tcPr><w:p><w:pPr><w:spacing w:after="0"/></w:pPr><w:r><w:rPr><w:sz w:val="28"/><w:szCs w:val="28"/></w:rPr><w:t xml:space="preserve">ผู้จัดการทีมทดสอบเจาะระบบ (Red Team Manager)</w:t></w:r></w:p></w:tc></w:tr><w:tr><w:trPr><w:cantSplit/></w:trPr><w:tc><w:tcPr><w:tcW w:type="dxa" w:w="4800"/><w:shd w:fill="FFFFFF" w:color="auto" w:val="clear"/><w:tcMar><w:top w:type="dxa" w:w="70"/><w:left w:type="dxa" w:w="120"/><w:bottom w:type="dxa" w:w="70"/><w:right w:type="dxa" w:w="120"/></w:tcMar></w:tcPr><w:p><w:pPr><w:spacing w:after="0"/></w:pPr><w:r><w:rPr><w:sz w:val="28"/><w:szCs w:val="28"/></w:rPr><w:t xml:space="preserve">Forensics / RCA</w:t></w:r></w:p></w:tc><w:tc><w:tcPr><w:tcW w:type="dxa" w:w="4800"/><w:shd w:fill="FFFFFF" w:color="auto" w:val="clear"/><w:tcMar><w:top w:type="dxa" w:w="70"/><w:left w:type="dxa" w:w="120"/><w:bottom w:type="dxa" w:w="70"/><w:right w:type="dxa" w:w="120"/></w:tcMar></w:tcPr><w:p><w:pPr><w:spacing w:after="0"/></w:pPr><w:r><w:rPr><w:sz w:val="28"/><w:szCs w:val="28"/></w:rPr><w:t xml:space="preserve">ผู้เชี่ยวชาญพิสูจน์หลักฐาน (Forensic Analyst)</w:t></w:r></w:p></w:tc></w:tr></w:tbl><w:tbl><w:tblPr><w:tblW w:type="dxa" w:w="9600"/><w:tblBorders><w:top w:val="dashed" w:color="9DB4D4" w:sz="6"/><w:left w:val="dashed" w:color="9DB4D4" w:sz="6"/><w:bottom w:val="dashed" w:color="9DB4D4" w:sz="6"/><w:right w:val="dashed" w:color="9DB4D4" w:sz="6"/><w:insideH w:val="single" w:color="auto" w:sz="4"/><w:insideV w:val="single" w:color="auto" w:sz="4"/></w:tblBorders></w:tblPr><w:tblGrid><w:gridCol w:w="9600"/></w:tblGrid><w:tr><w:tc><w:tcPr><w:tcW w:type="dxa" w:w="9600"/><w:shd w:fill="F7F8FA" w:color="auto" w:val="clear"/><w:tcMar><w:top w:type="dxa" w:w="520"/><w:left w:type="dxa" w:w="200"/><w:bottom w:type="dxa" w:w="520"/><w:right w:type="dxa" w:w="200"/></w:tcMar><w:vAlign w:val="center"/></w:tcPr><w:p><w:pPr><w:spacing w:after="40"/><w:jc w:val="center"/></w:pPr><w:r><w:rPr><w:b/><w:bCs/><w:color w:val="6C7888"/><w:sz w:val="30"/><w:szCs w:val="30"/></w:rPr><w:t xml:space="preserve">[ ตำแหน่งภาพหน้าจอ ]</w:t></w:r></w:p><w:p><w:pPr><w:spacing w:after="40"/><w:jc w:val="center"/></w:pPr><w:r><w:rPr><w:color w:val="1F2D3D"/><w:sz w:val="32"/><w:szCs w:val="32"/></w:rPr><w:t xml:space="preserve">หัวข้อคำขอทีมตอบสนองบนหน้ารายละเอียดตั๋ว พร้อมแบบฟอร์มส่งคำขอ</w:t></w:r></w:p><w:p><w:pPr><w:jc w:val="center"/></w:pPr><w:r><w:rPr><w:rFonts w:ascii="Consolas" w:cs="Consolas" w:eastAsia="Consolas" w:hAnsi="Consolas"/><w:color w:val="9AA6B4"/><w:sz w:val="24"/><w:szCs w:val="24"/></w:rPr><w:t xml:space="preserve">SHOT: MGR-response-request</w:t></w:r></w:p></w:tc></w:tr></w:tbl><w:p><w:pPr><w:spacing w:after="160" w:before="60"/><w:jc w:val="center"/></w:pPr><w:r><w:rPr><w:b/><w:bCs/><w:color w:val="245EA8"/><w:sz w:val="28"/><w:szCs w:val="28"/></w:rPr><w:t xml:space="preserve">รูปที่ 5-2  </w:t></w:r><w:r><w:rPr><w:i/><w:iCs/><w:color w:val="6C7888"/><w:sz w:val="28"/><w:szCs w:val="28"/></w:rPr><w:t xml:space="preserve">หัวข้อคำขอทีมตอบสนองบนหน้ารายละเอียดตั๋ว พร้อมแบบฟอร์มส่งคำขอ</w:t></w:r></w:p><w:tbl><w:tblPr><w:tblW w:type="dxa" w:w="9600"/><w:tblBorders><w:top w:val="single" w:color="FDECEE" w:sz="2"/><w:left w:val="single" w:color="E63946" w:sz="28"/><w:bottom w:val="single" w:color="FDECEE" w:sz="2"/><w:right w:val="single" w:color="FDECEE" w:sz="2"/><w:insideH w:val="single" w:color="auto" w:sz="4"/><w:insideV w:val="single" w:color="auto" w:sz="4"/></w:tblBorders></w:tblPr><w:tblGrid><w:gridCol w:w="9600"/></w:tblGrid><w:tr><w:tc><w:tcPr><w:tcW w:type="dxa" w:w="9600"/><w:shd w:fill="FDECEE" w:color="auto" w:val="clear"/><w:tcMar><w:top w:type="dxa" w:w="140"/><w:left w:type="dxa" w:w="200"/><w:bottom w:type="dxa" w:w="140"/><w:right w:type="dxa" w:w="200"/></w:tcMar></w:tcPr><w:p><w:pPr><w:spacing w:after="60"/></w:pPr><w:r><w:rPr><w:b/><w:bCs/><w:color w:val="E63946"/><w:sz w:val="30"/><w:szCs w:val="30"/></w:rPr><w:t xml:space="preserve">ข้อควรระวัง</w:t></w:r></w:p><w:p><w:pPr><w:spacing w:after="0"/></w:pPr><w:r><w:rPr><w:sz w:val="32"/><w:szCs w:val="32"/></w:rPr><w:t xml:space="preserve">ตราบใดที่ยังมีคำขอที่ยังไม่เสร็จ ตั๋วนั้นจะปิดเป็น “อนุมัติแล้ว” ไม่ได้ ระบบส่งอีเมลแจ้งทีมเมื่อมีคำขอใหม่ และแจ้งกลับคุณเมื่อคำขอเสร็จ</w:t></w:r></w:p></w:tc></w:tr></w:tbl><w:p><w:pPr><w:spacing w:after="80"/></w:pPr></w:p><w:tbl><w:tblPr><w:tblW w:type="dxa" w:w="9600"/><w:tblBorders><w:top w:val="single" w:color="F1F3F6" w:sz="2"/><w:left w:val="single" w:color="6C7888" w:sz="28"/><w:bottom w:val="single" w:color="F1F3F6" w:sz="2"/><w:right w:val="single" w:color="F1F3F6" w:sz="2"/><w:insideH w:val="single" w:color="auto" w:sz="4"/><w:insideV w:val="single" w:color="auto" w:sz="4"/></w:tblBorders></w:tblPr><w:tblGrid><w:gridCol w:w="9600"/></w:tblGrid><w:tr><w:tc><w:tcPr><w:tcW w:type="dxa" w:w="9600"/><w:shd w:fill="F1F3F6" w:color="auto" w:val="clear"/><w:tcMar><w:top w:type="dxa" w:w="140"/><w:left w:type="dxa" w:w="200"/><w:bottom w:type="dxa" w:w="140"/><w:right w:type="dxa" w:w="200"/></w:tcMar></w:tcPr><w:p><w:pPr><w:spacing w:after="60"/></w:pPr><w:r><w:rPr><w:b/><w:bCs/><w:color w:val="6C7888"/><w:sz w:val="30"/><w:szCs w:val="30"/></w:rPr><w:t xml:space="preserve">สิ่งที่ต้องจำ</w:t></w:r></w:p><w:p><w:pPr><w:spacing w:after="60"/></w:pPr><w:r><w:rPr><w:b/><w:bCs/><w:sz w:val="32"/><w:szCs w:val="32"/></w:rPr><w:t xml:space="preserve">ปรับปรุง v1.7.0: </w:t></w:r><w:r><w:rPr><w:sz w:val="32"/><w:szCs w:val="32"/></w:rPr><w:t xml:space="preserve">แบบฟอร์มสร้าง “งานย่อยภายใน SOC” แบบเดิม (การสืบสวน / มาตรการตอบโต้) </w:t></w:r><w:r><w:rPr><w:b/><w:bCs/><w:sz w:val="32"/><w:szCs w:val="32"/></w:rPr><w:t xml:space="preserve">ถูกยกเลิกแล้ว</w:t></w:r><w:r><w:rPr><w:sz w:val="32"/><w:szCs w:val="32"/></w:rPr><w:t xml:space="preserve"> — คำขอทีมตอบสนองคือช่องทางเดียวที่ใช้งานอยู่ รายการเก่ายังอ่านย้อนหลังได้ใต้หัวข้อ </w:t></w:r><w:r><w:rPr><w:b/><w:bCs/><w:color w:val="1F2D3D"/><w:sz w:val="32"/><w:szCs w:val="32"/></w:rPr><w:t xml:space="preserve">บันทึกภายในเดิม (เลิกใช้แล้ว)</w:t></w:r><w:r><w:rPr><w:sz w:val="32"/><w:szCs w:val="32"/></w:rPr><w:t xml:space="preserve"> ในหน้าเดียวกัน ไม่มีข้อมูลสูญหาย</w:t></w:r></w:p><w:p><w:pPr><w:spacing w:after="0"/></w:pPr><w:r><w:rPr><w:b/><w:bCs/><w:sz w:val="32"/><w:szCs w:val="32"/></w:rPr><w:t xml:space="preserve">เพิ่ม v1.6.0: </w:t></w:r><w:r><w:rPr><w:sz w:val="32"/><w:szCs w:val="32"/></w:rPr><w:t xml:space="preserve">ทีมตอบสนองปิดคำขอได้แม้ตั๋วต้นเรื่อง </w:t></w:r><w:r><w:rPr><w:b/><w:bCs/><w:sz w:val="32"/><w:szCs w:val="32"/></w:rPr><w:t xml:space="preserve">ปิดเป็น Event</w:t></w:r><w:r><w:rPr><w:sz w:val="32"/><w:szCs w:val="32"/></w:rPr><w:t xml:space="preserve"> ไปแล้ว ส่วนตั๋วที่อนุมัติปิดหรือยกเลิกแล้วจะถูกตรึง</w:t></w:r></w:p></w:tc></w:tr></w:tbl><w:p><w:pPr><w:spacing w:after="80"/></w:pPr></w:p><w:tbl><w:tblPr><w:tblW w:type="dxa" w:w="9600"/><w:tblBorders><w:top w:val="single" w:color="EAF1FB" w:sz="2"/><w:left w:val="single" w:color="245EA8" w:sz="28"/><w:bottom w:val="single" w:color="EAF1FB" w:sz="2"/><w:right w:val="single" w:color="EAF1FB" w:sz="2"/><w:insideH w:val="single" w:color="auto" w:sz="4"/><w:insideV w:val="single" w:color="auto" w:sz="4"/></w:tblBorders></w:tblPr><w:tblGrid><w:gridCol w:w="9600"/></w:tblGrid><w:tr><w:tc><w:tcPr><w:tcW w:type="dxa" w:w="9600"/><w:shd w:fill="EAF1FB" w:color="auto" w:val="clear"/><w:tcMar><w:top w:type="dxa" w:w="140"/><w:left w:type="dxa" w:w="200"/><w:bottom w:type="dxa" w:w="140"/><w:right w:type="dxa" w:w="200"/></w:tcMar></w:tcPr><w:p><w:pPr><w:spacing w:after="60"/></w:pPr><w:r><w:rPr><w:b/><w:bCs/><w:color w:val="245EA8"/><w:sz w:val="30"/><w:szCs w:val="30"/></w:rPr><w:t xml:space="preserve">เคล็ดลับ</w:t></w:r></w:p><w:p><w:pPr><w:spacing w:after="0"/></w:pPr><w:r><w:rPr><w:sz w:val="32"/><w:szCs w:val="32"/></w:rPr><w:t xml:space="preserve">คำขอประเภท </w:t></w:r><w:r><w:rPr><w:b/><w:bCs/><w:sz w:val="32"/><w:szCs w:val="32"/></w:rPr><w:t xml:space="preserve">Forensics / RCA</w:t></w:r><w:r><w:rPr><w:sz w:val="32"/><w:szCs w:val="32"/></w:rPr><w:t xml:space="preserve"> ไม่ใช้แบบฟอร์มอัปเดตแบบคำขออื่น แต่เปิดเป็นพื้นที่ทำงานเฉพาะ (RCA Workspace) ดู 5.12</w:t></w:r></w:p></w:tc></w:tr></w:tbl><w:p><w:pPr><w:pStyle w:val="Heading2"/></w:pPr><w:r><w:t xml:space="preserve">5.3 ประเมินสถานะฉุกเฉินใหม่</w:t></w:r></w:p><w:p><w:pPr><w:spacing w:after="120"/></w:pPr><w:r><w:rPr><w:sz w:val="32"/><w:szCs w:val="32"/></w:rPr><w:t xml:space="preserve">หากสถานการณ์เปลี่ยน ให้กด </w:t></w:r><w:r><w:rPr><w:b/><w:bCs/><w:color w:val="1F2D3D"/><w:sz w:val="32"/><w:szCs w:val="32"/></w:rPr><w:t xml:space="preserve">ประเมินสถานะฉุกเฉินใหม่</w:t></w:r><w:r><w:rPr><w:sz w:val="32"/><w:szCs w:val="32"/></w:rPr><w:t xml:space="preserve"> ในหน้ารายละเอียดตั๋ว โดย</w:t></w:r><w:r><w:rPr><w:b/><w:bCs/><w:sz w:val="32"/><w:szCs w:val="32"/></w:rPr><w:t xml:space="preserve">ต้องระบุเหตุผล</w:t></w:r><w:r><w:rPr><w:sz w:val="32"/><w:szCs w:val="32"/></w:rPr><w:t xml:space="preserve"> ระบบบันทึกค่าเดิม → ค่าใหม่ ผู้ทำ เวลา และเหตุผลไว้ในประวัติ</w:t></w:r></w:p><w:tbl><w:tblPr><w:tblW w:type="dxa" w:w="9600"/><w:tblBorders><w:top w:val="single" w:color="F1F3F6" w:sz="2"/><w:left w:val="single" w:color="6C7888" w:sz="28"/><w:bottom w:val="single" w:color="F1F3F6" w:sz="2"/><w:right w:val="single" w:color="F1F3F6" w:sz="2"/><w:insideH w:val="single" w:color="auto" w:sz="4"/><w:insideV w:val="single" w:color="auto" w:sz="4"/></w:tblBorders></w:tblPr><w:tblGrid><w:gridCol w:w="9600"/></w:tblGrid><w:tr><w:tc><w:tcPr><w:tcW w:type="dxa" w:w="9600"/><w:shd w:fill="F1F3F6" w:color="auto" w:val="clear"/><w:tcMar><w:top w:type="dxa" w:w="140"/><w:left w:type="dxa" w:w="200"/><w:bottom w:type="dxa" w:w="140"/><w:right w:type="dxa" w:w="200"/></w:tcMar></w:tcPr><w:p><w:pPr><w:spacing w:after="60"/></w:pPr><w:r><w:rPr><w:b/><w:bCs/><w:color w:val="6C7888"/><w:sz w:val="30"/><w:szCs w:val="30"/></w:rPr><w:t xml:space="preserve">สิ่งที่ต้องจำ</w:t></w:r></w:p><w:p><w:pPr><w:spacing w:after="0"/></w:pPr><w:r><w:rPr><w:sz w:val="32"/><w:szCs w:val="32"/></w:rPr><w:t xml:space="preserve">ทำได้เฉพาะตั๋วที่ยังไม่ปิดงานและผ่านขั้นตรวจก่อนมอบหมายไปแล้ว — ปิดเคสแล้วเปลี่ยนไม่ได้, ที่ขั้นตรวจก่อนมอบหมายให้ใช้การประเมินครั้งแรกแทน และเคสที่กำลังเฝ้าระวัง (Monitoring) ยังประเมินฉุกเฉินไม่ได้เพราะยังไม่ถูกจัดประเภท</w:t></w:r></w:p></w:tc></w:tr></w:tbl><w:p><w:pPr><w:pStyle w:val="Heading2"/></w:pPr><w:r><w:t xml:space="preserve">5.4 อนุมัติปิดตั๋วฉุกเฉิน</w:t></w:r></w:p><w:p><w:pPr><w:spacing w:after="120"/></w:pPr><w:r><w:rPr><w:sz w:val="32"/><w:szCs w:val="32"/></w:rPr><w:t xml:space="preserve">ตั๋วฉุกเฉินที่ผ่านการตรวจรับของ Tier 2 แล้วจะเข้าสถานะ </w:t></w:r><w:r><w:rPr><w:b/><w:bCs/><w:sz w:val="32"/><w:szCs w:val="32"/></w:rPr><w:t xml:space="preserve">รอผู้จัดการตรวจสอบ</w:t></w:r><w:r><w:rPr><w:sz w:val="32"/><w:szCs w:val="32"/></w:rPr><w:t xml:space="preserve"> การ์ด </w:t></w:r><w:r><w:rPr><w:b/><w:bCs/><w:sz w:val="32"/><w:szCs w:val="32"/></w:rPr><w:t xml:space="preserve">ผู้จัดการ SOC ตรวจสอบ</w:t></w:r><w:r><w:rPr><w:sz w:val="32"/><w:szCs w:val="32"/></w:rPr><w:t xml:space="preserve"> ให้คุณกรอกบันทึกและอนุมัติปิดงาน</w:t></w:r></w:p><w:tbl><w:tblPr><w:tblW w:type="dxa" w:w="9600"/><w:tblBorders><w:top w:val="dashed" w:color="9DB4D4" w:sz="6"/><w:left w:val="dashed" w:color="9DB4D4" w:sz="6"/><w:bottom w:val="dashed" w:color="9DB4D4" w:sz="6"/><w:right w:val="dashed" w:color="9DB4D4" w:sz="6"/><w:insideH w:val="single" w:color="auto" w:sz="4"/><w:insideV w:val="single" w:color="auto" w:sz="4"/></w:tblBorders></w:tblPr><w:tblGrid><w:gridCol w:w="9600"/></w:tblGrid><w:tr><w:tc><w:tcPr><w:tcW w:type="dxa" w:w="9600"/><w:shd w:fill="F7F8FA" w:color="auto" w:val="clear"/><w:tcMar><w:top w:type="dxa" w:w="520"/><w:left w:type="dxa" w:w="200"/><w:bottom w:type="dxa" w:w="520"/><w:right w:type="dxa" w:w="200"/></w:tcMar><w:vAlign w:val="center"/></w:tcPr><w:p><w:pPr><w:spacing w:after="40"/><w:jc w:val="center"/></w:pPr><w:r><w:rPr><w:b/><w:bCs/><w:color w:val="6C7888"/><w:sz w:val="30"/><w:szCs w:val="30"/></w:rPr><w:t xml:space="preserve">[ ตำแหน่งภาพหน้าจอ ]</w:t></w:r></w:p><w:p><w:pPr><w:spacing w:after="40"/><w:jc w:val="center"/></w:pPr><w:r><w:rPr><w:color w:val="1F2D3D"/><w:sz w:val="32"/><w:szCs w:val="32"/></w:rPr><w:t xml:space="preserve">การ์ดผู้จัดการ SOC ตรวจสอบ พร้อมปุ่มอนุมัติปิดงาน</w:t></w:r></w:p><w:p><w:pPr><w:jc w:val="center"/></w:pPr><w:r><w:rPr><w:rFonts w:ascii="Consolas" w:cs="Consolas" w:eastAsia="Consolas" w:hAnsi="Consolas"/><w:color w:val="9AA6B4"/><w:sz w:val="24"/><w:szCs w:val="24"/></w:rPr><w:t xml:space="preserve">SHOT: MGR-approve</w:t></w:r></w:p></w:tc></w:tr></w:tbl><w:p><w:pPr><w:spacing w:after="160" w:before="60"/><w:jc w:val="center"/></w:pPr><w:r><w:rPr><w:b/><w:bCs/><w:color w:val="245EA8"/><w:sz w:val="28"/><w:szCs w:val="28"/></w:rPr><w:t xml:space="preserve">รูปที่ 5-3  </w:t></w:r><w:r><w:rPr><w:i/><w:iCs/><w:color w:val="6C7888"/><w:sz w:val="28"/><w:szCs w:val="28"/></w:rPr><w:t xml:space="preserve">การ์ดผู้จัดการ SOC ตรวจสอบ พร้อมปุ่มอนุมัติปิดงาน</w:t></w:r></w:p><w:p><w:pPr><w:pStyle w:val="Heading2"/></w:pPr><w:r><w:t xml:space="preserve">5.5 ตรวจการปิดแบบ Event ที่ถูกปรับลด</w:t></w:r></w:p><w:p><w:pPr><w:spacing w:after="120"/></w:pPr><w:r><w:rPr><w:sz w:val="32"/><w:szCs w:val="32"/></w:rPr><w:t xml:space="preserve">เมื่อ Tier 2 ปรับเคสที่ถูกส่งต่อจาก Incident เป็น Event ตั๋วจะเข้าสถานะ </w:t></w:r><w:r><w:rPr><w:b/><w:bCs/><w:sz w:val="32"/><w:szCs w:val="32"/></w:rPr><w:t xml:space="preserve">รอผู้จัดการตรวจสอบการปิดแบบ Event</w:t></w:r></w:p><w:p><w:pPr><w:pStyle w:val="ListParagraph"/><w:numPr><w:ilvl w:val="0"/><w:numId w:val="5"/></w:numPr><w:spacing w:after="80"/></w:pPr><w:r><w:rPr><w:sz w:val="32"/><w:szCs w:val="32"/></w:rPr><w:t xml:space="preserve">เห็นด้วยว่าไม่เป็นภัยจริง → ปิดเป็น Event</w:t></w:r></w:p><w:p><w:pPr><w:pStyle w:val="ListParagraph"/><w:numPr><w:ilvl w:val="0"/><w:numId w:val="5"/></w:numPr><w:spacing w:after="80"/></w:pPr><w:r><w:rPr><w:sz w:val="32"/><w:szCs w:val="32"/></w:rPr><w:t xml:space="preserve">ไม่เห็นด้วย → ตีกลับเป็น Incident ให้ Tier 2 ดำเนินการต่อ</w:t></w:r></w:p><w:p><w:pPr><w:pStyle w:val="Heading2"/></w:pPr><w:r><w:t xml:space="preserve">5.6 ย้อนขั้นตอน (Step-back)</w:t></w:r></w:p><w:p><w:pPr><w:spacing w:after="120"/></w:pPr><w:r><w:rPr><w:sz w:val="32"/><w:szCs w:val="32"/></w:rPr><w:t xml:space="preserve">เมื่อมอบหมายผิดพลาดหรือต้องทบทวนใหม่ คุณสามารถส่งเคสกลับไปยังขั้นตอนก่อนหน้าได้จากการ์ด </w:t></w:r><w:r><w:rPr><w:b/><w:bCs/><w:color w:val="1F2D3D"/><w:sz w:val="32"/><w:szCs w:val="32"/></w:rPr><w:t xml:space="preserve">ย้อนขั้นตอน (ผู้จัดการ SOC)</w:t></w:r><w:r><w:rPr><w:sz w:val="32"/><w:szCs w:val="32"/></w:rPr><w:t xml:space="preserve"> บนหน้ารายละเอียดตั๋ว — เป็นอำนาจของ </w:t></w:r><w:r><w:rPr><w:b/><w:bCs/><w:sz w:val="32"/><w:szCs w:val="32"/></w:rPr><w:t xml:space="preserve">ผู้จัดการ SOC เท่านั้น</w:t></w:r><w:r><w:rPr><w:sz w:val="32"/><w:szCs w:val="32"/></w:rPr><w:t xml:space="preserve"> ไม่มีบทบาทอื่นย้อนสถานะได้</w:t></w:r></w:p><w:p><w:pPr><w:spacing w:after="120"/></w:pPr><w:r><w:rPr><w:sz w:val="32"/><w:szCs w:val="32"/></w:rPr><w:t xml:space="preserve">ระบบเลือกปลายทางให้เองตามขั้นตอนปัจจุบันและเลนที่ Tier 1 กำหนดไว้ คุณจึงย้อนได้ทีละหนึ่งขั้น ไม่ใช่เลือกสถานะได้อิสระ:</w:t></w:r></w:p><w:tbl><w:tblPr><w:tblW w:type="dxa" w:w="9600"/><w:tblBorders><w:top w:val="single" w:color="E1E6ED" w:sz="2"/><w:left w:val="single" w:color="E1E6ED" w:sz="2"/><w:bottom w:val="single" w:color="E1E6ED" w:sz="2"/><w:right w:val="single" w:color="E1E6ED" w:sz="2"/><w:insideH w:val="single" w:color="E1E6ED" w:sz="2"/><w:insideV w:val="single" w:color="E1E6ED" w:sz="2"/></w:tblBorders></w:tblPr><w:tblGrid><w:gridCol w:w="3000"/><w:gridCol w:w="3300"/><w:gridCol w:w="3300"/></w:tblGrid><w:tr><w:trPr><w:cantSplit/><w:tblHeader/></w:trPr><w:tc><w:tcPr><w:tcW w:type="dxa" w:w="3000"/><w:shd w:fill="1A1A2E" w:color="auto" w:val="clear"/><w:tcMar><w:top w:type="dxa" w:w="80"/><w:left w:type="dxa" w:w="120"/><w:bottom w:type="dxa" w:w="80"/><w:right w:type="dxa" w:w="120"/></w:tcMar></w:tcPr><w:p><w:r><w:rPr><w:b/><w:bCs/><w:color w:val="FFFFFF"/><w:sz w:val="28"/><w:szCs w:val="28"/></w:rPr><w:t xml:space="preserve">ตั๋วอยู่ที่</w:t></w:r></w:p></w:tc><w:tc><w:tcPr><w:tcW w:type="dxa" w:w="3300"/><w:shd w:fill="1A1A2E" w:color="auto" w:val="clear"/><w:tcMar><w:top w:type="dxa" w:w="80"/><w:left w:type="dxa" w:w="120"/><w:bottom w:type="dxa" w:w="80"/><w:right w:type="dxa" w:w="120"/></w:tcMar></w:tcPr><w:p><w:r><w:rPr><w:b/><w:bCs/><w:color w:val="FFFFFF"/><w:sz w:val="28"/><w:szCs w:val="28"/></w:rPr><w:t xml:space="preserve">ย้อนกลับไป</w:t></w:r></w:p></w:tc><w:tc><w:tcPr><w:tcW w:type="dxa" w:w="3300"/><w:shd w:fill="1A1A2E" w:color="auto" w:val="clear"/><w:tcMar><w:top w:type="dxa" w:w="80"/><w:left w:type="dxa" w:w="120"/><w:bottom w:type="dxa" w:w="80"/><w:right w:type="dxa" w:w="120"/></w:tcMar></w:tcPr><w:p><w:r><w:rPr><w:b/><w:bCs/><w:color w:val="FFFFFF"/><w:sz w:val="28"/><w:szCs w:val="28"/></w:rPr><w:t xml:space="preserve">ใช้เมื่อ</w:t></w:r></w:p></w:tc></w:tr><w:tr><w:trPr><w:cantSplit/></w:trPr><w:tc><w:tcPr><w:tcW w:type="dxa" w:w="3000"/><w:shd w:fill="FFFFFF" w:color="auto" w:val="clear"/><w:tcMar><w:top w:type="dxa" w:w="70"/><w:left w:type="dxa" w:w="120"/><w:bottom w:type="dxa" w:w="70"/><w:right w:type="dxa" w:w="120"/></w:tcMar></w:tcPr><w:p><w:pPr><w:spacing w:after="0"/></w:pPr><w:r><w:rPr><w:b/><w:bCs/><w:sz w:val="28"/><w:szCs w:val="28"/></w:rPr><w:t xml:space="preserve">รอการจัดการจากผู้ดูแลระบบ</w:t></w:r><w:r><w:rPr><w:rFonts w:ascii="Consolas" w:cs="Consolas" w:eastAsia="Consolas" w:hAnsi="Consolas"/><w:color w:val="6C7888"/><w:sz w:val="24"/><w:szCs w:val="24"/></w:rPr><w:br/><w:t xml:space="preserve">AWAITING_CONTAINMENT</w:t></w:r></w:p></w:tc><w:tc><w:tcPr><w:tcW w:type="dxa" w:w="3300"/><w:shd w:fill="FFFFFF" w:color="auto" w:val="clear"/><w:tcMar><w:top w:type="dxa" w:w="70"/><w:left w:type="dxa" w:w="120"/><w:bottom w:type="dxa" w:w="70"/><w:right w:type="dxa" w:w="120"/></w:tcMar></w:tcPr><w:p><w:pPr><w:spacing w:after="0"/></w:pPr><w:r><w:rPr><w:sz w:val="28"/><w:szCs w:val="28"/></w:rPr><w:t xml:space="preserve">รอผู้จัดการ SOC ตรวจ (ก่อนมอบหมาย)</w:t></w:r></w:p></w:tc><w:tc><w:tcPr><w:tcW w:type="dxa" w:w="3300"/><w:shd w:fill="FFFFFF" w:color="auto" w:val="clear"/><w:tcMar><w:top w:type="dxa" w:w="70"/><w:left w:type="dxa" w:w="120"/><w:bottom w:type="dxa" w:w="70"/><w:right w:type="dxa" w:w="120"/></w:tcMar></w:tcPr><w:p><w:pPr><w:spacing w:after="0"/></w:pPr><w:r><w:rPr><w:sz w:val="28"/><w:szCs w:val="28"/></w:rPr><w:t xml:space="preserve">มอบหมายผิดผู้ดูแลระบบ หรือต้องประเมินความรุนแรงใหม่</w:t></w:r></w:p></w:tc></w:tr><w:tr><w:trPr><w:cantSplit/></w:trPr><w:tc><w:tcPr><w:tcW w:type="dxa" w:w="3000"/><w:shd w:fill="F7F8FA" w:color="auto" w:val="clear"/><w:tcMar><w:top w:type="dxa" w:w="70"/><w:left w:type="dxa" w:w="120"/><w:bottom w:type="dxa" w:w="70"/><w:right w:type="dxa" w:w="120"/></w:tcMar></w:tcPr><w:p><w:pPr><w:spacing w:after="0"/></w:pPr><w:r><w:rPr><w:b/><w:bCs/><w:sz w:val="28"/><w:szCs w:val="28"/></w:rPr><w:t xml:space="preserve">รอเจ้าของระบบดำเนินการเอง</w:t></w:r><w:r><w:rPr><w:rFonts w:ascii="Consolas" w:cs="Consolas" w:eastAsia="Consolas" w:hAnsi="Consolas"/><w:color w:val="6C7888"/><w:sz w:val="24"/><w:szCs w:val="24"/></w:rPr><w:br/><w:t xml:space="preserve">AWAITING_OWNER</w:t></w:r></w:p></w:tc><w:tc><w:tcPr><w:tcW w:type="dxa" w:w="3300"/><w:shd w:fill="F7F8FA" w:color="auto" w:val="clear"/><w:tcMar><w:top w:type="dxa" w:w="70"/><w:left w:type="dxa" w:w="120"/><w:bottom w:type="dxa" w:w="70"/><w:right w:type="dxa" w:w="120"/></w:tcMar></w:tcPr><w:p><w:pPr><w:spacing w:after="0"/></w:pPr><w:r><w:rPr><w:sz w:val="28"/><w:szCs w:val="28"/></w:rPr><w:t xml:space="preserve">รอผู้จัดการ SOC ตรวจ (ก่อนมอบหมาย)</w:t></w:r></w:p></w:tc><w:tc><w:tcPr><w:tcW w:type="dxa" w:w="3300"/><w:shd w:fill="F7F8FA" w:color="auto" w:val="clear"/><w:tcMar><w:top w:type="dxa" w:w="70"/><w:left w:type="dxa" w:w="120"/><w:bottom w:type="dxa" w:w="70"/><w:right w:type="dxa" w:w="120"/></w:tcMar></w:tcPr><w:p><w:pPr><w:spacing w:after="0"/></w:pPr><w:r><w:rPr><w:sz w:val="28"/><w:szCs w:val="28"/></w:rPr><w:t xml:space="preserve">เลือกเส้นทางเจ้าของระบบผิด หรือต้องทบทวนก่อน</w:t></w:r></w:p></w:tc></w:tr><w:tr><w:trPr><w:cantSplit/></w:trPr><w:tc><w:tcPr><w:tcW w:type="dxa" w:w="3000"/><w:shd w:fill="FFFFFF" w:color="auto" w:val="clear"/><w:tcMar><w:top w:type="dxa" w:w="70"/><w:left w:type="dxa" w:w="120"/><w:bottom w:type="dxa" w:w="70"/><w:right w:type="dxa" w:w="120"/></w:tcMar></w:tcPr><w:p><w:pPr><w:spacing w:after="0"/></w:pPr><w:r><w:rPr><w:b/><w:bCs/><w:sz w:val="28"/><w:szCs w:val="28"/></w:rPr><w:t xml:space="preserve">รอผู้จัดการตรวจสอบ</w:t></w:r><w:r><w:rPr><w:rFonts w:ascii="Consolas" w:cs="Consolas" w:eastAsia="Consolas" w:hAnsi="Consolas"/><w:color w:val="6C7888"/><w:sz w:val="24"/><w:szCs w:val="24"/></w:rPr><w:br/><w:t xml:space="preserve">PENDING_MANAGER</w:t></w:r></w:p></w:tc><w:tc><w:tcPr><w:tcW w:type="dxa" w:w="3300"/><w:shd w:fill="FFFFFF" w:color="auto" w:val="clear"/><w:tcMar><w:top w:type="dxa" w:w="70"/><w:left w:type="dxa" w:w="120"/><w:bottom w:type="dxa" w:w="70"/><w:right w:type="dxa" w:w="120"/></w:tcMar></w:tcPr><w:p><w:pPr><w:spacing w:after="0"/></w:pPr><w:r><w:rPr><w:sz w:val="28"/><w:szCs w:val="28"/></w:rPr><w:t xml:space="preserve">ขั้นตรวจรับของ Tier 2 ในเลนเดิม</w:t></w:r></w:p></w:tc><w:tc><w:tcPr><w:tcW w:type="dxa" w:w="3300"/><w:shd w:fill="FFFFFF" w:color="auto" w:val="clear"/><w:tcMar><w:top w:type="dxa" w:w="70"/><w:left w:type="dxa" w:w="120"/><w:bottom w:type="dxa" w:w="70"/><w:right w:type="dxa" w:w="120"/></w:tcMar></w:tcPr><w:p><w:pPr><w:spacing w:after="0"/></w:pPr><w:r><w:rPr><w:sz w:val="28"/><w:szCs w:val="28"/></w:rPr><w:t xml:space="preserve">ข้อมูลจากขั้นตรวจรับยังไม่พอให้อนุมัติปิด</w:t></w:r></w:p></w:tc></w:tr></w:tbl><w:p><w:pPr><w:spacing w:after="140"/></w:pPr></w:p><w:p><w:pPr><w:pStyle w:val="ListParagraph"/><w:numPr><w:ilvl w:val="0"/><w:numId w:val="6"/></w:numPr><w:spacing w:after="80"/></w:pPr><w:r><w:rPr><w:sz w:val="32"/><w:szCs w:val="32"/></w:rPr><w:t xml:space="preserve">เปิดการ์ด </w:t></w:r><w:r><w:rPr><w:b/><w:bCs/><w:color w:val="1F2D3D"/><w:sz w:val="32"/><w:szCs w:val="32"/></w:rPr><w:t xml:space="preserve">ย้อนขั้นตอน (ผู้จัดการ SOC)</w:t></w:r><w:r><w:rPr><w:sz w:val="32"/><w:szCs w:val="32"/></w:rPr><w:t xml:space="preserve"> ปุ่มจะบอกปลายทางไว้แล้ว</w:t></w:r></w:p><w:p><w:pPr><w:pStyle w:val="ListParagraph"/><w:numPr><w:ilvl w:val="0"/><w:numId w:val="6"/></w:numPr><w:spacing w:after="80"/></w:pPr><w:r><w:rPr><w:sz w:val="32"/><w:szCs w:val="32"/></w:rPr><w:t xml:space="preserve">กรอก </w:t></w:r><w:r><w:rPr><w:b/><w:bCs/><w:color w:val="1F2D3D"/><w:sz w:val="32"/><w:szCs w:val="32"/></w:rPr><w:t xml:space="preserve">เหตุผล</w:t></w:r><w:r><w:rPr><w:sz w:val="32"/><w:szCs w:val="32"/></w:rPr><w:t xml:space="preserve"> — </w:t></w:r><w:r><w:rPr><w:b/><w:bCs/><w:sz w:val="32"/><w:szCs w:val="32"/></w:rPr><w:t xml:space="preserve">บังคับ</w:t></w:r><w:r><w:rPr><w:sz w:val="32"/><w:szCs w:val="32"/></w:rPr><w:t xml:space="preserve"> และถูกบันทึกไว้ในประวัติของตั๋ว</w:t></w:r></w:p><w:p><w:pPr><w:pStyle w:val="ListParagraph"/><w:numPr><w:ilvl w:val="0"/><w:numId w:val="6"/></w:numPr><w:spacing w:after="80"/></w:pPr><w:r><w:rPr><w:sz w:val="32"/><w:szCs w:val="32"/></w:rPr><w:t xml:space="preserve">กดปุ่มย้อนกลับ ตั๋วจะกลับไปอยู่ในมือของขั้นตอนนั้นทันที</w:t></w:r></w:p><w:tbl><w:tblPr><w:tblW w:type="dxa" w:w="9600"/><w:tblBorders><w:top w:val="dashed" w:color="9DB4D4" w:sz="6"/><w:left w:val="dashed" w:color="9DB4D4" w:sz="6"/><w:bottom w:val="dashed" w:color="9DB4D4" w:sz="6"/><w:right w:val="dashed" w:color="9DB4D4" w:sz="6"/><w:insideH w:val="single" w:color="auto" w:sz="4"/><w:insideV w:val="single" w:color="auto" w:sz="4"/></w:tblBorders></w:tblPr><w:tblGrid><w:gridCol w:w="9600"/></w:tblGrid><w:tr><w:tc><w:tcPr><w:tcW w:type="dxa" w:w="9600"/><w:shd w:fill="F7F8FA" w:color="auto" w:val="clear"/><w:tcMar><w:top w:type="dxa" w:w="520"/><w:left w:type="dxa" w:w="200"/><w:bottom w:type="dxa" w:w="520"/><w:right w:type="dxa" w:w="200"/></w:tcMar><w:vAlign w:val="center"/></w:tcPr><w:p><w:pPr><w:spacing w:after="40"/><w:jc w:val="center"/></w:pPr><w:r><w:rPr><w:b/><w:bCs/><w:color w:val="6C7888"/><w:sz w:val="30"/><w:szCs w:val="30"/></w:rPr><w:t xml:space="preserve">[ ตำแหน่งภาพหน้าจอ ]</w:t></w:r></w:p><w:p><w:pPr><w:spacing w:after="40"/><w:jc w:val="center"/></w:pPr><w:r><w:rPr><w:color w:val="1F2D3D"/><w:sz w:val="32"/><w:szCs w:val="32"/></w:rPr><w:t xml:space="preserve">การ์ดย้อนขั้นตอนบนหน้ารายละเอียดตั๋ว พร้อมช่องเหตุผลที่บังคับกรอก</w:t></w:r></w:p><w:p><w:pPr><w:jc w:val="center"/></w:pPr><w:r><w:rPr><w:rFonts w:ascii="Consolas" w:cs="Consolas" w:eastAsia="Consolas" w:hAnsi="Consolas"/><w:color w:val="9AA6B4"/><w:sz w:val="24"/><w:szCs w:val="24"/></w:rPr><w:t xml:space="preserve">SHOT: MGR-step-back</w:t></w:r></w:p></w:tc></w:tr></w:tbl><w:p><w:pPr><w:spacing w:after="160" w:before="60"/><w:jc w:val="center"/></w:pPr><w:r><w:rPr><w:b/><w:bCs/><w:color w:val="245EA8"/><w:sz w:val="28"/><w:szCs w:val="28"/></w:rPr><w:t xml:space="preserve">รูปที่ 5-4  </w:t></w:r><w:r><w:rPr><w:i/><w:iCs/><w:color w:val="6C7888"/><w:sz w:val="28"/><w:szCs w:val="28"/></w:rPr><w:t xml:space="preserve">การ์ดย้อนขั้นตอนบนหน้ารายละเอียดตั๋ว พร้อมช่องเหตุผลที่บังคับกรอก</w:t></w:r></w:p><w:tbl><w:tblPr><w:tblW w:type="dxa" w:w="9600"/><w:tblBorders><w:top w:val="single" w:color="F1F3F6" w:sz="2"/><w:left w:val="single" w:color="6C7888" w:sz="28"/><w:bottom w:val="single" w:color="F1F3F6" w:sz="2"/><w:right w:val="single" w:color="F1F3F6" w:sz="2"/><w:insideH w:val="single" w:color="auto" w:sz="4"/><w:insideV w:val="single" w:color="auto" w:sz="4"/></w:tblBorders></w:tblPr><w:tblGrid><w:gridCol w:w="9600"/></w:tblGrid><w:tr><w:tc><w:tcPr><w:tcW w:type="dxa" w:w="9600"/><w:shd w:fill="F1F3F6" w:color="auto" w:val="clear"/><w:tcMar><w:top w:type="dxa" w:w="140"/><w:left w:type="dxa" w:w="200"/><w:bottom w:type="dxa" w:w="140"/><w:right w:type="dxa" w:w="200"/></w:tcMar></w:tcPr><w:p><w:pPr><w:spacing w:after="60"/></w:pPr><w:r><w:rPr><w:b/><w:bCs/><w:color w:val="6C7888"/><w:sz w:val="30"/><w:szCs w:val="30"/></w:rPr><w:t xml:space="preserve">สิ่งที่ต้องจำ</w:t></w:r></w:p><w:p><w:pPr><w:spacing w:after="0"/></w:pPr><w:r><w:rPr><w:sz w:val="32"/><w:szCs w:val="32"/></w:rPr><w:t xml:space="preserve">การย้อนขั้นตอนไม่ลบลายเซ็นผู้ตรวจ (Verified) ผู้อนุมัติ หรือผลการประเมินฉุกเฉินเดิม และใช้กับตั๋วที่ปิดหรือยกเลิกไปแล้วไม่ได้ — การปิดเคสยังเป็นจุดสิ้นสุดเสมอ</w:t></w:r></w:p></w:tc></w:tr></w:tbl><w:p><w:pPr><w:pStyle w:val="Heading2"/></w:pPr><w:r><w:t xml:space="preserve">5.7 ตัดสินคำขอยกเลิกตั๋ว (เพิ่ม v1.5.0)</w:t></w:r></w:p><w:p><w:pPr><w:spacing w:after="120"/></w:pPr><w:r><w:rPr><w:sz w:val="32"/><w:szCs w:val="32"/></w:rPr><w:t xml:space="preserve">ตั๋วที่ </w:t></w:r><w:r><w:rPr><w:b/><w:bCs/><w:sz w:val="32"/><w:szCs w:val="32"/></w:rPr><w:t xml:space="preserve">ซ้ำ</w:t></w:r><w:r><w:rPr><w:sz w:val="32"/><w:szCs w:val="32"/></w:rPr><w:t xml:space="preserve"> หรือ </w:t></w:r><w:r><w:rPr><w:b/><w:bCs/><w:sz w:val="32"/><w:szCs w:val="32"/></w:rPr><w:t xml:space="preserve">เปิดผิด</w:t></w:r><w:r><w:rPr><w:sz w:val="32"/><w:szCs w:val="32"/></w:rPr><w:t xml:space="preserve"> สามารถจบด้วยสถานะ </w:t></w:r><0/><w:r><w:rPr><w:sz w:val="32"/><w:szCs w:val="32"/></w:rPr><w:t xml:space="preserve"> ได้โดยไม่ต้องจัดเป็น Event หรือรับรองการแก้ไข เมื่อผู้ปฏิบัติงานยื่นคำขอยกเลิก การ์ด </w:t></w:r><w:r><w:rPr><w:b/><w:bCs/><w:sz w:val="32"/><w:szCs w:val="32"/></w:rPr><w:t xml:space="preserve">การตัดสินคำขอยกเลิก (ผู้จัดการ SOC)</w:t></w:r><w:r><w:rPr><w:sz w:val="32"/><w:szCs w:val="32"/></w:rPr><w:t xml:space="preserve"> จะแสดงในหน้ารายละเอียดตั๋วให้คุณ </w:t></w:r><w:r><w:rPr><w:b/><w:bCs/><w:sz w:val="32"/><w:szCs w:val="32"/></w:rPr><w:t xml:space="preserve">อนุมัติ / ปฏิเสธ / หรือยกเลิกโดยตรง</w:t></w:r></w:p><w:p><w:pPr><w:pStyle w:val="ListParagraph"/><w:numPr><w:ilvl w:val="0"/><w:numId w:val="7"/></w:numPr><w:spacing w:after="80"/></w:pPr><w:r><w:rPr><w:sz w:val="32"/><w:szCs w:val="32"/></w:rPr><w:t xml:space="preserve">เปิดตั๋วที่มีคำขอยกเลิกค้างอยู่ อ่านเหตุผล (</w:t></w:r><w:r><w:rPr><w:b/><w:bCs/><w:color w:val="1F2D3D"/><w:sz w:val="32"/><w:szCs w:val="32"/></w:rPr><w:t xml:space="preserve">รายการซ้ำ / สร้างรายการผิด / เหตุผลอื่น</w:t></w:r><w:r><w:rPr><w:sz w:val="32"/><w:szCs w:val="32"/></w:rPr><w:t xml:space="preserve">) และคำอธิบายของผู้ยื่น กรณี “รายการซ้ำ” ตรวจว่าตั๋วที่อ้างอิงมีอยู่จริงและยังไม่ถูกยกเลิก</w:t></w:r></w:p><w:p><w:pPr><w:pStyle w:val="ListParagraph"/><w:numPr><w:ilvl w:val="0"/><w:numId w:val="7"/></w:numPr><w:spacing w:after="80"/></w:pPr><w:r><w:rPr><w:sz w:val="32"/><w:szCs w:val="32"/></w:rPr><w:t xml:space="preserve">เลือก </w:t></w:r><w:r><w:rPr><w:b/><w:bCs/><w:color w:val="1F2D3D"/><w:sz w:val="32"/><w:szCs w:val="32"/></w:rPr><w:t xml:space="preserve">อนุมัติ</w:t></w:r><w:r><w:rPr><w:sz w:val="32"/><w:szCs w:val="32"/></w:rPr><w:t xml:space="preserve">, </w:t></w:r><w:r><w:rPr><w:b/><w:bCs/><w:color w:val="1F2D3D"/><w:sz w:val="32"/><w:szCs w:val="32"/></w:rPr><w:t xml:space="preserve">ปฏิเสธ</w:t></w:r><w:r><w:rPr><w:sz w:val="32"/><w:szCs w:val="32"/></w:rPr><w:t xml:space="preserve"> หรือ </w:t></w:r><w:r><w:rPr><w:b/><w:bCs/><w:color w:val="1F2D3D"/><w:sz w:val="32"/><w:szCs w:val="32"/></w:rPr><w:t xml:space="preserve">ยกเลิกโดยตรง</w:t></w:r><w:r><w:rPr><w:sz w:val="32"/><w:szCs w:val="32"/></w:rPr><w:t xml:space="preserve"> พร้อมกรอกเหตุผล — ทุกการตัดสินถูกบันทึกแยกในประวัติของตั๋ว</w:t></w:r></w:p><w:tbl><w:tblPr><w:tblW w:type="dxa" w:w="9600"/><w:tblBorders><w:top w:val="dashed" w:color="9DB4D4" w:sz="6"/><w:left w:val="dashed" w:color="9DB4D4" w:sz="6"/><w:bottom w:val="dashed" w:color="9DB4D4" w:sz="6"/><w:right w:val="dashed" w:color="9DB4D4" w:sz="6"/><w:insideH w:val="single" w:color="auto" w:sz="4"/><w:insideV w:val="single" w:color="auto" w:sz="4"/></w:tblBorders></w:tblPr><w:tblGrid><w:gridCol w:w="9600"/></w:tblGrid><w:tr><w:tc><w:tcPr><w:tcW w:type="dxa" w:w="9600"/><w:shd w:fill="F7F8FA" w:color="auto" w:val="clear"/><w:tcMar><w:top w:type="dxa" w:w="520"/><w:left w:type="dxa" w:w="200"/><w:bottom w:type="dxa" w:w="520"/><w:right w:type="dxa" w:w="200"/></w:tcMar><w:vAlign w:val="center"/></w:tcPr><w:p><w:pPr><w:spacing w:after="40"/><w:jc w:val="center"/></w:pPr><w:r><w:rPr><w:b/><w:bCs/><w:color w:val="6C7888"/><w:sz w:val="30"/><w:szCs w:val="30"/></w:rPr><w:t xml:space="preserve">[ ตำแหน่งภาพหน้าจอ ]</w:t></w:r></w:p><w:p><w:pPr><w:spacing w:after="40"/><w:jc w:val="center"/></w:pPr><w:r><w:rPr><w:color w:val="1F2D3D"/><w:sz w:val="32"/><w:szCs w:val="32"/></w:rPr><w:t xml:space="preserve">การ์ดการตัดสินคำขอยกเลิกของผู้จัดการ SOC บนหน้ารายละเอียดตั๋ว</w:t></w:r></w:p><w:p><w:pPr><w:jc w:val="center"/></w:pPr><w:r><w:rPr><w:rFonts w:ascii="Consolas" w:cs="Consolas" w:eastAsia="Consolas" w:hAnsi="Consolas"/><w:color w:val="9AA6B4"/><w:sz w:val="24"/><w:szCs w:val="24"/></w:rPr><w:t xml:space="preserve">SHOT: MGR-cancel-decision</w:t></w:r></w:p></w:tc></w:tr></w:tbl><w:p><w:pPr><w:spacing w:after="160" w:before="60"/><w:jc w:val="center"/></w:pPr><w:r><w:rPr><w:b/><w:bCs/><w:color w:val="245EA8"/><w:sz w:val="28"/><w:szCs w:val="28"/></w:rPr><w:t xml:space="preserve">รูปที่ 5-5  </w:t></w:r><w:r><w:rPr><w:i/><w:iCs/><w:color w:val="6C7888"/><w:sz w:val="28"/><w:szCs w:val="28"/></w:rPr><w:t xml:space="preserve">การ์ดการตัดสินคำขอยกเลิกของผู้จัดการ SOC บนหน้ารายละเอียดตั๋ว</w:t></w:r></w:p><w:tbl><w:tblPr><w:tblW w:type="dxa" w:w="9600"/><w:tblBorders><w:top w:val="single" w:color="FDECEE" w:sz="2"/><w:left w:val="single" w:color="E63946" w:sz="28"/><w:bottom w:val="single" w:color="FDECEE" w:sz="2"/><w:right w:val="single" w:color="FDECEE" w:sz="2"/><w:insideH w:val="single" w:color="auto" w:sz="4"/><w:insideV w:val="single" w:color="auto" w:sz="4"/></w:tblBorders></w:tblPr><w:tblGrid><w:gridCol w:w="9600"/></w:tblGrid><w:tr><w:tc><w:tcPr><w:tcW w:type="dxa" w:w="9600"/><w:shd w:fill="FDECEE" w:color="auto" w:val="clear"/><w:tcMar><w:top w:type="dxa" w:w="140"/><w:left w:type="dxa" w:w="200"/><w:bottom w:type="dxa" w:w="140"/><w:right w:type="dxa" w:w="200"/></w:tcMar></w:tcPr><w:p><w:pPr><w:spacing w:after="60"/></w:pPr><w:r><w:rPr><w:b/><w:bCs/><w:color w:val="E63946"/><w:sz w:val="30"/><w:szCs w:val="30"/></w:rPr><w:t xml:space="preserve">ข้อควรระวัง</w:t></w:r></w:p><w:p><w:pPr><w:spacing w:after="0"/></w:pPr><w:r><w:rPr><w:sz w:val="32"/><w:szCs w:val="32"/></w:rPr><w:t xml:space="preserve">การอนุมัติยกเลิกต้อง</w:t></w:r><w:r><w:rPr><w:b/><w:bCs/><w:sz w:val="32"/><w:szCs w:val="32"/></w:rPr><w:t xml:space="preserve">ปิดหรือยกเลิกงานย่อย/คำขอทีมตอบสนองที่ค้างอยู่ก่อน</w:t></w:r><w:r><w:rPr><w:sz w:val="32"/><w:szCs w:val="32"/></w:rPr><w:t xml:space="preserve"> (งานเหล่านั้นจะกลายเป็น “ยกเลิกแล้ว” ไม่ใช่ “เสร็จสิ้น”) คำขอที่ค้างอยู่ </w:t></w:r><w:r><w:rPr><w:b/><w:bCs/><w:sz w:val="32"/><w:szCs w:val="32"/></w:rPr><w:t xml:space="preserve">ไม่หยุดนาฬิกา OLA และไม่เลื่อนขั้นตอน</w:t></w:r><w:r><w:rPr><w:sz w:val="32"/><w:szCs w:val="32"/></w:rPr><w:t xml:space="preserve"> งานยังเดินต่อตามปกติ</w:t></w:r></w:p></w:tc></w:tr></w:tbl><w:tbl><w:tblPr><w:tblW w:type="dxa" w:w="9600"/><w:tblBorders><w:top w:val="single" w:color="F1F3F6" w:sz="2"/><w:left w:val="single" w:color="6C7888" w:sz="28"/><w:bottom w:val="single" w:color="F1F3F6" w:sz="2"/><w:right w:val="single" w:color="F1F3F6" w:sz="2"/><w:insideH w:val="single" w:color="auto" w:sz="4"/><w:insideV w:val="single" w:color="auto" w:sz="4"/></w:tblBorders></w:tblPr><w:tblGrid><w:gridCol w:w="9600"/></w:tblGrid><w:tr><w:tc><w:tcPr><w:tcW w:type="dxa" w:w="9600"/><w:shd w:fill="F1F3F6" w:color="auto" w:val="clear"/><w:tcMar><w:top w:type="dxa" w:w="140"/><w:left w:type="dxa" w:w="200"/><w:bottom w:type="dxa" w:w="140"/><w:right w:type="dxa" w:w="200"/></w:tcMar></w:tcPr><w:p><w:pPr><w:spacing w:after="60"/></w:pPr><w:r><w:rPr><w:b/><w:bCs/><w:color w:val="6C7888"/><w:sz w:val="30"/><w:szCs w:val="30"/></w:rPr><w:t xml:space="preserve">สิ่งที่ต้องจำ</w:t></w:r></w:p><w:p><w:pPr><w:spacing w:after="0"/></w:pPr><w:r><w:rPr><w:sz w:val="32"/><w:szCs w:val="32"/></w:rPr><w:t xml:space="preserve">ตั๋วที่ยกเลิกแล้วเป็นสถานะสิ้นสุด ออกจากคิวและแรงกดดัน OLA และไม่ถูกนับในสถิติการปิดงานสำเร็จและ MTTR แต่ประวัติผู้ยื่น/ผู้ตัดสิน/เหตุผล/เวลายังเก็บครบ และรายงานจะระบุว่าเป็นการยกเลิก</w:t></w:r></w:p></w:tc></w:tr></w:tbl><w:p><w:pPr><w:pStyle w:val="Heading2"/></w:pPr><w:r><w:t xml:space="preserve">5.8 แก้ไขข้อมูลเคส (เพิ่ม v1.7.0)</w:t></w:r></w:p><w:p><w:pPr><w:spacing w:after="120"/></w:pPr><w:r><w:rPr><w:sz w:val="32"/><w:szCs w:val="32"/></w:rPr><w:t xml:space="preserve">คุณแก้เนื้อหาของเคสได้ทุกใบที่ยังไม่ปิด ผ่านปุ่ม </w:t></w:r><w:r><w:rPr><w:b/><w:bCs/><w:color w:val="1F2D3D"/><w:sz w:val="32"/><w:szCs w:val="32"/></w:rPr><w:t xml:space="preserve">แก้ไขข้อมูล</w:t></w:r><w:r><w:rPr><w:sz w:val="32"/><w:szCs w:val="32"/></w:rPr><w:t xml:space="preserve"> บนหน้ารายละเอียดตั๋ว — มีประโยชน์เมื่อพบข้อมูลผิดระหว่างตรวจก่อนมอบหมาย และไม่อยากตีกลับทั้งใบเพียงเพราะพิมพ์ผิด</w:t></w:r></w:p><w:p><w:pPr><w:spacing w:after="120"/></w:pPr><w:r><w:rPr><w:sz w:val="32"/><w:szCs w:val="32"/></w:rPr><w:t xml:space="preserve">หน้าแก้ไขบังคับให้กรอก </w:t></w:r><w:r><w:rPr><w:b/><w:bCs/><w:color w:val="1F2D3D"/><w:sz w:val="32"/><w:szCs w:val="32"/></w:rPr><w:t xml:space="preserve">เหตุผลในการแก้ไข</w:t></w:r><w:r><w:rPr><w:sz w:val="32"/><w:szCs w:val="32"/></w:rPr><w:t xml:space="preserve"> เสมอ และบันทึกทุกช่องที่เปลี่ยนเป็นคู่ค่าเดิม → ค่าใหม่ พร้อมชื่อผู้แก้และเวลา ดูย้อนหลังได้ที่หัวข้อ </w:t></w:r><w:r><w:rPr><w:b/><w:bCs/><w:color w:val="1F2D3D"/><w:sz w:val="32"/><w:szCs w:val="32"/></w:rPr><w:t xml:space="preserve">ประวัติการแก้ไขข้อมูล</w:t></w:r><w:r><w:rPr><w:sz w:val="32"/><w:szCs w:val="32"/></w:rPr><w:t xml:space="preserve"> บนหน้ารายละเอียดตั๋ว</w:t></w:r></w:p><w:tbl><w:tblPr><w:tblW w:type="dxa" w:w="9600"/><w:tblBorders><w:top w:val="dashed" w:color="9DB4D4" w:sz="6"/><w:left w:val="dashed" w:color="9DB4D4" w:sz="6"/><w:bottom w:val="dashed" w:color="9DB4D4" w:sz="6"/><w:right w:val="dashed" w:color="9DB4D4" w:sz="6"/><w:insideH w:val="single" w:color="auto" w:sz="4"/><w:insideV w:val="single" w:color="auto" w:sz="4"/></w:tblBorders></w:tblPr><w:tblGrid><w:gridCol w:w="9600"/></w:tblGrid><w:tr><w:tc><w:tcPr><w:tcW w:type="dxa" w:w="9600"/><w:shd w:fill="F7F8FA" w:color="auto" w:val="clear"/><w:tcMar><w:top w:type="dxa" w:w="520"/><w:left w:type="dxa" w:w="200"/><w:bottom w:type="dxa" w:w="520"/><w:right w:type="dxa" w:w="200"/></w:tcMar><w:vAlign w:val="center"/></w:tcPr><w:p><w:pPr><w:spacing w:after="40"/><w:jc w:val="center"/></w:pPr><w:r><w:rPr><w:b/><w:bCs/><w:color w:val="6C7888"/><w:sz w:val="30"/><w:szCs w:val="30"/></w:rPr><w:t xml:space="preserve">[ ตำแหน่งภาพหน้าจอ ]</w:t></w:r></w:p><w:p><w:pPr><w:spacing w:after="40"/><w:jc w:val="center"/></w:pPr><w:r><w:rPr><w:color w:val="1F2D3D"/><w:sz w:val="32"/><w:szCs w:val="32"/></w:rPr><w:t xml:space="preserve">หน้าแก้ไขข้อมูลเคส แสดงการ์ดข้อมูลเคสและช่องเหตุผลที่บังคับกรอก</w:t></w:r></w:p><w:p><w:pPr><w:jc w:val="center"/></w:pPr><w:r><w:rPr><w:rFonts w:ascii="Consolas" w:cs="Consolas" w:eastAsia="Consolas" w:hAnsi="Consolas"/><w:color w:val="9AA6B4"/><w:sz w:val="24"/><w:szCs w:val="24"/></w:rPr><w:t xml:space="preserve">SHOT: MGR-ticket-edit</w:t></w:r></w:p></w:tc></w:tr></w:tbl><w:p><w:pPr><w:spacing w:after="160" w:before="60"/><w:jc w:val="center"/></w:pPr><w:r><w:rPr><w:b/><w:bCs/><w:color w:val="245EA8"/><w:sz w:val="28"/><w:szCs w:val="28"/></w:rPr><w:t xml:space="preserve">รูปที่ 5-6  </w:t></w:r><w:r><w:rPr><w:i/><w:iCs/><w:color w:val="6C7888"/><w:sz w:val="28"/><w:szCs w:val="28"/></w:rPr><w:t xml:space="preserve">หน้าแก้ไขข้อมูลเคส แสดงการ์ดข้อมูลเคสและช่องเหตุผลที่บังคับกรอก</w:t></w:r></w:p><w:tbl><w:tblPr><w:tblW w:type="dxa" w:w="9600"/><w:tblBorders><w:top w:val="single" w:color="FDECEE" w:sz="2"/><w:left w:val="single" w:color="E63946" w:sz="28"/><w:bottom w:val="single" w:color="FDECEE" w:sz="2"/><w:right w:val="single" w:color="FDECEE" w:sz="2"/><w:insideH w:val="single" w:color="auto" w:sz="4"/><w:insideV w:val="single" w:color="auto" w:sz="4"/></w:tblBorders></w:tblPr><w:tblGrid><w:gridCol w:w="9600"/></w:tblGrid><w:tr><w:tc><w:tcPr><w:tcW w:type="dxa" w:w="9600"/><w:shd w:fill="FDECEE" w:color="auto" w:val="clear"/><w:tcMar><w:top w:type="dxa" w:w="140"/><w:left w:type="dxa" w:w="200"/><w:bottom w:type="dxa" w:w="140"/><w:right w:type="dxa" w:w="200"/></w:tcMar></w:tcPr><w:p><w:pPr><w:spacing w:after="60"/></w:pPr><w:r><w:rPr><w:b/><w:bCs/><w:color w:val="E63946"/><w:sz w:val="30"/><w:szCs w:val="30"/></w:rPr><w:t xml:space="preserve">ข้อควรระวัง</w:t></w:r></w:p><w:p><w:pPr><w:spacing w:after="0"/></w:pPr><w:r><w:rPr><w:sz w:val="32"/><w:szCs w:val="32"/></w:rPr><w:t xml:space="preserve">การแก้ไขข้อมูล </w:t></w:r><w:r><w:rPr><w:b/><w:bCs/><w:sz w:val="32"/><w:szCs w:val="32"/></w:rPr><w:t xml:space="preserve">ไม่ใช่การย้อนขั้นตอน</w:t></w:r><w:r><w:rPr><w:sz w:val="32"/><w:szCs w:val="32"/></w:rPr><w:t xml:space="preserve"> — หน้านี้ไม่เปลี่ยนสถานะ ไม่เปลี่ยนเส้นทางการมอบหมาย และไม่แตะลายเซ็นผู้ตรวจหรือผู้อนุมัติ หากต้องการเปลี่ยนขั้นตอน ให้ใช้การย้อนขั้นตอนในข้อ 5.6</w:t></w:r></w:p></w:tc></w:tr></w:tbl><w:p><w:pPr><w:spacing w:after="80"/></w:pPr></w:p><w:tbl><w:tblPr><w:tblW w:type="dxa" w:w="9600"/><w:tblBorders><w:top w:val="single" w:color="F1F3F6" w:sz="2"/><w:left w:val="single" w:color="6C7888" w:sz="28"/><w:bottom w:val="single" w:color="F1F3F6" w:sz="2"/><w:right w:val="single" w:color="F1F3F6" w:sz="2"/><w:insideH w:val="single" w:color="auto" w:sz="4"/><w:insideV w:val="single" w:color="auto" w:sz="4"/></w:tblBorders></w:tblPr><w:tblGrid><w:gridCol w:w="9600"/></w:tblGrid><w:tr><w:tc><w:tcPr><w:tcW w:type="dxa" w:w="9600"/><w:shd w:fill="F1F3F6" w:color="auto" w:val="clear"/><w:tcMar><w:top w:type="dxa" w:w="140"/><w:left w:type="dxa" w:w="200"/><w:bottom w:type="dxa" w:w="140"/><w:right w:type="dxa" w:w="200"/></w:tcMar></w:tcPr><w:p><w:pPr><w:spacing w:after="60"/></w:pPr><w:r><w:rPr><w:b/><w:bCs/><w:color w:val="6C7888"/><w:sz w:val="30"/><w:szCs w:val="30"/></w:rPr><w:t xml:space="preserve">สิ่งที่ต้องจำ</w:t></w:r></w:p><w:p><w:pPr><w:spacing w:after="0"/></w:pPr><w:r><w:rPr><w:sz w:val="32"/><w:szCs w:val="32"/></w:rPr><w:t xml:space="preserve">เคสที่ยกเลิกแล้วแก้ไม่ได้เลยไม่ว่าใคร และเคสที่ปิดไปแล้ว (อนุมัติ / ปิด Event) แก้ได้เฉพาะผู้ดูแลระบบสูงสุดเท่านั้น — การปิดเคสยังเป็นจุดสิ้นสุดเสมอ</w:t></w:r></w:p></w:tc></w:tr></w:tbl><w:p><w:pPr><w:pStyle w:val="Heading2"/></w:pPr><w:r><w:t xml:space="preserve">5.9 ค้นหา IOC — ค้นอะไรได้บ้าง</w:t></w:r></w:p><w:p><w:pPr><w:spacing w:after="120"/></w:pPr><w:r><w:rPr><w:sz w:val="32"/><w:szCs w:val="32"/></w:rPr><w:t xml:space="preserve">เมนู </w:t></w:r><w:r><w:rPr><w:b/><w:bCs/><w:color w:val="245EA8"/><w:sz w:val="32"/><w:szCs w:val="32"/></w:rPr><w:t xml:space="preserve">เคส › ค้นหา IOC</w:t></w:r><w:r><w:rPr><w:sz w:val="32"/><w:szCs w:val="32"/></w:rPr><w:t xml:space="preserve"> (หัวข้อหน้าจอ: ค้นหา IOC / Ticket) ใช้ตรวจว่าค่าหนึ่ง ๆ เคยปรากฏในเคสใดมาก่อน ก่อนตัดสินว่าเหตุการณ์นี้เป็นเรื่องโดด ๆ หรือเป็นชุดเดียวกับเคสเก่า ผลลัพธ์แยกเป็นสองการ์ด: </w:t></w:r><w:r><w:rPr><w:b/><w:bCs/><w:sz w:val="32"/><w:szCs w:val="32"/></w:rPr><w:t xml:space="preserve">เคส</w:t></w:r><w:r><w:rPr><w:sz w:val="32"/><w:szCs w:val="32"/></w:rPr><w:t xml:space="preserve"> (ค้นจากทุกช่องของตั๋วและค่าตัวบ่งชี้ทั้ง 6 ประเภท) และ </w:t></w:r><w:r><w:rPr><w:b/><w:bCs/><w:sz w:val="32"/><w:szCs w:val="32"/></w:rPr><w:t xml:space="preserve">บันทึกการคัดกรอง</w:t></w:r><w:r><w:rPr><w:sz w:val="32"/><w:szCs w:val="32"/></w:rPr><w:t xml:space="preserve"> (ประวัติการคัดแยก Alert)</w:t></w:r></w:p><w:tbl><w:tblPr><w:tblW w:type="dxa" w:w="9600"/><w:tblBorders><w:top w:val="dashed" w:color="9DB4D4" w:sz="6"/><w:left w:val="dashed" w:color="9DB4D4" w:sz="6"/><w:bottom w:val="dashed" w:color="9DB4D4" w:sz="6"/><w:right w:val="dashed" w:color="9DB4D4" w:sz="6"/><w:insideH w:val="single" w:color="auto" w:sz="4"/><w:insideV w:val="single" w:color="auto" w:sz="4"/></w:tblBorders></w:tblPr><w:tblGrid><w:gridCol w:w="9600"/></w:tblGrid><w:tr><w:tc><w:tcPr><w:tcW w:type="dxa" w:w="9600"/><w:shd w:fill="F7F8FA" w:color="auto" w:val="clear"/><w:tcMar><w:top w:type="dxa" w:w="520"/><w:left w:type="dxa" w:w="200"/><w:bottom w:type="dxa" w:w="520"/><w:right w:type="dxa" w:w="200"/></w:tcMar><w:vAlign w:val="center"/></w:tcPr><w:p><w:pPr><w:spacing w:after="40"/><w:jc w:val="center"/></w:pPr><w:r><w:rPr><w:b/><w:bCs/><w:color w:val="6C7888"/><w:sz w:val="30"/><w:szCs w:val="30"/></w:rPr><w:t xml:space="preserve">[ ตำแหน่งภาพหน้าจอ ]</w:t></w:r></w:p><w:p><w:pPr><w:spacing w:after="40"/><w:jc w:val="center"/></w:pPr><w:r><w:rPr><w:color w:val="1F2D3D"/><w:sz w:val="32"/><w:szCs w:val="32"/></w:rPr><w:t xml:space="preserve">หน้าค้นหา IOC แสดงผลแยกเป็นการ์ดเคสและการ์ดบันทึกการคัดกรอง</w:t></w:r></w:p><w:p><w:pPr><w:jc w:val="center"/></w:pPr><w:r><w:rPr><w:rFonts w:ascii="Consolas" w:cs="Consolas" w:eastAsia="Consolas" w:hAnsi="Consolas"/><w:color w:val="9AA6B4"/><w:sz w:val="24"/><w:szCs w:val="24"/></w:rPr><w:t xml:space="preserve">SHOT: MGR-ioc-search</w:t></w:r></w:p></w:tc></w:tr></w:tbl><w:p><w:pPr><w:spacing w:after="160" w:before="60"/><w:jc w:val="center"/></w:pPr><w:r><w:rPr><w:b/><w:bCs/><w:color w:val="245EA8"/><w:sz w:val="28"/><w:szCs w:val="28"/></w:rPr><w:t xml:space="preserve">รูปที่ 5-7  </w:t></w:r><w:r><w:rPr><w:i/><w:iCs/><w:color w:val="6C7888"/><w:sz w:val="28"/><w:szCs w:val="28"/></w:rPr><w:t xml:space="preserve">หน้าค้นหา IOC แสดงผลแยกเป็นการ์ดเคสและการ์ดบันทึกการคัดกรอง</w:t></w:r></w:p><w:tbl><w:tblPr><w:tblW w:type="dxa" w:w="9600"/><w:tblBorders><w:top w:val="single" w:color="F1F3F6" w:sz="2"/><w:left w:val="single" w:color="6C7888" w:sz="28"/><w:bottom w:val="single" w:color="F1F3F6" w:sz="2"/><w:right w:val="single" w:color="F1F3F6" w:sz="2"/><w:insideH w:val="single" w:color="auto" w:sz="4"/><w:insideV w:val="single" w:color="auto" w:sz="4"/></w:tblBorders></w:tblPr><w:tblGrid><w:gridCol w:w="9600"/></w:tblGrid><w:tr><w:tc><w:tcPr><w:tcW w:type="dxa" w:w="9600"/><w:shd w:fill="F1F3F6" w:color="auto" w:val="clear"/><w:tcMar><w:top w:type="dxa" w:w="140"/><w:left w:type="dxa" w:w="200"/><w:bottom w:type="dxa" w:w="140"/><w:right w:type="dxa" w:w="200"/></w:tcMar></w:tcPr><w:p><w:pPr><w:spacing w:after="60"/></w:pPr><w:r><w:rPr><w:b/><w:bCs/><w:color w:val="6C7888"/><w:sz w:val="30"/><w:szCs w:val="30"/></w:rPr><w:t xml:space="preserve">สิ่งที่ต้องจำ</w:t></w:r></w:p><w:p><w:pPr><w:spacing w:after="0"/></w:pPr><w:r><w:rPr><w:sz w:val="32"/><w:szCs w:val="32"/></w:rPr><w:t xml:space="preserve">ในฐานะผู้จัดการ SOC คุณเห็นผลการค้นหาครบทุกเคส ต่างจากบทบาทอื่นที่เห็นเฉพาะเคสของตน — แต่หน้านี้ </w:t></w:r><w:r><w:rPr><w:b/><w:bCs/><w:sz w:val="32"/><w:szCs w:val="32"/></w:rPr><w:t xml:space="preserve">ไม่ได้ค้นจากฐานข้อมูล IOC</w:t></w:r><w:r><w:rPr><w:sz w:val="32"/><w:szCs w:val="32"/></w:rPr><w:t xml:space="preserve"> ซึ่งเปิดได้เฉพาะทีมพิสูจน์หลักฐาน</w:t></w:r></w:p></w:tc></w:tr></w:tbl><w:p><w:pPr><w:pStyle w:val="Heading2"/></w:pPr><w:r><w:t xml:space="preserve">5.10 เพิ่มระบบที่ได้รับผลกระทบเข้ากลุ่ม Project Incident (เพิ่ม v1.5.4)</w:t></w:r></w:p><w:p><w:pPr><w:spacing w:after="120"/></w:pPr><w:r><w:rPr><w:sz w:val="32"/><w:szCs w:val="32"/></w:rPr><w:t xml:space="preserve">เมื่อพบภายหลังว่าเหตุการณ์เดิมกระทบระบบเพิ่ม ให้เพิ่มเข้ากลุ่มเดิมแทนการเปิดกลุ่มใหม่ — ที่หน้า Project Incident กดปุ่ม </w:t></w:r><w:r><w:rPr><w:b/><w:bCs/><w:color w:val="1F2D3D"/><w:sz w:val="32"/><w:szCs w:val="32"/></w:rPr><w:t xml:space="preserve">เพิ่มระบบที่ได้รับผลกระทบ</w:t></w:r><w:r><w:rPr><w:sz w:val="32"/><w:szCs w:val="32"/></w:rPr><w:t xml:space="preserve"> แล้วกรอกชื่อระบบ เลือกเส้นทางของระบบนั้น และรายละเอียดเฉพาะระบบเท่าที่มี</w:t></w:r></w:p><w:tbl><w:tblPr><w:tblW w:type="dxa" w:w="9600"/><w:tblBorders><w:top w:val="dashed" w:color="9DB4D4" w:sz="6"/><w:left w:val="dashed" w:color="9DB4D4" w:sz="6"/><w:bottom w:val="dashed" w:color="9DB4D4" w:sz="6"/><w:right w:val="dashed" w:color="9DB4D4" w:sz="6"/><w:insideH w:val="single" w:color="auto" w:sz="4"/><w:insideV w:val="single" w:color="auto" w:sz="4"/></w:tblBorders></w:tblPr><w:tblGrid><w:gridCol w:w="9600"/></w:tblGrid><w:tr><w:tc><w:tcPr><w:tcW w:type="dxa" w:w="9600"/><w:shd w:fill="F7F8FA" w:color="auto" w:val="clear"/><w:tcMar><w:top w:type="dxa" w:w="520"/><w:left w:type="dxa" w:w="200"/><w:bottom w:type="dxa" w:w="520"/><w:right w:type="dxa" w:w="200"/></w:tcMar><w:vAlign w:val="center"/></w:tcPr><w:p><w:pPr><w:spacing w:after="40"/><w:jc w:val="center"/></w:pPr><w:r><w:rPr><w:b/><w:bCs/><w:color w:val="6C7888"/><w:sz w:val="30"/><w:szCs w:val="30"/></w:rPr><w:t xml:space="preserve">[ ตำแหน่งภาพหน้าจอ ]</w:t></w:r></w:p><w:p><w:pPr><w:spacing w:after="40"/><w:jc w:val="center"/></w:pPr><w:r><w:rPr><w:color w:val="1F2D3D"/><w:sz w:val="32"/><w:szCs w:val="32"/></w:rPr><w:t xml:space="preserve">แบบฟอร์มเพิ่มระบบที่ได้รับผลกระทบบนหน้า Project Incident</w:t></w:r></w:p><w:p><w:pPr><w:jc w:val="center"/></w:pPr><w:r><w:rPr><w:rFonts w:ascii="Consolas" w:cs="Consolas" w:eastAsia="Consolas" w:hAnsi="Consolas"/><w:color w:val="9AA6B4"/><w:sz w:val="24"/><w:szCs w:val="24"/></w:rPr><w:t xml:space="preserve">SHOT: MGR-project-add-member</w:t></w:r></w:p></w:tc></w:tr></w:tbl><w:p><w:pPr><w:spacing w:after="160" w:before="60"/><w:jc w:val="center"/></w:pPr><w:r><w:rPr><w:b/><w:bCs/><w:color w:val="245EA8"/><w:sz w:val="28"/><w:szCs w:val="28"/></w:rPr><w:t xml:space="preserve">รูปที่ 5-8  </w:t></w:r><w:r><w:rPr><w:i/><w:iCs/><w:color w:val="6C7888"/><w:sz w:val="28"/><w:szCs w:val="28"/></w:rPr><w:t xml:space="preserve">แบบฟอร์มเพิ่มระบบที่ได้รับผลกระทบบนหน้า Project Incident</w:t></w:r></w:p><w:tbl><w:tblPr><w:tblW w:type="dxa" w:w="9600"/><w:tblBorders><w:top w:val="single" w:color="E1E6ED" w:sz="2"/><w:left w:val="single" w:color="E1E6ED" w:sz="2"/><w:bottom w:val="single" w:color="E1E6ED" w:sz="2"/><w:right w:val="single" w:color="E1E6ED" w:sz="2"/><w:insideH w:val="single" w:color="E1E6ED" w:sz="2"/><w:insideV w:val="single" w:color="E1E6ED" w:sz="2"/></w:tblBorders></w:tblPr><w:tblGrid><w:gridCol w:w="4200"/><w:gridCol w:w="5400"/></w:tblGrid><w:tr><w:trPr><w:cantSplit/><w:tblHeader/></w:trPr><w:tc><w:tcPr><w:tcW w:type="dxa" w:w="4200"/><w:shd w:fill="1A1A2E" w:color="auto" w:val="clear"/><w:tcMar><w:top w:type="dxa" w:w="80"/><w:left w:type="dxa" w:w="120"/><w:bottom w:type="dxa" w:w="80"/><w:right w:type="dxa" w:w="120"/></w:tcMar></w:tcPr><w:p><w:r><w:rPr><w:b/><w:bCs/><w:color w:val="FFFFFF"/><w:sz w:val="28"/><w:szCs w:val="28"/></w:rPr><w:t xml:space="preserve">จังหวะที่เพิ่ม</w:t></w:r></w:p></w:tc><w:tc><w:tcPr><w:tcW w:type="dxa" w:w="5400"/><w:shd w:fill="1A1A2E" w:color="auto" w:val="clear"/><w:tcMar><w:top w:type="dxa" w:w="80"/><w:left w:type="dxa" w:w="120"/><w:bottom w:type="dxa" w:w="80"/><w:right w:type="dxa" w:w="120"/></w:tcMar></w:tcPr><w:p><w:r><w:rPr><w:b/><w:bCs/><w:color w:val="FFFFFF"/><w:sz w:val="28"/><w:szCs w:val="28"/></w:rPr><w:t xml:space="preserve">ตั๋วใหม่จะไปไหน</w:t></w:r></w:p></w:tc></w:tr><w:tr><w:trPr><w:cantSplit/></w:trPr><w:tc><w:tcPr><w:tcW w:type="dxa" w:w="4200"/><w:shd w:fill="FFFFFF" w:color="auto" w:val="clear"/><w:tcMar><w:top w:type="dxa" w:w="70"/><w:left w:type="dxa" w:w="120"/><w:bottom w:type="dxa" w:w="70"/><w:right w:type="dxa" w:w="120"/></w:tcMar></w:tcPr><w:p><w:pPr><w:spacing w:after="0"/></w:pPr><w:r><w:rPr><w:sz w:val="28"/><w:szCs w:val="28"/></w:rPr><w:t xml:space="preserve">เพิ่มเป็น Event</w:t></w:r></w:p></w:tc><w:tc><w:tcPr><w:tcW w:type="dxa" w:w="5400"/><w:shd w:fill="FFFFFF" w:color="auto" w:val="clear"/><w:tcMar><w:top w:type="dxa" w:w="70"/><w:left w:type="dxa" w:w="120"/><w:bottom w:type="dxa" w:w="70"/><w:right w:type="dxa" w:w="120"/></w:tcMar></w:tcPr><w:p><w:pPr><w:spacing w:after="0"/></w:pPr><w:r><w:rPr><w:sz w:val="28"/><w:szCs w:val="28"/></w:rPr><w:t xml:space="preserve">ส่งให้ Tier 2 ยืนยันก่อนปิด</w:t></w:r></w:p></w:tc></w:tr><w:tr><w:trPr><w:cantSplit/></w:trPr><w:tc><w:tcPr><w:tcW w:type="dxa" w:w="4200"/><w:shd w:fill="F7F8FA" w:color="auto" w:val="clear"/><w:tcMar><w:top w:type="dxa" w:w="70"/><w:left w:type="dxa" w:w="120"/><w:bottom w:type="dxa" w:w="70"/><w:right w:type="dxa" w:w="120"/></w:tcMar></w:tcPr><w:p><w:pPr><w:spacing w:after="0"/></w:pPr><w:r><w:rPr><w:sz w:val="28"/><w:szCs w:val="28"/></w:rPr><w:t xml:space="preserve">เพิ่มเป็น Incident ก่อนกลุ่มผ่าน Project Review</w:t></w:r></w:p></w:tc><w:tc><w:tcPr><w:tcW w:type="dxa" w:w="5400"/><w:shd w:fill="F7F8FA" w:color="auto" w:val="clear"/><w:tcMar><w:top w:type="dxa" w:w="70"/><w:left w:type="dxa" w:w="120"/><w:bottom w:type="dxa" w:w="70"/><w:right w:type="dxa" w:w="120"/></w:tcMar></w:tcPr><w:p><w:pPr><w:spacing w:after="0"/></w:pPr><w:r><w:rPr><w:sz w:val="28"/><w:szCs w:val="28"/></w:rPr><w:t xml:space="preserve">รอคุณตรวจก่อนมอบหมายตามปกติ</w:t></w:r></w:p></w:tc></w:tr><w:tr><w:trPr><w:cantSplit/></w:trPr><w:tc><w:tcPr><w:tcW w:type="dxa" w:w="4200"/><w:shd w:fill="FFFFFF" w:color="auto" w:val="clear"/><w:tcMar><w:top w:type="dxa" w:w="70"/><w:left w:type="dxa" w:w="120"/><w:bottom w:type="dxa" w:w="70"/><w:right w:type="dxa" w:w="120"/></w:tcMar></w:tcPr><w:p><w:pPr><w:spacing w:after="0"/></w:pPr><w:r><w:rPr><w:b/><w:bCs/><w:sz w:val="32"/><w:szCs w:val="32"/></w:rPr><w:t xml:space="preserve">เพิ่มเป็น Incident หลังกลุ่มผ่าน Project Review แล้ว</w:t></w:r></w:p></w:tc><w:tc><w:tcPr><w:tcW w:type="dxa" w:w="5400"/><w:shd w:fill="FFFFFF" w:color="auto" w:val="clear"/><w:tcMar><w:top w:type="dxa" w:w="70"/><w:left w:type="dxa" w:w="120"/><w:bottom w:type="dxa" w:w="70"/><w:right w:type="dxa" w:w="120"/></w:tcMar></w:tcPr><w:p><w:pPr><w:spacing w:after="0"/></w:pPr><w:r><w:rPr><w:sz w:val="32"/><w:szCs w:val="32"/></w:rPr><w:t xml:space="preserve">รับผลการประเมินฉุกเฉินของกลุ่มมาใช้ แล้ว</w:t></w:r><w:r><w:rPr><w:b/><w:bCs/><w:sz w:val="32"/><w:szCs w:val="32"/></w:rPr><w:t xml:space="preserve">เข้าเลนที่เลือกทันที</w:t></w:r><w:r><w:rPr><w:sz w:val="32"/><w:szCs w:val="32"/></w:rPr><w:t xml:space="preserve"> ไม่ต้องรอคุณตรวจซ้ำ</w:t></w:r></w:p></w:tc></w:tr></w:tbl><w:p><w:pPr><w:spacing w:after="140"/></w:pPr></w:p><w:tbl><w:tblPr><w:tblW w:type="dxa" w:w="9600"/><w:tblBorders><w:top w:val="single" w:color="F1F3F6" w:sz="2"/><w:left w:val="single" w:color="6C7888" w:sz="28"/><w:bottom w:val="single" w:color="F1F3F6" w:sz="2"/><w:right w:val="single" w:color="F1F3F6" w:sz="2"/><w:insideH w:val="single" w:color="auto" w:sz="4"/><w:insideV w:val="single" w:color="auto" w:sz="4"/></w:tblBorders></w:tblPr><w:tblGrid><w:gridCol w:w="9600"/></w:tblGrid><w:tr><w:tc><w:tcPr><w:tcW w:type="dxa" w:w="9600"/><w:shd w:fill="F1F3F6" w:color="auto" w:val="clear"/><w:tcMar><w:top w:type="dxa" w:w="140"/><w:left w:type="dxa" w:w="200"/><w:bottom w:type="dxa" w:w="140"/><w:right w:type="dxa" w:w="200"/></w:tcMar></w:tcPr><w:p><w:pPr><w:spacing w:after="60"/></w:pPr><w:r><w:rPr><w:b/><w:bCs/><w:color w:val="6C7888"/><w:sz w:val="30"/><w:szCs w:val="30"/></w:rPr><w:t xml:space="preserve">สิ่งที่ต้องจำ</w:t></w:r></w:p><w:p><w:pPr><w:spacing w:after="0"/></w:pPr><w:r><w:rPr><w:sz w:val="32"/><w:szCs w:val="32"/></w:rPr><w:t xml:space="preserve">ระบบคัดลอกข้อเท็จจริงของเหตุการณ์และตัวบ่งชี้จากตั๋วใบแรกมาให้ คง </w:t></w:r><w:r><w:rPr><w:b/><w:bCs/><w:sz w:val="32"/><w:szCs w:val="32"/></w:rPr><w:t xml:space="preserve">เวลาที่เกิดเหตุเดิม</w:t></w:r><w:r><w:rPr><w:sz w:val="32"/><w:szCs w:val="32"/></w:rPr><w:t xml:space="preserve"> ไว้เพื่อให้ OLA นับถูกต้อง และคงให้ </w:t></w:r><w:r><w:rPr><w:b/><w:bCs/><w:sz w:val="32"/><w:szCs w:val="32"/></w:rPr><w:t xml:space="preserve">ผู้เปิดกลุ่มเป็นเจ้าของตั๋ว</w:t></w:r><w:r><w:rPr><w:sz w:val="32"/><w:szCs w:val="32"/></w:rPr><w:t xml:space="preserve"> ไม่ใช่คุณ</w:t></w:r></w:p></w:tc></w:tr></w:tbl><w:p><w:pPr><w:spacing w:after="80"/></w:pPr></w:p><w:tbl><w:tblPr><w:tblW w:type="dxa" w:w="9600"/><w:tblBorders><w:top w:val="single" w:color="FDECEE" w:sz="2"/><w:left w:val="single" w:color="E63946" w:sz="28"/><w:bottom w:val="single" w:color="FDECEE" w:sz="2"/><w:right w:val="single" w:color="FDECEE" w:sz="2"/><w:insideH w:val="single" w:color="auto" w:sz="4"/><w:insideV w:val="single" w:color="auto" w:sz="4"/></w:tblBorders></w:tblPr><w:tblGrid><w:gridCol w:w="9600"/></w:tblGrid><w:tr><w:tc><w:tcPr><w:tcW w:type="dxa" w:w="9600"/><w:shd w:fill="FDECEE" w:color="auto" w:val="clear"/><w:tcMar><w:top w:type="dxa" w:w="140"/><w:left w:type="dxa" w:w="200"/><w:bottom w:type="dxa" w:w="140"/><w:right w:type="dxa" w:w="200"/></w:tcMar></w:tcPr><w:p><w:pPr><w:spacing w:after="60"/></w:pPr><w:r><w:rPr><w:b/><w:bCs/><w:color w:val="E63946"/><w:sz w:val="30"/><w:szCs w:val="30"/></w:rPr><w:t xml:space="preserve">ข้อควรระวัง</w:t></w:r></w:p><w:p><w:pPr><w:spacing w:after="0"/></w:pPr><w:r><w:rPr><w:sz w:val="32"/><w:szCs w:val="32"/></w:rPr><w:t xml:space="preserve">เพิ่มได้เฉพาะผู้เปิด Project Incident หรือผู้จัดการ SOC ไม่เกิน 25 ระบบต่อกลุ่ม และเมื่อทุกตั๋วในกลุ่มปิดหมดแล้ว กลุ่มจะถูกตรึง เพิ่มอีกไม่ได้</w:t></w:r></w:p></w:tc></w:tr></w:tbl><w:p><w:pPr><w:pStyle w:val="Heading2"/></w:pPr><w:r><w:t xml:space="preserve">5.11 สิทธิ์ทำงานระดับ Tier ชั่วคราว (เพิ่ม v1.5.3)</w:t></w:r></w:p><w:p><w:pPr><w:spacing w:after="120"/></w:pPr><w:r><w:rPr><w:sz w:val="32"/><w:szCs w:val="32"/></w:rPr><w:t xml:space="preserve">เมื่อทีมขาดคน ผู้ดูแลระบบสูงสุด (superuser) สามารถให้สิทธิ์ </w:t></w:r><w:r><w:rPr><w:b/><w:bCs/><w:sz w:val="32"/><w:szCs w:val="32"/></w:rPr><w:t xml:space="preserve">Tier 1 และ Tier 2 ชั่วคราว</w:t></w:r><w:r><w:rPr><w:sz w:val="32"/><w:szCs w:val="32"/></w:rPr><w:t xml:space="preserve"> แก่บัญชีผู้จัดการ SOC ได้จากหน้าจัดการผู้ใช้ใน </w:t></w:r><w:r><w:rPr><w:b/><w:bCs/><w:color w:val="245EA8"/><w:sz w:val="32"/><w:szCs w:val="32"/></w:rPr><w:t xml:space="preserve">ตั้งค่าระบบ › แผงควบคุมผู้ดูแลระบบ</w:t></w:r><w:r><w:rPr><w:sz w:val="32"/><w:szCs w:val="32"/></w:rPr><w:t xml:space="preserve"> — ให้ทั้งสองระดับพร้อมกันเสมอ ไม่แยกให้ทีละระดับ</w:t></w:r></w:p><w:p><w:pPr><w:spacing w:after="120"/></w:pPr><w:r><w:rPr><w:sz w:val="32"/><w:szCs w:val="32"/></w:rPr><w:t xml:space="preserve">ขณะได้รับสิทธิ์ คุณจะเห็นแถบเตือนสีเหลืองอยู่บนทุกหน้าว่า:</w:t></w:r></w:p><w:tbl><w:tblPr><w:tblW w:type="dxa" w:w="9600"/><w:tblBorders><w:top w:val="single" w:color="FDECEE" w:sz="2"/><w:left w:val="single" w:color="E63946" w:sz="28"/><w:bottom w:val="single" w:color="FDECEE" w:sz="2"/><w:right w:val="single" w:color="FDECEE" w:sz="2"/><w:insideH w:val="single" w:color="auto" w:sz="4"/><w:insideV w:val="single" w:color="auto" w:sz="4"/></w:tblBorders></w:tblPr><w:tblGrid><w:gridCol w:w="9600"/></w:tblGrid><w:tr><w:tc><w:tcPr><w:tcW w:type="dxa" w:w="9600"/><w:shd w:fill="FDECEE" w:color="auto" w:val="clear"/><w:tcMar><w:top w:type="dxa" w:w="140"/><w:left w:type="dxa" w:w="200"/><w:bottom w:type="dxa" w:w="140"/><w:right w:type="dxa" w:w="200"/></w:tcMar></w:tcPr><w:p><w:pPr><w:spacing w:after="60"/></w:pPr><w:r><w:rPr><w:b/><w:bCs/><w:color w:val="E63946"/><w:sz w:val="30"/><w:szCs w:val="30"/></w:rPr><w:t xml:space="preserve">ข้อควรระวัง</w:t></w:r></w:p><w:p><w:pPr><w:spacing w:after="0"/></w:pPr><w:r><w:rPr><w:b/><w:bCs/><w:sz w:val="32"/><w:szCs w:val="32"/></w:rPr><w:t xml:space="preserve">โหมดทำงานระดับ Tier ชั่วคราว</w:t></w:r><w:r><w:rPr><w:sz w:val="32"/><w:szCs w:val="32"/></w:rPr><w:t xml:space="preserve"> — คุณได้รับสิทธิ์ Tier 1 และ Tier 2 ชั่วคราวจากผู้ดูแลระบบ (Acting as Tier 1 / Tier 2) แจ้งผู้ดูแลระบบเพื่อยกเลิกเมื่อเสร็จสิ้น</w:t></w:r></w:p></w:tc></w:tr></w:tbl><w:p><w:pPr><w:spacing w:after="80"/></w:pPr></w:p><w:p><w:pPr><w:spacing w:after="120"/></w:pPr><w:r><w:rPr><w:sz w:val="32"/><w:szCs w:val="32"/></w:rPr><w:t xml:space="preserve">และแถบเมนูจะเพิ่มรายการเหล่านี้ให้:</w:t></w:r></w:p><w:p><w:pPr><w:pStyle w:val="ListParagraph"/><w:numPr><w:ilvl w:val="0"/><w:numId w:val="2"/></w:numPr><w:spacing w:after="60"/></w:pPr><w:r><w:rPr><w:b/><w:bCs/><w:color w:val="245EA8"/><w:sz w:val="32"/><w:szCs w:val="32"/></w:rPr><w:t xml:space="preserve">รับเรื่องและคัดกรอง › คิวงาน Tier 1</w:t></w:r></w:p><w:p><w:pPr><w:pStyle w:val="ListParagraph"/><w:numPr><w:ilvl w:val="0"/><w:numId w:val="2"/></w:numPr><w:spacing w:after="60"/></w:pPr><w:r><w:rPr><w:b/><w:bCs/><w:color w:val="245EA8"/><w:sz w:val="32"/><w:szCs w:val="32"/></w:rPr><w:t xml:space="preserve">รับเรื่องและคัดกรอง › คัดกรองการแจ้งเตือนจาก Wazuh</w:t></w:r></w:p><w:p><w:pPr><w:pStyle w:val="ListParagraph"/><w:numPr><w:ilvl w:val="0"/><w:numId w:val="2"/></w:numPr><w:spacing w:after="60"/></w:pPr><w:r><w:rPr><w:b/><w:bCs/><w:color w:val="245EA8"/><w:sz w:val="32"/><w:szCs w:val="32"/></w:rPr><w:t xml:space="preserve">รับเรื่องและคัดกรอง › เปิดเคสใหม่</w:t></w:r></w:p><w:p><w:pPr><w:pStyle w:val="ListParagraph"/><w:numPr><w:ilvl w:val="0"/><w:numId w:val="2"/></w:numPr><w:spacing w:after="60"/></w:pPr><w:r><w:rPr><w:b/><w:bCs/><w:color w:val="245EA8"/><w:sz w:val="32"/><w:szCs w:val="32"/></w:rPr><w:t xml:space="preserve">คิวงานต่างๆ › คิวงาน Tier 2</w:t></w:r></w:p><w:tbl><w:tblPr><w:tblW w:type="dxa" w:w="9600"/><w:tblBorders><w:top w:val="dashed" w:color="9DB4D4" w:sz="6"/><w:left w:val="dashed" w:color="9DB4D4" w:sz="6"/><w:bottom w:val="dashed" w:color="9DB4D4" w:sz="6"/><w:right w:val="dashed" w:color="9DB4D4" w:sz="6"/><w:insideH w:val="single" w:color="auto" w:sz="4"/><w:insideV w:val="single" w:color="auto" w:sz="4"/></w:tblBorders></w:tblPr><w:tblGrid><w:gridCol w:w="9600"/></w:tblGrid><w:tr><w:tc><w:tcPr><w:tcW w:type="dxa" w:w="9600"/><w:shd w:fill="F7F8FA" w:color="auto" w:val="clear"/><w:tcMar><w:top w:type="dxa" w:w="520"/><w:left w:type="dxa" w:w="200"/><w:bottom w:type="dxa" w:w="520"/><w:right w:type="dxa" w:w="200"/></w:tcMar><w:vAlign w:val="center"/></w:tcPr><w:p><w:pPr><w:spacing w:after="40"/><w:jc w:val="center"/></w:pPr><w:r><w:rPr><w:b/><w:bCs/><w:color w:val="6C7888"/><w:sz w:val="30"/><w:szCs w:val="30"/></w:rPr><w:t xml:space="preserve">[ ตำแหน่งภาพหน้าจอ ]</w:t></w:r></w:p><w:p><w:pPr><w:spacing w:after="40"/><w:jc w:val="center"/></w:pPr><w:r><w:rPr><w:color w:val="1F2D3D"/><w:sz w:val="32"/><w:szCs w:val="32"/></w:rPr><w:t xml:space="preserve">แถบเตือนโหมดทำงานระดับ Tier ชั่วคราว และเมนูที่เพิ่มขึ้นสำหรับผู้จัดการ SOC</w:t></w:r></w:p><w:p><w:pPr><w:jc w:val="center"/></w:pPr><w:r><w:rPr><w:rFonts w:ascii="Consolas" w:cs="Consolas" w:eastAsia="Consolas" w:hAnsi="Consolas"/><w:color w:val="9AA6B4"/><w:sz w:val="24"/><w:szCs w:val="24"/></w:rPr><w:t xml:space="preserve">SHOT: MGR-acting-tier-banner</w:t></w:r></w:p></w:tc></w:tr></w:tbl><w:p><w:pPr><w:spacing w:after="160" w:before="60"/><w:jc w:val="center"/></w:pPr><w:r><w:rPr><w:b/><w:bCs/><w:color w:val="245EA8"/><w:sz w:val="28"/><w:szCs w:val="28"/></w:rPr><w:t xml:space="preserve">รูปที่ 5-9  </w:t></w:r><w:r><w:rPr><w:i/><w:iCs/><w:color w:val="6C7888"/><w:sz w:val="28"/><w:szCs w:val="28"/></w:rPr><w:t xml:space="preserve">แถบเตือนโหมดทำงานระดับ Tier ชั่วคราว และเมนูที่เพิ่มขึ้นสำหรับผู้จัดการ SOC</w:t></w:r></w:p><w:tbl><w:tblPr><w:tblW w:type="dxa" w:w="9600"/><w:tblBorders><w:top w:val="single" w:color="FDECEE" w:sz="2"/><w:left w:val="single" w:color="E63946" w:sz="28"/><w:bottom w:val="single" w:color="FDECEE" w:sz="2"/><w:right w:val="single" w:color="FDECEE" w:sz="2"/><w:insideH w:val="single" w:color="auto" w:sz="4"/><w:insideV w:val="single" w:color="auto" w:sz="4"/></w:tblBorders></w:tblPr><w:tblGrid><w:gridCol w:w="9600"/></w:tblGrid><w:tr><w:tc><w:tcPr><w:tcW w:type="dxa" w:w="9600"/><w:shd w:fill="FDECEE" w:color="auto" w:val="clear"/><w:tcMar><w:top w:type="dxa" w:w="140"/><w:left w:type="dxa" w:w="200"/><w:bottom w:type="dxa" w:w="140"/><w:right w:type="dxa" w:w="200"/></w:tcMar></w:tcPr><w:p><w:pPr><w:spacing w:after="60"/></w:pPr><w:r><w:rPr><w:b/><w:bCs/><w:color w:val="E63946"/><w:sz w:val="30"/><w:szCs w:val="30"/></w:rPr><w:t xml:space="preserve">ข้อควรระวัง</w:t></w:r></w:p><w:p><w:pPr><w:spacing w:after="60"/></w:pPr><w:r><w:rPr><w:sz w:val="32"/><w:szCs w:val="32"/></w:rPr><w:t xml:space="preserve">คุณ </w:t></w:r><w:r><w:rPr><w:b/><w:bCs/><w:sz w:val="32"/><w:szCs w:val="32"/></w:rPr><w:t xml:space="preserve">ให้สิทธิ์นี้แก่ตัวเองไม่ได้</w:t></w:r><w:r><w:rPr><w:sz w:val="32"/><w:szCs w:val="32"/></w:rPr><w:t xml:space="preserve"> — ต้องเป็นผู้ดูแลระบบสูงสุดเป็นผู้ให้และเป็นผู้ยกเลิก และขอบเขตของบทบาทอื่นไม่เปลี่ยน: งานควบคุมยังเป็นของผู้ดูแลระบบ และการแก้ไขยังเป็นของเจ้าของระบบเหมือนเดิม</w:t></w:r></w:p><w:p><w:pPr><w:spacing w:after="0"/></w:pPr><w:r><w:rPr><w:sz w:val="32"/><w:szCs w:val="32"/></w:rPr><w:t xml:space="preserve">เป็นสิทธิ์ </w:t></w:r><w:r><w:rPr><w:b/><w:bCs/><w:sz w:val="32"/><w:szCs w:val="32"/></w:rPr><w:t xml:space="preserve">ชั่วคราว</w:t></w:r><w:r><w:rPr><w:sz w:val="32"/><w:szCs w:val="32"/></w:rPr><w:t xml:space="preserve"> ไม่ใช่การเปลี่ยนบทบาทถาวร เมื่อทีมกลับมาปกติควรแจ้งให้ยกเลิกทันที เพื่อให้การแบ่งแยกหน้าที่ยังตรวจสอบได้</w:t></w:r></w:p></w:tc></w:tr></w:tbl><w:p><w:pPr><w:pStyle w:val="Heading2"/></w:pPr><w:r><w:t xml:space="preserve">5.12 เปิดและติดตาม RCA Workspace (เพิ่ม v1.6.0)</w:t></w:r></w:p><w:p><w:pPr><w:spacing w:after="120"/></w:pPr><w:r><w:rPr><w:sz w:val="32"/><w:szCs w:val="32"/></w:rPr><w:t xml:space="preserve">คำขอประเภท </w:t></w:r><w:r><w:rPr><w:b/><w:bCs/><w:sz w:val="32"/><w:szCs w:val="32"/></w:rPr><w:t xml:space="preserve">Forensics / RCA</w:t></w:r><w:r><w:rPr><w:sz w:val="32"/><w:szCs w:val="32"/></w:rPr><w:t xml:space="preserve"> เปิดเป็นพื้นที่ทำงานเฉพาะให้ผู้เชี่ยวชาญพิสูจน์หลักฐานจัดทำรายงานทีละหัวข้อ คุณเข้าดูได้จากปุ่ม </w:t></w:r><w:r><w:rPr><w:b/><w:bCs/><w:color w:val="1F2D3D"/><w:sz w:val="32"/><w:szCs w:val="32"/></w:rPr><w:t xml:space="preserve">เปิด RCA Workspace</w:t></w:r><w:r><w:rPr><w:sz w:val="32"/><w:szCs w:val="32"/></w:rPr><w:t xml:space="preserve"> บนหน้ารายละเอียดตั๋ว หรือปุ่ม </w:t></w:r><w:r><w:rPr><w:b/><w:bCs/><w:color w:val="1F2D3D"/><w:sz w:val="32"/><w:szCs w:val="32"/></w:rPr><w:t xml:space="preserve">เปิด RCA</w:t></w:r><w:r><w:rPr><w:sz w:val="32"/><w:szCs w:val="32"/></w:rPr><w:t xml:space="preserve"> ที่ </w:t></w:r><w:r><w:rPr><w:b/><w:bCs/><w:color w:val="245EA8"/><w:sz w:val="32"/><w:szCs w:val="32"/></w:rPr><w:t xml:space="preserve">คิวงานต่างๆ › คำขอตอบสนองเหตุการณ์</w:t></w:r></w:p><w:p><w:pPr><w:spacing w:after="120"/></w:pPr><w:r><w:rPr><w:sz w:val="32"/><w:szCs w:val="32"/></w:rPr><w:t xml:space="preserve">แถวของคำขอ RCA บนหน้าตั๋วจะสรุปความคืบหน้าให้เห็นโดยไม่ต้องเปิดเข้าไป เช่น จำนวนทรัพย์สิน รายการไทม์ไลน์ สาเหตุ ตัวบ่งชี้ และคำแนะนำที่บันทึกไว้แล้ว พร้อมเวลาที่สร้างฉบับร่างล่าสุด</w:t></w:r></w:p><w:tbl><w:tblPr><w:tblW w:type="dxa" w:w="9600"/><w:tblBorders><w:top w:val="dashed" w:color="9DB4D4" w:sz="6"/><w:left w:val="dashed" w:color="9DB4D4" w:sz="6"/><w:bottom w:val="dashed" w:color="9DB4D4" w:sz="6"/><w:right w:val="dashed" w:color="9DB4D4" w:sz="6"/><w:insideH w:val="single" w:color="auto" w:sz="4"/><w:insideV w:val="single" w:color="auto" w:sz="4"/></w:tblBorders></w:tblPr><w:tblGrid><w:gridCol w:w="9600"/></w:tblGrid><w:tr><w:tc><w:tcPr><w:tcW w:type="dxa" w:w="9600"/><w:shd w:fill="F7F8FA" w:color="auto" w:val="clear"/><w:tcMar><w:top w:type="dxa" w:w="520"/><w:left w:type="dxa" w:w="200"/><w:bottom w:type="dxa" w:w="520"/><w:right w:type="dxa" w:w="200"/></w:tcMar><w:vAlign w:val="center"/></w:tcPr><w:p><w:pPr><w:spacing w:after="40"/><w:jc w:val="center"/></w:pPr><w:r><w:rPr><w:b/><w:bCs/><w:color w:val="6C7888"/><w:sz w:val="30"/><w:szCs w:val="30"/></w:rPr><w:t xml:space="preserve">[ ตำแหน่งภาพหน้าจอ ]</w:t></w:r></w:p><w:p><w:pPr><w:spacing w:after="40"/><w:jc w:val="center"/></w:pPr><w:r><w:rPr><w:color w:val="1F2D3D"/><w:sz w:val="32"/><w:szCs w:val="32"/></w:rPr><w:t xml:space="preserve">แถวคำขอ RCA บนหน้ารายละเอียดตั๋ว แสดงความคืบหน้าและปุ่มเปิด RCA Workspace</w:t></w:r></w:p><w:p><w:pPr><w:jc w:val="center"/></w:pPr><w:r><w:rPr><w:rFonts w:ascii="Consolas" w:cs="Consolas" w:eastAsia="Consolas" w:hAnsi="Consolas"/><w:color w:val="9AA6B4"/><w:sz w:val="24"/><w:szCs w:val="24"/></w:rPr><w:t xml:space="preserve">SHOT: MGR-rca-open</w:t></w:r></w:p></w:tc></w:tr></w:tbl><w:p><w:pPr><w:spacing w:after="160" w:before="60"/><w:jc w:val="center"/></w:pPr><w:r><w:rPr><w:b/><w:bCs/><w:color w:val="245EA8"/><w:sz w:val="28"/><w:szCs w:val="28"/></w:rPr><w:t xml:space="preserve">รูปที่ 5-10  </w:t></w:r><w:r><w:rPr><w:i/><w:iCs/><w:color w:val="6C7888"/><w:sz w:val="28"/><w:szCs w:val="28"/></w:rPr><w:t xml:space="preserve">แถวคำขอ RCA บนหน้ารายละเอียดตั๋ว แสดงความคืบหน้าและปุ่มเปิด RCA Workspace</w:t></w:r></w:p><w:tbl><w:tblPr><w:tblW w:type="dxa" w:w="9600"/><w:tblBorders><w:top w:val="single" w:color="F1F3F6" w:sz="2"/><w:left w:val="single" w:color="6C7888" w:sz="28"/><w:bottom w:val="single" w:color="F1F3F6" w:sz="2"/><w:right w:val="single" w:color="F1F3F6" w:sz="2"/><w:insideH w:val="single" w:color="auto" w:sz="4"/><w:insideV w:val="single" w:color="auto" w:sz="4"/></w:tblBorders></w:tblPr><w:tblGrid><w:gridCol w:w="9600"/></w:tblGrid><w:tr><w:tc><w:tcPr><w:tcW w:type="dxa" w:w="9600"/><w:shd w:fill="F1F3F6" w:color="auto" w:val="clear"/><w:tcMar><w:top w:type="dxa" w:w="140"/><w:left w:type="dxa" w:w="200"/><w:bottom w:type="dxa" w:w="140"/><w:right w:type="dxa" w:w="200"/></w:tcMar></w:tcPr><w:p><w:pPr><w:spacing w:after="60"/></w:pPr><w:r><w:rPr><w:b/><w:bCs/><w:color w:val="6C7888"/><w:sz w:val="30"/><w:szCs w:val="30"/></w:rPr><w:t xml:space="preserve">สิ่งที่ต้องจำ</w:t></w:r></w:p><w:p><w:pPr><w:spacing w:after="60"/></w:pPr><w:r><w:rPr><w:sz w:val="32"/><w:szCs w:val="32"/></w:rPr><w:t xml:space="preserve">คุณ </w:t></w:r><w:r><w:rPr><w:b/><w:bCs/><w:sz w:val="32"/><w:szCs w:val="32"/></w:rPr><w:t xml:space="preserve">แก้ไขข้อมูล RCA และสร้างฉบับร่าง Word ได้เช่นกัน</w:t></w:r><w:r><w:rPr><w:sz w:val="32"/><w:szCs w:val="32"/></w:rPr><w:t xml:space="preserve"> ไม่ใช่แค่ดู — มีประโยชน์เมื่อต้องเร่งปิดงานหรือผู้รับผิดชอบไม่อยู่</w:t></w:r></w:p><w:p><w:pPr><w:spacing w:after="0"/></w:pPr><w:r><w:rPr><w:sz w:val="32"/><w:szCs w:val="32"/></w:rPr><w:t xml:space="preserve">ระบบ </w:t></w:r><w:r><w:rPr><w:b/><w:bCs/><w:sz w:val="32"/><w:szCs w:val="32"/></w:rPr><w:t xml:space="preserve">ไม่เก็บไฟล์รายงานฉบับสมบูรณ์</w:t></w:r><w:r><w:rPr><w:sz w:val="32"/><w:szCs w:val="32"/></w:rPr><w:t xml:space="preserve"> — ผู้เชี่ยวชาญนำฉบับร่างไปเรียบเรียงแล้วส่งมอบเอกสารทางการให้คุณนอกระบบ เมื่อเขากด “ส่งมอบและ Mark Done” ข้อมูลใน workspace จะกลายเป็นอ่านอย่างเดียว</w:t></w:r></w:p></w:tc></w:tr></w:tbl><w:p><w:pPr><w:pStyle w:val="Heading1"/></w:pPr><w:r><w:t xml:space="preserve">6. สถานะที่เกี่ยวข้องกับคุณ</w:t></w:r></w:p><w:tbl><w:tblPr><w:tblW w:type="dxa" w:w="9600"/><w:tblBorders><w:top w:val="single" w:color="E1E6ED" w:sz="2"/><w:left w:val="single" w:color="E1E6ED" w:sz="2"/><w:bottom w:val="single" w:color="E1E6ED" w:sz="2"/><w:right w:val="single" w:color="E1E6ED" w:sz="2"/><w:insideH w:val="single" w:color="E1E6ED" w:sz="2"/><w:insideV w:val="single" w:color="E1E6ED" w:sz="2"/></w:tblBorders></w:tblPr><w:tblGrid><w:gridCol w:w="2800"/><w:gridCol w:w="3400"/><w:gridCol w:w="3400"/></w:tblGrid><w:tr><w:trPr><w:cantSplit/><w:tblHeader/></w:trPr><w:tc><w:tcPr><w:tcW w:type="dxa" w:w="2800"/><w:shd w:fill="1A1A2E" w:color="auto" w:val="clear"/><w:tcMar><w:top w:type="dxa" w:w="80"/><w:left w:type="dxa" w:w="120"/><w:bottom w:type="dxa" w:w="80"/><w:right w:type="dxa" w:w="120"/></w:tcMar></w:tcPr><w:p><w:r><w:rPr><w:b/><w:bCs/><w:color w:val="FFFFFF"/><w:sz w:val="28"/><w:szCs w:val="28"/></w:rPr><w:t xml:space="preserve">สถานะ</w:t></w:r></w:p></w:tc><w:tc><w:tcPr><w:tcW w:type="dxa" w:w="3400"/><w:shd w:fill="1A1A2E" w:color="auto" w:val="clear"/><w:tcMar><w:top w:type="dxa" w:w="80"/><w:left w:type="dxa" w:w="120"/><w:bottom w:type="dxa" w:w="80"/><w:right w:type="dxa" w:w="120"/></w:tcMar></w:tcPr><w:p><w:r><w:rPr><w:b/><w:bCs/><w:color w:val="FFFFFF"/><w:sz w:val="28"/><w:szCs w:val="28"/></w:rPr><w:t xml:space="preserve">หมายถึง</w:t></w:r></w:p></w:tc><w:tc><w:tcPr><w:tcW w:type="dxa" w:w="3400"/><w:shd w:fill="1A1A2E" w:color="auto" w:val="clear"/><w:tcMar><w:top w:type="dxa" w:w="80"/><w:left w:type="dxa" w:w="120"/><w:bottom w:type="dxa" w:w="80"/><w:right w:type="dxa" w:w="120"/></w:tcMar></w:tcPr><w:p><w:r><w:rPr><w:b/><w:bCs/><w:color w:val="FFFFFF"/><w:sz w:val="28"/><w:szCs w:val="28"/></w:rPr><w:t xml:space="preserve">คุณต้องทำ</w:t></w:r></w:p></w:tc></w:tr><w:tr><w:trPr><w:cantSplit/></w:trPr><w:tc><w:tcPr><w:tcW w:type="dxa" w:w="2800"/><w:shd w:fill="FFFFFF" w:color="auto" w:val="clear"/><w:tcMar><w:top w:type="dxa" w:w="70"/><w:left w:type="dxa" w:w="120"/><w:bottom w:type="dxa" w:w="70"/><w:right w:type="dxa" w:w="120"/></w:tcMar></w:tcPr><w:p><w:pPr><w:spacing w:after="0"/></w:pPr><w:r><w:rPr><w:b/><w:bCs/><w:sz w:val="28"/><w:szCs w:val="28"/></w:rPr><w:t xml:space="preserve">รอผู้จัดการ SOC ตรวจ</w:t></w:r><w:r><w:rPr><w:rFonts w:ascii="Consolas" w:cs="Consolas" w:eastAsia="Consolas" w:hAnsi="Consolas"/><w:color w:val="6C7888"/><w:sz w:val="24"/><w:szCs w:val="24"/></w:rPr><w:br/><w:t xml:space="preserve">PENDING_MGR_TRIAGE</w:t></w:r></w:p></w:tc><w:tc><w:tcPr><w:tcW w:type="dxa" w:w="3400"/><w:shd w:fill="FFFFFF" w:color="auto" w:val="clear"/><w:tcMar><w:top w:type="dxa" w:w="70"/><w:left w:type="dxa" w:w="120"/><w:bottom w:type="dxa" w:w="70"/><w:right w:type="dxa" w:w="120"/></w:tcMar></w:tcPr><w:p><w:pPr><w:spacing w:after="0"/></w:pPr><w:r><w:rPr><w:sz w:val="28"/><w:szCs w:val="28"/></w:rPr><w:t xml:space="preserve">เหตุการณ์จริงรอตรวจก่อนมอบหมาย</w:t></w:r></w:p></w:tc><w:tc><w:tcPr><w:tcW w:type="dxa" w:w="3400"/><w:shd w:fill="FFFFFF" w:color="auto" w:val="clear"/><w:tcMar><w:top w:type="dxa" w:w="70"/><w:left w:type="dxa" w:w="120"/><w:bottom w:type="dxa" w:w="70"/><w:right w:type="dxa" w:w="120"/></w:tcMar></w:tcPr><w:p><w:pPr><w:spacing w:after="0"/></w:pPr><w:r><w:rPr><w:sz w:val="28"/><w:szCs w:val="28"/></w:rPr><w:t xml:space="preserve">ประเมินฉุกเฉิน + ส่งต่อ (ดู 5.1)</w:t></w:r></w:p></w:tc></w:tr><w:tr><w:trPr><w:cantSplit/></w:trPr><w:tc><w:tcPr><w:tcW w:type="dxa" w:w="2800"/><w:shd w:fill="F7F8FA" w:color="auto" w:val="clear"/><w:tcMar><w:top w:type="dxa" w:w="70"/><w:left w:type="dxa" w:w="120"/><w:bottom w:type="dxa" w:w="70"/><w:right w:type="dxa" w:w="120"/></w:tcMar></w:tcPr><w:p><w:pPr><w:spacing w:after="0"/></w:pPr><w:r><w:rPr><w:b/><w:bCs/><w:sz w:val="28"/><w:szCs w:val="28"/></w:rPr><w:t xml:space="preserve">รอผู้จัดการตรวจสอบ</w:t></w:r><w:r><w:rPr><w:rFonts w:ascii="Consolas" w:cs="Consolas" w:eastAsia="Consolas" w:hAnsi="Consolas"/><w:color w:val="6C7888"/><w:sz w:val="24"/><w:szCs w:val="24"/></w:rPr><w:br/><w:t xml:space="preserve">PENDING_MANAGER</w:t></w:r></w:p></w:tc><w:tc><w:tcPr><w:tcW w:type="dxa" w:w="3400"/><w:shd w:fill="F7F8FA" w:color="auto" w:val="clear"/><w:tcMar><w:top w:type="dxa" w:w="70"/><w:left w:type="dxa" w:w="120"/><w:bottom w:type="dxa" w:w="70"/><w:right w:type="dxa" w:w="120"/></w:tcMar></w:tcPr><w:p><w:pPr><w:spacing w:after="0"/></w:pPr><w:r><w:rPr><w:sz w:val="28"/><w:szCs w:val="28"/></w:rPr><w:t xml:space="preserve">ตั๋วฉุกเฉินรออนุมัติปิด</w:t></w:r></w:p></w:tc><w:tc><w:tcPr><w:tcW w:type="dxa" w:w="3400"/><w:shd w:fill="F7F8FA" w:color="auto" w:val="clear"/><w:tcMar><w:top w:type="dxa" w:w="70"/><w:left w:type="dxa" w:w="120"/><w:bottom w:type="dxa" w:w="70"/><w:right w:type="dxa" w:w="120"/></w:tcMar></w:tcPr><w:p><w:pPr><w:spacing w:after="0"/></w:pPr><w:r><w:rPr><w:sz w:val="28"/><w:szCs w:val="28"/></w:rPr><w:t xml:space="preserve">ตรวจสอบและอนุมัติ (ดู 5.4)</w:t></w:r></w:p></w:tc></w:tr><w:tr><w:trPr><w:cantSplit/></w:trPr><w:tc><w:tcPr><w:tcW w:type="dxa" w:w="2800"/><w:shd w:fill="FFFFFF" w:color="auto" w:val="clear"/><w:tcMar><w:top w:type="dxa" w:w="70"/><w:left w:type="dxa" w:w="120"/><w:bottom w:type="dxa" w:w="70"/><w:right w:type="dxa" w:w="120"/></w:tcMar></w:tcPr><w:p><w:pPr><w:spacing w:after="0"/></w:pPr><w:r><w:rPr><w:b/><w:bCs/><w:sz w:val="28"/><w:szCs w:val="28"/></w:rPr><w:t xml:space="preserve">รอผู้จัดการตรวจการปิด Event</w:t></w:r><w:r><w:rPr><w:rFonts w:ascii="Consolas" w:cs="Consolas" w:eastAsia="Consolas" w:hAnsi="Consolas"/><w:color w:val="6C7888"/><w:sz w:val="24"/><w:szCs w:val="24"/></w:rPr><w:br/><w:t xml:space="preserve">PENDING_MGR_EVENT_REVIEW</w:t></w:r></w:p></w:tc><w:tc><w:tcPr><w:tcW w:type="dxa" w:w="3400"/><w:shd w:fill="FFFFFF" w:color="auto" w:val="clear"/><w:tcMar><w:top w:type="dxa" w:w="70"/><w:left w:type="dxa" w:w="120"/><w:bottom w:type="dxa" w:w="70"/><w:right w:type="dxa" w:w="120"/></w:tcMar></w:tcPr><w:p><w:pPr><w:spacing w:after="0"/></w:pPr><w:r><w:rPr><w:sz w:val="28"/><w:szCs w:val="28"/></w:rPr><w:t xml:space="preserve">Tier 2 ปรับลดเป็น Event</w:t></w:r></w:p></w:tc><w:tc><w:tcPr><w:tcW w:type="dxa" w:w="3400"/><w:shd w:fill="FFFFFF" w:color="auto" w:val="clear"/><w:tcMar><w:top w:type="dxa" w:w="70"/><w:left w:type="dxa" w:w="120"/><w:bottom w:type="dxa" w:w="70"/><w:right w:type="dxa" w:w="120"/></w:tcMar></w:tcPr><w:p><w:pPr><w:spacing w:after="0"/></w:pPr><w:r><w:rPr><w:sz w:val="28"/><w:szCs w:val="28"/></w:rPr><w:t xml:space="preserve">เห็นด้วย (ปิด) หรือตีกลับ (ดู 5.5)</w:t></w:r></w:p></w:tc></w:tr></w:tbl><w:p><w:pPr><w:pStyle w:val="Heading1"/></w:pPr><w:r><w:t xml:space="preserve">7. การแจ้งเตือนทางอีเมล</w:t></w:r></w:p><w:tbl><w:tblPr><w:tblW w:type="dxa" w:w="9600"/><w:tblBorders><w:top w:val="single" w:color="E1E6ED" w:sz="2"/><w:left w:val="single" w:color="E1E6ED" w:sz="2"/><w:bottom w:val="single" w:color="E1E6ED" w:sz="2"/><w:right w:val="single" w:color="E1E6ED" w:sz="2"/><w:insideH w:val="single" w:color="E1E6ED" w:sz="2"/><w:insideV w:val="single" w:color="E1E6ED" w:sz="2"/></w:tblBorders></w:tblPr><w:tblGrid><w:gridCol w:w="6000"/><w:gridCol w:w="3600"/></w:tblGrid><w:tr><w:trPr><w:cantSplit/><w:tblHeader/></w:trPr><w:tc><w:tcPr><w:tcW w:type="dxa" w:w="6000"/><w:shd w:fill="1A1A2E" w:color="auto" w:val="clear"/><w:tcMar><w:top w:type="dxa" w:w="80"/><w:left w:type="dxa" w:w="120"/><w:bottom w:type="dxa" w:w="80"/><w:right w:type="dxa" w:w="120"/></w:tcMar></w:tcPr><w:p><w:r><w:rPr><w:b/><w:bCs/><w:color w:val="FFFFFF"/><w:sz w:val="28"/><w:szCs w:val="28"/></w:rPr><w:t xml:space="preserve">เหตุการณ์</w:t></w:r></w:p></w:tc><w:tc><w:tcPr><w:tcW w:type="dxa" w:w="3600"/><w:shd w:fill="1A1A2E" w:color="auto" w:val="clear"/><w:tcMar><w:top w:type="dxa" w:w="80"/><w:left w:type="dxa" w:w="120"/><w:bottom w:type="dxa" w:w="80"/><w:right w:type="dxa" w:w="120"/></w:tcMar></w:tcPr><w:p><w:r><w:rPr><w:b/><w:bCs/><w:color w:val="FFFFFF"/><w:sz w:val="28"/><w:szCs w:val="28"/></w:rPr><w:t xml:space="preserve">ผู้รับ</w:t></w:r></w:p></w:tc></w:tr><w:tr><w:trPr><w:cantSplit/></w:trPr><w:tc><w:tcPr><w:tcW w:type="dxa" w:w="6000"/><w:shd w:fill="FFFFFF" w:color="auto" w:val="clear"/><w:tcMar><w:top w:type="dxa" w:w="70"/><w:left w:type="dxa" w:w="120"/><w:bottom w:type="dxa" w:w="70"/><w:right w:type="dxa" w:w="120"/></w:tcMar></w:tcPr><w:p><w:pPr><w:spacing w:after="0"/></w:pPr><w:r><w:rPr><w:sz w:val="28"/><w:szCs w:val="28"/></w:rPr><w:t xml:space="preserve">เหตุการณ์จริงเข้าสู่ขั้นตรวจก่อนมอบหมาย</w:t></w:r></w:p></w:tc><w:tc><w:tcPr><w:tcW w:type="dxa" w:w="3600"/><w:shd w:fill="FFFFFF" w:color="auto" w:val="clear"/><w:tcMar><w:top w:type="dxa" w:w="70"/><w:left w:type="dxa" w:w="120"/><w:bottom w:type="dxa" w:w="70"/><w:right w:type="dxa" w:w="120"/></w:tcMar></w:tcPr><w:p><w:pPr><w:spacing w:after="0"/></w:pPr><w:r><w:rPr><w:b/><w:bCs/><w:sz w:val="32"/><w:szCs w:val="32"/></w:rPr><w:t xml:space="preserve">ผู้จัดการ SOC </w:t></w:r><w:r><w:rPr><w:sz w:val="32"/><w:szCs w:val="32"/></w:rPr><w:t xml:space="preserve">(คุณ)</w:t></w:r></w:p></w:tc></w:tr><w:tr><w:trPr><w:cantSplit/></w:trPr><w:tc><w:tcPr><w:tcW w:type="dxa" w:w="6000"/><w:shd w:fill="F7F8FA" w:color="auto" w:val="clear"/><w:tcMar><w:top w:type="dxa" w:w="70"/><w:left w:type="dxa" w:w="120"/><w:bottom w:type="dxa" w:w="70"/><w:right w:type="dxa" w:w="120"/></w:tcMar></w:tcPr><w:p><w:pPr><w:spacing w:after="0"/></w:pPr><w:r><w:rPr><w:sz w:val="28"/><w:szCs w:val="28"/></w:rPr><w:t xml:space="preserve">ตั๋วฉุกเฉินรออนุมัติปิด</w:t></w:r></w:p></w:tc><w:tc><w:tcPr><w:tcW w:type="dxa" w:w="3600"/><w:shd w:fill="F7F8FA" w:color="auto" w:val="clear"/><w:tcMar><w:top w:type="dxa" w:w="70"/><w:left w:type="dxa" w:w="120"/><w:bottom w:type="dxa" w:w="70"/><w:right w:type="dxa" w:w="120"/></w:tcMar></w:tcPr><w:p><w:pPr><w:spacing w:after="0"/></w:pPr><w:r><w:rPr><w:b/><w:bCs/><w:sz w:val="32"/><w:szCs w:val="32"/></w:rPr><w:t xml:space="preserve">ผู้จัดการ SOC </w:t></w:r><w:r><w:rPr><w:sz w:val="32"/><w:szCs w:val="32"/></w:rPr><w:t xml:space="preserve">(คุณ)</w:t></w:r></w:p></w:tc></w:tr><w:tr><w:trPr><w:cantSplit/></w:trPr><w:tc><w:tcPr><w:tcW w:type="dxa" w:w="6000"/><w:shd w:fill="FFFFFF" w:color="auto" w:val="clear"/><w:tcMar><w:top w:type="dxa" w:w="70"/><w:left w:type="dxa" w:w="120"/><w:bottom w:type="dxa" w:w="70"/><w:right w:type="dxa" w:w="120"/></w:tcMar></w:tcPr><w:p><w:pPr><w:spacing w:after="0"/></w:pPr><w:r><w:rPr><w:sz w:val="28"/><w:szCs w:val="28"/></w:rPr><w:t xml:space="preserve">คำขอทีมตอบสนองเสร็จสิ้น</w:t></w:r></w:p></w:tc><w:tc><w:tcPr><w:tcW w:type="dxa" w:w="3600"/><w:shd w:fill="FFFFFF" w:color="auto" w:val="clear"/><w:tcMar><w:top w:type="dxa" w:w="70"/><w:left w:type="dxa" w:w="120"/><w:bottom w:type="dxa" w:w="70"/><w:right w:type="dxa" w:w="120"/></w:tcMar></w:tcPr><w:p><w:pPr><w:spacing w:after="0"/></w:pPr><w:r><w:rPr><w:b/><w:bCs/><w:sz w:val="32"/><w:szCs w:val="32"/></w:rPr><w:t xml:space="preserve">ผู้จัดการ SOC </w:t></w:r><w:r><w:rPr><w:sz w:val="32"/><w:szCs w:val="32"/></w:rPr><w:t xml:space="preserve">ผู้ออกคำขอ</w:t></w:r></w:p></w:tc></w:tr><w:tr><w:trPr><w:cantSplit/></w:trPr><w:tc><w:tcPr><w:tcW w:type="dxa" w:w="6000"/><w:shd w:fill="F7F8FA" w:color="auto" w:val="clear"/><w:tcMar><w:top w:type="dxa" w:w="70"/><w:left w:type="dxa" w:w="120"/><w:bottom w:type="dxa" w:w="70"/><w:right w:type="dxa" w:w="120"/></w:tcMar></w:tcPr><w:p><w:pPr><w:spacing w:after="0"/></w:pPr><w:r><w:rPr><w:sz w:val="28"/><w:szCs w:val="28"/></w:rPr><w:t xml:space="preserve">มีคำขอทีมตอบสนองใหม่</w:t></w:r></w:p></w:tc><w:tc><w:tcPr><w:tcW w:type="dxa" w:w="3600"/><w:shd w:fill="F7F8FA" w:color="auto" w:val="clear"/><w:tcMar><w:top w:type="dxa" w:w="70"/><w:left w:type="dxa" w:w="120"/><w:bottom w:type="dxa" w:w="70"/><w:right w:type="dxa" w:w="120"/></w:tcMar></w:tcPr><w:p><w:pPr><w:spacing w:after="0"/></w:pPr><w:r><w:rPr><w:sz w:val="28"/><w:szCs w:val="28"/></w:rPr><w:t xml:space="preserve">ทีมตอบสนองที่รับผิดชอบ</w:t></w:r></w:p></w:tc></w:tr></w:tbl><w:p><w:pPr><w:pStyle w:val="Heading1"/></w:pPr><w:r><w:t xml:space="preserve">8. คำถามที่พบบ่อย</w:t></w:r></w:p><w:p><w:pPr><w:pStyle w:val="Heading3"/></w:pPr><w:r><w:t xml:space="preserve">ทำไมฉันเปลี่ยนช่องทาง (ผู้ดูแลระบบ/เจ้าของระบบ) ไม่ได้?</w:t></w:r></w:p><w:p><w:pPr><w:spacing w:after="120"/></w:pPr><w:r><w:rPr><w:sz w:val="32"/><w:szCs w:val="32"/></w:rPr><w:t xml:space="preserve">ช่องทางถูกกำหนดโดยนักวิเคราะห์ระดับ 1 ผู้จัดการทำได้เพียงส่งต่อตามช่องทางนั้น หากไม่เหมาะสมให้ประสานกับผู้เปิดตั๋ว</w:t></w:r></w:p><w:p><w:pPr><w:pStyle w:val="Heading3"/></w:pPr><w:r><w:t xml:space="preserve">ทำไมตั๋ว Critical ไม่เข้ามาให้ฉันอนุมัติโดยอัตโนมัติ?</w:t></w:r></w:p><w:p><w:pPr><w:spacing w:after="120"/></w:pPr><w:r><w:rPr><w:sz w:val="32"/><w:szCs w:val="32"/></w:rPr><w:t xml:space="preserve">เฉพาะตั๋วที่ถูกทำเครื่องหมายฉุกเฉินเท่านั้นที่ต้องผ่านการอนุมัติของคุณก่อนปิด ระดับความรุนแรงเพียงอย่างเดียวไม่ได้ทำให้ต้องอนุมัติ</w:t></w:r></w:p><w:p><w:pPr><w:pStyle w:val="Heading3"/></w:pPr><w:r><w:t xml:space="preserve">ทำไมตั๋วนี้ยังปิดไม่ได้แม้ตรวจรับแล้ว?</w:t></w:r></w:p><w:p><w:pPr><w:spacing w:after="120"/></w:pPr><w:r><w:rPr><w:sz w:val="32"/><w:szCs w:val="32"/></w:rPr><w:t xml:space="preserve">อาจยังมีคำขอทีมตอบสนองที่ยังไม่เสร็จ ต้องรอให้ทุกคำขอเสร็จก่อน หรือ Tier 2 ยังไม่ได้กรอกช่อง “วันที่ เวลา ที่แจ้งเหตุผู้ที่ได้รับผลกระทบ” ซึ่งบังคับก่อนอนุมัติปิดตั้งแต่ v1.7.0</w:t></w:r></w:p><w:p><w:pPr><w:pStyle w:val="Heading3"/></w:pPr><w:r><w:t xml:space="preserve">หาแบบฟอร์มสร้างงานย่อยภายใน SOC ไม่เจอ?</w:t></w:r></w:p><w:p><w:pPr><w:spacing w:after="120"/></w:pPr><w:r><w:rPr><w:sz w:val="32"/><w:szCs w:val="32"/></w:rPr><w:t xml:space="preserve">ถูกยกเลิกไปแล้วใน v1.7.0 — ใช้ “คำขอทีมตอบสนอง” แทน ส่วนรายการเก่ายังอ่านย้อนหลังได้ใต้หัวข้อ “บันทึกภายในเดิม (เลิกใช้แล้ว)” บนหน้ารายละเอียดตั๋ว (ดู 5.2)</w:t></w:r></w:p><w:p><w:pPr><w:pStyle w:val="Heading3"/></w:pPr><w:r><w:t xml:space="preserve">ให้สิทธิ์ Tier ชั่วคราวแก่ตัวเองได้ไหม?</w:t></w:r></w:p><w:p><w:pPr><w:spacing w:after="120"/></w:pPr><w:r><w:rPr><w:sz w:val="32"/><w:szCs w:val="32"/></w:rPr><w:t xml:space="preserve">ไม่ได้ — ต้องให้ผู้ดูแลระบบสูงสุดเป็นผู้ให้และผู้ยกเลิก (ดู 5.11)</w:t></w:r></w:p><w:p><w:pPr><w:pStyle w:val="Heading1"/></w:pPr><w:r><w:t xml:space="preserve">9. อภิธานศัพท์</w:t></w:r></w:p><w:tbl><w:tblPr><w:tblW w:type="dxa" w:w="9600"/><w:tblBorders><w:top w:val="single" w:color="E1E6ED" w:sz="2"/><w:left w:val="single" w:color="E1E6ED" w:sz="2"/><w:bottom w:val="single" w:color="E1E6ED" w:sz="2"/><w:right w:val="single" w:color="E1E6ED" w:sz="2"/><w:insideH w:val="single" w:color="E1E6ED" w:sz="2"/><w:insideV w:val="single" w:color="E1E6ED" w:sz="2"/></w:tblBorders></w:tblPr><w:tblGrid><w:gridCol w:w="3000"/><w:gridCol w:w="6600"/></w:tblGrid><w:tr><w:trPr><w:cantSplit/><w:tblHeader/></w:trPr><w:tc><w:tcPr><w:tcW w:type="dxa" w:w="3000"/><w:shd w:fill="1A1A2E" w:color="auto" w:val="clear"/><w:tcMar><w:top w:type="dxa" w:w="80"/><w:left w:type="dxa" w:w="120"/><w:bottom w:type="dxa" w:w="80"/><w:right w:type="dxa" w:w="120"/></w:tcMar></w:tcPr><w:p><w:r><w:rPr><w:b/><w:bCs/><w:color w:val="FFFFFF"/><w:sz w:val="28"/><w:szCs w:val="28"/></w:rPr><w:t xml:space="preserve">คำ</w:t></w:r></w:p></w:tc><w:tc><w:tcPr><w:tcW w:type="dxa" w:w="6600"/><w:shd w:fill="1A1A2E" w:color="auto" w:val="clear"/><w:tcMar><w:top w:type="dxa" w:w="80"/><w:left w:type="dxa" w:w="120"/><w:bottom w:type="dxa" w:w="80"/><w:right w:type="dxa" w:w="120"/></w:tcMar></w:tcPr><w:p><w:r><w:rPr><w:b/><w:bCs/><w:color w:val="FFFFFF"/><w:sz w:val="28"/><w:szCs w:val="28"/></w:rPr><w:t xml:space="preserve">ความหมาย</w:t></w:r></w:p></w:tc></w:tr><w:tr><w:trPr><w:cantSplit/></w:trPr><w:tc><w:tcPr><w:tcW w:type="dxa" w:w="3000"/><w:shd w:fill="FFFFFF" w:color="auto" w:val="clear"/><w:tcMar><w:top w:type="dxa" w:w="70"/><w:left w:type="dxa" w:w="120"/><w:bottom w:type="dxa" w:w="70"/><w:right w:type="dxa" w:w="120"/></w:tcMar></w:tcPr><w:p><w:pPr><w:spacing w:after="0"/></w:pPr><w:r><w:rPr><w:b/><w:bCs/><w:sz w:val="32"/><w:szCs w:val="32"/></w:rPr><w:t xml:space="preserve">แฟล็กฉุกเฉิน</w:t></w:r></w:p></w:tc><w:tc><w:tcPr><w:tcW w:type="dxa" w:w="6600"/><w:shd w:fill="FFFFFF" w:color="auto" w:val="clear"/><w:tcMar><w:top w:type="dxa" w:w="70"/><w:left w:type="dxa" w:w="120"/><w:bottom w:type="dxa" w:w="70"/><w:right w:type="dxa" w:w="120"/></w:tcMar></w:tcPr><w:p><w:pPr><w:spacing w:after="0"/></w:pPr><w:r><w:rPr><w:sz w:val="28"/><w:szCs w:val="28"/></w:rPr><w:t xml:space="preserve">เครื่องหมายเร่งด่วนพิเศษ ตั้งได้เฉพาะผู้จัดการ SOC บังคับให้ผ่านการอนุมัติก่อนปิด</w:t></w:r></w:p></w:tc></w:tr><w:tr><w:trPr><w:cantSplit/></w:trPr><w:tc><w:tcPr><w:tcW w:type="dxa" w:w="3000"/><w:shd w:fill="F7F8FA" w:color="auto" w:val="clear"/><w:tcMar><w:top w:type="dxa" w:w="70"/><w:left w:type="dxa" w:w="120"/><w:bottom w:type="dxa" w:w="70"/><w:right w:type="dxa" w:w="120"/></w:tcMar></w:tcPr><w:p><w:pPr><w:spacing w:after="0"/></w:pPr><w:r><w:rPr><w:b/><w:bCs/><w:sz w:val="32"/><w:szCs w:val="32"/></w:rPr><w:t xml:space="preserve">คำขอทีมตอบสนอง</w:t></w:r></w:p></w:tc><w:tc><w:tcPr><w:tcW w:type="dxa" w:w="6600"/><w:shd w:fill="F7F8FA" w:color="auto" w:val="clear"/><w:tcMar><w:top w:type="dxa" w:w="70"/><w:left w:type="dxa" w:w="120"/><w:bottom w:type="dxa" w:w="70"/><w:right w:type="dxa" w:w="120"/></w:tcMar></w:tcPr><w:p><w:pPr><w:spacing w:after="0"/></w:pPr><w:r><w:rPr><w:sz w:val="28"/><w:szCs w:val="28"/></w:rPr><w:t xml:space="preserve">งานเฉพาะทางที่ส่งให้ทีมนอก SOC (พิสูจน์หลักฐาน/ทดสอบเจาะระบบ) ทำคู่ขนาน</w:t></w:r></w:p></w:tc></w:tr><w:tr><w:trPr><w:cantSplit/></w:trPr><w:tc><w:tcPr><w:tcW w:type="dxa" w:w="3000"/><w:shd w:fill="FFFFFF" w:color="auto" w:val="clear"/><w:tcMar><w:top w:type="dxa" w:w="70"/><w:left w:type="dxa" w:w="120"/><w:bottom w:type="dxa" w:w="70"/><w:right w:type="dxa" w:w="120"/></w:tcMar></w:tcPr><w:p><w:pPr><w:spacing w:after="0"/></w:pPr><w:r><w:rPr><w:b/><w:bCs/><w:sz w:val="32"/><w:szCs w:val="32"/></w:rPr><w:t xml:space="preserve">ตรวจก่อนมอบหมาย</w:t></w:r></w:p></w:tc><w:tc><w:tcPr><w:tcW w:type="dxa" w:w="6600"/><w:shd w:fill="FFFFFF" w:color="auto" w:val="clear"/><w:tcMar><w:top w:type="dxa" w:w="70"/><w:left w:type="dxa" w:w="120"/><w:bottom w:type="dxa" w:w="70"/><w:right w:type="dxa" w:w="120"/></w:tcMar></w:tcPr><w:p><w:pPr><w:spacing w:after="0"/></w:pPr><w:r><w:rPr><w:sz w:val="28"/><w:szCs w:val="28"/></w:rPr><w:t xml:space="preserve">จุดที่เหตุการณ์จริงทุกเรื่องหยุดรอผู้จัดการก่อนเริ่มงานควบคุม</w:t></w:r></w:p></w:tc></w:tr><w:tr><w:trPr><w:cantSplit/></w:trPr><w:tc><w:tcPr><w:tcW w:type="dxa" w:w="3000"/><w:shd w:fill="F7F8FA" w:color="auto" w:val="clear"/><w:tcMar><w:top w:type="dxa" w:w="70"/><w:left w:type="dxa" w:w="120"/><w:bottom w:type="dxa" w:w="70"/><w:right w:type="dxa" w:w="120"/></w:tcMar></w:tcPr><w:p><w:pPr><w:spacing w:after="0"/></w:pPr><w:r><w:rPr><w:b/><w:bCs/><w:sz w:val="32"/><w:szCs w:val="32"/></w:rPr><w:t xml:space="preserve">การปิดแบบ Event</w:t></w:r></w:p></w:tc><w:tc><w:tcPr><w:tcW w:type="dxa" w:w="6600"/><w:shd w:fill="F7F8FA" w:color="auto" w:val="clear"/><w:tcMar><w:top w:type="dxa" w:w="70"/><w:left w:type="dxa" w:w="120"/><w:bottom w:type="dxa" w:w="70"/><w:right w:type="dxa" w:w="120"/></w:tcMar></w:tcPr><w:p><w:pPr><w:spacing w:after="0"/></w:pPr><w:r><w:rPr><w:sz w:val="28"/><w:szCs w:val="28"/></w:rPr><w:t xml:space="preserve">การปิดเคสเพราะวินิจฉัยว่าไม่ใช่ภัยจริง</w:t></w:r></w:p></w:tc></w:tr><w:tr><w:trPr><w:cantSplit/></w:trPr><w:tc><w:tcPr><w:tcW w:type="dxa" w:w="3000"/><w:shd w:fill="FFFFFF" w:color="auto" w:val="clear"/><w:tcMar><w:top w:type="dxa" w:w="70"/><w:left w:type="dxa" w:w="120"/><w:bottom w:type="dxa" w:w="70"/><w:right w:type="dxa" w:w="120"/></w:tcMar></w:tcPr><w:p><w:pPr><w:spacing w:after="0"/></w:pPr><w:r><w:rPr><w:b/><w:bCs/><w:sz w:val="32"/><w:szCs w:val="32"/></w:rPr><w:t xml:space="preserve">OLA</w:t></w:r></w:p></w:tc><w:tc><w:tcPr><w:tcW w:type="dxa" w:w="6600"/><w:shd w:fill="FFFFFF" w:color="auto" w:val="clear"/><w:tcMar><w:top w:type="dxa" w:w="70"/><w:left w:type="dxa" w:w="120"/><w:bottom w:type="dxa" w:w="70"/><w:right w:type="dxa" w:w="120"/></w:tcMar></w:tcPr><w:p><w:pPr><w:spacing w:after="0"/></w:pPr><w:r><w:rPr><w:sz w:val="28"/><w:szCs w:val="28"/></w:rPr><w:t xml:space="preserve">กรอบเวลามาตรฐานภายในองค์กร นับจากเวลาที่เหตุการณ์เกิดจริง</w:t></w:r></w:p></w:tc></w:tr><w:tr><w:trPr><w:cantSplit/></w:trPr><w:tc><w:tcPr><w:tcW w:type="dxa" w:w="3000"/><w:shd w:fill="F7F8FA" w:color="auto" w:val="clear"/><w:tcMar><w:top w:type="dxa" w:w="70"/><w:left w:type="dxa" w:w="120"/><w:bottom w:type="dxa" w:w="70"/><w:right w:type="dxa" w:w="120"/></w:tcMar></w:tcPr><w:p><w:pPr><w:spacing w:after="0"/></w:pPr><w:r><w:rPr><w:b/><w:bCs/><w:sz w:val="32"/><w:szCs w:val="32"/></w:rPr><w:t xml:space="preserve">RCA Workspace</w:t></w:r></w:p></w:tc><w:tc><w:tcPr><w:tcW w:type="dxa" w:w="6600"/><w:shd w:fill="F7F8FA" w:color="auto" w:val="clear"/><w:tcMar><w:top w:type="dxa" w:w="70"/><w:left w:type="dxa" w:w="120"/><w:bottom w:type="dxa" w:w="70"/><w:right w:type="dxa" w:w="120"/></w:tcMar></w:tcPr><w:p><w:pPr><w:spacing w:after="0"/></w:pPr><w:r><w:rPr><w:sz w:val="28"/><w:szCs w:val="28"/></w:rPr><w:t xml:space="preserve">พื้นที่ทำงานสำหรับจัดทำรายงานวิเคราะห์สาเหตุที่แท้จริง โดยผู้เชี่ยวชาญพิสูจน์หลักฐาน</w:t></w:r></w:p></w:tc></w:tr><w:tr><w:trPr><w:cantSplit/></w:trPr><w:tc><w:tcPr><w:tcW w:type="dxa" w:w="3000"/><w:shd w:fill="FFFFFF" w:color="auto" w:val="clear"/><w:tcMar><w:top w:type="dxa" w:w="70"/><w:left w:type="dxa" w:w="120"/><w:bottom w:type="dxa" w:w="70"/><w:right w:type="dxa" w:w="120"/></w:tcMar></w:tcPr><w:p><w:pPr><w:spacing w:after="0"/></w:pPr><w:r><w:rPr><w:b/><w:bCs/><w:sz w:val="32"/><w:szCs w:val="32"/></w:rPr><w:t xml:space="preserve">สิทธิ์ Tier ชั่วคราว</w:t></w:r></w:p></w:tc><w:tc><w:tcPr><w:tcW w:type="dxa" w:w="6600"/><w:shd w:fill="FFFFFF" w:color="auto" w:val="clear"/><w:tcMar><w:top w:type="dxa" w:w="70"/><w:left w:type="dxa" w:w="120"/><w:bottom w:type="dxa" w:w="70"/><w:right w:type="dxa" w:w="120"/></w:tcMar></w:tcPr><w:p><w:pPr><w:spacing w:after="0"/></w:pPr><w:r><w:rPr><w:sz w:val="28"/><w:szCs w:val="28"/></w:rPr><w:t xml:space="preserve">สิทธิ์ Tier 1 + Tier 2 ที่ผู้ดูแลระบบสูงสุดให้แก่ผู้จัดการ SOC เป็นการชั่วคราว</w:t></w:r></w:p></w:tc></w:tr></w:tbl><w:sectPr><w:headerReference w:type="default" r:id="rId7"/><w:footerReference w:type="default" r:id="rId8"/><w:pgSz w:w="11906" w:h="16838" w:orient="portrait"/><w:pgMar w:top="1134" w:right="1134" w:bottom="1134" w:left="1134" w:header="708" w:footer="708" w:gutter="0"/><w:pgNumType w:start="1"/><w:docGrid w:linePitch="360"/></w:sectPr></w:body></w:document>
+<file path=word/document.xml><?xml version="1.0" encoding="UTF-8" standalone="yes"?><w:document mc:Ignorable="w14 w15 wp14" xmlns:wpc="http://schemas.microsoft.com/office/word/2010/wordprocessingCanvas" xmlns:mc="http://schemas.openxmlformats.org/markup-compatibility/2006" xmlns:o="urn:schemas-microsoft-com:office:office" xmlns:r="http://schemas.openxmlformats.org/officeDocument/2006/relationships" xmlns:m="http://schemas.openxmlformats.org/officeDocument/2006/math" xmlns:v="urn:schemas-microsoft-com:vml" xmlns:wp14="http://schemas.microsoft.com/office/word/2010/wordprocessingDrawing" xmlns:wp="http://schemas.openxmlformats.org/drawingml/2006/wordprocessingDrawing" xmlns:w10="urn:schemas-microsoft-com:office:word" xmlns:w="http://schemas.openxmlformats.org/wordprocessingml/2006/main" xmlns:w14="http://schemas.microsoft.com/office/word/2010/wordml" xmlns:w15="http://schemas.microsoft.com/office/word/2012/wordml" xmlns:wpg="http://schemas.microsoft.com/office/word/2010/wordprocessingGroup" xmlns:wpi="http://schemas.microsoft.com/office/word/2010/wordprocessingInk" xmlns:wne="http://schemas.microsoft.com/office/word/2006/wordml" xmlns:wps="http://schemas.microsoft.com/office/word/2010/wordprocessingShape" xmlns:cx="http://schemas.microsoft.com/office/drawing/2014/chartex" xmlns:cx1="http://schemas.microsoft.com/office/drawing/2015/9/8/chartex" xmlns:cx2="http://schemas.microsoft.com/office/drawing/2015/10/21/chartex" xmlns:cx3="http://schemas.microsoft.com/office/drawing/2016/5/9/chartex" xmlns:cx4="http://schemas.microsoft.com/office/drawing/2016/5/10/chartex" xmlns:cx5="http://schemas.microsoft.com/office/drawing/2016/5/11/chartex" xmlns:cx6="http://schemas.microsoft.com/office/drawing/2016/5/12/chartex" xmlns:cx7="http://schemas.microsoft.com/office/drawing/2016/5/13/chartex" xmlns:cx8="http://schemas.microsoft.com/office/drawing/2016/5/14/chartex" xmlns:aink="http://schemas.microsoft.com/office/drawing/2016/ink" xmlns:am3d="http://schemas.microsoft.com/office/drawing/2017/model3d" xmlns:w16cex="http://schemas.microsoft.com/office/word/2018/wordml/cex" xmlns:w16cid="http://schemas.microsoft.com/office/word/2016/wordml/cid" xmlns:w16="http://schemas.microsoft.com/office/word/2018/wordml" xmlns:w16sdtdh="http://schemas.microsoft.com/office/word/2020/wordml/sdtdatahash" xmlns:w16se="http://schemas.microsoft.com/office/word/2015/wordml/symex"><w:body><w:p><w:pPr><w:spacing w:after="200" w:before="900"/><w:jc w:val="center"/></w:pPr><w:r><w:drawing><wp:inline distT="0" distB="0" distL="0" distR="0"><wp:extent cx="2209800" cy="2209800"/><wp:effectExtent t="0" r="0" b="0" l="0"/><wp:docPr id="1" name="" descr="" title=""/><wp:cNvGraphicFramePr><a:graphicFrameLocks xmlns:a="http://schemas.openxmlformats.org/drawingml/2006/main" noChangeAspect="1"/></wp:cNvGraphicFramePr><a:graphic xmlns:a="http://schemas.openxmlformats.org/drawingml/2006/main"><a:graphicData uri="http://schemas.openxmlformats.org/drawingml/2006/picture"><pic:pic xmlns:pic="http://schemas.openxmlformats.org/drawingml/2006/picture"><pic:nvPicPr><pic:cNvPr id="0" name="" descr=""/><pic:cNvPicPr><a:picLocks noChangeAspect="1" noChangeArrowheads="1"/></pic:cNvPicPr></pic:nvPicPr><pic:blipFill><a:blip r:embed="rId9" cstate="none"/><a:srcRect/><a:stretch><a:fillRect/></a:stretch></pic:blipFill><pic:spPr bwMode="auto"><a:xfrm><a:off x="0" y="0"/><a:ext cx="2209800" cy="2209800"/></a:xfrm><a:prstGeom prst="rect"><a:avLst/></a:prstGeom></pic:spPr></pic:pic></a:graphicData></a:graphic></wp:inline></w:drawing></w:r></w:p><w:p><w:pPr><w:spacing w:after="40"/><w:jc w:val="center"/></w:pPr><w:r><w:rPr><w:color w:val="6C7888"/><w:sz w:val="34"/><w:szCs w:val="34"/></w:rPr><w:t xml:space="preserve">คู่มือการใช้งานระบบ</w:t></w:r></w:p><w:p><w:pPr><w:spacing w:after="20"/><w:jc w:val="center"/></w:pPr><w:r><w:rPr><w:b/><w:bCs/><w:color w:val="1A1A2E"/><w:sz w:val="56"/><w:szCs w:val="56"/></w:rPr><w:t xml:space="preserve">SOC Support System</w:t></w:r></w:p><w:p><w:pPr><w:spacing w:after="320"/><w:jc w:val="center"/></w:pPr><w:r><w:rPr><w:color w:val="1F2D3D"/><w:sz w:val="34"/><w:szCs w:val="34"/></w:rPr><w:t xml:space="preserve">ระบบบริหารจัดการเหตุการณ์ความปลอดภัย</w:t></w:r></w:p><w:tbl><w:tblPr><w:tblW w:type="dxa" w:w="9600"/><w:tblBorders><w:top w:val="none"/><w:left w:val="none"/><w:bottom w:val="none"/><w:right w:val="none"/><w:insideH w:val="single" w:color="auto" w:sz="4"/><w:insideV w:val="single" w:color="auto" w:sz="4"/></w:tblBorders></w:tblPr><w:tblGrid><w:gridCol w:w="9600"/></w:tblGrid><w:tr><w:tc><w:tcPr><w:tcW w:type="dxa" w:w="9600"/><w:shd w:fill="1A1A2E" w:color="auto" w:val="clear"/><w:tcMar><w:top w:type="dxa" w:w="200"/><w:left w:type="dxa" w:w="200"/><w:bottom w:type="dxa" w:w="200"/><w:right w:type="dxa" w:w="200"/></w:tcMar></w:tcPr><w:p><w:pPr><w:spacing w:after="40"/><w:jc w:val="center"/></w:pPr><w:r><w:rPr><w:color w:val="AEB8CC"/><w:sz w:val="30"/><w:szCs w:val="30"/></w:rPr><w:t xml:space="preserve">คู่มือสำหรับบทบาท</w:t></w:r></w:p><w:p><w:pPr><w:spacing w:after="20"/><w:jc w:val="center"/></w:pPr><w:r><w:rPr><w:b/><w:bCs/><w:color w:val="FFFFFF"/><w:sz w:val="46"/><w:szCs w:val="46"/></w:rPr><w:t xml:space="preserve">ผู้จัดการ SOC</w:t></w:r></w:p><w:p><w:pPr><w:jc w:val="center"/></w:pPr><w:r><w:rPr><w:color w:val="D7DEEC"/><w:sz w:val="32"/><w:szCs w:val="32"/></w:rPr><w:t xml:space="preserve">SOC Manager</w:t></w:r></w:p></w:tc></w:tr></w:tbl><w:p><w:pPr><w:spacing w:after="360"/></w:pPr></w:p><w:p><w:pPr><w:spacing w:after="40"/><w:jc w:val="center"/></w:pPr><w:r><w:rPr><w:color w:val="1F2D3D"/><w:sz w:val="28"/><w:szCs w:val="28"/></w:rPr><w:t xml:space="preserve">เวอร์ชันระบบ v1.7.1</w:t></w:r><w:r><w:rPr><w:color w:val="E1E6ED"/><w:sz w:val="28"/><w:szCs w:val="28"/></w:rPr><w:t xml:space="preserve">   ·   </w:t></w:r><w:r><w:rPr><w:color w:val="1F2D3D"/><w:sz w:val="28"/><w:szCs w:val="28"/></w:rPr><w:t xml:space="preserve">ปรับปรุงล่าสุด 18 กันยายน 2026</w:t></w:r></w:p><w:p><w:pPr><w:spacing w:after="40"/><w:jc w:val="center"/></w:pPr><w:r><w:rPr><w:color w:val="6C7888"/><w:sz w:val="28"/><w:szCs w:val="28"/></w:rPr><w:t xml:space="preserve">คู่มือฉบับที่ 1.3</w:t></w:r></w:p><w:p><w:pPr><w:spacing w:after="700"/></w:pPr></w:p><w:p><w:pPr><w:jc w:val="center"/></w:pPr><w:r><w:rPr><w:i/><w:iCs/><w:color w:val="6C7888"/><w:sz w:val="26"/><w:szCs w:val="26"/></w:rPr><w:t xml:space="preserve">เอกสารใช้ภายในองค์กร — บริษัท โทรคมนาคมแห่งชาติ จำกัด (มหาชน)</w:t></w:r></w:p><w:p><w:r><w:br w:type="page"/></w:r></w:p><w:p><w:pPr><w:sectPr><w:pgSz w:w="11906" w:h="16838" w:orient="portrait"/><w:pgMar w:top="1134" w:right="1134" w:bottom="1134" w:left="1134" w:header="708" w:footer="708" w:gutter="0"/><w:pgNumType/><w:docGrid w:linePitch="360"/></w:sectPr></w:pPr></w:p><w:p><w:pPr><w:spacing w:after="160"/></w:pPr><w:r><w:rPr><w:b/><w:bCs/><w:color w:val="1A1A2E"/><w:sz w:val="40"/><w:szCs w:val="40"/></w:rPr><w:t xml:space="preserve">สารบัญ</w:t></w:r></w:p><w:sdt><w:sdtPr><w:alias w:val="สารบัญ"/></w:sdtPr><w:sdtContent><w:p><w:r><w:fldChar w:fldCharType="begin" w:dirty="true"/><w:instrText xml:space="preserve">TOC \h \o &quot;1-2&quot;</w:instrText><w:fldChar w:fldCharType="separate"/></w:r></w:p><w:p><w:r><w:fldChar w:fldCharType="end"/></w:r></w:p></w:sdtContent></w:sdt><w:p><w:r><w:br w:type="page"/></w:r></w:p><w:p><w:pPr><w:pStyle w:val="Heading1"/></w:pPr><w:r><w:t xml:space="preserve">1. เกี่ยวกับคู่มือฉบับนี้</w:t></w:r></w:p><w:p><w:pPr><w:spacing w:after="120"/></w:pPr><w:r><w:rPr><w:sz w:val="32"/><w:szCs w:val="32"/></w:rPr><w:t xml:space="preserve">คู่มือฉบับนี้จัดทำขึ้นสำหรับ </w:t></w:r><w:r><w:rPr><w:b/><w:bCs/><w:sz w:val="32"/><w:szCs w:val="32"/></w:rPr><w:t xml:space="preserve">ผู้จัดการ SOC (SOC Manager)</w:t></w:r><w:r><w:rPr><w:sz w:val="32"/><w:szCs w:val="32"/></w:rPr><w:t xml:space="preserve"> ผู้กำกับดูแลเหตุการณ์จริงทุกเรื่อง เป็นผู้เดียวที่กำหนดสถานะฉุกเฉิน ออกคำขอทีมตอบสนอง และอนุมัติการปิดตั๋วฉุกเฉิน</w:t></w:r></w:p><w:p><w:pPr><w:pStyle w:val="Heading2"/></w:pPr><w:r><w:t xml:space="preserve">ผู้อ่านและขอบเขต</w:t></w:r></w:p><w:p><w:pPr><w:pStyle w:val="ListParagraph"/><w:numPr><w:ilvl w:val="0"/><w:numId w:val="2"/></w:numPr><w:spacing w:after="60"/></w:pPr><w:r><w:rPr><w:b/><w:bCs/><w:sz w:val="32"/><w:szCs w:val="32"/></w:rPr><w:t xml:space="preserve">ผู้อ่าน: </w:t></w:r><w:r><w:rPr><w:sz w:val="32"/><w:szCs w:val="32"/></w:rPr><w:t xml:space="preserve">ผู้จัดการศูนย์ปฏิบัติการความปลอดภัย (SOC)</w:t></w:r></w:p><w:p><w:pPr><w:pStyle w:val="ListParagraph"/><w:numPr><w:ilvl w:val="0"/><w:numId w:val="2"/></w:numPr><w:spacing w:after="60"/></w:pPr><w:r><w:rPr><w:b/><w:bCs/><w:sz w:val="32"/><w:szCs w:val="32"/></w:rPr><w:t xml:space="preserve">ขอบเขต: </w:t></w:r><w:r><w:rPr><w:sz w:val="32"/><w:szCs w:val="32"/></w:rPr><w:t xml:space="preserve">เฉพาะงานและสิทธิ์ของบทบาทผู้จัดการ SOC</w:t></w:r></w:p><w:p><w:pPr><w:pStyle w:val="Heading2"/></w:pPr><w:r><w:t xml:space="preserve">สัญลักษณ์ที่ใช้ในคู่มือ</w:t></w:r></w:p><w:tbl><w:tblPr><w:tblW w:type="dxa" w:w="9600"/><w:tblBorders><w:top w:val="single" w:color="FDECEE" w:sz="2"/><w:left w:val="single" w:color="E63946" w:sz="28"/><w:bottom w:val="single" w:color="FDECEE" w:sz="2"/><w:right w:val="single" w:color="FDECEE" w:sz="2"/><w:insideH w:val="single" w:color="auto" w:sz="4"/><w:insideV w:val="single" w:color="auto" w:sz="4"/></w:tblBorders></w:tblPr><w:tblGrid><w:gridCol w:w="9600"/></w:tblGrid><w:tr><w:tc><w:tcPr><w:tcW w:type="dxa" w:w="9600"/><w:shd w:fill="FDECEE" w:color="auto" w:val="clear"/><w:tcMar><w:top w:type="dxa" w:w="140"/><w:left w:type="dxa" w:w="200"/><w:bottom w:type="dxa" w:w="140"/><w:right w:type="dxa" w:w="200"/></w:tcMar></w:tcPr><w:p><w:pPr><w:spacing w:after="60"/></w:pPr><w:r><w:rPr><w:b/><w:bCs/><w:color w:val="E63946"/><w:sz w:val="30"/><w:szCs w:val="30"/></w:rPr><w:t xml:space="preserve">ข้อควรระวัง</w:t></w:r></w:p><w:p><w:pPr><w:spacing w:after="0"/></w:pPr><w:r><w:rPr><w:sz w:val="32"/><w:szCs w:val="32"/></w:rPr><w:t xml:space="preserve">กล่องสีแดง — เรื่องที่ต้องระวังเป็นพิเศษ</w:t></w:r></w:p></w:tc></w:tr></w:tbl><w:p><w:pPr><w:spacing w:after="80"/></w:pPr></w:p><w:tbl><w:tblPr><w:tblW w:type="dxa" w:w="9600"/><w:tblBorders><w:top w:val="single" w:color="EAF1FB" w:sz="2"/><w:left w:val="single" w:color="245EA8" w:sz="28"/><w:bottom w:val="single" w:color="EAF1FB" w:sz="2"/><w:right w:val="single" w:color="EAF1FB" w:sz="2"/><w:insideH w:val="single" w:color="auto" w:sz="4"/><w:insideV w:val="single" w:color="auto" w:sz="4"/></w:tblBorders></w:tblPr><w:tblGrid><w:gridCol w:w="9600"/></w:tblGrid><w:tr><w:tc><w:tcPr><w:tcW w:type="dxa" w:w="9600"/><w:shd w:fill="EAF1FB" w:color="auto" w:val="clear"/><w:tcMar><w:top w:type="dxa" w:w="140"/><w:left w:type="dxa" w:w="200"/><w:bottom w:type="dxa" w:w="140"/><w:right w:type="dxa" w:w="200"/></w:tcMar></w:tcPr><w:p><w:pPr><w:spacing w:after="60"/></w:pPr><w:r><w:rPr><w:b/><w:bCs/><w:color w:val="245EA8"/><w:sz w:val="30"/><w:szCs w:val="30"/></w:rPr><w:t xml:space="preserve">เคล็ดลับ</w:t></w:r></w:p><w:p><w:pPr><w:spacing w:after="0"/></w:pPr><w:r><w:rPr><w:sz w:val="32"/><w:szCs w:val="32"/></w:rPr><w:t xml:space="preserve">กล่องสีน้ำเงิน — เคล็ดลับหรือคำแนะนำ</w:t></w:r></w:p></w:tc></w:tr></w:tbl><w:p><w:pPr><w:spacing w:after="80"/></w:pPr></w:p><w:tbl><w:tblPr><w:tblW w:type="dxa" w:w="9600"/><w:tblBorders><w:top w:val="single" w:color="F1F3F6" w:sz="2"/><w:left w:val="single" w:color="6C7888" w:sz="28"/><w:bottom w:val="single" w:color="F1F3F6" w:sz="2"/><w:right w:val="single" w:color="F1F3F6" w:sz="2"/><w:insideH w:val="single" w:color="auto" w:sz="4"/><w:insideV w:val="single" w:color="auto" w:sz="4"/></w:tblBorders></w:tblPr><w:tblGrid><w:gridCol w:w="9600"/></w:tblGrid><w:tr><w:tc><w:tcPr><w:tcW w:type="dxa" w:w="9600"/><w:shd w:fill="F1F3F6" w:color="auto" w:val="clear"/><w:tcMar><w:top w:type="dxa" w:w="140"/><w:left w:type="dxa" w:w="200"/><w:bottom w:type="dxa" w:w="140"/><w:right w:type="dxa" w:w="200"/></w:tcMar></w:tcPr><w:p><w:pPr><w:spacing w:after="60"/></w:pPr><w:r><w:rPr><w:b/><w:bCs/><w:color w:val="6C7888"/><w:sz w:val="30"/><w:szCs w:val="30"/></w:rPr><w:t xml:space="preserve">สิ่งที่ต้องจำ</w:t></w:r></w:p><w:p><w:pPr><w:spacing w:after="0"/></w:pPr><w:r><w:rPr><w:sz w:val="32"/><w:szCs w:val="32"/></w:rPr><w:t xml:space="preserve">กล่องสีเทา — ข้อเท็จจริงสำคัญที่ควรจำ</w:t></w:r></w:p></w:tc></w:tr></w:tbl><w:p><w:pPr><w:spacing w:after="120"/></w:pPr></w:p><w:tbl><w:tblPr><w:tblW w:type="dxa" w:w="9600"/><w:tblBorders><w:top w:val="single" w:color="F1F3F6" w:sz="2"/><w:left w:val="single" w:color="6C7888" w:sz="28"/><w:bottom w:val="single" w:color="F1F3F6" w:sz="2"/><w:right w:val="single" w:color="F1F3F6" w:sz="2"/><w:insideH w:val="single" w:color="auto" w:sz="4"/><w:insideV w:val="single" w:color="auto" w:sz="4"/></w:tblBorders></w:tblPr><w:tblGrid><w:gridCol w:w="9600"/></w:tblGrid><w:tr><w:tc><w:tcPr><w:tcW w:type="dxa" w:w="9600"/><w:shd w:fill="F1F3F6" w:color="auto" w:val="clear"/><w:tcMar><w:top w:type="dxa" w:w="140"/><w:left w:type="dxa" w:w="200"/><w:bottom w:type="dxa" w:w="140"/><w:right w:type="dxa" w:w="200"/></w:tcMar></w:tcPr><w:p><w:pPr><w:spacing w:after="60"/></w:pPr><w:r><w:rPr><w:b/><w:bCs/><w:color w:val="6C7888"/><w:sz w:val="30"/><w:szCs w:val="30"/></w:rPr><w:t xml:space="preserve">สิ่งที่ต้องจำ</w:t></w:r></w:p><w:p><w:pPr><w:spacing w:after="0"/></w:pPr><w:r><w:rPr><w:sz w:val="32"/><w:szCs w:val="32"/></w:rPr><w:t xml:space="preserve">ในคู่มือฉบับนี้ ตำแหน่งภาพหน้าจอยังเป็น </w:t></w:r><w:r><w:rPr><w:b/><w:bCs/><w:sz w:val="32"/><w:szCs w:val="32"/></w:rPr><w:t xml:space="preserve">กรอบว่าง (placeholder)</w:t></w:r><w:r><w:rPr><w:sz w:val="32"/><w:szCs w:val="32"/></w:rPr><w:t xml:space="preserve"> ระบบจะเติมภาพจริงในขั้นตอนถัดไป</w:t></w:r></w:p></w:tc></w:tr></w:tbl><w:p><w:pPr><w:pStyle w:val="Heading1"/></w:pPr><w:r><w:t xml:space="preserve">2. บทบาทของคุณโดยย่อ</w:t></w:r></w:p><w:p><w:pPr><w:spacing w:after="120"/></w:pPr><w:r><w:rPr><w:sz w:val="32"/><w:szCs w:val="32"/></w:rPr><w:t xml:space="preserve">ผู้จัดการ SOC คือจุดควบคุมของกระบวนการ เหตุการณ์จริงทุกเรื่องต้องผ่านการตรวจของคุณก่อนเริ่มงานควบคุม และมีอำนาจเฉพาะหลายอย่างที่ไม่มีบทบาทอื่นทำได้</w:t></w:r></w:p><w:p><w:pPr><w:pStyle w:val="Heading2"/></w:pPr><w:r><w:t xml:space="preserve">อำนาจเฉพาะของผู้จัดการ SOC</w:t></w:r></w:p><w:tbl><w:tblPr><w:tblW w:type="dxa" w:w="9600"/><w:tblBorders><w:top w:val="single" w:color="E1E6ED" w:sz="2"/><w:left w:val="single" w:color="E1E6ED" w:sz="2"/><w:bottom w:val="single" w:color="E1E6ED" w:sz="2"/><w:right w:val="single" w:color="E1E6ED" w:sz="2"/><w:insideH w:val="single" w:color="E1E6ED" w:sz="2"/><w:insideV w:val="single" w:color="E1E6ED" w:sz="2"/></w:tblBorders></w:tblPr><w:tblGrid><w:gridCol w:w="4200"/><w:gridCol w:w="5400"/></w:tblGrid><w:tr><w:trPr><w:cantSplit/><w:tblHeader/></w:trPr><w:tc><w:tcPr><w:tcW w:type="dxa" w:w="4200"/><w:shd w:fill="1A1A2E" w:color="auto" w:val="clear"/><w:tcMar><w:top w:type="dxa" w:w="80"/><w:left w:type="dxa" w:w="120"/><w:bottom w:type="dxa" w:w="80"/><w:right w:type="dxa" w:w="120"/></w:tcMar></w:tcPr><w:p><w:r><w:rPr><w:b/><w:bCs/><w:color w:val="FFFFFF"/><w:sz w:val="28"/><w:szCs w:val="28"/></w:rPr><w:t xml:space="preserve">อำนาจเฉพาะ (มีเพียงผู้จัดการ)</w:t></w:r></w:p></w:tc><w:tc><w:tcPr><w:tcW w:type="dxa" w:w="5400"/><w:shd w:fill="1A1A2E" w:color="auto" w:val="clear"/><w:tcMar><w:top w:type="dxa" w:w="80"/><w:left w:type="dxa" w:w="120"/><w:bottom w:type="dxa" w:w="80"/><w:right w:type="dxa" w:w="120"/></w:tcMar></w:tcPr><w:p><w:r><w:rPr><w:b/><w:bCs/><w:color w:val="FFFFFF"/><w:sz w:val="28"/><w:szCs w:val="28"/></w:rPr><w:t xml:space="preserve">คำอธิบาย</w:t></w:r></w:p></w:tc></w:tr><w:tr><w:trPr><w:cantSplit/></w:trPr><w:tc><w:tcPr><w:tcW w:type="dxa" w:w="4200"/><w:shd w:fill="FFFFFF" w:color="auto" w:val="clear"/><w:tcMar><w:top w:type="dxa" w:w="70"/><w:left w:type="dxa" w:w="120"/><w:bottom w:type="dxa" w:w="70"/><w:right w:type="dxa" w:w="120"/></w:tcMar></w:tcPr><w:p><w:pPr><w:spacing w:after="0"/></w:pPr><w:r><w:rPr><w:sz w:val="28"/><w:szCs w:val="28"/></w:rPr><w:t xml:space="preserve">กำหนด/ประเมินสถานะฉุกเฉิน</w:t></w:r></w:p></w:tc><w:tc><w:tcPr><w:tcW w:type="dxa" w:w="5400"/><w:shd w:fill="FFFFFF" w:color="auto" w:val="clear"/><w:tcMar><w:top w:type="dxa" w:w="70"/><w:left w:type="dxa" w:w="120"/><w:bottom w:type="dxa" w:w="70"/><w:right w:type="dxa" w:w="120"/></w:tcMar></w:tcPr><w:p><w:pPr><w:spacing w:after="0"/></w:pPr><w:r><w:rPr><w:sz w:val="28"/><w:szCs w:val="28"/></w:rPr><w:t xml:space="preserve">ตั้งหรือยกเลิกแฟล็กฉุกเฉิน — ไม่มีบทบาทอื่นทำได้</w:t></w:r></w:p></w:tc></w:tr><w:tr><w:trPr><w:cantSplit/></w:trPr><w:tc><w:tcPr><w:tcW w:type="dxa" w:w="4200"/><w:shd w:fill="F7F8FA" w:color="auto" w:val="clear"/><w:tcMar><w:top w:type="dxa" w:w="70"/><w:left w:type="dxa" w:w="120"/><w:bottom w:type="dxa" w:w="70"/><w:right w:type="dxa" w:w="120"/></w:tcMar></w:tcPr><w:p><w:pPr><w:spacing w:after="0"/></w:pPr><w:r><w:rPr><w:sz w:val="28"/><w:szCs w:val="28"/></w:rPr><w:t xml:space="preserve">ออกคำขอทีมตอบสนอง</w:t></w:r></w:p></w:tc><w:tc><w:tcPr><w:tcW w:type="dxa" w:w="5400"/><w:shd w:fill="F7F8FA" w:color="auto" w:val="clear"/><w:tcMar><w:top w:type="dxa" w:w="70"/><w:left w:type="dxa" w:w="120"/><w:bottom w:type="dxa" w:w="70"/><w:right w:type="dxa" w:w="120"/></w:tcMar></w:tcPr><w:p><w:pPr><w:spacing w:after="0"/></w:pPr><w:r><w:rPr><w:sz w:val="28"/><w:szCs w:val="28"/></w:rPr><w:t xml:space="preserve">มอบงานให้ทีมพิสูจน์หลักฐาน/ทดสอบเจาะระบบนอก SOC</w:t></w:r></w:p></w:tc></w:tr><w:tr><w:trPr><w:cantSplit/></w:trPr><w:tc><w:tcPr><w:tcW w:type="dxa" w:w="4200"/><w:shd w:fill="FFFFFF" w:color="auto" w:val="clear"/><w:tcMar><w:top w:type="dxa" w:w="70"/><w:left w:type="dxa" w:w="120"/><w:bottom w:type="dxa" w:w="70"/><w:right w:type="dxa" w:w="120"/></w:tcMar></w:tcPr><w:p><w:pPr><w:spacing w:after="0"/></w:pPr><w:r><w:rPr><w:sz w:val="28"/><w:szCs w:val="28"/></w:rPr><w:t xml:space="preserve">อนุมัติปิดตั๋วฉุกเฉิน</w:t></w:r></w:p></w:tc><w:tc><w:tcPr><w:tcW w:type="dxa" w:w="5400"/><w:shd w:fill="FFFFFF" w:color="auto" w:val="clear"/><w:tcMar><w:top w:type="dxa" w:w="70"/><w:left w:type="dxa" w:w="120"/><w:bottom w:type="dxa" w:w="70"/><w:right w:type="dxa" w:w="120"/></w:tcMar></w:tcPr><w:p><w:pPr><w:spacing w:after="0"/></w:pPr><w:r><w:rPr><w:sz w:val="28"/><w:szCs w:val="28"/></w:rPr><w:t xml:space="preserve">ตั๋วฉุกเฉินต้องผ่านการอนุมัติของคุณก่อนปิด</w:t></w:r></w:p></w:tc></w:tr><w:tr><w:trPr><w:cantSplit/></w:trPr><w:tc><w:tcPr><w:tcW w:type="dxa" w:w="4200"/><w:shd w:fill="F7F8FA" w:color="auto" w:val="clear"/><w:tcMar><w:top w:type="dxa" w:w="70"/><w:left w:type="dxa" w:w="120"/><w:bottom w:type="dxa" w:w="70"/><w:right w:type="dxa" w:w="120"/></w:tcMar></w:tcPr><w:p><w:pPr><w:spacing w:after="0"/></w:pPr><w:r><w:rPr><w:sz w:val="28"/><w:szCs w:val="28"/></w:rPr><w:t xml:space="preserve">ตรวจการปิดแบบ Event ที่ถูกปรับลด</w:t></w:r></w:p></w:tc><w:tc><w:tcPr><w:tcW w:type="dxa" w:w="5400"/><w:shd w:fill="F7F8FA" w:color="auto" w:val="clear"/><w:tcMar><w:top w:type="dxa" w:w="70"/><w:left w:type="dxa" w:w="120"/><w:bottom w:type="dxa" w:w="70"/><w:right w:type="dxa" w:w="120"/></w:tcMar></w:tcPr><w:p><w:pPr><w:spacing w:after="0"/></w:pPr><w:r><w:rPr><w:sz w:val="28"/><w:szCs w:val="28"/></w:rPr><w:t xml:space="preserve">ตัดสินว่าเห็นด้วยหรือตีกลับให้ Tier 2</w:t></w:r></w:p></w:tc></w:tr></w:tbl><w:p><w:pPr><w:spacing w:after="140"/></w:pPr></w:p><w:tbl><w:tblPr><w:tblW w:type="dxa" w:w="9600"/><w:tblBorders><w:top w:val="single" w:color="FDECEE" w:sz="2"/><w:left w:val="single" w:color="E63946" w:sz="28"/><w:bottom w:val="single" w:color="FDECEE" w:sz="2"/><w:right w:val="single" w:color="FDECEE" w:sz="2"/><w:insideH w:val="single" w:color="auto" w:sz="4"/><w:insideV w:val="single" w:color="auto" w:sz="4"/></w:tblBorders></w:tblPr><w:tblGrid><w:gridCol w:w="9600"/></w:tblGrid><w:tr><w:tc><w:tcPr><w:tcW w:type="dxa" w:w="9600"/><w:shd w:fill="FDECEE" w:color="auto" w:val="clear"/><w:tcMar><w:top w:type="dxa" w:w="140"/><w:left w:type="dxa" w:w="200"/><w:bottom w:type="dxa" w:w="140"/><w:right w:type="dxa" w:w="200"/></w:tcMar></w:tcPr><w:p><w:pPr><w:spacing w:after="60"/></w:pPr><w:r><w:rPr><w:b/><w:bCs/><w:color w:val="E63946"/><w:sz w:val="30"/><w:szCs w:val="30"/></w:rPr><w:t xml:space="preserve">ข้อควรระวัง</w:t></w:r></w:p><w:p><w:pPr><w:spacing w:after="0"/></w:pPr><w:r><w:rPr><w:sz w:val="32"/><w:szCs w:val="32"/></w:rPr><w:t xml:space="preserve">ผู้จัดการ </w:t></w:r><w:r><w:rPr><w:b/><w:bCs/><w:sz w:val="32"/><w:szCs w:val="32"/></w:rPr><w:t xml:space="preserve">เปลี่ยนช่องทางการจัดการไม่ได้</w:t></w:r><w:r><w:rPr><w:sz w:val="32"/><w:szCs w:val="32"/></w:rPr><w:t xml:space="preserve"> — ทำได้เพียงส่งต่อไปตามช่องทาง (ผู้ดูแลระบบ หรือเจ้าของระบบ) ที่นักวิเคราะห์ระดับ 1 เลือกไว้แล้ว หากไม่เหมาะสมต้องประสานกับผู้เปิดตั๋ว</w:t></w:r></w:p></w:tc></w:tr></w:tbl><w:p><w:pPr><w:pStyle w:val="Heading1"/></w:pPr><w:r><w:t xml:space="preserve">3. การเข้าสู่ระบบ</w:t></w:r></w:p><w:p><w:pPr><w:pStyle w:val="ListParagraph"/><w:numPr><w:ilvl w:val="0"/><w:numId w:val="3"/></w:numPr><w:spacing w:after="80"/></w:pPr><w:r><w:rPr><w:sz w:val="32"/><w:szCs w:val="32"/></w:rPr><w:t xml:space="preserve">เปิดเว็บเบราว์เซอร์ แล้วไปยังที่อยู่ของระบบที่ผู้ดูแลระบบแจ้ง</w:t></w:r></w:p><w:p><w:pPr><w:pStyle w:val="ListParagraph"/><w:numPr><w:ilvl w:val="0"/><w:numId w:val="3"/></w:numPr><w:spacing w:after="80"/></w:pPr><w:r><w:rPr><w:sz w:val="32"/><w:szCs w:val="32"/></w:rPr><w:t xml:space="preserve">กรอก </w:t></w:r><w:r><w:rPr><w:b/><w:bCs/><w:color w:val="1F2D3D"/><w:sz w:val="32"/><w:szCs w:val="32"/></w:rPr><w:t xml:space="preserve">ชื่อผู้ใช้ (Username)</w:t></w:r><w:r><w:rPr><w:sz w:val="32"/><w:szCs w:val="32"/></w:rPr><w:t xml:space="preserve"> และ </w:t></w:r><w:r><w:rPr><w:b/><w:bCs/><w:color w:val="1F2D3D"/><w:sz w:val="32"/><w:szCs w:val="32"/></w:rPr><w:t xml:space="preserve">รหัสผ่าน (Password)</w:t></w:r><w:r><w:rPr><w:sz w:val="32"/><w:szCs w:val="32"/></w:rPr><w:t xml:space="preserve"> แล้วกดเข้าสู่ระบบ</w:t></w:r></w:p><w:tbl><w:tblPr><w:tblW w:type="dxa" w:w="9600"/><w:tblBorders><w:top w:val="dashed" w:color="9DB4D4" w:sz="6"/><w:left w:val="dashed" w:color="9DB4D4" w:sz="6"/><w:bottom w:val="dashed" w:color="9DB4D4" w:sz="6"/><w:right w:val="dashed" w:color="9DB4D4" w:sz="6"/><w:insideH w:val="single" w:color="auto" w:sz="4"/><w:insideV w:val="single" w:color="auto" w:sz="4"/></w:tblBorders></w:tblPr><w:tblGrid><w:gridCol w:w="9600"/></w:tblGrid><w:tr><w:tc><w:tcPr><w:tcW w:type="dxa" w:w="9600"/><w:shd w:fill="F7F8FA" w:color="auto" w:val="clear"/><w:tcMar><w:top w:type="dxa" w:w="520"/><w:left w:type="dxa" w:w="200"/><w:bottom w:type="dxa" w:w="520"/><w:right w:type="dxa" w:w="200"/></w:tcMar><w:vAlign w:val="center"/></w:tcPr><w:p><w:pPr><w:spacing w:after="40"/><w:jc w:val="center"/></w:pPr><w:r><w:rPr><w:b/><w:bCs/><w:color w:val="6C7888"/><w:sz w:val="30"/><w:szCs w:val="30"/></w:rPr><w:t xml:space="preserve">[ ตำแหน่งภาพหน้าจอ ]</w:t></w:r></w:p><w:p><w:pPr><w:spacing w:after="40"/><w:jc w:val="center"/></w:pPr><w:r><w:rPr><w:color w:val="1F2D3D"/><w:sz w:val="32"/><w:szCs w:val="32"/></w:rPr><w:t xml:space="preserve">หน้าเข้าสู่ระบบ</w:t></w:r></w:p><w:p><w:pPr><w:jc w:val="center"/></w:pPr><w:r><w:rPr><w:rFonts w:ascii="Consolas" w:cs="Consolas" w:eastAsia="Consolas" w:hAnsi="Consolas"/><w:color w:val="9AA6B4"/><w:sz w:val="24"/><w:szCs w:val="24"/></w:rPr><w:t xml:space="preserve">SHOT: MGR-login</w:t></w:r></w:p></w:tc></w:tr></w:tbl><w:p><w:pPr><w:spacing w:after="160" w:before="60"/><w:jc w:val="center"/></w:pPr><w:r><w:rPr><w:b/><w:bCs/><w:color w:val="245EA8"/><w:sz w:val="28"/><w:szCs w:val="28"/></w:rPr><w:t xml:space="preserve">รูปที่ 3-1  </w:t></w:r><w:r><w:rPr><w:i/><w:iCs/><w:color w:val="6C7888"/><w:sz w:val="28"/><w:szCs w:val="28"/></w:rPr><w:t xml:space="preserve">หน้าเข้าสู่ระบบ</w:t></w:r></w:p><w:tbl><w:tblPr><w:tblW w:type="dxa" w:w="9600"/><w:tblBorders><w:top w:val="single" w:color="F1F3F6" w:sz="2"/><w:left w:val="single" w:color="6C7888" w:sz="28"/><w:bottom w:val="single" w:color="F1F3F6" w:sz="2"/><w:right w:val="single" w:color="F1F3F6" w:sz="2"/><w:insideH w:val="single" w:color="auto" w:sz="4"/><w:insideV w:val="single" w:color="auto" w:sz="4"/></w:tblBorders></w:tblPr><w:tblGrid><w:gridCol w:w="9600"/></w:tblGrid><w:tr><w:tc><w:tcPr><w:tcW w:type="dxa" w:w="9600"/><w:shd w:fill="F1F3F6" w:color="auto" w:val="clear"/><w:tcMar><w:top w:type="dxa" w:w="140"/><w:left w:type="dxa" w:w="200"/><w:bottom w:type="dxa" w:w="140"/><w:right w:type="dxa" w:w="200"/></w:tcMar></w:tcPr><w:p><w:pPr><w:spacing w:after="60"/></w:pPr><w:r><w:rPr><w:b/><w:bCs/><w:color w:val="6C7888"/><w:sz w:val="30"/><w:szCs w:val="30"/></w:rPr><w:t xml:space="preserve">สิ่งที่ต้องจำ</w:t></w:r></w:p><w:p><w:pPr><w:spacing w:after="0"/></w:pPr><w:r><w:rPr><w:sz w:val="32"/><w:szCs w:val="32"/></w:rPr><w:t xml:space="preserve">บัญชีสร้างและกำหนดบทบาทโดยผู้ดูแลระบบ SOC หากบัญชีถูกล็อก (ผิดเกิน 5 ครั้ง) ให้ติดต่อผู้ดูแลระบบ</w:t></w:r></w:p></w:tc></w:tr></w:tbl><w:p><w:pPr><w:pStyle w:val="Heading1"/></w:pPr><w:r><w:t xml:space="preserve">4. หน้าจอและเมนูของคุณ</w:t></w:r></w:p><w:tbl><w:tblPr><w:tblW w:type="dxa" w:w="9600"/><w:tblBorders><w:top w:val="single" w:color="E1E6ED" w:sz="2"/><w:left w:val="single" w:color="E1E6ED" w:sz="2"/><w:bottom w:val="single" w:color="E1E6ED" w:sz="2"/><w:right w:val="single" w:color="E1E6ED" w:sz="2"/><w:insideH w:val="single" w:color="E1E6ED" w:sz="2"/><w:insideV w:val="single" w:color="E1E6ED" w:sz="2"/></w:tblBorders></w:tblPr><w:tblGrid><w:gridCol w:w="4200"/><w:gridCol w:w="5400"/></w:tblGrid><w:tr><w:trPr><w:cantSplit/><w:tblHeader/></w:trPr><w:tc><w:tcPr><w:tcW w:type="dxa" w:w="4200"/><w:shd w:fill="1A1A2E" w:color="auto" w:val="clear"/><w:tcMar><w:top w:type="dxa" w:w="80"/><w:left w:type="dxa" w:w="120"/><w:bottom w:type="dxa" w:w="80"/><w:right w:type="dxa" w:w="120"/></w:tcMar></w:tcPr><w:p><w:r><w:rPr><w:b/><w:bCs/><w:color w:val="FFFFFF"/><w:sz w:val="28"/><w:szCs w:val="28"/></w:rPr><w:t xml:space="preserve">กลุ่ม / เมนู</w:t></w:r></w:p></w:tc><w:tc><w:tcPr><w:tcW w:type="dxa" w:w="5400"/><w:shd w:fill="1A1A2E" w:color="auto" w:val="clear"/><w:tcMar><w:top w:type="dxa" w:w="80"/><w:left w:type="dxa" w:w="120"/><w:bottom w:type="dxa" w:w="80"/><w:right w:type="dxa" w:w="120"/></w:tcMar></w:tcPr><w:p><w:r><w:rPr><w:b/><w:bCs/><w:color w:val="FFFFFF"/><w:sz w:val="28"/><w:szCs w:val="28"/></w:rPr><w:t xml:space="preserve">หน้าที่</w:t></w:r></w:p></w:tc></w:tr><w:tr><w:trPr><w:cantSplit/></w:trPr><w:tc><w:tcPr><w:tcW w:type="dxa" w:w="4200"/><w:shd w:fill="FFFFFF" w:color="auto" w:val="clear"/><w:tcMar><w:top w:type="dxa" w:w="70"/><w:left w:type="dxa" w:w="120"/><w:bottom w:type="dxa" w:w="70"/><w:right w:type="dxa" w:w="120"/></w:tcMar></w:tcPr><w:p><w:pPr><w:spacing w:after="0"/></w:pPr><w:r><w:rPr><w:b/><w:bCs/><w:color w:val="245EA8"/><w:sz w:val="32"/><w:szCs w:val="32"/></w:rPr><w:t xml:space="preserve">ภาพรวม › แดชบอร์ด SOC</w:t></w:r></w:p></w:tc><w:tc><w:tcPr><w:tcW w:type="dxa" w:w="5400"/><w:shd w:fill="FFFFFF" w:color="auto" w:val="clear"/><w:tcMar><w:top w:type="dxa" w:w="70"/><w:left w:type="dxa" w:w="120"/><w:bottom w:type="dxa" w:w="70"/><w:right w:type="dxa" w:w="120"/></w:tcMar></w:tcPr><w:p><w:pPr><w:spacing w:after="0"/></w:pPr><w:r><w:rPr><w:sz w:val="28"/><w:szCs w:val="28"/></w:rPr><w:t xml:space="preserve">ภาพรวมสถานะงานและตัวชี้วัดของทีม</w:t></w:r></w:p></w:tc></w:tr><w:tr><w:trPr><w:cantSplit/></w:trPr><w:tc><w:tcPr><w:tcW w:type="dxa" w:w="4200"/><w:shd w:fill="F7F8FA" w:color="auto" w:val="clear"/><w:tcMar><w:top w:type="dxa" w:w="70"/><w:left w:type="dxa" w:w="120"/><w:bottom w:type="dxa" w:w="70"/><w:right w:type="dxa" w:w="120"/></w:tcMar></w:tcPr><w:p><w:pPr><w:spacing w:after="0"/></w:pPr><w:r><w:rPr><w:b/><w:bCs/><w:color w:val="245EA8"/><w:sz w:val="32"/><w:szCs w:val="32"/></w:rPr><w:t xml:space="preserve">คิวงานต่างๆ › คิวงานผู้จัดการ</w:t></w:r></w:p></w:tc><w:tc><w:tcPr><w:tcW w:type="dxa" w:w="5400"/><w:shd w:fill="F7F8FA" w:color="auto" w:val="clear"/><w:tcMar><w:top w:type="dxa" w:w="70"/><w:left w:type="dxa" w:w="120"/><w:bottom w:type="dxa" w:w="70"/><w:right w:type="dxa" w:w="120"/></w:tcMar></w:tcPr><w:p><w:pPr><w:spacing w:after="0"/></w:pPr><w:r><w:rPr><w:sz w:val="28"/><w:szCs w:val="28"/></w:rPr><w:t xml:space="preserve">คิวหลักของคุณ: เคสที่รอผู้จัดการตรวจ อนุมัติ หรือตรวจการปิด Event</w:t></w:r></w:p></w:tc></w:tr><w:tr><w:trPr><w:cantSplit/></w:trPr><w:tc><w:tcPr><w:tcW w:type="dxa" w:w="4200"/><w:shd w:fill="FFFFFF" w:color="auto" w:val="clear"/><w:tcMar><w:top w:type="dxa" w:w="70"/><w:left w:type="dxa" w:w="120"/><w:bottom w:type="dxa" w:w="70"/><w:right w:type="dxa" w:w="120"/></w:tcMar></w:tcPr><w:p><w:pPr><w:spacing w:after="0"/></w:pPr><w:r><w:rPr><w:b/><w:bCs/><w:color w:val="245EA8"/><w:sz w:val="32"/><w:szCs w:val="32"/></w:rPr><w:t xml:space="preserve">คิวงานต่างๆ › คำขอตอบสนองเหตุการณ์</w:t></w:r><w:r><w:rPr><w:sz w:val="32"/><w:szCs w:val="32"/></w:rPr><w:t xml:space="preserve"> (งานตอบสนอง)</w:t></w:r></w:p></w:tc><w:tc><w:tcPr><w:tcW w:type="dxa" w:w="5400"/><w:shd w:fill="FFFFFF" w:color="auto" w:val="clear"/><w:tcMar><w:top w:type="dxa" w:w="70"/><w:left w:type="dxa" w:w="120"/><w:bottom w:type="dxa" w:w="70"/><w:right w:type="dxa" w:w="120"/></w:tcMar></w:tcPr><w:p><w:pPr><w:spacing w:after="0"/></w:pPr><w:r><w:rPr><w:sz w:val="28"/><w:szCs w:val="28"/></w:rPr><w:t xml:space="preserve">ภาพรวมคำขอทีมตอบสนองทุกทีม</w:t></w:r></w:p></w:tc></w:tr><w:tr><w:trPr><w:cantSplit/></w:trPr><w:tc><w:tcPr><w:tcW w:type="dxa" w:w="4200"/><w:shd w:fill="F7F8FA" w:color="auto" w:val="clear"/><w:tcMar><w:top w:type="dxa" w:w="70"/><w:left w:type="dxa" w:w="120"/><w:bottom w:type="dxa" w:w="70"/><w:right w:type="dxa" w:w="120"/></w:tcMar></w:tcPr><w:p><w:pPr><w:spacing w:after="0"/></w:pPr><w:r><w:rPr><w:b/><w:bCs/><w:color w:val="245EA8"/><w:sz w:val="32"/><w:szCs w:val="32"/></w:rPr><w:t xml:space="preserve">เคส › เคสที่กำลังดำเนินการอยู่ / ประวัติเคสที่ปิดไปแล้ว / ค้นหา IOC</w:t></w:r></w:p></w:tc><w:tc><w:tcPr><w:tcW w:type="dxa" w:w="5400"/><w:shd w:fill="F7F8FA" w:color="auto" w:val="clear"/><w:tcMar><w:top w:type="dxa" w:w="70"/><w:left w:type="dxa" w:w="120"/><w:bottom w:type="dxa" w:w="70"/><w:right w:type="dxa" w:w="120"/></w:tcMar></w:tcPr><w:p><w:pPr><w:spacing w:after="0"/></w:pPr><w:r><w:rPr><w:sz w:val="28"/><w:szCs w:val="28"/></w:rPr><w:t xml:space="preserve">ตั๋วงานทั้งหมด, ประวัติ, และการค้นหา</w:t></w:r></w:p></w:tc></w:tr><w:tr><w:trPr><w:cantSplit/></w:trPr><w:tc><w:tcPr><w:tcW w:type="dxa" w:w="4200"/><w:shd w:fill="FFFFFF" w:color="auto" w:val="clear"/><w:tcMar><w:top w:type="dxa" w:w="70"/><w:left w:type="dxa" w:w="120"/><w:bottom w:type="dxa" w:w="70"/><w:right w:type="dxa" w:w="120"/></w:tcMar></w:tcPr><w:p><w:pPr><w:spacing w:after="0"/></w:pPr><w:r><w:rPr><w:b/><w:bCs/><w:color w:val="245EA8"/><w:sz w:val="32"/><w:szCs w:val="32"/></w:rPr><w:t xml:space="preserve">ตั้งค่าระบบ › แผงควบคุมผู้ดูแลระบบ</w:t></w:r></w:p></w:tc><w:tc><w:tcPr><w:tcW w:type="dxa" w:w="5400"/><w:shd w:fill="FFFFFF" w:color="auto" w:val="clear"/><w:tcMar><w:top w:type="dxa" w:w="70"/><w:left w:type="dxa" w:w="120"/><w:bottom w:type="dxa" w:w="70"/><w:right w:type="dxa" w:w="120"/></w:tcMar></w:tcPr><w:p><w:pPr><w:spacing w:after="0"/></w:pPr><w:r><w:rPr><w:sz w:val="28"/><w:szCs w:val="28"/></w:rPr><w:t xml:space="preserve">หน้าจัดการระบบ (สำหรับผู้ดูแล/ผู้จัดการ)</w:t></w:r></w:p></w:tc></w:tr></w:tbl><w:tbl><w:tblPr><w:tblW w:type="dxa" w:w="9600"/><w:tblBorders><w:top w:val="dashed" w:color="9DB4D4" w:sz="6"/><w:left w:val="dashed" w:color="9DB4D4" w:sz="6"/><w:bottom w:val="dashed" w:color="9DB4D4" w:sz="6"/><w:right w:val="dashed" w:color="9DB4D4" w:sz="6"/><w:insideH w:val="single" w:color="auto" w:sz="4"/><w:insideV w:val="single" w:color="auto" w:sz="4"/></w:tblBorders></w:tblPr><w:tblGrid><w:gridCol w:w="9600"/></w:tblGrid><w:tr><w:tc><w:tcPr><w:tcW w:type="dxa" w:w="9600"/><w:shd w:fill="F7F8FA" w:color="auto" w:val="clear"/><w:tcMar><w:top w:type="dxa" w:w="520"/><w:left w:type="dxa" w:w="200"/><w:bottom w:type="dxa" w:w="520"/><w:right w:type="dxa" w:w="200"/></w:tcMar><w:vAlign w:val="center"/></w:tcPr><w:p><w:pPr><w:spacing w:after="40"/><w:jc w:val="center"/></w:pPr><w:r><w:rPr><w:b/><w:bCs/><w:color w:val="6C7888"/><w:sz w:val="30"/><w:szCs w:val="30"/></w:rPr><w:t xml:space="preserve">[ ตำแหน่งภาพหน้าจอ ]</w:t></w:r></w:p><w:p><w:pPr><w:spacing w:after="40"/><w:jc w:val="center"/></w:pPr><w:r><w:rPr><w:color w:val="1F2D3D"/><w:sz w:val="32"/><w:szCs w:val="32"/></w:rPr><w:t xml:space="preserve">แถบเมนูด้านซ้ายสำหรับผู้จัดการ SOC พร้อมตัวเลขงานค้างในคิวงานผู้จัดการ</w:t></w:r></w:p><w:p><w:pPr><w:jc w:val="center"/></w:pPr><w:r><w:rPr><w:rFonts w:ascii="Consolas" w:cs="Consolas" w:eastAsia="Consolas" w:hAnsi="Consolas"/><w:color w:val="9AA6B4"/><w:sz w:val="24"/><w:szCs w:val="24"/></w:rPr><w:t xml:space="preserve">SHOT: MGR-sidebar</w:t></w:r></w:p></w:tc></w:tr></w:tbl><w:p><w:pPr><w:spacing w:after="160" w:before="60"/><w:jc w:val="center"/></w:pPr><w:r><w:rPr><w:b/><w:bCs/><w:color w:val="245EA8"/><w:sz w:val="28"/><w:szCs w:val="28"/></w:rPr><w:t xml:space="preserve">รูปที่ 4-1  </w:t></w:r><w:r><w:rPr><w:i/><w:iCs/><w:color w:val="6C7888"/><w:sz w:val="28"/><w:szCs w:val="28"/></w:rPr><w:t xml:space="preserve">แถบเมนูด้านซ้ายสำหรับผู้จัดการ SOC พร้อมตัวเลขงานค้างในคิวงานผู้จัดการ</w:t></w:r></w:p><w:p><w:pPr><w:pStyle w:val="Heading2"/></w:pPr><w:r><w:t xml:space="preserve">4.1 อ่านแดชบอร์ด SOC (ปรับปรุง v1.7.0)</w:t></w:r></w:p><w:p><w:pPr><w:spacing w:after="120"/></w:pPr><w:r><w:rPr><w:sz w:val="32"/><w:szCs w:val="32"/></w:rPr><w:t xml:space="preserve">เมนู </w:t></w:r><w:r><w:rPr><w:b/><w:bCs/><w:color w:val="245EA8"/><w:sz w:val="32"/><w:szCs w:val="32"/></w:rPr><w:t xml:space="preserve">ภาพรวม › แดชบอร์ด SOC</w:t></w:r><w:r><w:rPr><w:sz w:val="32"/><w:szCs w:val="32"/></w:rPr><w:t xml:space="preserve"> ถูกออกแบบใหม่ใน v1.7.0 ให้ดูภาระงานของทีมได้เร็วขึ้น ประกอบด้วย</w:t></w:r></w:p><w:tbl><w:tblPr><w:tblW w:type="dxa" w:w="9600"/><w:tblBorders><w:top w:val="single" w:color="E1E6ED" w:sz="2"/><w:left w:val="single" w:color="E1E6ED" w:sz="2"/><w:bottom w:val="single" w:color="E1E6ED" w:sz="2"/><w:right w:val="single" w:color="E1E6ED" w:sz="2"/><w:insideH w:val="single" w:color="E1E6ED" w:sz="2"/><w:insideV w:val="single" w:color="E1E6ED" w:sz="2"/></w:tblBorders></w:tblPr><w:tblGrid><w:gridCol w:w="3400"/><w:gridCol w:w="6200"/></w:tblGrid><w:tr><w:trPr><w:cantSplit/><w:tblHeader/></w:trPr><w:tc><w:tcPr><w:tcW w:type="dxa" w:w="3400"/><w:shd w:fill="1A1A2E" w:color="auto" w:val="clear"/><w:tcMar><w:top w:type="dxa" w:w="80"/><w:left w:type="dxa" w:w="120"/><w:bottom w:type="dxa" w:w="80"/><w:right w:type="dxa" w:w="120"/></w:tcMar></w:tcPr><w:p><w:r><w:rPr><w:b/><w:bCs/><w:color w:val="FFFFFF"/><w:sz w:val="28"/><w:szCs w:val="28"/></w:rPr><w:t xml:space="preserve">ส่วน</w:t></w:r></w:p></w:tc><w:tc><w:tcPr><w:tcW w:type="dxa" w:w="6200"/><w:shd w:fill="1A1A2E" w:color="auto" w:val="clear"/><w:tcMar><w:top w:type="dxa" w:w="80"/><w:left w:type="dxa" w:w="120"/><w:bottom w:type="dxa" w:w="80"/><w:right w:type="dxa" w:w="120"/></w:tcMar></w:tcPr><w:p><w:r><w:rPr><w:b/><w:bCs/><w:color w:val="FFFFFF"/><w:sz w:val="28"/><w:szCs w:val="28"/></w:rPr><w:t xml:space="preserve">บอกอะไร</w:t></w:r></w:p></w:tc></w:tr><w:tr><w:trPr><w:cantSplit/></w:trPr><w:tc><w:tcPr><w:tcW w:type="dxa" w:w="3400"/><w:shd w:fill="FFFFFF" w:color="auto" w:val="clear"/><w:tcMar><w:top w:type="dxa" w:w="70"/><w:left w:type="dxa" w:w="120"/><w:bottom w:type="dxa" w:w="70"/><w:right w:type="dxa" w:w="120"/></w:tcMar></w:tcPr><w:p><w:pPr><w:spacing w:after="0"/></w:pPr><w:r><w:rPr><w:sz w:val="28"/><w:szCs w:val="28"/></w:rPr><w:t xml:space="preserve">การ์ดตัวเลขสี่ใบ</w:t></w:r></w:p></w:tc><w:tc><w:tcPr><w:tcW w:type="dxa" w:w="6200"/><w:shd w:fill="FFFFFF" w:color="auto" w:val="clear"/><w:tcMar><w:top w:type="dxa" w:w="70"/><w:left w:type="dxa" w:w="120"/><w:bottom w:type="dxa" w:w="70"/><w:right w:type="dxa" w:w="120"/></w:tcMar></w:tcPr><w:p><w:pPr><w:spacing w:after="0"/></w:pPr><w:r><w:rPr><w:sz w:val="28"/><w:szCs w:val="28"/></w:rPr><w:t xml:space="preserve">คดีที่กำลังดำเนินการ, ความรุนแรงระดับวิกฤต, ปิดเดือนนี้, และเวลามัธยฐานในการแก้ไข (MTTR)</w:t></w:r></w:p></w:tc></w:tr><w:tr><w:trPr><w:cantSplit/></w:trPr><w:tc><w:tcPr><w:tcW w:type="dxa" w:w="3400"/><w:shd w:fill="F7F8FA" w:color="auto" w:val="clear"/><w:tcMar><w:top w:type="dxa" w:w="70"/><w:left w:type="dxa" w:w="120"/><w:bottom w:type="dxa" w:w="70"/><w:right w:type="dxa" w:w="120"/></w:tcMar></w:tcPr><w:p><w:pPr><w:spacing w:after="0"/></w:pPr><w:r><w:rPr><w:b/><w:bCs/><w:sz w:val="32"/><w:szCs w:val="32"/></w:rPr><w:t xml:space="preserve">Analyst Workload</w:t></w:r><w:r><w:rPr><w:sz w:val="32"/><w:szCs w:val="32"/></w:rPr><w:t xml:space="preserve"> — งานที่ต้องดำเนินการเอง</w:t></w:r></w:p></w:tc><w:tc><w:tcPr><w:tcW w:type="dxa" w:w="6200"/><w:shd w:fill="F7F8FA" w:color="auto" w:val="clear"/><w:tcMar><w:top w:type="dxa" w:w="70"/><w:left w:type="dxa" w:w="120"/><w:bottom w:type="dxa" w:w="70"/><w:right w:type="dxa" w:w="120"/></w:tcMar></w:tcPr><w:p><w:pPr><w:spacing w:after="0"/></w:pPr><w:r><w:rPr><w:sz w:val="28"/><w:szCs w:val="28"/></w:rPr><w:t xml:space="preserve">ภาระงานรายบุคคล: ใครมีงานต้องทำกี่เรื่อง รอดำเนินการกี่เรื่อง — ใช้เกลี่ยงานในทีม</w:t></w:r></w:p></w:tc></w:tr><w:tr><w:trPr><w:cantSplit/></w:trPr><w:tc><w:tcPr><w:tcW w:type="dxa" w:w="3400"/><w:shd w:fill="FFFFFF" w:color="auto" w:val="clear"/><w:tcMar><w:top w:type="dxa" w:w="70"/><w:left w:type="dxa" w:w="120"/><w:bottom w:type="dxa" w:w="70"/><w:right w:type="dxa" w:w="120"/></w:tcMar></w:tcPr><w:p><w:pPr><w:spacing w:after="0"/></w:pPr><w:r><w:rPr><w:b/><w:bCs/><w:sz w:val="32"/><w:szCs w:val="32"/></w:rPr><w:t xml:space="preserve">Pipeline</w:t></w:r><w:r><w:rPr><w:sz w:val="32"/><w:szCs w:val="32"/></w:rPr><w:t xml:space="preserve"> — สถานะที่กำลังดำเนินการ</w:t></w:r></w:p></w:tc><w:tc><w:tcPr><w:tcW w:type="dxa" w:w="6200"/><w:shd w:fill="FFFFFF" w:color="auto" w:val="clear"/><w:tcMar><w:top w:type="dxa" w:w="70"/><w:left w:type="dxa" w:w="120"/><w:bottom w:type="dxa" w:w="70"/><w:right w:type="dxa" w:w="120"/></w:tcMar></w:tcPr><w:p><w:pPr><w:spacing w:after="0"/></w:pPr><w:r><w:rPr><w:sz w:val="28"/><w:szCs w:val="28"/></w:rPr><w:t xml:space="preserve">งานค้างอยู่ที่ขั้นตอนใดมากที่สุด ชี้จุดคอขวดของกระบวนการ</w:t></w:r></w:p></w:tc></w:tr><w:tr><w:trPr><w:cantSplit/></w:trPr><w:tc><w:tcPr><w:tcW w:type="dxa" w:w="3400"/><w:shd w:fill="F7F8FA" w:color="auto" w:val="clear"/><w:tcMar><w:top w:type="dxa" w:w="70"/><w:left w:type="dxa" w:w="120"/><w:bottom w:type="dxa" w:w="70"/><w:right w:type="dxa" w:w="120"/></w:tcMar></w:tcPr><w:p><w:pPr><w:spacing w:after="0"/></w:pPr><w:r><w:rPr><w:b/><w:bCs/><w:sz w:val="32"/><w:szCs w:val="32"/></w:rPr><w:t xml:space="preserve">Active Cases</w:t></w:r><w:r><w:rPr><w:sz w:val="32"/><w:szCs w:val="32"/></w:rPr><w:t xml:space="preserve"> — รายละเอียดคดี</w:t></w:r></w:p></w:tc><w:tc><w:tcPr><w:tcW w:type="dxa" w:w="6200"/><w:shd w:fill="F7F8FA" w:color="auto" w:val="clear"/><w:tcMar><w:top w:type="dxa" w:w="70"/><w:left w:type="dxa" w:w="120"/><w:bottom w:type="dxa" w:w="70"/><w:right w:type="dxa" w:w="120"/></w:tcMar></w:tcPr><w:p><w:pPr><w:spacing w:after="0"/></w:pPr><w:r><w:rPr><w:sz w:val="28"/><w:szCs w:val="28"/></w:rPr><w:t xml:space="preserve">ตารางคดีที่เปิดอยู่ กดหัวคอลัมน์เพื่อเรียงลำดับได้</w:t></w:r></w:p></w:tc></w:tr><w:tr><w:trPr><w:cantSplit/></w:trPr><w:tc><w:tcPr><w:tcW w:type="dxa" w:w="3400"/><w:shd w:fill="FFFFFF" w:color="auto" w:val="clear"/><w:tcMar><w:top w:type="dxa" w:w="70"/><w:left w:type="dxa" w:w="120"/><w:bottom w:type="dxa" w:w="70"/><w:right w:type="dxa" w:w="120"/></w:tcMar></w:tcPr><w:p><w:pPr><w:spacing w:after="0"/></w:pPr><w:r><w:rPr><w:b/><w:bCs/><w:sz w:val="32"/><w:szCs w:val="32"/></w:rPr><w:t xml:space="preserve">Daily Case Volume</w:t></w:r></w:p></w:tc><w:tc><w:tcPr><w:tcW w:type="dxa" w:w="6200"/><w:shd w:fill="FFFFFF" w:color="auto" w:val="clear"/><w:tcMar><w:top w:type="dxa" w:w="70"/><w:left w:type="dxa" w:w="120"/><w:bottom w:type="dxa" w:w="70"/><w:right w:type="dxa" w:w="120"/></w:tcMar></w:tcPr><w:p><w:pPr><w:spacing w:after="0"/></w:pPr><w:r><w:rPr><w:sz w:val="28"/><w:szCs w:val="28"/></w:rPr><w:t xml:space="preserve">ปริมาณคดีรายวันย้อนหลัง 30 วัน ใช้ดูแนวโน้ม</w:t></w:r></w:p></w:tc></w:tr></w:tbl><w:p><w:pPr><w:spacing w:after="140"/></w:pPr></w:p><w:tbl><w:tblPr><w:tblW w:type="dxa" w:w="9600"/><w:tblBorders><w:top w:val="dashed" w:color="9DB4D4" w:sz="6"/><w:left w:val="dashed" w:color="9DB4D4" w:sz="6"/><w:bottom w:val="dashed" w:color="9DB4D4" w:sz="6"/><w:right w:val="dashed" w:color="9DB4D4" w:sz="6"/><w:insideH w:val="single" w:color="auto" w:sz="4"/><w:insideV w:val="single" w:color="auto" w:sz="4"/></w:tblBorders></w:tblPr><w:tblGrid><w:gridCol w:w="9600"/></w:tblGrid><w:tr><w:tc><w:tcPr><w:tcW w:type="dxa" w:w="9600"/><w:shd w:fill="F7F8FA" w:color="auto" w:val="clear"/><w:tcMar><w:top w:type="dxa" w:w="520"/><w:left w:type="dxa" w:w="200"/><w:bottom w:type="dxa" w:w="520"/><w:right w:type="dxa" w:w="200"/></w:tcMar><w:vAlign w:val="center"/></w:tcPr><w:p><w:pPr><w:spacing w:after="40"/><w:jc w:val="center"/></w:pPr><w:r><w:rPr><w:b/><w:bCs/><w:color w:val="6C7888"/><w:sz w:val="30"/><w:szCs w:val="30"/></w:rPr><w:t xml:space="preserve">[ ตำแหน่งภาพหน้าจอ ]</w:t></w:r></w:p><w:p><w:pPr><w:spacing w:after="40"/><w:jc w:val="center"/></w:pPr><w:r><w:rPr><w:color w:val="1F2D3D"/><w:sz w:val="32"/><w:szCs w:val="32"/></w:rPr><w:t xml:space="preserve">แดชบอร์ด SOC หลังออกแบบใหม่ แสดงการ์ดตัวเลข Analyst Workload และ Pipeline</w:t></w:r></w:p><w:p><w:pPr><w:jc w:val="center"/></w:pPr><w:r><w:rPr><w:rFonts w:ascii="Consolas" w:cs="Consolas" w:eastAsia="Consolas" w:hAnsi="Consolas"/><w:color w:val="9AA6B4"/><w:sz w:val="24"/><w:szCs w:val="24"/></w:rPr><w:t xml:space="preserve">SHOT: MGR-dashboard</w:t></w:r></w:p></w:tc></w:tr></w:tbl><w:p><w:pPr><w:spacing w:after="160" w:before="60"/><w:jc w:val="center"/></w:pPr><w:r><w:rPr><w:b/><w:bCs/><w:color w:val="245EA8"/><w:sz w:val="28"/><w:szCs w:val="28"/></w:rPr><w:t xml:space="preserve">รูปที่ 4-2  </w:t></w:r><w:r><w:rPr><w:i/><w:iCs/><w:color w:val="6C7888"/><w:sz w:val="28"/><w:szCs w:val="28"/></w:rPr><w:t xml:space="preserve">แดชบอร์ด SOC หลังออกแบบใหม่ แสดงการ์ดตัวเลข Analyst Workload และ Pipeline</w:t></w:r></w:p><w:tbl><w:tblPr><w:tblW w:type="dxa" w:w="9600"/><w:tblBorders><w:top w:val="single" w:color="F1F3F6" w:sz="2"/><w:left w:val="single" w:color="6C7888" w:sz="28"/><w:bottom w:val="single" w:color="F1F3F6" w:sz="2"/><w:right w:val="single" w:color="F1F3F6" w:sz="2"/><w:insideH w:val="single" w:color="auto" w:sz="4"/><w:insideV w:val="single" w:color="auto" w:sz="4"/></w:tblBorders></w:tblPr><w:tblGrid><w:gridCol w:w="9600"/></w:tblGrid><w:tr><w:tc><w:tcPr><w:tcW w:type="dxa" w:w="9600"/><w:shd w:fill="F1F3F6" w:color="auto" w:val="clear"/><w:tcMar><w:top w:type="dxa" w:w="140"/><w:left w:type="dxa" w:w="200"/><w:bottom w:type="dxa" w:w="140"/><w:right w:type="dxa" w:w="200"/></w:tcMar></w:tcPr><w:p><w:pPr><w:spacing w:after="60"/></w:pPr><w:r><w:rPr><w:b/><w:bCs/><w:color w:val="6C7888"/><w:sz w:val="30"/><w:szCs w:val="30"/></w:rPr><w:t xml:space="preserve">สิ่งที่ต้องจำ</w:t></w:r></w:p><w:p><w:pPr><w:spacing w:after="0"/></w:pPr><w:r><w:rPr><w:sz w:val="32"/><w:szCs w:val="32"/></w:rPr><w:t xml:space="preserve">นี่คนละหน้ากับ </w:t></w:r><w:r><w:rPr><w:b/><w:bCs/><w:color w:val="245EA8"/><w:sz w:val="32"/><w:szCs w:val="32"/></w:rPr><w:t xml:space="preserve">ภาพรวม › แดชบอร์ดผู้บริหาร</w:t></w:r><w:r><w:rPr><w:sz w:val="32"/><w:szCs w:val="32"/></w:rPr><w:t xml:space="preserve"> ซึ่งเป็นมุมมองสรุปความเสี่ยงสำหรับผู้บริหารและคุณไม่ได้ใช้ในงานประจำวัน</w:t></w:r></w:p></w:tc></w:tr></w:tbl><w:p><w:pPr><w:pStyle w:val="Heading1"/></w:pPr><w:r><w:t xml:space="preserve">5. งานหลักทีละขั้นตอน</w:t></w:r></w:p><w:p><w:pPr><w:pStyle w:val="Heading2"/></w:pPr><w:r><w:t xml:space="preserve">5.1 ตรวจก่อนมอบหมาย และประเมินสถานะฉุกเฉิน</w:t></w:r></w:p><w:p><w:pPr><w:spacing w:after="120"/></w:pPr><w:r><w:rPr><w:sz w:val="32"/><w:szCs w:val="32"/></w:rPr><w:t xml:space="preserve">เหตุการณ์จริง </w:t></w:r><w:r><w:rPr><w:b/><w:bCs/><w:sz w:val="32"/><w:szCs w:val="32"/></w:rPr><w:t xml:space="preserve">ทุกเรื่อง</w:t></w:r><w:r><w:rPr><w:sz w:val="32"/><w:szCs w:val="32"/></w:rPr><w:t xml:space="preserve"> หยุดรอที่สถานะ </w:t></w:r><w:r><w:rPr><w:b/><w:bCs/><w:sz w:val="32"/><w:szCs w:val="32"/></w:rPr><w:t xml:space="preserve">รอผู้จัดการ SOC ตรวจ (ก่อนมอบหมาย)</w:t></w:r><w:r><w:rPr><w:sz w:val="32"/><w:szCs w:val="32"/></w:rPr><w:t xml:space="preserve"> งานควบคุมยังไม่เริ่มจนกว่าคุณจะส่งต่อ ระบบส่งอีเมลแจ้งคุณอัตโนมัติ</w:t></w:r></w:p><w:p><w:pPr><w:pStyle w:val="ListParagraph"/><w:numPr><w:ilvl w:val="0"/><w:numId w:val="4"/></w:numPr><w:spacing w:after="80"/></w:pPr><w:r><w:rPr><w:sz w:val="32"/><w:szCs w:val="32"/></w:rPr><w:t xml:space="preserve">เปิดตั๋วจาก </w:t></w:r><w:r><w:rPr><w:b/><w:bCs/><w:color w:val="245EA8"/><w:sz w:val="32"/><w:szCs w:val="32"/></w:rPr><w:t xml:space="preserve">คิวงานผู้จัดการ</w:t></w:r><w:r><w:rPr><w:sz w:val="32"/><w:szCs w:val="32"/></w:rPr><w:t xml:space="preserve"> การ์ด </w:t></w:r><w:r><w:rPr><w:b/><w:bCs/><w:sz w:val="32"/><w:szCs w:val="32"/></w:rPr><w:t xml:space="preserve">การตรวจสอบโดยผู้จัดการ SOC</w:t></w:r><w:r><w:rPr><w:sz w:val="32"/><w:szCs w:val="32"/></w:rPr><w:t xml:space="preserve"> จะแสดงเส้นทางที่ระดับ 1 เลือกไว้</w:t></w:r></w:p><w:p><w:pPr><w:pStyle w:val="ListParagraph"/><w:numPr><w:ilvl w:val="0"/><w:numId w:val="4"/></w:numPr><w:spacing w:after="80"/></w:pPr><w:r><w:rPr><w:sz w:val="32"/><w:szCs w:val="32"/></w:rPr><w:t xml:space="preserve">ที่ </w:t></w:r><w:r><w:rPr><w:b/><w:bCs/><w:color w:val="1F2D3D"/><w:sz w:val="32"/><w:szCs w:val="32"/></w:rPr><w:t xml:space="preserve">ประเมินสถานะฉุกเฉิน</w:t></w:r><w:r><w:rPr><w:sz w:val="32"/><w:szCs w:val="32"/></w:rPr><w:t xml:space="preserve"> เลือกอย่างชัดเจนระหว่าง </w:t></w:r><w:r><w:rPr><w:b/><w:bCs/><w:color w:val="1F2D3D"/><w:sz w:val="32"/><w:szCs w:val="32"/></w:rPr><w:t xml:space="preserve">Normal</w:t></w:r><w:r><w:rPr><w:sz w:val="32"/><w:szCs w:val="32"/></w:rPr><w:t xml:space="preserve"> หรือ </w:t></w:r><w:r><w:rPr><w:b/><w:bCs/><w:color w:val="1F2D3D"/><w:sz w:val="32"/><w:szCs w:val="32"/></w:rPr><w:t xml:space="preserve">Emergency</w:t></w:r><w:r><w:rPr><w:sz w:val="32"/><w:szCs w:val="32"/></w:rPr><w:t xml:space="preserve"> — การเลือก Normal คือการตัดสินใจ ไม่ใช่การเว้นว่าง</w:t></w:r></w:p><w:p><w:pPr><w:pStyle w:val="ListParagraph"/><w:numPr><w:ilvl w:val="0"/><w:numId w:val="4"/></w:numPr><w:spacing w:after="80"/></w:pPr><w:r><w:rPr><w:sz w:val="32"/><w:szCs w:val="32"/></w:rPr><w:t xml:space="preserve">กรอก </w:t></w:r><w:r><w:rPr><w:b/><w:bCs/><w:color w:val="1F2D3D"/><w:sz w:val="32"/><w:szCs w:val="32"/></w:rPr><w:t xml:space="preserve">บันทึกการตรวจ</w:t></w:r><w:r><w:rPr><w:sz w:val="32"/><w:szCs w:val="32"/></w:rPr><w:t xml:space="preserve"> แล้วกด </w:t></w:r><w:r><w:rPr><w:b/><w:bCs/><w:color w:val="1F2D3D"/><w:sz w:val="32"/><w:szCs w:val="32"/></w:rPr><w:t xml:space="preserve">ส่งต่อให้ผู้ดูแลระบบ</w:t></w:r><w:r><w:rPr><w:sz w:val="32"/><w:szCs w:val="32"/></w:rPr><w:t xml:space="preserve"> หรือ </w:t></w:r><w:r><w:rPr><w:b/><w:bCs/><w:color w:val="1F2D3D"/><w:sz w:val="32"/><w:szCs w:val="32"/></w:rPr><w:t xml:space="preserve">ส่งต่อให้เจ้าของระบบ</w:t></w:r><w:r><w:rPr><w:sz w:val="32"/><w:szCs w:val="32"/></w:rPr><w:t xml:space="preserve"> ตามเส้นทางที่ระดับ 1 เลือกไว้</w:t></w:r></w:p><w:tbl><w:tblPr><w:tblW w:type="dxa" w:w="9600"/><w:tblBorders><w:top w:val="dashed" w:color="9DB4D4" w:sz="6"/><w:left w:val="dashed" w:color="9DB4D4" w:sz="6"/><w:bottom w:val="dashed" w:color="9DB4D4" w:sz="6"/><w:right w:val="dashed" w:color="9DB4D4" w:sz="6"/><w:insideH w:val="single" w:color="auto" w:sz="4"/><w:insideV w:val="single" w:color="auto" w:sz="4"/></w:tblBorders></w:tblPr><w:tblGrid><w:gridCol w:w="9600"/></w:tblGrid><w:tr><w:tc><w:tcPr><w:tcW w:type="dxa" w:w="9600"/><w:shd w:fill="F7F8FA" w:color="auto" w:val="clear"/><w:tcMar><w:top w:type="dxa" w:w="520"/><w:left w:type="dxa" w:w="200"/><w:bottom w:type="dxa" w:w="520"/><w:right w:type="dxa" w:w="200"/></w:tcMar><w:vAlign w:val="center"/></w:tcPr><w:p><w:pPr><w:spacing w:after="40"/><w:jc w:val="center"/></w:pPr><w:r><w:rPr><w:b/><w:bCs/><w:color w:val="6C7888"/><w:sz w:val="30"/><w:szCs w:val="30"/></w:rPr><w:t xml:space="preserve">[ ตำแหน่งภาพหน้าจอ ]</w:t></w:r></w:p><w:p><w:pPr><w:spacing w:after="40"/><w:jc w:val="center"/></w:pPr><w:r><w:rPr><w:color w:val="1F2D3D"/><w:sz w:val="32"/><w:szCs w:val="32"/></w:rPr><w:t xml:space="preserve">การ์ดการตรวจสอบโดยผู้จัดการ SOC พร้อมตัวเลือก Normal / Emergency และปุ่มส่งต่อ</w:t></w:r></w:p><w:p><w:pPr><w:jc w:val="center"/></w:pPr><w:r><w:rPr><w:rFonts w:ascii="Consolas" w:cs="Consolas" w:eastAsia="Consolas" w:hAnsi="Consolas"/><w:color w:val="9AA6B4"/><w:sz w:val="24"/><w:szCs w:val="24"/></w:rPr><w:t xml:space="preserve">SHOT: MGR-triage</w:t></w:r></w:p></w:tc></w:tr></w:tbl><w:p><w:pPr><w:spacing w:after="160" w:before="60"/><w:jc w:val="center"/></w:pPr><w:r><w:rPr><w:b/><w:bCs/><w:color w:val="245EA8"/><w:sz w:val="28"/><w:szCs w:val="28"/></w:rPr><w:t xml:space="preserve">รูปที่ 5-1  </w:t></w:r><w:r><w:rPr><w:i/><w:iCs/><w:color w:val="6C7888"/><w:sz w:val="28"/><w:szCs w:val="28"/></w:rPr><w:t xml:space="preserve">การ์ดการตรวจสอบโดยผู้จัดการ SOC พร้อมตัวเลือก Normal / Emergency และปุ่มส่งต่อ</w:t></w:r></w:p><w:tbl><w:tblPr><w:tblW w:type="dxa" w:w="9600"/><w:tblBorders><w:top w:val="single" w:color="F1F3F6" w:sz="2"/><w:left w:val="single" w:color="6C7888" w:sz="28"/><w:bottom w:val="single" w:color="F1F3F6" w:sz="2"/><w:right w:val="single" w:color="F1F3F6" w:sz="2"/><w:insideH w:val="single" w:color="auto" w:sz="4"/><w:insideV w:val="single" w:color="auto" w:sz="4"/></w:tblBorders></w:tblPr><w:tblGrid><w:gridCol w:w="9600"/></w:tblGrid><w:tr><w:tc><w:tcPr><w:tcW w:type="dxa" w:w="9600"/><w:shd w:fill="F1F3F6" w:color="auto" w:val="clear"/><w:tcMar><w:top w:type="dxa" w:w="140"/><w:left w:type="dxa" w:w="200"/><w:bottom w:type="dxa" w:w="140"/><w:right w:type="dxa" w:w="200"/></w:tcMar></w:tcPr><w:p><w:pPr><w:spacing w:after="60"/></w:pPr><w:r><w:rPr><w:b/><w:bCs/><w:color w:val="6C7888"/><w:sz w:val="30"/><w:szCs w:val="30"/></w:rPr><w:t xml:space="preserve">สิ่งที่ต้องจำ</w:t></w:r></w:p><w:p><w:pPr><w:spacing w:after="0"/></w:pPr><w:r><w:rPr><w:sz w:val="32"/><w:szCs w:val="32"/></w:rPr><w:t xml:space="preserve">ระบบบันทึกว่าใครประเมินและเมื่อใดไว้เสมอ (แม้ผลเป็น Normal) </w:t></w:r><w:r><w:rPr><w:b/><w:bCs/><w:sz w:val="32"/><w:szCs w:val="32"/></w:rPr><w:t xml:space="preserve">แฟล็กฉุกเฉินคือเงื่อนไขเดียว</w:t></w:r><w:r><w:rPr><w:sz w:val="32"/><w:szCs w:val="32"/></w:rPr><w:t xml:space="preserve">ที่ทำให้ตั๋วต้องผ่านการอนุมัติของคุณก่อนปิด — ระดับความรุนแรงเพียงอย่างเดียว (แม้ Critical) ไม่ได้ทำให้ต้องอนุมัติ</w:t></w:r></w:p></w:tc></w:tr></w:tbl><w:p><w:pPr><w:pStyle w:val="Heading2"/></w:pPr><w:r><w:t xml:space="preserve">5.2 ออกคำขอทีมตอบสนอง (Response Request)</w:t></w:r></w:p><w:p><w:pPr><w:spacing w:after="120"/></w:pPr><w:r><w:rPr><w:sz w:val="32"/><w:szCs w:val="32"/></w:rPr><w:t xml:space="preserve">คำขอทีมตอบสนองเป็นงานที่ส่งให้ทีมนอก SOC ทำ </w:t></w:r><w:r><w:rPr><w:b/><w:bCs/><w:sz w:val="32"/><w:szCs w:val="32"/></w:rPr><w:t xml:space="preserve">คู่ขนาน</w:t></w:r><w:r><w:rPr><w:sz w:val="32"/><w:szCs w:val="32"/></w:rPr><w:t xml:space="preserve"> กับงานควบคุม ออกได้ในหน้ารายละเอียดตั๋ว หัวข้อ </w:t></w:r><w:r><w:rPr><w:b/><w:bCs/><w:sz w:val="32"/><w:szCs w:val="32"/></w:rPr><w:t xml:space="preserve">“คำขอทีมตอบสนอง”</w:t></w:r><w:r><w:rPr><w:sz w:val="32"/><w:szCs w:val="32"/></w:rPr><w:t xml:space="preserve"> (เปลี่ยนชื่อจาก “งานย่อยและคำขอทีมตอบสนอง” ใน v1.7.0) โดยแบบฟอร์มออกคำขอย้ายมาอยู่ในหัวข้อเดียวกับรายการคำขอแล้ว</w:t></w:r></w:p><w:p><w:pPr><w:pStyle w:val="ListParagraph"/><w:numPr><w:ilvl w:val="0"/><w:numId w:val="4"/></w:numPr><w:spacing w:after="80"/></w:pPr><w:r><w:rPr><w:sz w:val="32"/><w:szCs w:val="32"/></w:rPr><w:t xml:space="preserve">ในหัวข้อ </w:t></w:r><w:r><w:rPr><w:b/><w:bCs/><w:color w:val="1F2D3D"/><w:sz w:val="32"/><w:szCs w:val="32"/></w:rPr><w:t xml:space="preserve">คำขอทีมตอบสนอง</w:t></w:r><w:r><w:rPr><w:sz w:val="32"/><w:szCs w:val="32"/></w:rPr><w:t xml:space="preserve"> กดปุ่ม </w:t></w:r><w:r><w:rPr><w:b/><w:bCs/><w:color w:val="1F2D3D"/><w:sz w:val="32"/><w:szCs w:val="32"/></w:rPr><w:t xml:space="preserve">ส่งคำขอ</w:t></w:r></w:p><w:p><w:pPr><w:pStyle w:val="ListParagraph"/><w:numPr><w:ilvl w:val="0"/><w:numId w:val="4"/></w:numPr><w:spacing w:after="80"/></w:pPr><w:r><w:rPr><w:sz w:val="32"/><w:szCs w:val="32"/></w:rPr><w:t xml:space="preserve">เลือก </w:t></w:r><w:r><w:rPr><w:b/><w:bCs/><w:color w:val="1F2D3D"/><w:sz w:val="32"/><w:szCs w:val="32"/></w:rPr><w:t xml:space="preserve">ประเภทงาน</w:t></w:r><w:r><w:rPr><w:sz w:val="32"/><w:szCs w:val="32"/></w:rPr><w:t xml:space="preserve"> และกรอก </w:t></w:r><w:r><w:rPr><w:b/><w:bCs/><w:color w:val="1F2D3D"/><w:sz w:val="32"/><w:szCs w:val="32"/></w:rPr><w:t xml:space="preserve">ชื่องาน</w:t></w:r><w:r><w:rPr><w:sz w:val="32"/><w:szCs w:val="32"/></w:rPr><w:t xml:space="preserve"> — ทั้งสองช่องบังคับ ส่วน </w:t></w:r><w:r><w:rPr><w:b/><w:bCs/><w:color w:val="1F2D3D"/><w:sz w:val="32"/><w:szCs w:val="32"/></w:rPr><w:t xml:space="preserve">ขอบเขตงาน</w:t></w:r><w:r><w:rPr><w:sz w:val="32"/><w:szCs w:val="32"/></w:rPr><w:t xml:space="preserve"> กรอกหรือไม่ก็ได้</w:t></w:r></w:p><w:p><w:pPr><w:pStyle w:val="ListParagraph"/><w:numPr><w:ilvl w:val="0"/><w:numId w:val="4"/></w:numPr><w:spacing w:after="80"/></w:pPr><w:r><w:rPr><w:sz w:val="32"/><w:szCs w:val="32"/></w:rPr><w:t xml:space="preserve">ช่อง </w:t></w:r><w:r><w:rPr><w:b/><w:bCs/><w:color w:val="1F2D3D"/><w:sz w:val="32"/><w:szCs w:val="32"/></w:rPr><w:t xml:space="preserve">ผู้รับผิดชอบ</w:t></w:r><w:r><w:rPr><w:sz w:val="32"/><w:szCs w:val="32"/></w:rPr><w:t xml:space="preserve"> เว้นว่างไว้ได้ — ระบบมอบหมายให้อัตโนมัติเมื่อบทบาทนั้นมีผู้รับผิดชอบเพียงคนเดียว</w:t></w:r></w:p><w:p><w:pPr><w:pStyle w:val="ListParagraph"/><w:numPr><w:ilvl w:val="0"/><w:numId w:val="4"/></w:numPr><w:spacing w:after="80"/></w:pPr><w:r><w:rPr><w:sz w:val="32"/><w:szCs w:val="32"/></w:rPr><w:t xml:space="preserve">กด </w:t></w:r><w:r><w:rPr><w:b/><w:bCs/><w:color w:val="1F2D3D"/><w:sz w:val="32"/><w:szCs w:val="32"/></w:rPr><w:t xml:space="preserve">ส่งคำขอทีมตอบสนอง</w:t></w:r><w:r><w:rPr><w:sz w:val="32"/><w:szCs w:val="32"/></w:rPr><w:t xml:space="preserve"> ระบบจะแจ้งอีเมลผู้รับผิดชอบให้ทันที</w:t></w:r></w:p><w:tbl><w:tblPr><w:tblW w:type="dxa" w:w="9600"/><w:tblBorders><w:top w:val="single" w:color="E1E6ED" w:sz="2"/><w:left w:val="single" w:color="E1E6ED" w:sz="2"/><w:bottom w:val="single" w:color="E1E6ED" w:sz="2"/><w:right w:val="single" w:color="E1E6ED" w:sz="2"/><w:insideH w:val="single" w:color="E1E6ED" w:sz="2"/><w:insideV w:val="single" w:color="E1E6ED" w:sz="2"/></w:tblBorders></w:tblPr><w:tblGrid><w:gridCol w:w="4800"/><w:gridCol w:w="4800"/></w:tblGrid><w:tr><w:trPr><w:cantSplit/><w:tblHeader/></w:trPr><w:tc><w:tcPr><w:tcW w:type="dxa" w:w="4800"/><w:shd w:fill="1A1A2E" w:color="auto" w:val="clear"/><w:tcMar><w:top w:type="dxa" w:w="80"/><w:left w:type="dxa" w:w="120"/><w:bottom w:type="dxa" w:w="80"/><w:right w:type="dxa" w:w="120"/></w:tcMar></w:tcPr><w:p><w:r><w:rPr><w:b/><w:bCs/><w:color w:val="FFFFFF"/><w:sz w:val="28"/><w:szCs w:val="28"/></w:rPr><w:t xml:space="preserve">ประเภทคำขอ</w:t></w:r></w:p></w:tc><w:tc><w:tcPr><w:tcW w:type="dxa" w:w="4800"/><w:shd w:fill="1A1A2E" w:color="auto" w:val="clear"/><w:tcMar><w:top w:type="dxa" w:w="80"/><w:left w:type="dxa" w:w="120"/><w:bottom w:type="dxa" w:w="80"/><w:right w:type="dxa" w:w="120"/></w:tcMar></w:tcPr><w:p><w:r><w:rPr><w:b/><w:bCs/><w:color w:val="FFFFFF"/><w:sz w:val="28"/><w:szCs w:val="28"/></w:rPr><w:t xml:space="preserve">ระบบมอบหมายให้</w:t></w:r></w:p></w:tc></w:tr><w:tr><w:trPr><w:cantSplit/></w:trPr><w:tc><w:tcPr><w:tcW w:type="dxa" w:w="4800"/><w:shd w:fill="FFFFFF" w:color="auto" w:val="clear"/><w:tcMar><w:top w:type="dxa" w:w="70"/><w:left w:type="dxa" w:w="120"/><w:bottom w:type="dxa" w:w="70"/><w:right w:type="dxa" w:w="120"/></w:tcMar></w:tcPr><w:p><w:pPr><w:spacing w:after="0"/></w:pPr><w:r><w:rPr><w:sz w:val="28"/><w:szCs w:val="28"/></w:rPr><w:t xml:space="preserve">VA / Pentest</w:t></w:r></w:p></w:tc><w:tc><w:tcPr><w:tcW w:type="dxa" w:w="4800"/><w:shd w:fill="FFFFFF" w:color="auto" w:val="clear"/><w:tcMar><w:top w:type="dxa" w:w="70"/><w:left w:type="dxa" w:w="120"/><w:bottom w:type="dxa" w:w="70"/><w:right w:type="dxa" w:w="120"/></w:tcMar></w:tcPr><w:p><w:pPr><w:spacing w:after="0"/></w:pPr><w:r><w:rPr><w:sz w:val="28"/><w:szCs w:val="28"/></w:rPr><w:t xml:space="preserve">ผู้จัดการทีมทดสอบเจาะระบบ (Red Team Manager)</w:t></w:r></w:p></w:tc></w:tr><w:tr><w:trPr><w:cantSplit/></w:trPr><w:tc><w:tcPr><w:tcW w:type="dxa" w:w="4800"/><w:shd w:fill="F7F8FA" w:color="auto" w:val="clear"/><w:tcMar><w:top w:type="dxa" w:w="70"/><w:left w:type="dxa" w:w="120"/><w:bottom w:type="dxa" w:w="70"/><w:right w:type="dxa" w:w="120"/></w:tcMar></w:tcPr><w:p><w:pPr><w:spacing w:after="0"/></w:pPr><w:r><w:rPr><w:sz w:val="28"/><w:szCs w:val="28"/></w:rPr><w:t xml:space="preserve">Infrastructure Security</w:t></w:r></w:p></w:tc><w:tc><w:tcPr><w:tcW w:type="dxa" w:w="4800"/><w:shd w:fill="F7F8FA" w:color="auto" w:val="clear"/><w:tcMar><w:top w:type="dxa" w:w="70"/><w:left w:type="dxa" w:w="120"/><w:bottom w:type="dxa" w:w="70"/><w:right w:type="dxa" w:w="120"/></w:tcMar></w:tcPr><w:p><w:pPr><w:spacing w:after="0"/></w:pPr><w:r><w:rPr><w:sz w:val="28"/><w:szCs w:val="28"/></w:rPr><w:t xml:space="preserve">ผู้จัดการทีมทดสอบเจาะระบบ (Red Team Manager)</w:t></w:r></w:p></w:tc></w:tr><w:tr><w:trPr><w:cantSplit/></w:trPr><w:tc><w:tcPr><w:tcW w:type="dxa" w:w="4800"/><w:shd w:fill="FFFFFF" w:color="auto" w:val="clear"/><w:tcMar><w:top w:type="dxa" w:w="70"/><w:left w:type="dxa" w:w="120"/><w:bottom w:type="dxa" w:w="70"/><w:right w:type="dxa" w:w="120"/></w:tcMar></w:tcPr><w:p><w:pPr><w:spacing w:after="0"/></w:pPr><w:r><w:rPr><w:sz w:val="28"/><w:szCs w:val="28"/></w:rPr><w:t xml:space="preserve">Forensics / RCA</w:t></w:r></w:p></w:tc><w:tc><w:tcPr><w:tcW w:type="dxa" w:w="4800"/><w:shd w:fill="FFFFFF" w:color="auto" w:val="clear"/><w:tcMar><w:top w:type="dxa" w:w="70"/><w:left w:type="dxa" w:w="120"/><w:bottom w:type="dxa" w:w="70"/><w:right w:type="dxa" w:w="120"/></w:tcMar></w:tcPr><w:p><w:pPr><w:spacing w:after="0"/></w:pPr><w:r><w:rPr><w:sz w:val="28"/><w:szCs w:val="28"/></w:rPr><w:t xml:space="preserve">ผู้เชี่ยวชาญพิสูจน์หลักฐาน (Forensic Analyst)</w:t></w:r></w:p></w:tc></w:tr></w:tbl><w:tbl><w:tblPr><w:tblW w:type="dxa" w:w="9600"/><w:tblBorders><w:top w:val="dashed" w:color="9DB4D4" w:sz="6"/><w:left w:val="dashed" w:color="9DB4D4" w:sz="6"/><w:bottom w:val="dashed" w:color="9DB4D4" w:sz="6"/><w:right w:val="dashed" w:color="9DB4D4" w:sz="6"/><w:insideH w:val="single" w:color="auto" w:sz="4"/><w:insideV w:val="single" w:color="auto" w:sz="4"/></w:tblBorders></w:tblPr><w:tblGrid><w:gridCol w:w="9600"/></w:tblGrid><w:tr><w:tc><w:tcPr><w:tcW w:type="dxa" w:w="9600"/><w:shd w:fill="F7F8FA" w:color="auto" w:val="clear"/><w:tcMar><w:top w:type="dxa" w:w="520"/><w:left w:type="dxa" w:w="200"/><w:bottom w:type="dxa" w:w="520"/><w:right w:type="dxa" w:w="200"/></w:tcMar><w:vAlign w:val="center"/></w:tcPr><w:p><w:pPr><w:spacing w:after="40"/><w:jc w:val="center"/></w:pPr><w:r><w:rPr><w:b/><w:bCs/><w:color w:val="6C7888"/><w:sz w:val="30"/><w:szCs w:val="30"/></w:rPr><w:t xml:space="preserve">[ ตำแหน่งภาพหน้าจอ ]</w:t></w:r></w:p><w:p><w:pPr><w:spacing w:after="40"/><w:jc w:val="center"/></w:pPr><w:r><w:rPr><w:color w:val="1F2D3D"/><w:sz w:val="32"/><w:szCs w:val="32"/></w:rPr><w:t xml:space="preserve">หัวข้อคำขอทีมตอบสนองบนหน้ารายละเอียดตั๋ว พร้อมแบบฟอร์มส่งคำขอ</w:t></w:r></w:p><w:p><w:pPr><w:jc w:val="center"/></w:pPr><w:r><w:rPr><w:rFonts w:ascii="Consolas" w:cs="Consolas" w:eastAsia="Consolas" w:hAnsi="Consolas"/><w:color w:val="9AA6B4"/><w:sz w:val="24"/><w:szCs w:val="24"/></w:rPr><w:t xml:space="preserve">SHOT: MGR-response-request</w:t></w:r></w:p></w:tc></w:tr></w:tbl><w:p><w:pPr><w:spacing w:after="160" w:before="60"/><w:jc w:val="center"/></w:pPr><w:r><w:rPr><w:b/><w:bCs/><w:color w:val="245EA8"/><w:sz w:val="28"/><w:szCs w:val="28"/></w:rPr><w:t xml:space="preserve">รูปที่ 5-2  </w:t></w:r><w:r><w:rPr><w:i/><w:iCs/><w:color w:val="6C7888"/><w:sz w:val="28"/><w:szCs w:val="28"/></w:rPr><w:t xml:space="preserve">หัวข้อคำขอทีมตอบสนองบนหน้ารายละเอียดตั๋ว พร้อมแบบฟอร์มส่งคำขอ</w:t></w:r></w:p><w:tbl><w:tblPr><w:tblW w:type="dxa" w:w="9600"/><w:tblBorders><w:top w:val="single" w:color="FDECEE" w:sz="2"/><w:left w:val="single" w:color="E63946" w:sz="28"/><w:bottom w:val="single" w:color="FDECEE" w:sz="2"/><w:right w:val="single" w:color="FDECEE" w:sz="2"/><w:insideH w:val="single" w:color="auto" w:sz="4"/><w:insideV w:val="single" w:color="auto" w:sz="4"/></w:tblBorders></w:tblPr><w:tblGrid><w:gridCol w:w="9600"/></w:tblGrid><w:tr><w:tc><w:tcPr><w:tcW w:type="dxa" w:w="9600"/><w:shd w:fill="FDECEE" w:color="auto" w:val="clear"/><w:tcMar><w:top w:type="dxa" w:w="140"/><w:left w:type="dxa" w:w="200"/><w:bottom w:type="dxa" w:w="140"/><w:right w:type="dxa" w:w="200"/></w:tcMar></w:tcPr><w:p><w:pPr><w:spacing w:after="60"/></w:pPr><w:r><w:rPr><w:b/><w:bCs/><w:color w:val="E63946"/><w:sz w:val="30"/><w:szCs w:val="30"/></w:rPr><w:t xml:space="preserve">ข้อควรระวัง</w:t></w:r></w:p><w:p><w:pPr><w:spacing w:after="0"/></w:pPr><w:r><w:rPr><w:sz w:val="32"/><w:szCs w:val="32"/></w:rPr><w:t xml:space="preserve">ตราบใดที่ยังมีคำขอที่ยังไม่เสร็จ ตั๋วนั้นจะปิดเป็น “อนุมัติแล้ว” ไม่ได้ ระบบส่งอีเมลแจ้งทีมเมื่อมีคำขอใหม่ และแจ้งกลับคุณเมื่อคำขอเสร็จ</w:t></w:r></w:p></w:tc></w:tr></w:tbl><w:p><w:pPr><w:spacing w:after="80"/></w:pPr></w:p><w:tbl><w:tblPr><w:tblW w:type="dxa" w:w="9600"/><w:tblBorders><w:top w:val="single" w:color="F1F3F6" w:sz="2"/><w:left w:val="single" w:color="6C7888" w:sz="28"/><w:bottom w:val="single" w:color="F1F3F6" w:sz="2"/><w:right w:val="single" w:color="F1F3F6" w:sz="2"/><w:insideH w:val="single" w:color="auto" w:sz="4"/><w:insideV w:val="single" w:color="auto" w:sz="4"/></w:tblBorders></w:tblPr><w:tblGrid><w:gridCol w:w="9600"/></w:tblGrid><w:tr><w:tc><w:tcPr><w:tcW w:type="dxa" w:w="9600"/><w:shd w:fill="F1F3F6" w:color="auto" w:val="clear"/><w:tcMar><w:top w:type="dxa" w:w="140"/><w:left w:type="dxa" w:w="200"/><w:bottom w:type="dxa" w:w="140"/><w:right w:type="dxa" w:w="200"/></w:tcMar></w:tcPr><w:p><w:pPr><w:spacing w:after="60"/></w:pPr><w:r><w:rPr><w:b/><w:bCs/><w:color w:val="6C7888"/><w:sz w:val="30"/><w:szCs w:val="30"/></w:rPr><w:t xml:space="preserve">สิ่งที่ต้องจำ</w:t></w:r></w:p><w:p><w:pPr><w:spacing w:after="60"/></w:pPr><w:r><w:rPr><w:b/><w:bCs/><w:sz w:val="32"/><w:szCs w:val="32"/></w:rPr><w:t xml:space="preserve">ปรับปรุง v1.7.0: </w:t></w:r><w:r><w:rPr><w:sz w:val="32"/><w:szCs w:val="32"/></w:rPr><w:t xml:space="preserve">แบบฟอร์มสร้าง “งานย่อยภายใน SOC” แบบเดิม (การสืบสวน / มาตรการตอบโต้) </w:t></w:r><w:r><w:rPr><w:b/><w:bCs/><w:sz w:val="32"/><w:szCs w:val="32"/></w:rPr><w:t xml:space="preserve">ถูกยกเลิกแล้ว</w:t></w:r><w:r><w:rPr><w:sz w:val="32"/><w:szCs w:val="32"/></w:rPr><w:t xml:space="preserve"> — คำขอทีมตอบสนองคือช่องทางเดียวที่ใช้งานอยู่ รายการเก่ายังอ่านย้อนหลังได้ใต้หัวข้อ </w:t></w:r><w:r><w:rPr><w:b/><w:bCs/><w:color w:val="1F2D3D"/><w:sz w:val="32"/><w:szCs w:val="32"/></w:rPr><w:t xml:space="preserve">บันทึกภายในเดิม (เลิกใช้แล้ว)</w:t></w:r><w:r><w:rPr><w:sz w:val="32"/><w:szCs w:val="32"/></w:rPr><w:t xml:space="preserve"> ในหน้าเดียวกัน ไม่มีข้อมูลสูญหาย</w:t></w:r></w:p><w:p><w:pPr><w:spacing w:after="0"/></w:pPr><w:r><w:rPr><w:b/><w:bCs/><w:sz w:val="32"/><w:szCs w:val="32"/></w:rPr><w:t xml:space="preserve">เพิ่ม v1.6.0: </w:t></w:r><w:r><w:rPr><w:sz w:val="32"/><w:szCs w:val="32"/></w:rPr><w:t xml:space="preserve">ทีมตอบสนองปิดคำขอได้แม้ตั๋วต้นเรื่อง </w:t></w:r><w:r><w:rPr><w:b/><w:bCs/><w:sz w:val="32"/><w:szCs w:val="32"/></w:rPr><w:t xml:space="preserve">ปิดเป็น Event</w:t></w:r><w:r><w:rPr><w:sz w:val="32"/><w:szCs w:val="32"/></w:rPr><w:t xml:space="preserve"> ไปแล้ว ส่วนตั๋วที่อนุมัติปิดหรือยกเลิกแล้วจะถูกตรึง</w:t></w:r></w:p></w:tc></w:tr></w:tbl><w:p><w:pPr><w:spacing w:after="80"/></w:pPr></w:p><w:tbl><w:tblPr><w:tblW w:type="dxa" w:w="9600"/><w:tblBorders><w:top w:val="single" w:color="EAF1FB" w:sz="2"/><w:left w:val="single" w:color="245EA8" w:sz="28"/><w:bottom w:val="single" w:color="EAF1FB" w:sz="2"/><w:right w:val="single" w:color="EAF1FB" w:sz="2"/><w:insideH w:val="single" w:color="auto" w:sz="4"/><w:insideV w:val="single" w:color="auto" w:sz="4"/></w:tblBorders></w:tblPr><w:tblGrid><w:gridCol w:w="9600"/></w:tblGrid><w:tr><w:tc><w:tcPr><w:tcW w:type="dxa" w:w="9600"/><w:shd w:fill="EAF1FB" w:color="auto" w:val="clear"/><w:tcMar><w:top w:type="dxa" w:w="140"/><w:left w:type="dxa" w:w="200"/><w:bottom w:type="dxa" w:w="140"/><w:right w:type="dxa" w:w="200"/></w:tcMar></w:tcPr><w:p><w:pPr><w:spacing w:after="60"/></w:pPr><w:r><w:rPr><w:b/><w:bCs/><w:color w:val="245EA8"/><w:sz w:val="30"/><w:szCs w:val="30"/></w:rPr><w:t xml:space="preserve">เคล็ดลับ</w:t></w:r></w:p><w:p><w:pPr><w:spacing w:after="60"/></w:pPr><w:r><w:rPr><w:sz w:val="32"/><w:szCs w:val="32"/></w:rPr><w:t xml:space="preserve">ทุกคำขอปิดเป็น “เสร็จสิ้น” ได้ต่อเมื่อระบุ </w:t></w:r><w:r><w:rPr><w:b/><w:bCs/><w:sz w:val="32"/><w:szCs w:val="32"/></w:rPr><w:t xml:space="preserve">เลขที่รายงาน</w:t></w:r><w:r><w:rPr><w:sz w:val="32"/><w:szCs w:val="32"/></w:rPr><w:t xml:space="preserve"> ของรายงานที่ส่ง และคำขอประเภท </w:t></w:r><w:r><w:rPr><w:b/><w:bCs/><w:sz w:val="32"/><w:szCs w:val="32"/></w:rPr><w:t xml:space="preserve">Forensics / RCA</w:t></w:r><w:r><w:rPr><w:sz w:val="32"/><w:szCs w:val="32"/></w:rPr><w:t xml:space="preserve"> ไม่มีการแนบไฟล์ ดู 5.12</w:t></w:r></w:p><w:p><w:pPr><w:spacing w:after="60"/></w:pPr><w:r><w:rPr><w:sz w:val="32"/><w:szCs w:val="32"/></w:rPr><w:t xml:space="preserve">ผู้รับผิดชอบทำงานกับคำขอจากการ์ด </w:t></w:r><w:r><w:rPr><w:b/><w:bCs/><w:sz w:val="32"/><w:szCs w:val="32"/></w:rPr><w:t xml:space="preserve">“งานของคุณ”</w:t></w:r><w:r><w:rPr><w:sz w:val="32"/><w:szCs w:val="32"/></w:rPr><w:t xml:space="preserve"> ที่ด้านบนของหน้าตั๋วฝั่งเขา ไม่ใช่จากรายการคำขอ — ในรายการ แถวของเขาจึงไม่มีปุ่ม </w:t></w:r><w:r><w:rPr><w:b/><w:bCs/><w:color w:val="1F2D3D"/><w:sz w:val="32"/><w:szCs w:val="32"/></w:rPr><w:t xml:space="preserve">อัปเดตงาน</w:t></w:r><w:r><w:rPr><w:sz w:val="32"/><w:szCs w:val="32"/></w:rPr><w:t xml:space="preserve"> แต่คุณยังเห็นปุ่มนี้ในแถวของทุกคำขอตามปกติ</w:t></w:r></w:p><w:p><w:pPr><w:spacing w:after="0"/></w:pPr><w:r><w:rPr><w:sz w:val="32"/><w:szCs w:val="32"/></w:rPr><w:t xml:space="preserve">ทุกคำขอมีปุ่ม </w:t></w:r><w:r><w:rPr><w:b/><w:bCs/><w:color w:val="1F2D3D"/><w:sz w:val="32"/><w:szCs w:val="32"/></w:rPr><w:t xml:space="preserve">รับงาน</w:t></w:r><w:r><w:rPr><w:sz w:val="32"/><w:szCs w:val="32"/></w:rPr><w:t xml:space="preserve"> ให้ผู้รับผิดชอบกดเมื่อเริ่มลงมือ — สถานะจะเปลี่ยนจาก </w:t></w:r><w:r><w:rPr><w:b/><w:bCs/><w:sz w:val="32"/><w:szCs w:val="32"/></w:rPr><w:t xml:space="preserve">เปิด</w:t></w:r><w:r><w:rPr><w:sz w:val="32"/><w:szCs w:val="32"/></w:rPr><w:t xml:space="preserve"> เป็น </w:t></w:r><w:r><w:rPr><w:b/><w:bCs/><w:sz w:val="32"/><w:szCs w:val="32"/></w:rPr><w:t xml:space="preserve">กำลังดำเนินการ</w:t></w:r><w:r><w:rPr><w:sz w:val="32"/><w:szCs w:val="32"/></w:rPr><w:t xml:space="preserve"> คุณจึงเห็นได้ทันทีว่าทีมตอบสนองรับเรื่องแล้ว (ไม่มีอีเมลแจ้ง)</w:t></w:r></w:p></w:tc></w:tr></w:tbl><w:p><w:pPr><w:pStyle w:val="Heading2"/></w:pPr><w:r><w:t xml:space="preserve">5.3 ประเมินสถานะฉุกเฉินใหม่</w:t></w:r></w:p><w:p><w:pPr><w:spacing w:after="120"/></w:pPr><w:r><w:rPr><w:sz w:val="32"/><w:szCs w:val="32"/></w:rPr><w:t xml:space="preserve">หากสถานการณ์เปลี่ยน ให้กด </w:t></w:r><w:r><w:rPr><w:b/><w:bCs/><w:color w:val="1F2D3D"/><w:sz w:val="32"/><w:szCs w:val="32"/></w:rPr><w:t xml:space="preserve">ประเมินสถานะฉุกเฉินใหม่</w:t></w:r><w:r><w:rPr><w:sz w:val="32"/><w:szCs w:val="32"/></w:rPr><w:t xml:space="preserve"> ในหน้ารายละเอียดตั๋ว โดย</w:t></w:r><w:r><w:rPr><w:b/><w:bCs/><w:sz w:val="32"/><w:szCs w:val="32"/></w:rPr><w:t xml:space="preserve">ต้องระบุเหตุผล</w:t></w:r><w:r><w:rPr><w:sz w:val="32"/><w:szCs w:val="32"/></w:rPr><w:t xml:space="preserve"> ระบบบันทึกค่าเดิม → ค่าใหม่ ผู้ทำ เวลา และเหตุผลไว้ในประวัติ</w:t></w:r></w:p><w:tbl><w:tblPr><w:tblW w:type="dxa" w:w="9600"/><w:tblBorders><w:top w:val="single" w:color="F1F3F6" w:sz="2"/><w:left w:val="single" w:color="6C7888" w:sz="28"/><w:bottom w:val="single" w:color="F1F3F6" w:sz="2"/><w:right w:val="single" w:color="F1F3F6" w:sz="2"/><w:insideH w:val="single" w:color="auto" w:sz="4"/><w:insideV w:val="single" w:color="auto" w:sz="4"/></w:tblBorders></w:tblPr><w:tblGrid><w:gridCol w:w="9600"/></w:tblGrid><w:tr><w:tc><w:tcPr><w:tcW w:type="dxa" w:w="9600"/><w:shd w:fill="F1F3F6" w:color="auto" w:val="clear"/><w:tcMar><w:top w:type="dxa" w:w="140"/><w:left w:type="dxa" w:w="200"/><w:bottom w:type="dxa" w:w="140"/><w:right w:type="dxa" w:w="200"/></w:tcMar></w:tcPr><w:p><w:pPr><w:spacing w:after="60"/></w:pPr><w:r><w:rPr><w:b/><w:bCs/><w:color w:val="6C7888"/><w:sz w:val="30"/><w:szCs w:val="30"/></w:rPr><w:t xml:space="preserve">สิ่งที่ต้องจำ</w:t></w:r></w:p><w:p><w:pPr><w:spacing w:after="0"/></w:pPr><w:r><w:rPr><w:sz w:val="32"/><w:szCs w:val="32"/></w:rPr><w:t xml:space="preserve">ทำได้เฉพาะตั๋วที่ยังไม่ปิดงานและผ่านขั้นตรวจก่อนมอบหมายไปแล้ว — ปิดเคสแล้วเปลี่ยนไม่ได้, ที่ขั้นตรวจก่อนมอบหมายให้ใช้การประเมินครั้งแรกแทน และเคสที่กำลังเฝ้าระวัง (Monitoring) ยังประเมินฉุกเฉินไม่ได้เพราะเป็น Event</w:t></w:r></w:p></w:tc></w:tr></w:tbl><w:p><w:pPr><w:pStyle w:val="Heading2"/></w:pPr><w:r><w:t xml:space="preserve">5.4 อนุมัติปิดตั๋วฉุกเฉิน</w:t></w:r></w:p><w:p><w:pPr><w:spacing w:after="120"/></w:pPr><w:r><w:rPr><w:sz w:val="32"/><w:szCs w:val="32"/></w:rPr><w:t xml:space="preserve">ตั๋วฉุกเฉินที่ผ่านการตรวจรับของ Tier 2 แล้วจะเข้าสถานะ </w:t></w:r><w:r><w:rPr><w:b/><w:bCs/><w:sz w:val="32"/><w:szCs w:val="32"/></w:rPr><w:t xml:space="preserve">รอผู้จัดการตรวจสอบ</w:t></w:r><w:r><w:rPr><w:sz w:val="32"/><w:szCs w:val="32"/></w:rPr><w:t xml:space="preserve"> การ์ด </w:t></w:r><w:r><w:rPr><w:b/><w:bCs/><w:sz w:val="32"/><w:szCs w:val="32"/></w:rPr><w:t xml:space="preserve">ผู้จัดการ SOC ตรวจสอบ</w:t></w:r><w:r><w:rPr><w:sz w:val="32"/><w:szCs w:val="32"/></w:rPr><w:t xml:space="preserve"> ให้คุณกรอกบันทึกและอนุมัติปิดงาน</w:t></w:r></w:p><w:tbl><w:tblPr><w:tblW w:type="dxa" w:w="9600"/><w:tblBorders><w:top w:val="dashed" w:color="9DB4D4" w:sz="6"/><w:left w:val="dashed" w:color="9DB4D4" w:sz="6"/><w:bottom w:val="dashed" w:color="9DB4D4" w:sz="6"/><w:right w:val="dashed" w:color="9DB4D4" w:sz="6"/><w:insideH w:val="single" w:color="auto" w:sz="4"/><w:insideV w:val="single" w:color="auto" w:sz="4"/></w:tblBorders></w:tblPr><w:tblGrid><w:gridCol w:w="9600"/></w:tblGrid><w:tr><w:tc><w:tcPr><w:tcW w:type="dxa" w:w="9600"/><w:shd w:fill="F7F8FA" w:color="auto" w:val="clear"/><w:tcMar><w:top w:type="dxa" w:w="520"/><w:left w:type="dxa" w:w="200"/><w:bottom w:type="dxa" w:w="520"/><w:right w:type="dxa" w:w="200"/></w:tcMar><w:vAlign w:val="center"/></w:tcPr><w:p><w:pPr><w:spacing w:after="40"/><w:jc w:val="center"/></w:pPr><w:r><w:rPr><w:b/><w:bCs/><w:color w:val="6C7888"/><w:sz w:val="30"/><w:szCs w:val="30"/></w:rPr><w:t xml:space="preserve">[ ตำแหน่งภาพหน้าจอ ]</w:t></w:r></w:p><w:p><w:pPr><w:spacing w:after="40"/><w:jc w:val="center"/></w:pPr><w:r><w:rPr><w:color w:val="1F2D3D"/><w:sz w:val="32"/><w:szCs w:val="32"/></w:rPr><w:t xml:space="preserve">การ์ดผู้จัดการ SOC ตรวจสอบ พร้อมปุ่มอนุมัติปิดงาน</w:t></w:r></w:p><w:p><w:pPr><w:jc w:val="center"/></w:pPr><w:r><w:rPr><w:rFonts w:ascii="Consolas" w:cs="Consolas" w:eastAsia="Consolas" w:hAnsi="Consolas"/><w:color w:val="9AA6B4"/><w:sz w:val="24"/><w:szCs w:val="24"/></w:rPr><w:t xml:space="preserve">SHOT: MGR-approve</w:t></w:r></w:p></w:tc></w:tr></w:tbl><w:p><w:pPr><w:spacing w:after="160" w:before="60"/><w:jc w:val="center"/></w:pPr><w:r><w:rPr><w:b/><w:bCs/><w:color w:val="245EA8"/><w:sz w:val="28"/><w:szCs w:val="28"/></w:rPr><w:t xml:space="preserve">รูปที่ 5-3  </w:t></w:r><w:r><w:rPr><w:i/><w:iCs/><w:color w:val="6C7888"/><w:sz w:val="28"/><w:szCs w:val="28"/></w:rPr><w:t xml:space="preserve">การ์ดผู้จัดการ SOC ตรวจสอบ พร้อมปุ่มอนุมัติปิดงาน</w:t></w:r></w:p><w:p><w:pPr><w:pStyle w:val="Heading2"/></w:pPr><w:r><w:t xml:space="preserve">5.5 ตรวจการปิดแบบ Event ที่ถูกปรับลด</w:t></w:r></w:p><w:p><w:pPr><w:spacing w:after="120"/></w:pPr><w:r><w:rPr><w:sz w:val="32"/><w:szCs w:val="32"/></w:rPr><w:t xml:space="preserve">เมื่อ Tier 2 ปรับเคสที่ถูกส่งต่อจาก Incident เป็น Event ตั๋วจะเข้าสถานะ </w:t></w:r><w:r><w:rPr><w:b/><w:bCs/><w:sz w:val="32"/><w:szCs w:val="32"/></w:rPr><w:t xml:space="preserve">รอผู้จัดการตรวจสอบการปิดแบบ Event</w:t></w:r></w:p><w:p><w:pPr><w:pStyle w:val="ListParagraph"/><w:numPr><w:ilvl w:val="0"/><w:numId w:val="5"/></w:numPr><w:spacing w:after="80"/></w:pPr><w:r><w:rPr><w:sz w:val="32"/><w:szCs w:val="32"/></w:rPr><w:t xml:space="preserve">เห็นด้วยว่าไม่เป็นภัยจริง → ปิดเป็น Event</w:t></w:r></w:p><w:p><w:pPr><w:pStyle w:val="ListParagraph"/><w:numPr><w:ilvl w:val="0"/><w:numId w:val="5"/></w:numPr><w:spacing w:after="80"/></w:pPr><w:r><w:rPr><w:sz w:val="32"/><w:szCs w:val="32"/></w:rPr><w:t xml:space="preserve">ไม่เห็นด้วย → ตีกลับเป็น Incident ให้ Tier 2 ดำเนินการต่อ</w:t></w:r></w:p><w:p><w:pPr><w:pStyle w:val="Heading2"/></w:pPr><w:r><w:t xml:space="preserve">5.6 ย้อนขั้นตอน (Step-back)</w:t></w:r></w:p><w:p><w:pPr><w:spacing w:after="120"/></w:pPr><w:r><w:rPr><w:sz w:val="32"/><w:szCs w:val="32"/></w:rPr><w:t xml:space="preserve">เมื่อมอบหมายผิดพลาดหรือต้องทบทวนใหม่ คุณสามารถส่งเคสกลับไปยังขั้นตอนก่อนหน้าได้จากการ์ด </w:t></w:r><w:r><w:rPr><w:b/><w:bCs/><w:color w:val="1F2D3D"/><w:sz w:val="32"/><w:szCs w:val="32"/></w:rPr><w:t xml:space="preserve">ย้อนขั้นตอน (ผู้จัดการ SOC)</w:t></w:r><w:r><w:rPr><w:sz w:val="32"/><w:szCs w:val="32"/></w:rPr><w:t xml:space="preserve"> บนหน้ารายละเอียดตั๋ว — เป็นอำนาจของ </w:t></w:r><w:r><w:rPr><w:b/><w:bCs/><w:sz w:val="32"/><w:szCs w:val="32"/></w:rPr><w:t xml:space="preserve">ผู้จัดการ SOC เท่านั้น</w:t></w:r><w:r><w:rPr><w:sz w:val="32"/><w:szCs w:val="32"/></w:rPr><w:t xml:space="preserve"> ไม่มีบทบาทอื่นย้อนสถานะได้</w:t></w:r></w:p><w:p><w:pPr><w:spacing w:after="120"/></w:pPr><w:r><w:rPr><w:sz w:val="32"/><w:szCs w:val="32"/></w:rPr><w:t xml:space="preserve">ระบบเลือกปลายทางให้เองตามขั้นตอนปัจจุบันและเลนที่ Tier 1 กำหนดไว้ คุณจึงย้อนได้ทีละหนึ่งขั้น ไม่ใช่เลือกสถานะได้อิสระ:</w:t></w:r></w:p><w:tbl><w:tblPr><w:tblW w:type="dxa" w:w="9600"/><w:tblBorders><w:top w:val="single" w:color="E1E6ED" w:sz="2"/><w:left w:val="single" w:color="E1E6ED" w:sz="2"/><w:bottom w:val="single" w:color="E1E6ED" w:sz="2"/><w:right w:val="single" w:color="E1E6ED" w:sz="2"/><w:insideH w:val="single" w:color="E1E6ED" w:sz="2"/><w:insideV w:val="single" w:color="E1E6ED" w:sz="2"/></w:tblBorders></w:tblPr><w:tblGrid><w:gridCol w:w="3000"/><w:gridCol w:w="3300"/><w:gridCol w:w="3300"/></w:tblGrid><w:tr><w:trPr><w:cantSplit/><w:tblHeader/></w:trPr><w:tc><w:tcPr><w:tcW w:type="dxa" w:w="3000"/><w:shd w:fill="1A1A2E" w:color="auto" w:val="clear"/><w:tcMar><w:top w:type="dxa" w:w="80"/><w:left w:type="dxa" w:w="120"/><w:bottom w:type="dxa" w:w="80"/><w:right w:type="dxa" w:w="120"/></w:tcMar></w:tcPr><w:p><w:r><w:rPr><w:b/><w:bCs/><w:color w:val="FFFFFF"/><w:sz w:val="28"/><w:szCs w:val="28"/></w:rPr><w:t xml:space="preserve">ตั๋วอยู่ที่</w:t></w:r></w:p></w:tc><w:tc><w:tcPr><w:tcW w:type="dxa" w:w="3300"/><w:shd w:fill="1A1A2E" w:color="auto" w:val="clear"/><w:tcMar><w:top w:type="dxa" w:w="80"/><w:left w:type="dxa" w:w="120"/><w:bottom w:type="dxa" w:w="80"/><w:right w:type="dxa" w:w="120"/></w:tcMar></w:tcPr><w:p><w:r><w:rPr><w:b/><w:bCs/><w:color w:val="FFFFFF"/><w:sz w:val="28"/><w:szCs w:val="28"/></w:rPr><w:t xml:space="preserve">ย้อนกลับไป</w:t></w:r></w:p></w:tc><w:tc><w:tcPr><w:tcW w:type="dxa" w:w="3300"/><w:shd w:fill="1A1A2E" w:color="auto" w:val="clear"/><w:tcMar><w:top w:type="dxa" w:w="80"/><w:left w:type="dxa" w:w="120"/><w:bottom w:type="dxa" w:w="80"/><w:right w:type="dxa" w:w="120"/></w:tcMar></w:tcPr><w:p><w:r><w:rPr><w:b/><w:bCs/><w:color w:val="FFFFFF"/><w:sz w:val="28"/><w:szCs w:val="28"/></w:rPr><w:t xml:space="preserve">ใช้เมื่อ</w:t></w:r></w:p></w:tc></w:tr><w:tr><w:trPr><w:cantSplit/></w:trPr><w:tc><w:tcPr><w:tcW w:type="dxa" w:w="3000"/><w:shd w:fill="FFFFFF" w:color="auto" w:val="clear"/><w:tcMar><w:top w:type="dxa" w:w="70"/><w:left w:type="dxa" w:w="120"/><w:bottom w:type="dxa" w:w="70"/><w:right w:type="dxa" w:w="120"/></w:tcMar></w:tcPr><w:p><w:pPr><w:spacing w:after="0"/></w:pPr><w:r><w:rPr><w:b/><w:bCs/><w:sz w:val="28"/><w:szCs w:val="28"/></w:rPr><w:t xml:space="preserve">รอการจัดการจากผู้ดูแลระบบ</w:t></w:r><w:r><w:rPr><w:rFonts w:ascii="Consolas" w:cs="Consolas" w:eastAsia="Consolas" w:hAnsi="Consolas"/><w:color w:val="6C7888"/><w:sz w:val="24"/><w:szCs w:val="24"/></w:rPr><w:br/><w:t xml:space="preserve">AWAITING_CONTAINMENT</w:t></w:r></w:p></w:tc><w:tc><w:tcPr><w:tcW w:type="dxa" w:w="3300"/><w:shd w:fill="FFFFFF" w:color="auto" w:val="clear"/><w:tcMar><w:top w:type="dxa" w:w="70"/><w:left w:type="dxa" w:w="120"/><w:bottom w:type="dxa" w:w="70"/><w:right w:type="dxa" w:w="120"/></w:tcMar></w:tcPr><w:p><w:pPr><w:spacing w:after="0"/></w:pPr><w:r><w:rPr><w:sz w:val="28"/><w:szCs w:val="28"/></w:rPr><w:t xml:space="preserve">รอผู้จัดการ SOC ตรวจ (ก่อนมอบหมาย)</w:t></w:r></w:p></w:tc><w:tc><w:tcPr><w:tcW w:type="dxa" w:w="3300"/><w:shd w:fill="FFFFFF" w:color="auto" w:val="clear"/><w:tcMar><w:top w:type="dxa" w:w="70"/><w:left w:type="dxa" w:w="120"/><w:bottom w:type="dxa" w:w="70"/><w:right w:type="dxa" w:w="120"/></w:tcMar></w:tcPr><w:p><w:pPr><w:spacing w:after="0"/></w:pPr><w:r><w:rPr><w:sz w:val="28"/><w:szCs w:val="28"/></w:rPr><w:t xml:space="preserve">มอบหมายผิดผู้ดูแลระบบ หรือต้องประเมินความรุนแรงใหม่</w:t></w:r></w:p></w:tc></w:tr><w:tr><w:trPr><w:cantSplit/></w:trPr><w:tc><w:tcPr><w:tcW w:type="dxa" w:w="3000"/><w:shd w:fill="F7F8FA" w:color="auto" w:val="clear"/><w:tcMar><w:top w:type="dxa" w:w="70"/><w:left w:type="dxa" w:w="120"/><w:bottom w:type="dxa" w:w="70"/><w:right w:type="dxa" w:w="120"/></w:tcMar></w:tcPr><w:p><w:pPr><w:spacing w:after="0"/></w:pPr><w:r><w:rPr><w:b/><w:bCs/><w:sz w:val="28"/><w:szCs w:val="28"/></w:rPr><w:t xml:space="preserve">รอเจ้าของระบบดำเนินการเอง</w:t></w:r><w:r><w:rPr><w:rFonts w:ascii="Consolas" w:cs="Consolas" w:eastAsia="Consolas" w:hAnsi="Consolas"/><w:color w:val="6C7888"/><w:sz w:val="24"/><w:szCs w:val="24"/></w:rPr><w:br/><w:t xml:space="preserve">AWAITING_OWNER</w:t></w:r></w:p></w:tc><w:tc><w:tcPr><w:tcW w:type="dxa" w:w="3300"/><w:shd w:fill="F7F8FA" w:color="auto" w:val="clear"/><w:tcMar><w:top w:type="dxa" w:w="70"/><w:left w:type="dxa" w:w="120"/><w:bottom w:type="dxa" w:w="70"/><w:right w:type="dxa" w:w="120"/></w:tcMar></w:tcPr><w:p><w:pPr><w:spacing w:after="0"/></w:pPr><w:r><w:rPr><w:sz w:val="28"/><w:szCs w:val="28"/></w:rPr><w:t xml:space="preserve">รอผู้จัดการ SOC ตรวจ (ก่อนมอบหมาย)</w:t></w:r></w:p></w:tc><w:tc><w:tcPr><w:tcW w:type="dxa" w:w="3300"/><w:shd w:fill="F7F8FA" w:color="auto" w:val="clear"/><w:tcMar><w:top w:type="dxa" w:w="70"/><w:left w:type="dxa" w:w="120"/><w:bottom w:type="dxa" w:w="70"/><w:right w:type="dxa" w:w="120"/></w:tcMar></w:tcPr><w:p><w:pPr><w:spacing w:after="0"/></w:pPr><w:r><w:rPr><w:sz w:val="28"/><w:szCs w:val="28"/></w:rPr><w:t xml:space="preserve">เลือกเส้นทางเจ้าของระบบผิด หรือต้องทบทวนก่อน</w:t></w:r></w:p></w:tc></w:tr><w:tr><w:trPr><w:cantSplit/></w:trPr><w:tc><w:tcPr><w:tcW w:type="dxa" w:w="3000"/><w:shd w:fill="FFFFFF" w:color="auto" w:val="clear"/><w:tcMar><w:top w:type="dxa" w:w="70"/><w:left w:type="dxa" w:w="120"/><w:bottom w:type="dxa" w:w="70"/><w:right w:type="dxa" w:w="120"/></w:tcMar></w:tcPr><w:p><w:pPr><w:spacing w:after="0"/></w:pPr><w:r><w:rPr><w:b/><w:bCs/><w:sz w:val="28"/><w:szCs w:val="28"/></w:rPr><w:t xml:space="preserve">รอผู้จัดการตรวจสอบ</w:t></w:r><w:r><w:rPr><w:rFonts w:ascii="Consolas" w:cs="Consolas" w:eastAsia="Consolas" w:hAnsi="Consolas"/><w:color w:val="6C7888"/><w:sz w:val="24"/><w:szCs w:val="24"/></w:rPr><w:br/><w:t xml:space="preserve">PENDING_MANAGER</w:t></w:r></w:p></w:tc><w:tc><w:tcPr><w:tcW w:type="dxa" w:w="3300"/><w:shd w:fill="FFFFFF" w:color="auto" w:val="clear"/><w:tcMar><w:top w:type="dxa" w:w="70"/><w:left w:type="dxa" w:w="120"/><w:bottom w:type="dxa" w:w="70"/><w:right w:type="dxa" w:w="120"/></w:tcMar></w:tcPr><w:p><w:pPr><w:spacing w:after="0"/></w:pPr><w:r><w:rPr><w:sz w:val="28"/><w:szCs w:val="28"/></w:rPr><w:t xml:space="preserve">ขั้นตรวจรับของ Tier 2 ในเลนเดิม</w:t></w:r></w:p></w:tc><w:tc><w:tcPr><w:tcW w:type="dxa" w:w="3300"/><w:shd w:fill="FFFFFF" w:color="auto" w:val="clear"/><w:tcMar><w:top w:type="dxa" w:w="70"/><w:left w:type="dxa" w:w="120"/><w:bottom w:type="dxa" w:w="70"/><w:right w:type="dxa" w:w="120"/></w:tcMar></w:tcPr><w:p><w:pPr><w:spacing w:after="0"/></w:pPr><w:r><w:rPr><w:sz w:val="28"/><w:szCs w:val="28"/></w:rPr><w:t xml:space="preserve">ข้อมูลจากขั้นตรวจรับยังไม่พอให้อนุมัติปิด</w:t></w:r></w:p></w:tc></w:tr></w:tbl><w:p><w:pPr><w:spacing w:after="140"/></w:pPr></w:p><w:p><w:pPr><w:pStyle w:val="ListParagraph"/><w:numPr><w:ilvl w:val="0"/><w:numId w:val="6"/></w:numPr><w:spacing w:after="80"/></w:pPr><w:r><w:rPr><w:sz w:val="32"/><w:szCs w:val="32"/></w:rPr><w:t xml:space="preserve">เปิดการ์ด </w:t></w:r><w:r><w:rPr><w:b/><w:bCs/><w:color w:val="1F2D3D"/><w:sz w:val="32"/><w:szCs w:val="32"/></w:rPr><w:t xml:space="preserve">ย้อนขั้นตอน (ผู้จัดการ SOC)</w:t></w:r><w:r><w:rPr><w:sz w:val="32"/><w:szCs w:val="32"/></w:rPr><w:t xml:space="preserve"> ปุ่มจะบอกปลายทางไว้แล้ว</w:t></w:r></w:p><w:p><w:pPr><w:pStyle w:val="ListParagraph"/><w:numPr><w:ilvl w:val="0"/><w:numId w:val="6"/></w:numPr><w:spacing w:after="80"/></w:pPr><w:r><w:rPr><w:sz w:val="32"/><w:szCs w:val="32"/></w:rPr><w:t xml:space="preserve">กรอก </w:t></w:r><w:r><w:rPr><w:b/><w:bCs/><w:color w:val="1F2D3D"/><w:sz w:val="32"/><w:szCs w:val="32"/></w:rPr><w:t xml:space="preserve">เหตุผล</w:t></w:r><w:r><w:rPr><w:sz w:val="32"/><w:szCs w:val="32"/></w:rPr><w:t xml:space="preserve"> — </w:t></w:r><w:r><w:rPr><w:b/><w:bCs/><w:sz w:val="32"/><w:szCs w:val="32"/></w:rPr><w:t xml:space="preserve">บังคับ</w:t></w:r><w:r><w:rPr><w:sz w:val="32"/><w:szCs w:val="32"/></w:rPr><w:t xml:space="preserve"> และถูกบันทึกไว้ในประวัติของตั๋ว</w:t></w:r></w:p><w:p><w:pPr><w:pStyle w:val="ListParagraph"/><w:numPr><w:ilvl w:val="0"/><w:numId w:val="6"/></w:numPr><w:spacing w:after="80"/></w:pPr><w:r><w:rPr><w:sz w:val="32"/><w:szCs w:val="32"/></w:rPr><w:t xml:space="preserve">กดปุ่มย้อนกลับ ตั๋วจะกลับไปอยู่ในมือของขั้นตอนนั้นทันที</w:t></w:r></w:p><w:tbl><w:tblPr><w:tblW w:type="dxa" w:w="9600"/><w:tblBorders><w:top w:val="dashed" w:color="9DB4D4" w:sz="6"/><w:left w:val="dashed" w:color="9DB4D4" w:sz="6"/><w:bottom w:val="dashed" w:color="9DB4D4" w:sz="6"/><w:right w:val="dashed" w:color="9DB4D4" w:sz="6"/><w:insideH w:val="single" w:color="auto" w:sz="4"/><w:insideV w:val="single" w:color="auto" w:sz="4"/></w:tblBorders></w:tblPr><w:tblGrid><w:gridCol w:w="9600"/></w:tblGrid><w:tr><w:tc><w:tcPr><w:tcW w:type="dxa" w:w="9600"/><w:shd w:fill="F7F8FA" w:color="auto" w:val="clear"/><w:tcMar><w:top w:type="dxa" w:w="520"/><w:left w:type="dxa" w:w="200"/><w:bottom w:type="dxa" w:w="520"/><w:right w:type="dxa" w:w="200"/></w:tcMar><w:vAlign w:val="center"/></w:tcPr><w:p><w:pPr><w:spacing w:after="40"/><w:jc w:val="center"/></w:pPr><w:r><w:rPr><w:b/><w:bCs/><w:color w:val="6C7888"/><w:sz w:val="30"/><w:szCs w:val="30"/></w:rPr><w:t xml:space="preserve">[ ตำแหน่งภาพหน้าจอ ]</w:t></w:r></w:p><w:p><w:pPr><w:spacing w:after="40"/><w:jc w:val="center"/></w:pPr><w:r><w:rPr><w:color w:val="1F2D3D"/><w:sz w:val="32"/><w:szCs w:val="32"/></w:rPr><w:t xml:space="preserve">การ์ดย้อนขั้นตอนบนหน้ารายละเอียดตั๋ว พร้อมช่องเหตุผลที่บังคับกรอก</w:t></w:r></w:p><w:p><w:pPr><w:jc w:val="center"/></w:pPr><w:r><w:rPr><w:rFonts w:ascii="Consolas" w:cs="Consolas" w:eastAsia="Consolas" w:hAnsi="Consolas"/><w:color w:val="9AA6B4"/><w:sz w:val="24"/><w:szCs w:val="24"/></w:rPr><w:t xml:space="preserve">SHOT: MGR-step-back</w:t></w:r></w:p></w:tc></w:tr></w:tbl><w:p><w:pPr><w:spacing w:after="160" w:before="60"/><w:jc w:val="center"/></w:pPr><w:r><w:rPr><w:b/><w:bCs/><w:color w:val="245EA8"/><w:sz w:val="28"/><w:szCs w:val="28"/></w:rPr><w:t xml:space="preserve">รูปที่ 5-4  </w:t></w:r><w:r><w:rPr><w:i/><w:iCs/><w:color w:val="6C7888"/><w:sz w:val="28"/><w:szCs w:val="28"/></w:rPr><w:t xml:space="preserve">การ์ดย้อนขั้นตอนบนหน้ารายละเอียดตั๋ว พร้อมช่องเหตุผลที่บังคับกรอก</w:t></w:r></w:p><w:tbl><w:tblPr><w:tblW w:type="dxa" w:w="9600"/><w:tblBorders><w:top w:val="single" w:color="F1F3F6" w:sz="2"/><w:left w:val="single" w:color="6C7888" w:sz="28"/><w:bottom w:val="single" w:color="F1F3F6" w:sz="2"/><w:right w:val="single" w:color="F1F3F6" w:sz="2"/><w:insideH w:val="single" w:color="auto" w:sz="4"/><w:insideV w:val="single" w:color="auto" w:sz="4"/></w:tblBorders></w:tblPr><w:tblGrid><w:gridCol w:w="9600"/></w:tblGrid><w:tr><w:tc><w:tcPr><w:tcW w:type="dxa" w:w="9600"/><w:shd w:fill="F1F3F6" w:color="auto" w:val="clear"/><w:tcMar><w:top w:type="dxa" w:w="140"/><w:left w:type="dxa" w:w="200"/><w:bottom w:type="dxa" w:w="140"/><w:right w:type="dxa" w:w="200"/></w:tcMar></w:tcPr><w:p><w:pPr><w:spacing w:after="60"/></w:pPr><w:r><w:rPr><w:b/><w:bCs/><w:color w:val="6C7888"/><w:sz w:val="30"/><w:szCs w:val="30"/></w:rPr><w:t xml:space="preserve">สิ่งที่ต้องจำ</w:t></w:r></w:p><w:p><w:pPr><w:spacing w:after="0"/></w:pPr><w:r><w:rPr><w:sz w:val="32"/><w:szCs w:val="32"/></w:rPr><w:t xml:space="preserve">การย้อนขั้นตอนไม่ลบลายเซ็นผู้ตรวจ (Verified) ผู้อนุมัติ หรือผลการประเมินฉุกเฉินเดิม และใช้กับตั๋วที่ปิดหรือยกเลิกไปแล้วไม่ได้ — การปิดเคสยังเป็นจุดสิ้นสุดเสมอ</w:t></w:r></w:p></w:tc></w:tr></w:tbl><w:p><w:pPr><w:pStyle w:val="Heading2"/></w:pPr><w:r><w:t xml:space="preserve">5.7 ตัดสินคำขอยกเลิกตั๋ว (เพิ่ม v1.5.0)</w:t></w:r></w:p><w:p><w:pPr><w:spacing w:after="120"/></w:pPr><w:r><w:rPr><w:sz w:val="32"/><w:szCs w:val="32"/></w:rPr><w:t xml:space="preserve">ตั๋วที่ </w:t></w:r><w:r><w:rPr><w:b/><w:bCs/><w:sz w:val="32"/><w:szCs w:val="32"/></w:rPr><w:t xml:space="preserve">ซ้ำ</w:t></w:r><w:r><w:rPr><w:sz w:val="32"/><w:szCs w:val="32"/></w:rPr><w:t xml:space="preserve"> หรือ </w:t></w:r><w:r><w:rPr><w:b/><w:bCs/><w:sz w:val="32"/><w:szCs w:val="32"/></w:rPr><w:t xml:space="preserve">เปิดผิด</w:t></w:r><w:r><w:rPr><w:sz w:val="32"/><w:szCs w:val="32"/></w:rPr><w:t xml:space="preserve"> สามารถจบด้วยสถานะ </w:t></w:r><0/><w:r><w:rPr><w:sz w:val="32"/><w:szCs w:val="32"/></w:rPr><w:t xml:space="preserve"> ได้โดยไม่ต้องจัดเป็น Event หรือรับรองการแก้ไข เมื่อผู้ปฏิบัติงานยื่นคำขอยกเลิก การ์ด </w:t></w:r><w:r><w:rPr><w:b/><w:bCs/><w:sz w:val="32"/><w:szCs w:val="32"/></w:rPr><w:t xml:space="preserve">การตัดสินคำขอยกเลิก (ผู้จัดการ SOC)</w:t></w:r><w:r><w:rPr><w:sz w:val="32"/><w:szCs w:val="32"/></w:rPr><w:t xml:space="preserve"> จะแสดงในหน้ารายละเอียดตั๋วให้คุณ </w:t></w:r><w:r><w:rPr><w:b/><w:bCs/><w:sz w:val="32"/><w:szCs w:val="32"/></w:rPr><w:t xml:space="preserve">อนุมัติ / ปฏิเสธ / หรือยกเลิกโดยตรง</w:t></w:r></w:p><w:p><w:pPr><w:pStyle w:val="ListParagraph"/><w:numPr><w:ilvl w:val="0"/><w:numId w:val="7"/></w:numPr><w:spacing w:after="80"/></w:pPr><w:r><w:rPr><w:sz w:val="32"/><w:szCs w:val="32"/></w:rPr><w:t xml:space="preserve">เปิดตั๋วที่มีคำขอยกเลิกค้างอยู่ อ่านเหตุผล (</w:t></w:r><w:r><w:rPr><w:b/><w:bCs/><w:color w:val="1F2D3D"/><w:sz w:val="32"/><w:szCs w:val="32"/></w:rPr><w:t xml:space="preserve">รายการซ้ำ / สร้างรายการผิด / เหตุผลอื่น</w:t></w:r><w:r><w:rPr><w:sz w:val="32"/><w:szCs w:val="32"/></w:rPr><w:t xml:space="preserve">) และคำอธิบายของผู้ยื่น กรณี “รายการซ้ำ” ตรวจว่าตั๋วที่อ้างอิงมีอยู่จริงและยังไม่ถูกยกเลิก</w:t></w:r></w:p><w:p><w:pPr><w:pStyle w:val="ListParagraph"/><w:numPr><w:ilvl w:val="0"/><w:numId w:val="7"/></w:numPr><w:spacing w:after="80"/></w:pPr><w:r><w:rPr><w:sz w:val="32"/><w:szCs w:val="32"/></w:rPr><w:t xml:space="preserve">เลือก </w:t></w:r><w:r><w:rPr><w:b/><w:bCs/><w:color w:val="1F2D3D"/><w:sz w:val="32"/><w:szCs w:val="32"/></w:rPr><w:t xml:space="preserve">อนุมัติ</w:t></w:r><w:r><w:rPr><w:sz w:val="32"/><w:szCs w:val="32"/></w:rPr><w:t xml:space="preserve">, </w:t></w:r><w:r><w:rPr><w:b/><w:bCs/><w:color w:val="1F2D3D"/><w:sz w:val="32"/><w:szCs w:val="32"/></w:rPr><w:t xml:space="preserve">ปฏิเสธ</w:t></w:r><w:r><w:rPr><w:sz w:val="32"/><w:szCs w:val="32"/></w:rPr><w:t xml:space="preserve"> หรือ </w:t></w:r><w:r><w:rPr><w:b/><w:bCs/><w:color w:val="1F2D3D"/><w:sz w:val="32"/><w:szCs w:val="32"/></w:rPr><w:t xml:space="preserve">ยกเลิกโดยตรง</w:t></w:r><w:r><w:rPr><w:sz w:val="32"/><w:szCs w:val="32"/></w:rPr><w:t xml:space="preserve"> พร้อมกรอกเหตุผล — ทุกการตัดสินถูกบันทึกแยกในประวัติของตั๋ว</w:t></w:r></w:p><w:tbl><w:tblPr><w:tblW w:type="dxa" w:w="9600"/><w:tblBorders><w:top w:val="dashed" w:color="9DB4D4" w:sz="6"/><w:left w:val="dashed" w:color="9DB4D4" w:sz="6"/><w:bottom w:val="dashed" w:color="9DB4D4" w:sz="6"/><w:right w:val="dashed" w:color="9DB4D4" w:sz="6"/><w:insideH w:val="single" w:color="auto" w:sz="4"/><w:insideV w:val="single" w:color="auto" w:sz="4"/></w:tblBorders></w:tblPr><w:tblGrid><w:gridCol w:w="9600"/></w:tblGrid><w:tr><w:tc><w:tcPr><w:tcW w:type="dxa" w:w="9600"/><w:shd w:fill="F7F8FA" w:color="auto" w:val="clear"/><w:tcMar><w:top w:type="dxa" w:w="520"/><w:left w:type="dxa" w:w="200"/><w:bottom w:type="dxa" w:w="520"/><w:right w:type="dxa" w:w="200"/></w:tcMar><w:vAlign w:val="center"/></w:tcPr><w:p><w:pPr><w:spacing w:after="40"/><w:jc w:val="center"/></w:pPr><w:r><w:rPr><w:b/><w:bCs/><w:color w:val="6C7888"/><w:sz w:val="30"/><w:szCs w:val="30"/></w:rPr><w:t xml:space="preserve">[ ตำแหน่งภาพหน้าจอ ]</w:t></w:r></w:p><w:p><w:pPr><w:spacing w:after="40"/><w:jc w:val="center"/></w:pPr><w:r><w:rPr><w:color w:val="1F2D3D"/><w:sz w:val="32"/><w:szCs w:val="32"/></w:rPr><w:t xml:space="preserve">การ์ดการตัดสินคำขอยกเลิกของผู้จัดการ SOC บนหน้ารายละเอียดตั๋ว</w:t></w:r></w:p><w:p><w:pPr><w:jc w:val="center"/></w:pPr><w:r><w:rPr><w:rFonts w:ascii="Consolas" w:cs="Consolas" w:eastAsia="Consolas" w:hAnsi="Consolas"/><w:color w:val="9AA6B4"/><w:sz w:val="24"/><w:szCs w:val="24"/></w:rPr><w:t xml:space="preserve">SHOT: MGR-cancel-decision</w:t></w:r></w:p></w:tc></w:tr></w:tbl><w:p><w:pPr><w:spacing w:after="160" w:before="60"/><w:jc w:val="center"/></w:pPr><w:r><w:rPr><w:b/><w:bCs/><w:color w:val="245EA8"/><w:sz w:val="28"/><w:szCs w:val="28"/></w:rPr><w:t xml:space="preserve">รูปที่ 5-5  </w:t></w:r><w:r><w:rPr><w:i/><w:iCs/><w:color w:val="6C7888"/><w:sz w:val="28"/><w:szCs w:val="28"/></w:rPr><w:t xml:space="preserve">การ์ดการตัดสินคำขอยกเลิกของผู้จัดการ SOC บนหน้ารายละเอียดตั๋ว</w:t></w:r></w:p><w:tbl><w:tblPr><w:tblW w:type="dxa" w:w="9600"/><w:tblBorders><w:top w:val="single" w:color="FDECEE" w:sz="2"/><w:left w:val="single" w:color="E63946" w:sz="28"/><w:bottom w:val="single" w:color="FDECEE" w:sz="2"/><w:right w:val="single" w:color="FDECEE" w:sz="2"/><w:insideH w:val="single" w:color="auto" w:sz="4"/><w:insideV w:val="single" w:color="auto" w:sz="4"/></w:tblBorders></w:tblPr><w:tblGrid><w:gridCol w:w="9600"/></w:tblGrid><w:tr><w:tc><w:tcPr><w:tcW w:type="dxa" w:w="9600"/><w:shd w:fill="FDECEE" w:color="auto" w:val="clear"/><w:tcMar><w:top w:type="dxa" w:w="140"/><w:left w:type="dxa" w:w="200"/><w:bottom w:type="dxa" w:w="140"/><w:right w:type="dxa" w:w="200"/></w:tcMar></w:tcPr><w:p><w:pPr><w:spacing w:after="60"/></w:pPr><w:r><w:rPr><w:b/><w:bCs/><w:color w:val="E63946"/><w:sz w:val="30"/><w:szCs w:val="30"/></w:rPr><w:t xml:space="preserve">ข้อควรระวัง</w:t></w:r></w:p><w:p><w:pPr><w:spacing w:after="0"/></w:pPr><w:r><w:rPr><w:sz w:val="32"/><w:szCs w:val="32"/></w:rPr><w:t xml:space="preserve">การอนุมัติยกเลิกต้อง</w:t></w:r><w:r><w:rPr><w:b/><w:bCs/><w:sz w:val="32"/><w:szCs w:val="32"/></w:rPr><w:t xml:space="preserve">ปิดหรือยกเลิกงานย่อย/คำขอทีมตอบสนองที่ค้างอยู่ก่อน</w:t></w:r><w:r><w:rPr><w:sz w:val="32"/><w:szCs w:val="32"/></w:rPr><w:t xml:space="preserve"> (งานเหล่านั้นจะกลายเป็น “ยกเลิกแล้ว” ไม่ใช่ “เสร็จสิ้น”) คำขอที่ค้างอยู่ </w:t></w:r><w:r><w:rPr><w:b/><w:bCs/><w:sz w:val="32"/><w:szCs w:val="32"/></w:rPr><w:t xml:space="preserve">ไม่หยุดนาฬิกา OLA และไม่เลื่อนขั้นตอน</w:t></w:r><w:r><w:rPr><w:sz w:val="32"/><w:szCs w:val="32"/></w:rPr><w:t xml:space="preserve"> งานยังเดินต่อตามปกติ</w:t></w:r></w:p></w:tc></w:tr></w:tbl><w:tbl><w:tblPr><w:tblW w:type="dxa" w:w="9600"/><w:tblBorders><w:top w:val="single" w:color="F1F3F6" w:sz="2"/><w:left w:val="single" w:color="6C7888" w:sz="28"/><w:bottom w:val="single" w:color="F1F3F6" w:sz="2"/><w:right w:val="single" w:color="F1F3F6" w:sz="2"/><w:insideH w:val="single" w:color="auto" w:sz="4"/><w:insideV w:val="single" w:color="auto" w:sz="4"/></w:tblBorders></w:tblPr><w:tblGrid><w:gridCol w:w="9600"/></w:tblGrid><w:tr><w:tc><w:tcPr><w:tcW w:type="dxa" w:w="9600"/><w:shd w:fill="F1F3F6" w:color="auto" w:val="clear"/><w:tcMar><w:top w:type="dxa" w:w="140"/><w:left w:type="dxa" w:w="200"/><w:bottom w:type="dxa" w:w="140"/><w:right w:type="dxa" w:w="200"/></w:tcMar></w:tcPr><w:p><w:pPr><w:spacing w:after="60"/></w:pPr><w:r><w:rPr><w:b/><w:bCs/><w:color w:val="6C7888"/><w:sz w:val="30"/><w:szCs w:val="30"/></w:rPr><w:t xml:space="preserve">สิ่งที่ต้องจำ</w:t></w:r></w:p><w:p><w:pPr><w:spacing w:after="0"/></w:pPr><w:r><w:rPr><w:sz w:val="32"/><w:szCs w:val="32"/></w:rPr><w:t xml:space="preserve">ตั๋วที่ยกเลิกแล้วเป็นสถานะสิ้นสุด ออกจากคิวและแรงกดดัน OLA และไม่ถูกนับในสถิติการปิดงานสำเร็จและ MTTR แต่ประวัติผู้ยื่น/ผู้ตัดสิน/เหตุผล/เวลายังเก็บครบ และรายงานจะระบุว่าเป็นการยกเลิก</w:t></w:r></w:p></w:tc></w:tr></w:tbl><w:p><w:pPr><w:pStyle w:val="Heading2"/></w:pPr><w:r><w:t xml:space="preserve">5.8 แก้ไขข้อมูลเคส (เพิ่ม v1.7.0)</w:t></w:r></w:p><w:p><w:pPr><w:spacing w:after="120"/></w:pPr><w:r><w:rPr><w:sz w:val="32"/><w:szCs w:val="32"/></w:rPr><w:t xml:space="preserve">คุณแก้เนื้อหาของเคสได้ทุกใบที่ยังไม่ปิด ผ่านปุ่ม </w:t></w:r><w:r><w:rPr><w:b/><w:bCs/><w:color w:val="1F2D3D"/><w:sz w:val="32"/><w:szCs w:val="32"/></w:rPr><w:t xml:space="preserve">แก้ไขข้อมูล</w:t></w:r><w:r><w:rPr><w:sz w:val="32"/><w:szCs w:val="32"/></w:rPr><w:t xml:space="preserve"> บนหน้ารายละเอียดตั๋ว — มีประโยชน์เมื่อพบข้อมูลผิดระหว่างตรวจก่อนมอบหมาย และไม่อยากตีกลับทั้งใบเพียงเพราะพิมพ์ผิด</w:t></w:r></w:p><w:p><w:pPr><w:spacing w:after="120"/></w:pPr><w:r><w:rPr><w:sz w:val="32"/><w:szCs w:val="32"/></w:rPr><w:t xml:space="preserve">หน้าแก้ไขบังคับให้กรอก </w:t></w:r><w:r><w:rPr><w:b/><w:bCs/><w:color w:val="1F2D3D"/><w:sz w:val="32"/><w:szCs w:val="32"/></w:rPr><w:t xml:space="preserve">เหตุผลในการแก้ไข</w:t></w:r><w:r><w:rPr><w:sz w:val="32"/><w:szCs w:val="32"/></w:rPr><w:t xml:space="preserve"> เสมอ และบันทึกทุกช่องที่เปลี่ยนเป็นคู่ค่าเดิม → ค่าใหม่ พร้อมชื่อผู้แก้และเวลา ดูย้อนหลังได้ที่หัวข้อ </w:t></w:r><w:r><w:rPr><w:b/><w:bCs/><w:color w:val="1F2D3D"/><w:sz w:val="32"/><w:szCs w:val="32"/></w:rPr><w:t xml:space="preserve">ประวัติการแก้ไขข้อมูล</w:t></w:r><w:r><w:rPr><w:sz w:val="32"/><w:szCs w:val="32"/></w:rPr><w:t xml:space="preserve"> บนหน้ารายละเอียดตั๋ว</w:t></w:r></w:p><w:tbl><w:tblPr><w:tblW w:type="dxa" w:w="9600"/><w:tblBorders><w:top w:val="dashed" w:color="9DB4D4" w:sz="6"/><w:left w:val="dashed" w:color="9DB4D4" w:sz="6"/><w:bottom w:val="dashed" w:color="9DB4D4" w:sz="6"/><w:right w:val="dashed" w:color="9DB4D4" w:sz="6"/><w:insideH w:val="single" w:color="auto" w:sz="4"/><w:insideV w:val="single" w:color="auto" w:sz="4"/></w:tblBorders></w:tblPr><w:tblGrid><w:gridCol w:w="9600"/></w:tblGrid><w:tr><w:tc><w:tcPr><w:tcW w:type="dxa" w:w="9600"/><w:shd w:fill="F7F8FA" w:color="auto" w:val="clear"/><w:tcMar><w:top w:type="dxa" w:w="520"/><w:left w:type="dxa" w:w="200"/><w:bottom w:type="dxa" w:w="520"/><w:right w:type="dxa" w:w="200"/></w:tcMar><w:vAlign w:val="center"/></w:tcPr><w:p><w:pPr><w:spacing w:after="40"/><w:jc w:val="center"/></w:pPr><w:r><w:rPr><w:b/><w:bCs/><w:color w:val="6C7888"/><w:sz w:val="30"/><w:szCs w:val="30"/></w:rPr><w:t xml:space="preserve">[ ตำแหน่งภาพหน้าจอ ]</w:t></w:r></w:p><w:p><w:pPr><w:spacing w:after="40"/><w:jc w:val="center"/></w:pPr><w:r><w:rPr><w:color w:val="1F2D3D"/><w:sz w:val="32"/><w:szCs w:val="32"/></w:rPr><w:t xml:space="preserve">หน้าแก้ไขข้อมูลเคส แสดงการ์ดข้อมูลเคสและช่องเหตุผลที่บังคับกรอก</w:t></w:r></w:p><w:p><w:pPr><w:jc w:val="center"/></w:pPr><w:r><w:rPr><w:rFonts w:ascii="Consolas" w:cs="Consolas" w:eastAsia="Consolas" w:hAnsi="Consolas"/><w:color w:val="9AA6B4"/><w:sz w:val="24"/><w:szCs w:val="24"/></w:rPr><w:t xml:space="preserve">SHOT: MGR-ticket-edit</w:t></w:r></w:p></w:tc></w:tr></w:tbl><w:p><w:pPr><w:spacing w:after="160" w:before="60"/><w:jc w:val="center"/></w:pPr><w:r><w:rPr><w:b/><w:bCs/><w:color w:val="245EA8"/><w:sz w:val="28"/><w:szCs w:val="28"/></w:rPr><w:t xml:space="preserve">รูปที่ 5-6  </w:t></w:r><w:r><w:rPr><w:i/><w:iCs/><w:color w:val="6C7888"/><w:sz w:val="28"/><w:szCs w:val="28"/></w:rPr><w:t xml:space="preserve">หน้าแก้ไขข้อมูลเคส แสดงการ์ดข้อมูลเคสและช่องเหตุผลที่บังคับกรอก</w:t></w:r></w:p><w:tbl><w:tblPr><w:tblW w:type="dxa" w:w="9600"/><w:tblBorders><w:top w:val="single" w:color="FDECEE" w:sz="2"/><w:left w:val="single" w:color="E63946" w:sz="28"/><w:bottom w:val="single" w:color="FDECEE" w:sz="2"/><w:right w:val="single" w:color="FDECEE" w:sz="2"/><w:insideH w:val="single" w:color="auto" w:sz="4"/><w:insideV w:val="single" w:color="auto" w:sz="4"/></w:tblBorders></w:tblPr><w:tblGrid><w:gridCol w:w="9600"/></w:tblGrid><w:tr><w:tc><w:tcPr><w:tcW w:type="dxa" w:w="9600"/><w:shd w:fill="FDECEE" w:color="auto" w:val="clear"/><w:tcMar><w:top w:type="dxa" w:w="140"/><w:left w:type="dxa" w:w="200"/><w:bottom w:type="dxa" w:w="140"/><w:right w:type="dxa" w:w="200"/></w:tcMar></w:tcPr><w:p><w:pPr><w:spacing w:after="60"/></w:pPr><w:r><w:rPr><w:b/><w:bCs/><w:color w:val="E63946"/><w:sz w:val="30"/><w:szCs w:val="30"/></w:rPr><w:t xml:space="preserve">ข้อควรระวัง</w:t></w:r></w:p><w:p><w:pPr><w:spacing w:after="0"/></w:pPr><w:r><w:rPr><w:sz w:val="32"/><w:szCs w:val="32"/></w:rPr><w:t xml:space="preserve">การแก้ไขข้อมูล </w:t></w:r><w:r><w:rPr><w:b/><w:bCs/><w:sz w:val="32"/><w:szCs w:val="32"/></w:rPr><w:t xml:space="preserve">ไม่ใช่การย้อนขั้นตอน</w:t></w:r><w:r><w:rPr><w:sz w:val="32"/><w:szCs w:val="32"/></w:rPr><w:t xml:space="preserve"> — หน้านี้ไม่เปลี่ยนสถานะ ไม่เปลี่ยนเส้นทางการมอบหมาย และไม่แตะลายเซ็นผู้ตรวจหรือผู้อนุมัติ หากต้องการเปลี่ยนขั้นตอน ให้ใช้การย้อนขั้นตอนในข้อ 5.6</w:t></w:r></w:p></w:tc></w:tr></w:tbl><w:p><w:pPr><w:spacing w:after="80"/></w:pPr></w:p><w:tbl><w:tblPr><w:tblW w:type="dxa" w:w="9600"/><w:tblBorders><w:top w:val="single" w:color="F1F3F6" w:sz="2"/><w:left w:val="single" w:color="6C7888" w:sz="28"/><w:bottom w:val="single" w:color="F1F3F6" w:sz="2"/><w:right w:val="single" w:color="F1F3F6" w:sz="2"/><w:insideH w:val="single" w:color="auto" w:sz="4"/><w:insideV w:val="single" w:color="auto" w:sz="4"/></w:tblBorders></w:tblPr><w:tblGrid><w:gridCol w:w="9600"/></w:tblGrid><w:tr><w:tc><w:tcPr><w:tcW w:type="dxa" w:w="9600"/><w:shd w:fill="F1F3F6" w:color="auto" w:val="clear"/><w:tcMar><w:top w:type="dxa" w:w="140"/><w:left w:type="dxa" w:w="200"/><w:bottom w:type="dxa" w:w="140"/><w:right w:type="dxa" w:w="200"/></w:tcMar></w:tcPr><w:p><w:pPr><w:spacing w:after="60"/></w:pPr><w:r><w:rPr><w:b/><w:bCs/><w:color w:val="6C7888"/><w:sz w:val="30"/><w:szCs w:val="30"/></w:rPr><w:t xml:space="preserve">สิ่งที่ต้องจำ</w:t></w:r></w:p><w:p><w:pPr><w:spacing w:after="0"/></w:pPr><w:r><w:rPr><w:sz w:val="32"/><w:szCs w:val="32"/></w:rPr><w:t xml:space="preserve">เคสที่ยกเลิกแล้วแก้ไม่ได้เลยไม่ว่าใคร และเคสที่ปิดไปแล้ว (อนุมัติ / ปิด Event) แก้ได้เฉพาะผู้ดูแลระบบสูงสุดเท่านั้น — การปิดเคสยังเป็นจุดสิ้นสุดเสมอ</w:t></w:r></w:p></w:tc></w:tr></w:tbl><w:p><w:pPr><w:pStyle w:val="Heading2"/></w:pPr><w:r><w:t xml:space="preserve">5.9 ค้นหา IOC — ค้นอะไรได้บ้าง</w:t></w:r></w:p><w:p><w:pPr><w:spacing w:after="120"/></w:pPr><w:r><w:rPr><w:sz w:val="32"/><w:szCs w:val="32"/></w:rPr><w:t xml:space="preserve">เมนู </w:t></w:r><w:r><w:rPr><w:b/><w:bCs/><w:color w:val="245EA8"/><w:sz w:val="32"/><w:szCs w:val="32"/></w:rPr><w:t xml:space="preserve">เคส › ค้นหา IOC</w:t></w:r><w:r><w:rPr><w:sz w:val="32"/><w:szCs w:val="32"/></w:rPr><w:t xml:space="preserve"> (หัวข้อหน้าจอ: ค้นหา IOC / Ticket) ใช้ตรวจว่าค่าหนึ่ง ๆ เคยปรากฏในเคสใดมาก่อน ก่อนตัดสินว่าเหตุการณ์นี้เป็นเรื่องโดด ๆ หรือเป็นชุดเดียวกับเคสเก่า ผลลัพธ์แยกเป็นสองการ์ด: </w:t></w:r><w:r><w:rPr><w:b/><w:bCs/><w:sz w:val="32"/><w:szCs w:val="32"/></w:rPr><w:t xml:space="preserve">เคส</w:t></w:r><w:r><w:rPr><w:sz w:val="32"/><w:szCs w:val="32"/></w:rPr><w:t xml:space="preserve"> (ค้นจากทุกช่องของตั๋วและค่าตัวบ่งชี้ทั้ง 6 ประเภท) และ </w:t></w:r><w:r><w:rPr><w:b/><w:bCs/><w:sz w:val="32"/><w:szCs w:val="32"/></w:rPr><w:t xml:space="preserve">บันทึกการคัดกรอง</w:t></w:r><w:r><w:rPr><w:sz w:val="32"/><w:szCs w:val="32"/></w:rPr><w:t xml:space="preserve"> (ประวัติการคัดแยก Alert)</w:t></w:r></w:p><w:tbl><w:tblPr><w:tblW w:type="dxa" w:w="9600"/><w:tblBorders><w:top w:val="dashed" w:color="9DB4D4" w:sz="6"/><w:left w:val="dashed" w:color="9DB4D4" w:sz="6"/><w:bottom w:val="dashed" w:color="9DB4D4" w:sz="6"/><w:right w:val="dashed" w:color="9DB4D4" w:sz="6"/><w:insideH w:val="single" w:color="auto" w:sz="4"/><w:insideV w:val="single" w:color="auto" w:sz="4"/></w:tblBorders></w:tblPr><w:tblGrid><w:gridCol w:w="9600"/></w:tblGrid><w:tr><w:tc><w:tcPr><w:tcW w:type="dxa" w:w="9600"/><w:shd w:fill="F7F8FA" w:color="auto" w:val="clear"/><w:tcMar><w:top w:type="dxa" w:w="520"/><w:left w:type="dxa" w:w="200"/><w:bottom w:type="dxa" w:w="520"/><w:right w:type="dxa" w:w="200"/></w:tcMar><w:vAlign w:val="center"/></w:tcPr><w:p><w:pPr><w:spacing w:after="40"/><w:jc w:val="center"/></w:pPr><w:r><w:rPr><w:b/><w:bCs/><w:color w:val="6C7888"/><w:sz w:val="30"/><w:szCs w:val="30"/></w:rPr><w:t xml:space="preserve">[ ตำแหน่งภาพหน้าจอ ]</w:t></w:r></w:p><w:p><w:pPr><w:spacing w:after="40"/><w:jc w:val="center"/></w:pPr><w:r><w:rPr><w:color w:val="1F2D3D"/><w:sz w:val="32"/><w:szCs w:val="32"/></w:rPr><w:t xml:space="preserve">หน้าค้นหา IOC แสดงผลแยกเป็นการ์ดเคสและการ์ดบันทึกการคัดกรอง</w:t></w:r></w:p><w:p><w:pPr><w:jc w:val="center"/></w:pPr><w:r><w:rPr><w:rFonts w:ascii="Consolas" w:cs="Consolas" w:eastAsia="Consolas" w:hAnsi="Consolas"/><w:color w:val="9AA6B4"/><w:sz w:val="24"/><w:szCs w:val="24"/></w:rPr><w:t xml:space="preserve">SHOT: MGR-ioc-search</w:t></w:r></w:p></w:tc></w:tr></w:tbl><w:p><w:pPr><w:spacing w:after="160" w:before="60"/><w:jc w:val="center"/></w:pPr><w:r><w:rPr><w:b/><w:bCs/><w:color w:val="245EA8"/><w:sz w:val="28"/><w:szCs w:val="28"/></w:rPr><w:t xml:space="preserve">รูปที่ 5-7  </w:t></w:r><w:r><w:rPr><w:i/><w:iCs/><w:color w:val="6C7888"/><w:sz w:val="28"/><w:szCs w:val="28"/></w:rPr><w:t xml:space="preserve">หน้าค้นหา IOC แสดงผลแยกเป็นการ์ดเคสและการ์ดบันทึกการคัดกรอง</w:t></w:r></w:p><w:tbl><w:tblPr><w:tblW w:type="dxa" w:w="9600"/><w:tblBorders><w:top w:val="single" w:color="F1F3F6" w:sz="2"/><w:left w:val="single" w:color="6C7888" w:sz="28"/><w:bottom w:val="single" w:color="F1F3F6" w:sz="2"/><w:right w:val="single" w:color="F1F3F6" w:sz="2"/><w:insideH w:val="single" w:color="auto" w:sz="4"/><w:insideV w:val="single" w:color="auto" w:sz="4"/></w:tblBorders></w:tblPr><w:tblGrid><w:gridCol w:w="9600"/></w:tblGrid><w:tr><w:tc><w:tcPr><w:tcW w:type="dxa" w:w="9600"/><w:shd w:fill="F1F3F6" w:color="auto" w:val="clear"/><w:tcMar><w:top w:type="dxa" w:w="140"/><w:left w:type="dxa" w:w="200"/><w:bottom w:type="dxa" w:w="140"/><w:right w:type="dxa" w:w="200"/></w:tcMar></w:tcPr><w:p><w:pPr><w:spacing w:after="60"/></w:pPr><w:r><w:rPr><w:b/><w:bCs/><w:color w:val="6C7888"/><w:sz w:val="30"/><w:szCs w:val="30"/></w:rPr><w:t xml:space="preserve">สิ่งที่ต้องจำ</w:t></w:r></w:p><w:p><w:pPr><w:spacing w:after="0"/></w:pPr><w:r><w:rPr><w:sz w:val="32"/><w:szCs w:val="32"/></w:rPr><w:t xml:space="preserve">ในฐานะผู้จัดการ SOC คุณเห็นผลการค้นหาครบทุกเคส ต่างจากบทบาทอื่นที่เห็นเฉพาะเคสของตน — แต่หน้านี้ </w:t></w:r><w:r><w:rPr><w:b/><w:bCs/><w:sz w:val="32"/><w:szCs w:val="32"/></w:rPr><w:t xml:space="preserve">ไม่ได้ค้นจากฐานข้อมูล IOC</w:t></w:r><w:r><w:rPr><w:sz w:val="32"/><w:szCs w:val="32"/></w:rPr><w:t xml:space="preserve"> ซึ่งเปิดได้เฉพาะทีมพิสูจน์หลักฐาน</w:t></w:r></w:p></w:tc></w:tr></w:tbl><w:p><w:pPr><w:pStyle w:val="Heading2"/></w:pPr><w:r><w:t xml:space="preserve">5.10 เพิ่มระบบที่ได้รับผลกระทบเข้ากลุ่ม Project Incident (เพิ่ม v1.5.4)</w:t></w:r></w:p><w:p><w:pPr><w:spacing w:after="120"/></w:pPr><w:r><w:rPr><w:sz w:val="32"/><w:szCs w:val="32"/></w:rPr><w:t xml:space="preserve">เมื่อพบภายหลังว่าเหตุการณ์เดิมกระทบระบบเพิ่ม ให้เพิ่มเข้ากลุ่มเดิมแทนการเปิดกลุ่มใหม่ — ที่หน้า Project Incident กดปุ่ม </w:t></w:r><w:r><w:rPr><w:b/><w:bCs/><w:color w:val="1F2D3D"/><w:sz w:val="32"/><w:szCs w:val="32"/></w:rPr><w:t xml:space="preserve">เพิ่มระบบที่ได้รับผลกระทบ</w:t></w:r><w:r><w:rPr><w:sz w:val="32"/><w:szCs w:val="32"/></w:rPr><w:t xml:space="preserve"> แล้วกรอกชื่อระบบ เลือกเส้นทางของระบบนั้น และรายละเอียดเฉพาะระบบเท่าที่มี</w:t></w:r></w:p><w:tbl><w:tblPr><w:tblW w:type="dxa" w:w="9600"/><w:tblBorders><w:top w:val="dashed" w:color="9DB4D4" w:sz="6"/><w:left w:val="dashed" w:color="9DB4D4" w:sz="6"/><w:bottom w:val="dashed" w:color="9DB4D4" w:sz="6"/><w:right w:val="dashed" w:color="9DB4D4" w:sz="6"/><w:insideH w:val="single" w:color="auto" w:sz="4"/><w:insideV w:val="single" w:color="auto" w:sz="4"/></w:tblBorders></w:tblPr><w:tblGrid><w:gridCol w:w="9600"/></w:tblGrid><w:tr><w:tc><w:tcPr><w:tcW w:type="dxa" w:w="9600"/><w:shd w:fill="F7F8FA" w:color="auto" w:val="clear"/><w:tcMar><w:top w:type="dxa" w:w="520"/><w:left w:type="dxa" w:w="200"/><w:bottom w:type="dxa" w:w="520"/><w:right w:type="dxa" w:w="200"/></w:tcMar><w:vAlign w:val="center"/></w:tcPr><w:p><w:pPr><w:spacing w:after="40"/><w:jc w:val="center"/></w:pPr><w:r><w:rPr><w:b/><w:bCs/><w:color w:val="6C7888"/><w:sz w:val="30"/><w:szCs w:val="30"/></w:rPr><w:t xml:space="preserve">[ ตำแหน่งภาพหน้าจอ ]</w:t></w:r></w:p><w:p><w:pPr><w:spacing w:after="40"/><w:jc w:val="center"/></w:pPr><w:r><w:rPr><w:color w:val="1F2D3D"/><w:sz w:val="32"/><w:szCs w:val="32"/></w:rPr><w:t xml:space="preserve">แบบฟอร์มเพิ่มระบบที่ได้รับผลกระทบบนหน้า Project Incident</w:t></w:r></w:p><w:p><w:pPr><w:jc w:val="center"/></w:pPr><w:r><w:rPr><w:rFonts w:ascii="Consolas" w:cs="Consolas" w:eastAsia="Consolas" w:hAnsi="Consolas"/><w:color w:val="9AA6B4"/><w:sz w:val="24"/><w:szCs w:val="24"/></w:rPr><w:t xml:space="preserve">SHOT: MGR-project-add-member</w:t></w:r></w:p></w:tc></w:tr></w:tbl><w:p><w:pPr><w:spacing w:after="160" w:before="60"/><w:jc w:val="center"/></w:pPr><w:r><w:rPr><w:b/><w:bCs/><w:color w:val="245EA8"/><w:sz w:val="28"/><w:szCs w:val="28"/></w:rPr><w:t xml:space="preserve">รูปที่ 5-8  </w:t></w:r><w:r><w:rPr><w:i/><w:iCs/><w:color w:val="6C7888"/><w:sz w:val="28"/><w:szCs w:val="28"/></w:rPr><w:t xml:space="preserve">แบบฟอร์มเพิ่มระบบที่ได้รับผลกระทบบนหน้า Project Incident</w:t></w:r></w:p><w:tbl><w:tblPr><w:tblW w:type="dxa" w:w="9600"/><w:tblBorders><w:top w:val="single" w:color="E1E6ED" w:sz="2"/><w:left w:val="single" w:color="E1E6ED" w:sz="2"/><w:bottom w:val="single" w:color="E1E6ED" w:sz="2"/><w:right w:val="single" w:color="E1E6ED" w:sz="2"/><w:insideH w:val="single" w:color="E1E6ED" w:sz="2"/><w:insideV w:val="single" w:color="E1E6ED" w:sz="2"/></w:tblBorders></w:tblPr><w:tblGrid><w:gridCol w:w="4200"/><w:gridCol w:w="5400"/></w:tblGrid><w:tr><w:trPr><w:cantSplit/><w:tblHeader/></w:trPr><w:tc><w:tcPr><w:tcW w:type="dxa" w:w="4200"/><w:shd w:fill="1A1A2E" w:color="auto" w:val="clear"/><w:tcMar><w:top w:type="dxa" w:w="80"/><w:left w:type="dxa" w:w="120"/><w:bottom w:type="dxa" w:w="80"/><w:right w:type="dxa" w:w="120"/></w:tcMar></w:tcPr><w:p><w:r><w:rPr><w:b/><w:bCs/><w:color w:val="FFFFFF"/><w:sz w:val="28"/><w:szCs w:val="28"/></w:rPr><w:t xml:space="preserve">จังหวะที่เพิ่ม</w:t></w:r></w:p></w:tc><w:tc><w:tcPr><w:tcW w:type="dxa" w:w="5400"/><w:shd w:fill="1A1A2E" w:color="auto" w:val="clear"/><w:tcMar><w:top w:type="dxa" w:w="80"/><w:left w:type="dxa" w:w="120"/><w:bottom w:type="dxa" w:w="80"/><w:right w:type="dxa" w:w="120"/></w:tcMar></w:tcPr><w:p><w:r><w:rPr><w:b/><w:bCs/><w:color w:val="FFFFFF"/><w:sz w:val="28"/><w:szCs w:val="28"/></w:rPr><w:t xml:space="preserve">ตั๋วใหม่จะไปไหน</w:t></w:r></w:p></w:tc></w:tr><w:tr><w:trPr><w:cantSplit/></w:trPr><w:tc><w:tcPr><w:tcW w:type="dxa" w:w="4200"/><w:shd w:fill="FFFFFF" w:color="auto" w:val="clear"/><w:tcMar><w:top w:type="dxa" w:w="70"/><w:left w:type="dxa" w:w="120"/><w:bottom w:type="dxa" w:w="70"/><w:right w:type="dxa" w:w="120"/></w:tcMar></w:tcPr><w:p><w:pPr><w:spacing w:after="0"/></w:pPr><w:r><w:rPr><w:sz w:val="28"/><w:szCs w:val="28"/></w:rPr><w:t xml:space="preserve">เพิ่มเป็น Event</w:t></w:r></w:p></w:tc><w:tc><w:tcPr><w:tcW w:type="dxa" w:w="5400"/><w:shd w:fill="FFFFFF" w:color="auto" w:val="clear"/><w:tcMar><w:top w:type="dxa" w:w="70"/><w:left w:type="dxa" w:w="120"/><w:bottom w:type="dxa" w:w="70"/><w:right w:type="dxa" w:w="120"/></w:tcMar></w:tcPr><w:p><w:pPr><w:spacing w:after="0"/></w:pPr><w:r><w:rPr><w:sz w:val="28"/><w:szCs w:val="28"/></w:rPr><w:t xml:space="preserve">ส่งให้ Tier 2 ยืนยันก่อนปิด</w:t></w:r></w:p></w:tc></w:tr><w:tr><w:trPr><w:cantSplit/></w:trPr><w:tc><w:tcPr><w:tcW w:type="dxa" w:w="4200"/><w:shd w:fill="F7F8FA" w:color="auto" w:val="clear"/><w:tcMar><w:top w:type="dxa" w:w="70"/><w:left w:type="dxa" w:w="120"/><w:bottom w:type="dxa" w:w="70"/><w:right w:type="dxa" w:w="120"/></w:tcMar></w:tcPr><w:p><w:pPr><w:spacing w:after="0"/></w:pPr><w:r><w:rPr><w:sz w:val="28"/><w:szCs w:val="28"/></w:rPr><w:t xml:space="preserve">เพิ่มเป็น Incident ก่อนกลุ่มผ่าน Project Review</w:t></w:r></w:p></w:tc><w:tc><w:tcPr><w:tcW w:type="dxa" w:w="5400"/><w:shd w:fill="F7F8FA" w:color="auto" w:val="clear"/><w:tcMar><w:top w:type="dxa" w:w="70"/><w:left w:type="dxa" w:w="120"/><w:bottom w:type="dxa" w:w="70"/><w:right w:type="dxa" w:w="120"/></w:tcMar></w:tcPr><w:p><w:pPr><w:spacing w:after="0"/></w:pPr><w:r><w:rPr><w:sz w:val="28"/><w:szCs w:val="28"/></w:rPr><w:t xml:space="preserve">รอคุณตรวจก่อนมอบหมายตามปกติ</w:t></w:r></w:p></w:tc></w:tr><w:tr><w:trPr><w:cantSplit/></w:trPr><w:tc><w:tcPr><w:tcW w:type="dxa" w:w="4200"/><w:shd w:fill="FFFFFF" w:color="auto" w:val="clear"/><w:tcMar><w:top w:type="dxa" w:w="70"/><w:left w:type="dxa" w:w="120"/><w:bottom w:type="dxa" w:w="70"/><w:right w:type="dxa" w:w="120"/></w:tcMar></w:tcPr><w:p><w:pPr><w:spacing w:after="0"/></w:pPr><w:r><w:rPr><w:b/><w:bCs/><w:sz w:val="32"/><w:szCs w:val="32"/></w:rPr><w:t xml:space="preserve">เพิ่มเป็น Incident หลังกลุ่มผ่าน Project Review แล้ว</w:t></w:r></w:p></w:tc><w:tc><w:tcPr><w:tcW w:type="dxa" w:w="5400"/><w:shd w:fill="FFFFFF" w:color="auto" w:val="clear"/><w:tcMar><w:top w:type="dxa" w:w="70"/><w:left w:type="dxa" w:w="120"/><w:bottom w:type="dxa" w:w="70"/><w:right w:type="dxa" w:w="120"/></w:tcMar></w:tcPr><w:p><w:pPr><w:spacing w:after="0"/></w:pPr><w:r><w:rPr><w:sz w:val="32"/><w:szCs w:val="32"/></w:rPr><w:t xml:space="preserve">รับผลการประเมินฉุกเฉินของกลุ่มมาใช้ แล้ว</w:t></w:r><w:r><w:rPr><w:b/><w:bCs/><w:sz w:val="32"/><w:szCs w:val="32"/></w:rPr><w:t xml:space="preserve">เข้าเลนที่เลือกทันที</w:t></w:r><w:r><w:rPr><w:sz w:val="32"/><w:szCs w:val="32"/></w:rPr><w:t xml:space="preserve"> ไม่ต้องรอคุณตรวจซ้ำ</w:t></w:r></w:p></w:tc></w:tr></w:tbl><w:p><w:pPr><w:spacing w:after="140"/></w:pPr></w:p><w:tbl><w:tblPr><w:tblW w:type="dxa" w:w="9600"/><w:tblBorders><w:top w:val="single" w:color="F1F3F6" w:sz="2"/><w:left w:val="single" w:color="6C7888" w:sz="28"/><w:bottom w:val="single" w:color="F1F3F6" w:sz="2"/><w:right w:val="single" w:color="F1F3F6" w:sz="2"/><w:insideH w:val="single" w:color="auto" w:sz="4"/><w:insideV w:val="single" w:color="auto" w:sz="4"/></w:tblBorders></w:tblPr><w:tblGrid><w:gridCol w:w="9600"/></w:tblGrid><w:tr><w:tc><w:tcPr><w:tcW w:type="dxa" w:w="9600"/><w:shd w:fill="F1F3F6" w:color="auto" w:val="clear"/><w:tcMar><w:top w:type="dxa" w:w="140"/><w:left w:type="dxa" w:w="200"/><w:bottom w:type="dxa" w:w="140"/><w:right w:type="dxa" w:w="200"/></w:tcMar></w:tcPr><w:p><w:pPr><w:spacing w:after="60"/></w:pPr><w:r><w:rPr><w:b/><w:bCs/><w:color w:val="6C7888"/><w:sz w:val="30"/><w:szCs w:val="30"/></w:rPr><w:t xml:space="preserve">สิ่งที่ต้องจำ</w:t></w:r></w:p><w:p><w:pPr><w:spacing w:after="0"/></w:pPr><w:r><w:rPr><w:sz w:val="32"/><w:szCs w:val="32"/></w:rPr><w:t xml:space="preserve">ระบบคัดลอกข้อเท็จจริงของเหตุการณ์และตัวบ่งชี้จากตั๋วใบแรกมาให้ คง </w:t></w:r><w:r><w:rPr><w:b/><w:bCs/><w:sz w:val="32"/><w:szCs w:val="32"/></w:rPr><w:t xml:space="preserve">เวลาที่เกิดเหตุเดิม</w:t></w:r><w:r><w:rPr><w:sz w:val="32"/><w:szCs w:val="32"/></w:rPr><w:t xml:space="preserve"> ไว้เพื่อให้ OLA นับถูกต้อง และคงให้ </w:t></w:r><w:r><w:rPr><w:b/><w:bCs/><w:sz w:val="32"/><w:szCs w:val="32"/></w:rPr><w:t xml:space="preserve">ผู้เปิดกลุ่มเป็นเจ้าของตั๋ว</w:t></w:r><w:r><w:rPr><w:sz w:val="32"/><w:szCs w:val="32"/></w:rPr><w:t xml:space="preserve"> ไม่ใช่คุณ</w:t></w:r></w:p></w:tc></w:tr></w:tbl><w:p><w:pPr><w:spacing w:after="80"/></w:pPr></w:p><w:tbl><w:tblPr><w:tblW w:type="dxa" w:w="9600"/><w:tblBorders><w:top w:val="single" w:color="FDECEE" w:sz="2"/><w:left w:val="single" w:color="E63946" w:sz="28"/><w:bottom w:val="single" w:color="FDECEE" w:sz="2"/><w:right w:val="single" w:color="FDECEE" w:sz="2"/><w:insideH w:val="single" w:color="auto" w:sz="4"/><w:insideV w:val="single" w:color="auto" w:sz="4"/></w:tblBorders></w:tblPr><w:tblGrid><w:gridCol w:w="9600"/></w:tblGrid><w:tr><w:tc><w:tcPr><w:tcW w:type="dxa" w:w="9600"/><w:shd w:fill="FDECEE" w:color="auto" w:val="clear"/><w:tcMar><w:top w:type="dxa" w:w="140"/><w:left w:type="dxa" w:w="200"/><w:bottom w:type="dxa" w:w="140"/><w:right w:type="dxa" w:w="200"/></w:tcMar></w:tcPr><w:p><w:pPr><w:spacing w:after="60"/></w:pPr><w:r><w:rPr><w:b/><w:bCs/><w:color w:val="E63946"/><w:sz w:val="30"/><w:szCs w:val="30"/></w:rPr><w:t xml:space="preserve">ข้อควรระวัง</w:t></w:r></w:p><w:p><w:pPr><w:spacing w:after="0"/></w:pPr><w:r><w:rPr><w:sz w:val="32"/><w:szCs w:val="32"/></w:rPr><w:t xml:space="preserve">เพิ่มได้เฉพาะผู้เปิด Project Incident หรือผู้จัดการ SOC ไม่เกิน 25 ระบบต่อกลุ่ม และเมื่อทุกตั๋วในกลุ่มปิดหมดแล้ว กลุ่มจะถูกตรึง เพิ่มอีกไม่ได้</w:t></w:r></w:p></w:tc></w:tr></w:tbl><w:p><w:pPr><w:pStyle w:val="Heading2"/></w:pPr><w:r><w:t xml:space="preserve">5.11 สิทธิ์ทำงานระดับ Tier ชั่วคราว (เพิ่ม v1.5.3)</w:t></w:r></w:p><w:p><w:pPr><w:spacing w:after="120"/></w:pPr><w:r><w:rPr><w:sz w:val="32"/><w:szCs w:val="32"/></w:rPr><w:t xml:space="preserve">เมื่อทีมขาดคน ผู้ดูแลระบบสูงสุด (superuser) สามารถให้สิทธิ์ </w:t></w:r><w:r><w:rPr><w:b/><w:bCs/><w:sz w:val="32"/><w:szCs w:val="32"/></w:rPr><w:t xml:space="preserve">Tier 1 และ Tier 2 ชั่วคราว</w:t></w:r><w:r><w:rPr><w:sz w:val="32"/><w:szCs w:val="32"/></w:rPr><w:t xml:space="preserve"> แก่บัญชีผู้จัดการ SOC ได้จากหน้าจัดการผู้ใช้ใน </w:t></w:r><w:r><w:rPr><w:b/><w:bCs/><w:color w:val="245EA8"/><w:sz w:val="32"/><w:szCs w:val="32"/></w:rPr><w:t xml:space="preserve">ตั้งค่าระบบ › แผงควบคุมผู้ดูแลระบบ</w:t></w:r><w:r><w:rPr><w:sz w:val="32"/><w:szCs w:val="32"/></w:rPr><w:t xml:space="preserve"> — ให้ทั้งสองระดับพร้อมกันเสมอ ไม่แยกให้ทีละระดับ</w:t></w:r></w:p><w:p><w:pPr><w:spacing w:after="120"/></w:pPr><w:r><w:rPr><w:sz w:val="32"/><w:szCs w:val="32"/></w:rPr><w:t xml:space="preserve">ขณะได้รับสิทธิ์ คุณจะเห็นแถบเตือนสีเหลืองอยู่บนทุกหน้าว่า:</w:t></w:r></w:p><w:tbl><w:tblPr><w:tblW w:type="dxa" w:w="9600"/><w:tblBorders><w:top w:val="single" w:color="FDECEE" w:sz="2"/><w:left w:val="single" w:color="E63946" w:sz="28"/><w:bottom w:val="single" w:color="FDECEE" w:sz="2"/><w:right w:val="single" w:color="FDECEE" w:sz="2"/><w:insideH w:val="single" w:color="auto" w:sz="4"/><w:insideV w:val="single" w:color="auto" w:sz="4"/></w:tblBorders></w:tblPr><w:tblGrid><w:gridCol w:w="9600"/></w:tblGrid><w:tr><w:tc><w:tcPr><w:tcW w:type="dxa" w:w="9600"/><w:shd w:fill="FDECEE" w:color="auto" w:val="clear"/><w:tcMar><w:top w:type="dxa" w:w="140"/><w:left w:type="dxa" w:w="200"/><w:bottom w:type="dxa" w:w="140"/><w:right w:type="dxa" w:w="200"/></w:tcMar></w:tcPr><w:p><w:pPr><w:spacing w:after="60"/></w:pPr><w:r><w:rPr><w:b/><w:bCs/><w:color w:val="E63946"/><w:sz w:val="30"/><w:szCs w:val="30"/></w:rPr><w:t xml:space="preserve">ข้อควรระวัง</w:t></w:r></w:p><w:p><w:pPr><w:spacing w:after="0"/></w:pPr><w:r><w:rPr><w:b/><w:bCs/><w:sz w:val="32"/><w:szCs w:val="32"/></w:rPr><w:t xml:space="preserve">โหมดทำงานระดับ Tier ชั่วคราว</w:t></w:r><w:r><w:rPr><w:sz w:val="32"/><w:szCs w:val="32"/></w:rPr><w:t xml:space="preserve"> — คุณได้รับสิทธิ์ Tier 1 และ Tier 2 ชั่วคราวจากผู้ดูแลระบบ (Acting as Tier 1 / Tier 2) แจ้งผู้ดูแลระบบเพื่อยกเลิกเมื่อเสร็จสิ้น</w:t></w:r></w:p></w:tc></w:tr></w:tbl><w:p><w:pPr><w:spacing w:after="80"/></w:pPr></w:p><w:p><w:pPr><w:spacing w:after="120"/></w:pPr><w:r><w:rPr><w:sz w:val="32"/><w:szCs w:val="32"/></w:rPr><w:t xml:space="preserve">และแถบเมนูจะเพิ่มรายการเหล่านี้ให้:</w:t></w:r></w:p><w:p><w:pPr><w:pStyle w:val="ListParagraph"/><w:numPr><w:ilvl w:val="0"/><w:numId w:val="2"/></w:numPr><w:spacing w:after="60"/></w:pPr><w:r><w:rPr><w:b/><w:bCs/><w:color w:val="245EA8"/><w:sz w:val="32"/><w:szCs w:val="32"/></w:rPr><w:t xml:space="preserve">รับเรื่องและคัดกรอง › คิวงาน Tier 1</w:t></w:r></w:p><w:p><w:pPr><w:pStyle w:val="ListParagraph"/><w:numPr><w:ilvl w:val="0"/><w:numId w:val="2"/></w:numPr><w:spacing w:after="60"/></w:pPr><w:r><w:rPr><w:b/><w:bCs/><w:color w:val="245EA8"/><w:sz w:val="32"/><w:szCs w:val="32"/></w:rPr><w:t xml:space="preserve">รับเรื่องและคัดกรอง › คัดกรองการแจ้งเตือนจาก Wazuh</w:t></w:r></w:p><w:p><w:pPr><w:pStyle w:val="ListParagraph"/><w:numPr><w:ilvl w:val="0"/><w:numId w:val="2"/></w:numPr><w:spacing w:after="60"/></w:pPr><w:r><w:rPr><w:b/><w:bCs/><w:color w:val="245EA8"/><w:sz w:val="32"/><w:szCs w:val="32"/></w:rPr><w:t xml:space="preserve">รับเรื่องและคัดกรอง › เปิดเคสใหม่</w:t></w:r></w:p><w:p><w:pPr><w:pStyle w:val="ListParagraph"/><w:numPr><w:ilvl w:val="0"/><w:numId w:val="2"/></w:numPr><w:spacing w:after="60"/></w:pPr><w:r><w:rPr><w:b/><w:bCs/><w:color w:val="245EA8"/><w:sz w:val="32"/><w:szCs w:val="32"/></w:rPr><w:t xml:space="preserve">คิวงานต่างๆ › คิวงาน Tier 2</w:t></w:r></w:p><w:tbl><w:tblPr><w:tblW w:type="dxa" w:w="9600"/><w:tblBorders><w:top w:val="dashed" w:color="9DB4D4" w:sz="6"/><w:left w:val="dashed" w:color="9DB4D4" w:sz="6"/><w:bottom w:val="dashed" w:color="9DB4D4" w:sz="6"/><w:right w:val="dashed" w:color="9DB4D4" w:sz="6"/><w:insideH w:val="single" w:color="auto" w:sz="4"/><w:insideV w:val="single" w:color="auto" w:sz="4"/></w:tblBorders></w:tblPr><w:tblGrid><w:gridCol w:w="9600"/></w:tblGrid><w:tr><w:tc><w:tcPr><w:tcW w:type="dxa" w:w="9600"/><w:shd w:fill="F7F8FA" w:color="auto" w:val="clear"/><w:tcMar><w:top w:type="dxa" w:w="520"/><w:left w:type="dxa" w:w="200"/><w:bottom w:type="dxa" w:w="520"/><w:right w:type="dxa" w:w="200"/></w:tcMar><w:vAlign w:val="center"/></w:tcPr><w:p><w:pPr><w:spacing w:after="40"/><w:jc w:val="center"/></w:pPr><w:r><w:rPr><w:b/><w:bCs/><w:color w:val="6C7888"/><w:sz w:val="30"/><w:szCs w:val="30"/></w:rPr><w:t xml:space="preserve">[ ตำแหน่งภาพหน้าจอ ]</w:t></w:r></w:p><w:p><w:pPr><w:spacing w:after="40"/><w:jc w:val="center"/></w:pPr><w:r><w:rPr><w:color w:val="1F2D3D"/><w:sz w:val="32"/><w:szCs w:val="32"/></w:rPr><w:t xml:space="preserve">แถบเตือนโหมดทำงานระดับ Tier ชั่วคราว และเมนูที่เพิ่มขึ้นสำหรับผู้จัดการ SOC</w:t></w:r></w:p><w:p><w:pPr><w:jc w:val="center"/></w:pPr><w:r><w:rPr><w:rFonts w:ascii="Consolas" w:cs="Consolas" w:eastAsia="Consolas" w:hAnsi="Consolas"/><w:color w:val="9AA6B4"/><w:sz w:val="24"/><w:szCs w:val="24"/></w:rPr><w:t xml:space="preserve">SHOT: MGR-acting-tier-banner</w:t></w:r></w:p></w:tc></w:tr></w:tbl><w:p><w:pPr><w:spacing w:after="160" w:before="60"/><w:jc w:val="center"/></w:pPr><w:r><w:rPr><w:b/><w:bCs/><w:color w:val="245EA8"/><w:sz w:val="28"/><w:szCs w:val="28"/></w:rPr><w:t xml:space="preserve">รูปที่ 5-9  </w:t></w:r><w:r><w:rPr><w:i/><w:iCs/><w:color w:val="6C7888"/><w:sz w:val="28"/><w:szCs w:val="28"/></w:rPr><w:t xml:space="preserve">แถบเตือนโหมดทำงานระดับ Tier ชั่วคราว และเมนูที่เพิ่มขึ้นสำหรับผู้จัดการ SOC</w:t></w:r></w:p><w:tbl><w:tblPr><w:tblW w:type="dxa" w:w="9600"/><w:tblBorders><w:top w:val="single" w:color="FDECEE" w:sz="2"/><w:left w:val="single" w:color="E63946" w:sz="28"/><w:bottom w:val="single" w:color="FDECEE" w:sz="2"/><w:right w:val="single" w:color="FDECEE" w:sz="2"/><w:insideH w:val="single" w:color="auto" w:sz="4"/><w:insideV w:val="single" w:color="auto" w:sz="4"/></w:tblBorders></w:tblPr><w:tblGrid><w:gridCol w:w="9600"/></w:tblGrid><w:tr><w:tc><w:tcPr><w:tcW w:type="dxa" w:w="9600"/><w:shd w:fill="FDECEE" w:color="auto" w:val="clear"/><w:tcMar><w:top w:type="dxa" w:w="140"/><w:left w:type="dxa" w:w="200"/><w:bottom w:type="dxa" w:w="140"/><w:right w:type="dxa" w:w="200"/></w:tcMar></w:tcPr><w:p><w:pPr><w:spacing w:after="60"/></w:pPr><w:r><w:rPr><w:b/><w:bCs/><w:color w:val="E63946"/><w:sz w:val="30"/><w:szCs w:val="30"/></w:rPr><w:t xml:space="preserve">ข้อควรระวัง</w:t></w:r></w:p><w:p><w:pPr><w:spacing w:after="60"/></w:pPr><w:r><w:rPr><w:sz w:val="32"/><w:szCs w:val="32"/></w:rPr><w:t xml:space="preserve">คุณ </w:t></w:r><w:r><w:rPr><w:b/><w:bCs/><w:sz w:val="32"/><w:szCs w:val="32"/></w:rPr><w:t xml:space="preserve">ให้สิทธิ์นี้แก่ตัวเองไม่ได้</w:t></w:r><w:r><w:rPr><w:sz w:val="32"/><w:szCs w:val="32"/></w:rPr><w:t xml:space="preserve"> — ต้องเป็นผู้ดูแลระบบสูงสุดเป็นผู้ให้และเป็นผู้ยกเลิก และขอบเขตของบทบาทอื่นไม่เปลี่ยน: งานควบคุมยังเป็นของผู้ดูแลระบบ และการแก้ไขยังเป็นของเจ้าของระบบเหมือนเดิม</w:t></w:r></w:p><w:p><w:pPr><w:spacing w:after="0"/></w:pPr><w:r><w:rPr><w:sz w:val="32"/><w:szCs w:val="32"/></w:rPr><w:t xml:space="preserve">เป็นสิทธิ์ </w:t></w:r><w:r><w:rPr><w:b/><w:bCs/><w:sz w:val="32"/><w:szCs w:val="32"/></w:rPr><w:t xml:space="preserve">ชั่วคราว</w:t></w:r><w:r><w:rPr><w:sz w:val="32"/><w:szCs w:val="32"/></w:rPr><w:t xml:space="preserve"> ไม่ใช่การเปลี่ยนบทบาทถาวร เมื่อทีมกลับมาปกติควรแจ้งให้ยกเลิกทันที เพื่อให้การแบ่งแยกหน้าที่ยังตรวจสอบได้</w:t></w:r></w:p></w:tc></w:tr></w:tbl><w:p><w:pPr><w:pStyle w:val="Heading2"/></w:pPr><w:r><w:t xml:space="preserve">5.12 ติดตามคำขอ Forensics / RCA และเลขที่รายงาน</w:t></w:r></w:p><w:p><w:pPr><w:spacing w:after="120"/></w:pPr><w:r><w:rPr><w:sz w:val="32"/><w:szCs w:val="32"/></w:rPr><w:t xml:space="preserve">หน้า RCA Workspace </w:t></w:r><w:r><w:rPr><w:b/><w:bCs/><w:sz w:val="32"/><w:szCs w:val="32"/></w:rPr><w:t xml:space="preserve">ถูกยกเลิกแล้ว</w:t></w:r><w:r><w:rPr><w:sz w:val="32"/><w:szCs w:val="32"/></w:rPr><w:t xml:space="preserve"> — ผู้เชี่ยวชาญพิสูจน์หลักฐานจัดทำรายงาน RCA นอกระบบ และส่งมอบเอกสารฉบับจริงให้คุณโดยตรง ในระบบเขาทำเพียงสองอย่างบนการ์ด </w:t></w:r><w:r><w:rPr><w:b/><w:bCs/><w:sz w:val="32"/><w:szCs w:val="32"/></w:rPr><w:t xml:space="preserve">“งานของคุณ”</w:t></w:r><w:r><w:rPr><w:sz w:val="32"/><w:szCs w:val="32"/></w:rPr><w:t xml:space="preserve"> ที่ด้านบนของหน้าตั๋วฝั่งเขา:</w:t></w:r></w:p><w:p><w:pPr><w:pStyle w:val="ListParagraph"/><w:numPr><w:ilvl w:val="0"/><w:numId w:val="2"/></w:numPr><w:spacing w:after="60"/></w:pPr><w:r><w:rPr><w:b/><w:bCs/><w:color w:val="1F2D3D"/><w:sz w:val="32"/><w:szCs w:val="32"/></w:rPr><w:t xml:space="preserve">รับงาน</w:t></w:r><w:r><w:rPr><w:sz w:val="32"/><w:szCs w:val="32"/></w:rPr><w:t xml:space="preserve"> — คำขอเปลี่ยนจาก </w:t></w:r><w:r><w:rPr><w:b/><w:bCs/><w:sz w:val="32"/><w:szCs w:val="32"/></w:rPr><w:t xml:space="preserve">เปิด</w:t></w:r><w:r><w:rPr><w:sz w:val="32"/><w:szCs w:val="32"/></w:rPr><w:t xml:space="preserve"> เป็น </w:t></w:r><w:r><w:rPr><w:b/><w:bCs/><w:sz w:val="32"/><w:szCs w:val="32"/></w:rPr><w:t xml:space="preserve">กำลังดำเนินการ</w:t></w:r><w:r><w:rPr><w:sz w:val="32"/><w:szCs w:val="32"/></w:rPr><w:t xml:space="preserve"> บอกคุณว่าเขาเริ่มลงมือแล้ว</w:t></w:r></w:p><w:p><w:pPr><w:pStyle w:val="ListParagraph"/><w:numPr><w:ilvl w:val="0"/><w:numId w:val="2"/></w:numPr><w:spacing w:after="60"/></w:pPr><w:r><w:rPr><w:b/><w:bCs/><w:color w:val="1F2D3D"/><w:sz w:val="32"/><w:szCs w:val="32"/></w:rPr><w:t xml:space="preserve">ส่งงาน · เสร็จสิ้น</w:t></w:r><w:r><w:rPr><w:sz w:val="32"/><w:szCs w:val="32"/></w:rPr><w:t xml:space="preserve"> — คำขอปิดเป็น </w:t></w:r><w:r><w:rPr><w:b/><w:bCs/><w:sz w:val="32"/><w:szCs w:val="32"/></w:rPr><w:t xml:space="preserve">เสร็จสิ้น</w:t></w:r><w:r><w:rPr><w:sz w:val="32"/><w:szCs w:val="32"/></w:rPr><w:t xml:space="preserve"> พร้อม </w:t></w:r><w:r><w:rPr><w:b/><w:bCs/><w:sz w:val="32"/><w:szCs w:val="32"/></w:rPr><w:t xml:space="preserve">เลขที่รายงาน</w:t></w:r><w:r><w:rPr><w:sz w:val="32"/><w:szCs w:val="32"/></w:rPr><w:t xml:space="preserve"> (บังคับ ระบบเติมให้ในรูปแบบ SOC-RCA-YYYYMM-NNNN แก้ได้) ส่วนหมายเหตุใส่หรือไม่ก็ได้</w:t></w:r></w:p><w:p><w:pPr><w:spacing w:after="120"/></w:pPr><w:r><w:rPr><w:sz w:val="32"/><w:szCs w:val="32"/></w:rPr><w:t xml:space="preserve">คำขอ VA / Pentest และ Infrastructure Security ก็ต้องระบุเลขที่รายงานก่อนส่งงานเช่นกัน โดยระบบเติมให้ในรูปแบบ </w:t></w:r><w:r><w:rPr><w:rFonts w:ascii="Consolas" w:cs="Consolas" w:eastAsia="Consolas" w:hAnsi="Consolas"/><w:sz w:val="32"/><w:szCs w:val="32"/></w:rPr><w:t xml:space="preserve">SOC-VAPT-YYYYMM-NNNN</w:t></w:r><w:r><w:rPr><w:sz w:val="32"/><w:szCs w:val="32"/></w:rPr><w:t xml:space="preserve"> และ </w:t></w:r><w:r><w:rPr><w:rFonts w:ascii="Consolas" w:cs="Consolas" w:eastAsia="Consolas" w:hAnsi="Consolas"/><w:sz w:val="32"/><w:szCs w:val="32"/></w:rPr><w:t xml:space="preserve">SOC-HARD-YYYYMM-NNNN</w:t></w:r><w:r><w:rPr><w:sz w:val="32"/><w:szCs w:val="32"/></w:rPr><w:t xml:space="preserve"> ตามลำดับ และสองประเภทนี้แนบไฟล์ผลได้</w:t></w:r></w:p><w:p><w:pPr><w:spacing w:after="120"/></w:pPr><w:r><w:rPr><w:sz w:val="32"/><w:szCs w:val="32"/></w:rPr><w:t xml:space="preserve">เลขที่รายงานแสดงบนแผงคำขอ (“เลขที่รายงาน: …”) ในคอลัมน์ </w:t></w:r><w:r><w:rPr><w:b/><w:bCs/><w:color w:val="1F2D3D"/><w:sz w:val="32"/><w:szCs w:val="32"/></w:rPr><w:t xml:space="preserve">เลขที่รายงาน</w:t></w:r><w:r><w:rPr><w:sz w:val="32"/><w:szCs w:val="32"/></w:rPr><w:t xml:space="preserve"> ของ </w:t></w:r><w:r><w:rPr><w:b/><w:bCs/><w:color w:val="245EA8"/><w:sz w:val="32"/><w:szCs w:val="32"/></w:rPr><w:t xml:space="preserve">คิวงานต่างๆ › คำขอตอบสนองเหตุการณ์</w:t></w:r><w:r><w:rPr><w:sz w:val="32"/><w:szCs w:val="32"/></w:rPr><w:t xml:space="preserve"> และในอีเมลแจ้งคำขอเสร็จสิ้นที่ส่งถึงคุณ ใช้เลขนี้จับคู่กับเอกสารฉบับจริงที่คุณได้รับ</w:t></w:r></w:p><w:tbl><w:tblPr><w:tblW w:type="dxa" w:w="9600"/><w:tblBorders><w:top w:val="dashed" w:color="9DB4D4" w:sz="6"/><w:left w:val="dashed" w:color="9DB4D4" w:sz="6"/><w:bottom w:val="dashed" w:color="9DB4D4" w:sz="6"/><w:right w:val="dashed" w:color="9DB4D4" w:sz="6"/><w:insideH w:val="single" w:color="auto" w:sz="4"/><w:insideV w:val="single" w:color="auto" w:sz="4"/></w:tblBorders></w:tblPr><w:tblGrid><w:gridCol w:w="9600"/></w:tblGrid><w:tr><w:tc><w:tcPr><w:tcW w:type="dxa" w:w="9600"/><w:shd w:fill="F7F8FA" w:color="auto" w:val="clear"/><w:tcMar><w:top w:type="dxa" w:w="520"/><w:left w:type="dxa" w:w="200"/><w:bottom w:type="dxa" w:w="520"/><w:right w:type="dxa" w:w="200"/></w:tcMar><w:vAlign w:val="center"/></w:tcPr><w:p><w:pPr><w:spacing w:after="40"/><w:jc w:val="center"/></w:pPr><w:r><w:rPr><w:b/><w:bCs/><w:color w:val="6C7888"/><w:sz w:val="30"/><w:szCs w:val="30"/></w:rPr><w:t xml:space="preserve">[ ตำแหน่งภาพหน้าจอ ]</w:t></w:r></w:p><w:p><w:pPr><w:spacing w:after="40"/><w:jc w:val="center"/></w:pPr><w:r><w:rPr><w:color w:val="1F2D3D"/><w:sz w:val="32"/><w:szCs w:val="32"/></w:rPr><w:t xml:space="preserve">แผงคำขอ Forensics / RCA บนหน้ารายละเอียดตั๋ว แสดงสถานะและเลขที่รายงาน</w:t></w:r></w:p><w:p><w:pPr><w:jc w:val="center"/></w:pPr><w:r><w:rPr><w:rFonts w:ascii="Consolas" w:cs="Consolas" w:eastAsia="Consolas" w:hAnsi="Consolas"/><w:color w:val="9AA6B4"/><w:sz w:val="24"/><w:szCs w:val="24"/></w:rPr><w:t xml:space="preserve">SHOT: MGR-rca-report-number</w:t></w:r></w:p></w:tc></w:tr></w:tbl><w:p><w:pPr><w:spacing w:after="160" w:before="60"/><w:jc w:val="center"/></w:pPr><w:r><w:rPr><w:b/><w:bCs/><w:color w:val="245EA8"/><w:sz w:val="28"/><w:szCs w:val="28"/></w:rPr><w:t xml:space="preserve">รูปที่ 5-10  </w:t></w:r><w:r><w:rPr><w:i/><w:iCs/><w:color w:val="6C7888"/><w:sz w:val="28"/><w:szCs w:val="28"/></w:rPr><w:t xml:space="preserve">แผงคำขอ Forensics / RCA บนหน้ารายละเอียดตั๋ว แสดงสถานะและเลขที่รายงาน</w:t></w:r></w:p><w:tbl><w:tblPr><w:tblW w:type="dxa" w:w="9600"/><w:tblBorders><w:top w:val="single" w:color="F1F3F6" w:sz="2"/><w:left w:val="single" w:color="6C7888" w:sz="28"/><w:bottom w:val="single" w:color="F1F3F6" w:sz="2"/><w:right w:val="single" w:color="F1F3F6" w:sz="2"/><w:insideH w:val="single" w:color="auto" w:sz="4"/><w:insideV w:val="single" w:color="auto" w:sz="4"/></w:tblBorders></w:tblPr><w:tblGrid><w:gridCol w:w="9600"/></w:tblGrid><w:tr><w:tc><w:tcPr><w:tcW w:type="dxa" w:w="9600"/><w:shd w:fill="F1F3F6" w:color="auto" w:val="clear"/><w:tcMar><w:top w:type="dxa" w:w="140"/><w:left w:type="dxa" w:w="200"/><w:bottom w:type="dxa" w:w="140"/><w:right w:type="dxa" w:w="200"/></w:tcMar></w:tcPr><w:p><w:pPr><w:spacing w:after="60"/></w:pPr><w:r><w:rPr><w:b/><w:bCs/><w:color w:val="6C7888"/><w:sz w:val="30"/><w:szCs w:val="30"/></w:rPr><w:t xml:space="preserve">สิ่งที่ต้องจำ</w:t></w:r></w:p><w:p><w:pPr><w:spacing w:after="60"/></w:pPr><w:r><w:rPr><w:sz w:val="32"/><w:szCs w:val="32"/></w:rPr><w:t xml:space="preserve">ระบบ </w:t></w:r><w:r><w:rPr><w:b/><w:bCs/><w:sz w:val="32"/><w:szCs w:val="32"/></w:rPr><w:t xml:space="preserve">ไม่เก็บไฟล์รายงาน RCA</w:t></w:r><w:r><w:rPr><w:sz w:val="32"/><w:szCs w:val="32"/></w:rPr><w:t xml:space="preserve"> — แบบฟอร์มของคำขอ Forensics / RCA ไม่มีช่องแนบไฟล์ เลขที่รายงานคือหลักฐานเดียวในระบบว่าส่งรายงานฉบับใด</w:t></w:r></w:p><w:p><w:pPr><w:spacing w:after="60"/></w:pPr><w:r><w:rPr><w:sz w:val="32"/><w:szCs w:val="32"/></w:rPr><w:t xml:space="preserve">ในฐานะทีม SOC คุณเปิด </w:t></w:r><w:r><w:rPr><w:b/><w:bCs/><w:color w:val="1F2D3D"/><w:sz w:val="32"/><w:szCs w:val="32"/></w:rPr><w:t xml:space="preserve">อัปเดตงาน</w:t></w:r><w:r><w:rPr><w:sz w:val="32"/><w:szCs w:val="32"/></w:rPr><w:t xml:space="preserve"> แล้วปิดคำขอแทนผู้รับผิดชอบได้ (ต้องระบุเลขที่รายงานเช่นกัน) แต่ปุ่ม </w:t></w:r><w:r><w:rPr><w:b/><w:bCs/><w:color w:val="1F2D3D"/><w:sz w:val="32"/><w:szCs w:val="32"/></w:rPr><w:t xml:space="preserve">รับงาน</w:t></w:r><w:r><w:rPr><w:sz w:val="32"/><w:szCs w:val="32"/></w:rPr><w:t xml:space="preserve"> แสดงเฉพาะผู้รับผิดชอบคำขอ</w:t></w:r></w:p><w:p><w:pPr><w:spacing w:after="0"/></w:pPr><w:r><w:rPr><w:sz w:val="32"/><w:szCs w:val="32"/></w:rPr><w:t xml:space="preserve">ข้อมูลที่เคยกรอกไว้ใน RCA Workspace เดิมยังเก็บในฐานข้อมูล แต่ไม่มีหน้าจอให้เปิดดูแล้ว ลิงก์ RCA เก่าในอีเมลจะพามาที่หัวข้อคำขอทีมตอบสนองบนหน้าตั๋วแทน</w:t></w:r></w:p></w:tc></w:tr></w:tbl><w:p><w:pPr><w:pStyle w:val="Heading1"/></w:pPr><w:r><w:t xml:space="preserve">6. สถานะที่เกี่ยวข้องกับคุณ</w:t></w:r></w:p><w:tbl><w:tblPr><w:tblW w:type="dxa" w:w="9600"/><w:tblBorders><w:top w:val="single" w:color="E1E6ED" w:sz="2"/><w:left w:val="single" w:color="E1E6ED" w:sz="2"/><w:bottom w:val="single" w:color="E1E6ED" w:sz="2"/><w:right w:val="single" w:color="E1E6ED" w:sz="2"/><w:insideH w:val="single" w:color="E1E6ED" w:sz="2"/><w:insideV w:val="single" w:color="E1E6ED" w:sz="2"/></w:tblBorders></w:tblPr><w:tblGrid><w:gridCol w:w="2800"/><w:gridCol w:w="3400"/><w:gridCol w:w="3400"/></w:tblGrid><w:tr><w:trPr><w:cantSplit/><w:tblHeader/></w:trPr><w:tc><w:tcPr><w:tcW w:type="dxa" w:w="2800"/><w:shd w:fill="1A1A2E" w:color="auto" w:val="clear"/><w:tcMar><w:top w:type="dxa" w:w="80"/><w:left w:type="dxa" w:w="120"/><w:bottom w:type="dxa" w:w="80"/><w:right w:type="dxa" w:w="120"/></w:tcMar></w:tcPr><w:p><w:r><w:rPr><w:b/><w:bCs/><w:color w:val="FFFFFF"/><w:sz w:val="28"/><w:szCs w:val="28"/></w:rPr><w:t xml:space="preserve">สถานะ</w:t></w:r></w:p></w:tc><w:tc><w:tcPr><w:tcW w:type="dxa" w:w="3400"/><w:shd w:fill="1A1A2E" w:color="auto" w:val="clear"/><w:tcMar><w:top w:type="dxa" w:w="80"/><w:left w:type="dxa" w:w="120"/><w:bottom w:type="dxa" w:w="80"/><w:right w:type="dxa" w:w="120"/></w:tcMar></w:tcPr><w:p><w:r><w:rPr><w:b/><w:bCs/><w:color w:val="FFFFFF"/><w:sz w:val="28"/><w:szCs w:val="28"/></w:rPr><w:t xml:space="preserve">หมายถึง</w:t></w:r></w:p></w:tc><w:tc><w:tcPr><w:tcW w:type="dxa" w:w="3400"/><w:shd w:fill="1A1A2E" w:color="auto" w:val="clear"/><w:tcMar><w:top w:type="dxa" w:w="80"/><w:left w:type="dxa" w:w="120"/><w:bottom w:type="dxa" w:w="80"/><w:right w:type="dxa" w:w="120"/></w:tcMar></w:tcPr><w:p><w:r><w:rPr><w:b/><w:bCs/><w:color w:val="FFFFFF"/><w:sz w:val="28"/><w:szCs w:val="28"/></w:rPr><w:t xml:space="preserve">คุณต้องทำ</w:t></w:r></w:p></w:tc></w:tr><w:tr><w:trPr><w:cantSplit/></w:trPr><w:tc><w:tcPr><w:tcW w:type="dxa" w:w="2800"/><w:shd w:fill="FFFFFF" w:color="auto" w:val="clear"/><w:tcMar><w:top w:type="dxa" w:w="70"/><w:left w:type="dxa" w:w="120"/><w:bottom w:type="dxa" w:w="70"/><w:right w:type="dxa" w:w="120"/></w:tcMar></w:tcPr><w:p><w:pPr><w:spacing w:after="0"/></w:pPr><w:r><w:rPr><w:b/><w:bCs/><w:sz w:val="28"/><w:szCs w:val="28"/></w:rPr><w:t xml:space="preserve">รอผู้จัดการ SOC ตรวจ</w:t></w:r><w:r><w:rPr><w:rFonts w:ascii="Consolas" w:cs="Consolas" w:eastAsia="Consolas" w:hAnsi="Consolas"/><w:color w:val="6C7888"/><w:sz w:val="24"/><w:szCs w:val="24"/></w:rPr><w:br/><w:t xml:space="preserve">PENDING_MGR_TRIAGE</w:t></w:r></w:p></w:tc><w:tc><w:tcPr><w:tcW w:type="dxa" w:w="3400"/><w:shd w:fill="FFFFFF" w:color="auto" w:val="clear"/><w:tcMar><w:top w:type="dxa" w:w="70"/><w:left w:type="dxa" w:w="120"/><w:bottom w:type="dxa" w:w="70"/><w:right w:type="dxa" w:w="120"/></w:tcMar></w:tcPr><w:p><w:pPr><w:spacing w:after="0"/></w:pPr><w:r><w:rPr><w:sz w:val="28"/><w:szCs w:val="28"/></w:rPr><w:t xml:space="preserve">เหตุการณ์จริงรอตรวจก่อนมอบหมาย</w:t></w:r></w:p></w:tc><w:tc><w:tcPr><w:tcW w:type="dxa" w:w="3400"/><w:shd w:fill="FFFFFF" w:color="auto" w:val="clear"/><w:tcMar><w:top w:type="dxa" w:w="70"/><w:left w:type="dxa" w:w="120"/><w:bottom w:type="dxa" w:w="70"/><w:right w:type="dxa" w:w="120"/></w:tcMar></w:tcPr><w:p><w:pPr><w:spacing w:after="0"/></w:pPr><w:r><w:rPr><w:sz w:val="28"/><w:szCs w:val="28"/></w:rPr><w:t xml:space="preserve">ประเมินฉุกเฉิน + ส่งต่อ (ดู 5.1)</w:t></w:r></w:p></w:tc></w:tr><w:tr><w:trPr><w:cantSplit/></w:trPr><w:tc><w:tcPr><w:tcW w:type="dxa" w:w="2800"/><w:shd w:fill="F7F8FA" w:color="auto" w:val="clear"/><w:tcMar><w:top w:type="dxa" w:w="70"/><w:left w:type="dxa" w:w="120"/><w:bottom w:type="dxa" w:w="70"/><w:right w:type="dxa" w:w="120"/></w:tcMar></w:tcPr><w:p><w:pPr><w:spacing w:after="0"/></w:pPr><w:r><w:rPr><w:b/><w:bCs/><w:sz w:val="28"/><w:szCs w:val="28"/></w:rPr><w:t xml:space="preserve">รอผู้จัดการตรวจสอบ</w:t></w:r><w:r><w:rPr><w:rFonts w:ascii="Consolas" w:cs="Consolas" w:eastAsia="Consolas" w:hAnsi="Consolas"/><w:color w:val="6C7888"/><w:sz w:val="24"/><w:szCs w:val="24"/></w:rPr><w:br/><w:t xml:space="preserve">PENDING_MANAGER</w:t></w:r></w:p></w:tc><w:tc><w:tcPr><w:tcW w:type="dxa" w:w="3400"/><w:shd w:fill="F7F8FA" w:color="auto" w:val="clear"/><w:tcMar><w:top w:type="dxa" w:w="70"/><w:left w:type="dxa" w:w="120"/><w:bottom w:type="dxa" w:w="70"/><w:right w:type="dxa" w:w="120"/></w:tcMar></w:tcPr><w:p><w:pPr><w:spacing w:after="0"/></w:pPr><w:r><w:rPr><w:sz w:val="28"/><w:szCs w:val="28"/></w:rPr><w:t xml:space="preserve">ตั๋วฉุกเฉินรออนุมัติปิด</w:t></w:r></w:p></w:tc><w:tc><w:tcPr><w:tcW w:type="dxa" w:w="3400"/><w:shd w:fill="F7F8FA" w:color="auto" w:val="clear"/><w:tcMar><w:top w:type="dxa" w:w="70"/><w:left w:type="dxa" w:w="120"/><w:bottom w:type="dxa" w:w="70"/><w:right w:type="dxa" w:w="120"/></w:tcMar></w:tcPr><w:p><w:pPr><w:spacing w:after="0"/></w:pPr><w:r><w:rPr><w:sz w:val="28"/><w:szCs w:val="28"/></w:rPr><w:t xml:space="preserve">ตรวจสอบและอนุมัติ (ดู 5.4)</w:t></w:r></w:p></w:tc></w:tr><w:tr><w:trPr><w:cantSplit/></w:trPr><w:tc><w:tcPr><w:tcW w:type="dxa" w:w="2800"/><w:shd w:fill="FFFFFF" w:color="auto" w:val="clear"/><w:tcMar><w:top w:type="dxa" w:w="70"/><w:left w:type="dxa" w:w="120"/><w:bottom w:type="dxa" w:w="70"/><w:right w:type="dxa" w:w="120"/></w:tcMar></w:tcPr><w:p><w:pPr><w:spacing w:after="0"/></w:pPr><w:r><w:rPr><w:b/><w:bCs/><w:sz w:val="28"/><w:szCs w:val="28"/></w:rPr><w:t xml:space="preserve">รอผู้จัดการตรวจการปิด Event</w:t></w:r><w:r><w:rPr><w:rFonts w:ascii="Consolas" w:cs="Consolas" w:eastAsia="Consolas" w:hAnsi="Consolas"/><w:color w:val="6C7888"/><w:sz w:val="24"/><w:szCs w:val="24"/></w:rPr><w:br/><w:t xml:space="preserve">PENDING_MGR_EVENT_REVIEW</w:t></w:r></w:p></w:tc><w:tc><w:tcPr><w:tcW w:type="dxa" w:w="3400"/><w:shd w:fill="FFFFFF" w:color="auto" w:val="clear"/><w:tcMar><w:top w:type="dxa" w:w="70"/><w:left w:type="dxa" w:w="120"/><w:bottom w:type="dxa" w:w="70"/><w:right w:type="dxa" w:w="120"/></w:tcMar></w:tcPr><w:p><w:pPr><w:spacing w:after="0"/></w:pPr><w:r><w:rPr><w:sz w:val="28"/><w:szCs w:val="28"/></w:rPr><w:t xml:space="preserve">Tier 2 ปรับลดเป็น Event</w:t></w:r></w:p></w:tc><w:tc><w:tcPr><w:tcW w:type="dxa" w:w="3400"/><w:shd w:fill="FFFFFF" w:color="auto" w:val="clear"/><w:tcMar><w:top w:type="dxa" w:w="70"/><w:left w:type="dxa" w:w="120"/><w:bottom w:type="dxa" w:w="70"/><w:right w:type="dxa" w:w="120"/></w:tcMar></w:tcPr><w:p><w:pPr><w:spacing w:after="0"/></w:pPr><w:r><w:rPr><w:sz w:val="28"/><w:szCs w:val="28"/></w:rPr><w:t xml:space="preserve">เห็นด้วย (ปิด) หรือตีกลับ (ดู 5.5)</w:t></w:r></w:p></w:tc></w:tr></w:tbl><w:p><w:pPr><w:pStyle w:val="Heading1"/></w:pPr><w:r><w:t xml:space="preserve">7. การแจ้งเตือนทางอีเมล</w:t></w:r></w:p><w:tbl><w:tblPr><w:tblW w:type="dxa" w:w="9600"/><w:tblBorders><w:top w:val="single" w:color="E1E6ED" w:sz="2"/><w:left w:val="single" w:color="E1E6ED" w:sz="2"/><w:bottom w:val="single" w:color="E1E6ED" w:sz="2"/><w:right w:val="single" w:color="E1E6ED" w:sz="2"/><w:insideH w:val="single" w:color="E1E6ED" w:sz="2"/><w:insideV w:val="single" w:color="E1E6ED" w:sz="2"/></w:tblBorders></w:tblPr><w:tblGrid><w:gridCol w:w="6000"/><w:gridCol w:w="3600"/></w:tblGrid><w:tr><w:trPr><w:cantSplit/><w:tblHeader/></w:trPr><w:tc><w:tcPr><w:tcW w:type="dxa" w:w="6000"/><w:shd w:fill="1A1A2E" w:color="auto" w:val="clear"/><w:tcMar><w:top w:type="dxa" w:w="80"/><w:left w:type="dxa" w:w="120"/><w:bottom w:type="dxa" w:w="80"/><w:right w:type="dxa" w:w="120"/></w:tcMar></w:tcPr><w:p><w:r><w:rPr><w:b/><w:bCs/><w:color w:val="FFFFFF"/><w:sz w:val="28"/><w:szCs w:val="28"/></w:rPr><w:t xml:space="preserve">เหตุการณ์</w:t></w:r></w:p></w:tc><w:tc><w:tcPr><w:tcW w:type="dxa" w:w="3600"/><w:shd w:fill="1A1A2E" w:color="auto" w:val="clear"/><w:tcMar><w:top w:type="dxa" w:w="80"/><w:left w:type="dxa" w:w="120"/><w:bottom w:type="dxa" w:w="80"/><w:right w:type="dxa" w:w="120"/></w:tcMar></w:tcPr><w:p><w:r><w:rPr><w:b/><w:bCs/><w:color w:val="FFFFFF"/><w:sz w:val="28"/><w:szCs w:val="28"/></w:rPr><w:t xml:space="preserve">ผู้รับ</w:t></w:r></w:p></w:tc></w:tr><w:tr><w:trPr><w:cantSplit/></w:trPr><w:tc><w:tcPr><w:tcW w:type="dxa" w:w="6000"/><w:shd w:fill="FFFFFF" w:color="auto" w:val="clear"/><w:tcMar><w:top w:type="dxa" w:w="70"/><w:left w:type="dxa" w:w="120"/><w:bottom w:type="dxa" w:w="70"/><w:right w:type="dxa" w:w="120"/></w:tcMar></w:tcPr><w:p><w:pPr><w:spacing w:after="0"/></w:pPr><w:r><w:rPr><w:sz w:val="28"/><w:szCs w:val="28"/></w:rPr><w:t xml:space="preserve">เหตุการณ์จริงเข้าสู่ขั้นตรวจก่อนมอบหมาย</w:t></w:r></w:p></w:tc><w:tc><w:tcPr><w:tcW w:type="dxa" w:w="3600"/><w:shd w:fill="FFFFFF" w:color="auto" w:val="clear"/><w:tcMar><w:top w:type="dxa" w:w="70"/><w:left w:type="dxa" w:w="120"/><w:bottom w:type="dxa" w:w="70"/><w:right w:type="dxa" w:w="120"/></w:tcMar></w:tcPr><w:p><w:pPr><w:spacing w:after="0"/></w:pPr><w:r><w:rPr><w:b/><w:bCs/><w:sz w:val="32"/><w:szCs w:val="32"/></w:rPr><w:t xml:space="preserve">ผู้จัดการ SOC </w:t></w:r><w:r><w:rPr><w:sz w:val="32"/><w:szCs w:val="32"/></w:rPr><w:t xml:space="preserve">(คุณ)</w:t></w:r></w:p></w:tc></w:tr><w:tr><w:trPr><w:cantSplit/></w:trPr><w:tc><w:tcPr><w:tcW w:type="dxa" w:w="6000"/><w:shd w:fill="F7F8FA" w:color="auto" w:val="clear"/><w:tcMar><w:top w:type="dxa" w:w="70"/><w:left w:type="dxa" w:w="120"/><w:bottom w:type="dxa" w:w="70"/><w:right w:type="dxa" w:w="120"/></w:tcMar></w:tcPr><w:p><w:pPr><w:spacing w:after="0"/></w:pPr><w:r><w:rPr><w:sz w:val="28"/><w:szCs w:val="28"/></w:rPr><w:t xml:space="preserve">ตั๋วฉุกเฉินรออนุมัติปิด</w:t></w:r></w:p></w:tc><w:tc><w:tcPr><w:tcW w:type="dxa" w:w="3600"/><w:shd w:fill="F7F8FA" w:color="auto" w:val="clear"/><w:tcMar><w:top w:type="dxa" w:w="70"/><w:left w:type="dxa" w:w="120"/><w:bottom w:type="dxa" w:w="70"/><w:right w:type="dxa" w:w="120"/></w:tcMar></w:tcPr><w:p><w:pPr><w:spacing w:after="0"/></w:pPr><w:r><w:rPr><w:b/><w:bCs/><w:sz w:val="32"/><w:szCs w:val="32"/></w:rPr><w:t xml:space="preserve">ผู้จัดการ SOC </w:t></w:r><w:r><w:rPr><w:sz w:val="32"/><w:szCs w:val="32"/></w:rPr><w:t xml:space="preserve">(คุณ)</w:t></w:r></w:p></w:tc></w:tr><w:tr><w:trPr><w:cantSplit/></w:trPr><w:tc><w:tcPr><w:tcW w:type="dxa" w:w="6000"/><w:shd w:fill="FFFFFF" w:color="auto" w:val="clear"/><w:tcMar><w:top w:type="dxa" w:w="70"/><w:left w:type="dxa" w:w="120"/><w:bottom w:type="dxa" w:w="70"/><w:right w:type="dxa" w:w="120"/></w:tcMar></w:tcPr><w:p><w:pPr><w:spacing w:after="0"/></w:pPr><w:r><w:rPr><w:sz w:val="28"/><w:szCs w:val="28"/></w:rPr><w:t xml:space="preserve">คำขอทีมตอบสนองเสร็จสิ้น</w:t></w:r></w:p></w:tc><w:tc><w:tcPr><w:tcW w:type="dxa" w:w="3600"/><w:shd w:fill="FFFFFF" w:color="auto" w:val="clear"/><w:tcMar><w:top w:type="dxa" w:w="70"/><w:left w:type="dxa" w:w="120"/><w:bottom w:type="dxa" w:w="70"/><w:right w:type="dxa" w:w="120"/></w:tcMar></w:tcPr><w:p><w:pPr><w:spacing w:after="0"/></w:pPr><w:r><w:rPr><w:b/><w:bCs/><w:sz w:val="32"/><w:szCs w:val="32"/></w:rPr><w:t xml:space="preserve">ผู้จัดการ SOC </w:t></w:r><w:r><w:rPr><w:sz w:val="32"/><w:szCs w:val="32"/></w:rPr><w:t xml:space="preserve">ผู้ออกคำขอ</w:t></w:r></w:p></w:tc></w:tr><w:tr><w:trPr><w:cantSplit/></w:trPr><w:tc><w:tcPr><w:tcW w:type="dxa" w:w="6000"/><w:shd w:fill="F7F8FA" w:color="auto" w:val="clear"/><w:tcMar><w:top w:type="dxa" w:w="70"/><w:left w:type="dxa" w:w="120"/><w:bottom w:type="dxa" w:w="70"/><w:right w:type="dxa" w:w="120"/></w:tcMar></w:tcPr><w:p><w:pPr><w:spacing w:after="0"/></w:pPr><w:r><w:rPr><w:sz w:val="28"/><w:szCs w:val="28"/></w:rPr><w:t xml:space="preserve">มีคำขอทีมตอบสนองใหม่</w:t></w:r></w:p></w:tc><w:tc><w:tcPr><w:tcW w:type="dxa" w:w="3600"/><w:shd w:fill="F7F8FA" w:color="auto" w:val="clear"/><w:tcMar><w:top w:type="dxa" w:w="70"/><w:left w:type="dxa" w:w="120"/><w:bottom w:type="dxa" w:w="70"/><w:right w:type="dxa" w:w="120"/></w:tcMar></w:tcPr><w:p><w:pPr><w:spacing w:after="0"/></w:pPr><w:r><w:rPr><w:sz w:val="28"/><w:szCs w:val="28"/></w:rPr><w:t xml:space="preserve">ทีมตอบสนองที่รับผิดชอบ</w:t></w:r></w:p></w:tc></w:tr></w:tbl><w:p><w:pPr><w:pStyle w:val="Heading1"/></w:pPr><w:r><w:t xml:space="preserve">8. คำถามที่พบบ่อย</w:t></w:r></w:p><w:p><w:pPr><w:pStyle w:val="Heading3"/></w:pPr><w:r><w:t xml:space="preserve">ทำไมฉันเปลี่ยนช่องทาง (ผู้ดูแลระบบ/เจ้าของระบบ) ไม่ได้?</w:t></w:r></w:p><w:p><w:pPr><w:spacing w:after="120"/></w:pPr><w:r><w:rPr><w:sz w:val="32"/><w:szCs w:val="32"/></w:rPr><w:t xml:space="preserve">ช่องทางถูกกำหนดโดยนักวิเคราะห์ระดับ 1 ผู้จัดการทำได้เพียงส่งต่อตามช่องทางนั้น หากไม่เหมาะสมให้ประสานกับผู้เปิดตั๋ว</w:t></w:r></w:p><w:p><w:pPr><w:pStyle w:val="Heading3"/></w:pPr><w:r><w:t xml:space="preserve">ทำไมตั๋ว Critical ไม่เข้ามาให้ฉันอนุมัติโดยอัตโนมัติ?</w:t></w:r></w:p><w:p><w:pPr><w:spacing w:after="120"/></w:pPr><w:r><w:rPr><w:sz w:val="32"/><w:szCs w:val="32"/></w:rPr><w:t xml:space="preserve">เฉพาะตั๋วที่ถูกทำเครื่องหมายฉุกเฉินเท่านั้นที่ต้องผ่านการอนุมัติของคุณก่อนปิด ระดับความรุนแรงเพียงอย่างเดียวไม่ได้ทำให้ต้องอนุมัติ</w:t></w:r></w:p><w:p><w:pPr><w:pStyle w:val="Heading3"/></w:pPr><w:r><w:t xml:space="preserve">ทำไมตั๋วนี้ยังปิดไม่ได้แม้ตรวจรับแล้ว?</w:t></w:r></w:p><w:p><w:pPr><w:spacing w:after="120"/></w:pPr><w:r><w:rPr><w:sz w:val="32"/><w:szCs w:val="32"/></w:rPr><w:t xml:space="preserve">อาจยังมีคำขอทีมตอบสนองที่ยังไม่เสร็จ ต้องรอให้ทุกคำขอเสร็จก่อน หรือ Tier 2 ยังไม่ได้กรอกช่อง “วันที่ เวลา ที่แจ้งเหตุผู้ที่ได้รับผลกระทบ” ซึ่งบังคับก่อนอนุมัติปิดตั้งแต่ v1.7.0</w:t></w:r></w:p><w:p><w:pPr><w:pStyle w:val="Heading3"/></w:pPr><w:r><w:t xml:space="preserve">หาแบบฟอร์มสร้างงานย่อยภายใน SOC ไม่เจอ?</w:t></w:r></w:p><w:p><w:pPr><w:spacing w:after="120"/></w:pPr><w:r><w:rPr><w:sz w:val="32"/><w:szCs w:val="32"/></w:rPr><w:t xml:space="preserve">ถูกยกเลิกไปแล้วใน v1.7.0 — ใช้ “คำขอทีมตอบสนอง” แทน ส่วนรายการเก่ายังอ่านย้อนหลังได้ใต้หัวข้อ “บันทึกภายในเดิม (เลิกใช้แล้ว)” บนหน้ารายละเอียดตั๋ว (ดู 5.2)</w:t></w:r></w:p><w:p><w:pPr><w:pStyle w:val="Heading3"/></w:pPr><w:r><w:t xml:space="preserve">ให้สิทธิ์ Tier ชั่วคราวแก่ตัวเองได้ไหม?</w:t></w:r></w:p><w:p><w:pPr><w:spacing w:after="120"/></w:pPr><w:r><w:rPr><w:sz w:val="32"/><w:szCs w:val="32"/></w:rPr><w:t xml:space="preserve">ไม่ได้ — ต้องให้ผู้ดูแลระบบสูงสุดเป็นผู้ให้และผู้ยกเลิก (ดู 5.11)</w:t></w:r></w:p><w:p><w:pPr><w:pStyle w:val="Heading1"/></w:pPr><w:r><w:t xml:space="preserve">9. อภิธานศัพท์</w:t></w:r></w:p><w:tbl><w:tblPr><w:tblW w:type="dxa" w:w="9600"/><w:tblBorders><w:top w:val="single" w:color="E1E6ED" w:sz="2"/><w:left w:val="single" w:color="E1E6ED" w:sz="2"/><w:bottom w:val="single" w:color="E1E6ED" w:sz="2"/><w:right w:val="single" w:color="E1E6ED" w:sz="2"/><w:insideH w:val="single" w:color="E1E6ED" w:sz="2"/><w:insideV w:val="single" w:color="E1E6ED" w:sz="2"/></w:tblBorders></w:tblPr><w:tblGrid><w:gridCol w:w="3000"/><w:gridCol w:w="6600"/></w:tblGrid><w:tr><w:trPr><w:cantSplit/><w:tblHeader/></w:trPr><w:tc><w:tcPr><w:tcW w:type="dxa" w:w="3000"/><w:shd w:fill="1A1A2E" w:color="auto" w:val="clear"/><w:tcMar><w:top w:type="dxa" w:w="80"/><w:left w:type="dxa" w:w="120"/><w:bottom w:type="dxa" w:w="80"/><w:right w:type="dxa" w:w="120"/></w:tcMar></w:tcPr><w:p><w:r><w:rPr><w:b/><w:bCs/><w:color w:val="FFFFFF"/><w:sz w:val="28"/><w:szCs w:val="28"/></w:rPr><w:t xml:space="preserve">คำ</w:t></w:r></w:p></w:tc><w:tc><w:tcPr><w:tcW w:type="dxa" w:w="6600"/><w:shd w:fill="1A1A2E" w:color="auto" w:val="clear"/><w:tcMar><w:top w:type="dxa" w:w="80"/><w:left w:type="dxa" w:w="120"/><w:bottom w:type="dxa" w:w="80"/><w:right w:type="dxa" w:w="120"/></w:tcMar></w:tcPr><w:p><w:r><w:rPr><w:b/><w:bCs/><w:color w:val="FFFFFF"/><w:sz w:val="28"/><w:szCs w:val="28"/></w:rPr><w:t xml:space="preserve">ความหมาย</w:t></w:r></w:p></w:tc></w:tr><w:tr><w:trPr><w:cantSplit/></w:trPr><w:tc><w:tcPr><w:tcW w:type="dxa" w:w="3000"/><w:shd w:fill="FFFFFF" w:color="auto" w:val="clear"/><w:tcMar><w:top w:type="dxa" w:w="70"/><w:left w:type="dxa" w:w="120"/><w:bottom w:type="dxa" w:w="70"/><w:right w:type="dxa" w:w="120"/></w:tcMar></w:tcPr><w:p><w:pPr><w:spacing w:after="0"/></w:pPr><w:r><w:rPr><w:b/><w:bCs/><w:sz w:val="32"/><w:szCs w:val="32"/></w:rPr><w:t xml:space="preserve">แฟล็กฉุกเฉิน</w:t></w:r></w:p></w:tc><w:tc><w:tcPr><w:tcW w:type="dxa" w:w="6600"/><w:shd w:fill="FFFFFF" w:color="auto" w:val="clear"/><w:tcMar><w:top w:type="dxa" w:w="70"/><w:left w:type="dxa" w:w="120"/><w:bottom w:type="dxa" w:w="70"/><w:right w:type="dxa" w:w="120"/></w:tcMar></w:tcPr><w:p><w:pPr><w:spacing w:after="0"/></w:pPr><w:r><w:rPr><w:sz w:val="28"/><w:szCs w:val="28"/></w:rPr><w:t xml:space="preserve">เครื่องหมายเร่งด่วนพิเศษ ตั้งได้เฉพาะผู้จัดการ SOC บังคับให้ผ่านการอนุมัติก่อนปิด</w:t></w:r></w:p></w:tc></w:tr><w:tr><w:trPr><w:cantSplit/></w:trPr><w:tc><w:tcPr><w:tcW w:type="dxa" w:w="3000"/><w:shd w:fill="F7F8FA" w:color="auto" w:val="clear"/><w:tcMar><w:top w:type="dxa" w:w="70"/><w:left w:type="dxa" w:w="120"/><w:bottom w:type="dxa" w:w="70"/><w:right w:type="dxa" w:w="120"/></w:tcMar></w:tcPr><w:p><w:pPr><w:spacing w:after="0"/></w:pPr><w:r><w:rPr><w:b/><w:bCs/><w:sz w:val="32"/><w:szCs w:val="32"/></w:rPr><w:t xml:space="preserve">คำขอทีมตอบสนอง</w:t></w:r></w:p></w:tc><w:tc><w:tcPr><w:tcW w:type="dxa" w:w="6600"/><w:shd w:fill="F7F8FA" w:color="auto" w:val="clear"/><w:tcMar><w:top w:type="dxa" w:w="70"/><w:left w:type="dxa" w:w="120"/><w:bottom w:type="dxa" w:w="70"/><w:right w:type="dxa" w:w="120"/></w:tcMar></w:tcPr><w:p><w:pPr><w:spacing w:after="0"/></w:pPr><w:r><w:rPr><w:sz w:val="28"/><w:szCs w:val="28"/></w:rPr><w:t xml:space="preserve">งานเฉพาะทางที่ส่งให้ทีมนอก SOC (พิสูจน์หลักฐาน/ทดสอบเจาะระบบ) ทำคู่ขนาน</w:t></w:r></w:p></w:tc></w:tr><w:tr><w:trPr><w:cantSplit/></w:trPr><w:tc><w:tcPr><w:tcW w:type="dxa" w:w="3000"/><w:shd w:fill="FFFFFF" w:color="auto" w:val="clear"/><w:tcMar><w:top w:type="dxa" w:w="70"/><w:left w:type="dxa" w:w="120"/><w:bottom w:type="dxa" w:w="70"/><w:right w:type="dxa" w:w="120"/></w:tcMar></w:tcPr><w:p><w:pPr><w:spacing w:after="0"/></w:pPr><w:r><w:rPr><w:b/><w:bCs/><w:sz w:val="32"/><w:szCs w:val="32"/></w:rPr><w:t xml:space="preserve">ตรวจก่อนมอบหมาย</w:t></w:r></w:p></w:tc><w:tc><w:tcPr><w:tcW w:type="dxa" w:w="6600"/><w:shd w:fill="FFFFFF" w:color="auto" w:val="clear"/><w:tcMar><w:top w:type="dxa" w:w="70"/><w:left w:type="dxa" w:w="120"/><w:bottom w:type="dxa" w:w="70"/><w:right w:type="dxa" w:w="120"/></w:tcMar></w:tcPr><w:p><w:pPr><w:spacing w:after="0"/></w:pPr><w:r><w:rPr><w:sz w:val="28"/><w:szCs w:val="28"/></w:rPr><w:t xml:space="preserve">จุดที่เหตุการณ์จริงทุกเรื่องหยุดรอผู้จัดการก่อนเริ่มงานควบคุม</w:t></w:r></w:p></w:tc></w:tr><w:tr><w:trPr><w:cantSplit/></w:trPr><w:tc><w:tcPr><w:tcW w:type="dxa" w:w="3000"/><w:shd w:fill="F7F8FA" w:color="auto" w:val="clear"/><w:tcMar><w:top w:type="dxa" w:w="70"/><w:left w:type="dxa" w:w="120"/><w:bottom w:type="dxa" w:w="70"/><w:right w:type="dxa" w:w="120"/></w:tcMar></w:tcPr><w:p><w:pPr><w:spacing w:after="0"/></w:pPr><w:r><w:rPr><w:b/><w:bCs/><w:sz w:val="32"/><w:szCs w:val="32"/></w:rPr><w:t xml:space="preserve">การปิดแบบ Event</w:t></w:r></w:p></w:tc><w:tc><w:tcPr><w:tcW w:type="dxa" w:w="6600"/><w:shd w:fill="F7F8FA" w:color="auto" w:val="clear"/><w:tcMar><w:top w:type="dxa" w:w="70"/><w:left w:type="dxa" w:w="120"/><w:bottom w:type="dxa" w:w="70"/><w:right w:type="dxa" w:w="120"/></w:tcMar></w:tcPr><w:p><w:pPr><w:spacing w:after="0"/></w:pPr><w:r><w:rPr><w:sz w:val="28"/><w:szCs w:val="28"/></w:rPr><w:t xml:space="preserve">การปิดเคสเพราะวินิจฉัยว่าไม่ใช่ภัยจริง</w:t></w:r></w:p></w:tc></w:tr><w:tr><w:trPr><w:cantSplit/></w:trPr><w:tc><w:tcPr><w:tcW w:type="dxa" w:w="3000"/><w:shd w:fill="FFFFFF" w:color="auto" w:val="clear"/><w:tcMar><w:top w:type="dxa" w:w="70"/><w:left w:type="dxa" w:w="120"/><w:bottom w:type="dxa" w:w="70"/><w:right w:type="dxa" w:w="120"/></w:tcMar></w:tcPr><w:p><w:pPr><w:spacing w:after="0"/></w:pPr><w:r><w:rPr><w:b/><w:bCs/><w:sz w:val="32"/><w:szCs w:val="32"/></w:rPr><w:t xml:space="preserve">OLA</w:t></w:r></w:p></w:tc><w:tc><w:tcPr><w:tcW w:type="dxa" w:w="6600"/><w:shd w:fill="FFFFFF" w:color="auto" w:val="clear"/><w:tcMar><w:top w:type="dxa" w:w="70"/><w:left w:type="dxa" w:w="120"/><w:bottom w:type="dxa" w:w="70"/><w:right w:type="dxa" w:w="120"/></w:tcMar></w:tcPr><w:p><w:pPr><w:spacing w:after="0"/></w:pPr><w:r><w:rPr><w:sz w:val="28"/><w:szCs w:val="28"/></w:rPr><w:t xml:space="preserve">กรอบเวลามาตรฐานภายในองค์กร นับจากเวลาที่เหตุการณ์เกิดจริง</w:t></w:r></w:p></w:tc></w:tr><w:tr><w:trPr><w:cantSplit/></w:trPr><w:tc><w:tcPr><w:tcW w:type="dxa" w:w="3000"/><w:shd w:fill="F7F8FA" w:color="auto" w:val="clear"/><w:tcMar><w:top w:type="dxa" w:w="70"/><w:left w:type="dxa" w:w="120"/><w:bottom w:type="dxa" w:w="70"/><w:right w:type="dxa" w:w="120"/></w:tcMar></w:tcPr><w:p><w:pPr><w:spacing w:after="0"/></w:pPr><w:r><w:rPr><w:b/><w:bCs/><w:sz w:val="32"/><w:szCs w:val="32"/></w:rPr><w:t xml:space="preserve">รับงาน</w:t></w:r></w:p></w:tc><w:tc><w:tcPr><w:tcW w:type="dxa" w:w="6600"/><w:shd w:fill="F7F8FA" w:color="auto" w:val="clear"/><w:tcMar><w:top w:type="dxa" w:w="70"/><w:left w:type="dxa" w:w="120"/><w:bottom w:type="dxa" w:w="70"/><w:right w:type="dxa" w:w="120"/></w:tcMar></w:tcPr><w:p><w:pPr><w:spacing w:after="0"/></w:pPr><w:r><w:rPr><w:sz w:val="28"/><w:szCs w:val="28"/></w:rPr><w:t xml:space="preserve">ปุ่มที่ผู้รับผิดชอบคำขอทีมตอบสนองกดเมื่อเริ่มลงมือ เปลี่ยนสถานะคำขอจาก เปิด เป็น กำลังดำเนินการ</w:t></w:r></w:p></w:tc></w:tr><w:tr><w:trPr><w:cantSplit/></w:trPr><w:tc><w:tcPr><w:tcW w:type="dxa" w:w="3000"/><w:shd w:fill="FFFFFF" w:color="auto" w:val="clear"/><w:tcMar><w:top w:type="dxa" w:w="70"/><w:left w:type="dxa" w:w="120"/><w:bottom w:type="dxa" w:w="70"/><w:right w:type="dxa" w:w="120"/></w:tcMar></w:tcPr><w:p><w:pPr><w:spacing w:after="0"/></w:pPr><w:r><w:rPr><w:b/><w:bCs/><w:sz w:val="32"/><w:szCs w:val="32"/></w:rPr><w:t xml:space="preserve">เลขที่รายงาน</w:t></w:r></w:p></w:tc><w:tc><w:tcPr><w:tcW w:type="dxa" w:w="6600"/><w:shd w:fill="FFFFFF" w:color="auto" w:val="clear"/><w:tcMar><w:top w:type="dxa" w:w="70"/><w:left w:type="dxa" w:w="120"/><w:bottom w:type="dxa" w:w="70"/><w:right w:type="dxa" w:w="120"/></w:tcMar></w:tcPr><w:p><w:pPr><w:spacing w:after="0"/></w:pPr><w:r><w:rPr><w:sz w:val="28"/><w:szCs w:val="28"/></w:rPr><w:t xml:space="preserve">เลขของรายงานฉบับจริงที่ทีมตอบสนองส่งให้คุณ (SOC-RCA- / SOC-VAPT- / SOC-HARD-YYYYMM-NNNN) บังคับกรอกก่อนปิดคำขอเป็น เสร็จสิ้น</w:t></w:r></w:p></w:tc></w:tr><w:tr><w:trPr><w:cantSplit/></w:trPr><w:tc><w:tcPr><w:tcW w:type="dxa" w:w="3000"/><w:shd w:fill="F7F8FA" w:color="auto" w:val="clear"/><w:tcMar><w:top w:type="dxa" w:w="70"/><w:left w:type="dxa" w:w="120"/><w:bottom w:type="dxa" w:w="70"/><w:right w:type="dxa" w:w="120"/></w:tcMar></w:tcPr><w:p><w:pPr><w:spacing w:after="0"/></w:pPr><w:r><w:rPr><w:b/><w:bCs/><w:sz w:val="32"/><w:szCs w:val="32"/></w:rPr><w:t xml:space="preserve">สิทธิ์ Tier ชั่วคราว</w:t></w:r></w:p></w:tc><w:tc><w:tcPr><w:tcW w:type="dxa" w:w="6600"/><w:shd w:fill="F7F8FA" w:color="auto" w:val="clear"/><w:tcMar><w:top w:type="dxa" w:w="70"/><w:left w:type="dxa" w:w="120"/><w:bottom w:type="dxa" w:w="70"/><w:right w:type="dxa" w:w="120"/></w:tcMar></w:tcPr><w:p><w:pPr><w:spacing w:after="0"/></w:pPr><w:r><w:rPr><w:sz w:val="28"/><w:szCs w:val="28"/></w:rPr><w:t xml:space="preserve">สิทธิ์ Tier 1 + Tier 2 ที่ผู้ดูแลระบบสูงสุดให้แก่ผู้จัดการ SOC เป็นการชั่วคราว</w:t></w:r></w:p></w:tc></w:tr></w:tbl><w:sectPr><w:headerReference w:type="default" r:id="rId7"/><w:footerReference w:type="default" r:id="rId8"/><w:pgSz w:w="11906" w:h="16838" w:orient="portrait"/><w:pgMar w:top="1134" w:right="1134" w:bottom="1134" w:left="1134" w:header="708" w:footer="708" w:gutter="0"/><w:pgNumType w:start="1"/><w:docGrid w:linePitch="360"/></w:sectPr></w:body></w:document>
 </file>
 
 <file path=word/comments.xml><?xml version="1.0" encoding="utf-8"?>

--- a/docs/user-guides/manuals/user-manual-soc-manager.th.docx
+++ b/docs/user-guides/manuals/user-manual-soc-manager.th.docx
@@ -1,5 +1,5 @@
 
-<file path=word/document.xml><?xml version="1.0" encoding="UTF-8" standalone="yes"?><w:document mc:Ignorable="w14 w15 wp14" xmlns:wpc="http://schemas.microsoft.com/office/word/2010/wordprocessingCanvas" xmlns:mc="http://schemas.openxmlformats.org/markup-compatibility/2006" xmlns:o="urn:schemas-microsoft-com:office:office" xmlns:r="http://schemas.openxmlformats.org/officeDocument/2006/relationships" xmlns:m="http://schemas.openxmlformats.org/officeDocument/2006/math" xmlns:v="urn:schemas-microsoft-com:vml" xmlns:wp14="http://schemas.microsoft.com/office/word/2010/wordprocessingDrawing" xmlns:wp="http://schemas.openxmlformats.org/drawingml/2006/wordprocessingDrawing" xmlns:w10="urn:schemas-microsoft-com:office:word" xmlns:w="http://schemas.openxmlformats.org/wordprocessingml/2006/main" xmlns:w14="http://schemas.microsoft.com/office/word/2010/wordml" xmlns:w15="http://schemas.microsoft.com/office/word/2012/wordml" xmlns:wpg="http://schemas.microsoft.com/office/word/2010/wordprocessingGroup" xmlns:wpi="http://schemas.microsoft.com/office/word/2010/wordprocessingInk" xmlns:wne="http://schemas.microsoft.com/office/word/2006/wordml" xmlns:wps="http://schemas.microsoft.com/office/word/2010/wordprocessingShape" xmlns:cx="http://schemas.microsoft.com/office/drawing/2014/chartex" xmlns:cx1="http://schemas.microsoft.com/office/drawing/2015/9/8/chartex" xmlns:cx2="http://schemas.microsoft.com/office/drawing/2015/10/21/chartex" xmlns:cx3="http://schemas.microsoft.com/office/drawing/2016/5/9/chartex" xmlns:cx4="http://schemas.microsoft.com/office/drawing/2016/5/10/chartex" xmlns:cx5="http://schemas.microsoft.com/office/drawing/2016/5/11/chartex" xmlns:cx6="http://schemas.microsoft.com/office/drawing/2016/5/12/chartex" xmlns:cx7="http://schemas.microsoft.com/office/drawing/2016/5/13/chartex" xmlns:cx8="http://schemas.microsoft.com/office/drawing/2016/5/14/chartex" xmlns:aink="http://schemas.microsoft.com/office/drawing/2016/ink" xmlns:am3d="http://schemas.microsoft.com/office/drawing/2017/model3d" xmlns:w16cex="http://schemas.microsoft.com/office/word/2018/wordml/cex" xmlns:w16cid="http://schemas.microsoft.com/office/word/2016/wordml/cid" xmlns:w16="http://schemas.microsoft.com/office/word/2018/wordml" xmlns:w16sdtdh="http://schemas.microsoft.com/office/word/2020/wordml/sdtdatahash" xmlns:w16se="http://schemas.microsoft.com/office/word/2015/wordml/symex"><w:body><w:p><w:pPr><w:spacing w:after="200" w:before="900"/><w:jc w:val="center"/></w:pPr><w:r><w:drawing><wp:inline distT="0" distB="0" distL="0" distR="0"><wp:extent cx="2209800" cy="2209800"/><wp:effectExtent t="0" r="0" b="0" l="0"/><wp:docPr id="1" name="" descr="" title=""/><wp:cNvGraphicFramePr><a:graphicFrameLocks xmlns:a="http://schemas.openxmlformats.org/drawingml/2006/main" noChangeAspect="1"/></wp:cNvGraphicFramePr><a:graphic xmlns:a="http://schemas.openxmlformats.org/drawingml/2006/main"><a:graphicData uri="http://schemas.openxmlformats.org/drawingml/2006/picture"><pic:pic xmlns:pic="http://schemas.openxmlformats.org/drawingml/2006/picture"><pic:nvPicPr><pic:cNvPr id="0" name="" descr=""/><pic:cNvPicPr><a:picLocks noChangeAspect="1" noChangeArrowheads="1"/></pic:cNvPicPr></pic:nvPicPr><pic:blipFill><a:blip r:embed="rId9" cstate="none"/><a:srcRect/><a:stretch><a:fillRect/></a:stretch></pic:blipFill><pic:spPr bwMode="auto"><a:xfrm><a:off x="0" y="0"/><a:ext cx="2209800" cy="2209800"/></a:xfrm><a:prstGeom prst="rect"><a:avLst/></a:prstGeom></pic:spPr></pic:pic></a:graphicData></a:graphic></wp:inline></w:drawing></w:r></w:p><w:p><w:pPr><w:spacing w:after="40"/><w:jc w:val="center"/></w:pPr><w:r><w:rPr><w:color w:val="6C7888"/><w:sz w:val="34"/><w:szCs w:val="34"/></w:rPr><w:t xml:space="preserve">คู่มือการใช้งานระบบ</w:t></w:r></w:p><w:p><w:pPr><w:spacing w:after="20"/><w:jc w:val="center"/></w:pPr><w:r><w:rPr><w:b/><w:bCs/><w:color w:val="1A1A2E"/><w:sz w:val="56"/><w:szCs w:val="56"/></w:rPr><w:t xml:space="preserve">SOC Support System</w:t></w:r></w:p><w:p><w:pPr><w:spacing w:after="320"/><w:jc w:val="center"/></w:pPr><w:r><w:rPr><w:color w:val="1F2D3D"/><w:sz w:val="34"/><w:szCs w:val="34"/></w:rPr><w:t xml:space="preserve">ระบบบริหารจัดการเหตุการณ์ความปลอดภัย</w:t></w:r></w:p><w:tbl><w:tblPr><w:tblW w:type="dxa" w:w="9600"/><w:tblBorders><w:top w:val="none"/><w:left w:val="none"/><w:bottom w:val="none"/><w:right w:val="none"/><w:insideH w:val="single" w:color="auto" w:sz="4"/><w:insideV w:val="single" w:color="auto" w:sz="4"/></w:tblBorders></w:tblPr><w:tblGrid><w:gridCol w:w="9600"/></w:tblGrid><w:tr><w:tc><w:tcPr><w:tcW w:type="dxa" w:w="9600"/><w:shd w:fill="1A1A2E" w:color="auto" w:val="clear"/><w:tcMar><w:top w:type="dxa" w:w="200"/><w:left w:type="dxa" w:w="200"/><w:bottom w:type="dxa" w:w="200"/><w:right w:type="dxa" w:w="200"/></w:tcMar></w:tcPr><w:p><w:pPr><w:spacing w:after="40"/><w:jc w:val="center"/></w:pPr><w:r><w:rPr><w:color w:val="AEB8CC"/><w:sz w:val="30"/><w:szCs w:val="30"/></w:rPr><w:t xml:space="preserve">คู่มือสำหรับบทบาท</w:t></w:r></w:p><w:p><w:pPr><w:spacing w:after="20"/><w:jc w:val="center"/></w:pPr><w:r><w:rPr><w:b/><w:bCs/><w:color w:val="FFFFFF"/><w:sz w:val="46"/><w:szCs w:val="46"/></w:rPr><w:t xml:space="preserve">ผู้จัดการ SOC</w:t></w:r></w:p><w:p><w:pPr><w:jc w:val="center"/></w:pPr><w:r><w:rPr><w:color w:val="D7DEEC"/><w:sz w:val="32"/><w:szCs w:val="32"/></w:rPr><w:t xml:space="preserve">SOC Manager</w:t></w:r></w:p></w:tc></w:tr></w:tbl><w:p><w:pPr><w:spacing w:after="360"/></w:pPr></w:p><w:p><w:pPr><w:spacing w:after="40"/><w:jc w:val="center"/></w:pPr><w:r><w:rPr><w:color w:val="1F2D3D"/><w:sz w:val="28"/><w:szCs w:val="28"/></w:rPr><w:t xml:space="preserve">เวอร์ชันระบบ v1.7.1</w:t></w:r><w:r><w:rPr><w:color w:val="E1E6ED"/><w:sz w:val="28"/><w:szCs w:val="28"/></w:rPr><w:t xml:space="preserve">   ·   </w:t></w:r><w:r><w:rPr><w:color w:val="1F2D3D"/><w:sz w:val="28"/><w:szCs w:val="28"/></w:rPr><w:t xml:space="preserve">ปรับปรุงล่าสุด 18 กันยายน 2026</w:t></w:r></w:p><w:p><w:pPr><w:spacing w:after="40"/><w:jc w:val="center"/></w:pPr><w:r><w:rPr><w:color w:val="6C7888"/><w:sz w:val="28"/><w:szCs w:val="28"/></w:rPr><w:t xml:space="preserve">คู่มือฉบับที่ 1.3</w:t></w:r></w:p><w:p><w:pPr><w:spacing w:after="700"/></w:pPr></w:p><w:p><w:pPr><w:jc w:val="center"/></w:pPr><w:r><w:rPr><w:i/><w:iCs/><w:color w:val="6C7888"/><w:sz w:val="26"/><w:szCs w:val="26"/></w:rPr><w:t xml:space="preserve">เอกสารใช้ภายในองค์กร — บริษัท โทรคมนาคมแห่งชาติ จำกัด (มหาชน)</w:t></w:r></w:p><w:p><w:r><w:br w:type="page"/></w:r></w:p><w:p><w:pPr><w:sectPr><w:pgSz w:w="11906" w:h="16838" w:orient="portrait"/><w:pgMar w:top="1134" w:right="1134" w:bottom="1134" w:left="1134" w:header="708" w:footer="708" w:gutter="0"/><w:pgNumType/><w:docGrid w:linePitch="360"/></w:sectPr></w:pPr></w:p><w:p><w:pPr><w:spacing w:after="160"/></w:pPr><w:r><w:rPr><w:b/><w:bCs/><w:color w:val="1A1A2E"/><w:sz w:val="40"/><w:szCs w:val="40"/></w:rPr><w:t xml:space="preserve">สารบัญ</w:t></w:r></w:p><w:sdt><w:sdtPr><w:alias w:val="สารบัญ"/></w:sdtPr><w:sdtContent><w:p><w:r><w:fldChar w:fldCharType="begin" w:dirty="true"/><w:instrText xml:space="preserve">TOC \h \o &quot;1-2&quot;</w:instrText><w:fldChar w:fldCharType="separate"/></w:r></w:p><w:p><w:r><w:fldChar w:fldCharType="end"/></w:r></w:p></w:sdtContent></w:sdt><w:p><w:r><w:br w:type="page"/></w:r></w:p><w:p><w:pPr><w:pStyle w:val="Heading1"/></w:pPr><w:r><w:t xml:space="preserve">1. เกี่ยวกับคู่มือฉบับนี้</w:t></w:r></w:p><w:p><w:pPr><w:spacing w:after="120"/></w:pPr><w:r><w:rPr><w:sz w:val="32"/><w:szCs w:val="32"/></w:rPr><w:t xml:space="preserve">คู่มือฉบับนี้จัดทำขึ้นสำหรับ </w:t></w:r><w:r><w:rPr><w:b/><w:bCs/><w:sz w:val="32"/><w:szCs w:val="32"/></w:rPr><w:t xml:space="preserve">ผู้จัดการ SOC (SOC Manager)</w:t></w:r><w:r><w:rPr><w:sz w:val="32"/><w:szCs w:val="32"/></w:rPr><w:t xml:space="preserve"> ผู้กำกับดูแลเหตุการณ์จริงทุกเรื่อง เป็นผู้เดียวที่กำหนดสถานะฉุกเฉิน ออกคำขอทีมตอบสนอง และอนุมัติการปิดตั๋วฉุกเฉิน</w:t></w:r></w:p><w:p><w:pPr><w:pStyle w:val="Heading2"/></w:pPr><w:r><w:t xml:space="preserve">ผู้อ่านและขอบเขต</w:t></w:r></w:p><w:p><w:pPr><w:pStyle w:val="ListParagraph"/><w:numPr><w:ilvl w:val="0"/><w:numId w:val="2"/></w:numPr><w:spacing w:after="60"/></w:pPr><w:r><w:rPr><w:b/><w:bCs/><w:sz w:val="32"/><w:szCs w:val="32"/></w:rPr><w:t xml:space="preserve">ผู้อ่าน: </w:t></w:r><w:r><w:rPr><w:sz w:val="32"/><w:szCs w:val="32"/></w:rPr><w:t xml:space="preserve">ผู้จัดการศูนย์ปฏิบัติการความปลอดภัย (SOC)</w:t></w:r></w:p><w:p><w:pPr><w:pStyle w:val="ListParagraph"/><w:numPr><w:ilvl w:val="0"/><w:numId w:val="2"/></w:numPr><w:spacing w:after="60"/></w:pPr><w:r><w:rPr><w:b/><w:bCs/><w:sz w:val="32"/><w:szCs w:val="32"/></w:rPr><w:t xml:space="preserve">ขอบเขต: </w:t></w:r><w:r><w:rPr><w:sz w:val="32"/><w:szCs w:val="32"/></w:rPr><w:t xml:space="preserve">เฉพาะงานและสิทธิ์ของบทบาทผู้จัดการ SOC</w:t></w:r></w:p><w:p><w:pPr><w:pStyle w:val="Heading2"/></w:pPr><w:r><w:t xml:space="preserve">สัญลักษณ์ที่ใช้ในคู่มือ</w:t></w:r></w:p><w:tbl><w:tblPr><w:tblW w:type="dxa" w:w="9600"/><w:tblBorders><w:top w:val="single" w:color="FDECEE" w:sz="2"/><w:left w:val="single" w:color="E63946" w:sz="28"/><w:bottom w:val="single" w:color="FDECEE" w:sz="2"/><w:right w:val="single" w:color="FDECEE" w:sz="2"/><w:insideH w:val="single" w:color="auto" w:sz="4"/><w:insideV w:val="single" w:color="auto" w:sz="4"/></w:tblBorders></w:tblPr><w:tblGrid><w:gridCol w:w="9600"/></w:tblGrid><w:tr><w:tc><w:tcPr><w:tcW w:type="dxa" w:w="9600"/><w:shd w:fill="FDECEE" w:color="auto" w:val="clear"/><w:tcMar><w:top w:type="dxa" w:w="140"/><w:left w:type="dxa" w:w="200"/><w:bottom w:type="dxa" w:w="140"/><w:right w:type="dxa" w:w="200"/></w:tcMar></w:tcPr><w:p><w:pPr><w:spacing w:after="60"/></w:pPr><w:r><w:rPr><w:b/><w:bCs/><w:color w:val="E63946"/><w:sz w:val="30"/><w:szCs w:val="30"/></w:rPr><w:t xml:space="preserve">ข้อควรระวัง</w:t></w:r></w:p><w:p><w:pPr><w:spacing w:after="0"/></w:pPr><w:r><w:rPr><w:sz w:val="32"/><w:szCs w:val="32"/></w:rPr><w:t xml:space="preserve">กล่องสีแดง — เรื่องที่ต้องระวังเป็นพิเศษ</w:t></w:r></w:p></w:tc></w:tr></w:tbl><w:p><w:pPr><w:spacing w:after="80"/></w:pPr></w:p><w:tbl><w:tblPr><w:tblW w:type="dxa" w:w="9600"/><w:tblBorders><w:top w:val="single" w:color="EAF1FB" w:sz="2"/><w:left w:val="single" w:color="245EA8" w:sz="28"/><w:bottom w:val="single" w:color="EAF1FB" w:sz="2"/><w:right w:val="single" w:color="EAF1FB" w:sz="2"/><w:insideH w:val="single" w:color="auto" w:sz="4"/><w:insideV w:val="single" w:color="auto" w:sz="4"/></w:tblBorders></w:tblPr><w:tblGrid><w:gridCol w:w="9600"/></w:tblGrid><w:tr><w:tc><w:tcPr><w:tcW w:type="dxa" w:w="9600"/><w:shd w:fill="EAF1FB" w:color="auto" w:val="clear"/><w:tcMar><w:top w:type="dxa" w:w="140"/><w:left w:type="dxa" w:w="200"/><w:bottom w:type="dxa" w:w="140"/><w:right w:type="dxa" w:w="200"/></w:tcMar></w:tcPr><w:p><w:pPr><w:spacing w:after="60"/></w:pPr><w:r><w:rPr><w:b/><w:bCs/><w:color w:val="245EA8"/><w:sz w:val="30"/><w:szCs w:val="30"/></w:rPr><w:t xml:space="preserve">เคล็ดลับ</w:t></w:r></w:p><w:p><w:pPr><w:spacing w:after="0"/></w:pPr><w:r><w:rPr><w:sz w:val="32"/><w:szCs w:val="32"/></w:rPr><w:t xml:space="preserve">กล่องสีน้ำเงิน — เคล็ดลับหรือคำแนะนำ</w:t></w:r></w:p></w:tc></w:tr></w:tbl><w:p><w:pPr><w:spacing w:after="80"/></w:pPr></w:p><w:tbl><w:tblPr><w:tblW w:type="dxa" w:w="9600"/><w:tblBorders><w:top w:val="single" w:color="F1F3F6" w:sz="2"/><w:left w:val="single" w:color="6C7888" w:sz="28"/><w:bottom w:val="single" w:color="F1F3F6" w:sz="2"/><w:right w:val="single" w:color="F1F3F6" w:sz="2"/><w:insideH w:val="single" w:color="auto" w:sz="4"/><w:insideV w:val="single" w:color="auto" w:sz="4"/></w:tblBorders></w:tblPr><w:tblGrid><w:gridCol w:w="9600"/></w:tblGrid><w:tr><w:tc><w:tcPr><w:tcW w:type="dxa" w:w="9600"/><w:shd w:fill="F1F3F6" w:color="auto" w:val="clear"/><w:tcMar><w:top w:type="dxa" w:w="140"/><w:left w:type="dxa" w:w="200"/><w:bottom w:type="dxa" w:w="140"/><w:right w:type="dxa" w:w="200"/></w:tcMar></w:tcPr><w:p><w:pPr><w:spacing w:after="60"/></w:pPr><w:r><w:rPr><w:b/><w:bCs/><w:color w:val="6C7888"/><w:sz w:val="30"/><w:szCs w:val="30"/></w:rPr><w:t xml:space="preserve">สิ่งที่ต้องจำ</w:t></w:r></w:p><w:p><w:pPr><w:spacing w:after="0"/></w:pPr><w:r><w:rPr><w:sz w:val="32"/><w:szCs w:val="32"/></w:rPr><w:t xml:space="preserve">กล่องสีเทา — ข้อเท็จจริงสำคัญที่ควรจำ</w:t></w:r></w:p></w:tc></w:tr></w:tbl><w:p><w:pPr><w:spacing w:after="120"/></w:pPr></w:p><w:tbl><w:tblPr><w:tblW w:type="dxa" w:w="9600"/><w:tblBorders><w:top w:val="single" w:color="F1F3F6" w:sz="2"/><w:left w:val="single" w:color="6C7888" w:sz="28"/><w:bottom w:val="single" w:color="F1F3F6" w:sz="2"/><w:right w:val="single" w:color="F1F3F6" w:sz="2"/><w:insideH w:val="single" w:color="auto" w:sz="4"/><w:insideV w:val="single" w:color="auto" w:sz="4"/></w:tblBorders></w:tblPr><w:tblGrid><w:gridCol w:w="9600"/></w:tblGrid><w:tr><w:tc><w:tcPr><w:tcW w:type="dxa" w:w="9600"/><w:shd w:fill="F1F3F6" w:color="auto" w:val="clear"/><w:tcMar><w:top w:type="dxa" w:w="140"/><w:left w:type="dxa" w:w="200"/><w:bottom w:type="dxa" w:w="140"/><w:right w:type="dxa" w:w="200"/></w:tcMar></w:tcPr><w:p><w:pPr><w:spacing w:after="60"/></w:pPr><w:r><w:rPr><w:b/><w:bCs/><w:color w:val="6C7888"/><w:sz w:val="30"/><w:szCs w:val="30"/></w:rPr><w:t xml:space="preserve">สิ่งที่ต้องจำ</w:t></w:r></w:p><w:p><w:pPr><w:spacing w:after="0"/></w:pPr><w:r><w:rPr><w:sz w:val="32"/><w:szCs w:val="32"/></w:rPr><w:t xml:space="preserve">ในคู่มือฉบับนี้ ตำแหน่งภาพหน้าจอยังเป็น </w:t></w:r><w:r><w:rPr><w:b/><w:bCs/><w:sz w:val="32"/><w:szCs w:val="32"/></w:rPr><w:t xml:space="preserve">กรอบว่าง (placeholder)</w:t></w:r><w:r><w:rPr><w:sz w:val="32"/><w:szCs w:val="32"/></w:rPr><w:t xml:space="preserve"> ระบบจะเติมภาพจริงในขั้นตอนถัดไป</w:t></w:r></w:p></w:tc></w:tr></w:tbl><w:p><w:pPr><w:pStyle w:val="Heading1"/></w:pPr><w:r><w:t xml:space="preserve">2. บทบาทของคุณโดยย่อ</w:t></w:r></w:p><w:p><w:pPr><w:spacing w:after="120"/></w:pPr><w:r><w:rPr><w:sz w:val="32"/><w:szCs w:val="32"/></w:rPr><w:t xml:space="preserve">ผู้จัดการ SOC คือจุดควบคุมของกระบวนการ เหตุการณ์จริงทุกเรื่องต้องผ่านการตรวจของคุณก่อนเริ่มงานควบคุม และมีอำนาจเฉพาะหลายอย่างที่ไม่มีบทบาทอื่นทำได้</w:t></w:r></w:p><w:p><w:pPr><w:pStyle w:val="Heading2"/></w:pPr><w:r><w:t xml:space="preserve">อำนาจเฉพาะของผู้จัดการ SOC</w:t></w:r></w:p><w:tbl><w:tblPr><w:tblW w:type="dxa" w:w="9600"/><w:tblBorders><w:top w:val="single" w:color="E1E6ED" w:sz="2"/><w:left w:val="single" w:color="E1E6ED" w:sz="2"/><w:bottom w:val="single" w:color="E1E6ED" w:sz="2"/><w:right w:val="single" w:color="E1E6ED" w:sz="2"/><w:insideH w:val="single" w:color="E1E6ED" w:sz="2"/><w:insideV w:val="single" w:color="E1E6ED" w:sz="2"/></w:tblBorders></w:tblPr><w:tblGrid><w:gridCol w:w="4200"/><w:gridCol w:w="5400"/></w:tblGrid><w:tr><w:trPr><w:cantSplit/><w:tblHeader/></w:trPr><w:tc><w:tcPr><w:tcW w:type="dxa" w:w="4200"/><w:shd w:fill="1A1A2E" w:color="auto" w:val="clear"/><w:tcMar><w:top w:type="dxa" w:w="80"/><w:left w:type="dxa" w:w="120"/><w:bottom w:type="dxa" w:w="80"/><w:right w:type="dxa" w:w="120"/></w:tcMar></w:tcPr><w:p><w:r><w:rPr><w:b/><w:bCs/><w:color w:val="FFFFFF"/><w:sz w:val="28"/><w:szCs w:val="28"/></w:rPr><w:t xml:space="preserve">อำนาจเฉพาะ (มีเพียงผู้จัดการ)</w:t></w:r></w:p></w:tc><w:tc><w:tcPr><w:tcW w:type="dxa" w:w="5400"/><w:shd w:fill="1A1A2E" w:color="auto" w:val="clear"/><w:tcMar><w:top w:type="dxa" w:w="80"/><w:left w:type="dxa" w:w="120"/><w:bottom w:type="dxa" w:w="80"/><w:right w:type="dxa" w:w="120"/></w:tcMar></w:tcPr><w:p><w:r><w:rPr><w:b/><w:bCs/><w:color w:val="FFFFFF"/><w:sz w:val="28"/><w:szCs w:val="28"/></w:rPr><w:t xml:space="preserve">คำอธิบาย</w:t></w:r></w:p></w:tc></w:tr><w:tr><w:trPr><w:cantSplit/></w:trPr><w:tc><w:tcPr><w:tcW w:type="dxa" w:w="4200"/><w:shd w:fill="FFFFFF" w:color="auto" w:val="clear"/><w:tcMar><w:top w:type="dxa" w:w="70"/><w:left w:type="dxa" w:w="120"/><w:bottom w:type="dxa" w:w="70"/><w:right w:type="dxa" w:w="120"/></w:tcMar></w:tcPr><w:p><w:pPr><w:spacing w:after="0"/></w:pPr><w:r><w:rPr><w:sz w:val="28"/><w:szCs w:val="28"/></w:rPr><w:t xml:space="preserve">กำหนด/ประเมินสถานะฉุกเฉิน</w:t></w:r></w:p></w:tc><w:tc><w:tcPr><w:tcW w:type="dxa" w:w="5400"/><w:shd w:fill="FFFFFF" w:color="auto" w:val="clear"/><w:tcMar><w:top w:type="dxa" w:w="70"/><w:left w:type="dxa" w:w="120"/><w:bottom w:type="dxa" w:w="70"/><w:right w:type="dxa" w:w="120"/></w:tcMar></w:tcPr><w:p><w:pPr><w:spacing w:after="0"/></w:pPr><w:r><w:rPr><w:sz w:val="28"/><w:szCs w:val="28"/></w:rPr><w:t xml:space="preserve">ตั้งหรือยกเลิกแฟล็กฉุกเฉิน — ไม่มีบทบาทอื่นทำได้</w:t></w:r></w:p></w:tc></w:tr><w:tr><w:trPr><w:cantSplit/></w:trPr><w:tc><w:tcPr><w:tcW w:type="dxa" w:w="4200"/><w:shd w:fill="F7F8FA" w:color="auto" w:val="clear"/><w:tcMar><w:top w:type="dxa" w:w="70"/><w:left w:type="dxa" w:w="120"/><w:bottom w:type="dxa" w:w="70"/><w:right w:type="dxa" w:w="120"/></w:tcMar></w:tcPr><w:p><w:pPr><w:spacing w:after="0"/></w:pPr><w:r><w:rPr><w:sz w:val="28"/><w:szCs w:val="28"/></w:rPr><w:t xml:space="preserve">ออกคำขอทีมตอบสนอง</w:t></w:r></w:p></w:tc><w:tc><w:tcPr><w:tcW w:type="dxa" w:w="5400"/><w:shd w:fill="F7F8FA" w:color="auto" w:val="clear"/><w:tcMar><w:top w:type="dxa" w:w="70"/><w:left w:type="dxa" w:w="120"/><w:bottom w:type="dxa" w:w="70"/><w:right w:type="dxa" w:w="120"/></w:tcMar></w:tcPr><w:p><w:pPr><w:spacing w:after="0"/></w:pPr><w:r><w:rPr><w:sz w:val="28"/><w:szCs w:val="28"/></w:rPr><w:t xml:space="preserve">มอบงานให้ทีมพิสูจน์หลักฐาน/ทดสอบเจาะระบบนอก SOC</w:t></w:r></w:p></w:tc></w:tr><w:tr><w:trPr><w:cantSplit/></w:trPr><w:tc><w:tcPr><w:tcW w:type="dxa" w:w="4200"/><w:shd w:fill="FFFFFF" w:color="auto" w:val="clear"/><w:tcMar><w:top w:type="dxa" w:w="70"/><w:left w:type="dxa" w:w="120"/><w:bottom w:type="dxa" w:w="70"/><w:right w:type="dxa" w:w="120"/></w:tcMar></w:tcPr><w:p><w:pPr><w:spacing w:after="0"/></w:pPr><w:r><w:rPr><w:sz w:val="28"/><w:szCs w:val="28"/></w:rPr><w:t xml:space="preserve">อนุมัติปิดตั๋วฉุกเฉิน</w:t></w:r></w:p></w:tc><w:tc><w:tcPr><w:tcW w:type="dxa" w:w="5400"/><w:shd w:fill="FFFFFF" w:color="auto" w:val="clear"/><w:tcMar><w:top w:type="dxa" w:w="70"/><w:left w:type="dxa" w:w="120"/><w:bottom w:type="dxa" w:w="70"/><w:right w:type="dxa" w:w="120"/></w:tcMar></w:tcPr><w:p><w:pPr><w:spacing w:after="0"/></w:pPr><w:r><w:rPr><w:sz w:val="28"/><w:szCs w:val="28"/></w:rPr><w:t xml:space="preserve">ตั๋วฉุกเฉินต้องผ่านการอนุมัติของคุณก่อนปิด</w:t></w:r></w:p></w:tc></w:tr><w:tr><w:trPr><w:cantSplit/></w:trPr><w:tc><w:tcPr><w:tcW w:type="dxa" w:w="4200"/><w:shd w:fill="F7F8FA" w:color="auto" w:val="clear"/><w:tcMar><w:top w:type="dxa" w:w="70"/><w:left w:type="dxa" w:w="120"/><w:bottom w:type="dxa" w:w="70"/><w:right w:type="dxa" w:w="120"/></w:tcMar></w:tcPr><w:p><w:pPr><w:spacing w:after="0"/></w:pPr><w:r><w:rPr><w:sz w:val="28"/><w:szCs w:val="28"/></w:rPr><w:t xml:space="preserve">ตรวจการปิดแบบ Event ที่ถูกปรับลด</w:t></w:r></w:p></w:tc><w:tc><w:tcPr><w:tcW w:type="dxa" w:w="5400"/><w:shd w:fill="F7F8FA" w:color="auto" w:val="clear"/><w:tcMar><w:top w:type="dxa" w:w="70"/><w:left w:type="dxa" w:w="120"/><w:bottom w:type="dxa" w:w="70"/><w:right w:type="dxa" w:w="120"/></w:tcMar></w:tcPr><w:p><w:pPr><w:spacing w:after="0"/></w:pPr><w:r><w:rPr><w:sz w:val="28"/><w:szCs w:val="28"/></w:rPr><w:t xml:space="preserve">ตัดสินว่าเห็นด้วยหรือตีกลับให้ Tier 2</w:t></w:r></w:p></w:tc></w:tr></w:tbl><w:p><w:pPr><w:spacing w:after="140"/></w:pPr></w:p><w:tbl><w:tblPr><w:tblW w:type="dxa" w:w="9600"/><w:tblBorders><w:top w:val="single" w:color="FDECEE" w:sz="2"/><w:left w:val="single" w:color="E63946" w:sz="28"/><w:bottom w:val="single" w:color="FDECEE" w:sz="2"/><w:right w:val="single" w:color="FDECEE" w:sz="2"/><w:insideH w:val="single" w:color="auto" w:sz="4"/><w:insideV w:val="single" w:color="auto" w:sz="4"/></w:tblBorders></w:tblPr><w:tblGrid><w:gridCol w:w="9600"/></w:tblGrid><w:tr><w:tc><w:tcPr><w:tcW w:type="dxa" w:w="9600"/><w:shd w:fill="FDECEE" w:color="auto" w:val="clear"/><w:tcMar><w:top w:type="dxa" w:w="140"/><w:left w:type="dxa" w:w="200"/><w:bottom w:type="dxa" w:w="140"/><w:right w:type="dxa" w:w="200"/></w:tcMar></w:tcPr><w:p><w:pPr><w:spacing w:after="60"/></w:pPr><w:r><w:rPr><w:b/><w:bCs/><w:color w:val="E63946"/><w:sz w:val="30"/><w:szCs w:val="30"/></w:rPr><w:t xml:space="preserve">ข้อควรระวัง</w:t></w:r></w:p><w:p><w:pPr><w:spacing w:after="0"/></w:pPr><w:r><w:rPr><w:sz w:val="32"/><w:szCs w:val="32"/></w:rPr><w:t xml:space="preserve">ผู้จัดการ </w:t></w:r><w:r><w:rPr><w:b/><w:bCs/><w:sz w:val="32"/><w:szCs w:val="32"/></w:rPr><w:t xml:space="preserve">เปลี่ยนช่องทางการจัดการไม่ได้</w:t></w:r><w:r><w:rPr><w:sz w:val="32"/><w:szCs w:val="32"/></w:rPr><w:t xml:space="preserve"> — ทำได้เพียงส่งต่อไปตามช่องทาง (ผู้ดูแลระบบ หรือเจ้าของระบบ) ที่นักวิเคราะห์ระดับ 1 เลือกไว้แล้ว หากไม่เหมาะสมต้องประสานกับผู้เปิดตั๋ว</w:t></w:r></w:p></w:tc></w:tr></w:tbl><w:p><w:pPr><w:pStyle w:val="Heading1"/></w:pPr><w:r><w:t xml:space="preserve">3. การเข้าสู่ระบบ</w:t></w:r></w:p><w:p><w:pPr><w:pStyle w:val="ListParagraph"/><w:numPr><w:ilvl w:val="0"/><w:numId w:val="3"/></w:numPr><w:spacing w:after="80"/></w:pPr><w:r><w:rPr><w:sz w:val="32"/><w:szCs w:val="32"/></w:rPr><w:t xml:space="preserve">เปิดเว็บเบราว์เซอร์ แล้วไปยังที่อยู่ของระบบที่ผู้ดูแลระบบแจ้ง</w:t></w:r></w:p><w:p><w:pPr><w:pStyle w:val="ListParagraph"/><w:numPr><w:ilvl w:val="0"/><w:numId w:val="3"/></w:numPr><w:spacing w:after="80"/></w:pPr><w:r><w:rPr><w:sz w:val="32"/><w:szCs w:val="32"/></w:rPr><w:t xml:space="preserve">กรอก </w:t></w:r><w:r><w:rPr><w:b/><w:bCs/><w:color w:val="1F2D3D"/><w:sz w:val="32"/><w:szCs w:val="32"/></w:rPr><w:t xml:space="preserve">ชื่อผู้ใช้ (Username)</w:t></w:r><w:r><w:rPr><w:sz w:val="32"/><w:szCs w:val="32"/></w:rPr><w:t xml:space="preserve"> และ </w:t></w:r><w:r><w:rPr><w:b/><w:bCs/><w:color w:val="1F2D3D"/><w:sz w:val="32"/><w:szCs w:val="32"/></w:rPr><w:t xml:space="preserve">รหัสผ่าน (Password)</w:t></w:r><w:r><w:rPr><w:sz w:val="32"/><w:szCs w:val="32"/></w:rPr><w:t xml:space="preserve"> แล้วกดเข้าสู่ระบบ</w:t></w:r></w:p><w:tbl><w:tblPr><w:tblW w:type="dxa" w:w="9600"/><w:tblBorders><w:top w:val="dashed" w:color="9DB4D4" w:sz="6"/><w:left w:val="dashed" w:color="9DB4D4" w:sz="6"/><w:bottom w:val="dashed" w:color="9DB4D4" w:sz="6"/><w:right w:val="dashed" w:color="9DB4D4" w:sz="6"/><w:insideH w:val="single" w:color="auto" w:sz="4"/><w:insideV w:val="single" w:color="auto" w:sz="4"/></w:tblBorders></w:tblPr><w:tblGrid><w:gridCol w:w="9600"/></w:tblGrid><w:tr><w:tc><w:tcPr><w:tcW w:type="dxa" w:w="9600"/><w:shd w:fill="F7F8FA" w:color="auto" w:val="clear"/><w:tcMar><w:top w:type="dxa" w:w="520"/><w:left w:type="dxa" w:w="200"/><w:bottom w:type="dxa" w:w="520"/><w:right w:type="dxa" w:w="200"/></w:tcMar><w:vAlign w:val="center"/></w:tcPr><w:p><w:pPr><w:spacing w:after="40"/><w:jc w:val="center"/></w:pPr><w:r><w:rPr><w:b/><w:bCs/><w:color w:val="6C7888"/><w:sz w:val="30"/><w:szCs w:val="30"/></w:rPr><w:t xml:space="preserve">[ ตำแหน่งภาพหน้าจอ ]</w:t></w:r></w:p><w:p><w:pPr><w:spacing w:after="40"/><w:jc w:val="center"/></w:pPr><w:r><w:rPr><w:color w:val="1F2D3D"/><w:sz w:val="32"/><w:szCs w:val="32"/></w:rPr><w:t xml:space="preserve">หน้าเข้าสู่ระบบ</w:t></w:r></w:p><w:p><w:pPr><w:jc w:val="center"/></w:pPr><w:r><w:rPr><w:rFonts w:ascii="Consolas" w:cs="Consolas" w:eastAsia="Consolas" w:hAnsi="Consolas"/><w:color w:val="9AA6B4"/><w:sz w:val="24"/><w:szCs w:val="24"/></w:rPr><w:t xml:space="preserve">SHOT: MGR-login</w:t></w:r></w:p></w:tc></w:tr></w:tbl><w:p><w:pPr><w:spacing w:after="160" w:before="60"/><w:jc w:val="center"/></w:pPr><w:r><w:rPr><w:b/><w:bCs/><w:color w:val="245EA8"/><w:sz w:val="28"/><w:szCs w:val="28"/></w:rPr><w:t xml:space="preserve">รูปที่ 3-1  </w:t></w:r><w:r><w:rPr><w:i/><w:iCs/><w:color w:val="6C7888"/><w:sz w:val="28"/><w:szCs w:val="28"/></w:rPr><w:t xml:space="preserve">หน้าเข้าสู่ระบบ</w:t></w:r></w:p><w:tbl><w:tblPr><w:tblW w:type="dxa" w:w="9600"/><w:tblBorders><w:top w:val="single" w:color="F1F3F6" w:sz="2"/><w:left w:val="single" w:color="6C7888" w:sz="28"/><w:bottom w:val="single" w:color="F1F3F6" w:sz="2"/><w:right w:val="single" w:color="F1F3F6" w:sz="2"/><w:insideH w:val="single" w:color="auto" w:sz="4"/><w:insideV w:val="single" w:color="auto" w:sz="4"/></w:tblBorders></w:tblPr><w:tblGrid><w:gridCol w:w="9600"/></w:tblGrid><w:tr><w:tc><w:tcPr><w:tcW w:type="dxa" w:w="9600"/><w:shd w:fill="F1F3F6" w:color="auto" w:val="clear"/><w:tcMar><w:top w:type="dxa" w:w="140"/><w:left w:type="dxa" w:w="200"/><w:bottom w:type="dxa" w:w="140"/><w:right w:type="dxa" w:w="200"/></w:tcMar></w:tcPr><w:p><w:pPr><w:spacing w:after="60"/></w:pPr><w:r><w:rPr><w:b/><w:bCs/><w:color w:val="6C7888"/><w:sz w:val="30"/><w:szCs w:val="30"/></w:rPr><w:t xml:space="preserve">สิ่งที่ต้องจำ</w:t></w:r></w:p><w:p><w:pPr><w:spacing w:after="0"/></w:pPr><w:r><w:rPr><w:sz w:val="32"/><w:szCs w:val="32"/></w:rPr><w:t xml:space="preserve">บัญชีสร้างและกำหนดบทบาทโดยผู้ดูแลระบบ SOC หากบัญชีถูกล็อก (ผิดเกิน 5 ครั้ง) ให้ติดต่อผู้ดูแลระบบ</w:t></w:r></w:p></w:tc></w:tr></w:tbl><w:p><w:pPr><w:pStyle w:val="Heading1"/></w:pPr><w:r><w:t xml:space="preserve">4. หน้าจอและเมนูของคุณ</w:t></w:r></w:p><w:tbl><w:tblPr><w:tblW w:type="dxa" w:w="9600"/><w:tblBorders><w:top w:val="single" w:color="E1E6ED" w:sz="2"/><w:left w:val="single" w:color="E1E6ED" w:sz="2"/><w:bottom w:val="single" w:color="E1E6ED" w:sz="2"/><w:right w:val="single" w:color="E1E6ED" w:sz="2"/><w:insideH w:val="single" w:color="E1E6ED" w:sz="2"/><w:insideV w:val="single" w:color="E1E6ED" w:sz="2"/></w:tblBorders></w:tblPr><w:tblGrid><w:gridCol w:w="4200"/><w:gridCol w:w="5400"/></w:tblGrid><w:tr><w:trPr><w:cantSplit/><w:tblHeader/></w:trPr><w:tc><w:tcPr><w:tcW w:type="dxa" w:w="4200"/><w:shd w:fill="1A1A2E" w:color="auto" w:val="clear"/><w:tcMar><w:top w:type="dxa" w:w="80"/><w:left w:type="dxa" w:w="120"/><w:bottom w:type="dxa" w:w="80"/><w:right w:type="dxa" w:w="120"/></w:tcMar></w:tcPr><w:p><w:r><w:rPr><w:b/><w:bCs/><w:color w:val="FFFFFF"/><w:sz w:val="28"/><w:szCs w:val="28"/></w:rPr><w:t xml:space="preserve">กลุ่ม / เมนู</w:t></w:r></w:p></w:tc><w:tc><w:tcPr><w:tcW w:type="dxa" w:w="5400"/><w:shd w:fill="1A1A2E" w:color="auto" w:val="clear"/><w:tcMar><w:top w:type="dxa" w:w="80"/><w:left w:type="dxa" w:w="120"/><w:bottom w:type="dxa" w:w="80"/><w:right w:type="dxa" w:w="120"/></w:tcMar></w:tcPr><w:p><w:r><w:rPr><w:b/><w:bCs/><w:color w:val="FFFFFF"/><w:sz w:val="28"/><w:szCs w:val="28"/></w:rPr><w:t xml:space="preserve">หน้าที่</w:t></w:r></w:p></w:tc></w:tr><w:tr><w:trPr><w:cantSplit/></w:trPr><w:tc><w:tcPr><w:tcW w:type="dxa" w:w="4200"/><w:shd w:fill="FFFFFF" w:color="auto" w:val="clear"/><w:tcMar><w:top w:type="dxa" w:w="70"/><w:left w:type="dxa" w:w="120"/><w:bottom w:type="dxa" w:w="70"/><w:right w:type="dxa" w:w="120"/></w:tcMar></w:tcPr><w:p><w:pPr><w:spacing w:after="0"/></w:pPr><w:r><w:rPr><w:b/><w:bCs/><w:color w:val="245EA8"/><w:sz w:val="32"/><w:szCs w:val="32"/></w:rPr><w:t xml:space="preserve">ภาพรวม › แดชบอร์ด SOC</w:t></w:r></w:p></w:tc><w:tc><w:tcPr><w:tcW w:type="dxa" w:w="5400"/><w:shd w:fill="FFFFFF" w:color="auto" w:val="clear"/><w:tcMar><w:top w:type="dxa" w:w="70"/><w:left w:type="dxa" w:w="120"/><w:bottom w:type="dxa" w:w="70"/><w:right w:type="dxa" w:w="120"/></w:tcMar></w:tcPr><w:p><w:pPr><w:spacing w:after="0"/></w:pPr><w:r><w:rPr><w:sz w:val="28"/><w:szCs w:val="28"/></w:rPr><w:t xml:space="preserve">ภาพรวมสถานะงานและตัวชี้วัดของทีม</w:t></w:r></w:p></w:tc></w:tr><w:tr><w:trPr><w:cantSplit/></w:trPr><w:tc><w:tcPr><w:tcW w:type="dxa" w:w="4200"/><w:shd w:fill="F7F8FA" w:color="auto" w:val="clear"/><w:tcMar><w:top w:type="dxa" w:w="70"/><w:left w:type="dxa" w:w="120"/><w:bottom w:type="dxa" w:w="70"/><w:right w:type="dxa" w:w="120"/></w:tcMar></w:tcPr><w:p><w:pPr><w:spacing w:after="0"/></w:pPr><w:r><w:rPr><w:b/><w:bCs/><w:color w:val="245EA8"/><w:sz w:val="32"/><w:szCs w:val="32"/></w:rPr><w:t xml:space="preserve">คิวงานต่างๆ › คิวงานผู้จัดการ</w:t></w:r></w:p></w:tc><w:tc><w:tcPr><w:tcW w:type="dxa" w:w="5400"/><w:shd w:fill="F7F8FA" w:color="auto" w:val="clear"/><w:tcMar><w:top w:type="dxa" w:w="70"/><w:left w:type="dxa" w:w="120"/><w:bottom w:type="dxa" w:w="70"/><w:right w:type="dxa" w:w="120"/></w:tcMar></w:tcPr><w:p><w:pPr><w:spacing w:after="0"/></w:pPr><w:r><w:rPr><w:sz w:val="28"/><w:szCs w:val="28"/></w:rPr><w:t xml:space="preserve">คิวหลักของคุณ: เคสที่รอผู้จัดการตรวจ อนุมัติ หรือตรวจการปิด Event</w:t></w:r></w:p></w:tc></w:tr><w:tr><w:trPr><w:cantSplit/></w:trPr><w:tc><w:tcPr><w:tcW w:type="dxa" w:w="4200"/><w:shd w:fill="FFFFFF" w:color="auto" w:val="clear"/><w:tcMar><w:top w:type="dxa" w:w="70"/><w:left w:type="dxa" w:w="120"/><w:bottom w:type="dxa" w:w="70"/><w:right w:type="dxa" w:w="120"/></w:tcMar></w:tcPr><w:p><w:pPr><w:spacing w:after="0"/></w:pPr><w:r><w:rPr><w:b/><w:bCs/><w:color w:val="245EA8"/><w:sz w:val="32"/><w:szCs w:val="32"/></w:rPr><w:t xml:space="preserve">คิวงานต่างๆ › คำขอตอบสนองเหตุการณ์</w:t></w:r><w:r><w:rPr><w:sz w:val="32"/><w:szCs w:val="32"/></w:rPr><w:t xml:space="preserve"> (งานตอบสนอง)</w:t></w:r></w:p></w:tc><w:tc><w:tcPr><w:tcW w:type="dxa" w:w="5400"/><w:shd w:fill="FFFFFF" w:color="auto" w:val="clear"/><w:tcMar><w:top w:type="dxa" w:w="70"/><w:left w:type="dxa" w:w="120"/><w:bottom w:type="dxa" w:w="70"/><w:right w:type="dxa" w:w="120"/></w:tcMar></w:tcPr><w:p><w:pPr><w:spacing w:after="0"/></w:pPr><w:r><w:rPr><w:sz w:val="28"/><w:szCs w:val="28"/></w:rPr><w:t xml:space="preserve">ภาพรวมคำขอทีมตอบสนองทุกทีม</w:t></w:r></w:p></w:tc></w:tr><w:tr><w:trPr><w:cantSplit/></w:trPr><w:tc><w:tcPr><w:tcW w:type="dxa" w:w="4200"/><w:shd w:fill="F7F8FA" w:color="auto" w:val="clear"/><w:tcMar><w:top w:type="dxa" w:w="70"/><w:left w:type="dxa" w:w="120"/><w:bottom w:type="dxa" w:w="70"/><w:right w:type="dxa" w:w="120"/></w:tcMar></w:tcPr><w:p><w:pPr><w:spacing w:after="0"/></w:pPr><w:r><w:rPr><w:b/><w:bCs/><w:color w:val="245EA8"/><w:sz w:val="32"/><w:szCs w:val="32"/></w:rPr><w:t xml:space="preserve">เคส › เคสที่กำลังดำเนินการอยู่ / ประวัติเคสที่ปิดไปแล้ว / ค้นหา IOC</w:t></w:r></w:p></w:tc><w:tc><w:tcPr><w:tcW w:type="dxa" w:w="5400"/><w:shd w:fill="F7F8FA" w:color="auto" w:val="clear"/><w:tcMar><w:top w:type="dxa" w:w="70"/><w:left w:type="dxa" w:w="120"/><w:bottom w:type="dxa" w:w="70"/><w:right w:type="dxa" w:w="120"/></w:tcMar></w:tcPr><w:p><w:pPr><w:spacing w:after="0"/></w:pPr><w:r><w:rPr><w:sz w:val="28"/><w:szCs w:val="28"/></w:rPr><w:t xml:space="preserve">ตั๋วงานทั้งหมด, ประวัติ, และการค้นหา</w:t></w:r></w:p></w:tc></w:tr><w:tr><w:trPr><w:cantSplit/></w:trPr><w:tc><w:tcPr><w:tcW w:type="dxa" w:w="4200"/><w:shd w:fill="FFFFFF" w:color="auto" w:val="clear"/><w:tcMar><w:top w:type="dxa" w:w="70"/><w:left w:type="dxa" w:w="120"/><w:bottom w:type="dxa" w:w="70"/><w:right w:type="dxa" w:w="120"/></w:tcMar></w:tcPr><w:p><w:pPr><w:spacing w:after="0"/></w:pPr><w:r><w:rPr><w:b/><w:bCs/><w:color w:val="245EA8"/><w:sz w:val="32"/><w:szCs w:val="32"/></w:rPr><w:t xml:space="preserve">ตั้งค่าระบบ › แผงควบคุมผู้ดูแลระบบ</w:t></w:r></w:p></w:tc><w:tc><w:tcPr><w:tcW w:type="dxa" w:w="5400"/><w:shd w:fill="FFFFFF" w:color="auto" w:val="clear"/><w:tcMar><w:top w:type="dxa" w:w="70"/><w:left w:type="dxa" w:w="120"/><w:bottom w:type="dxa" w:w="70"/><w:right w:type="dxa" w:w="120"/></w:tcMar></w:tcPr><w:p><w:pPr><w:spacing w:after="0"/></w:pPr><w:r><w:rPr><w:sz w:val="28"/><w:szCs w:val="28"/></w:rPr><w:t xml:space="preserve">หน้าจัดการระบบ (สำหรับผู้ดูแล/ผู้จัดการ)</w:t></w:r></w:p></w:tc></w:tr></w:tbl><w:tbl><w:tblPr><w:tblW w:type="dxa" w:w="9600"/><w:tblBorders><w:top w:val="dashed" w:color="9DB4D4" w:sz="6"/><w:left w:val="dashed" w:color="9DB4D4" w:sz="6"/><w:bottom w:val="dashed" w:color="9DB4D4" w:sz="6"/><w:right w:val="dashed" w:color="9DB4D4" w:sz="6"/><w:insideH w:val="single" w:color="auto" w:sz="4"/><w:insideV w:val="single" w:color="auto" w:sz="4"/></w:tblBorders></w:tblPr><w:tblGrid><w:gridCol w:w="9600"/></w:tblGrid><w:tr><w:tc><w:tcPr><w:tcW w:type="dxa" w:w="9600"/><w:shd w:fill="F7F8FA" w:color="auto" w:val="clear"/><w:tcMar><w:top w:type="dxa" w:w="520"/><w:left w:type="dxa" w:w="200"/><w:bottom w:type="dxa" w:w="520"/><w:right w:type="dxa" w:w="200"/></w:tcMar><w:vAlign w:val="center"/></w:tcPr><w:p><w:pPr><w:spacing w:after="40"/><w:jc w:val="center"/></w:pPr><w:r><w:rPr><w:b/><w:bCs/><w:color w:val="6C7888"/><w:sz w:val="30"/><w:szCs w:val="30"/></w:rPr><w:t xml:space="preserve">[ ตำแหน่งภาพหน้าจอ ]</w:t></w:r></w:p><w:p><w:pPr><w:spacing w:after="40"/><w:jc w:val="center"/></w:pPr><w:r><w:rPr><w:color w:val="1F2D3D"/><w:sz w:val="32"/><w:szCs w:val="32"/></w:rPr><w:t xml:space="preserve">แถบเมนูด้านซ้ายสำหรับผู้จัดการ SOC พร้อมตัวเลขงานค้างในคิวงานผู้จัดการ</w:t></w:r></w:p><w:p><w:pPr><w:jc w:val="center"/></w:pPr><w:r><w:rPr><w:rFonts w:ascii="Consolas" w:cs="Consolas" w:eastAsia="Consolas" w:hAnsi="Consolas"/><w:color w:val="9AA6B4"/><w:sz w:val="24"/><w:szCs w:val="24"/></w:rPr><w:t xml:space="preserve">SHOT: MGR-sidebar</w:t></w:r></w:p></w:tc></w:tr></w:tbl><w:p><w:pPr><w:spacing w:after="160" w:before="60"/><w:jc w:val="center"/></w:pPr><w:r><w:rPr><w:b/><w:bCs/><w:color w:val="245EA8"/><w:sz w:val="28"/><w:szCs w:val="28"/></w:rPr><w:t xml:space="preserve">รูปที่ 4-1  </w:t></w:r><w:r><w:rPr><w:i/><w:iCs/><w:color w:val="6C7888"/><w:sz w:val="28"/><w:szCs w:val="28"/></w:rPr><w:t xml:space="preserve">แถบเมนูด้านซ้ายสำหรับผู้จัดการ SOC พร้อมตัวเลขงานค้างในคิวงานผู้จัดการ</w:t></w:r></w:p><w:p><w:pPr><w:pStyle w:val="Heading2"/></w:pPr><w:r><w:t xml:space="preserve">4.1 อ่านแดชบอร์ด SOC (ปรับปรุง v1.7.0)</w:t></w:r></w:p><w:p><w:pPr><w:spacing w:after="120"/></w:pPr><w:r><w:rPr><w:sz w:val="32"/><w:szCs w:val="32"/></w:rPr><w:t xml:space="preserve">เมนู </w:t></w:r><w:r><w:rPr><w:b/><w:bCs/><w:color w:val="245EA8"/><w:sz w:val="32"/><w:szCs w:val="32"/></w:rPr><w:t xml:space="preserve">ภาพรวม › แดชบอร์ด SOC</w:t></w:r><w:r><w:rPr><w:sz w:val="32"/><w:szCs w:val="32"/></w:rPr><w:t xml:space="preserve"> ถูกออกแบบใหม่ใน v1.7.0 ให้ดูภาระงานของทีมได้เร็วขึ้น ประกอบด้วย</w:t></w:r></w:p><w:tbl><w:tblPr><w:tblW w:type="dxa" w:w="9600"/><w:tblBorders><w:top w:val="single" w:color="E1E6ED" w:sz="2"/><w:left w:val="single" w:color="E1E6ED" w:sz="2"/><w:bottom w:val="single" w:color="E1E6ED" w:sz="2"/><w:right w:val="single" w:color="E1E6ED" w:sz="2"/><w:insideH w:val="single" w:color="E1E6ED" w:sz="2"/><w:insideV w:val="single" w:color="E1E6ED" w:sz="2"/></w:tblBorders></w:tblPr><w:tblGrid><w:gridCol w:w="3400"/><w:gridCol w:w="6200"/></w:tblGrid><w:tr><w:trPr><w:cantSplit/><w:tblHeader/></w:trPr><w:tc><w:tcPr><w:tcW w:type="dxa" w:w="3400"/><w:shd w:fill="1A1A2E" w:color="auto" w:val="clear"/><w:tcMar><w:top w:type="dxa" w:w="80"/><w:left w:type="dxa" w:w="120"/><w:bottom w:type="dxa" w:w="80"/><w:right w:type="dxa" w:w="120"/></w:tcMar></w:tcPr><w:p><w:r><w:rPr><w:b/><w:bCs/><w:color w:val="FFFFFF"/><w:sz w:val="28"/><w:szCs w:val="28"/></w:rPr><w:t xml:space="preserve">ส่วน</w:t></w:r></w:p></w:tc><w:tc><w:tcPr><w:tcW w:type="dxa" w:w="6200"/><w:shd w:fill="1A1A2E" w:color="auto" w:val="clear"/><w:tcMar><w:top w:type="dxa" w:w="80"/><w:left w:type="dxa" w:w="120"/><w:bottom w:type="dxa" w:w="80"/><w:right w:type="dxa" w:w="120"/></w:tcMar></w:tcPr><w:p><w:r><w:rPr><w:b/><w:bCs/><w:color w:val="FFFFFF"/><w:sz w:val="28"/><w:szCs w:val="28"/></w:rPr><w:t xml:space="preserve">บอกอะไร</w:t></w:r></w:p></w:tc></w:tr><w:tr><w:trPr><w:cantSplit/></w:trPr><w:tc><w:tcPr><w:tcW w:type="dxa" w:w="3400"/><w:shd w:fill="FFFFFF" w:color="auto" w:val="clear"/><w:tcMar><w:top w:type="dxa" w:w="70"/><w:left w:type="dxa" w:w="120"/><w:bottom w:type="dxa" w:w="70"/><w:right w:type="dxa" w:w="120"/></w:tcMar></w:tcPr><w:p><w:pPr><w:spacing w:after="0"/></w:pPr><w:r><w:rPr><w:sz w:val="28"/><w:szCs w:val="28"/></w:rPr><w:t xml:space="preserve">การ์ดตัวเลขสี่ใบ</w:t></w:r></w:p></w:tc><w:tc><w:tcPr><w:tcW w:type="dxa" w:w="6200"/><w:shd w:fill="FFFFFF" w:color="auto" w:val="clear"/><w:tcMar><w:top w:type="dxa" w:w="70"/><w:left w:type="dxa" w:w="120"/><w:bottom w:type="dxa" w:w="70"/><w:right w:type="dxa" w:w="120"/></w:tcMar></w:tcPr><w:p><w:pPr><w:spacing w:after="0"/></w:pPr><w:r><w:rPr><w:sz w:val="28"/><w:szCs w:val="28"/></w:rPr><w:t xml:space="preserve">คดีที่กำลังดำเนินการ, ความรุนแรงระดับวิกฤต, ปิดเดือนนี้, และเวลามัธยฐานในการแก้ไข (MTTR)</w:t></w:r></w:p></w:tc></w:tr><w:tr><w:trPr><w:cantSplit/></w:trPr><w:tc><w:tcPr><w:tcW w:type="dxa" w:w="3400"/><w:shd w:fill="F7F8FA" w:color="auto" w:val="clear"/><w:tcMar><w:top w:type="dxa" w:w="70"/><w:left w:type="dxa" w:w="120"/><w:bottom w:type="dxa" w:w="70"/><w:right w:type="dxa" w:w="120"/></w:tcMar></w:tcPr><w:p><w:pPr><w:spacing w:after="0"/></w:pPr><w:r><w:rPr><w:b/><w:bCs/><w:sz w:val="32"/><w:szCs w:val="32"/></w:rPr><w:t xml:space="preserve">Analyst Workload</w:t></w:r><w:r><w:rPr><w:sz w:val="32"/><w:szCs w:val="32"/></w:rPr><w:t xml:space="preserve"> — งานที่ต้องดำเนินการเอง</w:t></w:r></w:p></w:tc><w:tc><w:tcPr><w:tcW w:type="dxa" w:w="6200"/><w:shd w:fill="F7F8FA" w:color="auto" w:val="clear"/><w:tcMar><w:top w:type="dxa" w:w="70"/><w:left w:type="dxa" w:w="120"/><w:bottom w:type="dxa" w:w="70"/><w:right w:type="dxa" w:w="120"/></w:tcMar></w:tcPr><w:p><w:pPr><w:spacing w:after="0"/></w:pPr><w:r><w:rPr><w:sz w:val="28"/><w:szCs w:val="28"/></w:rPr><w:t xml:space="preserve">ภาระงานรายบุคคล: ใครมีงานต้องทำกี่เรื่อง รอดำเนินการกี่เรื่อง — ใช้เกลี่ยงานในทีม</w:t></w:r></w:p></w:tc></w:tr><w:tr><w:trPr><w:cantSplit/></w:trPr><w:tc><w:tcPr><w:tcW w:type="dxa" w:w="3400"/><w:shd w:fill="FFFFFF" w:color="auto" w:val="clear"/><w:tcMar><w:top w:type="dxa" w:w="70"/><w:left w:type="dxa" w:w="120"/><w:bottom w:type="dxa" w:w="70"/><w:right w:type="dxa" w:w="120"/></w:tcMar></w:tcPr><w:p><w:pPr><w:spacing w:after="0"/></w:pPr><w:r><w:rPr><w:b/><w:bCs/><w:sz w:val="32"/><w:szCs w:val="32"/></w:rPr><w:t xml:space="preserve">Pipeline</w:t></w:r><w:r><w:rPr><w:sz w:val="32"/><w:szCs w:val="32"/></w:rPr><w:t xml:space="preserve"> — สถานะที่กำลังดำเนินการ</w:t></w:r></w:p></w:tc><w:tc><w:tcPr><w:tcW w:type="dxa" w:w="6200"/><w:shd w:fill="FFFFFF" w:color="auto" w:val="clear"/><w:tcMar><w:top w:type="dxa" w:w="70"/><w:left w:type="dxa" w:w="120"/><w:bottom w:type="dxa" w:w="70"/><w:right w:type="dxa" w:w="120"/></w:tcMar></w:tcPr><w:p><w:pPr><w:spacing w:after="0"/></w:pPr><w:r><w:rPr><w:sz w:val="28"/><w:szCs w:val="28"/></w:rPr><w:t xml:space="preserve">งานค้างอยู่ที่ขั้นตอนใดมากที่สุด ชี้จุดคอขวดของกระบวนการ</w:t></w:r></w:p></w:tc></w:tr><w:tr><w:trPr><w:cantSplit/></w:trPr><w:tc><w:tcPr><w:tcW w:type="dxa" w:w="3400"/><w:shd w:fill="F7F8FA" w:color="auto" w:val="clear"/><w:tcMar><w:top w:type="dxa" w:w="70"/><w:left w:type="dxa" w:w="120"/><w:bottom w:type="dxa" w:w="70"/><w:right w:type="dxa" w:w="120"/></w:tcMar></w:tcPr><w:p><w:pPr><w:spacing w:after="0"/></w:pPr><w:r><w:rPr><w:b/><w:bCs/><w:sz w:val="32"/><w:szCs w:val="32"/></w:rPr><w:t xml:space="preserve">Active Cases</w:t></w:r><w:r><w:rPr><w:sz w:val="32"/><w:szCs w:val="32"/></w:rPr><w:t xml:space="preserve"> — รายละเอียดคดี</w:t></w:r></w:p></w:tc><w:tc><w:tcPr><w:tcW w:type="dxa" w:w="6200"/><w:shd w:fill="F7F8FA" w:color="auto" w:val="clear"/><w:tcMar><w:top w:type="dxa" w:w="70"/><w:left w:type="dxa" w:w="120"/><w:bottom w:type="dxa" w:w="70"/><w:right w:type="dxa" w:w="120"/></w:tcMar></w:tcPr><w:p><w:pPr><w:spacing w:after="0"/></w:pPr><w:r><w:rPr><w:sz w:val="28"/><w:szCs w:val="28"/></w:rPr><w:t xml:space="preserve">ตารางคดีที่เปิดอยู่ กดหัวคอลัมน์เพื่อเรียงลำดับได้</w:t></w:r></w:p></w:tc></w:tr><w:tr><w:trPr><w:cantSplit/></w:trPr><w:tc><w:tcPr><w:tcW w:type="dxa" w:w="3400"/><w:shd w:fill="FFFFFF" w:color="auto" w:val="clear"/><w:tcMar><w:top w:type="dxa" w:w="70"/><w:left w:type="dxa" w:w="120"/><w:bottom w:type="dxa" w:w="70"/><w:right w:type="dxa" w:w="120"/></w:tcMar></w:tcPr><w:p><w:pPr><w:spacing w:after="0"/></w:pPr><w:r><w:rPr><w:b/><w:bCs/><w:sz w:val="32"/><w:szCs w:val="32"/></w:rPr><w:t xml:space="preserve">Daily Case Volume</w:t></w:r></w:p></w:tc><w:tc><w:tcPr><w:tcW w:type="dxa" w:w="6200"/><w:shd w:fill="FFFFFF" w:color="auto" w:val="clear"/><w:tcMar><w:top w:type="dxa" w:w="70"/><w:left w:type="dxa" w:w="120"/><w:bottom w:type="dxa" w:w="70"/><w:right w:type="dxa" w:w="120"/></w:tcMar></w:tcPr><w:p><w:pPr><w:spacing w:after="0"/></w:pPr><w:r><w:rPr><w:sz w:val="28"/><w:szCs w:val="28"/></w:rPr><w:t xml:space="preserve">ปริมาณคดีรายวันย้อนหลัง 30 วัน ใช้ดูแนวโน้ม</w:t></w:r></w:p></w:tc></w:tr></w:tbl><w:p><w:pPr><w:spacing w:after="140"/></w:pPr></w:p><w:tbl><w:tblPr><w:tblW w:type="dxa" w:w="9600"/><w:tblBorders><w:top w:val="dashed" w:color="9DB4D4" w:sz="6"/><w:left w:val="dashed" w:color="9DB4D4" w:sz="6"/><w:bottom w:val="dashed" w:color="9DB4D4" w:sz="6"/><w:right w:val="dashed" w:color="9DB4D4" w:sz="6"/><w:insideH w:val="single" w:color="auto" w:sz="4"/><w:insideV w:val="single" w:color="auto" w:sz="4"/></w:tblBorders></w:tblPr><w:tblGrid><w:gridCol w:w="9600"/></w:tblGrid><w:tr><w:tc><w:tcPr><w:tcW w:type="dxa" w:w="9600"/><w:shd w:fill="F7F8FA" w:color="auto" w:val="clear"/><w:tcMar><w:top w:type="dxa" w:w="520"/><w:left w:type="dxa" w:w="200"/><w:bottom w:type="dxa" w:w="520"/><w:right w:type="dxa" w:w="200"/></w:tcMar><w:vAlign w:val="center"/></w:tcPr><w:p><w:pPr><w:spacing w:after="40"/><w:jc w:val="center"/></w:pPr><w:r><w:rPr><w:b/><w:bCs/><w:color w:val="6C7888"/><w:sz w:val="30"/><w:szCs w:val="30"/></w:rPr><w:t xml:space="preserve">[ ตำแหน่งภาพหน้าจอ ]</w:t></w:r></w:p><w:p><w:pPr><w:spacing w:after="40"/><w:jc w:val="center"/></w:pPr><w:r><w:rPr><w:color w:val="1F2D3D"/><w:sz w:val="32"/><w:szCs w:val="32"/></w:rPr><w:t xml:space="preserve">แดชบอร์ด SOC หลังออกแบบใหม่ แสดงการ์ดตัวเลข Analyst Workload และ Pipeline</w:t></w:r></w:p><w:p><w:pPr><w:jc w:val="center"/></w:pPr><w:r><w:rPr><w:rFonts w:ascii="Consolas" w:cs="Consolas" w:eastAsia="Consolas" w:hAnsi="Consolas"/><w:color w:val="9AA6B4"/><w:sz w:val="24"/><w:szCs w:val="24"/></w:rPr><w:t xml:space="preserve">SHOT: MGR-dashboard</w:t></w:r></w:p></w:tc></w:tr></w:tbl><w:p><w:pPr><w:spacing w:after="160" w:before="60"/><w:jc w:val="center"/></w:pPr><w:r><w:rPr><w:b/><w:bCs/><w:color w:val="245EA8"/><w:sz w:val="28"/><w:szCs w:val="28"/></w:rPr><w:t xml:space="preserve">รูปที่ 4-2  </w:t></w:r><w:r><w:rPr><w:i/><w:iCs/><w:color w:val="6C7888"/><w:sz w:val="28"/><w:szCs w:val="28"/></w:rPr><w:t xml:space="preserve">แดชบอร์ด SOC หลังออกแบบใหม่ แสดงการ์ดตัวเลข Analyst Workload และ Pipeline</w:t></w:r></w:p><w:tbl><w:tblPr><w:tblW w:type="dxa" w:w="9600"/><w:tblBorders><w:top w:val="single" w:color="F1F3F6" w:sz="2"/><w:left w:val="single" w:color="6C7888" w:sz="28"/><w:bottom w:val="single" w:color="F1F3F6" w:sz="2"/><w:right w:val="single" w:color="F1F3F6" w:sz="2"/><w:insideH w:val="single" w:color="auto" w:sz="4"/><w:insideV w:val="single" w:color="auto" w:sz="4"/></w:tblBorders></w:tblPr><w:tblGrid><w:gridCol w:w="9600"/></w:tblGrid><w:tr><w:tc><w:tcPr><w:tcW w:type="dxa" w:w="9600"/><w:shd w:fill="F1F3F6" w:color="auto" w:val="clear"/><w:tcMar><w:top w:type="dxa" w:w="140"/><w:left w:type="dxa" w:w="200"/><w:bottom w:type="dxa" w:w="140"/><w:right w:type="dxa" w:w="200"/></w:tcMar></w:tcPr><w:p><w:pPr><w:spacing w:after="60"/></w:pPr><w:r><w:rPr><w:b/><w:bCs/><w:color w:val="6C7888"/><w:sz w:val="30"/><w:szCs w:val="30"/></w:rPr><w:t xml:space="preserve">สิ่งที่ต้องจำ</w:t></w:r></w:p><w:p><w:pPr><w:spacing w:after="0"/></w:pPr><w:r><w:rPr><w:sz w:val="32"/><w:szCs w:val="32"/></w:rPr><w:t xml:space="preserve">นี่คนละหน้ากับ </w:t></w:r><w:r><w:rPr><w:b/><w:bCs/><w:color w:val="245EA8"/><w:sz w:val="32"/><w:szCs w:val="32"/></w:rPr><w:t xml:space="preserve">ภาพรวม › แดชบอร์ดผู้บริหาร</w:t></w:r><w:r><w:rPr><w:sz w:val="32"/><w:szCs w:val="32"/></w:rPr><w:t xml:space="preserve"> ซึ่งเป็นมุมมองสรุปความเสี่ยงสำหรับผู้บริหารและคุณไม่ได้ใช้ในงานประจำวัน</w:t></w:r></w:p></w:tc></w:tr></w:tbl><w:p><w:pPr><w:pStyle w:val="Heading1"/></w:pPr><w:r><w:t xml:space="preserve">5. งานหลักทีละขั้นตอน</w:t></w:r></w:p><w:p><w:pPr><w:pStyle w:val="Heading2"/></w:pPr><w:r><w:t xml:space="preserve">5.1 ตรวจก่อนมอบหมาย และประเมินสถานะฉุกเฉิน</w:t></w:r></w:p><w:p><w:pPr><w:spacing w:after="120"/></w:pPr><w:r><w:rPr><w:sz w:val="32"/><w:szCs w:val="32"/></w:rPr><w:t xml:space="preserve">เหตุการณ์จริง </w:t></w:r><w:r><w:rPr><w:b/><w:bCs/><w:sz w:val="32"/><w:szCs w:val="32"/></w:rPr><w:t xml:space="preserve">ทุกเรื่อง</w:t></w:r><w:r><w:rPr><w:sz w:val="32"/><w:szCs w:val="32"/></w:rPr><w:t xml:space="preserve"> หยุดรอที่สถานะ </w:t></w:r><w:r><w:rPr><w:b/><w:bCs/><w:sz w:val="32"/><w:szCs w:val="32"/></w:rPr><w:t xml:space="preserve">รอผู้จัดการ SOC ตรวจ (ก่อนมอบหมาย)</w:t></w:r><w:r><w:rPr><w:sz w:val="32"/><w:szCs w:val="32"/></w:rPr><w:t xml:space="preserve"> งานควบคุมยังไม่เริ่มจนกว่าคุณจะส่งต่อ ระบบส่งอีเมลแจ้งคุณอัตโนมัติ</w:t></w:r></w:p><w:p><w:pPr><w:pStyle w:val="ListParagraph"/><w:numPr><w:ilvl w:val="0"/><w:numId w:val="4"/></w:numPr><w:spacing w:after="80"/></w:pPr><w:r><w:rPr><w:sz w:val="32"/><w:szCs w:val="32"/></w:rPr><w:t xml:space="preserve">เปิดตั๋วจาก </w:t></w:r><w:r><w:rPr><w:b/><w:bCs/><w:color w:val="245EA8"/><w:sz w:val="32"/><w:szCs w:val="32"/></w:rPr><w:t xml:space="preserve">คิวงานผู้จัดการ</w:t></w:r><w:r><w:rPr><w:sz w:val="32"/><w:szCs w:val="32"/></w:rPr><w:t xml:space="preserve"> การ์ด </w:t></w:r><w:r><w:rPr><w:b/><w:bCs/><w:sz w:val="32"/><w:szCs w:val="32"/></w:rPr><w:t xml:space="preserve">การตรวจสอบโดยผู้จัดการ SOC</w:t></w:r><w:r><w:rPr><w:sz w:val="32"/><w:szCs w:val="32"/></w:rPr><w:t xml:space="preserve"> จะแสดงเส้นทางที่ระดับ 1 เลือกไว้</w:t></w:r></w:p><w:p><w:pPr><w:pStyle w:val="ListParagraph"/><w:numPr><w:ilvl w:val="0"/><w:numId w:val="4"/></w:numPr><w:spacing w:after="80"/></w:pPr><w:r><w:rPr><w:sz w:val="32"/><w:szCs w:val="32"/></w:rPr><w:t xml:space="preserve">ที่ </w:t></w:r><w:r><w:rPr><w:b/><w:bCs/><w:color w:val="1F2D3D"/><w:sz w:val="32"/><w:szCs w:val="32"/></w:rPr><w:t xml:space="preserve">ประเมินสถานะฉุกเฉิน</w:t></w:r><w:r><w:rPr><w:sz w:val="32"/><w:szCs w:val="32"/></w:rPr><w:t xml:space="preserve"> เลือกอย่างชัดเจนระหว่าง </w:t></w:r><w:r><w:rPr><w:b/><w:bCs/><w:color w:val="1F2D3D"/><w:sz w:val="32"/><w:szCs w:val="32"/></w:rPr><w:t xml:space="preserve">Normal</w:t></w:r><w:r><w:rPr><w:sz w:val="32"/><w:szCs w:val="32"/></w:rPr><w:t xml:space="preserve"> หรือ </w:t></w:r><w:r><w:rPr><w:b/><w:bCs/><w:color w:val="1F2D3D"/><w:sz w:val="32"/><w:szCs w:val="32"/></w:rPr><w:t xml:space="preserve">Emergency</w:t></w:r><w:r><w:rPr><w:sz w:val="32"/><w:szCs w:val="32"/></w:rPr><w:t xml:space="preserve"> — การเลือก Normal คือการตัดสินใจ ไม่ใช่การเว้นว่าง</w:t></w:r></w:p><w:p><w:pPr><w:pStyle w:val="ListParagraph"/><w:numPr><w:ilvl w:val="0"/><w:numId w:val="4"/></w:numPr><w:spacing w:after="80"/></w:pPr><w:r><w:rPr><w:sz w:val="32"/><w:szCs w:val="32"/></w:rPr><w:t xml:space="preserve">กรอก </w:t></w:r><w:r><w:rPr><w:b/><w:bCs/><w:color w:val="1F2D3D"/><w:sz w:val="32"/><w:szCs w:val="32"/></w:rPr><w:t xml:space="preserve">บันทึกการตรวจ</w:t></w:r><w:r><w:rPr><w:sz w:val="32"/><w:szCs w:val="32"/></w:rPr><w:t xml:space="preserve"> แล้วกด </w:t></w:r><w:r><w:rPr><w:b/><w:bCs/><w:color w:val="1F2D3D"/><w:sz w:val="32"/><w:szCs w:val="32"/></w:rPr><w:t xml:space="preserve">ส่งต่อให้ผู้ดูแลระบบ</w:t></w:r><w:r><w:rPr><w:sz w:val="32"/><w:szCs w:val="32"/></w:rPr><w:t xml:space="preserve"> หรือ </w:t></w:r><w:r><w:rPr><w:b/><w:bCs/><w:color w:val="1F2D3D"/><w:sz w:val="32"/><w:szCs w:val="32"/></w:rPr><w:t xml:space="preserve">ส่งต่อให้เจ้าของระบบ</w:t></w:r><w:r><w:rPr><w:sz w:val="32"/><w:szCs w:val="32"/></w:rPr><w:t xml:space="preserve"> ตามเส้นทางที่ระดับ 1 เลือกไว้</w:t></w:r></w:p><w:tbl><w:tblPr><w:tblW w:type="dxa" w:w="9600"/><w:tblBorders><w:top w:val="dashed" w:color="9DB4D4" w:sz="6"/><w:left w:val="dashed" w:color="9DB4D4" w:sz="6"/><w:bottom w:val="dashed" w:color="9DB4D4" w:sz="6"/><w:right w:val="dashed" w:color="9DB4D4" w:sz="6"/><w:insideH w:val="single" w:color="auto" w:sz="4"/><w:insideV w:val="single" w:color="auto" w:sz="4"/></w:tblBorders></w:tblPr><w:tblGrid><w:gridCol w:w="9600"/></w:tblGrid><w:tr><w:tc><w:tcPr><w:tcW w:type="dxa" w:w="9600"/><w:shd w:fill="F7F8FA" w:color="auto" w:val="clear"/><w:tcMar><w:top w:type="dxa" w:w="520"/><w:left w:type="dxa" w:w="200"/><w:bottom w:type="dxa" w:w="520"/><w:right w:type="dxa" w:w="200"/></w:tcMar><w:vAlign w:val="center"/></w:tcPr><w:p><w:pPr><w:spacing w:after="40"/><w:jc w:val="center"/></w:pPr><w:r><w:rPr><w:b/><w:bCs/><w:color w:val="6C7888"/><w:sz w:val="30"/><w:szCs w:val="30"/></w:rPr><w:t xml:space="preserve">[ ตำแหน่งภาพหน้าจอ ]</w:t></w:r></w:p><w:p><w:pPr><w:spacing w:after="40"/><w:jc w:val="center"/></w:pPr><w:r><w:rPr><w:color w:val="1F2D3D"/><w:sz w:val="32"/><w:szCs w:val="32"/></w:rPr><w:t xml:space="preserve">การ์ดการตรวจสอบโดยผู้จัดการ SOC พร้อมตัวเลือก Normal / Emergency และปุ่มส่งต่อ</w:t></w:r></w:p><w:p><w:pPr><w:jc w:val="center"/></w:pPr><w:r><w:rPr><w:rFonts w:ascii="Consolas" w:cs="Consolas" w:eastAsia="Consolas" w:hAnsi="Consolas"/><w:color w:val="9AA6B4"/><w:sz w:val="24"/><w:szCs w:val="24"/></w:rPr><w:t xml:space="preserve">SHOT: MGR-triage</w:t></w:r></w:p></w:tc></w:tr></w:tbl><w:p><w:pPr><w:spacing w:after="160" w:before="60"/><w:jc w:val="center"/></w:pPr><w:r><w:rPr><w:b/><w:bCs/><w:color w:val="245EA8"/><w:sz w:val="28"/><w:szCs w:val="28"/></w:rPr><w:t xml:space="preserve">รูปที่ 5-1  </w:t></w:r><w:r><w:rPr><w:i/><w:iCs/><w:color w:val="6C7888"/><w:sz w:val="28"/><w:szCs w:val="28"/></w:rPr><w:t xml:space="preserve">การ์ดการตรวจสอบโดยผู้จัดการ SOC พร้อมตัวเลือก Normal / Emergency และปุ่มส่งต่อ</w:t></w:r></w:p><w:tbl><w:tblPr><w:tblW w:type="dxa" w:w="9600"/><w:tblBorders><w:top w:val="single" w:color="F1F3F6" w:sz="2"/><w:left w:val="single" w:color="6C7888" w:sz="28"/><w:bottom w:val="single" w:color="F1F3F6" w:sz="2"/><w:right w:val="single" w:color="F1F3F6" w:sz="2"/><w:insideH w:val="single" w:color="auto" w:sz="4"/><w:insideV w:val="single" w:color="auto" w:sz="4"/></w:tblBorders></w:tblPr><w:tblGrid><w:gridCol w:w="9600"/></w:tblGrid><w:tr><w:tc><w:tcPr><w:tcW w:type="dxa" w:w="9600"/><w:shd w:fill="F1F3F6" w:color="auto" w:val="clear"/><w:tcMar><w:top w:type="dxa" w:w="140"/><w:left w:type="dxa" w:w="200"/><w:bottom w:type="dxa" w:w="140"/><w:right w:type="dxa" w:w="200"/></w:tcMar></w:tcPr><w:p><w:pPr><w:spacing w:after="60"/></w:pPr><w:r><w:rPr><w:b/><w:bCs/><w:color w:val="6C7888"/><w:sz w:val="30"/><w:szCs w:val="30"/></w:rPr><w:t xml:space="preserve">สิ่งที่ต้องจำ</w:t></w:r></w:p><w:p><w:pPr><w:spacing w:after="0"/></w:pPr><w:r><w:rPr><w:sz w:val="32"/><w:szCs w:val="32"/></w:rPr><w:t xml:space="preserve">ระบบบันทึกว่าใครประเมินและเมื่อใดไว้เสมอ (แม้ผลเป็น Normal) </w:t></w:r><w:r><w:rPr><w:b/><w:bCs/><w:sz w:val="32"/><w:szCs w:val="32"/></w:rPr><w:t xml:space="preserve">แฟล็กฉุกเฉินคือเงื่อนไขเดียว</w:t></w:r><w:r><w:rPr><w:sz w:val="32"/><w:szCs w:val="32"/></w:rPr><w:t xml:space="preserve">ที่ทำให้ตั๋วต้องผ่านการอนุมัติของคุณก่อนปิด — ระดับความรุนแรงเพียงอย่างเดียว (แม้ Critical) ไม่ได้ทำให้ต้องอนุมัติ</w:t></w:r></w:p></w:tc></w:tr></w:tbl><w:p><w:pPr><w:pStyle w:val="Heading2"/></w:pPr><w:r><w:t xml:space="preserve">5.2 ออกคำขอทีมตอบสนอง (Response Request)</w:t></w:r></w:p><w:p><w:pPr><w:spacing w:after="120"/></w:pPr><w:r><w:rPr><w:sz w:val="32"/><w:szCs w:val="32"/></w:rPr><w:t xml:space="preserve">คำขอทีมตอบสนองเป็นงานที่ส่งให้ทีมนอก SOC ทำ </w:t></w:r><w:r><w:rPr><w:b/><w:bCs/><w:sz w:val="32"/><w:szCs w:val="32"/></w:rPr><w:t xml:space="preserve">คู่ขนาน</w:t></w:r><w:r><w:rPr><w:sz w:val="32"/><w:szCs w:val="32"/></w:rPr><w:t xml:space="preserve"> กับงานควบคุม ออกได้ในหน้ารายละเอียดตั๋ว หัวข้อ </w:t></w:r><w:r><w:rPr><w:b/><w:bCs/><w:sz w:val="32"/><w:szCs w:val="32"/></w:rPr><w:t xml:space="preserve">“คำขอทีมตอบสนอง”</w:t></w:r><w:r><w:rPr><w:sz w:val="32"/><w:szCs w:val="32"/></w:rPr><w:t xml:space="preserve"> (เปลี่ยนชื่อจาก “งานย่อยและคำขอทีมตอบสนอง” ใน v1.7.0) โดยแบบฟอร์มออกคำขอย้ายมาอยู่ในหัวข้อเดียวกับรายการคำขอแล้ว</w:t></w:r></w:p><w:p><w:pPr><w:pStyle w:val="ListParagraph"/><w:numPr><w:ilvl w:val="0"/><w:numId w:val="4"/></w:numPr><w:spacing w:after="80"/></w:pPr><w:r><w:rPr><w:sz w:val="32"/><w:szCs w:val="32"/></w:rPr><w:t xml:space="preserve">ในหัวข้อ </w:t></w:r><w:r><w:rPr><w:b/><w:bCs/><w:color w:val="1F2D3D"/><w:sz w:val="32"/><w:szCs w:val="32"/></w:rPr><w:t xml:space="preserve">คำขอทีมตอบสนอง</w:t></w:r><w:r><w:rPr><w:sz w:val="32"/><w:szCs w:val="32"/></w:rPr><w:t xml:space="preserve"> กดปุ่ม </w:t></w:r><w:r><w:rPr><w:b/><w:bCs/><w:color w:val="1F2D3D"/><w:sz w:val="32"/><w:szCs w:val="32"/></w:rPr><w:t xml:space="preserve">ส่งคำขอ</w:t></w:r></w:p><w:p><w:pPr><w:pStyle w:val="ListParagraph"/><w:numPr><w:ilvl w:val="0"/><w:numId w:val="4"/></w:numPr><w:spacing w:after="80"/></w:pPr><w:r><w:rPr><w:sz w:val="32"/><w:szCs w:val="32"/></w:rPr><w:t xml:space="preserve">เลือก </w:t></w:r><w:r><w:rPr><w:b/><w:bCs/><w:color w:val="1F2D3D"/><w:sz w:val="32"/><w:szCs w:val="32"/></w:rPr><w:t xml:space="preserve">ประเภทงาน</w:t></w:r><w:r><w:rPr><w:sz w:val="32"/><w:szCs w:val="32"/></w:rPr><w:t xml:space="preserve"> และกรอก </w:t></w:r><w:r><w:rPr><w:b/><w:bCs/><w:color w:val="1F2D3D"/><w:sz w:val="32"/><w:szCs w:val="32"/></w:rPr><w:t xml:space="preserve">ชื่องาน</w:t></w:r><w:r><w:rPr><w:sz w:val="32"/><w:szCs w:val="32"/></w:rPr><w:t xml:space="preserve"> — ทั้งสองช่องบังคับ ส่วน </w:t></w:r><w:r><w:rPr><w:b/><w:bCs/><w:color w:val="1F2D3D"/><w:sz w:val="32"/><w:szCs w:val="32"/></w:rPr><w:t xml:space="preserve">ขอบเขตงาน</w:t></w:r><w:r><w:rPr><w:sz w:val="32"/><w:szCs w:val="32"/></w:rPr><w:t xml:space="preserve"> กรอกหรือไม่ก็ได้</w:t></w:r></w:p><w:p><w:pPr><w:pStyle w:val="ListParagraph"/><w:numPr><w:ilvl w:val="0"/><w:numId w:val="4"/></w:numPr><w:spacing w:after="80"/></w:pPr><w:r><w:rPr><w:sz w:val="32"/><w:szCs w:val="32"/></w:rPr><w:t xml:space="preserve">ช่อง </w:t></w:r><w:r><w:rPr><w:b/><w:bCs/><w:color w:val="1F2D3D"/><w:sz w:val="32"/><w:szCs w:val="32"/></w:rPr><w:t xml:space="preserve">ผู้รับผิดชอบ</w:t></w:r><w:r><w:rPr><w:sz w:val="32"/><w:szCs w:val="32"/></w:rPr><w:t xml:space="preserve"> เว้นว่างไว้ได้ — ระบบมอบหมายให้อัตโนมัติเมื่อบทบาทนั้นมีผู้รับผิดชอบเพียงคนเดียว</w:t></w:r></w:p><w:p><w:pPr><w:pStyle w:val="ListParagraph"/><w:numPr><w:ilvl w:val="0"/><w:numId w:val="4"/></w:numPr><w:spacing w:after="80"/></w:pPr><w:r><w:rPr><w:sz w:val="32"/><w:szCs w:val="32"/></w:rPr><w:t xml:space="preserve">กด </w:t></w:r><w:r><w:rPr><w:b/><w:bCs/><w:color w:val="1F2D3D"/><w:sz w:val="32"/><w:szCs w:val="32"/></w:rPr><w:t xml:space="preserve">ส่งคำขอทีมตอบสนอง</w:t></w:r><w:r><w:rPr><w:sz w:val="32"/><w:szCs w:val="32"/></w:rPr><w:t xml:space="preserve"> ระบบจะแจ้งอีเมลผู้รับผิดชอบให้ทันที</w:t></w:r></w:p><w:tbl><w:tblPr><w:tblW w:type="dxa" w:w="9600"/><w:tblBorders><w:top w:val="single" w:color="E1E6ED" w:sz="2"/><w:left w:val="single" w:color="E1E6ED" w:sz="2"/><w:bottom w:val="single" w:color="E1E6ED" w:sz="2"/><w:right w:val="single" w:color="E1E6ED" w:sz="2"/><w:insideH w:val="single" w:color="E1E6ED" w:sz="2"/><w:insideV w:val="single" w:color="E1E6ED" w:sz="2"/></w:tblBorders></w:tblPr><w:tblGrid><w:gridCol w:w="4800"/><w:gridCol w:w="4800"/></w:tblGrid><w:tr><w:trPr><w:cantSplit/><w:tblHeader/></w:trPr><w:tc><w:tcPr><w:tcW w:type="dxa" w:w="4800"/><w:shd w:fill="1A1A2E" w:color="auto" w:val="clear"/><w:tcMar><w:top w:type="dxa" w:w="80"/><w:left w:type="dxa" w:w="120"/><w:bottom w:type="dxa" w:w="80"/><w:right w:type="dxa" w:w="120"/></w:tcMar></w:tcPr><w:p><w:r><w:rPr><w:b/><w:bCs/><w:color w:val="FFFFFF"/><w:sz w:val="28"/><w:szCs w:val="28"/></w:rPr><w:t xml:space="preserve">ประเภทคำขอ</w:t></w:r></w:p></w:tc><w:tc><w:tcPr><w:tcW w:type="dxa" w:w="4800"/><w:shd w:fill="1A1A2E" w:color="auto" w:val="clear"/><w:tcMar><w:top w:type="dxa" w:w="80"/><w:left w:type="dxa" w:w="120"/><w:bottom w:type="dxa" w:w="80"/><w:right w:type="dxa" w:w="120"/></w:tcMar></w:tcPr><w:p><w:r><w:rPr><w:b/><w:bCs/><w:color w:val="FFFFFF"/><w:sz w:val="28"/><w:szCs w:val="28"/></w:rPr><w:t xml:space="preserve">ระบบมอบหมายให้</w:t></w:r></w:p></w:tc></w:tr><w:tr><w:trPr><w:cantSplit/></w:trPr><w:tc><w:tcPr><w:tcW w:type="dxa" w:w="4800"/><w:shd w:fill="FFFFFF" w:color="auto" w:val="clear"/><w:tcMar><w:top w:type="dxa" w:w="70"/><w:left w:type="dxa" w:w="120"/><w:bottom w:type="dxa" w:w="70"/><w:right w:type="dxa" w:w="120"/></w:tcMar></w:tcPr><w:p><w:pPr><w:spacing w:after="0"/></w:pPr><w:r><w:rPr><w:sz w:val="28"/><w:szCs w:val="28"/></w:rPr><w:t xml:space="preserve">VA / Pentest</w:t></w:r></w:p></w:tc><w:tc><w:tcPr><w:tcW w:type="dxa" w:w="4800"/><w:shd w:fill="FFFFFF" w:color="auto" w:val="clear"/><w:tcMar><w:top w:type="dxa" w:w="70"/><w:left w:type="dxa" w:w="120"/><w:bottom w:type="dxa" w:w="70"/><w:right w:type="dxa" w:w="120"/></w:tcMar></w:tcPr><w:p><w:pPr><w:spacing w:after="0"/></w:pPr><w:r><w:rPr><w:sz w:val="28"/><w:szCs w:val="28"/></w:rPr><w:t xml:space="preserve">ผู้จัดการทีมทดสอบเจาะระบบ (Red Team Manager)</w:t></w:r></w:p></w:tc></w:tr><w:tr><w:trPr><w:cantSplit/></w:trPr><w:tc><w:tcPr><w:tcW w:type="dxa" w:w="4800"/><w:shd w:fill="F7F8FA" w:color="auto" w:val="clear"/><w:tcMar><w:top w:type="dxa" w:w="70"/><w:left w:type="dxa" w:w="120"/><w:bottom w:type="dxa" w:w="70"/><w:right w:type="dxa" w:w="120"/></w:tcMar></w:tcPr><w:p><w:pPr><w:spacing w:after="0"/></w:pPr><w:r><w:rPr><w:sz w:val="28"/><w:szCs w:val="28"/></w:rPr><w:t xml:space="preserve">Infrastructure Security</w:t></w:r></w:p></w:tc><w:tc><w:tcPr><w:tcW w:type="dxa" w:w="4800"/><w:shd w:fill="F7F8FA" w:color="auto" w:val="clear"/><w:tcMar><w:top w:type="dxa" w:w="70"/><w:left w:type="dxa" w:w="120"/><w:bottom w:type="dxa" w:w="70"/><w:right w:type="dxa" w:w="120"/></w:tcMar></w:tcPr><w:p><w:pPr><w:spacing w:after="0"/></w:pPr><w:r><w:rPr><w:sz w:val="28"/><w:szCs w:val="28"/></w:rPr><w:t xml:space="preserve">ผู้จัดการทีมทดสอบเจาะระบบ (Red Team Manager)</w:t></w:r></w:p></w:tc></w:tr><w:tr><w:trPr><w:cantSplit/></w:trPr><w:tc><w:tcPr><w:tcW w:type="dxa" w:w="4800"/><w:shd w:fill="FFFFFF" w:color="auto" w:val="clear"/><w:tcMar><w:top w:type="dxa" w:w="70"/><w:left w:type="dxa" w:w="120"/><w:bottom w:type="dxa" w:w="70"/><w:right w:type="dxa" w:w="120"/></w:tcMar></w:tcPr><w:p><w:pPr><w:spacing w:after="0"/></w:pPr><w:r><w:rPr><w:sz w:val="28"/><w:szCs w:val="28"/></w:rPr><w:t xml:space="preserve">Forensics / RCA</w:t></w:r></w:p></w:tc><w:tc><w:tcPr><w:tcW w:type="dxa" w:w="4800"/><w:shd w:fill="FFFFFF" w:color="auto" w:val="clear"/><w:tcMar><w:top w:type="dxa" w:w="70"/><w:left w:type="dxa" w:w="120"/><w:bottom w:type="dxa" w:w="70"/><w:right w:type="dxa" w:w="120"/></w:tcMar></w:tcPr><w:p><w:pPr><w:spacing w:after="0"/></w:pPr><w:r><w:rPr><w:sz w:val="28"/><w:szCs w:val="28"/></w:rPr><w:t xml:space="preserve">ผู้เชี่ยวชาญพิสูจน์หลักฐาน (Forensic Analyst)</w:t></w:r></w:p></w:tc></w:tr></w:tbl><w:tbl><w:tblPr><w:tblW w:type="dxa" w:w="9600"/><w:tblBorders><w:top w:val="dashed" w:color="9DB4D4" w:sz="6"/><w:left w:val="dashed" w:color="9DB4D4" w:sz="6"/><w:bottom w:val="dashed" w:color="9DB4D4" w:sz="6"/><w:right w:val="dashed" w:color="9DB4D4" w:sz="6"/><w:insideH w:val="single" w:color="auto" w:sz="4"/><w:insideV w:val="single" w:color="auto" w:sz="4"/></w:tblBorders></w:tblPr><w:tblGrid><w:gridCol w:w="9600"/></w:tblGrid><w:tr><w:tc><w:tcPr><w:tcW w:type="dxa" w:w="9600"/><w:shd w:fill="F7F8FA" w:color="auto" w:val="clear"/><w:tcMar><w:top w:type="dxa" w:w="520"/><w:left w:type="dxa" w:w="200"/><w:bottom w:type="dxa" w:w="520"/><w:right w:type="dxa" w:w="200"/></w:tcMar><w:vAlign w:val="center"/></w:tcPr><w:p><w:pPr><w:spacing w:after="40"/><w:jc w:val="center"/></w:pPr><w:r><w:rPr><w:b/><w:bCs/><w:color w:val="6C7888"/><w:sz w:val="30"/><w:szCs w:val="30"/></w:rPr><w:t xml:space="preserve">[ ตำแหน่งภาพหน้าจอ ]</w:t></w:r></w:p><w:p><w:pPr><w:spacing w:after="40"/><w:jc w:val="center"/></w:pPr><w:r><w:rPr><w:color w:val="1F2D3D"/><w:sz w:val="32"/><w:szCs w:val="32"/></w:rPr><w:t xml:space="preserve">หัวข้อคำขอทีมตอบสนองบนหน้ารายละเอียดตั๋ว พร้อมแบบฟอร์มส่งคำขอ</w:t></w:r></w:p><w:p><w:pPr><w:jc w:val="center"/></w:pPr><w:r><w:rPr><w:rFonts w:ascii="Consolas" w:cs="Consolas" w:eastAsia="Consolas" w:hAnsi="Consolas"/><w:color w:val="9AA6B4"/><w:sz w:val="24"/><w:szCs w:val="24"/></w:rPr><w:t xml:space="preserve">SHOT: MGR-response-request</w:t></w:r></w:p></w:tc></w:tr></w:tbl><w:p><w:pPr><w:spacing w:after="160" w:before="60"/><w:jc w:val="center"/></w:pPr><w:r><w:rPr><w:b/><w:bCs/><w:color w:val="245EA8"/><w:sz w:val="28"/><w:szCs w:val="28"/></w:rPr><w:t xml:space="preserve">รูปที่ 5-2  </w:t></w:r><w:r><w:rPr><w:i/><w:iCs/><w:color w:val="6C7888"/><w:sz w:val="28"/><w:szCs w:val="28"/></w:rPr><w:t xml:space="preserve">หัวข้อคำขอทีมตอบสนองบนหน้ารายละเอียดตั๋ว พร้อมแบบฟอร์มส่งคำขอ</w:t></w:r></w:p><w:tbl><w:tblPr><w:tblW w:type="dxa" w:w="9600"/><w:tblBorders><w:top w:val="single" w:color="FDECEE" w:sz="2"/><w:left w:val="single" w:color="E63946" w:sz="28"/><w:bottom w:val="single" w:color="FDECEE" w:sz="2"/><w:right w:val="single" w:color="FDECEE" w:sz="2"/><w:insideH w:val="single" w:color="auto" w:sz="4"/><w:insideV w:val="single" w:color="auto" w:sz="4"/></w:tblBorders></w:tblPr><w:tblGrid><w:gridCol w:w="9600"/></w:tblGrid><w:tr><w:tc><w:tcPr><w:tcW w:type="dxa" w:w="9600"/><w:shd w:fill="FDECEE" w:color="auto" w:val="clear"/><w:tcMar><w:top w:type="dxa" w:w="140"/><w:left w:type="dxa" w:w="200"/><w:bottom w:type="dxa" w:w="140"/><w:right w:type="dxa" w:w="200"/></w:tcMar></w:tcPr><w:p><w:pPr><w:spacing w:after="60"/></w:pPr><w:r><w:rPr><w:b/><w:bCs/><w:color w:val="E63946"/><w:sz w:val="30"/><w:szCs w:val="30"/></w:rPr><w:t xml:space="preserve">ข้อควรระวัง</w:t></w:r></w:p><w:p><w:pPr><w:spacing w:after="0"/></w:pPr><w:r><w:rPr><w:sz w:val="32"/><w:szCs w:val="32"/></w:rPr><w:t xml:space="preserve">ตราบใดที่ยังมีคำขอที่ยังไม่เสร็จ ตั๋วนั้นจะปิดเป็น “อนุมัติแล้ว” ไม่ได้ ระบบส่งอีเมลแจ้งทีมเมื่อมีคำขอใหม่ และแจ้งกลับคุณเมื่อคำขอเสร็จ</w:t></w:r></w:p></w:tc></w:tr></w:tbl><w:p><w:pPr><w:spacing w:after="80"/></w:pPr></w:p><w:tbl><w:tblPr><w:tblW w:type="dxa" w:w="9600"/><w:tblBorders><w:top w:val="single" w:color="F1F3F6" w:sz="2"/><w:left w:val="single" w:color="6C7888" w:sz="28"/><w:bottom w:val="single" w:color="F1F3F6" w:sz="2"/><w:right w:val="single" w:color="F1F3F6" w:sz="2"/><w:insideH w:val="single" w:color="auto" w:sz="4"/><w:insideV w:val="single" w:color="auto" w:sz="4"/></w:tblBorders></w:tblPr><w:tblGrid><w:gridCol w:w="9600"/></w:tblGrid><w:tr><w:tc><w:tcPr><w:tcW w:type="dxa" w:w="9600"/><w:shd w:fill="F1F3F6" w:color="auto" w:val="clear"/><w:tcMar><w:top w:type="dxa" w:w="140"/><w:left w:type="dxa" w:w="200"/><w:bottom w:type="dxa" w:w="140"/><w:right w:type="dxa" w:w="200"/></w:tcMar></w:tcPr><w:p><w:pPr><w:spacing w:after="60"/></w:pPr><w:r><w:rPr><w:b/><w:bCs/><w:color w:val="6C7888"/><w:sz w:val="30"/><w:szCs w:val="30"/></w:rPr><w:t xml:space="preserve">สิ่งที่ต้องจำ</w:t></w:r></w:p><w:p><w:pPr><w:spacing w:after="60"/></w:pPr><w:r><w:rPr><w:b/><w:bCs/><w:sz w:val="32"/><w:szCs w:val="32"/></w:rPr><w:t xml:space="preserve">ปรับปรุง v1.7.0: </w:t></w:r><w:r><w:rPr><w:sz w:val="32"/><w:szCs w:val="32"/></w:rPr><w:t xml:space="preserve">แบบฟอร์มสร้าง “งานย่อยภายใน SOC” แบบเดิม (การสืบสวน / มาตรการตอบโต้) </w:t></w:r><w:r><w:rPr><w:b/><w:bCs/><w:sz w:val="32"/><w:szCs w:val="32"/></w:rPr><w:t xml:space="preserve">ถูกยกเลิกแล้ว</w:t></w:r><w:r><w:rPr><w:sz w:val="32"/><w:szCs w:val="32"/></w:rPr><w:t xml:space="preserve"> — คำขอทีมตอบสนองคือช่องทางเดียวที่ใช้งานอยู่ รายการเก่ายังอ่านย้อนหลังได้ใต้หัวข้อ </w:t></w:r><w:r><w:rPr><w:b/><w:bCs/><w:color w:val="1F2D3D"/><w:sz w:val="32"/><w:szCs w:val="32"/></w:rPr><w:t xml:space="preserve">บันทึกภายในเดิม (เลิกใช้แล้ว)</w:t></w:r><w:r><w:rPr><w:sz w:val="32"/><w:szCs w:val="32"/></w:rPr><w:t xml:space="preserve"> ในหน้าเดียวกัน ไม่มีข้อมูลสูญหาย</w:t></w:r></w:p><w:p><w:pPr><w:spacing w:after="0"/></w:pPr><w:r><w:rPr><w:b/><w:bCs/><w:sz w:val="32"/><w:szCs w:val="32"/></w:rPr><w:t xml:space="preserve">เพิ่ม v1.6.0: </w:t></w:r><w:r><w:rPr><w:sz w:val="32"/><w:szCs w:val="32"/></w:rPr><w:t xml:space="preserve">ทีมตอบสนองปิดคำขอได้แม้ตั๋วต้นเรื่อง </w:t></w:r><w:r><w:rPr><w:b/><w:bCs/><w:sz w:val="32"/><w:szCs w:val="32"/></w:rPr><w:t xml:space="preserve">ปิดเป็น Event</w:t></w:r><w:r><w:rPr><w:sz w:val="32"/><w:szCs w:val="32"/></w:rPr><w:t xml:space="preserve"> ไปแล้ว ส่วนตั๋วที่อนุมัติปิดหรือยกเลิกแล้วจะถูกตรึง</w:t></w:r></w:p></w:tc></w:tr></w:tbl><w:p><w:pPr><w:spacing w:after="80"/></w:pPr></w:p><w:tbl><w:tblPr><w:tblW w:type="dxa" w:w="9600"/><w:tblBorders><w:top w:val="single" w:color="EAF1FB" w:sz="2"/><w:left w:val="single" w:color="245EA8" w:sz="28"/><w:bottom w:val="single" w:color="EAF1FB" w:sz="2"/><w:right w:val="single" w:color="EAF1FB" w:sz="2"/><w:insideH w:val="single" w:color="auto" w:sz="4"/><w:insideV w:val="single" w:color="auto" w:sz="4"/></w:tblBorders></w:tblPr><w:tblGrid><w:gridCol w:w="9600"/></w:tblGrid><w:tr><w:tc><w:tcPr><w:tcW w:type="dxa" w:w="9600"/><w:shd w:fill="EAF1FB" w:color="auto" w:val="clear"/><w:tcMar><w:top w:type="dxa" w:w="140"/><w:left w:type="dxa" w:w="200"/><w:bottom w:type="dxa" w:w="140"/><w:right w:type="dxa" w:w="200"/></w:tcMar></w:tcPr><w:p><w:pPr><w:spacing w:after="60"/></w:pPr><w:r><w:rPr><w:b/><w:bCs/><w:color w:val="245EA8"/><w:sz w:val="30"/><w:szCs w:val="30"/></w:rPr><w:t xml:space="preserve">เคล็ดลับ</w:t></w:r></w:p><w:p><w:pPr><w:spacing w:after="60"/></w:pPr><w:r><w:rPr><w:sz w:val="32"/><w:szCs w:val="32"/></w:rPr><w:t xml:space="preserve">ทุกคำขอปิดเป็น “เสร็จสิ้น” ได้ต่อเมื่อระบุ </w:t></w:r><w:r><w:rPr><w:b/><w:bCs/><w:sz w:val="32"/><w:szCs w:val="32"/></w:rPr><w:t xml:space="preserve">เลขที่รายงาน</w:t></w:r><w:r><w:rPr><w:sz w:val="32"/><w:szCs w:val="32"/></w:rPr><w:t xml:space="preserve"> ของรายงานที่ส่ง และคำขอประเภท </w:t></w:r><w:r><w:rPr><w:b/><w:bCs/><w:sz w:val="32"/><w:szCs w:val="32"/></w:rPr><w:t xml:space="preserve">Forensics / RCA</w:t></w:r><w:r><w:rPr><w:sz w:val="32"/><w:szCs w:val="32"/></w:rPr><w:t xml:space="preserve"> ไม่มีการแนบไฟล์ ดู 5.12</w:t></w:r></w:p><w:p><w:pPr><w:spacing w:after="60"/></w:pPr><w:r><w:rPr><w:sz w:val="32"/><w:szCs w:val="32"/></w:rPr><w:t xml:space="preserve">ผู้รับผิดชอบทำงานกับคำขอจากการ์ด </w:t></w:r><w:r><w:rPr><w:b/><w:bCs/><w:sz w:val="32"/><w:szCs w:val="32"/></w:rPr><w:t xml:space="preserve">“งานของคุณ”</w:t></w:r><w:r><w:rPr><w:sz w:val="32"/><w:szCs w:val="32"/></w:rPr><w:t xml:space="preserve"> ที่ด้านบนของหน้าตั๋วฝั่งเขา ไม่ใช่จากรายการคำขอ — ในรายการ แถวของเขาจึงไม่มีปุ่ม </w:t></w:r><w:r><w:rPr><w:b/><w:bCs/><w:color w:val="1F2D3D"/><w:sz w:val="32"/><w:szCs w:val="32"/></w:rPr><w:t xml:space="preserve">อัปเดตงาน</w:t></w:r><w:r><w:rPr><w:sz w:val="32"/><w:szCs w:val="32"/></w:rPr><w:t xml:space="preserve"> แต่คุณยังเห็นปุ่มนี้ในแถวของทุกคำขอตามปกติ</w:t></w:r></w:p><w:p><w:pPr><w:spacing w:after="0"/></w:pPr><w:r><w:rPr><w:sz w:val="32"/><w:szCs w:val="32"/></w:rPr><w:t xml:space="preserve">ทุกคำขอมีปุ่ม </w:t></w:r><w:r><w:rPr><w:b/><w:bCs/><w:color w:val="1F2D3D"/><w:sz w:val="32"/><w:szCs w:val="32"/></w:rPr><w:t xml:space="preserve">รับงาน</w:t></w:r><w:r><w:rPr><w:sz w:val="32"/><w:szCs w:val="32"/></w:rPr><w:t xml:space="preserve"> ให้ผู้รับผิดชอบกดเมื่อเริ่มลงมือ — สถานะจะเปลี่ยนจาก </w:t></w:r><w:r><w:rPr><w:b/><w:bCs/><w:sz w:val="32"/><w:szCs w:val="32"/></w:rPr><w:t xml:space="preserve">เปิด</w:t></w:r><w:r><w:rPr><w:sz w:val="32"/><w:szCs w:val="32"/></w:rPr><w:t xml:space="preserve"> เป็น </w:t></w:r><w:r><w:rPr><w:b/><w:bCs/><w:sz w:val="32"/><w:szCs w:val="32"/></w:rPr><w:t xml:space="preserve">กำลังดำเนินการ</w:t></w:r><w:r><w:rPr><w:sz w:val="32"/><w:szCs w:val="32"/></w:rPr><w:t xml:space="preserve"> คุณจึงเห็นได้ทันทีว่าทีมตอบสนองรับเรื่องแล้ว (ไม่มีอีเมลแจ้ง)</w:t></w:r></w:p></w:tc></w:tr></w:tbl><w:p><w:pPr><w:pStyle w:val="Heading2"/></w:pPr><w:r><w:t xml:space="preserve">5.3 ประเมินสถานะฉุกเฉินใหม่</w:t></w:r></w:p><w:p><w:pPr><w:spacing w:after="120"/></w:pPr><w:r><w:rPr><w:sz w:val="32"/><w:szCs w:val="32"/></w:rPr><w:t xml:space="preserve">หากสถานการณ์เปลี่ยน ให้กด </w:t></w:r><w:r><w:rPr><w:b/><w:bCs/><w:color w:val="1F2D3D"/><w:sz w:val="32"/><w:szCs w:val="32"/></w:rPr><w:t xml:space="preserve">ประเมินสถานะฉุกเฉินใหม่</w:t></w:r><w:r><w:rPr><w:sz w:val="32"/><w:szCs w:val="32"/></w:rPr><w:t xml:space="preserve"> ในหน้ารายละเอียดตั๋ว โดย</w:t></w:r><w:r><w:rPr><w:b/><w:bCs/><w:sz w:val="32"/><w:szCs w:val="32"/></w:rPr><w:t xml:space="preserve">ต้องระบุเหตุผล</w:t></w:r><w:r><w:rPr><w:sz w:val="32"/><w:szCs w:val="32"/></w:rPr><w:t xml:space="preserve"> ระบบบันทึกค่าเดิม → ค่าใหม่ ผู้ทำ เวลา และเหตุผลไว้ในประวัติ</w:t></w:r></w:p><w:tbl><w:tblPr><w:tblW w:type="dxa" w:w="9600"/><w:tblBorders><w:top w:val="single" w:color="F1F3F6" w:sz="2"/><w:left w:val="single" w:color="6C7888" w:sz="28"/><w:bottom w:val="single" w:color="F1F3F6" w:sz="2"/><w:right w:val="single" w:color="F1F3F6" w:sz="2"/><w:insideH w:val="single" w:color="auto" w:sz="4"/><w:insideV w:val="single" w:color="auto" w:sz="4"/></w:tblBorders></w:tblPr><w:tblGrid><w:gridCol w:w="9600"/></w:tblGrid><w:tr><w:tc><w:tcPr><w:tcW w:type="dxa" w:w="9600"/><w:shd w:fill="F1F3F6" w:color="auto" w:val="clear"/><w:tcMar><w:top w:type="dxa" w:w="140"/><w:left w:type="dxa" w:w="200"/><w:bottom w:type="dxa" w:w="140"/><w:right w:type="dxa" w:w="200"/></w:tcMar></w:tcPr><w:p><w:pPr><w:spacing w:after="60"/></w:pPr><w:r><w:rPr><w:b/><w:bCs/><w:color w:val="6C7888"/><w:sz w:val="30"/><w:szCs w:val="30"/></w:rPr><w:t xml:space="preserve">สิ่งที่ต้องจำ</w:t></w:r></w:p><w:p><w:pPr><w:spacing w:after="0"/></w:pPr><w:r><w:rPr><w:sz w:val="32"/><w:szCs w:val="32"/></w:rPr><w:t xml:space="preserve">ทำได้เฉพาะตั๋วที่ยังไม่ปิดงานและผ่านขั้นตรวจก่อนมอบหมายไปแล้ว — ปิดเคสแล้วเปลี่ยนไม่ได้, ที่ขั้นตรวจก่อนมอบหมายให้ใช้การประเมินครั้งแรกแทน และเคสที่กำลังเฝ้าระวัง (Monitoring) ยังประเมินฉุกเฉินไม่ได้เพราะเป็น Event</w:t></w:r></w:p></w:tc></w:tr></w:tbl><w:p><w:pPr><w:pStyle w:val="Heading2"/></w:pPr><w:r><w:t xml:space="preserve">5.4 อนุมัติปิดตั๋วฉุกเฉิน</w:t></w:r></w:p><w:p><w:pPr><w:spacing w:after="120"/></w:pPr><w:r><w:rPr><w:sz w:val="32"/><w:szCs w:val="32"/></w:rPr><w:t xml:space="preserve">ตั๋วฉุกเฉินที่ผ่านการตรวจรับของ Tier 2 แล้วจะเข้าสถานะ </w:t></w:r><w:r><w:rPr><w:b/><w:bCs/><w:sz w:val="32"/><w:szCs w:val="32"/></w:rPr><w:t xml:space="preserve">รอผู้จัดการตรวจสอบ</w:t></w:r><w:r><w:rPr><w:sz w:val="32"/><w:szCs w:val="32"/></w:rPr><w:t xml:space="preserve"> การ์ด </w:t></w:r><w:r><w:rPr><w:b/><w:bCs/><w:sz w:val="32"/><w:szCs w:val="32"/></w:rPr><w:t xml:space="preserve">ผู้จัดการ SOC ตรวจสอบ</w:t></w:r><w:r><w:rPr><w:sz w:val="32"/><w:szCs w:val="32"/></w:rPr><w:t xml:space="preserve"> ให้คุณกรอกบันทึกและอนุมัติปิดงาน</w:t></w:r></w:p><w:tbl><w:tblPr><w:tblW w:type="dxa" w:w="9600"/><w:tblBorders><w:top w:val="dashed" w:color="9DB4D4" w:sz="6"/><w:left w:val="dashed" w:color="9DB4D4" w:sz="6"/><w:bottom w:val="dashed" w:color="9DB4D4" w:sz="6"/><w:right w:val="dashed" w:color="9DB4D4" w:sz="6"/><w:insideH w:val="single" w:color="auto" w:sz="4"/><w:insideV w:val="single" w:color="auto" w:sz="4"/></w:tblBorders></w:tblPr><w:tblGrid><w:gridCol w:w="9600"/></w:tblGrid><w:tr><w:tc><w:tcPr><w:tcW w:type="dxa" w:w="9600"/><w:shd w:fill="F7F8FA" w:color="auto" w:val="clear"/><w:tcMar><w:top w:type="dxa" w:w="520"/><w:left w:type="dxa" w:w="200"/><w:bottom w:type="dxa" w:w="520"/><w:right w:type="dxa" w:w="200"/></w:tcMar><w:vAlign w:val="center"/></w:tcPr><w:p><w:pPr><w:spacing w:after="40"/><w:jc w:val="center"/></w:pPr><w:r><w:rPr><w:b/><w:bCs/><w:color w:val="6C7888"/><w:sz w:val="30"/><w:szCs w:val="30"/></w:rPr><w:t xml:space="preserve">[ ตำแหน่งภาพหน้าจอ ]</w:t></w:r></w:p><w:p><w:pPr><w:spacing w:after="40"/><w:jc w:val="center"/></w:pPr><w:r><w:rPr><w:color w:val="1F2D3D"/><w:sz w:val="32"/><w:szCs w:val="32"/></w:rPr><w:t xml:space="preserve">การ์ดผู้จัดการ SOC ตรวจสอบ พร้อมปุ่มอนุมัติปิดงาน</w:t></w:r></w:p><w:p><w:pPr><w:jc w:val="center"/></w:pPr><w:r><w:rPr><w:rFonts w:ascii="Consolas" w:cs="Consolas" w:eastAsia="Consolas" w:hAnsi="Consolas"/><w:color w:val="9AA6B4"/><w:sz w:val="24"/><w:szCs w:val="24"/></w:rPr><w:t xml:space="preserve">SHOT: MGR-approve</w:t></w:r></w:p></w:tc></w:tr></w:tbl><w:p><w:pPr><w:spacing w:after="160" w:before="60"/><w:jc w:val="center"/></w:pPr><w:r><w:rPr><w:b/><w:bCs/><w:color w:val="245EA8"/><w:sz w:val="28"/><w:szCs w:val="28"/></w:rPr><w:t xml:space="preserve">รูปที่ 5-3  </w:t></w:r><w:r><w:rPr><w:i/><w:iCs/><w:color w:val="6C7888"/><w:sz w:val="28"/><w:szCs w:val="28"/></w:rPr><w:t xml:space="preserve">การ์ดผู้จัดการ SOC ตรวจสอบ พร้อมปุ่มอนุมัติปิดงาน</w:t></w:r></w:p><w:p><w:pPr><w:pStyle w:val="Heading2"/></w:pPr><w:r><w:t xml:space="preserve">5.5 ตรวจการปิดแบบ Event ที่ถูกปรับลด</w:t></w:r></w:p><w:p><w:pPr><w:spacing w:after="120"/></w:pPr><w:r><w:rPr><w:sz w:val="32"/><w:szCs w:val="32"/></w:rPr><w:t xml:space="preserve">เมื่อ Tier 2 ปรับเคสที่ถูกส่งต่อจาก Incident เป็น Event ตั๋วจะเข้าสถานะ </w:t></w:r><w:r><w:rPr><w:b/><w:bCs/><w:sz w:val="32"/><w:szCs w:val="32"/></w:rPr><w:t xml:space="preserve">รอผู้จัดการตรวจสอบการปิดแบบ Event</w:t></w:r></w:p><w:p><w:pPr><w:pStyle w:val="ListParagraph"/><w:numPr><w:ilvl w:val="0"/><w:numId w:val="5"/></w:numPr><w:spacing w:after="80"/></w:pPr><w:r><w:rPr><w:sz w:val="32"/><w:szCs w:val="32"/></w:rPr><w:t xml:space="preserve">เห็นด้วยว่าไม่เป็นภัยจริง → ปิดเป็น Event</w:t></w:r></w:p><w:p><w:pPr><w:pStyle w:val="ListParagraph"/><w:numPr><w:ilvl w:val="0"/><w:numId w:val="5"/></w:numPr><w:spacing w:after="80"/></w:pPr><w:r><w:rPr><w:sz w:val="32"/><w:szCs w:val="32"/></w:rPr><w:t xml:space="preserve">ไม่เห็นด้วย → ตีกลับเป็น Incident ให้ Tier 2 ดำเนินการต่อ</w:t></w:r></w:p><w:p><w:pPr><w:pStyle w:val="Heading2"/></w:pPr><w:r><w:t xml:space="preserve">5.6 ย้อนขั้นตอน (Step-back)</w:t></w:r></w:p><w:p><w:pPr><w:spacing w:after="120"/></w:pPr><w:r><w:rPr><w:sz w:val="32"/><w:szCs w:val="32"/></w:rPr><w:t xml:space="preserve">เมื่อมอบหมายผิดพลาดหรือต้องทบทวนใหม่ คุณสามารถส่งเคสกลับไปยังขั้นตอนก่อนหน้าได้จากการ์ด </w:t></w:r><w:r><w:rPr><w:b/><w:bCs/><w:color w:val="1F2D3D"/><w:sz w:val="32"/><w:szCs w:val="32"/></w:rPr><w:t xml:space="preserve">ย้อนขั้นตอน (ผู้จัดการ SOC)</w:t></w:r><w:r><w:rPr><w:sz w:val="32"/><w:szCs w:val="32"/></w:rPr><w:t xml:space="preserve"> บนหน้ารายละเอียดตั๋ว — เป็นอำนาจของ </w:t></w:r><w:r><w:rPr><w:b/><w:bCs/><w:sz w:val="32"/><w:szCs w:val="32"/></w:rPr><w:t xml:space="preserve">ผู้จัดการ SOC เท่านั้น</w:t></w:r><w:r><w:rPr><w:sz w:val="32"/><w:szCs w:val="32"/></w:rPr><w:t xml:space="preserve"> ไม่มีบทบาทอื่นย้อนสถานะได้</w:t></w:r></w:p><w:p><w:pPr><w:spacing w:after="120"/></w:pPr><w:r><w:rPr><w:sz w:val="32"/><w:szCs w:val="32"/></w:rPr><w:t xml:space="preserve">ระบบเลือกปลายทางให้เองตามขั้นตอนปัจจุบันและเลนที่ Tier 1 กำหนดไว้ คุณจึงย้อนได้ทีละหนึ่งขั้น ไม่ใช่เลือกสถานะได้อิสระ:</w:t></w:r></w:p><w:tbl><w:tblPr><w:tblW w:type="dxa" w:w="9600"/><w:tblBorders><w:top w:val="single" w:color="E1E6ED" w:sz="2"/><w:left w:val="single" w:color="E1E6ED" w:sz="2"/><w:bottom w:val="single" w:color="E1E6ED" w:sz="2"/><w:right w:val="single" w:color="E1E6ED" w:sz="2"/><w:insideH w:val="single" w:color="E1E6ED" w:sz="2"/><w:insideV w:val="single" w:color="E1E6ED" w:sz="2"/></w:tblBorders></w:tblPr><w:tblGrid><w:gridCol w:w="3000"/><w:gridCol w:w="3300"/><w:gridCol w:w="3300"/></w:tblGrid><w:tr><w:trPr><w:cantSplit/><w:tblHeader/></w:trPr><w:tc><w:tcPr><w:tcW w:type="dxa" w:w="3000"/><w:shd w:fill="1A1A2E" w:color="auto" w:val="clear"/><w:tcMar><w:top w:type="dxa" w:w="80"/><w:left w:type="dxa" w:w="120"/><w:bottom w:type="dxa" w:w="80"/><w:right w:type="dxa" w:w="120"/></w:tcMar></w:tcPr><w:p><w:r><w:rPr><w:b/><w:bCs/><w:color w:val="FFFFFF"/><w:sz w:val="28"/><w:szCs w:val="28"/></w:rPr><w:t xml:space="preserve">ตั๋วอยู่ที่</w:t></w:r></w:p></w:tc><w:tc><w:tcPr><w:tcW w:type="dxa" w:w="3300"/><w:shd w:fill="1A1A2E" w:color="auto" w:val="clear"/><w:tcMar><w:top w:type="dxa" w:w="80"/><w:left w:type="dxa" w:w="120"/><w:bottom w:type="dxa" w:w="80"/><w:right w:type="dxa" w:w="120"/></w:tcMar></w:tcPr><w:p><w:r><w:rPr><w:b/><w:bCs/><w:color w:val="FFFFFF"/><w:sz w:val="28"/><w:szCs w:val="28"/></w:rPr><w:t xml:space="preserve">ย้อนกลับไป</w:t></w:r></w:p></w:tc><w:tc><w:tcPr><w:tcW w:type="dxa" w:w="3300"/><w:shd w:fill="1A1A2E" w:color="auto" w:val="clear"/><w:tcMar><w:top w:type="dxa" w:w="80"/><w:left w:type="dxa" w:w="120"/><w:bottom w:type="dxa" w:w="80"/><w:right w:type="dxa" w:w="120"/></w:tcMar></w:tcPr><w:p><w:r><w:rPr><w:b/><w:bCs/><w:color w:val="FFFFFF"/><w:sz w:val="28"/><w:szCs w:val="28"/></w:rPr><w:t xml:space="preserve">ใช้เมื่อ</w:t></w:r></w:p></w:tc></w:tr><w:tr><w:trPr><w:cantSplit/></w:trPr><w:tc><w:tcPr><w:tcW w:type="dxa" w:w="3000"/><w:shd w:fill="FFFFFF" w:color="auto" w:val="clear"/><w:tcMar><w:top w:type="dxa" w:w="70"/><w:left w:type="dxa" w:w="120"/><w:bottom w:type="dxa" w:w="70"/><w:right w:type="dxa" w:w="120"/></w:tcMar></w:tcPr><w:p><w:pPr><w:spacing w:after="0"/></w:pPr><w:r><w:rPr><w:b/><w:bCs/><w:sz w:val="28"/><w:szCs w:val="28"/></w:rPr><w:t xml:space="preserve">รอการจัดการจากผู้ดูแลระบบ</w:t></w:r><w:r><w:rPr><w:rFonts w:ascii="Consolas" w:cs="Consolas" w:eastAsia="Consolas" w:hAnsi="Consolas"/><w:color w:val="6C7888"/><w:sz w:val="24"/><w:szCs w:val="24"/></w:rPr><w:br/><w:t xml:space="preserve">AWAITING_CONTAINMENT</w:t></w:r></w:p></w:tc><w:tc><w:tcPr><w:tcW w:type="dxa" w:w="3300"/><w:shd w:fill="FFFFFF" w:color="auto" w:val="clear"/><w:tcMar><w:top w:type="dxa" w:w="70"/><w:left w:type="dxa" w:w="120"/><w:bottom w:type="dxa" w:w="70"/><w:right w:type="dxa" w:w="120"/></w:tcMar></w:tcPr><w:p><w:pPr><w:spacing w:after="0"/></w:pPr><w:r><w:rPr><w:sz w:val="28"/><w:szCs w:val="28"/></w:rPr><w:t xml:space="preserve">รอผู้จัดการ SOC ตรวจ (ก่อนมอบหมาย)</w:t></w:r></w:p></w:tc><w:tc><w:tcPr><w:tcW w:type="dxa" w:w="3300"/><w:shd w:fill="FFFFFF" w:color="auto" w:val="clear"/><w:tcMar><w:top w:type="dxa" w:w="70"/><w:left w:type="dxa" w:w="120"/><w:bottom w:type="dxa" w:w="70"/><w:right w:type="dxa" w:w="120"/></w:tcMar></w:tcPr><w:p><w:pPr><w:spacing w:after="0"/></w:pPr><w:r><w:rPr><w:sz w:val="28"/><w:szCs w:val="28"/></w:rPr><w:t xml:space="preserve">มอบหมายผิดผู้ดูแลระบบ หรือต้องประเมินความรุนแรงใหม่</w:t></w:r></w:p></w:tc></w:tr><w:tr><w:trPr><w:cantSplit/></w:trPr><w:tc><w:tcPr><w:tcW w:type="dxa" w:w="3000"/><w:shd w:fill="F7F8FA" w:color="auto" w:val="clear"/><w:tcMar><w:top w:type="dxa" w:w="70"/><w:left w:type="dxa" w:w="120"/><w:bottom w:type="dxa" w:w="70"/><w:right w:type="dxa" w:w="120"/></w:tcMar></w:tcPr><w:p><w:pPr><w:spacing w:after="0"/></w:pPr><w:r><w:rPr><w:b/><w:bCs/><w:sz w:val="28"/><w:szCs w:val="28"/></w:rPr><w:t xml:space="preserve">รอเจ้าของระบบดำเนินการเอง</w:t></w:r><w:r><w:rPr><w:rFonts w:ascii="Consolas" w:cs="Consolas" w:eastAsia="Consolas" w:hAnsi="Consolas"/><w:color w:val="6C7888"/><w:sz w:val="24"/><w:szCs w:val="24"/></w:rPr><w:br/><w:t xml:space="preserve">AWAITING_OWNER</w:t></w:r></w:p></w:tc><w:tc><w:tcPr><w:tcW w:type="dxa" w:w="3300"/><w:shd w:fill="F7F8FA" w:color="auto" w:val="clear"/><w:tcMar><w:top w:type="dxa" w:w="70"/><w:left w:type="dxa" w:w="120"/><w:bottom w:type="dxa" w:w="70"/><w:right w:type="dxa" w:w="120"/></w:tcMar></w:tcPr><w:p><w:pPr><w:spacing w:after="0"/></w:pPr><w:r><w:rPr><w:sz w:val="28"/><w:szCs w:val="28"/></w:rPr><w:t xml:space="preserve">รอผู้จัดการ SOC ตรวจ (ก่อนมอบหมาย)</w:t></w:r></w:p></w:tc><w:tc><w:tcPr><w:tcW w:type="dxa" w:w="3300"/><w:shd w:fill="F7F8FA" w:color="auto" w:val="clear"/><w:tcMar><w:top w:type="dxa" w:w="70"/><w:left w:type="dxa" w:w="120"/><w:bottom w:type="dxa" w:w="70"/><w:right w:type="dxa" w:w="120"/></w:tcMar></w:tcPr><w:p><w:pPr><w:spacing w:after="0"/></w:pPr><w:r><w:rPr><w:sz w:val="28"/><w:szCs w:val="28"/></w:rPr><w:t xml:space="preserve">เลือกเส้นทางเจ้าของระบบผิด หรือต้องทบทวนก่อน</w:t></w:r></w:p></w:tc></w:tr><w:tr><w:trPr><w:cantSplit/></w:trPr><w:tc><w:tcPr><w:tcW w:type="dxa" w:w="3000"/><w:shd w:fill="FFFFFF" w:color="auto" w:val="clear"/><w:tcMar><w:top w:type="dxa" w:w="70"/><w:left w:type="dxa" w:w="120"/><w:bottom w:type="dxa" w:w="70"/><w:right w:type="dxa" w:w="120"/></w:tcMar></w:tcPr><w:p><w:pPr><w:spacing w:after="0"/></w:pPr><w:r><w:rPr><w:b/><w:bCs/><w:sz w:val="28"/><w:szCs w:val="28"/></w:rPr><w:t xml:space="preserve">รอผู้จัดการตรวจสอบ</w:t></w:r><w:r><w:rPr><w:rFonts w:ascii="Consolas" w:cs="Consolas" w:eastAsia="Consolas" w:hAnsi="Consolas"/><w:color w:val="6C7888"/><w:sz w:val="24"/><w:szCs w:val="24"/></w:rPr><w:br/><w:t xml:space="preserve">PENDING_MANAGER</w:t></w:r></w:p></w:tc><w:tc><w:tcPr><w:tcW w:type="dxa" w:w="3300"/><w:shd w:fill="FFFFFF" w:color="auto" w:val="clear"/><w:tcMar><w:top w:type="dxa" w:w="70"/><w:left w:type="dxa" w:w="120"/><w:bottom w:type="dxa" w:w="70"/><w:right w:type="dxa" w:w="120"/></w:tcMar></w:tcPr><w:p><w:pPr><w:spacing w:after="0"/></w:pPr><w:r><w:rPr><w:sz w:val="28"/><w:szCs w:val="28"/></w:rPr><w:t xml:space="preserve">ขั้นตรวจรับของ Tier 2 ในเลนเดิม</w:t></w:r></w:p></w:tc><w:tc><w:tcPr><w:tcW w:type="dxa" w:w="3300"/><w:shd w:fill="FFFFFF" w:color="auto" w:val="clear"/><w:tcMar><w:top w:type="dxa" w:w="70"/><w:left w:type="dxa" w:w="120"/><w:bottom w:type="dxa" w:w="70"/><w:right w:type="dxa" w:w="120"/></w:tcMar></w:tcPr><w:p><w:pPr><w:spacing w:after="0"/></w:pPr><w:r><w:rPr><w:sz w:val="28"/><w:szCs w:val="28"/></w:rPr><w:t xml:space="preserve">ข้อมูลจากขั้นตรวจรับยังไม่พอให้อนุมัติปิด</w:t></w:r></w:p></w:tc></w:tr></w:tbl><w:p><w:pPr><w:spacing w:after="140"/></w:pPr></w:p><w:p><w:pPr><w:pStyle w:val="ListParagraph"/><w:numPr><w:ilvl w:val="0"/><w:numId w:val="6"/></w:numPr><w:spacing w:after="80"/></w:pPr><w:r><w:rPr><w:sz w:val="32"/><w:szCs w:val="32"/></w:rPr><w:t xml:space="preserve">เปิดการ์ด </w:t></w:r><w:r><w:rPr><w:b/><w:bCs/><w:color w:val="1F2D3D"/><w:sz w:val="32"/><w:szCs w:val="32"/></w:rPr><w:t xml:space="preserve">ย้อนขั้นตอน (ผู้จัดการ SOC)</w:t></w:r><w:r><w:rPr><w:sz w:val="32"/><w:szCs w:val="32"/></w:rPr><w:t xml:space="preserve"> ปุ่มจะบอกปลายทางไว้แล้ว</w:t></w:r></w:p><w:p><w:pPr><w:pStyle w:val="ListParagraph"/><w:numPr><w:ilvl w:val="0"/><w:numId w:val="6"/></w:numPr><w:spacing w:after="80"/></w:pPr><w:r><w:rPr><w:sz w:val="32"/><w:szCs w:val="32"/></w:rPr><w:t xml:space="preserve">กรอก </w:t></w:r><w:r><w:rPr><w:b/><w:bCs/><w:color w:val="1F2D3D"/><w:sz w:val="32"/><w:szCs w:val="32"/></w:rPr><w:t xml:space="preserve">เหตุผล</w:t></w:r><w:r><w:rPr><w:sz w:val="32"/><w:szCs w:val="32"/></w:rPr><w:t xml:space="preserve"> — </w:t></w:r><w:r><w:rPr><w:b/><w:bCs/><w:sz w:val="32"/><w:szCs w:val="32"/></w:rPr><w:t xml:space="preserve">บังคับ</w:t></w:r><w:r><w:rPr><w:sz w:val="32"/><w:szCs w:val="32"/></w:rPr><w:t xml:space="preserve"> และถูกบันทึกไว้ในประวัติของตั๋ว</w:t></w:r></w:p><w:p><w:pPr><w:pStyle w:val="ListParagraph"/><w:numPr><w:ilvl w:val="0"/><w:numId w:val="6"/></w:numPr><w:spacing w:after="80"/></w:pPr><w:r><w:rPr><w:sz w:val="32"/><w:szCs w:val="32"/></w:rPr><w:t xml:space="preserve">กดปุ่มย้อนกลับ ตั๋วจะกลับไปอยู่ในมือของขั้นตอนนั้นทันที</w:t></w:r></w:p><w:tbl><w:tblPr><w:tblW w:type="dxa" w:w="9600"/><w:tblBorders><w:top w:val="dashed" w:color="9DB4D4" w:sz="6"/><w:left w:val="dashed" w:color="9DB4D4" w:sz="6"/><w:bottom w:val="dashed" w:color="9DB4D4" w:sz="6"/><w:right w:val="dashed" w:color="9DB4D4" w:sz="6"/><w:insideH w:val="single" w:color="auto" w:sz="4"/><w:insideV w:val="single" w:color="auto" w:sz="4"/></w:tblBorders></w:tblPr><w:tblGrid><w:gridCol w:w="9600"/></w:tblGrid><w:tr><w:tc><w:tcPr><w:tcW w:type="dxa" w:w="9600"/><w:shd w:fill="F7F8FA" w:color="auto" w:val="clear"/><w:tcMar><w:top w:type="dxa" w:w="520"/><w:left w:type="dxa" w:w="200"/><w:bottom w:type="dxa" w:w="520"/><w:right w:type="dxa" w:w="200"/></w:tcMar><w:vAlign w:val="center"/></w:tcPr><w:p><w:pPr><w:spacing w:after="40"/><w:jc w:val="center"/></w:pPr><w:r><w:rPr><w:b/><w:bCs/><w:color w:val="6C7888"/><w:sz w:val="30"/><w:szCs w:val="30"/></w:rPr><w:t xml:space="preserve">[ ตำแหน่งภาพหน้าจอ ]</w:t></w:r></w:p><w:p><w:pPr><w:spacing w:after="40"/><w:jc w:val="center"/></w:pPr><w:r><w:rPr><w:color w:val="1F2D3D"/><w:sz w:val="32"/><w:szCs w:val="32"/></w:rPr><w:t xml:space="preserve">การ์ดย้อนขั้นตอนบนหน้ารายละเอียดตั๋ว พร้อมช่องเหตุผลที่บังคับกรอก</w:t></w:r></w:p><w:p><w:pPr><w:jc w:val="center"/></w:pPr><w:r><w:rPr><w:rFonts w:ascii="Consolas" w:cs="Consolas" w:eastAsia="Consolas" w:hAnsi="Consolas"/><w:color w:val="9AA6B4"/><w:sz w:val="24"/><w:szCs w:val="24"/></w:rPr><w:t xml:space="preserve">SHOT: MGR-step-back</w:t></w:r></w:p></w:tc></w:tr></w:tbl><w:p><w:pPr><w:spacing w:after="160" w:before="60"/><w:jc w:val="center"/></w:pPr><w:r><w:rPr><w:b/><w:bCs/><w:color w:val="245EA8"/><w:sz w:val="28"/><w:szCs w:val="28"/></w:rPr><w:t xml:space="preserve">รูปที่ 5-4  </w:t></w:r><w:r><w:rPr><w:i/><w:iCs/><w:color w:val="6C7888"/><w:sz w:val="28"/><w:szCs w:val="28"/></w:rPr><w:t xml:space="preserve">การ์ดย้อนขั้นตอนบนหน้ารายละเอียดตั๋ว พร้อมช่องเหตุผลที่บังคับกรอก</w:t></w:r></w:p><w:tbl><w:tblPr><w:tblW w:type="dxa" w:w="9600"/><w:tblBorders><w:top w:val="single" w:color="F1F3F6" w:sz="2"/><w:left w:val="single" w:color="6C7888" w:sz="28"/><w:bottom w:val="single" w:color="F1F3F6" w:sz="2"/><w:right w:val="single" w:color="F1F3F6" w:sz="2"/><w:insideH w:val="single" w:color="auto" w:sz="4"/><w:insideV w:val="single" w:color="auto" w:sz="4"/></w:tblBorders></w:tblPr><w:tblGrid><w:gridCol w:w="9600"/></w:tblGrid><w:tr><w:tc><w:tcPr><w:tcW w:type="dxa" w:w="9600"/><w:shd w:fill="F1F3F6" w:color="auto" w:val="clear"/><w:tcMar><w:top w:type="dxa" w:w="140"/><w:left w:type="dxa" w:w="200"/><w:bottom w:type="dxa" w:w="140"/><w:right w:type="dxa" w:w="200"/></w:tcMar></w:tcPr><w:p><w:pPr><w:spacing w:after="60"/></w:pPr><w:r><w:rPr><w:b/><w:bCs/><w:color w:val="6C7888"/><w:sz w:val="30"/><w:szCs w:val="30"/></w:rPr><w:t xml:space="preserve">สิ่งที่ต้องจำ</w:t></w:r></w:p><w:p><w:pPr><w:spacing w:after="0"/></w:pPr><w:r><w:rPr><w:sz w:val="32"/><w:szCs w:val="32"/></w:rPr><w:t xml:space="preserve">การย้อนขั้นตอนไม่ลบลายเซ็นผู้ตรวจ (Verified) ผู้อนุมัติ หรือผลการประเมินฉุกเฉินเดิม และใช้กับตั๋วที่ปิดหรือยกเลิกไปแล้วไม่ได้ — การปิดเคสยังเป็นจุดสิ้นสุดเสมอ</w:t></w:r></w:p></w:tc></w:tr></w:tbl><w:p><w:pPr><w:pStyle w:val="Heading2"/></w:pPr><w:r><w:t xml:space="preserve">5.7 ตัดสินคำขอยกเลิกตั๋ว (เพิ่ม v1.5.0)</w:t></w:r></w:p><w:p><w:pPr><w:spacing w:after="120"/></w:pPr><w:r><w:rPr><w:sz w:val="32"/><w:szCs w:val="32"/></w:rPr><w:t xml:space="preserve">ตั๋วที่ </w:t></w:r><w:r><w:rPr><w:b/><w:bCs/><w:sz w:val="32"/><w:szCs w:val="32"/></w:rPr><w:t xml:space="preserve">ซ้ำ</w:t></w:r><w:r><w:rPr><w:sz w:val="32"/><w:szCs w:val="32"/></w:rPr><w:t xml:space="preserve"> หรือ </w:t></w:r><w:r><w:rPr><w:b/><w:bCs/><w:sz w:val="32"/><w:szCs w:val="32"/></w:rPr><w:t xml:space="preserve">เปิดผิด</w:t></w:r><w:r><w:rPr><w:sz w:val="32"/><w:szCs w:val="32"/></w:rPr><w:t xml:space="preserve"> สามารถจบด้วยสถานะ </w:t></w:r><0/><w:r><w:rPr><w:sz w:val="32"/><w:szCs w:val="32"/></w:rPr><w:t xml:space="preserve"> ได้โดยไม่ต้องจัดเป็น Event หรือรับรองการแก้ไข เมื่อผู้ปฏิบัติงานยื่นคำขอยกเลิก การ์ด </w:t></w:r><w:r><w:rPr><w:b/><w:bCs/><w:sz w:val="32"/><w:szCs w:val="32"/></w:rPr><w:t xml:space="preserve">การตัดสินคำขอยกเลิก (ผู้จัดการ SOC)</w:t></w:r><w:r><w:rPr><w:sz w:val="32"/><w:szCs w:val="32"/></w:rPr><w:t xml:space="preserve"> จะแสดงในหน้ารายละเอียดตั๋วให้คุณ </w:t></w:r><w:r><w:rPr><w:b/><w:bCs/><w:sz w:val="32"/><w:szCs w:val="32"/></w:rPr><w:t xml:space="preserve">อนุมัติ / ปฏิเสธ / หรือยกเลิกโดยตรง</w:t></w:r></w:p><w:p><w:pPr><w:pStyle w:val="ListParagraph"/><w:numPr><w:ilvl w:val="0"/><w:numId w:val="7"/></w:numPr><w:spacing w:after="80"/></w:pPr><w:r><w:rPr><w:sz w:val="32"/><w:szCs w:val="32"/></w:rPr><w:t xml:space="preserve">เปิดตั๋วที่มีคำขอยกเลิกค้างอยู่ อ่านเหตุผล (</w:t></w:r><w:r><w:rPr><w:b/><w:bCs/><w:color w:val="1F2D3D"/><w:sz w:val="32"/><w:szCs w:val="32"/></w:rPr><w:t xml:space="preserve">รายการซ้ำ / สร้างรายการผิด / เหตุผลอื่น</w:t></w:r><w:r><w:rPr><w:sz w:val="32"/><w:szCs w:val="32"/></w:rPr><w:t xml:space="preserve">) และคำอธิบายของผู้ยื่น กรณี “รายการซ้ำ” ตรวจว่าตั๋วที่อ้างอิงมีอยู่จริงและยังไม่ถูกยกเลิก</w:t></w:r></w:p><w:p><w:pPr><w:pStyle w:val="ListParagraph"/><w:numPr><w:ilvl w:val="0"/><w:numId w:val="7"/></w:numPr><w:spacing w:after="80"/></w:pPr><w:r><w:rPr><w:sz w:val="32"/><w:szCs w:val="32"/></w:rPr><w:t xml:space="preserve">เลือก </w:t></w:r><w:r><w:rPr><w:b/><w:bCs/><w:color w:val="1F2D3D"/><w:sz w:val="32"/><w:szCs w:val="32"/></w:rPr><w:t xml:space="preserve">อนุมัติ</w:t></w:r><w:r><w:rPr><w:sz w:val="32"/><w:szCs w:val="32"/></w:rPr><w:t xml:space="preserve">, </w:t></w:r><w:r><w:rPr><w:b/><w:bCs/><w:color w:val="1F2D3D"/><w:sz w:val="32"/><w:szCs w:val="32"/></w:rPr><w:t xml:space="preserve">ปฏิเสธ</w:t></w:r><w:r><w:rPr><w:sz w:val="32"/><w:szCs w:val="32"/></w:rPr><w:t xml:space="preserve"> หรือ </w:t></w:r><w:r><w:rPr><w:b/><w:bCs/><w:color w:val="1F2D3D"/><w:sz w:val="32"/><w:szCs w:val="32"/></w:rPr><w:t xml:space="preserve">ยกเลิกโดยตรง</w:t></w:r><w:r><w:rPr><w:sz w:val="32"/><w:szCs w:val="32"/></w:rPr><w:t xml:space="preserve"> พร้อมกรอกเหตุผล — ทุกการตัดสินถูกบันทึกแยกในประวัติของตั๋ว</w:t></w:r></w:p><w:tbl><w:tblPr><w:tblW w:type="dxa" w:w="9600"/><w:tblBorders><w:top w:val="dashed" w:color="9DB4D4" w:sz="6"/><w:left w:val="dashed" w:color="9DB4D4" w:sz="6"/><w:bottom w:val="dashed" w:color="9DB4D4" w:sz="6"/><w:right w:val="dashed" w:color="9DB4D4" w:sz="6"/><w:insideH w:val="single" w:color="auto" w:sz="4"/><w:insideV w:val="single" w:color="auto" w:sz="4"/></w:tblBorders></w:tblPr><w:tblGrid><w:gridCol w:w="9600"/></w:tblGrid><w:tr><w:tc><w:tcPr><w:tcW w:type="dxa" w:w="9600"/><w:shd w:fill="F7F8FA" w:color="auto" w:val="clear"/><w:tcMar><w:top w:type="dxa" w:w="520"/><w:left w:type="dxa" w:w="200"/><w:bottom w:type="dxa" w:w="520"/><w:right w:type="dxa" w:w="200"/></w:tcMar><w:vAlign w:val="center"/></w:tcPr><w:p><w:pPr><w:spacing w:after="40"/><w:jc w:val="center"/></w:pPr><w:r><w:rPr><w:b/><w:bCs/><w:color w:val="6C7888"/><w:sz w:val="30"/><w:szCs w:val="30"/></w:rPr><w:t xml:space="preserve">[ ตำแหน่งภาพหน้าจอ ]</w:t></w:r></w:p><w:p><w:pPr><w:spacing w:after="40"/><w:jc w:val="center"/></w:pPr><w:r><w:rPr><w:color w:val="1F2D3D"/><w:sz w:val="32"/><w:szCs w:val="32"/></w:rPr><w:t xml:space="preserve">การ์ดการตัดสินคำขอยกเลิกของผู้จัดการ SOC บนหน้ารายละเอียดตั๋ว</w:t></w:r></w:p><w:p><w:pPr><w:jc w:val="center"/></w:pPr><w:r><w:rPr><w:rFonts w:ascii="Consolas" w:cs="Consolas" w:eastAsia="Consolas" w:hAnsi="Consolas"/><w:color w:val="9AA6B4"/><w:sz w:val="24"/><w:szCs w:val="24"/></w:rPr><w:t xml:space="preserve">SHOT: MGR-cancel-decision</w:t></w:r></w:p></w:tc></w:tr></w:tbl><w:p><w:pPr><w:spacing w:after="160" w:before="60"/><w:jc w:val="center"/></w:pPr><w:r><w:rPr><w:b/><w:bCs/><w:color w:val="245EA8"/><w:sz w:val="28"/><w:szCs w:val="28"/></w:rPr><w:t xml:space="preserve">รูปที่ 5-5  </w:t></w:r><w:r><w:rPr><w:i/><w:iCs/><w:color w:val="6C7888"/><w:sz w:val="28"/><w:szCs w:val="28"/></w:rPr><w:t xml:space="preserve">การ์ดการตัดสินคำขอยกเลิกของผู้จัดการ SOC บนหน้ารายละเอียดตั๋ว</w:t></w:r></w:p><w:tbl><w:tblPr><w:tblW w:type="dxa" w:w="9600"/><w:tblBorders><w:top w:val="single" w:color="FDECEE" w:sz="2"/><w:left w:val="single" w:color="E63946" w:sz="28"/><w:bottom w:val="single" w:color="FDECEE" w:sz="2"/><w:right w:val="single" w:color="FDECEE" w:sz="2"/><w:insideH w:val="single" w:color="auto" w:sz="4"/><w:insideV w:val="single" w:color="auto" w:sz="4"/></w:tblBorders></w:tblPr><w:tblGrid><w:gridCol w:w="9600"/></w:tblGrid><w:tr><w:tc><w:tcPr><w:tcW w:type="dxa" w:w="9600"/><w:shd w:fill="FDECEE" w:color="auto" w:val="clear"/><w:tcMar><w:top w:type="dxa" w:w="140"/><w:left w:type="dxa" w:w="200"/><w:bottom w:type="dxa" w:w="140"/><w:right w:type="dxa" w:w="200"/></w:tcMar></w:tcPr><w:p><w:pPr><w:spacing w:after="60"/></w:pPr><w:r><w:rPr><w:b/><w:bCs/><w:color w:val="E63946"/><w:sz w:val="30"/><w:szCs w:val="30"/></w:rPr><w:t xml:space="preserve">ข้อควรระวัง</w:t></w:r></w:p><w:p><w:pPr><w:spacing w:after="0"/></w:pPr><w:r><w:rPr><w:sz w:val="32"/><w:szCs w:val="32"/></w:rPr><w:t xml:space="preserve">การอนุมัติยกเลิกต้อง</w:t></w:r><w:r><w:rPr><w:b/><w:bCs/><w:sz w:val="32"/><w:szCs w:val="32"/></w:rPr><w:t xml:space="preserve">ปิดหรือยกเลิกงานย่อย/คำขอทีมตอบสนองที่ค้างอยู่ก่อน</w:t></w:r><w:r><w:rPr><w:sz w:val="32"/><w:szCs w:val="32"/></w:rPr><w:t xml:space="preserve"> (งานเหล่านั้นจะกลายเป็น “ยกเลิกแล้ว” ไม่ใช่ “เสร็จสิ้น”) คำขอที่ค้างอยู่ </w:t></w:r><w:r><w:rPr><w:b/><w:bCs/><w:sz w:val="32"/><w:szCs w:val="32"/></w:rPr><w:t xml:space="preserve">ไม่หยุดนาฬิกา OLA และไม่เลื่อนขั้นตอน</w:t></w:r><w:r><w:rPr><w:sz w:val="32"/><w:szCs w:val="32"/></w:rPr><w:t xml:space="preserve"> งานยังเดินต่อตามปกติ</w:t></w:r></w:p></w:tc></w:tr></w:tbl><w:tbl><w:tblPr><w:tblW w:type="dxa" w:w="9600"/><w:tblBorders><w:top w:val="single" w:color="F1F3F6" w:sz="2"/><w:left w:val="single" w:color="6C7888" w:sz="28"/><w:bottom w:val="single" w:color="F1F3F6" w:sz="2"/><w:right w:val="single" w:color="F1F3F6" w:sz="2"/><w:insideH w:val="single" w:color="auto" w:sz="4"/><w:insideV w:val="single" w:color="auto" w:sz="4"/></w:tblBorders></w:tblPr><w:tblGrid><w:gridCol w:w="9600"/></w:tblGrid><w:tr><w:tc><w:tcPr><w:tcW w:type="dxa" w:w="9600"/><w:shd w:fill="F1F3F6" w:color="auto" w:val="clear"/><w:tcMar><w:top w:type="dxa" w:w="140"/><w:left w:type="dxa" w:w="200"/><w:bottom w:type="dxa" w:w="140"/><w:right w:type="dxa" w:w="200"/></w:tcMar></w:tcPr><w:p><w:pPr><w:spacing w:after="60"/></w:pPr><w:r><w:rPr><w:b/><w:bCs/><w:color w:val="6C7888"/><w:sz w:val="30"/><w:szCs w:val="30"/></w:rPr><w:t xml:space="preserve">สิ่งที่ต้องจำ</w:t></w:r></w:p><w:p><w:pPr><w:spacing w:after="0"/></w:pPr><w:r><w:rPr><w:sz w:val="32"/><w:szCs w:val="32"/></w:rPr><w:t xml:space="preserve">ตั๋วที่ยกเลิกแล้วเป็นสถานะสิ้นสุด ออกจากคิวและแรงกดดัน OLA และไม่ถูกนับในสถิติการปิดงานสำเร็จและ MTTR แต่ประวัติผู้ยื่น/ผู้ตัดสิน/เหตุผล/เวลายังเก็บครบ และรายงานจะระบุว่าเป็นการยกเลิก</w:t></w:r></w:p></w:tc></w:tr></w:tbl><w:p><w:pPr><w:pStyle w:val="Heading2"/></w:pPr><w:r><w:t xml:space="preserve">5.8 แก้ไขข้อมูลเคส (เพิ่ม v1.7.0)</w:t></w:r></w:p><w:p><w:pPr><w:spacing w:after="120"/></w:pPr><w:r><w:rPr><w:sz w:val="32"/><w:szCs w:val="32"/></w:rPr><w:t xml:space="preserve">คุณแก้เนื้อหาของเคสได้ทุกใบที่ยังไม่ปิด ผ่านปุ่ม </w:t></w:r><w:r><w:rPr><w:b/><w:bCs/><w:color w:val="1F2D3D"/><w:sz w:val="32"/><w:szCs w:val="32"/></w:rPr><w:t xml:space="preserve">แก้ไขข้อมูล</w:t></w:r><w:r><w:rPr><w:sz w:val="32"/><w:szCs w:val="32"/></w:rPr><w:t xml:space="preserve"> บนหน้ารายละเอียดตั๋ว — มีประโยชน์เมื่อพบข้อมูลผิดระหว่างตรวจก่อนมอบหมาย และไม่อยากตีกลับทั้งใบเพียงเพราะพิมพ์ผิด</w:t></w:r></w:p><w:p><w:pPr><w:spacing w:after="120"/></w:pPr><w:r><w:rPr><w:sz w:val="32"/><w:szCs w:val="32"/></w:rPr><w:t xml:space="preserve">หน้าแก้ไขบังคับให้กรอก </w:t></w:r><w:r><w:rPr><w:b/><w:bCs/><w:color w:val="1F2D3D"/><w:sz w:val="32"/><w:szCs w:val="32"/></w:rPr><w:t xml:space="preserve">เหตุผลในการแก้ไข</w:t></w:r><w:r><w:rPr><w:sz w:val="32"/><w:szCs w:val="32"/></w:rPr><w:t xml:space="preserve"> เสมอ และบันทึกทุกช่องที่เปลี่ยนเป็นคู่ค่าเดิม → ค่าใหม่ พร้อมชื่อผู้แก้และเวลา ดูย้อนหลังได้ที่หัวข้อ </w:t></w:r><w:r><w:rPr><w:b/><w:bCs/><w:color w:val="1F2D3D"/><w:sz w:val="32"/><w:szCs w:val="32"/></w:rPr><w:t xml:space="preserve">ประวัติการแก้ไขข้อมูล</w:t></w:r><w:r><w:rPr><w:sz w:val="32"/><w:szCs w:val="32"/></w:rPr><w:t xml:space="preserve"> บนหน้ารายละเอียดตั๋ว</w:t></w:r></w:p><w:tbl><w:tblPr><w:tblW w:type="dxa" w:w="9600"/><w:tblBorders><w:top w:val="dashed" w:color="9DB4D4" w:sz="6"/><w:left w:val="dashed" w:color="9DB4D4" w:sz="6"/><w:bottom w:val="dashed" w:color="9DB4D4" w:sz="6"/><w:right w:val="dashed" w:color="9DB4D4" w:sz="6"/><w:insideH w:val="single" w:color="auto" w:sz="4"/><w:insideV w:val="single" w:color="auto" w:sz="4"/></w:tblBorders></w:tblPr><w:tblGrid><w:gridCol w:w="9600"/></w:tblGrid><w:tr><w:tc><w:tcPr><w:tcW w:type="dxa" w:w="9600"/><w:shd w:fill="F7F8FA" w:color="auto" w:val="clear"/><w:tcMar><w:top w:type="dxa" w:w="520"/><w:left w:type="dxa" w:w="200"/><w:bottom w:type="dxa" w:w="520"/><w:right w:type="dxa" w:w="200"/></w:tcMar><w:vAlign w:val="center"/></w:tcPr><w:p><w:pPr><w:spacing w:after="40"/><w:jc w:val="center"/></w:pPr><w:r><w:rPr><w:b/><w:bCs/><w:color w:val="6C7888"/><w:sz w:val="30"/><w:szCs w:val="30"/></w:rPr><w:t xml:space="preserve">[ ตำแหน่งภาพหน้าจอ ]</w:t></w:r></w:p><w:p><w:pPr><w:spacing w:after="40"/><w:jc w:val="center"/></w:pPr><w:r><w:rPr><w:color w:val="1F2D3D"/><w:sz w:val="32"/><w:szCs w:val="32"/></w:rPr><w:t xml:space="preserve">หน้าแก้ไขข้อมูลเคส แสดงการ์ดข้อมูลเคสและช่องเหตุผลที่บังคับกรอก</w:t></w:r></w:p><w:p><w:pPr><w:jc w:val="center"/></w:pPr><w:r><w:rPr><w:rFonts w:ascii="Consolas" w:cs="Consolas" w:eastAsia="Consolas" w:hAnsi="Consolas"/><w:color w:val="9AA6B4"/><w:sz w:val="24"/><w:szCs w:val="24"/></w:rPr><w:t xml:space="preserve">SHOT: MGR-ticket-edit</w:t></w:r></w:p></w:tc></w:tr></w:tbl><w:p><w:pPr><w:spacing w:after="160" w:before="60"/><w:jc w:val="center"/></w:pPr><w:r><w:rPr><w:b/><w:bCs/><w:color w:val="245EA8"/><w:sz w:val="28"/><w:szCs w:val="28"/></w:rPr><w:t xml:space="preserve">รูปที่ 5-6  </w:t></w:r><w:r><w:rPr><w:i/><w:iCs/><w:color w:val="6C7888"/><w:sz w:val="28"/><w:szCs w:val="28"/></w:rPr><w:t xml:space="preserve">หน้าแก้ไขข้อมูลเคส แสดงการ์ดข้อมูลเคสและช่องเหตุผลที่บังคับกรอก</w:t></w:r></w:p><w:tbl><w:tblPr><w:tblW w:type="dxa" w:w="9600"/><w:tblBorders><w:top w:val="single" w:color="FDECEE" w:sz="2"/><w:left w:val="single" w:color="E63946" w:sz="28"/><w:bottom w:val="single" w:color="FDECEE" w:sz="2"/><w:right w:val="single" w:color="FDECEE" w:sz="2"/><w:insideH w:val="single" w:color="auto" w:sz="4"/><w:insideV w:val="single" w:color="auto" w:sz="4"/></w:tblBorders></w:tblPr><w:tblGrid><w:gridCol w:w="9600"/></w:tblGrid><w:tr><w:tc><w:tcPr><w:tcW w:type="dxa" w:w="9600"/><w:shd w:fill="FDECEE" w:color="auto" w:val="clear"/><w:tcMar><w:top w:type="dxa" w:w="140"/><w:left w:type="dxa" w:w="200"/><w:bottom w:type="dxa" w:w="140"/><w:right w:type="dxa" w:w="200"/></w:tcMar></w:tcPr><w:p><w:pPr><w:spacing w:after="60"/></w:pPr><w:r><w:rPr><w:b/><w:bCs/><w:color w:val="E63946"/><w:sz w:val="30"/><w:szCs w:val="30"/></w:rPr><w:t xml:space="preserve">ข้อควรระวัง</w:t></w:r></w:p><w:p><w:pPr><w:spacing w:after="0"/></w:pPr><w:r><w:rPr><w:sz w:val="32"/><w:szCs w:val="32"/></w:rPr><w:t xml:space="preserve">การแก้ไขข้อมูล </w:t></w:r><w:r><w:rPr><w:b/><w:bCs/><w:sz w:val="32"/><w:szCs w:val="32"/></w:rPr><w:t xml:space="preserve">ไม่ใช่การย้อนขั้นตอน</w:t></w:r><w:r><w:rPr><w:sz w:val="32"/><w:szCs w:val="32"/></w:rPr><w:t xml:space="preserve"> — หน้านี้ไม่เปลี่ยนสถานะ ไม่เปลี่ยนเส้นทางการมอบหมาย และไม่แตะลายเซ็นผู้ตรวจหรือผู้อนุมัติ หากต้องการเปลี่ยนขั้นตอน ให้ใช้การย้อนขั้นตอนในข้อ 5.6</w:t></w:r></w:p></w:tc></w:tr></w:tbl><w:p><w:pPr><w:spacing w:after="80"/></w:pPr></w:p><w:tbl><w:tblPr><w:tblW w:type="dxa" w:w="9600"/><w:tblBorders><w:top w:val="single" w:color="F1F3F6" w:sz="2"/><w:left w:val="single" w:color="6C7888" w:sz="28"/><w:bottom w:val="single" w:color="F1F3F6" w:sz="2"/><w:right w:val="single" w:color="F1F3F6" w:sz="2"/><w:insideH w:val="single" w:color="auto" w:sz="4"/><w:insideV w:val="single" w:color="auto" w:sz="4"/></w:tblBorders></w:tblPr><w:tblGrid><w:gridCol w:w="9600"/></w:tblGrid><w:tr><w:tc><w:tcPr><w:tcW w:type="dxa" w:w="9600"/><w:shd w:fill="F1F3F6" w:color="auto" w:val="clear"/><w:tcMar><w:top w:type="dxa" w:w="140"/><w:left w:type="dxa" w:w="200"/><w:bottom w:type="dxa" w:w="140"/><w:right w:type="dxa" w:w="200"/></w:tcMar></w:tcPr><w:p><w:pPr><w:spacing w:after="60"/></w:pPr><w:r><w:rPr><w:b/><w:bCs/><w:color w:val="6C7888"/><w:sz w:val="30"/><w:szCs w:val="30"/></w:rPr><w:t xml:space="preserve">สิ่งที่ต้องจำ</w:t></w:r></w:p><w:p><w:pPr><w:spacing w:after="0"/></w:pPr><w:r><w:rPr><w:sz w:val="32"/><w:szCs w:val="32"/></w:rPr><w:t xml:space="preserve">เคสที่ยกเลิกแล้วแก้ไม่ได้เลยไม่ว่าใคร และเคสที่ปิดไปแล้ว (อนุมัติ / ปิด Event) แก้ได้เฉพาะผู้ดูแลระบบสูงสุดเท่านั้น — การปิดเคสยังเป็นจุดสิ้นสุดเสมอ</w:t></w:r></w:p></w:tc></w:tr></w:tbl><w:p><w:pPr><w:pStyle w:val="Heading2"/></w:pPr><w:r><w:t xml:space="preserve">5.9 ค้นหา IOC — ค้นอะไรได้บ้าง</w:t></w:r></w:p><w:p><w:pPr><w:spacing w:after="120"/></w:pPr><w:r><w:rPr><w:sz w:val="32"/><w:szCs w:val="32"/></w:rPr><w:t xml:space="preserve">เมนู </w:t></w:r><w:r><w:rPr><w:b/><w:bCs/><w:color w:val="245EA8"/><w:sz w:val="32"/><w:szCs w:val="32"/></w:rPr><w:t xml:space="preserve">เคส › ค้นหา IOC</w:t></w:r><w:r><w:rPr><w:sz w:val="32"/><w:szCs w:val="32"/></w:rPr><w:t xml:space="preserve"> (หัวข้อหน้าจอ: ค้นหา IOC / Ticket) ใช้ตรวจว่าค่าหนึ่ง ๆ เคยปรากฏในเคสใดมาก่อน ก่อนตัดสินว่าเหตุการณ์นี้เป็นเรื่องโดด ๆ หรือเป็นชุดเดียวกับเคสเก่า ผลลัพธ์แยกเป็นสองการ์ด: </w:t></w:r><w:r><w:rPr><w:b/><w:bCs/><w:sz w:val="32"/><w:szCs w:val="32"/></w:rPr><w:t xml:space="preserve">เคส</w:t></w:r><w:r><w:rPr><w:sz w:val="32"/><w:szCs w:val="32"/></w:rPr><w:t xml:space="preserve"> (ค้นจากทุกช่องของตั๋วและค่าตัวบ่งชี้ทั้ง 6 ประเภท) และ </w:t></w:r><w:r><w:rPr><w:b/><w:bCs/><w:sz w:val="32"/><w:szCs w:val="32"/></w:rPr><w:t xml:space="preserve">บันทึกการคัดกรอง</w:t></w:r><w:r><w:rPr><w:sz w:val="32"/><w:szCs w:val="32"/></w:rPr><w:t xml:space="preserve"> (ประวัติการคัดแยก Alert)</w:t></w:r></w:p><w:tbl><w:tblPr><w:tblW w:type="dxa" w:w="9600"/><w:tblBorders><w:top w:val="dashed" w:color="9DB4D4" w:sz="6"/><w:left w:val="dashed" w:color="9DB4D4" w:sz="6"/><w:bottom w:val="dashed" w:color="9DB4D4" w:sz="6"/><w:right w:val="dashed" w:color="9DB4D4" w:sz="6"/><w:insideH w:val="single" w:color="auto" w:sz="4"/><w:insideV w:val="single" w:color="auto" w:sz="4"/></w:tblBorders></w:tblPr><w:tblGrid><w:gridCol w:w="9600"/></w:tblGrid><w:tr><w:tc><w:tcPr><w:tcW w:type="dxa" w:w="9600"/><w:shd w:fill="F7F8FA" w:color="auto" w:val="clear"/><w:tcMar><w:top w:type="dxa" w:w="520"/><w:left w:type="dxa" w:w="200"/><w:bottom w:type="dxa" w:w="520"/><w:right w:type="dxa" w:w="200"/></w:tcMar><w:vAlign w:val="center"/></w:tcPr><w:p><w:pPr><w:spacing w:after="40"/><w:jc w:val="center"/></w:pPr><w:r><w:rPr><w:b/><w:bCs/><w:color w:val="6C7888"/><w:sz w:val="30"/><w:szCs w:val="30"/></w:rPr><w:t xml:space="preserve">[ ตำแหน่งภาพหน้าจอ ]</w:t></w:r></w:p><w:p><w:pPr><w:spacing w:after="40"/><w:jc w:val="center"/></w:pPr><w:r><w:rPr><w:color w:val="1F2D3D"/><w:sz w:val="32"/><w:szCs w:val="32"/></w:rPr><w:t xml:space="preserve">หน้าค้นหา IOC แสดงผลแยกเป็นการ์ดเคสและการ์ดบันทึกการคัดกรอง</w:t></w:r></w:p><w:p><w:pPr><w:jc w:val="center"/></w:pPr><w:r><w:rPr><w:rFonts w:ascii="Consolas" w:cs="Consolas" w:eastAsia="Consolas" w:hAnsi="Consolas"/><w:color w:val="9AA6B4"/><w:sz w:val="24"/><w:szCs w:val="24"/></w:rPr><w:t xml:space="preserve">SHOT: MGR-ioc-search</w:t></w:r></w:p></w:tc></w:tr></w:tbl><w:p><w:pPr><w:spacing w:after="160" w:before="60"/><w:jc w:val="center"/></w:pPr><w:r><w:rPr><w:b/><w:bCs/><w:color w:val="245EA8"/><w:sz w:val="28"/><w:szCs w:val="28"/></w:rPr><w:t xml:space="preserve">รูปที่ 5-7  </w:t></w:r><w:r><w:rPr><w:i/><w:iCs/><w:color w:val="6C7888"/><w:sz w:val="28"/><w:szCs w:val="28"/></w:rPr><w:t xml:space="preserve">หน้าค้นหา IOC แสดงผลแยกเป็นการ์ดเคสและการ์ดบันทึกการคัดกรอง</w:t></w:r></w:p><w:tbl><w:tblPr><w:tblW w:type="dxa" w:w="9600"/><w:tblBorders><w:top w:val="single" w:color="F1F3F6" w:sz="2"/><w:left w:val="single" w:color="6C7888" w:sz="28"/><w:bottom w:val="single" w:color="F1F3F6" w:sz="2"/><w:right w:val="single" w:color="F1F3F6" w:sz="2"/><w:insideH w:val="single" w:color="auto" w:sz="4"/><w:insideV w:val="single" w:color="auto" w:sz="4"/></w:tblBorders></w:tblPr><w:tblGrid><w:gridCol w:w="9600"/></w:tblGrid><w:tr><w:tc><w:tcPr><w:tcW w:type="dxa" w:w="9600"/><w:shd w:fill="F1F3F6" w:color="auto" w:val="clear"/><w:tcMar><w:top w:type="dxa" w:w="140"/><w:left w:type="dxa" w:w="200"/><w:bottom w:type="dxa" w:w="140"/><w:right w:type="dxa" w:w="200"/></w:tcMar></w:tcPr><w:p><w:pPr><w:spacing w:after="60"/></w:pPr><w:r><w:rPr><w:b/><w:bCs/><w:color w:val="6C7888"/><w:sz w:val="30"/><w:szCs w:val="30"/></w:rPr><w:t xml:space="preserve">สิ่งที่ต้องจำ</w:t></w:r></w:p><w:p><w:pPr><w:spacing w:after="0"/></w:pPr><w:r><w:rPr><w:sz w:val="32"/><w:szCs w:val="32"/></w:rPr><w:t xml:space="preserve">ในฐานะผู้จัดการ SOC คุณเห็นผลการค้นหาครบทุกเคส ต่างจากบทบาทอื่นที่เห็นเฉพาะเคสของตน — แต่หน้านี้ </w:t></w:r><w:r><w:rPr><w:b/><w:bCs/><w:sz w:val="32"/><w:szCs w:val="32"/></w:rPr><w:t xml:space="preserve">ไม่ได้ค้นจากฐานข้อมูล IOC</w:t></w:r><w:r><w:rPr><w:sz w:val="32"/><w:szCs w:val="32"/></w:rPr><w:t xml:space="preserve"> ซึ่งเปิดได้เฉพาะทีมพิสูจน์หลักฐาน</w:t></w:r></w:p></w:tc></w:tr></w:tbl><w:p><w:pPr><w:pStyle w:val="Heading2"/></w:pPr><w:r><w:t xml:space="preserve">5.10 เพิ่มระบบที่ได้รับผลกระทบเข้ากลุ่ม Project Incident (เพิ่ม v1.5.4)</w:t></w:r></w:p><w:p><w:pPr><w:spacing w:after="120"/></w:pPr><w:r><w:rPr><w:sz w:val="32"/><w:szCs w:val="32"/></w:rPr><w:t xml:space="preserve">เมื่อพบภายหลังว่าเหตุการณ์เดิมกระทบระบบเพิ่ม ให้เพิ่มเข้ากลุ่มเดิมแทนการเปิดกลุ่มใหม่ — ที่หน้า Project Incident กดปุ่ม </w:t></w:r><w:r><w:rPr><w:b/><w:bCs/><w:color w:val="1F2D3D"/><w:sz w:val="32"/><w:szCs w:val="32"/></w:rPr><w:t xml:space="preserve">เพิ่มระบบที่ได้รับผลกระทบ</w:t></w:r><w:r><w:rPr><w:sz w:val="32"/><w:szCs w:val="32"/></w:rPr><w:t xml:space="preserve"> แล้วกรอกชื่อระบบ เลือกเส้นทางของระบบนั้น และรายละเอียดเฉพาะระบบเท่าที่มี</w:t></w:r></w:p><w:tbl><w:tblPr><w:tblW w:type="dxa" w:w="9600"/><w:tblBorders><w:top w:val="dashed" w:color="9DB4D4" w:sz="6"/><w:left w:val="dashed" w:color="9DB4D4" w:sz="6"/><w:bottom w:val="dashed" w:color="9DB4D4" w:sz="6"/><w:right w:val="dashed" w:color="9DB4D4" w:sz="6"/><w:insideH w:val="single" w:color="auto" w:sz="4"/><w:insideV w:val="single" w:color="auto" w:sz="4"/></w:tblBorders></w:tblPr><w:tblGrid><w:gridCol w:w="9600"/></w:tblGrid><w:tr><w:tc><w:tcPr><w:tcW w:type="dxa" w:w="9600"/><w:shd w:fill="F7F8FA" w:color="auto" w:val="clear"/><w:tcMar><w:top w:type="dxa" w:w="520"/><w:left w:type="dxa" w:w="200"/><w:bottom w:type="dxa" w:w="520"/><w:right w:type="dxa" w:w="200"/></w:tcMar><w:vAlign w:val="center"/></w:tcPr><w:p><w:pPr><w:spacing w:after="40"/><w:jc w:val="center"/></w:pPr><w:r><w:rPr><w:b/><w:bCs/><w:color w:val="6C7888"/><w:sz w:val="30"/><w:szCs w:val="30"/></w:rPr><w:t xml:space="preserve">[ ตำแหน่งภาพหน้าจอ ]</w:t></w:r></w:p><w:p><w:pPr><w:spacing w:after="40"/><w:jc w:val="center"/></w:pPr><w:r><w:rPr><w:color w:val="1F2D3D"/><w:sz w:val="32"/><w:szCs w:val="32"/></w:rPr><w:t xml:space="preserve">แบบฟอร์มเพิ่มระบบที่ได้รับผลกระทบบนหน้า Project Incident</w:t></w:r></w:p><w:p><w:pPr><w:jc w:val="center"/></w:pPr><w:r><w:rPr><w:rFonts w:ascii="Consolas" w:cs="Consolas" w:eastAsia="Consolas" w:hAnsi="Consolas"/><w:color w:val="9AA6B4"/><w:sz w:val="24"/><w:szCs w:val="24"/></w:rPr><w:t xml:space="preserve">SHOT: MGR-project-add-member</w:t></w:r></w:p></w:tc></w:tr></w:tbl><w:p><w:pPr><w:spacing w:after="160" w:before="60"/><w:jc w:val="center"/></w:pPr><w:r><w:rPr><w:b/><w:bCs/><w:color w:val="245EA8"/><w:sz w:val="28"/><w:szCs w:val="28"/></w:rPr><w:t xml:space="preserve">รูปที่ 5-8  </w:t></w:r><w:r><w:rPr><w:i/><w:iCs/><w:color w:val="6C7888"/><w:sz w:val="28"/><w:szCs w:val="28"/></w:rPr><w:t xml:space="preserve">แบบฟอร์มเพิ่มระบบที่ได้รับผลกระทบบนหน้า Project Incident</w:t></w:r></w:p><w:tbl><w:tblPr><w:tblW w:type="dxa" w:w="9600"/><w:tblBorders><w:top w:val="single" w:color="E1E6ED" w:sz="2"/><w:left w:val="single" w:color="E1E6ED" w:sz="2"/><w:bottom w:val="single" w:color="E1E6ED" w:sz="2"/><w:right w:val="single" w:color="E1E6ED" w:sz="2"/><w:insideH w:val="single" w:color="E1E6ED" w:sz="2"/><w:insideV w:val="single" w:color="E1E6ED" w:sz="2"/></w:tblBorders></w:tblPr><w:tblGrid><w:gridCol w:w="4200"/><w:gridCol w:w="5400"/></w:tblGrid><w:tr><w:trPr><w:cantSplit/><w:tblHeader/></w:trPr><w:tc><w:tcPr><w:tcW w:type="dxa" w:w="4200"/><w:shd w:fill="1A1A2E" w:color="auto" w:val="clear"/><w:tcMar><w:top w:type="dxa" w:w="80"/><w:left w:type="dxa" w:w="120"/><w:bottom w:type="dxa" w:w="80"/><w:right w:type="dxa" w:w="120"/></w:tcMar></w:tcPr><w:p><w:r><w:rPr><w:b/><w:bCs/><w:color w:val="FFFFFF"/><w:sz w:val="28"/><w:szCs w:val="28"/></w:rPr><w:t xml:space="preserve">จังหวะที่เพิ่ม</w:t></w:r></w:p></w:tc><w:tc><w:tcPr><w:tcW w:type="dxa" w:w="5400"/><w:shd w:fill="1A1A2E" w:color="auto" w:val="clear"/><w:tcMar><w:top w:type="dxa" w:w="80"/><w:left w:type="dxa" w:w="120"/><w:bottom w:type="dxa" w:w="80"/><w:right w:type="dxa" w:w="120"/></w:tcMar></w:tcPr><w:p><w:r><w:rPr><w:b/><w:bCs/><w:color w:val="FFFFFF"/><w:sz w:val="28"/><w:szCs w:val="28"/></w:rPr><w:t xml:space="preserve">ตั๋วใหม่จะไปไหน</w:t></w:r></w:p></w:tc></w:tr><w:tr><w:trPr><w:cantSplit/></w:trPr><w:tc><w:tcPr><w:tcW w:type="dxa" w:w="4200"/><w:shd w:fill="FFFFFF" w:color="auto" w:val="clear"/><w:tcMar><w:top w:type="dxa" w:w="70"/><w:left w:type="dxa" w:w="120"/><w:bottom w:type="dxa" w:w="70"/><w:right w:type="dxa" w:w="120"/></w:tcMar></w:tcPr><w:p><w:pPr><w:spacing w:after="0"/></w:pPr><w:r><w:rPr><w:sz w:val="28"/><w:szCs w:val="28"/></w:rPr><w:t xml:space="preserve">เพิ่มเป็น Event</w:t></w:r></w:p></w:tc><w:tc><w:tcPr><w:tcW w:type="dxa" w:w="5400"/><w:shd w:fill="FFFFFF" w:color="auto" w:val="clear"/><w:tcMar><w:top w:type="dxa" w:w="70"/><w:left w:type="dxa" w:w="120"/><w:bottom w:type="dxa" w:w="70"/><w:right w:type="dxa" w:w="120"/></w:tcMar></w:tcPr><w:p><w:pPr><w:spacing w:after="0"/></w:pPr><w:r><w:rPr><w:sz w:val="28"/><w:szCs w:val="28"/></w:rPr><w:t xml:space="preserve">ส่งให้ Tier 2 ยืนยันก่อนปิด</w:t></w:r></w:p></w:tc></w:tr><w:tr><w:trPr><w:cantSplit/></w:trPr><w:tc><w:tcPr><w:tcW w:type="dxa" w:w="4200"/><w:shd w:fill="F7F8FA" w:color="auto" w:val="clear"/><w:tcMar><w:top w:type="dxa" w:w="70"/><w:left w:type="dxa" w:w="120"/><w:bottom w:type="dxa" w:w="70"/><w:right w:type="dxa" w:w="120"/></w:tcMar></w:tcPr><w:p><w:pPr><w:spacing w:after="0"/></w:pPr><w:r><w:rPr><w:sz w:val="28"/><w:szCs w:val="28"/></w:rPr><w:t xml:space="preserve">เพิ่มเป็น Incident ก่อนกลุ่มผ่าน Project Review</w:t></w:r></w:p></w:tc><w:tc><w:tcPr><w:tcW w:type="dxa" w:w="5400"/><w:shd w:fill="F7F8FA" w:color="auto" w:val="clear"/><w:tcMar><w:top w:type="dxa" w:w="70"/><w:left w:type="dxa" w:w="120"/><w:bottom w:type="dxa" w:w="70"/><w:right w:type="dxa" w:w="120"/></w:tcMar></w:tcPr><w:p><w:pPr><w:spacing w:after="0"/></w:pPr><w:r><w:rPr><w:sz w:val="28"/><w:szCs w:val="28"/></w:rPr><w:t xml:space="preserve">รอคุณตรวจก่อนมอบหมายตามปกติ</w:t></w:r></w:p></w:tc></w:tr><w:tr><w:trPr><w:cantSplit/></w:trPr><w:tc><w:tcPr><w:tcW w:type="dxa" w:w="4200"/><w:shd w:fill="FFFFFF" w:color="auto" w:val="clear"/><w:tcMar><w:top w:type="dxa" w:w="70"/><w:left w:type="dxa" w:w="120"/><w:bottom w:type="dxa" w:w="70"/><w:right w:type="dxa" w:w="120"/></w:tcMar></w:tcPr><w:p><w:pPr><w:spacing w:after="0"/></w:pPr><w:r><w:rPr><w:b/><w:bCs/><w:sz w:val="32"/><w:szCs w:val="32"/></w:rPr><w:t xml:space="preserve">เพิ่มเป็น Incident หลังกลุ่มผ่าน Project Review แล้ว</w:t></w:r></w:p></w:tc><w:tc><w:tcPr><w:tcW w:type="dxa" w:w="5400"/><w:shd w:fill="FFFFFF" w:color="auto" w:val="clear"/><w:tcMar><w:top w:type="dxa" w:w="70"/><w:left w:type="dxa" w:w="120"/><w:bottom w:type="dxa" w:w="70"/><w:right w:type="dxa" w:w="120"/></w:tcMar></w:tcPr><w:p><w:pPr><w:spacing w:after="0"/></w:pPr><w:r><w:rPr><w:sz w:val="32"/><w:szCs w:val="32"/></w:rPr><w:t xml:space="preserve">รับผลการประเมินฉุกเฉินของกลุ่มมาใช้ แล้ว</w:t></w:r><w:r><w:rPr><w:b/><w:bCs/><w:sz w:val="32"/><w:szCs w:val="32"/></w:rPr><w:t xml:space="preserve">เข้าเลนที่เลือกทันที</w:t></w:r><w:r><w:rPr><w:sz w:val="32"/><w:szCs w:val="32"/></w:rPr><w:t xml:space="preserve"> ไม่ต้องรอคุณตรวจซ้ำ</w:t></w:r></w:p></w:tc></w:tr></w:tbl><w:p><w:pPr><w:spacing w:after="140"/></w:pPr></w:p><w:tbl><w:tblPr><w:tblW w:type="dxa" w:w="9600"/><w:tblBorders><w:top w:val="single" w:color="F1F3F6" w:sz="2"/><w:left w:val="single" w:color="6C7888" w:sz="28"/><w:bottom w:val="single" w:color="F1F3F6" w:sz="2"/><w:right w:val="single" w:color="F1F3F6" w:sz="2"/><w:insideH w:val="single" w:color="auto" w:sz="4"/><w:insideV w:val="single" w:color="auto" w:sz="4"/></w:tblBorders></w:tblPr><w:tblGrid><w:gridCol w:w="9600"/></w:tblGrid><w:tr><w:tc><w:tcPr><w:tcW w:type="dxa" w:w="9600"/><w:shd w:fill="F1F3F6" w:color="auto" w:val="clear"/><w:tcMar><w:top w:type="dxa" w:w="140"/><w:left w:type="dxa" w:w="200"/><w:bottom w:type="dxa" w:w="140"/><w:right w:type="dxa" w:w="200"/></w:tcMar></w:tcPr><w:p><w:pPr><w:spacing w:after="60"/></w:pPr><w:r><w:rPr><w:b/><w:bCs/><w:color w:val="6C7888"/><w:sz w:val="30"/><w:szCs w:val="30"/></w:rPr><w:t xml:space="preserve">สิ่งที่ต้องจำ</w:t></w:r></w:p><w:p><w:pPr><w:spacing w:after="0"/></w:pPr><w:r><w:rPr><w:sz w:val="32"/><w:szCs w:val="32"/></w:rPr><w:t xml:space="preserve">ระบบคัดลอกข้อเท็จจริงของเหตุการณ์และตัวบ่งชี้จากตั๋วใบแรกมาให้ คง </w:t></w:r><w:r><w:rPr><w:b/><w:bCs/><w:sz w:val="32"/><w:szCs w:val="32"/></w:rPr><w:t xml:space="preserve">เวลาที่เกิดเหตุเดิม</w:t></w:r><w:r><w:rPr><w:sz w:val="32"/><w:szCs w:val="32"/></w:rPr><w:t xml:space="preserve"> ไว้เพื่อให้ OLA นับถูกต้อง และคงให้ </w:t></w:r><w:r><w:rPr><w:b/><w:bCs/><w:sz w:val="32"/><w:szCs w:val="32"/></w:rPr><w:t xml:space="preserve">ผู้เปิดกลุ่มเป็นเจ้าของตั๋ว</w:t></w:r><w:r><w:rPr><w:sz w:val="32"/><w:szCs w:val="32"/></w:rPr><w:t xml:space="preserve"> ไม่ใช่คุณ</w:t></w:r></w:p></w:tc></w:tr></w:tbl><w:p><w:pPr><w:spacing w:after="80"/></w:pPr></w:p><w:tbl><w:tblPr><w:tblW w:type="dxa" w:w="9600"/><w:tblBorders><w:top w:val="single" w:color="FDECEE" w:sz="2"/><w:left w:val="single" w:color="E63946" w:sz="28"/><w:bottom w:val="single" w:color="FDECEE" w:sz="2"/><w:right w:val="single" w:color="FDECEE" w:sz="2"/><w:insideH w:val="single" w:color="auto" w:sz="4"/><w:insideV w:val="single" w:color="auto" w:sz="4"/></w:tblBorders></w:tblPr><w:tblGrid><w:gridCol w:w="9600"/></w:tblGrid><w:tr><w:tc><w:tcPr><w:tcW w:type="dxa" w:w="9600"/><w:shd w:fill="FDECEE" w:color="auto" w:val="clear"/><w:tcMar><w:top w:type="dxa" w:w="140"/><w:left w:type="dxa" w:w="200"/><w:bottom w:type="dxa" w:w="140"/><w:right w:type="dxa" w:w="200"/></w:tcMar></w:tcPr><w:p><w:pPr><w:spacing w:after="60"/></w:pPr><w:r><w:rPr><w:b/><w:bCs/><w:color w:val="E63946"/><w:sz w:val="30"/><w:szCs w:val="30"/></w:rPr><w:t xml:space="preserve">ข้อควรระวัง</w:t></w:r></w:p><w:p><w:pPr><w:spacing w:after="0"/></w:pPr><w:r><w:rPr><w:sz w:val="32"/><w:szCs w:val="32"/></w:rPr><w:t xml:space="preserve">เพิ่มได้เฉพาะผู้เปิด Project Incident หรือผู้จัดการ SOC ไม่เกิน 25 ระบบต่อกลุ่ม และเมื่อทุกตั๋วในกลุ่มปิดหมดแล้ว กลุ่มจะถูกตรึง เพิ่มอีกไม่ได้</w:t></w:r></w:p></w:tc></w:tr></w:tbl><w:p><w:pPr><w:pStyle w:val="Heading2"/></w:pPr><w:r><w:t xml:space="preserve">5.11 สิทธิ์ทำงานระดับ Tier ชั่วคราว (เพิ่ม v1.5.3)</w:t></w:r></w:p><w:p><w:pPr><w:spacing w:after="120"/></w:pPr><w:r><w:rPr><w:sz w:val="32"/><w:szCs w:val="32"/></w:rPr><w:t xml:space="preserve">เมื่อทีมขาดคน ผู้ดูแลระบบสูงสุด (superuser) สามารถให้สิทธิ์ </w:t></w:r><w:r><w:rPr><w:b/><w:bCs/><w:sz w:val="32"/><w:szCs w:val="32"/></w:rPr><w:t xml:space="preserve">Tier 1 และ Tier 2 ชั่วคราว</w:t></w:r><w:r><w:rPr><w:sz w:val="32"/><w:szCs w:val="32"/></w:rPr><w:t xml:space="preserve"> แก่บัญชีผู้จัดการ SOC ได้จากหน้าจัดการผู้ใช้ใน </w:t></w:r><w:r><w:rPr><w:b/><w:bCs/><w:color w:val="245EA8"/><w:sz w:val="32"/><w:szCs w:val="32"/></w:rPr><w:t xml:space="preserve">ตั้งค่าระบบ › แผงควบคุมผู้ดูแลระบบ</w:t></w:r><w:r><w:rPr><w:sz w:val="32"/><w:szCs w:val="32"/></w:rPr><w:t xml:space="preserve"> — ให้ทั้งสองระดับพร้อมกันเสมอ ไม่แยกให้ทีละระดับ</w:t></w:r></w:p><w:p><w:pPr><w:spacing w:after="120"/></w:pPr><w:r><w:rPr><w:sz w:val="32"/><w:szCs w:val="32"/></w:rPr><w:t xml:space="preserve">ขณะได้รับสิทธิ์ คุณจะเห็นแถบเตือนสีเหลืองอยู่บนทุกหน้าว่า:</w:t></w:r></w:p><w:tbl><w:tblPr><w:tblW w:type="dxa" w:w="9600"/><w:tblBorders><w:top w:val="single" w:color="FDECEE" w:sz="2"/><w:left w:val="single" w:color="E63946" w:sz="28"/><w:bottom w:val="single" w:color="FDECEE" w:sz="2"/><w:right w:val="single" w:color="FDECEE" w:sz="2"/><w:insideH w:val="single" w:color="auto" w:sz="4"/><w:insideV w:val="single" w:color="auto" w:sz="4"/></w:tblBorders></w:tblPr><w:tblGrid><w:gridCol w:w="9600"/></w:tblGrid><w:tr><w:tc><w:tcPr><w:tcW w:type="dxa" w:w="9600"/><w:shd w:fill="FDECEE" w:color="auto" w:val="clear"/><w:tcMar><w:top w:type="dxa" w:w="140"/><w:left w:type="dxa" w:w="200"/><w:bottom w:type="dxa" w:w="140"/><w:right w:type="dxa" w:w="200"/></w:tcMar></w:tcPr><w:p><w:pPr><w:spacing w:after="60"/></w:pPr><w:r><w:rPr><w:b/><w:bCs/><w:color w:val="E63946"/><w:sz w:val="30"/><w:szCs w:val="30"/></w:rPr><w:t xml:space="preserve">ข้อควรระวัง</w:t></w:r></w:p><w:p><w:pPr><w:spacing w:after="0"/></w:pPr><w:r><w:rPr><w:b/><w:bCs/><w:sz w:val="32"/><w:szCs w:val="32"/></w:rPr><w:t xml:space="preserve">โหมดทำงานระดับ Tier ชั่วคราว</w:t></w:r><w:r><w:rPr><w:sz w:val="32"/><w:szCs w:val="32"/></w:rPr><w:t xml:space="preserve"> — คุณได้รับสิทธิ์ Tier 1 และ Tier 2 ชั่วคราวจากผู้ดูแลระบบ (Acting as Tier 1 / Tier 2) แจ้งผู้ดูแลระบบเพื่อยกเลิกเมื่อเสร็จสิ้น</w:t></w:r></w:p></w:tc></w:tr></w:tbl><w:p><w:pPr><w:spacing w:after="80"/></w:pPr></w:p><w:p><w:pPr><w:spacing w:after="120"/></w:pPr><w:r><w:rPr><w:sz w:val="32"/><w:szCs w:val="32"/></w:rPr><w:t xml:space="preserve">และแถบเมนูจะเพิ่มรายการเหล่านี้ให้:</w:t></w:r></w:p><w:p><w:pPr><w:pStyle w:val="ListParagraph"/><w:numPr><w:ilvl w:val="0"/><w:numId w:val="2"/></w:numPr><w:spacing w:after="60"/></w:pPr><w:r><w:rPr><w:b/><w:bCs/><w:color w:val="245EA8"/><w:sz w:val="32"/><w:szCs w:val="32"/></w:rPr><w:t xml:space="preserve">รับเรื่องและคัดกรอง › คิวงาน Tier 1</w:t></w:r></w:p><w:p><w:pPr><w:pStyle w:val="ListParagraph"/><w:numPr><w:ilvl w:val="0"/><w:numId w:val="2"/></w:numPr><w:spacing w:after="60"/></w:pPr><w:r><w:rPr><w:b/><w:bCs/><w:color w:val="245EA8"/><w:sz w:val="32"/><w:szCs w:val="32"/></w:rPr><w:t xml:space="preserve">รับเรื่องและคัดกรอง › คัดกรองการแจ้งเตือนจาก Wazuh</w:t></w:r></w:p><w:p><w:pPr><w:pStyle w:val="ListParagraph"/><w:numPr><w:ilvl w:val="0"/><w:numId w:val="2"/></w:numPr><w:spacing w:after="60"/></w:pPr><w:r><w:rPr><w:b/><w:bCs/><w:color w:val="245EA8"/><w:sz w:val="32"/><w:szCs w:val="32"/></w:rPr><w:t xml:space="preserve">รับเรื่องและคัดกรอง › เปิดเคสใหม่</w:t></w:r></w:p><w:p><w:pPr><w:pStyle w:val="ListParagraph"/><w:numPr><w:ilvl w:val="0"/><w:numId w:val="2"/></w:numPr><w:spacing w:after="60"/></w:pPr><w:r><w:rPr><w:b/><w:bCs/><w:color w:val="245EA8"/><w:sz w:val="32"/><w:szCs w:val="32"/></w:rPr><w:t xml:space="preserve">คิวงานต่างๆ › คิวงาน Tier 2</w:t></w:r></w:p><w:tbl><w:tblPr><w:tblW w:type="dxa" w:w="9600"/><w:tblBorders><w:top w:val="dashed" w:color="9DB4D4" w:sz="6"/><w:left w:val="dashed" w:color="9DB4D4" w:sz="6"/><w:bottom w:val="dashed" w:color="9DB4D4" w:sz="6"/><w:right w:val="dashed" w:color="9DB4D4" w:sz="6"/><w:insideH w:val="single" w:color="auto" w:sz="4"/><w:insideV w:val="single" w:color="auto" w:sz="4"/></w:tblBorders></w:tblPr><w:tblGrid><w:gridCol w:w="9600"/></w:tblGrid><w:tr><w:tc><w:tcPr><w:tcW w:type="dxa" w:w="9600"/><w:shd w:fill="F7F8FA" w:color="auto" w:val="clear"/><w:tcMar><w:top w:type="dxa" w:w="520"/><w:left w:type="dxa" w:w="200"/><w:bottom w:type="dxa" w:w="520"/><w:right w:type="dxa" w:w="200"/></w:tcMar><w:vAlign w:val="center"/></w:tcPr><w:p><w:pPr><w:spacing w:after="40"/><w:jc w:val="center"/></w:pPr><w:r><w:rPr><w:b/><w:bCs/><w:color w:val="6C7888"/><w:sz w:val="30"/><w:szCs w:val="30"/></w:rPr><w:t xml:space="preserve">[ ตำแหน่งภาพหน้าจอ ]</w:t></w:r></w:p><w:p><w:pPr><w:spacing w:after="40"/><w:jc w:val="center"/></w:pPr><w:r><w:rPr><w:color w:val="1F2D3D"/><w:sz w:val="32"/><w:szCs w:val="32"/></w:rPr><w:t xml:space="preserve">แถบเตือนโหมดทำงานระดับ Tier ชั่วคราว และเมนูที่เพิ่มขึ้นสำหรับผู้จัดการ SOC</w:t></w:r></w:p><w:p><w:pPr><w:jc w:val="center"/></w:pPr><w:r><w:rPr><w:rFonts w:ascii="Consolas" w:cs="Consolas" w:eastAsia="Consolas" w:hAnsi="Consolas"/><w:color w:val="9AA6B4"/><w:sz w:val="24"/><w:szCs w:val="24"/></w:rPr><w:t xml:space="preserve">SHOT: MGR-acting-tier-banner</w:t></w:r></w:p></w:tc></w:tr></w:tbl><w:p><w:pPr><w:spacing w:after="160" w:before="60"/><w:jc w:val="center"/></w:pPr><w:r><w:rPr><w:b/><w:bCs/><w:color w:val="245EA8"/><w:sz w:val="28"/><w:szCs w:val="28"/></w:rPr><w:t xml:space="preserve">รูปที่ 5-9  </w:t></w:r><w:r><w:rPr><w:i/><w:iCs/><w:color w:val="6C7888"/><w:sz w:val="28"/><w:szCs w:val="28"/></w:rPr><w:t xml:space="preserve">แถบเตือนโหมดทำงานระดับ Tier ชั่วคราว และเมนูที่เพิ่มขึ้นสำหรับผู้จัดการ SOC</w:t></w:r></w:p><w:tbl><w:tblPr><w:tblW w:type="dxa" w:w="9600"/><w:tblBorders><w:top w:val="single" w:color="FDECEE" w:sz="2"/><w:left w:val="single" w:color="E63946" w:sz="28"/><w:bottom w:val="single" w:color="FDECEE" w:sz="2"/><w:right w:val="single" w:color="FDECEE" w:sz="2"/><w:insideH w:val="single" w:color="auto" w:sz="4"/><w:insideV w:val="single" w:color="auto" w:sz="4"/></w:tblBorders></w:tblPr><w:tblGrid><w:gridCol w:w="9600"/></w:tblGrid><w:tr><w:tc><w:tcPr><w:tcW w:type="dxa" w:w="9600"/><w:shd w:fill="FDECEE" w:color="auto" w:val="clear"/><w:tcMar><w:top w:type="dxa" w:w="140"/><w:left w:type="dxa" w:w="200"/><w:bottom w:type="dxa" w:w="140"/><w:right w:type="dxa" w:w="200"/></w:tcMar></w:tcPr><w:p><w:pPr><w:spacing w:after="60"/></w:pPr><w:r><w:rPr><w:b/><w:bCs/><w:color w:val="E63946"/><w:sz w:val="30"/><w:szCs w:val="30"/></w:rPr><w:t xml:space="preserve">ข้อควรระวัง</w:t></w:r></w:p><w:p><w:pPr><w:spacing w:after="60"/></w:pPr><w:r><w:rPr><w:sz w:val="32"/><w:szCs w:val="32"/></w:rPr><w:t xml:space="preserve">คุณ </w:t></w:r><w:r><w:rPr><w:b/><w:bCs/><w:sz w:val="32"/><w:szCs w:val="32"/></w:rPr><w:t xml:space="preserve">ให้สิทธิ์นี้แก่ตัวเองไม่ได้</w:t></w:r><w:r><w:rPr><w:sz w:val="32"/><w:szCs w:val="32"/></w:rPr><w:t xml:space="preserve"> — ต้องเป็นผู้ดูแลระบบสูงสุดเป็นผู้ให้และเป็นผู้ยกเลิก และขอบเขตของบทบาทอื่นไม่เปลี่ยน: งานควบคุมยังเป็นของผู้ดูแลระบบ และการแก้ไขยังเป็นของเจ้าของระบบเหมือนเดิม</w:t></w:r></w:p><w:p><w:pPr><w:spacing w:after="0"/></w:pPr><w:r><w:rPr><w:sz w:val="32"/><w:szCs w:val="32"/></w:rPr><w:t xml:space="preserve">เป็นสิทธิ์ </w:t></w:r><w:r><w:rPr><w:b/><w:bCs/><w:sz w:val="32"/><w:szCs w:val="32"/></w:rPr><w:t xml:space="preserve">ชั่วคราว</w:t></w:r><w:r><w:rPr><w:sz w:val="32"/><w:szCs w:val="32"/></w:rPr><w:t xml:space="preserve"> ไม่ใช่การเปลี่ยนบทบาทถาวร เมื่อทีมกลับมาปกติควรแจ้งให้ยกเลิกทันที เพื่อให้การแบ่งแยกหน้าที่ยังตรวจสอบได้</w:t></w:r></w:p></w:tc></w:tr></w:tbl><w:p><w:pPr><w:pStyle w:val="Heading2"/></w:pPr><w:r><w:t xml:space="preserve">5.12 ติดตามคำขอ Forensics / RCA และเลขที่รายงาน</w:t></w:r></w:p><w:p><w:pPr><w:spacing w:after="120"/></w:pPr><w:r><w:rPr><w:sz w:val="32"/><w:szCs w:val="32"/></w:rPr><w:t xml:space="preserve">หน้า RCA Workspace </w:t></w:r><w:r><w:rPr><w:b/><w:bCs/><w:sz w:val="32"/><w:szCs w:val="32"/></w:rPr><w:t xml:space="preserve">ถูกยกเลิกแล้ว</w:t></w:r><w:r><w:rPr><w:sz w:val="32"/><w:szCs w:val="32"/></w:rPr><w:t xml:space="preserve"> — ผู้เชี่ยวชาญพิสูจน์หลักฐานจัดทำรายงาน RCA นอกระบบ และส่งมอบเอกสารฉบับจริงให้คุณโดยตรง ในระบบเขาทำเพียงสองอย่างบนการ์ด </w:t></w:r><w:r><w:rPr><w:b/><w:bCs/><w:sz w:val="32"/><w:szCs w:val="32"/></w:rPr><w:t xml:space="preserve">“งานของคุณ”</w:t></w:r><w:r><w:rPr><w:sz w:val="32"/><w:szCs w:val="32"/></w:rPr><w:t xml:space="preserve"> ที่ด้านบนของหน้าตั๋วฝั่งเขา:</w:t></w:r></w:p><w:p><w:pPr><w:pStyle w:val="ListParagraph"/><w:numPr><w:ilvl w:val="0"/><w:numId w:val="2"/></w:numPr><w:spacing w:after="60"/></w:pPr><w:r><w:rPr><w:b/><w:bCs/><w:color w:val="1F2D3D"/><w:sz w:val="32"/><w:szCs w:val="32"/></w:rPr><w:t xml:space="preserve">รับงาน</w:t></w:r><w:r><w:rPr><w:sz w:val="32"/><w:szCs w:val="32"/></w:rPr><w:t xml:space="preserve"> — คำขอเปลี่ยนจาก </w:t></w:r><w:r><w:rPr><w:b/><w:bCs/><w:sz w:val="32"/><w:szCs w:val="32"/></w:rPr><w:t xml:space="preserve">เปิด</w:t></w:r><w:r><w:rPr><w:sz w:val="32"/><w:szCs w:val="32"/></w:rPr><w:t xml:space="preserve"> เป็น </w:t></w:r><w:r><w:rPr><w:b/><w:bCs/><w:sz w:val="32"/><w:szCs w:val="32"/></w:rPr><w:t xml:space="preserve">กำลังดำเนินการ</w:t></w:r><w:r><w:rPr><w:sz w:val="32"/><w:szCs w:val="32"/></w:rPr><w:t xml:space="preserve"> บอกคุณว่าเขาเริ่มลงมือแล้ว</w:t></w:r></w:p><w:p><w:pPr><w:pStyle w:val="ListParagraph"/><w:numPr><w:ilvl w:val="0"/><w:numId w:val="2"/></w:numPr><w:spacing w:after="60"/></w:pPr><w:r><w:rPr><w:b/><w:bCs/><w:color w:val="1F2D3D"/><w:sz w:val="32"/><w:szCs w:val="32"/></w:rPr><w:t xml:space="preserve">ส่งงาน · เสร็จสิ้น</w:t></w:r><w:r><w:rPr><w:sz w:val="32"/><w:szCs w:val="32"/></w:rPr><w:t xml:space="preserve"> — คำขอปิดเป็น </w:t></w:r><w:r><w:rPr><w:b/><w:bCs/><w:sz w:val="32"/><w:szCs w:val="32"/></w:rPr><w:t xml:space="preserve">เสร็จสิ้น</w:t></w:r><w:r><w:rPr><w:sz w:val="32"/><w:szCs w:val="32"/></w:rPr><w:t xml:space="preserve"> พร้อม </w:t></w:r><w:r><w:rPr><w:b/><w:bCs/><w:sz w:val="32"/><w:szCs w:val="32"/></w:rPr><w:t xml:space="preserve">เลขที่รายงาน</w:t></w:r><w:r><w:rPr><w:sz w:val="32"/><w:szCs w:val="32"/></w:rPr><w:t xml:space="preserve"> (บังคับ ระบบเติมให้ในรูปแบบ SOC-RCA-YYYYMM-NNNN แก้ได้) ส่วนหมายเหตุใส่หรือไม่ก็ได้</w:t></w:r></w:p><w:p><w:pPr><w:spacing w:after="120"/></w:pPr><w:r><w:rPr><w:sz w:val="32"/><w:szCs w:val="32"/></w:rPr><w:t xml:space="preserve">คำขอ VA / Pentest และ Infrastructure Security ก็ต้องระบุเลขที่รายงานก่อนส่งงานเช่นกัน โดยระบบเติมให้ในรูปแบบ </w:t></w:r><w:r><w:rPr><w:rFonts w:ascii="Consolas" w:cs="Consolas" w:eastAsia="Consolas" w:hAnsi="Consolas"/><w:sz w:val="32"/><w:szCs w:val="32"/></w:rPr><w:t xml:space="preserve">SOC-VAPT-YYYYMM-NNNN</w:t></w:r><w:r><w:rPr><w:sz w:val="32"/><w:szCs w:val="32"/></w:rPr><w:t xml:space="preserve"> และ </w:t></w:r><w:r><w:rPr><w:rFonts w:ascii="Consolas" w:cs="Consolas" w:eastAsia="Consolas" w:hAnsi="Consolas"/><w:sz w:val="32"/><w:szCs w:val="32"/></w:rPr><w:t xml:space="preserve">SOC-HARD-YYYYMM-NNNN</w:t></w:r><w:r><w:rPr><w:sz w:val="32"/><w:szCs w:val="32"/></w:rPr><w:t xml:space="preserve"> ตามลำดับ และสองประเภทนี้แนบไฟล์ผลได้</w:t></w:r></w:p><w:p><w:pPr><w:spacing w:after="120"/></w:pPr><w:r><w:rPr><w:sz w:val="32"/><w:szCs w:val="32"/></w:rPr><w:t xml:space="preserve">เลขที่รายงานแสดงบนแผงคำขอ (“เลขที่รายงาน: …”) ในคอลัมน์ </w:t></w:r><w:r><w:rPr><w:b/><w:bCs/><w:color w:val="1F2D3D"/><w:sz w:val="32"/><w:szCs w:val="32"/></w:rPr><w:t xml:space="preserve">เลขที่รายงาน</w:t></w:r><w:r><w:rPr><w:sz w:val="32"/><w:szCs w:val="32"/></w:rPr><w:t xml:space="preserve"> ของ </w:t></w:r><w:r><w:rPr><w:b/><w:bCs/><w:color w:val="245EA8"/><w:sz w:val="32"/><w:szCs w:val="32"/></w:rPr><w:t xml:space="preserve">คิวงานต่างๆ › คำขอตอบสนองเหตุการณ์</w:t></w:r><w:r><w:rPr><w:sz w:val="32"/><w:szCs w:val="32"/></w:rPr><w:t xml:space="preserve"> และในอีเมลแจ้งคำขอเสร็จสิ้นที่ส่งถึงคุณ ใช้เลขนี้จับคู่กับเอกสารฉบับจริงที่คุณได้รับ</w:t></w:r></w:p><w:tbl><w:tblPr><w:tblW w:type="dxa" w:w="9600"/><w:tblBorders><w:top w:val="dashed" w:color="9DB4D4" w:sz="6"/><w:left w:val="dashed" w:color="9DB4D4" w:sz="6"/><w:bottom w:val="dashed" w:color="9DB4D4" w:sz="6"/><w:right w:val="dashed" w:color="9DB4D4" w:sz="6"/><w:insideH w:val="single" w:color="auto" w:sz="4"/><w:insideV w:val="single" w:color="auto" w:sz="4"/></w:tblBorders></w:tblPr><w:tblGrid><w:gridCol w:w="9600"/></w:tblGrid><w:tr><w:tc><w:tcPr><w:tcW w:type="dxa" w:w="9600"/><w:shd w:fill="F7F8FA" w:color="auto" w:val="clear"/><w:tcMar><w:top w:type="dxa" w:w="520"/><w:left w:type="dxa" w:w="200"/><w:bottom w:type="dxa" w:w="520"/><w:right w:type="dxa" w:w="200"/></w:tcMar><w:vAlign w:val="center"/></w:tcPr><w:p><w:pPr><w:spacing w:after="40"/><w:jc w:val="center"/></w:pPr><w:r><w:rPr><w:b/><w:bCs/><w:color w:val="6C7888"/><w:sz w:val="30"/><w:szCs w:val="30"/></w:rPr><w:t xml:space="preserve">[ ตำแหน่งภาพหน้าจอ ]</w:t></w:r></w:p><w:p><w:pPr><w:spacing w:after="40"/><w:jc w:val="center"/></w:pPr><w:r><w:rPr><w:color w:val="1F2D3D"/><w:sz w:val="32"/><w:szCs w:val="32"/></w:rPr><w:t xml:space="preserve">แผงคำขอ Forensics / RCA บนหน้ารายละเอียดตั๋ว แสดงสถานะและเลขที่รายงาน</w:t></w:r></w:p><w:p><w:pPr><w:jc w:val="center"/></w:pPr><w:r><w:rPr><w:rFonts w:ascii="Consolas" w:cs="Consolas" w:eastAsia="Consolas" w:hAnsi="Consolas"/><w:color w:val="9AA6B4"/><w:sz w:val="24"/><w:szCs w:val="24"/></w:rPr><w:t xml:space="preserve">SHOT: MGR-rca-report-number</w:t></w:r></w:p></w:tc></w:tr></w:tbl><w:p><w:pPr><w:spacing w:after="160" w:before="60"/><w:jc w:val="center"/></w:pPr><w:r><w:rPr><w:b/><w:bCs/><w:color w:val="245EA8"/><w:sz w:val="28"/><w:szCs w:val="28"/></w:rPr><w:t xml:space="preserve">รูปที่ 5-10  </w:t></w:r><w:r><w:rPr><w:i/><w:iCs/><w:color w:val="6C7888"/><w:sz w:val="28"/><w:szCs w:val="28"/></w:rPr><w:t xml:space="preserve">แผงคำขอ Forensics / RCA บนหน้ารายละเอียดตั๋ว แสดงสถานะและเลขที่รายงาน</w:t></w:r></w:p><w:tbl><w:tblPr><w:tblW w:type="dxa" w:w="9600"/><w:tblBorders><w:top w:val="single" w:color="F1F3F6" w:sz="2"/><w:left w:val="single" w:color="6C7888" w:sz="28"/><w:bottom w:val="single" w:color="F1F3F6" w:sz="2"/><w:right w:val="single" w:color="F1F3F6" w:sz="2"/><w:insideH w:val="single" w:color="auto" w:sz="4"/><w:insideV w:val="single" w:color="auto" w:sz="4"/></w:tblBorders></w:tblPr><w:tblGrid><w:gridCol w:w="9600"/></w:tblGrid><w:tr><w:tc><w:tcPr><w:tcW w:type="dxa" w:w="9600"/><w:shd w:fill="F1F3F6" w:color="auto" w:val="clear"/><w:tcMar><w:top w:type="dxa" w:w="140"/><w:left w:type="dxa" w:w="200"/><w:bottom w:type="dxa" w:w="140"/><w:right w:type="dxa" w:w="200"/></w:tcMar></w:tcPr><w:p><w:pPr><w:spacing w:after="60"/></w:pPr><w:r><w:rPr><w:b/><w:bCs/><w:color w:val="6C7888"/><w:sz w:val="30"/><w:szCs w:val="30"/></w:rPr><w:t xml:space="preserve">สิ่งที่ต้องจำ</w:t></w:r></w:p><w:p><w:pPr><w:spacing w:after="60"/></w:pPr><w:r><w:rPr><w:sz w:val="32"/><w:szCs w:val="32"/></w:rPr><w:t xml:space="preserve">ระบบ </w:t></w:r><w:r><w:rPr><w:b/><w:bCs/><w:sz w:val="32"/><w:szCs w:val="32"/></w:rPr><w:t xml:space="preserve">ไม่เก็บไฟล์รายงาน RCA</w:t></w:r><w:r><w:rPr><w:sz w:val="32"/><w:szCs w:val="32"/></w:rPr><w:t xml:space="preserve"> — แบบฟอร์มของคำขอ Forensics / RCA ไม่มีช่องแนบไฟล์ เลขที่รายงานคือหลักฐานเดียวในระบบว่าส่งรายงานฉบับใด</w:t></w:r></w:p><w:p><w:pPr><w:spacing w:after="60"/></w:pPr><w:r><w:rPr><w:sz w:val="32"/><w:szCs w:val="32"/></w:rPr><w:t xml:space="preserve">ในฐานะทีม SOC คุณเปิด </w:t></w:r><w:r><w:rPr><w:b/><w:bCs/><w:color w:val="1F2D3D"/><w:sz w:val="32"/><w:szCs w:val="32"/></w:rPr><w:t xml:space="preserve">อัปเดตงาน</w:t></w:r><w:r><w:rPr><w:sz w:val="32"/><w:szCs w:val="32"/></w:rPr><w:t xml:space="preserve"> แล้วปิดคำขอแทนผู้รับผิดชอบได้ (ต้องระบุเลขที่รายงานเช่นกัน) แต่ปุ่ม </w:t></w:r><w:r><w:rPr><w:b/><w:bCs/><w:color w:val="1F2D3D"/><w:sz w:val="32"/><w:szCs w:val="32"/></w:rPr><w:t xml:space="preserve">รับงาน</w:t></w:r><w:r><w:rPr><w:sz w:val="32"/><w:szCs w:val="32"/></w:rPr><w:t xml:space="preserve"> แสดงเฉพาะผู้รับผิดชอบคำขอ</w:t></w:r></w:p><w:p><w:pPr><w:spacing w:after="0"/></w:pPr><w:r><w:rPr><w:sz w:val="32"/><w:szCs w:val="32"/></w:rPr><w:t xml:space="preserve">ข้อมูลที่เคยกรอกไว้ใน RCA Workspace เดิมยังเก็บในฐานข้อมูล แต่ไม่มีหน้าจอให้เปิดดูแล้ว ลิงก์ RCA เก่าในอีเมลจะพามาที่หัวข้อคำขอทีมตอบสนองบนหน้าตั๋วแทน</w:t></w:r></w:p></w:tc></w:tr></w:tbl><w:p><w:pPr><w:pStyle w:val="Heading1"/></w:pPr><w:r><w:t xml:space="preserve">6. สถานะที่เกี่ยวข้องกับคุณ</w:t></w:r></w:p><w:tbl><w:tblPr><w:tblW w:type="dxa" w:w="9600"/><w:tblBorders><w:top w:val="single" w:color="E1E6ED" w:sz="2"/><w:left w:val="single" w:color="E1E6ED" w:sz="2"/><w:bottom w:val="single" w:color="E1E6ED" w:sz="2"/><w:right w:val="single" w:color="E1E6ED" w:sz="2"/><w:insideH w:val="single" w:color="E1E6ED" w:sz="2"/><w:insideV w:val="single" w:color="E1E6ED" w:sz="2"/></w:tblBorders></w:tblPr><w:tblGrid><w:gridCol w:w="2800"/><w:gridCol w:w="3400"/><w:gridCol w:w="3400"/></w:tblGrid><w:tr><w:trPr><w:cantSplit/><w:tblHeader/></w:trPr><w:tc><w:tcPr><w:tcW w:type="dxa" w:w="2800"/><w:shd w:fill="1A1A2E" w:color="auto" w:val="clear"/><w:tcMar><w:top w:type="dxa" w:w="80"/><w:left w:type="dxa" w:w="120"/><w:bottom w:type="dxa" w:w="80"/><w:right w:type="dxa" w:w="120"/></w:tcMar></w:tcPr><w:p><w:r><w:rPr><w:b/><w:bCs/><w:color w:val="FFFFFF"/><w:sz w:val="28"/><w:szCs w:val="28"/></w:rPr><w:t xml:space="preserve">สถานะ</w:t></w:r></w:p></w:tc><w:tc><w:tcPr><w:tcW w:type="dxa" w:w="3400"/><w:shd w:fill="1A1A2E" w:color="auto" w:val="clear"/><w:tcMar><w:top w:type="dxa" w:w="80"/><w:left w:type="dxa" w:w="120"/><w:bottom w:type="dxa" w:w="80"/><w:right w:type="dxa" w:w="120"/></w:tcMar></w:tcPr><w:p><w:r><w:rPr><w:b/><w:bCs/><w:color w:val="FFFFFF"/><w:sz w:val="28"/><w:szCs w:val="28"/></w:rPr><w:t xml:space="preserve">หมายถึง</w:t></w:r></w:p></w:tc><w:tc><w:tcPr><w:tcW w:type="dxa" w:w="3400"/><w:shd w:fill="1A1A2E" w:color="auto" w:val="clear"/><w:tcMar><w:top w:type="dxa" w:w="80"/><w:left w:type="dxa" w:w="120"/><w:bottom w:type="dxa" w:w="80"/><w:right w:type="dxa" w:w="120"/></w:tcMar></w:tcPr><w:p><w:r><w:rPr><w:b/><w:bCs/><w:color w:val="FFFFFF"/><w:sz w:val="28"/><w:szCs w:val="28"/></w:rPr><w:t xml:space="preserve">คุณต้องทำ</w:t></w:r></w:p></w:tc></w:tr><w:tr><w:trPr><w:cantSplit/></w:trPr><w:tc><w:tcPr><w:tcW w:type="dxa" w:w="2800"/><w:shd w:fill="FFFFFF" w:color="auto" w:val="clear"/><w:tcMar><w:top w:type="dxa" w:w="70"/><w:left w:type="dxa" w:w="120"/><w:bottom w:type="dxa" w:w="70"/><w:right w:type="dxa" w:w="120"/></w:tcMar></w:tcPr><w:p><w:pPr><w:spacing w:after="0"/></w:pPr><w:r><w:rPr><w:b/><w:bCs/><w:sz w:val="28"/><w:szCs w:val="28"/></w:rPr><w:t xml:space="preserve">รอผู้จัดการ SOC ตรวจ</w:t></w:r><w:r><w:rPr><w:rFonts w:ascii="Consolas" w:cs="Consolas" w:eastAsia="Consolas" w:hAnsi="Consolas"/><w:color w:val="6C7888"/><w:sz w:val="24"/><w:szCs w:val="24"/></w:rPr><w:br/><w:t xml:space="preserve">PENDING_MGR_TRIAGE</w:t></w:r></w:p></w:tc><w:tc><w:tcPr><w:tcW w:type="dxa" w:w="3400"/><w:shd w:fill="FFFFFF" w:color="auto" w:val="clear"/><w:tcMar><w:top w:type="dxa" w:w="70"/><w:left w:type="dxa" w:w="120"/><w:bottom w:type="dxa" w:w="70"/><w:right w:type="dxa" w:w="120"/></w:tcMar></w:tcPr><w:p><w:pPr><w:spacing w:after="0"/></w:pPr><w:r><w:rPr><w:sz w:val="28"/><w:szCs w:val="28"/></w:rPr><w:t xml:space="preserve">เหตุการณ์จริงรอตรวจก่อนมอบหมาย</w:t></w:r></w:p></w:tc><w:tc><w:tcPr><w:tcW w:type="dxa" w:w="3400"/><w:shd w:fill="FFFFFF" w:color="auto" w:val="clear"/><w:tcMar><w:top w:type="dxa" w:w="70"/><w:left w:type="dxa" w:w="120"/><w:bottom w:type="dxa" w:w="70"/><w:right w:type="dxa" w:w="120"/></w:tcMar></w:tcPr><w:p><w:pPr><w:spacing w:after="0"/></w:pPr><w:r><w:rPr><w:sz w:val="28"/><w:szCs w:val="28"/></w:rPr><w:t xml:space="preserve">ประเมินฉุกเฉิน + ส่งต่อ (ดู 5.1)</w:t></w:r></w:p></w:tc></w:tr><w:tr><w:trPr><w:cantSplit/></w:trPr><w:tc><w:tcPr><w:tcW w:type="dxa" w:w="2800"/><w:shd w:fill="F7F8FA" w:color="auto" w:val="clear"/><w:tcMar><w:top w:type="dxa" w:w="70"/><w:left w:type="dxa" w:w="120"/><w:bottom w:type="dxa" w:w="70"/><w:right w:type="dxa" w:w="120"/></w:tcMar></w:tcPr><w:p><w:pPr><w:spacing w:after="0"/></w:pPr><w:r><w:rPr><w:b/><w:bCs/><w:sz w:val="28"/><w:szCs w:val="28"/></w:rPr><w:t xml:space="preserve">รอผู้จัดการตรวจสอบ</w:t></w:r><w:r><w:rPr><w:rFonts w:ascii="Consolas" w:cs="Consolas" w:eastAsia="Consolas" w:hAnsi="Consolas"/><w:color w:val="6C7888"/><w:sz w:val="24"/><w:szCs w:val="24"/></w:rPr><w:br/><w:t xml:space="preserve">PENDING_MANAGER</w:t></w:r></w:p></w:tc><w:tc><w:tcPr><w:tcW w:type="dxa" w:w="3400"/><w:shd w:fill="F7F8FA" w:color="auto" w:val="clear"/><w:tcMar><w:top w:type="dxa" w:w="70"/><w:left w:type="dxa" w:w="120"/><w:bottom w:type="dxa" w:w="70"/><w:right w:type="dxa" w:w="120"/></w:tcMar></w:tcPr><w:p><w:pPr><w:spacing w:after="0"/></w:pPr><w:r><w:rPr><w:sz w:val="28"/><w:szCs w:val="28"/></w:rPr><w:t xml:space="preserve">ตั๋วฉุกเฉินรออนุมัติปิด</w:t></w:r></w:p></w:tc><w:tc><w:tcPr><w:tcW w:type="dxa" w:w="3400"/><w:shd w:fill="F7F8FA" w:color="auto" w:val="clear"/><w:tcMar><w:top w:type="dxa" w:w="70"/><w:left w:type="dxa" w:w="120"/><w:bottom w:type="dxa" w:w="70"/><w:right w:type="dxa" w:w="120"/></w:tcMar></w:tcPr><w:p><w:pPr><w:spacing w:after="0"/></w:pPr><w:r><w:rPr><w:sz w:val="28"/><w:szCs w:val="28"/></w:rPr><w:t xml:space="preserve">ตรวจสอบและอนุมัติ (ดู 5.4)</w:t></w:r></w:p></w:tc></w:tr><w:tr><w:trPr><w:cantSplit/></w:trPr><w:tc><w:tcPr><w:tcW w:type="dxa" w:w="2800"/><w:shd w:fill="FFFFFF" w:color="auto" w:val="clear"/><w:tcMar><w:top w:type="dxa" w:w="70"/><w:left w:type="dxa" w:w="120"/><w:bottom w:type="dxa" w:w="70"/><w:right w:type="dxa" w:w="120"/></w:tcMar></w:tcPr><w:p><w:pPr><w:spacing w:after="0"/></w:pPr><w:r><w:rPr><w:b/><w:bCs/><w:sz w:val="28"/><w:szCs w:val="28"/></w:rPr><w:t xml:space="preserve">รอผู้จัดการตรวจการปิด Event</w:t></w:r><w:r><w:rPr><w:rFonts w:ascii="Consolas" w:cs="Consolas" w:eastAsia="Consolas" w:hAnsi="Consolas"/><w:color w:val="6C7888"/><w:sz w:val="24"/><w:szCs w:val="24"/></w:rPr><w:br/><w:t xml:space="preserve">PENDING_MGR_EVENT_REVIEW</w:t></w:r></w:p></w:tc><w:tc><w:tcPr><w:tcW w:type="dxa" w:w="3400"/><w:shd w:fill="FFFFFF" w:color="auto" w:val="clear"/><w:tcMar><w:top w:type="dxa" w:w="70"/><w:left w:type="dxa" w:w="120"/><w:bottom w:type="dxa" w:w="70"/><w:right w:type="dxa" w:w="120"/></w:tcMar></w:tcPr><w:p><w:pPr><w:spacing w:after="0"/></w:pPr><w:r><w:rPr><w:sz w:val="28"/><w:szCs w:val="28"/></w:rPr><w:t xml:space="preserve">Tier 2 ปรับลดเป็น Event</w:t></w:r></w:p></w:tc><w:tc><w:tcPr><w:tcW w:type="dxa" w:w="3400"/><w:shd w:fill="FFFFFF" w:color="auto" w:val="clear"/><w:tcMar><w:top w:type="dxa" w:w="70"/><w:left w:type="dxa" w:w="120"/><w:bottom w:type="dxa" w:w="70"/><w:right w:type="dxa" w:w="120"/></w:tcMar></w:tcPr><w:p><w:pPr><w:spacing w:after="0"/></w:pPr><w:r><w:rPr><w:sz w:val="28"/><w:szCs w:val="28"/></w:rPr><w:t xml:space="preserve">เห็นด้วย (ปิด) หรือตีกลับ (ดู 5.5)</w:t></w:r></w:p></w:tc></w:tr></w:tbl><w:p><w:pPr><w:pStyle w:val="Heading1"/></w:pPr><w:r><w:t xml:space="preserve">7. การแจ้งเตือนทางอีเมล</w:t></w:r></w:p><w:tbl><w:tblPr><w:tblW w:type="dxa" w:w="9600"/><w:tblBorders><w:top w:val="single" w:color="E1E6ED" w:sz="2"/><w:left w:val="single" w:color="E1E6ED" w:sz="2"/><w:bottom w:val="single" w:color="E1E6ED" w:sz="2"/><w:right w:val="single" w:color="E1E6ED" w:sz="2"/><w:insideH w:val="single" w:color="E1E6ED" w:sz="2"/><w:insideV w:val="single" w:color="E1E6ED" w:sz="2"/></w:tblBorders></w:tblPr><w:tblGrid><w:gridCol w:w="6000"/><w:gridCol w:w="3600"/></w:tblGrid><w:tr><w:trPr><w:cantSplit/><w:tblHeader/></w:trPr><w:tc><w:tcPr><w:tcW w:type="dxa" w:w="6000"/><w:shd w:fill="1A1A2E" w:color="auto" w:val="clear"/><w:tcMar><w:top w:type="dxa" w:w="80"/><w:left w:type="dxa" w:w="120"/><w:bottom w:type="dxa" w:w="80"/><w:right w:type="dxa" w:w="120"/></w:tcMar></w:tcPr><w:p><w:r><w:rPr><w:b/><w:bCs/><w:color w:val="FFFFFF"/><w:sz w:val="28"/><w:szCs w:val="28"/></w:rPr><w:t xml:space="preserve">เหตุการณ์</w:t></w:r></w:p></w:tc><w:tc><w:tcPr><w:tcW w:type="dxa" w:w="3600"/><w:shd w:fill="1A1A2E" w:color="auto" w:val="clear"/><w:tcMar><w:top w:type="dxa" w:w="80"/><w:left w:type="dxa" w:w="120"/><w:bottom w:type="dxa" w:w="80"/><w:right w:type="dxa" w:w="120"/></w:tcMar></w:tcPr><w:p><w:r><w:rPr><w:b/><w:bCs/><w:color w:val="FFFFFF"/><w:sz w:val="28"/><w:szCs w:val="28"/></w:rPr><w:t xml:space="preserve">ผู้รับ</w:t></w:r></w:p></w:tc></w:tr><w:tr><w:trPr><w:cantSplit/></w:trPr><w:tc><w:tcPr><w:tcW w:type="dxa" w:w="6000"/><w:shd w:fill="FFFFFF" w:color="auto" w:val="clear"/><w:tcMar><w:top w:type="dxa" w:w="70"/><w:left w:type="dxa" w:w="120"/><w:bottom w:type="dxa" w:w="70"/><w:right w:type="dxa" w:w="120"/></w:tcMar></w:tcPr><w:p><w:pPr><w:spacing w:after="0"/></w:pPr><w:r><w:rPr><w:sz w:val="28"/><w:szCs w:val="28"/></w:rPr><w:t xml:space="preserve">เหตุการณ์จริงเข้าสู่ขั้นตรวจก่อนมอบหมาย</w:t></w:r></w:p></w:tc><w:tc><w:tcPr><w:tcW w:type="dxa" w:w="3600"/><w:shd w:fill="FFFFFF" w:color="auto" w:val="clear"/><w:tcMar><w:top w:type="dxa" w:w="70"/><w:left w:type="dxa" w:w="120"/><w:bottom w:type="dxa" w:w="70"/><w:right w:type="dxa" w:w="120"/></w:tcMar></w:tcPr><w:p><w:pPr><w:spacing w:after="0"/></w:pPr><w:r><w:rPr><w:b/><w:bCs/><w:sz w:val="32"/><w:szCs w:val="32"/></w:rPr><w:t xml:space="preserve">ผู้จัดการ SOC </w:t></w:r><w:r><w:rPr><w:sz w:val="32"/><w:szCs w:val="32"/></w:rPr><w:t xml:space="preserve">(คุณ)</w:t></w:r></w:p></w:tc></w:tr><w:tr><w:trPr><w:cantSplit/></w:trPr><w:tc><w:tcPr><w:tcW w:type="dxa" w:w="6000"/><w:shd w:fill="F7F8FA" w:color="auto" w:val="clear"/><w:tcMar><w:top w:type="dxa" w:w="70"/><w:left w:type="dxa" w:w="120"/><w:bottom w:type="dxa" w:w="70"/><w:right w:type="dxa" w:w="120"/></w:tcMar></w:tcPr><w:p><w:pPr><w:spacing w:after="0"/></w:pPr><w:r><w:rPr><w:sz w:val="28"/><w:szCs w:val="28"/></w:rPr><w:t xml:space="preserve">ตั๋วฉุกเฉินรออนุมัติปิด</w:t></w:r></w:p></w:tc><w:tc><w:tcPr><w:tcW w:type="dxa" w:w="3600"/><w:shd w:fill="F7F8FA" w:color="auto" w:val="clear"/><w:tcMar><w:top w:type="dxa" w:w="70"/><w:left w:type="dxa" w:w="120"/><w:bottom w:type="dxa" w:w="70"/><w:right w:type="dxa" w:w="120"/></w:tcMar></w:tcPr><w:p><w:pPr><w:spacing w:after="0"/></w:pPr><w:r><w:rPr><w:b/><w:bCs/><w:sz w:val="32"/><w:szCs w:val="32"/></w:rPr><w:t xml:space="preserve">ผู้จัดการ SOC </w:t></w:r><w:r><w:rPr><w:sz w:val="32"/><w:szCs w:val="32"/></w:rPr><w:t xml:space="preserve">(คุณ)</w:t></w:r></w:p></w:tc></w:tr><w:tr><w:trPr><w:cantSplit/></w:trPr><w:tc><w:tcPr><w:tcW w:type="dxa" w:w="6000"/><w:shd w:fill="FFFFFF" w:color="auto" w:val="clear"/><w:tcMar><w:top w:type="dxa" w:w="70"/><w:left w:type="dxa" w:w="120"/><w:bottom w:type="dxa" w:w="70"/><w:right w:type="dxa" w:w="120"/></w:tcMar></w:tcPr><w:p><w:pPr><w:spacing w:after="0"/></w:pPr><w:r><w:rPr><w:sz w:val="28"/><w:szCs w:val="28"/></w:rPr><w:t xml:space="preserve">คำขอทีมตอบสนองเสร็จสิ้น</w:t></w:r></w:p></w:tc><w:tc><w:tcPr><w:tcW w:type="dxa" w:w="3600"/><w:shd w:fill="FFFFFF" w:color="auto" w:val="clear"/><w:tcMar><w:top w:type="dxa" w:w="70"/><w:left w:type="dxa" w:w="120"/><w:bottom w:type="dxa" w:w="70"/><w:right w:type="dxa" w:w="120"/></w:tcMar></w:tcPr><w:p><w:pPr><w:spacing w:after="0"/></w:pPr><w:r><w:rPr><w:b/><w:bCs/><w:sz w:val="32"/><w:szCs w:val="32"/></w:rPr><w:t xml:space="preserve">ผู้จัดการ SOC </w:t></w:r><w:r><w:rPr><w:sz w:val="32"/><w:szCs w:val="32"/></w:rPr><w:t xml:space="preserve">ผู้ออกคำขอ</w:t></w:r></w:p></w:tc></w:tr><w:tr><w:trPr><w:cantSplit/></w:trPr><w:tc><w:tcPr><w:tcW w:type="dxa" w:w="6000"/><w:shd w:fill="F7F8FA" w:color="auto" w:val="clear"/><w:tcMar><w:top w:type="dxa" w:w="70"/><w:left w:type="dxa" w:w="120"/><w:bottom w:type="dxa" w:w="70"/><w:right w:type="dxa" w:w="120"/></w:tcMar></w:tcPr><w:p><w:pPr><w:spacing w:after="0"/></w:pPr><w:r><w:rPr><w:sz w:val="28"/><w:szCs w:val="28"/></w:rPr><w:t xml:space="preserve">มีคำขอทีมตอบสนองใหม่</w:t></w:r></w:p></w:tc><w:tc><w:tcPr><w:tcW w:type="dxa" w:w="3600"/><w:shd w:fill="F7F8FA" w:color="auto" w:val="clear"/><w:tcMar><w:top w:type="dxa" w:w="70"/><w:left w:type="dxa" w:w="120"/><w:bottom w:type="dxa" w:w="70"/><w:right w:type="dxa" w:w="120"/></w:tcMar></w:tcPr><w:p><w:pPr><w:spacing w:after="0"/></w:pPr><w:r><w:rPr><w:sz w:val="28"/><w:szCs w:val="28"/></w:rPr><w:t xml:space="preserve">ทีมตอบสนองที่รับผิดชอบ</w:t></w:r></w:p></w:tc></w:tr></w:tbl><w:p><w:pPr><w:pStyle w:val="Heading1"/></w:pPr><w:r><w:t xml:space="preserve">8. คำถามที่พบบ่อย</w:t></w:r></w:p><w:p><w:pPr><w:pStyle w:val="Heading3"/></w:pPr><w:r><w:t xml:space="preserve">ทำไมฉันเปลี่ยนช่องทาง (ผู้ดูแลระบบ/เจ้าของระบบ) ไม่ได้?</w:t></w:r></w:p><w:p><w:pPr><w:spacing w:after="120"/></w:pPr><w:r><w:rPr><w:sz w:val="32"/><w:szCs w:val="32"/></w:rPr><w:t xml:space="preserve">ช่องทางถูกกำหนดโดยนักวิเคราะห์ระดับ 1 ผู้จัดการทำได้เพียงส่งต่อตามช่องทางนั้น หากไม่เหมาะสมให้ประสานกับผู้เปิดตั๋ว</w:t></w:r></w:p><w:p><w:pPr><w:pStyle w:val="Heading3"/></w:pPr><w:r><w:t xml:space="preserve">ทำไมตั๋ว Critical ไม่เข้ามาให้ฉันอนุมัติโดยอัตโนมัติ?</w:t></w:r></w:p><w:p><w:pPr><w:spacing w:after="120"/></w:pPr><w:r><w:rPr><w:sz w:val="32"/><w:szCs w:val="32"/></w:rPr><w:t xml:space="preserve">เฉพาะตั๋วที่ถูกทำเครื่องหมายฉุกเฉินเท่านั้นที่ต้องผ่านการอนุมัติของคุณก่อนปิด ระดับความรุนแรงเพียงอย่างเดียวไม่ได้ทำให้ต้องอนุมัติ</w:t></w:r></w:p><w:p><w:pPr><w:pStyle w:val="Heading3"/></w:pPr><w:r><w:t xml:space="preserve">ทำไมตั๋วนี้ยังปิดไม่ได้แม้ตรวจรับแล้ว?</w:t></w:r></w:p><w:p><w:pPr><w:spacing w:after="120"/></w:pPr><w:r><w:rPr><w:sz w:val="32"/><w:szCs w:val="32"/></w:rPr><w:t xml:space="preserve">อาจยังมีคำขอทีมตอบสนองที่ยังไม่เสร็จ ต้องรอให้ทุกคำขอเสร็จก่อน หรือ Tier 2 ยังไม่ได้กรอกช่อง “วันที่ เวลา ที่แจ้งเหตุผู้ที่ได้รับผลกระทบ” ซึ่งบังคับก่อนอนุมัติปิดตั้งแต่ v1.7.0</w:t></w:r></w:p><w:p><w:pPr><w:pStyle w:val="Heading3"/></w:pPr><w:r><w:t xml:space="preserve">หาแบบฟอร์มสร้างงานย่อยภายใน SOC ไม่เจอ?</w:t></w:r></w:p><w:p><w:pPr><w:spacing w:after="120"/></w:pPr><w:r><w:rPr><w:sz w:val="32"/><w:szCs w:val="32"/></w:rPr><w:t xml:space="preserve">ถูกยกเลิกไปแล้วใน v1.7.0 — ใช้ “คำขอทีมตอบสนอง” แทน ส่วนรายการเก่ายังอ่านย้อนหลังได้ใต้หัวข้อ “บันทึกภายในเดิม (เลิกใช้แล้ว)” บนหน้ารายละเอียดตั๋ว (ดู 5.2)</w:t></w:r></w:p><w:p><w:pPr><w:pStyle w:val="Heading3"/></w:pPr><w:r><w:t xml:space="preserve">ให้สิทธิ์ Tier ชั่วคราวแก่ตัวเองได้ไหม?</w:t></w:r></w:p><w:p><w:pPr><w:spacing w:after="120"/></w:pPr><w:r><w:rPr><w:sz w:val="32"/><w:szCs w:val="32"/></w:rPr><w:t xml:space="preserve">ไม่ได้ — ต้องให้ผู้ดูแลระบบสูงสุดเป็นผู้ให้และผู้ยกเลิก (ดู 5.11)</w:t></w:r></w:p><w:p><w:pPr><w:pStyle w:val="Heading1"/></w:pPr><w:r><w:t xml:space="preserve">9. อภิธานศัพท์</w:t></w:r></w:p><w:tbl><w:tblPr><w:tblW w:type="dxa" w:w="9600"/><w:tblBorders><w:top w:val="single" w:color="E1E6ED" w:sz="2"/><w:left w:val="single" w:color="E1E6ED" w:sz="2"/><w:bottom w:val="single" w:color="E1E6ED" w:sz="2"/><w:right w:val="single" w:color="E1E6ED" w:sz="2"/><w:insideH w:val="single" w:color="E1E6ED" w:sz="2"/><w:insideV w:val="single" w:color="E1E6ED" w:sz="2"/></w:tblBorders></w:tblPr><w:tblGrid><w:gridCol w:w="3000"/><w:gridCol w:w="6600"/></w:tblGrid><w:tr><w:trPr><w:cantSplit/><w:tblHeader/></w:trPr><w:tc><w:tcPr><w:tcW w:type="dxa" w:w="3000"/><w:shd w:fill="1A1A2E" w:color="auto" w:val="clear"/><w:tcMar><w:top w:type="dxa" w:w="80"/><w:left w:type="dxa" w:w="120"/><w:bottom w:type="dxa" w:w="80"/><w:right w:type="dxa" w:w="120"/></w:tcMar></w:tcPr><w:p><w:r><w:rPr><w:b/><w:bCs/><w:color w:val="FFFFFF"/><w:sz w:val="28"/><w:szCs w:val="28"/></w:rPr><w:t xml:space="preserve">คำ</w:t></w:r></w:p></w:tc><w:tc><w:tcPr><w:tcW w:type="dxa" w:w="6600"/><w:shd w:fill="1A1A2E" w:color="auto" w:val="clear"/><w:tcMar><w:top w:type="dxa" w:w="80"/><w:left w:type="dxa" w:w="120"/><w:bottom w:type="dxa" w:w="80"/><w:right w:type="dxa" w:w="120"/></w:tcMar></w:tcPr><w:p><w:r><w:rPr><w:b/><w:bCs/><w:color w:val="FFFFFF"/><w:sz w:val="28"/><w:szCs w:val="28"/></w:rPr><w:t xml:space="preserve">ความหมาย</w:t></w:r></w:p></w:tc></w:tr><w:tr><w:trPr><w:cantSplit/></w:trPr><w:tc><w:tcPr><w:tcW w:type="dxa" w:w="3000"/><w:shd w:fill="FFFFFF" w:color="auto" w:val="clear"/><w:tcMar><w:top w:type="dxa" w:w="70"/><w:left w:type="dxa" w:w="120"/><w:bottom w:type="dxa" w:w="70"/><w:right w:type="dxa" w:w="120"/></w:tcMar></w:tcPr><w:p><w:pPr><w:spacing w:after="0"/></w:pPr><w:r><w:rPr><w:b/><w:bCs/><w:sz w:val="32"/><w:szCs w:val="32"/></w:rPr><w:t xml:space="preserve">แฟล็กฉุกเฉิน</w:t></w:r></w:p></w:tc><w:tc><w:tcPr><w:tcW w:type="dxa" w:w="6600"/><w:shd w:fill="FFFFFF" w:color="auto" w:val="clear"/><w:tcMar><w:top w:type="dxa" w:w="70"/><w:left w:type="dxa" w:w="120"/><w:bottom w:type="dxa" w:w="70"/><w:right w:type="dxa" w:w="120"/></w:tcMar></w:tcPr><w:p><w:pPr><w:spacing w:after="0"/></w:pPr><w:r><w:rPr><w:sz w:val="28"/><w:szCs w:val="28"/></w:rPr><w:t xml:space="preserve">เครื่องหมายเร่งด่วนพิเศษ ตั้งได้เฉพาะผู้จัดการ SOC บังคับให้ผ่านการอนุมัติก่อนปิด</w:t></w:r></w:p></w:tc></w:tr><w:tr><w:trPr><w:cantSplit/></w:trPr><w:tc><w:tcPr><w:tcW w:type="dxa" w:w="3000"/><w:shd w:fill="F7F8FA" w:color="auto" w:val="clear"/><w:tcMar><w:top w:type="dxa" w:w="70"/><w:left w:type="dxa" w:w="120"/><w:bottom w:type="dxa" w:w="70"/><w:right w:type="dxa" w:w="120"/></w:tcMar></w:tcPr><w:p><w:pPr><w:spacing w:after="0"/></w:pPr><w:r><w:rPr><w:b/><w:bCs/><w:sz w:val="32"/><w:szCs w:val="32"/></w:rPr><w:t xml:space="preserve">คำขอทีมตอบสนอง</w:t></w:r></w:p></w:tc><w:tc><w:tcPr><w:tcW w:type="dxa" w:w="6600"/><w:shd w:fill="F7F8FA" w:color="auto" w:val="clear"/><w:tcMar><w:top w:type="dxa" w:w="70"/><w:left w:type="dxa" w:w="120"/><w:bottom w:type="dxa" w:w="70"/><w:right w:type="dxa" w:w="120"/></w:tcMar></w:tcPr><w:p><w:pPr><w:spacing w:after="0"/></w:pPr><w:r><w:rPr><w:sz w:val="28"/><w:szCs w:val="28"/></w:rPr><w:t xml:space="preserve">งานเฉพาะทางที่ส่งให้ทีมนอก SOC (พิสูจน์หลักฐาน/ทดสอบเจาะระบบ) ทำคู่ขนาน</w:t></w:r></w:p></w:tc></w:tr><w:tr><w:trPr><w:cantSplit/></w:trPr><w:tc><w:tcPr><w:tcW w:type="dxa" w:w="3000"/><w:shd w:fill="FFFFFF" w:color="auto" w:val="clear"/><w:tcMar><w:top w:type="dxa" w:w="70"/><w:left w:type="dxa" w:w="120"/><w:bottom w:type="dxa" w:w="70"/><w:right w:type="dxa" w:w="120"/></w:tcMar></w:tcPr><w:p><w:pPr><w:spacing w:after="0"/></w:pPr><w:r><w:rPr><w:b/><w:bCs/><w:sz w:val="32"/><w:szCs w:val="32"/></w:rPr><w:t xml:space="preserve">ตรวจก่อนมอบหมาย</w:t></w:r></w:p></w:tc><w:tc><w:tcPr><w:tcW w:type="dxa" w:w="6600"/><w:shd w:fill="FFFFFF" w:color="auto" w:val="clear"/><w:tcMar><w:top w:type="dxa" w:w="70"/><w:left w:type="dxa" w:w="120"/><w:bottom w:type="dxa" w:w="70"/><w:right w:type="dxa" w:w="120"/></w:tcMar></w:tcPr><w:p><w:pPr><w:spacing w:after="0"/></w:pPr><w:r><w:rPr><w:sz w:val="28"/><w:szCs w:val="28"/></w:rPr><w:t xml:space="preserve">จุดที่เหตุการณ์จริงทุกเรื่องหยุดรอผู้จัดการก่อนเริ่มงานควบคุม</w:t></w:r></w:p></w:tc></w:tr><w:tr><w:trPr><w:cantSplit/></w:trPr><w:tc><w:tcPr><w:tcW w:type="dxa" w:w="3000"/><w:shd w:fill="F7F8FA" w:color="auto" w:val="clear"/><w:tcMar><w:top w:type="dxa" w:w="70"/><w:left w:type="dxa" w:w="120"/><w:bottom w:type="dxa" w:w="70"/><w:right w:type="dxa" w:w="120"/></w:tcMar></w:tcPr><w:p><w:pPr><w:spacing w:after="0"/></w:pPr><w:r><w:rPr><w:b/><w:bCs/><w:sz w:val="32"/><w:szCs w:val="32"/></w:rPr><w:t xml:space="preserve">การปิดแบบ Event</w:t></w:r></w:p></w:tc><w:tc><w:tcPr><w:tcW w:type="dxa" w:w="6600"/><w:shd w:fill="F7F8FA" w:color="auto" w:val="clear"/><w:tcMar><w:top w:type="dxa" w:w="70"/><w:left w:type="dxa" w:w="120"/><w:bottom w:type="dxa" w:w="70"/><w:right w:type="dxa" w:w="120"/></w:tcMar></w:tcPr><w:p><w:pPr><w:spacing w:after="0"/></w:pPr><w:r><w:rPr><w:sz w:val="28"/><w:szCs w:val="28"/></w:rPr><w:t xml:space="preserve">การปิดเคสเพราะวินิจฉัยว่าไม่ใช่ภัยจริง</w:t></w:r></w:p></w:tc></w:tr><w:tr><w:trPr><w:cantSplit/></w:trPr><w:tc><w:tcPr><w:tcW w:type="dxa" w:w="3000"/><w:shd w:fill="FFFFFF" w:color="auto" w:val="clear"/><w:tcMar><w:top w:type="dxa" w:w="70"/><w:left w:type="dxa" w:w="120"/><w:bottom w:type="dxa" w:w="70"/><w:right w:type="dxa" w:w="120"/></w:tcMar></w:tcPr><w:p><w:pPr><w:spacing w:after="0"/></w:pPr><w:r><w:rPr><w:b/><w:bCs/><w:sz w:val="32"/><w:szCs w:val="32"/></w:rPr><w:t xml:space="preserve">OLA</w:t></w:r></w:p></w:tc><w:tc><w:tcPr><w:tcW w:type="dxa" w:w="6600"/><w:shd w:fill="FFFFFF" w:color="auto" w:val="clear"/><w:tcMar><w:top w:type="dxa" w:w="70"/><w:left w:type="dxa" w:w="120"/><w:bottom w:type="dxa" w:w="70"/><w:right w:type="dxa" w:w="120"/></w:tcMar></w:tcPr><w:p><w:pPr><w:spacing w:after="0"/></w:pPr><w:r><w:rPr><w:sz w:val="28"/><w:szCs w:val="28"/></w:rPr><w:t xml:space="preserve">กรอบเวลามาตรฐานภายในองค์กร นับจากเวลาที่เหตุการณ์เกิดจริง</w:t></w:r></w:p></w:tc></w:tr><w:tr><w:trPr><w:cantSplit/></w:trPr><w:tc><w:tcPr><w:tcW w:type="dxa" w:w="3000"/><w:shd w:fill="F7F8FA" w:color="auto" w:val="clear"/><w:tcMar><w:top w:type="dxa" w:w="70"/><w:left w:type="dxa" w:w="120"/><w:bottom w:type="dxa" w:w="70"/><w:right w:type="dxa" w:w="120"/></w:tcMar></w:tcPr><w:p><w:pPr><w:spacing w:after="0"/></w:pPr><w:r><w:rPr><w:b/><w:bCs/><w:sz w:val="32"/><w:szCs w:val="32"/></w:rPr><w:t xml:space="preserve">รับงาน</w:t></w:r></w:p></w:tc><w:tc><w:tcPr><w:tcW w:type="dxa" w:w="6600"/><w:shd w:fill="F7F8FA" w:color="auto" w:val="clear"/><w:tcMar><w:top w:type="dxa" w:w="70"/><w:left w:type="dxa" w:w="120"/><w:bottom w:type="dxa" w:w="70"/><w:right w:type="dxa" w:w="120"/></w:tcMar></w:tcPr><w:p><w:pPr><w:spacing w:after="0"/></w:pPr><w:r><w:rPr><w:sz w:val="28"/><w:szCs w:val="28"/></w:rPr><w:t xml:space="preserve">ปุ่มที่ผู้รับผิดชอบคำขอทีมตอบสนองกดเมื่อเริ่มลงมือ เปลี่ยนสถานะคำขอจาก เปิด เป็น กำลังดำเนินการ</w:t></w:r></w:p></w:tc></w:tr><w:tr><w:trPr><w:cantSplit/></w:trPr><w:tc><w:tcPr><w:tcW w:type="dxa" w:w="3000"/><w:shd w:fill="FFFFFF" w:color="auto" w:val="clear"/><w:tcMar><w:top w:type="dxa" w:w="70"/><w:left w:type="dxa" w:w="120"/><w:bottom w:type="dxa" w:w="70"/><w:right w:type="dxa" w:w="120"/></w:tcMar></w:tcPr><w:p><w:pPr><w:spacing w:after="0"/></w:pPr><w:r><w:rPr><w:b/><w:bCs/><w:sz w:val="32"/><w:szCs w:val="32"/></w:rPr><w:t xml:space="preserve">เลขที่รายงาน</w:t></w:r></w:p></w:tc><w:tc><w:tcPr><w:tcW w:type="dxa" w:w="6600"/><w:shd w:fill="FFFFFF" w:color="auto" w:val="clear"/><w:tcMar><w:top w:type="dxa" w:w="70"/><w:left w:type="dxa" w:w="120"/><w:bottom w:type="dxa" w:w="70"/><w:right w:type="dxa" w:w="120"/></w:tcMar></w:tcPr><w:p><w:pPr><w:spacing w:after="0"/></w:pPr><w:r><w:rPr><w:sz w:val="28"/><w:szCs w:val="28"/></w:rPr><w:t xml:space="preserve">เลขของรายงานฉบับจริงที่ทีมตอบสนองส่งให้คุณ (SOC-RCA- / SOC-VAPT- / SOC-HARD-YYYYMM-NNNN) บังคับกรอกก่อนปิดคำขอเป็น เสร็จสิ้น</w:t></w:r></w:p></w:tc></w:tr><w:tr><w:trPr><w:cantSplit/></w:trPr><w:tc><w:tcPr><w:tcW w:type="dxa" w:w="3000"/><w:shd w:fill="F7F8FA" w:color="auto" w:val="clear"/><w:tcMar><w:top w:type="dxa" w:w="70"/><w:left w:type="dxa" w:w="120"/><w:bottom w:type="dxa" w:w="70"/><w:right w:type="dxa" w:w="120"/></w:tcMar></w:tcPr><w:p><w:pPr><w:spacing w:after="0"/></w:pPr><w:r><w:rPr><w:b/><w:bCs/><w:sz w:val="32"/><w:szCs w:val="32"/></w:rPr><w:t xml:space="preserve">สิทธิ์ Tier ชั่วคราว</w:t></w:r></w:p></w:tc><w:tc><w:tcPr><w:tcW w:type="dxa" w:w="6600"/><w:shd w:fill="F7F8FA" w:color="auto" w:val="clear"/><w:tcMar><w:top w:type="dxa" w:w="70"/><w:left w:type="dxa" w:w="120"/><w:bottom w:type="dxa" w:w="70"/><w:right w:type="dxa" w:w="120"/></w:tcMar></w:tcPr><w:p><w:pPr><w:spacing w:after="0"/></w:pPr><w:r><w:rPr><w:sz w:val="28"/><w:szCs w:val="28"/></w:rPr><w:t xml:space="preserve">สิทธิ์ Tier 1 + Tier 2 ที่ผู้ดูแลระบบสูงสุดให้แก่ผู้จัดการ SOC เป็นการชั่วคราว</w:t></w:r></w:p></w:tc></w:tr></w:tbl><w:sectPr><w:headerReference w:type="default" r:id="rId7"/><w:footerReference w:type="default" r:id="rId8"/><w:pgSz w:w="11906" w:h="16838" w:orient="portrait"/><w:pgMar w:top="1134" w:right="1134" w:bottom="1134" w:left="1134" w:header="708" w:footer="708" w:gutter="0"/><w:pgNumType w:start="1"/><w:docGrid w:linePitch="360"/></w:sectPr></w:body></w:document>
+<file path=word/document.xml><?xml version="1.0" encoding="UTF-8" standalone="yes"?><w:document mc:Ignorable="w14 w15 wp14" xmlns:wpc="http://schemas.microsoft.com/office/word/2010/wordprocessingCanvas" xmlns:mc="http://schemas.openxmlformats.org/markup-compatibility/2006" xmlns:o="urn:schemas-microsoft-com:office:office" xmlns:r="http://schemas.openxmlformats.org/officeDocument/2006/relationships" xmlns:m="http://schemas.openxmlformats.org/officeDocument/2006/math" xmlns:v="urn:schemas-microsoft-com:vml" xmlns:wp14="http://schemas.microsoft.com/office/word/2010/wordprocessingDrawing" xmlns:wp="http://schemas.openxmlformats.org/drawingml/2006/wordprocessingDrawing" xmlns:w10="urn:schemas-microsoft-com:office:word" xmlns:w="http://schemas.openxmlformats.org/wordprocessingml/2006/main" xmlns:w14="http://schemas.microsoft.com/office/word/2010/wordml" xmlns:w15="http://schemas.microsoft.com/office/word/2012/wordml" xmlns:wpg="http://schemas.microsoft.com/office/word/2010/wordprocessingGroup" xmlns:wpi="http://schemas.microsoft.com/office/word/2010/wordprocessingInk" xmlns:wne="http://schemas.microsoft.com/office/word/2006/wordml" xmlns:wps="http://schemas.microsoft.com/office/word/2010/wordprocessingShape" xmlns:cx="http://schemas.microsoft.com/office/drawing/2014/chartex" xmlns:cx1="http://schemas.microsoft.com/office/drawing/2015/9/8/chartex" xmlns:cx2="http://schemas.microsoft.com/office/drawing/2015/10/21/chartex" xmlns:cx3="http://schemas.microsoft.com/office/drawing/2016/5/9/chartex" xmlns:cx4="http://schemas.microsoft.com/office/drawing/2016/5/10/chartex" xmlns:cx5="http://schemas.microsoft.com/office/drawing/2016/5/11/chartex" xmlns:cx6="http://schemas.microsoft.com/office/drawing/2016/5/12/chartex" xmlns:cx7="http://schemas.microsoft.com/office/drawing/2016/5/13/chartex" xmlns:cx8="http://schemas.microsoft.com/office/drawing/2016/5/14/chartex" xmlns:aink="http://schemas.microsoft.com/office/drawing/2016/ink" xmlns:am3d="http://schemas.microsoft.com/office/drawing/2017/model3d" xmlns:w16cex="http://schemas.microsoft.com/office/word/2018/wordml/cex" xmlns:w16cid="http://schemas.microsoft.com/office/word/2016/wordml/cid" xmlns:w16="http://schemas.microsoft.com/office/word/2018/wordml" xmlns:w16sdtdh="http://schemas.microsoft.com/office/word/2020/wordml/sdtdatahash" xmlns:w16se="http://schemas.microsoft.com/office/word/2015/wordml/symex"><w:body><w:p><w:pPr><w:spacing w:after="200" w:before="900"/><w:jc w:val="center"/></w:pPr><w:r><w:drawing><wp:inline distT="0" distB="0" distL="0" distR="0"><wp:extent cx="2209800" cy="2209800"/><wp:effectExtent t="0" r="0" b="0" l="0"/><wp:docPr id="1" name="" descr="" title=""/><wp:cNvGraphicFramePr><a:graphicFrameLocks xmlns:a="http://schemas.openxmlformats.org/drawingml/2006/main" noChangeAspect="1"/></wp:cNvGraphicFramePr><a:graphic xmlns:a="http://schemas.openxmlformats.org/drawingml/2006/main"><a:graphicData uri="http://schemas.openxmlformats.org/drawingml/2006/picture"><pic:pic xmlns:pic="http://schemas.openxmlformats.org/drawingml/2006/picture"><pic:nvPicPr><pic:cNvPr id="0" name="" descr=""/><pic:cNvPicPr><a:picLocks noChangeAspect="1" noChangeArrowheads="1"/></pic:cNvPicPr></pic:nvPicPr><pic:blipFill><a:blip r:embed="rId9" cstate="none"/><a:srcRect/><a:stretch><a:fillRect/></a:stretch></pic:blipFill><pic:spPr bwMode="auto"><a:xfrm><a:off x="0" y="0"/><a:ext cx="2209800" cy="2209800"/></a:xfrm><a:prstGeom prst="rect"><a:avLst/></a:prstGeom></pic:spPr></pic:pic></a:graphicData></a:graphic></wp:inline></w:drawing></w:r></w:p><w:p><w:pPr><w:spacing w:after="40"/><w:jc w:val="center"/></w:pPr><w:r><w:rPr><w:color w:val="6C7888"/><w:sz w:val="34"/><w:szCs w:val="34"/></w:rPr><w:t xml:space="preserve">คู่มือการใช้งานระบบ</w:t></w:r></w:p><w:p><w:pPr><w:spacing w:after="20"/><w:jc w:val="center"/></w:pPr><w:r><w:rPr><w:b/><w:bCs/><w:color w:val="1A1A2E"/><w:sz w:val="56"/><w:szCs w:val="56"/></w:rPr><w:t xml:space="preserve">SOC Support System</w:t></w:r></w:p><w:p><w:pPr><w:spacing w:after="320"/><w:jc w:val="center"/></w:pPr><w:r><w:rPr><w:color w:val="1F2D3D"/><w:sz w:val="34"/><w:szCs w:val="34"/></w:rPr><w:t xml:space="preserve">ระบบบริหารจัดการเหตุการณ์ความปลอดภัย</w:t></w:r></w:p><w:tbl><w:tblPr><w:tblW w:type="dxa" w:w="9600"/><w:tblBorders><w:top w:val="none"/><w:left w:val="none"/><w:bottom w:val="none"/><w:right w:val="none"/><w:insideH w:val="single" w:color="auto" w:sz="4"/><w:insideV w:val="single" w:color="auto" w:sz="4"/></w:tblBorders></w:tblPr><w:tblGrid><w:gridCol w:w="9600"/></w:tblGrid><w:tr><w:tc><w:tcPr><w:tcW w:type="dxa" w:w="9600"/><w:shd w:fill="1A1A2E" w:color="auto" w:val="clear"/><w:tcMar><w:top w:type="dxa" w:w="200"/><w:left w:type="dxa" w:w="200"/><w:bottom w:type="dxa" w:w="200"/><w:right w:type="dxa" w:w="200"/></w:tcMar></w:tcPr><w:p><w:pPr><w:spacing w:after="40"/><w:jc w:val="center"/></w:pPr><w:r><w:rPr><w:color w:val="AEB8CC"/><w:sz w:val="30"/><w:szCs w:val="30"/></w:rPr><w:t xml:space="preserve">คู่มือสำหรับบทบาท</w:t></w:r></w:p><w:p><w:pPr><w:spacing w:after="20"/><w:jc w:val="center"/></w:pPr><w:r><w:rPr><w:b/><w:bCs/><w:color w:val="FFFFFF"/><w:sz w:val="46"/><w:szCs w:val="46"/></w:rPr><w:t xml:space="preserve">ผู้จัดการ SOC</w:t></w:r></w:p><w:p><w:pPr><w:jc w:val="center"/></w:pPr><w:r><w:rPr><w:color w:val="D7DEEC"/><w:sz w:val="32"/><w:szCs w:val="32"/></w:rPr><w:t xml:space="preserve">SOC Manager</w:t></w:r></w:p></w:tc></w:tr></w:tbl><w:p><w:pPr><w:spacing w:after="360"/></w:pPr></w:p><w:p><w:pPr><w:spacing w:after="40"/><w:jc w:val="center"/></w:pPr><w:r><w:rPr><w:color w:val="1F2D3D"/><w:sz w:val="28"/><w:szCs w:val="28"/></w:rPr><w:t xml:space="preserve">เวอร์ชันระบบ v1.7.1</w:t></w:r><w:r><w:rPr><w:color w:val="E1E6ED"/><w:sz w:val="28"/><w:szCs w:val="28"/></w:rPr><w:t xml:space="preserve">   ·   </w:t></w:r><w:r><w:rPr><w:color w:val="1F2D3D"/><w:sz w:val="28"/><w:szCs w:val="28"/></w:rPr><w:t xml:space="preserve">ปรับปรุงล่าสุด 18 กันยายน 2026</w:t></w:r></w:p><w:p><w:pPr><w:spacing w:after="40"/><w:jc w:val="center"/></w:pPr><w:r><w:rPr><w:color w:val="6C7888"/><w:sz w:val="28"/><w:szCs w:val="28"/></w:rPr><w:t xml:space="preserve">คู่มือฉบับที่ 1.3</w:t></w:r></w:p><w:p><w:pPr><w:spacing w:after="700"/></w:pPr></w:p><w:p><w:pPr><w:jc w:val="center"/></w:pPr><w:r><w:rPr><w:i/><w:iCs/><w:color w:val="6C7888"/><w:sz w:val="26"/><w:szCs w:val="26"/></w:rPr><w:t xml:space="preserve">เอกสารใช้ภายในองค์กร — บริษัท โทรคมนาคมแห่งชาติ จำกัด (มหาชน)</w:t></w:r></w:p><w:p><w:r><w:br w:type="page"/></w:r></w:p><w:p><w:pPr><w:sectPr><w:pgSz w:w="11906" w:h="16838" w:orient="portrait"/><w:pgMar w:top="1134" w:right="1134" w:bottom="1134" w:left="1134" w:header="708" w:footer="708" w:gutter="0"/><w:pgNumType/><w:docGrid w:linePitch="360"/></w:sectPr></w:pPr></w:p><w:p><w:pPr><w:spacing w:after="160"/></w:pPr><w:r><w:rPr><w:b/><w:bCs/><w:color w:val="1A1A2E"/><w:sz w:val="40"/><w:szCs w:val="40"/></w:rPr><w:t xml:space="preserve">สารบัญ</w:t></w:r></w:p><w:sdt><w:sdtPr><w:alias w:val="สารบัญ"/></w:sdtPr><w:sdtContent><w:p><w:r><w:fldChar w:fldCharType="begin" w:dirty="true"/><w:instrText xml:space="preserve">TOC \h \o &quot;1-2&quot;</w:instrText><w:fldChar w:fldCharType="separate"/></w:r></w:p><w:p><w:r><w:fldChar w:fldCharType="end"/></w:r></w:p></w:sdtContent></w:sdt><w:p><w:r><w:br w:type="page"/></w:r></w:p><w:p><w:pPr><w:pStyle w:val="Heading1"/></w:pPr><w:r><w:t xml:space="preserve">1. เกี่ยวกับคู่มือฉบับนี้</w:t></w:r></w:p><w:p><w:pPr><w:spacing w:after="120"/></w:pPr><w:r><w:rPr><w:sz w:val="32"/><w:szCs w:val="32"/></w:rPr><w:t xml:space="preserve">คู่มือฉบับนี้จัดทำขึ้นสำหรับ </w:t></w:r><w:r><w:rPr><w:b/><w:bCs/><w:sz w:val="32"/><w:szCs w:val="32"/></w:rPr><w:t xml:space="preserve">ผู้จัดการ SOC (SOC Manager)</w:t></w:r><w:r><w:rPr><w:sz w:val="32"/><w:szCs w:val="32"/></w:rPr><w:t xml:space="preserve"> ผู้กำกับดูแลเหตุการณ์จริงทุกเรื่อง เป็นผู้เดียวที่กำหนดสถานะฉุกเฉิน ออกคำขอทีมตอบสนอง และอนุมัติการปิดตั๋วฉุกเฉิน</w:t></w:r></w:p><w:p><w:pPr><w:pStyle w:val="Heading2"/></w:pPr><w:r><w:t xml:space="preserve">ผู้อ่านและขอบเขต</w:t></w:r></w:p><w:p><w:pPr><w:pStyle w:val="ListParagraph"/><w:numPr><w:ilvl w:val="0"/><w:numId w:val="2"/></w:numPr><w:spacing w:after="60"/></w:pPr><w:r><w:rPr><w:b/><w:bCs/><w:sz w:val="32"/><w:szCs w:val="32"/></w:rPr><w:t xml:space="preserve">ผู้อ่าน: </w:t></w:r><w:r><w:rPr><w:sz w:val="32"/><w:szCs w:val="32"/></w:rPr><w:t xml:space="preserve">ผู้จัดการศูนย์ปฏิบัติการความปลอดภัย (SOC)</w:t></w:r></w:p><w:p><w:pPr><w:pStyle w:val="ListParagraph"/><w:numPr><w:ilvl w:val="0"/><w:numId w:val="2"/></w:numPr><w:spacing w:after="60"/></w:pPr><w:r><w:rPr><w:b/><w:bCs/><w:sz w:val="32"/><w:szCs w:val="32"/></w:rPr><w:t xml:space="preserve">ขอบเขต: </w:t></w:r><w:r><w:rPr><w:sz w:val="32"/><w:szCs w:val="32"/></w:rPr><w:t xml:space="preserve">เฉพาะงานและสิทธิ์ของบทบาทผู้จัดการ SOC</w:t></w:r></w:p><w:p><w:pPr><w:pStyle w:val="Heading2"/></w:pPr><w:r><w:t xml:space="preserve">สัญลักษณ์ที่ใช้ในคู่มือ</w:t></w:r></w:p><w:tbl><w:tblPr><w:tblW w:type="dxa" w:w="9600"/><w:tblBorders><w:top w:val="single" w:color="FDECEE" w:sz="2"/><w:left w:val="single" w:color="E63946" w:sz="28"/><w:bottom w:val="single" w:color="FDECEE" w:sz="2"/><w:right w:val="single" w:color="FDECEE" w:sz="2"/><w:insideH w:val="single" w:color="auto" w:sz="4"/><w:insideV w:val="single" w:color="auto" w:sz="4"/></w:tblBorders></w:tblPr><w:tblGrid><w:gridCol w:w="9600"/></w:tblGrid><w:tr><w:tc><w:tcPr><w:tcW w:type="dxa" w:w="9600"/><w:shd w:fill="FDECEE" w:color="auto" w:val="clear"/><w:tcMar><w:top w:type="dxa" w:w="140"/><w:left w:type="dxa" w:w="200"/><w:bottom w:type="dxa" w:w="140"/><w:right w:type="dxa" w:w="200"/></w:tcMar></w:tcPr><w:p><w:pPr><w:spacing w:after="60"/></w:pPr><w:r><w:rPr><w:b/><w:bCs/><w:color w:val="E63946"/><w:sz w:val="30"/><w:szCs w:val="30"/></w:rPr><w:t xml:space="preserve">ข้อควรระวัง</w:t></w:r></w:p><w:p><w:pPr><w:spacing w:after="0"/></w:pPr><w:r><w:rPr><w:sz w:val="32"/><w:szCs w:val="32"/></w:rPr><w:t xml:space="preserve">กล่องสีแดง — เรื่องที่ต้องระวังเป็นพิเศษ</w:t></w:r></w:p></w:tc></w:tr></w:tbl><w:p><w:pPr><w:spacing w:after="80"/></w:pPr></w:p><w:tbl><w:tblPr><w:tblW w:type="dxa" w:w="9600"/><w:tblBorders><w:top w:val="single" w:color="EAF1FB" w:sz="2"/><w:left w:val="single" w:color="245EA8" w:sz="28"/><w:bottom w:val="single" w:color="EAF1FB" w:sz="2"/><w:right w:val="single" w:color="EAF1FB" w:sz="2"/><w:insideH w:val="single" w:color="auto" w:sz="4"/><w:insideV w:val="single" w:color="auto" w:sz="4"/></w:tblBorders></w:tblPr><w:tblGrid><w:gridCol w:w="9600"/></w:tblGrid><w:tr><w:tc><w:tcPr><w:tcW w:type="dxa" w:w="9600"/><w:shd w:fill="EAF1FB" w:color="auto" w:val="clear"/><w:tcMar><w:top w:type="dxa" w:w="140"/><w:left w:type="dxa" w:w="200"/><w:bottom w:type="dxa" w:w="140"/><w:right w:type="dxa" w:w="200"/></w:tcMar></w:tcPr><w:p><w:pPr><w:spacing w:after="60"/></w:pPr><w:r><w:rPr><w:b/><w:bCs/><w:color w:val="245EA8"/><w:sz w:val="30"/><w:szCs w:val="30"/></w:rPr><w:t xml:space="preserve">เคล็ดลับ</w:t></w:r></w:p><w:p><w:pPr><w:spacing w:after="0"/></w:pPr><w:r><w:rPr><w:sz w:val="32"/><w:szCs w:val="32"/></w:rPr><w:t xml:space="preserve">กล่องสีน้ำเงิน — เคล็ดลับหรือคำแนะนำ</w:t></w:r></w:p></w:tc></w:tr></w:tbl><w:p><w:pPr><w:spacing w:after="80"/></w:pPr></w:p><w:tbl><w:tblPr><w:tblW w:type="dxa" w:w="9600"/><w:tblBorders><w:top w:val="single" w:color="F1F3F6" w:sz="2"/><w:left w:val="single" w:color="6C7888" w:sz="28"/><w:bottom w:val="single" w:color="F1F3F6" w:sz="2"/><w:right w:val="single" w:color="F1F3F6" w:sz="2"/><w:insideH w:val="single" w:color="auto" w:sz="4"/><w:insideV w:val="single" w:color="auto" w:sz="4"/></w:tblBorders></w:tblPr><w:tblGrid><w:gridCol w:w="9600"/></w:tblGrid><w:tr><w:tc><w:tcPr><w:tcW w:type="dxa" w:w="9600"/><w:shd w:fill="F1F3F6" w:color="auto" w:val="clear"/><w:tcMar><w:top w:type="dxa" w:w="140"/><w:left w:type="dxa" w:w="200"/><w:bottom w:type="dxa" w:w="140"/><w:right w:type="dxa" w:w="200"/></w:tcMar></w:tcPr><w:p><w:pPr><w:spacing w:after="60"/></w:pPr><w:r><w:rPr><w:b/><w:bCs/><w:color w:val="6C7888"/><w:sz w:val="30"/><w:szCs w:val="30"/></w:rPr><w:t xml:space="preserve">สิ่งที่ต้องจำ</w:t></w:r></w:p><w:p><w:pPr><w:spacing w:after="0"/></w:pPr><w:r><w:rPr><w:sz w:val="32"/><w:szCs w:val="32"/></w:rPr><w:t xml:space="preserve">กล่องสีเทา — ข้อเท็จจริงสำคัญที่ควรจำ</w:t></w:r></w:p></w:tc></w:tr></w:tbl><w:p><w:pPr><w:spacing w:after="120"/></w:pPr></w:p><w:tbl><w:tblPr><w:tblW w:type="dxa" w:w="9600"/><w:tblBorders><w:top w:val="single" w:color="F1F3F6" w:sz="2"/><w:left w:val="single" w:color="6C7888" w:sz="28"/><w:bottom w:val="single" w:color="F1F3F6" w:sz="2"/><w:right w:val="single" w:color="F1F3F6" w:sz="2"/><w:insideH w:val="single" w:color="auto" w:sz="4"/><w:insideV w:val="single" w:color="auto" w:sz="4"/></w:tblBorders></w:tblPr><w:tblGrid><w:gridCol w:w="9600"/></w:tblGrid><w:tr><w:tc><w:tcPr><w:tcW w:type="dxa" w:w="9600"/><w:shd w:fill="F1F3F6" w:color="auto" w:val="clear"/><w:tcMar><w:top w:type="dxa" w:w="140"/><w:left w:type="dxa" w:w="200"/><w:bottom w:type="dxa" w:w="140"/><w:right w:type="dxa" w:w="200"/></w:tcMar></w:tcPr><w:p><w:pPr><w:spacing w:after="60"/></w:pPr><w:r><w:rPr><w:b/><w:bCs/><w:color w:val="6C7888"/><w:sz w:val="30"/><w:szCs w:val="30"/></w:rPr><w:t xml:space="preserve">สิ่งที่ต้องจำ</w:t></w:r></w:p><w:p><w:pPr><w:spacing w:after="0"/></w:pPr><w:r><w:rPr><w:sz w:val="32"/><w:szCs w:val="32"/></w:rPr><w:t xml:space="preserve">ในคู่มือฉบับนี้ ตำแหน่งภาพหน้าจอยังเป็น </w:t></w:r><w:r><w:rPr><w:b/><w:bCs/><w:sz w:val="32"/><w:szCs w:val="32"/></w:rPr><w:t xml:space="preserve">กรอบว่าง (placeholder)</w:t></w:r><w:r><w:rPr><w:sz w:val="32"/><w:szCs w:val="32"/></w:rPr><w:t xml:space="preserve"> ระบบจะเติมภาพจริงในขั้นตอนถัดไป</w:t></w:r></w:p></w:tc></w:tr></w:tbl><w:p><w:pPr><w:pStyle w:val="Heading1"/></w:pPr><w:r><w:t xml:space="preserve">2. บทบาทของคุณโดยย่อ</w:t></w:r></w:p><w:p><w:pPr><w:spacing w:after="120"/></w:pPr><w:r><w:rPr><w:sz w:val="32"/><w:szCs w:val="32"/></w:rPr><w:t xml:space="preserve">ผู้จัดการ SOC คือจุดควบคุมของกระบวนการ เหตุการณ์จริงทุกเรื่องต้องผ่านการตรวจของคุณก่อนเริ่มงานควบคุม และมีอำนาจเฉพาะหลายอย่างที่ไม่มีบทบาทอื่นทำได้</w:t></w:r></w:p><w:p><w:pPr><w:pStyle w:val="Heading2"/></w:pPr><w:r><w:t xml:space="preserve">อำนาจเฉพาะของผู้จัดการ SOC</w:t></w:r></w:p><w:tbl><w:tblPr><w:tblW w:type="dxa" w:w="9600"/><w:tblBorders><w:top w:val="single" w:color="E1E6ED" w:sz="2"/><w:left w:val="single" w:color="E1E6ED" w:sz="2"/><w:bottom w:val="single" w:color="E1E6ED" w:sz="2"/><w:right w:val="single" w:color="E1E6ED" w:sz="2"/><w:insideH w:val="single" w:color="E1E6ED" w:sz="2"/><w:insideV w:val="single" w:color="E1E6ED" w:sz="2"/></w:tblBorders></w:tblPr><w:tblGrid><w:gridCol w:w="4200"/><w:gridCol w:w="5400"/></w:tblGrid><w:tr><w:trPr><w:cantSplit/><w:tblHeader/></w:trPr><w:tc><w:tcPr><w:tcW w:type="dxa" w:w="4200"/><w:shd w:fill="1A1A2E" w:color="auto" w:val="clear"/><w:tcMar><w:top w:type="dxa" w:w="80"/><w:left w:type="dxa" w:w="120"/><w:bottom w:type="dxa" w:w="80"/><w:right w:type="dxa" w:w="120"/></w:tcMar></w:tcPr><w:p><w:r><w:rPr><w:b/><w:bCs/><w:color w:val="FFFFFF"/><w:sz w:val="28"/><w:szCs w:val="28"/></w:rPr><w:t xml:space="preserve">อำนาจเฉพาะ (มีเพียงผู้จัดการ)</w:t></w:r></w:p></w:tc><w:tc><w:tcPr><w:tcW w:type="dxa" w:w="5400"/><w:shd w:fill="1A1A2E" w:color="auto" w:val="clear"/><w:tcMar><w:top w:type="dxa" w:w="80"/><w:left w:type="dxa" w:w="120"/><w:bottom w:type="dxa" w:w="80"/><w:right w:type="dxa" w:w="120"/></w:tcMar></w:tcPr><w:p><w:r><w:rPr><w:b/><w:bCs/><w:color w:val="FFFFFF"/><w:sz w:val="28"/><w:szCs w:val="28"/></w:rPr><w:t xml:space="preserve">คำอธิบาย</w:t></w:r></w:p></w:tc></w:tr><w:tr><w:trPr><w:cantSplit/></w:trPr><w:tc><w:tcPr><w:tcW w:type="dxa" w:w="4200"/><w:shd w:fill="FFFFFF" w:color="auto" w:val="clear"/><w:tcMar><w:top w:type="dxa" w:w="70"/><w:left w:type="dxa" w:w="120"/><w:bottom w:type="dxa" w:w="70"/><w:right w:type="dxa" w:w="120"/></w:tcMar></w:tcPr><w:p><w:pPr><w:spacing w:after="0"/></w:pPr><w:r><w:rPr><w:sz w:val="28"/><w:szCs w:val="28"/></w:rPr><w:t xml:space="preserve">กำหนด/ประเมินสถานะฉุกเฉิน</w:t></w:r></w:p></w:tc><w:tc><w:tcPr><w:tcW w:type="dxa" w:w="5400"/><w:shd w:fill="FFFFFF" w:color="auto" w:val="clear"/><w:tcMar><w:top w:type="dxa" w:w="70"/><w:left w:type="dxa" w:w="120"/><w:bottom w:type="dxa" w:w="70"/><w:right w:type="dxa" w:w="120"/></w:tcMar></w:tcPr><w:p><w:pPr><w:spacing w:after="0"/></w:pPr><w:r><w:rPr><w:sz w:val="28"/><w:szCs w:val="28"/></w:rPr><w:t xml:space="preserve">ตั้งหรือยกเลิกแฟล็กฉุกเฉิน — ไม่มีบทบาทอื่นทำได้</w:t></w:r></w:p></w:tc></w:tr><w:tr><w:trPr><w:cantSplit/></w:trPr><w:tc><w:tcPr><w:tcW w:type="dxa" w:w="4200"/><w:shd w:fill="F7F8FA" w:color="auto" w:val="clear"/><w:tcMar><w:top w:type="dxa" w:w="70"/><w:left w:type="dxa" w:w="120"/><w:bottom w:type="dxa" w:w="70"/><w:right w:type="dxa" w:w="120"/></w:tcMar></w:tcPr><w:p><w:pPr><w:spacing w:after="0"/></w:pPr><w:r><w:rPr><w:sz w:val="28"/><w:szCs w:val="28"/></w:rPr><w:t xml:space="preserve">ออกคำขอทีมตอบสนอง</w:t></w:r></w:p></w:tc><w:tc><w:tcPr><w:tcW w:type="dxa" w:w="5400"/><w:shd w:fill="F7F8FA" w:color="auto" w:val="clear"/><w:tcMar><w:top w:type="dxa" w:w="70"/><w:left w:type="dxa" w:w="120"/><w:bottom w:type="dxa" w:w="70"/><w:right w:type="dxa" w:w="120"/></w:tcMar></w:tcPr><w:p><w:pPr><w:spacing w:after="0"/></w:pPr><w:r><w:rPr><w:sz w:val="28"/><w:szCs w:val="28"/></w:rPr><w:t xml:space="preserve">มอบงานให้ทีมพิสูจน์หลักฐาน/ทดสอบเจาะระบบนอก SOC</w:t></w:r></w:p></w:tc></w:tr><w:tr><w:trPr><w:cantSplit/></w:trPr><w:tc><w:tcPr><w:tcW w:type="dxa" w:w="4200"/><w:shd w:fill="FFFFFF" w:color="auto" w:val="clear"/><w:tcMar><w:top w:type="dxa" w:w="70"/><w:left w:type="dxa" w:w="120"/><w:bottom w:type="dxa" w:w="70"/><w:right w:type="dxa" w:w="120"/></w:tcMar></w:tcPr><w:p><w:pPr><w:spacing w:after="0"/></w:pPr><w:r><w:rPr><w:sz w:val="28"/><w:szCs w:val="28"/></w:rPr><w:t xml:space="preserve">อนุมัติปิดตั๋วฉุกเฉิน</w:t></w:r></w:p></w:tc><w:tc><w:tcPr><w:tcW w:type="dxa" w:w="5400"/><w:shd w:fill="FFFFFF" w:color="auto" w:val="clear"/><w:tcMar><w:top w:type="dxa" w:w="70"/><w:left w:type="dxa" w:w="120"/><w:bottom w:type="dxa" w:w="70"/><w:right w:type="dxa" w:w="120"/></w:tcMar></w:tcPr><w:p><w:pPr><w:spacing w:after="0"/></w:pPr><w:r><w:rPr><w:sz w:val="28"/><w:szCs w:val="28"/></w:rPr><w:t xml:space="preserve">ตั๋วฉุกเฉินต้องผ่านการอนุมัติของคุณก่อนปิด</w:t></w:r></w:p></w:tc></w:tr><w:tr><w:trPr><w:cantSplit/></w:trPr><w:tc><w:tcPr><w:tcW w:type="dxa" w:w="4200"/><w:shd w:fill="F7F8FA" w:color="auto" w:val="clear"/><w:tcMar><w:top w:type="dxa" w:w="70"/><w:left w:type="dxa" w:w="120"/><w:bottom w:type="dxa" w:w="70"/><w:right w:type="dxa" w:w="120"/></w:tcMar></w:tcPr><w:p><w:pPr><w:spacing w:after="0"/></w:pPr><w:r><w:rPr><w:sz w:val="28"/><w:szCs w:val="28"/></w:rPr><w:t xml:space="preserve">ตรวจการปิดแบบ Event ที่ถูกปรับลด</w:t></w:r></w:p></w:tc><w:tc><w:tcPr><w:tcW w:type="dxa" w:w="5400"/><w:shd w:fill="F7F8FA" w:color="auto" w:val="clear"/><w:tcMar><w:top w:type="dxa" w:w="70"/><w:left w:type="dxa" w:w="120"/><w:bottom w:type="dxa" w:w="70"/><w:right w:type="dxa" w:w="120"/></w:tcMar></w:tcPr><w:p><w:pPr><w:spacing w:after="0"/></w:pPr><w:r><w:rPr><w:sz w:val="28"/><w:szCs w:val="28"/></w:rPr><w:t xml:space="preserve">ตัดสินว่าเห็นด้วยหรือตีกลับให้ Tier 2</w:t></w:r></w:p></w:tc></w:tr></w:tbl><w:p><w:pPr><w:spacing w:after="140"/></w:pPr></w:p><w:tbl><w:tblPr><w:tblW w:type="dxa" w:w="9600"/><w:tblBorders><w:top w:val="single" w:color="FDECEE" w:sz="2"/><w:left w:val="single" w:color="E63946" w:sz="28"/><w:bottom w:val="single" w:color="FDECEE" w:sz="2"/><w:right w:val="single" w:color="FDECEE" w:sz="2"/><w:insideH w:val="single" w:color="auto" w:sz="4"/><w:insideV w:val="single" w:color="auto" w:sz="4"/></w:tblBorders></w:tblPr><w:tblGrid><w:gridCol w:w="9600"/></w:tblGrid><w:tr><w:tc><w:tcPr><w:tcW w:type="dxa" w:w="9600"/><w:shd w:fill="FDECEE" w:color="auto" w:val="clear"/><w:tcMar><w:top w:type="dxa" w:w="140"/><w:left w:type="dxa" w:w="200"/><w:bottom w:type="dxa" w:w="140"/><w:right w:type="dxa" w:w="200"/></w:tcMar></w:tcPr><w:p><w:pPr><w:spacing w:after="60"/></w:pPr><w:r><w:rPr><w:b/><w:bCs/><w:color w:val="E63946"/><w:sz w:val="30"/><w:szCs w:val="30"/></w:rPr><w:t xml:space="preserve">ข้อควรระวัง</w:t></w:r></w:p><w:p><w:pPr><w:spacing w:after="0"/></w:pPr><w:r><w:rPr><w:sz w:val="32"/><w:szCs w:val="32"/></w:rPr><w:t xml:space="preserve">ผู้จัดการ </w:t></w:r><w:r><w:rPr><w:b/><w:bCs/><w:sz w:val="32"/><w:szCs w:val="32"/></w:rPr><w:t xml:space="preserve">เปลี่ยนช่องทางการจัดการไม่ได้</w:t></w:r><w:r><w:rPr><w:sz w:val="32"/><w:szCs w:val="32"/></w:rPr><w:t xml:space="preserve"> — ทำได้เพียงส่งต่อไปตามช่องทาง (ผู้ดูแลระบบ หรือเจ้าของระบบ) ที่นักวิเคราะห์ระดับ 1 เลือกไว้แล้ว หากไม่เหมาะสมต้องประสานกับผู้เปิดตั๋ว</w:t></w:r></w:p></w:tc></w:tr></w:tbl><w:p><w:pPr><w:pStyle w:val="Heading1"/></w:pPr><w:r><w:t xml:space="preserve">3. การเข้าสู่ระบบ</w:t></w:r></w:p><w:p><w:pPr><w:pStyle w:val="ListParagraph"/><w:numPr><w:ilvl w:val="0"/><w:numId w:val="3"/></w:numPr><w:spacing w:after="80"/></w:pPr><w:r><w:rPr><w:sz w:val="32"/><w:szCs w:val="32"/></w:rPr><w:t xml:space="preserve">เปิดเว็บเบราว์เซอร์ แล้วไปยังที่อยู่ของระบบที่ผู้ดูแลระบบแจ้ง</w:t></w:r></w:p><w:p><w:pPr><w:pStyle w:val="ListParagraph"/><w:numPr><w:ilvl w:val="0"/><w:numId w:val="3"/></w:numPr><w:spacing w:after="80"/></w:pPr><w:r><w:rPr><w:sz w:val="32"/><w:szCs w:val="32"/></w:rPr><w:t xml:space="preserve">กรอก </w:t></w:r><w:r><w:rPr><w:b/><w:bCs/><w:color w:val="1F2D3D"/><w:sz w:val="32"/><w:szCs w:val="32"/></w:rPr><w:t xml:space="preserve">ชื่อผู้ใช้ (Username)</w:t></w:r><w:r><w:rPr><w:sz w:val="32"/><w:szCs w:val="32"/></w:rPr><w:t xml:space="preserve"> และ </w:t></w:r><w:r><w:rPr><w:b/><w:bCs/><w:color w:val="1F2D3D"/><w:sz w:val="32"/><w:szCs w:val="32"/></w:rPr><w:t xml:space="preserve">รหัสผ่าน (Password)</w:t></w:r><w:r><w:rPr><w:sz w:val="32"/><w:szCs w:val="32"/></w:rPr><w:t xml:space="preserve"> แล้วกดเข้าสู่ระบบ</w:t></w:r></w:p><w:tbl><w:tblPr><w:tblW w:type="dxa" w:w="9600"/><w:tblBorders><w:top w:val="dashed" w:color="9DB4D4" w:sz="6"/><w:left w:val="dashed" w:color="9DB4D4" w:sz="6"/><w:bottom w:val="dashed" w:color="9DB4D4" w:sz="6"/><w:right w:val="dashed" w:color="9DB4D4" w:sz="6"/><w:insideH w:val="single" w:color="auto" w:sz="4"/><w:insideV w:val="single" w:color="auto" w:sz="4"/></w:tblBorders></w:tblPr><w:tblGrid><w:gridCol w:w="9600"/></w:tblGrid><w:tr><w:tc><w:tcPr><w:tcW w:type="dxa" w:w="9600"/><w:shd w:fill="F7F8FA" w:color="auto" w:val="clear"/><w:tcMar><w:top w:type="dxa" w:w="520"/><w:left w:type="dxa" w:w="200"/><w:bottom w:type="dxa" w:w="520"/><w:right w:type="dxa" w:w="200"/></w:tcMar><w:vAlign w:val="center"/></w:tcPr><w:p><w:pPr><w:spacing w:after="40"/><w:jc w:val="center"/></w:pPr><w:r><w:rPr><w:b/><w:bCs/><w:color w:val="6C7888"/><w:sz w:val="30"/><w:szCs w:val="30"/></w:rPr><w:t xml:space="preserve">[ ตำแหน่งภาพหน้าจอ ]</w:t></w:r></w:p><w:p><w:pPr><w:spacing w:after="40"/><w:jc w:val="center"/></w:pPr><w:r><w:rPr><w:color w:val="1F2D3D"/><w:sz w:val="32"/><w:szCs w:val="32"/></w:rPr><w:t xml:space="preserve">หน้าเข้าสู่ระบบ</w:t></w:r></w:p><w:p><w:pPr><w:jc w:val="center"/></w:pPr><w:r><w:rPr><w:rFonts w:ascii="Consolas" w:cs="Consolas" w:eastAsia="Consolas" w:hAnsi="Consolas"/><w:color w:val="9AA6B4"/><w:sz w:val="24"/><w:szCs w:val="24"/></w:rPr><w:t xml:space="preserve">SHOT: MGR-login</w:t></w:r></w:p></w:tc></w:tr></w:tbl><w:p><w:pPr><w:spacing w:after="160" w:before="60"/><w:jc w:val="center"/></w:pPr><w:r><w:rPr><w:b/><w:bCs/><w:color w:val="245EA8"/><w:sz w:val="28"/><w:szCs w:val="28"/></w:rPr><w:t xml:space="preserve">รูปที่ 3-1  </w:t></w:r><w:r><w:rPr><w:i/><w:iCs/><w:color w:val="6C7888"/><w:sz w:val="28"/><w:szCs w:val="28"/></w:rPr><w:t xml:space="preserve">หน้าเข้าสู่ระบบ</w:t></w:r></w:p><w:tbl><w:tblPr><w:tblW w:type="dxa" w:w="9600"/><w:tblBorders><w:top w:val="single" w:color="F1F3F6" w:sz="2"/><w:left w:val="single" w:color="6C7888" w:sz="28"/><w:bottom w:val="single" w:color="F1F3F6" w:sz="2"/><w:right w:val="single" w:color="F1F3F6" w:sz="2"/><w:insideH w:val="single" w:color="auto" w:sz="4"/><w:insideV w:val="single" w:color="auto" w:sz="4"/></w:tblBorders></w:tblPr><w:tblGrid><w:gridCol w:w="9600"/></w:tblGrid><w:tr><w:tc><w:tcPr><w:tcW w:type="dxa" w:w="9600"/><w:shd w:fill="F1F3F6" w:color="auto" w:val="clear"/><w:tcMar><w:top w:type="dxa" w:w="140"/><w:left w:type="dxa" w:w="200"/><w:bottom w:type="dxa" w:w="140"/><w:right w:type="dxa" w:w="200"/></w:tcMar></w:tcPr><w:p><w:pPr><w:spacing w:after="60"/></w:pPr><w:r><w:rPr><w:b/><w:bCs/><w:color w:val="6C7888"/><w:sz w:val="30"/><w:szCs w:val="30"/></w:rPr><w:t xml:space="preserve">สิ่งที่ต้องจำ</w:t></w:r></w:p><w:p><w:pPr><w:spacing w:after="0"/></w:pPr><w:r><w:rPr><w:sz w:val="32"/><w:szCs w:val="32"/></w:rPr><w:t xml:space="preserve">บัญชีสร้างและกำหนดบทบาทโดยผู้ดูแลระบบ SOC หากบัญชีถูกล็อก (ผิดเกิน 5 ครั้ง) ให้ติดต่อผู้ดูแลระบบ</w:t></w:r></w:p></w:tc></w:tr></w:tbl><w:p><w:pPr><w:pStyle w:val="Heading1"/></w:pPr><w:r><w:t xml:space="preserve">4. หน้าจอและเมนูของคุณ</w:t></w:r></w:p><w:tbl><w:tblPr><w:tblW w:type="dxa" w:w="9600"/><w:tblBorders><w:top w:val="single" w:color="E1E6ED" w:sz="2"/><w:left w:val="single" w:color="E1E6ED" w:sz="2"/><w:bottom w:val="single" w:color="E1E6ED" w:sz="2"/><w:right w:val="single" w:color="E1E6ED" w:sz="2"/><w:insideH w:val="single" w:color="E1E6ED" w:sz="2"/><w:insideV w:val="single" w:color="E1E6ED" w:sz="2"/></w:tblBorders></w:tblPr><w:tblGrid><w:gridCol w:w="4200"/><w:gridCol w:w="5400"/></w:tblGrid><w:tr><w:trPr><w:cantSplit/><w:tblHeader/></w:trPr><w:tc><w:tcPr><w:tcW w:type="dxa" w:w="4200"/><w:shd w:fill="1A1A2E" w:color="auto" w:val="clear"/><w:tcMar><w:top w:type="dxa" w:w="80"/><w:left w:type="dxa" w:w="120"/><w:bottom w:type="dxa" w:w="80"/><w:right w:type="dxa" w:w="120"/></w:tcMar></w:tcPr><w:p><w:r><w:rPr><w:b/><w:bCs/><w:color w:val="FFFFFF"/><w:sz w:val="28"/><w:szCs w:val="28"/></w:rPr><w:t xml:space="preserve">กลุ่ม / เมนู</w:t></w:r></w:p></w:tc><w:tc><w:tcPr><w:tcW w:type="dxa" w:w="5400"/><w:shd w:fill="1A1A2E" w:color="auto" w:val="clear"/><w:tcMar><w:top w:type="dxa" w:w="80"/><w:left w:type="dxa" w:w="120"/><w:bottom w:type="dxa" w:w="80"/><w:right w:type="dxa" w:w="120"/></w:tcMar></w:tcPr><w:p><w:r><w:rPr><w:b/><w:bCs/><w:color w:val="FFFFFF"/><w:sz w:val="28"/><w:szCs w:val="28"/></w:rPr><w:t xml:space="preserve">หน้าที่</w:t></w:r></w:p></w:tc></w:tr><w:tr><w:trPr><w:cantSplit/></w:trPr><w:tc><w:tcPr><w:tcW w:type="dxa" w:w="4200"/><w:shd w:fill="FFFFFF" w:color="auto" w:val="clear"/><w:tcMar><w:top w:type="dxa" w:w="70"/><w:left w:type="dxa" w:w="120"/><w:bottom w:type="dxa" w:w="70"/><w:right w:type="dxa" w:w="120"/></w:tcMar></w:tcPr><w:p><w:pPr><w:spacing w:after="0"/></w:pPr><w:r><w:rPr><w:b/><w:bCs/><w:color w:val="245EA8"/><w:sz w:val="32"/><w:szCs w:val="32"/></w:rPr><w:t xml:space="preserve">ภาพรวม › แดชบอร์ด SOC</w:t></w:r></w:p></w:tc><w:tc><w:tcPr><w:tcW w:type="dxa" w:w="5400"/><w:shd w:fill="FFFFFF" w:color="auto" w:val="clear"/><w:tcMar><w:top w:type="dxa" w:w="70"/><w:left w:type="dxa" w:w="120"/><w:bottom w:type="dxa" w:w="70"/><w:right w:type="dxa" w:w="120"/></w:tcMar></w:tcPr><w:p><w:pPr><w:spacing w:after="0"/></w:pPr><w:r><w:rPr><w:sz w:val="28"/><w:szCs w:val="28"/></w:rPr><w:t xml:space="preserve">ภาพรวมสถานะงานและตัวชี้วัดของทีม</w:t></w:r></w:p></w:tc></w:tr><w:tr><w:trPr><w:cantSplit/></w:trPr><w:tc><w:tcPr><w:tcW w:type="dxa" w:w="4200"/><w:shd w:fill="F7F8FA" w:color="auto" w:val="clear"/><w:tcMar><w:top w:type="dxa" w:w="70"/><w:left w:type="dxa" w:w="120"/><w:bottom w:type="dxa" w:w="70"/><w:right w:type="dxa" w:w="120"/></w:tcMar></w:tcPr><w:p><w:pPr><w:spacing w:after="0"/></w:pPr><w:r><w:rPr><w:b/><w:bCs/><w:color w:val="245EA8"/><w:sz w:val="32"/><w:szCs w:val="32"/></w:rPr><w:t xml:space="preserve">คิวงานต่างๆ › คิวงานผู้จัดการ</w:t></w:r></w:p></w:tc><w:tc><w:tcPr><w:tcW w:type="dxa" w:w="5400"/><w:shd w:fill="F7F8FA" w:color="auto" w:val="clear"/><w:tcMar><w:top w:type="dxa" w:w="70"/><w:left w:type="dxa" w:w="120"/><w:bottom w:type="dxa" w:w="70"/><w:right w:type="dxa" w:w="120"/></w:tcMar></w:tcPr><w:p><w:pPr><w:spacing w:after="0"/></w:pPr><w:r><w:rPr><w:sz w:val="28"/><w:szCs w:val="28"/></w:rPr><w:t xml:space="preserve">คิวหลักของคุณ: เคสที่รอผู้จัดการตรวจ อนุมัติ หรือตรวจการปิด Event</w:t></w:r></w:p></w:tc></w:tr><w:tr><w:trPr><w:cantSplit/></w:trPr><w:tc><w:tcPr><w:tcW w:type="dxa" w:w="4200"/><w:shd w:fill="FFFFFF" w:color="auto" w:val="clear"/><w:tcMar><w:top w:type="dxa" w:w="70"/><w:left w:type="dxa" w:w="120"/><w:bottom w:type="dxa" w:w="70"/><w:right w:type="dxa" w:w="120"/></w:tcMar></w:tcPr><w:p><w:pPr><w:spacing w:after="0"/></w:pPr><w:r><w:rPr><w:b/><w:bCs/><w:color w:val="245EA8"/><w:sz w:val="32"/><w:szCs w:val="32"/></w:rPr><w:t xml:space="preserve">คิวงานต่างๆ › คำขอตอบสนองเหตุการณ์</w:t></w:r><w:r><w:rPr><w:sz w:val="32"/><w:szCs w:val="32"/></w:rPr><w:t xml:space="preserve"> (งานตอบสนอง)</w:t></w:r></w:p></w:tc><w:tc><w:tcPr><w:tcW w:type="dxa" w:w="5400"/><w:shd w:fill="FFFFFF" w:color="auto" w:val="clear"/><w:tcMar><w:top w:type="dxa" w:w="70"/><w:left w:type="dxa" w:w="120"/><w:bottom w:type="dxa" w:w="70"/><w:right w:type="dxa" w:w="120"/></w:tcMar></w:tcPr><w:p><w:pPr><w:spacing w:after="0"/></w:pPr><w:r><w:rPr><w:sz w:val="28"/><w:szCs w:val="28"/></w:rPr><w:t xml:space="preserve">ภาพรวมคำขอทีมตอบสนองทุกทีม</w:t></w:r></w:p></w:tc></w:tr><w:tr><w:trPr><w:cantSplit/></w:trPr><w:tc><w:tcPr><w:tcW w:type="dxa" w:w="4200"/><w:shd w:fill="F7F8FA" w:color="auto" w:val="clear"/><w:tcMar><w:top w:type="dxa" w:w="70"/><w:left w:type="dxa" w:w="120"/><w:bottom w:type="dxa" w:w="70"/><w:right w:type="dxa" w:w="120"/></w:tcMar></w:tcPr><w:p><w:pPr><w:spacing w:after="0"/></w:pPr><w:r><w:rPr><w:b/><w:bCs/><w:color w:val="245EA8"/><w:sz w:val="32"/><w:szCs w:val="32"/></w:rPr><w:t xml:space="preserve">เคส › เคสที่กำลังดำเนินการอยู่ / ประวัติเคสที่ปิดไปแล้ว / ค้นหา IOC</w:t></w:r></w:p></w:tc><w:tc><w:tcPr><w:tcW w:type="dxa" w:w="5400"/><w:shd w:fill="F7F8FA" w:color="auto" w:val="clear"/><w:tcMar><w:top w:type="dxa" w:w="70"/><w:left w:type="dxa" w:w="120"/><w:bottom w:type="dxa" w:w="70"/><w:right w:type="dxa" w:w="120"/></w:tcMar></w:tcPr><w:p><w:pPr><w:spacing w:after="0"/></w:pPr><w:r><w:rPr><w:sz w:val="28"/><w:szCs w:val="28"/></w:rPr><w:t xml:space="preserve">ตั๋วงานทั้งหมด, ประวัติ, และการค้นหา</w:t></w:r></w:p></w:tc></w:tr><w:tr><w:trPr><w:cantSplit/></w:trPr><w:tc><w:tcPr><w:tcW w:type="dxa" w:w="4200"/><w:shd w:fill="FFFFFF" w:color="auto" w:val="clear"/><w:tcMar><w:top w:type="dxa" w:w="70"/><w:left w:type="dxa" w:w="120"/><w:bottom w:type="dxa" w:w="70"/><w:right w:type="dxa" w:w="120"/></w:tcMar></w:tcPr><w:p><w:pPr><w:spacing w:after="0"/></w:pPr><w:r><w:rPr><w:b/><w:bCs/><w:color w:val="245EA8"/><w:sz w:val="32"/><w:szCs w:val="32"/></w:rPr><w:t xml:space="preserve">ตั้งค่าระบบ › แผงควบคุมผู้ดูแลระบบ</w:t></w:r></w:p></w:tc><w:tc><w:tcPr><w:tcW w:type="dxa" w:w="5400"/><w:shd w:fill="FFFFFF" w:color="auto" w:val="clear"/><w:tcMar><w:top w:type="dxa" w:w="70"/><w:left w:type="dxa" w:w="120"/><w:bottom w:type="dxa" w:w="70"/><w:right w:type="dxa" w:w="120"/></w:tcMar></w:tcPr><w:p><w:pPr><w:spacing w:after="0"/></w:pPr><w:r><w:rPr><w:sz w:val="28"/><w:szCs w:val="28"/></w:rPr><w:t xml:space="preserve">หน้าจัดการระบบ (สำหรับผู้ดูแล/ผู้จัดการ)</w:t></w:r></w:p></w:tc></w:tr></w:tbl><w:tbl><w:tblPr><w:tblW w:type="dxa" w:w="9600"/><w:tblBorders><w:top w:val="dashed" w:color="9DB4D4" w:sz="6"/><w:left w:val="dashed" w:color="9DB4D4" w:sz="6"/><w:bottom w:val="dashed" w:color="9DB4D4" w:sz="6"/><w:right w:val="dashed" w:color="9DB4D4" w:sz="6"/><w:insideH w:val="single" w:color="auto" w:sz="4"/><w:insideV w:val="single" w:color="auto" w:sz="4"/></w:tblBorders></w:tblPr><w:tblGrid><w:gridCol w:w="9600"/></w:tblGrid><w:tr><w:tc><w:tcPr><w:tcW w:type="dxa" w:w="9600"/><w:shd w:fill="F7F8FA" w:color="auto" w:val="clear"/><w:tcMar><w:top w:type="dxa" w:w="520"/><w:left w:type="dxa" w:w="200"/><w:bottom w:type="dxa" w:w="520"/><w:right w:type="dxa" w:w="200"/></w:tcMar><w:vAlign w:val="center"/></w:tcPr><w:p><w:pPr><w:spacing w:after="40"/><w:jc w:val="center"/></w:pPr><w:r><w:rPr><w:b/><w:bCs/><w:color w:val="6C7888"/><w:sz w:val="30"/><w:szCs w:val="30"/></w:rPr><w:t xml:space="preserve">[ ตำแหน่งภาพหน้าจอ ]</w:t></w:r></w:p><w:p><w:pPr><w:spacing w:after="40"/><w:jc w:val="center"/></w:pPr><w:r><w:rPr><w:color w:val="1F2D3D"/><w:sz w:val="32"/><w:szCs w:val="32"/></w:rPr><w:t xml:space="preserve">แถบเมนูด้านซ้ายสำหรับผู้จัดการ SOC พร้อมตัวเลขงานค้างในคิวงานผู้จัดการ</w:t></w:r></w:p><w:p><w:pPr><w:jc w:val="center"/></w:pPr><w:r><w:rPr><w:rFonts w:ascii="Consolas" w:cs="Consolas" w:eastAsia="Consolas" w:hAnsi="Consolas"/><w:color w:val="9AA6B4"/><w:sz w:val="24"/><w:szCs w:val="24"/></w:rPr><w:t xml:space="preserve">SHOT: MGR-sidebar</w:t></w:r></w:p></w:tc></w:tr></w:tbl><w:p><w:pPr><w:spacing w:after="160" w:before="60"/><w:jc w:val="center"/></w:pPr><w:r><w:rPr><w:b/><w:bCs/><w:color w:val="245EA8"/><w:sz w:val="28"/><w:szCs w:val="28"/></w:rPr><w:t xml:space="preserve">รูปที่ 4-1  </w:t></w:r><w:r><w:rPr><w:i/><w:iCs/><w:color w:val="6C7888"/><w:sz w:val="28"/><w:szCs w:val="28"/></w:rPr><w:t xml:space="preserve">แถบเมนูด้านซ้ายสำหรับผู้จัดการ SOC พร้อมตัวเลขงานค้างในคิวงานผู้จัดการ</w:t></w:r></w:p><w:p><w:pPr><w:pStyle w:val="Heading2"/></w:pPr><w:r><w:t xml:space="preserve">4.1 อ่านแดชบอร์ด SOC (ปรับปรุง v1.7.0)</w:t></w:r></w:p><w:p><w:pPr><w:spacing w:after="120"/></w:pPr><w:r><w:rPr><w:sz w:val="32"/><w:szCs w:val="32"/></w:rPr><w:t xml:space="preserve">เมนู </w:t></w:r><w:r><w:rPr><w:b/><w:bCs/><w:color w:val="245EA8"/><w:sz w:val="32"/><w:szCs w:val="32"/></w:rPr><w:t xml:space="preserve">ภาพรวม › แดชบอร์ด SOC</w:t></w:r><w:r><w:rPr><w:sz w:val="32"/><w:szCs w:val="32"/></w:rPr><w:t xml:space="preserve"> ถูกออกแบบใหม่ใน v1.7.0 ให้ดูภาระงานของทีมได้เร็วขึ้น ประกอบด้วย</w:t></w:r></w:p><w:tbl><w:tblPr><w:tblW w:type="dxa" w:w="9600"/><w:tblBorders><w:top w:val="single" w:color="E1E6ED" w:sz="2"/><w:left w:val="single" w:color="E1E6ED" w:sz="2"/><w:bottom w:val="single" w:color="E1E6ED" w:sz="2"/><w:right w:val="single" w:color="E1E6ED" w:sz="2"/><w:insideH w:val="single" w:color="E1E6ED" w:sz="2"/><w:insideV w:val="single" w:color="E1E6ED" w:sz="2"/></w:tblBorders></w:tblPr><w:tblGrid><w:gridCol w:w="3400"/><w:gridCol w:w="6200"/></w:tblGrid><w:tr><w:trPr><w:cantSplit/><w:tblHeader/></w:trPr><w:tc><w:tcPr><w:tcW w:type="dxa" w:w="3400"/><w:shd w:fill="1A1A2E" w:color="auto" w:val="clear"/><w:tcMar><w:top w:type="dxa" w:w="80"/><w:left w:type="dxa" w:w="120"/><w:bottom w:type="dxa" w:w="80"/><w:right w:type="dxa" w:w="120"/></w:tcMar></w:tcPr><w:p><w:r><w:rPr><w:b/><w:bCs/><w:color w:val="FFFFFF"/><w:sz w:val="28"/><w:szCs w:val="28"/></w:rPr><w:t xml:space="preserve">ส่วน</w:t></w:r></w:p></w:tc><w:tc><w:tcPr><w:tcW w:type="dxa" w:w="6200"/><w:shd w:fill="1A1A2E" w:color="auto" w:val="clear"/><w:tcMar><w:top w:type="dxa" w:w="80"/><w:left w:type="dxa" w:w="120"/><w:bottom w:type="dxa" w:w="80"/><w:right w:type="dxa" w:w="120"/></w:tcMar></w:tcPr><w:p><w:r><w:rPr><w:b/><w:bCs/><w:color w:val="FFFFFF"/><w:sz w:val="28"/><w:szCs w:val="28"/></w:rPr><w:t xml:space="preserve">บอกอะไร</w:t></w:r></w:p></w:tc></w:tr><w:tr><w:trPr><w:cantSplit/></w:trPr><w:tc><w:tcPr><w:tcW w:type="dxa" w:w="3400"/><w:shd w:fill="FFFFFF" w:color="auto" w:val="clear"/><w:tcMar><w:top w:type="dxa" w:w="70"/><w:left w:type="dxa" w:w="120"/><w:bottom w:type="dxa" w:w="70"/><w:right w:type="dxa" w:w="120"/></w:tcMar></w:tcPr><w:p><w:pPr><w:spacing w:after="0"/></w:pPr><w:r><w:rPr><w:sz w:val="28"/><w:szCs w:val="28"/></w:rPr><w:t xml:space="preserve">การ์ดตัวเลขสี่ใบ</w:t></w:r></w:p></w:tc><w:tc><w:tcPr><w:tcW w:type="dxa" w:w="6200"/><w:shd w:fill="FFFFFF" w:color="auto" w:val="clear"/><w:tcMar><w:top w:type="dxa" w:w="70"/><w:left w:type="dxa" w:w="120"/><w:bottom w:type="dxa" w:w="70"/><w:right w:type="dxa" w:w="120"/></w:tcMar></w:tcPr><w:p><w:pPr><w:spacing w:after="0"/></w:pPr><w:r><w:rPr><w:sz w:val="28"/><w:szCs w:val="28"/></w:rPr><w:t xml:space="preserve">คดีที่กำลังดำเนินการ, ความรุนแรงระดับวิกฤต, ปิดเดือนนี้, และเวลามัธยฐานในการแก้ไข (MTTR)</w:t></w:r></w:p></w:tc></w:tr><w:tr><w:trPr><w:cantSplit/></w:trPr><w:tc><w:tcPr><w:tcW w:type="dxa" w:w="3400"/><w:shd w:fill="F7F8FA" w:color="auto" w:val="clear"/><w:tcMar><w:top w:type="dxa" w:w="70"/><w:left w:type="dxa" w:w="120"/><w:bottom w:type="dxa" w:w="70"/><w:right w:type="dxa" w:w="120"/></w:tcMar></w:tcPr><w:p><w:pPr><w:spacing w:after="0"/></w:pPr><w:r><w:rPr><w:b/><w:bCs/><w:sz w:val="32"/><w:szCs w:val="32"/></w:rPr><w:t xml:space="preserve">Analyst Workload</w:t></w:r><w:r><w:rPr><w:sz w:val="32"/><w:szCs w:val="32"/></w:rPr><w:t xml:space="preserve"> — งานที่ต้องดำเนินการเอง</w:t></w:r></w:p></w:tc><w:tc><w:tcPr><w:tcW w:type="dxa" w:w="6200"/><w:shd w:fill="F7F8FA" w:color="auto" w:val="clear"/><w:tcMar><w:top w:type="dxa" w:w="70"/><w:left w:type="dxa" w:w="120"/><w:bottom w:type="dxa" w:w="70"/><w:right w:type="dxa" w:w="120"/></w:tcMar></w:tcPr><w:p><w:pPr><w:spacing w:after="0"/></w:pPr><w:r><w:rPr><w:sz w:val="28"/><w:szCs w:val="28"/></w:rPr><w:t xml:space="preserve">ภาระงานรายบุคคล: ใครมีงานต้องทำกี่เรื่อง รอดำเนินการกี่เรื่อง — ใช้เกลี่ยงานในทีม</w:t></w:r></w:p></w:tc></w:tr><w:tr><w:trPr><w:cantSplit/></w:trPr><w:tc><w:tcPr><w:tcW w:type="dxa" w:w="3400"/><w:shd w:fill="FFFFFF" w:color="auto" w:val="clear"/><w:tcMar><w:top w:type="dxa" w:w="70"/><w:left w:type="dxa" w:w="120"/><w:bottom w:type="dxa" w:w="70"/><w:right w:type="dxa" w:w="120"/></w:tcMar></w:tcPr><w:p><w:pPr><w:spacing w:after="0"/></w:pPr><w:r><w:rPr><w:b/><w:bCs/><w:sz w:val="32"/><w:szCs w:val="32"/></w:rPr><w:t xml:space="preserve">Pipeline</w:t></w:r><w:r><w:rPr><w:sz w:val="32"/><w:szCs w:val="32"/></w:rPr><w:t xml:space="preserve"> — สถานะที่กำลังดำเนินการ</w:t></w:r></w:p></w:tc><w:tc><w:tcPr><w:tcW w:type="dxa" w:w="6200"/><w:shd w:fill="FFFFFF" w:color="auto" w:val="clear"/><w:tcMar><w:top w:type="dxa" w:w="70"/><w:left w:type="dxa" w:w="120"/><w:bottom w:type="dxa" w:w="70"/><w:right w:type="dxa" w:w="120"/></w:tcMar></w:tcPr><w:p><w:pPr><w:spacing w:after="0"/></w:pPr><w:r><w:rPr><w:sz w:val="28"/><w:szCs w:val="28"/></w:rPr><w:t xml:space="preserve">งานค้างอยู่ที่ขั้นตอนใดมากที่สุด ชี้จุดคอขวดของกระบวนการ</w:t></w:r></w:p></w:tc></w:tr><w:tr><w:trPr><w:cantSplit/></w:trPr><w:tc><w:tcPr><w:tcW w:type="dxa" w:w="3400"/><w:shd w:fill="F7F8FA" w:color="auto" w:val="clear"/><w:tcMar><w:top w:type="dxa" w:w="70"/><w:left w:type="dxa" w:w="120"/><w:bottom w:type="dxa" w:w="70"/><w:right w:type="dxa" w:w="120"/></w:tcMar></w:tcPr><w:p><w:pPr><w:spacing w:after="0"/></w:pPr><w:r><w:rPr><w:b/><w:bCs/><w:sz w:val="32"/><w:szCs w:val="32"/></w:rPr><w:t xml:space="preserve">Active Cases</w:t></w:r><w:r><w:rPr><w:sz w:val="32"/><w:szCs w:val="32"/></w:rPr><w:t xml:space="preserve"> — รายละเอียดคดี</w:t></w:r></w:p></w:tc><w:tc><w:tcPr><w:tcW w:type="dxa" w:w="6200"/><w:shd w:fill="F7F8FA" w:color="auto" w:val="clear"/><w:tcMar><w:top w:type="dxa" w:w="70"/><w:left w:type="dxa" w:w="120"/><w:bottom w:type="dxa" w:w="70"/><w:right w:type="dxa" w:w="120"/></w:tcMar></w:tcPr><w:p><w:pPr><w:spacing w:after="0"/></w:pPr><w:r><w:rPr><w:sz w:val="28"/><w:szCs w:val="28"/></w:rPr><w:t xml:space="preserve">ตารางคดีที่เปิดอยู่ กดหัวคอลัมน์เพื่อเรียงลำดับได้</w:t></w:r></w:p></w:tc></w:tr><w:tr><w:trPr><w:cantSplit/></w:trPr><w:tc><w:tcPr><w:tcW w:type="dxa" w:w="3400"/><w:shd w:fill="FFFFFF" w:color="auto" w:val="clear"/><w:tcMar><w:top w:type="dxa" w:w="70"/><w:left w:type="dxa" w:w="120"/><w:bottom w:type="dxa" w:w="70"/><w:right w:type="dxa" w:w="120"/></w:tcMar></w:tcPr><w:p><w:pPr><w:spacing w:after="0"/></w:pPr><w:r><w:rPr><w:b/><w:bCs/><w:sz w:val="32"/><w:szCs w:val="32"/></w:rPr><w:t xml:space="preserve">Daily Case Volume</w:t></w:r></w:p></w:tc><w:tc><w:tcPr><w:tcW w:type="dxa" w:w="6200"/><w:shd w:fill="FFFFFF" w:color="auto" w:val="clear"/><w:tcMar><w:top w:type="dxa" w:w="70"/><w:left w:type="dxa" w:w="120"/><w:bottom w:type="dxa" w:w="70"/><w:right w:type="dxa" w:w="120"/></w:tcMar></w:tcPr><w:p><w:pPr><w:spacing w:after="0"/></w:pPr><w:r><w:rPr><w:sz w:val="28"/><w:szCs w:val="28"/></w:rPr><w:t xml:space="preserve">ปริมาณคดีรายวันย้อนหลัง 30 วัน ใช้ดูแนวโน้ม</w:t></w:r></w:p></w:tc></w:tr></w:tbl><w:p><w:pPr><w:spacing w:after="140"/></w:pPr></w:p><w:tbl><w:tblPr><w:tblW w:type="dxa" w:w="9600"/><w:tblBorders><w:top w:val="dashed" w:color="9DB4D4" w:sz="6"/><w:left w:val="dashed" w:color="9DB4D4" w:sz="6"/><w:bottom w:val="dashed" w:color="9DB4D4" w:sz="6"/><w:right w:val="dashed" w:color="9DB4D4" w:sz="6"/><w:insideH w:val="single" w:color="auto" w:sz="4"/><w:insideV w:val="single" w:color="auto" w:sz="4"/></w:tblBorders></w:tblPr><w:tblGrid><w:gridCol w:w="9600"/></w:tblGrid><w:tr><w:tc><w:tcPr><w:tcW w:type="dxa" w:w="9600"/><w:shd w:fill="F7F8FA" w:color="auto" w:val="clear"/><w:tcMar><w:top w:type="dxa" w:w="520"/><w:left w:type="dxa" w:w="200"/><w:bottom w:type="dxa" w:w="520"/><w:right w:type="dxa" w:w="200"/></w:tcMar><w:vAlign w:val="center"/></w:tcPr><w:p><w:pPr><w:spacing w:after="40"/><w:jc w:val="center"/></w:pPr><w:r><w:rPr><w:b/><w:bCs/><w:color w:val="6C7888"/><w:sz w:val="30"/><w:szCs w:val="30"/></w:rPr><w:t xml:space="preserve">[ ตำแหน่งภาพหน้าจอ ]</w:t></w:r></w:p><w:p><w:pPr><w:spacing w:after="40"/><w:jc w:val="center"/></w:pPr><w:r><w:rPr><w:color w:val="1F2D3D"/><w:sz w:val="32"/><w:szCs w:val="32"/></w:rPr><w:t xml:space="preserve">แดชบอร์ด SOC หลังออกแบบใหม่ แสดงการ์ดตัวเลข Analyst Workload และ Pipeline</w:t></w:r></w:p><w:p><w:pPr><w:jc w:val="center"/></w:pPr><w:r><w:rPr><w:rFonts w:ascii="Consolas" w:cs="Consolas" w:eastAsia="Consolas" w:hAnsi="Consolas"/><w:color w:val="9AA6B4"/><w:sz w:val="24"/><w:szCs w:val="24"/></w:rPr><w:t xml:space="preserve">SHOT: MGR-dashboard</w:t></w:r></w:p></w:tc></w:tr></w:tbl><w:p><w:pPr><w:spacing w:after="160" w:before="60"/><w:jc w:val="center"/></w:pPr><w:r><w:rPr><w:b/><w:bCs/><w:color w:val="245EA8"/><w:sz w:val="28"/><w:szCs w:val="28"/></w:rPr><w:t xml:space="preserve">รูปที่ 4-2  </w:t></w:r><w:r><w:rPr><w:i/><w:iCs/><w:color w:val="6C7888"/><w:sz w:val="28"/><w:szCs w:val="28"/></w:rPr><w:t xml:space="preserve">แดชบอร์ด SOC หลังออกแบบใหม่ แสดงการ์ดตัวเลข Analyst Workload และ Pipeline</w:t></w:r></w:p><w:tbl><w:tblPr><w:tblW w:type="dxa" w:w="9600"/><w:tblBorders><w:top w:val="single" w:color="F1F3F6" w:sz="2"/><w:left w:val="single" w:color="6C7888" w:sz="28"/><w:bottom w:val="single" w:color="F1F3F6" w:sz="2"/><w:right w:val="single" w:color="F1F3F6" w:sz="2"/><w:insideH w:val="single" w:color="auto" w:sz="4"/><w:insideV w:val="single" w:color="auto" w:sz="4"/></w:tblBorders></w:tblPr><w:tblGrid><w:gridCol w:w="9600"/></w:tblGrid><w:tr><w:tc><w:tcPr><w:tcW w:type="dxa" w:w="9600"/><w:shd w:fill="F1F3F6" w:color="auto" w:val="clear"/><w:tcMar><w:top w:type="dxa" w:w="140"/><w:left w:type="dxa" w:w="200"/><w:bottom w:type="dxa" w:w="140"/><w:right w:type="dxa" w:w="200"/></w:tcMar></w:tcPr><w:p><w:pPr><w:spacing w:after="60"/></w:pPr><w:r><w:rPr><w:b/><w:bCs/><w:color w:val="6C7888"/><w:sz w:val="30"/><w:szCs w:val="30"/></w:rPr><w:t xml:space="preserve">สิ่งที่ต้องจำ</w:t></w:r></w:p><w:p><w:pPr><w:spacing w:after="0"/></w:pPr><w:r><w:rPr><w:sz w:val="32"/><w:szCs w:val="32"/></w:rPr><w:t xml:space="preserve">นี่คนละหน้ากับ </w:t></w:r><w:r><w:rPr><w:b/><w:bCs/><w:color w:val="245EA8"/><w:sz w:val="32"/><w:szCs w:val="32"/></w:rPr><w:t xml:space="preserve">ภาพรวม › แดชบอร์ดผู้บริหาร</w:t></w:r><w:r><w:rPr><w:sz w:val="32"/><w:szCs w:val="32"/></w:rPr><w:t xml:space="preserve"> ซึ่งเป็นมุมมองสรุปความเสี่ยงสำหรับผู้บริหารและคุณไม่ได้ใช้ในงานประจำวัน</w:t></w:r></w:p></w:tc></w:tr></w:tbl><w:p><w:pPr><w:pStyle w:val="Heading1"/></w:pPr><w:r><w:t xml:space="preserve">5. งานหลักทีละขั้นตอน</w:t></w:r></w:p><w:p><w:pPr><w:pStyle w:val="Heading2"/></w:pPr><w:r><w:t xml:space="preserve">5.1 ตรวจก่อนมอบหมาย และประเมินสถานะฉุกเฉิน</w:t></w:r></w:p><w:p><w:pPr><w:spacing w:after="120"/></w:pPr><w:r><w:rPr><w:sz w:val="32"/><w:szCs w:val="32"/></w:rPr><w:t xml:space="preserve">เหตุการณ์จริง </w:t></w:r><w:r><w:rPr><w:b/><w:bCs/><w:sz w:val="32"/><w:szCs w:val="32"/></w:rPr><w:t xml:space="preserve">ทุกเรื่อง</w:t></w:r><w:r><w:rPr><w:sz w:val="32"/><w:szCs w:val="32"/></w:rPr><w:t xml:space="preserve"> หยุดรอที่สถานะ </w:t></w:r><w:r><w:rPr><w:b/><w:bCs/><w:sz w:val="32"/><w:szCs w:val="32"/></w:rPr><w:t xml:space="preserve">รอผู้จัดการ SOC ตรวจ (ก่อนมอบหมาย)</w:t></w:r><w:r><w:rPr><w:sz w:val="32"/><w:szCs w:val="32"/></w:rPr><w:t xml:space="preserve"> งานควบคุมยังไม่เริ่มจนกว่าคุณจะส่งต่อ ระบบส่งอีเมลแจ้งคุณอัตโนมัติ</w:t></w:r></w:p><w:p><w:pPr><w:pStyle w:val="ListParagraph"/><w:numPr><w:ilvl w:val="0"/><w:numId w:val="4"/></w:numPr><w:spacing w:after="80"/></w:pPr><w:r><w:rPr><w:sz w:val="32"/><w:szCs w:val="32"/></w:rPr><w:t xml:space="preserve">เปิดตั๋วจาก </w:t></w:r><w:r><w:rPr><w:b/><w:bCs/><w:color w:val="245EA8"/><w:sz w:val="32"/><w:szCs w:val="32"/></w:rPr><w:t xml:space="preserve">คิวงานผู้จัดการ</w:t></w:r><w:r><w:rPr><w:sz w:val="32"/><w:szCs w:val="32"/></w:rPr><w:t xml:space="preserve"> การ์ด </w:t></w:r><w:r><w:rPr><w:b/><w:bCs/><w:sz w:val="32"/><w:szCs w:val="32"/></w:rPr><w:t xml:space="preserve">การตรวจสอบโดยผู้จัดการ SOC</w:t></w:r><w:r><w:rPr><w:sz w:val="32"/><w:szCs w:val="32"/></w:rPr><w:t xml:space="preserve"> จะแสดงเส้นทางที่ระดับ 1 เลือกไว้</w:t></w:r></w:p><w:p><w:pPr><w:pStyle w:val="ListParagraph"/><w:numPr><w:ilvl w:val="0"/><w:numId w:val="4"/></w:numPr><w:spacing w:after="80"/></w:pPr><w:r><w:rPr><w:sz w:val="32"/><w:szCs w:val="32"/></w:rPr><w:t xml:space="preserve">ที่ </w:t></w:r><w:r><w:rPr><w:b/><w:bCs/><w:color w:val="1F2D3D"/><w:sz w:val="32"/><w:szCs w:val="32"/></w:rPr><w:t xml:space="preserve">ประเมินสถานะฉุกเฉิน</w:t></w:r><w:r><w:rPr><w:sz w:val="32"/><w:szCs w:val="32"/></w:rPr><w:t xml:space="preserve"> เลือกอย่างชัดเจนระหว่าง </w:t></w:r><w:r><w:rPr><w:b/><w:bCs/><w:color w:val="1F2D3D"/><w:sz w:val="32"/><w:szCs w:val="32"/></w:rPr><w:t xml:space="preserve">Normal</w:t></w:r><w:r><w:rPr><w:sz w:val="32"/><w:szCs w:val="32"/></w:rPr><w:t xml:space="preserve"> หรือ </w:t></w:r><w:r><w:rPr><w:b/><w:bCs/><w:color w:val="1F2D3D"/><w:sz w:val="32"/><w:szCs w:val="32"/></w:rPr><w:t xml:space="preserve">Emergency</w:t></w:r><w:r><w:rPr><w:sz w:val="32"/><w:szCs w:val="32"/></w:rPr><w:t xml:space="preserve"> — การเลือก Normal คือการตัดสินใจ ไม่ใช่การเว้นว่าง</w:t></w:r></w:p><w:p><w:pPr><w:pStyle w:val="ListParagraph"/><w:numPr><w:ilvl w:val="0"/><w:numId w:val="4"/></w:numPr><w:spacing w:after="80"/></w:pPr><w:r><w:rPr><w:sz w:val="32"/><w:szCs w:val="32"/></w:rPr><w:t xml:space="preserve">กรอก </w:t></w:r><w:r><w:rPr><w:b/><w:bCs/><w:color w:val="1F2D3D"/><w:sz w:val="32"/><w:szCs w:val="32"/></w:rPr><w:t xml:space="preserve">บันทึกการตรวจ</w:t></w:r><w:r><w:rPr><w:sz w:val="32"/><w:szCs w:val="32"/></w:rPr><w:t xml:space="preserve"> แล้วกด </w:t></w:r><w:r><w:rPr><w:b/><w:bCs/><w:color w:val="1F2D3D"/><w:sz w:val="32"/><w:szCs w:val="32"/></w:rPr><w:t xml:space="preserve">ส่งต่อให้ผู้ดูแลระบบ</w:t></w:r><w:r><w:rPr><w:sz w:val="32"/><w:szCs w:val="32"/></w:rPr><w:t xml:space="preserve"> หรือ </w:t></w:r><w:r><w:rPr><w:b/><w:bCs/><w:color w:val="1F2D3D"/><w:sz w:val="32"/><w:szCs w:val="32"/></w:rPr><w:t xml:space="preserve">ส่งต่อให้เจ้าของระบบ</w:t></w:r><w:r><w:rPr><w:sz w:val="32"/><w:szCs w:val="32"/></w:rPr><w:t xml:space="preserve"> ตามเส้นทางที่ระดับ 1 เลือกไว้</w:t></w:r></w:p><w:tbl><w:tblPr><w:tblW w:type="dxa" w:w="9600"/><w:tblBorders><w:top w:val="dashed" w:color="9DB4D4" w:sz="6"/><w:left w:val="dashed" w:color="9DB4D4" w:sz="6"/><w:bottom w:val="dashed" w:color="9DB4D4" w:sz="6"/><w:right w:val="dashed" w:color="9DB4D4" w:sz="6"/><w:insideH w:val="single" w:color="auto" w:sz="4"/><w:insideV w:val="single" w:color="auto" w:sz="4"/></w:tblBorders></w:tblPr><w:tblGrid><w:gridCol w:w="9600"/></w:tblGrid><w:tr><w:tc><w:tcPr><w:tcW w:type="dxa" w:w="9600"/><w:shd w:fill="F7F8FA" w:color="auto" w:val="clear"/><w:tcMar><w:top w:type="dxa" w:w="520"/><w:left w:type="dxa" w:w="200"/><w:bottom w:type="dxa" w:w="520"/><w:right w:type="dxa" w:w="200"/></w:tcMar><w:vAlign w:val="center"/></w:tcPr><w:p><w:pPr><w:spacing w:after="40"/><w:jc w:val="center"/></w:pPr><w:r><w:rPr><w:b/><w:bCs/><w:color w:val="6C7888"/><w:sz w:val="30"/><w:szCs w:val="30"/></w:rPr><w:t xml:space="preserve">[ ตำแหน่งภาพหน้าจอ ]</w:t></w:r></w:p><w:p><w:pPr><w:spacing w:after="40"/><w:jc w:val="center"/></w:pPr><w:r><w:rPr><w:color w:val="1F2D3D"/><w:sz w:val="32"/><w:szCs w:val="32"/></w:rPr><w:t xml:space="preserve">การ์ดการตรวจสอบโดยผู้จัดการ SOC พร้อมตัวเลือก Normal / Emergency และปุ่มส่งต่อ</w:t></w:r></w:p><w:p><w:pPr><w:jc w:val="center"/></w:pPr><w:r><w:rPr><w:rFonts w:ascii="Consolas" w:cs="Consolas" w:eastAsia="Consolas" w:hAnsi="Consolas"/><w:color w:val="9AA6B4"/><w:sz w:val="24"/><w:szCs w:val="24"/></w:rPr><w:t xml:space="preserve">SHOT: MGR-triage</w:t></w:r></w:p></w:tc></w:tr></w:tbl><w:p><w:pPr><w:spacing w:after="160" w:before="60"/><w:jc w:val="center"/></w:pPr><w:r><w:rPr><w:b/><w:bCs/><w:color w:val="245EA8"/><w:sz w:val="28"/><w:szCs w:val="28"/></w:rPr><w:t xml:space="preserve">รูปที่ 5-1  </w:t></w:r><w:r><w:rPr><w:i/><w:iCs/><w:color w:val="6C7888"/><w:sz w:val="28"/><w:szCs w:val="28"/></w:rPr><w:t xml:space="preserve">การ์ดการตรวจสอบโดยผู้จัดการ SOC พร้อมตัวเลือก Normal / Emergency และปุ่มส่งต่อ</w:t></w:r></w:p><w:tbl><w:tblPr><w:tblW w:type="dxa" w:w="9600"/><w:tblBorders><w:top w:val="single" w:color="F1F3F6" w:sz="2"/><w:left w:val="single" w:color="6C7888" w:sz="28"/><w:bottom w:val="single" w:color="F1F3F6" w:sz="2"/><w:right w:val="single" w:color="F1F3F6" w:sz="2"/><w:insideH w:val="single" w:color="auto" w:sz="4"/><w:insideV w:val="single" w:color="auto" w:sz="4"/></w:tblBorders></w:tblPr><w:tblGrid><w:gridCol w:w="9600"/></w:tblGrid><w:tr><w:tc><w:tcPr><w:tcW w:type="dxa" w:w="9600"/><w:shd w:fill="F1F3F6" w:color="auto" w:val="clear"/><w:tcMar><w:top w:type="dxa" w:w="140"/><w:left w:type="dxa" w:w="200"/><w:bottom w:type="dxa" w:w="140"/><w:right w:type="dxa" w:w="200"/></w:tcMar></w:tcPr><w:p><w:pPr><w:spacing w:after="60"/></w:pPr><w:r><w:rPr><w:b/><w:bCs/><w:color w:val="6C7888"/><w:sz w:val="30"/><w:szCs w:val="30"/></w:rPr><w:t xml:space="preserve">สิ่งที่ต้องจำ</w:t></w:r></w:p><w:p><w:pPr><w:spacing w:after="0"/></w:pPr><w:r><w:rPr><w:sz w:val="32"/><w:szCs w:val="32"/></w:rPr><w:t xml:space="preserve">ระบบบันทึกว่าใครประเมินและเมื่อใดไว้เสมอ (แม้ผลเป็น Normal) </w:t></w:r><w:r><w:rPr><w:b/><w:bCs/><w:sz w:val="32"/><w:szCs w:val="32"/></w:rPr><w:t xml:space="preserve">แฟล็กฉุกเฉินคือเงื่อนไขเดียว</w:t></w:r><w:r><w:rPr><w:sz w:val="32"/><w:szCs w:val="32"/></w:rPr><w:t xml:space="preserve">ที่ทำให้ตั๋วต้องผ่านการอนุมัติของคุณก่อนปิด — ระดับความรุนแรงเพียงอย่างเดียว (แม้ Critical) ไม่ได้ทำให้ต้องอนุมัติ</w:t></w:r></w:p></w:tc></w:tr></w:tbl><w:p><w:pPr><w:pStyle w:val="Heading2"/></w:pPr><w:r><w:t xml:space="preserve">5.2 ออกคำขอทีมตอบสนอง (Response Request)</w:t></w:r></w:p><w:p><w:pPr><w:spacing w:after="120"/></w:pPr><w:r><w:rPr><w:sz w:val="32"/><w:szCs w:val="32"/></w:rPr><w:t xml:space="preserve">คำขอทีมตอบสนองเป็นงานที่ส่งให้ทีมนอก SOC ทำ </w:t></w:r><w:r><w:rPr><w:b/><w:bCs/><w:sz w:val="32"/><w:szCs w:val="32"/></w:rPr><w:t xml:space="preserve">คู่ขนาน</w:t></w:r><w:r><w:rPr><w:sz w:val="32"/><w:szCs w:val="32"/></w:rPr><w:t xml:space="preserve"> กับงานควบคุม ออกได้ในหน้ารายละเอียดตั๋ว หัวข้อ </w:t></w:r><w:r><w:rPr><w:b/><w:bCs/><w:sz w:val="32"/><w:szCs w:val="32"/></w:rPr><w:t xml:space="preserve">“คำขอทีมตอบสนอง”</w:t></w:r><w:r><w:rPr><w:sz w:val="32"/><w:szCs w:val="32"/></w:rPr><w:t xml:space="preserve"> (เปลี่ยนชื่อจาก “งานย่อยและคำขอทีมตอบสนอง” ใน v1.7.0) โดยแบบฟอร์มออกคำขอย้ายมาอยู่ในหัวข้อเดียวกับรายการคำขอแล้ว</w:t></w:r></w:p><w:p><w:pPr><w:pStyle w:val="ListParagraph"/><w:numPr><w:ilvl w:val="0"/><w:numId w:val="4"/></w:numPr><w:spacing w:after="80"/></w:pPr><w:r><w:rPr><w:sz w:val="32"/><w:szCs w:val="32"/></w:rPr><w:t xml:space="preserve">ในหัวข้อ </w:t></w:r><w:r><w:rPr><w:b/><w:bCs/><w:color w:val="1F2D3D"/><w:sz w:val="32"/><w:szCs w:val="32"/></w:rPr><w:t xml:space="preserve">คำขอทีมตอบสนอง</w:t></w:r><w:r><w:rPr><w:sz w:val="32"/><w:szCs w:val="32"/></w:rPr><w:t xml:space="preserve"> กดปุ่ม </w:t></w:r><w:r><w:rPr><w:b/><w:bCs/><w:color w:val="1F2D3D"/><w:sz w:val="32"/><w:szCs w:val="32"/></w:rPr><w:t xml:space="preserve">ส่งคำขอ</w:t></w:r></w:p><w:p><w:pPr><w:pStyle w:val="ListParagraph"/><w:numPr><w:ilvl w:val="0"/><w:numId w:val="4"/></w:numPr><w:spacing w:after="80"/></w:pPr><w:r><w:rPr><w:sz w:val="32"/><w:szCs w:val="32"/></w:rPr><w:t xml:space="preserve">เลือก </w:t></w:r><w:r><w:rPr><w:b/><w:bCs/><w:color w:val="1F2D3D"/><w:sz w:val="32"/><w:szCs w:val="32"/></w:rPr><w:t xml:space="preserve">ประเภทงาน</w:t></w:r><w:r><w:rPr><w:sz w:val="32"/><w:szCs w:val="32"/></w:rPr><w:t xml:space="preserve"> และกรอก </w:t></w:r><w:r><w:rPr><w:b/><w:bCs/><w:color w:val="1F2D3D"/><w:sz w:val="32"/><w:szCs w:val="32"/></w:rPr><w:t xml:space="preserve">ชื่องาน</w:t></w:r><w:r><w:rPr><w:sz w:val="32"/><w:szCs w:val="32"/></w:rPr><w:t xml:space="preserve"> — ทั้งสองช่องบังคับ ส่วน </w:t></w:r><w:r><w:rPr><w:b/><w:bCs/><w:color w:val="1F2D3D"/><w:sz w:val="32"/><w:szCs w:val="32"/></w:rPr><w:t xml:space="preserve">ขอบเขตงาน</w:t></w:r><w:r><w:rPr><w:sz w:val="32"/><w:szCs w:val="32"/></w:rPr><w:t xml:space="preserve"> กรอกหรือไม่ก็ได้</w:t></w:r></w:p><w:p><w:pPr><w:pStyle w:val="ListParagraph"/><w:numPr><w:ilvl w:val="0"/><w:numId w:val="4"/></w:numPr><w:spacing w:after="80"/></w:pPr><w:r><w:rPr><w:sz w:val="32"/><w:szCs w:val="32"/></w:rPr><w:t xml:space="preserve">ช่อง </w:t></w:r><w:r><w:rPr><w:b/><w:bCs/><w:color w:val="1F2D3D"/><w:sz w:val="32"/><w:szCs w:val="32"/></w:rPr><w:t xml:space="preserve">ผู้รับผิดชอบ</w:t></w:r><w:r><w:rPr><w:sz w:val="32"/><w:szCs w:val="32"/></w:rPr><w:t xml:space="preserve"> เว้นว่างไว้ได้ — ระบบมอบหมายให้อัตโนมัติเมื่อบทบาทนั้นมีผู้รับผิดชอบเพียงคนเดียว</w:t></w:r></w:p><w:p><w:pPr><w:pStyle w:val="ListParagraph"/><w:numPr><w:ilvl w:val="0"/><w:numId w:val="4"/></w:numPr><w:spacing w:after="80"/></w:pPr><w:r><w:rPr><w:sz w:val="32"/><w:szCs w:val="32"/></w:rPr><w:t xml:space="preserve">กด </w:t></w:r><w:r><w:rPr><w:b/><w:bCs/><w:color w:val="1F2D3D"/><w:sz w:val="32"/><w:szCs w:val="32"/></w:rPr><w:t xml:space="preserve">ส่งคำขอทีมตอบสนอง</w:t></w:r><w:r><w:rPr><w:sz w:val="32"/><w:szCs w:val="32"/></w:rPr><w:t xml:space="preserve"> ระบบจะแจ้งอีเมลผู้รับผิดชอบให้ทันที</w:t></w:r></w:p><w:tbl><w:tblPr><w:tblW w:type="dxa" w:w="9600"/><w:tblBorders><w:top w:val="single" w:color="E1E6ED" w:sz="2"/><w:left w:val="single" w:color="E1E6ED" w:sz="2"/><w:bottom w:val="single" w:color="E1E6ED" w:sz="2"/><w:right w:val="single" w:color="E1E6ED" w:sz="2"/><w:insideH w:val="single" w:color="E1E6ED" w:sz="2"/><w:insideV w:val="single" w:color="E1E6ED" w:sz="2"/></w:tblBorders></w:tblPr><w:tblGrid><w:gridCol w:w="4800"/><w:gridCol w:w="4800"/></w:tblGrid><w:tr><w:trPr><w:cantSplit/><w:tblHeader/></w:trPr><w:tc><w:tcPr><w:tcW w:type="dxa" w:w="4800"/><w:shd w:fill="1A1A2E" w:color="auto" w:val="clear"/><w:tcMar><w:top w:type="dxa" w:w="80"/><w:left w:type="dxa" w:w="120"/><w:bottom w:type="dxa" w:w="80"/><w:right w:type="dxa" w:w="120"/></w:tcMar></w:tcPr><w:p><w:r><w:rPr><w:b/><w:bCs/><w:color w:val="FFFFFF"/><w:sz w:val="28"/><w:szCs w:val="28"/></w:rPr><w:t xml:space="preserve">ประเภทคำขอ</w:t></w:r></w:p></w:tc><w:tc><w:tcPr><w:tcW w:type="dxa" w:w="4800"/><w:shd w:fill="1A1A2E" w:color="auto" w:val="clear"/><w:tcMar><w:top w:type="dxa" w:w="80"/><w:left w:type="dxa" w:w="120"/><w:bottom w:type="dxa" w:w="80"/><w:right w:type="dxa" w:w="120"/></w:tcMar></w:tcPr><w:p><w:r><w:rPr><w:b/><w:bCs/><w:color w:val="FFFFFF"/><w:sz w:val="28"/><w:szCs w:val="28"/></w:rPr><w:t xml:space="preserve">ระบบมอบหมายให้</w:t></w:r></w:p></w:tc></w:tr><w:tr><w:trPr><w:cantSplit/></w:trPr><w:tc><w:tcPr><w:tcW w:type="dxa" w:w="4800"/><w:shd w:fill="FFFFFF" w:color="auto" w:val="clear"/><w:tcMar><w:top w:type="dxa" w:w="70"/><w:left w:type="dxa" w:w="120"/><w:bottom w:type="dxa" w:w="70"/><w:right w:type="dxa" w:w="120"/></w:tcMar></w:tcPr><w:p><w:pPr><w:spacing w:after="0"/></w:pPr><w:r><w:rPr><w:sz w:val="28"/><w:szCs w:val="28"/></w:rPr><w:t xml:space="preserve">VA / Pentest</w:t></w:r></w:p></w:tc><w:tc><w:tcPr><w:tcW w:type="dxa" w:w="4800"/><w:shd w:fill="FFFFFF" w:color="auto" w:val="clear"/><w:tcMar><w:top w:type="dxa" w:w="70"/><w:left w:type="dxa" w:w="120"/><w:bottom w:type="dxa" w:w="70"/><w:right w:type="dxa" w:w="120"/></w:tcMar></w:tcPr><w:p><w:pPr><w:spacing w:after="0"/></w:pPr><w:r><w:rPr><w:sz w:val="28"/><w:szCs w:val="28"/></w:rPr><w:t xml:space="preserve">ผู้จัดการทีมทดสอบเจาะระบบ (Red Team Manager)</w:t></w:r></w:p></w:tc></w:tr><w:tr><w:trPr><w:cantSplit/></w:trPr><w:tc><w:tcPr><w:tcW w:type="dxa" w:w="4800"/><w:shd w:fill="F7F8FA" w:color="auto" w:val="clear"/><w:tcMar><w:top w:type="dxa" w:w="70"/><w:left w:type="dxa" w:w="120"/><w:bottom w:type="dxa" w:w="70"/><w:right w:type="dxa" w:w="120"/></w:tcMar></w:tcPr><w:p><w:pPr><w:spacing w:after="0"/></w:pPr><w:r><w:rPr><w:sz w:val="28"/><w:szCs w:val="28"/></w:rPr><w:t xml:space="preserve">Infrastructure Security</w:t></w:r></w:p></w:tc><w:tc><w:tcPr><w:tcW w:type="dxa" w:w="4800"/><w:shd w:fill="F7F8FA" w:color="auto" w:val="clear"/><w:tcMar><w:top w:type="dxa" w:w="70"/><w:left w:type="dxa" w:w="120"/><w:bottom w:type="dxa" w:w="70"/><w:right w:type="dxa" w:w="120"/></w:tcMar></w:tcPr><w:p><w:pPr><w:spacing w:after="0"/></w:pPr><w:r><w:rPr><w:sz w:val="28"/><w:szCs w:val="28"/></w:rPr><w:t xml:space="preserve">ผู้จัดการทีมทดสอบเจาะระบบ (Red Team Manager)</w:t></w:r></w:p></w:tc></w:tr><w:tr><w:trPr><w:cantSplit/></w:trPr><w:tc><w:tcPr><w:tcW w:type="dxa" w:w="4800"/><w:shd w:fill="FFFFFF" w:color="auto" w:val="clear"/><w:tcMar><w:top w:type="dxa" w:w="70"/><w:left w:type="dxa" w:w="120"/><w:bottom w:type="dxa" w:w="70"/><w:right w:type="dxa" w:w="120"/></w:tcMar></w:tcPr><w:p><w:pPr><w:spacing w:after="0"/></w:pPr><w:r><w:rPr><w:sz w:val="28"/><w:szCs w:val="28"/></w:rPr><w:t xml:space="preserve">Forensics / RCA</w:t></w:r></w:p></w:tc><w:tc><w:tcPr><w:tcW w:type="dxa" w:w="4800"/><w:shd w:fill="FFFFFF" w:color="auto" w:val="clear"/><w:tcMar><w:top w:type="dxa" w:w="70"/><w:left w:type="dxa" w:w="120"/><w:bottom w:type="dxa" w:w="70"/><w:right w:type="dxa" w:w="120"/></w:tcMar></w:tcPr><w:p><w:pPr><w:spacing w:after="0"/></w:pPr><w:r><w:rPr><w:sz w:val="28"/><w:szCs w:val="28"/></w:rPr><w:t xml:space="preserve">ผู้เชี่ยวชาญพิสูจน์หลักฐาน (Forensic Analyst)</w:t></w:r></w:p></w:tc></w:tr></w:tbl><w:tbl><w:tblPr><w:tblW w:type="dxa" w:w="9600"/><w:tblBorders><w:top w:val="dashed" w:color="9DB4D4" w:sz="6"/><w:left w:val="dashed" w:color="9DB4D4" w:sz="6"/><w:bottom w:val="dashed" w:color="9DB4D4" w:sz="6"/><w:right w:val="dashed" w:color="9DB4D4" w:sz="6"/><w:insideH w:val="single" w:color="auto" w:sz="4"/><w:insideV w:val="single" w:color="auto" w:sz="4"/></w:tblBorders></w:tblPr><w:tblGrid><w:gridCol w:w="9600"/></w:tblGrid><w:tr><w:tc><w:tcPr><w:tcW w:type="dxa" w:w="9600"/><w:shd w:fill="F7F8FA" w:color="auto" w:val="clear"/><w:tcMar><w:top w:type="dxa" w:w="520"/><w:left w:type="dxa" w:w="200"/><w:bottom w:type="dxa" w:w="520"/><w:right w:type="dxa" w:w="200"/></w:tcMar><w:vAlign w:val="center"/></w:tcPr><w:p><w:pPr><w:spacing w:after="40"/><w:jc w:val="center"/></w:pPr><w:r><w:rPr><w:b/><w:bCs/><w:color w:val="6C7888"/><w:sz w:val="30"/><w:szCs w:val="30"/></w:rPr><w:t xml:space="preserve">[ ตำแหน่งภาพหน้าจอ ]</w:t></w:r></w:p><w:p><w:pPr><w:spacing w:after="40"/><w:jc w:val="center"/></w:pPr><w:r><w:rPr><w:color w:val="1F2D3D"/><w:sz w:val="32"/><w:szCs w:val="32"/></w:rPr><w:t xml:space="preserve">หัวข้อคำขอทีมตอบสนองบนหน้ารายละเอียดตั๋ว พร้อมแบบฟอร์มส่งคำขอ</w:t></w:r></w:p><w:p><w:pPr><w:jc w:val="center"/></w:pPr><w:r><w:rPr><w:rFonts w:ascii="Consolas" w:cs="Consolas" w:eastAsia="Consolas" w:hAnsi="Consolas"/><w:color w:val="9AA6B4"/><w:sz w:val="24"/><w:szCs w:val="24"/></w:rPr><w:t xml:space="preserve">SHOT: MGR-response-request</w:t></w:r></w:p></w:tc></w:tr></w:tbl><w:p><w:pPr><w:spacing w:after="160" w:before="60"/><w:jc w:val="center"/></w:pPr><w:r><w:rPr><w:b/><w:bCs/><w:color w:val="245EA8"/><w:sz w:val="28"/><w:szCs w:val="28"/></w:rPr><w:t xml:space="preserve">รูปที่ 5-2  </w:t></w:r><w:r><w:rPr><w:i/><w:iCs/><w:color w:val="6C7888"/><w:sz w:val="28"/><w:szCs w:val="28"/></w:rPr><w:t xml:space="preserve">หัวข้อคำขอทีมตอบสนองบนหน้ารายละเอียดตั๋ว พร้อมแบบฟอร์มส่งคำขอ</w:t></w:r></w:p><w:tbl><w:tblPr><w:tblW w:type="dxa" w:w="9600"/><w:tblBorders><w:top w:val="single" w:color="FDECEE" w:sz="2"/><w:left w:val="single" w:color="E63946" w:sz="28"/><w:bottom w:val="single" w:color="FDECEE" w:sz="2"/><w:right w:val="single" w:color="FDECEE" w:sz="2"/><w:insideH w:val="single" w:color="auto" w:sz="4"/><w:insideV w:val="single" w:color="auto" w:sz="4"/></w:tblBorders></w:tblPr><w:tblGrid><w:gridCol w:w="9600"/></w:tblGrid><w:tr><w:tc><w:tcPr><w:tcW w:type="dxa" w:w="9600"/><w:shd w:fill="FDECEE" w:color="auto" w:val="clear"/><w:tcMar><w:top w:type="dxa" w:w="140"/><w:left w:type="dxa" w:w="200"/><w:bottom w:type="dxa" w:w="140"/><w:right w:type="dxa" w:w="200"/></w:tcMar></w:tcPr><w:p><w:pPr><w:spacing w:after="60"/></w:pPr><w:r><w:rPr><w:b/><w:bCs/><w:color w:val="E63946"/><w:sz w:val="30"/><w:szCs w:val="30"/></w:rPr><w:t xml:space="preserve">ข้อควรระวัง</w:t></w:r></w:p><w:p><w:pPr><w:spacing w:after="0"/></w:pPr><w:r><w:rPr><w:sz w:val="32"/><w:szCs w:val="32"/></w:rPr><w:t xml:space="preserve">ตราบใดที่ยังมีคำขอที่ยังไม่เสร็จ ตั๋วนั้นจะปิดเป็น “อนุมัติแล้ว” ไม่ได้ ระบบส่งอีเมลแจ้งทีมเมื่อมีคำขอใหม่ และแจ้งกลับคุณเมื่อคำขอเสร็จ</w:t></w:r></w:p></w:tc></w:tr></w:tbl><w:p><w:pPr><w:spacing w:after="80"/></w:pPr></w:p><w:tbl><w:tblPr><w:tblW w:type="dxa" w:w="9600"/><w:tblBorders><w:top w:val="single" w:color="F1F3F6" w:sz="2"/><w:left w:val="single" w:color="6C7888" w:sz="28"/><w:bottom w:val="single" w:color="F1F3F6" w:sz="2"/><w:right w:val="single" w:color="F1F3F6" w:sz="2"/><w:insideH w:val="single" w:color="auto" w:sz="4"/><w:insideV w:val="single" w:color="auto" w:sz="4"/></w:tblBorders></w:tblPr><w:tblGrid><w:gridCol w:w="9600"/></w:tblGrid><w:tr><w:tc><w:tcPr><w:tcW w:type="dxa" w:w="9600"/><w:shd w:fill="F1F3F6" w:color="auto" w:val="clear"/><w:tcMar><w:top w:type="dxa" w:w="140"/><w:left w:type="dxa" w:w="200"/><w:bottom w:type="dxa" w:w="140"/><w:right w:type="dxa" w:w="200"/></w:tcMar></w:tcPr><w:p><w:pPr><w:spacing w:after="60"/></w:pPr><w:r><w:rPr><w:b/><w:bCs/><w:color w:val="6C7888"/><w:sz w:val="30"/><w:szCs w:val="30"/></w:rPr><w:t xml:space="preserve">สิ่งที่ต้องจำ</w:t></w:r></w:p><w:p><w:pPr><w:spacing w:after="60"/></w:pPr><w:r><w:rPr><w:b/><w:bCs/><w:sz w:val="32"/><w:szCs w:val="32"/></w:rPr><w:t xml:space="preserve">ปรับปรุง v1.7.0: </w:t></w:r><w:r><w:rPr><w:sz w:val="32"/><w:szCs w:val="32"/></w:rPr><w:t xml:space="preserve">แบบฟอร์มสร้าง “งานย่อยภายใน SOC” แบบเดิม (การสืบสวน / มาตรการตอบโต้) </w:t></w:r><w:r><w:rPr><w:b/><w:bCs/><w:sz w:val="32"/><w:szCs w:val="32"/></w:rPr><w:t xml:space="preserve">ถูกยกเลิกแล้ว</w:t></w:r><w:r><w:rPr><w:sz w:val="32"/><w:szCs w:val="32"/></w:rPr><w:t xml:space="preserve"> — คำขอทีมตอบสนองคือช่องทางเดียวที่ใช้งานอยู่ รายการเก่ายังอ่านย้อนหลังได้ใต้หัวข้อ </w:t></w:r><w:r><w:rPr><w:b/><w:bCs/><w:color w:val="1F2D3D"/><w:sz w:val="32"/><w:szCs w:val="32"/></w:rPr><w:t xml:space="preserve">บันทึกภายในเดิม (เลิกใช้แล้ว)</w:t></w:r><w:r><w:rPr><w:sz w:val="32"/><w:szCs w:val="32"/></w:rPr><w:t xml:space="preserve"> ในหน้าเดียวกัน ไม่มีข้อมูลสูญหาย</w:t></w:r></w:p><w:p><w:pPr><w:spacing w:after="0"/></w:pPr><w:r><w:rPr><w:b/><w:bCs/><w:sz w:val="32"/><w:szCs w:val="32"/></w:rPr><w:t xml:space="preserve">เพิ่ม v1.6.0: </w:t></w:r><w:r><w:rPr><w:sz w:val="32"/><w:szCs w:val="32"/></w:rPr><w:t xml:space="preserve">ทีมตอบสนองปิดคำขอได้แม้ตั๋วต้นเรื่อง </w:t></w:r><w:r><w:rPr><w:b/><w:bCs/><w:sz w:val="32"/><w:szCs w:val="32"/></w:rPr><w:t xml:space="preserve">ปิดเป็น Event</w:t></w:r><w:r><w:rPr><w:sz w:val="32"/><w:szCs w:val="32"/></w:rPr><w:t xml:space="preserve"> ไปแล้ว ส่วนตั๋วที่อนุมัติปิดหรือยกเลิกแล้วจะถูกตรึง</w:t></w:r></w:p></w:tc></w:tr></w:tbl><w:p><w:pPr><w:spacing w:after="80"/></w:pPr></w:p><w:tbl><w:tblPr><w:tblW w:type="dxa" w:w="9600"/><w:tblBorders><w:top w:val="single" w:color="EAF1FB" w:sz="2"/><w:left w:val="single" w:color="245EA8" w:sz="28"/><w:bottom w:val="single" w:color="EAF1FB" w:sz="2"/><w:right w:val="single" w:color="EAF1FB" w:sz="2"/><w:insideH w:val="single" w:color="auto" w:sz="4"/><w:insideV w:val="single" w:color="auto" w:sz="4"/></w:tblBorders></w:tblPr><w:tblGrid><w:gridCol w:w="9600"/></w:tblGrid><w:tr><w:tc><w:tcPr><w:tcW w:type="dxa" w:w="9600"/><w:shd w:fill="EAF1FB" w:color="auto" w:val="clear"/><w:tcMar><w:top w:type="dxa" w:w="140"/><w:left w:type="dxa" w:w="200"/><w:bottom w:type="dxa" w:w="140"/><w:right w:type="dxa" w:w="200"/></w:tcMar></w:tcPr><w:p><w:pPr><w:spacing w:after="60"/></w:pPr><w:r><w:rPr><w:b/><w:bCs/><w:color w:val="245EA8"/><w:sz w:val="30"/><w:szCs w:val="30"/></w:rPr><w:t xml:space="preserve">เคล็ดลับ</w:t></w:r></w:p><w:p><w:pPr><w:spacing w:after="60"/></w:pPr><w:r><w:rPr><w:sz w:val="32"/><w:szCs w:val="32"/></w:rPr><w:t xml:space="preserve">ทุกคำขอปิดเป็น “เสร็จสิ้น” ได้ต่อเมื่อระบุ </w:t></w:r><w:r><w:rPr><w:b/><w:bCs/><w:sz w:val="32"/><w:szCs w:val="32"/></w:rPr><w:t xml:space="preserve">เลขที่รายงาน</w:t></w:r><w:r><w:rPr><w:sz w:val="32"/><w:szCs w:val="32"/></w:rPr><w:t xml:space="preserve"> ของรายงานที่ส่ง และคำขอประเภท </w:t></w:r><w:r><w:rPr><w:b/><w:bCs/><w:sz w:val="32"/><w:szCs w:val="32"/></w:rPr><w:t xml:space="preserve">Forensics / RCA</w:t></w:r><w:r><w:rPr><w:sz w:val="32"/><w:szCs w:val="32"/></w:rPr><w:t xml:space="preserve"> ไม่มีการแนบไฟล์ ดู 5.12</w:t></w:r></w:p><w:p><w:pPr><w:spacing w:after="60"/></w:pPr><w:r><w:rPr><w:sz w:val="32"/><w:szCs w:val="32"/></w:rPr><w:t xml:space="preserve">ผู้รับผิดชอบทำงานกับคำขอจากการ์ด </w:t></w:r><w:r><w:rPr><w:b/><w:bCs/><w:sz w:val="32"/><w:szCs w:val="32"/></w:rPr><w:t xml:space="preserve">“งานของคุณ”</w:t></w:r><w:r><w:rPr><w:sz w:val="32"/><w:szCs w:val="32"/></w:rPr><w:t xml:space="preserve"> ที่ด้านบนของหน้าตั๋วฝั่งเขา ไม่ใช่จากรายการคำขอ — ในรายการ แถวของเขาจึงไม่มีปุ่ม </w:t></w:r><w:r><w:rPr><w:b/><w:bCs/><w:color w:val="1F2D3D"/><w:sz w:val="32"/><w:szCs w:val="32"/></w:rPr><w:t xml:space="preserve">อัปเดตงาน</w:t></w:r><w:r><w:rPr><w:sz w:val="32"/><w:szCs w:val="32"/></w:rPr><w:t xml:space="preserve"> แต่คุณยังเห็นปุ่มนี้ในแถวของทุกคำขอตามปกติ</w:t></w:r></w:p><w:p><w:pPr><w:spacing w:after="0"/></w:pPr><w:r><w:rPr><w:sz w:val="32"/><w:szCs w:val="32"/></w:rPr><w:t xml:space="preserve">ทุกคำขอมีปุ่ม </w:t></w:r><w:r><w:rPr><w:b/><w:bCs/><w:color w:val="1F2D3D"/><w:sz w:val="32"/><w:szCs w:val="32"/></w:rPr><w:t xml:space="preserve">รับงาน</w:t></w:r><w:r><w:rPr><w:sz w:val="32"/><w:szCs w:val="32"/></w:rPr><w:t xml:space="preserve"> ให้ผู้รับผิดชอบกดเมื่อเริ่มลงมือ — สถานะจะเปลี่ยนจาก </w:t></w:r><w:r><w:rPr><w:b/><w:bCs/><w:sz w:val="32"/><w:szCs w:val="32"/></w:rPr><w:t xml:space="preserve">เปิด</w:t></w:r><w:r><w:rPr><w:sz w:val="32"/><w:szCs w:val="32"/></w:rPr><w:t xml:space="preserve"> เป็น </w:t></w:r><w:r><w:rPr><w:b/><w:bCs/><w:sz w:val="32"/><w:szCs w:val="32"/></w:rPr><w:t xml:space="preserve">กำลังดำเนินการ</w:t></w:r><w:r><w:rPr><w:sz w:val="32"/><w:szCs w:val="32"/></w:rPr><w:t xml:space="preserve"> คุณจึงเห็นได้ทันทีว่าทีมตอบสนองรับเรื่องแล้ว (ไม่มีอีเมลแจ้ง)</w:t></w:r></w:p></w:tc></w:tr></w:tbl><w:p><w:pPr><w:pStyle w:val="Heading2"/></w:pPr><w:r><w:t xml:space="preserve">5.3 ประเมินสถานะฉุกเฉินใหม่</w:t></w:r></w:p><w:p><w:pPr><w:spacing w:after="120"/></w:pPr><w:r><w:rPr><w:sz w:val="32"/><w:szCs w:val="32"/></w:rPr><w:t xml:space="preserve">หากสถานการณ์เปลี่ยน ให้กด </w:t></w:r><w:r><w:rPr><w:b/><w:bCs/><w:color w:val="1F2D3D"/><w:sz w:val="32"/><w:szCs w:val="32"/></w:rPr><w:t xml:space="preserve">ประเมินสถานะฉุกเฉินใหม่</w:t></w:r><w:r><w:rPr><w:sz w:val="32"/><w:szCs w:val="32"/></w:rPr><w:t xml:space="preserve"> ในหน้ารายละเอียดตั๋ว โดย</w:t></w:r><w:r><w:rPr><w:b/><w:bCs/><w:sz w:val="32"/><w:szCs w:val="32"/></w:rPr><w:t xml:space="preserve">ต้องระบุเหตุผล</w:t></w:r><w:r><w:rPr><w:sz w:val="32"/><w:szCs w:val="32"/></w:rPr><w:t xml:space="preserve"> ระบบบันทึกค่าเดิม → ค่าใหม่ ผู้ทำ เวลา และเหตุผลไว้ในประวัติ</w:t></w:r></w:p><w:tbl><w:tblPr><w:tblW w:type="dxa" w:w="9600"/><w:tblBorders><w:top w:val="single" w:color="F1F3F6" w:sz="2"/><w:left w:val="single" w:color="6C7888" w:sz="28"/><w:bottom w:val="single" w:color="F1F3F6" w:sz="2"/><w:right w:val="single" w:color="F1F3F6" w:sz="2"/><w:insideH w:val="single" w:color="auto" w:sz="4"/><w:insideV w:val="single" w:color="auto" w:sz="4"/></w:tblBorders></w:tblPr><w:tblGrid><w:gridCol w:w="9600"/></w:tblGrid><w:tr><w:tc><w:tcPr><w:tcW w:type="dxa" w:w="9600"/><w:shd w:fill="F1F3F6" w:color="auto" w:val="clear"/><w:tcMar><w:top w:type="dxa" w:w="140"/><w:left w:type="dxa" w:w="200"/><w:bottom w:type="dxa" w:w="140"/><w:right w:type="dxa" w:w="200"/></w:tcMar></w:tcPr><w:p><w:pPr><w:spacing w:after="60"/></w:pPr><w:r><w:rPr><w:b/><w:bCs/><w:color w:val="6C7888"/><w:sz w:val="30"/><w:szCs w:val="30"/></w:rPr><w:t xml:space="preserve">สิ่งที่ต้องจำ</w:t></w:r></w:p><w:p><w:pPr><w:spacing w:after="0"/></w:pPr><w:r><w:rPr><w:sz w:val="32"/><w:szCs w:val="32"/></w:rPr><w:t xml:space="preserve">ทำได้เฉพาะตั๋วที่ยังไม่ปิดงานและผ่านขั้นตรวจก่อนมอบหมายไปแล้ว — ปิดเคสแล้วเปลี่ยนไม่ได้, ที่ขั้นตรวจก่อนมอบหมายให้ใช้การประเมินครั้งแรกแทน และเคสที่กำลังเฝ้าระวัง (Monitoring) ยังประเมินฉุกเฉินไม่ได้เพราะเป็น Event</w:t></w:r></w:p></w:tc></w:tr></w:tbl><w:p><w:pPr><w:pStyle w:val="Heading2"/></w:pPr><w:r><w:t xml:space="preserve">5.4 อนุมัติปิดตั๋วฉุกเฉิน</w:t></w:r></w:p><w:p><w:pPr><w:spacing w:after="120"/></w:pPr><w:r><w:rPr><w:sz w:val="32"/><w:szCs w:val="32"/></w:rPr><w:t xml:space="preserve">ตั๋วฉุกเฉินที่ผ่านการตรวจรับของ Tier 2 แล้วจะเข้าสถานะ </w:t></w:r><w:r><w:rPr><w:b/><w:bCs/><w:sz w:val="32"/><w:szCs w:val="32"/></w:rPr><w:t xml:space="preserve">รอผู้จัดการตรวจสอบ</w:t></w:r><w:r><w:rPr><w:sz w:val="32"/><w:szCs w:val="32"/></w:rPr><w:t xml:space="preserve"> การ์ด </w:t></w:r><w:r><w:rPr><w:b/><w:bCs/><w:sz w:val="32"/><w:szCs w:val="32"/></w:rPr><w:t xml:space="preserve">ผู้จัดการ SOC ตรวจสอบ</w:t></w:r><w:r><w:rPr><w:sz w:val="32"/><w:szCs w:val="32"/></w:rPr><w:t xml:space="preserve"> ให้คุณกรอกบันทึกและอนุมัติปิดงาน</w:t></w:r></w:p><w:tbl><w:tblPr><w:tblW w:type="dxa" w:w="9600"/><w:tblBorders><w:top w:val="dashed" w:color="9DB4D4" w:sz="6"/><w:left w:val="dashed" w:color="9DB4D4" w:sz="6"/><w:bottom w:val="dashed" w:color="9DB4D4" w:sz="6"/><w:right w:val="dashed" w:color="9DB4D4" w:sz="6"/><w:insideH w:val="single" w:color="auto" w:sz="4"/><w:insideV w:val="single" w:color="auto" w:sz="4"/></w:tblBorders></w:tblPr><w:tblGrid><w:gridCol w:w="9600"/></w:tblGrid><w:tr><w:tc><w:tcPr><w:tcW w:type="dxa" w:w="9600"/><w:shd w:fill="F7F8FA" w:color="auto" w:val="clear"/><w:tcMar><w:top w:type="dxa" w:w="520"/><w:left w:type="dxa" w:w="200"/><w:bottom w:type="dxa" w:w="520"/><w:right w:type="dxa" w:w="200"/></w:tcMar><w:vAlign w:val="center"/></w:tcPr><w:p><w:pPr><w:spacing w:after="40"/><w:jc w:val="center"/></w:pPr><w:r><w:rPr><w:b/><w:bCs/><w:color w:val="6C7888"/><w:sz w:val="30"/><w:szCs w:val="30"/></w:rPr><w:t xml:space="preserve">[ ตำแหน่งภาพหน้าจอ ]</w:t></w:r></w:p><w:p><w:pPr><w:spacing w:after="40"/><w:jc w:val="center"/></w:pPr><w:r><w:rPr><w:color w:val="1F2D3D"/><w:sz w:val="32"/><w:szCs w:val="32"/></w:rPr><w:t xml:space="preserve">การ์ดผู้จัดการ SOC ตรวจสอบ พร้อมปุ่มอนุมัติปิดงาน</w:t></w:r></w:p><w:p><w:pPr><w:jc w:val="center"/></w:pPr><w:r><w:rPr><w:rFonts w:ascii="Consolas" w:cs="Consolas" w:eastAsia="Consolas" w:hAnsi="Consolas"/><w:color w:val="9AA6B4"/><w:sz w:val="24"/><w:szCs w:val="24"/></w:rPr><w:t xml:space="preserve">SHOT: MGR-approve</w:t></w:r></w:p></w:tc></w:tr></w:tbl><w:p><w:pPr><w:spacing w:after="160" w:before="60"/><w:jc w:val="center"/></w:pPr><w:r><w:rPr><w:b/><w:bCs/><w:color w:val="245EA8"/><w:sz w:val="28"/><w:szCs w:val="28"/></w:rPr><w:t xml:space="preserve">รูปที่ 5-3  </w:t></w:r><w:r><w:rPr><w:i/><w:iCs/><w:color w:val="6C7888"/><w:sz w:val="28"/><w:szCs w:val="28"/></w:rPr><w:t xml:space="preserve">การ์ดผู้จัดการ SOC ตรวจสอบ พร้อมปุ่มอนุมัติปิดงาน</w:t></w:r></w:p><w:p><w:pPr><w:pStyle w:val="Heading2"/></w:pPr><w:r><w:t xml:space="preserve">5.5 ตรวจการปิดแบบ Event ที่ถูกปรับลด</w:t></w:r></w:p><w:p><w:pPr><w:spacing w:after="120"/></w:pPr><w:r><w:rPr><w:sz w:val="32"/><w:szCs w:val="32"/></w:rPr><w:t xml:space="preserve">เมื่อ Tier 2 ปรับเคสที่ถูกส่งต่อจาก Incident เป็น Event ตั๋วจะเข้าสถานะ </w:t></w:r><w:r><w:rPr><w:b/><w:bCs/><w:sz w:val="32"/><w:szCs w:val="32"/></w:rPr><w:t xml:space="preserve">รอผู้จัดการตรวจสอบการปิดแบบ Event</w:t></w:r></w:p><w:p><w:pPr><w:pStyle w:val="ListParagraph"/><w:numPr><w:ilvl w:val="0"/><w:numId w:val="5"/></w:numPr><w:spacing w:after="80"/></w:pPr><w:r><w:rPr><w:sz w:val="32"/><w:szCs w:val="32"/></w:rPr><w:t xml:space="preserve">เห็นด้วยว่าไม่เป็นภัยจริง → ปิดเป็น Event</w:t></w:r></w:p><w:p><w:pPr><w:pStyle w:val="ListParagraph"/><w:numPr><w:ilvl w:val="0"/><w:numId w:val="5"/></w:numPr><w:spacing w:after="80"/></w:pPr><w:r><w:rPr><w:sz w:val="32"/><w:szCs w:val="32"/></w:rPr><w:t xml:space="preserve">ไม่เห็นด้วย → ตีกลับเป็น Incident ให้ Tier 2 ดำเนินการต่อ</w:t></w:r></w:p><w:p><w:pPr><w:pStyle w:val="Heading2"/></w:pPr><w:r><w:t xml:space="preserve">5.6 ย้อนขั้นตอน (Step-back)</w:t></w:r></w:p><w:p><w:pPr><w:spacing w:after="120"/></w:pPr><w:r><w:rPr><w:sz w:val="32"/><w:szCs w:val="32"/></w:rPr><w:t xml:space="preserve">เมื่อมอบหมายผิดพลาดหรือต้องทบทวนใหม่ คุณสามารถส่งเคสกลับไปยังขั้นตอนก่อนหน้าได้จากการ์ด </w:t></w:r><w:r><w:rPr><w:b/><w:bCs/><w:color w:val="1F2D3D"/><w:sz w:val="32"/><w:szCs w:val="32"/></w:rPr><w:t xml:space="preserve">ย้อนขั้นตอน (ผู้จัดการ SOC)</w:t></w:r><w:r><w:rPr><w:sz w:val="32"/><w:szCs w:val="32"/></w:rPr><w:t xml:space="preserve"> บนหน้ารายละเอียดตั๋ว — เป็นอำนาจของ </w:t></w:r><w:r><w:rPr><w:b/><w:bCs/><w:sz w:val="32"/><w:szCs w:val="32"/></w:rPr><w:t xml:space="preserve">ผู้จัดการ SOC เท่านั้น</w:t></w:r><w:r><w:rPr><w:sz w:val="32"/><w:szCs w:val="32"/></w:rPr><w:t xml:space="preserve"> ไม่มีบทบาทอื่นย้อนสถานะได้</w:t></w:r></w:p><w:p><w:pPr><w:spacing w:after="120"/></w:pPr><w:r><w:rPr><w:sz w:val="32"/><w:szCs w:val="32"/></w:rPr><w:t xml:space="preserve">ระบบเลือกปลายทางให้เองตามขั้นตอนปัจจุบันและเลนที่ Tier 1 กำหนดไว้ คุณจึงย้อนได้ทีละหนึ่งขั้น ไม่ใช่เลือกสถานะได้อิสระ:</w:t></w:r></w:p><w:tbl><w:tblPr><w:tblW w:type="dxa" w:w="9600"/><w:tblBorders><w:top w:val="single" w:color="E1E6ED" w:sz="2"/><w:left w:val="single" w:color="E1E6ED" w:sz="2"/><w:bottom w:val="single" w:color="E1E6ED" w:sz="2"/><w:right w:val="single" w:color="E1E6ED" w:sz="2"/><w:insideH w:val="single" w:color="E1E6ED" w:sz="2"/><w:insideV w:val="single" w:color="E1E6ED" w:sz="2"/></w:tblBorders></w:tblPr><w:tblGrid><w:gridCol w:w="3000"/><w:gridCol w:w="3300"/><w:gridCol w:w="3300"/></w:tblGrid><w:tr><w:trPr><w:cantSplit/><w:tblHeader/></w:trPr><w:tc><w:tcPr><w:tcW w:type="dxa" w:w="3000"/><w:shd w:fill="1A1A2E" w:color="auto" w:val="clear"/><w:tcMar><w:top w:type="dxa" w:w="80"/><w:left w:type="dxa" w:w="120"/><w:bottom w:type="dxa" w:w="80"/><w:right w:type="dxa" w:w="120"/></w:tcMar></w:tcPr><w:p><w:r><w:rPr><w:b/><w:bCs/><w:color w:val="FFFFFF"/><w:sz w:val="28"/><w:szCs w:val="28"/></w:rPr><w:t xml:space="preserve">ตั๋วอยู่ที่</w:t></w:r></w:p></w:tc><w:tc><w:tcPr><w:tcW w:type="dxa" w:w="3300"/><w:shd w:fill="1A1A2E" w:color="auto" w:val="clear"/><w:tcMar><w:top w:type="dxa" w:w="80"/><w:left w:type="dxa" w:w="120"/><w:bottom w:type="dxa" w:w="80"/><w:right w:type="dxa" w:w="120"/></w:tcMar></w:tcPr><w:p><w:r><w:rPr><w:b/><w:bCs/><w:color w:val="FFFFFF"/><w:sz w:val="28"/><w:szCs w:val="28"/></w:rPr><w:t xml:space="preserve">ย้อนกลับไป</w:t></w:r></w:p></w:tc><w:tc><w:tcPr><w:tcW w:type="dxa" w:w="3300"/><w:shd w:fill="1A1A2E" w:color="auto" w:val="clear"/><w:tcMar><w:top w:type="dxa" w:w="80"/><w:left w:type="dxa" w:w="120"/><w:bottom w:type="dxa" w:w="80"/><w:right w:type="dxa" w:w="120"/></w:tcMar></w:tcPr><w:p><w:r><w:rPr><w:b/><w:bCs/><w:color w:val="FFFFFF"/><w:sz w:val="28"/><w:szCs w:val="28"/></w:rPr><w:t xml:space="preserve">ใช้เมื่อ</w:t></w:r></w:p></w:tc></w:tr><w:tr><w:trPr><w:cantSplit/></w:trPr><w:tc><w:tcPr><w:tcW w:type="dxa" w:w="3000"/><w:shd w:fill="FFFFFF" w:color="auto" w:val="clear"/><w:tcMar><w:top w:type="dxa" w:w="70"/><w:left w:type="dxa" w:w="120"/><w:bottom w:type="dxa" w:w="70"/><w:right w:type="dxa" w:w="120"/></w:tcMar></w:tcPr><w:p><w:pPr><w:spacing w:after="0"/></w:pPr><w:r><w:rPr><w:b/><w:bCs/><w:sz w:val="28"/><w:szCs w:val="28"/></w:rPr><w:t xml:space="preserve">รอการจัดการจากผู้ดูแลระบบ</w:t></w:r><w:r><w:rPr><w:rFonts w:ascii="Consolas" w:cs="Consolas" w:eastAsia="Consolas" w:hAnsi="Consolas"/><w:color w:val="6C7888"/><w:sz w:val="24"/><w:szCs w:val="24"/></w:rPr><w:br/><w:t xml:space="preserve">AWAITING_CONTAINMENT</w:t></w:r></w:p></w:tc><w:tc><w:tcPr><w:tcW w:type="dxa" w:w="3300"/><w:shd w:fill="FFFFFF" w:color="auto" w:val="clear"/><w:tcMar><w:top w:type="dxa" w:w="70"/><w:left w:type="dxa" w:w="120"/><w:bottom w:type="dxa" w:w="70"/><w:right w:type="dxa" w:w="120"/></w:tcMar></w:tcPr><w:p><w:pPr><w:spacing w:after="0"/></w:pPr><w:r><w:rPr><w:sz w:val="28"/><w:szCs w:val="28"/></w:rPr><w:t xml:space="preserve">รอผู้จัดการ SOC ตรวจ (ก่อนมอบหมาย)</w:t></w:r></w:p></w:tc><w:tc><w:tcPr><w:tcW w:type="dxa" w:w="3300"/><w:shd w:fill="FFFFFF" w:color="auto" w:val="clear"/><w:tcMar><w:top w:type="dxa" w:w="70"/><w:left w:type="dxa" w:w="120"/><w:bottom w:type="dxa" w:w="70"/><w:right w:type="dxa" w:w="120"/></w:tcMar></w:tcPr><w:p><w:pPr><w:spacing w:after="0"/></w:pPr><w:r><w:rPr><w:sz w:val="28"/><w:szCs w:val="28"/></w:rPr><w:t xml:space="preserve">มอบหมายผิดผู้ดูแลระบบ หรือต้องประเมินความรุนแรงใหม่</w:t></w:r></w:p></w:tc></w:tr><w:tr><w:trPr><w:cantSplit/></w:trPr><w:tc><w:tcPr><w:tcW w:type="dxa" w:w="3000"/><w:shd w:fill="F7F8FA" w:color="auto" w:val="clear"/><w:tcMar><w:top w:type="dxa" w:w="70"/><w:left w:type="dxa" w:w="120"/><w:bottom w:type="dxa" w:w="70"/><w:right w:type="dxa" w:w="120"/></w:tcMar></w:tcPr><w:p><w:pPr><w:spacing w:after="0"/></w:pPr><w:r><w:rPr><w:b/><w:bCs/><w:sz w:val="28"/><w:szCs w:val="28"/></w:rPr><w:t xml:space="preserve">รอเจ้าของระบบดำเนินการเอง</w:t></w:r><w:r><w:rPr><w:rFonts w:ascii="Consolas" w:cs="Consolas" w:eastAsia="Consolas" w:hAnsi="Consolas"/><w:color w:val="6C7888"/><w:sz w:val="24"/><w:szCs w:val="24"/></w:rPr><w:br/><w:t xml:space="preserve">AWAITING_OWNER</w:t></w:r></w:p></w:tc><w:tc><w:tcPr><w:tcW w:type="dxa" w:w="3300"/><w:shd w:fill="F7F8FA" w:color="auto" w:val="clear"/><w:tcMar><w:top w:type="dxa" w:w="70"/><w:left w:type="dxa" w:w="120"/><w:bottom w:type="dxa" w:w="70"/><w:right w:type="dxa" w:w="120"/></w:tcMar></w:tcPr><w:p><w:pPr><w:spacing w:after="0"/></w:pPr><w:r><w:rPr><w:sz w:val="28"/><w:szCs w:val="28"/></w:rPr><w:t xml:space="preserve">รอผู้จัดการ SOC ตรวจ (ก่อนมอบหมาย)</w:t></w:r></w:p></w:tc><w:tc><w:tcPr><w:tcW w:type="dxa" w:w="3300"/><w:shd w:fill="F7F8FA" w:color="auto" w:val="clear"/><w:tcMar><w:top w:type="dxa" w:w="70"/><w:left w:type="dxa" w:w="120"/><w:bottom w:type="dxa" w:w="70"/><w:right w:type="dxa" w:w="120"/></w:tcMar></w:tcPr><w:p><w:pPr><w:spacing w:after="0"/></w:pPr><w:r><w:rPr><w:sz w:val="28"/><w:szCs w:val="28"/></w:rPr><w:t xml:space="preserve">เลือกเส้นทางเจ้าของระบบผิด หรือต้องทบทวนก่อน</w:t></w:r></w:p></w:tc></w:tr><w:tr><w:trPr><w:cantSplit/></w:trPr><w:tc><w:tcPr><w:tcW w:type="dxa" w:w="3000"/><w:shd w:fill="FFFFFF" w:color="auto" w:val="clear"/><w:tcMar><w:top w:type="dxa" w:w="70"/><w:left w:type="dxa" w:w="120"/><w:bottom w:type="dxa" w:w="70"/><w:right w:type="dxa" w:w="120"/></w:tcMar></w:tcPr><w:p><w:pPr><w:spacing w:after="0"/></w:pPr><w:r><w:rPr><w:b/><w:bCs/><w:sz w:val="28"/><w:szCs w:val="28"/></w:rPr><w:t xml:space="preserve">รอผู้จัดการตรวจสอบ</w:t></w:r><w:r><w:rPr><w:rFonts w:ascii="Consolas" w:cs="Consolas" w:eastAsia="Consolas" w:hAnsi="Consolas"/><w:color w:val="6C7888"/><w:sz w:val="24"/><w:szCs w:val="24"/></w:rPr><w:br/><w:t xml:space="preserve">PENDING_MANAGER</w:t></w:r></w:p></w:tc><w:tc><w:tcPr><w:tcW w:type="dxa" w:w="3300"/><w:shd w:fill="FFFFFF" w:color="auto" w:val="clear"/><w:tcMar><w:top w:type="dxa" w:w="70"/><w:left w:type="dxa" w:w="120"/><w:bottom w:type="dxa" w:w="70"/><w:right w:type="dxa" w:w="120"/></w:tcMar></w:tcPr><w:p><w:pPr><w:spacing w:after="0"/></w:pPr><w:r><w:rPr><w:sz w:val="28"/><w:szCs w:val="28"/></w:rPr><w:t xml:space="preserve">ขั้นตรวจรับของ Tier 2 ในเลนเดิม</w:t></w:r></w:p></w:tc><w:tc><w:tcPr><w:tcW w:type="dxa" w:w="3300"/><w:shd w:fill="FFFFFF" w:color="auto" w:val="clear"/><w:tcMar><w:top w:type="dxa" w:w="70"/><w:left w:type="dxa" w:w="120"/><w:bottom w:type="dxa" w:w="70"/><w:right w:type="dxa" w:w="120"/></w:tcMar></w:tcPr><w:p><w:pPr><w:spacing w:after="0"/></w:pPr><w:r><w:rPr><w:sz w:val="28"/><w:szCs w:val="28"/></w:rPr><w:t xml:space="preserve">ข้อมูลจากขั้นตรวจรับยังไม่พอให้อนุมัติปิด</w:t></w:r></w:p></w:tc></w:tr></w:tbl><w:p><w:pPr><w:spacing w:after="140"/></w:pPr></w:p><w:p><w:pPr><w:pStyle w:val="ListParagraph"/><w:numPr><w:ilvl w:val="0"/><w:numId w:val="6"/></w:numPr><w:spacing w:after="80"/></w:pPr><w:r><w:rPr><w:sz w:val="32"/><w:szCs w:val="32"/></w:rPr><w:t xml:space="preserve">เปิดการ์ด </w:t></w:r><w:r><w:rPr><w:b/><w:bCs/><w:color w:val="1F2D3D"/><w:sz w:val="32"/><w:szCs w:val="32"/></w:rPr><w:t xml:space="preserve">ย้อนขั้นตอน (ผู้จัดการ SOC)</w:t></w:r><w:r><w:rPr><w:sz w:val="32"/><w:szCs w:val="32"/></w:rPr><w:t xml:space="preserve"> ปุ่มจะบอกปลายทางไว้แล้ว</w:t></w:r></w:p><w:p><w:pPr><w:pStyle w:val="ListParagraph"/><w:numPr><w:ilvl w:val="0"/><w:numId w:val="6"/></w:numPr><w:spacing w:after="80"/></w:pPr><w:r><w:rPr><w:sz w:val="32"/><w:szCs w:val="32"/></w:rPr><w:t xml:space="preserve">กรอก </w:t></w:r><w:r><w:rPr><w:b/><w:bCs/><w:color w:val="1F2D3D"/><w:sz w:val="32"/><w:szCs w:val="32"/></w:rPr><w:t xml:space="preserve">เหตุผล</w:t></w:r><w:r><w:rPr><w:sz w:val="32"/><w:szCs w:val="32"/></w:rPr><w:t xml:space="preserve"> — </w:t></w:r><w:r><w:rPr><w:b/><w:bCs/><w:sz w:val="32"/><w:szCs w:val="32"/></w:rPr><w:t xml:space="preserve">บังคับ</w:t></w:r><w:r><w:rPr><w:sz w:val="32"/><w:szCs w:val="32"/></w:rPr><w:t xml:space="preserve"> และถูกบันทึกไว้ในประวัติของตั๋ว</w:t></w:r></w:p><w:p><w:pPr><w:pStyle w:val="ListParagraph"/><w:numPr><w:ilvl w:val="0"/><w:numId w:val="6"/></w:numPr><w:spacing w:after="80"/></w:pPr><w:r><w:rPr><w:sz w:val="32"/><w:szCs w:val="32"/></w:rPr><w:t xml:space="preserve">กดปุ่มย้อนกลับ ตั๋วจะกลับไปอยู่ในมือของขั้นตอนนั้นทันที</w:t></w:r></w:p><w:tbl><w:tblPr><w:tblW w:type="dxa" w:w="9600"/><w:tblBorders><w:top w:val="dashed" w:color="9DB4D4" w:sz="6"/><w:left w:val="dashed" w:color="9DB4D4" w:sz="6"/><w:bottom w:val="dashed" w:color="9DB4D4" w:sz="6"/><w:right w:val="dashed" w:color="9DB4D4" w:sz="6"/><w:insideH w:val="single" w:color="auto" w:sz="4"/><w:insideV w:val="single" w:color="auto" w:sz="4"/></w:tblBorders></w:tblPr><w:tblGrid><w:gridCol w:w="9600"/></w:tblGrid><w:tr><w:tc><w:tcPr><w:tcW w:type="dxa" w:w="9600"/><w:shd w:fill="F7F8FA" w:color="auto" w:val="clear"/><w:tcMar><w:top w:type="dxa" w:w="520"/><w:left w:type="dxa" w:w="200"/><w:bottom w:type="dxa" w:w="520"/><w:right w:type="dxa" w:w="200"/></w:tcMar><w:vAlign w:val="center"/></w:tcPr><w:p><w:pPr><w:spacing w:after="40"/><w:jc w:val="center"/></w:pPr><w:r><w:rPr><w:b/><w:bCs/><w:color w:val="6C7888"/><w:sz w:val="30"/><w:szCs w:val="30"/></w:rPr><w:t xml:space="preserve">[ ตำแหน่งภาพหน้าจอ ]</w:t></w:r></w:p><w:p><w:pPr><w:spacing w:after="40"/><w:jc w:val="center"/></w:pPr><w:r><w:rPr><w:color w:val="1F2D3D"/><w:sz w:val="32"/><w:szCs w:val="32"/></w:rPr><w:t xml:space="preserve">การ์ดย้อนขั้นตอนบนหน้ารายละเอียดตั๋ว พร้อมช่องเหตุผลที่บังคับกรอก</w:t></w:r></w:p><w:p><w:pPr><w:jc w:val="center"/></w:pPr><w:r><w:rPr><w:rFonts w:ascii="Consolas" w:cs="Consolas" w:eastAsia="Consolas" w:hAnsi="Consolas"/><w:color w:val="9AA6B4"/><w:sz w:val="24"/><w:szCs w:val="24"/></w:rPr><w:t xml:space="preserve">SHOT: MGR-step-back</w:t></w:r></w:p></w:tc></w:tr></w:tbl><w:p><w:pPr><w:spacing w:after="160" w:before="60"/><w:jc w:val="center"/></w:pPr><w:r><w:rPr><w:b/><w:bCs/><w:color w:val="245EA8"/><w:sz w:val="28"/><w:szCs w:val="28"/></w:rPr><w:t xml:space="preserve">รูปที่ 5-4  </w:t></w:r><w:r><w:rPr><w:i/><w:iCs/><w:color w:val="6C7888"/><w:sz w:val="28"/><w:szCs w:val="28"/></w:rPr><w:t xml:space="preserve">การ์ดย้อนขั้นตอนบนหน้ารายละเอียดตั๋ว พร้อมช่องเหตุผลที่บังคับกรอก</w:t></w:r></w:p><w:tbl><w:tblPr><w:tblW w:type="dxa" w:w="9600"/><w:tblBorders><w:top w:val="single" w:color="F1F3F6" w:sz="2"/><w:left w:val="single" w:color="6C7888" w:sz="28"/><w:bottom w:val="single" w:color="F1F3F6" w:sz="2"/><w:right w:val="single" w:color="F1F3F6" w:sz="2"/><w:insideH w:val="single" w:color="auto" w:sz="4"/><w:insideV w:val="single" w:color="auto" w:sz="4"/></w:tblBorders></w:tblPr><w:tblGrid><w:gridCol w:w="9600"/></w:tblGrid><w:tr><w:tc><w:tcPr><w:tcW w:type="dxa" w:w="9600"/><w:shd w:fill="F1F3F6" w:color="auto" w:val="clear"/><w:tcMar><w:top w:type="dxa" w:w="140"/><w:left w:type="dxa" w:w="200"/><w:bottom w:type="dxa" w:w="140"/><w:right w:type="dxa" w:w="200"/></w:tcMar></w:tcPr><w:p><w:pPr><w:spacing w:after="60"/></w:pPr><w:r><w:rPr><w:b/><w:bCs/><w:color w:val="6C7888"/><w:sz w:val="30"/><w:szCs w:val="30"/></w:rPr><w:t xml:space="preserve">สิ่งที่ต้องจำ</w:t></w:r></w:p><w:p><w:pPr><w:spacing w:after="0"/></w:pPr><w:r><w:rPr><w:sz w:val="32"/><w:szCs w:val="32"/></w:rPr><w:t xml:space="preserve">การย้อนขั้นตอนไม่ลบลายเซ็นผู้ตรวจ (Verified) ผู้อนุมัติ หรือผลการประเมินฉุกเฉินเดิม และใช้กับตั๋วที่ปิดหรือยกเลิกไปแล้วไม่ได้ — การปิดเคสยังเป็นจุดสิ้นสุดเสมอ</w:t></w:r></w:p></w:tc></w:tr></w:tbl><w:p><w:pPr><w:pStyle w:val="Heading2"/></w:pPr><w:r><w:t xml:space="preserve">5.7 ตัดสินคำขอยกเลิกตั๋ว (เพิ่ม v1.5.0)</w:t></w:r></w:p><w:p><w:pPr><w:spacing w:after="120"/></w:pPr><w:r><w:rPr><w:sz w:val="32"/><w:szCs w:val="32"/></w:rPr><w:t xml:space="preserve">ตั๋วที่ </w:t></w:r><w:r><w:rPr><w:b/><w:bCs/><w:sz w:val="32"/><w:szCs w:val="32"/></w:rPr><w:t xml:space="preserve">ซ้ำ</w:t></w:r><w:r><w:rPr><w:sz w:val="32"/><w:szCs w:val="32"/></w:rPr><w:t xml:space="preserve"> หรือ </w:t></w:r><w:r><w:rPr><w:b/><w:bCs/><w:sz w:val="32"/><w:szCs w:val="32"/></w:rPr><w:t xml:space="preserve">เปิดผิด</w:t></w:r><w:r><w:rPr><w:sz w:val="32"/><w:szCs w:val="32"/></w:rPr><w:t xml:space="preserve"> สามารถจบด้วยสถานะ </w:t></w:r><0/><w:r><w:rPr><w:sz w:val="32"/><w:szCs w:val="32"/></w:rPr><w:t xml:space="preserve"> ได้โดยไม่ต้องจัดเป็น Event หรือรับรองการแก้ไข เมื่อผู้ปฏิบัติงานยื่นคำขอยกเลิก การ์ด </w:t></w:r><w:r><w:rPr><w:b/><w:bCs/><w:sz w:val="32"/><w:szCs w:val="32"/></w:rPr><w:t xml:space="preserve">การตัดสินคำขอยกเลิก (ผู้จัดการ SOC)</w:t></w:r><w:r><w:rPr><w:sz w:val="32"/><w:szCs w:val="32"/></w:rPr><w:t xml:space="preserve"> จะแสดงในหน้ารายละเอียดตั๋วให้คุณ </w:t></w:r><w:r><w:rPr><w:b/><w:bCs/><w:sz w:val="32"/><w:szCs w:val="32"/></w:rPr><w:t xml:space="preserve">อนุมัติ / ปฏิเสธ / หรือยกเลิกโดยตรง</w:t></w:r></w:p><w:p><w:pPr><w:pStyle w:val="ListParagraph"/><w:numPr><w:ilvl w:val="0"/><w:numId w:val="7"/></w:numPr><w:spacing w:after="80"/></w:pPr><w:r><w:rPr><w:sz w:val="32"/><w:szCs w:val="32"/></w:rPr><w:t xml:space="preserve">เปิดตั๋วที่มีคำขอยกเลิกค้างอยู่ อ่านเหตุผล (</w:t></w:r><w:r><w:rPr><w:b/><w:bCs/><w:color w:val="1F2D3D"/><w:sz w:val="32"/><w:szCs w:val="32"/></w:rPr><w:t xml:space="preserve">รายการซ้ำ / สร้างรายการผิด / เหตุผลอื่น</w:t></w:r><w:r><w:rPr><w:sz w:val="32"/><w:szCs w:val="32"/></w:rPr><w:t xml:space="preserve">) และคำอธิบายของผู้ยื่น กรณี “รายการซ้ำ” ตรวจว่าตั๋วที่อ้างอิงมีอยู่จริงและยังไม่ถูกยกเลิก</w:t></w:r></w:p><w:p><w:pPr><w:pStyle w:val="ListParagraph"/><w:numPr><w:ilvl w:val="0"/><w:numId w:val="7"/></w:numPr><w:spacing w:after="80"/></w:pPr><w:r><w:rPr><w:sz w:val="32"/><w:szCs w:val="32"/></w:rPr><w:t xml:space="preserve">เลือก </w:t></w:r><w:r><w:rPr><w:b/><w:bCs/><w:color w:val="1F2D3D"/><w:sz w:val="32"/><w:szCs w:val="32"/></w:rPr><w:t xml:space="preserve">อนุมัติ</w:t></w:r><w:r><w:rPr><w:sz w:val="32"/><w:szCs w:val="32"/></w:rPr><w:t xml:space="preserve">, </w:t></w:r><w:r><w:rPr><w:b/><w:bCs/><w:color w:val="1F2D3D"/><w:sz w:val="32"/><w:szCs w:val="32"/></w:rPr><w:t xml:space="preserve">ปฏิเสธ</w:t></w:r><w:r><w:rPr><w:sz w:val="32"/><w:szCs w:val="32"/></w:rPr><w:t xml:space="preserve"> หรือ </w:t></w:r><w:r><w:rPr><w:b/><w:bCs/><w:color w:val="1F2D3D"/><w:sz w:val="32"/><w:szCs w:val="32"/></w:rPr><w:t xml:space="preserve">ยกเลิกโดยตรง</w:t></w:r><w:r><w:rPr><w:sz w:val="32"/><w:szCs w:val="32"/></w:rPr><w:t xml:space="preserve"> พร้อมกรอกเหตุผล — ทุกการตัดสินถูกบันทึกแยกในประวัติของตั๋ว</w:t></w:r></w:p><w:tbl><w:tblPr><w:tblW w:type="dxa" w:w="9600"/><w:tblBorders><w:top w:val="dashed" w:color="9DB4D4" w:sz="6"/><w:left w:val="dashed" w:color="9DB4D4" w:sz="6"/><w:bottom w:val="dashed" w:color="9DB4D4" w:sz="6"/><w:right w:val="dashed" w:color="9DB4D4" w:sz="6"/><w:insideH w:val="single" w:color="auto" w:sz="4"/><w:insideV w:val="single" w:color="auto" w:sz="4"/></w:tblBorders></w:tblPr><w:tblGrid><w:gridCol w:w="9600"/></w:tblGrid><w:tr><w:tc><w:tcPr><w:tcW w:type="dxa" w:w="9600"/><w:shd w:fill="F7F8FA" w:color="auto" w:val="clear"/><w:tcMar><w:top w:type="dxa" w:w="520"/><w:left w:type="dxa" w:w="200"/><w:bottom w:type="dxa" w:w="520"/><w:right w:type="dxa" w:w="200"/></w:tcMar><w:vAlign w:val="center"/></w:tcPr><w:p><w:pPr><w:spacing w:after="40"/><w:jc w:val="center"/></w:pPr><w:r><w:rPr><w:b/><w:bCs/><w:color w:val="6C7888"/><w:sz w:val="30"/><w:szCs w:val="30"/></w:rPr><w:t xml:space="preserve">[ ตำแหน่งภาพหน้าจอ ]</w:t></w:r></w:p><w:p><w:pPr><w:spacing w:after="40"/><w:jc w:val="center"/></w:pPr><w:r><w:rPr><w:color w:val="1F2D3D"/><w:sz w:val="32"/><w:szCs w:val="32"/></w:rPr><w:t xml:space="preserve">การ์ดการตัดสินคำขอยกเลิกของผู้จัดการ SOC บนหน้ารายละเอียดตั๋ว</w:t></w:r></w:p><w:p><w:pPr><w:jc w:val="center"/></w:pPr><w:r><w:rPr><w:rFonts w:ascii="Consolas" w:cs="Consolas" w:eastAsia="Consolas" w:hAnsi="Consolas"/><w:color w:val="9AA6B4"/><w:sz w:val="24"/><w:szCs w:val="24"/></w:rPr><w:t xml:space="preserve">SHOT: MGR-cancel-decision</w:t></w:r></w:p></w:tc></w:tr></w:tbl><w:p><w:pPr><w:spacing w:after="160" w:before="60"/><w:jc w:val="center"/></w:pPr><w:r><w:rPr><w:b/><w:bCs/><w:color w:val="245EA8"/><w:sz w:val="28"/><w:szCs w:val="28"/></w:rPr><w:t xml:space="preserve">รูปที่ 5-5  </w:t></w:r><w:r><w:rPr><w:i/><w:iCs/><w:color w:val="6C7888"/><w:sz w:val="28"/><w:szCs w:val="28"/></w:rPr><w:t xml:space="preserve">การ์ดการตัดสินคำขอยกเลิกของผู้จัดการ SOC บนหน้ารายละเอียดตั๋ว</w:t></w:r></w:p><w:tbl><w:tblPr><w:tblW w:type="dxa" w:w="9600"/><w:tblBorders><w:top w:val="single" w:color="FDECEE" w:sz="2"/><w:left w:val="single" w:color="E63946" w:sz="28"/><w:bottom w:val="single" w:color="FDECEE" w:sz="2"/><w:right w:val="single" w:color="FDECEE" w:sz="2"/><w:insideH w:val="single" w:color="auto" w:sz="4"/><w:insideV w:val="single" w:color="auto" w:sz="4"/></w:tblBorders></w:tblPr><w:tblGrid><w:gridCol w:w="9600"/></w:tblGrid><w:tr><w:tc><w:tcPr><w:tcW w:type="dxa" w:w="9600"/><w:shd w:fill="FDECEE" w:color="auto" w:val="clear"/><w:tcMar><w:top w:type="dxa" w:w="140"/><w:left w:type="dxa" w:w="200"/><w:bottom w:type="dxa" w:w="140"/><w:right w:type="dxa" w:w="200"/></w:tcMar></w:tcPr><w:p><w:pPr><w:spacing w:after="60"/></w:pPr><w:r><w:rPr><w:b/><w:bCs/><w:color w:val="E63946"/><w:sz w:val="30"/><w:szCs w:val="30"/></w:rPr><w:t xml:space="preserve">ข้อควรระวัง</w:t></w:r></w:p><w:p><w:pPr><w:spacing w:after="0"/></w:pPr><w:r><w:rPr><w:sz w:val="32"/><w:szCs w:val="32"/></w:rPr><w:t xml:space="preserve">การอนุมัติยกเลิกต้อง</w:t></w:r><w:r><w:rPr><w:b/><w:bCs/><w:sz w:val="32"/><w:szCs w:val="32"/></w:rPr><w:t xml:space="preserve">ปิดหรือยกเลิกงานย่อย/คำขอทีมตอบสนองที่ค้างอยู่ก่อน</w:t></w:r><w:r><w:rPr><w:sz w:val="32"/><w:szCs w:val="32"/></w:rPr><w:t xml:space="preserve"> (งานเหล่านั้นจะกลายเป็น “ยกเลิกแล้ว” ไม่ใช่ “เสร็จสิ้น”) คำขอที่ค้างอยู่ </w:t></w:r><w:r><w:rPr><w:b/><w:bCs/><w:sz w:val="32"/><w:szCs w:val="32"/></w:rPr><w:t xml:space="preserve">ไม่หยุดนาฬิกา OLA และไม่เลื่อนขั้นตอน</w:t></w:r><w:r><w:rPr><w:sz w:val="32"/><w:szCs w:val="32"/></w:rPr><w:t xml:space="preserve"> งานยังเดินต่อตามปกติ</w:t></w:r></w:p></w:tc></w:tr></w:tbl><w:tbl><w:tblPr><w:tblW w:type="dxa" w:w="9600"/><w:tblBorders><w:top w:val="single" w:color="F1F3F6" w:sz="2"/><w:left w:val="single" w:color="6C7888" w:sz="28"/><w:bottom w:val="single" w:color="F1F3F6" w:sz="2"/><w:right w:val="single" w:color="F1F3F6" w:sz="2"/><w:insideH w:val="single" w:color="auto" w:sz="4"/><w:insideV w:val="single" w:color="auto" w:sz="4"/></w:tblBorders></w:tblPr><w:tblGrid><w:gridCol w:w="9600"/></w:tblGrid><w:tr><w:tc><w:tcPr><w:tcW w:type="dxa" w:w="9600"/><w:shd w:fill="F1F3F6" w:color="auto" w:val="clear"/><w:tcMar><w:top w:type="dxa" w:w="140"/><w:left w:type="dxa" w:w="200"/><w:bottom w:type="dxa" w:w="140"/><w:right w:type="dxa" w:w="200"/></w:tcMar></w:tcPr><w:p><w:pPr><w:spacing w:after="60"/></w:pPr><w:r><w:rPr><w:b/><w:bCs/><w:color w:val="6C7888"/><w:sz w:val="30"/><w:szCs w:val="30"/></w:rPr><w:t xml:space="preserve">สิ่งที่ต้องจำ</w:t></w:r></w:p><w:p><w:pPr><w:spacing w:after="0"/></w:pPr><w:r><w:rPr><w:sz w:val="32"/><w:szCs w:val="32"/></w:rPr><w:t xml:space="preserve">ตั๋วที่ยกเลิกแล้วเป็นสถานะสิ้นสุด ออกจากคิวและแรงกดดัน OLA และไม่ถูกนับในสถิติการปิดงานสำเร็จและ MTTR แต่ประวัติผู้ยื่น/ผู้ตัดสิน/เหตุผล/เวลายังเก็บครบ และรายงานจะระบุว่าเป็นการยกเลิก</w:t></w:r></w:p></w:tc></w:tr></w:tbl><w:p><w:pPr><w:pStyle w:val="Heading2"/></w:pPr><w:r><w:t xml:space="preserve">5.8 แก้ไขข้อมูลเคส (เพิ่ม v1.7.0)</w:t></w:r></w:p><w:p><w:pPr><w:spacing w:after="120"/></w:pPr><w:r><w:rPr><w:sz w:val="32"/><w:szCs w:val="32"/></w:rPr><w:t xml:space="preserve">คุณแก้เนื้อหาของเคสได้ทุกใบที่ยังไม่ปิด ผ่านปุ่ม </w:t></w:r><w:r><w:rPr><w:b/><w:bCs/><w:color w:val="1F2D3D"/><w:sz w:val="32"/><w:szCs w:val="32"/></w:rPr><w:t xml:space="preserve">แก้ไขข้อมูล</w:t></w:r><w:r><w:rPr><w:sz w:val="32"/><w:szCs w:val="32"/></w:rPr><w:t xml:space="preserve"> บนหน้ารายละเอียดตั๋ว — มีประโยชน์เมื่อพบข้อมูลผิดระหว่างตรวจก่อนมอบหมาย และไม่อยากตีกลับทั้งใบเพียงเพราะพิมพ์ผิด</w:t></w:r></w:p><w:p><w:pPr><w:spacing w:after="120"/></w:pPr><w:r><w:rPr><w:sz w:val="32"/><w:szCs w:val="32"/></w:rPr><w:t xml:space="preserve">หน้าแก้ไขบังคับให้กรอก </w:t></w:r><w:r><w:rPr><w:b/><w:bCs/><w:color w:val="1F2D3D"/><w:sz w:val="32"/><w:szCs w:val="32"/></w:rPr><w:t xml:space="preserve">เหตุผลในการแก้ไข</w:t></w:r><w:r><w:rPr><w:sz w:val="32"/><w:szCs w:val="32"/></w:rPr><w:t xml:space="preserve"> เสมอ และบันทึกทุกช่องที่เปลี่ยนเป็นคู่ค่าเดิม → ค่าใหม่ พร้อมชื่อผู้แก้และเวลา ดูย้อนหลังได้ที่หัวข้อ </w:t></w:r><w:r><w:rPr><w:b/><w:bCs/><w:color w:val="1F2D3D"/><w:sz w:val="32"/><w:szCs w:val="32"/></w:rPr><w:t xml:space="preserve">ประวัติการแก้ไขข้อมูล</w:t></w:r><w:r><w:rPr><w:sz w:val="32"/><w:szCs w:val="32"/></w:rPr><w:t xml:space="preserve"> บนหน้ารายละเอียดตั๋ว</w:t></w:r></w:p><w:tbl><w:tblPr><w:tblW w:type="dxa" w:w="9600"/><w:tblBorders><w:top w:val="dashed" w:color="9DB4D4" w:sz="6"/><w:left w:val="dashed" w:color="9DB4D4" w:sz="6"/><w:bottom w:val="dashed" w:color="9DB4D4" w:sz="6"/><w:right w:val="dashed" w:color="9DB4D4" w:sz="6"/><w:insideH w:val="single" w:color="auto" w:sz="4"/><w:insideV w:val="single" w:color="auto" w:sz="4"/></w:tblBorders></w:tblPr><w:tblGrid><w:gridCol w:w="9600"/></w:tblGrid><w:tr><w:tc><w:tcPr><w:tcW w:type="dxa" w:w="9600"/><w:shd w:fill="F7F8FA" w:color="auto" w:val="clear"/><w:tcMar><w:top w:type="dxa" w:w="520"/><w:left w:type="dxa" w:w="200"/><w:bottom w:type="dxa" w:w="520"/><w:right w:type="dxa" w:w="200"/></w:tcMar><w:vAlign w:val="center"/></w:tcPr><w:p><w:pPr><w:spacing w:after="40"/><w:jc w:val="center"/></w:pPr><w:r><w:rPr><w:b/><w:bCs/><w:color w:val="6C7888"/><w:sz w:val="30"/><w:szCs w:val="30"/></w:rPr><w:t xml:space="preserve">[ ตำแหน่งภาพหน้าจอ ]</w:t></w:r></w:p><w:p><w:pPr><w:spacing w:after="40"/><w:jc w:val="center"/></w:pPr><w:r><w:rPr><w:color w:val="1F2D3D"/><w:sz w:val="32"/><w:szCs w:val="32"/></w:rPr><w:t xml:space="preserve">หน้าแก้ไขข้อมูลเคส แสดงการ์ดข้อมูลเคสและช่องเหตุผลที่บังคับกรอก</w:t></w:r></w:p><w:p><w:pPr><w:jc w:val="center"/></w:pPr><w:r><w:rPr><w:rFonts w:ascii="Consolas" w:cs="Consolas" w:eastAsia="Consolas" w:hAnsi="Consolas"/><w:color w:val="9AA6B4"/><w:sz w:val="24"/><w:szCs w:val="24"/></w:rPr><w:t xml:space="preserve">SHOT: MGR-ticket-edit</w:t></w:r></w:p></w:tc></w:tr></w:tbl><w:p><w:pPr><w:spacing w:after="160" w:before="60"/><w:jc w:val="center"/></w:pPr><w:r><w:rPr><w:b/><w:bCs/><w:color w:val="245EA8"/><w:sz w:val="28"/><w:szCs w:val="28"/></w:rPr><w:t xml:space="preserve">รูปที่ 5-6  </w:t></w:r><w:r><w:rPr><w:i/><w:iCs/><w:color w:val="6C7888"/><w:sz w:val="28"/><w:szCs w:val="28"/></w:rPr><w:t xml:space="preserve">หน้าแก้ไขข้อมูลเคส แสดงการ์ดข้อมูลเคสและช่องเหตุผลที่บังคับกรอก</w:t></w:r></w:p><w:tbl><w:tblPr><w:tblW w:type="dxa" w:w="9600"/><w:tblBorders><w:top w:val="single" w:color="FDECEE" w:sz="2"/><w:left w:val="single" w:color="E63946" w:sz="28"/><w:bottom w:val="single" w:color="FDECEE" w:sz="2"/><w:right w:val="single" w:color="FDECEE" w:sz="2"/><w:insideH w:val="single" w:color="auto" w:sz="4"/><w:insideV w:val="single" w:color="auto" w:sz="4"/></w:tblBorders></w:tblPr><w:tblGrid><w:gridCol w:w="9600"/></w:tblGrid><w:tr><w:tc><w:tcPr><w:tcW w:type="dxa" w:w="9600"/><w:shd w:fill="FDECEE" w:color="auto" w:val="clear"/><w:tcMar><w:top w:type="dxa" w:w="140"/><w:left w:type="dxa" w:w="200"/><w:bottom w:type="dxa" w:w="140"/><w:right w:type="dxa" w:w="200"/></w:tcMar></w:tcPr><w:p><w:pPr><w:spacing w:after="60"/></w:pPr><w:r><w:rPr><w:b/><w:bCs/><w:color w:val="E63946"/><w:sz w:val="30"/><w:szCs w:val="30"/></w:rPr><w:t xml:space="preserve">ข้อควรระวัง</w:t></w:r></w:p><w:p><w:pPr><w:spacing w:after="0"/></w:pPr><w:r><w:rPr><w:sz w:val="32"/><w:szCs w:val="32"/></w:rPr><w:t xml:space="preserve">การแก้ไขข้อมูล </w:t></w:r><w:r><w:rPr><w:b/><w:bCs/><w:sz w:val="32"/><w:szCs w:val="32"/></w:rPr><w:t xml:space="preserve">ไม่ใช่การย้อนขั้นตอน</w:t></w:r><w:r><w:rPr><w:sz w:val="32"/><w:szCs w:val="32"/></w:rPr><w:t xml:space="preserve"> — หน้านี้ไม่เปลี่ยนสถานะ ไม่เปลี่ยนเส้นทางการมอบหมาย และไม่แตะลายเซ็นผู้ตรวจหรือผู้อนุมัติ หากต้องการเปลี่ยนขั้นตอน ให้ใช้การย้อนขั้นตอนในข้อ 5.6</w:t></w:r></w:p></w:tc></w:tr></w:tbl><w:p><w:pPr><w:spacing w:after="80"/></w:pPr></w:p><w:tbl><w:tblPr><w:tblW w:type="dxa" w:w="9600"/><w:tblBorders><w:top w:val="single" w:color="F1F3F6" w:sz="2"/><w:left w:val="single" w:color="6C7888" w:sz="28"/><w:bottom w:val="single" w:color="F1F3F6" w:sz="2"/><w:right w:val="single" w:color="F1F3F6" w:sz="2"/><w:insideH w:val="single" w:color="auto" w:sz="4"/><w:insideV w:val="single" w:color="auto" w:sz="4"/></w:tblBorders></w:tblPr><w:tblGrid><w:gridCol w:w="9600"/></w:tblGrid><w:tr><w:tc><w:tcPr><w:tcW w:type="dxa" w:w="9600"/><w:shd w:fill="F1F3F6" w:color="auto" w:val="clear"/><w:tcMar><w:top w:type="dxa" w:w="140"/><w:left w:type="dxa" w:w="200"/><w:bottom w:type="dxa" w:w="140"/><w:right w:type="dxa" w:w="200"/></w:tcMar></w:tcPr><w:p><w:pPr><w:spacing w:after="60"/></w:pPr><w:r><w:rPr><w:b/><w:bCs/><w:color w:val="6C7888"/><w:sz w:val="30"/><w:szCs w:val="30"/></w:rPr><w:t xml:space="preserve">สิ่งที่ต้องจำ</w:t></w:r></w:p><w:p><w:pPr><w:spacing w:after="0"/></w:pPr><w:r><w:rPr><w:sz w:val="32"/><w:szCs w:val="32"/></w:rPr><w:t xml:space="preserve">เคสที่ยกเลิกแล้วแก้ไม่ได้เลยไม่ว่าใคร และเคสที่ปิดไปแล้ว (อนุมัติ / ปิด Event) แก้ได้เฉพาะผู้ดูแลระบบสูงสุดเท่านั้น — การปิดเคสยังเป็นจุดสิ้นสุดเสมอ</w:t></w:r></w:p></w:tc></w:tr></w:tbl><w:p><w:pPr><w:pStyle w:val="Heading2"/></w:pPr><w:r><w:t xml:space="preserve">5.9 ค้นหา IOC — ค้นอะไรได้บ้าง</w:t></w:r></w:p><w:p><w:pPr><w:spacing w:after="120"/></w:pPr><w:r><w:rPr><w:sz w:val="32"/><w:szCs w:val="32"/></w:rPr><w:t xml:space="preserve">เมนู </w:t></w:r><w:r><w:rPr><w:b/><w:bCs/><w:color w:val="245EA8"/><w:sz w:val="32"/><w:szCs w:val="32"/></w:rPr><w:t xml:space="preserve">เคส › ค้นหา IOC</w:t></w:r><w:r><w:rPr><w:sz w:val="32"/><w:szCs w:val="32"/></w:rPr><w:t xml:space="preserve"> (หัวข้อหน้าจอ: ค้นหา IOC / Ticket) ใช้ตรวจว่าค่าหนึ่ง ๆ เคยปรากฏในเคสใดมาก่อน ก่อนตัดสินว่าเหตุการณ์นี้เป็นเรื่องโดด ๆ หรือเป็นชุดเดียวกับเคสเก่า ผลลัพธ์แยกเป็นสองการ์ด: </w:t></w:r><w:r><w:rPr><w:b/><w:bCs/><w:sz w:val="32"/><w:szCs w:val="32"/></w:rPr><w:t xml:space="preserve">เคส</w:t></w:r><w:r><w:rPr><w:sz w:val="32"/><w:szCs w:val="32"/></w:rPr><w:t xml:space="preserve"> (ค้นจากทุกช่องของตั๋วและค่าตัวบ่งชี้ทั้ง 6 ประเภท) และ </w:t></w:r><w:r><w:rPr><w:b/><w:bCs/><w:sz w:val="32"/><w:szCs w:val="32"/></w:rPr><w:t xml:space="preserve">บันทึกการคัดกรอง</w:t></w:r><w:r><w:rPr><w:sz w:val="32"/><w:szCs w:val="32"/></w:rPr><w:t xml:space="preserve"> (ประวัติการคัดแยก Alert)</w:t></w:r></w:p><w:tbl><w:tblPr><w:tblW w:type="dxa" w:w="9600"/><w:tblBorders><w:top w:val="dashed" w:color="9DB4D4" w:sz="6"/><w:left w:val="dashed" w:color="9DB4D4" w:sz="6"/><w:bottom w:val="dashed" w:color="9DB4D4" w:sz="6"/><w:right w:val="dashed" w:color="9DB4D4" w:sz="6"/><w:insideH w:val="single" w:color="auto" w:sz="4"/><w:insideV w:val="single" w:color="auto" w:sz="4"/></w:tblBorders></w:tblPr><w:tblGrid><w:gridCol w:w="9600"/></w:tblGrid><w:tr><w:tc><w:tcPr><w:tcW w:type="dxa" w:w="9600"/><w:shd w:fill="F7F8FA" w:color="auto" w:val="clear"/><w:tcMar><w:top w:type="dxa" w:w="520"/><w:left w:type="dxa" w:w="200"/><w:bottom w:type="dxa" w:w="520"/><w:right w:type="dxa" w:w="200"/></w:tcMar><w:vAlign w:val="center"/></w:tcPr><w:p><w:pPr><w:spacing w:after="40"/><w:jc w:val="center"/></w:pPr><w:r><w:rPr><w:b/><w:bCs/><w:color w:val="6C7888"/><w:sz w:val="30"/><w:szCs w:val="30"/></w:rPr><w:t xml:space="preserve">[ ตำแหน่งภาพหน้าจอ ]</w:t></w:r></w:p><w:p><w:pPr><w:spacing w:after="40"/><w:jc w:val="center"/></w:pPr><w:r><w:rPr><w:color w:val="1F2D3D"/><w:sz w:val="32"/><w:szCs w:val="32"/></w:rPr><w:t xml:space="preserve">หน้าค้นหา IOC แสดงผลแยกเป็นการ์ดเคสและการ์ดบันทึกการคัดกรอง</w:t></w:r></w:p><w:p><w:pPr><w:jc w:val="center"/></w:pPr><w:r><w:rPr><w:rFonts w:ascii="Consolas" w:cs="Consolas" w:eastAsia="Consolas" w:hAnsi="Consolas"/><w:color w:val="9AA6B4"/><w:sz w:val="24"/><w:szCs w:val="24"/></w:rPr><w:t xml:space="preserve">SHOT: MGR-ioc-search</w:t></w:r></w:p></w:tc></w:tr></w:tbl><w:p><w:pPr><w:spacing w:after="160" w:before="60"/><w:jc w:val="center"/></w:pPr><w:r><w:rPr><w:b/><w:bCs/><w:color w:val="245EA8"/><w:sz w:val="28"/><w:szCs w:val="28"/></w:rPr><w:t xml:space="preserve">รูปที่ 5-7  </w:t></w:r><w:r><w:rPr><w:i/><w:iCs/><w:color w:val="6C7888"/><w:sz w:val="28"/><w:szCs w:val="28"/></w:rPr><w:t xml:space="preserve">หน้าค้นหา IOC แสดงผลแยกเป็นการ์ดเคสและการ์ดบันทึกการคัดกรอง</w:t></w:r></w:p><w:tbl><w:tblPr><w:tblW w:type="dxa" w:w="9600"/><w:tblBorders><w:top w:val="single" w:color="F1F3F6" w:sz="2"/><w:left w:val="single" w:color="6C7888" w:sz="28"/><w:bottom w:val="single" w:color="F1F3F6" w:sz="2"/><w:right w:val="single" w:color="F1F3F6" w:sz="2"/><w:insideH w:val="single" w:color="auto" w:sz="4"/><w:insideV w:val="single" w:color="auto" w:sz="4"/></w:tblBorders></w:tblPr><w:tblGrid><w:gridCol w:w="9600"/></w:tblGrid><w:tr><w:tc><w:tcPr><w:tcW w:type="dxa" w:w="9600"/><w:shd w:fill="F1F3F6" w:color="auto" w:val="clear"/><w:tcMar><w:top w:type="dxa" w:w="140"/><w:left w:type="dxa" w:w="200"/><w:bottom w:type="dxa" w:w="140"/><w:right w:type="dxa" w:w="200"/></w:tcMar></w:tcPr><w:p><w:pPr><w:spacing w:after="60"/></w:pPr><w:r><w:rPr><w:b/><w:bCs/><w:color w:val="6C7888"/><w:sz w:val="30"/><w:szCs w:val="30"/></w:rPr><w:t xml:space="preserve">สิ่งที่ต้องจำ</w:t></w:r></w:p><w:p><w:pPr><w:spacing w:after="0"/></w:pPr><w:r><w:rPr><w:sz w:val="32"/><w:szCs w:val="32"/></w:rPr><w:t xml:space="preserve">ในฐานะผู้จัดการ SOC คุณเห็นผลการค้นหาครบทุกเคส ต่างจากบทบาทอื่นที่เห็นเฉพาะเคสของตน — แต่หน้านี้ </w:t></w:r><w:r><w:rPr><w:b/><w:bCs/><w:sz w:val="32"/><w:szCs w:val="32"/></w:rPr><w:t xml:space="preserve">ไม่ได้ค้นจากฐานข้อมูล IOC</w:t></w:r><w:r><w:rPr><w:sz w:val="32"/><w:szCs w:val="32"/></w:rPr><w:t xml:space="preserve"> ซึ่งเปิดได้เฉพาะทีมพิสูจน์หลักฐาน</w:t></w:r></w:p></w:tc></w:tr></w:tbl><w:p><w:pPr><w:pStyle w:val="Heading2"/></w:pPr><w:r><w:t xml:space="preserve">5.10 เพิ่มระบบที่ได้รับผลกระทบเข้ากลุ่ม Project Incident (เพิ่ม v1.5.4)</w:t></w:r></w:p><w:p><w:pPr><w:spacing w:after="120"/></w:pPr><w:r><w:rPr><w:sz w:val="32"/><w:szCs w:val="32"/></w:rPr><w:t xml:space="preserve">เมื่อพบภายหลังว่าเหตุการณ์เดิมกระทบระบบเพิ่ม ให้เพิ่มเข้ากลุ่มเดิมแทนการเปิดกลุ่มใหม่ — ที่หน้า Project Incident กดปุ่ม </w:t></w:r><w:r><w:rPr><w:b/><w:bCs/><w:color w:val="1F2D3D"/><w:sz w:val="32"/><w:szCs w:val="32"/></w:rPr><w:t xml:space="preserve">เพิ่มระบบที่ได้รับผลกระทบ</w:t></w:r><w:r><w:rPr><w:sz w:val="32"/><w:szCs w:val="32"/></w:rPr><w:t xml:space="preserve"> แล้วกรอกชื่อระบบ เลือกเส้นทางของระบบนั้น และรายละเอียดเฉพาะระบบเท่าที่มี</w:t></w:r></w:p><w:tbl><w:tblPr><w:tblW w:type="dxa" w:w="9600"/><w:tblBorders><w:top w:val="dashed" w:color="9DB4D4" w:sz="6"/><w:left w:val="dashed" w:color="9DB4D4" w:sz="6"/><w:bottom w:val="dashed" w:color="9DB4D4" w:sz="6"/><w:right w:val="dashed" w:color="9DB4D4" w:sz="6"/><w:insideH w:val="single" w:color="auto" w:sz="4"/><w:insideV w:val="single" w:color="auto" w:sz="4"/></w:tblBorders></w:tblPr><w:tblGrid><w:gridCol w:w="9600"/></w:tblGrid><w:tr><w:tc><w:tcPr><w:tcW w:type="dxa" w:w="9600"/><w:shd w:fill="F7F8FA" w:color="auto" w:val="clear"/><w:tcMar><w:top w:type="dxa" w:w="520"/><w:left w:type="dxa" w:w="200"/><w:bottom w:type="dxa" w:w="520"/><w:right w:type="dxa" w:w="200"/></w:tcMar><w:vAlign w:val="center"/></w:tcPr><w:p><w:pPr><w:spacing w:after="40"/><w:jc w:val="center"/></w:pPr><w:r><w:rPr><w:b/><w:bCs/><w:color w:val="6C7888"/><w:sz w:val="30"/><w:szCs w:val="30"/></w:rPr><w:t xml:space="preserve">[ ตำแหน่งภาพหน้าจอ ]</w:t></w:r></w:p><w:p><w:pPr><w:spacing w:after="40"/><w:jc w:val="center"/></w:pPr><w:r><w:rPr><w:color w:val="1F2D3D"/><w:sz w:val="32"/><w:szCs w:val="32"/></w:rPr><w:t xml:space="preserve">แบบฟอร์มเพิ่มระบบที่ได้รับผลกระทบบนหน้า Project Incident</w:t></w:r></w:p><w:p><w:pPr><w:jc w:val="center"/></w:pPr><w:r><w:rPr><w:rFonts w:ascii="Consolas" w:cs="Consolas" w:eastAsia="Consolas" w:hAnsi="Consolas"/><w:color w:val="9AA6B4"/><w:sz w:val="24"/><w:szCs w:val="24"/></w:rPr><w:t xml:space="preserve">SHOT: MGR-project-add-member</w:t></w:r></w:p></w:tc></w:tr></w:tbl><w:p><w:pPr><w:spacing w:after="160" w:before="60"/><w:jc w:val="center"/></w:pPr><w:r><w:rPr><w:b/><w:bCs/><w:color w:val="245EA8"/><w:sz w:val="28"/><w:szCs w:val="28"/></w:rPr><w:t xml:space="preserve">รูปที่ 5-8  </w:t></w:r><w:r><w:rPr><w:i/><w:iCs/><w:color w:val="6C7888"/><w:sz w:val="28"/><w:szCs w:val="28"/></w:rPr><w:t xml:space="preserve">แบบฟอร์มเพิ่มระบบที่ได้รับผลกระทบบนหน้า Project Incident</w:t></w:r></w:p><w:tbl><w:tblPr><w:tblW w:type="dxa" w:w="9600"/><w:tblBorders><w:top w:val="single" w:color="E1E6ED" w:sz="2"/><w:left w:val="single" w:color="E1E6ED" w:sz="2"/><w:bottom w:val="single" w:color="E1E6ED" w:sz="2"/><w:right w:val="single" w:color="E1E6ED" w:sz="2"/><w:insideH w:val="single" w:color="E1E6ED" w:sz="2"/><w:insideV w:val="single" w:color="E1E6ED" w:sz="2"/></w:tblBorders></w:tblPr><w:tblGrid><w:gridCol w:w="4200"/><w:gridCol w:w="5400"/></w:tblGrid><w:tr><w:trPr><w:cantSplit/><w:tblHeader/></w:trPr><w:tc><w:tcPr><w:tcW w:type="dxa" w:w="4200"/><w:shd w:fill="1A1A2E" w:color="auto" w:val="clear"/><w:tcMar><w:top w:type="dxa" w:w="80"/><w:left w:type="dxa" w:w="120"/><w:bottom w:type="dxa" w:w="80"/><w:right w:type="dxa" w:w="120"/></w:tcMar></w:tcPr><w:p><w:r><w:rPr><w:b/><w:bCs/><w:color w:val="FFFFFF"/><w:sz w:val="28"/><w:szCs w:val="28"/></w:rPr><w:t xml:space="preserve">จังหวะที่เพิ่ม</w:t></w:r></w:p></w:tc><w:tc><w:tcPr><w:tcW w:type="dxa" w:w="5400"/><w:shd w:fill="1A1A2E" w:color="auto" w:val="clear"/><w:tcMar><w:top w:type="dxa" w:w="80"/><w:left w:type="dxa" w:w="120"/><w:bottom w:type="dxa" w:w="80"/><w:right w:type="dxa" w:w="120"/></w:tcMar></w:tcPr><w:p><w:r><w:rPr><w:b/><w:bCs/><w:color w:val="FFFFFF"/><w:sz w:val="28"/><w:szCs w:val="28"/></w:rPr><w:t xml:space="preserve">ตั๋วใหม่จะไปไหน</w:t></w:r></w:p></w:tc></w:tr><w:tr><w:trPr><w:cantSplit/></w:trPr><w:tc><w:tcPr><w:tcW w:type="dxa" w:w="4200"/><w:shd w:fill="FFFFFF" w:color="auto" w:val="clear"/><w:tcMar><w:top w:type="dxa" w:w="70"/><w:left w:type="dxa" w:w="120"/><w:bottom w:type="dxa" w:w="70"/><w:right w:type="dxa" w:w="120"/></w:tcMar></w:tcPr><w:p><w:pPr><w:spacing w:after="0"/></w:pPr><w:r><w:rPr><w:sz w:val="28"/><w:szCs w:val="28"/></w:rPr><w:t xml:space="preserve">เพิ่มเป็น Event</w:t></w:r></w:p></w:tc><w:tc><w:tcPr><w:tcW w:type="dxa" w:w="5400"/><w:shd w:fill="FFFFFF" w:color="auto" w:val="clear"/><w:tcMar><w:top w:type="dxa" w:w="70"/><w:left w:type="dxa" w:w="120"/><w:bottom w:type="dxa" w:w="70"/><w:right w:type="dxa" w:w="120"/></w:tcMar></w:tcPr><w:p><w:pPr><w:spacing w:after="0"/></w:pPr><w:r><w:rPr><w:sz w:val="28"/><w:szCs w:val="28"/></w:rPr><w:t xml:space="preserve">ส่งให้ Tier 2 ยืนยันก่อนปิด</w:t></w:r></w:p></w:tc></w:tr><w:tr><w:trPr><w:cantSplit/></w:trPr><w:tc><w:tcPr><w:tcW w:type="dxa" w:w="4200"/><w:shd w:fill="F7F8FA" w:color="auto" w:val="clear"/><w:tcMar><w:top w:type="dxa" w:w="70"/><w:left w:type="dxa" w:w="120"/><w:bottom w:type="dxa" w:w="70"/><w:right w:type="dxa" w:w="120"/></w:tcMar></w:tcPr><w:p><w:pPr><w:spacing w:after="0"/></w:pPr><w:r><w:rPr><w:sz w:val="28"/><w:szCs w:val="28"/></w:rPr><w:t xml:space="preserve">เพิ่มเป็น Incident ก่อนกลุ่มผ่าน Project Review</w:t></w:r></w:p></w:tc><w:tc><w:tcPr><w:tcW w:type="dxa" w:w="5400"/><w:shd w:fill="F7F8FA" w:color="auto" w:val="clear"/><w:tcMar><w:top w:type="dxa" w:w="70"/><w:left w:type="dxa" w:w="120"/><w:bottom w:type="dxa" w:w="70"/><w:right w:type="dxa" w:w="120"/></w:tcMar></w:tcPr><w:p><w:pPr><w:spacing w:after="0"/></w:pPr><w:r><w:rPr><w:sz w:val="28"/><w:szCs w:val="28"/></w:rPr><w:t xml:space="preserve">รอคุณตรวจก่อนมอบหมายตามปกติ</w:t></w:r></w:p></w:tc></w:tr><w:tr><w:trPr><w:cantSplit/></w:trPr><w:tc><w:tcPr><w:tcW w:type="dxa" w:w="4200"/><w:shd w:fill="FFFFFF" w:color="auto" w:val="clear"/><w:tcMar><w:top w:type="dxa" w:w="70"/><w:left w:type="dxa" w:w="120"/><w:bottom w:type="dxa" w:w="70"/><w:right w:type="dxa" w:w="120"/></w:tcMar></w:tcPr><w:p><w:pPr><w:spacing w:after="0"/></w:pPr><w:r><w:rPr><w:b/><w:bCs/><w:sz w:val="32"/><w:szCs w:val="32"/></w:rPr><w:t xml:space="preserve">เพิ่มเป็น Incident หลังกลุ่มผ่าน Project Review แล้ว</w:t></w:r></w:p></w:tc><w:tc><w:tcPr><w:tcW w:type="dxa" w:w="5400"/><w:shd w:fill="FFFFFF" w:color="auto" w:val="clear"/><w:tcMar><w:top w:type="dxa" w:w="70"/><w:left w:type="dxa" w:w="120"/><w:bottom w:type="dxa" w:w="70"/><w:right w:type="dxa" w:w="120"/></w:tcMar></w:tcPr><w:p><w:pPr><w:spacing w:after="0"/></w:pPr><w:r><w:rPr><w:sz w:val="32"/><w:szCs w:val="32"/></w:rPr><w:t xml:space="preserve">รับผลการประเมินฉุกเฉินของกลุ่มมาใช้ แล้ว</w:t></w:r><w:r><w:rPr><w:b/><w:bCs/><w:sz w:val="32"/><w:szCs w:val="32"/></w:rPr><w:t xml:space="preserve">เข้าเลนที่เลือกทันที</w:t></w:r><w:r><w:rPr><w:sz w:val="32"/><w:szCs w:val="32"/></w:rPr><w:t xml:space="preserve"> ไม่ต้องรอคุณตรวจซ้ำ</w:t></w:r></w:p></w:tc></w:tr></w:tbl><w:p><w:pPr><w:spacing w:after="140"/></w:pPr></w:p><w:tbl><w:tblPr><w:tblW w:type="dxa" w:w="9600"/><w:tblBorders><w:top w:val="single" w:color="F1F3F6" w:sz="2"/><w:left w:val="single" w:color="6C7888" w:sz="28"/><w:bottom w:val="single" w:color="F1F3F6" w:sz="2"/><w:right w:val="single" w:color="F1F3F6" w:sz="2"/><w:insideH w:val="single" w:color="auto" w:sz="4"/><w:insideV w:val="single" w:color="auto" w:sz="4"/></w:tblBorders></w:tblPr><w:tblGrid><w:gridCol w:w="9600"/></w:tblGrid><w:tr><w:tc><w:tcPr><w:tcW w:type="dxa" w:w="9600"/><w:shd w:fill="F1F3F6" w:color="auto" w:val="clear"/><w:tcMar><w:top w:type="dxa" w:w="140"/><w:left w:type="dxa" w:w="200"/><w:bottom w:type="dxa" w:w="140"/><w:right w:type="dxa" w:w="200"/></w:tcMar></w:tcPr><w:p><w:pPr><w:spacing w:after="60"/></w:pPr><w:r><w:rPr><w:b/><w:bCs/><w:color w:val="6C7888"/><w:sz w:val="30"/><w:szCs w:val="30"/></w:rPr><w:t xml:space="preserve">สิ่งที่ต้องจำ</w:t></w:r></w:p><w:p><w:pPr><w:spacing w:after="0"/></w:pPr><w:r><w:rPr><w:sz w:val="32"/><w:szCs w:val="32"/></w:rPr><w:t xml:space="preserve">ระบบคัดลอกข้อเท็จจริงของเหตุการณ์และตัวบ่งชี้จากตั๋วใบแรกมาให้ คง </w:t></w:r><w:r><w:rPr><w:b/><w:bCs/><w:sz w:val="32"/><w:szCs w:val="32"/></w:rPr><w:t xml:space="preserve">เวลาที่เกิดเหตุเดิม</w:t></w:r><w:r><w:rPr><w:sz w:val="32"/><w:szCs w:val="32"/></w:rPr><w:t xml:space="preserve"> ไว้เพื่อให้ OLA นับถูกต้อง และคงให้ </w:t></w:r><w:r><w:rPr><w:b/><w:bCs/><w:sz w:val="32"/><w:szCs w:val="32"/></w:rPr><w:t xml:space="preserve">ผู้เปิดกลุ่มเป็นเจ้าของตั๋ว</w:t></w:r><w:r><w:rPr><w:sz w:val="32"/><w:szCs w:val="32"/></w:rPr><w:t xml:space="preserve"> ไม่ใช่คุณ</w:t></w:r></w:p></w:tc></w:tr></w:tbl><w:p><w:pPr><w:spacing w:after="80"/></w:pPr></w:p><w:tbl><w:tblPr><w:tblW w:type="dxa" w:w="9600"/><w:tblBorders><w:top w:val="single" w:color="FDECEE" w:sz="2"/><w:left w:val="single" w:color="E63946" w:sz="28"/><w:bottom w:val="single" w:color="FDECEE" w:sz="2"/><w:right w:val="single" w:color="FDECEE" w:sz="2"/><w:insideH w:val="single" w:color="auto" w:sz="4"/><w:insideV w:val="single" w:color="auto" w:sz="4"/></w:tblBorders></w:tblPr><w:tblGrid><w:gridCol w:w="9600"/></w:tblGrid><w:tr><w:tc><w:tcPr><w:tcW w:type="dxa" w:w="9600"/><w:shd w:fill="FDECEE" w:color="auto" w:val="clear"/><w:tcMar><w:top w:type="dxa" w:w="140"/><w:left w:type="dxa" w:w="200"/><w:bottom w:type="dxa" w:w="140"/><w:right w:type="dxa" w:w="200"/></w:tcMar></w:tcPr><w:p><w:pPr><w:spacing w:after="60"/></w:pPr><w:r><w:rPr><w:b/><w:bCs/><w:color w:val="E63946"/><w:sz w:val="30"/><w:szCs w:val="30"/></w:rPr><w:t xml:space="preserve">ข้อควรระวัง</w:t></w:r></w:p><w:p><w:pPr><w:spacing w:after="0"/></w:pPr><w:r><w:rPr><w:sz w:val="32"/><w:szCs w:val="32"/></w:rPr><w:t xml:space="preserve">เพิ่มได้เฉพาะผู้เปิด Project Incident หรือผู้จัดการ SOC ไม่เกิน 25 ระบบต่อกลุ่ม และเมื่อทุกตั๋วในกลุ่มปิดหมดแล้ว กลุ่มจะถูกตรึง เพิ่มอีกไม่ได้</w:t></w:r></w:p></w:tc></w:tr></w:tbl><w:p><w:pPr><w:pStyle w:val="Heading2"/></w:pPr><w:r><w:t xml:space="preserve">5.11 สิทธิ์ทำงานระดับ Tier ชั่วคราว (เพิ่ม v1.5.3)</w:t></w:r></w:p><w:p><w:pPr><w:spacing w:after="120"/></w:pPr><w:r><w:rPr><w:sz w:val="32"/><w:szCs w:val="32"/></w:rPr><w:t xml:space="preserve">เมื่อทีมขาดคน ผู้ดูแลระบบสูงสุด (superuser) สามารถให้สิทธิ์ </w:t></w:r><w:r><w:rPr><w:b/><w:bCs/><w:sz w:val="32"/><w:szCs w:val="32"/></w:rPr><w:t xml:space="preserve">Tier 1 และ Tier 2 ชั่วคราว</w:t></w:r><w:r><w:rPr><w:sz w:val="32"/><w:szCs w:val="32"/></w:rPr><w:t xml:space="preserve"> แก่บัญชีผู้จัดการ SOC ได้จากหน้าจัดการผู้ใช้ใน </w:t></w:r><w:r><w:rPr><w:b/><w:bCs/><w:color w:val="245EA8"/><w:sz w:val="32"/><w:szCs w:val="32"/></w:rPr><w:t xml:space="preserve">ตั้งค่าระบบ › แผงควบคุมผู้ดูแลระบบ</w:t></w:r><w:r><w:rPr><w:sz w:val="32"/><w:szCs w:val="32"/></w:rPr><w:t xml:space="preserve"> — ให้ทั้งสองระดับพร้อมกันเสมอ ไม่แยกให้ทีละระดับ</w:t></w:r></w:p><w:p><w:pPr><w:spacing w:after="120"/></w:pPr><w:r><w:rPr><w:sz w:val="32"/><w:szCs w:val="32"/></w:rPr><w:t xml:space="preserve">ขณะได้รับสิทธิ์ คุณจะเห็นแถบเตือนสีเหลืองอยู่บนทุกหน้าว่า:</w:t></w:r></w:p><w:tbl><w:tblPr><w:tblW w:type="dxa" w:w="9600"/><w:tblBorders><w:top w:val="single" w:color="FDECEE" w:sz="2"/><w:left w:val="single" w:color="E63946" w:sz="28"/><w:bottom w:val="single" w:color="FDECEE" w:sz="2"/><w:right w:val="single" w:color="FDECEE" w:sz="2"/><w:insideH w:val="single" w:color="auto" w:sz="4"/><w:insideV w:val="single" w:color="auto" w:sz="4"/></w:tblBorders></w:tblPr><w:tblGrid><w:gridCol w:w="9600"/></w:tblGrid><w:tr><w:tc><w:tcPr><w:tcW w:type="dxa" w:w="9600"/><w:shd w:fill="FDECEE" w:color="auto" w:val="clear"/><w:tcMar><w:top w:type="dxa" w:w="140"/><w:left w:type="dxa" w:w="200"/><w:bottom w:type="dxa" w:w="140"/><w:right w:type="dxa" w:w="200"/></w:tcMar></w:tcPr><w:p><w:pPr><w:spacing w:after="60"/></w:pPr><w:r><w:rPr><w:b/><w:bCs/><w:color w:val="E63946"/><w:sz w:val="30"/><w:szCs w:val="30"/></w:rPr><w:t xml:space="preserve">ข้อควรระวัง</w:t></w:r></w:p><w:p><w:pPr><w:spacing w:after="0"/></w:pPr><w:r><w:rPr><w:b/><w:bCs/><w:sz w:val="32"/><w:szCs w:val="32"/></w:rPr><w:t xml:space="preserve">โหมดทำงานระดับ Tier ชั่วคราว</w:t></w:r><w:r><w:rPr><w:sz w:val="32"/><w:szCs w:val="32"/></w:rPr><w:t xml:space="preserve"> — คุณได้รับสิทธิ์ Tier 1 และ Tier 2 ชั่วคราวจากผู้ดูแลระบบ (Acting as Tier 1 / Tier 2) แจ้งผู้ดูแลระบบเพื่อยกเลิกเมื่อเสร็จสิ้น</w:t></w:r></w:p></w:tc></w:tr></w:tbl><w:p><w:pPr><w:spacing w:after="80"/></w:pPr></w:p><w:p><w:pPr><w:spacing w:after="120"/></w:pPr><w:r><w:rPr><w:sz w:val="32"/><w:szCs w:val="32"/></w:rPr><w:t xml:space="preserve">และแถบเมนูจะเพิ่มรายการเหล่านี้ให้:</w:t></w:r></w:p><w:p><w:pPr><w:pStyle w:val="ListParagraph"/><w:numPr><w:ilvl w:val="0"/><w:numId w:val="2"/></w:numPr><w:spacing w:after="60"/></w:pPr><w:r><w:rPr><w:b/><w:bCs/><w:color w:val="245EA8"/><w:sz w:val="32"/><w:szCs w:val="32"/></w:rPr><w:t xml:space="preserve">รับเรื่องและคัดกรอง › คิวงาน Tier 1</w:t></w:r></w:p><w:p><w:pPr><w:pStyle w:val="ListParagraph"/><w:numPr><w:ilvl w:val="0"/><w:numId w:val="2"/></w:numPr><w:spacing w:after="60"/></w:pPr><w:r><w:rPr><w:b/><w:bCs/><w:color w:val="245EA8"/><w:sz w:val="32"/><w:szCs w:val="32"/></w:rPr><w:t xml:space="preserve">รับเรื่องและคัดกรอง › คัดกรองการแจ้งเตือนจาก Wazuh</w:t></w:r></w:p><w:p><w:pPr><w:pStyle w:val="ListParagraph"/><w:numPr><w:ilvl w:val="0"/><w:numId w:val="2"/></w:numPr><w:spacing w:after="60"/></w:pPr><w:r><w:rPr><w:b/><w:bCs/><w:color w:val="245EA8"/><w:sz w:val="32"/><w:szCs w:val="32"/></w:rPr><w:t xml:space="preserve">รับเรื่องและคัดกรอง › เปิดเคสใหม่</w:t></w:r></w:p><w:p><w:pPr><w:pStyle w:val="ListParagraph"/><w:numPr><w:ilvl w:val="0"/><w:numId w:val="2"/></w:numPr><w:spacing w:after="60"/></w:pPr><w:r><w:rPr><w:b/><w:bCs/><w:color w:val="245EA8"/><w:sz w:val="32"/><w:szCs w:val="32"/></w:rPr><w:t xml:space="preserve">คิวงานต่างๆ › คิวงาน Tier 2</w:t></w:r></w:p><w:tbl><w:tblPr><w:tblW w:type="dxa" w:w="9600"/><w:tblBorders><w:top w:val="dashed" w:color="9DB4D4" w:sz="6"/><w:left w:val="dashed" w:color="9DB4D4" w:sz="6"/><w:bottom w:val="dashed" w:color="9DB4D4" w:sz="6"/><w:right w:val="dashed" w:color="9DB4D4" w:sz="6"/><w:insideH w:val="single" w:color="auto" w:sz="4"/><w:insideV w:val="single" w:color="auto" w:sz="4"/></w:tblBorders></w:tblPr><w:tblGrid><w:gridCol w:w="9600"/></w:tblGrid><w:tr><w:tc><w:tcPr><w:tcW w:type="dxa" w:w="9600"/><w:shd w:fill="F7F8FA" w:color="auto" w:val="clear"/><w:tcMar><w:top w:type="dxa" w:w="520"/><w:left w:type="dxa" w:w="200"/><w:bottom w:type="dxa" w:w="520"/><w:right w:type="dxa" w:w="200"/></w:tcMar><w:vAlign w:val="center"/></w:tcPr><w:p><w:pPr><w:spacing w:after="40"/><w:jc w:val="center"/></w:pPr><w:r><w:rPr><w:b/><w:bCs/><w:color w:val="6C7888"/><w:sz w:val="30"/><w:szCs w:val="30"/></w:rPr><w:t xml:space="preserve">[ ตำแหน่งภาพหน้าจอ ]</w:t></w:r></w:p><w:p><w:pPr><w:spacing w:after="40"/><w:jc w:val="center"/></w:pPr><w:r><w:rPr><w:color w:val="1F2D3D"/><w:sz w:val="32"/><w:szCs w:val="32"/></w:rPr><w:t xml:space="preserve">แถบเตือนโหมดทำงานระดับ Tier ชั่วคราว และเมนูที่เพิ่มขึ้นสำหรับผู้จัดการ SOC</w:t></w:r></w:p><w:p><w:pPr><w:jc w:val="center"/></w:pPr><w:r><w:rPr><w:rFonts w:ascii="Consolas" w:cs="Consolas" w:eastAsia="Consolas" w:hAnsi="Consolas"/><w:color w:val="9AA6B4"/><w:sz w:val="24"/><w:szCs w:val="24"/></w:rPr><w:t xml:space="preserve">SHOT: MGR-acting-tier-banner</w:t></w:r></w:p></w:tc></w:tr></w:tbl><w:p><w:pPr><w:spacing w:after="160" w:before="60"/><w:jc w:val="center"/></w:pPr><w:r><w:rPr><w:b/><w:bCs/><w:color w:val="245EA8"/><w:sz w:val="28"/><w:szCs w:val="28"/></w:rPr><w:t xml:space="preserve">รูปที่ 5-9  </w:t></w:r><w:r><w:rPr><w:i/><w:iCs/><w:color w:val="6C7888"/><w:sz w:val="28"/><w:szCs w:val="28"/></w:rPr><w:t xml:space="preserve">แถบเตือนโหมดทำงานระดับ Tier ชั่วคราว และเมนูที่เพิ่มขึ้นสำหรับผู้จัดการ SOC</w:t></w:r></w:p><w:tbl><w:tblPr><w:tblW w:type="dxa" w:w="9600"/><w:tblBorders><w:top w:val="single" w:color="FDECEE" w:sz="2"/><w:left w:val="single" w:color="E63946" w:sz="28"/><w:bottom w:val="single" w:color="FDECEE" w:sz="2"/><w:right w:val="single" w:color="FDECEE" w:sz="2"/><w:insideH w:val="single" w:color="auto" w:sz="4"/><w:insideV w:val="single" w:color="auto" w:sz="4"/></w:tblBorders></w:tblPr><w:tblGrid><w:gridCol w:w="9600"/></w:tblGrid><w:tr><w:tc><w:tcPr><w:tcW w:type="dxa" w:w="9600"/><w:shd w:fill="FDECEE" w:color="auto" w:val="clear"/><w:tcMar><w:top w:type="dxa" w:w="140"/><w:left w:type="dxa" w:w="200"/><w:bottom w:type="dxa" w:w="140"/><w:right w:type="dxa" w:w="200"/></w:tcMar></w:tcPr><w:p><w:pPr><w:spacing w:after="60"/></w:pPr><w:r><w:rPr><w:b/><w:bCs/><w:color w:val="E63946"/><w:sz w:val="30"/><w:szCs w:val="30"/></w:rPr><w:t xml:space="preserve">ข้อควรระวัง</w:t></w:r></w:p><w:p><w:pPr><w:spacing w:after="60"/></w:pPr><w:r><w:rPr><w:sz w:val="32"/><w:szCs w:val="32"/></w:rPr><w:t xml:space="preserve">คุณ </w:t></w:r><w:r><w:rPr><w:b/><w:bCs/><w:sz w:val="32"/><w:szCs w:val="32"/></w:rPr><w:t xml:space="preserve">ให้สิทธิ์นี้แก่ตัวเองไม่ได้</w:t></w:r><w:r><w:rPr><w:sz w:val="32"/><w:szCs w:val="32"/></w:rPr><w:t xml:space="preserve"> — ต้องเป็นผู้ดูแลระบบสูงสุดเป็นผู้ให้และเป็นผู้ยกเลิก และขอบเขตของบทบาทอื่นไม่เปลี่ยน: งานควบคุมยังเป็นของผู้ดูแลระบบ และการแก้ไขยังเป็นของเจ้าของระบบเหมือนเดิม</w:t></w:r></w:p><w:p><w:pPr><w:spacing w:after="0"/></w:pPr><w:r><w:rPr><w:sz w:val="32"/><w:szCs w:val="32"/></w:rPr><w:t xml:space="preserve">เป็นสิทธิ์ </w:t></w:r><w:r><w:rPr><w:b/><w:bCs/><w:sz w:val="32"/><w:szCs w:val="32"/></w:rPr><w:t xml:space="preserve">ชั่วคราว</w:t></w:r><w:r><w:rPr><w:sz w:val="32"/><w:szCs w:val="32"/></w:rPr><w:t xml:space="preserve"> ไม่ใช่การเปลี่ยนบทบาทถาวร เมื่อทีมกลับมาปกติควรแจ้งให้ยกเลิกทันที เพื่อให้การแบ่งแยกหน้าที่ยังตรวจสอบได้</w:t></w:r></w:p></w:tc></w:tr></w:tbl><w:p><w:pPr><w:pStyle w:val="Heading2"/></w:pPr><w:r><w:t xml:space="preserve">5.12 ติดตามคำขอ Forensics / RCA และเลขที่รายงาน</w:t></w:r></w:p><w:p><w:pPr><w:spacing w:after="120"/></w:pPr><w:r><w:rPr><w:sz w:val="32"/><w:szCs w:val="32"/></w:rPr><w:t xml:space="preserve">หน้า RCA Workspace </w:t></w:r><w:r><w:rPr><w:b/><w:bCs/><w:sz w:val="32"/><w:szCs w:val="32"/></w:rPr><w:t xml:space="preserve">ถูกยกเลิกแล้ว</w:t></w:r><w:r><w:rPr><w:sz w:val="32"/><w:szCs w:val="32"/></w:rPr><w:t xml:space="preserve"> — ผู้เชี่ยวชาญพิสูจน์หลักฐานจัดทำรายงาน RCA นอกระบบ และส่งมอบเอกสารฉบับจริงให้คุณโดยตรง ในระบบเขาทำเพียงสองอย่างบนการ์ด </w:t></w:r><w:r><w:rPr><w:b/><w:bCs/><w:sz w:val="32"/><w:szCs w:val="32"/></w:rPr><w:t xml:space="preserve">“งานของคุณ”</w:t></w:r><w:r><w:rPr><w:sz w:val="32"/><w:szCs w:val="32"/></w:rPr><w:t xml:space="preserve"> ที่ด้านบนของหน้าตั๋วฝั่งเขา:</w:t></w:r></w:p><w:p><w:pPr><w:pStyle w:val="ListParagraph"/><w:numPr><w:ilvl w:val="0"/><w:numId w:val="2"/></w:numPr><w:spacing w:after="60"/></w:pPr><w:r><w:rPr><w:b/><w:bCs/><w:color w:val="1F2D3D"/><w:sz w:val="32"/><w:szCs w:val="32"/></w:rPr><w:t xml:space="preserve">รับงาน</w:t></w:r><w:r><w:rPr><w:sz w:val="32"/><w:szCs w:val="32"/></w:rPr><w:t xml:space="preserve"> — คำขอเปลี่ยนจาก </w:t></w:r><w:r><w:rPr><w:b/><w:bCs/><w:sz w:val="32"/><w:szCs w:val="32"/></w:rPr><w:t xml:space="preserve">เปิด</w:t></w:r><w:r><w:rPr><w:sz w:val="32"/><w:szCs w:val="32"/></w:rPr><w:t xml:space="preserve"> เป็น </w:t></w:r><w:r><w:rPr><w:b/><w:bCs/><w:sz w:val="32"/><w:szCs w:val="32"/></w:rPr><w:t xml:space="preserve">กำลังดำเนินการ</w:t></w:r><w:r><w:rPr><w:sz w:val="32"/><w:szCs w:val="32"/></w:rPr><w:t xml:space="preserve"> บอกคุณว่าเขาเริ่มลงมือแล้ว</w:t></w:r></w:p><w:p><w:pPr><w:pStyle w:val="ListParagraph"/><w:numPr><w:ilvl w:val="0"/><w:numId w:val="2"/></w:numPr><w:spacing w:after="60"/></w:pPr><w:r><w:rPr><w:b/><w:bCs/><w:color w:val="1F2D3D"/><w:sz w:val="32"/><w:szCs w:val="32"/></w:rPr><w:t xml:space="preserve">ส่งงาน · เสร็จสิ้น</w:t></w:r><w:r><w:rPr><w:sz w:val="32"/><w:szCs w:val="32"/></w:rPr><w:t xml:space="preserve"> — คำขอปิดเป็น </w:t></w:r><w:r><w:rPr><w:b/><w:bCs/><w:sz w:val="32"/><w:szCs w:val="32"/></w:rPr><w:t xml:space="preserve">เสร็จสิ้น</w:t></w:r><w:r><w:rPr><w:sz w:val="32"/><w:szCs w:val="32"/></w:rPr><w:t xml:space="preserve"> พร้อม </w:t></w:r><w:r><w:rPr><w:b/><w:bCs/><w:sz w:val="32"/><w:szCs w:val="32"/></w:rPr><w:t xml:space="preserve">เลขที่รายงาน</w:t></w:r><w:r><w:rPr><w:sz w:val="32"/><w:szCs w:val="32"/></w:rPr><w:t xml:space="preserve"> (บังคับ ระบบเติมให้ในรูปแบบ SOC-RCA-YYYYMM-NNNN แก้ได้) ส่วนหมายเหตุใส่หรือไม่ก็ได้</w:t></w:r></w:p><w:p><w:pPr><w:spacing w:after="120"/></w:pPr><w:r><w:rPr><w:sz w:val="32"/><w:szCs w:val="32"/></w:rPr><w:t xml:space="preserve">คำขอ VA / Pentest และ Infrastructure Security ก็ต้องระบุเลขที่รายงานก่อนส่งงานเช่นกัน โดยระบบเติมให้ในรูปแบบ </w:t></w:r><w:r><w:rPr><w:rFonts w:ascii="Consolas" w:cs="Consolas" w:eastAsia="Consolas" w:hAnsi="Consolas"/><w:sz w:val="32"/><w:szCs w:val="32"/></w:rPr><w:t xml:space="preserve">SOC-VAPT-YYYYMM-NNNN</w:t></w:r><w:r><w:rPr><w:sz w:val="32"/><w:szCs w:val="32"/></w:rPr><w:t xml:space="preserve"> และ </w:t></w:r><w:r><w:rPr><w:rFonts w:ascii="Consolas" w:cs="Consolas" w:eastAsia="Consolas" w:hAnsi="Consolas"/><w:sz w:val="32"/><w:szCs w:val="32"/></w:rPr><w:t xml:space="preserve">SOC-HARD-YYYYMM-NNNN</w:t></w:r><w:r><w:rPr><w:sz w:val="32"/><w:szCs w:val="32"/></w:rPr><w:t xml:space="preserve"> ตามลำดับ และสองประเภทนี้แนบไฟล์ผลได้</w:t></w:r></w:p><w:p><w:pPr><w:spacing w:after="120"/></w:pPr><w:r><w:rPr><w:sz w:val="32"/><w:szCs w:val="32"/></w:rPr><w:t xml:space="preserve">เลขที่รายงานแสดงบนแผงคำขอ (“เลขที่รายงาน: …”) ในคอลัมน์ </w:t></w:r><w:r><w:rPr><w:b/><w:bCs/><w:color w:val="1F2D3D"/><w:sz w:val="32"/><w:szCs w:val="32"/></w:rPr><w:t xml:space="preserve">เลขที่รายงาน</w:t></w:r><w:r><w:rPr><w:sz w:val="32"/><w:szCs w:val="32"/></w:rPr><w:t xml:space="preserve"> ของ </w:t></w:r><w:r><w:rPr><w:b/><w:bCs/><w:color w:val="245EA8"/><w:sz w:val="32"/><w:szCs w:val="32"/></w:rPr><w:t xml:space="preserve">คิวงานต่างๆ › คำขอตอบสนองเหตุการณ์</w:t></w:r><w:r><w:rPr><w:sz w:val="32"/><w:szCs w:val="32"/></w:rPr><w:t xml:space="preserve"> และในอีเมลแจ้งคำขอเสร็จสิ้นที่ส่งถึงคุณ ใช้เลขนี้จับคู่กับเอกสารฉบับจริงที่คุณได้รับ</w:t></w:r></w:p><w:tbl><w:tblPr><w:tblW w:type="dxa" w:w="9600"/><w:tblBorders><w:top w:val="dashed" w:color="9DB4D4" w:sz="6"/><w:left w:val="dashed" w:color="9DB4D4" w:sz="6"/><w:bottom w:val="dashed" w:color="9DB4D4" w:sz="6"/><w:right w:val="dashed" w:color="9DB4D4" w:sz="6"/><w:insideH w:val="single" w:color="auto" w:sz="4"/><w:insideV w:val="single" w:color="auto" w:sz="4"/></w:tblBorders></w:tblPr><w:tblGrid><w:gridCol w:w="9600"/></w:tblGrid><w:tr><w:tc><w:tcPr><w:tcW w:type="dxa" w:w="9600"/><w:shd w:fill="F7F8FA" w:color="auto" w:val="clear"/><w:tcMar><w:top w:type="dxa" w:w="520"/><w:left w:type="dxa" w:w="200"/><w:bottom w:type="dxa" w:w="520"/><w:right w:type="dxa" w:w="200"/></w:tcMar><w:vAlign w:val="center"/></w:tcPr><w:p><w:pPr><w:spacing w:after="40"/><w:jc w:val="center"/></w:pPr><w:r><w:rPr><w:b/><w:bCs/><w:color w:val="6C7888"/><w:sz w:val="30"/><w:szCs w:val="30"/></w:rPr><w:t xml:space="preserve">[ ตำแหน่งภาพหน้าจอ ]</w:t></w:r></w:p><w:p><w:pPr><w:spacing w:after="40"/><w:jc w:val="center"/></w:pPr><w:r><w:rPr><w:color w:val="1F2D3D"/><w:sz w:val="32"/><w:szCs w:val="32"/></w:rPr><w:t xml:space="preserve">แผงคำขอ Forensics / RCA บนหน้ารายละเอียดตั๋ว แสดงสถานะและเลขที่รายงาน</w:t></w:r></w:p><w:p><w:pPr><w:jc w:val="center"/></w:pPr><w:r><w:rPr><w:rFonts w:ascii="Consolas" w:cs="Consolas" w:eastAsia="Consolas" w:hAnsi="Consolas"/><w:color w:val="9AA6B4"/><w:sz w:val="24"/><w:szCs w:val="24"/></w:rPr><w:t xml:space="preserve">SHOT: MGR-rca-report-number</w:t></w:r></w:p></w:tc></w:tr></w:tbl><w:p><w:pPr><w:spacing w:after="160" w:before="60"/><w:jc w:val="center"/></w:pPr><w:r><w:rPr><w:b/><w:bCs/><w:color w:val="245EA8"/><w:sz w:val="28"/><w:szCs w:val="28"/></w:rPr><w:t xml:space="preserve">รูปที่ 5-10  </w:t></w:r><w:r><w:rPr><w:i/><w:iCs/><w:color w:val="6C7888"/><w:sz w:val="28"/><w:szCs w:val="28"/></w:rPr><w:t xml:space="preserve">แผงคำขอ Forensics / RCA บนหน้ารายละเอียดตั๋ว แสดงสถานะและเลขที่รายงาน</w:t></w:r></w:p><w:tbl><w:tblPr><w:tblW w:type="dxa" w:w="9600"/><w:tblBorders><w:top w:val="single" w:color="F1F3F6" w:sz="2"/><w:left w:val="single" w:color="6C7888" w:sz="28"/><w:bottom w:val="single" w:color="F1F3F6" w:sz="2"/><w:right w:val="single" w:color="F1F3F6" w:sz="2"/><w:insideH w:val="single" w:color="auto" w:sz="4"/><w:insideV w:val="single" w:color="auto" w:sz="4"/></w:tblBorders></w:tblPr><w:tblGrid><w:gridCol w:w="9600"/></w:tblGrid><w:tr><w:tc><w:tcPr><w:tcW w:type="dxa" w:w="9600"/><w:shd w:fill="F1F3F6" w:color="auto" w:val="clear"/><w:tcMar><w:top w:type="dxa" w:w="140"/><w:left w:type="dxa" w:w="200"/><w:bottom w:type="dxa" w:w="140"/><w:right w:type="dxa" w:w="200"/></w:tcMar></w:tcPr><w:p><w:pPr><w:spacing w:after="60"/></w:pPr><w:r><w:rPr><w:b/><w:bCs/><w:color w:val="6C7888"/><w:sz w:val="30"/><w:szCs w:val="30"/></w:rPr><w:t xml:space="preserve">สิ่งที่ต้องจำ</w:t></w:r></w:p><w:p><w:pPr><w:spacing w:after="60"/></w:pPr><w:r><w:rPr><w:sz w:val="32"/><w:szCs w:val="32"/></w:rPr><w:t xml:space="preserve">ระบบ </w:t></w:r><w:r><w:rPr><w:b/><w:bCs/><w:sz w:val="32"/><w:szCs w:val="32"/></w:rPr><w:t xml:space="preserve">ไม่เก็บไฟล์รายงาน RCA</w:t></w:r><w:r><w:rPr><w:sz w:val="32"/><w:szCs w:val="32"/></w:rPr><w:t xml:space="preserve"> — แบบฟอร์มของคำขอ Forensics / RCA ไม่มีช่องแนบไฟล์ เลขที่รายงานคือหลักฐานเดียวในระบบว่าส่งรายงานฉบับใด</w:t></w:r></w:p><w:p><w:pPr><w:spacing w:after="60"/></w:pPr><w:r><w:rPr><w:sz w:val="32"/><w:szCs w:val="32"/></w:rPr><w:t xml:space="preserve">ในฐานะผู้จัดการ SOC คุณเปิด </w:t></w:r><w:r><w:rPr><w:b/><w:bCs/><w:color w:val="1F2D3D"/><w:sz w:val="32"/><w:szCs w:val="32"/></w:rPr><w:t xml:space="preserve">อัปเดตงาน</w:t></w:r><w:r><w:rPr><w:sz w:val="32"/><w:szCs w:val="32"/></w:rPr><w:t xml:space="preserve"> ในรายการคำขอแล้วปิดคำขอแทนผู้รับผิดชอบได้ (ต้องระบุเลขที่รายงานเช่นกัน) แต่ปุ่ม </w:t></w:r><w:r><w:rPr><w:b/><w:bCs/><w:color w:val="1F2D3D"/><w:sz w:val="32"/><w:szCs w:val="32"/></w:rPr><w:t xml:space="preserve">รับงาน</w:t></w:r><w:r><w:rPr><w:sz w:val="32"/><w:szCs w:val="32"/></w:rPr><w:t xml:space="preserve"> แสดงเฉพาะผู้รับผิดชอบคำขอ</w:t></w:r></w:p><w:p><w:pPr><w:spacing w:after="60"/></w:pPr><w:r><w:rPr><w:sz w:val="32"/><w:szCs w:val="32"/></w:rPr><w:t xml:space="preserve">เจ้าหน้าที่ SOC คนอื่น (Tier 1 / Tier 2) </w:t></w:r><w:r><w:rPr><w:b/><w:bCs/><w:sz w:val="32"/><w:szCs w:val="32"/></w:rPr><w:t xml:space="preserve">เปลี่ยนสถานะหรือเลขที่รายงานของคำขอไม่ได้</w:t></w:r><w:r><w:rPr><w:sz w:val="32"/><w:szCs w:val="32"/></w:rPr><w:t xml:space="preserve"> — ในแบบฟอร์ม </w:t></w:r><w:r><w:rPr><w:b/><w:bCs/><w:color w:val="1F2D3D"/><w:sz w:val="32"/><w:szCs w:val="32"/></w:rPr><w:t xml:space="preserve">อัปเดตงาน</w:t></w:r><w:r><w:rPr><w:sz w:val="32"/><w:szCs w:val="32"/></w:rPr><w:t xml:space="preserve"> ของเขาช่องสถานะจะล็อกไว้และเพิ่มได้เฉพาะหมายเหตุ การปิดคำขอแทนทีมตอบสนองจึงเป็นหน้าที่ของคุณเท่านั้น</w:t></w:r></w:p><w:p><w:pPr><w:spacing w:after="0"/></w:pPr><w:r><w:rPr><w:sz w:val="32"/><w:szCs w:val="32"/></w:rPr><w:t xml:space="preserve">ข้อมูลที่เคยกรอกไว้ใน RCA Workspace เดิมยังเก็บในฐานข้อมูล แต่ไม่มีหน้าจอให้เปิดดูแล้ว ลิงก์ RCA เก่าในอีเมลจะพามาที่หัวข้อคำขอทีมตอบสนองบนหน้าตั๋วแทน</w:t></w:r></w:p></w:tc></w:tr></w:tbl><w:p><w:pPr><w:pStyle w:val="Heading1"/></w:pPr><w:r><w:t xml:space="preserve">6. สถานะที่เกี่ยวข้องกับคุณ</w:t></w:r></w:p><w:tbl><w:tblPr><w:tblW w:type="dxa" w:w="9600"/><w:tblBorders><w:top w:val="single" w:color="E1E6ED" w:sz="2"/><w:left w:val="single" w:color="E1E6ED" w:sz="2"/><w:bottom w:val="single" w:color="E1E6ED" w:sz="2"/><w:right w:val="single" w:color="E1E6ED" w:sz="2"/><w:insideH w:val="single" w:color="E1E6ED" w:sz="2"/><w:insideV w:val="single" w:color="E1E6ED" w:sz="2"/></w:tblBorders></w:tblPr><w:tblGrid><w:gridCol w:w="2800"/><w:gridCol w:w="3400"/><w:gridCol w:w="3400"/></w:tblGrid><w:tr><w:trPr><w:cantSplit/><w:tblHeader/></w:trPr><w:tc><w:tcPr><w:tcW w:type="dxa" w:w="2800"/><w:shd w:fill="1A1A2E" w:color="auto" w:val="clear"/><w:tcMar><w:top w:type="dxa" w:w="80"/><w:left w:type="dxa" w:w="120"/><w:bottom w:type="dxa" w:w="80"/><w:right w:type="dxa" w:w="120"/></w:tcMar></w:tcPr><w:p><w:r><w:rPr><w:b/><w:bCs/><w:color w:val="FFFFFF"/><w:sz w:val="28"/><w:szCs w:val="28"/></w:rPr><w:t xml:space="preserve">สถานะ</w:t></w:r></w:p></w:tc><w:tc><w:tcPr><w:tcW w:type="dxa" w:w="3400"/><w:shd w:fill="1A1A2E" w:color="auto" w:val="clear"/><w:tcMar><w:top w:type="dxa" w:w="80"/><w:left w:type="dxa" w:w="120"/><w:bottom w:type="dxa" w:w="80"/><w:right w:type="dxa" w:w="120"/></w:tcMar></w:tcPr><w:p><w:r><w:rPr><w:b/><w:bCs/><w:color w:val="FFFFFF"/><w:sz w:val="28"/><w:szCs w:val="28"/></w:rPr><w:t xml:space="preserve">หมายถึง</w:t></w:r></w:p></w:tc><w:tc><w:tcPr><w:tcW w:type="dxa" w:w="3400"/><w:shd w:fill="1A1A2E" w:color="auto" w:val="clear"/><w:tcMar><w:top w:type="dxa" w:w="80"/><w:left w:type="dxa" w:w="120"/><w:bottom w:type="dxa" w:w="80"/><w:right w:type="dxa" w:w="120"/></w:tcMar></w:tcPr><w:p><w:r><w:rPr><w:b/><w:bCs/><w:color w:val="FFFFFF"/><w:sz w:val="28"/><w:szCs w:val="28"/></w:rPr><w:t xml:space="preserve">คุณต้องทำ</w:t></w:r></w:p></w:tc></w:tr><w:tr><w:trPr><w:cantSplit/></w:trPr><w:tc><w:tcPr><w:tcW w:type="dxa" w:w="2800"/><w:shd w:fill="FFFFFF" w:color="auto" w:val="clear"/><w:tcMar><w:top w:type="dxa" w:w="70"/><w:left w:type="dxa" w:w="120"/><w:bottom w:type="dxa" w:w="70"/><w:right w:type="dxa" w:w="120"/></w:tcMar></w:tcPr><w:p><w:pPr><w:spacing w:after="0"/></w:pPr><w:r><w:rPr><w:b/><w:bCs/><w:sz w:val="28"/><w:szCs w:val="28"/></w:rPr><w:t xml:space="preserve">รอผู้จัดการ SOC ตรวจ</w:t></w:r><w:r><w:rPr><w:rFonts w:ascii="Consolas" w:cs="Consolas" w:eastAsia="Consolas" w:hAnsi="Consolas"/><w:color w:val="6C7888"/><w:sz w:val="24"/><w:szCs w:val="24"/></w:rPr><w:br/><w:t xml:space="preserve">PENDING_MGR_TRIAGE</w:t></w:r></w:p></w:tc><w:tc><w:tcPr><w:tcW w:type="dxa" w:w="3400"/><w:shd w:fill="FFFFFF" w:color="auto" w:val="clear"/><w:tcMar><w:top w:type="dxa" w:w="70"/><w:left w:type="dxa" w:w="120"/><w:bottom w:type="dxa" w:w="70"/><w:right w:type="dxa" w:w="120"/></w:tcMar></w:tcPr><w:p><w:pPr><w:spacing w:after="0"/></w:pPr><w:r><w:rPr><w:sz w:val="28"/><w:szCs w:val="28"/></w:rPr><w:t xml:space="preserve">เหตุการณ์จริงรอตรวจก่อนมอบหมาย</w:t></w:r></w:p></w:tc><w:tc><w:tcPr><w:tcW w:type="dxa" w:w="3400"/><w:shd w:fill="FFFFFF" w:color="auto" w:val="clear"/><w:tcMar><w:top w:type="dxa" w:w="70"/><w:left w:type="dxa" w:w="120"/><w:bottom w:type="dxa" w:w="70"/><w:right w:type="dxa" w:w="120"/></w:tcMar></w:tcPr><w:p><w:pPr><w:spacing w:after="0"/></w:pPr><w:r><w:rPr><w:sz w:val="28"/><w:szCs w:val="28"/></w:rPr><w:t xml:space="preserve">ประเมินฉุกเฉิน + ส่งต่อ (ดู 5.1)</w:t></w:r></w:p></w:tc></w:tr><w:tr><w:trPr><w:cantSplit/></w:trPr><w:tc><w:tcPr><w:tcW w:type="dxa" w:w="2800"/><w:shd w:fill="F7F8FA" w:color="auto" w:val="clear"/><w:tcMar><w:top w:type="dxa" w:w="70"/><w:left w:type="dxa" w:w="120"/><w:bottom w:type="dxa" w:w="70"/><w:right w:type="dxa" w:w="120"/></w:tcMar></w:tcPr><w:p><w:pPr><w:spacing w:after="0"/></w:pPr><w:r><w:rPr><w:b/><w:bCs/><w:sz w:val="28"/><w:szCs w:val="28"/></w:rPr><w:t xml:space="preserve">รอผู้จัดการตรวจสอบ</w:t></w:r><w:r><w:rPr><w:rFonts w:ascii="Consolas" w:cs="Consolas" w:eastAsia="Consolas" w:hAnsi="Consolas"/><w:color w:val="6C7888"/><w:sz w:val="24"/><w:szCs w:val="24"/></w:rPr><w:br/><w:t xml:space="preserve">PENDING_MANAGER</w:t></w:r></w:p></w:tc><w:tc><w:tcPr><w:tcW w:type="dxa" w:w="3400"/><w:shd w:fill="F7F8FA" w:color="auto" w:val="clear"/><w:tcMar><w:top w:type="dxa" w:w="70"/><w:left w:type="dxa" w:w="120"/><w:bottom w:type="dxa" w:w="70"/><w:right w:type="dxa" w:w="120"/></w:tcMar></w:tcPr><w:p><w:pPr><w:spacing w:after="0"/></w:pPr><w:r><w:rPr><w:sz w:val="28"/><w:szCs w:val="28"/></w:rPr><w:t xml:space="preserve">ตั๋วฉุกเฉินรออนุมัติปิด</w:t></w:r></w:p></w:tc><w:tc><w:tcPr><w:tcW w:type="dxa" w:w="3400"/><w:shd w:fill="F7F8FA" w:color="auto" w:val="clear"/><w:tcMar><w:top w:type="dxa" w:w="70"/><w:left w:type="dxa" w:w="120"/><w:bottom w:type="dxa" w:w="70"/><w:right w:type="dxa" w:w="120"/></w:tcMar></w:tcPr><w:p><w:pPr><w:spacing w:after="0"/></w:pPr><w:r><w:rPr><w:sz w:val="28"/><w:szCs w:val="28"/></w:rPr><w:t xml:space="preserve">ตรวจสอบและอนุมัติ (ดู 5.4)</w:t></w:r></w:p></w:tc></w:tr><w:tr><w:trPr><w:cantSplit/></w:trPr><w:tc><w:tcPr><w:tcW w:type="dxa" w:w="2800"/><w:shd w:fill="FFFFFF" w:color="auto" w:val="clear"/><w:tcMar><w:top w:type="dxa" w:w="70"/><w:left w:type="dxa" w:w="120"/><w:bottom w:type="dxa" w:w="70"/><w:right w:type="dxa" w:w="120"/></w:tcMar></w:tcPr><w:p><w:pPr><w:spacing w:after="0"/></w:pPr><w:r><w:rPr><w:b/><w:bCs/><w:sz w:val="28"/><w:szCs w:val="28"/></w:rPr><w:t xml:space="preserve">รอผู้จัดการตรวจการปิด Event</w:t></w:r><w:r><w:rPr><w:rFonts w:ascii="Consolas" w:cs="Consolas" w:eastAsia="Consolas" w:hAnsi="Consolas"/><w:color w:val="6C7888"/><w:sz w:val="24"/><w:szCs w:val="24"/></w:rPr><w:br/><w:t xml:space="preserve">PENDING_MGR_EVENT_REVIEW</w:t></w:r></w:p></w:tc><w:tc><w:tcPr><w:tcW w:type="dxa" w:w="3400"/><w:shd w:fill="FFFFFF" w:color="auto" w:val="clear"/><w:tcMar><w:top w:type="dxa" w:w="70"/><w:left w:type="dxa" w:w="120"/><w:bottom w:type="dxa" w:w="70"/><w:right w:type="dxa" w:w="120"/></w:tcMar></w:tcPr><w:p><w:pPr><w:spacing w:after="0"/></w:pPr><w:r><w:rPr><w:sz w:val="28"/><w:szCs w:val="28"/></w:rPr><w:t xml:space="preserve">Tier 2 ปรับลดเป็น Event</w:t></w:r></w:p></w:tc><w:tc><w:tcPr><w:tcW w:type="dxa" w:w="3400"/><w:shd w:fill="FFFFFF" w:color="auto" w:val="clear"/><w:tcMar><w:top w:type="dxa" w:w="70"/><w:left w:type="dxa" w:w="120"/><w:bottom w:type="dxa" w:w="70"/><w:right w:type="dxa" w:w="120"/></w:tcMar></w:tcPr><w:p><w:pPr><w:spacing w:after="0"/></w:pPr><w:r><w:rPr><w:sz w:val="28"/><w:szCs w:val="28"/></w:rPr><w:t xml:space="preserve">เห็นด้วย (ปิด) หรือตีกลับ (ดู 5.5)</w:t></w:r></w:p></w:tc></w:tr></w:tbl><w:p><w:pPr><w:pStyle w:val="Heading1"/></w:pPr><w:r><w:t xml:space="preserve">7. การแจ้งเตือนทางอีเมล</w:t></w:r></w:p><w:tbl><w:tblPr><w:tblW w:type="dxa" w:w="9600"/><w:tblBorders><w:top w:val="single" w:color="E1E6ED" w:sz="2"/><w:left w:val="single" w:color="E1E6ED" w:sz="2"/><w:bottom w:val="single" w:color="E1E6ED" w:sz="2"/><w:right w:val="single" w:color="E1E6ED" w:sz="2"/><w:insideH w:val="single" w:color="E1E6ED" w:sz="2"/><w:insideV w:val="single" w:color="E1E6ED" w:sz="2"/></w:tblBorders></w:tblPr><w:tblGrid><w:gridCol w:w="6000"/><w:gridCol w:w="3600"/></w:tblGrid><w:tr><w:trPr><w:cantSplit/><w:tblHeader/></w:trPr><w:tc><w:tcPr><w:tcW w:type="dxa" w:w="6000"/><w:shd w:fill="1A1A2E" w:color="auto" w:val="clear"/><w:tcMar><w:top w:type="dxa" w:w="80"/><w:left w:type="dxa" w:w="120"/><w:bottom w:type="dxa" w:w="80"/><w:right w:type="dxa" w:w="120"/></w:tcMar></w:tcPr><w:p><w:r><w:rPr><w:b/><w:bCs/><w:color w:val="FFFFFF"/><w:sz w:val="28"/><w:szCs w:val="28"/></w:rPr><w:t xml:space="preserve">เหตุการณ์</w:t></w:r></w:p></w:tc><w:tc><w:tcPr><w:tcW w:type="dxa" w:w="3600"/><w:shd w:fill="1A1A2E" w:color="auto" w:val="clear"/><w:tcMar><w:top w:type="dxa" w:w="80"/><w:left w:type="dxa" w:w="120"/><w:bottom w:type="dxa" w:w="80"/><w:right w:type="dxa" w:w="120"/></w:tcMar></w:tcPr><w:p><w:r><w:rPr><w:b/><w:bCs/><w:color w:val="FFFFFF"/><w:sz w:val="28"/><w:szCs w:val="28"/></w:rPr><w:t xml:space="preserve">ผู้รับ</w:t></w:r></w:p></w:tc></w:tr><w:tr><w:trPr><w:cantSplit/></w:trPr><w:tc><w:tcPr><w:tcW w:type="dxa" w:w="6000"/><w:shd w:fill="FFFFFF" w:color="auto" w:val="clear"/><w:tcMar><w:top w:type="dxa" w:w="70"/><w:left w:type="dxa" w:w="120"/><w:bottom w:type="dxa" w:w="70"/><w:right w:type="dxa" w:w="120"/></w:tcMar></w:tcPr><w:p><w:pPr><w:spacing w:after="0"/></w:pPr><w:r><w:rPr><w:sz w:val="28"/><w:szCs w:val="28"/></w:rPr><w:t xml:space="preserve">เหตุการณ์จริงเข้าสู่ขั้นตรวจก่อนมอบหมาย</w:t></w:r></w:p></w:tc><w:tc><w:tcPr><w:tcW w:type="dxa" w:w="3600"/><w:shd w:fill="FFFFFF" w:color="auto" w:val="clear"/><w:tcMar><w:top w:type="dxa" w:w="70"/><w:left w:type="dxa" w:w="120"/><w:bottom w:type="dxa" w:w="70"/><w:right w:type="dxa" w:w="120"/></w:tcMar></w:tcPr><w:p><w:pPr><w:spacing w:after="0"/></w:pPr><w:r><w:rPr><w:b/><w:bCs/><w:sz w:val="32"/><w:szCs w:val="32"/></w:rPr><w:t xml:space="preserve">ผู้จัดการ SOC </w:t></w:r><w:r><w:rPr><w:sz w:val="32"/><w:szCs w:val="32"/></w:rPr><w:t xml:space="preserve">(คุณ)</w:t></w:r></w:p></w:tc></w:tr><w:tr><w:trPr><w:cantSplit/></w:trPr><w:tc><w:tcPr><w:tcW w:type="dxa" w:w="6000"/><w:shd w:fill="F7F8FA" w:color="auto" w:val="clear"/><w:tcMar><w:top w:type="dxa" w:w="70"/><w:left w:type="dxa" w:w="120"/><w:bottom w:type="dxa" w:w="70"/><w:right w:type="dxa" w:w="120"/></w:tcMar></w:tcPr><w:p><w:pPr><w:spacing w:after="0"/></w:pPr><w:r><w:rPr><w:sz w:val="28"/><w:szCs w:val="28"/></w:rPr><w:t xml:space="preserve">ตั๋วฉุกเฉินรออนุมัติปิด</w:t></w:r></w:p></w:tc><w:tc><w:tcPr><w:tcW w:type="dxa" w:w="3600"/><w:shd w:fill="F7F8FA" w:color="auto" w:val="clear"/><w:tcMar><w:top w:type="dxa" w:w="70"/><w:left w:type="dxa" w:w="120"/><w:bottom w:type="dxa" w:w="70"/><w:right w:type="dxa" w:w="120"/></w:tcMar></w:tcPr><w:p><w:pPr><w:spacing w:after="0"/></w:pPr><w:r><w:rPr><w:b/><w:bCs/><w:sz w:val="32"/><w:szCs w:val="32"/></w:rPr><w:t xml:space="preserve">ผู้จัดการ SOC </w:t></w:r><w:r><w:rPr><w:sz w:val="32"/><w:szCs w:val="32"/></w:rPr><w:t xml:space="preserve">(คุณ)</w:t></w:r></w:p></w:tc></w:tr><w:tr><w:trPr><w:cantSplit/></w:trPr><w:tc><w:tcPr><w:tcW w:type="dxa" w:w="6000"/><w:shd w:fill="FFFFFF" w:color="auto" w:val="clear"/><w:tcMar><w:top w:type="dxa" w:w="70"/><w:left w:type="dxa" w:w="120"/><w:bottom w:type="dxa" w:w="70"/><w:right w:type="dxa" w:w="120"/></w:tcMar></w:tcPr><w:p><w:pPr><w:spacing w:after="0"/></w:pPr><w:r><w:rPr><w:sz w:val="28"/><w:szCs w:val="28"/></w:rPr><w:t xml:space="preserve">คำขอทีมตอบสนองเสร็จสิ้น</w:t></w:r></w:p></w:tc><w:tc><w:tcPr><w:tcW w:type="dxa" w:w="3600"/><w:shd w:fill="FFFFFF" w:color="auto" w:val="clear"/><w:tcMar><w:top w:type="dxa" w:w="70"/><w:left w:type="dxa" w:w="120"/><w:bottom w:type="dxa" w:w="70"/><w:right w:type="dxa" w:w="120"/></w:tcMar></w:tcPr><w:p><w:pPr><w:spacing w:after="0"/></w:pPr><w:r><w:rPr><w:b/><w:bCs/><w:sz w:val="32"/><w:szCs w:val="32"/></w:rPr><w:t xml:space="preserve">ผู้จัดการ SOC </w:t></w:r><w:r><w:rPr><w:sz w:val="32"/><w:szCs w:val="32"/></w:rPr><w:t xml:space="preserve">ผู้ออกคำขอ</w:t></w:r></w:p></w:tc></w:tr><w:tr><w:trPr><w:cantSplit/></w:trPr><w:tc><w:tcPr><w:tcW w:type="dxa" w:w="6000"/><w:shd w:fill="F7F8FA" w:color="auto" w:val="clear"/><w:tcMar><w:top w:type="dxa" w:w="70"/><w:left w:type="dxa" w:w="120"/><w:bottom w:type="dxa" w:w="70"/><w:right w:type="dxa" w:w="120"/></w:tcMar></w:tcPr><w:p><w:pPr><w:spacing w:after="0"/></w:pPr><w:r><w:rPr><w:sz w:val="28"/><w:szCs w:val="28"/></w:rPr><w:t xml:space="preserve">มีคำขอทีมตอบสนองใหม่</w:t></w:r></w:p></w:tc><w:tc><w:tcPr><w:tcW w:type="dxa" w:w="3600"/><w:shd w:fill="F7F8FA" w:color="auto" w:val="clear"/><w:tcMar><w:top w:type="dxa" w:w="70"/><w:left w:type="dxa" w:w="120"/><w:bottom w:type="dxa" w:w="70"/><w:right w:type="dxa" w:w="120"/></w:tcMar></w:tcPr><w:p><w:pPr><w:spacing w:after="0"/></w:pPr><w:r><w:rPr><w:sz w:val="28"/><w:szCs w:val="28"/></w:rPr><w:t xml:space="preserve">ทีมตอบสนองที่รับผิดชอบ</w:t></w:r></w:p></w:tc></w:tr></w:tbl><w:p><w:pPr><w:pStyle w:val="Heading1"/></w:pPr><w:r><w:t xml:space="preserve">8. คำถามที่พบบ่อย</w:t></w:r></w:p><w:p><w:pPr><w:pStyle w:val="Heading3"/></w:pPr><w:r><w:t xml:space="preserve">ทำไมฉันเปลี่ยนช่องทาง (ผู้ดูแลระบบ/เจ้าของระบบ) ไม่ได้?</w:t></w:r></w:p><w:p><w:pPr><w:spacing w:after="120"/></w:pPr><w:r><w:rPr><w:sz w:val="32"/><w:szCs w:val="32"/></w:rPr><w:t xml:space="preserve">ช่องทางถูกกำหนดโดยนักวิเคราะห์ระดับ 1 ผู้จัดการทำได้เพียงส่งต่อตามช่องทางนั้น หากไม่เหมาะสมให้ประสานกับผู้เปิดตั๋ว</w:t></w:r></w:p><w:p><w:pPr><w:pStyle w:val="Heading3"/></w:pPr><w:r><w:t xml:space="preserve">ทำไมตั๋ว Critical ไม่เข้ามาให้ฉันอนุมัติโดยอัตโนมัติ?</w:t></w:r></w:p><w:p><w:pPr><w:spacing w:after="120"/></w:pPr><w:r><w:rPr><w:sz w:val="32"/><w:szCs w:val="32"/></w:rPr><w:t xml:space="preserve">เฉพาะตั๋วที่ถูกทำเครื่องหมายฉุกเฉินเท่านั้นที่ต้องผ่านการอนุมัติของคุณก่อนปิด ระดับความรุนแรงเพียงอย่างเดียวไม่ได้ทำให้ต้องอนุมัติ</w:t></w:r></w:p><w:p><w:pPr><w:pStyle w:val="Heading3"/></w:pPr><w:r><w:t xml:space="preserve">ทำไมตั๋วนี้ยังปิดไม่ได้แม้ตรวจรับแล้ว?</w:t></w:r></w:p><w:p><w:pPr><w:spacing w:after="120"/></w:pPr><w:r><w:rPr><w:sz w:val="32"/><w:szCs w:val="32"/></w:rPr><w:t xml:space="preserve">อาจยังมีคำขอทีมตอบสนองที่ยังไม่เสร็จ ต้องรอให้ทุกคำขอเสร็จก่อน หรือ Tier 2 ยังไม่ได้กรอกช่อง “วันที่ เวลา ที่แจ้งเหตุผู้ที่ได้รับผลกระทบ” ซึ่งบังคับก่อนอนุมัติปิดตั้งแต่ v1.7.0</w:t></w:r></w:p><w:p><w:pPr><w:pStyle w:val="Heading3"/></w:pPr><w:r><w:t xml:space="preserve">หาแบบฟอร์มสร้างงานย่อยภายใน SOC ไม่เจอ?</w:t></w:r></w:p><w:p><w:pPr><w:spacing w:after="120"/></w:pPr><w:r><w:rPr><w:sz w:val="32"/><w:szCs w:val="32"/></w:rPr><w:t xml:space="preserve">ถูกยกเลิกไปแล้วใน v1.7.0 — ใช้ “คำขอทีมตอบสนอง” แทน ส่วนรายการเก่ายังอ่านย้อนหลังได้ใต้หัวข้อ “บันทึกภายในเดิม (เลิกใช้แล้ว)” บนหน้ารายละเอียดตั๋ว (ดู 5.2)</w:t></w:r></w:p><w:p><w:pPr><w:pStyle w:val="Heading3"/></w:pPr><w:r><w:t xml:space="preserve">ให้สิทธิ์ Tier ชั่วคราวแก่ตัวเองได้ไหม?</w:t></w:r></w:p><w:p><w:pPr><w:spacing w:after="120"/></w:pPr><w:r><w:rPr><w:sz w:val="32"/><w:szCs w:val="32"/></w:rPr><w:t xml:space="preserve">ไม่ได้ — ต้องให้ผู้ดูแลระบบสูงสุดเป็นผู้ให้และผู้ยกเลิก (ดู 5.11)</w:t></w:r></w:p><w:p><w:pPr><w:pStyle w:val="Heading1"/></w:pPr><w:r><w:t xml:space="preserve">9. อภิธานศัพท์</w:t></w:r></w:p><w:tbl><w:tblPr><w:tblW w:type="dxa" w:w="9600"/><w:tblBorders><w:top w:val="single" w:color="E1E6ED" w:sz="2"/><w:left w:val="single" w:color="E1E6ED" w:sz="2"/><w:bottom w:val="single" w:color="E1E6ED" w:sz="2"/><w:right w:val="single" w:color="E1E6ED" w:sz="2"/><w:insideH w:val="single" w:color="E1E6ED" w:sz="2"/><w:insideV w:val="single" w:color="E1E6ED" w:sz="2"/></w:tblBorders></w:tblPr><w:tblGrid><w:gridCol w:w="3000"/><w:gridCol w:w="6600"/></w:tblGrid><w:tr><w:trPr><w:cantSplit/><w:tblHeader/></w:trPr><w:tc><w:tcPr><w:tcW w:type="dxa" w:w="3000"/><w:shd w:fill="1A1A2E" w:color="auto" w:val="clear"/><w:tcMar><w:top w:type="dxa" w:w="80"/><w:left w:type="dxa" w:w="120"/><w:bottom w:type="dxa" w:w="80"/><w:right w:type="dxa" w:w="120"/></w:tcMar></w:tcPr><w:p><w:r><w:rPr><w:b/><w:bCs/><w:color w:val="FFFFFF"/><w:sz w:val="28"/><w:szCs w:val="28"/></w:rPr><w:t xml:space="preserve">คำ</w:t></w:r></w:p></w:tc><w:tc><w:tcPr><w:tcW w:type="dxa" w:w="6600"/><w:shd w:fill="1A1A2E" w:color="auto" w:val="clear"/><w:tcMar><w:top w:type="dxa" w:w="80"/><w:left w:type="dxa" w:w="120"/><w:bottom w:type="dxa" w:w="80"/><w:right w:type="dxa" w:w="120"/></w:tcMar></w:tcPr><w:p><w:r><w:rPr><w:b/><w:bCs/><w:color w:val="FFFFFF"/><w:sz w:val="28"/><w:szCs w:val="28"/></w:rPr><w:t xml:space="preserve">ความหมาย</w:t></w:r></w:p></w:tc></w:tr><w:tr><w:trPr><w:cantSplit/></w:trPr><w:tc><w:tcPr><w:tcW w:type="dxa" w:w="3000"/><w:shd w:fill="FFFFFF" w:color="auto" w:val="clear"/><w:tcMar><w:top w:type="dxa" w:w="70"/><w:left w:type="dxa" w:w="120"/><w:bottom w:type="dxa" w:w="70"/><w:right w:type="dxa" w:w="120"/></w:tcMar></w:tcPr><w:p><w:pPr><w:spacing w:after="0"/></w:pPr><w:r><w:rPr><w:b/><w:bCs/><w:sz w:val="32"/><w:szCs w:val="32"/></w:rPr><w:t xml:space="preserve">แฟล็กฉุกเฉิน</w:t></w:r></w:p></w:tc><w:tc><w:tcPr><w:tcW w:type="dxa" w:w="6600"/><w:shd w:fill="FFFFFF" w:color="auto" w:val="clear"/><w:tcMar><w:top w:type="dxa" w:w="70"/><w:left w:type="dxa" w:w="120"/><w:bottom w:type="dxa" w:w="70"/><w:right w:type="dxa" w:w="120"/></w:tcMar></w:tcPr><w:p><w:pPr><w:spacing w:after="0"/></w:pPr><w:r><w:rPr><w:sz w:val="28"/><w:szCs w:val="28"/></w:rPr><w:t xml:space="preserve">เครื่องหมายเร่งด่วนพิเศษ ตั้งได้เฉพาะผู้จัดการ SOC บังคับให้ผ่านการอนุมัติก่อนปิด</w:t></w:r></w:p></w:tc></w:tr><w:tr><w:trPr><w:cantSplit/></w:trPr><w:tc><w:tcPr><w:tcW w:type="dxa" w:w="3000"/><w:shd w:fill="F7F8FA" w:color="auto" w:val="clear"/><w:tcMar><w:top w:type="dxa" w:w="70"/><w:left w:type="dxa" w:w="120"/><w:bottom w:type="dxa" w:w="70"/><w:right w:type="dxa" w:w="120"/></w:tcMar></w:tcPr><w:p><w:pPr><w:spacing w:after="0"/></w:pPr><w:r><w:rPr><w:b/><w:bCs/><w:sz w:val="32"/><w:szCs w:val="32"/></w:rPr><w:t xml:space="preserve">คำขอทีมตอบสนอง</w:t></w:r></w:p></w:tc><w:tc><w:tcPr><w:tcW w:type="dxa" w:w="6600"/><w:shd w:fill="F7F8FA" w:color="auto" w:val="clear"/><w:tcMar><w:top w:type="dxa" w:w="70"/><w:left w:type="dxa" w:w="120"/><w:bottom w:type="dxa" w:w="70"/><w:right w:type="dxa" w:w="120"/></w:tcMar></w:tcPr><w:p><w:pPr><w:spacing w:after="0"/></w:pPr><w:r><w:rPr><w:sz w:val="28"/><w:szCs w:val="28"/></w:rPr><w:t xml:space="preserve">งานเฉพาะทางที่ส่งให้ทีมนอก SOC (พิสูจน์หลักฐาน/ทดสอบเจาะระบบ) ทำคู่ขนาน</w:t></w:r></w:p></w:tc></w:tr><w:tr><w:trPr><w:cantSplit/></w:trPr><w:tc><w:tcPr><w:tcW w:type="dxa" w:w="3000"/><w:shd w:fill="FFFFFF" w:color="auto" w:val="clear"/><w:tcMar><w:top w:type="dxa" w:w="70"/><w:left w:type="dxa" w:w="120"/><w:bottom w:type="dxa" w:w="70"/><w:right w:type="dxa" w:w="120"/></w:tcMar></w:tcPr><w:p><w:pPr><w:spacing w:after="0"/></w:pPr><w:r><w:rPr><w:b/><w:bCs/><w:sz w:val="32"/><w:szCs w:val="32"/></w:rPr><w:t xml:space="preserve">ตรวจก่อนมอบหมาย</w:t></w:r></w:p></w:tc><w:tc><w:tcPr><w:tcW w:type="dxa" w:w="6600"/><w:shd w:fill="FFFFFF" w:color="auto" w:val="clear"/><w:tcMar><w:top w:type="dxa" w:w="70"/><w:left w:type="dxa" w:w="120"/><w:bottom w:type="dxa" w:w="70"/><w:right w:type="dxa" w:w="120"/></w:tcMar></w:tcPr><w:p><w:pPr><w:spacing w:after="0"/></w:pPr><w:r><w:rPr><w:sz w:val="28"/><w:szCs w:val="28"/></w:rPr><w:t xml:space="preserve">จุดที่เหตุการณ์จริงทุกเรื่องหยุดรอผู้จัดการก่อนเริ่มงานควบคุม</w:t></w:r></w:p></w:tc></w:tr><w:tr><w:trPr><w:cantSplit/></w:trPr><w:tc><w:tcPr><w:tcW w:type="dxa" w:w="3000"/><w:shd w:fill="F7F8FA" w:color="auto" w:val="clear"/><w:tcMar><w:top w:type="dxa" w:w="70"/><w:left w:type="dxa" w:w="120"/><w:bottom w:type="dxa" w:w="70"/><w:right w:type="dxa" w:w="120"/></w:tcMar></w:tcPr><w:p><w:pPr><w:spacing w:after="0"/></w:pPr><w:r><w:rPr><w:b/><w:bCs/><w:sz w:val="32"/><w:szCs w:val="32"/></w:rPr><w:t xml:space="preserve">การปิดแบบ Event</w:t></w:r></w:p></w:tc><w:tc><w:tcPr><w:tcW w:type="dxa" w:w="6600"/><w:shd w:fill="F7F8FA" w:color="auto" w:val="clear"/><w:tcMar><w:top w:type="dxa" w:w="70"/><w:left w:type="dxa" w:w="120"/><w:bottom w:type="dxa" w:w="70"/><w:right w:type="dxa" w:w="120"/></w:tcMar></w:tcPr><w:p><w:pPr><w:spacing w:after="0"/></w:pPr><w:r><w:rPr><w:sz w:val="28"/><w:szCs w:val="28"/></w:rPr><w:t xml:space="preserve">การปิดเคสเพราะวินิจฉัยว่าไม่ใช่ภัยจริง</w:t></w:r></w:p></w:tc></w:tr><w:tr><w:trPr><w:cantSplit/></w:trPr><w:tc><w:tcPr><w:tcW w:type="dxa" w:w="3000"/><w:shd w:fill="FFFFFF" w:color="auto" w:val="clear"/><w:tcMar><w:top w:type="dxa" w:w="70"/><w:left w:type="dxa" w:w="120"/><w:bottom w:type="dxa" w:w="70"/><w:right w:type="dxa" w:w="120"/></w:tcMar></w:tcPr><w:p><w:pPr><w:spacing w:after="0"/></w:pPr><w:r><w:rPr><w:b/><w:bCs/><w:sz w:val="32"/><w:szCs w:val="32"/></w:rPr><w:t xml:space="preserve">OLA</w:t></w:r></w:p></w:tc><w:tc><w:tcPr><w:tcW w:type="dxa" w:w="6600"/><w:shd w:fill="FFFFFF" w:color="auto" w:val="clear"/><w:tcMar><w:top w:type="dxa" w:w="70"/><w:left w:type="dxa" w:w="120"/><w:bottom w:type="dxa" w:w="70"/><w:right w:type="dxa" w:w="120"/></w:tcMar></w:tcPr><w:p><w:pPr><w:spacing w:after="0"/></w:pPr><w:r><w:rPr><w:sz w:val="28"/><w:szCs w:val="28"/></w:rPr><w:t xml:space="preserve">กรอบเวลามาตรฐานภายในองค์กร นับจากเวลาที่เหตุการณ์เกิดจริง</w:t></w:r></w:p></w:tc></w:tr><w:tr><w:trPr><w:cantSplit/></w:trPr><w:tc><w:tcPr><w:tcW w:type="dxa" w:w="3000"/><w:shd w:fill="F7F8FA" w:color="auto" w:val="clear"/><w:tcMar><w:top w:type="dxa" w:w="70"/><w:left w:type="dxa" w:w="120"/><w:bottom w:type="dxa" w:w="70"/><w:right w:type="dxa" w:w="120"/></w:tcMar></w:tcPr><w:p><w:pPr><w:spacing w:after="0"/></w:pPr><w:r><w:rPr><w:b/><w:bCs/><w:sz w:val="32"/><w:szCs w:val="32"/></w:rPr><w:t xml:space="preserve">รับงาน</w:t></w:r></w:p></w:tc><w:tc><w:tcPr><w:tcW w:type="dxa" w:w="6600"/><w:shd w:fill="F7F8FA" w:color="auto" w:val="clear"/><w:tcMar><w:top w:type="dxa" w:w="70"/><w:left w:type="dxa" w:w="120"/><w:bottom w:type="dxa" w:w="70"/><w:right w:type="dxa" w:w="120"/></w:tcMar></w:tcPr><w:p><w:pPr><w:spacing w:after="0"/></w:pPr><w:r><w:rPr><w:sz w:val="28"/><w:szCs w:val="28"/></w:rPr><w:t xml:space="preserve">ปุ่มที่ผู้รับผิดชอบคำขอทีมตอบสนองกดเมื่อเริ่มลงมือ เปลี่ยนสถานะคำขอจาก เปิด เป็น กำลังดำเนินการ</w:t></w:r></w:p></w:tc></w:tr><w:tr><w:trPr><w:cantSplit/></w:trPr><w:tc><w:tcPr><w:tcW w:type="dxa" w:w="3000"/><w:shd w:fill="FFFFFF" w:color="auto" w:val="clear"/><w:tcMar><w:top w:type="dxa" w:w="70"/><w:left w:type="dxa" w:w="120"/><w:bottom w:type="dxa" w:w="70"/><w:right w:type="dxa" w:w="120"/></w:tcMar></w:tcPr><w:p><w:pPr><w:spacing w:after="0"/></w:pPr><w:r><w:rPr><w:b/><w:bCs/><w:sz w:val="32"/><w:szCs w:val="32"/></w:rPr><w:t xml:space="preserve">เลขที่รายงาน</w:t></w:r></w:p></w:tc><w:tc><w:tcPr><w:tcW w:type="dxa" w:w="6600"/><w:shd w:fill="FFFFFF" w:color="auto" w:val="clear"/><w:tcMar><w:top w:type="dxa" w:w="70"/><w:left w:type="dxa" w:w="120"/><w:bottom w:type="dxa" w:w="70"/><w:right w:type="dxa" w:w="120"/></w:tcMar></w:tcPr><w:p><w:pPr><w:spacing w:after="0"/></w:pPr><w:r><w:rPr><w:sz w:val="28"/><w:szCs w:val="28"/></w:rPr><w:t xml:space="preserve">เลขของรายงานฉบับจริงที่ทีมตอบสนองส่งให้คุณ (SOC-RCA- / SOC-VAPT- / SOC-HARD-YYYYMM-NNNN) บังคับกรอกก่อนปิดคำขอเป็น เสร็จสิ้น</w:t></w:r></w:p></w:tc></w:tr><w:tr><w:trPr><w:cantSplit/></w:trPr><w:tc><w:tcPr><w:tcW w:type="dxa" w:w="3000"/><w:shd w:fill="F7F8FA" w:color="auto" w:val="clear"/><w:tcMar><w:top w:type="dxa" w:w="70"/><w:left w:type="dxa" w:w="120"/><w:bottom w:type="dxa" w:w="70"/><w:right w:type="dxa" w:w="120"/></w:tcMar></w:tcPr><w:p><w:pPr><w:spacing w:after="0"/></w:pPr><w:r><w:rPr><w:b/><w:bCs/><w:sz w:val="32"/><w:szCs w:val="32"/></w:rPr><w:t xml:space="preserve">สิทธิ์ Tier ชั่วคราว</w:t></w:r></w:p></w:tc><w:tc><w:tcPr><w:tcW w:type="dxa" w:w="6600"/><w:shd w:fill="F7F8FA" w:color="auto" w:val="clear"/><w:tcMar><w:top w:type="dxa" w:w="70"/><w:left w:type="dxa" w:w="120"/><w:bottom w:type="dxa" w:w="70"/><w:right w:type="dxa" w:w="120"/></w:tcMar></w:tcPr><w:p><w:pPr><w:spacing w:after="0"/></w:pPr><w:r><w:rPr><w:sz w:val="28"/><w:szCs w:val="28"/></w:rPr><w:t xml:space="preserve">สิทธิ์ Tier 1 + Tier 2 ที่ผู้ดูแลระบบสูงสุดให้แก่ผู้จัดการ SOC เป็นการชั่วคราว</w:t></w:r></w:p></w:tc></w:tr></w:tbl><w:sectPr><w:headerReference w:type="default" r:id="rId7"/><w:footerReference w:type="default" r:id="rId8"/><w:pgSz w:w="11906" w:h="16838" w:orient="portrait"/><w:pgMar w:top="1134" w:right="1134" w:bottom="1134" w:left="1134" w:header="708" w:footer="708" w:gutter="0"/><w:pgNumType w:start="1"/><w:docGrid w:linePitch="360"/></w:sectPr></w:body></w:document>
 </file>
 
 <file path=word/comments.xml><?xml version="1.0" encoding="utf-8"?>

--- a/docs/user-guides/manuals/user-manual-soc-manager.th.docx
+++ b/docs/user-guides/manuals/user-manual-soc-manager.th.docx
@@ -1,5 +1,5 @@
 
-<file path=word/document.xml><?xml version="1.0" encoding="UTF-8" standalone="yes"?><w:document mc:Ignorable="w14 w15 wp14" xmlns:wpc="http://schemas.microsoft.com/office/word/2010/wordprocessingCanvas" xmlns:mc="http://schemas.openxmlformats.org/markup-compatibility/2006" xmlns:o="urn:schemas-microsoft-com:office:office" xmlns:r="http://schemas.openxmlformats.org/officeDocument/2006/relationships" xmlns:m="http://schemas.openxmlformats.org/officeDocument/2006/math" xmlns:v="urn:schemas-microsoft-com:vml" xmlns:wp14="http://schemas.microsoft.com/office/word/2010/wordprocessingDrawing" xmlns:wp="http://schemas.openxmlformats.org/drawingml/2006/wordprocessingDrawing" xmlns:w10="urn:schemas-microsoft-com:office:word" xmlns:w="http://schemas.openxmlformats.org/wordprocessingml/2006/main" xmlns:w14="http://schemas.microsoft.com/office/word/2010/wordml" xmlns:w15="http://schemas.microsoft.com/office/word/2012/wordml" xmlns:wpg="http://schemas.microsoft.com/office/word/2010/wordprocessingGroup" xmlns:wpi="http://schemas.microsoft.com/office/word/2010/wordprocessingInk" xmlns:wne="http://schemas.microsoft.com/office/word/2006/wordml" xmlns:wps="http://schemas.microsoft.com/office/word/2010/wordprocessingShape" xmlns:cx="http://schemas.microsoft.com/office/drawing/2014/chartex" xmlns:cx1="http://schemas.microsoft.com/office/drawing/2015/9/8/chartex" xmlns:cx2="http://schemas.microsoft.com/office/drawing/2015/10/21/chartex" xmlns:cx3="http://schemas.microsoft.com/office/drawing/2016/5/9/chartex" xmlns:cx4="http://schemas.microsoft.com/office/drawing/2016/5/10/chartex" xmlns:cx5="http://schemas.microsoft.com/office/drawing/2016/5/11/chartex" xmlns:cx6="http://schemas.microsoft.com/office/drawing/2016/5/12/chartex" xmlns:cx7="http://schemas.microsoft.com/office/drawing/2016/5/13/chartex" xmlns:cx8="http://schemas.microsoft.com/office/drawing/2016/5/14/chartex" xmlns:aink="http://schemas.microsoft.com/office/drawing/2016/ink" xmlns:am3d="http://schemas.microsoft.com/office/drawing/2017/model3d" xmlns:w16cex="http://schemas.microsoft.com/office/word/2018/wordml/cex" xmlns:w16cid="http://schemas.microsoft.com/office/word/2016/wordml/cid" xmlns:w16="http://schemas.microsoft.com/office/word/2018/wordml" xmlns:w16sdtdh="http://schemas.microsoft.com/office/word/2020/wordml/sdtdatahash" xmlns:w16se="http://schemas.microsoft.com/office/word/2015/wordml/symex"><w:body><w:p><w:pPr><w:spacing w:after="200" w:before="900"/><w:jc w:val="center"/></w:pPr><w:r><w:drawing><wp:inline distT="0" distB="0" distL="0" distR="0"><wp:extent cx="2209800" cy="2209800"/><wp:effectExtent t="0" r="0" b="0" l="0"/><wp:docPr id="1" name="" descr="" title=""/><wp:cNvGraphicFramePr><a:graphicFrameLocks xmlns:a="http://schemas.openxmlformats.org/drawingml/2006/main" noChangeAspect="1"/></wp:cNvGraphicFramePr><a:graphic xmlns:a="http://schemas.openxmlformats.org/drawingml/2006/main"><a:graphicData uri="http://schemas.openxmlformats.org/drawingml/2006/picture"><pic:pic xmlns:pic="http://schemas.openxmlformats.org/drawingml/2006/picture"><pic:nvPicPr><pic:cNvPr id="0" name="" descr=""/><pic:cNvPicPr><a:picLocks noChangeAspect="1" noChangeArrowheads="1"/></pic:cNvPicPr></pic:nvPicPr><pic:blipFill><a:blip r:embed="rId9" cstate="none"/><a:srcRect/><a:stretch><a:fillRect/></a:stretch></pic:blipFill><pic:spPr bwMode="auto"><a:xfrm><a:off x="0" y="0"/><a:ext cx="2209800" cy="2209800"/></a:xfrm><a:prstGeom prst="rect"><a:avLst/></a:prstGeom></pic:spPr></pic:pic></a:graphicData></a:graphic></wp:inline></w:drawing></w:r></w:p><w:p><w:pPr><w:spacing w:after="40"/><w:jc w:val="center"/></w:pPr><w:r><w:rPr><w:color w:val="6C7888"/><w:sz w:val="34"/><w:szCs w:val="34"/></w:rPr><w:t xml:space="preserve">คู่มือการใช้งานระบบ</w:t></w:r></w:p><w:p><w:pPr><w:spacing w:after="20"/><w:jc w:val="center"/></w:pPr><w:r><w:rPr><w:b/><w:bCs/><w:color w:val="1A1A2E"/><w:sz w:val="56"/><w:szCs w:val="56"/></w:rPr><w:t xml:space="preserve">SOC Support System</w:t></w:r></w:p><w:p><w:pPr><w:spacing w:after="320"/><w:jc w:val="center"/></w:pPr><w:r><w:rPr><w:color w:val="1F2D3D"/><w:sz w:val="34"/><w:szCs w:val="34"/></w:rPr><w:t xml:space="preserve">ระบบบริหารจัดการเหตุการณ์ความปลอดภัย</w:t></w:r></w:p><w:tbl><w:tblPr><w:tblW w:type="dxa" w:w="9600"/><w:tblBorders><w:top w:val="none"/><w:left w:val="none"/><w:bottom w:val="none"/><w:right w:val="none"/><w:insideH w:val="single" w:color="auto" w:sz="4"/><w:insideV w:val="single" w:color="auto" w:sz="4"/></w:tblBorders></w:tblPr><w:tblGrid><w:gridCol w:w="9600"/></w:tblGrid><w:tr><w:tc><w:tcPr><w:tcW w:type="dxa" w:w="9600"/><w:shd w:fill="1A1A2E" w:color="auto" w:val="clear"/><w:tcMar><w:top w:type="dxa" w:w="200"/><w:left w:type="dxa" w:w="200"/><w:bottom w:type="dxa" w:w="200"/><w:right w:type="dxa" w:w="200"/></w:tcMar></w:tcPr><w:p><w:pPr><w:spacing w:after="40"/><w:jc w:val="center"/></w:pPr><w:r><w:rPr><w:color w:val="AEB8CC"/><w:sz w:val="30"/><w:szCs w:val="30"/></w:rPr><w:t xml:space="preserve">คู่มือสำหรับบทบาท</w:t></w:r></w:p><w:p><w:pPr><w:spacing w:after="20"/><w:jc w:val="center"/></w:pPr><w:r><w:rPr><w:b/><w:bCs/><w:color w:val="FFFFFF"/><w:sz w:val="46"/><w:szCs w:val="46"/></w:rPr><w:t xml:space="preserve">ผู้จัดการ SOC</w:t></w:r></w:p><w:p><w:pPr><w:jc w:val="center"/></w:pPr><w:r><w:rPr><w:color w:val="D7DEEC"/><w:sz w:val="32"/><w:szCs w:val="32"/></w:rPr><w:t xml:space="preserve">SOC Manager</w:t></w:r></w:p></w:tc></w:tr></w:tbl><w:p><w:pPr><w:spacing w:after="360"/></w:pPr></w:p><w:p><w:pPr><w:spacing w:after="40"/><w:jc w:val="center"/></w:pPr><w:r><w:rPr><w:color w:val="1F2D3D"/><w:sz w:val="28"/><w:szCs w:val="28"/></w:rPr><w:t xml:space="preserve">เวอร์ชันระบบ v1.7.1</w:t></w:r><w:r><w:rPr><w:color w:val="E1E6ED"/><w:sz w:val="28"/><w:szCs w:val="28"/></w:rPr><w:t xml:space="preserve">   ·   </w:t></w:r><w:r><w:rPr><w:color w:val="1F2D3D"/><w:sz w:val="28"/><w:szCs w:val="28"/></w:rPr><w:t xml:space="preserve">ปรับปรุงล่าสุด 18 กันยายน 2026</w:t></w:r></w:p><w:p><w:pPr><w:spacing w:after="40"/><w:jc w:val="center"/></w:pPr><w:r><w:rPr><w:color w:val="6C7888"/><w:sz w:val="28"/><w:szCs w:val="28"/></w:rPr><w:t xml:space="preserve">คู่มือฉบับที่ 1.3</w:t></w:r></w:p><w:p><w:pPr><w:spacing w:after="700"/></w:pPr></w:p><w:p><w:pPr><w:jc w:val="center"/></w:pPr><w:r><w:rPr><w:i/><w:iCs/><w:color w:val="6C7888"/><w:sz w:val="26"/><w:szCs w:val="26"/></w:rPr><w:t xml:space="preserve">เอกสารใช้ภายในองค์กร — บริษัท โทรคมนาคมแห่งชาติ จำกัด (มหาชน)</w:t></w:r></w:p><w:p><w:r><w:br w:type="page"/></w:r></w:p><w:p><w:pPr><w:sectPr><w:pgSz w:w="11906" w:h="16838" w:orient="portrait"/><w:pgMar w:top="1134" w:right="1134" w:bottom="1134" w:left="1134" w:header="708" w:footer="708" w:gutter="0"/><w:pgNumType/><w:docGrid w:linePitch="360"/></w:sectPr></w:pPr></w:p><w:p><w:pPr><w:spacing w:after="160"/></w:pPr><w:r><w:rPr><w:b/><w:bCs/><w:color w:val="1A1A2E"/><w:sz w:val="40"/><w:szCs w:val="40"/></w:rPr><w:t xml:space="preserve">สารบัญ</w:t></w:r></w:p><w:sdt><w:sdtPr><w:alias w:val="สารบัญ"/></w:sdtPr><w:sdtContent><w:p><w:r><w:fldChar w:fldCharType="begin" w:dirty="true"/><w:instrText xml:space="preserve">TOC \h \o &quot;1-2&quot;</w:instrText><w:fldChar w:fldCharType="separate"/></w:r></w:p><w:p><w:r><w:fldChar w:fldCharType="end"/></w:r></w:p></w:sdtContent></w:sdt><w:p><w:r><w:br w:type="page"/></w:r></w:p><w:p><w:pPr><w:pStyle w:val="Heading1"/></w:pPr><w:r><w:t xml:space="preserve">1. เกี่ยวกับคู่มือฉบับนี้</w:t></w:r></w:p><w:p><w:pPr><w:spacing w:after="120"/></w:pPr><w:r><w:rPr><w:sz w:val="32"/><w:szCs w:val="32"/></w:rPr><w:t xml:space="preserve">คู่มือฉบับนี้จัดทำขึ้นสำหรับ </w:t></w:r><w:r><w:rPr><w:b/><w:bCs/><w:sz w:val="32"/><w:szCs w:val="32"/></w:rPr><w:t xml:space="preserve">ผู้จัดการ SOC (SOC Manager)</w:t></w:r><w:r><w:rPr><w:sz w:val="32"/><w:szCs w:val="32"/></w:rPr><w:t xml:space="preserve"> ผู้กำกับดูแลเหตุการณ์จริงทุกเรื่อง เป็นผู้เดียวที่กำหนดสถานะฉุกเฉิน ออกคำขอทีมตอบสนอง และอนุมัติการปิดตั๋วฉุกเฉิน</w:t></w:r></w:p><w:p><w:pPr><w:pStyle w:val="Heading2"/></w:pPr><w:r><w:t xml:space="preserve">ผู้อ่านและขอบเขต</w:t></w:r></w:p><w:p><w:pPr><w:pStyle w:val="ListParagraph"/><w:numPr><w:ilvl w:val="0"/><w:numId w:val="2"/></w:numPr><w:spacing w:after="60"/></w:pPr><w:r><w:rPr><w:b/><w:bCs/><w:sz w:val="32"/><w:szCs w:val="32"/></w:rPr><w:t xml:space="preserve">ผู้อ่าน: </w:t></w:r><w:r><w:rPr><w:sz w:val="32"/><w:szCs w:val="32"/></w:rPr><w:t xml:space="preserve">ผู้จัดการศูนย์ปฏิบัติการความปลอดภัย (SOC)</w:t></w:r></w:p><w:p><w:pPr><w:pStyle w:val="ListParagraph"/><w:numPr><w:ilvl w:val="0"/><w:numId w:val="2"/></w:numPr><w:spacing w:after="60"/></w:pPr><w:r><w:rPr><w:b/><w:bCs/><w:sz w:val="32"/><w:szCs w:val="32"/></w:rPr><w:t xml:space="preserve">ขอบเขต: </w:t></w:r><w:r><w:rPr><w:sz w:val="32"/><w:szCs w:val="32"/></w:rPr><w:t xml:space="preserve">เฉพาะงานและสิทธิ์ของบทบาทผู้จัดการ SOC</w:t></w:r></w:p><w:p><w:pPr><w:pStyle w:val="Heading2"/></w:pPr><w:r><w:t xml:space="preserve">สัญลักษณ์ที่ใช้ในคู่มือ</w:t></w:r></w:p><w:tbl><w:tblPr><w:tblW w:type="dxa" w:w="9600"/><w:tblBorders><w:top w:val="single" w:color="FDECEE" w:sz="2"/><w:left w:val="single" w:color="E63946" w:sz="28"/><w:bottom w:val="single" w:color="FDECEE" w:sz="2"/><w:right w:val="single" w:color="FDECEE" w:sz="2"/><w:insideH w:val="single" w:color="auto" w:sz="4"/><w:insideV w:val="single" w:color="auto" w:sz="4"/></w:tblBorders></w:tblPr><w:tblGrid><w:gridCol w:w="9600"/></w:tblGrid><w:tr><w:tc><w:tcPr><w:tcW w:type="dxa" w:w="9600"/><w:shd w:fill="FDECEE" w:color="auto" w:val="clear"/><w:tcMar><w:top w:type="dxa" w:w="140"/><w:left w:type="dxa" w:w="200"/><w:bottom w:type="dxa" w:w="140"/><w:right w:type="dxa" w:w="200"/></w:tcMar></w:tcPr><w:p><w:pPr><w:spacing w:after="60"/></w:pPr><w:r><w:rPr><w:b/><w:bCs/><w:color w:val="E63946"/><w:sz w:val="30"/><w:szCs w:val="30"/></w:rPr><w:t xml:space="preserve">ข้อควรระวัง</w:t></w:r></w:p><w:p><w:pPr><w:spacing w:after="0"/></w:pPr><w:r><w:rPr><w:sz w:val="32"/><w:szCs w:val="32"/></w:rPr><w:t xml:space="preserve">กล่องสีแดง — เรื่องที่ต้องระวังเป็นพิเศษ</w:t></w:r></w:p></w:tc></w:tr></w:tbl><w:p><w:pPr><w:spacing w:after="80"/></w:pPr></w:p><w:tbl><w:tblPr><w:tblW w:type="dxa" w:w="9600"/><w:tblBorders><w:top w:val="single" w:color="EAF1FB" w:sz="2"/><w:left w:val="single" w:color="245EA8" w:sz="28"/><w:bottom w:val="single" w:color="EAF1FB" w:sz="2"/><w:right w:val="single" w:color="EAF1FB" w:sz="2"/><w:insideH w:val="single" w:color="auto" w:sz="4"/><w:insideV w:val="single" w:color="auto" w:sz="4"/></w:tblBorders></w:tblPr><w:tblGrid><w:gridCol w:w="9600"/></w:tblGrid><w:tr><w:tc><w:tcPr><w:tcW w:type="dxa" w:w="9600"/><w:shd w:fill="EAF1FB" w:color="auto" w:val="clear"/><w:tcMar><w:top w:type="dxa" w:w="140"/><w:left w:type="dxa" w:w="200"/><w:bottom w:type="dxa" w:w="140"/><w:right w:type="dxa" w:w="200"/></w:tcMar></w:tcPr><w:p><w:pPr><w:spacing w:after="60"/></w:pPr><w:r><w:rPr><w:b/><w:bCs/><w:color w:val="245EA8"/><w:sz w:val="30"/><w:szCs w:val="30"/></w:rPr><w:t xml:space="preserve">เคล็ดลับ</w:t></w:r></w:p><w:p><w:pPr><w:spacing w:after="0"/></w:pPr><w:r><w:rPr><w:sz w:val="32"/><w:szCs w:val="32"/></w:rPr><w:t xml:space="preserve">กล่องสีน้ำเงิน — เคล็ดลับหรือคำแนะนำ</w:t></w:r></w:p></w:tc></w:tr></w:tbl><w:p><w:pPr><w:spacing w:after="80"/></w:pPr></w:p><w:tbl><w:tblPr><w:tblW w:type="dxa" w:w="9600"/><w:tblBorders><w:top w:val="single" w:color="F1F3F6" w:sz="2"/><w:left w:val="single" w:color="6C7888" w:sz="28"/><w:bottom w:val="single" w:color="F1F3F6" w:sz="2"/><w:right w:val="single" w:color="F1F3F6" w:sz="2"/><w:insideH w:val="single" w:color="auto" w:sz="4"/><w:insideV w:val="single" w:color="auto" w:sz="4"/></w:tblBorders></w:tblPr><w:tblGrid><w:gridCol w:w="9600"/></w:tblGrid><w:tr><w:tc><w:tcPr><w:tcW w:type="dxa" w:w="9600"/><w:shd w:fill="F1F3F6" w:color="auto" w:val="clear"/><w:tcMar><w:top w:type="dxa" w:w="140"/><w:left w:type="dxa" w:w="200"/><w:bottom w:type="dxa" w:w="140"/><w:right w:type="dxa" w:w="200"/></w:tcMar></w:tcPr><w:p><w:pPr><w:spacing w:after="60"/></w:pPr><w:r><w:rPr><w:b/><w:bCs/><w:color w:val="6C7888"/><w:sz w:val="30"/><w:szCs w:val="30"/></w:rPr><w:t xml:space="preserve">สิ่งที่ต้องจำ</w:t></w:r></w:p><w:p><w:pPr><w:spacing w:after="0"/></w:pPr><w:r><w:rPr><w:sz w:val="32"/><w:szCs w:val="32"/></w:rPr><w:t xml:space="preserve">กล่องสีเทา — ข้อเท็จจริงสำคัญที่ควรจำ</w:t></w:r></w:p></w:tc></w:tr></w:tbl><w:p><w:pPr><w:spacing w:after="120"/></w:pPr></w:p><w:tbl><w:tblPr><w:tblW w:type="dxa" w:w="9600"/><w:tblBorders><w:top w:val="single" w:color="F1F3F6" w:sz="2"/><w:left w:val="single" w:color="6C7888" w:sz="28"/><w:bottom w:val="single" w:color="F1F3F6" w:sz="2"/><w:right w:val="single" w:color="F1F3F6" w:sz="2"/><w:insideH w:val="single" w:color="auto" w:sz="4"/><w:insideV w:val="single" w:color="auto" w:sz="4"/></w:tblBorders></w:tblPr><w:tblGrid><w:gridCol w:w="9600"/></w:tblGrid><w:tr><w:tc><w:tcPr><w:tcW w:type="dxa" w:w="9600"/><w:shd w:fill="F1F3F6" w:color="auto" w:val="clear"/><w:tcMar><w:top w:type="dxa" w:w="140"/><w:left w:type="dxa" w:w="200"/><w:bottom w:type="dxa" w:w="140"/><w:right w:type="dxa" w:w="200"/></w:tcMar></w:tcPr><w:p><w:pPr><w:spacing w:after="60"/></w:pPr><w:r><w:rPr><w:b/><w:bCs/><w:color w:val="6C7888"/><w:sz w:val="30"/><w:szCs w:val="30"/></w:rPr><w:t xml:space="preserve">สิ่งที่ต้องจำ</w:t></w:r></w:p><w:p><w:pPr><w:spacing w:after="0"/></w:pPr><w:r><w:rPr><w:sz w:val="32"/><w:szCs w:val="32"/></w:rPr><w:t xml:space="preserve">ในคู่มือฉบับนี้ ตำแหน่งภาพหน้าจอยังเป็น </w:t></w:r><w:r><w:rPr><w:b/><w:bCs/><w:sz w:val="32"/><w:szCs w:val="32"/></w:rPr><w:t xml:space="preserve">กรอบว่าง (placeholder)</w:t></w:r><w:r><w:rPr><w:sz w:val="32"/><w:szCs w:val="32"/></w:rPr><w:t xml:space="preserve"> ระบบจะเติมภาพจริงในขั้นตอนถัดไป</w:t></w:r></w:p></w:tc></w:tr></w:tbl><w:p><w:pPr><w:pStyle w:val="Heading1"/></w:pPr><w:r><w:t xml:space="preserve">2. บทบาทของคุณโดยย่อ</w:t></w:r></w:p><w:p><w:pPr><w:spacing w:after="120"/></w:pPr><w:r><w:rPr><w:sz w:val="32"/><w:szCs w:val="32"/></w:rPr><w:t xml:space="preserve">ผู้จัดการ SOC คือจุดควบคุมของกระบวนการ เหตุการณ์จริงทุกเรื่องต้องผ่านการตรวจของคุณก่อนเริ่มงานควบคุม และมีอำนาจเฉพาะหลายอย่างที่ไม่มีบทบาทอื่นทำได้</w:t></w:r></w:p><w:p><w:pPr><w:pStyle w:val="Heading2"/></w:pPr><w:r><w:t xml:space="preserve">อำนาจเฉพาะของผู้จัดการ SOC</w:t></w:r></w:p><w:tbl><w:tblPr><w:tblW w:type="dxa" w:w="9600"/><w:tblBorders><w:top w:val="single" w:color="E1E6ED" w:sz="2"/><w:left w:val="single" w:color="E1E6ED" w:sz="2"/><w:bottom w:val="single" w:color="E1E6ED" w:sz="2"/><w:right w:val="single" w:color="E1E6ED" w:sz="2"/><w:insideH w:val="single" w:color="E1E6ED" w:sz="2"/><w:insideV w:val="single" w:color="E1E6ED" w:sz="2"/></w:tblBorders></w:tblPr><w:tblGrid><w:gridCol w:w="4200"/><w:gridCol w:w="5400"/></w:tblGrid><w:tr><w:trPr><w:cantSplit/><w:tblHeader/></w:trPr><w:tc><w:tcPr><w:tcW w:type="dxa" w:w="4200"/><w:shd w:fill="1A1A2E" w:color="auto" w:val="clear"/><w:tcMar><w:top w:type="dxa" w:w="80"/><w:left w:type="dxa" w:w="120"/><w:bottom w:type="dxa" w:w="80"/><w:right w:type="dxa" w:w="120"/></w:tcMar></w:tcPr><w:p><w:r><w:rPr><w:b/><w:bCs/><w:color w:val="FFFFFF"/><w:sz w:val="28"/><w:szCs w:val="28"/></w:rPr><w:t xml:space="preserve">อำนาจเฉพาะ (มีเพียงผู้จัดการ)</w:t></w:r></w:p></w:tc><w:tc><w:tcPr><w:tcW w:type="dxa" w:w="5400"/><w:shd w:fill="1A1A2E" w:color="auto" w:val="clear"/><w:tcMar><w:top w:type="dxa" w:w="80"/><w:left w:type="dxa" w:w="120"/><w:bottom w:type="dxa" w:w="80"/><w:right w:type="dxa" w:w="120"/></w:tcMar></w:tcPr><w:p><w:r><w:rPr><w:b/><w:bCs/><w:color w:val="FFFFFF"/><w:sz w:val="28"/><w:szCs w:val="28"/></w:rPr><w:t xml:space="preserve">คำอธิบาย</w:t></w:r></w:p></w:tc></w:tr><w:tr><w:trPr><w:cantSplit/></w:trPr><w:tc><w:tcPr><w:tcW w:type="dxa" w:w="4200"/><w:shd w:fill="FFFFFF" w:color="auto" w:val="clear"/><w:tcMar><w:top w:type="dxa" w:w="70"/><w:left w:type="dxa" w:w="120"/><w:bottom w:type="dxa" w:w="70"/><w:right w:type="dxa" w:w="120"/></w:tcMar></w:tcPr><w:p><w:pPr><w:spacing w:after="0"/></w:pPr><w:r><w:rPr><w:sz w:val="28"/><w:szCs w:val="28"/></w:rPr><w:t xml:space="preserve">กำหนด/ประเมินสถานะฉุกเฉิน</w:t></w:r></w:p></w:tc><w:tc><w:tcPr><w:tcW w:type="dxa" w:w="5400"/><w:shd w:fill="FFFFFF" w:color="auto" w:val="clear"/><w:tcMar><w:top w:type="dxa" w:w="70"/><w:left w:type="dxa" w:w="120"/><w:bottom w:type="dxa" w:w="70"/><w:right w:type="dxa" w:w="120"/></w:tcMar></w:tcPr><w:p><w:pPr><w:spacing w:after="0"/></w:pPr><w:r><w:rPr><w:sz w:val="28"/><w:szCs w:val="28"/></w:rPr><w:t xml:space="preserve">ตั้งหรือยกเลิกแฟล็กฉุกเฉิน — ไม่มีบทบาทอื่นทำได้</w:t></w:r></w:p></w:tc></w:tr><w:tr><w:trPr><w:cantSplit/></w:trPr><w:tc><w:tcPr><w:tcW w:type="dxa" w:w="4200"/><w:shd w:fill="F7F8FA" w:color="auto" w:val="clear"/><w:tcMar><w:top w:type="dxa" w:w="70"/><w:left w:type="dxa" w:w="120"/><w:bottom w:type="dxa" w:w="70"/><w:right w:type="dxa" w:w="120"/></w:tcMar></w:tcPr><w:p><w:pPr><w:spacing w:after="0"/></w:pPr><w:r><w:rPr><w:sz w:val="28"/><w:szCs w:val="28"/></w:rPr><w:t xml:space="preserve">ออกคำขอทีมตอบสนอง</w:t></w:r></w:p></w:tc><w:tc><w:tcPr><w:tcW w:type="dxa" w:w="5400"/><w:shd w:fill="F7F8FA" w:color="auto" w:val="clear"/><w:tcMar><w:top w:type="dxa" w:w="70"/><w:left w:type="dxa" w:w="120"/><w:bottom w:type="dxa" w:w="70"/><w:right w:type="dxa" w:w="120"/></w:tcMar></w:tcPr><w:p><w:pPr><w:spacing w:after="0"/></w:pPr><w:r><w:rPr><w:sz w:val="28"/><w:szCs w:val="28"/></w:rPr><w:t xml:space="preserve">มอบงานให้ทีมพิสูจน์หลักฐาน/ทดสอบเจาะระบบนอก SOC</w:t></w:r></w:p></w:tc></w:tr><w:tr><w:trPr><w:cantSplit/></w:trPr><w:tc><w:tcPr><w:tcW w:type="dxa" w:w="4200"/><w:shd w:fill="FFFFFF" w:color="auto" w:val="clear"/><w:tcMar><w:top w:type="dxa" w:w="70"/><w:left w:type="dxa" w:w="120"/><w:bottom w:type="dxa" w:w="70"/><w:right w:type="dxa" w:w="120"/></w:tcMar></w:tcPr><w:p><w:pPr><w:spacing w:after="0"/></w:pPr><w:r><w:rPr><w:sz w:val="28"/><w:szCs w:val="28"/></w:rPr><w:t xml:space="preserve">อนุมัติปิดตั๋วฉุกเฉิน</w:t></w:r></w:p></w:tc><w:tc><w:tcPr><w:tcW w:type="dxa" w:w="5400"/><w:shd w:fill="FFFFFF" w:color="auto" w:val="clear"/><w:tcMar><w:top w:type="dxa" w:w="70"/><w:left w:type="dxa" w:w="120"/><w:bottom w:type="dxa" w:w="70"/><w:right w:type="dxa" w:w="120"/></w:tcMar></w:tcPr><w:p><w:pPr><w:spacing w:after="0"/></w:pPr><w:r><w:rPr><w:sz w:val="28"/><w:szCs w:val="28"/></w:rPr><w:t xml:space="preserve">ตั๋วฉุกเฉินต้องผ่านการอนุมัติของคุณก่อนปิด</w:t></w:r></w:p></w:tc></w:tr><w:tr><w:trPr><w:cantSplit/></w:trPr><w:tc><w:tcPr><w:tcW w:type="dxa" w:w="4200"/><w:shd w:fill="F7F8FA" w:color="auto" w:val="clear"/><w:tcMar><w:top w:type="dxa" w:w="70"/><w:left w:type="dxa" w:w="120"/><w:bottom w:type="dxa" w:w="70"/><w:right w:type="dxa" w:w="120"/></w:tcMar></w:tcPr><w:p><w:pPr><w:spacing w:after="0"/></w:pPr><w:r><w:rPr><w:sz w:val="28"/><w:szCs w:val="28"/></w:rPr><w:t xml:space="preserve">ตรวจการปิดแบบ Event ที่ถูกปรับลด</w:t></w:r></w:p></w:tc><w:tc><w:tcPr><w:tcW w:type="dxa" w:w="5400"/><w:shd w:fill="F7F8FA" w:color="auto" w:val="clear"/><w:tcMar><w:top w:type="dxa" w:w="70"/><w:left w:type="dxa" w:w="120"/><w:bottom w:type="dxa" w:w="70"/><w:right w:type="dxa" w:w="120"/></w:tcMar></w:tcPr><w:p><w:pPr><w:spacing w:after="0"/></w:pPr><w:r><w:rPr><w:sz w:val="28"/><w:szCs w:val="28"/></w:rPr><w:t xml:space="preserve">ตัดสินว่าเห็นด้วยหรือตีกลับให้ Tier 2</w:t></w:r></w:p></w:tc></w:tr></w:tbl><w:p><w:pPr><w:spacing w:after="140"/></w:pPr></w:p><w:tbl><w:tblPr><w:tblW w:type="dxa" w:w="9600"/><w:tblBorders><w:top w:val="single" w:color="FDECEE" w:sz="2"/><w:left w:val="single" w:color="E63946" w:sz="28"/><w:bottom w:val="single" w:color="FDECEE" w:sz="2"/><w:right w:val="single" w:color="FDECEE" w:sz="2"/><w:insideH w:val="single" w:color="auto" w:sz="4"/><w:insideV w:val="single" w:color="auto" w:sz="4"/></w:tblBorders></w:tblPr><w:tblGrid><w:gridCol w:w="9600"/></w:tblGrid><w:tr><w:tc><w:tcPr><w:tcW w:type="dxa" w:w="9600"/><w:shd w:fill="FDECEE" w:color="auto" w:val="clear"/><w:tcMar><w:top w:type="dxa" w:w="140"/><w:left w:type="dxa" w:w="200"/><w:bottom w:type="dxa" w:w="140"/><w:right w:type="dxa" w:w="200"/></w:tcMar></w:tcPr><w:p><w:pPr><w:spacing w:after="60"/></w:pPr><w:r><w:rPr><w:b/><w:bCs/><w:color w:val="E63946"/><w:sz w:val="30"/><w:szCs w:val="30"/></w:rPr><w:t xml:space="preserve">ข้อควรระวัง</w:t></w:r></w:p><w:p><w:pPr><w:spacing w:after="0"/></w:pPr><w:r><w:rPr><w:sz w:val="32"/><w:szCs w:val="32"/></w:rPr><w:t xml:space="preserve">ผู้จัดการ </w:t></w:r><w:r><w:rPr><w:b/><w:bCs/><w:sz w:val="32"/><w:szCs w:val="32"/></w:rPr><w:t xml:space="preserve">เปลี่ยนช่องทางการจัดการไม่ได้</w:t></w:r><w:r><w:rPr><w:sz w:val="32"/><w:szCs w:val="32"/></w:rPr><w:t xml:space="preserve"> — ทำได้เพียงส่งต่อไปตามช่องทาง (ผู้ดูแลระบบ หรือเจ้าของระบบ) ที่นักวิเคราะห์ระดับ 1 เลือกไว้แล้ว หากไม่เหมาะสมต้องประสานกับผู้เปิดตั๋ว</w:t></w:r></w:p></w:tc></w:tr></w:tbl><w:p><w:pPr><w:pStyle w:val="Heading1"/></w:pPr><w:r><w:t xml:space="preserve">3. การเข้าสู่ระบบ</w:t></w:r></w:p><w:p><w:pPr><w:pStyle w:val="ListParagraph"/><w:numPr><w:ilvl w:val="0"/><w:numId w:val="3"/></w:numPr><w:spacing w:after="80"/></w:pPr><w:r><w:rPr><w:sz w:val="32"/><w:szCs w:val="32"/></w:rPr><w:t xml:space="preserve">เปิดเว็บเบราว์เซอร์ แล้วไปยังที่อยู่ของระบบที่ผู้ดูแลระบบแจ้ง</w:t></w:r></w:p><w:p><w:pPr><w:pStyle w:val="ListParagraph"/><w:numPr><w:ilvl w:val="0"/><w:numId w:val="3"/></w:numPr><w:spacing w:after="80"/></w:pPr><w:r><w:rPr><w:sz w:val="32"/><w:szCs w:val="32"/></w:rPr><w:t xml:space="preserve">กรอก </w:t></w:r><w:r><w:rPr><w:b/><w:bCs/><w:color w:val="1F2D3D"/><w:sz w:val="32"/><w:szCs w:val="32"/></w:rPr><w:t xml:space="preserve">ชื่อผู้ใช้ (Username)</w:t></w:r><w:r><w:rPr><w:sz w:val="32"/><w:szCs w:val="32"/></w:rPr><w:t xml:space="preserve"> และ </w:t></w:r><w:r><w:rPr><w:b/><w:bCs/><w:color w:val="1F2D3D"/><w:sz w:val="32"/><w:szCs w:val="32"/></w:rPr><w:t xml:space="preserve">รหัสผ่าน (Password)</w:t></w:r><w:r><w:rPr><w:sz w:val="32"/><w:szCs w:val="32"/></w:rPr><w:t xml:space="preserve"> แล้วกดเข้าสู่ระบบ</w:t></w:r></w:p><w:tbl><w:tblPr><w:tblW w:type="dxa" w:w="9600"/><w:tblBorders><w:top w:val="dashed" w:color="9DB4D4" w:sz="6"/><w:left w:val="dashed" w:color="9DB4D4" w:sz="6"/><w:bottom w:val="dashed" w:color="9DB4D4" w:sz="6"/><w:right w:val="dashed" w:color="9DB4D4" w:sz="6"/><w:insideH w:val="single" w:color="auto" w:sz="4"/><w:insideV w:val="single" w:color="auto" w:sz="4"/></w:tblBorders></w:tblPr><w:tblGrid><w:gridCol w:w="9600"/></w:tblGrid><w:tr><w:tc><w:tcPr><w:tcW w:type="dxa" w:w="9600"/><w:shd w:fill="F7F8FA" w:color="auto" w:val="clear"/><w:tcMar><w:top w:type="dxa" w:w="520"/><w:left w:type="dxa" w:w="200"/><w:bottom w:type="dxa" w:w="520"/><w:right w:type="dxa" w:w="200"/></w:tcMar><w:vAlign w:val="center"/></w:tcPr><w:p><w:pPr><w:spacing w:after="40"/><w:jc w:val="center"/></w:pPr><w:r><w:rPr><w:b/><w:bCs/><w:color w:val="6C7888"/><w:sz w:val="30"/><w:szCs w:val="30"/></w:rPr><w:t xml:space="preserve">[ ตำแหน่งภาพหน้าจอ ]</w:t></w:r></w:p><w:p><w:pPr><w:spacing w:after="40"/><w:jc w:val="center"/></w:pPr><w:r><w:rPr><w:color w:val="1F2D3D"/><w:sz w:val="32"/><w:szCs w:val="32"/></w:rPr><w:t xml:space="preserve">หน้าเข้าสู่ระบบ</w:t></w:r></w:p><w:p><w:pPr><w:jc w:val="center"/></w:pPr><w:r><w:rPr><w:rFonts w:ascii="Consolas" w:cs="Consolas" w:eastAsia="Consolas" w:hAnsi="Consolas"/><w:color w:val="9AA6B4"/><w:sz w:val="24"/><w:szCs w:val="24"/></w:rPr><w:t xml:space="preserve">SHOT: MGR-login</w:t></w:r></w:p></w:tc></w:tr></w:tbl><w:p><w:pPr><w:spacing w:after="160" w:before="60"/><w:jc w:val="center"/></w:pPr><w:r><w:rPr><w:b/><w:bCs/><w:color w:val="245EA8"/><w:sz w:val="28"/><w:szCs w:val="28"/></w:rPr><w:t xml:space="preserve">รูปที่ 3-1  </w:t></w:r><w:r><w:rPr><w:i/><w:iCs/><w:color w:val="6C7888"/><w:sz w:val="28"/><w:szCs w:val="28"/></w:rPr><w:t xml:space="preserve">หน้าเข้าสู่ระบบ</w:t></w:r></w:p><w:tbl><w:tblPr><w:tblW w:type="dxa" w:w="9600"/><w:tblBorders><w:top w:val="single" w:color="F1F3F6" w:sz="2"/><w:left w:val="single" w:color="6C7888" w:sz="28"/><w:bottom w:val="single" w:color="F1F3F6" w:sz="2"/><w:right w:val="single" w:color="F1F3F6" w:sz="2"/><w:insideH w:val="single" w:color="auto" w:sz="4"/><w:insideV w:val="single" w:color="auto" w:sz="4"/></w:tblBorders></w:tblPr><w:tblGrid><w:gridCol w:w="9600"/></w:tblGrid><w:tr><w:tc><w:tcPr><w:tcW w:type="dxa" w:w="9600"/><w:shd w:fill="F1F3F6" w:color="auto" w:val="clear"/><w:tcMar><w:top w:type="dxa" w:w="140"/><w:left w:type="dxa" w:w="200"/><w:bottom w:type="dxa" w:w="140"/><w:right w:type="dxa" w:w="200"/></w:tcMar></w:tcPr><w:p><w:pPr><w:spacing w:after="60"/></w:pPr><w:r><w:rPr><w:b/><w:bCs/><w:color w:val="6C7888"/><w:sz w:val="30"/><w:szCs w:val="30"/></w:rPr><w:t xml:space="preserve">สิ่งที่ต้องจำ</w:t></w:r></w:p><w:p><w:pPr><w:spacing w:after="0"/></w:pPr><w:r><w:rPr><w:sz w:val="32"/><w:szCs w:val="32"/></w:rPr><w:t xml:space="preserve">บัญชีสร้างและกำหนดบทบาทโดยผู้ดูแลระบบ SOC หากบัญชีถูกล็อก (ผิดเกิน 5 ครั้ง) ให้ติดต่อผู้ดูแลระบบ</w:t></w:r></w:p></w:tc></w:tr></w:tbl><w:p><w:pPr><w:pStyle w:val="Heading1"/></w:pPr><w:r><w:t xml:space="preserve">4. หน้าจอและเมนูของคุณ</w:t></w:r></w:p><w:tbl><w:tblPr><w:tblW w:type="dxa" w:w="9600"/><w:tblBorders><w:top w:val="single" w:color="E1E6ED" w:sz="2"/><w:left w:val="single" w:color="E1E6ED" w:sz="2"/><w:bottom w:val="single" w:color="E1E6ED" w:sz="2"/><w:right w:val="single" w:color="E1E6ED" w:sz="2"/><w:insideH w:val="single" w:color="E1E6ED" w:sz="2"/><w:insideV w:val="single" w:color="E1E6ED" w:sz="2"/></w:tblBorders></w:tblPr><w:tblGrid><w:gridCol w:w="4200"/><w:gridCol w:w="5400"/></w:tblGrid><w:tr><w:trPr><w:cantSplit/><w:tblHeader/></w:trPr><w:tc><w:tcPr><w:tcW w:type="dxa" w:w="4200"/><w:shd w:fill="1A1A2E" w:color="auto" w:val="clear"/><w:tcMar><w:top w:type="dxa" w:w="80"/><w:left w:type="dxa" w:w="120"/><w:bottom w:type="dxa" w:w="80"/><w:right w:type="dxa" w:w="120"/></w:tcMar></w:tcPr><w:p><w:r><w:rPr><w:b/><w:bCs/><w:color w:val="FFFFFF"/><w:sz w:val="28"/><w:szCs w:val="28"/></w:rPr><w:t xml:space="preserve">กลุ่ม / เมนู</w:t></w:r></w:p></w:tc><w:tc><w:tcPr><w:tcW w:type="dxa" w:w="5400"/><w:shd w:fill="1A1A2E" w:color="auto" w:val="clear"/><w:tcMar><w:top w:type="dxa" w:w="80"/><w:left w:type="dxa" w:w="120"/><w:bottom w:type="dxa" w:w="80"/><w:right w:type="dxa" w:w="120"/></w:tcMar></w:tcPr><w:p><w:r><w:rPr><w:b/><w:bCs/><w:color w:val="FFFFFF"/><w:sz w:val="28"/><w:szCs w:val="28"/></w:rPr><w:t xml:space="preserve">หน้าที่</w:t></w:r></w:p></w:tc></w:tr><w:tr><w:trPr><w:cantSplit/></w:trPr><w:tc><w:tcPr><w:tcW w:type="dxa" w:w="4200"/><w:shd w:fill="FFFFFF" w:color="auto" w:val="clear"/><w:tcMar><w:top w:type="dxa" w:w="70"/><w:left w:type="dxa" w:w="120"/><w:bottom w:type="dxa" w:w="70"/><w:right w:type="dxa" w:w="120"/></w:tcMar></w:tcPr><w:p><w:pPr><w:spacing w:after="0"/></w:pPr><w:r><w:rPr><w:b/><w:bCs/><w:color w:val="245EA8"/><w:sz w:val="32"/><w:szCs w:val="32"/></w:rPr><w:t xml:space="preserve">ภาพรวม › แดชบอร์ด SOC</w:t></w:r></w:p></w:tc><w:tc><w:tcPr><w:tcW w:type="dxa" w:w="5400"/><w:shd w:fill="FFFFFF" w:color="auto" w:val="clear"/><w:tcMar><w:top w:type="dxa" w:w="70"/><w:left w:type="dxa" w:w="120"/><w:bottom w:type="dxa" w:w="70"/><w:right w:type="dxa" w:w="120"/></w:tcMar></w:tcPr><w:p><w:pPr><w:spacing w:after="0"/></w:pPr><w:r><w:rPr><w:sz w:val="28"/><w:szCs w:val="28"/></w:rPr><w:t xml:space="preserve">ภาพรวมสถานะงานและตัวชี้วัดของทีม</w:t></w:r></w:p></w:tc></w:tr><w:tr><w:trPr><w:cantSplit/></w:trPr><w:tc><w:tcPr><w:tcW w:type="dxa" w:w="4200"/><w:shd w:fill="F7F8FA" w:color="auto" w:val="clear"/><w:tcMar><w:top w:type="dxa" w:w="70"/><w:left w:type="dxa" w:w="120"/><w:bottom w:type="dxa" w:w="70"/><w:right w:type="dxa" w:w="120"/></w:tcMar></w:tcPr><w:p><w:pPr><w:spacing w:after="0"/></w:pPr><w:r><w:rPr><w:b/><w:bCs/><w:color w:val="245EA8"/><w:sz w:val="32"/><w:szCs w:val="32"/></w:rPr><w:t xml:space="preserve">คิวงานต่างๆ › คิวงานผู้จัดการ</w:t></w:r></w:p></w:tc><w:tc><w:tcPr><w:tcW w:type="dxa" w:w="5400"/><w:shd w:fill="F7F8FA" w:color="auto" w:val="clear"/><w:tcMar><w:top w:type="dxa" w:w="70"/><w:left w:type="dxa" w:w="120"/><w:bottom w:type="dxa" w:w="70"/><w:right w:type="dxa" w:w="120"/></w:tcMar></w:tcPr><w:p><w:pPr><w:spacing w:after="0"/></w:pPr><w:r><w:rPr><w:sz w:val="28"/><w:szCs w:val="28"/></w:rPr><w:t xml:space="preserve">คิวหลักของคุณ: เคสที่รอผู้จัดการตรวจ อนุมัติ หรือตรวจการปิด Event</w:t></w:r></w:p></w:tc></w:tr><w:tr><w:trPr><w:cantSplit/></w:trPr><w:tc><w:tcPr><w:tcW w:type="dxa" w:w="4200"/><w:shd w:fill="FFFFFF" w:color="auto" w:val="clear"/><w:tcMar><w:top w:type="dxa" w:w="70"/><w:left w:type="dxa" w:w="120"/><w:bottom w:type="dxa" w:w="70"/><w:right w:type="dxa" w:w="120"/></w:tcMar></w:tcPr><w:p><w:pPr><w:spacing w:after="0"/></w:pPr><w:r><w:rPr><w:b/><w:bCs/><w:color w:val="245EA8"/><w:sz w:val="32"/><w:szCs w:val="32"/></w:rPr><w:t xml:space="preserve">คิวงานต่างๆ › คำขอตอบสนองเหตุการณ์</w:t></w:r><w:r><w:rPr><w:sz w:val="32"/><w:szCs w:val="32"/></w:rPr><w:t xml:space="preserve"> (งานตอบสนอง)</w:t></w:r></w:p></w:tc><w:tc><w:tcPr><w:tcW w:type="dxa" w:w="5400"/><w:shd w:fill="FFFFFF" w:color="auto" w:val="clear"/><w:tcMar><w:top w:type="dxa" w:w="70"/><w:left w:type="dxa" w:w="120"/><w:bottom w:type="dxa" w:w="70"/><w:right w:type="dxa" w:w="120"/></w:tcMar></w:tcPr><w:p><w:pPr><w:spacing w:after="0"/></w:pPr><w:r><w:rPr><w:sz w:val="28"/><w:szCs w:val="28"/></w:rPr><w:t xml:space="preserve">ภาพรวมคำขอทีมตอบสนองทุกทีม</w:t></w:r></w:p></w:tc></w:tr><w:tr><w:trPr><w:cantSplit/></w:trPr><w:tc><w:tcPr><w:tcW w:type="dxa" w:w="4200"/><w:shd w:fill="F7F8FA" w:color="auto" w:val="clear"/><w:tcMar><w:top w:type="dxa" w:w="70"/><w:left w:type="dxa" w:w="120"/><w:bottom w:type="dxa" w:w="70"/><w:right w:type="dxa" w:w="120"/></w:tcMar></w:tcPr><w:p><w:pPr><w:spacing w:after="0"/></w:pPr><w:r><w:rPr><w:b/><w:bCs/><w:color w:val="245EA8"/><w:sz w:val="32"/><w:szCs w:val="32"/></w:rPr><w:t xml:space="preserve">เคส › เคสที่กำลังดำเนินการอยู่ / ประวัติเคสที่ปิดไปแล้ว / ค้นหา IOC</w:t></w:r></w:p></w:tc><w:tc><w:tcPr><w:tcW w:type="dxa" w:w="5400"/><w:shd w:fill="F7F8FA" w:color="auto" w:val="clear"/><w:tcMar><w:top w:type="dxa" w:w="70"/><w:left w:type="dxa" w:w="120"/><w:bottom w:type="dxa" w:w="70"/><w:right w:type="dxa" w:w="120"/></w:tcMar></w:tcPr><w:p><w:pPr><w:spacing w:after="0"/></w:pPr><w:r><w:rPr><w:sz w:val="28"/><w:szCs w:val="28"/></w:rPr><w:t xml:space="preserve">ตั๋วงานทั้งหมด, ประวัติ, และการค้นหา</w:t></w:r></w:p></w:tc></w:tr><w:tr><w:trPr><w:cantSplit/></w:trPr><w:tc><w:tcPr><w:tcW w:type="dxa" w:w="4200"/><w:shd w:fill="FFFFFF" w:color="auto" w:val="clear"/><w:tcMar><w:top w:type="dxa" w:w="70"/><w:left w:type="dxa" w:w="120"/><w:bottom w:type="dxa" w:w="70"/><w:right w:type="dxa" w:w="120"/></w:tcMar></w:tcPr><w:p><w:pPr><w:spacing w:after="0"/></w:pPr><w:r><w:rPr><w:b/><w:bCs/><w:color w:val="245EA8"/><w:sz w:val="32"/><w:szCs w:val="32"/></w:rPr><w:t xml:space="preserve">ตั้งค่าระบบ › แผงควบคุมผู้ดูแลระบบ</w:t></w:r></w:p></w:tc><w:tc><w:tcPr><w:tcW w:type="dxa" w:w="5400"/><w:shd w:fill="FFFFFF" w:color="auto" w:val="clear"/><w:tcMar><w:top w:type="dxa" w:w="70"/><w:left w:type="dxa" w:w="120"/><w:bottom w:type="dxa" w:w="70"/><w:right w:type="dxa" w:w="120"/></w:tcMar></w:tcPr><w:p><w:pPr><w:spacing w:after="0"/></w:pPr><w:r><w:rPr><w:sz w:val="28"/><w:szCs w:val="28"/></w:rPr><w:t xml:space="preserve">หน้าจัดการระบบ (สำหรับผู้ดูแล/ผู้จัดการ)</w:t></w:r></w:p></w:tc></w:tr></w:tbl><w:tbl><w:tblPr><w:tblW w:type="dxa" w:w="9600"/><w:tblBorders><w:top w:val="dashed" w:color="9DB4D4" w:sz="6"/><w:left w:val="dashed" w:color="9DB4D4" w:sz="6"/><w:bottom w:val="dashed" w:color="9DB4D4" w:sz="6"/><w:right w:val="dashed" w:color="9DB4D4" w:sz="6"/><w:insideH w:val="single" w:color="auto" w:sz="4"/><w:insideV w:val="single" w:color="auto" w:sz="4"/></w:tblBorders></w:tblPr><w:tblGrid><w:gridCol w:w="9600"/></w:tblGrid><w:tr><w:tc><w:tcPr><w:tcW w:type="dxa" w:w="9600"/><w:shd w:fill="F7F8FA" w:color="auto" w:val="clear"/><w:tcMar><w:top w:type="dxa" w:w="520"/><w:left w:type="dxa" w:w="200"/><w:bottom w:type="dxa" w:w="520"/><w:right w:type="dxa" w:w="200"/></w:tcMar><w:vAlign w:val="center"/></w:tcPr><w:p><w:pPr><w:spacing w:after="40"/><w:jc w:val="center"/></w:pPr><w:r><w:rPr><w:b/><w:bCs/><w:color w:val="6C7888"/><w:sz w:val="30"/><w:szCs w:val="30"/></w:rPr><w:t xml:space="preserve">[ ตำแหน่งภาพหน้าจอ ]</w:t></w:r></w:p><w:p><w:pPr><w:spacing w:after="40"/><w:jc w:val="center"/></w:pPr><w:r><w:rPr><w:color w:val="1F2D3D"/><w:sz w:val="32"/><w:szCs w:val="32"/></w:rPr><w:t xml:space="preserve">แถบเมนูด้านซ้ายสำหรับผู้จัดการ SOC พร้อมตัวเลขงานค้างในคิวงานผู้จัดการ</w:t></w:r></w:p><w:p><w:pPr><w:jc w:val="center"/></w:pPr><w:r><w:rPr><w:rFonts w:ascii="Consolas" w:cs="Consolas" w:eastAsia="Consolas" w:hAnsi="Consolas"/><w:color w:val="9AA6B4"/><w:sz w:val="24"/><w:szCs w:val="24"/></w:rPr><w:t xml:space="preserve">SHOT: MGR-sidebar</w:t></w:r></w:p></w:tc></w:tr></w:tbl><w:p><w:pPr><w:spacing w:after="160" w:before="60"/><w:jc w:val="center"/></w:pPr><w:r><w:rPr><w:b/><w:bCs/><w:color w:val="245EA8"/><w:sz w:val="28"/><w:szCs w:val="28"/></w:rPr><w:t xml:space="preserve">รูปที่ 4-1  </w:t></w:r><w:r><w:rPr><w:i/><w:iCs/><w:color w:val="6C7888"/><w:sz w:val="28"/><w:szCs w:val="28"/></w:rPr><w:t xml:space="preserve">แถบเมนูด้านซ้ายสำหรับผู้จัดการ SOC พร้อมตัวเลขงานค้างในคิวงานผู้จัดการ</w:t></w:r></w:p><w:p><w:pPr><w:pStyle w:val="Heading2"/></w:pPr><w:r><w:t xml:space="preserve">4.1 อ่านแดชบอร์ด SOC (ปรับปรุง v1.7.0)</w:t></w:r></w:p><w:p><w:pPr><w:spacing w:after="120"/></w:pPr><w:r><w:rPr><w:sz w:val="32"/><w:szCs w:val="32"/></w:rPr><w:t xml:space="preserve">เมนู </w:t></w:r><w:r><w:rPr><w:b/><w:bCs/><w:color w:val="245EA8"/><w:sz w:val="32"/><w:szCs w:val="32"/></w:rPr><w:t xml:space="preserve">ภาพรวม › แดชบอร์ด SOC</w:t></w:r><w:r><w:rPr><w:sz w:val="32"/><w:szCs w:val="32"/></w:rPr><w:t xml:space="preserve"> ถูกออกแบบใหม่ใน v1.7.0 ให้ดูภาระงานของทีมได้เร็วขึ้น ประกอบด้วย</w:t></w:r></w:p><w:tbl><w:tblPr><w:tblW w:type="dxa" w:w="9600"/><w:tblBorders><w:top w:val="single" w:color="E1E6ED" w:sz="2"/><w:left w:val="single" w:color="E1E6ED" w:sz="2"/><w:bottom w:val="single" w:color="E1E6ED" w:sz="2"/><w:right w:val="single" w:color="E1E6ED" w:sz="2"/><w:insideH w:val="single" w:color="E1E6ED" w:sz="2"/><w:insideV w:val="single" w:color="E1E6ED" w:sz="2"/></w:tblBorders></w:tblPr><w:tblGrid><w:gridCol w:w="3400"/><w:gridCol w:w="6200"/></w:tblGrid><w:tr><w:trPr><w:cantSplit/><w:tblHeader/></w:trPr><w:tc><w:tcPr><w:tcW w:type="dxa" w:w="3400"/><w:shd w:fill="1A1A2E" w:color="auto" w:val="clear"/><w:tcMar><w:top w:type="dxa" w:w="80"/><w:left w:type="dxa" w:w="120"/><w:bottom w:type="dxa" w:w="80"/><w:right w:type="dxa" w:w="120"/></w:tcMar></w:tcPr><w:p><w:r><w:rPr><w:b/><w:bCs/><w:color w:val="FFFFFF"/><w:sz w:val="28"/><w:szCs w:val="28"/></w:rPr><w:t xml:space="preserve">ส่วน</w:t></w:r></w:p></w:tc><w:tc><w:tcPr><w:tcW w:type="dxa" w:w="6200"/><w:shd w:fill="1A1A2E" w:color="auto" w:val="clear"/><w:tcMar><w:top w:type="dxa" w:w="80"/><w:left w:type="dxa" w:w="120"/><w:bottom w:type="dxa" w:w="80"/><w:right w:type="dxa" w:w="120"/></w:tcMar></w:tcPr><w:p><w:r><w:rPr><w:b/><w:bCs/><w:color w:val="FFFFFF"/><w:sz w:val="28"/><w:szCs w:val="28"/></w:rPr><w:t xml:space="preserve">บอกอะไร</w:t></w:r></w:p></w:tc></w:tr><w:tr><w:trPr><w:cantSplit/></w:trPr><w:tc><w:tcPr><w:tcW w:type="dxa" w:w="3400"/><w:shd w:fill="FFFFFF" w:color="auto" w:val="clear"/><w:tcMar><w:top w:type="dxa" w:w="70"/><w:left w:type="dxa" w:w="120"/><w:bottom w:type="dxa" w:w="70"/><w:right w:type="dxa" w:w="120"/></w:tcMar></w:tcPr><w:p><w:pPr><w:spacing w:after="0"/></w:pPr><w:r><w:rPr><w:sz w:val="28"/><w:szCs w:val="28"/></w:rPr><w:t xml:space="preserve">การ์ดตัวเลขสี่ใบ</w:t></w:r></w:p></w:tc><w:tc><w:tcPr><w:tcW w:type="dxa" w:w="6200"/><w:shd w:fill="FFFFFF" w:color="auto" w:val="clear"/><w:tcMar><w:top w:type="dxa" w:w="70"/><w:left w:type="dxa" w:w="120"/><w:bottom w:type="dxa" w:w="70"/><w:right w:type="dxa" w:w="120"/></w:tcMar></w:tcPr><w:p><w:pPr><w:spacing w:after="0"/></w:pPr><w:r><w:rPr><w:sz w:val="28"/><w:szCs w:val="28"/></w:rPr><w:t xml:space="preserve">คดีที่กำลังดำเนินการ, ความรุนแรงระดับวิกฤต, ปิดเดือนนี้, และเวลามัธยฐานในการแก้ไข (MTTR)</w:t></w:r></w:p></w:tc></w:tr><w:tr><w:trPr><w:cantSplit/></w:trPr><w:tc><w:tcPr><w:tcW w:type="dxa" w:w="3400"/><w:shd w:fill="F7F8FA" w:color="auto" w:val="clear"/><w:tcMar><w:top w:type="dxa" w:w="70"/><w:left w:type="dxa" w:w="120"/><w:bottom w:type="dxa" w:w="70"/><w:right w:type="dxa" w:w="120"/></w:tcMar></w:tcPr><w:p><w:pPr><w:spacing w:after="0"/></w:pPr><w:r><w:rPr><w:b/><w:bCs/><w:sz w:val="32"/><w:szCs w:val="32"/></w:rPr><w:t xml:space="preserve">Analyst Workload</w:t></w:r><w:r><w:rPr><w:sz w:val="32"/><w:szCs w:val="32"/></w:rPr><w:t xml:space="preserve"> — งานที่ต้องดำเนินการเอง</w:t></w:r></w:p></w:tc><w:tc><w:tcPr><w:tcW w:type="dxa" w:w="6200"/><w:shd w:fill="F7F8FA" w:color="auto" w:val="clear"/><w:tcMar><w:top w:type="dxa" w:w="70"/><w:left w:type="dxa" w:w="120"/><w:bottom w:type="dxa" w:w="70"/><w:right w:type="dxa" w:w="120"/></w:tcMar></w:tcPr><w:p><w:pPr><w:spacing w:after="0"/></w:pPr><w:r><w:rPr><w:sz w:val="28"/><w:szCs w:val="28"/></w:rPr><w:t xml:space="preserve">ภาระงานรายบุคคล: ใครมีงานต้องทำกี่เรื่อง รอดำเนินการกี่เรื่อง — ใช้เกลี่ยงานในทีม</w:t></w:r></w:p></w:tc></w:tr><w:tr><w:trPr><w:cantSplit/></w:trPr><w:tc><w:tcPr><w:tcW w:type="dxa" w:w="3400"/><w:shd w:fill="FFFFFF" w:color="auto" w:val="clear"/><w:tcMar><w:top w:type="dxa" w:w="70"/><w:left w:type="dxa" w:w="120"/><w:bottom w:type="dxa" w:w="70"/><w:right w:type="dxa" w:w="120"/></w:tcMar></w:tcPr><w:p><w:pPr><w:spacing w:after="0"/></w:pPr><w:r><w:rPr><w:b/><w:bCs/><w:sz w:val="32"/><w:szCs w:val="32"/></w:rPr><w:t xml:space="preserve">Pipeline</w:t></w:r><w:r><w:rPr><w:sz w:val="32"/><w:szCs w:val="32"/></w:rPr><w:t xml:space="preserve"> — สถานะที่กำลังดำเนินการ</w:t></w:r></w:p></w:tc><w:tc><w:tcPr><w:tcW w:type="dxa" w:w="6200"/><w:shd w:fill="FFFFFF" w:color="auto" w:val="clear"/><w:tcMar><w:top w:type="dxa" w:w="70"/><w:left w:type="dxa" w:w="120"/><w:bottom w:type="dxa" w:w="70"/><w:right w:type="dxa" w:w="120"/></w:tcMar></w:tcPr><w:p><w:pPr><w:spacing w:after="0"/></w:pPr><w:r><w:rPr><w:sz w:val="28"/><w:szCs w:val="28"/></w:rPr><w:t xml:space="preserve">งานค้างอยู่ที่ขั้นตอนใดมากที่สุด ชี้จุดคอขวดของกระบวนการ</w:t></w:r></w:p></w:tc></w:tr><w:tr><w:trPr><w:cantSplit/></w:trPr><w:tc><w:tcPr><w:tcW w:type="dxa" w:w="3400"/><w:shd w:fill="F7F8FA" w:color="auto" w:val="clear"/><w:tcMar><w:top w:type="dxa" w:w="70"/><w:left w:type="dxa" w:w="120"/><w:bottom w:type="dxa" w:w="70"/><w:right w:type="dxa" w:w="120"/></w:tcMar></w:tcPr><w:p><w:pPr><w:spacing w:after="0"/></w:pPr><w:r><w:rPr><w:b/><w:bCs/><w:sz w:val="32"/><w:szCs w:val="32"/></w:rPr><w:t xml:space="preserve">Active Cases</w:t></w:r><w:r><w:rPr><w:sz w:val="32"/><w:szCs w:val="32"/></w:rPr><w:t xml:space="preserve"> — รายละเอียดคดี</w:t></w:r></w:p></w:tc><w:tc><w:tcPr><w:tcW w:type="dxa" w:w="6200"/><w:shd w:fill="F7F8FA" w:color="auto" w:val="clear"/><w:tcMar><w:top w:type="dxa" w:w="70"/><w:left w:type="dxa" w:w="120"/><w:bottom w:type="dxa" w:w="70"/><w:right w:type="dxa" w:w="120"/></w:tcMar></w:tcPr><w:p><w:pPr><w:spacing w:after="0"/></w:pPr><w:r><w:rPr><w:sz w:val="28"/><w:szCs w:val="28"/></w:rPr><w:t xml:space="preserve">ตารางคดีที่เปิดอยู่ กดหัวคอลัมน์เพื่อเรียงลำดับได้</w:t></w:r></w:p></w:tc></w:tr><w:tr><w:trPr><w:cantSplit/></w:trPr><w:tc><w:tcPr><w:tcW w:type="dxa" w:w="3400"/><w:shd w:fill="FFFFFF" w:color="auto" w:val="clear"/><w:tcMar><w:top w:type="dxa" w:w="70"/><w:left w:type="dxa" w:w="120"/><w:bottom w:type="dxa" w:w="70"/><w:right w:type="dxa" w:w="120"/></w:tcMar></w:tcPr><w:p><w:pPr><w:spacing w:after="0"/></w:pPr><w:r><w:rPr><w:b/><w:bCs/><w:sz w:val="32"/><w:szCs w:val="32"/></w:rPr><w:t xml:space="preserve">Daily Case Volume</w:t></w:r></w:p></w:tc><w:tc><w:tcPr><w:tcW w:type="dxa" w:w="6200"/><w:shd w:fill="FFFFFF" w:color="auto" w:val="clear"/><w:tcMar><w:top w:type="dxa" w:w="70"/><w:left w:type="dxa" w:w="120"/><w:bottom w:type="dxa" w:w="70"/><w:right w:type="dxa" w:w="120"/></w:tcMar></w:tcPr><w:p><w:pPr><w:spacing w:after="0"/></w:pPr><w:r><w:rPr><w:sz w:val="28"/><w:szCs w:val="28"/></w:rPr><w:t xml:space="preserve">ปริมาณคดีรายวันย้อนหลัง 30 วัน ใช้ดูแนวโน้ม</w:t></w:r></w:p></w:tc></w:tr></w:tbl><w:p><w:pPr><w:spacing w:after="140"/></w:pPr></w:p><w:tbl><w:tblPr><w:tblW w:type="dxa" w:w="9600"/><w:tblBorders><w:top w:val="dashed" w:color="9DB4D4" w:sz="6"/><w:left w:val="dashed" w:color="9DB4D4" w:sz="6"/><w:bottom w:val="dashed" w:color="9DB4D4" w:sz="6"/><w:right w:val="dashed" w:color="9DB4D4" w:sz="6"/><w:insideH w:val="single" w:color="auto" w:sz="4"/><w:insideV w:val="single" w:color="auto" w:sz="4"/></w:tblBorders></w:tblPr><w:tblGrid><w:gridCol w:w="9600"/></w:tblGrid><w:tr><w:tc><w:tcPr><w:tcW w:type="dxa" w:w="9600"/><w:shd w:fill="F7F8FA" w:color="auto" w:val="clear"/><w:tcMar><w:top w:type="dxa" w:w="520"/><w:left w:type="dxa" w:w="200"/><w:bottom w:type="dxa" w:w="520"/><w:right w:type="dxa" w:w="200"/></w:tcMar><w:vAlign w:val="center"/></w:tcPr><w:p><w:pPr><w:spacing w:after="40"/><w:jc w:val="center"/></w:pPr><w:r><w:rPr><w:b/><w:bCs/><w:color w:val="6C7888"/><w:sz w:val="30"/><w:szCs w:val="30"/></w:rPr><w:t xml:space="preserve">[ ตำแหน่งภาพหน้าจอ ]</w:t></w:r></w:p><w:p><w:pPr><w:spacing w:after="40"/><w:jc w:val="center"/></w:pPr><w:r><w:rPr><w:color w:val="1F2D3D"/><w:sz w:val="32"/><w:szCs w:val="32"/></w:rPr><w:t xml:space="preserve">แดชบอร์ด SOC หลังออกแบบใหม่ แสดงการ์ดตัวเลข Analyst Workload และ Pipeline</w:t></w:r></w:p><w:p><w:pPr><w:jc w:val="center"/></w:pPr><w:r><w:rPr><w:rFonts w:ascii="Consolas" w:cs="Consolas" w:eastAsia="Consolas" w:hAnsi="Consolas"/><w:color w:val="9AA6B4"/><w:sz w:val="24"/><w:szCs w:val="24"/></w:rPr><w:t xml:space="preserve">SHOT: MGR-dashboard</w:t></w:r></w:p></w:tc></w:tr></w:tbl><w:p><w:pPr><w:spacing w:after="160" w:before="60"/><w:jc w:val="center"/></w:pPr><w:r><w:rPr><w:b/><w:bCs/><w:color w:val="245EA8"/><w:sz w:val="28"/><w:szCs w:val="28"/></w:rPr><w:t xml:space="preserve">รูปที่ 4-2  </w:t></w:r><w:r><w:rPr><w:i/><w:iCs/><w:color w:val="6C7888"/><w:sz w:val="28"/><w:szCs w:val="28"/></w:rPr><w:t xml:space="preserve">แดชบอร์ด SOC หลังออกแบบใหม่ แสดงการ์ดตัวเลข Analyst Workload และ Pipeline</w:t></w:r></w:p><w:tbl><w:tblPr><w:tblW w:type="dxa" w:w="9600"/><w:tblBorders><w:top w:val="single" w:color="F1F3F6" w:sz="2"/><w:left w:val="single" w:color="6C7888" w:sz="28"/><w:bottom w:val="single" w:color="F1F3F6" w:sz="2"/><w:right w:val="single" w:color="F1F3F6" w:sz="2"/><w:insideH w:val="single" w:color="auto" w:sz="4"/><w:insideV w:val="single" w:color="auto" w:sz="4"/></w:tblBorders></w:tblPr><w:tblGrid><w:gridCol w:w="9600"/></w:tblGrid><w:tr><w:tc><w:tcPr><w:tcW w:type="dxa" w:w="9600"/><w:shd w:fill="F1F3F6" w:color="auto" w:val="clear"/><w:tcMar><w:top w:type="dxa" w:w="140"/><w:left w:type="dxa" w:w="200"/><w:bottom w:type="dxa" w:w="140"/><w:right w:type="dxa" w:w="200"/></w:tcMar></w:tcPr><w:p><w:pPr><w:spacing w:after="60"/></w:pPr><w:r><w:rPr><w:b/><w:bCs/><w:color w:val="6C7888"/><w:sz w:val="30"/><w:szCs w:val="30"/></w:rPr><w:t xml:space="preserve">สิ่งที่ต้องจำ</w:t></w:r></w:p><w:p><w:pPr><w:spacing w:after="0"/></w:pPr><w:r><w:rPr><w:sz w:val="32"/><w:szCs w:val="32"/></w:rPr><w:t xml:space="preserve">นี่คนละหน้ากับ </w:t></w:r><w:r><w:rPr><w:b/><w:bCs/><w:color w:val="245EA8"/><w:sz w:val="32"/><w:szCs w:val="32"/></w:rPr><w:t xml:space="preserve">ภาพรวม › แดชบอร์ดผู้บริหาร</w:t></w:r><w:r><w:rPr><w:sz w:val="32"/><w:szCs w:val="32"/></w:rPr><w:t xml:space="preserve"> ซึ่งเป็นมุมมองสรุปความเสี่ยงสำหรับผู้บริหารและคุณไม่ได้ใช้ในงานประจำวัน</w:t></w:r></w:p></w:tc></w:tr></w:tbl><w:p><w:pPr><w:pStyle w:val="Heading1"/></w:pPr><w:r><w:t xml:space="preserve">5. งานหลักทีละขั้นตอน</w:t></w:r></w:p><w:p><w:pPr><w:pStyle w:val="Heading2"/></w:pPr><w:r><w:t xml:space="preserve">5.1 ตรวจก่อนมอบหมาย และประเมินสถานะฉุกเฉิน</w:t></w:r></w:p><w:p><w:pPr><w:spacing w:after="120"/></w:pPr><w:r><w:rPr><w:sz w:val="32"/><w:szCs w:val="32"/></w:rPr><w:t xml:space="preserve">เหตุการณ์จริง </w:t></w:r><w:r><w:rPr><w:b/><w:bCs/><w:sz w:val="32"/><w:szCs w:val="32"/></w:rPr><w:t xml:space="preserve">ทุกเรื่อง</w:t></w:r><w:r><w:rPr><w:sz w:val="32"/><w:szCs w:val="32"/></w:rPr><w:t xml:space="preserve"> หยุดรอที่สถานะ </w:t></w:r><w:r><w:rPr><w:b/><w:bCs/><w:sz w:val="32"/><w:szCs w:val="32"/></w:rPr><w:t xml:space="preserve">รอผู้จัดการ SOC ตรวจ (ก่อนมอบหมาย)</w:t></w:r><w:r><w:rPr><w:sz w:val="32"/><w:szCs w:val="32"/></w:rPr><w:t xml:space="preserve"> งานควบคุมยังไม่เริ่มจนกว่าคุณจะส่งต่อ ระบบส่งอีเมลแจ้งคุณอัตโนมัติ</w:t></w:r></w:p><w:p><w:pPr><w:pStyle w:val="ListParagraph"/><w:numPr><w:ilvl w:val="0"/><w:numId w:val="4"/></w:numPr><w:spacing w:after="80"/></w:pPr><w:r><w:rPr><w:sz w:val="32"/><w:szCs w:val="32"/></w:rPr><w:t xml:space="preserve">เปิดตั๋วจาก </w:t></w:r><w:r><w:rPr><w:b/><w:bCs/><w:color w:val="245EA8"/><w:sz w:val="32"/><w:szCs w:val="32"/></w:rPr><w:t xml:space="preserve">คิวงานผู้จัดการ</w:t></w:r><w:r><w:rPr><w:sz w:val="32"/><w:szCs w:val="32"/></w:rPr><w:t xml:space="preserve"> การ์ด </w:t></w:r><w:r><w:rPr><w:b/><w:bCs/><w:sz w:val="32"/><w:szCs w:val="32"/></w:rPr><w:t xml:space="preserve">การตรวจสอบโดยผู้จัดการ SOC</w:t></w:r><w:r><w:rPr><w:sz w:val="32"/><w:szCs w:val="32"/></w:rPr><w:t xml:space="preserve"> จะแสดงเส้นทางที่ระดับ 1 เลือกไว้</w:t></w:r></w:p><w:p><w:pPr><w:pStyle w:val="ListParagraph"/><w:numPr><w:ilvl w:val="0"/><w:numId w:val="4"/></w:numPr><w:spacing w:after="80"/></w:pPr><w:r><w:rPr><w:sz w:val="32"/><w:szCs w:val="32"/></w:rPr><w:t xml:space="preserve">ที่ </w:t></w:r><w:r><w:rPr><w:b/><w:bCs/><w:color w:val="1F2D3D"/><w:sz w:val="32"/><w:szCs w:val="32"/></w:rPr><w:t xml:space="preserve">ประเมินสถานะฉุกเฉิน</w:t></w:r><w:r><w:rPr><w:sz w:val="32"/><w:szCs w:val="32"/></w:rPr><w:t xml:space="preserve"> เลือกอย่างชัดเจนระหว่าง </w:t></w:r><w:r><w:rPr><w:b/><w:bCs/><w:color w:val="1F2D3D"/><w:sz w:val="32"/><w:szCs w:val="32"/></w:rPr><w:t xml:space="preserve">Normal</w:t></w:r><w:r><w:rPr><w:sz w:val="32"/><w:szCs w:val="32"/></w:rPr><w:t xml:space="preserve"> หรือ </w:t></w:r><w:r><w:rPr><w:b/><w:bCs/><w:color w:val="1F2D3D"/><w:sz w:val="32"/><w:szCs w:val="32"/></w:rPr><w:t xml:space="preserve">Emergency</w:t></w:r><w:r><w:rPr><w:sz w:val="32"/><w:szCs w:val="32"/></w:rPr><w:t xml:space="preserve"> — การเลือก Normal คือการตัดสินใจ ไม่ใช่การเว้นว่าง</w:t></w:r></w:p><w:p><w:pPr><w:pStyle w:val="ListParagraph"/><w:numPr><w:ilvl w:val="0"/><w:numId w:val="4"/></w:numPr><w:spacing w:after="80"/></w:pPr><w:r><w:rPr><w:sz w:val="32"/><w:szCs w:val="32"/></w:rPr><w:t xml:space="preserve">กรอก </w:t></w:r><w:r><w:rPr><w:b/><w:bCs/><w:color w:val="1F2D3D"/><w:sz w:val="32"/><w:szCs w:val="32"/></w:rPr><w:t xml:space="preserve">บันทึกการตรวจ</w:t></w:r><w:r><w:rPr><w:sz w:val="32"/><w:szCs w:val="32"/></w:rPr><w:t xml:space="preserve"> แล้วกด </w:t></w:r><w:r><w:rPr><w:b/><w:bCs/><w:color w:val="1F2D3D"/><w:sz w:val="32"/><w:szCs w:val="32"/></w:rPr><w:t xml:space="preserve">ส่งต่อให้ผู้ดูแลระบบ</w:t></w:r><w:r><w:rPr><w:sz w:val="32"/><w:szCs w:val="32"/></w:rPr><w:t xml:space="preserve"> หรือ </w:t></w:r><w:r><w:rPr><w:b/><w:bCs/><w:color w:val="1F2D3D"/><w:sz w:val="32"/><w:szCs w:val="32"/></w:rPr><w:t xml:space="preserve">ส่งต่อให้เจ้าของระบบ</w:t></w:r><w:r><w:rPr><w:sz w:val="32"/><w:szCs w:val="32"/></w:rPr><w:t xml:space="preserve"> ตามเส้นทางที่ระดับ 1 เลือกไว้</w:t></w:r></w:p><w:tbl><w:tblPr><w:tblW w:type="dxa" w:w="9600"/><w:tblBorders><w:top w:val="dashed" w:color="9DB4D4" w:sz="6"/><w:left w:val="dashed" w:color="9DB4D4" w:sz="6"/><w:bottom w:val="dashed" w:color="9DB4D4" w:sz="6"/><w:right w:val="dashed" w:color="9DB4D4" w:sz="6"/><w:insideH w:val="single" w:color="auto" w:sz="4"/><w:insideV w:val="single" w:color="auto" w:sz="4"/></w:tblBorders></w:tblPr><w:tblGrid><w:gridCol w:w="9600"/></w:tblGrid><w:tr><w:tc><w:tcPr><w:tcW w:type="dxa" w:w="9600"/><w:shd w:fill="F7F8FA" w:color="auto" w:val="clear"/><w:tcMar><w:top w:type="dxa" w:w="520"/><w:left w:type="dxa" w:w="200"/><w:bottom w:type="dxa" w:w="520"/><w:right w:type="dxa" w:w="200"/></w:tcMar><w:vAlign w:val="center"/></w:tcPr><w:p><w:pPr><w:spacing w:after="40"/><w:jc w:val="center"/></w:pPr><w:r><w:rPr><w:b/><w:bCs/><w:color w:val="6C7888"/><w:sz w:val="30"/><w:szCs w:val="30"/></w:rPr><w:t xml:space="preserve">[ ตำแหน่งภาพหน้าจอ ]</w:t></w:r></w:p><w:p><w:pPr><w:spacing w:after="40"/><w:jc w:val="center"/></w:pPr><w:r><w:rPr><w:color w:val="1F2D3D"/><w:sz w:val="32"/><w:szCs w:val="32"/></w:rPr><w:t xml:space="preserve">การ์ดการตรวจสอบโดยผู้จัดการ SOC พร้อมตัวเลือก Normal / Emergency และปุ่มส่งต่อ</w:t></w:r></w:p><w:p><w:pPr><w:jc w:val="center"/></w:pPr><w:r><w:rPr><w:rFonts w:ascii="Consolas" w:cs="Consolas" w:eastAsia="Consolas" w:hAnsi="Consolas"/><w:color w:val="9AA6B4"/><w:sz w:val="24"/><w:szCs w:val="24"/></w:rPr><w:t xml:space="preserve">SHOT: MGR-triage</w:t></w:r></w:p></w:tc></w:tr></w:tbl><w:p><w:pPr><w:spacing w:after="160" w:before="60"/><w:jc w:val="center"/></w:pPr><w:r><w:rPr><w:b/><w:bCs/><w:color w:val="245EA8"/><w:sz w:val="28"/><w:szCs w:val="28"/></w:rPr><w:t xml:space="preserve">รูปที่ 5-1  </w:t></w:r><w:r><w:rPr><w:i/><w:iCs/><w:color w:val="6C7888"/><w:sz w:val="28"/><w:szCs w:val="28"/></w:rPr><w:t xml:space="preserve">การ์ดการตรวจสอบโดยผู้จัดการ SOC พร้อมตัวเลือก Normal / Emergency และปุ่มส่งต่อ</w:t></w:r></w:p><w:tbl><w:tblPr><w:tblW w:type="dxa" w:w="9600"/><w:tblBorders><w:top w:val="single" w:color="F1F3F6" w:sz="2"/><w:left w:val="single" w:color="6C7888" w:sz="28"/><w:bottom w:val="single" w:color="F1F3F6" w:sz="2"/><w:right w:val="single" w:color="F1F3F6" w:sz="2"/><w:insideH w:val="single" w:color="auto" w:sz="4"/><w:insideV w:val="single" w:color="auto" w:sz="4"/></w:tblBorders></w:tblPr><w:tblGrid><w:gridCol w:w="9600"/></w:tblGrid><w:tr><w:tc><w:tcPr><w:tcW w:type="dxa" w:w="9600"/><w:shd w:fill="F1F3F6" w:color="auto" w:val="clear"/><w:tcMar><w:top w:type="dxa" w:w="140"/><w:left w:type="dxa" w:w="200"/><w:bottom w:type="dxa" w:w="140"/><w:right w:type="dxa" w:w="200"/></w:tcMar></w:tcPr><w:p><w:pPr><w:spacing w:after="60"/></w:pPr><w:r><w:rPr><w:b/><w:bCs/><w:color w:val="6C7888"/><w:sz w:val="30"/><w:szCs w:val="30"/></w:rPr><w:t xml:space="preserve">สิ่งที่ต้องจำ</w:t></w:r></w:p><w:p><w:pPr><w:spacing w:after="0"/></w:pPr><w:r><w:rPr><w:sz w:val="32"/><w:szCs w:val="32"/></w:rPr><w:t xml:space="preserve">ระบบบันทึกว่าใครประเมินและเมื่อใดไว้เสมอ (แม้ผลเป็น Normal) </w:t></w:r><w:r><w:rPr><w:b/><w:bCs/><w:sz w:val="32"/><w:szCs w:val="32"/></w:rPr><w:t xml:space="preserve">แฟล็กฉุกเฉินคือเงื่อนไขเดียว</w:t></w:r><w:r><w:rPr><w:sz w:val="32"/><w:szCs w:val="32"/></w:rPr><w:t xml:space="preserve">ที่ทำให้ตั๋วต้องผ่านการอนุมัติของคุณก่อนปิด — ระดับความรุนแรงเพียงอย่างเดียว (แม้ Critical) ไม่ได้ทำให้ต้องอนุมัติ</w:t></w:r></w:p></w:tc></w:tr></w:tbl><w:p><w:pPr><w:pStyle w:val="Heading2"/></w:pPr><w:r><w:t xml:space="preserve">5.2 ออกคำขอทีมตอบสนอง (Response Request)</w:t></w:r></w:p><w:p><w:pPr><w:spacing w:after="120"/></w:pPr><w:r><w:rPr><w:sz w:val="32"/><w:szCs w:val="32"/></w:rPr><w:t xml:space="preserve">คำขอทีมตอบสนองเป็นงานที่ส่งให้ทีมนอก SOC ทำ </w:t></w:r><w:r><w:rPr><w:b/><w:bCs/><w:sz w:val="32"/><w:szCs w:val="32"/></w:rPr><w:t xml:space="preserve">คู่ขนาน</w:t></w:r><w:r><w:rPr><w:sz w:val="32"/><w:szCs w:val="32"/></w:rPr><w:t xml:space="preserve"> กับงานควบคุม ออกได้ในหน้ารายละเอียดตั๋ว หัวข้อ </w:t></w:r><w:r><w:rPr><w:b/><w:bCs/><w:sz w:val="32"/><w:szCs w:val="32"/></w:rPr><w:t xml:space="preserve">“คำขอทีมตอบสนอง”</w:t></w:r><w:r><w:rPr><w:sz w:val="32"/><w:szCs w:val="32"/></w:rPr><w:t xml:space="preserve"> (เปลี่ยนชื่อจาก “งานย่อยและคำขอทีมตอบสนอง” ใน v1.7.0) โดยแบบฟอร์มออกคำขอย้ายมาอยู่ในหัวข้อเดียวกับรายการคำขอแล้ว</w:t></w:r></w:p><w:p><w:pPr><w:pStyle w:val="ListParagraph"/><w:numPr><w:ilvl w:val="0"/><w:numId w:val="4"/></w:numPr><w:spacing w:after="80"/></w:pPr><w:r><w:rPr><w:sz w:val="32"/><w:szCs w:val="32"/></w:rPr><w:t xml:space="preserve">ในหัวข้อ </w:t></w:r><w:r><w:rPr><w:b/><w:bCs/><w:color w:val="1F2D3D"/><w:sz w:val="32"/><w:szCs w:val="32"/></w:rPr><w:t xml:space="preserve">คำขอทีมตอบสนอง</w:t></w:r><w:r><w:rPr><w:sz w:val="32"/><w:szCs w:val="32"/></w:rPr><w:t xml:space="preserve"> กดปุ่ม </w:t></w:r><w:r><w:rPr><w:b/><w:bCs/><w:color w:val="1F2D3D"/><w:sz w:val="32"/><w:szCs w:val="32"/></w:rPr><w:t xml:space="preserve">ส่งคำขอ</w:t></w:r></w:p><w:p><w:pPr><w:pStyle w:val="ListParagraph"/><w:numPr><w:ilvl w:val="0"/><w:numId w:val="4"/></w:numPr><w:spacing w:after="80"/></w:pPr><w:r><w:rPr><w:sz w:val="32"/><w:szCs w:val="32"/></w:rPr><w:t xml:space="preserve">เลือก </w:t></w:r><w:r><w:rPr><w:b/><w:bCs/><w:color w:val="1F2D3D"/><w:sz w:val="32"/><w:szCs w:val="32"/></w:rPr><w:t xml:space="preserve">ประเภทงาน</w:t></w:r><w:r><w:rPr><w:sz w:val="32"/><w:szCs w:val="32"/></w:rPr><w:t xml:space="preserve"> และกรอก </w:t></w:r><w:r><w:rPr><w:b/><w:bCs/><w:color w:val="1F2D3D"/><w:sz w:val="32"/><w:szCs w:val="32"/></w:rPr><w:t xml:space="preserve">ชื่องาน</w:t></w:r><w:r><w:rPr><w:sz w:val="32"/><w:szCs w:val="32"/></w:rPr><w:t xml:space="preserve"> — ทั้งสองช่องบังคับ ส่วน </w:t></w:r><w:r><w:rPr><w:b/><w:bCs/><w:color w:val="1F2D3D"/><w:sz w:val="32"/><w:szCs w:val="32"/></w:rPr><w:t xml:space="preserve">ขอบเขตงาน</w:t></w:r><w:r><w:rPr><w:sz w:val="32"/><w:szCs w:val="32"/></w:rPr><w:t xml:space="preserve"> กรอกหรือไม่ก็ได้</w:t></w:r></w:p><w:p><w:pPr><w:pStyle w:val="ListParagraph"/><w:numPr><w:ilvl w:val="0"/><w:numId w:val="4"/></w:numPr><w:spacing w:after="80"/></w:pPr><w:r><w:rPr><w:sz w:val="32"/><w:szCs w:val="32"/></w:rPr><w:t xml:space="preserve">ช่อง </w:t></w:r><w:r><w:rPr><w:b/><w:bCs/><w:color w:val="1F2D3D"/><w:sz w:val="32"/><w:szCs w:val="32"/></w:rPr><w:t xml:space="preserve">ผู้รับผิดชอบ</w:t></w:r><w:r><w:rPr><w:sz w:val="32"/><w:szCs w:val="32"/></w:rPr><w:t xml:space="preserve"> เว้นว่างไว้ได้ — ระบบมอบหมายให้อัตโนมัติเมื่อบทบาทนั้นมีผู้รับผิดชอบเพียงคนเดียว</w:t></w:r></w:p><w:p><w:pPr><w:pStyle w:val="ListParagraph"/><w:numPr><w:ilvl w:val="0"/><w:numId w:val="4"/></w:numPr><w:spacing w:after="80"/></w:pPr><w:r><w:rPr><w:sz w:val="32"/><w:szCs w:val="32"/></w:rPr><w:t xml:space="preserve">กด </w:t></w:r><w:r><w:rPr><w:b/><w:bCs/><w:color w:val="1F2D3D"/><w:sz w:val="32"/><w:szCs w:val="32"/></w:rPr><w:t xml:space="preserve">ส่งคำขอทีมตอบสนอง</w:t></w:r><w:r><w:rPr><w:sz w:val="32"/><w:szCs w:val="32"/></w:rPr><w:t xml:space="preserve"> ระบบจะแจ้งอีเมลผู้รับผิดชอบให้ทันที</w:t></w:r></w:p><w:tbl><w:tblPr><w:tblW w:type="dxa" w:w="9600"/><w:tblBorders><w:top w:val="single" w:color="E1E6ED" w:sz="2"/><w:left w:val="single" w:color="E1E6ED" w:sz="2"/><w:bottom w:val="single" w:color="E1E6ED" w:sz="2"/><w:right w:val="single" w:color="E1E6ED" w:sz="2"/><w:insideH w:val="single" w:color="E1E6ED" w:sz="2"/><w:insideV w:val="single" w:color="E1E6ED" w:sz="2"/></w:tblBorders></w:tblPr><w:tblGrid><w:gridCol w:w="4800"/><w:gridCol w:w="4800"/></w:tblGrid><w:tr><w:trPr><w:cantSplit/><w:tblHeader/></w:trPr><w:tc><w:tcPr><w:tcW w:type="dxa" w:w="4800"/><w:shd w:fill="1A1A2E" w:color="auto" w:val="clear"/><w:tcMar><w:top w:type="dxa" w:w="80"/><w:left w:type="dxa" w:w="120"/><w:bottom w:type="dxa" w:w="80"/><w:right w:type="dxa" w:w="120"/></w:tcMar></w:tcPr><w:p><w:r><w:rPr><w:b/><w:bCs/><w:color w:val="FFFFFF"/><w:sz w:val="28"/><w:szCs w:val="28"/></w:rPr><w:t xml:space="preserve">ประเภทคำขอ</w:t></w:r></w:p></w:tc><w:tc><w:tcPr><w:tcW w:type="dxa" w:w="4800"/><w:shd w:fill="1A1A2E" w:color="auto" w:val="clear"/><w:tcMar><w:top w:type="dxa" w:w="80"/><w:left w:type="dxa" w:w="120"/><w:bottom w:type="dxa" w:w="80"/><w:right w:type="dxa" w:w="120"/></w:tcMar></w:tcPr><w:p><w:r><w:rPr><w:b/><w:bCs/><w:color w:val="FFFFFF"/><w:sz w:val="28"/><w:szCs w:val="28"/></w:rPr><w:t xml:space="preserve">ระบบมอบหมายให้</w:t></w:r></w:p></w:tc></w:tr><w:tr><w:trPr><w:cantSplit/></w:trPr><w:tc><w:tcPr><w:tcW w:type="dxa" w:w="4800"/><w:shd w:fill="FFFFFF" w:color="auto" w:val="clear"/><w:tcMar><w:top w:type="dxa" w:w="70"/><w:left w:type="dxa" w:w="120"/><w:bottom w:type="dxa" w:w="70"/><w:right w:type="dxa" w:w="120"/></w:tcMar></w:tcPr><w:p><w:pPr><w:spacing w:after="0"/></w:pPr><w:r><w:rPr><w:sz w:val="28"/><w:szCs w:val="28"/></w:rPr><w:t xml:space="preserve">VA / Pentest</w:t></w:r></w:p></w:tc><w:tc><w:tcPr><w:tcW w:type="dxa" w:w="4800"/><w:shd w:fill="FFFFFF" w:color="auto" w:val="clear"/><w:tcMar><w:top w:type="dxa" w:w="70"/><w:left w:type="dxa" w:w="120"/><w:bottom w:type="dxa" w:w="70"/><w:right w:type="dxa" w:w="120"/></w:tcMar></w:tcPr><w:p><w:pPr><w:spacing w:after="0"/></w:pPr><w:r><w:rPr><w:sz w:val="28"/><w:szCs w:val="28"/></w:rPr><w:t xml:space="preserve">ผู้จัดการทีมทดสอบเจาะระบบ (Red Team Manager)</w:t></w:r></w:p></w:tc></w:tr><w:tr><w:trPr><w:cantSplit/></w:trPr><w:tc><w:tcPr><w:tcW w:type="dxa" w:w="4800"/><w:shd w:fill="F7F8FA" w:color="auto" w:val="clear"/><w:tcMar><w:top w:type="dxa" w:w="70"/><w:left w:type="dxa" w:w="120"/><w:bottom w:type="dxa" w:w="70"/><w:right w:type="dxa" w:w="120"/></w:tcMar></w:tcPr><w:p><w:pPr><w:spacing w:after="0"/></w:pPr><w:r><w:rPr><w:sz w:val="28"/><w:szCs w:val="28"/></w:rPr><w:t xml:space="preserve">Infrastructure Security</w:t></w:r></w:p></w:tc><w:tc><w:tcPr><w:tcW w:type="dxa" w:w="4800"/><w:shd w:fill="F7F8FA" w:color="auto" w:val="clear"/><w:tcMar><w:top w:type="dxa" w:w="70"/><w:left w:type="dxa" w:w="120"/><w:bottom w:type="dxa" w:w="70"/><w:right w:type="dxa" w:w="120"/></w:tcMar></w:tcPr><w:p><w:pPr><w:spacing w:after="0"/></w:pPr><w:r><w:rPr><w:sz w:val="28"/><w:szCs w:val="28"/></w:rPr><w:t xml:space="preserve">ผู้จัดการทีมทดสอบเจาะระบบ (Red Team Manager)</w:t></w:r></w:p></w:tc></w:tr><w:tr><w:trPr><w:cantSplit/></w:trPr><w:tc><w:tcPr><w:tcW w:type="dxa" w:w="4800"/><w:shd w:fill="FFFFFF" w:color="auto" w:val="clear"/><w:tcMar><w:top w:type="dxa" w:w="70"/><w:left w:type="dxa" w:w="120"/><w:bottom w:type="dxa" w:w="70"/><w:right w:type="dxa" w:w="120"/></w:tcMar></w:tcPr><w:p><w:pPr><w:spacing w:after="0"/></w:pPr><w:r><w:rPr><w:sz w:val="28"/><w:szCs w:val="28"/></w:rPr><w:t xml:space="preserve">Forensics / RCA</w:t></w:r></w:p></w:tc><w:tc><w:tcPr><w:tcW w:type="dxa" w:w="4800"/><w:shd w:fill="FFFFFF" w:color="auto" w:val="clear"/><w:tcMar><w:top w:type="dxa" w:w="70"/><w:left w:type="dxa" w:w="120"/><w:bottom w:type="dxa" w:w="70"/><w:right w:type="dxa" w:w="120"/></w:tcMar></w:tcPr><w:p><w:pPr><w:spacing w:after="0"/></w:pPr><w:r><w:rPr><w:sz w:val="28"/><w:szCs w:val="28"/></w:rPr><w:t xml:space="preserve">ผู้เชี่ยวชาญพิสูจน์หลักฐาน (Forensic Analyst)</w:t></w:r></w:p></w:tc></w:tr></w:tbl><w:tbl><w:tblPr><w:tblW w:type="dxa" w:w="9600"/><w:tblBorders><w:top w:val="dashed" w:color="9DB4D4" w:sz="6"/><w:left w:val="dashed" w:color="9DB4D4" w:sz="6"/><w:bottom w:val="dashed" w:color="9DB4D4" w:sz="6"/><w:right w:val="dashed" w:color="9DB4D4" w:sz="6"/><w:insideH w:val="single" w:color="auto" w:sz="4"/><w:insideV w:val="single" w:color="auto" w:sz="4"/></w:tblBorders></w:tblPr><w:tblGrid><w:gridCol w:w="9600"/></w:tblGrid><w:tr><w:tc><w:tcPr><w:tcW w:type="dxa" w:w="9600"/><w:shd w:fill="F7F8FA" w:color="auto" w:val="clear"/><w:tcMar><w:top w:type="dxa" w:w="520"/><w:left w:type="dxa" w:w="200"/><w:bottom w:type="dxa" w:w="520"/><w:right w:type="dxa" w:w="200"/></w:tcMar><w:vAlign w:val="center"/></w:tcPr><w:p><w:pPr><w:spacing w:after="40"/><w:jc w:val="center"/></w:pPr><w:r><w:rPr><w:b/><w:bCs/><w:color w:val="6C7888"/><w:sz w:val="30"/><w:szCs w:val="30"/></w:rPr><w:t xml:space="preserve">[ ตำแหน่งภาพหน้าจอ ]</w:t></w:r></w:p><w:p><w:pPr><w:spacing w:after="40"/><w:jc w:val="center"/></w:pPr><w:r><w:rPr><w:color w:val="1F2D3D"/><w:sz w:val="32"/><w:szCs w:val="32"/></w:rPr><w:t xml:space="preserve">หัวข้อคำขอทีมตอบสนองบนหน้ารายละเอียดตั๋ว พร้อมแบบฟอร์มส่งคำขอ</w:t></w:r></w:p><w:p><w:pPr><w:jc w:val="center"/></w:pPr><w:r><w:rPr><w:rFonts w:ascii="Consolas" w:cs="Consolas" w:eastAsia="Consolas" w:hAnsi="Consolas"/><w:color w:val="9AA6B4"/><w:sz w:val="24"/><w:szCs w:val="24"/></w:rPr><w:t xml:space="preserve">SHOT: MGR-response-request</w:t></w:r></w:p></w:tc></w:tr></w:tbl><w:p><w:pPr><w:spacing w:after="160" w:before="60"/><w:jc w:val="center"/></w:pPr><w:r><w:rPr><w:b/><w:bCs/><w:color w:val="245EA8"/><w:sz w:val="28"/><w:szCs w:val="28"/></w:rPr><w:t xml:space="preserve">รูปที่ 5-2  </w:t></w:r><w:r><w:rPr><w:i/><w:iCs/><w:color w:val="6C7888"/><w:sz w:val="28"/><w:szCs w:val="28"/></w:rPr><w:t xml:space="preserve">หัวข้อคำขอทีมตอบสนองบนหน้ารายละเอียดตั๋ว พร้อมแบบฟอร์มส่งคำขอ</w:t></w:r></w:p><w:tbl><w:tblPr><w:tblW w:type="dxa" w:w="9600"/><w:tblBorders><w:top w:val="single" w:color="FDECEE" w:sz="2"/><w:left w:val="single" w:color="E63946" w:sz="28"/><w:bottom w:val="single" w:color="FDECEE" w:sz="2"/><w:right w:val="single" w:color="FDECEE" w:sz="2"/><w:insideH w:val="single" w:color="auto" w:sz="4"/><w:insideV w:val="single" w:color="auto" w:sz="4"/></w:tblBorders></w:tblPr><w:tblGrid><w:gridCol w:w="9600"/></w:tblGrid><w:tr><w:tc><w:tcPr><w:tcW w:type="dxa" w:w="9600"/><w:shd w:fill="FDECEE" w:color="auto" w:val="clear"/><w:tcMar><w:top w:type="dxa" w:w="140"/><w:left w:type="dxa" w:w="200"/><w:bottom w:type="dxa" w:w="140"/><w:right w:type="dxa" w:w="200"/></w:tcMar></w:tcPr><w:p><w:pPr><w:spacing w:after="60"/></w:pPr><w:r><w:rPr><w:b/><w:bCs/><w:color w:val="E63946"/><w:sz w:val="30"/><w:szCs w:val="30"/></w:rPr><w:t xml:space="preserve">ข้อควรระวัง</w:t></w:r></w:p><w:p><w:pPr><w:spacing w:after="0"/></w:pPr><w:r><w:rPr><w:sz w:val="32"/><w:szCs w:val="32"/></w:rPr><w:t xml:space="preserve">ตราบใดที่ยังมีคำขอที่ยังไม่เสร็จ ตั๋วนั้นจะปิดเป็น “อนุมัติแล้ว” ไม่ได้ ระบบส่งอีเมลแจ้งทีมเมื่อมีคำขอใหม่ และแจ้งกลับคุณเมื่อคำขอเสร็จ</w:t></w:r></w:p></w:tc></w:tr></w:tbl><w:p><w:pPr><w:spacing w:after="80"/></w:pPr></w:p><w:tbl><w:tblPr><w:tblW w:type="dxa" w:w="9600"/><w:tblBorders><w:top w:val="single" w:color="F1F3F6" w:sz="2"/><w:left w:val="single" w:color="6C7888" w:sz="28"/><w:bottom w:val="single" w:color="F1F3F6" w:sz="2"/><w:right w:val="single" w:color="F1F3F6" w:sz="2"/><w:insideH w:val="single" w:color="auto" w:sz="4"/><w:insideV w:val="single" w:color="auto" w:sz="4"/></w:tblBorders></w:tblPr><w:tblGrid><w:gridCol w:w="9600"/></w:tblGrid><w:tr><w:tc><w:tcPr><w:tcW w:type="dxa" w:w="9600"/><w:shd w:fill="F1F3F6" w:color="auto" w:val="clear"/><w:tcMar><w:top w:type="dxa" w:w="140"/><w:left w:type="dxa" w:w="200"/><w:bottom w:type="dxa" w:w="140"/><w:right w:type="dxa" w:w="200"/></w:tcMar></w:tcPr><w:p><w:pPr><w:spacing w:after="60"/></w:pPr><w:r><w:rPr><w:b/><w:bCs/><w:color w:val="6C7888"/><w:sz w:val="30"/><w:szCs w:val="30"/></w:rPr><w:t xml:space="preserve">สิ่งที่ต้องจำ</w:t></w:r></w:p><w:p><w:pPr><w:spacing w:after="60"/></w:pPr><w:r><w:rPr><w:b/><w:bCs/><w:sz w:val="32"/><w:szCs w:val="32"/></w:rPr><w:t xml:space="preserve">ปรับปรุง v1.7.0: </w:t></w:r><w:r><w:rPr><w:sz w:val="32"/><w:szCs w:val="32"/></w:rPr><w:t xml:space="preserve">แบบฟอร์มสร้าง “งานย่อยภายใน SOC” แบบเดิม (การสืบสวน / มาตรการตอบโต้) </w:t></w:r><w:r><w:rPr><w:b/><w:bCs/><w:sz w:val="32"/><w:szCs w:val="32"/></w:rPr><w:t xml:space="preserve">ถูกยกเลิกแล้ว</w:t></w:r><w:r><w:rPr><w:sz w:val="32"/><w:szCs w:val="32"/></w:rPr><w:t xml:space="preserve"> — คำขอทีมตอบสนองคือช่องทางเดียวที่ใช้งานอยู่ รายการเก่ายังอ่านย้อนหลังได้ใต้หัวข้อ </w:t></w:r><w:r><w:rPr><w:b/><w:bCs/><w:color w:val="1F2D3D"/><w:sz w:val="32"/><w:szCs w:val="32"/></w:rPr><w:t xml:space="preserve">บันทึกภายในเดิม (เลิกใช้แล้ว)</w:t></w:r><w:r><w:rPr><w:sz w:val="32"/><w:szCs w:val="32"/></w:rPr><w:t xml:space="preserve"> ในหน้าเดียวกัน ไม่มีข้อมูลสูญหาย</w:t></w:r></w:p><w:p><w:pPr><w:spacing w:after="0"/></w:pPr><w:r><w:rPr><w:b/><w:bCs/><w:sz w:val="32"/><w:szCs w:val="32"/></w:rPr><w:t xml:space="preserve">เพิ่ม v1.6.0: </w:t></w:r><w:r><w:rPr><w:sz w:val="32"/><w:szCs w:val="32"/></w:rPr><w:t xml:space="preserve">ทีมตอบสนองปิดคำขอได้แม้ตั๋วต้นเรื่อง </w:t></w:r><w:r><w:rPr><w:b/><w:bCs/><w:sz w:val="32"/><w:szCs w:val="32"/></w:rPr><w:t xml:space="preserve">ปิดเป็น Event</w:t></w:r><w:r><w:rPr><w:sz w:val="32"/><w:szCs w:val="32"/></w:rPr><w:t xml:space="preserve"> ไปแล้ว ส่วนตั๋วที่อนุมัติปิดหรือยกเลิกแล้วจะถูกตรึง</w:t></w:r></w:p></w:tc></w:tr></w:tbl><w:p><w:pPr><w:spacing w:after="80"/></w:pPr></w:p><w:tbl><w:tblPr><w:tblW w:type="dxa" w:w="9600"/><w:tblBorders><w:top w:val="single" w:color="EAF1FB" w:sz="2"/><w:left w:val="single" w:color="245EA8" w:sz="28"/><w:bottom w:val="single" w:color="EAF1FB" w:sz="2"/><w:right w:val="single" w:color="EAF1FB" w:sz="2"/><w:insideH w:val="single" w:color="auto" w:sz="4"/><w:insideV w:val="single" w:color="auto" w:sz="4"/></w:tblBorders></w:tblPr><w:tblGrid><w:gridCol w:w="9600"/></w:tblGrid><w:tr><w:tc><w:tcPr><w:tcW w:type="dxa" w:w="9600"/><w:shd w:fill="EAF1FB" w:color="auto" w:val="clear"/><w:tcMar><w:top w:type="dxa" w:w="140"/><w:left w:type="dxa" w:w="200"/><w:bottom w:type="dxa" w:w="140"/><w:right w:type="dxa" w:w="200"/></w:tcMar></w:tcPr><w:p><w:pPr><w:spacing w:after="60"/></w:pPr><w:r><w:rPr><w:b/><w:bCs/><w:color w:val="245EA8"/><w:sz w:val="30"/><w:szCs w:val="30"/></w:rPr><w:t xml:space="preserve">เคล็ดลับ</w:t></w:r></w:p><w:p><w:pPr><w:spacing w:after="60"/></w:pPr><w:r><w:rPr><w:sz w:val="32"/><w:szCs w:val="32"/></w:rPr><w:t xml:space="preserve">ทุกคำขอปิดเป็น “เสร็จสิ้น” ได้ต่อเมื่อระบุ </w:t></w:r><w:r><w:rPr><w:b/><w:bCs/><w:sz w:val="32"/><w:szCs w:val="32"/></w:rPr><w:t xml:space="preserve">เลขที่รายงาน</w:t></w:r><w:r><w:rPr><w:sz w:val="32"/><w:szCs w:val="32"/></w:rPr><w:t xml:space="preserve"> ของรายงานที่ส่ง และคำขอประเภท </w:t></w:r><w:r><w:rPr><w:b/><w:bCs/><w:sz w:val="32"/><w:szCs w:val="32"/></w:rPr><w:t xml:space="preserve">Forensics / RCA</w:t></w:r><w:r><w:rPr><w:sz w:val="32"/><w:szCs w:val="32"/></w:rPr><w:t xml:space="preserve"> ไม่มีการแนบไฟล์ ดู 5.12</w:t></w:r></w:p><w:p><w:pPr><w:spacing w:after="60"/></w:pPr><w:r><w:rPr><w:sz w:val="32"/><w:szCs w:val="32"/></w:rPr><w:t xml:space="preserve">ผู้รับผิดชอบทำงานกับคำขอจากการ์ด </w:t></w:r><w:r><w:rPr><w:b/><w:bCs/><w:sz w:val="32"/><w:szCs w:val="32"/></w:rPr><w:t xml:space="preserve">“งานของคุณ”</w:t></w:r><w:r><w:rPr><w:sz w:val="32"/><w:szCs w:val="32"/></w:rPr><w:t xml:space="preserve"> ที่ด้านบนของหน้าตั๋วฝั่งเขา ไม่ใช่จากรายการคำขอ — ในรายการ แถวของเขาจึงไม่มีปุ่ม </w:t></w:r><w:r><w:rPr><w:b/><w:bCs/><w:color w:val="1F2D3D"/><w:sz w:val="32"/><w:szCs w:val="32"/></w:rPr><w:t xml:space="preserve">อัปเดตงาน</w:t></w:r><w:r><w:rPr><w:sz w:val="32"/><w:szCs w:val="32"/></w:rPr><w:t xml:space="preserve"> แต่คุณยังเห็นปุ่มนี้ในแถวของทุกคำขอตามปกติ</w:t></w:r></w:p><w:p><w:pPr><w:spacing w:after="0"/></w:pPr><w:r><w:rPr><w:sz w:val="32"/><w:szCs w:val="32"/></w:rPr><w:t xml:space="preserve">ทุกคำขอมีปุ่ม </w:t></w:r><w:r><w:rPr><w:b/><w:bCs/><w:color w:val="1F2D3D"/><w:sz w:val="32"/><w:szCs w:val="32"/></w:rPr><w:t xml:space="preserve">รับงาน</w:t></w:r><w:r><w:rPr><w:sz w:val="32"/><w:szCs w:val="32"/></w:rPr><w:t xml:space="preserve"> ให้ผู้รับผิดชอบกดเมื่อเริ่มลงมือ — สถานะจะเปลี่ยนจาก </w:t></w:r><w:r><w:rPr><w:b/><w:bCs/><w:sz w:val="32"/><w:szCs w:val="32"/></w:rPr><w:t xml:space="preserve">เปิด</w:t></w:r><w:r><w:rPr><w:sz w:val="32"/><w:szCs w:val="32"/></w:rPr><w:t xml:space="preserve"> เป็น </w:t></w:r><w:r><w:rPr><w:b/><w:bCs/><w:sz w:val="32"/><w:szCs w:val="32"/></w:rPr><w:t xml:space="preserve">กำลังดำเนินการ</w:t></w:r><w:r><w:rPr><w:sz w:val="32"/><w:szCs w:val="32"/></w:rPr><w:t xml:space="preserve"> คุณจึงเห็นได้ทันทีว่าทีมตอบสนองรับเรื่องแล้ว (ไม่มีอีเมลแจ้ง)</w:t></w:r></w:p></w:tc></w:tr></w:tbl><w:p><w:pPr><w:pStyle w:val="Heading2"/></w:pPr><w:r><w:t xml:space="preserve">5.3 ประเมินสถานะฉุกเฉินใหม่</w:t></w:r></w:p><w:p><w:pPr><w:spacing w:after="120"/></w:pPr><w:r><w:rPr><w:sz w:val="32"/><w:szCs w:val="32"/></w:rPr><w:t xml:space="preserve">หากสถานการณ์เปลี่ยน ให้กด </w:t></w:r><w:r><w:rPr><w:b/><w:bCs/><w:color w:val="1F2D3D"/><w:sz w:val="32"/><w:szCs w:val="32"/></w:rPr><w:t xml:space="preserve">ประเมินสถานะฉุกเฉินใหม่</w:t></w:r><w:r><w:rPr><w:sz w:val="32"/><w:szCs w:val="32"/></w:rPr><w:t xml:space="preserve"> ในหน้ารายละเอียดตั๋ว โดย</w:t></w:r><w:r><w:rPr><w:b/><w:bCs/><w:sz w:val="32"/><w:szCs w:val="32"/></w:rPr><w:t xml:space="preserve">ต้องระบุเหตุผล</w:t></w:r><w:r><w:rPr><w:sz w:val="32"/><w:szCs w:val="32"/></w:rPr><w:t xml:space="preserve"> ระบบบันทึกค่าเดิม → ค่าใหม่ ผู้ทำ เวลา และเหตุผลไว้ในประวัติ</w:t></w:r></w:p><w:tbl><w:tblPr><w:tblW w:type="dxa" w:w="9600"/><w:tblBorders><w:top w:val="single" w:color="F1F3F6" w:sz="2"/><w:left w:val="single" w:color="6C7888" w:sz="28"/><w:bottom w:val="single" w:color="F1F3F6" w:sz="2"/><w:right w:val="single" w:color="F1F3F6" w:sz="2"/><w:insideH w:val="single" w:color="auto" w:sz="4"/><w:insideV w:val="single" w:color="auto" w:sz="4"/></w:tblBorders></w:tblPr><w:tblGrid><w:gridCol w:w="9600"/></w:tblGrid><w:tr><w:tc><w:tcPr><w:tcW w:type="dxa" w:w="9600"/><w:shd w:fill="F1F3F6" w:color="auto" w:val="clear"/><w:tcMar><w:top w:type="dxa" w:w="140"/><w:left w:type="dxa" w:w="200"/><w:bottom w:type="dxa" w:w="140"/><w:right w:type="dxa" w:w="200"/></w:tcMar></w:tcPr><w:p><w:pPr><w:spacing w:after="60"/></w:pPr><w:r><w:rPr><w:b/><w:bCs/><w:color w:val="6C7888"/><w:sz w:val="30"/><w:szCs w:val="30"/></w:rPr><w:t xml:space="preserve">สิ่งที่ต้องจำ</w:t></w:r></w:p><w:p><w:pPr><w:spacing w:after="0"/></w:pPr><w:r><w:rPr><w:sz w:val="32"/><w:szCs w:val="32"/></w:rPr><w:t xml:space="preserve">ทำได้เฉพาะตั๋วที่ยังไม่ปิดงานและผ่านขั้นตรวจก่อนมอบหมายไปแล้ว — ปิดเคสแล้วเปลี่ยนไม่ได้, ที่ขั้นตรวจก่อนมอบหมายให้ใช้การประเมินครั้งแรกแทน และเคสที่กำลังเฝ้าระวัง (Monitoring) ยังประเมินฉุกเฉินไม่ได้เพราะเป็น Event</w:t></w:r></w:p></w:tc></w:tr></w:tbl><w:p><w:pPr><w:pStyle w:val="Heading2"/></w:pPr><w:r><w:t xml:space="preserve">5.4 อนุมัติปิดตั๋วฉุกเฉิน</w:t></w:r></w:p><w:p><w:pPr><w:spacing w:after="120"/></w:pPr><w:r><w:rPr><w:sz w:val="32"/><w:szCs w:val="32"/></w:rPr><w:t xml:space="preserve">ตั๋วฉุกเฉินที่ผ่านการตรวจรับของ Tier 2 แล้วจะเข้าสถานะ </w:t></w:r><w:r><w:rPr><w:b/><w:bCs/><w:sz w:val="32"/><w:szCs w:val="32"/></w:rPr><w:t xml:space="preserve">รอผู้จัดการตรวจสอบ</w:t></w:r><w:r><w:rPr><w:sz w:val="32"/><w:szCs w:val="32"/></w:rPr><w:t xml:space="preserve"> การ์ด </w:t></w:r><w:r><w:rPr><w:b/><w:bCs/><w:sz w:val="32"/><w:szCs w:val="32"/></w:rPr><w:t xml:space="preserve">ผู้จัดการ SOC ตรวจสอบ</w:t></w:r><w:r><w:rPr><w:sz w:val="32"/><w:szCs w:val="32"/></w:rPr><w:t xml:space="preserve"> ให้คุณกรอกบันทึกและอนุมัติปิดงาน</w:t></w:r></w:p><w:tbl><w:tblPr><w:tblW w:type="dxa" w:w="9600"/><w:tblBorders><w:top w:val="dashed" w:color="9DB4D4" w:sz="6"/><w:left w:val="dashed" w:color="9DB4D4" w:sz="6"/><w:bottom w:val="dashed" w:color="9DB4D4" w:sz="6"/><w:right w:val="dashed" w:color="9DB4D4" w:sz="6"/><w:insideH w:val="single" w:color="auto" w:sz="4"/><w:insideV w:val="single" w:color="auto" w:sz="4"/></w:tblBorders></w:tblPr><w:tblGrid><w:gridCol w:w="9600"/></w:tblGrid><w:tr><w:tc><w:tcPr><w:tcW w:type="dxa" w:w="9600"/><w:shd w:fill="F7F8FA" w:color="auto" w:val="clear"/><w:tcMar><w:top w:type="dxa" w:w="520"/><w:left w:type="dxa" w:w="200"/><w:bottom w:type="dxa" w:w="520"/><w:right w:type="dxa" w:w="200"/></w:tcMar><w:vAlign w:val="center"/></w:tcPr><w:p><w:pPr><w:spacing w:after="40"/><w:jc w:val="center"/></w:pPr><w:r><w:rPr><w:b/><w:bCs/><w:color w:val="6C7888"/><w:sz w:val="30"/><w:szCs w:val="30"/></w:rPr><w:t xml:space="preserve">[ ตำแหน่งภาพหน้าจอ ]</w:t></w:r></w:p><w:p><w:pPr><w:spacing w:after="40"/><w:jc w:val="center"/></w:pPr><w:r><w:rPr><w:color w:val="1F2D3D"/><w:sz w:val="32"/><w:szCs w:val="32"/></w:rPr><w:t xml:space="preserve">การ์ดผู้จัดการ SOC ตรวจสอบ พร้อมปุ่มอนุมัติปิดงาน</w:t></w:r></w:p><w:p><w:pPr><w:jc w:val="center"/></w:pPr><w:r><w:rPr><w:rFonts w:ascii="Consolas" w:cs="Consolas" w:eastAsia="Consolas" w:hAnsi="Consolas"/><w:color w:val="9AA6B4"/><w:sz w:val="24"/><w:szCs w:val="24"/></w:rPr><w:t xml:space="preserve">SHOT: MGR-approve</w:t></w:r></w:p></w:tc></w:tr></w:tbl><w:p><w:pPr><w:spacing w:after="160" w:before="60"/><w:jc w:val="center"/></w:pPr><w:r><w:rPr><w:b/><w:bCs/><w:color w:val="245EA8"/><w:sz w:val="28"/><w:szCs w:val="28"/></w:rPr><w:t xml:space="preserve">รูปที่ 5-3  </w:t></w:r><w:r><w:rPr><w:i/><w:iCs/><w:color w:val="6C7888"/><w:sz w:val="28"/><w:szCs w:val="28"/></w:rPr><w:t xml:space="preserve">การ์ดผู้จัดการ SOC ตรวจสอบ พร้อมปุ่มอนุมัติปิดงาน</w:t></w:r></w:p><w:p><w:pPr><w:pStyle w:val="Heading2"/></w:pPr><w:r><w:t xml:space="preserve">5.5 ตรวจการปิดแบบ Event ที่ถูกปรับลด</w:t></w:r></w:p><w:p><w:pPr><w:spacing w:after="120"/></w:pPr><w:r><w:rPr><w:sz w:val="32"/><w:szCs w:val="32"/></w:rPr><w:t xml:space="preserve">เมื่อ Tier 2 ปรับเคสที่ถูกส่งต่อจาก Incident เป็น Event ตั๋วจะเข้าสถานะ </w:t></w:r><w:r><w:rPr><w:b/><w:bCs/><w:sz w:val="32"/><w:szCs w:val="32"/></w:rPr><w:t xml:space="preserve">รอผู้จัดการตรวจสอบการปิดแบบ Event</w:t></w:r></w:p><w:p><w:pPr><w:pStyle w:val="ListParagraph"/><w:numPr><w:ilvl w:val="0"/><w:numId w:val="5"/></w:numPr><w:spacing w:after="80"/></w:pPr><w:r><w:rPr><w:sz w:val="32"/><w:szCs w:val="32"/></w:rPr><w:t xml:space="preserve">เห็นด้วยว่าไม่เป็นภัยจริง → ปิดเป็น Event</w:t></w:r></w:p><w:p><w:pPr><w:pStyle w:val="ListParagraph"/><w:numPr><w:ilvl w:val="0"/><w:numId w:val="5"/></w:numPr><w:spacing w:after="80"/></w:pPr><w:r><w:rPr><w:sz w:val="32"/><w:szCs w:val="32"/></w:rPr><w:t xml:space="preserve">ไม่เห็นด้วย → ตีกลับเป็น Incident ให้ Tier 2 ดำเนินการต่อ</w:t></w:r></w:p><w:p><w:pPr><w:pStyle w:val="Heading2"/></w:pPr><w:r><w:t xml:space="preserve">5.6 ย้อนขั้นตอน (Step-back)</w:t></w:r></w:p><w:p><w:pPr><w:spacing w:after="120"/></w:pPr><w:r><w:rPr><w:sz w:val="32"/><w:szCs w:val="32"/></w:rPr><w:t xml:space="preserve">เมื่อมอบหมายผิดพลาดหรือต้องทบทวนใหม่ คุณสามารถส่งเคสกลับไปยังขั้นตอนก่อนหน้าได้จากการ์ด </w:t></w:r><w:r><w:rPr><w:b/><w:bCs/><w:color w:val="1F2D3D"/><w:sz w:val="32"/><w:szCs w:val="32"/></w:rPr><w:t xml:space="preserve">ย้อนขั้นตอน (ผู้จัดการ SOC)</w:t></w:r><w:r><w:rPr><w:sz w:val="32"/><w:szCs w:val="32"/></w:rPr><w:t xml:space="preserve"> บนหน้ารายละเอียดตั๋ว — เป็นอำนาจของ </w:t></w:r><w:r><w:rPr><w:b/><w:bCs/><w:sz w:val="32"/><w:szCs w:val="32"/></w:rPr><w:t xml:space="preserve">ผู้จัดการ SOC เท่านั้น</w:t></w:r><w:r><w:rPr><w:sz w:val="32"/><w:szCs w:val="32"/></w:rPr><w:t xml:space="preserve"> ไม่มีบทบาทอื่นย้อนสถานะได้</w:t></w:r></w:p><w:p><w:pPr><w:spacing w:after="120"/></w:pPr><w:r><w:rPr><w:sz w:val="32"/><w:szCs w:val="32"/></w:rPr><w:t xml:space="preserve">ระบบเลือกปลายทางให้เองตามขั้นตอนปัจจุบันและเลนที่ Tier 1 กำหนดไว้ คุณจึงย้อนได้ทีละหนึ่งขั้น ไม่ใช่เลือกสถานะได้อิสระ:</w:t></w:r></w:p><w:tbl><w:tblPr><w:tblW w:type="dxa" w:w="9600"/><w:tblBorders><w:top w:val="single" w:color="E1E6ED" w:sz="2"/><w:left w:val="single" w:color="E1E6ED" w:sz="2"/><w:bottom w:val="single" w:color="E1E6ED" w:sz="2"/><w:right w:val="single" w:color="E1E6ED" w:sz="2"/><w:insideH w:val="single" w:color="E1E6ED" w:sz="2"/><w:insideV w:val="single" w:color="E1E6ED" w:sz="2"/></w:tblBorders></w:tblPr><w:tblGrid><w:gridCol w:w="3000"/><w:gridCol w:w="3300"/><w:gridCol w:w="3300"/></w:tblGrid><w:tr><w:trPr><w:cantSplit/><w:tblHeader/></w:trPr><w:tc><w:tcPr><w:tcW w:type="dxa" w:w="3000"/><w:shd w:fill="1A1A2E" w:color="auto" w:val="clear"/><w:tcMar><w:top w:type="dxa" w:w="80"/><w:left w:type="dxa" w:w="120"/><w:bottom w:type="dxa" w:w="80"/><w:right w:type="dxa" w:w="120"/></w:tcMar></w:tcPr><w:p><w:r><w:rPr><w:b/><w:bCs/><w:color w:val="FFFFFF"/><w:sz w:val="28"/><w:szCs w:val="28"/></w:rPr><w:t xml:space="preserve">ตั๋วอยู่ที่</w:t></w:r></w:p></w:tc><w:tc><w:tcPr><w:tcW w:type="dxa" w:w="3300"/><w:shd w:fill="1A1A2E" w:color="auto" w:val="clear"/><w:tcMar><w:top w:type="dxa" w:w="80"/><w:left w:type="dxa" w:w="120"/><w:bottom w:type="dxa" w:w="80"/><w:right w:type="dxa" w:w="120"/></w:tcMar></w:tcPr><w:p><w:r><w:rPr><w:b/><w:bCs/><w:color w:val="FFFFFF"/><w:sz w:val="28"/><w:szCs w:val="28"/></w:rPr><w:t xml:space="preserve">ย้อนกลับไป</w:t></w:r></w:p></w:tc><w:tc><w:tcPr><w:tcW w:type="dxa" w:w="3300"/><w:shd w:fill="1A1A2E" w:color="auto" w:val="clear"/><w:tcMar><w:top w:type="dxa" w:w="80"/><w:left w:type="dxa" w:w="120"/><w:bottom w:type="dxa" w:w="80"/><w:right w:type="dxa" w:w="120"/></w:tcMar></w:tcPr><w:p><w:r><w:rPr><w:b/><w:bCs/><w:color w:val="FFFFFF"/><w:sz w:val="28"/><w:szCs w:val="28"/></w:rPr><w:t xml:space="preserve">ใช้เมื่อ</w:t></w:r></w:p></w:tc></w:tr><w:tr><w:trPr><w:cantSplit/></w:trPr><w:tc><w:tcPr><w:tcW w:type="dxa" w:w="3000"/><w:shd w:fill="FFFFFF" w:color="auto" w:val="clear"/><w:tcMar><w:top w:type="dxa" w:w="70"/><w:left w:type="dxa" w:w="120"/><w:bottom w:type="dxa" w:w="70"/><w:right w:type="dxa" w:w="120"/></w:tcMar></w:tcPr><w:p><w:pPr><w:spacing w:after="0"/></w:pPr><w:r><w:rPr><w:b/><w:bCs/><w:sz w:val="28"/><w:szCs w:val="28"/></w:rPr><w:t xml:space="preserve">รอการจัดการจากผู้ดูแลระบบ</w:t></w:r><w:r><w:rPr><w:rFonts w:ascii="Consolas" w:cs="Consolas" w:eastAsia="Consolas" w:hAnsi="Consolas"/><w:color w:val="6C7888"/><w:sz w:val="24"/><w:szCs w:val="24"/></w:rPr><w:br/><w:t xml:space="preserve">AWAITING_CONTAINMENT</w:t></w:r></w:p></w:tc><w:tc><w:tcPr><w:tcW w:type="dxa" w:w="3300"/><w:shd w:fill="FFFFFF" w:color="auto" w:val="clear"/><w:tcMar><w:top w:type="dxa" w:w="70"/><w:left w:type="dxa" w:w="120"/><w:bottom w:type="dxa" w:w="70"/><w:right w:type="dxa" w:w="120"/></w:tcMar></w:tcPr><w:p><w:pPr><w:spacing w:after="0"/></w:pPr><w:r><w:rPr><w:sz w:val="28"/><w:szCs w:val="28"/></w:rPr><w:t xml:space="preserve">รอผู้จัดการ SOC ตรวจ (ก่อนมอบหมาย)</w:t></w:r></w:p></w:tc><w:tc><w:tcPr><w:tcW w:type="dxa" w:w="3300"/><w:shd w:fill="FFFFFF" w:color="auto" w:val="clear"/><w:tcMar><w:top w:type="dxa" w:w="70"/><w:left w:type="dxa" w:w="120"/><w:bottom w:type="dxa" w:w="70"/><w:right w:type="dxa" w:w="120"/></w:tcMar></w:tcPr><w:p><w:pPr><w:spacing w:after="0"/></w:pPr><w:r><w:rPr><w:sz w:val="28"/><w:szCs w:val="28"/></w:rPr><w:t xml:space="preserve">มอบหมายผิดผู้ดูแลระบบ หรือต้องประเมินความรุนแรงใหม่</w:t></w:r></w:p></w:tc></w:tr><w:tr><w:trPr><w:cantSplit/></w:trPr><w:tc><w:tcPr><w:tcW w:type="dxa" w:w="3000"/><w:shd w:fill="F7F8FA" w:color="auto" w:val="clear"/><w:tcMar><w:top w:type="dxa" w:w="70"/><w:left w:type="dxa" w:w="120"/><w:bottom w:type="dxa" w:w="70"/><w:right w:type="dxa" w:w="120"/></w:tcMar></w:tcPr><w:p><w:pPr><w:spacing w:after="0"/></w:pPr><w:r><w:rPr><w:b/><w:bCs/><w:sz w:val="28"/><w:szCs w:val="28"/></w:rPr><w:t xml:space="preserve">รอเจ้าของระบบดำเนินการเอง</w:t></w:r><w:r><w:rPr><w:rFonts w:ascii="Consolas" w:cs="Consolas" w:eastAsia="Consolas" w:hAnsi="Consolas"/><w:color w:val="6C7888"/><w:sz w:val="24"/><w:szCs w:val="24"/></w:rPr><w:br/><w:t xml:space="preserve">AWAITING_OWNER</w:t></w:r></w:p></w:tc><w:tc><w:tcPr><w:tcW w:type="dxa" w:w="3300"/><w:shd w:fill="F7F8FA" w:color="auto" w:val="clear"/><w:tcMar><w:top w:type="dxa" w:w="70"/><w:left w:type="dxa" w:w="120"/><w:bottom w:type="dxa" w:w="70"/><w:right w:type="dxa" w:w="120"/></w:tcMar></w:tcPr><w:p><w:pPr><w:spacing w:after="0"/></w:pPr><w:r><w:rPr><w:sz w:val="28"/><w:szCs w:val="28"/></w:rPr><w:t xml:space="preserve">รอผู้จัดการ SOC ตรวจ (ก่อนมอบหมาย)</w:t></w:r></w:p></w:tc><w:tc><w:tcPr><w:tcW w:type="dxa" w:w="3300"/><w:shd w:fill="F7F8FA" w:color="auto" w:val="clear"/><w:tcMar><w:top w:type="dxa" w:w="70"/><w:left w:type="dxa" w:w="120"/><w:bottom w:type="dxa" w:w="70"/><w:right w:type="dxa" w:w="120"/></w:tcMar></w:tcPr><w:p><w:pPr><w:spacing w:after="0"/></w:pPr><w:r><w:rPr><w:sz w:val="28"/><w:szCs w:val="28"/></w:rPr><w:t xml:space="preserve">เลือกเส้นทางเจ้าของระบบผิด หรือต้องทบทวนก่อน</w:t></w:r></w:p></w:tc></w:tr><w:tr><w:trPr><w:cantSplit/></w:trPr><w:tc><w:tcPr><w:tcW w:type="dxa" w:w="3000"/><w:shd w:fill="FFFFFF" w:color="auto" w:val="clear"/><w:tcMar><w:top w:type="dxa" w:w="70"/><w:left w:type="dxa" w:w="120"/><w:bottom w:type="dxa" w:w="70"/><w:right w:type="dxa" w:w="120"/></w:tcMar></w:tcPr><w:p><w:pPr><w:spacing w:after="0"/></w:pPr><w:r><w:rPr><w:b/><w:bCs/><w:sz w:val="28"/><w:szCs w:val="28"/></w:rPr><w:t xml:space="preserve">รอผู้จัดการตรวจสอบ</w:t></w:r><w:r><w:rPr><w:rFonts w:ascii="Consolas" w:cs="Consolas" w:eastAsia="Consolas" w:hAnsi="Consolas"/><w:color w:val="6C7888"/><w:sz w:val="24"/><w:szCs w:val="24"/></w:rPr><w:br/><w:t xml:space="preserve">PENDING_MANAGER</w:t></w:r></w:p></w:tc><w:tc><w:tcPr><w:tcW w:type="dxa" w:w="3300"/><w:shd w:fill="FFFFFF" w:color="auto" w:val="clear"/><w:tcMar><w:top w:type="dxa" w:w="70"/><w:left w:type="dxa" w:w="120"/><w:bottom w:type="dxa" w:w="70"/><w:right w:type="dxa" w:w="120"/></w:tcMar></w:tcPr><w:p><w:pPr><w:spacing w:after="0"/></w:pPr><w:r><w:rPr><w:sz w:val="28"/><w:szCs w:val="28"/></w:rPr><w:t xml:space="preserve">ขั้นตรวจรับของ Tier 2 ในเลนเดิม</w:t></w:r></w:p></w:tc><w:tc><w:tcPr><w:tcW w:type="dxa" w:w="3300"/><w:shd w:fill="FFFFFF" w:color="auto" w:val="clear"/><w:tcMar><w:top w:type="dxa" w:w="70"/><w:left w:type="dxa" w:w="120"/><w:bottom w:type="dxa" w:w="70"/><w:right w:type="dxa" w:w="120"/></w:tcMar></w:tcPr><w:p><w:pPr><w:spacing w:after="0"/></w:pPr><w:r><w:rPr><w:sz w:val="28"/><w:szCs w:val="28"/></w:rPr><w:t xml:space="preserve">ข้อมูลจากขั้นตรวจรับยังไม่พอให้อนุมัติปิด</w:t></w:r></w:p></w:tc></w:tr></w:tbl><w:p><w:pPr><w:spacing w:after="140"/></w:pPr></w:p><w:p><w:pPr><w:pStyle w:val="ListParagraph"/><w:numPr><w:ilvl w:val="0"/><w:numId w:val="6"/></w:numPr><w:spacing w:after="80"/></w:pPr><w:r><w:rPr><w:sz w:val="32"/><w:szCs w:val="32"/></w:rPr><w:t xml:space="preserve">เปิดการ์ด </w:t></w:r><w:r><w:rPr><w:b/><w:bCs/><w:color w:val="1F2D3D"/><w:sz w:val="32"/><w:szCs w:val="32"/></w:rPr><w:t xml:space="preserve">ย้อนขั้นตอน (ผู้จัดการ SOC)</w:t></w:r><w:r><w:rPr><w:sz w:val="32"/><w:szCs w:val="32"/></w:rPr><w:t xml:space="preserve"> ปุ่มจะบอกปลายทางไว้แล้ว</w:t></w:r></w:p><w:p><w:pPr><w:pStyle w:val="ListParagraph"/><w:numPr><w:ilvl w:val="0"/><w:numId w:val="6"/></w:numPr><w:spacing w:after="80"/></w:pPr><w:r><w:rPr><w:sz w:val="32"/><w:szCs w:val="32"/></w:rPr><w:t xml:space="preserve">กรอก </w:t></w:r><w:r><w:rPr><w:b/><w:bCs/><w:color w:val="1F2D3D"/><w:sz w:val="32"/><w:szCs w:val="32"/></w:rPr><w:t xml:space="preserve">เหตุผล</w:t></w:r><w:r><w:rPr><w:sz w:val="32"/><w:szCs w:val="32"/></w:rPr><w:t xml:space="preserve"> — </w:t></w:r><w:r><w:rPr><w:b/><w:bCs/><w:sz w:val="32"/><w:szCs w:val="32"/></w:rPr><w:t xml:space="preserve">บังคับ</w:t></w:r><w:r><w:rPr><w:sz w:val="32"/><w:szCs w:val="32"/></w:rPr><w:t xml:space="preserve"> และถูกบันทึกไว้ในประวัติของตั๋ว</w:t></w:r></w:p><w:p><w:pPr><w:pStyle w:val="ListParagraph"/><w:numPr><w:ilvl w:val="0"/><w:numId w:val="6"/></w:numPr><w:spacing w:after="80"/></w:pPr><w:r><w:rPr><w:sz w:val="32"/><w:szCs w:val="32"/></w:rPr><w:t xml:space="preserve">กดปุ่มย้อนกลับ ตั๋วจะกลับไปอยู่ในมือของขั้นตอนนั้นทันที</w:t></w:r></w:p><w:tbl><w:tblPr><w:tblW w:type="dxa" w:w="9600"/><w:tblBorders><w:top w:val="dashed" w:color="9DB4D4" w:sz="6"/><w:left w:val="dashed" w:color="9DB4D4" w:sz="6"/><w:bottom w:val="dashed" w:color="9DB4D4" w:sz="6"/><w:right w:val="dashed" w:color="9DB4D4" w:sz="6"/><w:insideH w:val="single" w:color="auto" w:sz="4"/><w:insideV w:val="single" w:color="auto" w:sz="4"/></w:tblBorders></w:tblPr><w:tblGrid><w:gridCol w:w="9600"/></w:tblGrid><w:tr><w:tc><w:tcPr><w:tcW w:type="dxa" w:w="9600"/><w:shd w:fill="F7F8FA" w:color="auto" w:val="clear"/><w:tcMar><w:top w:type="dxa" w:w="520"/><w:left w:type="dxa" w:w="200"/><w:bottom w:type="dxa" w:w="520"/><w:right w:type="dxa" w:w="200"/></w:tcMar><w:vAlign w:val="center"/></w:tcPr><w:p><w:pPr><w:spacing w:after="40"/><w:jc w:val="center"/></w:pPr><w:r><w:rPr><w:b/><w:bCs/><w:color w:val="6C7888"/><w:sz w:val="30"/><w:szCs w:val="30"/></w:rPr><w:t xml:space="preserve">[ ตำแหน่งภาพหน้าจอ ]</w:t></w:r></w:p><w:p><w:pPr><w:spacing w:after="40"/><w:jc w:val="center"/></w:pPr><w:r><w:rPr><w:color w:val="1F2D3D"/><w:sz w:val="32"/><w:szCs w:val="32"/></w:rPr><w:t xml:space="preserve">การ์ดย้อนขั้นตอนบนหน้ารายละเอียดตั๋ว พร้อมช่องเหตุผลที่บังคับกรอก</w:t></w:r></w:p><w:p><w:pPr><w:jc w:val="center"/></w:pPr><w:r><w:rPr><w:rFonts w:ascii="Consolas" w:cs="Consolas" w:eastAsia="Consolas" w:hAnsi="Consolas"/><w:color w:val="9AA6B4"/><w:sz w:val="24"/><w:szCs w:val="24"/></w:rPr><w:t xml:space="preserve">SHOT: MGR-step-back</w:t></w:r></w:p></w:tc></w:tr></w:tbl><w:p><w:pPr><w:spacing w:after="160" w:before="60"/><w:jc w:val="center"/></w:pPr><w:r><w:rPr><w:b/><w:bCs/><w:color w:val="245EA8"/><w:sz w:val="28"/><w:szCs w:val="28"/></w:rPr><w:t xml:space="preserve">รูปที่ 5-4  </w:t></w:r><w:r><w:rPr><w:i/><w:iCs/><w:color w:val="6C7888"/><w:sz w:val="28"/><w:szCs w:val="28"/></w:rPr><w:t xml:space="preserve">การ์ดย้อนขั้นตอนบนหน้ารายละเอียดตั๋ว พร้อมช่องเหตุผลที่บังคับกรอก</w:t></w:r></w:p><w:tbl><w:tblPr><w:tblW w:type="dxa" w:w="9600"/><w:tblBorders><w:top w:val="single" w:color="F1F3F6" w:sz="2"/><w:left w:val="single" w:color="6C7888" w:sz="28"/><w:bottom w:val="single" w:color="F1F3F6" w:sz="2"/><w:right w:val="single" w:color="F1F3F6" w:sz="2"/><w:insideH w:val="single" w:color="auto" w:sz="4"/><w:insideV w:val="single" w:color="auto" w:sz="4"/></w:tblBorders></w:tblPr><w:tblGrid><w:gridCol w:w="9600"/></w:tblGrid><w:tr><w:tc><w:tcPr><w:tcW w:type="dxa" w:w="9600"/><w:shd w:fill="F1F3F6" w:color="auto" w:val="clear"/><w:tcMar><w:top w:type="dxa" w:w="140"/><w:left w:type="dxa" w:w="200"/><w:bottom w:type="dxa" w:w="140"/><w:right w:type="dxa" w:w="200"/></w:tcMar></w:tcPr><w:p><w:pPr><w:spacing w:after="60"/></w:pPr><w:r><w:rPr><w:b/><w:bCs/><w:color w:val="6C7888"/><w:sz w:val="30"/><w:szCs w:val="30"/></w:rPr><w:t xml:space="preserve">สิ่งที่ต้องจำ</w:t></w:r></w:p><w:p><w:pPr><w:spacing w:after="0"/></w:pPr><w:r><w:rPr><w:sz w:val="32"/><w:szCs w:val="32"/></w:rPr><w:t xml:space="preserve">การย้อนขั้นตอนไม่ลบลายเซ็นผู้ตรวจ (Verified) ผู้อนุมัติ หรือผลการประเมินฉุกเฉินเดิม และใช้กับตั๋วที่ปิดหรือยกเลิกไปแล้วไม่ได้ — การปิดเคสยังเป็นจุดสิ้นสุดเสมอ</w:t></w:r></w:p></w:tc></w:tr></w:tbl><w:p><w:pPr><w:pStyle w:val="Heading2"/></w:pPr><w:r><w:t xml:space="preserve">5.7 ตัดสินคำขอยกเลิกตั๋ว (เพิ่ม v1.5.0)</w:t></w:r></w:p><w:p><w:pPr><w:spacing w:after="120"/></w:pPr><w:r><w:rPr><w:sz w:val="32"/><w:szCs w:val="32"/></w:rPr><w:t xml:space="preserve">ตั๋วที่ </w:t></w:r><w:r><w:rPr><w:b/><w:bCs/><w:sz w:val="32"/><w:szCs w:val="32"/></w:rPr><w:t xml:space="preserve">ซ้ำ</w:t></w:r><w:r><w:rPr><w:sz w:val="32"/><w:szCs w:val="32"/></w:rPr><w:t xml:space="preserve"> หรือ </w:t></w:r><w:r><w:rPr><w:b/><w:bCs/><w:sz w:val="32"/><w:szCs w:val="32"/></w:rPr><w:t xml:space="preserve">เปิดผิด</w:t></w:r><w:r><w:rPr><w:sz w:val="32"/><w:szCs w:val="32"/></w:rPr><w:t xml:space="preserve"> สามารถจบด้วยสถานะ </w:t></w:r><0/><w:r><w:rPr><w:sz w:val="32"/><w:szCs w:val="32"/></w:rPr><w:t xml:space="preserve"> ได้โดยไม่ต้องจัดเป็น Event หรือรับรองการแก้ไข เมื่อผู้ปฏิบัติงานยื่นคำขอยกเลิก การ์ด </w:t></w:r><w:r><w:rPr><w:b/><w:bCs/><w:sz w:val="32"/><w:szCs w:val="32"/></w:rPr><w:t xml:space="preserve">การตัดสินคำขอยกเลิก (ผู้จัดการ SOC)</w:t></w:r><w:r><w:rPr><w:sz w:val="32"/><w:szCs w:val="32"/></w:rPr><w:t xml:space="preserve"> จะแสดงในหน้ารายละเอียดตั๋วให้คุณ </w:t></w:r><w:r><w:rPr><w:b/><w:bCs/><w:sz w:val="32"/><w:szCs w:val="32"/></w:rPr><w:t xml:space="preserve">อนุมัติ / ปฏิเสธ / หรือยกเลิกโดยตรง</w:t></w:r></w:p><w:p><w:pPr><w:pStyle w:val="ListParagraph"/><w:numPr><w:ilvl w:val="0"/><w:numId w:val="7"/></w:numPr><w:spacing w:after="80"/></w:pPr><w:r><w:rPr><w:sz w:val="32"/><w:szCs w:val="32"/></w:rPr><w:t xml:space="preserve">เปิดตั๋วที่มีคำขอยกเลิกค้างอยู่ อ่านเหตุผล (</w:t></w:r><w:r><w:rPr><w:b/><w:bCs/><w:color w:val="1F2D3D"/><w:sz w:val="32"/><w:szCs w:val="32"/></w:rPr><w:t xml:space="preserve">รายการซ้ำ / สร้างรายการผิด / เหตุผลอื่น</w:t></w:r><w:r><w:rPr><w:sz w:val="32"/><w:szCs w:val="32"/></w:rPr><w:t xml:space="preserve">) และคำอธิบายของผู้ยื่น กรณี “รายการซ้ำ” ตรวจว่าตั๋วที่อ้างอิงมีอยู่จริงและยังไม่ถูกยกเลิก</w:t></w:r></w:p><w:p><w:pPr><w:pStyle w:val="ListParagraph"/><w:numPr><w:ilvl w:val="0"/><w:numId w:val="7"/></w:numPr><w:spacing w:after="80"/></w:pPr><w:r><w:rPr><w:sz w:val="32"/><w:szCs w:val="32"/></w:rPr><w:t xml:space="preserve">เลือก </w:t></w:r><w:r><w:rPr><w:b/><w:bCs/><w:color w:val="1F2D3D"/><w:sz w:val="32"/><w:szCs w:val="32"/></w:rPr><w:t xml:space="preserve">อนุมัติ</w:t></w:r><w:r><w:rPr><w:sz w:val="32"/><w:szCs w:val="32"/></w:rPr><w:t xml:space="preserve">, </w:t></w:r><w:r><w:rPr><w:b/><w:bCs/><w:color w:val="1F2D3D"/><w:sz w:val="32"/><w:szCs w:val="32"/></w:rPr><w:t xml:space="preserve">ปฏิเสธ</w:t></w:r><w:r><w:rPr><w:sz w:val="32"/><w:szCs w:val="32"/></w:rPr><w:t xml:space="preserve"> หรือ </w:t></w:r><w:r><w:rPr><w:b/><w:bCs/><w:color w:val="1F2D3D"/><w:sz w:val="32"/><w:szCs w:val="32"/></w:rPr><w:t xml:space="preserve">ยกเลิกโดยตรง</w:t></w:r><w:r><w:rPr><w:sz w:val="32"/><w:szCs w:val="32"/></w:rPr><w:t xml:space="preserve"> พร้อมกรอกเหตุผล — ทุกการตัดสินถูกบันทึกแยกในประวัติของตั๋ว</w:t></w:r></w:p><w:tbl><w:tblPr><w:tblW w:type="dxa" w:w="9600"/><w:tblBorders><w:top w:val="dashed" w:color="9DB4D4" w:sz="6"/><w:left w:val="dashed" w:color="9DB4D4" w:sz="6"/><w:bottom w:val="dashed" w:color="9DB4D4" w:sz="6"/><w:right w:val="dashed" w:color="9DB4D4" w:sz="6"/><w:insideH w:val="single" w:color="auto" w:sz="4"/><w:insideV w:val="single" w:color="auto" w:sz="4"/></w:tblBorders></w:tblPr><w:tblGrid><w:gridCol w:w="9600"/></w:tblGrid><w:tr><w:tc><w:tcPr><w:tcW w:type="dxa" w:w="9600"/><w:shd w:fill="F7F8FA" w:color="auto" w:val="clear"/><w:tcMar><w:top w:type="dxa" w:w="520"/><w:left w:type="dxa" w:w="200"/><w:bottom w:type="dxa" w:w="520"/><w:right w:type="dxa" w:w="200"/></w:tcMar><w:vAlign w:val="center"/></w:tcPr><w:p><w:pPr><w:spacing w:after="40"/><w:jc w:val="center"/></w:pPr><w:r><w:rPr><w:b/><w:bCs/><w:color w:val="6C7888"/><w:sz w:val="30"/><w:szCs w:val="30"/></w:rPr><w:t xml:space="preserve">[ ตำแหน่งภาพหน้าจอ ]</w:t></w:r></w:p><w:p><w:pPr><w:spacing w:after="40"/><w:jc w:val="center"/></w:pPr><w:r><w:rPr><w:color w:val="1F2D3D"/><w:sz w:val="32"/><w:szCs w:val="32"/></w:rPr><w:t xml:space="preserve">การ์ดการตัดสินคำขอยกเลิกของผู้จัดการ SOC บนหน้ารายละเอียดตั๋ว</w:t></w:r></w:p><w:p><w:pPr><w:jc w:val="center"/></w:pPr><w:r><w:rPr><w:rFonts w:ascii="Consolas" w:cs="Consolas" w:eastAsia="Consolas" w:hAnsi="Consolas"/><w:color w:val="9AA6B4"/><w:sz w:val="24"/><w:szCs w:val="24"/></w:rPr><w:t xml:space="preserve">SHOT: MGR-cancel-decision</w:t></w:r></w:p></w:tc></w:tr></w:tbl><w:p><w:pPr><w:spacing w:after="160" w:before="60"/><w:jc w:val="center"/></w:pPr><w:r><w:rPr><w:b/><w:bCs/><w:color w:val="245EA8"/><w:sz w:val="28"/><w:szCs w:val="28"/></w:rPr><w:t xml:space="preserve">รูปที่ 5-5  </w:t></w:r><w:r><w:rPr><w:i/><w:iCs/><w:color w:val="6C7888"/><w:sz w:val="28"/><w:szCs w:val="28"/></w:rPr><w:t xml:space="preserve">การ์ดการตัดสินคำขอยกเลิกของผู้จัดการ SOC บนหน้ารายละเอียดตั๋ว</w:t></w:r></w:p><w:tbl><w:tblPr><w:tblW w:type="dxa" w:w="9600"/><w:tblBorders><w:top w:val="single" w:color="FDECEE" w:sz="2"/><w:left w:val="single" w:color="E63946" w:sz="28"/><w:bottom w:val="single" w:color="FDECEE" w:sz="2"/><w:right w:val="single" w:color="FDECEE" w:sz="2"/><w:insideH w:val="single" w:color="auto" w:sz="4"/><w:insideV w:val="single" w:color="auto" w:sz="4"/></w:tblBorders></w:tblPr><w:tblGrid><w:gridCol w:w="9600"/></w:tblGrid><w:tr><w:tc><w:tcPr><w:tcW w:type="dxa" w:w="9600"/><w:shd w:fill="FDECEE" w:color="auto" w:val="clear"/><w:tcMar><w:top w:type="dxa" w:w="140"/><w:left w:type="dxa" w:w="200"/><w:bottom w:type="dxa" w:w="140"/><w:right w:type="dxa" w:w="200"/></w:tcMar></w:tcPr><w:p><w:pPr><w:spacing w:after="60"/></w:pPr><w:r><w:rPr><w:b/><w:bCs/><w:color w:val="E63946"/><w:sz w:val="30"/><w:szCs w:val="30"/></w:rPr><w:t xml:space="preserve">ข้อควรระวัง</w:t></w:r></w:p><w:p><w:pPr><w:spacing w:after="0"/></w:pPr><w:r><w:rPr><w:sz w:val="32"/><w:szCs w:val="32"/></w:rPr><w:t xml:space="preserve">การอนุมัติยกเลิกต้อง</w:t></w:r><w:r><w:rPr><w:b/><w:bCs/><w:sz w:val="32"/><w:szCs w:val="32"/></w:rPr><w:t xml:space="preserve">ปิดหรือยกเลิกงานย่อย/คำขอทีมตอบสนองที่ค้างอยู่ก่อน</w:t></w:r><w:r><w:rPr><w:sz w:val="32"/><w:szCs w:val="32"/></w:rPr><w:t xml:space="preserve"> (งานเหล่านั้นจะกลายเป็น “ยกเลิกแล้ว” ไม่ใช่ “เสร็จสิ้น”) คำขอที่ค้างอยู่ </w:t></w:r><w:r><w:rPr><w:b/><w:bCs/><w:sz w:val="32"/><w:szCs w:val="32"/></w:rPr><w:t xml:space="preserve">ไม่หยุดนาฬิกา OLA และไม่เลื่อนขั้นตอน</w:t></w:r><w:r><w:rPr><w:sz w:val="32"/><w:szCs w:val="32"/></w:rPr><w:t xml:space="preserve"> งานยังเดินต่อตามปกติ</w:t></w:r></w:p></w:tc></w:tr></w:tbl><w:tbl><w:tblPr><w:tblW w:type="dxa" w:w="9600"/><w:tblBorders><w:top w:val="single" w:color="F1F3F6" w:sz="2"/><w:left w:val="single" w:color="6C7888" w:sz="28"/><w:bottom w:val="single" w:color="F1F3F6" w:sz="2"/><w:right w:val="single" w:color="F1F3F6" w:sz="2"/><w:insideH w:val="single" w:color="auto" w:sz="4"/><w:insideV w:val="single" w:color="auto" w:sz="4"/></w:tblBorders></w:tblPr><w:tblGrid><w:gridCol w:w="9600"/></w:tblGrid><w:tr><w:tc><w:tcPr><w:tcW w:type="dxa" w:w="9600"/><w:shd w:fill="F1F3F6" w:color="auto" w:val="clear"/><w:tcMar><w:top w:type="dxa" w:w="140"/><w:left w:type="dxa" w:w="200"/><w:bottom w:type="dxa" w:w="140"/><w:right w:type="dxa" w:w="200"/></w:tcMar></w:tcPr><w:p><w:pPr><w:spacing w:after="60"/></w:pPr><w:r><w:rPr><w:b/><w:bCs/><w:color w:val="6C7888"/><w:sz w:val="30"/><w:szCs w:val="30"/></w:rPr><w:t xml:space="preserve">สิ่งที่ต้องจำ</w:t></w:r></w:p><w:p><w:pPr><w:spacing w:after="0"/></w:pPr><w:r><w:rPr><w:sz w:val="32"/><w:szCs w:val="32"/></w:rPr><w:t xml:space="preserve">ตั๋วที่ยกเลิกแล้วเป็นสถานะสิ้นสุด ออกจากคิวและแรงกดดัน OLA และไม่ถูกนับในสถิติการปิดงานสำเร็จและ MTTR แต่ประวัติผู้ยื่น/ผู้ตัดสิน/เหตุผล/เวลายังเก็บครบ และรายงานจะระบุว่าเป็นการยกเลิก</w:t></w:r></w:p></w:tc></w:tr></w:tbl><w:p><w:pPr><w:pStyle w:val="Heading2"/></w:pPr><w:r><w:t xml:space="preserve">5.8 แก้ไขข้อมูลเคส (เพิ่ม v1.7.0)</w:t></w:r></w:p><w:p><w:pPr><w:spacing w:after="120"/></w:pPr><w:r><w:rPr><w:sz w:val="32"/><w:szCs w:val="32"/></w:rPr><w:t xml:space="preserve">คุณแก้เนื้อหาของเคสได้ทุกใบที่ยังไม่ปิด ผ่านปุ่ม </w:t></w:r><w:r><w:rPr><w:b/><w:bCs/><w:color w:val="1F2D3D"/><w:sz w:val="32"/><w:szCs w:val="32"/></w:rPr><w:t xml:space="preserve">แก้ไขข้อมูล</w:t></w:r><w:r><w:rPr><w:sz w:val="32"/><w:szCs w:val="32"/></w:rPr><w:t xml:space="preserve"> บนหน้ารายละเอียดตั๋ว — มีประโยชน์เมื่อพบข้อมูลผิดระหว่างตรวจก่อนมอบหมาย และไม่อยากตีกลับทั้งใบเพียงเพราะพิมพ์ผิด</w:t></w:r></w:p><w:p><w:pPr><w:spacing w:after="120"/></w:pPr><w:r><w:rPr><w:sz w:val="32"/><w:szCs w:val="32"/></w:rPr><w:t xml:space="preserve">หน้าแก้ไขบังคับให้กรอก </w:t></w:r><w:r><w:rPr><w:b/><w:bCs/><w:color w:val="1F2D3D"/><w:sz w:val="32"/><w:szCs w:val="32"/></w:rPr><w:t xml:space="preserve">เหตุผลในการแก้ไข</w:t></w:r><w:r><w:rPr><w:sz w:val="32"/><w:szCs w:val="32"/></w:rPr><w:t xml:space="preserve"> เสมอ และบันทึกทุกช่องที่เปลี่ยนเป็นคู่ค่าเดิม → ค่าใหม่ พร้อมชื่อผู้แก้และเวลา ดูย้อนหลังได้ที่หัวข้อ </w:t></w:r><w:r><w:rPr><w:b/><w:bCs/><w:color w:val="1F2D3D"/><w:sz w:val="32"/><w:szCs w:val="32"/></w:rPr><w:t xml:space="preserve">ประวัติการแก้ไขข้อมูล</w:t></w:r><w:r><w:rPr><w:sz w:val="32"/><w:szCs w:val="32"/></w:rPr><w:t xml:space="preserve"> บนหน้ารายละเอียดตั๋ว</w:t></w:r></w:p><w:tbl><w:tblPr><w:tblW w:type="dxa" w:w="9600"/><w:tblBorders><w:top w:val="dashed" w:color="9DB4D4" w:sz="6"/><w:left w:val="dashed" w:color="9DB4D4" w:sz="6"/><w:bottom w:val="dashed" w:color="9DB4D4" w:sz="6"/><w:right w:val="dashed" w:color="9DB4D4" w:sz="6"/><w:insideH w:val="single" w:color="auto" w:sz="4"/><w:insideV w:val="single" w:color="auto" w:sz="4"/></w:tblBorders></w:tblPr><w:tblGrid><w:gridCol w:w="9600"/></w:tblGrid><w:tr><w:tc><w:tcPr><w:tcW w:type="dxa" w:w="9600"/><w:shd w:fill="F7F8FA" w:color="auto" w:val="clear"/><w:tcMar><w:top w:type="dxa" w:w="520"/><w:left w:type="dxa" w:w="200"/><w:bottom w:type="dxa" w:w="520"/><w:right w:type="dxa" w:w="200"/></w:tcMar><w:vAlign w:val="center"/></w:tcPr><w:p><w:pPr><w:spacing w:after="40"/><w:jc w:val="center"/></w:pPr><w:r><w:rPr><w:b/><w:bCs/><w:color w:val="6C7888"/><w:sz w:val="30"/><w:szCs w:val="30"/></w:rPr><w:t xml:space="preserve">[ ตำแหน่งภาพหน้าจอ ]</w:t></w:r></w:p><w:p><w:pPr><w:spacing w:after="40"/><w:jc w:val="center"/></w:pPr><w:r><w:rPr><w:color w:val="1F2D3D"/><w:sz w:val="32"/><w:szCs w:val="32"/></w:rPr><w:t xml:space="preserve">หน้าแก้ไขข้อมูลเคส แสดงการ์ดข้อมูลเคสและช่องเหตุผลที่บังคับกรอก</w:t></w:r></w:p><w:p><w:pPr><w:jc w:val="center"/></w:pPr><w:r><w:rPr><w:rFonts w:ascii="Consolas" w:cs="Consolas" w:eastAsia="Consolas" w:hAnsi="Consolas"/><w:color w:val="9AA6B4"/><w:sz w:val="24"/><w:szCs w:val="24"/></w:rPr><w:t xml:space="preserve">SHOT: MGR-ticket-edit</w:t></w:r></w:p></w:tc></w:tr></w:tbl><w:p><w:pPr><w:spacing w:after="160" w:before="60"/><w:jc w:val="center"/></w:pPr><w:r><w:rPr><w:b/><w:bCs/><w:color w:val="245EA8"/><w:sz w:val="28"/><w:szCs w:val="28"/></w:rPr><w:t xml:space="preserve">รูปที่ 5-6  </w:t></w:r><w:r><w:rPr><w:i/><w:iCs/><w:color w:val="6C7888"/><w:sz w:val="28"/><w:szCs w:val="28"/></w:rPr><w:t xml:space="preserve">หน้าแก้ไขข้อมูลเคส แสดงการ์ดข้อมูลเคสและช่องเหตุผลที่บังคับกรอก</w:t></w:r></w:p><w:tbl><w:tblPr><w:tblW w:type="dxa" w:w="9600"/><w:tblBorders><w:top w:val="single" w:color="FDECEE" w:sz="2"/><w:left w:val="single" w:color="E63946" w:sz="28"/><w:bottom w:val="single" w:color="FDECEE" w:sz="2"/><w:right w:val="single" w:color="FDECEE" w:sz="2"/><w:insideH w:val="single" w:color="auto" w:sz="4"/><w:insideV w:val="single" w:color="auto" w:sz="4"/></w:tblBorders></w:tblPr><w:tblGrid><w:gridCol w:w="9600"/></w:tblGrid><w:tr><w:tc><w:tcPr><w:tcW w:type="dxa" w:w="9600"/><w:shd w:fill="FDECEE" w:color="auto" w:val="clear"/><w:tcMar><w:top w:type="dxa" w:w="140"/><w:left w:type="dxa" w:w="200"/><w:bottom w:type="dxa" w:w="140"/><w:right w:type="dxa" w:w="200"/></w:tcMar></w:tcPr><w:p><w:pPr><w:spacing w:after="60"/></w:pPr><w:r><w:rPr><w:b/><w:bCs/><w:color w:val="E63946"/><w:sz w:val="30"/><w:szCs w:val="30"/></w:rPr><w:t xml:space="preserve">ข้อควรระวัง</w:t></w:r></w:p><w:p><w:pPr><w:spacing w:after="0"/></w:pPr><w:r><w:rPr><w:sz w:val="32"/><w:szCs w:val="32"/></w:rPr><w:t xml:space="preserve">การแก้ไขข้อมูล </w:t></w:r><w:r><w:rPr><w:b/><w:bCs/><w:sz w:val="32"/><w:szCs w:val="32"/></w:rPr><w:t xml:space="preserve">ไม่ใช่การย้อนขั้นตอน</w:t></w:r><w:r><w:rPr><w:sz w:val="32"/><w:szCs w:val="32"/></w:rPr><w:t xml:space="preserve"> — หน้านี้ไม่เปลี่ยนสถานะ ไม่เปลี่ยนเส้นทางการมอบหมาย และไม่แตะลายเซ็นผู้ตรวจหรือผู้อนุมัติ หากต้องการเปลี่ยนขั้นตอน ให้ใช้การย้อนขั้นตอนในข้อ 5.6</w:t></w:r></w:p></w:tc></w:tr></w:tbl><w:p><w:pPr><w:spacing w:after="80"/></w:pPr></w:p><w:tbl><w:tblPr><w:tblW w:type="dxa" w:w="9600"/><w:tblBorders><w:top w:val="single" w:color="F1F3F6" w:sz="2"/><w:left w:val="single" w:color="6C7888" w:sz="28"/><w:bottom w:val="single" w:color="F1F3F6" w:sz="2"/><w:right w:val="single" w:color="F1F3F6" w:sz="2"/><w:insideH w:val="single" w:color="auto" w:sz="4"/><w:insideV w:val="single" w:color="auto" w:sz="4"/></w:tblBorders></w:tblPr><w:tblGrid><w:gridCol w:w="9600"/></w:tblGrid><w:tr><w:tc><w:tcPr><w:tcW w:type="dxa" w:w="9600"/><w:shd w:fill="F1F3F6" w:color="auto" w:val="clear"/><w:tcMar><w:top w:type="dxa" w:w="140"/><w:left w:type="dxa" w:w="200"/><w:bottom w:type="dxa" w:w="140"/><w:right w:type="dxa" w:w="200"/></w:tcMar></w:tcPr><w:p><w:pPr><w:spacing w:after="60"/></w:pPr><w:r><w:rPr><w:b/><w:bCs/><w:color w:val="6C7888"/><w:sz w:val="30"/><w:szCs w:val="30"/></w:rPr><w:t xml:space="preserve">สิ่งที่ต้องจำ</w:t></w:r></w:p><w:p><w:pPr><w:spacing w:after="0"/></w:pPr><w:r><w:rPr><w:sz w:val="32"/><w:szCs w:val="32"/></w:rPr><w:t xml:space="preserve">เคสที่ยกเลิกแล้วแก้ไม่ได้เลยไม่ว่าใคร และเคสที่ปิดไปแล้ว (อนุมัติ / ปิด Event) แก้ได้เฉพาะผู้ดูแลระบบสูงสุดเท่านั้น — การปิดเคสยังเป็นจุดสิ้นสุดเสมอ</w:t></w:r></w:p></w:tc></w:tr></w:tbl><w:p><w:pPr><w:pStyle w:val="Heading2"/></w:pPr><w:r><w:t xml:space="preserve">5.9 ค้นหา IOC — ค้นอะไรได้บ้าง</w:t></w:r></w:p><w:p><w:pPr><w:spacing w:after="120"/></w:pPr><w:r><w:rPr><w:sz w:val="32"/><w:szCs w:val="32"/></w:rPr><w:t xml:space="preserve">เมนู </w:t></w:r><w:r><w:rPr><w:b/><w:bCs/><w:color w:val="245EA8"/><w:sz w:val="32"/><w:szCs w:val="32"/></w:rPr><w:t xml:space="preserve">เคส › ค้นหา IOC</w:t></w:r><w:r><w:rPr><w:sz w:val="32"/><w:szCs w:val="32"/></w:rPr><w:t xml:space="preserve"> (หัวข้อหน้าจอ: ค้นหา IOC / Ticket) ใช้ตรวจว่าค่าหนึ่ง ๆ เคยปรากฏในเคสใดมาก่อน ก่อนตัดสินว่าเหตุการณ์นี้เป็นเรื่องโดด ๆ หรือเป็นชุดเดียวกับเคสเก่า ผลลัพธ์แยกเป็นสองการ์ด: </w:t></w:r><w:r><w:rPr><w:b/><w:bCs/><w:sz w:val="32"/><w:szCs w:val="32"/></w:rPr><w:t xml:space="preserve">เคส</w:t></w:r><w:r><w:rPr><w:sz w:val="32"/><w:szCs w:val="32"/></w:rPr><w:t xml:space="preserve"> (ค้นจากทุกช่องของตั๋วและค่าตัวบ่งชี้ทั้ง 6 ประเภท) และ </w:t></w:r><w:r><w:rPr><w:b/><w:bCs/><w:sz w:val="32"/><w:szCs w:val="32"/></w:rPr><w:t xml:space="preserve">บันทึกการคัดกรอง</w:t></w:r><w:r><w:rPr><w:sz w:val="32"/><w:szCs w:val="32"/></w:rPr><w:t xml:space="preserve"> (ประวัติการคัดแยก Alert)</w:t></w:r></w:p><w:tbl><w:tblPr><w:tblW w:type="dxa" w:w="9600"/><w:tblBorders><w:top w:val="dashed" w:color="9DB4D4" w:sz="6"/><w:left w:val="dashed" w:color="9DB4D4" w:sz="6"/><w:bottom w:val="dashed" w:color="9DB4D4" w:sz="6"/><w:right w:val="dashed" w:color="9DB4D4" w:sz="6"/><w:insideH w:val="single" w:color="auto" w:sz="4"/><w:insideV w:val="single" w:color="auto" w:sz="4"/></w:tblBorders></w:tblPr><w:tblGrid><w:gridCol w:w="9600"/></w:tblGrid><w:tr><w:tc><w:tcPr><w:tcW w:type="dxa" w:w="9600"/><w:shd w:fill="F7F8FA" w:color="auto" w:val="clear"/><w:tcMar><w:top w:type="dxa" w:w="520"/><w:left w:type="dxa" w:w="200"/><w:bottom w:type="dxa" w:w="520"/><w:right w:type="dxa" w:w="200"/></w:tcMar><w:vAlign w:val="center"/></w:tcPr><w:p><w:pPr><w:spacing w:after="40"/><w:jc w:val="center"/></w:pPr><w:r><w:rPr><w:b/><w:bCs/><w:color w:val="6C7888"/><w:sz w:val="30"/><w:szCs w:val="30"/></w:rPr><w:t xml:space="preserve">[ ตำแหน่งภาพหน้าจอ ]</w:t></w:r></w:p><w:p><w:pPr><w:spacing w:after="40"/><w:jc w:val="center"/></w:pPr><w:r><w:rPr><w:color w:val="1F2D3D"/><w:sz w:val="32"/><w:szCs w:val="32"/></w:rPr><w:t xml:space="preserve">หน้าค้นหา IOC แสดงผลแยกเป็นการ์ดเคสและการ์ดบันทึกการคัดกรอง</w:t></w:r></w:p><w:p><w:pPr><w:jc w:val="center"/></w:pPr><w:r><w:rPr><w:rFonts w:ascii="Consolas" w:cs="Consolas" w:eastAsia="Consolas" w:hAnsi="Consolas"/><w:color w:val="9AA6B4"/><w:sz w:val="24"/><w:szCs w:val="24"/></w:rPr><w:t xml:space="preserve">SHOT: MGR-ioc-search</w:t></w:r></w:p></w:tc></w:tr></w:tbl><w:p><w:pPr><w:spacing w:after="160" w:before="60"/><w:jc w:val="center"/></w:pPr><w:r><w:rPr><w:b/><w:bCs/><w:color w:val="245EA8"/><w:sz w:val="28"/><w:szCs w:val="28"/></w:rPr><w:t xml:space="preserve">รูปที่ 5-7  </w:t></w:r><w:r><w:rPr><w:i/><w:iCs/><w:color w:val="6C7888"/><w:sz w:val="28"/><w:szCs w:val="28"/></w:rPr><w:t xml:space="preserve">หน้าค้นหา IOC แสดงผลแยกเป็นการ์ดเคสและการ์ดบันทึกการคัดกรอง</w:t></w:r></w:p><w:tbl><w:tblPr><w:tblW w:type="dxa" w:w="9600"/><w:tblBorders><w:top w:val="single" w:color="F1F3F6" w:sz="2"/><w:left w:val="single" w:color="6C7888" w:sz="28"/><w:bottom w:val="single" w:color="F1F3F6" w:sz="2"/><w:right w:val="single" w:color="F1F3F6" w:sz="2"/><w:insideH w:val="single" w:color="auto" w:sz="4"/><w:insideV w:val="single" w:color="auto" w:sz="4"/></w:tblBorders></w:tblPr><w:tblGrid><w:gridCol w:w="9600"/></w:tblGrid><w:tr><w:tc><w:tcPr><w:tcW w:type="dxa" w:w="9600"/><w:shd w:fill="F1F3F6" w:color="auto" w:val="clear"/><w:tcMar><w:top w:type="dxa" w:w="140"/><w:left w:type="dxa" w:w="200"/><w:bottom w:type="dxa" w:w="140"/><w:right w:type="dxa" w:w="200"/></w:tcMar></w:tcPr><w:p><w:pPr><w:spacing w:after="60"/></w:pPr><w:r><w:rPr><w:b/><w:bCs/><w:color w:val="6C7888"/><w:sz w:val="30"/><w:szCs w:val="30"/></w:rPr><w:t xml:space="preserve">สิ่งที่ต้องจำ</w:t></w:r></w:p><w:p><w:pPr><w:spacing w:after="0"/></w:pPr><w:r><w:rPr><w:sz w:val="32"/><w:szCs w:val="32"/></w:rPr><w:t xml:space="preserve">ในฐานะผู้จัดการ SOC คุณเห็นผลการค้นหาครบทุกเคส ต่างจากบทบาทอื่นที่เห็นเฉพาะเคสของตน — แต่หน้านี้ </w:t></w:r><w:r><w:rPr><w:b/><w:bCs/><w:sz w:val="32"/><w:szCs w:val="32"/></w:rPr><w:t xml:space="preserve">ไม่ได้ค้นจากฐานข้อมูล IOC</w:t></w:r><w:r><w:rPr><w:sz w:val="32"/><w:szCs w:val="32"/></w:rPr><w:t xml:space="preserve"> ซึ่งเปิดได้เฉพาะทีมพิสูจน์หลักฐาน</w:t></w:r></w:p></w:tc></w:tr></w:tbl><w:p><w:pPr><w:pStyle w:val="Heading2"/></w:pPr><w:r><w:t xml:space="preserve">5.10 เพิ่มระบบที่ได้รับผลกระทบเข้ากลุ่ม Project Incident (เพิ่ม v1.5.4)</w:t></w:r></w:p><w:p><w:pPr><w:spacing w:after="120"/></w:pPr><w:r><w:rPr><w:sz w:val="32"/><w:szCs w:val="32"/></w:rPr><w:t xml:space="preserve">เมื่อพบภายหลังว่าเหตุการณ์เดิมกระทบระบบเพิ่ม ให้เพิ่มเข้ากลุ่มเดิมแทนการเปิดกลุ่มใหม่ — ที่หน้า Project Incident กดปุ่ม </w:t></w:r><w:r><w:rPr><w:b/><w:bCs/><w:color w:val="1F2D3D"/><w:sz w:val="32"/><w:szCs w:val="32"/></w:rPr><w:t xml:space="preserve">เพิ่มระบบที่ได้รับผลกระทบ</w:t></w:r><w:r><w:rPr><w:sz w:val="32"/><w:szCs w:val="32"/></w:rPr><w:t xml:space="preserve"> แล้วกรอกชื่อระบบ เลือกเส้นทางของระบบนั้น และรายละเอียดเฉพาะระบบเท่าที่มี</w:t></w:r></w:p><w:tbl><w:tblPr><w:tblW w:type="dxa" w:w="9600"/><w:tblBorders><w:top w:val="dashed" w:color="9DB4D4" w:sz="6"/><w:left w:val="dashed" w:color="9DB4D4" w:sz="6"/><w:bottom w:val="dashed" w:color="9DB4D4" w:sz="6"/><w:right w:val="dashed" w:color="9DB4D4" w:sz="6"/><w:insideH w:val="single" w:color="auto" w:sz="4"/><w:insideV w:val="single" w:color="auto" w:sz="4"/></w:tblBorders></w:tblPr><w:tblGrid><w:gridCol w:w="9600"/></w:tblGrid><w:tr><w:tc><w:tcPr><w:tcW w:type="dxa" w:w="9600"/><w:shd w:fill="F7F8FA" w:color="auto" w:val="clear"/><w:tcMar><w:top w:type="dxa" w:w="520"/><w:left w:type="dxa" w:w="200"/><w:bottom w:type="dxa" w:w="520"/><w:right w:type="dxa" w:w="200"/></w:tcMar><w:vAlign w:val="center"/></w:tcPr><w:p><w:pPr><w:spacing w:after="40"/><w:jc w:val="center"/></w:pPr><w:r><w:rPr><w:b/><w:bCs/><w:color w:val="6C7888"/><w:sz w:val="30"/><w:szCs w:val="30"/></w:rPr><w:t xml:space="preserve">[ ตำแหน่งภาพหน้าจอ ]</w:t></w:r></w:p><w:p><w:pPr><w:spacing w:after="40"/><w:jc w:val="center"/></w:pPr><w:r><w:rPr><w:color w:val="1F2D3D"/><w:sz w:val="32"/><w:szCs w:val="32"/></w:rPr><w:t xml:space="preserve">แบบฟอร์มเพิ่มระบบที่ได้รับผลกระทบบนหน้า Project Incident</w:t></w:r></w:p><w:p><w:pPr><w:jc w:val="center"/></w:pPr><w:r><w:rPr><w:rFonts w:ascii="Consolas" w:cs="Consolas" w:eastAsia="Consolas" w:hAnsi="Consolas"/><w:color w:val="9AA6B4"/><w:sz w:val="24"/><w:szCs w:val="24"/></w:rPr><w:t xml:space="preserve">SHOT: MGR-project-add-member</w:t></w:r></w:p></w:tc></w:tr></w:tbl><w:p><w:pPr><w:spacing w:after="160" w:before="60"/><w:jc w:val="center"/></w:pPr><w:r><w:rPr><w:b/><w:bCs/><w:color w:val="245EA8"/><w:sz w:val="28"/><w:szCs w:val="28"/></w:rPr><w:t xml:space="preserve">รูปที่ 5-8  </w:t></w:r><w:r><w:rPr><w:i/><w:iCs/><w:color w:val="6C7888"/><w:sz w:val="28"/><w:szCs w:val="28"/></w:rPr><w:t xml:space="preserve">แบบฟอร์มเพิ่มระบบที่ได้รับผลกระทบบนหน้า Project Incident</w:t></w:r></w:p><w:tbl><w:tblPr><w:tblW w:type="dxa" w:w="9600"/><w:tblBorders><w:top w:val="single" w:color="E1E6ED" w:sz="2"/><w:left w:val="single" w:color="E1E6ED" w:sz="2"/><w:bottom w:val="single" w:color="E1E6ED" w:sz="2"/><w:right w:val="single" w:color="E1E6ED" w:sz="2"/><w:insideH w:val="single" w:color="E1E6ED" w:sz="2"/><w:insideV w:val="single" w:color="E1E6ED" w:sz="2"/></w:tblBorders></w:tblPr><w:tblGrid><w:gridCol w:w="4200"/><w:gridCol w:w="5400"/></w:tblGrid><w:tr><w:trPr><w:cantSplit/><w:tblHeader/></w:trPr><w:tc><w:tcPr><w:tcW w:type="dxa" w:w="4200"/><w:shd w:fill="1A1A2E" w:color="auto" w:val="clear"/><w:tcMar><w:top w:type="dxa" w:w="80"/><w:left w:type="dxa" w:w="120"/><w:bottom w:type="dxa" w:w="80"/><w:right w:type="dxa" w:w="120"/></w:tcMar></w:tcPr><w:p><w:r><w:rPr><w:b/><w:bCs/><w:color w:val="FFFFFF"/><w:sz w:val="28"/><w:szCs w:val="28"/></w:rPr><w:t xml:space="preserve">จังหวะที่เพิ่ม</w:t></w:r></w:p></w:tc><w:tc><w:tcPr><w:tcW w:type="dxa" w:w="5400"/><w:shd w:fill="1A1A2E" w:color="auto" w:val="clear"/><w:tcMar><w:top w:type="dxa" w:w="80"/><w:left w:type="dxa" w:w="120"/><w:bottom w:type="dxa" w:w="80"/><w:right w:type="dxa" w:w="120"/></w:tcMar></w:tcPr><w:p><w:r><w:rPr><w:b/><w:bCs/><w:color w:val="FFFFFF"/><w:sz w:val="28"/><w:szCs w:val="28"/></w:rPr><w:t xml:space="preserve">ตั๋วใหม่จะไปไหน</w:t></w:r></w:p></w:tc></w:tr><w:tr><w:trPr><w:cantSplit/></w:trPr><w:tc><w:tcPr><w:tcW w:type="dxa" w:w="4200"/><w:shd w:fill="FFFFFF" w:color="auto" w:val="clear"/><w:tcMar><w:top w:type="dxa" w:w="70"/><w:left w:type="dxa" w:w="120"/><w:bottom w:type="dxa" w:w="70"/><w:right w:type="dxa" w:w="120"/></w:tcMar></w:tcPr><w:p><w:pPr><w:spacing w:after="0"/></w:pPr><w:r><w:rPr><w:sz w:val="28"/><w:szCs w:val="28"/></w:rPr><w:t xml:space="preserve">เพิ่มเป็น Event</w:t></w:r></w:p></w:tc><w:tc><w:tcPr><w:tcW w:type="dxa" w:w="5400"/><w:shd w:fill="FFFFFF" w:color="auto" w:val="clear"/><w:tcMar><w:top w:type="dxa" w:w="70"/><w:left w:type="dxa" w:w="120"/><w:bottom w:type="dxa" w:w="70"/><w:right w:type="dxa" w:w="120"/></w:tcMar></w:tcPr><w:p><w:pPr><w:spacing w:after="0"/></w:pPr><w:r><w:rPr><w:sz w:val="28"/><w:szCs w:val="28"/></w:rPr><w:t xml:space="preserve">ส่งให้ Tier 2 ยืนยันก่อนปิด</w:t></w:r></w:p></w:tc></w:tr><w:tr><w:trPr><w:cantSplit/></w:trPr><w:tc><w:tcPr><w:tcW w:type="dxa" w:w="4200"/><w:shd w:fill="F7F8FA" w:color="auto" w:val="clear"/><w:tcMar><w:top w:type="dxa" w:w="70"/><w:left w:type="dxa" w:w="120"/><w:bottom w:type="dxa" w:w="70"/><w:right w:type="dxa" w:w="120"/></w:tcMar></w:tcPr><w:p><w:pPr><w:spacing w:after="0"/></w:pPr><w:r><w:rPr><w:sz w:val="28"/><w:szCs w:val="28"/></w:rPr><w:t xml:space="preserve">เพิ่มเป็น Incident ก่อนกลุ่มผ่าน Project Review</w:t></w:r></w:p></w:tc><w:tc><w:tcPr><w:tcW w:type="dxa" w:w="5400"/><w:shd w:fill="F7F8FA" w:color="auto" w:val="clear"/><w:tcMar><w:top w:type="dxa" w:w="70"/><w:left w:type="dxa" w:w="120"/><w:bottom w:type="dxa" w:w="70"/><w:right w:type="dxa" w:w="120"/></w:tcMar></w:tcPr><w:p><w:pPr><w:spacing w:after="0"/></w:pPr><w:r><w:rPr><w:sz w:val="28"/><w:szCs w:val="28"/></w:rPr><w:t xml:space="preserve">รอคุณตรวจก่อนมอบหมายตามปกติ</w:t></w:r></w:p></w:tc></w:tr><w:tr><w:trPr><w:cantSplit/></w:trPr><w:tc><w:tcPr><w:tcW w:type="dxa" w:w="4200"/><w:shd w:fill="FFFFFF" w:color="auto" w:val="clear"/><w:tcMar><w:top w:type="dxa" w:w="70"/><w:left w:type="dxa" w:w="120"/><w:bottom w:type="dxa" w:w="70"/><w:right w:type="dxa" w:w="120"/></w:tcMar></w:tcPr><w:p><w:pPr><w:spacing w:after="0"/></w:pPr><w:r><w:rPr><w:b/><w:bCs/><w:sz w:val="32"/><w:szCs w:val="32"/></w:rPr><w:t xml:space="preserve">เพิ่มเป็น Incident หลังกลุ่มผ่าน Project Review แล้ว</w:t></w:r></w:p></w:tc><w:tc><w:tcPr><w:tcW w:type="dxa" w:w="5400"/><w:shd w:fill="FFFFFF" w:color="auto" w:val="clear"/><w:tcMar><w:top w:type="dxa" w:w="70"/><w:left w:type="dxa" w:w="120"/><w:bottom w:type="dxa" w:w="70"/><w:right w:type="dxa" w:w="120"/></w:tcMar></w:tcPr><w:p><w:pPr><w:spacing w:after="0"/></w:pPr><w:r><w:rPr><w:sz w:val="32"/><w:szCs w:val="32"/></w:rPr><w:t xml:space="preserve">รับผลการประเมินฉุกเฉินของกลุ่มมาใช้ แล้ว</w:t></w:r><w:r><w:rPr><w:b/><w:bCs/><w:sz w:val="32"/><w:szCs w:val="32"/></w:rPr><w:t xml:space="preserve">เข้าเลนที่เลือกทันที</w:t></w:r><w:r><w:rPr><w:sz w:val="32"/><w:szCs w:val="32"/></w:rPr><w:t xml:space="preserve"> ไม่ต้องรอคุณตรวจซ้ำ</w:t></w:r></w:p></w:tc></w:tr></w:tbl><w:p><w:pPr><w:spacing w:after="140"/></w:pPr></w:p><w:tbl><w:tblPr><w:tblW w:type="dxa" w:w="9600"/><w:tblBorders><w:top w:val="single" w:color="F1F3F6" w:sz="2"/><w:left w:val="single" w:color="6C7888" w:sz="28"/><w:bottom w:val="single" w:color="F1F3F6" w:sz="2"/><w:right w:val="single" w:color="F1F3F6" w:sz="2"/><w:insideH w:val="single" w:color="auto" w:sz="4"/><w:insideV w:val="single" w:color="auto" w:sz="4"/></w:tblBorders></w:tblPr><w:tblGrid><w:gridCol w:w="9600"/></w:tblGrid><w:tr><w:tc><w:tcPr><w:tcW w:type="dxa" w:w="9600"/><w:shd w:fill="F1F3F6" w:color="auto" w:val="clear"/><w:tcMar><w:top w:type="dxa" w:w="140"/><w:left w:type="dxa" w:w="200"/><w:bottom w:type="dxa" w:w="140"/><w:right w:type="dxa" w:w="200"/></w:tcMar></w:tcPr><w:p><w:pPr><w:spacing w:after="60"/></w:pPr><w:r><w:rPr><w:b/><w:bCs/><w:color w:val="6C7888"/><w:sz w:val="30"/><w:szCs w:val="30"/></w:rPr><w:t xml:space="preserve">สิ่งที่ต้องจำ</w:t></w:r></w:p><w:p><w:pPr><w:spacing w:after="0"/></w:pPr><w:r><w:rPr><w:sz w:val="32"/><w:szCs w:val="32"/></w:rPr><w:t xml:space="preserve">ระบบคัดลอกข้อเท็จจริงของเหตุการณ์และตัวบ่งชี้จากตั๋วใบแรกมาให้ คง </w:t></w:r><w:r><w:rPr><w:b/><w:bCs/><w:sz w:val="32"/><w:szCs w:val="32"/></w:rPr><w:t xml:space="preserve">เวลาที่เกิดเหตุเดิม</w:t></w:r><w:r><w:rPr><w:sz w:val="32"/><w:szCs w:val="32"/></w:rPr><w:t xml:space="preserve"> ไว้เพื่อให้ OLA นับถูกต้อง และคงให้ </w:t></w:r><w:r><w:rPr><w:b/><w:bCs/><w:sz w:val="32"/><w:szCs w:val="32"/></w:rPr><w:t xml:space="preserve">ผู้เปิดกลุ่มเป็นเจ้าของตั๋ว</w:t></w:r><w:r><w:rPr><w:sz w:val="32"/><w:szCs w:val="32"/></w:rPr><w:t xml:space="preserve"> ไม่ใช่คุณ</w:t></w:r></w:p></w:tc></w:tr></w:tbl><w:p><w:pPr><w:spacing w:after="80"/></w:pPr></w:p><w:tbl><w:tblPr><w:tblW w:type="dxa" w:w="9600"/><w:tblBorders><w:top w:val="single" w:color="FDECEE" w:sz="2"/><w:left w:val="single" w:color="E63946" w:sz="28"/><w:bottom w:val="single" w:color="FDECEE" w:sz="2"/><w:right w:val="single" w:color="FDECEE" w:sz="2"/><w:insideH w:val="single" w:color="auto" w:sz="4"/><w:insideV w:val="single" w:color="auto" w:sz="4"/></w:tblBorders></w:tblPr><w:tblGrid><w:gridCol w:w="9600"/></w:tblGrid><w:tr><w:tc><w:tcPr><w:tcW w:type="dxa" w:w="9600"/><w:shd w:fill="FDECEE" w:color="auto" w:val="clear"/><w:tcMar><w:top w:type="dxa" w:w="140"/><w:left w:type="dxa" w:w="200"/><w:bottom w:type="dxa" w:w="140"/><w:right w:type="dxa" w:w="200"/></w:tcMar></w:tcPr><w:p><w:pPr><w:spacing w:after="60"/></w:pPr><w:r><w:rPr><w:b/><w:bCs/><w:color w:val="E63946"/><w:sz w:val="30"/><w:szCs w:val="30"/></w:rPr><w:t xml:space="preserve">ข้อควรระวัง</w:t></w:r></w:p><w:p><w:pPr><w:spacing w:after="0"/></w:pPr><w:r><w:rPr><w:sz w:val="32"/><w:szCs w:val="32"/></w:rPr><w:t xml:space="preserve">เพิ่มได้เฉพาะผู้เปิด Project Incident หรือผู้จัดการ SOC ไม่เกิน 25 ระบบต่อกลุ่ม และเมื่อทุกตั๋วในกลุ่มปิดหมดแล้ว กลุ่มจะถูกตรึง เพิ่มอีกไม่ได้</w:t></w:r></w:p></w:tc></w:tr></w:tbl><w:p><w:pPr><w:pStyle w:val="Heading2"/></w:pPr><w:r><w:t xml:space="preserve">5.11 สิทธิ์ทำงานระดับ Tier ชั่วคราว (เพิ่ม v1.5.3)</w:t></w:r></w:p><w:p><w:pPr><w:spacing w:after="120"/></w:pPr><w:r><w:rPr><w:sz w:val="32"/><w:szCs w:val="32"/></w:rPr><w:t xml:space="preserve">เมื่อทีมขาดคน ผู้ดูแลระบบสูงสุด (superuser) สามารถให้สิทธิ์ </w:t></w:r><w:r><w:rPr><w:b/><w:bCs/><w:sz w:val="32"/><w:szCs w:val="32"/></w:rPr><w:t xml:space="preserve">Tier 1 และ Tier 2 ชั่วคราว</w:t></w:r><w:r><w:rPr><w:sz w:val="32"/><w:szCs w:val="32"/></w:rPr><w:t xml:space="preserve"> แก่บัญชีผู้จัดการ SOC ได้จากหน้าจัดการผู้ใช้ใน </w:t></w:r><w:r><w:rPr><w:b/><w:bCs/><w:color w:val="245EA8"/><w:sz w:val="32"/><w:szCs w:val="32"/></w:rPr><w:t xml:space="preserve">ตั้งค่าระบบ › แผงควบคุมผู้ดูแลระบบ</w:t></w:r><w:r><w:rPr><w:sz w:val="32"/><w:szCs w:val="32"/></w:rPr><w:t xml:space="preserve"> — ให้ทั้งสองระดับพร้อมกันเสมอ ไม่แยกให้ทีละระดับ</w:t></w:r></w:p><w:p><w:pPr><w:spacing w:after="120"/></w:pPr><w:r><w:rPr><w:sz w:val="32"/><w:szCs w:val="32"/></w:rPr><w:t xml:space="preserve">ขณะได้รับสิทธิ์ คุณจะเห็นแถบเตือนสีเหลืองอยู่บนทุกหน้าว่า:</w:t></w:r></w:p><w:tbl><w:tblPr><w:tblW w:type="dxa" w:w="9600"/><w:tblBorders><w:top w:val="single" w:color="FDECEE" w:sz="2"/><w:left w:val="single" w:color="E63946" w:sz="28"/><w:bottom w:val="single" w:color="FDECEE" w:sz="2"/><w:right w:val="single" w:color="FDECEE" w:sz="2"/><w:insideH w:val="single" w:color="auto" w:sz="4"/><w:insideV w:val="single" w:color="auto" w:sz="4"/></w:tblBorders></w:tblPr><w:tblGrid><w:gridCol w:w="9600"/></w:tblGrid><w:tr><w:tc><w:tcPr><w:tcW w:type="dxa" w:w="9600"/><w:shd w:fill="FDECEE" w:color="auto" w:val="clear"/><w:tcMar><w:top w:type="dxa" w:w="140"/><w:left w:type="dxa" w:w="200"/><w:bottom w:type="dxa" w:w="140"/><w:right w:type="dxa" w:w="200"/></w:tcMar></w:tcPr><w:p><w:pPr><w:spacing w:after="60"/></w:pPr><w:r><w:rPr><w:b/><w:bCs/><w:color w:val="E63946"/><w:sz w:val="30"/><w:szCs w:val="30"/></w:rPr><w:t xml:space="preserve">ข้อควรระวัง</w:t></w:r></w:p><w:p><w:pPr><w:spacing w:after="0"/></w:pPr><w:r><w:rPr><w:b/><w:bCs/><w:sz w:val="32"/><w:szCs w:val="32"/></w:rPr><w:t xml:space="preserve">โหมดทำงานระดับ Tier ชั่วคราว</w:t></w:r><w:r><w:rPr><w:sz w:val="32"/><w:szCs w:val="32"/></w:rPr><w:t xml:space="preserve"> — คุณได้รับสิทธิ์ Tier 1 และ Tier 2 ชั่วคราวจากผู้ดูแลระบบ (Acting as Tier 1 / Tier 2) แจ้งผู้ดูแลระบบเพื่อยกเลิกเมื่อเสร็จสิ้น</w:t></w:r></w:p></w:tc></w:tr></w:tbl><w:p><w:pPr><w:spacing w:after="80"/></w:pPr></w:p><w:p><w:pPr><w:spacing w:after="120"/></w:pPr><w:r><w:rPr><w:sz w:val="32"/><w:szCs w:val="32"/></w:rPr><w:t xml:space="preserve">และแถบเมนูจะเพิ่มรายการเหล่านี้ให้:</w:t></w:r></w:p><w:p><w:pPr><w:pStyle w:val="ListParagraph"/><w:numPr><w:ilvl w:val="0"/><w:numId w:val="2"/></w:numPr><w:spacing w:after="60"/></w:pPr><w:r><w:rPr><w:b/><w:bCs/><w:color w:val="245EA8"/><w:sz w:val="32"/><w:szCs w:val="32"/></w:rPr><w:t xml:space="preserve">รับเรื่องและคัดกรอง › คิวงาน Tier 1</w:t></w:r></w:p><w:p><w:pPr><w:pStyle w:val="ListParagraph"/><w:numPr><w:ilvl w:val="0"/><w:numId w:val="2"/></w:numPr><w:spacing w:after="60"/></w:pPr><w:r><w:rPr><w:b/><w:bCs/><w:color w:val="245EA8"/><w:sz w:val="32"/><w:szCs w:val="32"/></w:rPr><w:t xml:space="preserve">รับเรื่องและคัดกรอง › คัดกรองการแจ้งเตือนจาก Wazuh</w:t></w:r></w:p><w:p><w:pPr><w:pStyle w:val="ListParagraph"/><w:numPr><w:ilvl w:val="0"/><w:numId w:val="2"/></w:numPr><w:spacing w:after="60"/></w:pPr><w:r><w:rPr><w:b/><w:bCs/><w:color w:val="245EA8"/><w:sz w:val="32"/><w:szCs w:val="32"/></w:rPr><w:t xml:space="preserve">รับเรื่องและคัดกรอง › เปิดเคสใหม่</w:t></w:r></w:p><w:p><w:pPr><w:pStyle w:val="ListParagraph"/><w:numPr><w:ilvl w:val="0"/><w:numId w:val="2"/></w:numPr><w:spacing w:after="60"/></w:pPr><w:r><w:rPr><w:b/><w:bCs/><w:color w:val="245EA8"/><w:sz w:val="32"/><w:szCs w:val="32"/></w:rPr><w:t xml:space="preserve">คิวงานต่างๆ › คิวงาน Tier 2</w:t></w:r></w:p><w:tbl><w:tblPr><w:tblW w:type="dxa" w:w="9600"/><w:tblBorders><w:top w:val="dashed" w:color="9DB4D4" w:sz="6"/><w:left w:val="dashed" w:color="9DB4D4" w:sz="6"/><w:bottom w:val="dashed" w:color="9DB4D4" w:sz="6"/><w:right w:val="dashed" w:color="9DB4D4" w:sz="6"/><w:insideH w:val="single" w:color="auto" w:sz="4"/><w:insideV w:val="single" w:color="auto" w:sz="4"/></w:tblBorders></w:tblPr><w:tblGrid><w:gridCol w:w="9600"/></w:tblGrid><w:tr><w:tc><w:tcPr><w:tcW w:type="dxa" w:w="9600"/><w:shd w:fill="F7F8FA" w:color="auto" w:val="clear"/><w:tcMar><w:top w:type="dxa" w:w="520"/><w:left w:type="dxa" w:w="200"/><w:bottom w:type="dxa" w:w="520"/><w:right w:type="dxa" w:w="200"/></w:tcMar><w:vAlign w:val="center"/></w:tcPr><w:p><w:pPr><w:spacing w:after="40"/><w:jc w:val="center"/></w:pPr><w:r><w:rPr><w:b/><w:bCs/><w:color w:val="6C7888"/><w:sz w:val="30"/><w:szCs w:val="30"/></w:rPr><w:t xml:space="preserve">[ ตำแหน่งภาพหน้าจอ ]</w:t></w:r></w:p><w:p><w:pPr><w:spacing w:after="40"/><w:jc w:val="center"/></w:pPr><w:r><w:rPr><w:color w:val="1F2D3D"/><w:sz w:val="32"/><w:szCs w:val="32"/></w:rPr><w:t xml:space="preserve">แถบเตือนโหมดทำงานระดับ Tier ชั่วคราว และเมนูที่เพิ่มขึ้นสำหรับผู้จัดการ SOC</w:t></w:r></w:p><w:p><w:pPr><w:jc w:val="center"/></w:pPr><w:r><w:rPr><w:rFonts w:ascii="Consolas" w:cs="Consolas" w:eastAsia="Consolas" w:hAnsi="Consolas"/><w:color w:val="9AA6B4"/><w:sz w:val="24"/><w:szCs w:val="24"/></w:rPr><w:t xml:space="preserve">SHOT: MGR-acting-tier-banner</w:t></w:r></w:p></w:tc></w:tr></w:tbl><w:p><w:pPr><w:spacing w:after="160" w:before="60"/><w:jc w:val="center"/></w:pPr><w:r><w:rPr><w:b/><w:bCs/><w:color w:val="245EA8"/><w:sz w:val="28"/><w:szCs w:val="28"/></w:rPr><w:t xml:space="preserve">รูปที่ 5-9  </w:t></w:r><w:r><w:rPr><w:i/><w:iCs/><w:color w:val="6C7888"/><w:sz w:val="28"/><w:szCs w:val="28"/></w:rPr><w:t xml:space="preserve">แถบเตือนโหมดทำงานระดับ Tier ชั่วคราว และเมนูที่เพิ่มขึ้นสำหรับผู้จัดการ SOC</w:t></w:r></w:p><w:tbl><w:tblPr><w:tblW w:type="dxa" w:w="9600"/><w:tblBorders><w:top w:val="single" w:color="FDECEE" w:sz="2"/><w:left w:val="single" w:color="E63946" w:sz="28"/><w:bottom w:val="single" w:color="FDECEE" w:sz="2"/><w:right w:val="single" w:color="FDECEE" w:sz="2"/><w:insideH w:val="single" w:color="auto" w:sz="4"/><w:insideV w:val="single" w:color="auto" w:sz="4"/></w:tblBorders></w:tblPr><w:tblGrid><w:gridCol w:w="9600"/></w:tblGrid><w:tr><w:tc><w:tcPr><w:tcW w:type="dxa" w:w="9600"/><w:shd w:fill="FDECEE" w:color="auto" w:val="clear"/><w:tcMar><w:top w:type="dxa" w:w="140"/><w:left w:type="dxa" w:w="200"/><w:bottom w:type="dxa" w:w="140"/><w:right w:type="dxa" w:w="200"/></w:tcMar></w:tcPr><w:p><w:pPr><w:spacing w:after="60"/></w:pPr><w:r><w:rPr><w:b/><w:bCs/><w:color w:val="E63946"/><w:sz w:val="30"/><w:szCs w:val="30"/></w:rPr><w:t xml:space="preserve">ข้อควรระวัง</w:t></w:r></w:p><w:p><w:pPr><w:spacing w:after="60"/></w:pPr><w:r><w:rPr><w:sz w:val="32"/><w:szCs w:val="32"/></w:rPr><w:t xml:space="preserve">คุณ </w:t></w:r><w:r><w:rPr><w:b/><w:bCs/><w:sz w:val="32"/><w:szCs w:val="32"/></w:rPr><w:t xml:space="preserve">ให้สิทธิ์นี้แก่ตัวเองไม่ได้</w:t></w:r><w:r><w:rPr><w:sz w:val="32"/><w:szCs w:val="32"/></w:rPr><w:t xml:space="preserve"> — ต้องเป็นผู้ดูแลระบบสูงสุดเป็นผู้ให้และเป็นผู้ยกเลิก และขอบเขตของบทบาทอื่นไม่เปลี่ยน: งานควบคุมยังเป็นของผู้ดูแลระบบ และการแก้ไขยังเป็นของเจ้าของระบบเหมือนเดิม</w:t></w:r></w:p><w:p><w:pPr><w:spacing w:after="0"/></w:pPr><w:r><w:rPr><w:sz w:val="32"/><w:szCs w:val="32"/></w:rPr><w:t xml:space="preserve">เป็นสิทธิ์ </w:t></w:r><w:r><w:rPr><w:b/><w:bCs/><w:sz w:val="32"/><w:szCs w:val="32"/></w:rPr><w:t xml:space="preserve">ชั่วคราว</w:t></w:r><w:r><w:rPr><w:sz w:val="32"/><w:szCs w:val="32"/></w:rPr><w:t xml:space="preserve"> ไม่ใช่การเปลี่ยนบทบาทถาวร เมื่อทีมกลับมาปกติควรแจ้งให้ยกเลิกทันที เพื่อให้การแบ่งแยกหน้าที่ยังตรวจสอบได้</w:t></w:r></w:p></w:tc></w:tr></w:tbl><w:p><w:pPr><w:pStyle w:val="Heading2"/></w:pPr><w:r><w:t xml:space="preserve">5.12 ติดตามคำขอ Forensics / RCA และเลขที่รายงาน</w:t></w:r></w:p><w:p><w:pPr><w:spacing w:after="120"/></w:pPr><w:r><w:rPr><w:sz w:val="32"/><w:szCs w:val="32"/></w:rPr><w:t xml:space="preserve">หน้า RCA Workspace </w:t></w:r><w:r><w:rPr><w:b/><w:bCs/><w:sz w:val="32"/><w:szCs w:val="32"/></w:rPr><w:t xml:space="preserve">ถูกยกเลิกแล้ว</w:t></w:r><w:r><w:rPr><w:sz w:val="32"/><w:szCs w:val="32"/></w:rPr><w:t xml:space="preserve"> — ผู้เชี่ยวชาญพิสูจน์หลักฐานจัดทำรายงาน RCA นอกระบบ และส่งมอบเอกสารฉบับจริงให้คุณโดยตรง ในระบบเขาทำเพียงสองอย่างบนการ์ด </w:t></w:r><w:r><w:rPr><w:b/><w:bCs/><w:sz w:val="32"/><w:szCs w:val="32"/></w:rPr><w:t xml:space="preserve">“งานของคุณ”</w:t></w:r><w:r><w:rPr><w:sz w:val="32"/><w:szCs w:val="32"/></w:rPr><w:t xml:space="preserve"> ที่ด้านบนของหน้าตั๋วฝั่งเขา:</w:t></w:r></w:p><w:p><w:pPr><w:pStyle w:val="ListParagraph"/><w:numPr><w:ilvl w:val="0"/><w:numId w:val="2"/></w:numPr><w:spacing w:after="60"/></w:pPr><w:r><w:rPr><w:b/><w:bCs/><w:color w:val="1F2D3D"/><w:sz w:val="32"/><w:szCs w:val="32"/></w:rPr><w:t xml:space="preserve">รับงาน</w:t></w:r><w:r><w:rPr><w:sz w:val="32"/><w:szCs w:val="32"/></w:rPr><w:t xml:space="preserve"> — คำขอเปลี่ยนจาก </w:t></w:r><w:r><w:rPr><w:b/><w:bCs/><w:sz w:val="32"/><w:szCs w:val="32"/></w:rPr><w:t xml:space="preserve">เปิด</w:t></w:r><w:r><w:rPr><w:sz w:val="32"/><w:szCs w:val="32"/></w:rPr><w:t xml:space="preserve"> เป็น </w:t></w:r><w:r><w:rPr><w:b/><w:bCs/><w:sz w:val="32"/><w:szCs w:val="32"/></w:rPr><w:t xml:space="preserve">กำลังดำเนินการ</w:t></w:r><w:r><w:rPr><w:sz w:val="32"/><w:szCs w:val="32"/></w:rPr><w:t xml:space="preserve"> บอกคุณว่าเขาเริ่มลงมือแล้ว</w:t></w:r></w:p><w:p><w:pPr><w:pStyle w:val="ListParagraph"/><w:numPr><w:ilvl w:val="0"/><w:numId w:val="2"/></w:numPr><w:spacing w:after="60"/></w:pPr><w:r><w:rPr><w:b/><w:bCs/><w:color w:val="1F2D3D"/><w:sz w:val="32"/><w:szCs w:val="32"/></w:rPr><w:t xml:space="preserve">ส่งงาน · เสร็จสิ้น</w:t></w:r><w:r><w:rPr><w:sz w:val="32"/><w:szCs w:val="32"/></w:rPr><w:t xml:space="preserve"> — คำขอปิดเป็น </w:t></w:r><w:r><w:rPr><w:b/><w:bCs/><w:sz w:val="32"/><w:szCs w:val="32"/></w:rPr><w:t xml:space="preserve">เสร็จสิ้น</w:t></w:r><w:r><w:rPr><w:sz w:val="32"/><w:szCs w:val="32"/></w:rPr><w:t xml:space="preserve"> พร้อม </w:t></w:r><w:r><w:rPr><w:b/><w:bCs/><w:sz w:val="32"/><w:szCs w:val="32"/></w:rPr><w:t xml:space="preserve">เลขที่รายงาน</w:t></w:r><w:r><w:rPr><w:sz w:val="32"/><w:szCs w:val="32"/></w:rPr><w:t xml:space="preserve"> (บังคับ ระบบเติมให้ในรูปแบบ SOC-RCA-YYYYMM-NNNN แก้ได้) ส่วนหมายเหตุใส่หรือไม่ก็ได้</w:t></w:r></w:p><w:p><w:pPr><w:spacing w:after="120"/></w:pPr><w:r><w:rPr><w:sz w:val="32"/><w:szCs w:val="32"/></w:rPr><w:t xml:space="preserve">คำขอ VA / Pentest และ Infrastructure Security ก็ต้องระบุเลขที่รายงานก่อนส่งงานเช่นกัน โดยระบบเติมให้ในรูปแบบ </w:t></w:r><w:r><w:rPr><w:rFonts w:ascii="Consolas" w:cs="Consolas" w:eastAsia="Consolas" w:hAnsi="Consolas"/><w:sz w:val="32"/><w:szCs w:val="32"/></w:rPr><w:t xml:space="preserve">SOC-VAPT-YYYYMM-NNNN</w:t></w:r><w:r><w:rPr><w:sz w:val="32"/><w:szCs w:val="32"/></w:rPr><w:t xml:space="preserve"> และ </w:t></w:r><w:r><w:rPr><w:rFonts w:ascii="Consolas" w:cs="Consolas" w:eastAsia="Consolas" w:hAnsi="Consolas"/><w:sz w:val="32"/><w:szCs w:val="32"/></w:rPr><w:t xml:space="preserve">SOC-HARD-YYYYMM-NNNN</w:t></w:r><w:r><w:rPr><w:sz w:val="32"/><w:szCs w:val="32"/></w:rPr><w:t xml:space="preserve"> ตามลำดับ และสองประเภทนี้แนบไฟล์ผลได้</w:t></w:r></w:p><w:p><w:pPr><w:spacing w:after="120"/></w:pPr><w:r><w:rPr><w:sz w:val="32"/><w:szCs w:val="32"/></w:rPr><w:t xml:space="preserve">เลขที่รายงานแสดงบนแผงคำขอ (“เลขที่รายงาน: …”) ในคอลัมน์ </w:t></w:r><w:r><w:rPr><w:b/><w:bCs/><w:color w:val="1F2D3D"/><w:sz w:val="32"/><w:szCs w:val="32"/></w:rPr><w:t xml:space="preserve">เลขที่รายงาน</w:t></w:r><w:r><w:rPr><w:sz w:val="32"/><w:szCs w:val="32"/></w:rPr><w:t xml:space="preserve"> ของ </w:t></w:r><w:r><w:rPr><w:b/><w:bCs/><w:color w:val="245EA8"/><w:sz w:val="32"/><w:szCs w:val="32"/></w:rPr><w:t xml:space="preserve">คิวงานต่างๆ › คำขอตอบสนองเหตุการณ์</w:t></w:r><w:r><w:rPr><w:sz w:val="32"/><w:szCs w:val="32"/></w:rPr><w:t xml:space="preserve"> และในอีเมลแจ้งคำขอเสร็จสิ้นที่ส่งถึงคุณ ใช้เลขนี้จับคู่กับเอกสารฉบับจริงที่คุณได้รับ</w:t></w:r></w:p><w:tbl><w:tblPr><w:tblW w:type="dxa" w:w="9600"/><w:tblBorders><w:top w:val="dashed" w:color="9DB4D4" w:sz="6"/><w:left w:val="dashed" w:color="9DB4D4" w:sz="6"/><w:bottom w:val="dashed" w:color="9DB4D4" w:sz="6"/><w:right w:val="dashed" w:color="9DB4D4" w:sz="6"/><w:insideH w:val="single" w:color="auto" w:sz="4"/><w:insideV w:val="single" w:color="auto" w:sz="4"/></w:tblBorders></w:tblPr><w:tblGrid><w:gridCol w:w="9600"/></w:tblGrid><w:tr><w:tc><w:tcPr><w:tcW w:type="dxa" w:w="9600"/><w:shd w:fill="F7F8FA" w:color="auto" w:val="clear"/><w:tcMar><w:top w:type="dxa" w:w="520"/><w:left w:type="dxa" w:w="200"/><w:bottom w:type="dxa" w:w="520"/><w:right w:type="dxa" w:w="200"/></w:tcMar><w:vAlign w:val="center"/></w:tcPr><w:p><w:pPr><w:spacing w:after="40"/><w:jc w:val="center"/></w:pPr><w:r><w:rPr><w:b/><w:bCs/><w:color w:val="6C7888"/><w:sz w:val="30"/><w:szCs w:val="30"/></w:rPr><w:t xml:space="preserve">[ ตำแหน่งภาพหน้าจอ ]</w:t></w:r></w:p><w:p><w:pPr><w:spacing w:after="40"/><w:jc w:val="center"/></w:pPr><w:r><w:rPr><w:color w:val="1F2D3D"/><w:sz w:val="32"/><w:szCs w:val="32"/></w:rPr><w:t xml:space="preserve">แผงคำขอ Forensics / RCA บนหน้ารายละเอียดตั๋ว แสดงสถานะและเลขที่รายงาน</w:t></w:r></w:p><w:p><w:pPr><w:jc w:val="center"/></w:pPr><w:r><w:rPr><w:rFonts w:ascii="Consolas" w:cs="Consolas" w:eastAsia="Consolas" w:hAnsi="Consolas"/><w:color w:val="9AA6B4"/><w:sz w:val="24"/><w:szCs w:val="24"/></w:rPr><w:t xml:space="preserve">SHOT: MGR-rca-report-number</w:t></w:r></w:p></w:tc></w:tr></w:tbl><w:p><w:pPr><w:spacing w:after="160" w:before="60"/><w:jc w:val="center"/></w:pPr><w:r><w:rPr><w:b/><w:bCs/><w:color w:val="245EA8"/><w:sz w:val="28"/><w:szCs w:val="28"/></w:rPr><w:t xml:space="preserve">รูปที่ 5-10  </w:t></w:r><w:r><w:rPr><w:i/><w:iCs/><w:color w:val="6C7888"/><w:sz w:val="28"/><w:szCs w:val="28"/></w:rPr><w:t xml:space="preserve">แผงคำขอ Forensics / RCA บนหน้ารายละเอียดตั๋ว แสดงสถานะและเลขที่รายงาน</w:t></w:r></w:p><w:tbl><w:tblPr><w:tblW w:type="dxa" w:w="9600"/><w:tblBorders><w:top w:val="single" w:color="F1F3F6" w:sz="2"/><w:left w:val="single" w:color="6C7888" w:sz="28"/><w:bottom w:val="single" w:color="F1F3F6" w:sz="2"/><w:right w:val="single" w:color="F1F3F6" w:sz="2"/><w:insideH w:val="single" w:color="auto" w:sz="4"/><w:insideV w:val="single" w:color="auto" w:sz="4"/></w:tblBorders></w:tblPr><w:tblGrid><w:gridCol w:w="9600"/></w:tblGrid><w:tr><w:tc><w:tcPr><w:tcW w:type="dxa" w:w="9600"/><w:shd w:fill="F1F3F6" w:color="auto" w:val="clear"/><w:tcMar><w:top w:type="dxa" w:w="140"/><w:left w:type="dxa" w:w="200"/><w:bottom w:type="dxa" w:w="140"/><w:right w:type="dxa" w:w="200"/></w:tcMar></w:tcPr><w:p><w:pPr><w:spacing w:after="60"/></w:pPr><w:r><w:rPr><w:b/><w:bCs/><w:color w:val="6C7888"/><w:sz w:val="30"/><w:szCs w:val="30"/></w:rPr><w:t xml:space="preserve">สิ่งที่ต้องจำ</w:t></w:r></w:p><w:p><w:pPr><w:spacing w:after="60"/></w:pPr><w:r><w:rPr><w:sz w:val="32"/><w:szCs w:val="32"/></w:rPr><w:t xml:space="preserve">ระบบ </w:t></w:r><w:r><w:rPr><w:b/><w:bCs/><w:sz w:val="32"/><w:szCs w:val="32"/></w:rPr><w:t xml:space="preserve">ไม่เก็บไฟล์รายงาน RCA</w:t></w:r><w:r><w:rPr><w:sz w:val="32"/><w:szCs w:val="32"/></w:rPr><w:t xml:space="preserve"> — แบบฟอร์มของคำขอ Forensics / RCA ไม่มีช่องแนบไฟล์ เลขที่รายงานคือหลักฐานเดียวในระบบว่าส่งรายงานฉบับใด</w:t></w:r></w:p><w:p><w:pPr><w:spacing w:after="60"/></w:pPr><w:r><w:rPr><w:sz w:val="32"/><w:szCs w:val="32"/></w:rPr><w:t xml:space="preserve">ในฐานะผู้จัดการ SOC คุณเปิด </w:t></w:r><w:r><w:rPr><w:b/><w:bCs/><w:color w:val="1F2D3D"/><w:sz w:val="32"/><w:szCs w:val="32"/></w:rPr><w:t xml:space="preserve">อัปเดตงาน</w:t></w:r><w:r><w:rPr><w:sz w:val="32"/><w:szCs w:val="32"/></w:rPr><w:t xml:space="preserve"> ในรายการคำขอแล้วปิดคำขอแทนผู้รับผิดชอบได้ (ต้องระบุเลขที่รายงานเช่นกัน) แต่ปุ่ม </w:t></w:r><w:r><w:rPr><w:b/><w:bCs/><w:color w:val="1F2D3D"/><w:sz w:val="32"/><w:szCs w:val="32"/></w:rPr><w:t xml:space="preserve">รับงาน</w:t></w:r><w:r><w:rPr><w:sz w:val="32"/><w:szCs w:val="32"/></w:rPr><w:t xml:space="preserve"> แสดงเฉพาะผู้รับผิดชอบคำขอ</w:t></w:r></w:p><w:p><w:pPr><w:spacing w:after="60"/></w:pPr><w:r><w:rPr><w:sz w:val="32"/><w:szCs w:val="32"/></w:rPr><w:t xml:space="preserve">เจ้าหน้าที่ SOC คนอื่น (Tier 1 / Tier 2) </w:t></w:r><w:r><w:rPr><w:b/><w:bCs/><w:sz w:val="32"/><w:szCs w:val="32"/></w:rPr><w:t xml:space="preserve">เปลี่ยนสถานะหรือเลขที่รายงานของคำขอไม่ได้</w:t></w:r><w:r><w:rPr><w:sz w:val="32"/><w:szCs w:val="32"/></w:rPr><w:t xml:space="preserve"> — ในแบบฟอร์ม </w:t></w:r><w:r><w:rPr><w:b/><w:bCs/><w:color w:val="1F2D3D"/><w:sz w:val="32"/><w:szCs w:val="32"/></w:rPr><w:t xml:space="preserve">อัปเดตงาน</w:t></w:r><w:r><w:rPr><w:sz w:val="32"/><w:szCs w:val="32"/></w:rPr><w:t xml:space="preserve"> ของเขาช่องสถานะจะล็อกไว้และเพิ่มได้เฉพาะหมายเหตุ การปิดคำขอแทนทีมตอบสนองจึงเป็นหน้าที่ของคุณเท่านั้น</w:t></w:r></w:p><w:p><w:pPr><w:spacing w:after="0"/></w:pPr><w:r><w:rPr><w:sz w:val="32"/><w:szCs w:val="32"/></w:rPr><w:t xml:space="preserve">ข้อมูลที่เคยกรอกไว้ใน RCA Workspace เดิมยังเก็บในฐานข้อมูล แต่ไม่มีหน้าจอให้เปิดดูแล้ว ลิงก์ RCA เก่าในอีเมลจะพามาที่หัวข้อคำขอทีมตอบสนองบนหน้าตั๋วแทน</w:t></w:r></w:p></w:tc></w:tr></w:tbl><w:p><w:pPr><w:pStyle w:val="Heading1"/></w:pPr><w:r><w:t xml:space="preserve">6. สถานะที่เกี่ยวข้องกับคุณ</w:t></w:r></w:p><w:tbl><w:tblPr><w:tblW w:type="dxa" w:w="9600"/><w:tblBorders><w:top w:val="single" w:color="E1E6ED" w:sz="2"/><w:left w:val="single" w:color="E1E6ED" w:sz="2"/><w:bottom w:val="single" w:color="E1E6ED" w:sz="2"/><w:right w:val="single" w:color="E1E6ED" w:sz="2"/><w:insideH w:val="single" w:color="E1E6ED" w:sz="2"/><w:insideV w:val="single" w:color="E1E6ED" w:sz="2"/></w:tblBorders></w:tblPr><w:tblGrid><w:gridCol w:w="2800"/><w:gridCol w:w="3400"/><w:gridCol w:w="3400"/></w:tblGrid><w:tr><w:trPr><w:cantSplit/><w:tblHeader/></w:trPr><w:tc><w:tcPr><w:tcW w:type="dxa" w:w="2800"/><w:shd w:fill="1A1A2E" w:color="auto" w:val="clear"/><w:tcMar><w:top w:type="dxa" w:w="80"/><w:left w:type="dxa" w:w="120"/><w:bottom w:type="dxa" w:w="80"/><w:right w:type="dxa" w:w="120"/></w:tcMar></w:tcPr><w:p><w:r><w:rPr><w:b/><w:bCs/><w:color w:val="FFFFFF"/><w:sz w:val="28"/><w:szCs w:val="28"/></w:rPr><w:t xml:space="preserve">สถานะ</w:t></w:r></w:p></w:tc><w:tc><w:tcPr><w:tcW w:type="dxa" w:w="3400"/><w:shd w:fill="1A1A2E" w:color="auto" w:val="clear"/><w:tcMar><w:top w:type="dxa" w:w="80"/><w:left w:type="dxa" w:w="120"/><w:bottom w:type="dxa" w:w="80"/><w:right w:type="dxa" w:w="120"/></w:tcMar></w:tcPr><w:p><w:r><w:rPr><w:b/><w:bCs/><w:color w:val="FFFFFF"/><w:sz w:val="28"/><w:szCs w:val="28"/></w:rPr><w:t xml:space="preserve">หมายถึง</w:t></w:r></w:p></w:tc><w:tc><w:tcPr><w:tcW w:type="dxa" w:w="3400"/><w:shd w:fill="1A1A2E" w:color="auto" w:val="clear"/><w:tcMar><w:top w:type="dxa" w:w="80"/><w:left w:type="dxa" w:w="120"/><w:bottom w:type="dxa" w:w="80"/><w:right w:type="dxa" w:w="120"/></w:tcMar></w:tcPr><w:p><w:r><w:rPr><w:b/><w:bCs/><w:color w:val="FFFFFF"/><w:sz w:val="28"/><w:szCs w:val="28"/></w:rPr><w:t xml:space="preserve">คุณต้องทำ</w:t></w:r></w:p></w:tc></w:tr><w:tr><w:trPr><w:cantSplit/></w:trPr><w:tc><w:tcPr><w:tcW w:type="dxa" w:w="2800"/><w:shd w:fill="FFFFFF" w:color="auto" w:val="clear"/><w:tcMar><w:top w:type="dxa" w:w="70"/><w:left w:type="dxa" w:w="120"/><w:bottom w:type="dxa" w:w="70"/><w:right w:type="dxa" w:w="120"/></w:tcMar></w:tcPr><w:p><w:pPr><w:spacing w:after="0"/></w:pPr><w:r><w:rPr><w:b/><w:bCs/><w:sz w:val="28"/><w:szCs w:val="28"/></w:rPr><w:t xml:space="preserve">รอผู้จัดการ SOC ตรวจ</w:t></w:r><w:r><w:rPr><w:rFonts w:ascii="Consolas" w:cs="Consolas" w:eastAsia="Consolas" w:hAnsi="Consolas"/><w:color w:val="6C7888"/><w:sz w:val="24"/><w:szCs w:val="24"/></w:rPr><w:br/><w:t xml:space="preserve">PENDING_MGR_TRIAGE</w:t></w:r></w:p></w:tc><w:tc><w:tcPr><w:tcW w:type="dxa" w:w="3400"/><w:shd w:fill="FFFFFF" w:color="auto" w:val="clear"/><w:tcMar><w:top w:type="dxa" w:w="70"/><w:left w:type="dxa" w:w="120"/><w:bottom w:type="dxa" w:w="70"/><w:right w:type="dxa" w:w="120"/></w:tcMar></w:tcPr><w:p><w:pPr><w:spacing w:after="0"/></w:pPr><w:r><w:rPr><w:sz w:val="28"/><w:szCs w:val="28"/></w:rPr><w:t xml:space="preserve">เหตุการณ์จริงรอตรวจก่อนมอบหมาย</w:t></w:r></w:p></w:tc><w:tc><w:tcPr><w:tcW w:type="dxa" w:w="3400"/><w:shd w:fill="FFFFFF" w:color="auto" w:val="clear"/><w:tcMar><w:top w:type="dxa" w:w="70"/><w:left w:type="dxa" w:w="120"/><w:bottom w:type="dxa" w:w="70"/><w:right w:type="dxa" w:w="120"/></w:tcMar></w:tcPr><w:p><w:pPr><w:spacing w:after="0"/></w:pPr><w:r><w:rPr><w:sz w:val="28"/><w:szCs w:val="28"/></w:rPr><w:t xml:space="preserve">ประเมินฉุกเฉิน + ส่งต่อ (ดู 5.1)</w:t></w:r></w:p></w:tc></w:tr><w:tr><w:trPr><w:cantSplit/></w:trPr><w:tc><w:tcPr><w:tcW w:type="dxa" w:w="2800"/><w:shd w:fill="F7F8FA" w:color="auto" w:val="clear"/><w:tcMar><w:top w:type="dxa" w:w="70"/><w:left w:type="dxa" w:w="120"/><w:bottom w:type="dxa" w:w="70"/><w:right w:type="dxa" w:w="120"/></w:tcMar></w:tcPr><w:p><w:pPr><w:spacing w:after="0"/></w:pPr><w:r><w:rPr><w:b/><w:bCs/><w:sz w:val="28"/><w:szCs w:val="28"/></w:rPr><w:t xml:space="preserve">รอผู้จัดการตรวจสอบ</w:t></w:r><w:r><w:rPr><w:rFonts w:ascii="Consolas" w:cs="Consolas" w:eastAsia="Consolas" w:hAnsi="Consolas"/><w:color w:val="6C7888"/><w:sz w:val="24"/><w:szCs w:val="24"/></w:rPr><w:br/><w:t xml:space="preserve">PENDING_MANAGER</w:t></w:r></w:p></w:tc><w:tc><w:tcPr><w:tcW w:type="dxa" w:w="3400"/><w:shd w:fill="F7F8FA" w:color="auto" w:val="clear"/><w:tcMar><w:top w:type="dxa" w:w="70"/><w:left w:type="dxa" w:w="120"/><w:bottom w:type="dxa" w:w="70"/><w:right w:type="dxa" w:w="120"/></w:tcMar></w:tcPr><w:p><w:pPr><w:spacing w:after="0"/></w:pPr><w:r><w:rPr><w:sz w:val="28"/><w:szCs w:val="28"/></w:rPr><w:t xml:space="preserve">ตั๋วฉุกเฉินรออนุมัติปิด</w:t></w:r></w:p></w:tc><w:tc><w:tcPr><w:tcW w:type="dxa" w:w="3400"/><w:shd w:fill="F7F8FA" w:color="auto" w:val="clear"/><w:tcMar><w:top w:type="dxa" w:w="70"/><w:left w:type="dxa" w:w="120"/><w:bottom w:type="dxa" w:w="70"/><w:right w:type="dxa" w:w="120"/></w:tcMar></w:tcPr><w:p><w:pPr><w:spacing w:after="0"/></w:pPr><w:r><w:rPr><w:sz w:val="28"/><w:szCs w:val="28"/></w:rPr><w:t xml:space="preserve">ตรวจสอบและอนุมัติ (ดู 5.4)</w:t></w:r></w:p></w:tc></w:tr><w:tr><w:trPr><w:cantSplit/></w:trPr><w:tc><w:tcPr><w:tcW w:type="dxa" w:w="2800"/><w:shd w:fill="FFFFFF" w:color="auto" w:val="clear"/><w:tcMar><w:top w:type="dxa" w:w="70"/><w:left w:type="dxa" w:w="120"/><w:bottom w:type="dxa" w:w="70"/><w:right w:type="dxa" w:w="120"/></w:tcMar></w:tcPr><w:p><w:pPr><w:spacing w:after="0"/></w:pPr><w:r><w:rPr><w:b/><w:bCs/><w:sz w:val="28"/><w:szCs w:val="28"/></w:rPr><w:t xml:space="preserve">รอผู้จัดการตรวจการปิด Event</w:t></w:r><w:r><w:rPr><w:rFonts w:ascii="Consolas" w:cs="Consolas" w:eastAsia="Consolas" w:hAnsi="Consolas"/><w:color w:val="6C7888"/><w:sz w:val="24"/><w:szCs w:val="24"/></w:rPr><w:br/><w:t xml:space="preserve">PENDING_MGR_EVENT_REVIEW</w:t></w:r></w:p></w:tc><w:tc><w:tcPr><w:tcW w:type="dxa" w:w="3400"/><w:shd w:fill="FFFFFF" w:color="auto" w:val="clear"/><w:tcMar><w:top w:type="dxa" w:w="70"/><w:left w:type="dxa" w:w="120"/><w:bottom w:type="dxa" w:w="70"/><w:right w:type="dxa" w:w="120"/></w:tcMar></w:tcPr><w:p><w:pPr><w:spacing w:after="0"/></w:pPr><w:r><w:rPr><w:sz w:val="28"/><w:szCs w:val="28"/></w:rPr><w:t xml:space="preserve">Tier 2 ปรับลดเป็น Event</w:t></w:r></w:p></w:tc><w:tc><w:tcPr><w:tcW w:type="dxa" w:w="3400"/><w:shd w:fill="FFFFFF" w:color="auto" w:val="clear"/><w:tcMar><w:top w:type="dxa" w:w="70"/><w:left w:type="dxa" w:w="120"/><w:bottom w:type="dxa" w:w="70"/><w:right w:type="dxa" w:w="120"/></w:tcMar></w:tcPr><w:p><w:pPr><w:spacing w:after="0"/></w:pPr><w:r><w:rPr><w:sz w:val="28"/><w:szCs w:val="28"/></w:rPr><w:t xml:space="preserve">เห็นด้วย (ปิด) หรือตีกลับ (ดู 5.5)</w:t></w:r></w:p></w:tc></w:tr></w:tbl><w:p><w:pPr><w:pStyle w:val="Heading1"/></w:pPr><w:r><w:t xml:space="preserve">7. การแจ้งเตือนทางอีเมล</w:t></w:r></w:p><w:tbl><w:tblPr><w:tblW w:type="dxa" w:w="9600"/><w:tblBorders><w:top w:val="single" w:color="E1E6ED" w:sz="2"/><w:left w:val="single" w:color="E1E6ED" w:sz="2"/><w:bottom w:val="single" w:color="E1E6ED" w:sz="2"/><w:right w:val="single" w:color="E1E6ED" w:sz="2"/><w:insideH w:val="single" w:color="E1E6ED" w:sz="2"/><w:insideV w:val="single" w:color="E1E6ED" w:sz="2"/></w:tblBorders></w:tblPr><w:tblGrid><w:gridCol w:w="6000"/><w:gridCol w:w="3600"/></w:tblGrid><w:tr><w:trPr><w:cantSplit/><w:tblHeader/></w:trPr><w:tc><w:tcPr><w:tcW w:type="dxa" w:w="6000"/><w:shd w:fill="1A1A2E" w:color="auto" w:val="clear"/><w:tcMar><w:top w:type="dxa" w:w="80"/><w:left w:type="dxa" w:w="120"/><w:bottom w:type="dxa" w:w="80"/><w:right w:type="dxa" w:w="120"/></w:tcMar></w:tcPr><w:p><w:r><w:rPr><w:b/><w:bCs/><w:color w:val="FFFFFF"/><w:sz w:val="28"/><w:szCs w:val="28"/></w:rPr><w:t xml:space="preserve">เหตุการณ์</w:t></w:r></w:p></w:tc><w:tc><w:tcPr><w:tcW w:type="dxa" w:w="3600"/><w:shd w:fill="1A1A2E" w:color="auto" w:val="clear"/><w:tcMar><w:top w:type="dxa" w:w="80"/><w:left w:type="dxa" w:w="120"/><w:bottom w:type="dxa" w:w="80"/><w:right w:type="dxa" w:w="120"/></w:tcMar></w:tcPr><w:p><w:r><w:rPr><w:b/><w:bCs/><w:color w:val="FFFFFF"/><w:sz w:val="28"/><w:szCs w:val="28"/></w:rPr><w:t xml:space="preserve">ผู้รับ</w:t></w:r></w:p></w:tc></w:tr><w:tr><w:trPr><w:cantSplit/></w:trPr><w:tc><w:tcPr><w:tcW w:type="dxa" w:w="6000"/><w:shd w:fill="FFFFFF" w:color="auto" w:val="clear"/><w:tcMar><w:top w:type="dxa" w:w="70"/><w:left w:type="dxa" w:w="120"/><w:bottom w:type="dxa" w:w="70"/><w:right w:type="dxa" w:w="120"/></w:tcMar></w:tcPr><w:p><w:pPr><w:spacing w:after="0"/></w:pPr><w:r><w:rPr><w:sz w:val="28"/><w:szCs w:val="28"/></w:rPr><w:t xml:space="preserve">เหตุการณ์จริงเข้าสู่ขั้นตรวจก่อนมอบหมาย</w:t></w:r></w:p></w:tc><w:tc><w:tcPr><w:tcW w:type="dxa" w:w="3600"/><w:shd w:fill="FFFFFF" w:color="auto" w:val="clear"/><w:tcMar><w:top w:type="dxa" w:w="70"/><w:left w:type="dxa" w:w="120"/><w:bottom w:type="dxa" w:w="70"/><w:right w:type="dxa" w:w="120"/></w:tcMar></w:tcPr><w:p><w:pPr><w:spacing w:after="0"/></w:pPr><w:r><w:rPr><w:b/><w:bCs/><w:sz w:val="32"/><w:szCs w:val="32"/></w:rPr><w:t xml:space="preserve">ผู้จัดการ SOC </w:t></w:r><w:r><w:rPr><w:sz w:val="32"/><w:szCs w:val="32"/></w:rPr><w:t xml:space="preserve">(คุณ)</w:t></w:r></w:p></w:tc></w:tr><w:tr><w:trPr><w:cantSplit/></w:trPr><w:tc><w:tcPr><w:tcW w:type="dxa" w:w="6000"/><w:shd w:fill="F7F8FA" w:color="auto" w:val="clear"/><w:tcMar><w:top w:type="dxa" w:w="70"/><w:left w:type="dxa" w:w="120"/><w:bottom w:type="dxa" w:w="70"/><w:right w:type="dxa" w:w="120"/></w:tcMar></w:tcPr><w:p><w:pPr><w:spacing w:after="0"/></w:pPr><w:r><w:rPr><w:sz w:val="28"/><w:szCs w:val="28"/></w:rPr><w:t xml:space="preserve">ตั๋วฉุกเฉินรออนุมัติปิด</w:t></w:r></w:p></w:tc><w:tc><w:tcPr><w:tcW w:type="dxa" w:w="3600"/><w:shd w:fill="F7F8FA" w:color="auto" w:val="clear"/><w:tcMar><w:top w:type="dxa" w:w="70"/><w:left w:type="dxa" w:w="120"/><w:bottom w:type="dxa" w:w="70"/><w:right w:type="dxa" w:w="120"/></w:tcMar></w:tcPr><w:p><w:pPr><w:spacing w:after="0"/></w:pPr><w:r><w:rPr><w:b/><w:bCs/><w:sz w:val="32"/><w:szCs w:val="32"/></w:rPr><w:t xml:space="preserve">ผู้จัดการ SOC </w:t></w:r><w:r><w:rPr><w:sz w:val="32"/><w:szCs w:val="32"/></w:rPr><w:t xml:space="preserve">(คุณ)</w:t></w:r></w:p></w:tc></w:tr><w:tr><w:trPr><w:cantSplit/></w:trPr><w:tc><w:tcPr><w:tcW w:type="dxa" w:w="6000"/><w:shd w:fill="FFFFFF" w:color="auto" w:val="clear"/><w:tcMar><w:top w:type="dxa" w:w="70"/><w:left w:type="dxa" w:w="120"/><w:bottom w:type="dxa" w:w="70"/><w:right w:type="dxa" w:w="120"/></w:tcMar></w:tcPr><w:p><w:pPr><w:spacing w:after="0"/></w:pPr><w:r><w:rPr><w:sz w:val="28"/><w:szCs w:val="28"/></w:rPr><w:t xml:space="preserve">คำขอทีมตอบสนองเสร็จสิ้น</w:t></w:r></w:p></w:tc><w:tc><w:tcPr><w:tcW w:type="dxa" w:w="3600"/><w:shd w:fill="FFFFFF" w:color="auto" w:val="clear"/><w:tcMar><w:top w:type="dxa" w:w="70"/><w:left w:type="dxa" w:w="120"/><w:bottom w:type="dxa" w:w="70"/><w:right w:type="dxa" w:w="120"/></w:tcMar></w:tcPr><w:p><w:pPr><w:spacing w:after="0"/></w:pPr><w:r><w:rPr><w:b/><w:bCs/><w:sz w:val="32"/><w:szCs w:val="32"/></w:rPr><w:t xml:space="preserve">ผู้จัดการ SOC </w:t></w:r><w:r><w:rPr><w:sz w:val="32"/><w:szCs w:val="32"/></w:rPr><w:t xml:space="preserve">ผู้ออกคำขอ</w:t></w:r></w:p></w:tc></w:tr><w:tr><w:trPr><w:cantSplit/></w:trPr><w:tc><w:tcPr><w:tcW w:type="dxa" w:w="6000"/><w:shd w:fill="F7F8FA" w:color="auto" w:val="clear"/><w:tcMar><w:top w:type="dxa" w:w="70"/><w:left w:type="dxa" w:w="120"/><w:bottom w:type="dxa" w:w="70"/><w:right w:type="dxa" w:w="120"/></w:tcMar></w:tcPr><w:p><w:pPr><w:spacing w:after="0"/></w:pPr><w:r><w:rPr><w:sz w:val="28"/><w:szCs w:val="28"/></w:rPr><w:t xml:space="preserve">มีคำขอทีมตอบสนองใหม่</w:t></w:r></w:p></w:tc><w:tc><w:tcPr><w:tcW w:type="dxa" w:w="3600"/><w:shd w:fill="F7F8FA" w:color="auto" w:val="clear"/><w:tcMar><w:top w:type="dxa" w:w="70"/><w:left w:type="dxa" w:w="120"/><w:bottom w:type="dxa" w:w="70"/><w:right w:type="dxa" w:w="120"/></w:tcMar></w:tcPr><w:p><w:pPr><w:spacing w:after="0"/></w:pPr><w:r><w:rPr><w:sz w:val="28"/><w:szCs w:val="28"/></w:rPr><w:t xml:space="preserve">ทีมตอบสนองที่รับผิดชอบ</w:t></w:r></w:p></w:tc></w:tr></w:tbl><w:p><w:pPr><w:pStyle w:val="Heading1"/></w:pPr><w:r><w:t xml:space="preserve">8. คำถามที่พบบ่อย</w:t></w:r></w:p><w:p><w:pPr><w:pStyle w:val="Heading3"/></w:pPr><w:r><w:t xml:space="preserve">ทำไมฉันเปลี่ยนช่องทาง (ผู้ดูแลระบบ/เจ้าของระบบ) ไม่ได้?</w:t></w:r></w:p><w:p><w:pPr><w:spacing w:after="120"/></w:pPr><w:r><w:rPr><w:sz w:val="32"/><w:szCs w:val="32"/></w:rPr><w:t xml:space="preserve">ช่องทางถูกกำหนดโดยนักวิเคราะห์ระดับ 1 ผู้จัดการทำได้เพียงส่งต่อตามช่องทางนั้น หากไม่เหมาะสมให้ประสานกับผู้เปิดตั๋ว</w:t></w:r></w:p><w:p><w:pPr><w:pStyle w:val="Heading3"/></w:pPr><w:r><w:t xml:space="preserve">ทำไมตั๋ว Critical ไม่เข้ามาให้ฉันอนุมัติโดยอัตโนมัติ?</w:t></w:r></w:p><w:p><w:pPr><w:spacing w:after="120"/></w:pPr><w:r><w:rPr><w:sz w:val="32"/><w:szCs w:val="32"/></w:rPr><w:t xml:space="preserve">เฉพาะตั๋วที่ถูกทำเครื่องหมายฉุกเฉินเท่านั้นที่ต้องผ่านการอนุมัติของคุณก่อนปิด ระดับความรุนแรงเพียงอย่างเดียวไม่ได้ทำให้ต้องอนุมัติ</w:t></w:r></w:p><w:p><w:pPr><w:pStyle w:val="Heading3"/></w:pPr><w:r><w:t xml:space="preserve">ทำไมตั๋วนี้ยังปิดไม่ได้แม้ตรวจรับแล้ว?</w:t></w:r></w:p><w:p><w:pPr><w:spacing w:after="120"/></w:pPr><w:r><w:rPr><w:sz w:val="32"/><w:szCs w:val="32"/></w:rPr><w:t xml:space="preserve">อาจยังมีคำขอทีมตอบสนองที่ยังไม่เสร็จ ต้องรอให้ทุกคำขอเสร็จก่อน หรือ Tier 2 ยังไม่ได้กรอกช่อง “วันที่ เวลา ที่แจ้งเหตุผู้ที่ได้รับผลกระทบ” ซึ่งบังคับก่อนอนุมัติปิดตั้งแต่ v1.7.0</w:t></w:r></w:p><w:p><w:pPr><w:pStyle w:val="Heading3"/></w:pPr><w:r><w:t xml:space="preserve">หาแบบฟอร์มสร้างงานย่อยภายใน SOC ไม่เจอ?</w:t></w:r></w:p><w:p><w:pPr><w:spacing w:after="120"/></w:pPr><w:r><w:rPr><w:sz w:val="32"/><w:szCs w:val="32"/></w:rPr><w:t xml:space="preserve">ถูกยกเลิกไปแล้วใน v1.7.0 — ใช้ “คำขอทีมตอบสนอง” แทน ส่วนรายการเก่ายังอ่านย้อนหลังได้ใต้หัวข้อ “บันทึกภายในเดิม (เลิกใช้แล้ว)” บนหน้ารายละเอียดตั๋ว (ดู 5.2)</w:t></w:r></w:p><w:p><w:pPr><w:pStyle w:val="Heading3"/></w:pPr><w:r><w:t xml:space="preserve">ให้สิทธิ์ Tier ชั่วคราวแก่ตัวเองได้ไหม?</w:t></w:r></w:p><w:p><w:pPr><w:spacing w:after="120"/></w:pPr><w:r><w:rPr><w:sz w:val="32"/><w:szCs w:val="32"/></w:rPr><w:t xml:space="preserve">ไม่ได้ — ต้องให้ผู้ดูแลระบบสูงสุดเป็นผู้ให้และผู้ยกเลิก (ดู 5.11)</w:t></w:r></w:p><w:p><w:pPr><w:pStyle w:val="Heading1"/></w:pPr><w:r><w:t xml:space="preserve">9. อภิธานศัพท์</w:t></w:r></w:p><w:tbl><w:tblPr><w:tblW w:type="dxa" w:w="9600"/><w:tblBorders><w:top w:val="single" w:color="E1E6ED" w:sz="2"/><w:left w:val="single" w:color="E1E6ED" w:sz="2"/><w:bottom w:val="single" w:color="E1E6ED" w:sz="2"/><w:right w:val="single" w:color="E1E6ED" w:sz="2"/><w:insideH w:val="single" w:color="E1E6ED" w:sz="2"/><w:insideV w:val="single" w:color="E1E6ED" w:sz="2"/></w:tblBorders></w:tblPr><w:tblGrid><w:gridCol w:w="3000"/><w:gridCol w:w="6600"/></w:tblGrid><w:tr><w:trPr><w:cantSplit/><w:tblHeader/></w:trPr><w:tc><w:tcPr><w:tcW w:type="dxa" w:w="3000"/><w:shd w:fill="1A1A2E" w:color="auto" w:val="clear"/><w:tcMar><w:top w:type="dxa" w:w="80"/><w:left w:type="dxa" w:w="120"/><w:bottom w:type="dxa" w:w="80"/><w:right w:type="dxa" w:w="120"/></w:tcMar></w:tcPr><w:p><w:r><w:rPr><w:b/><w:bCs/><w:color w:val="FFFFFF"/><w:sz w:val="28"/><w:szCs w:val="28"/></w:rPr><w:t xml:space="preserve">คำ</w:t></w:r></w:p></w:tc><w:tc><w:tcPr><w:tcW w:type="dxa" w:w="6600"/><w:shd w:fill="1A1A2E" w:color="auto" w:val="clear"/><w:tcMar><w:top w:type="dxa" w:w="80"/><w:left w:type="dxa" w:w="120"/><w:bottom w:type="dxa" w:w="80"/><w:right w:type="dxa" w:w="120"/></w:tcMar></w:tcPr><w:p><w:r><w:rPr><w:b/><w:bCs/><w:color w:val="FFFFFF"/><w:sz w:val="28"/><w:szCs w:val="28"/></w:rPr><w:t xml:space="preserve">ความหมาย</w:t></w:r></w:p></w:tc></w:tr><w:tr><w:trPr><w:cantSplit/></w:trPr><w:tc><w:tcPr><w:tcW w:type="dxa" w:w="3000"/><w:shd w:fill="FFFFFF" w:color="auto" w:val="clear"/><w:tcMar><w:top w:type="dxa" w:w="70"/><w:left w:type="dxa" w:w="120"/><w:bottom w:type="dxa" w:w="70"/><w:right w:type="dxa" w:w="120"/></w:tcMar></w:tcPr><w:p><w:pPr><w:spacing w:after="0"/></w:pPr><w:r><w:rPr><w:b/><w:bCs/><w:sz w:val="32"/><w:szCs w:val="32"/></w:rPr><w:t xml:space="preserve">แฟล็กฉุกเฉิน</w:t></w:r></w:p></w:tc><w:tc><w:tcPr><w:tcW w:type="dxa" w:w="6600"/><w:shd w:fill="FFFFFF" w:color="auto" w:val="clear"/><w:tcMar><w:top w:type="dxa" w:w="70"/><w:left w:type="dxa" w:w="120"/><w:bottom w:type="dxa" w:w="70"/><w:right w:type="dxa" w:w="120"/></w:tcMar></w:tcPr><w:p><w:pPr><w:spacing w:after="0"/></w:pPr><w:r><w:rPr><w:sz w:val="28"/><w:szCs w:val="28"/></w:rPr><w:t xml:space="preserve">เครื่องหมายเร่งด่วนพิเศษ ตั้งได้เฉพาะผู้จัดการ SOC บังคับให้ผ่านการอนุมัติก่อนปิด</w:t></w:r></w:p></w:tc></w:tr><w:tr><w:trPr><w:cantSplit/></w:trPr><w:tc><w:tcPr><w:tcW w:type="dxa" w:w="3000"/><w:shd w:fill="F7F8FA" w:color="auto" w:val="clear"/><w:tcMar><w:top w:type="dxa" w:w="70"/><w:left w:type="dxa" w:w="120"/><w:bottom w:type="dxa" w:w="70"/><w:right w:type="dxa" w:w="120"/></w:tcMar></w:tcPr><w:p><w:pPr><w:spacing w:after="0"/></w:pPr><w:r><w:rPr><w:b/><w:bCs/><w:sz w:val="32"/><w:szCs w:val="32"/></w:rPr><w:t xml:space="preserve">คำขอทีมตอบสนอง</w:t></w:r></w:p></w:tc><w:tc><w:tcPr><w:tcW w:type="dxa" w:w="6600"/><w:shd w:fill="F7F8FA" w:color="auto" w:val="clear"/><w:tcMar><w:top w:type="dxa" w:w="70"/><w:left w:type="dxa" w:w="120"/><w:bottom w:type="dxa" w:w="70"/><w:right w:type="dxa" w:w="120"/></w:tcMar></w:tcPr><w:p><w:pPr><w:spacing w:after="0"/></w:pPr><w:r><w:rPr><w:sz w:val="28"/><w:szCs w:val="28"/></w:rPr><w:t xml:space="preserve">งานเฉพาะทางที่ส่งให้ทีมนอก SOC (พิสูจน์หลักฐาน/ทดสอบเจาะระบบ) ทำคู่ขนาน</w:t></w:r></w:p></w:tc></w:tr><w:tr><w:trPr><w:cantSplit/></w:trPr><w:tc><w:tcPr><w:tcW w:type="dxa" w:w="3000"/><w:shd w:fill="FFFFFF" w:color="auto" w:val="clear"/><w:tcMar><w:top w:type="dxa" w:w="70"/><w:left w:type="dxa" w:w="120"/><w:bottom w:type="dxa" w:w="70"/><w:right w:type="dxa" w:w="120"/></w:tcMar></w:tcPr><w:p><w:pPr><w:spacing w:after="0"/></w:pPr><w:r><w:rPr><w:b/><w:bCs/><w:sz w:val="32"/><w:szCs w:val="32"/></w:rPr><w:t xml:space="preserve">ตรวจก่อนมอบหมาย</w:t></w:r></w:p></w:tc><w:tc><w:tcPr><w:tcW w:type="dxa" w:w="6600"/><w:shd w:fill="FFFFFF" w:color="auto" w:val="clear"/><w:tcMar><w:top w:type="dxa" w:w="70"/><w:left w:type="dxa" w:w="120"/><w:bottom w:type="dxa" w:w="70"/><w:right w:type="dxa" w:w="120"/></w:tcMar></w:tcPr><w:p><w:pPr><w:spacing w:after="0"/></w:pPr><w:r><w:rPr><w:sz w:val="28"/><w:szCs w:val="28"/></w:rPr><w:t xml:space="preserve">จุดที่เหตุการณ์จริงทุกเรื่องหยุดรอผู้จัดการก่อนเริ่มงานควบคุม</w:t></w:r></w:p></w:tc></w:tr><w:tr><w:trPr><w:cantSplit/></w:trPr><w:tc><w:tcPr><w:tcW w:type="dxa" w:w="3000"/><w:shd w:fill="F7F8FA" w:color="auto" w:val="clear"/><w:tcMar><w:top w:type="dxa" w:w="70"/><w:left w:type="dxa" w:w="120"/><w:bottom w:type="dxa" w:w="70"/><w:right w:type="dxa" w:w="120"/></w:tcMar></w:tcPr><w:p><w:pPr><w:spacing w:after="0"/></w:pPr><w:r><w:rPr><w:b/><w:bCs/><w:sz w:val="32"/><w:szCs w:val="32"/></w:rPr><w:t xml:space="preserve">การปิดแบบ Event</w:t></w:r></w:p></w:tc><w:tc><w:tcPr><w:tcW w:type="dxa" w:w="6600"/><w:shd w:fill="F7F8FA" w:color="auto" w:val="clear"/><w:tcMar><w:top w:type="dxa" w:w="70"/><w:left w:type="dxa" w:w="120"/><w:bottom w:type="dxa" w:w="70"/><w:right w:type="dxa" w:w="120"/></w:tcMar></w:tcPr><w:p><w:pPr><w:spacing w:after="0"/></w:pPr><w:r><w:rPr><w:sz w:val="28"/><w:szCs w:val="28"/></w:rPr><w:t xml:space="preserve">การปิดเคสเพราะวินิจฉัยว่าไม่ใช่ภัยจริง</w:t></w:r></w:p></w:tc></w:tr><w:tr><w:trPr><w:cantSplit/></w:trPr><w:tc><w:tcPr><w:tcW w:type="dxa" w:w="3000"/><w:shd w:fill="FFFFFF" w:color="auto" w:val="clear"/><w:tcMar><w:top w:type="dxa" w:w="70"/><w:left w:type="dxa" w:w="120"/><w:bottom w:type="dxa" w:w="70"/><w:right w:type="dxa" w:w="120"/></w:tcMar></w:tcPr><w:p><w:pPr><w:spacing w:after="0"/></w:pPr><w:r><w:rPr><w:b/><w:bCs/><w:sz w:val="32"/><w:szCs w:val="32"/></w:rPr><w:t xml:space="preserve">OLA</w:t></w:r></w:p></w:tc><w:tc><w:tcPr><w:tcW w:type="dxa" w:w="6600"/><w:shd w:fill="FFFFFF" w:color="auto" w:val="clear"/><w:tcMar><w:top w:type="dxa" w:w="70"/><w:left w:type="dxa" w:w="120"/><w:bottom w:type="dxa" w:w="70"/><w:right w:type="dxa" w:w="120"/></w:tcMar></w:tcPr><w:p><w:pPr><w:spacing w:after="0"/></w:pPr><w:r><w:rPr><w:sz w:val="28"/><w:szCs w:val="28"/></w:rPr><w:t xml:space="preserve">กรอบเวลามาตรฐานภายในองค์กร นับจากเวลาที่เหตุการณ์เกิดจริง</w:t></w:r></w:p></w:tc></w:tr><w:tr><w:trPr><w:cantSplit/></w:trPr><w:tc><w:tcPr><w:tcW w:type="dxa" w:w="3000"/><w:shd w:fill="F7F8FA" w:color="auto" w:val="clear"/><w:tcMar><w:top w:type="dxa" w:w="70"/><w:left w:type="dxa" w:w="120"/><w:bottom w:type="dxa" w:w="70"/><w:right w:type="dxa" w:w="120"/></w:tcMar></w:tcPr><w:p><w:pPr><w:spacing w:after="0"/></w:pPr><w:r><w:rPr><w:b/><w:bCs/><w:sz w:val="32"/><w:szCs w:val="32"/></w:rPr><w:t xml:space="preserve">รับงาน</w:t></w:r></w:p></w:tc><w:tc><w:tcPr><w:tcW w:type="dxa" w:w="6600"/><w:shd w:fill="F7F8FA" w:color="auto" w:val="clear"/><w:tcMar><w:top w:type="dxa" w:w="70"/><w:left w:type="dxa" w:w="120"/><w:bottom w:type="dxa" w:w="70"/><w:right w:type="dxa" w:w="120"/></w:tcMar></w:tcPr><w:p><w:pPr><w:spacing w:after="0"/></w:pPr><w:r><w:rPr><w:sz w:val="28"/><w:szCs w:val="28"/></w:rPr><w:t xml:space="preserve">ปุ่มที่ผู้รับผิดชอบคำขอทีมตอบสนองกดเมื่อเริ่มลงมือ เปลี่ยนสถานะคำขอจาก เปิด เป็น กำลังดำเนินการ</w:t></w:r></w:p></w:tc></w:tr><w:tr><w:trPr><w:cantSplit/></w:trPr><w:tc><w:tcPr><w:tcW w:type="dxa" w:w="3000"/><w:shd w:fill="FFFFFF" w:color="auto" w:val="clear"/><w:tcMar><w:top w:type="dxa" w:w="70"/><w:left w:type="dxa" w:w="120"/><w:bottom w:type="dxa" w:w="70"/><w:right w:type="dxa" w:w="120"/></w:tcMar></w:tcPr><w:p><w:pPr><w:spacing w:after="0"/></w:pPr><w:r><w:rPr><w:b/><w:bCs/><w:sz w:val="32"/><w:szCs w:val="32"/></w:rPr><w:t xml:space="preserve">เลขที่รายงาน</w:t></w:r></w:p></w:tc><w:tc><w:tcPr><w:tcW w:type="dxa" w:w="6600"/><w:shd w:fill="FFFFFF" w:color="auto" w:val="clear"/><w:tcMar><w:top w:type="dxa" w:w="70"/><w:left w:type="dxa" w:w="120"/><w:bottom w:type="dxa" w:w="70"/><w:right w:type="dxa" w:w="120"/></w:tcMar></w:tcPr><w:p><w:pPr><w:spacing w:after="0"/></w:pPr><w:r><w:rPr><w:sz w:val="28"/><w:szCs w:val="28"/></w:rPr><w:t xml:space="preserve">เลขของรายงานฉบับจริงที่ทีมตอบสนองส่งให้คุณ (SOC-RCA- / SOC-VAPT- / SOC-HARD-YYYYMM-NNNN) บังคับกรอกก่อนปิดคำขอเป็น เสร็จสิ้น</w:t></w:r></w:p></w:tc></w:tr><w:tr><w:trPr><w:cantSplit/></w:trPr><w:tc><w:tcPr><w:tcW w:type="dxa" w:w="3000"/><w:shd w:fill="F7F8FA" w:color="auto" w:val="clear"/><w:tcMar><w:top w:type="dxa" w:w="70"/><w:left w:type="dxa" w:w="120"/><w:bottom w:type="dxa" w:w="70"/><w:right w:type="dxa" w:w="120"/></w:tcMar></w:tcPr><w:p><w:pPr><w:spacing w:after="0"/></w:pPr><w:r><w:rPr><w:b/><w:bCs/><w:sz w:val="32"/><w:szCs w:val="32"/></w:rPr><w:t xml:space="preserve">สิทธิ์ Tier ชั่วคราว</w:t></w:r></w:p></w:tc><w:tc><w:tcPr><w:tcW w:type="dxa" w:w="6600"/><w:shd w:fill="F7F8FA" w:color="auto" w:val="clear"/><w:tcMar><w:top w:type="dxa" w:w="70"/><w:left w:type="dxa" w:w="120"/><w:bottom w:type="dxa" w:w="70"/><w:right w:type="dxa" w:w="120"/></w:tcMar></w:tcPr><w:p><w:pPr><w:spacing w:after="0"/></w:pPr><w:r><w:rPr><w:sz w:val="28"/><w:szCs w:val="28"/></w:rPr><w:t xml:space="preserve">สิทธิ์ Tier 1 + Tier 2 ที่ผู้ดูแลระบบสูงสุดให้แก่ผู้จัดการ SOC เป็นการชั่วคราว</w:t></w:r></w:p></w:tc></w:tr></w:tbl><w:sectPr><w:headerReference w:type="default" r:id="rId7"/><w:footerReference w:type="default" r:id="rId8"/><w:pgSz w:w="11906" w:h="16838" w:orient="portrait"/><w:pgMar w:top="1134" w:right="1134" w:bottom="1134" w:left="1134" w:header="708" w:footer="708" w:gutter="0"/><w:pgNumType w:start="1"/><w:docGrid w:linePitch="360"/></w:sectPr></w:body></w:document>
+<file path=word/document.xml><?xml version="1.0" encoding="UTF-8" standalone="yes"?><w:document mc:Ignorable="w14 w15 wp14" xmlns:wpc="http://schemas.microsoft.com/office/word/2010/wordprocessingCanvas" xmlns:mc="http://schemas.openxmlformats.org/markup-compatibility/2006" xmlns:o="urn:schemas-microsoft-com:office:office" xmlns:r="http://schemas.openxmlformats.org/officeDocument/2006/relationships" xmlns:m="http://schemas.openxmlformats.org/officeDocument/2006/math" xmlns:v="urn:schemas-microsoft-com:vml" xmlns:wp14="http://schemas.microsoft.com/office/word/2010/wordprocessingDrawing" xmlns:wp="http://schemas.openxmlformats.org/drawingml/2006/wordprocessingDrawing" xmlns:w10="urn:schemas-microsoft-com:office:word" xmlns:w="http://schemas.openxmlformats.org/wordprocessingml/2006/main" xmlns:w14="http://schemas.microsoft.com/office/word/2010/wordml" xmlns:w15="http://schemas.microsoft.com/office/word/2012/wordml" xmlns:wpg="http://schemas.microsoft.com/office/word/2010/wordprocessingGroup" xmlns:wpi="http://schemas.microsoft.com/office/word/2010/wordprocessingInk" xmlns:wne="http://schemas.microsoft.com/office/word/2006/wordml" xmlns:wps="http://schemas.microsoft.com/office/word/2010/wordprocessingShape" xmlns:cx="http://schemas.microsoft.com/office/drawing/2014/chartex" xmlns:cx1="http://schemas.microsoft.com/office/drawing/2015/9/8/chartex" xmlns:cx2="http://schemas.microsoft.com/office/drawing/2015/10/21/chartex" xmlns:cx3="http://schemas.microsoft.com/office/drawing/2016/5/9/chartex" xmlns:cx4="http://schemas.microsoft.com/office/drawing/2016/5/10/chartex" xmlns:cx5="http://schemas.microsoft.com/office/drawing/2016/5/11/chartex" xmlns:cx6="http://schemas.microsoft.com/office/drawing/2016/5/12/chartex" xmlns:cx7="http://schemas.microsoft.com/office/drawing/2016/5/13/chartex" xmlns:cx8="http://schemas.microsoft.com/office/drawing/2016/5/14/chartex" xmlns:aink="http://schemas.microsoft.com/office/drawing/2016/ink" xmlns:am3d="http://schemas.microsoft.com/office/drawing/2017/model3d" xmlns:w16cex="http://schemas.microsoft.com/office/word/2018/wordml/cex" xmlns:w16cid="http://schemas.microsoft.com/office/word/2016/wordml/cid" xmlns:w16="http://schemas.microsoft.com/office/word/2018/wordml" xmlns:w16sdtdh="http://schemas.microsoft.com/office/word/2020/wordml/sdtdatahash" xmlns:w16se="http://schemas.microsoft.com/office/word/2015/wordml/symex"><w:body><w:p><w:pPr><w:spacing w:after="200" w:before="900"/><w:jc w:val="center"/></w:pPr><w:r><w:drawing><wp:inline distT="0" distB="0" distL="0" distR="0"><wp:extent cx="2209800" cy="2209800"/><wp:effectExtent t="0" r="0" b="0" l="0"/><wp:docPr id="1" name="" descr="" title=""/><wp:cNvGraphicFramePr><a:graphicFrameLocks xmlns:a="http://schemas.openxmlformats.org/drawingml/2006/main" noChangeAspect="1"/></wp:cNvGraphicFramePr><a:graphic xmlns:a="http://schemas.openxmlformats.org/drawingml/2006/main"><a:graphicData uri="http://schemas.openxmlformats.org/drawingml/2006/picture"><pic:pic xmlns:pic="http://schemas.openxmlformats.org/drawingml/2006/picture"><pic:nvPicPr><pic:cNvPr id="0" name="" descr=""/><pic:cNvPicPr><a:picLocks noChangeAspect="1" noChangeArrowheads="1"/></pic:cNvPicPr></pic:nvPicPr><pic:blipFill><a:blip r:embed="rId9" cstate="none"/><a:srcRect/><a:stretch><a:fillRect/></a:stretch></pic:blipFill><pic:spPr bwMode="auto"><a:xfrm><a:off x="0" y="0"/><a:ext cx="2209800" cy="2209800"/></a:xfrm><a:prstGeom prst="rect"><a:avLst/></a:prstGeom></pic:spPr></pic:pic></a:graphicData></a:graphic></wp:inline></w:drawing></w:r></w:p><w:p><w:pPr><w:spacing w:after="40"/><w:jc w:val="center"/></w:pPr><w:r><w:rPr><w:color w:val="6C7888"/><w:sz w:val="34"/><w:szCs w:val="34"/></w:rPr><w:t xml:space="preserve">คู่มือการใช้งานระบบ</w:t></w:r></w:p><w:p><w:pPr><w:spacing w:after="20"/><w:jc w:val="center"/></w:pPr><w:r><w:rPr><w:b/><w:bCs/><w:color w:val="1A1A2E"/><w:sz w:val="56"/><w:szCs w:val="56"/></w:rPr><w:t xml:space="preserve">SOC Support System</w:t></w:r></w:p><w:p><w:pPr><w:spacing w:after="320"/><w:jc w:val="center"/></w:pPr><w:r><w:rPr><w:color w:val="1F2D3D"/><w:sz w:val="34"/><w:szCs w:val="34"/></w:rPr><w:t xml:space="preserve">ระบบบริหารจัดการเหตุการณ์ความปลอดภัย</w:t></w:r></w:p><w:tbl><w:tblPr><w:tblW w:type="dxa" w:w="9600"/><w:tblBorders><w:top w:val="none"/><w:left w:val="none"/><w:bottom w:val="none"/><w:right w:val="none"/><w:insideH w:val="single" w:color="auto" w:sz="4"/><w:insideV w:val="single" w:color="auto" w:sz="4"/></w:tblBorders></w:tblPr><w:tblGrid><w:gridCol w:w="9600"/></w:tblGrid><w:tr><w:tc><w:tcPr><w:tcW w:type="dxa" w:w="9600"/><w:shd w:fill="1A1A2E" w:color="auto" w:val="clear"/><w:tcMar><w:top w:type="dxa" w:w="200"/><w:left w:type="dxa" w:w="200"/><w:bottom w:type="dxa" w:w="200"/><w:right w:type="dxa" w:w="200"/></w:tcMar></w:tcPr><w:p><w:pPr><w:spacing w:after="40"/><w:jc w:val="center"/></w:pPr><w:r><w:rPr><w:color w:val="AEB8CC"/><w:sz w:val="30"/><w:szCs w:val="30"/></w:rPr><w:t xml:space="preserve">คู่มือสำหรับบทบาท</w:t></w:r></w:p><w:p><w:pPr><w:spacing w:after="20"/><w:jc w:val="center"/></w:pPr><w:r><w:rPr><w:b/><w:bCs/><w:color w:val="FFFFFF"/><w:sz w:val="46"/><w:szCs w:val="46"/></w:rPr><w:t xml:space="preserve">ผู้จัดการ SOC</w:t></w:r></w:p><w:p><w:pPr><w:jc w:val="center"/></w:pPr><w:r><w:rPr><w:color w:val="D7DEEC"/><w:sz w:val="32"/><w:szCs w:val="32"/></w:rPr><w:t xml:space="preserve">SOC Manager</w:t></w:r></w:p></w:tc></w:tr></w:tbl><w:p><w:pPr><w:spacing w:after="360"/></w:pPr></w:p><w:p><w:pPr><w:spacing w:after="40"/><w:jc w:val="center"/></w:pPr><w:r><w:rPr><w:color w:val="1F2D3D"/><w:sz w:val="28"/><w:szCs w:val="28"/></w:rPr><w:t xml:space="preserve">เวอร์ชันระบบ v1.7.6</w:t></w:r><w:r><w:rPr><w:color w:val="E1E6ED"/><w:sz w:val="28"/><w:szCs w:val="28"/></w:rPr><w:t xml:space="preserve">   ·   </w:t></w:r><w:r><w:rPr><w:color w:val="1F2D3D"/><w:sz w:val="28"/><w:szCs w:val="28"/></w:rPr><w:t xml:space="preserve">ปรับปรุงล่าสุด 24 กันยายน 2026</w:t></w:r></w:p><w:p><w:pPr><w:spacing w:after="40"/><w:jc w:val="center"/></w:pPr><w:r><w:rPr><w:color w:val="6C7888"/><w:sz w:val="28"/><w:szCs w:val="28"/></w:rPr><w:t xml:space="preserve">คู่มือฉบับที่ 1.4</w:t></w:r></w:p><w:p><w:pPr><w:spacing w:after="700"/></w:pPr></w:p><w:p><w:pPr><w:jc w:val="center"/></w:pPr><w:r><w:rPr><w:i/><w:iCs/><w:color w:val="6C7888"/><w:sz w:val="26"/><w:szCs w:val="26"/></w:rPr><w:t xml:space="preserve">เอกสารใช้ภายในองค์กร — บริษัท โทรคมนาคมแห่งชาติ จำกัด (มหาชน)</w:t></w:r></w:p><w:p><w:r><w:br w:type="page"/></w:r></w:p><w:p><w:pPr><w:sectPr><w:pgSz w:w="11906" w:h="16838" w:orient="portrait"/><w:pgMar w:top="1134" w:right="1134" w:bottom="1134" w:left="1134" w:header="708" w:footer="708" w:gutter="0"/><w:pgNumType/><w:docGrid w:linePitch="360"/></w:sectPr></w:pPr></w:p><w:p><w:pPr><w:spacing w:after="160"/></w:pPr><w:r><w:rPr><w:b/><w:bCs/><w:color w:val="1A1A2E"/><w:sz w:val="40"/><w:szCs w:val="40"/></w:rPr><w:t xml:space="preserve">สารบัญ</w:t></w:r></w:p><w:sdt><w:sdtPr><w:alias w:val="สารบัญ"/></w:sdtPr><w:sdtContent><w:p><w:r><w:fldChar w:fldCharType="begin" w:dirty="true"/><w:instrText xml:space="preserve">TOC \h \o &quot;1-2&quot;</w:instrText><w:fldChar w:fldCharType="separate"/></w:r></w:p><w:p><w:r><w:fldChar w:fldCharType="end"/></w:r></w:p></w:sdtContent></w:sdt><w:p><w:r><w:br w:type="page"/></w:r></w:p><w:p><w:pPr><w:pStyle w:val="Heading1"/></w:pPr><w:r><w:t xml:space="preserve">1. เกี่ยวกับคู่มือฉบับนี้</w:t></w:r></w:p><w:p><w:pPr><w:spacing w:after="120"/></w:pPr><w:r><w:rPr><w:sz w:val="32"/><w:szCs w:val="32"/></w:rPr><w:t xml:space="preserve">คู่มือฉบับนี้จัดทำขึ้นสำหรับ </w:t></w:r><w:r><w:rPr><w:b/><w:bCs/><w:sz w:val="32"/><w:szCs w:val="32"/></w:rPr><w:t xml:space="preserve">ผู้จัดการ SOC (SOC Manager)</w:t></w:r><w:r><w:rPr><w:sz w:val="32"/><w:szCs w:val="32"/></w:rPr><w:t xml:space="preserve"> ผู้กำกับดูแลเหตุการณ์จริงทุกเรื่อง เป็นผู้เดียวที่กำหนดสถานะฉุกเฉิน ออกคำขอทีมตอบสนอง และอนุมัติการปิดตั๋วฉุกเฉิน</w:t></w:r></w:p><w:p><w:pPr><w:pStyle w:val="Heading2"/></w:pPr><w:r><w:t xml:space="preserve">ผู้อ่านและขอบเขต</w:t></w:r></w:p><w:p><w:pPr><w:pStyle w:val="ListParagraph"/><w:numPr><w:ilvl w:val="0"/><w:numId w:val="2"/></w:numPr><w:spacing w:after="60"/></w:pPr><w:r><w:rPr><w:b/><w:bCs/><w:sz w:val="32"/><w:szCs w:val="32"/></w:rPr><w:t xml:space="preserve">ผู้อ่าน: </w:t></w:r><w:r><w:rPr><w:sz w:val="32"/><w:szCs w:val="32"/></w:rPr><w:t xml:space="preserve">ผู้จัดการศูนย์ปฏิบัติการความปลอดภัย (SOC)</w:t></w:r></w:p><w:p><w:pPr><w:pStyle w:val="ListParagraph"/><w:numPr><w:ilvl w:val="0"/><w:numId w:val="2"/></w:numPr><w:spacing w:after="60"/></w:pPr><w:r><w:rPr><w:b/><w:bCs/><w:sz w:val="32"/><w:szCs w:val="32"/></w:rPr><w:t xml:space="preserve">ขอบเขต: </w:t></w:r><w:r><w:rPr><w:sz w:val="32"/><w:szCs w:val="32"/></w:rPr><w:t xml:space="preserve">เฉพาะงานและสิทธิ์ของบทบาทผู้จัดการ SOC</w:t></w:r></w:p><w:p><w:pPr><w:pStyle w:val="Heading2"/></w:pPr><w:r><w:t xml:space="preserve">สัญลักษณ์ที่ใช้ในคู่มือ</w:t></w:r></w:p><w:tbl><w:tblPr><w:tblW w:type="dxa" w:w="9600"/><w:tblBorders><w:top w:val="single" w:color="FDECEE" w:sz="2"/><w:left w:val="single" w:color="E63946" w:sz="28"/><w:bottom w:val="single" w:color="FDECEE" w:sz="2"/><w:right w:val="single" w:color="FDECEE" w:sz="2"/><w:insideH w:val="single" w:color="auto" w:sz="4"/><w:insideV w:val="single" w:color="auto" w:sz="4"/></w:tblBorders></w:tblPr><w:tblGrid><w:gridCol w:w="9600"/></w:tblGrid><w:tr><w:tc><w:tcPr><w:tcW w:type="dxa" w:w="9600"/><w:shd w:fill="FDECEE" w:color="auto" w:val="clear"/><w:tcMar><w:top w:type="dxa" w:w="140"/><w:left w:type="dxa" w:w="200"/><w:bottom w:type="dxa" w:w="140"/><w:right w:type="dxa" w:w="200"/></w:tcMar></w:tcPr><w:p><w:pPr><w:spacing w:after="60"/></w:pPr><w:r><w:rPr><w:b/><w:bCs/><w:color w:val="E63946"/><w:sz w:val="30"/><w:szCs w:val="30"/></w:rPr><w:t xml:space="preserve">ข้อควรระวัง</w:t></w:r></w:p><w:p><w:pPr><w:spacing w:after="0"/></w:pPr><w:r><w:rPr><w:sz w:val="32"/><w:szCs w:val="32"/></w:rPr><w:t xml:space="preserve">กล่องสีแดง — เรื่องที่ต้องระวังเป็นพิเศษ</w:t></w:r></w:p></w:tc></w:tr></w:tbl><w:p><w:pPr><w:spacing w:after="80"/></w:pPr></w:p><w:tbl><w:tblPr><w:tblW w:type="dxa" w:w="9600"/><w:tblBorders><w:top w:val="single" w:color="EAF1FB" w:sz="2"/><w:left w:val="single" w:color="245EA8" w:sz="28"/><w:bottom w:val="single" w:color="EAF1FB" w:sz="2"/><w:right w:val="single" w:color="EAF1FB" w:sz="2"/><w:insideH w:val="single" w:color="auto" w:sz="4"/><w:insideV w:val="single" w:color="auto" w:sz="4"/></w:tblBorders></w:tblPr><w:tblGrid><w:gridCol w:w="9600"/></w:tblGrid><w:tr><w:tc><w:tcPr><w:tcW w:type="dxa" w:w="9600"/><w:shd w:fill="EAF1FB" w:color="auto" w:val="clear"/><w:tcMar><w:top w:type="dxa" w:w="140"/><w:left w:type="dxa" w:w="200"/><w:bottom w:type="dxa" w:w="140"/><w:right w:type="dxa" w:w="200"/></w:tcMar></w:tcPr><w:p><w:pPr><w:spacing w:after="60"/></w:pPr><w:r><w:rPr><w:b/><w:bCs/><w:color w:val="245EA8"/><w:sz w:val="30"/><w:szCs w:val="30"/></w:rPr><w:t xml:space="preserve">เคล็ดลับ</w:t></w:r></w:p><w:p><w:pPr><w:spacing w:after="0"/></w:pPr><w:r><w:rPr><w:sz w:val="32"/><w:szCs w:val="32"/></w:rPr><w:t xml:space="preserve">กล่องสีน้ำเงิน — เคล็ดลับหรือคำแนะนำ</w:t></w:r></w:p></w:tc></w:tr></w:tbl><w:p><w:pPr><w:spacing w:after="80"/></w:pPr></w:p><w:tbl><w:tblPr><w:tblW w:type="dxa" w:w="9600"/><w:tblBorders><w:top w:val="single" w:color="F1F3F6" w:sz="2"/><w:left w:val="single" w:color="6C7888" w:sz="28"/><w:bottom w:val="single" w:color="F1F3F6" w:sz="2"/><w:right w:val="single" w:color="F1F3F6" w:sz="2"/><w:insideH w:val="single" w:color="auto" w:sz="4"/><w:insideV w:val="single" w:color="auto" w:sz="4"/></w:tblBorders></w:tblPr><w:tblGrid><w:gridCol w:w="9600"/></w:tblGrid><w:tr><w:tc><w:tcPr><w:tcW w:type="dxa" w:w="9600"/><w:shd w:fill="F1F3F6" w:color="auto" w:val="clear"/><w:tcMar><w:top w:type="dxa" w:w="140"/><w:left w:type="dxa" w:w="200"/><w:bottom w:type="dxa" w:w="140"/><w:right w:type="dxa" w:w="200"/></w:tcMar></w:tcPr><w:p><w:pPr><w:spacing w:after="60"/></w:pPr><w:r><w:rPr><w:b/><w:bCs/><w:color w:val="6C7888"/><w:sz w:val="30"/><w:szCs w:val="30"/></w:rPr><w:t xml:space="preserve">สิ่งที่ต้องจำ</w:t></w:r></w:p><w:p><w:pPr><w:spacing w:after="0"/></w:pPr><w:r><w:rPr><w:sz w:val="32"/><w:szCs w:val="32"/></w:rPr><w:t xml:space="preserve">กล่องสีเทา — ข้อเท็จจริงสำคัญที่ควรจำ</w:t></w:r></w:p></w:tc></w:tr></w:tbl><w:p><w:pPr><w:spacing w:after="120"/></w:pPr></w:p><w:tbl><w:tblPr><w:tblW w:type="dxa" w:w="9600"/><w:tblBorders><w:top w:val="single" w:color="F1F3F6" w:sz="2"/><w:left w:val="single" w:color="6C7888" w:sz="28"/><w:bottom w:val="single" w:color="F1F3F6" w:sz="2"/><w:right w:val="single" w:color="F1F3F6" w:sz="2"/><w:insideH w:val="single" w:color="auto" w:sz="4"/><w:insideV w:val="single" w:color="auto" w:sz="4"/></w:tblBorders></w:tblPr><w:tblGrid><w:gridCol w:w="9600"/></w:tblGrid><w:tr><w:tc><w:tcPr><w:tcW w:type="dxa" w:w="9600"/><w:shd w:fill="F1F3F6" w:color="auto" w:val="clear"/><w:tcMar><w:top w:type="dxa" w:w="140"/><w:left w:type="dxa" w:w="200"/><w:bottom w:type="dxa" w:w="140"/><w:right w:type="dxa" w:w="200"/></w:tcMar></w:tcPr><w:p><w:pPr><w:spacing w:after="60"/></w:pPr><w:r><w:rPr><w:b/><w:bCs/><w:color w:val="6C7888"/><w:sz w:val="30"/><w:szCs w:val="30"/></w:rPr><w:t xml:space="preserve">สิ่งที่ต้องจำ</w:t></w:r></w:p><w:p><w:pPr><w:spacing w:after="0"/></w:pPr><w:r><w:rPr><w:sz w:val="32"/><w:szCs w:val="32"/></w:rPr><w:t xml:space="preserve">ในคู่มือฉบับนี้ ตำแหน่งภาพหน้าจอยังเป็น </w:t></w:r><w:r><w:rPr><w:b/><w:bCs/><w:sz w:val="32"/><w:szCs w:val="32"/></w:rPr><w:t xml:space="preserve">กรอบว่าง (placeholder)</w:t></w:r><w:r><w:rPr><w:sz w:val="32"/><w:szCs w:val="32"/></w:rPr><w:t xml:space="preserve"> ระบบจะเติมภาพจริงในขั้นตอนถัดไป</w:t></w:r></w:p></w:tc></w:tr></w:tbl><w:p><w:pPr><w:pStyle w:val="Heading1"/></w:pPr><w:r><w:t xml:space="preserve">2. บทบาทของคุณโดยย่อ</w:t></w:r></w:p><w:p><w:pPr><w:spacing w:after="120"/></w:pPr><w:r><w:rPr><w:sz w:val="32"/><w:szCs w:val="32"/></w:rPr><w:t xml:space="preserve">ผู้จัดการ SOC คือจุดควบคุมของกระบวนการ เหตุการณ์จริงทุกเรื่องต้องผ่านการตรวจของคุณก่อนเริ่มงานควบคุม และมีอำนาจเฉพาะหลายอย่างที่ไม่มีบทบาทอื่นทำได้</w:t></w:r></w:p><w:p><w:pPr><w:pStyle w:val="Heading2"/></w:pPr><w:r><w:t xml:space="preserve">อำนาจเฉพาะของผู้จัดการ SOC</w:t></w:r></w:p><w:tbl><w:tblPr><w:tblW w:type="dxa" w:w="9600"/><w:tblBorders><w:top w:val="single" w:color="E1E6ED" w:sz="2"/><w:left w:val="single" w:color="E1E6ED" w:sz="2"/><w:bottom w:val="single" w:color="E1E6ED" w:sz="2"/><w:right w:val="single" w:color="E1E6ED" w:sz="2"/><w:insideH w:val="single" w:color="E1E6ED" w:sz="2"/><w:insideV w:val="single" w:color="E1E6ED" w:sz="2"/></w:tblBorders></w:tblPr><w:tblGrid><w:gridCol w:w="4200"/><w:gridCol w:w="5400"/></w:tblGrid><w:tr><w:trPr><w:cantSplit/><w:tblHeader/></w:trPr><w:tc><w:tcPr><w:tcW w:type="dxa" w:w="4200"/><w:shd w:fill="1A1A2E" w:color="auto" w:val="clear"/><w:tcMar><w:top w:type="dxa" w:w="80"/><w:left w:type="dxa" w:w="120"/><w:bottom w:type="dxa" w:w="80"/><w:right w:type="dxa" w:w="120"/></w:tcMar></w:tcPr><w:p><w:r><w:rPr><w:b/><w:bCs/><w:color w:val="FFFFFF"/><w:sz w:val="28"/><w:szCs w:val="28"/></w:rPr><w:t xml:space="preserve">อำนาจเฉพาะ (มีเพียงผู้จัดการ)</w:t></w:r></w:p></w:tc><w:tc><w:tcPr><w:tcW w:type="dxa" w:w="5400"/><w:shd w:fill="1A1A2E" w:color="auto" w:val="clear"/><w:tcMar><w:top w:type="dxa" w:w="80"/><w:left w:type="dxa" w:w="120"/><w:bottom w:type="dxa" w:w="80"/><w:right w:type="dxa" w:w="120"/></w:tcMar></w:tcPr><w:p><w:r><w:rPr><w:b/><w:bCs/><w:color w:val="FFFFFF"/><w:sz w:val="28"/><w:szCs w:val="28"/></w:rPr><w:t xml:space="preserve">คำอธิบาย</w:t></w:r></w:p></w:tc></w:tr><w:tr><w:trPr><w:cantSplit/></w:trPr><w:tc><w:tcPr><w:tcW w:type="dxa" w:w="4200"/><w:shd w:fill="FFFFFF" w:color="auto" w:val="clear"/><w:tcMar><w:top w:type="dxa" w:w="70"/><w:left w:type="dxa" w:w="120"/><w:bottom w:type="dxa" w:w="70"/><w:right w:type="dxa" w:w="120"/></w:tcMar></w:tcPr><w:p><w:pPr><w:spacing w:after="0"/></w:pPr><w:r><w:rPr><w:sz w:val="28"/><w:szCs w:val="28"/></w:rPr><w:t xml:space="preserve">กำหนด/ประเมินสถานะฉุกเฉิน</w:t></w:r></w:p></w:tc><w:tc><w:tcPr><w:tcW w:type="dxa" w:w="5400"/><w:shd w:fill="FFFFFF" w:color="auto" w:val="clear"/><w:tcMar><w:top w:type="dxa" w:w="70"/><w:left w:type="dxa" w:w="120"/><w:bottom w:type="dxa" w:w="70"/><w:right w:type="dxa" w:w="120"/></w:tcMar></w:tcPr><w:p><w:pPr><w:spacing w:after="0"/></w:pPr><w:r><w:rPr><w:sz w:val="28"/><w:szCs w:val="28"/></w:rPr><w:t xml:space="preserve">ตั้งหรือยกเลิกแฟล็กฉุกเฉิน — ไม่มีบทบาทอื่นทำได้</w:t></w:r></w:p></w:tc></w:tr><w:tr><w:trPr><w:cantSplit/></w:trPr><w:tc><w:tcPr><w:tcW w:type="dxa" w:w="4200"/><w:shd w:fill="F7F8FA" w:color="auto" w:val="clear"/><w:tcMar><w:top w:type="dxa" w:w="70"/><w:left w:type="dxa" w:w="120"/><w:bottom w:type="dxa" w:w="70"/><w:right w:type="dxa" w:w="120"/></w:tcMar></w:tcPr><w:p><w:pPr><w:spacing w:after="0"/></w:pPr><w:r><w:rPr><w:sz w:val="28"/><w:szCs w:val="28"/></w:rPr><w:t xml:space="preserve">ออกคำขอทีมตอบสนอง</w:t></w:r></w:p></w:tc><w:tc><w:tcPr><w:tcW w:type="dxa" w:w="5400"/><w:shd w:fill="F7F8FA" w:color="auto" w:val="clear"/><w:tcMar><w:top w:type="dxa" w:w="70"/><w:left w:type="dxa" w:w="120"/><w:bottom w:type="dxa" w:w="70"/><w:right w:type="dxa" w:w="120"/></w:tcMar></w:tcPr><w:p><w:pPr><w:spacing w:after="0"/></w:pPr><w:r><w:rPr><w:sz w:val="28"/><w:szCs w:val="28"/></w:rPr><w:t xml:space="preserve">มอบงานให้ทีมพิสูจน์หลักฐาน/ทดสอบเจาะระบบนอก SOC</w:t></w:r></w:p></w:tc></w:tr><w:tr><w:trPr><w:cantSplit/></w:trPr><w:tc><w:tcPr><w:tcW w:type="dxa" w:w="4200"/><w:shd w:fill="FFFFFF" w:color="auto" w:val="clear"/><w:tcMar><w:top w:type="dxa" w:w="70"/><w:left w:type="dxa" w:w="120"/><w:bottom w:type="dxa" w:w="70"/><w:right w:type="dxa" w:w="120"/></w:tcMar></w:tcPr><w:p><w:pPr><w:spacing w:after="0"/></w:pPr><w:r><w:rPr><w:sz w:val="28"/><w:szCs w:val="28"/></w:rPr><w:t xml:space="preserve">อนุมัติปิดตั๋วฉุกเฉิน</w:t></w:r></w:p></w:tc><w:tc><w:tcPr><w:tcW w:type="dxa" w:w="5400"/><w:shd w:fill="FFFFFF" w:color="auto" w:val="clear"/><w:tcMar><w:top w:type="dxa" w:w="70"/><w:left w:type="dxa" w:w="120"/><w:bottom w:type="dxa" w:w="70"/><w:right w:type="dxa" w:w="120"/></w:tcMar></w:tcPr><w:p><w:pPr><w:spacing w:after="0"/></w:pPr><w:r><w:rPr><w:sz w:val="28"/><w:szCs w:val="28"/></w:rPr><w:t xml:space="preserve">ตั๋วฉุกเฉินต้องผ่านการอนุมัติของคุณก่อนปิด</w:t></w:r></w:p></w:tc></w:tr><w:tr><w:trPr><w:cantSplit/></w:trPr><w:tc><w:tcPr><w:tcW w:type="dxa" w:w="4200"/><w:shd w:fill="F7F8FA" w:color="auto" w:val="clear"/><w:tcMar><w:top w:type="dxa" w:w="70"/><w:left w:type="dxa" w:w="120"/><w:bottom w:type="dxa" w:w="70"/><w:right w:type="dxa" w:w="120"/></w:tcMar></w:tcPr><w:p><w:pPr><w:spacing w:after="0"/></w:pPr><w:r><w:rPr><w:sz w:val="28"/><w:szCs w:val="28"/></w:rPr><w:t xml:space="preserve">ตรวจการปิดแบบ Event ที่ถูกปรับลด</w:t></w:r></w:p></w:tc><w:tc><w:tcPr><w:tcW w:type="dxa" w:w="5400"/><w:shd w:fill="F7F8FA" w:color="auto" w:val="clear"/><w:tcMar><w:top w:type="dxa" w:w="70"/><w:left w:type="dxa" w:w="120"/><w:bottom w:type="dxa" w:w="70"/><w:right w:type="dxa" w:w="120"/></w:tcMar></w:tcPr><w:p><w:pPr><w:spacing w:after="0"/></w:pPr><w:r><w:rPr><w:sz w:val="28"/><w:szCs w:val="28"/></w:rPr><w:t xml:space="preserve">ตัดสินว่าเห็นด้วยหรือตีกลับให้ Tier 2</w:t></w:r></w:p></w:tc></w:tr></w:tbl><w:p><w:pPr><w:spacing w:after="140"/></w:pPr></w:p><w:tbl><w:tblPr><w:tblW w:type="dxa" w:w="9600"/><w:tblBorders><w:top w:val="single" w:color="FDECEE" w:sz="2"/><w:left w:val="single" w:color="E63946" w:sz="28"/><w:bottom w:val="single" w:color="FDECEE" w:sz="2"/><w:right w:val="single" w:color="FDECEE" w:sz="2"/><w:insideH w:val="single" w:color="auto" w:sz="4"/><w:insideV w:val="single" w:color="auto" w:sz="4"/></w:tblBorders></w:tblPr><w:tblGrid><w:gridCol w:w="9600"/></w:tblGrid><w:tr><w:tc><w:tcPr><w:tcW w:type="dxa" w:w="9600"/><w:shd w:fill="FDECEE" w:color="auto" w:val="clear"/><w:tcMar><w:top w:type="dxa" w:w="140"/><w:left w:type="dxa" w:w="200"/><w:bottom w:type="dxa" w:w="140"/><w:right w:type="dxa" w:w="200"/></w:tcMar></w:tcPr><w:p><w:pPr><w:spacing w:after="60"/></w:pPr><w:r><w:rPr><w:b/><w:bCs/><w:color w:val="E63946"/><w:sz w:val="30"/><w:szCs w:val="30"/></w:rPr><w:t xml:space="preserve">ข้อควรระวัง</w:t></w:r></w:p><w:p><w:pPr><w:spacing w:after="0"/></w:pPr><w:r><w:rPr><w:sz w:val="32"/><w:szCs w:val="32"/></w:rPr><w:t xml:space="preserve">ผู้จัดการ </w:t></w:r><w:r><w:rPr><w:b/><w:bCs/><w:sz w:val="32"/><w:szCs w:val="32"/></w:rPr><w:t xml:space="preserve">เปลี่ยนช่องทางการจัดการไม่ได้</w:t></w:r><w:r><w:rPr><w:sz w:val="32"/><w:szCs w:val="32"/></w:rPr><w:t xml:space="preserve"> — ทำได้เพียงส่งต่อไปตามช่องทาง (ผู้ดูแลระบบ หรือเจ้าของระบบ) ที่นักวิเคราะห์ระดับ 1 เลือกไว้แล้ว หากไม่เหมาะสมต้องประสานกับผู้เปิดตั๋ว</w:t></w:r></w:p></w:tc></w:tr></w:tbl><w:p><w:pPr><w:pStyle w:val="Heading1"/></w:pPr><w:r><w:t xml:space="preserve">3. การเข้าสู่ระบบ</w:t></w:r></w:p><w:p><w:pPr><w:pStyle w:val="ListParagraph"/><w:numPr><w:ilvl w:val="0"/><w:numId w:val="3"/></w:numPr><w:spacing w:after="80"/></w:pPr><w:r><w:rPr><w:sz w:val="32"/><w:szCs w:val="32"/></w:rPr><w:t xml:space="preserve">เปิดเว็บเบราว์เซอร์ แล้วไปยังที่อยู่ของระบบที่ผู้ดูแลระบบแจ้ง</w:t></w:r></w:p><w:p><w:pPr><w:pStyle w:val="ListParagraph"/><w:numPr><w:ilvl w:val="0"/><w:numId w:val="3"/></w:numPr><w:spacing w:after="80"/></w:pPr><w:r><w:rPr><w:sz w:val="32"/><w:szCs w:val="32"/></w:rPr><w:t xml:space="preserve">กรอก </w:t></w:r><w:r><w:rPr><w:b/><w:bCs/><w:color w:val="1F2D3D"/><w:sz w:val="32"/><w:szCs w:val="32"/></w:rPr><w:t xml:space="preserve">ชื่อผู้ใช้ (Username)</w:t></w:r><w:r><w:rPr><w:sz w:val="32"/><w:szCs w:val="32"/></w:rPr><w:t xml:space="preserve"> และ </w:t></w:r><w:r><w:rPr><w:b/><w:bCs/><w:color w:val="1F2D3D"/><w:sz w:val="32"/><w:szCs w:val="32"/></w:rPr><w:t xml:space="preserve">รหัสผ่าน (Password)</w:t></w:r><w:r><w:rPr><w:sz w:val="32"/><w:szCs w:val="32"/></w:rPr><w:t xml:space="preserve"> แล้วกดเข้าสู่ระบบ</w:t></w:r></w:p><w:tbl><w:tblPr><w:tblW w:type="dxa" w:w="9600"/><w:tblBorders><w:top w:val="dashed" w:color="9DB4D4" w:sz="6"/><w:left w:val="dashed" w:color="9DB4D4" w:sz="6"/><w:bottom w:val="dashed" w:color="9DB4D4" w:sz="6"/><w:right w:val="dashed" w:color="9DB4D4" w:sz="6"/><w:insideH w:val="single" w:color="auto" w:sz="4"/><w:insideV w:val="single" w:color="auto" w:sz="4"/></w:tblBorders></w:tblPr><w:tblGrid><w:gridCol w:w="9600"/></w:tblGrid><w:tr><w:tc><w:tcPr><w:tcW w:type="dxa" w:w="9600"/><w:shd w:fill="F7F8FA" w:color="auto" w:val="clear"/><w:tcMar><w:top w:type="dxa" w:w="520"/><w:left w:type="dxa" w:w="200"/><w:bottom w:type="dxa" w:w="520"/><w:right w:type="dxa" w:w="200"/></w:tcMar><w:vAlign w:val="center"/></w:tcPr><w:p><w:pPr><w:spacing w:after="40"/><w:jc w:val="center"/></w:pPr><w:r><w:rPr><w:b/><w:bCs/><w:color w:val="6C7888"/><w:sz w:val="30"/><w:szCs w:val="30"/></w:rPr><w:t xml:space="preserve">[ ตำแหน่งภาพหน้าจอ ]</w:t></w:r></w:p><w:p><w:pPr><w:spacing w:after="40"/><w:jc w:val="center"/></w:pPr><w:r><w:rPr><w:color w:val="1F2D3D"/><w:sz w:val="32"/><w:szCs w:val="32"/></w:rPr><w:t xml:space="preserve">หน้าเข้าสู่ระบบ</w:t></w:r></w:p><w:p><w:pPr><w:jc w:val="center"/></w:pPr><w:r><w:rPr><w:rFonts w:ascii="Consolas" w:cs="Consolas" w:eastAsia="Consolas" w:hAnsi="Consolas"/><w:color w:val="9AA6B4"/><w:sz w:val="24"/><w:szCs w:val="24"/></w:rPr><w:t xml:space="preserve">SHOT: MGR-login</w:t></w:r></w:p></w:tc></w:tr></w:tbl><w:p><w:pPr><w:spacing w:after="160" w:before="60"/><w:jc w:val="center"/></w:pPr><w:r><w:rPr><w:b/><w:bCs/><w:color w:val="245EA8"/><w:sz w:val="28"/><w:szCs w:val="28"/></w:rPr><w:t xml:space="preserve">รูปที่ 3-1  </w:t></w:r><w:r><w:rPr><w:i/><w:iCs/><w:color w:val="6C7888"/><w:sz w:val="28"/><w:szCs w:val="28"/></w:rPr><w:t xml:space="preserve">หน้าเข้าสู่ระบบ</w:t></w:r></w:p><w:tbl><w:tblPr><w:tblW w:type="dxa" w:w="9600"/><w:tblBorders><w:top w:val="single" w:color="F1F3F6" w:sz="2"/><w:left w:val="single" w:color="6C7888" w:sz="28"/><w:bottom w:val="single" w:color="F1F3F6" w:sz="2"/><w:right w:val="single" w:color="F1F3F6" w:sz="2"/><w:insideH w:val="single" w:color="auto" w:sz="4"/><w:insideV w:val="single" w:color="auto" w:sz="4"/></w:tblBorders></w:tblPr><w:tblGrid><w:gridCol w:w="9600"/></w:tblGrid><w:tr><w:tc><w:tcPr><w:tcW w:type="dxa" w:w="9600"/><w:shd w:fill="F1F3F6" w:color="auto" w:val="clear"/><w:tcMar><w:top w:type="dxa" w:w="140"/><w:left w:type="dxa" w:w="200"/><w:bottom w:type="dxa" w:w="140"/><w:right w:type="dxa" w:w="200"/></w:tcMar></w:tcPr><w:p><w:pPr><w:spacing w:after="60"/></w:pPr><w:r><w:rPr><w:b/><w:bCs/><w:color w:val="6C7888"/><w:sz w:val="30"/><w:szCs w:val="30"/></w:rPr><w:t xml:space="preserve">สิ่งที่ต้องจำ</w:t></w:r></w:p><w:p><w:pPr><w:spacing w:after="0"/></w:pPr><w:r><w:rPr><w:sz w:val="32"/><w:szCs w:val="32"/></w:rPr><w:t xml:space="preserve">บัญชีสร้างและกำหนดบทบาทโดยผู้ดูแลระบบ SOC หากบัญชีถูกล็อก (ผิดเกิน 5 ครั้ง) ให้ติดต่อผู้ดูแลระบบ</w:t></w:r></w:p></w:tc></w:tr></w:tbl><w:p><w:pPr><w:pStyle w:val="Heading1"/></w:pPr><w:r><w:t xml:space="preserve">4. หน้าจอและเมนูของคุณ</w:t></w:r></w:p><w:tbl><w:tblPr><w:tblW w:type="dxa" w:w="9600"/><w:tblBorders><w:top w:val="single" w:color="E1E6ED" w:sz="2"/><w:left w:val="single" w:color="E1E6ED" w:sz="2"/><w:bottom w:val="single" w:color="E1E6ED" w:sz="2"/><w:right w:val="single" w:color="E1E6ED" w:sz="2"/><w:insideH w:val="single" w:color="E1E6ED" w:sz="2"/><w:insideV w:val="single" w:color="E1E6ED" w:sz="2"/></w:tblBorders></w:tblPr><w:tblGrid><w:gridCol w:w="4200"/><w:gridCol w:w="5400"/></w:tblGrid><w:tr><w:trPr><w:cantSplit/><w:tblHeader/></w:trPr><w:tc><w:tcPr><w:tcW w:type="dxa" w:w="4200"/><w:shd w:fill="1A1A2E" w:color="auto" w:val="clear"/><w:tcMar><w:top w:type="dxa" w:w="80"/><w:left w:type="dxa" w:w="120"/><w:bottom w:type="dxa" w:w="80"/><w:right w:type="dxa" w:w="120"/></w:tcMar></w:tcPr><w:p><w:r><w:rPr><w:b/><w:bCs/><w:color w:val="FFFFFF"/><w:sz w:val="28"/><w:szCs w:val="28"/></w:rPr><w:t xml:space="preserve">กลุ่ม / เมนู</w:t></w:r></w:p></w:tc><w:tc><w:tcPr><w:tcW w:type="dxa" w:w="5400"/><w:shd w:fill="1A1A2E" w:color="auto" w:val="clear"/><w:tcMar><w:top w:type="dxa" w:w="80"/><w:left w:type="dxa" w:w="120"/><w:bottom w:type="dxa" w:w="80"/><w:right w:type="dxa" w:w="120"/></w:tcMar></w:tcPr><w:p><w:r><w:rPr><w:b/><w:bCs/><w:color w:val="FFFFFF"/><w:sz w:val="28"/><w:szCs w:val="28"/></w:rPr><w:t xml:space="preserve">หน้าที่</w:t></w:r></w:p></w:tc></w:tr><w:tr><w:trPr><w:cantSplit/></w:trPr><w:tc><w:tcPr><w:tcW w:type="dxa" w:w="4200"/><w:shd w:fill="FFFFFF" w:color="auto" w:val="clear"/><w:tcMar><w:top w:type="dxa" w:w="70"/><w:left w:type="dxa" w:w="120"/><w:bottom w:type="dxa" w:w="70"/><w:right w:type="dxa" w:w="120"/></w:tcMar></w:tcPr><w:p><w:pPr><w:spacing w:after="0"/></w:pPr><w:r><w:rPr><w:b/><w:bCs/><w:color w:val="245EA8"/><w:sz w:val="32"/><w:szCs w:val="32"/></w:rPr><w:t xml:space="preserve">ภาพรวม › แดชบอร์ด SOC</w:t></w:r></w:p></w:tc><w:tc><w:tcPr><w:tcW w:type="dxa" w:w="5400"/><w:shd w:fill="FFFFFF" w:color="auto" w:val="clear"/><w:tcMar><w:top w:type="dxa" w:w="70"/><w:left w:type="dxa" w:w="120"/><w:bottom w:type="dxa" w:w="70"/><w:right w:type="dxa" w:w="120"/></w:tcMar></w:tcPr><w:p><w:pPr><w:spacing w:after="0"/></w:pPr><w:r><w:rPr><w:sz w:val="28"/><w:szCs w:val="28"/></w:rPr><w:t xml:space="preserve">ภาพรวมสถานะงานและตัวชี้วัดของทีม</w:t></w:r></w:p></w:tc></w:tr><w:tr><w:trPr><w:cantSplit/></w:trPr><w:tc><w:tcPr><w:tcW w:type="dxa" w:w="4200"/><w:shd w:fill="F7F8FA" w:color="auto" w:val="clear"/><w:tcMar><w:top w:type="dxa" w:w="70"/><w:left w:type="dxa" w:w="120"/><w:bottom w:type="dxa" w:w="70"/><w:right w:type="dxa" w:w="120"/></w:tcMar></w:tcPr><w:p><w:pPr><w:spacing w:after="0"/></w:pPr><w:r><w:rPr><w:b/><w:bCs/><w:color w:val="245EA8"/><w:sz w:val="32"/><w:szCs w:val="32"/></w:rPr><w:t xml:space="preserve">คิวงานต่างๆ › คิวงานผู้จัดการ</w:t></w:r></w:p></w:tc><w:tc><w:tcPr><w:tcW w:type="dxa" w:w="5400"/><w:shd w:fill="F7F8FA" w:color="auto" w:val="clear"/><w:tcMar><w:top w:type="dxa" w:w="70"/><w:left w:type="dxa" w:w="120"/><w:bottom w:type="dxa" w:w="70"/><w:right w:type="dxa" w:w="120"/></w:tcMar></w:tcPr><w:p><w:pPr><w:spacing w:after="0"/></w:pPr><w:r><w:rPr><w:sz w:val="28"/><w:szCs w:val="28"/></w:rPr><w:t xml:space="preserve">คิวหลักของคุณ: เคสที่รอผู้จัดการตรวจ อนุมัติ หรือตรวจการปิด Event</w:t></w:r></w:p></w:tc></w:tr><w:tr><w:trPr><w:cantSplit/></w:trPr><w:tc><w:tcPr><w:tcW w:type="dxa" w:w="4200"/><w:shd w:fill="FFFFFF" w:color="auto" w:val="clear"/><w:tcMar><w:top w:type="dxa" w:w="70"/><w:left w:type="dxa" w:w="120"/><w:bottom w:type="dxa" w:w="70"/><w:right w:type="dxa" w:w="120"/></w:tcMar></w:tcPr><w:p><w:pPr><w:spacing w:after="0"/></w:pPr><w:r><w:rPr><w:b/><w:bCs/><w:color w:val="245EA8"/><w:sz w:val="32"/><w:szCs w:val="32"/></w:rPr><w:t xml:space="preserve">คิวงานต่างๆ › คำขอตอบสนองเหตุการณ์</w:t></w:r><w:r><w:rPr><w:sz w:val="32"/><w:szCs w:val="32"/></w:rPr><w:t xml:space="preserve"> (งานตอบสนอง)</w:t></w:r></w:p></w:tc><w:tc><w:tcPr><w:tcW w:type="dxa" w:w="5400"/><w:shd w:fill="FFFFFF" w:color="auto" w:val="clear"/><w:tcMar><w:top w:type="dxa" w:w="70"/><w:left w:type="dxa" w:w="120"/><w:bottom w:type="dxa" w:w="70"/><w:right w:type="dxa" w:w="120"/></w:tcMar></w:tcPr><w:p><w:pPr><w:spacing w:after="0"/></w:pPr><w:r><w:rPr><w:sz w:val="28"/><w:szCs w:val="28"/></w:rPr><w:t xml:space="preserve">ภาพรวมคำขอทีมตอบสนองทุกทีม</w:t></w:r></w:p></w:tc></w:tr><w:tr><w:trPr><w:cantSplit/></w:trPr><w:tc><w:tcPr><w:tcW w:type="dxa" w:w="4200"/><w:shd w:fill="F7F8FA" w:color="auto" w:val="clear"/><w:tcMar><w:top w:type="dxa" w:w="70"/><w:left w:type="dxa" w:w="120"/><w:bottom w:type="dxa" w:w="70"/><w:right w:type="dxa" w:w="120"/></w:tcMar></w:tcPr><w:p><w:pPr><w:spacing w:after="0"/></w:pPr><w:r><w:rPr><w:b/><w:bCs/><w:color w:val="245EA8"/><w:sz w:val="32"/><w:szCs w:val="32"/></w:rPr><w:t xml:space="preserve">เคส › เคสที่กำลังดำเนินการอยู่ / ประวัติเคสที่ปิดไปแล้ว / ค้นหา IOC</w:t></w:r></w:p></w:tc><w:tc><w:tcPr><w:tcW w:type="dxa" w:w="5400"/><w:shd w:fill="F7F8FA" w:color="auto" w:val="clear"/><w:tcMar><w:top w:type="dxa" w:w="70"/><w:left w:type="dxa" w:w="120"/><w:bottom w:type="dxa" w:w="70"/><w:right w:type="dxa" w:w="120"/></w:tcMar></w:tcPr><w:p><w:pPr><w:spacing w:after="0"/></w:pPr><w:r><w:rPr><w:sz w:val="28"/><w:szCs w:val="28"/></w:rPr><w:t xml:space="preserve">ตั๋วงานทั้งหมด, ประวัติ, และการค้นหา</w:t></w:r></w:p></w:tc></w:tr><w:tr><w:trPr><w:cantSplit/></w:trPr><w:tc><w:tcPr><w:tcW w:type="dxa" w:w="4200"/><w:shd w:fill="FFFFFF" w:color="auto" w:val="clear"/><w:tcMar><w:top w:type="dxa" w:w="70"/><w:left w:type="dxa" w:w="120"/><w:bottom w:type="dxa" w:w="70"/><w:right w:type="dxa" w:w="120"/></w:tcMar></w:tcPr><w:p><w:pPr><w:spacing w:after="0"/></w:pPr><w:r><w:rPr><w:b/><w:bCs/><w:color w:val="245EA8"/><w:sz w:val="32"/><w:szCs w:val="32"/></w:rPr><w:t xml:space="preserve">ตั้งค่าระบบ › แผงควบคุมผู้ดูแลระบบ</w:t></w:r></w:p></w:tc><w:tc><w:tcPr><w:tcW w:type="dxa" w:w="5400"/><w:shd w:fill="FFFFFF" w:color="auto" w:val="clear"/><w:tcMar><w:top w:type="dxa" w:w="70"/><w:left w:type="dxa" w:w="120"/><w:bottom w:type="dxa" w:w="70"/><w:right w:type="dxa" w:w="120"/></w:tcMar></w:tcPr><w:p><w:pPr><w:spacing w:after="0"/></w:pPr><w:r><w:rPr><w:sz w:val="28"/><w:szCs w:val="28"/></w:rPr><w:t xml:space="preserve">หน้าจัดการระบบ (สำหรับผู้ดูแล/ผู้จัดการ)</w:t></w:r></w:p></w:tc></w:tr></w:tbl><w:tbl><w:tblPr><w:tblW w:type="dxa" w:w="9600"/><w:tblBorders><w:top w:val="dashed" w:color="9DB4D4" w:sz="6"/><w:left w:val="dashed" w:color="9DB4D4" w:sz="6"/><w:bottom w:val="dashed" w:color="9DB4D4" w:sz="6"/><w:right w:val="dashed" w:color="9DB4D4" w:sz="6"/><w:insideH w:val="single" w:color="auto" w:sz="4"/><w:insideV w:val="single" w:color="auto" w:sz="4"/></w:tblBorders></w:tblPr><w:tblGrid><w:gridCol w:w="9600"/></w:tblGrid><w:tr><w:tc><w:tcPr><w:tcW w:type="dxa" w:w="9600"/><w:shd w:fill="F7F8FA" w:color="auto" w:val="clear"/><w:tcMar><w:top w:type="dxa" w:w="520"/><w:left w:type="dxa" w:w="200"/><w:bottom w:type="dxa" w:w="520"/><w:right w:type="dxa" w:w="200"/></w:tcMar><w:vAlign w:val="center"/></w:tcPr><w:p><w:pPr><w:spacing w:after="40"/><w:jc w:val="center"/></w:pPr><w:r><w:rPr><w:b/><w:bCs/><w:color w:val="6C7888"/><w:sz w:val="30"/><w:szCs w:val="30"/></w:rPr><w:t xml:space="preserve">[ ตำแหน่งภาพหน้าจอ ]</w:t></w:r></w:p><w:p><w:pPr><w:spacing w:after="40"/><w:jc w:val="center"/></w:pPr><w:r><w:rPr><w:color w:val="1F2D3D"/><w:sz w:val="32"/><w:szCs w:val="32"/></w:rPr><w:t xml:space="preserve">แถบเมนูด้านซ้ายสำหรับผู้จัดการ SOC พร้อมตัวเลขงานค้างในคิวงานผู้จัดการ</w:t></w:r></w:p><w:p><w:pPr><w:jc w:val="center"/></w:pPr><w:r><w:rPr><w:rFonts w:ascii="Consolas" w:cs="Consolas" w:eastAsia="Consolas" w:hAnsi="Consolas"/><w:color w:val="9AA6B4"/><w:sz w:val="24"/><w:szCs w:val="24"/></w:rPr><w:t xml:space="preserve">SHOT: MGR-sidebar</w:t></w:r></w:p></w:tc></w:tr></w:tbl><w:p><w:pPr><w:spacing w:after="160" w:before="60"/><w:jc w:val="center"/></w:pPr><w:r><w:rPr><w:b/><w:bCs/><w:color w:val="245EA8"/><w:sz w:val="28"/><w:szCs w:val="28"/></w:rPr><w:t xml:space="preserve">รูปที่ 4-1  </w:t></w:r><w:r><w:rPr><w:i/><w:iCs/><w:color w:val="6C7888"/><w:sz w:val="28"/><w:szCs w:val="28"/></w:rPr><w:t xml:space="preserve">แถบเมนูด้านซ้ายสำหรับผู้จัดการ SOC พร้อมตัวเลขงานค้างในคิวงานผู้จัดการ</w:t></w:r></w:p><w:p><w:pPr><w:pStyle w:val="Heading2"/></w:pPr><w:r><w:t xml:space="preserve">4.1 อ่านแดชบอร์ด SOC (ปรับปรุง v1.7.0)</w:t></w:r></w:p><w:p><w:pPr><w:spacing w:after="120"/></w:pPr><w:r><w:rPr><w:sz w:val="32"/><w:szCs w:val="32"/></w:rPr><w:t xml:space="preserve">เมนู </w:t></w:r><w:r><w:rPr><w:b/><w:bCs/><w:color w:val="245EA8"/><w:sz w:val="32"/><w:szCs w:val="32"/></w:rPr><w:t xml:space="preserve">ภาพรวม › แดชบอร์ด SOC</w:t></w:r><w:r><w:rPr><w:sz w:val="32"/><w:szCs w:val="32"/></w:rPr><w:t xml:space="preserve"> ถูกออกแบบใหม่ใน v1.7.0 ให้ดูภาระงานของทีมได้เร็วขึ้น ประกอบด้วย</w:t></w:r></w:p><w:tbl><w:tblPr><w:tblW w:type="dxa" w:w="9600"/><w:tblBorders><w:top w:val="single" w:color="E1E6ED" w:sz="2"/><w:left w:val="single" w:color="E1E6ED" w:sz="2"/><w:bottom w:val="single" w:color="E1E6ED" w:sz="2"/><w:right w:val="single" w:color="E1E6ED" w:sz="2"/><w:insideH w:val="single" w:color="E1E6ED" w:sz="2"/><w:insideV w:val="single" w:color="E1E6ED" w:sz="2"/></w:tblBorders></w:tblPr><w:tblGrid><w:gridCol w:w="3400"/><w:gridCol w:w="6200"/></w:tblGrid><w:tr><w:trPr><w:cantSplit/><w:tblHeader/></w:trPr><w:tc><w:tcPr><w:tcW w:type="dxa" w:w="3400"/><w:shd w:fill="1A1A2E" w:color="auto" w:val="clear"/><w:tcMar><w:top w:type="dxa" w:w="80"/><w:left w:type="dxa" w:w="120"/><w:bottom w:type="dxa" w:w="80"/><w:right w:type="dxa" w:w="120"/></w:tcMar></w:tcPr><w:p><w:r><w:rPr><w:b/><w:bCs/><w:color w:val="FFFFFF"/><w:sz w:val="28"/><w:szCs w:val="28"/></w:rPr><w:t xml:space="preserve">ส่วน</w:t></w:r></w:p></w:tc><w:tc><w:tcPr><w:tcW w:type="dxa" w:w="6200"/><w:shd w:fill="1A1A2E" w:color="auto" w:val="clear"/><w:tcMar><w:top w:type="dxa" w:w="80"/><w:left w:type="dxa" w:w="120"/><w:bottom w:type="dxa" w:w="80"/><w:right w:type="dxa" w:w="120"/></w:tcMar></w:tcPr><w:p><w:r><w:rPr><w:b/><w:bCs/><w:color w:val="FFFFFF"/><w:sz w:val="28"/><w:szCs w:val="28"/></w:rPr><w:t xml:space="preserve">บอกอะไร</w:t></w:r></w:p></w:tc></w:tr><w:tr><w:trPr><w:cantSplit/></w:trPr><w:tc><w:tcPr><w:tcW w:type="dxa" w:w="3400"/><w:shd w:fill="FFFFFF" w:color="auto" w:val="clear"/><w:tcMar><w:top w:type="dxa" w:w="70"/><w:left w:type="dxa" w:w="120"/><w:bottom w:type="dxa" w:w="70"/><w:right w:type="dxa" w:w="120"/></w:tcMar></w:tcPr><w:p><w:pPr><w:spacing w:after="0"/></w:pPr><w:r><w:rPr><w:sz w:val="28"/><w:szCs w:val="28"/></w:rPr><w:t xml:space="preserve">การ์ดตัวเลขสี่ใบ</w:t></w:r></w:p></w:tc><w:tc><w:tcPr><w:tcW w:type="dxa" w:w="6200"/><w:shd w:fill="FFFFFF" w:color="auto" w:val="clear"/><w:tcMar><w:top w:type="dxa" w:w="70"/><w:left w:type="dxa" w:w="120"/><w:bottom w:type="dxa" w:w="70"/><w:right w:type="dxa" w:w="120"/></w:tcMar></w:tcPr><w:p><w:pPr><w:spacing w:after="0"/></w:pPr><w:r><w:rPr><w:sz w:val="28"/><w:szCs w:val="28"/></w:rPr><w:t xml:space="preserve">คดีที่กำลังดำเนินการ, ความรุนแรงระดับวิกฤต, ปิดเดือนนี้, และเวลามัธยฐานในการแก้ไข (MTTR)</w:t></w:r></w:p></w:tc></w:tr><w:tr><w:trPr><w:cantSplit/></w:trPr><w:tc><w:tcPr><w:tcW w:type="dxa" w:w="3400"/><w:shd w:fill="F7F8FA" w:color="auto" w:val="clear"/><w:tcMar><w:top w:type="dxa" w:w="70"/><w:left w:type="dxa" w:w="120"/><w:bottom w:type="dxa" w:w="70"/><w:right w:type="dxa" w:w="120"/></w:tcMar></w:tcPr><w:p><w:pPr><w:spacing w:after="0"/></w:pPr><w:r><w:rPr><w:b/><w:bCs/><w:sz w:val="32"/><w:szCs w:val="32"/></w:rPr><w:t xml:space="preserve">Analyst Workload</w:t></w:r><w:r><w:rPr><w:sz w:val="32"/><w:szCs w:val="32"/></w:rPr><w:t xml:space="preserve"> — งานที่ต้องดำเนินการเอง</w:t></w:r></w:p></w:tc><w:tc><w:tcPr><w:tcW w:type="dxa" w:w="6200"/><w:shd w:fill="F7F8FA" w:color="auto" w:val="clear"/><w:tcMar><w:top w:type="dxa" w:w="70"/><w:left w:type="dxa" w:w="120"/><w:bottom w:type="dxa" w:w="70"/><w:right w:type="dxa" w:w="120"/></w:tcMar></w:tcPr><w:p><w:pPr><w:spacing w:after="0"/></w:pPr><w:r><w:rPr><w:sz w:val="28"/><w:szCs w:val="28"/></w:rPr><w:t xml:space="preserve">ภาระงานรายบุคคล: ใครมีงานต้องทำกี่เรื่อง รอดำเนินการกี่เรื่อง — ใช้เกลี่ยงานในทีม</w:t></w:r></w:p></w:tc></w:tr><w:tr><w:trPr><w:cantSplit/></w:trPr><w:tc><w:tcPr><w:tcW w:type="dxa" w:w="3400"/><w:shd w:fill="FFFFFF" w:color="auto" w:val="clear"/><w:tcMar><w:top w:type="dxa" w:w="70"/><w:left w:type="dxa" w:w="120"/><w:bottom w:type="dxa" w:w="70"/><w:right w:type="dxa" w:w="120"/></w:tcMar></w:tcPr><w:p><w:pPr><w:spacing w:after="0"/></w:pPr><w:r><w:rPr><w:b/><w:bCs/><w:sz w:val="32"/><w:szCs w:val="32"/></w:rPr><w:t xml:space="preserve">Pipeline</w:t></w:r><w:r><w:rPr><w:sz w:val="32"/><w:szCs w:val="32"/></w:rPr><w:t xml:space="preserve"> — สถานะที่กำลังดำเนินการ</w:t></w:r></w:p></w:tc><w:tc><w:tcPr><w:tcW w:type="dxa" w:w="6200"/><w:shd w:fill="FFFFFF" w:color="auto" w:val="clear"/><w:tcMar><w:top w:type="dxa" w:w="70"/><w:left w:type="dxa" w:w="120"/><w:bottom w:type="dxa" w:w="70"/><w:right w:type="dxa" w:w="120"/></w:tcMar></w:tcPr><w:p><w:pPr><w:spacing w:after="0"/></w:pPr><w:r><w:rPr><w:sz w:val="28"/><w:szCs w:val="28"/></w:rPr><w:t xml:space="preserve">งานค้างอยู่ที่ขั้นตอนใดมากที่สุด ชี้จุดคอขวดของกระบวนการ</w:t></w:r></w:p></w:tc></w:tr><w:tr><w:trPr><w:cantSplit/></w:trPr><w:tc><w:tcPr><w:tcW w:type="dxa" w:w="3400"/><w:shd w:fill="F7F8FA" w:color="auto" w:val="clear"/><w:tcMar><w:top w:type="dxa" w:w="70"/><w:left w:type="dxa" w:w="120"/><w:bottom w:type="dxa" w:w="70"/><w:right w:type="dxa" w:w="120"/></w:tcMar></w:tcPr><w:p><w:pPr><w:spacing w:after="0"/></w:pPr><w:r><w:rPr><w:b/><w:bCs/><w:sz w:val="32"/><w:szCs w:val="32"/></w:rPr><w:t xml:space="preserve">Active Cases</w:t></w:r><w:r><w:rPr><w:sz w:val="32"/><w:szCs w:val="32"/></w:rPr><w:t xml:space="preserve"> — รายละเอียดคดี</w:t></w:r></w:p></w:tc><w:tc><w:tcPr><w:tcW w:type="dxa" w:w="6200"/><w:shd w:fill="F7F8FA" w:color="auto" w:val="clear"/><w:tcMar><w:top w:type="dxa" w:w="70"/><w:left w:type="dxa" w:w="120"/><w:bottom w:type="dxa" w:w="70"/><w:right w:type="dxa" w:w="120"/></w:tcMar></w:tcPr><w:p><w:pPr><w:spacing w:after="0"/></w:pPr><w:r><w:rPr><w:sz w:val="28"/><w:szCs w:val="28"/></w:rPr><w:t xml:space="preserve">ตารางคดีที่เปิดอยู่ กดหัวคอลัมน์เพื่อเรียงลำดับได้</w:t></w:r></w:p></w:tc></w:tr><w:tr><w:trPr><w:cantSplit/></w:trPr><w:tc><w:tcPr><w:tcW w:type="dxa" w:w="3400"/><w:shd w:fill="FFFFFF" w:color="auto" w:val="clear"/><w:tcMar><w:top w:type="dxa" w:w="70"/><w:left w:type="dxa" w:w="120"/><w:bottom w:type="dxa" w:w="70"/><w:right w:type="dxa" w:w="120"/></w:tcMar></w:tcPr><w:p><w:pPr><w:spacing w:after="0"/></w:pPr><w:r><w:rPr><w:b/><w:bCs/><w:sz w:val="32"/><w:szCs w:val="32"/></w:rPr><w:t xml:space="preserve">Daily Case Volume</w:t></w:r></w:p></w:tc><w:tc><w:tcPr><w:tcW w:type="dxa" w:w="6200"/><w:shd w:fill="FFFFFF" w:color="auto" w:val="clear"/><w:tcMar><w:top w:type="dxa" w:w="70"/><w:left w:type="dxa" w:w="120"/><w:bottom w:type="dxa" w:w="70"/><w:right w:type="dxa" w:w="120"/></w:tcMar></w:tcPr><w:p><w:pPr><w:spacing w:after="0"/></w:pPr><w:r><w:rPr><w:sz w:val="28"/><w:szCs w:val="28"/></w:rPr><w:t xml:space="preserve">ปริมาณคดีรายวันย้อนหลัง 30 วัน ใช้ดูแนวโน้ม</w:t></w:r></w:p></w:tc></w:tr></w:tbl><w:p><w:pPr><w:spacing w:after="140"/></w:pPr></w:p><w:tbl><w:tblPr><w:tblW w:type="dxa" w:w="9600"/><w:tblBorders><w:top w:val="dashed" w:color="9DB4D4" w:sz="6"/><w:left w:val="dashed" w:color="9DB4D4" w:sz="6"/><w:bottom w:val="dashed" w:color="9DB4D4" w:sz="6"/><w:right w:val="dashed" w:color="9DB4D4" w:sz="6"/><w:insideH w:val="single" w:color="auto" w:sz="4"/><w:insideV w:val="single" w:color="auto" w:sz="4"/></w:tblBorders></w:tblPr><w:tblGrid><w:gridCol w:w="9600"/></w:tblGrid><w:tr><w:tc><w:tcPr><w:tcW w:type="dxa" w:w="9600"/><w:shd w:fill="F7F8FA" w:color="auto" w:val="clear"/><w:tcMar><w:top w:type="dxa" w:w="520"/><w:left w:type="dxa" w:w="200"/><w:bottom w:type="dxa" w:w="520"/><w:right w:type="dxa" w:w="200"/></w:tcMar><w:vAlign w:val="center"/></w:tcPr><w:p><w:pPr><w:spacing w:after="40"/><w:jc w:val="center"/></w:pPr><w:r><w:rPr><w:b/><w:bCs/><w:color w:val="6C7888"/><w:sz w:val="30"/><w:szCs w:val="30"/></w:rPr><w:t xml:space="preserve">[ ตำแหน่งภาพหน้าจอ ]</w:t></w:r></w:p><w:p><w:pPr><w:spacing w:after="40"/><w:jc w:val="center"/></w:pPr><w:r><w:rPr><w:color w:val="1F2D3D"/><w:sz w:val="32"/><w:szCs w:val="32"/></w:rPr><w:t xml:space="preserve">แดชบอร์ด SOC หลังออกแบบใหม่ แสดงการ์ดตัวเลข Analyst Workload และ Pipeline</w:t></w:r></w:p><w:p><w:pPr><w:jc w:val="center"/></w:pPr><w:r><w:rPr><w:rFonts w:ascii="Consolas" w:cs="Consolas" w:eastAsia="Consolas" w:hAnsi="Consolas"/><w:color w:val="9AA6B4"/><w:sz w:val="24"/><w:szCs w:val="24"/></w:rPr><w:t xml:space="preserve">SHOT: MGR-dashboard</w:t></w:r></w:p></w:tc></w:tr></w:tbl><w:p><w:pPr><w:spacing w:after="160" w:before="60"/><w:jc w:val="center"/></w:pPr><w:r><w:rPr><w:b/><w:bCs/><w:color w:val="245EA8"/><w:sz w:val="28"/><w:szCs w:val="28"/></w:rPr><w:t xml:space="preserve">รูปที่ 4-2  </w:t></w:r><w:r><w:rPr><w:i/><w:iCs/><w:color w:val="6C7888"/><w:sz w:val="28"/><w:szCs w:val="28"/></w:rPr><w:t xml:space="preserve">แดชบอร์ด SOC หลังออกแบบใหม่ แสดงการ์ดตัวเลข Analyst Workload และ Pipeline</w:t></w:r></w:p><w:tbl><w:tblPr><w:tblW w:type="dxa" w:w="9600"/><w:tblBorders><w:top w:val="single" w:color="F1F3F6" w:sz="2"/><w:left w:val="single" w:color="6C7888" w:sz="28"/><w:bottom w:val="single" w:color="F1F3F6" w:sz="2"/><w:right w:val="single" w:color="F1F3F6" w:sz="2"/><w:insideH w:val="single" w:color="auto" w:sz="4"/><w:insideV w:val="single" w:color="auto" w:sz="4"/></w:tblBorders></w:tblPr><w:tblGrid><w:gridCol w:w="9600"/></w:tblGrid><w:tr><w:tc><w:tcPr><w:tcW w:type="dxa" w:w="9600"/><w:shd w:fill="F1F3F6" w:color="auto" w:val="clear"/><w:tcMar><w:top w:type="dxa" w:w="140"/><w:left w:type="dxa" w:w="200"/><w:bottom w:type="dxa" w:w="140"/><w:right w:type="dxa" w:w="200"/></w:tcMar></w:tcPr><w:p><w:pPr><w:spacing w:after="60"/></w:pPr><w:r><w:rPr><w:b/><w:bCs/><w:color w:val="6C7888"/><w:sz w:val="30"/><w:szCs w:val="30"/></w:rPr><w:t xml:space="preserve">สิ่งที่ต้องจำ</w:t></w:r></w:p><w:p><w:pPr><w:spacing w:after="0"/></w:pPr><w:r><w:rPr><w:sz w:val="32"/><w:szCs w:val="32"/></w:rPr><w:t xml:space="preserve">นี่คนละหน้ากับ </w:t></w:r><w:r><w:rPr><w:b/><w:bCs/><w:color w:val="245EA8"/><w:sz w:val="32"/><w:szCs w:val="32"/></w:rPr><w:t xml:space="preserve">ภาพรวม › แดชบอร์ดผู้บริหาร</w:t></w:r><w:r><w:rPr><w:sz w:val="32"/><w:szCs w:val="32"/></w:rPr><w:t xml:space="preserve"> ซึ่งเป็นมุมมองสรุปความเสี่ยงสำหรับผู้บริหารและคุณไม่ได้ใช้ในงานประจำวัน</w:t></w:r></w:p></w:tc></w:tr></w:tbl><w:p><w:pPr><w:pStyle w:val="Heading1"/></w:pPr><w:r><w:t xml:space="preserve">5. งานหลักทีละขั้นตอน</w:t></w:r></w:p><w:p><w:pPr><w:pStyle w:val="Heading2"/></w:pPr><w:r><w:t xml:space="preserve">5.1 ตรวจก่อนมอบหมาย และประเมินสถานะฉุกเฉิน</w:t></w:r></w:p><w:p><w:pPr><w:spacing w:after="120"/></w:pPr><w:r><w:rPr><w:sz w:val="32"/><w:szCs w:val="32"/></w:rPr><w:t xml:space="preserve">เหตุการณ์จริง </w:t></w:r><w:r><w:rPr><w:b/><w:bCs/><w:sz w:val="32"/><w:szCs w:val="32"/></w:rPr><w:t xml:space="preserve">ทุกเรื่อง</w:t></w:r><w:r><w:rPr><w:sz w:val="32"/><w:szCs w:val="32"/></w:rPr><w:t xml:space="preserve"> หยุดรอที่สถานะ </w:t></w:r><w:r><w:rPr><w:b/><w:bCs/><w:sz w:val="32"/><w:szCs w:val="32"/></w:rPr><w:t xml:space="preserve">รอผู้จัดการ SOC ตรวจ (ก่อนมอบหมาย)</w:t></w:r><w:r><w:rPr><w:sz w:val="32"/><w:szCs w:val="32"/></w:rPr><w:t xml:space="preserve"> งานควบคุมยังไม่เริ่มจนกว่าคุณจะส่งต่อ ระบบส่งอีเมลแจ้งคุณอัตโนมัติ</w:t></w:r></w:p><w:p><w:pPr><w:pStyle w:val="ListParagraph"/><w:numPr><w:ilvl w:val="0"/><w:numId w:val="4"/></w:numPr><w:spacing w:after="80"/></w:pPr><w:r><w:rPr><w:sz w:val="32"/><w:szCs w:val="32"/></w:rPr><w:t xml:space="preserve">เปิดตั๋วจาก </w:t></w:r><w:r><w:rPr><w:b/><w:bCs/><w:color w:val="245EA8"/><w:sz w:val="32"/><w:szCs w:val="32"/></w:rPr><w:t xml:space="preserve">คิวงานผู้จัดการ</w:t></w:r><w:r><w:rPr><w:sz w:val="32"/><w:szCs w:val="32"/></w:rPr><w:t xml:space="preserve"> การ์ด </w:t></w:r><w:r><w:rPr><w:b/><w:bCs/><w:sz w:val="32"/><w:szCs w:val="32"/></w:rPr><w:t xml:space="preserve">การตรวจสอบโดยผู้จัดการ SOC</w:t></w:r><w:r><w:rPr><w:sz w:val="32"/><w:szCs w:val="32"/></w:rPr><w:t xml:space="preserve"> จะแสดงเส้นทางที่ระดับ 1 เลือกไว้</w:t></w:r></w:p><w:p><w:pPr><w:pStyle w:val="ListParagraph"/><w:numPr><w:ilvl w:val="0"/><w:numId w:val="4"/></w:numPr><w:spacing w:after="80"/></w:pPr><w:r><w:rPr><w:sz w:val="32"/><w:szCs w:val="32"/></w:rPr><w:t xml:space="preserve">ที่ </w:t></w:r><w:r><w:rPr><w:b/><w:bCs/><w:color w:val="1F2D3D"/><w:sz w:val="32"/><w:szCs w:val="32"/></w:rPr><w:t xml:space="preserve">ประเมินสถานะฉุกเฉิน</w:t></w:r><w:r><w:rPr><w:sz w:val="32"/><w:szCs w:val="32"/></w:rPr><w:t xml:space="preserve"> เลือกอย่างชัดเจนระหว่าง </w:t></w:r><w:r><w:rPr><w:b/><w:bCs/><w:color w:val="1F2D3D"/><w:sz w:val="32"/><w:szCs w:val="32"/></w:rPr><w:t xml:space="preserve">Normal</w:t></w:r><w:r><w:rPr><w:sz w:val="32"/><w:szCs w:val="32"/></w:rPr><w:t xml:space="preserve"> หรือ </w:t></w:r><w:r><w:rPr><w:b/><w:bCs/><w:color w:val="1F2D3D"/><w:sz w:val="32"/><w:szCs w:val="32"/></w:rPr><w:t xml:space="preserve">Emergency</w:t></w:r><w:r><w:rPr><w:sz w:val="32"/><w:szCs w:val="32"/></w:rPr><w:t xml:space="preserve"> — การเลือก Normal คือการตัดสินใจ ไม่ใช่การเว้นว่าง</w:t></w:r></w:p><w:p><w:pPr><w:pStyle w:val="ListParagraph"/><w:numPr><w:ilvl w:val="0"/><w:numId w:val="4"/></w:numPr><w:spacing w:after="80"/></w:pPr><w:r><w:rPr><w:sz w:val="32"/><w:szCs w:val="32"/></w:rPr><w:t xml:space="preserve">กรอก </w:t></w:r><w:r><w:rPr><w:b/><w:bCs/><w:color w:val="1F2D3D"/><w:sz w:val="32"/><w:szCs w:val="32"/></w:rPr><w:t xml:space="preserve">บันทึกการตรวจ</w:t></w:r><w:r><w:rPr><w:sz w:val="32"/><w:szCs w:val="32"/></w:rPr><w:t xml:space="preserve"> แล้วกด </w:t></w:r><w:r><w:rPr><w:b/><w:bCs/><w:color w:val="1F2D3D"/><w:sz w:val="32"/><w:szCs w:val="32"/></w:rPr><w:t xml:space="preserve">ส่งต่อให้ผู้ดูแลระบบ</w:t></w:r><w:r><w:rPr><w:sz w:val="32"/><w:szCs w:val="32"/></w:rPr><w:t xml:space="preserve"> หรือ </w:t></w:r><w:r><w:rPr><w:b/><w:bCs/><w:color w:val="1F2D3D"/><w:sz w:val="32"/><w:szCs w:val="32"/></w:rPr><w:t xml:space="preserve">ส่งต่อให้เจ้าของระบบ</w:t></w:r><w:r><w:rPr><w:sz w:val="32"/><w:szCs w:val="32"/></w:rPr><w:t xml:space="preserve"> ตามเส้นทางที่ระดับ 1 เลือกไว้</w:t></w:r></w:p><w:tbl><w:tblPr><w:tblW w:type="dxa" w:w="9600"/><w:tblBorders><w:top w:val="dashed" w:color="9DB4D4" w:sz="6"/><w:left w:val="dashed" w:color="9DB4D4" w:sz="6"/><w:bottom w:val="dashed" w:color="9DB4D4" w:sz="6"/><w:right w:val="dashed" w:color="9DB4D4" w:sz="6"/><w:insideH w:val="single" w:color="auto" w:sz="4"/><w:insideV w:val="single" w:color="auto" w:sz="4"/></w:tblBorders></w:tblPr><w:tblGrid><w:gridCol w:w="9600"/></w:tblGrid><w:tr><w:tc><w:tcPr><w:tcW w:type="dxa" w:w="9600"/><w:shd w:fill="F7F8FA" w:color="auto" w:val="clear"/><w:tcMar><w:top w:type="dxa" w:w="520"/><w:left w:type="dxa" w:w="200"/><w:bottom w:type="dxa" w:w="520"/><w:right w:type="dxa" w:w="200"/></w:tcMar><w:vAlign w:val="center"/></w:tcPr><w:p><w:pPr><w:spacing w:after="40"/><w:jc w:val="center"/></w:pPr><w:r><w:rPr><w:b/><w:bCs/><w:color w:val="6C7888"/><w:sz w:val="30"/><w:szCs w:val="30"/></w:rPr><w:t xml:space="preserve">[ ตำแหน่งภาพหน้าจอ ]</w:t></w:r></w:p><w:p><w:pPr><w:spacing w:after="40"/><w:jc w:val="center"/></w:pPr><w:r><w:rPr><w:color w:val="1F2D3D"/><w:sz w:val="32"/><w:szCs w:val="32"/></w:rPr><w:t xml:space="preserve">การ์ดการตรวจสอบโดยผู้จัดการ SOC พร้อมตัวเลือก Normal / Emergency และปุ่มส่งต่อ</w:t></w:r></w:p><w:p><w:pPr><w:jc w:val="center"/></w:pPr><w:r><w:rPr><w:rFonts w:ascii="Consolas" w:cs="Consolas" w:eastAsia="Consolas" w:hAnsi="Consolas"/><w:color w:val="9AA6B4"/><w:sz w:val="24"/><w:szCs w:val="24"/></w:rPr><w:t xml:space="preserve">SHOT: MGR-triage</w:t></w:r></w:p></w:tc></w:tr></w:tbl><w:p><w:pPr><w:spacing w:after="160" w:before="60"/><w:jc w:val="center"/></w:pPr><w:r><w:rPr><w:b/><w:bCs/><w:color w:val="245EA8"/><w:sz w:val="28"/><w:szCs w:val="28"/></w:rPr><w:t xml:space="preserve">รูปที่ 5-1  </w:t></w:r><w:r><w:rPr><w:i/><w:iCs/><w:color w:val="6C7888"/><w:sz w:val="28"/><w:szCs w:val="28"/></w:rPr><w:t xml:space="preserve">การ์ดการตรวจสอบโดยผู้จัดการ SOC พร้อมตัวเลือก Normal / Emergency และปุ่มส่งต่อ</w:t></w:r></w:p><w:tbl><w:tblPr><w:tblW w:type="dxa" w:w="9600"/><w:tblBorders><w:top w:val="single" w:color="F1F3F6" w:sz="2"/><w:left w:val="single" w:color="6C7888" w:sz="28"/><w:bottom w:val="single" w:color="F1F3F6" w:sz="2"/><w:right w:val="single" w:color="F1F3F6" w:sz="2"/><w:insideH w:val="single" w:color="auto" w:sz="4"/><w:insideV w:val="single" w:color="auto" w:sz="4"/></w:tblBorders></w:tblPr><w:tblGrid><w:gridCol w:w="9600"/></w:tblGrid><w:tr><w:tc><w:tcPr><w:tcW w:type="dxa" w:w="9600"/><w:shd w:fill="F1F3F6" w:color="auto" w:val="clear"/><w:tcMar><w:top w:type="dxa" w:w="140"/><w:left w:type="dxa" w:w="200"/><w:bottom w:type="dxa" w:w="140"/><w:right w:type="dxa" w:w="200"/></w:tcMar></w:tcPr><w:p><w:pPr><w:spacing w:after="60"/></w:pPr><w:r><w:rPr><w:b/><w:bCs/><w:color w:val="6C7888"/><w:sz w:val="30"/><w:szCs w:val="30"/></w:rPr><w:t xml:space="preserve">สิ่งที่ต้องจำ</w:t></w:r></w:p><w:p><w:pPr><w:spacing w:after="0"/></w:pPr><w:r><w:rPr><w:sz w:val="32"/><w:szCs w:val="32"/></w:rPr><w:t xml:space="preserve">ระบบบันทึกว่าใครประเมินและเมื่อใดไว้เสมอ (แม้ผลเป็น Normal) </w:t></w:r><w:r><w:rPr><w:b/><w:bCs/><w:sz w:val="32"/><w:szCs w:val="32"/></w:rPr><w:t xml:space="preserve">แฟล็กฉุกเฉินคือเงื่อนไขเดียว</w:t></w:r><w:r><w:rPr><w:sz w:val="32"/><w:szCs w:val="32"/></w:rPr><w:t xml:space="preserve">ที่ทำให้ตั๋วต้องผ่านการอนุมัติของคุณก่อนปิด — ระดับความรุนแรงเพียงอย่างเดียว (แม้ Critical) ไม่ได้ทำให้ต้องอนุมัติ</w:t></w:r></w:p></w:tc></w:tr></w:tbl><w:p><w:pPr><w:pStyle w:val="Heading2"/></w:pPr><w:r><w:t xml:space="preserve">5.2 ออกคำขอทีมตอบสนอง (Response Request)</w:t></w:r></w:p><w:p><w:pPr><w:spacing w:after="120"/></w:pPr><w:r><w:rPr><w:sz w:val="32"/><w:szCs w:val="32"/></w:rPr><w:t xml:space="preserve">คำขอทีมตอบสนองเป็นงานที่ส่งให้ทีมนอก SOC ทำ </w:t></w:r><w:r><w:rPr><w:b/><w:bCs/><w:sz w:val="32"/><w:szCs w:val="32"/></w:rPr><w:t xml:space="preserve">คู่ขนาน</w:t></w:r><w:r><w:rPr><w:sz w:val="32"/><w:szCs w:val="32"/></w:rPr><w:t xml:space="preserve"> กับงานควบคุม ออกได้ในหน้ารายละเอียดตั๋ว หัวข้อ </w:t></w:r><w:r><w:rPr><w:b/><w:bCs/><w:sz w:val="32"/><w:szCs w:val="32"/></w:rPr><w:t xml:space="preserve">“คำขอทีมตอบสนอง”</w:t></w:r><w:r><w:rPr><w:sz w:val="32"/><w:szCs w:val="32"/></w:rPr><w:t xml:space="preserve"> (เปลี่ยนชื่อจาก “งานย่อยและคำขอทีมตอบสนอง” ใน v1.7.0) โดยแบบฟอร์มออกคำขอย้ายมาอยู่ในหัวข้อเดียวกับรายการคำขอแล้ว</w:t></w:r></w:p><w:p><w:pPr><w:pStyle w:val="ListParagraph"/><w:numPr><w:ilvl w:val="0"/><w:numId w:val="4"/></w:numPr><w:spacing w:after="80"/></w:pPr><w:r><w:rPr><w:sz w:val="32"/><w:szCs w:val="32"/></w:rPr><w:t xml:space="preserve">ในหัวข้อ </w:t></w:r><w:r><w:rPr><w:b/><w:bCs/><w:color w:val="1F2D3D"/><w:sz w:val="32"/><w:szCs w:val="32"/></w:rPr><w:t xml:space="preserve">คำขอทีมตอบสนอง</w:t></w:r><w:r><w:rPr><w:sz w:val="32"/><w:szCs w:val="32"/></w:rPr><w:t xml:space="preserve"> กดปุ่ม </w:t></w:r><w:r><w:rPr><w:b/><w:bCs/><w:color w:val="1F2D3D"/><w:sz w:val="32"/><w:szCs w:val="32"/></w:rPr><w:t xml:space="preserve">ส่งคำขอ</w:t></w:r></w:p><w:p><w:pPr><w:pStyle w:val="ListParagraph"/><w:numPr><w:ilvl w:val="0"/><w:numId w:val="4"/></w:numPr><w:spacing w:after="80"/></w:pPr><w:r><w:rPr><w:sz w:val="32"/><w:szCs w:val="32"/></w:rPr><w:t xml:space="preserve">เลือก </w:t></w:r><w:r><w:rPr><w:b/><w:bCs/><w:color w:val="1F2D3D"/><w:sz w:val="32"/><w:szCs w:val="32"/></w:rPr><w:t xml:space="preserve">ประเภทงาน</w:t></w:r><w:r><w:rPr><w:sz w:val="32"/><w:szCs w:val="32"/></w:rPr><w:t xml:space="preserve"> และกรอก </w:t></w:r><w:r><w:rPr><w:b/><w:bCs/><w:color w:val="1F2D3D"/><w:sz w:val="32"/><w:szCs w:val="32"/></w:rPr><w:t xml:space="preserve">ชื่องาน</w:t></w:r><w:r><w:rPr><w:sz w:val="32"/><w:szCs w:val="32"/></w:rPr><w:t xml:space="preserve"> — ทั้งสองช่องบังคับ ส่วน </w:t></w:r><w:r><w:rPr><w:b/><w:bCs/><w:color w:val="1F2D3D"/><w:sz w:val="32"/><w:szCs w:val="32"/></w:rPr><w:t xml:space="preserve">ขอบเขตงาน</w:t></w:r><w:r><w:rPr><w:sz w:val="32"/><w:szCs w:val="32"/></w:rPr><w:t xml:space="preserve"> กรอกหรือไม่ก็ได้</w:t></w:r></w:p><w:p><w:pPr><w:pStyle w:val="ListParagraph"/><w:numPr><w:ilvl w:val="0"/><w:numId w:val="4"/></w:numPr><w:spacing w:after="80"/></w:pPr><w:r><w:rPr><w:sz w:val="32"/><w:szCs w:val="32"/></w:rPr><w:t xml:space="preserve">ช่อง </w:t></w:r><w:r><w:rPr><w:b/><w:bCs/><w:color w:val="1F2D3D"/><w:sz w:val="32"/><w:szCs w:val="32"/></w:rPr><w:t xml:space="preserve">ผู้รับผิดชอบ</w:t></w:r><w:r><w:rPr><w:sz w:val="32"/><w:szCs w:val="32"/></w:rPr><w:t xml:space="preserve"> เว้นว่างไว้ได้ — ระบบมอบหมายให้อัตโนมัติเมื่อบทบาทนั้นมีผู้รับผิดชอบเพียงคนเดียว</w:t></w:r></w:p><w:p><w:pPr><w:pStyle w:val="ListParagraph"/><w:numPr><w:ilvl w:val="0"/><w:numId w:val="4"/></w:numPr><w:spacing w:after="80"/></w:pPr><w:r><w:rPr><w:sz w:val="32"/><w:szCs w:val="32"/></w:rPr><w:t xml:space="preserve">กด </w:t></w:r><w:r><w:rPr><w:b/><w:bCs/><w:color w:val="1F2D3D"/><w:sz w:val="32"/><w:szCs w:val="32"/></w:rPr><w:t xml:space="preserve">ส่งคำขอทีมตอบสนอง</w:t></w:r><w:r><w:rPr><w:sz w:val="32"/><w:szCs w:val="32"/></w:rPr><w:t xml:space="preserve"> ระบบจะแจ้งอีเมลผู้รับผิดชอบให้ทันที</w:t></w:r></w:p><w:tbl><w:tblPr><w:tblW w:type="dxa" w:w="9600"/><w:tblBorders><w:top w:val="single" w:color="E1E6ED" w:sz="2"/><w:left w:val="single" w:color="E1E6ED" w:sz="2"/><w:bottom w:val="single" w:color="E1E6ED" w:sz="2"/><w:right w:val="single" w:color="E1E6ED" w:sz="2"/><w:insideH w:val="single" w:color="E1E6ED" w:sz="2"/><w:insideV w:val="single" w:color="E1E6ED" w:sz="2"/></w:tblBorders></w:tblPr><w:tblGrid><w:gridCol w:w="4800"/><w:gridCol w:w="4800"/></w:tblGrid><w:tr><w:trPr><w:cantSplit/><w:tblHeader/></w:trPr><w:tc><w:tcPr><w:tcW w:type="dxa" w:w="4800"/><w:shd w:fill="1A1A2E" w:color="auto" w:val="clear"/><w:tcMar><w:top w:type="dxa" w:w="80"/><w:left w:type="dxa" w:w="120"/><w:bottom w:type="dxa" w:w="80"/><w:right w:type="dxa" w:w="120"/></w:tcMar></w:tcPr><w:p><w:r><w:rPr><w:b/><w:bCs/><w:color w:val="FFFFFF"/><w:sz w:val="28"/><w:szCs w:val="28"/></w:rPr><w:t xml:space="preserve">ประเภทคำขอ</w:t></w:r></w:p></w:tc><w:tc><w:tcPr><w:tcW w:type="dxa" w:w="4800"/><w:shd w:fill="1A1A2E" w:color="auto" w:val="clear"/><w:tcMar><w:top w:type="dxa" w:w="80"/><w:left w:type="dxa" w:w="120"/><w:bottom w:type="dxa" w:w="80"/><w:right w:type="dxa" w:w="120"/></w:tcMar></w:tcPr><w:p><w:r><w:rPr><w:b/><w:bCs/><w:color w:val="FFFFFF"/><w:sz w:val="28"/><w:szCs w:val="28"/></w:rPr><w:t xml:space="preserve">ระบบมอบหมายให้</w:t></w:r></w:p></w:tc></w:tr><w:tr><w:trPr><w:cantSplit/></w:trPr><w:tc><w:tcPr><w:tcW w:type="dxa" w:w="4800"/><w:shd w:fill="FFFFFF" w:color="auto" w:val="clear"/><w:tcMar><w:top w:type="dxa" w:w="70"/><w:left w:type="dxa" w:w="120"/><w:bottom w:type="dxa" w:w="70"/><w:right w:type="dxa" w:w="120"/></w:tcMar></w:tcPr><w:p><w:pPr><w:spacing w:after="0"/></w:pPr><w:r><w:rPr><w:sz w:val="28"/><w:szCs w:val="28"/></w:rPr><w:t xml:space="preserve">VA / Pentest</w:t></w:r></w:p></w:tc><w:tc><w:tcPr><w:tcW w:type="dxa" w:w="4800"/><w:shd w:fill="FFFFFF" w:color="auto" w:val="clear"/><w:tcMar><w:top w:type="dxa" w:w="70"/><w:left w:type="dxa" w:w="120"/><w:bottom w:type="dxa" w:w="70"/><w:right w:type="dxa" w:w="120"/></w:tcMar></w:tcPr><w:p><w:pPr><w:spacing w:after="0"/></w:pPr><w:r><w:rPr><w:sz w:val="28"/><w:szCs w:val="28"/></w:rPr><w:t xml:space="preserve">ผู้จัดการทีมทดสอบเจาะระบบ (Red Team Manager)</w:t></w:r></w:p></w:tc></w:tr><w:tr><w:trPr><w:cantSplit/></w:trPr><w:tc><w:tcPr><w:tcW w:type="dxa" w:w="4800"/><w:shd w:fill="F7F8FA" w:color="auto" w:val="clear"/><w:tcMar><w:top w:type="dxa" w:w="70"/><w:left w:type="dxa" w:w="120"/><w:bottom w:type="dxa" w:w="70"/><w:right w:type="dxa" w:w="120"/></w:tcMar></w:tcPr><w:p><w:pPr><w:spacing w:after="0"/></w:pPr><w:r><w:rPr><w:sz w:val="28"/><w:szCs w:val="28"/></w:rPr><w:t xml:space="preserve">Infrastructure Security</w:t></w:r></w:p></w:tc><w:tc><w:tcPr><w:tcW w:type="dxa" w:w="4800"/><w:shd w:fill="F7F8FA" w:color="auto" w:val="clear"/><w:tcMar><w:top w:type="dxa" w:w="70"/><w:left w:type="dxa" w:w="120"/><w:bottom w:type="dxa" w:w="70"/><w:right w:type="dxa" w:w="120"/></w:tcMar></w:tcPr><w:p><w:pPr><w:spacing w:after="0"/></w:pPr><w:r><w:rPr><w:sz w:val="28"/><w:szCs w:val="28"/></w:rPr><w:t xml:space="preserve">ผู้จัดการทีมทดสอบเจาะระบบ (Red Team Manager)</w:t></w:r></w:p></w:tc></w:tr><w:tr><w:trPr><w:cantSplit/></w:trPr><w:tc><w:tcPr><w:tcW w:type="dxa" w:w="4800"/><w:shd w:fill="FFFFFF" w:color="auto" w:val="clear"/><w:tcMar><w:top w:type="dxa" w:w="70"/><w:left w:type="dxa" w:w="120"/><w:bottom w:type="dxa" w:w="70"/><w:right w:type="dxa" w:w="120"/></w:tcMar></w:tcPr><w:p><w:pPr><w:spacing w:after="0"/></w:pPr><w:r><w:rPr><w:sz w:val="28"/><w:szCs w:val="28"/></w:rPr><w:t xml:space="preserve">Forensics / RCA</w:t></w:r></w:p></w:tc><w:tc><w:tcPr><w:tcW w:type="dxa" w:w="4800"/><w:shd w:fill="FFFFFF" w:color="auto" w:val="clear"/><w:tcMar><w:top w:type="dxa" w:w="70"/><w:left w:type="dxa" w:w="120"/><w:bottom w:type="dxa" w:w="70"/><w:right w:type="dxa" w:w="120"/></w:tcMar></w:tcPr><w:p><w:pPr><w:spacing w:after="0"/></w:pPr><w:r><w:rPr><w:sz w:val="28"/><w:szCs w:val="28"/></w:rPr><w:t xml:space="preserve">ผู้เชี่ยวชาญพิสูจน์หลักฐาน (Forensic Analyst)</w:t></w:r></w:p></w:tc></w:tr></w:tbl><w:tbl><w:tblPr><w:tblW w:type="dxa" w:w="9600"/><w:tblBorders><w:top w:val="dashed" w:color="9DB4D4" w:sz="6"/><w:left w:val="dashed" w:color="9DB4D4" w:sz="6"/><w:bottom w:val="dashed" w:color="9DB4D4" w:sz="6"/><w:right w:val="dashed" w:color="9DB4D4" w:sz="6"/><w:insideH w:val="single" w:color="auto" w:sz="4"/><w:insideV w:val="single" w:color="auto" w:sz="4"/></w:tblBorders></w:tblPr><w:tblGrid><w:gridCol w:w="9600"/></w:tblGrid><w:tr><w:tc><w:tcPr><w:tcW w:type="dxa" w:w="9600"/><w:shd w:fill="F7F8FA" w:color="auto" w:val="clear"/><w:tcMar><w:top w:type="dxa" w:w="520"/><w:left w:type="dxa" w:w="200"/><w:bottom w:type="dxa" w:w="520"/><w:right w:type="dxa" w:w="200"/></w:tcMar><w:vAlign w:val="center"/></w:tcPr><w:p><w:pPr><w:spacing w:after="40"/><w:jc w:val="center"/></w:pPr><w:r><w:rPr><w:b/><w:bCs/><w:color w:val="6C7888"/><w:sz w:val="30"/><w:szCs w:val="30"/></w:rPr><w:t xml:space="preserve">[ ตำแหน่งภาพหน้าจอ ]</w:t></w:r></w:p><w:p><w:pPr><w:spacing w:after="40"/><w:jc w:val="center"/></w:pPr><w:r><w:rPr><w:color w:val="1F2D3D"/><w:sz w:val="32"/><w:szCs w:val="32"/></w:rPr><w:t xml:space="preserve">หัวข้อคำขอทีมตอบสนองบนหน้ารายละเอียดตั๋ว พร้อมแบบฟอร์มส่งคำขอ</w:t></w:r></w:p><w:p><w:pPr><w:jc w:val="center"/></w:pPr><w:r><w:rPr><w:rFonts w:ascii="Consolas" w:cs="Consolas" w:eastAsia="Consolas" w:hAnsi="Consolas"/><w:color w:val="9AA6B4"/><w:sz w:val="24"/><w:szCs w:val="24"/></w:rPr><w:t xml:space="preserve">SHOT: MGR-response-request</w:t></w:r></w:p></w:tc></w:tr></w:tbl><w:p><w:pPr><w:spacing w:after="160" w:before="60"/><w:jc w:val="center"/></w:pPr><w:r><w:rPr><w:b/><w:bCs/><w:color w:val="245EA8"/><w:sz w:val="28"/><w:szCs w:val="28"/></w:rPr><w:t xml:space="preserve">รูปที่ 5-2  </w:t></w:r><w:r><w:rPr><w:i/><w:iCs/><w:color w:val="6C7888"/><w:sz w:val="28"/><w:szCs w:val="28"/></w:rPr><w:t xml:space="preserve">หัวข้อคำขอทีมตอบสนองบนหน้ารายละเอียดตั๋ว พร้อมแบบฟอร์มส่งคำขอ</w:t></w:r></w:p><w:tbl><w:tblPr><w:tblW w:type="dxa" w:w="9600"/><w:tblBorders><w:top w:val="single" w:color="FDECEE" w:sz="2"/><w:left w:val="single" w:color="E63946" w:sz="28"/><w:bottom w:val="single" w:color="FDECEE" w:sz="2"/><w:right w:val="single" w:color="FDECEE" w:sz="2"/><w:insideH w:val="single" w:color="auto" w:sz="4"/><w:insideV w:val="single" w:color="auto" w:sz="4"/></w:tblBorders></w:tblPr><w:tblGrid><w:gridCol w:w="9600"/></w:tblGrid><w:tr><w:tc><w:tcPr><w:tcW w:type="dxa" w:w="9600"/><w:shd w:fill="FDECEE" w:color="auto" w:val="clear"/><w:tcMar><w:top w:type="dxa" w:w="140"/><w:left w:type="dxa" w:w="200"/><w:bottom w:type="dxa" w:w="140"/><w:right w:type="dxa" w:w="200"/></w:tcMar></w:tcPr><w:p><w:pPr><w:spacing w:after="60"/></w:pPr><w:r><w:rPr><w:b/><w:bCs/><w:color w:val="E63946"/><w:sz w:val="30"/><w:szCs w:val="30"/></w:rPr><w:t xml:space="preserve">ข้อควรระวัง</w:t></w:r></w:p><w:p><w:pPr><w:spacing w:after="0"/></w:pPr><w:r><w:rPr><w:sz w:val="32"/><w:szCs w:val="32"/></w:rPr><w:t xml:space="preserve">ตราบใดที่ยังมีคำขอที่ยังไม่เสร็จ ตั๋วนั้นจะปิดเป็น “อนุมัติแล้ว” ไม่ได้ ระบบส่งอีเมลแจ้งทีมเมื่อมีคำขอใหม่ และแจ้งกลับคุณเมื่อคำขอเสร็จ</w:t></w:r></w:p></w:tc></w:tr></w:tbl><w:p><w:pPr><w:spacing w:after="80"/></w:pPr></w:p><w:tbl><w:tblPr><w:tblW w:type="dxa" w:w="9600"/><w:tblBorders><w:top w:val="single" w:color="F1F3F6" w:sz="2"/><w:left w:val="single" w:color="6C7888" w:sz="28"/><w:bottom w:val="single" w:color="F1F3F6" w:sz="2"/><w:right w:val="single" w:color="F1F3F6" w:sz="2"/><w:insideH w:val="single" w:color="auto" w:sz="4"/><w:insideV w:val="single" w:color="auto" w:sz="4"/></w:tblBorders></w:tblPr><w:tblGrid><w:gridCol w:w="9600"/></w:tblGrid><w:tr><w:tc><w:tcPr><w:tcW w:type="dxa" w:w="9600"/><w:shd w:fill="F1F3F6" w:color="auto" w:val="clear"/><w:tcMar><w:top w:type="dxa" w:w="140"/><w:left w:type="dxa" w:w="200"/><w:bottom w:type="dxa" w:w="140"/><w:right w:type="dxa" w:w="200"/></w:tcMar></w:tcPr><w:p><w:pPr><w:spacing w:after="60"/></w:pPr><w:r><w:rPr><w:b/><w:bCs/><w:color w:val="6C7888"/><w:sz w:val="30"/><w:szCs w:val="30"/></w:rPr><w:t xml:space="preserve">สิ่งที่ต้องจำ</w:t></w:r></w:p><w:p><w:pPr><w:spacing w:after="60"/></w:pPr><w:r><w:rPr><w:b/><w:bCs/><w:sz w:val="32"/><w:szCs w:val="32"/></w:rPr><w:t xml:space="preserve">ปรับปรุง v1.7.0: </w:t></w:r><w:r><w:rPr><w:sz w:val="32"/><w:szCs w:val="32"/></w:rPr><w:t xml:space="preserve">แบบฟอร์มสร้าง “งานย่อยภายใน SOC” แบบเดิม (การสืบสวน / มาตรการตอบโต้) </w:t></w:r><w:r><w:rPr><w:b/><w:bCs/><w:sz w:val="32"/><w:szCs w:val="32"/></w:rPr><w:t xml:space="preserve">ถูกยกเลิกแล้ว</w:t></w:r><w:r><w:rPr><w:sz w:val="32"/><w:szCs w:val="32"/></w:rPr><w:t xml:space="preserve"> — คำขอทีมตอบสนองคือช่องทางเดียวที่ใช้งานอยู่ รายการเก่ายังอ่านย้อนหลังได้ใต้หัวข้อ </w:t></w:r><w:r><w:rPr><w:b/><w:bCs/><w:color w:val="1F2D3D"/><w:sz w:val="32"/><w:szCs w:val="32"/></w:rPr><w:t xml:space="preserve">บันทึกภายในเดิม (เลิกใช้แล้ว)</w:t></w:r><w:r><w:rPr><w:sz w:val="32"/><w:szCs w:val="32"/></w:rPr><w:t xml:space="preserve"> ในหน้าเดียวกัน ไม่มีข้อมูลสูญหาย</w:t></w:r></w:p><w:p><w:pPr><w:spacing w:after="0"/></w:pPr><w:r><w:rPr><w:b/><w:bCs/><w:sz w:val="32"/><w:szCs w:val="32"/></w:rPr><w:t xml:space="preserve">เพิ่ม v1.6.0: </w:t></w:r><w:r><w:rPr><w:sz w:val="32"/><w:szCs w:val="32"/></w:rPr><w:t xml:space="preserve">ทีมตอบสนองปิดคำขอได้แม้ตั๋วต้นเรื่อง </w:t></w:r><w:r><w:rPr><w:b/><w:bCs/><w:sz w:val="32"/><w:szCs w:val="32"/></w:rPr><w:t xml:space="preserve">ปิดเป็น Event</w:t></w:r><w:r><w:rPr><w:sz w:val="32"/><w:szCs w:val="32"/></w:rPr><w:t xml:space="preserve"> ไปแล้ว ส่วนตั๋วที่อนุมัติปิดหรือยกเลิกแล้วจะถูกตรึง</w:t></w:r></w:p></w:tc></w:tr></w:tbl><w:p><w:pPr><w:spacing w:after="80"/></w:pPr></w:p><w:tbl><w:tblPr><w:tblW w:type="dxa" w:w="9600"/><w:tblBorders><w:top w:val="single" w:color="EAF1FB" w:sz="2"/><w:left w:val="single" w:color="245EA8" w:sz="28"/><w:bottom w:val="single" w:color="EAF1FB" w:sz="2"/><w:right w:val="single" w:color="EAF1FB" w:sz="2"/><w:insideH w:val="single" w:color="auto" w:sz="4"/><w:insideV w:val="single" w:color="auto" w:sz="4"/></w:tblBorders></w:tblPr><w:tblGrid><w:gridCol w:w="9600"/></w:tblGrid><w:tr><w:tc><w:tcPr><w:tcW w:type="dxa" w:w="9600"/><w:shd w:fill="EAF1FB" w:color="auto" w:val="clear"/><w:tcMar><w:top w:type="dxa" w:w="140"/><w:left w:type="dxa" w:w="200"/><w:bottom w:type="dxa" w:w="140"/><w:right w:type="dxa" w:w="200"/></w:tcMar></w:tcPr><w:p><w:pPr><w:spacing w:after="60"/></w:pPr><w:r><w:rPr><w:b/><w:bCs/><w:color w:val="245EA8"/><w:sz w:val="30"/><w:szCs w:val="30"/></w:rPr><w:t xml:space="preserve">เคล็ดลับ</w:t></w:r></w:p><w:p><w:pPr><w:spacing w:after="60"/></w:pPr><w:r><w:rPr><w:sz w:val="32"/><w:szCs w:val="32"/></w:rPr><w:t xml:space="preserve">ทุกคำขอปิดเป็น “เสร็จสิ้น” ได้ต่อเมื่อระบุ </w:t></w:r><w:r><w:rPr><w:b/><w:bCs/><w:sz w:val="32"/><w:szCs w:val="32"/></w:rPr><w:t xml:space="preserve">เลขที่รายงาน</w:t></w:r><w:r><w:rPr><w:sz w:val="32"/><w:szCs w:val="32"/></w:rPr><w:t xml:space="preserve"> ของรายงานที่ส่ง และคำขอประเภท </w:t></w:r><w:r><w:rPr><w:b/><w:bCs/><w:sz w:val="32"/><w:szCs w:val="32"/></w:rPr><w:t xml:space="preserve">Forensics / RCA</w:t></w:r><w:r><w:rPr><w:sz w:val="32"/><w:szCs w:val="32"/></w:rPr><w:t xml:space="preserve"> ไม่มีการแนบไฟล์ ดู 5.12</w:t></w:r></w:p><w:p><w:pPr><w:spacing w:after="60"/></w:pPr><w:r><w:rPr><w:sz w:val="32"/><w:szCs w:val="32"/></w:rPr><w:t xml:space="preserve">ผู้รับผิดชอบทำงานกับคำขอจากการ์ด </w:t></w:r><w:r><w:rPr><w:b/><w:bCs/><w:sz w:val="32"/><w:szCs w:val="32"/></w:rPr><w:t xml:space="preserve">“งานของคุณ”</w:t></w:r><w:r><w:rPr><w:sz w:val="32"/><w:szCs w:val="32"/></w:rPr><w:t xml:space="preserve"> ที่ด้านบนของหน้าตั๋วฝั่งเขา ไม่ใช่จากรายการคำขอ — ในรายการ แถวของเขาจึงไม่มีปุ่ม </w:t></w:r><w:r><w:rPr><w:b/><w:bCs/><w:color w:val="1F2D3D"/><w:sz w:val="32"/><w:szCs w:val="32"/></w:rPr><w:t xml:space="preserve">อัปเดตงาน</w:t></w:r><w:r><w:rPr><w:sz w:val="32"/><w:szCs w:val="32"/></w:rPr><w:t xml:space="preserve"> แต่คุณยังเห็นปุ่มนี้ในแถวของทุกคำขอตามปกติ</w:t></w:r></w:p><w:p><w:pPr><w:spacing w:after="0"/></w:pPr><w:r><w:rPr><w:sz w:val="32"/><w:szCs w:val="32"/></w:rPr><w:t xml:space="preserve">ทุกคำขอมีปุ่ม </w:t></w:r><w:r><w:rPr><w:b/><w:bCs/><w:color w:val="1F2D3D"/><w:sz w:val="32"/><w:szCs w:val="32"/></w:rPr><w:t xml:space="preserve">รับงาน</w:t></w:r><w:r><w:rPr><w:sz w:val="32"/><w:szCs w:val="32"/></w:rPr><w:t xml:space="preserve"> ให้ผู้รับผิดชอบกดเมื่อเริ่มลงมือ — สถานะจะเปลี่ยนจาก </w:t></w:r><w:r><w:rPr><w:b/><w:bCs/><w:sz w:val="32"/><w:szCs w:val="32"/></w:rPr><w:t xml:space="preserve">เปิด</w:t></w:r><w:r><w:rPr><w:sz w:val="32"/><w:szCs w:val="32"/></w:rPr><w:t xml:space="preserve"> เป็น </w:t></w:r><w:r><w:rPr><w:b/><w:bCs/><w:sz w:val="32"/><w:szCs w:val="32"/></w:rPr><w:t xml:space="preserve">กำลังดำเนินการ</w:t></w:r><w:r><w:rPr><w:sz w:val="32"/><w:szCs w:val="32"/></w:rPr><w:t xml:space="preserve"> คุณจึงเห็นได้ทันทีว่าทีมตอบสนองรับเรื่องแล้ว (ไม่มีอีเมลแจ้ง)</w:t></w:r></w:p></w:tc></w:tr></w:tbl><w:p><w:pPr><w:pStyle w:val="Heading2"/></w:pPr><w:r><w:t xml:space="preserve">5.3 ประเมินสถานะฉุกเฉินใหม่</w:t></w:r></w:p><w:p><w:pPr><w:spacing w:after="120"/></w:pPr><w:r><w:rPr><w:sz w:val="32"/><w:szCs w:val="32"/></w:rPr><w:t xml:space="preserve">หากสถานการณ์เปลี่ยน ให้กด </w:t></w:r><w:r><w:rPr><w:b/><w:bCs/><w:color w:val="1F2D3D"/><w:sz w:val="32"/><w:szCs w:val="32"/></w:rPr><w:t xml:space="preserve">ประเมินสถานะฉุกเฉินใหม่</w:t></w:r><w:r><w:rPr><w:sz w:val="32"/><w:szCs w:val="32"/></w:rPr><w:t xml:space="preserve"> ในหน้ารายละเอียดตั๋ว โดย</w:t></w:r><w:r><w:rPr><w:b/><w:bCs/><w:sz w:val="32"/><w:szCs w:val="32"/></w:rPr><w:t xml:space="preserve">ต้องระบุเหตุผล</w:t></w:r><w:r><w:rPr><w:sz w:val="32"/><w:szCs w:val="32"/></w:rPr><w:t xml:space="preserve"> ระบบบันทึกค่าเดิม → ค่าใหม่ ผู้ทำ เวลา และเหตุผลไว้ในประวัติ</w:t></w:r></w:p><w:tbl><w:tblPr><w:tblW w:type="dxa" w:w="9600"/><w:tblBorders><w:top w:val="single" w:color="F1F3F6" w:sz="2"/><w:left w:val="single" w:color="6C7888" w:sz="28"/><w:bottom w:val="single" w:color="F1F3F6" w:sz="2"/><w:right w:val="single" w:color="F1F3F6" w:sz="2"/><w:insideH w:val="single" w:color="auto" w:sz="4"/><w:insideV w:val="single" w:color="auto" w:sz="4"/></w:tblBorders></w:tblPr><w:tblGrid><w:gridCol w:w="9600"/></w:tblGrid><w:tr><w:tc><w:tcPr><w:tcW w:type="dxa" w:w="9600"/><w:shd w:fill="F1F3F6" w:color="auto" w:val="clear"/><w:tcMar><w:top w:type="dxa" w:w="140"/><w:left w:type="dxa" w:w="200"/><w:bottom w:type="dxa" w:w="140"/><w:right w:type="dxa" w:w="200"/></w:tcMar></w:tcPr><w:p><w:pPr><w:spacing w:after="60"/></w:pPr><w:r><w:rPr><w:b/><w:bCs/><w:color w:val="6C7888"/><w:sz w:val="30"/><w:szCs w:val="30"/></w:rPr><w:t xml:space="preserve">สิ่งที่ต้องจำ</w:t></w:r></w:p><w:p><w:pPr><w:spacing w:after="0"/></w:pPr><w:r><w:rPr><w:sz w:val="32"/><w:szCs w:val="32"/></w:rPr><w:t xml:space="preserve">ทำได้เฉพาะตั๋วที่ยังไม่ปิดงานและผ่านขั้นตรวจก่อนมอบหมายไปแล้ว — ปิดเคสแล้วเปลี่ยนไม่ได้, ที่ขั้นตรวจก่อนมอบหมายให้ใช้การประเมินครั้งแรกแทน และเคสที่กำลังเฝ้าระวัง (Monitoring) ยังประเมินฉุกเฉินไม่ได้เพราะเป็น Event</w:t></w:r></w:p></w:tc></w:tr></w:tbl><w:p><w:pPr><w:pStyle w:val="Heading2"/></w:pPr><w:r><w:t xml:space="preserve">5.4 อนุมัติปิดตั๋วฉุกเฉิน</w:t></w:r></w:p><w:p><w:pPr><w:spacing w:after="120"/></w:pPr><w:r><w:rPr><w:sz w:val="32"/><w:szCs w:val="32"/></w:rPr><w:t xml:space="preserve">ตั๋วฉุกเฉินที่ผ่านการตรวจรับของ Tier 2 แล้วจะเข้าสถานะ </w:t></w:r><w:r><w:rPr><w:b/><w:bCs/><w:sz w:val="32"/><w:szCs w:val="32"/></w:rPr><w:t xml:space="preserve">รอผู้จัดการตรวจสอบ</w:t></w:r><w:r><w:rPr><w:sz w:val="32"/><w:szCs w:val="32"/></w:rPr><w:t xml:space="preserve"> การ์ด </w:t></w:r><w:r><w:rPr><w:b/><w:bCs/><w:sz w:val="32"/><w:szCs w:val="32"/></w:rPr><w:t xml:space="preserve">ผู้จัดการ SOC ตรวจสอบ</w:t></w:r><w:r><w:rPr><w:sz w:val="32"/><w:szCs w:val="32"/></w:rPr><w:t xml:space="preserve"> ให้คุณกรอกบันทึกและอนุมัติปิดงาน</w:t></w:r></w:p><w:tbl><w:tblPr><w:tblW w:type="dxa" w:w="9600"/><w:tblBorders><w:top w:val="dashed" w:color="9DB4D4" w:sz="6"/><w:left w:val="dashed" w:color="9DB4D4" w:sz="6"/><w:bottom w:val="dashed" w:color="9DB4D4" w:sz="6"/><w:right w:val="dashed" w:color="9DB4D4" w:sz="6"/><w:insideH w:val="single" w:color="auto" w:sz="4"/><w:insideV w:val="single" w:color="auto" w:sz="4"/></w:tblBorders></w:tblPr><w:tblGrid><w:gridCol w:w="9600"/></w:tblGrid><w:tr><w:tc><w:tcPr><w:tcW w:type="dxa" w:w="9600"/><w:shd w:fill="F7F8FA" w:color="auto" w:val="clear"/><w:tcMar><w:top w:type="dxa" w:w="520"/><w:left w:type="dxa" w:w="200"/><w:bottom w:type="dxa" w:w="520"/><w:right w:type="dxa" w:w="200"/></w:tcMar><w:vAlign w:val="center"/></w:tcPr><w:p><w:pPr><w:spacing w:after="40"/><w:jc w:val="center"/></w:pPr><w:r><w:rPr><w:b/><w:bCs/><w:color w:val="6C7888"/><w:sz w:val="30"/><w:szCs w:val="30"/></w:rPr><w:t xml:space="preserve">[ ตำแหน่งภาพหน้าจอ ]</w:t></w:r></w:p><w:p><w:pPr><w:spacing w:after="40"/><w:jc w:val="center"/></w:pPr><w:r><w:rPr><w:color w:val="1F2D3D"/><w:sz w:val="32"/><w:szCs w:val="32"/></w:rPr><w:t xml:space="preserve">การ์ดผู้จัดการ SOC ตรวจสอบ พร้อมปุ่มอนุมัติปิดงาน</w:t></w:r></w:p><w:p><w:pPr><w:jc w:val="center"/></w:pPr><w:r><w:rPr><w:rFonts w:ascii="Consolas" w:cs="Consolas" w:eastAsia="Consolas" w:hAnsi="Consolas"/><w:color w:val="9AA6B4"/><w:sz w:val="24"/><w:szCs w:val="24"/></w:rPr><w:t xml:space="preserve">SHOT: MGR-approve</w:t></w:r></w:p></w:tc></w:tr></w:tbl><w:p><w:pPr><w:spacing w:after="160" w:before="60"/><w:jc w:val="center"/></w:pPr><w:r><w:rPr><w:b/><w:bCs/><w:color w:val="245EA8"/><w:sz w:val="28"/><w:szCs w:val="28"/></w:rPr><w:t xml:space="preserve">รูปที่ 5-3  </w:t></w:r><w:r><w:rPr><w:i/><w:iCs/><w:color w:val="6C7888"/><w:sz w:val="28"/><w:szCs w:val="28"/></w:rPr><w:t xml:space="preserve">การ์ดผู้จัดการ SOC ตรวจสอบ พร้อมปุ่มอนุมัติปิดงาน</w:t></w:r></w:p><w:p><w:pPr><w:pStyle w:val="Heading2"/></w:pPr><w:r><w:t xml:space="preserve">5.5 ตรวจการปิดแบบ Event ที่ถูกปรับลด</w:t></w:r></w:p><w:p><w:pPr><w:spacing w:after="120"/></w:pPr><w:r><w:rPr><w:sz w:val="32"/><w:szCs w:val="32"/></w:rPr><w:t xml:space="preserve">เมื่อ Tier 2 ปรับเคสที่ถูกส่งต่อจาก Incident เป็น Event ตั๋วจะเข้าสถานะ </w:t></w:r><w:r><w:rPr><w:b/><w:bCs/><w:sz w:val="32"/><w:szCs w:val="32"/></w:rPr><w:t xml:space="preserve">รอผู้จัดการตรวจสอบการปิดแบบ Event</w:t></w:r></w:p><w:p><w:pPr><w:pStyle w:val="ListParagraph"/><w:numPr><w:ilvl w:val="0"/><w:numId w:val="5"/></w:numPr><w:spacing w:after="80"/></w:pPr><w:r><w:rPr><w:sz w:val="32"/><w:szCs w:val="32"/></w:rPr><w:t xml:space="preserve">เห็นด้วยว่าไม่เป็นภัยจริง → ปิดเป็น Event</w:t></w:r></w:p><w:p><w:pPr><w:pStyle w:val="ListParagraph"/><w:numPr><w:ilvl w:val="0"/><w:numId w:val="5"/></w:numPr><w:spacing w:after="80"/></w:pPr><w:r><w:rPr><w:sz w:val="32"/><w:szCs w:val="32"/></w:rPr><w:t xml:space="preserve">ไม่เห็นด้วย → ตีกลับเป็น Incident ให้ Tier 2 ดำเนินการต่อ</w:t></w:r></w:p><w:p><w:pPr><w:pStyle w:val="Heading2"/></w:pPr><w:r><w:t xml:space="preserve">5.6 ย้อนขั้นตอน (Step-back)</w:t></w:r></w:p><w:p><w:pPr><w:spacing w:after="120"/></w:pPr><w:r><w:rPr><w:sz w:val="32"/><w:szCs w:val="32"/></w:rPr><w:t xml:space="preserve">เมื่อมอบหมายผิดพลาดหรือต้องทบทวนใหม่ คุณสามารถส่งเคสกลับไปยังขั้นตอนก่อนหน้าได้จากการ์ด </w:t></w:r><w:r><w:rPr><w:b/><w:bCs/><w:color w:val="1F2D3D"/><w:sz w:val="32"/><w:szCs w:val="32"/></w:rPr><w:t xml:space="preserve">ย้อนขั้นตอน (ผู้จัดการ SOC)</w:t></w:r><w:r><w:rPr><w:sz w:val="32"/><w:szCs w:val="32"/></w:rPr><w:t xml:space="preserve"> บนหน้ารายละเอียดตั๋ว — เป็นอำนาจของ </w:t></w:r><w:r><w:rPr><w:b/><w:bCs/><w:sz w:val="32"/><w:szCs w:val="32"/></w:rPr><w:t xml:space="preserve">ผู้จัดการ SOC เท่านั้น</w:t></w:r><w:r><w:rPr><w:sz w:val="32"/><w:szCs w:val="32"/></w:rPr><w:t xml:space="preserve"> ไม่มีบทบาทอื่นย้อนสถานะได้</w:t></w:r></w:p><w:p><w:pPr><w:spacing w:after="120"/></w:pPr><w:r><w:rPr><w:sz w:val="32"/><w:szCs w:val="32"/></w:rPr><w:t xml:space="preserve">ระบบเลือกปลายทางให้เองตามขั้นตอนปัจจุบันและเลนที่ Tier 1 กำหนดไว้ คุณจึงย้อนได้ทีละหนึ่งขั้น ไม่ใช่เลือกสถานะได้อิสระ:</w:t></w:r></w:p><w:tbl><w:tblPr><w:tblW w:type="dxa" w:w="9600"/><w:tblBorders><w:top w:val="single" w:color="E1E6ED" w:sz="2"/><w:left w:val="single" w:color="E1E6ED" w:sz="2"/><w:bottom w:val="single" w:color="E1E6ED" w:sz="2"/><w:right w:val="single" w:color="E1E6ED" w:sz="2"/><w:insideH w:val="single" w:color="E1E6ED" w:sz="2"/><w:insideV w:val="single" w:color="E1E6ED" w:sz="2"/></w:tblBorders></w:tblPr><w:tblGrid><w:gridCol w:w="3000"/><w:gridCol w:w="3300"/><w:gridCol w:w="3300"/></w:tblGrid><w:tr><w:trPr><w:cantSplit/><w:tblHeader/></w:trPr><w:tc><w:tcPr><w:tcW w:type="dxa" w:w="3000"/><w:shd w:fill="1A1A2E" w:color="auto" w:val="clear"/><w:tcMar><w:top w:type="dxa" w:w="80"/><w:left w:type="dxa" w:w="120"/><w:bottom w:type="dxa" w:w="80"/><w:right w:type="dxa" w:w="120"/></w:tcMar></w:tcPr><w:p><w:r><w:rPr><w:b/><w:bCs/><w:color w:val="FFFFFF"/><w:sz w:val="28"/><w:szCs w:val="28"/></w:rPr><w:t xml:space="preserve">ตั๋วอยู่ที่</w:t></w:r></w:p></w:tc><w:tc><w:tcPr><w:tcW w:type="dxa" w:w="3300"/><w:shd w:fill="1A1A2E" w:color="auto" w:val="clear"/><w:tcMar><w:top w:type="dxa" w:w="80"/><w:left w:type="dxa" w:w="120"/><w:bottom w:type="dxa" w:w="80"/><w:right w:type="dxa" w:w="120"/></w:tcMar></w:tcPr><w:p><w:r><w:rPr><w:b/><w:bCs/><w:color w:val="FFFFFF"/><w:sz w:val="28"/><w:szCs w:val="28"/></w:rPr><w:t xml:space="preserve">ย้อนกลับไป</w:t></w:r></w:p></w:tc><w:tc><w:tcPr><w:tcW w:type="dxa" w:w="3300"/><w:shd w:fill="1A1A2E" w:color="auto" w:val="clear"/><w:tcMar><w:top w:type="dxa" w:w="80"/><w:left w:type="dxa" w:w="120"/><w:bottom w:type="dxa" w:w="80"/><w:right w:type="dxa" w:w="120"/></w:tcMar></w:tcPr><w:p><w:r><w:rPr><w:b/><w:bCs/><w:color w:val="FFFFFF"/><w:sz w:val="28"/><w:szCs w:val="28"/></w:rPr><w:t xml:space="preserve">ใช้เมื่อ</w:t></w:r></w:p></w:tc></w:tr><w:tr><w:trPr><w:cantSplit/></w:trPr><w:tc><w:tcPr><w:tcW w:type="dxa" w:w="3000"/><w:shd w:fill="FFFFFF" w:color="auto" w:val="clear"/><w:tcMar><w:top w:type="dxa" w:w="70"/><w:left w:type="dxa" w:w="120"/><w:bottom w:type="dxa" w:w="70"/><w:right w:type="dxa" w:w="120"/></w:tcMar></w:tcPr><w:p><w:pPr><w:spacing w:after="0"/></w:pPr><w:r><w:rPr><w:b/><w:bCs/><w:sz w:val="28"/><w:szCs w:val="28"/></w:rPr><w:t xml:space="preserve">รอการจัดการจากผู้ดูแลระบบ</w:t></w:r><w:r><w:rPr><w:rFonts w:ascii="Consolas" w:cs="Consolas" w:eastAsia="Consolas" w:hAnsi="Consolas"/><w:color w:val="6C7888"/><w:sz w:val="24"/><w:szCs w:val="24"/></w:rPr><w:br/><w:t xml:space="preserve">AWAITING_CONTAINMENT</w:t></w:r></w:p></w:tc><w:tc><w:tcPr><w:tcW w:type="dxa" w:w="3300"/><w:shd w:fill="FFFFFF" w:color="auto" w:val="clear"/><w:tcMar><w:top w:type="dxa" w:w="70"/><w:left w:type="dxa" w:w="120"/><w:bottom w:type="dxa" w:w="70"/><w:right w:type="dxa" w:w="120"/></w:tcMar></w:tcPr><w:p><w:pPr><w:spacing w:after="0"/></w:pPr><w:r><w:rPr><w:sz w:val="28"/><w:szCs w:val="28"/></w:rPr><w:t xml:space="preserve">รอผู้จัดการ SOC ตรวจ (ก่อนมอบหมาย)</w:t></w:r></w:p></w:tc><w:tc><w:tcPr><w:tcW w:type="dxa" w:w="3300"/><w:shd w:fill="FFFFFF" w:color="auto" w:val="clear"/><w:tcMar><w:top w:type="dxa" w:w="70"/><w:left w:type="dxa" w:w="120"/><w:bottom w:type="dxa" w:w="70"/><w:right w:type="dxa" w:w="120"/></w:tcMar></w:tcPr><w:p><w:pPr><w:spacing w:after="0"/></w:pPr><w:r><w:rPr><w:sz w:val="28"/><w:szCs w:val="28"/></w:rPr><w:t xml:space="preserve">มอบหมายผิดผู้ดูแลระบบ หรือต้องประเมินความรุนแรงใหม่</w:t></w:r></w:p></w:tc></w:tr><w:tr><w:trPr><w:cantSplit/></w:trPr><w:tc><w:tcPr><w:tcW w:type="dxa" w:w="3000"/><w:shd w:fill="F7F8FA" w:color="auto" w:val="clear"/><w:tcMar><w:top w:type="dxa" w:w="70"/><w:left w:type="dxa" w:w="120"/><w:bottom w:type="dxa" w:w="70"/><w:right w:type="dxa" w:w="120"/></w:tcMar></w:tcPr><w:p><w:pPr><w:spacing w:after="0"/></w:pPr><w:r><w:rPr><w:b/><w:bCs/><w:sz w:val="28"/><w:szCs w:val="28"/></w:rPr><w:t xml:space="preserve">รอเจ้าของระบบดำเนินการเอง</w:t></w:r><w:r><w:rPr><w:rFonts w:ascii="Consolas" w:cs="Consolas" w:eastAsia="Consolas" w:hAnsi="Consolas"/><w:color w:val="6C7888"/><w:sz w:val="24"/><w:szCs w:val="24"/></w:rPr><w:br/><w:t xml:space="preserve">AWAITING_OWNER</w:t></w:r></w:p></w:tc><w:tc><w:tcPr><w:tcW w:type="dxa" w:w="3300"/><w:shd w:fill="F7F8FA" w:color="auto" w:val="clear"/><w:tcMar><w:top w:type="dxa" w:w="70"/><w:left w:type="dxa" w:w="120"/><w:bottom w:type="dxa" w:w="70"/><w:right w:type="dxa" w:w="120"/></w:tcMar></w:tcPr><w:p><w:pPr><w:spacing w:after="0"/></w:pPr><w:r><w:rPr><w:sz w:val="28"/><w:szCs w:val="28"/></w:rPr><w:t xml:space="preserve">รอผู้จัดการ SOC ตรวจ (ก่อนมอบหมาย)</w:t></w:r></w:p></w:tc><w:tc><w:tcPr><w:tcW w:type="dxa" w:w="3300"/><w:shd w:fill="F7F8FA" w:color="auto" w:val="clear"/><w:tcMar><w:top w:type="dxa" w:w="70"/><w:left w:type="dxa" w:w="120"/><w:bottom w:type="dxa" w:w="70"/><w:right w:type="dxa" w:w="120"/></w:tcMar></w:tcPr><w:p><w:pPr><w:spacing w:after="0"/></w:pPr><w:r><w:rPr><w:sz w:val="28"/><w:szCs w:val="28"/></w:rPr><w:t xml:space="preserve">เลือกเส้นทางเจ้าของระบบผิด หรือต้องทบทวนก่อน</w:t></w:r></w:p></w:tc></w:tr><w:tr><w:trPr><w:cantSplit/></w:trPr><w:tc><w:tcPr><w:tcW w:type="dxa" w:w="3000"/><w:shd w:fill="FFFFFF" w:color="auto" w:val="clear"/><w:tcMar><w:top w:type="dxa" w:w="70"/><w:left w:type="dxa" w:w="120"/><w:bottom w:type="dxa" w:w="70"/><w:right w:type="dxa" w:w="120"/></w:tcMar></w:tcPr><w:p><w:pPr><w:spacing w:after="0"/></w:pPr><w:r><w:rPr><w:b/><w:bCs/><w:sz w:val="28"/><w:szCs w:val="28"/></w:rPr><w:t xml:space="preserve">รอผู้จัดการตรวจสอบ</w:t></w:r><w:r><w:rPr><w:rFonts w:ascii="Consolas" w:cs="Consolas" w:eastAsia="Consolas" w:hAnsi="Consolas"/><w:color w:val="6C7888"/><w:sz w:val="24"/><w:szCs w:val="24"/></w:rPr><w:br/><w:t xml:space="preserve">PENDING_MANAGER</w:t></w:r></w:p></w:tc><w:tc><w:tcPr><w:tcW w:type="dxa" w:w="3300"/><w:shd w:fill="FFFFFF" w:color="auto" w:val="clear"/><w:tcMar><w:top w:type="dxa" w:w="70"/><w:left w:type="dxa" w:w="120"/><w:bottom w:type="dxa" w:w="70"/><w:right w:type="dxa" w:w="120"/></w:tcMar></w:tcPr><w:p><w:pPr><w:spacing w:after="0"/></w:pPr><w:r><w:rPr><w:sz w:val="28"/><w:szCs w:val="28"/></w:rPr><w:t xml:space="preserve">ขั้นตรวจรับของ Tier 2 ในเลนเดิม</w:t></w:r></w:p></w:tc><w:tc><w:tcPr><w:tcW w:type="dxa" w:w="3300"/><w:shd w:fill="FFFFFF" w:color="auto" w:val="clear"/><w:tcMar><w:top w:type="dxa" w:w="70"/><w:left w:type="dxa" w:w="120"/><w:bottom w:type="dxa" w:w="70"/><w:right w:type="dxa" w:w="120"/></w:tcMar></w:tcPr><w:p><w:pPr><w:spacing w:after="0"/></w:pPr><w:r><w:rPr><w:sz w:val="28"/><w:szCs w:val="28"/></w:rPr><w:t xml:space="preserve">ข้อมูลจากขั้นตรวจรับยังไม่พอให้อนุมัติปิด</w:t></w:r></w:p></w:tc></w:tr></w:tbl><w:p><w:pPr><w:spacing w:after="140"/></w:pPr></w:p><w:p><w:pPr><w:pStyle w:val="ListParagraph"/><w:numPr><w:ilvl w:val="0"/><w:numId w:val="6"/></w:numPr><w:spacing w:after="80"/></w:pPr><w:r><w:rPr><w:sz w:val="32"/><w:szCs w:val="32"/></w:rPr><w:t xml:space="preserve">เปิดการ์ด </w:t></w:r><w:r><w:rPr><w:b/><w:bCs/><w:color w:val="1F2D3D"/><w:sz w:val="32"/><w:szCs w:val="32"/></w:rPr><w:t xml:space="preserve">ย้อนขั้นตอน (ผู้จัดการ SOC)</w:t></w:r><w:r><w:rPr><w:sz w:val="32"/><w:szCs w:val="32"/></w:rPr><w:t xml:space="preserve"> ปุ่มจะบอกปลายทางไว้แล้ว</w:t></w:r></w:p><w:p><w:pPr><w:pStyle w:val="ListParagraph"/><w:numPr><w:ilvl w:val="0"/><w:numId w:val="6"/></w:numPr><w:spacing w:after="80"/></w:pPr><w:r><w:rPr><w:sz w:val="32"/><w:szCs w:val="32"/></w:rPr><w:t xml:space="preserve">กรอก </w:t></w:r><w:r><w:rPr><w:b/><w:bCs/><w:color w:val="1F2D3D"/><w:sz w:val="32"/><w:szCs w:val="32"/></w:rPr><w:t xml:space="preserve">เหตุผล</w:t></w:r><w:r><w:rPr><w:sz w:val="32"/><w:szCs w:val="32"/></w:rPr><w:t xml:space="preserve"> — </w:t></w:r><w:r><w:rPr><w:b/><w:bCs/><w:sz w:val="32"/><w:szCs w:val="32"/></w:rPr><w:t xml:space="preserve">บังคับ</w:t></w:r><w:r><w:rPr><w:sz w:val="32"/><w:szCs w:val="32"/></w:rPr><w:t xml:space="preserve"> และถูกบันทึกไว้ในประวัติของตั๋ว</w:t></w:r></w:p><w:p><w:pPr><w:pStyle w:val="ListParagraph"/><w:numPr><w:ilvl w:val="0"/><w:numId w:val="6"/></w:numPr><w:spacing w:after="80"/></w:pPr><w:r><w:rPr><w:sz w:val="32"/><w:szCs w:val="32"/></w:rPr><w:t xml:space="preserve">กดปุ่มย้อนกลับ ตั๋วจะกลับไปอยู่ในมือของขั้นตอนนั้นทันที</w:t></w:r></w:p><w:tbl><w:tblPr><w:tblW w:type="dxa" w:w="9600"/><w:tblBorders><w:top w:val="dashed" w:color="9DB4D4" w:sz="6"/><w:left w:val="dashed" w:color="9DB4D4" w:sz="6"/><w:bottom w:val="dashed" w:color="9DB4D4" w:sz="6"/><w:right w:val="dashed" w:color="9DB4D4" w:sz="6"/><w:insideH w:val="single" w:color="auto" w:sz="4"/><w:insideV w:val="single" w:color="auto" w:sz="4"/></w:tblBorders></w:tblPr><w:tblGrid><w:gridCol w:w="9600"/></w:tblGrid><w:tr><w:tc><w:tcPr><w:tcW w:type="dxa" w:w="9600"/><w:shd w:fill="F7F8FA" w:color="auto" w:val="clear"/><w:tcMar><w:top w:type="dxa" w:w="520"/><w:left w:type="dxa" w:w="200"/><w:bottom w:type="dxa" w:w="520"/><w:right w:type="dxa" w:w="200"/></w:tcMar><w:vAlign w:val="center"/></w:tcPr><w:p><w:pPr><w:spacing w:after="40"/><w:jc w:val="center"/></w:pPr><w:r><w:rPr><w:b/><w:bCs/><w:color w:val="6C7888"/><w:sz w:val="30"/><w:szCs w:val="30"/></w:rPr><w:t xml:space="preserve">[ ตำแหน่งภาพหน้าจอ ]</w:t></w:r></w:p><w:p><w:pPr><w:spacing w:after="40"/><w:jc w:val="center"/></w:pPr><w:r><w:rPr><w:color w:val="1F2D3D"/><w:sz w:val="32"/><w:szCs w:val="32"/></w:rPr><w:t xml:space="preserve">การ์ดย้อนขั้นตอนบนหน้ารายละเอียดตั๋ว พร้อมช่องเหตุผลที่บังคับกรอก</w:t></w:r></w:p><w:p><w:pPr><w:jc w:val="center"/></w:pPr><w:r><w:rPr><w:rFonts w:ascii="Consolas" w:cs="Consolas" w:eastAsia="Consolas" w:hAnsi="Consolas"/><w:color w:val="9AA6B4"/><w:sz w:val="24"/><w:szCs w:val="24"/></w:rPr><w:t xml:space="preserve">SHOT: MGR-step-back</w:t></w:r></w:p></w:tc></w:tr></w:tbl><w:p><w:pPr><w:spacing w:after="160" w:before="60"/><w:jc w:val="center"/></w:pPr><w:r><w:rPr><w:b/><w:bCs/><w:color w:val="245EA8"/><w:sz w:val="28"/><w:szCs w:val="28"/></w:rPr><w:t xml:space="preserve">รูปที่ 5-4  </w:t></w:r><w:r><w:rPr><w:i/><w:iCs/><w:color w:val="6C7888"/><w:sz w:val="28"/><w:szCs w:val="28"/></w:rPr><w:t xml:space="preserve">การ์ดย้อนขั้นตอนบนหน้ารายละเอียดตั๋ว พร้อมช่องเหตุผลที่บังคับกรอก</w:t></w:r></w:p><w:tbl><w:tblPr><w:tblW w:type="dxa" w:w="9600"/><w:tblBorders><w:top w:val="single" w:color="F1F3F6" w:sz="2"/><w:left w:val="single" w:color="6C7888" w:sz="28"/><w:bottom w:val="single" w:color="F1F3F6" w:sz="2"/><w:right w:val="single" w:color="F1F3F6" w:sz="2"/><w:insideH w:val="single" w:color="auto" w:sz="4"/><w:insideV w:val="single" w:color="auto" w:sz="4"/></w:tblBorders></w:tblPr><w:tblGrid><w:gridCol w:w="9600"/></w:tblGrid><w:tr><w:tc><w:tcPr><w:tcW w:type="dxa" w:w="9600"/><w:shd w:fill="F1F3F6" w:color="auto" w:val="clear"/><w:tcMar><w:top w:type="dxa" w:w="140"/><w:left w:type="dxa" w:w="200"/><w:bottom w:type="dxa" w:w="140"/><w:right w:type="dxa" w:w="200"/></w:tcMar></w:tcPr><w:p><w:pPr><w:spacing w:after="60"/></w:pPr><w:r><w:rPr><w:b/><w:bCs/><w:color w:val="6C7888"/><w:sz w:val="30"/><w:szCs w:val="30"/></w:rPr><w:t xml:space="preserve">สิ่งที่ต้องจำ</w:t></w:r></w:p><w:p><w:pPr><w:spacing w:after="0"/></w:pPr><w:r><w:rPr><w:sz w:val="32"/><w:szCs w:val="32"/></w:rPr><w:t xml:space="preserve">การย้อนขั้นตอนไม่ลบลายเซ็นผู้ตรวจ (Verified) ผู้อนุมัติ หรือผลการประเมินฉุกเฉินเดิม และใช้กับตั๋วที่ปิดหรือยกเลิกไปแล้วไม่ได้ — การปิดเคสยังเป็นจุดสิ้นสุดเสมอ</w:t></w:r></w:p></w:tc></w:tr></w:tbl><w:p><w:pPr><w:pStyle w:val="Heading2"/></w:pPr><w:r><w:t xml:space="preserve">5.7 ตัดสินคำขอยกเลิกตั๋ว (เพิ่ม v1.5.0)</w:t></w:r></w:p><w:p><w:pPr><w:spacing w:after="120"/></w:pPr><w:r><w:rPr><w:sz w:val="32"/><w:szCs w:val="32"/></w:rPr><w:t xml:space="preserve">ตั๋วที่ </w:t></w:r><w:r><w:rPr><w:b/><w:bCs/><w:sz w:val="32"/><w:szCs w:val="32"/></w:rPr><w:t xml:space="preserve">ซ้ำ</w:t></w:r><w:r><w:rPr><w:sz w:val="32"/><w:szCs w:val="32"/></w:rPr><w:t xml:space="preserve"> หรือ </w:t></w:r><w:r><w:rPr><w:b/><w:bCs/><w:sz w:val="32"/><w:szCs w:val="32"/></w:rPr><w:t xml:space="preserve">เปิดผิด</w:t></w:r><w:r><w:rPr><w:sz w:val="32"/><w:szCs w:val="32"/></w:rPr><w:t xml:space="preserve"> สามารถจบด้วยสถานะ </w:t></w:r><0/><w:r><w:rPr><w:sz w:val="32"/><w:szCs w:val="32"/></w:rPr><w:t xml:space="preserve"> ได้โดยไม่ต้องจัดเป็น Event หรือรับรองการแก้ไข เมื่อผู้ปฏิบัติงานยื่นคำขอยกเลิก การ์ด </w:t></w:r><w:r><w:rPr><w:b/><w:bCs/><w:sz w:val="32"/><w:szCs w:val="32"/></w:rPr><w:t xml:space="preserve">การตัดสินคำขอยกเลิก (ผู้จัดการ SOC)</w:t></w:r><w:r><w:rPr><w:sz w:val="32"/><w:szCs w:val="32"/></w:rPr><w:t xml:space="preserve"> จะแสดงในหน้ารายละเอียดตั๋วให้คุณ </w:t></w:r><w:r><w:rPr><w:b/><w:bCs/><w:sz w:val="32"/><w:szCs w:val="32"/></w:rPr><w:t xml:space="preserve">อนุมัติ / ปฏิเสธ / หรือยกเลิกโดยตรง</w:t></w:r></w:p><w:p><w:pPr><w:pStyle w:val="ListParagraph"/><w:numPr><w:ilvl w:val="0"/><w:numId w:val="7"/></w:numPr><w:spacing w:after="80"/></w:pPr><w:r><w:rPr><w:sz w:val="32"/><w:szCs w:val="32"/></w:rPr><w:t xml:space="preserve">เปิดตั๋วที่มีคำขอยกเลิกค้างอยู่ อ่านเหตุผล (</w:t></w:r><w:r><w:rPr><w:b/><w:bCs/><w:color w:val="1F2D3D"/><w:sz w:val="32"/><w:szCs w:val="32"/></w:rPr><w:t xml:space="preserve">รายการซ้ำ / สร้างรายการผิด / เหตุผลอื่น</w:t></w:r><w:r><w:rPr><w:sz w:val="32"/><w:szCs w:val="32"/></w:rPr><w:t xml:space="preserve">) และคำอธิบายของผู้ยื่น กรณี “รายการซ้ำ” ตรวจว่าตั๋วที่อ้างอิงมีอยู่จริงและยังไม่ถูกยกเลิก</w:t></w:r></w:p><w:p><w:pPr><w:pStyle w:val="ListParagraph"/><w:numPr><w:ilvl w:val="0"/><w:numId w:val="7"/></w:numPr><w:spacing w:after="80"/></w:pPr><w:r><w:rPr><w:sz w:val="32"/><w:szCs w:val="32"/></w:rPr><w:t xml:space="preserve">เลือก </w:t></w:r><w:r><w:rPr><w:b/><w:bCs/><w:color w:val="1F2D3D"/><w:sz w:val="32"/><w:szCs w:val="32"/></w:rPr><w:t xml:space="preserve">อนุมัติ</w:t></w:r><w:r><w:rPr><w:sz w:val="32"/><w:szCs w:val="32"/></w:rPr><w:t xml:space="preserve">, </w:t></w:r><w:r><w:rPr><w:b/><w:bCs/><w:color w:val="1F2D3D"/><w:sz w:val="32"/><w:szCs w:val="32"/></w:rPr><w:t xml:space="preserve">ปฏิเสธ</w:t></w:r><w:r><w:rPr><w:sz w:val="32"/><w:szCs w:val="32"/></w:rPr><w:t xml:space="preserve"> หรือ </w:t></w:r><w:r><w:rPr><w:b/><w:bCs/><w:color w:val="1F2D3D"/><w:sz w:val="32"/><w:szCs w:val="32"/></w:rPr><w:t xml:space="preserve">ยกเลิกโดยตรง</w:t></w:r><w:r><w:rPr><w:sz w:val="32"/><w:szCs w:val="32"/></w:rPr><w:t xml:space="preserve"> พร้อมกรอกเหตุผล — ทุกการตัดสินถูกบันทึกแยกในประวัติของตั๋ว</w:t></w:r></w:p><w:tbl><w:tblPr><w:tblW w:type="dxa" w:w="9600"/><w:tblBorders><w:top w:val="dashed" w:color="9DB4D4" w:sz="6"/><w:left w:val="dashed" w:color="9DB4D4" w:sz="6"/><w:bottom w:val="dashed" w:color="9DB4D4" w:sz="6"/><w:right w:val="dashed" w:color="9DB4D4" w:sz="6"/><w:insideH w:val="single" w:color="auto" w:sz="4"/><w:insideV w:val="single" w:color="auto" w:sz="4"/></w:tblBorders></w:tblPr><w:tblGrid><w:gridCol w:w="9600"/></w:tblGrid><w:tr><w:tc><w:tcPr><w:tcW w:type="dxa" w:w="9600"/><w:shd w:fill="F7F8FA" w:color="auto" w:val="clear"/><w:tcMar><w:top w:type="dxa" w:w="520"/><w:left w:type="dxa" w:w="200"/><w:bottom w:type="dxa" w:w="520"/><w:right w:type="dxa" w:w="200"/></w:tcMar><w:vAlign w:val="center"/></w:tcPr><w:p><w:pPr><w:spacing w:after="40"/><w:jc w:val="center"/></w:pPr><w:r><w:rPr><w:b/><w:bCs/><w:color w:val="6C7888"/><w:sz w:val="30"/><w:szCs w:val="30"/></w:rPr><w:t xml:space="preserve">[ ตำแหน่งภาพหน้าจอ ]</w:t></w:r></w:p><w:p><w:pPr><w:spacing w:after="40"/><w:jc w:val="center"/></w:pPr><w:r><w:rPr><w:color w:val="1F2D3D"/><w:sz w:val="32"/><w:szCs w:val="32"/></w:rPr><w:t xml:space="preserve">การ์ดการตัดสินคำขอยกเลิกของผู้จัดการ SOC บนหน้ารายละเอียดตั๋ว</w:t></w:r></w:p><w:p><w:pPr><w:jc w:val="center"/></w:pPr><w:r><w:rPr><w:rFonts w:ascii="Consolas" w:cs="Consolas" w:eastAsia="Consolas" w:hAnsi="Consolas"/><w:color w:val="9AA6B4"/><w:sz w:val="24"/><w:szCs w:val="24"/></w:rPr><w:t xml:space="preserve">SHOT: MGR-cancel-decision</w:t></w:r></w:p></w:tc></w:tr></w:tbl><w:p><w:pPr><w:spacing w:after="160" w:before="60"/><w:jc w:val="center"/></w:pPr><w:r><w:rPr><w:b/><w:bCs/><w:color w:val="245EA8"/><w:sz w:val="28"/><w:szCs w:val="28"/></w:rPr><w:t xml:space="preserve">รูปที่ 5-5  </w:t></w:r><w:r><w:rPr><w:i/><w:iCs/><w:color w:val="6C7888"/><w:sz w:val="28"/><w:szCs w:val="28"/></w:rPr><w:t xml:space="preserve">การ์ดการตัดสินคำขอยกเลิกของผู้จัดการ SOC บนหน้ารายละเอียดตั๋ว</w:t></w:r></w:p><w:tbl><w:tblPr><w:tblW w:type="dxa" w:w="9600"/><w:tblBorders><w:top w:val="single" w:color="FDECEE" w:sz="2"/><w:left w:val="single" w:color="E63946" w:sz="28"/><w:bottom w:val="single" w:color="FDECEE" w:sz="2"/><w:right w:val="single" w:color="FDECEE" w:sz="2"/><w:insideH w:val="single" w:color="auto" w:sz="4"/><w:insideV w:val="single" w:color="auto" w:sz="4"/></w:tblBorders></w:tblPr><w:tblGrid><w:gridCol w:w="9600"/></w:tblGrid><w:tr><w:tc><w:tcPr><w:tcW w:type="dxa" w:w="9600"/><w:shd w:fill="FDECEE" w:color="auto" w:val="clear"/><w:tcMar><w:top w:type="dxa" w:w="140"/><w:left w:type="dxa" w:w="200"/><w:bottom w:type="dxa" w:w="140"/><w:right w:type="dxa" w:w="200"/></w:tcMar></w:tcPr><w:p><w:pPr><w:spacing w:after="60"/></w:pPr><w:r><w:rPr><w:b/><w:bCs/><w:color w:val="E63946"/><w:sz w:val="30"/><w:szCs w:val="30"/></w:rPr><w:t xml:space="preserve">ข้อควรระวัง</w:t></w:r></w:p><w:p><w:pPr><w:spacing w:after="0"/></w:pPr><w:r><w:rPr><w:sz w:val="32"/><w:szCs w:val="32"/></w:rPr><w:t xml:space="preserve">การอนุมัติยกเลิกต้อง</w:t></w:r><w:r><w:rPr><w:b/><w:bCs/><w:sz w:val="32"/><w:szCs w:val="32"/></w:rPr><w:t xml:space="preserve">ปิดหรือยกเลิกงานย่อย/คำขอทีมตอบสนองที่ค้างอยู่ก่อน</w:t></w:r><w:r><w:rPr><w:sz w:val="32"/><w:szCs w:val="32"/></w:rPr><w:t xml:space="preserve"> (งานเหล่านั้นจะกลายเป็น “ยกเลิกแล้ว” ไม่ใช่ “เสร็จสิ้น”) คำขอที่ค้างอยู่ </w:t></w:r><w:r><w:rPr><w:b/><w:bCs/><w:sz w:val="32"/><w:szCs w:val="32"/></w:rPr><w:t xml:space="preserve">ไม่หยุดนาฬิกา OLA และไม่เลื่อนขั้นตอน</w:t></w:r><w:r><w:rPr><w:sz w:val="32"/><w:szCs w:val="32"/></w:rPr><w:t xml:space="preserve"> งานยังเดินต่อตามปกติ</w:t></w:r></w:p></w:tc></w:tr></w:tbl><w:tbl><w:tblPr><w:tblW w:type="dxa" w:w="9600"/><w:tblBorders><w:top w:val="single" w:color="F1F3F6" w:sz="2"/><w:left w:val="single" w:color="6C7888" w:sz="28"/><w:bottom w:val="single" w:color="F1F3F6" w:sz="2"/><w:right w:val="single" w:color="F1F3F6" w:sz="2"/><w:insideH w:val="single" w:color="auto" w:sz="4"/><w:insideV w:val="single" w:color="auto" w:sz="4"/></w:tblBorders></w:tblPr><w:tblGrid><w:gridCol w:w="9600"/></w:tblGrid><w:tr><w:tc><w:tcPr><w:tcW w:type="dxa" w:w="9600"/><w:shd w:fill="F1F3F6" w:color="auto" w:val="clear"/><w:tcMar><w:top w:type="dxa" w:w="140"/><w:left w:type="dxa" w:w="200"/><w:bottom w:type="dxa" w:w="140"/><w:right w:type="dxa" w:w="200"/></w:tcMar></w:tcPr><w:p><w:pPr><w:spacing w:after="60"/></w:pPr><w:r><w:rPr><w:b/><w:bCs/><w:color w:val="6C7888"/><w:sz w:val="30"/><w:szCs w:val="30"/></w:rPr><w:t xml:space="preserve">สิ่งที่ต้องจำ</w:t></w:r></w:p><w:p><w:pPr><w:spacing w:after="0"/></w:pPr><w:r><w:rPr><w:sz w:val="32"/><w:szCs w:val="32"/></w:rPr><w:t xml:space="preserve">ตั๋วที่ยกเลิกแล้วเป็นสถานะสิ้นสุด ออกจากคิวและแรงกดดัน OLA และไม่ถูกนับในสถิติการปิดงานสำเร็จและ MTTR แต่ประวัติผู้ยื่น/ผู้ตัดสิน/เหตุผล/เวลายังเก็บครบ และรายงานจะระบุว่าเป็นการยกเลิก</w:t></w:r></w:p></w:tc></w:tr></w:tbl><w:p><w:pPr><w:pStyle w:val="Heading2"/></w:pPr><w:r><w:t xml:space="preserve">5.8 แก้ไขข้อมูลเคส (เพิ่ม v1.7.0)</w:t></w:r></w:p><w:p><w:pPr><w:spacing w:after="120"/></w:pPr><w:r><w:rPr><w:sz w:val="32"/><w:szCs w:val="32"/></w:rPr><w:t xml:space="preserve">คุณแก้เนื้อหาของเคสได้ทุกใบที่ยังไม่ปิด ผ่านปุ่ม </w:t></w:r><w:r><w:rPr><w:b/><w:bCs/><w:color w:val="1F2D3D"/><w:sz w:val="32"/><w:szCs w:val="32"/></w:rPr><w:t xml:space="preserve">แก้ไขข้อมูล</w:t></w:r><w:r><w:rPr><w:sz w:val="32"/><w:szCs w:val="32"/></w:rPr><w:t xml:space="preserve"> บนหน้ารายละเอียดตั๋ว — มีประโยชน์เมื่อพบข้อมูลผิดระหว่างตรวจก่อนมอบหมาย และไม่อยากตีกลับทั้งใบเพียงเพราะพิมพ์ผิด</w:t></w:r></w:p><w:p><w:pPr><w:spacing w:after="120"/></w:pPr><w:r><w:rPr><w:sz w:val="32"/><w:szCs w:val="32"/></w:rPr><w:t xml:space="preserve">หน้าแก้ไขบังคับให้กรอก </w:t></w:r><w:r><w:rPr><w:b/><w:bCs/><w:color w:val="1F2D3D"/><w:sz w:val="32"/><w:szCs w:val="32"/></w:rPr><w:t xml:space="preserve">เหตุผลในการแก้ไข</w:t></w:r><w:r><w:rPr><w:sz w:val="32"/><w:szCs w:val="32"/></w:rPr><w:t xml:space="preserve"> เสมอ และบันทึกทุกช่องที่เปลี่ยนเป็นคู่ค่าเดิม → ค่าใหม่ พร้อมชื่อผู้แก้และเวลา ดูย้อนหลังได้ที่หัวข้อ </w:t></w:r><w:r><w:rPr><w:b/><w:bCs/><w:color w:val="1F2D3D"/><w:sz w:val="32"/><w:szCs w:val="32"/></w:rPr><w:t xml:space="preserve">ประวัติการแก้ไขข้อมูล</w:t></w:r><w:r><w:rPr><w:sz w:val="32"/><w:szCs w:val="32"/></w:rPr><w:t xml:space="preserve"> บนหน้ารายละเอียดตั๋ว</w:t></w:r></w:p><w:tbl><w:tblPr><w:tblW w:type="dxa" w:w="9600"/><w:tblBorders><w:top w:val="dashed" w:color="9DB4D4" w:sz="6"/><w:left w:val="dashed" w:color="9DB4D4" w:sz="6"/><w:bottom w:val="dashed" w:color="9DB4D4" w:sz="6"/><w:right w:val="dashed" w:color="9DB4D4" w:sz="6"/><w:insideH w:val="single" w:color="auto" w:sz="4"/><w:insideV w:val="single" w:color="auto" w:sz="4"/></w:tblBorders></w:tblPr><w:tblGrid><w:gridCol w:w="9600"/></w:tblGrid><w:tr><w:tc><w:tcPr><w:tcW w:type="dxa" w:w="9600"/><w:shd w:fill="F7F8FA" w:color="auto" w:val="clear"/><w:tcMar><w:top w:type="dxa" w:w="520"/><w:left w:type="dxa" w:w="200"/><w:bottom w:type="dxa" w:w="520"/><w:right w:type="dxa" w:w="200"/></w:tcMar><w:vAlign w:val="center"/></w:tcPr><w:p><w:pPr><w:spacing w:after="40"/><w:jc w:val="center"/></w:pPr><w:r><w:rPr><w:b/><w:bCs/><w:color w:val="6C7888"/><w:sz w:val="30"/><w:szCs w:val="30"/></w:rPr><w:t xml:space="preserve">[ ตำแหน่งภาพหน้าจอ ]</w:t></w:r></w:p><w:p><w:pPr><w:spacing w:after="40"/><w:jc w:val="center"/></w:pPr><w:r><w:rPr><w:color w:val="1F2D3D"/><w:sz w:val="32"/><w:szCs w:val="32"/></w:rPr><w:t xml:space="preserve">หน้าแก้ไขข้อมูลเคส แสดงการ์ดข้อมูลเคสและช่องเหตุผลที่บังคับกรอก</w:t></w:r></w:p><w:p><w:pPr><w:jc w:val="center"/></w:pPr><w:r><w:rPr><w:rFonts w:ascii="Consolas" w:cs="Consolas" w:eastAsia="Consolas" w:hAnsi="Consolas"/><w:color w:val="9AA6B4"/><w:sz w:val="24"/><w:szCs w:val="24"/></w:rPr><w:t xml:space="preserve">SHOT: MGR-ticket-edit</w:t></w:r></w:p></w:tc></w:tr></w:tbl><w:p><w:pPr><w:spacing w:after="160" w:before="60"/><w:jc w:val="center"/></w:pPr><w:r><w:rPr><w:b/><w:bCs/><w:color w:val="245EA8"/><w:sz w:val="28"/><w:szCs w:val="28"/></w:rPr><w:t xml:space="preserve">รูปที่ 5-6  </w:t></w:r><w:r><w:rPr><w:i/><w:iCs/><w:color w:val="6C7888"/><w:sz w:val="28"/><w:szCs w:val="28"/></w:rPr><w:t xml:space="preserve">หน้าแก้ไขข้อมูลเคส แสดงการ์ดข้อมูลเคสและช่องเหตุผลที่บังคับกรอก</w:t></w:r></w:p><w:tbl><w:tblPr><w:tblW w:type="dxa" w:w="9600"/><w:tblBorders><w:top w:val="single" w:color="FDECEE" w:sz="2"/><w:left w:val="single" w:color="E63946" w:sz="28"/><w:bottom w:val="single" w:color="FDECEE" w:sz="2"/><w:right w:val="single" w:color="FDECEE" w:sz="2"/><w:insideH w:val="single" w:color="auto" w:sz="4"/><w:insideV w:val="single" w:color="auto" w:sz="4"/></w:tblBorders></w:tblPr><w:tblGrid><w:gridCol w:w="9600"/></w:tblGrid><w:tr><w:tc><w:tcPr><w:tcW w:type="dxa" w:w="9600"/><w:shd w:fill="FDECEE" w:color="auto" w:val="clear"/><w:tcMar><w:top w:type="dxa" w:w="140"/><w:left w:type="dxa" w:w="200"/><w:bottom w:type="dxa" w:w="140"/><w:right w:type="dxa" w:w="200"/></w:tcMar></w:tcPr><w:p><w:pPr><w:spacing w:after="60"/></w:pPr><w:r><w:rPr><w:b/><w:bCs/><w:color w:val="E63946"/><w:sz w:val="30"/><w:szCs w:val="30"/></w:rPr><w:t xml:space="preserve">ข้อควรระวัง</w:t></w:r></w:p><w:p><w:pPr><w:spacing w:after="0"/></w:pPr><w:r><w:rPr><w:sz w:val="32"/><w:szCs w:val="32"/></w:rPr><w:t xml:space="preserve">การแก้ไขข้อมูล </w:t></w:r><w:r><w:rPr><w:b/><w:bCs/><w:sz w:val="32"/><w:szCs w:val="32"/></w:rPr><w:t xml:space="preserve">ไม่ใช่การย้อนขั้นตอน</w:t></w:r><w:r><w:rPr><w:sz w:val="32"/><w:szCs w:val="32"/></w:rPr><w:t xml:space="preserve"> — หน้านี้ไม่เปลี่ยนสถานะ ไม่เปลี่ยนเส้นทางการมอบหมาย และไม่แตะลายเซ็นผู้ตรวจหรือผู้อนุมัติ หากต้องการเปลี่ยนขั้นตอน ให้ใช้การย้อนขั้นตอนในข้อ 5.6</w:t></w:r></w:p></w:tc></w:tr></w:tbl><w:p><w:pPr><w:spacing w:after="80"/></w:pPr></w:p><w:tbl><w:tblPr><w:tblW w:type="dxa" w:w="9600"/><w:tblBorders><w:top w:val="single" w:color="F1F3F6" w:sz="2"/><w:left w:val="single" w:color="6C7888" w:sz="28"/><w:bottom w:val="single" w:color="F1F3F6" w:sz="2"/><w:right w:val="single" w:color="F1F3F6" w:sz="2"/><w:insideH w:val="single" w:color="auto" w:sz="4"/><w:insideV w:val="single" w:color="auto" w:sz="4"/></w:tblBorders></w:tblPr><w:tblGrid><w:gridCol w:w="9600"/></w:tblGrid><w:tr><w:tc><w:tcPr><w:tcW w:type="dxa" w:w="9600"/><w:shd w:fill="F1F3F6" w:color="auto" w:val="clear"/><w:tcMar><w:top w:type="dxa" w:w="140"/><w:left w:type="dxa" w:w="200"/><w:bottom w:type="dxa" w:w="140"/><w:right w:type="dxa" w:w="200"/></w:tcMar></w:tcPr><w:p><w:pPr><w:spacing w:after="60"/></w:pPr><w:r><w:rPr><w:b/><w:bCs/><w:color w:val="6C7888"/><w:sz w:val="30"/><w:szCs w:val="30"/></w:rPr><w:t xml:space="preserve">สิ่งที่ต้องจำ</w:t></w:r></w:p><w:p><w:pPr><w:spacing w:after="0"/></w:pPr><w:r><w:rPr><w:sz w:val="32"/><w:szCs w:val="32"/></w:rPr><w:t xml:space="preserve">เคสที่ยกเลิกแล้วแก้ไม่ได้เลยไม่ว่าใคร และเคสที่ปิดไปแล้ว (อนุมัติ / ปิด Event) แก้ได้เฉพาะผู้ดูแลระบบสูงสุดเท่านั้น — การปิดเคสยังเป็นจุดสิ้นสุดเสมอ</w:t></w:r></w:p></w:tc></w:tr></w:tbl><w:p><w:pPr><w:pStyle w:val="Heading2"/></w:pPr><w:r><w:t xml:space="preserve">5.9 ค้นหา IOC — ค้นอะไรได้บ้าง</w:t></w:r></w:p><w:p><w:pPr><w:spacing w:after="120"/></w:pPr><w:r><w:rPr><w:sz w:val="32"/><w:szCs w:val="32"/></w:rPr><w:t xml:space="preserve">เมนู </w:t></w:r><w:r><w:rPr><w:b/><w:bCs/><w:color w:val="245EA8"/><w:sz w:val="32"/><w:szCs w:val="32"/></w:rPr><w:t xml:space="preserve">เคส › ค้นหา IOC</w:t></w:r><w:r><w:rPr><w:sz w:val="32"/><w:szCs w:val="32"/></w:rPr><w:t xml:space="preserve"> (หัวข้อหน้าจอ: ค้นหา IOC / Ticket) ใช้ตรวจว่าค่าหนึ่ง ๆ เคยปรากฏในเคสใดมาก่อน ก่อนตัดสินว่าเหตุการณ์นี้เป็นเรื่องโดด ๆ หรือเป็นชุดเดียวกับเคสเก่า ผลลัพธ์แยกเป็นสองการ์ด: </w:t></w:r><w:r><w:rPr><w:b/><w:bCs/><w:sz w:val="32"/><w:szCs w:val="32"/></w:rPr><w:t xml:space="preserve">เคส</w:t></w:r><w:r><w:rPr><w:sz w:val="32"/><w:szCs w:val="32"/></w:rPr><w:t xml:space="preserve"> (ค้นจากทุกช่องของตั๋วและค่าตัวบ่งชี้ทั้ง 6 ประเภท) และ </w:t></w:r><w:r><w:rPr><w:b/><w:bCs/><w:sz w:val="32"/><w:szCs w:val="32"/></w:rPr><w:t xml:space="preserve">บันทึกการคัดกรอง</w:t></w:r><w:r><w:rPr><w:sz w:val="32"/><w:szCs w:val="32"/></w:rPr><w:t xml:space="preserve"> (ประวัติการคัดแยก Alert)</w:t></w:r></w:p><w:tbl><w:tblPr><w:tblW w:type="dxa" w:w="9600"/><w:tblBorders><w:top w:val="dashed" w:color="9DB4D4" w:sz="6"/><w:left w:val="dashed" w:color="9DB4D4" w:sz="6"/><w:bottom w:val="dashed" w:color="9DB4D4" w:sz="6"/><w:right w:val="dashed" w:color="9DB4D4" w:sz="6"/><w:insideH w:val="single" w:color="auto" w:sz="4"/><w:insideV w:val="single" w:color="auto" w:sz="4"/></w:tblBorders></w:tblPr><w:tblGrid><w:gridCol w:w="9600"/></w:tblGrid><w:tr><w:tc><w:tcPr><w:tcW w:type="dxa" w:w="9600"/><w:shd w:fill="F7F8FA" w:color="auto" w:val="clear"/><w:tcMar><w:top w:type="dxa" w:w="520"/><w:left w:type="dxa" w:w="200"/><w:bottom w:type="dxa" w:w="520"/><w:right w:type="dxa" w:w="200"/></w:tcMar><w:vAlign w:val="center"/></w:tcPr><w:p><w:pPr><w:spacing w:after="40"/><w:jc w:val="center"/></w:pPr><w:r><w:rPr><w:b/><w:bCs/><w:color w:val="6C7888"/><w:sz w:val="30"/><w:szCs w:val="30"/></w:rPr><w:t xml:space="preserve">[ ตำแหน่งภาพหน้าจอ ]</w:t></w:r></w:p><w:p><w:pPr><w:spacing w:after="40"/><w:jc w:val="center"/></w:pPr><w:r><w:rPr><w:color w:val="1F2D3D"/><w:sz w:val="32"/><w:szCs w:val="32"/></w:rPr><w:t xml:space="preserve">หน้าค้นหา IOC แสดงผลแยกเป็นการ์ดเคสและการ์ดบันทึกการคัดกรอง</w:t></w:r></w:p><w:p><w:pPr><w:jc w:val="center"/></w:pPr><w:r><w:rPr><w:rFonts w:ascii="Consolas" w:cs="Consolas" w:eastAsia="Consolas" w:hAnsi="Consolas"/><w:color w:val="9AA6B4"/><w:sz w:val="24"/><w:szCs w:val="24"/></w:rPr><w:t xml:space="preserve">SHOT: MGR-ioc-search</w:t></w:r></w:p></w:tc></w:tr></w:tbl><w:p><w:pPr><w:spacing w:after="160" w:before="60"/><w:jc w:val="center"/></w:pPr><w:r><w:rPr><w:b/><w:bCs/><w:color w:val="245EA8"/><w:sz w:val="28"/><w:szCs w:val="28"/></w:rPr><w:t xml:space="preserve">รูปที่ 5-7  </w:t></w:r><w:r><w:rPr><w:i/><w:iCs/><w:color w:val="6C7888"/><w:sz w:val="28"/><w:szCs w:val="28"/></w:rPr><w:t xml:space="preserve">หน้าค้นหา IOC แสดงผลแยกเป็นการ์ดเคสและการ์ดบันทึกการคัดกรอง</w:t></w:r></w:p><w:tbl><w:tblPr><w:tblW w:type="dxa" w:w="9600"/><w:tblBorders><w:top w:val="single" w:color="F1F3F6" w:sz="2"/><w:left w:val="single" w:color="6C7888" w:sz="28"/><w:bottom w:val="single" w:color="F1F3F6" w:sz="2"/><w:right w:val="single" w:color="F1F3F6" w:sz="2"/><w:insideH w:val="single" w:color="auto" w:sz="4"/><w:insideV w:val="single" w:color="auto" w:sz="4"/></w:tblBorders></w:tblPr><w:tblGrid><w:gridCol w:w="9600"/></w:tblGrid><w:tr><w:tc><w:tcPr><w:tcW w:type="dxa" w:w="9600"/><w:shd w:fill="F1F3F6" w:color="auto" w:val="clear"/><w:tcMar><w:top w:type="dxa" w:w="140"/><w:left w:type="dxa" w:w="200"/><w:bottom w:type="dxa" w:w="140"/><w:right w:type="dxa" w:w="200"/></w:tcMar></w:tcPr><w:p><w:pPr><w:spacing w:after="60"/></w:pPr><w:r><w:rPr><w:b/><w:bCs/><w:color w:val="6C7888"/><w:sz w:val="30"/><w:szCs w:val="30"/></w:rPr><w:t xml:space="preserve">สิ่งที่ต้องจำ</w:t></w:r></w:p><w:p><w:pPr><w:spacing w:after="0"/></w:pPr><w:r><w:rPr><w:sz w:val="32"/><w:szCs w:val="32"/></w:rPr><w:t xml:space="preserve">ในฐานะผู้จัดการ SOC คุณเห็นผลการค้นหาครบทุกเคส ต่างจากบทบาทอื่นที่เห็นเฉพาะเคสของตน — แต่หน้านี้ </w:t></w:r><w:r><w:rPr><w:b/><w:bCs/><w:sz w:val="32"/><w:szCs w:val="32"/></w:rPr><w:t xml:space="preserve">ไม่ได้ค้นจากฐานข้อมูล IOC</w:t></w:r><w:r><w:rPr><w:sz w:val="32"/><w:szCs w:val="32"/></w:rPr><w:t xml:space="preserve"> ซึ่งเปิดได้เฉพาะทีมพิสูจน์หลักฐาน</w:t></w:r></w:p></w:tc></w:tr></w:tbl><w:p><w:pPr><w:pStyle w:val="Heading2"/></w:pPr><w:r><w:t xml:space="preserve">5.10 เพิ่มระบบที่ได้รับผลกระทบเข้ากลุ่ม Project Incident (เพิ่ม v1.5.4)</w:t></w:r></w:p><w:p><w:pPr><w:spacing w:after="120"/></w:pPr><w:r><w:rPr><w:sz w:val="32"/><w:szCs w:val="32"/></w:rPr><w:t xml:space="preserve">เมื่อพบภายหลังว่าเหตุการณ์เดิมกระทบระบบเพิ่ม ให้เพิ่มเข้ากลุ่มเดิมแทนการเปิดกลุ่มใหม่ — ที่หน้า Project Incident กดปุ่ม </w:t></w:r><w:r><w:rPr><w:b/><w:bCs/><w:color w:val="1F2D3D"/><w:sz w:val="32"/><w:szCs w:val="32"/></w:rPr><w:t xml:space="preserve">เพิ่มระบบที่ได้รับผลกระทบ</w:t></w:r><w:r><w:rPr><w:sz w:val="32"/><w:szCs w:val="32"/></w:rPr><w:t xml:space="preserve"> แล้วกรอกชื่อระบบ เลือกเส้นทางของระบบนั้น และรายละเอียดเฉพาะระบบเท่าที่มี</w:t></w:r></w:p><w:tbl><w:tblPr><w:tblW w:type="dxa" w:w="9600"/><w:tblBorders><w:top w:val="dashed" w:color="9DB4D4" w:sz="6"/><w:left w:val="dashed" w:color="9DB4D4" w:sz="6"/><w:bottom w:val="dashed" w:color="9DB4D4" w:sz="6"/><w:right w:val="dashed" w:color="9DB4D4" w:sz="6"/><w:insideH w:val="single" w:color="auto" w:sz="4"/><w:insideV w:val="single" w:color="auto" w:sz="4"/></w:tblBorders></w:tblPr><w:tblGrid><w:gridCol w:w="9600"/></w:tblGrid><w:tr><w:tc><w:tcPr><w:tcW w:type="dxa" w:w="9600"/><w:shd w:fill="F7F8FA" w:color="auto" w:val="clear"/><w:tcMar><w:top w:type="dxa" w:w="520"/><w:left w:type="dxa" w:w="200"/><w:bottom w:type="dxa" w:w="520"/><w:right w:type="dxa" w:w="200"/></w:tcMar><w:vAlign w:val="center"/></w:tcPr><w:p><w:pPr><w:spacing w:after="40"/><w:jc w:val="center"/></w:pPr><w:r><w:rPr><w:b/><w:bCs/><w:color w:val="6C7888"/><w:sz w:val="30"/><w:szCs w:val="30"/></w:rPr><w:t xml:space="preserve">[ ตำแหน่งภาพหน้าจอ ]</w:t></w:r></w:p><w:p><w:pPr><w:spacing w:after="40"/><w:jc w:val="center"/></w:pPr><w:r><w:rPr><w:color w:val="1F2D3D"/><w:sz w:val="32"/><w:szCs w:val="32"/></w:rPr><w:t xml:space="preserve">แบบฟอร์มเพิ่มระบบที่ได้รับผลกระทบบนหน้า Project Incident</w:t></w:r></w:p><w:p><w:pPr><w:jc w:val="center"/></w:pPr><w:r><w:rPr><w:rFonts w:ascii="Consolas" w:cs="Consolas" w:eastAsia="Consolas" w:hAnsi="Consolas"/><w:color w:val="9AA6B4"/><w:sz w:val="24"/><w:szCs w:val="24"/></w:rPr><w:t xml:space="preserve">SHOT: MGR-project-add-member</w:t></w:r></w:p></w:tc></w:tr></w:tbl><w:p><w:pPr><w:spacing w:after="160" w:before="60"/><w:jc w:val="center"/></w:pPr><w:r><w:rPr><w:b/><w:bCs/><w:color w:val="245EA8"/><w:sz w:val="28"/><w:szCs w:val="28"/></w:rPr><w:t xml:space="preserve">รูปที่ 5-8  </w:t></w:r><w:r><w:rPr><w:i/><w:iCs/><w:color w:val="6C7888"/><w:sz w:val="28"/><w:szCs w:val="28"/></w:rPr><w:t xml:space="preserve">แบบฟอร์มเพิ่มระบบที่ได้รับผลกระทบบนหน้า Project Incident</w:t></w:r></w:p><w:tbl><w:tblPr><w:tblW w:type="dxa" w:w="9600"/><w:tblBorders><w:top w:val="single" w:color="E1E6ED" w:sz="2"/><w:left w:val="single" w:color="E1E6ED" w:sz="2"/><w:bottom w:val="single" w:color="E1E6ED" w:sz="2"/><w:right w:val="single" w:color="E1E6ED" w:sz="2"/><w:insideH w:val="single" w:color="E1E6ED" w:sz="2"/><w:insideV w:val="single" w:color="E1E6ED" w:sz="2"/></w:tblBorders></w:tblPr><w:tblGrid><w:gridCol w:w="4200"/><w:gridCol w:w="5400"/></w:tblGrid><w:tr><w:trPr><w:cantSplit/><w:tblHeader/></w:trPr><w:tc><w:tcPr><w:tcW w:type="dxa" w:w="4200"/><w:shd w:fill="1A1A2E" w:color="auto" w:val="clear"/><w:tcMar><w:top w:type="dxa" w:w="80"/><w:left w:type="dxa" w:w="120"/><w:bottom w:type="dxa" w:w="80"/><w:right w:type="dxa" w:w="120"/></w:tcMar></w:tcPr><w:p><w:r><w:rPr><w:b/><w:bCs/><w:color w:val="FFFFFF"/><w:sz w:val="28"/><w:szCs w:val="28"/></w:rPr><w:t xml:space="preserve">จังหวะที่เพิ่ม</w:t></w:r></w:p></w:tc><w:tc><w:tcPr><w:tcW w:type="dxa" w:w="5400"/><w:shd w:fill="1A1A2E" w:color="auto" w:val="clear"/><w:tcMar><w:top w:type="dxa" w:w="80"/><w:left w:type="dxa" w:w="120"/><w:bottom w:type="dxa" w:w="80"/><w:right w:type="dxa" w:w="120"/></w:tcMar></w:tcPr><w:p><w:r><w:rPr><w:b/><w:bCs/><w:color w:val="FFFFFF"/><w:sz w:val="28"/><w:szCs w:val="28"/></w:rPr><w:t xml:space="preserve">ตั๋วใหม่จะไปไหน</w:t></w:r></w:p></w:tc></w:tr><w:tr><w:trPr><w:cantSplit/></w:trPr><w:tc><w:tcPr><w:tcW w:type="dxa" w:w="4200"/><w:shd w:fill="FFFFFF" w:color="auto" w:val="clear"/><w:tcMar><w:top w:type="dxa" w:w="70"/><w:left w:type="dxa" w:w="120"/><w:bottom w:type="dxa" w:w="70"/><w:right w:type="dxa" w:w="120"/></w:tcMar></w:tcPr><w:p><w:pPr><w:spacing w:after="0"/></w:pPr><w:r><w:rPr><w:sz w:val="28"/><w:szCs w:val="28"/></w:rPr><w:t xml:space="preserve">เพิ่มเป็น Event</w:t></w:r></w:p></w:tc><w:tc><w:tcPr><w:tcW w:type="dxa" w:w="5400"/><w:shd w:fill="FFFFFF" w:color="auto" w:val="clear"/><w:tcMar><w:top w:type="dxa" w:w="70"/><w:left w:type="dxa" w:w="120"/><w:bottom w:type="dxa" w:w="70"/><w:right w:type="dxa" w:w="120"/></w:tcMar></w:tcPr><w:p><w:pPr><w:spacing w:after="0"/></w:pPr><w:r><w:rPr><w:sz w:val="28"/><w:szCs w:val="28"/></w:rPr><w:t xml:space="preserve">ส่งให้ Tier 2 ยืนยันก่อนปิด</w:t></w:r></w:p></w:tc></w:tr><w:tr><w:trPr><w:cantSplit/></w:trPr><w:tc><w:tcPr><w:tcW w:type="dxa" w:w="4200"/><w:shd w:fill="F7F8FA" w:color="auto" w:val="clear"/><w:tcMar><w:top w:type="dxa" w:w="70"/><w:left w:type="dxa" w:w="120"/><w:bottom w:type="dxa" w:w="70"/><w:right w:type="dxa" w:w="120"/></w:tcMar></w:tcPr><w:p><w:pPr><w:spacing w:after="0"/></w:pPr><w:r><w:rPr><w:sz w:val="28"/><w:szCs w:val="28"/></w:rPr><w:t xml:space="preserve">เพิ่มเป็น Incident ก่อนกลุ่มผ่าน Project Review</w:t></w:r></w:p></w:tc><w:tc><w:tcPr><w:tcW w:type="dxa" w:w="5400"/><w:shd w:fill="F7F8FA" w:color="auto" w:val="clear"/><w:tcMar><w:top w:type="dxa" w:w="70"/><w:left w:type="dxa" w:w="120"/><w:bottom w:type="dxa" w:w="70"/><w:right w:type="dxa" w:w="120"/></w:tcMar></w:tcPr><w:p><w:pPr><w:spacing w:after="0"/></w:pPr><w:r><w:rPr><w:sz w:val="28"/><w:szCs w:val="28"/></w:rPr><w:t xml:space="preserve">รอคุณตรวจก่อนมอบหมายตามปกติ</w:t></w:r></w:p></w:tc></w:tr><w:tr><w:trPr><w:cantSplit/></w:trPr><w:tc><w:tcPr><w:tcW w:type="dxa" w:w="4200"/><w:shd w:fill="FFFFFF" w:color="auto" w:val="clear"/><w:tcMar><w:top w:type="dxa" w:w="70"/><w:left w:type="dxa" w:w="120"/><w:bottom w:type="dxa" w:w="70"/><w:right w:type="dxa" w:w="120"/></w:tcMar></w:tcPr><w:p><w:pPr><w:spacing w:after="0"/></w:pPr><w:r><w:rPr><w:b/><w:bCs/><w:sz w:val="32"/><w:szCs w:val="32"/></w:rPr><w:t xml:space="preserve">เพิ่มเป็น Incident หลังกลุ่มผ่าน Project Review แล้ว</w:t></w:r></w:p></w:tc><w:tc><w:tcPr><w:tcW w:type="dxa" w:w="5400"/><w:shd w:fill="FFFFFF" w:color="auto" w:val="clear"/><w:tcMar><w:top w:type="dxa" w:w="70"/><w:left w:type="dxa" w:w="120"/><w:bottom w:type="dxa" w:w="70"/><w:right w:type="dxa" w:w="120"/></w:tcMar></w:tcPr><w:p><w:pPr><w:spacing w:after="0"/></w:pPr><w:r><w:rPr><w:sz w:val="32"/><w:szCs w:val="32"/></w:rPr><w:t xml:space="preserve">รับผลการประเมินฉุกเฉินของกลุ่มมาใช้ แล้ว</w:t></w:r><w:r><w:rPr><w:b/><w:bCs/><w:sz w:val="32"/><w:szCs w:val="32"/></w:rPr><w:t xml:space="preserve">เข้าเลนที่เลือกทันที</w:t></w:r><w:r><w:rPr><w:sz w:val="32"/><w:szCs w:val="32"/></w:rPr><w:t xml:space="preserve"> ไม่ต้องรอคุณตรวจซ้ำ</w:t></w:r></w:p></w:tc></w:tr></w:tbl><w:p><w:pPr><w:spacing w:after="140"/></w:pPr></w:p><w:tbl><w:tblPr><w:tblW w:type="dxa" w:w="9600"/><w:tblBorders><w:top w:val="single" w:color="F1F3F6" w:sz="2"/><w:left w:val="single" w:color="6C7888" w:sz="28"/><w:bottom w:val="single" w:color="F1F3F6" w:sz="2"/><w:right w:val="single" w:color="F1F3F6" w:sz="2"/><w:insideH w:val="single" w:color="auto" w:sz="4"/><w:insideV w:val="single" w:color="auto" w:sz="4"/></w:tblBorders></w:tblPr><w:tblGrid><w:gridCol w:w="9600"/></w:tblGrid><w:tr><w:tc><w:tcPr><w:tcW w:type="dxa" w:w="9600"/><w:shd w:fill="F1F3F6" w:color="auto" w:val="clear"/><w:tcMar><w:top w:type="dxa" w:w="140"/><w:left w:type="dxa" w:w="200"/><w:bottom w:type="dxa" w:w="140"/><w:right w:type="dxa" w:w="200"/></w:tcMar></w:tcPr><w:p><w:pPr><w:spacing w:after="60"/></w:pPr><w:r><w:rPr><w:b/><w:bCs/><w:color w:val="6C7888"/><w:sz w:val="30"/><w:szCs w:val="30"/></w:rPr><w:t xml:space="preserve">สิ่งที่ต้องจำ</w:t></w:r></w:p><w:p><w:pPr><w:spacing w:after="0"/></w:pPr><w:r><w:rPr><w:sz w:val="32"/><w:szCs w:val="32"/></w:rPr><w:t xml:space="preserve">ระบบคัดลอกข้อเท็จจริงของเหตุการณ์และตัวบ่งชี้จากตั๋วใบแรกมาให้ คง </w:t></w:r><w:r><w:rPr><w:b/><w:bCs/><w:sz w:val="32"/><w:szCs w:val="32"/></w:rPr><w:t xml:space="preserve">เวลาที่เกิดเหตุเดิม</w:t></w:r><w:r><w:rPr><w:sz w:val="32"/><w:szCs w:val="32"/></w:rPr><w:t xml:space="preserve"> ไว้เพื่อให้ OLA นับถูกต้อง และคงให้ </w:t></w:r><w:r><w:rPr><w:b/><w:bCs/><w:sz w:val="32"/><w:szCs w:val="32"/></w:rPr><w:t xml:space="preserve">ผู้เปิดกลุ่มเป็นเจ้าของตั๋ว</w:t></w:r><w:r><w:rPr><w:sz w:val="32"/><w:szCs w:val="32"/></w:rPr><w:t xml:space="preserve"> ไม่ใช่คุณ</w:t></w:r></w:p></w:tc></w:tr></w:tbl><w:p><w:pPr><w:spacing w:after="80"/></w:pPr></w:p><w:tbl><w:tblPr><w:tblW w:type="dxa" w:w="9600"/><w:tblBorders><w:top w:val="single" w:color="FDECEE" w:sz="2"/><w:left w:val="single" w:color="E63946" w:sz="28"/><w:bottom w:val="single" w:color="FDECEE" w:sz="2"/><w:right w:val="single" w:color="FDECEE" w:sz="2"/><w:insideH w:val="single" w:color="auto" w:sz="4"/><w:insideV w:val="single" w:color="auto" w:sz="4"/></w:tblBorders></w:tblPr><w:tblGrid><w:gridCol w:w="9600"/></w:tblGrid><w:tr><w:tc><w:tcPr><w:tcW w:type="dxa" w:w="9600"/><w:shd w:fill="FDECEE" w:color="auto" w:val="clear"/><w:tcMar><w:top w:type="dxa" w:w="140"/><w:left w:type="dxa" w:w="200"/><w:bottom w:type="dxa" w:w="140"/><w:right w:type="dxa" w:w="200"/></w:tcMar></w:tcPr><w:p><w:pPr><w:spacing w:after="60"/></w:pPr><w:r><w:rPr><w:b/><w:bCs/><w:color w:val="E63946"/><w:sz w:val="30"/><w:szCs w:val="30"/></w:rPr><w:t xml:space="preserve">ข้อควรระวัง</w:t></w:r></w:p><w:p><w:pPr><w:spacing w:after="0"/></w:pPr><w:r><w:rPr><w:sz w:val="32"/><w:szCs w:val="32"/></w:rPr><w:t xml:space="preserve">เพิ่มได้เฉพาะผู้เปิด Project Incident หรือผู้จัดการ SOC ไม่เกิน 25 ระบบต่อกลุ่ม และเมื่อทุกตั๋วในกลุ่มปิดหมดแล้ว กลุ่มจะถูกตรึง เพิ่มอีกไม่ได้</w:t></w:r></w:p></w:tc></w:tr></w:tbl><w:p><w:pPr><w:pStyle w:val="Heading2"/></w:pPr><w:r><w:t xml:space="preserve">5.11 สิทธิ์ทำงานระดับ Tier ชั่วคราว (เพิ่ม v1.5.3)</w:t></w:r></w:p><w:p><w:pPr><w:spacing w:after="120"/></w:pPr><w:r><w:rPr><w:sz w:val="32"/><w:szCs w:val="32"/></w:rPr><w:t xml:space="preserve">เมื่อทีมขาดคน ผู้ดูแลระบบสูงสุด (superuser) สามารถให้สิทธิ์ </w:t></w:r><w:r><w:rPr><w:b/><w:bCs/><w:sz w:val="32"/><w:szCs w:val="32"/></w:rPr><w:t xml:space="preserve">Tier 1 และ Tier 2 ชั่วคราว</w:t></w:r><w:r><w:rPr><w:sz w:val="32"/><w:szCs w:val="32"/></w:rPr><w:t xml:space="preserve"> แก่บัญชีผู้จัดการ SOC ได้จากหน้าจัดการผู้ใช้ใน </w:t></w:r><w:r><w:rPr><w:b/><w:bCs/><w:color w:val="245EA8"/><w:sz w:val="32"/><w:szCs w:val="32"/></w:rPr><w:t xml:space="preserve">ตั้งค่าระบบ › แผงควบคุมผู้ดูแลระบบ</w:t></w:r><w:r><w:rPr><w:sz w:val="32"/><w:szCs w:val="32"/></w:rPr><w:t xml:space="preserve"> — ให้ทั้งสองระดับพร้อมกันเสมอ ไม่แยกให้ทีละระดับ</w:t></w:r></w:p><w:p><w:pPr><w:spacing w:after="120"/></w:pPr><w:r><w:rPr><w:sz w:val="32"/><w:szCs w:val="32"/></w:rPr><w:t xml:space="preserve">ขณะได้รับสิทธิ์ คุณจะเห็นแถบเตือนสีเหลืองอยู่บนทุกหน้าว่า:</w:t></w:r></w:p><w:tbl><w:tblPr><w:tblW w:type="dxa" w:w="9600"/><w:tblBorders><w:top w:val="single" w:color="FDECEE" w:sz="2"/><w:left w:val="single" w:color="E63946" w:sz="28"/><w:bottom w:val="single" w:color="FDECEE" w:sz="2"/><w:right w:val="single" w:color="FDECEE" w:sz="2"/><w:insideH w:val="single" w:color="auto" w:sz="4"/><w:insideV w:val="single" w:color="auto" w:sz="4"/></w:tblBorders></w:tblPr><w:tblGrid><w:gridCol w:w="9600"/></w:tblGrid><w:tr><w:tc><w:tcPr><w:tcW w:type="dxa" w:w="9600"/><w:shd w:fill="FDECEE" w:color="auto" w:val="clear"/><w:tcMar><w:top w:type="dxa" w:w="140"/><w:left w:type="dxa" w:w="200"/><w:bottom w:type="dxa" w:w="140"/><w:right w:type="dxa" w:w="200"/></w:tcMar></w:tcPr><w:p><w:pPr><w:spacing w:after="60"/></w:pPr><w:r><w:rPr><w:b/><w:bCs/><w:color w:val="E63946"/><w:sz w:val="30"/><w:szCs w:val="30"/></w:rPr><w:t xml:space="preserve">ข้อควรระวัง</w:t></w:r></w:p><w:p><w:pPr><w:spacing w:after="0"/></w:pPr><w:r><w:rPr><w:b/><w:bCs/><w:sz w:val="32"/><w:szCs w:val="32"/></w:rPr><w:t xml:space="preserve">โหมดทำงานระดับ Tier ชั่วคราว</w:t></w:r><w:r><w:rPr><w:sz w:val="32"/><w:szCs w:val="32"/></w:rPr><w:t xml:space="preserve"> — คุณได้รับสิทธิ์ Tier 1 และ Tier 2 ชั่วคราวจากผู้ดูแลระบบ (Acting as Tier 1 / Tier 2) แจ้งผู้ดูแลระบบเพื่อยกเลิกเมื่อเสร็จสิ้น</w:t></w:r></w:p></w:tc></w:tr></w:tbl><w:p><w:pPr><w:spacing w:after="80"/></w:pPr></w:p><w:p><w:pPr><w:spacing w:after="120"/></w:pPr><w:r><w:rPr><w:sz w:val="32"/><w:szCs w:val="32"/></w:rPr><w:t xml:space="preserve">และแถบเมนูจะเพิ่มรายการเหล่านี้ให้:</w:t></w:r></w:p><w:p><w:pPr><w:pStyle w:val="ListParagraph"/><w:numPr><w:ilvl w:val="0"/><w:numId w:val="2"/></w:numPr><w:spacing w:after="60"/></w:pPr><w:r><w:rPr><w:b/><w:bCs/><w:color w:val="245EA8"/><w:sz w:val="32"/><w:szCs w:val="32"/></w:rPr><w:t xml:space="preserve">รับเรื่องและคัดกรอง › คิวงาน Tier 1</w:t></w:r></w:p><w:p><w:pPr><w:pStyle w:val="ListParagraph"/><w:numPr><w:ilvl w:val="0"/><w:numId w:val="2"/></w:numPr><w:spacing w:after="60"/></w:pPr><w:r><w:rPr><w:b/><w:bCs/><w:color w:val="245EA8"/><w:sz w:val="32"/><w:szCs w:val="32"/></w:rPr><w:t xml:space="preserve">รับเรื่องและคัดกรอง › คัดกรองการแจ้งเตือนจาก Wazuh</w:t></w:r></w:p><w:p><w:pPr><w:pStyle w:val="ListParagraph"/><w:numPr><w:ilvl w:val="0"/><w:numId w:val="2"/></w:numPr><w:spacing w:after="60"/></w:pPr><w:r><w:rPr><w:b/><w:bCs/><w:color w:val="245EA8"/><w:sz w:val="32"/><w:szCs w:val="32"/></w:rPr><w:t xml:space="preserve">รับเรื่องและคัดกรอง › เปิดเคสใหม่</w:t></w:r></w:p><w:p><w:pPr><w:pStyle w:val="ListParagraph"/><w:numPr><w:ilvl w:val="0"/><w:numId w:val="2"/></w:numPr><w:spacing w:after="60"/></w:pPr><w:r><w:rPr><w:b/><w:bCs/><w:color w:val="245EA8"/><w:sz w:val="32"/><w:szCs w:val="32"/></w:rPr><w:t xml:space="preserve">คิวงานต่างๆ › คิวงาน Tier 2</w:t></w:r></w:p><w:tbl><w:tblPr><w:tblW w:type="dxa" w:w="9600"/><w:tblBorders><w:top w:val="dashed" w:color="9DB4D4" w:sz="6"/><w:left w:val="dashed" w:color="9DB4D4" w:sz="6"/><w:bottom w:val="dashed" w:color="9DB4D4" w:sz="6"/><w:right w:val="dashed" w:color="9DB4D4" w:sz="6"/><w:insideH w:val="single" w:color="auto" w:sz="4"/><w:insideV w:val="single" w:color="auto" w:sz="4"/></w:tblBorders></w:tblPr><w:tblGrid><w:gridCol w:w="9600"/></w:tblGrid><w:tr><w:tc><w:tcPr><w:tcW w:type="dxa" w:w="9600"/><w:shd w:fill="F7F8FA" w:color="auto" w:val="clear"/><w:tcMar><w:top w:type="dxa" w:w="520"/><w:left w:type="dxa" w:w="200"/><w:bottom w:type="dxa" w:w="520"/><w:right w:type="dxa" w:w="200"/></w:tcMar><w:vAlign w:val="center"/></w:tcPr><w:p><w:pPr><w:spacing w:after="40"/><w:jc w:val="center"/></w:pPr><w:r><w:rPr><w:b/><w:bCs/><w:color w:val="6C7888"/><w:sz w:val="30"/><w:szCs w:val="30"/></w:rPr><w:t xml:space="preserve">[ ตำแหน่งภาพหน้าจอ ]</w:t></w:r></w:p><w:p><w:pPr><w:spacing w:after="40"/><w:jc w:val="center"/></w:pPr><w:r><w:rPr><w:color w:val="1F2D3D"/><w:sz w:val="32"/><w:szCs w:val="32"/></w:rPr><w:t xml:space="preserve">แถบเตือนโหมดทำงานระดับ Tier ชั่วคราว และเมนูที่เพิ่มขึ้นสำหรับผู้จัดการ SOC</w:t></w:r></w:p><w:p><w:pPr><w:jc w:val="center"/></w:pPr><w:r><w:rPr><w:rFonts w:ascii="Consolas" w:cs="Consolas" w:eastAsia="Consolas" w:hAnsi="Consolas"/><w:color w:val="9AA6B4"/><w:sz w:val="24"/><w:szCs w:val="24"/></w:rPr><w:t xml:space="preserve">SHOT: MGR-acting-tier-banner</w:t></w:r></w:p></w:tc></w:tr></w:tbl><w:p><w:pPr><w:spacing w:after="160" w:before="60"/><w:jc w:val="center"/></w:pPr><w:r><w:rPr><w:b/><w:bCs/><w:color w:val="245EA8"/><w:sz w:val="28"/><w:szCs w:val="28"/></w:rPr><w:t xml:space="preserve">รูปที่ 5-9  </w:t></w:r><w:r><w:rPr><w:i/><w:iCs/><w:color w:val="6C7888"/><w:sz w:val="28"/><w:szCs w:val="28"/></w:rPr><w:t xml:space="preserve">แถบเตือนโหมดทำงานระดับ Tier ชั่วคราว และเมนูที่เพิ่มขึ้นสำหรับผู้จัดการ SOC</w:t></w:r></w:p><w:tbl><w:tblPr><w:tblW w:type="dxa" w:w="9600"/><w:tblBorders><w:top w:val="single" w:color="FDECEE" w:sz="2"/><w:left w:val="single" w:color="E63946" w:sz="28"/><w:bottom w:val="single" w:color="FDECEE" w:sz="2"/><w:right w:val="single" w:color="FDECEE" w:sz="2"/><w:insideH w:val="single" w:color="auto" w:sz="4"/><w:insideV w:val="single" w:color="auto" w:sz="4"/></w:tblBorders></w:tblPr><w:tblGrid><w:gridCol w:w="9600"/></w:tblGrid><w:tr><w:tc><w:tcPr><w:tcW w:type="dxa" w:w="9600"/><w:shd w:fill="FDECEE" w:color="auto" w:val="clear"/><w:tcMar><w:top w:type="dxa" w:w="140"/><w:left w:type="dxa" w:w="200"/><w:bottom w:type="dxa" w:w="140"/><w:right w:type="dxa" w:w="200"/></w:tcMar></w:tcPr><w:p><w:pPr><w:spacing w:after="60"/></w:pPr><w:r><w:rPr><w:b/><w:bCs/><w:color w:val="E63946"/><w:sz w:val="30"/><w:szCs w:val="30"/></w:rPr><w:t xml:space="preserve">ข้อควรระวัง</w:t></w:r></w:p><w:p><w:pPr><w:spacing w:after="60"/></w:pPr><w:r><w:rPr><w:sz w:val="32"/><w:szCs w:val="32"/></w:rPr><w:t xml:space="preserve">คุณ </w:t></w:r><w:r><w:rPr><w:b/><w:bCs/><w:sz w:val="32"/><w:szCs w:val="32"/></w:rPr><w:t xml:space="preserve">ให้สิทธิ์นี้แก่ตัวเองไม่ได้</w:t></w:r><w:r><w:rPr><w:sz w:val="32"/><w:szCs w:val="32"/></w:rPr><w:t xml:space="preserve"> — ต้องเป็นผู้ดูแลระบบสูงสุดเป็นผู้ให้และเป็นผู้ยกเลิก และขอบเขตของบทบาทอื่นไม่เปลี่ยน: งานควบคุมยังเป็นของผู้ดูแลระบบ และการแก้ไขยังเป็นของเจ้าของระบบเหมือนเดิม</w:t></w:r></w:p><w:p><w:pPr><w:spacing w:after="0"/></w:pPr><w:r><w:rPr><w:sz w:val="32"/><w:szCs w:val="32"/></w:rPr><w:t xml:space="preserve">เป็นสิทธิ์ </w:t></w:r><w:r><w:rPr><w:b/><w:bCs/><w:sz w:val="32"/><w:szCs w:val="32"/></w:rPr><w:t xml:space="preserve">ชั่วคราว</w:t></w:r><w:r><w:rPr><w:sz w:val="32"/><w:szCs w:val="32"/></w:rPr><w:t xml:space="preserve"> ไม่ใช่การเปลี่ยนบทบาทถาวร เมื่อทีมกลับมาปกติควรแจ้งให้ยกเลิกทันที เพื่อให้การแบ่งแยกหน้าที่ยังตรวจสอบได้</w:t></w:r></w:p></w:tc></w:tr></w:tbl><w:p><w:pPr><w:pStyle w:val="Heading2"/></w:pPr><w:r><w:t xml:space="preserve">5.12 ติดตามคำขอ Forensics / RCA และเลขที่รายงาน</w:t></w:r></w:p><w:p><w:pPr><w:spacing w:after="120"/></w:pPr><w:r><w:rPr><w:sz w:val="32"/><w:szCs w:val="32"/></w:rPr><w:t xml:space="preserve">หน้า RCA Workspace </w:t></w:r><w:r><w:rPr><w:b/><w:bCs/><w:sz w:val="32"/><w:szCs w:val="32"/></w:rPr><w:t xml:space="preserve">ถูกยกเลิกแล้ว</w:t></w:r><w:r><w:rPr><w:sz w:val="32"/><w:szCs w:val="32"/></w:rPr><w:t xml:space="preserve"> — ผู้เชี่ยวชาญพิสูจน์หลักฐานจัดทำรายงาน RCA นอกระบบ และส่งมอบเอกสารฉบับจริงให้คุณโดยตรง ในระบบเขาทำเพียงสองอย่างบนการ์ด </w:t></w:r><w:r><w:rPr><w:b/><w:bCs/><w:sz w:val="32"/><w:szCs w:val="32"/></w:rPr><w:t xml:space="preserve">“งานของคุณ”</w:t></w:r><w:r><w:rPr><w:sz w:val="32"/><w:szCs w:val="32"/></w:rPr><w:t xml:space="preserve"> ที่ด้านบนของหน้าตั๋วฝั่งเขา:</w:t></w:r></w:p><w:p><w:pPr><w:pStyle w:val="ListParagraph"/><w:numPr><w:ilvl w:val="0"/><w:numId w:val="2"/></w:numPr><w:spacing w:after="60"/></w:pPr><w:r><w:rPr><w:b/><w:bCs/><w:color w:val="1F2D3D"/><w:sz w:val="32"/><w:szCs w:val="32"/></w:rPr><w:t xml:space="preserve">รับงาน</w:t></w:r><w:r><w:rPr><w:sz w:val="32"/><w:szCs w:val="32"/></w:rPr><w:t xml:space="preserve"> — คำขอเปลี่ยนจาก </w:t></w:r><w:r><w:rPr><w:b/><w:bCs/><w:sz w:val="32"/><w:szCs w:val="32"/></w:rPr><w:t xml:space="preserve">เปิด</w:t></w:r><w:r><w:rPr><w:sz w:val="32"/><w:szCs w:val="32"/></w:rPr><w:t xml:space="preserve"> เป็น </w:t></w:r><w:r><w:rPr><w:b/><w:bCs/><w:sz w:val="32"/><w:szCs w:val="32"/></w:rPr><w:t xml:space="preserve">กำลังดำเนินการ</w:t></w:r><w:r><w:rPr><w:sz w:val="32"/><w:szCs w:val="32"/></w:rPr><w:t xml:space="preserve"> บอกคุณว่าเขาเริ่มลงมือแล้ว</w:t></w:r></w:p><w:p><w:pPr><w:pStyle w:val="ListParagraph"/><w:numPr><w:ilvl w:val="0"/><w:numId w:val="2"/></w:numPr><w:spacing w:after="60"/></w:pPr><w:r><w:rPr><w:b/><w:bCs/><w:color w:val="1F2D3D"/><w:sz w:val="32"/><w:szCs w:val="32"/></w:rPr><w:t xml:space="preserve">ส่งงาน · เสร็จสิ้น</w:t></w:r><w:r><w:rPr><w:sz w:val="32"/><w:szCs w:val="32"/></w:rPr><w:t xml:space="preserve"> — คำขอปิดเป็น </w:t></w:r><w:r><w:rPr><w:b/><w:bCs/><w:sz w:val="32"/><w:szCs w:val="32"/></w:rPr><w:t xml:space="preserve">เสร็จสิ้น</w:t></w:r><w:r><w:rPr><w:sz w:val="32"/><w:szCs w:val="32"/></w:rPr><w:t xml:space="preserve"> พร้อม </w:t></w:r><w:r><w:rPr><w:b/><w:bCs/><w:sz w:val="32"/><w:szCs w:val="32"/></w:rPr><w:t xml:space="preserve">เลขที่รายงาน</w:t></w:r><w:r><w:rPr><w:sz w:val="32"/><w:szCs w:val="32"/></w:rPr><w:t xml:space="preserve"> (บังคับ ระบบเติมให้ในรูปแบบ SOC-RCA-YYYYMM-NNNN แก้ได้) ส่วนหมายเหตุใส่หรือไม่ก็ได้</w:t></w:r></w:p><w:p><w:pPr><w:spacing w:after="120"/></w:pPr><w:r><w:rPr><w:sz w:val="32"/><w:szCs w:val="32"/></w:rPr><w:t xml:space="preserve">คำขอ VA / Pentest และ Infrastructure Security ก็ต้องระบุเลขที่รายงานก่อนส่งงานเช่นกัน โดยระบบเติมให้ในรูปแบบ </w:t></w:r><w:r><w:rPr><w:rFonts w:ascii="Consolas" w:cs="Consolas" w:eastAsia="Consolas" w:hAnsi="Consolas"/><w:sz w:val="32"/><w:szCs w:val="32"/></w:rPr><w:t xml:space="preserve">SOC-VAPT-YYYYMM-NNNN</w:t></w:r><w:r><w:rPr><w:sz w:val="32"/><w:szCs w:val="32"/></w:rPr><w:t xml:space="preserve"> และ </w:t></w:r><w:r><w:rPr><w:rFonts w:ascii="Consolas" w:cs="Consolas" w:eastAsia="Consolas" w:hAnsi="Consolas"/><w:sz w:val="32"/><w:szCs w:val="32"/></w:rPr><w:t xml:space="preserve">SOC-HARD-YYYYMM-NNNN</w:t></w:r><w:r><w:rPr><w:sz w:val="32"/><w:szCs w:val="32"/></w:rPr><w:t xml:space="preserve"> ตามลำดับ และสองประเภทนี้แนบไฟล์ผลได้</w:t></w:r></w:p><w:p><w:pPr><w:spacing w:after="120"/></w:pPr><w:r><w:rPr><w:sz w:val="32"/><w:szCs w:val="32"/></w:rPr><w:t xml:space="preserve">เลขที่รายงานแสดงบนแผงคำขอ (“เลขที่รายงาน: …”) ในคอลัมน์ </w:t></w:r><w:r><w:rPr><w:b/><w:bCs/><w:color w:val="1F2D3D"/><w:sz w:val="32"/><w:szCs w:val="32"/></w:rPr><w:t xml:space="preserve">เลขที่รายงาน</w:t></w:r><w:r><w:rPr><w:sz w:val="32"/><w:szCs w:val="32"/></w:rPr><w:t xml:space="preserve"> ของ </w:t></w:r><w:r><w:rPr><w:b/><w:bCs/><w:color w:val="245EA8"/><w:sz w:val="32"/><w:szCs w:val="32"/></w:rPr><w:t xml:space="preserve">คิวงานต่างๆ › คำขอตอบสนองเหตุการณ์</w:t></w:r><w:r><w:rPr><w:sz w:val="32"/><w:szCs w:val="32"/></w:rPr><w:t xml:space="preserve"> และในอีเมลแจ้งคำขอเสร็จสิ้นที่ส่งถึงคุณ ใช้เลขนี้จับคู่กับเอกสารฉบับจริงที่คุณได้รับ</w:t></w:r></w:p><w:tbl><w:tblPr><w:tblW w:type="dxa" w:w="9600"/><w:tblBorders><w:top w:val="dashed" w:color="9DB4D4" w:sz="6"/><w:left w:val="dashed" w:color="9DB4D4" w:sz="6"/><w:bottom w:val="dashed" w:color="9DB4D4" w:sz="6"/><w:right w:val="dashed" w:color="9DB4D4" w:sz="6"/><w:insideH w:val="single" w:color="auto" w:sz="4"/><w:insideV w:val="single" w:color="auto" w:sz="4"/></w:tblBorders></w:tblPr><w:tblGrid><w:gridCol w:w="9600"/></w:tblGrid><w:tr><w:tc><w:tcPr><w:tcW w:type="dxa" w:w="9600"/><w:shd w:fill="F7F8FA" w:color="auto" w:val="clear"/><w:tcMar><w:top w:type="dxa" w:w="520"/><w:left w:type="dxa" w:w="200"/><w:bottom w:type="dxa" w:w="520"/><w:right w:type="dxa" w:w="200"/></w:tcMar><w:vAlign w:val="center"/></w:tcPr><w:p><w:pPr><w:spacing w:after="40"/><w:jc w:val="center"/></w:pPr><w:r><w:rPr><w:b/><w:bCs/><w:color w:val="6C7888"/><w:sz w:val="30"/><w:szCs w:val="30"/></w:rPr><w:t xml:space="preserve">[ ตำแหน่งภาพหน้าจอ ]</w:t></w:r></w:p><w:p><w:pPr><w:spacing w:after="40"/><w:jc w:val="center"/></w:pPr><w:r><w:rPr><w:color w:val="1F2D3D"/><w:sz w:val="32"/><w:szCs w:val="32"/></w:rPr><w:t xml:space="preserve">แผงคำขอ Forensics / RCA บนหน้ารายละเอียดตั๋ว แสดงสถานะและเลขที่รายงาน</w:t></w:r></w:p><w:p><w:pPr><w:jc w:val="center"/></w:pPr><w:r><w:rPr><w:rFonts w:ascii="Consolas" w:cs="Consolas" w:eastAsia="Consolas" w:hAnsi="Consolas"/><w:color w:val="9AA6B4"/><w:sz w:val="24"/><w:szCs w:val="24"/></w:rPr><w:t xml:space="preserve">SHOT: MGR-rca-report-number</w:t></w:r></w:p></w:tc></w:tr></w:tbl><w:p><w:pPr><w:spacing w:after="160" w:before="60"/><w:jc w:val="center"/></w:pPr><w:r><w:rPr><w:b/><w:bCs/><w:color w:val="245EA8"/><w:sz w:val="28"/><w:szCs w:val="28"/></w:rPr><w:t xml:space="preserve">รูปที่ 5-10  </w:t></w:r><w:r><w:rPr><w:i/><w:iCs/><w:color w:val="6C7888"/><w:sz w:val="28"/><w:szCs w:val="28"/></w:rPr><w:t xml:space="preserve">แผงคำขอ Forensics / RCA บนหน้ารายละเอียดตั๋ว แสดงสถานะและเลขที่รายงาน</w:t></w:r></w:p><w:tbl><w:tblPr><w:tblW w:type="dxa" w:w="9600"/><w:tblBorders><w:top w:val="single" w:color="F1F3F6" w:sz="2"/><w:left w:val="single" w:color="6C7888" w:sz="28"/><w:bottom w:val="single" w:color="F1F3F6" w:sz="2"/><w:right w:val="single" w:color="F1F3F6" w:sz="2"/><w:insideH w:val="single" w:color="auto" w:sz="4"/><w:insideV w:val="single" w:color="auto" w:sz="4"/></w:tblBorders></w:tblPr><w:tblGrid><w:gridCol w:w="9600"/></w:tblGrid><w:tr><w:tc><w:tcPr><w:tcW w:type="dxa" w:w="9600"/><w:shd w:fill="F1F3F6" w:color="auto" w:val="clear"/><w:tcMar><w:top w:type="dxa" w:w="140"/><w:left w:type="dxa" w:w="200"/><w:bottom w:type="dxa" w:w="140"/><w:right w:type="dxa" w:w="200"/></w:tcMar></w:tcPr><w:p><w:pPr><w:spacing w:after="60"/></w:pPr><w:r><w:rPr><w:b/><w:bCs/><w:color w:val="6C7888"/><w:sz w:val="30"/><w:szCs w:val="30"/></w:rPr><w:t xml:space="preserve">สิ่งที่ต้องจำ</w:t></w:r></w:p><w:p><w:pPr><w:spacing w:after="60"/></w:pPr><w:r><w:rPr><w:sz w:val="32"/><w:szCs w:val="32"/></w:rPr><w:t xml:space="preserve">ระบบ </w:t></w:r><w:r><w:rPr><w:b/><w:bCs/><w:sz w:val="32"/><w:szCs w:val="32"/></w:rPr><w:t xml:space="preserve">ไม่เก็บไฟล์รายงาน RCA</w:t></w:r><w:r><w:rPr><w:sz w:val="32"/><w:szCs w:val="32"/></w:rPr><w:t xml:space="preserve"> — แบบฟอร์มของคำขอ Forensics / RCA ไม่มีช่องแนบไฟล์ เลขที่รายงานคือหลักฐานเดียวในระบบว่าส่งรายงานฉบับใด</w:t></w:r></w:p><w:p><w:pPr><w:spacing w:after="60"/></w:pPr><w:r><w:rPr><w:sz w:val="32"/><w:szCs w:val="32"/></w:rPr><w:t xml:space="preserve">ในฐานะผู้จัดการ SOC คุณเปิด </w:t></w:r><w:r><w:rPr><w:b/><w:bCs/><w:color w:val="1F2D3D"/><w:sz w:val="32"/><w:szCs w:val="32"/></w:rPr><w:t xml:space="preserve">อัปเดตงาน</w:t></w:r><w:r><w:rPr><w:sz w:val="32"/><w:szCs w:val="32"/></w:rPr><w:t xml:space="preserve"> ในรายการคำขอแล้วปิดคำขอแทนผู้รับผิดชอบได้ (ต้องระบุเลขที่รายงานเช่นกัน) แต่ปุ่ม </w:t></w:r><w:r><w:rPr><w:b/><w:bCs/><w:color w:val="1F2D3D"/><w:sz w:val="32"/><w:szCs w:val="32"/></w:rPr><w:t xml:space="preserve">รับงาน</w:t></w:r><w:r><w:rPr><w:sz w:val="32"/><w:szCs w:val="32"/></w:rPr><w:t xml:space="preserve"> แสดงเฉพาะผู้รับผิดชอบคำขอ</w:t></w:r></w:p><w:p><w:pPr><w:spacing w:after="60"/></w:pPr><w:r><w:rPr><w:sz w:val="32"/><w:szCs w:val="32"/></w:rPr><w:t xml:space="preserve">เจ้าหน้าที่ SOC คนอื่น (Tier 1 / Tier 2) </w:t></w:r><w:r><w:rPr><w:b/><w:bCs/><w:sz w:val="32"/><w:szCs w:val="32"/></w:rPr><w:t xml:space="preserve">เปลี่ยนสถานะหรือเลขที่รายงานของคำขอไม่ได้</w:t></w:r><w:r><w:rPr><w:sz w:val="32"/><w:szCs w:val="32"/></w:rPr><w:t xml:space="preserve"> — ในแบบฟอร์ม </w:t></w:r><w:r><w:rPr><w:b/><w:bCs/><w:color w:val="1F2D3D"/><w:sz w:val="32"/><w:szCs w:val="32"/></w:rPr><w:t xml:space="preserve">อัปเดตงาน</w:t></w:r><w:r><w:rPr><w:sz w:val="32"/><w:szCs w:val="32"/></w:rPr><w:t xml:space="preserve"> ของเขาช่องสถานะจะล็อกไว้และเพิ่มได้เฉพาะหมายเหตุ การปิดคำขอแทนทีมตอบสนองจึงเป็นหน้าที่ของคุณเท่านั้น</w:t></w:r></w:p><w:p><w:pPr><w:spacing w:after="0"/></w:pPr><w:r><w:rPr><w:sz w:val="32"/><w:szCs w:val="32"/></w:rPr><w:t xml:space="preserve">ข้อมูลที่เคยกรอกไว้ใน RCA Workspace เดิมยังเก็บในฐานข้อมูล แต่ไม่มีหน้าจอให้เปิดดูแล้ว ลิงก์ RCA เก่าในอีเมลจะพามาที่หัวข้อคำขอทีมตอบสนองบนหน้าตั๋วแทน</w:t></w:r></w:p></w:tc></w:tr></w:tbl><w:p><w:pPr><w:pStyle w:val="Heading1"/></w:pPr><w:r><w:t xml:space="preserve">6. สถานะที่เกี่ยวข้องกับคุณ</w:t></w:r></w:p><w:tbl><w:tblPr><w:tblW w:type="dxa" w:w="9600"/><w:tblBorders><w:top w:val="single" w:color="E1E6ED" w:sz="2"/><w:left w:val="single" w:color="E1E6ED" w:sz="2"/><w:bottom w:val="single" w:color="E1E6ED" w:sz="2"/><w:right w:val="single" w:color="E1E6ED" w:sz="2"/><w:insideH w:val="single" w:color="E1E6ED" w:sz="2"/><w:insideV w:val="single" w:color="E1E6ED" w:sz="2"/></w:tblBorders></w:tblPr><w:tblGrid><w:gridCol w:w="2800"/><w:gridCol w:w="3400"/><w:gridCol w:w="3400"/></w:tblGrid><w:tr><w:trPr><w:cantSplit/><w:tblHeader/></w:trPr><w:tc><w:tcPr><w:tcW w:type="dxa" w:w="2800"/><w:shd w:fill="1A1A2E" w:color="auto" w:val="clear"/><w:tcMar><w:top w:type="dxa" w:w="80"/><w:left w:type="dxa" w:w="120"/><w:bottom w:type="dxa" w:w="80"/><w:right w:type="dxa" w:w="120"/></w:tcMar></w:tcPr><w:p><w:r><w:rPr><w:b/><w:bCs/><w:color w:val="FFFFFF"/><w:sz w:val="28"/><w:szCs w:val="28"/></w:rPr><w:t xml:space="preserve">สถานะ</w:t></w:r></w:p></w:tc><w:tc><w:tcPr><w:tcW w:type="dxa" w:w="3400"/><w:shd w:fill="1A1A2E" w:color="auto" w:val="clear"/><w:tcMar><w:top w:type="dxa" w:w="80"/><w:left w:type="dxa" w:w="120"/><w:bottom w:type="dxa" w:w="80"/><w:right w:type="dxa" w:w="120"/></w:tcMar></w:tcPr><w:p><w:r><w:rPr><w:b/><w:bCs/><w:color w:val="FFFFFF"/><w:sz w:val="28"/><w:szCs w:val="28"/></w:rPr><w:t xml:space="preserve">หมายถึง</w:t></w:r></w:p></w:tc><w:tc><w:tcPr><w:tcW w:type="dxa" w:w="3400"/><w:shd w:fill="1A1A2E" w:color="auto" w:val="clear"/><w:tcMar><w:top w:type="dxa" w:w="80"/><w:left w:type="dxa" w:w="120"/><w:bottom w:type="dxa" w:w="80"/><w:right w:type="dxa" w:w="120"/></w:tcMar></w:tcPr><w:p><w:r><w:rPr><w:b/><w:bCs/><w:color w:val="FFFFFF"/><w:sz w:val="28"/><w:szCs w:val="28"/></w:rPr><w:t xml:space="preserve">คุณต้องทำ</w:t></w:r></w:p></w:tc></w:tr><w:tr><w:trPr><w:cantSplit/></w:trPr><w:tc><w:tcPr><w:tcW w:type="dxa" w:w="2800"/><w:shd w:fill="FFFFFF" w:color="auto" w:val="clear"/><w:tcMar><w:top w:type="dxa" w:w="70"/><w:left w:type="dxa" w:w="120"/><w:bottom w:type="dxa" w:w="70"/><w:right w:type="dxa" w:w="120"/></w:tcMar></w:tcPr><w:p><w:pPr><w:spacing w:after="0"/></w:pPr><w:r><w:rPr><w:b/><w:bCs/><w:sz w:val="28"/><w:szCs w:val="28"/></w:rPr><w:t xml:space="preserve">รอผู้จัดการ SOC ตรวจ</w:t></w:r><w:r><w:rPr><w:rFonts w:ascii="Consolas" w:cs="Consolas" w:eastAsia="Consolas" w:hAnsi="Consolas"/><w:color w:val="6C7888"/><w:sz w:val="24"/><w:szCs w:val="24"/></w:rPr><w:br/><w:t xml:space="preserve">PENDING_MGR_TRIAGE</w:t></w:r></w:p></w:tc><w:tc><w:tcPr><w:tcW w:type="dxa" w:w="3400"/><w:shd w:fill="FFFFFF" w:color="auto" w:val="clear"/><w:tcMar><w:top w:type="dxa" w:w="70"/><w:left w:type="dxa" w:w="120"/><w:bottom w:type="dxa" w:w="70"/><w:right w:type="dxa" w:w="120"/></w:tcMar></w:tcPr><w:p><w:pPr><w:spacing w:after="0"/></w:pPr><w:r><w:rPr><w:sz w:val="28"/><w:szCs w:val="28"/></w:rPr><w:t xml:space="preserve">เหตุการณ์จริงรอตรวจก่อนมอบหมาย</w:t></w:r></w:p></w:tc><w:tc><w:tcPr><w:tcW w:type="dxa" w:w="3400"/><w:shd w:fill="FFFFFF" w:color="auto" w:val="clear"/><w:tcMar><w:top w:type="dxa" w:w="70"/><w:left w:type="dxa" w:w="120"/><w:bottom w:type="dxa" w:w="70"/><w:right w:type="dxa" w:w="120"/></w:tcMar></w:tcPr><w:p><w:pPr><w:spacing w:after="0"/></w:pPr><w:r><w:rPr><w:sz w:val="28"/><w:szCs w:val="28"/></w:rPr><w:t xml:space="preserve">ประเมินฉุกเฉิน + ส่งต่อ (ดู 5.1)</w:t></w:r></w:p></w:tc></w:tr><w:tr><w:trPr><w:cantSplit/></w:trPr><w:tc><w:tcPr><w:tcW w:type="dxa" w:w="2800"/><w:shd w:fill="F7F8FA" w:color="auto" w:val="clear"/><w:tcMar><w:top w:type="dxa" w:w="70"/><w:left w:type="dxa" w:w="120"/><w:bottom w:type="dxa" w:w="70"/><w:right w:type="dxa" w:w="120"/></w:tcMar></w:tcPr><w:p><w:pPr><w:spacing w:after="0"/></w:pPr><w:r><w:rPr><w:b/><w:bCs/><w:sz w:val="28"/><w:szCs w:val="28"/></w:rPr><w:t xml:space="preserve">รอผู้จัดการตรวจสอบ</w:t></w:r><w:r><w:rPr><w:rFonts w:ascii="Consolas" w:cs="Consolas" w:eastAsia="Consolas" w:hAnsi="Consolas"/><w:color w:val="6C7888"/><w:sz w:val="24"/><w:szCs w:val="24"/></w:rPr><w:br/><w:t xml:space="preserve">PENDING_MANAGER</w:t></w:r></w:p></w:tc><w:tc><w:tcPr><w:tcW w:type="dxa" w:w="3400"/><w:shd w:fill="F7F8FA" w:color="auto" w:val="clear"/><w:tcMar><w:top w:type="dxa" w:w="70"/><w:left w:type="dxa" w:w="120"/><w:bottom w:type="dxa" w:w="70"/><w:right w:type="dxa" w:w="120"/></w:tcMar></w:tcPr><w:p><w:pPr><w:spacing w:after="0"/></w:pPr><w:r><w:rPr><w:sz w:val="28"/><w:szCs w:val="28"/></w:rPr><w:t xml:space="preserve">ตั๋วฉุกเฉินรออนุมัติปิด</w:t></w:r></w:p></w:tc><w:tc><w:tcPr><w:tcW w:type="dxa" w:w="3400"/><w:shd w:fill="F7F8FA" w:color="auto" w:val="clear"/><w:tcMar><w:top w:type="dxa" w:w="70"/><w:left w:type="dxa" w:w="120"/><w:bottom w:type="dxa" w:w="70"/><w:right w:type="dxa" w:w="120"/></w:tcMar></w:tcPr><w:p><w:pPr><w:spacing w:after="0"/></w:pPr><w:r><w:rPr><w:sz w:val="28"/><w:szCs w:val="28"/></w:rPr><w:t xml:space="preserve">ตรวจสอบและอนุมัติ (ดู 5.4)</w:t></w:r></w:p></w:tc></w:tr><w:tr><w:trPr><w:cantSplit/></w:trPr><w:tc><w:tcPr><w:tcW w:type="dxa" w:w="2800"/><w:shd w:fill="FFFFFF" w:color="auto" w:val="clear"/><w:tcMar><w:top w:type="dxa" w:w="70"/><w:left w:type="dxa" w:w="120"/><w:bottom w:type="dxa" w:w="70"/><w:right w:type="dxa" w:w="120"/></w:tcMar></w:tcPr><w:p><w:pPr><w:spacing w:after="0"/></w:pPr><w:r><w:rPr><w:b/><w:bCs/><w:sz w:val="28"/><w:szCs w:val="28"/></w:rPr><w:t xml:space="preserve">รอผู้จัดการตรวจการปิด Event</w:t></w:r><w:r><w:rPr><w:rFonts w:ascii="Consolas" w:cs="Consolas" w:eastAsia="Consolas" w:hAnsi="Consolas"/><w:color w:val="6C7888"/><w:sz w:val="24"/><w:szCs w:val="24"/></w:rPr><w:br/><w:t xml:space="preserve">PENDING_MGR_EVENT_REVIEW</w:t></w:r></w:p></w:tc><w:tc><w:tcPr><w:tcW w:type="dxa" w:w="3400"/><w:shd w:fill="FFFFFF" w:color="auto" w:val="clear"/><w:tcMar><w:top w:type="dxa" w:w="70"/><w:left w:type="dxa" w:w="120"/><w:bottom w:type="dxa" w:w="70"/><w:right w:type="dxa" w:w="120"/></w:tcMar></w:tcPr><w:p><w:pPr><w:spacing w:after="0"/></w:pPr><w:r><w:rPr><w:sz w:val="28"/><w:szCs w:val="28"/></w:rPr><w:t xml:space="preserve">Tier 2 ปรับลดเป็น Event</w:t></w:r></w:p></w:tc><w:tc><w:tcPr><w:tcW w:type="dxa" w:w="3400"/><w:shd w:fill="FFFFFF" w:color="auto" w:val="clear"/><w:tcMar><w:top w:type="dxa" w:w="70"/><w:left w:type="dxa" w:w="120"/><w:bottom w:type="dxa" w:w="70"/><w:right w:type="dxa" w:w="120"/></w:tcMar></w:tcPr><w:p><w:pPr><w:spacing w:after="0"/></w:pPr><w:r><w:rPr><w:sz w:val="28"/><w:szCs w:val="28"/></w:rPr><w:t xml:space="preserve">เห็นด้วย (ปิด) หรือตีกลับ (ดู 5.5)</w:t></w:r></w:p></w:tc></w:tr></w:tbl><w:p><w:pPr><w:pStyle w:val="Heading1"/></w:pPr><w:r><w:t xml:space="preserve">7. การแจ้งเตือนทางอีเมล</w:t></w:r></w:p><w:tbl><w:tblPr><w:tblW w:type="dxa" w:w="9600"/><w:tblBorders><w:top w:val="single" w:color="E1E6ED" w:sz="2"/><w:left w:val="single" w:color="E1E6ED" w:sz="2"/><w:bottom w:val="single" w:color="E1E6ED" w:sz="2"/><w:right w:val="single" w:color="E1E6ED" w:sz="2"/><w:insideH w:val="single" w:color="E1E6ED" w:sz="2"/><w:insideV w:val="single" w:color="E1E6ED" w:sz="2"/></w:tblBorders></w:tblPr><w:tblGrid><w:gridCol w:w="6000"/><w:gridCol w:w="3600"/></w:tblGrid><w:tr><w:trPr><w:cantSplit/><w:tblHeader/></w:trPr><w:tc><w:tcPr><w:tcW w:type="dxa" w:w="6000"/><w:shd w:fill="1A1A2E" w:color="auto" w:val="clear"/><w:tcMar><w:top w:type="dxa" w:w="80"/><w:left w:type="dxa" w:w="120"/><w:bottom w:type="dxa" w:w="80"/><w:right w:type="dxa" w:w="120"/></w:tcMar></w:tcPr><w:p><w:r><w:rPr><w:b/><w:bCs/><w:color w:val="FFFFFF"/><w:sz w:val="28"/><w:szCs w:val="28"/></w:rPr><w:t xml:space="preserve">เหตุการณ์</w:t></w:r></w:p></w:tc><w:tc><w:tcPr><w:tcW w:type="dxa" w:w="3600"/><w:shd w:fill="1A1A2E" w:color="auto" w:val="clear"/><w:tcMar><w:top w:type="dxa" w:w="80"/><w:left w:type="dxa" w:w="120"/><w:bottom w:type="dxa" w:w="80"/><w:right w:type="dxa" w:w="120"/></w:tcMar></w:tcPr><w:p><w:r><w:rPr><w:b/><w:bCs/><w:color w:val="FFFFFF"/><w:sz w:val="28"/><w:szCs w:val="28"/></w:rPr><w:t xml:space="preserve">ผู้รับ</w:t></w:r></w:p></w:tc></w:tr><w:tr><w:trPr><w:cantSplit/></w:trPr><w:tc><w:tcPr><w:tcW w:type="dxa" w:w="6000"/><w:shd w:fill="FFFFFF" w:color="auto" w:val="clear"/><w:tcMar><w:top w:type="dxa" w:w="70"/><w:left w:type="dxa" w:w="120"/><w:bottom w:type="dxa" w:w="70"/><w:right w:type="dxa" w:w="120"/></w:tcMar></w:tcPr><w:p><w:pPr><w:spacing w:after="0"/></w:pPr><w:r><w:rPr><w:sz w:val="28"/><w:szCs w:val="28"/></w:rPr><w:t xml:space="preserve">เหตุการณ์จริงเข้าสู่ขั้นตรวจก่อนมอบหมาย</w:t></w:r></w:p></w:tc><w:tc><w:tcPr><w:tcW w:type="dxa" w:w="3600"/><w:shd w:fill="FFFFFF" w:color="auto" w:val="clear"/><w:tcMar><w:top w:type="dxa" w:w="70"/><w:left w:type="dxa" w:w="120"/><w:bottom w:type="dxa" w:w="70"/><w:right w:type="dxa" w:w="120"/></w:tcMar></w:tcPr><w:p><w:pPr><w:spacing w:after="0"/></w:pPr><w:r><w:rPr><w:b/><w:bCs/><w:sz w:val="32"/><w:szCs w:val="32"/></w:rPr><w:t xml:space="preserve">ผู้จัดการ SOC </w:t></w:r><w:r><w:rPr><w:sz w:val="32"/><w:szCs w:val="32"/></w:rPr><w:t xml:space="preserve">(คุณ)</w:t></w:r></w:p></w:tc></w:tr><w:tr><w:trPr><w:cantSplit/></w:trPr><w:tc><w:tcPr><w:tcW w:type="dxa" w:w="6000"/><w:shd w:fill="F7F8FA" w:color="auto" w:val="clear"/><w:tcMar><w:top w:type="dxa" w:w="70"/><w:left w:type="dxa" w:w="120"/><w:bottom w:type="dxa" w:w="70"/><w:right w:type="dxa" w:w="120"/></w:tcMar></w:tcPr><w:p><w:pPr><w:spacing w:after="0"/></w:pPr><w:r><w:rPr><w:sz w:val="28"/><w:szCs w:val="28"/></w:rPr><w:t xml:space="preserve">ตั๋วฉุกเฉินรออนุมัติปิด</w:t></w:r></w:p></w:tc><w:tc><w:tcPr><w:tcW w:type="dxa" w:w="3600"/><w:shd w:fill="F7F8FA" w:color="auto" w:val="clear"/><w:tcMar><w:top w:type="dxa" w:w="70"/><w:left w:type="dxa" w:w="120"/><w:bottom w:type="dxa" w:w="70"/><w:right w:type="dxa" w:w="120"/></w:tcMar></w:tcPr><w:p><w:pPr><w:spacing w:after="0"/></w:pPr><w:r><w:rPr><w:b/><w:bCs/><w:sz w:val="32"/><w:szCs w:val="32"/></w:rPr><w:t xml:space="preserve">ผู้จัดการ SOC </w:t></w:r><w:r><w:rPr><w:sz w:val="32"/><w:szCs w:val="32"/></w:rPr><w:t xml:space="preserve">(คุณ)</w:t></w:r></w:p></w:tc></w:tr><w:tr><w:trPr><w:cantSplit/></w:trPr><w:tc><w:tcPr><w:tcW w:type="dxa" w:w="6000"/><w:shd w:fill="FFFFFF" w:color="auto" w:val="clear"/><w:tcMar><w:top w:type="dxa" w:w="70"/><w:left w:type="dxa" w:w="120"/><w:bottom w:type="dxa" w:w="70"/><w:right w:type="dxa" w:w="120"/></w:tcMar></w:tcPr><w:p><w:pPr><w:spacing w:after="0"/></w:pPr><w:r><w:rPr><w:sz w:val="28"/><w:szCs w:val="28"/></w:rPr><w:t xml:space="preserve">คำขอทีมตอบสนองเสร็จสิ้น</w:t></w:r></w:p></w:tc><w:tc><w:tcPr><w:tcW w:type="dxa" w:w="3600"/><w:shd w:fill="FFFFFF" w:color="auto" w:val="clear"/><w:tcMar><w:top w:type="dxa" w:w="70"/><w:left w:type="dxa" w:w="120"/><w:bottom w:type="dxa" w:w="70"/><w:right w:type="dxa" w:w="120"/></w:tcMar></w:tcPr><w:p><w:pPr><w:spacing w:after="0"/></w:pPr><w:r><w:rPr><w:b/><w:bCs/><w:sz w:val="32"/><w:szCs w:val="32"/></w:rPr><w:t xml:space="preserve">ผู้จัดการ SOC </w:t></w:r><w:r><w:rPr><w:sz w:val="32"/><w:szCs w:val="32"/></w:rPr><w:t xml:space="preserve">ผู้ออกคำขอ</w:t></w:r></w:p></w:tc></w:tr><w:tr><w:trPr><w:cantSplit/></w:trPr><w:tc><w:tcPr><w:tcW w:type="dxa" w:w="6000"/><w:shd w:fill="F7F8FA" w:color="auto" w:val="clear"/><w:tcMar><w:top w:type="dxa" w:w="70"/><w:left w:type="dxa" w:w="120"/><w:bottom w:type="dxa" w:w="70"/><w:right w:type="dxa" w:w="120"/></w:tcMar></w:tcPr><w:p><w:pPr><w:spacing w:after="0"/></w:pPr><w:r><w:rPr><w:sz w:val="28"/><w:szCs w:val="28"/></w:rPr><w:t xml:space="preserve">มีคำขอทีมตอบสนองใหม่</w:t></w:r></w:p></w:tc><w:tc><w:tcPr><w:tcW w:type="dxa" w:w="3600"/><w:shd w:fill="F7F8FA" w:color="auto" w:val="clear"/><w:tcMar><w:top w:type="dxa" w:w="70"/><w:left w:type="dxa" w:w="120"/><w:bottom w:type="dxa" w:w="70"/><w:right w:type="dxa" w:w="120"/></w:tcMar></w:tcPr><w:p><w:pPr><w:spacing w:after="0"/></w:pPr><w:r><w:rPr><w:sz w:val="28"/><w:szCs w:val="28"/></w:rPr><w:t xml:space="preserve">ทีมตอบสนองที่รับผิดชอบ</w:t></w:r></w:p></w:tc></w:tr></w:tbl><w:p><w:pPr><w:pStyle w:val="Heading1"/></w:pPr><w:r><w:t xml:space="preserve">8. คำถามที่พบบ่อย</w:t></w:r></w:p><w:p><w:pPr><w:pStyle w:val="Heading3"/></w:pPr><w:r><w:t xml:space="preserve">ทำไมฉันเปลี่ยนช่องทาง (ผู้ดูแลระบบ/เจ้าของระบบ) ไม่ได้?</w:t></w:r></w:p><w:p><w:pPr><w:spacing w:after="120"/></w:pPr><w:r><w:rPr><w:sz w:val="32"/><w:szCs w:val="32"/></w:rPr><w:t xml:space="preserve">ช่องทางถูกกำหนดโดยนักวิเคราะห์ระดับ 1 ผู้จัดการทำได้เพียงส่งต่อตามช่องทางนั้น หากไม่เหมาะสมให้ประสานกับผู้เปิดตั๋ว</w:t></w:r></w:p><w:p><w:pPr><w:pStyle w:val="Heading3"/></w:pPr><w:r><w:t xml:space="preserve">ทำไมตั๋ว Critical ไม่เข้ามาให้ฉันอนุมัติโดยอัตโนมัติ?</w:t></w:r></w:p><w:p><w:pPr><w:spacing w:after="120"/></w:pPr><w:r><w:rPr><w:sz w:val="32"/><w:szCs w:val="32"/></w:rPr><w:t xml:space="preserve">เฉพาะตั๋วที่ถูกทำเครื่องหมายฉุกเฉินเท่านั้นที่ต้องผ่านการอนุมัติของคุณก่อนปิด ระดับความรุนแรงเพียงอย่างเดียวไม่ได้ทำให้ต้องอนุมัติ</w:t></w:r></w:p><w:p><w:pPr><w:pStyle w:val="Heading3"/></w:pPr><w:r><w:t xml:space="preserve">ทำไมตั๋วนี้ยังปิดไม่ได้แม้ตรวจรับแล้ว?</w:t></w:r></w:p><w:p><w:pPr><w:spacing w:after="120"/></w:pPr><w:r><w:rPr><w:sz w:val="32"/><w:szCs w:val="32"/></w:rPr><w:t xml:space="preserve">อาจยังมีคำขอทีมตอบสนองที่ยังไม่เสร็จ ต้องรอให้ทุกคำขอเสร็จก่อน หรือ Tier 2 ยังไม่ได้กรอกช่อง “วันที่ เวลา ที่แจ้งเหตุผู้ที่ได้รับผลกระทบ” ซึ่งบังคับก่อนอนุมัติปิดตั้งแต่ v1.7.0</w:t></w:r></w:p><w:p><w:pPr><w:pStyle w:val="Heading3"/></w:pPr><w:r><w:t xml:space="preserve">หาแบบฟอร์มสร้างงานย่อยภายใน SOC ไม่เจอ?</w:t></w:r></w:p><w:p><w:pPr><w:spacing w:after="120"/></w:pPr><w:r><w:rPr><w:sz w:val="32"/><w:szCs w:val="32"/></w:rPr><w:t xml:space="preserve">ถูกยกเลิกไปแล้วใน v1.7.0 — ใช้ “คำขอทีมตอบสนอง” แทน ส่วนรายการเก่ายังอ่านย้อนหลังได้ใต้หัวข้อ “บันทึกภายในเดิม (เลิกใช้แล้ว)” บนหน้ารายละเอียดตั๋ว (ดู 5.2)</w:t></w:r></w:p><w:p><w:pPr><w:pStyle w:val="Heading3"/></w:pPr><w:r><w:t xml:space="preserve">ให้สิทธิ์ Tier ชั่วคราวแก่ตัวเองได้ไหม?</w:t></w:r></w:p><w:p><w:pPr><w:spacing w:after="120"/></w:pPr><w:r><w:rPr><w:sz w:val="32"/><w:szCs w:val="32"/></w:rPr><w:t xml:space="preserve">ไม่ได้ — ต้องให้ผู้ดูแลระบบสูงสุดเป็นผู้ให้และผู้ยกเลิก (ดู 5.11)</w:t></w:r></w:p><w:p><w:pPr><w:pStyle w:val="Heading1"/></w:pPr><w:r><w:t xml:space="preserve">9. อภิธานศัพท์</w:t></w:r></w:p><w:tbl><w:tblPr><w:tblW w:type="dxa" w:w="9600"/><w:tblBorders><w:top w:val="single" w:color="E1E6ED" w:sz="2"/><w:left w:val="single" w:color="E1E6ED" w:sz="2"/><w:bottom w:val="single" w:color="E1E6ED" w:sz="2"/><w:right w:val="single" w:color="E1E6ED" w:sz="2"/><w:insideH w:val="single" w:color="E1E6ED" w:sz="2"/><w:insideV w:val="single" w:color="E1E6ED" w:sz="2"/></w:tblBorders></w:tblPr><w:tblGrid><w:gridCol w:w="3000"/><w:gridCol w:w="6600"/></w:tblGrid><w:tr><w:trPr><w:cantSplit/><w:tblHeader/></w:trPr><w:tc><w:tcPr><w:tcW w:type="dxa" w:w="3000"/><w:shd w:fill="1A1A2E" w:color="auto" w:val="clear"/><w:tcMar><w:top w:type="dxa" w:w="80"/><w:left w:type="dxa" w:w="120"/><w:bottom w:type="dxa" w:w="80"/><w:right w:type="dxa" w:w="120"/></w:tcMar></w:tcPr><w:p><w:r><w:rPr><w:b/><w:bCs/><w:color w:val="FFFFFF"/><w:sz w:val="28"/><w:szCs w:val="28"/></w:rPr><w:t xml:space="preserve">คำ</w:t></w:r></w:p></w:tc><w:tc><w:tcPr><w:tcW w:type="dxa" w:w="6600"/><w:shd w:fill="1A1A2E" w:color="auto" w:val="clear"/><w:tcMar><w:top w:type="dxa" w:w="80"/><w:left w:type="dxa" w:w="120"/><w:bottom w:type="dxa" w:w="80"/><w:right w:type="dxa" w:w="120"/></w:tcMar></w:tcPr><w:p><w:r><w:rPr><w:b/><w:bCs/><w:color w:val="FFFFFF"/><w:sz w:val="28"/><w:szCs w:val="28"/></w:rPr><w:t xml:space="preserve">ความหมาย</w:t></w:r></w:p></w:tc></w:tr><w:tr><w:trPr><w:cantSplit/></w:trPr><w:tc><w:tcPr><w:tcW w:type="dxa" w:w="3000"/><w:shd w:fill="FFFFFF" w:color="auto" w:val="clear"/><w:tcMar><w:top w:type="dxa" w:w="70"/><w:left w:type="dxa" w:w="120"/><w:bottom w:type="dxa" w:w="70"/><w:right w:type="dxa" w:w="120"/></w:tcMar></w:tcPr><w:p><w:pPr><w:spacing w:after="0"/></w:pPr><w:r><w:rPr><w:b/><w:bCs/><w:sz w:val="32"/><w:szCs w:val="32"/></w:rPr><w:t xml:space="preserve">แฟล็กฉุกเฉิน</w:t></w:r></w:p></w:tc><w:tc><w:tcPr><w:tcW w:type="dxa" w:w="6600"/><w:shd w:fill="FFFFFF" w:color="auto" w:val="clear"/><w:tcMar><w:top w:type="dxa" w:w="70"/><w:left w:type="dxa" w:w="120"/><w:bottom w:type="dxa" w:w="70"/><w:right w:type="dxa" w:w="120"/></w:tcMar></w:tcPr><w:p><w:pPr><w:spacing w:after="0"/></w:pPr><w:r><w:rPr><w:sz w:val="28"/><w:szCs w:val="28"/></w:rPr><w:t xml:space="preserve">เครื่องหมายเร่งด่วนพิเศษ ตั้งได้เฉพาะผู้จัดการ SOC บังคับให้ผ่านการอนุมัติก่อนปิด</w:t></w:r></w:p></w:tc></w:tr><w:tr><w:trPr><w:cantSplit/></w:trPr><w:tc><w:tcPr><w:tcW w:type="dxa" w:w="3000"/><w:shd w:fill="F7F8FA" w:color="auto" w:val="clear"/><w:tcMar><w:top w:type="dxa" w:w="70"/><w:left w:type="dxa" w:w="120"/><w:bottom w:type="dxa" w:w="70"/><w:right w:type="dxa" w:w="120"/></w:tcMar></w:tcPr><w:p><w:pPr><w:spacing w:after="0"/></w:pPr><w:r><w:rPr><w:b/><w:bCs/><w:sz w:val="32"/><w:szCs w:val="32"/></w:rPr><w:t xml:space="preserve">คำขอทีมตอบสนอง</w:t></w:r></w:p></w:tc><w:tc><w:tcPr><w:tcW w:type="dxa" w:w="6600"/><w:shd w:fill="F7F8FA" w:color="auto" w:val="clear"/><w:tcMar><w:top w:type="dxa" w:w="70"/><w:left w:type="dxa" w:w="120"/><w:bottom w:type="dxa" w:w="70"/><w:right w:type="dxa" w:w="120"/></w:tcMar></w:tcPr><w:p><w:pPr><w:spacing w:after="0"/></w:pPr><w:r><w:rPr><w:sz w:val="28"/><w:szCs w:val="28"/></w:rPr><w:t xml:space="preserve">งานเฉพาะทางที่ส่งให้ทีมนอก SOC (พิสูจน์หลักฐาน/ทดสอบเจาะระบบ) ทำคู่ขนาน</w:t></w:r></w:p></w:tc></w:tr><w:tr><w:trPr><w:cantSplit/></w:trPr><w:tc><w:tcPr><w:tcW w:type="dxa" w:w="3000"/><w:shd w:fill="FFFFFF" w:color="auto" w:val="clear"/><w:tcMar><w:top w:type="dxa" w:w="70"/><w:left w:type="dxa" w:w="120"/><w:bottom w:type="dxa" w:w="70"/><w:right w:type="dxa" w:w="120"/></w:tcMar></w:tcPr><w:p><w:pPr><w:spacing w:after="0"/></w:pPr><w:r><w:rPr><w:b/><w:bCs/><w:sz w:val="32"/><w:szCs w:val="32"/></w:rPr><w:t xml:space="preserve">ตรวจก่อนมอบหมาย</w:t></w:r></w:p></w:tc><w:tc><w:tcPr><w:tcW w:type="dxa" w:w="6600"/><w:shd w:fill="FFFFFF" w:color="auto" w:val="clear"/><w:tcMar><w:top w:type="dxa" w:w="70"/><w:left w:type="dxa" w:w="120"/><w:bottom w:type="dxa" w:w="70"/><w:right w:type="dxa" w:w="120"/></w:tcMar></w:tcPr><w:p><w:pPr><w:spacing w:after="0"/></w:pPr><w:r><w:rPr><w:sz w:val="28"/><w:szCs w:val="28"/></w:rPr><w:t xml:space="preserve">จุดที่เหตุการณ์จริงทุกเรื่องหยุดรอผู้จัดการก่อนเริ่มงานควบคุม</w:t></w:r></w:p></w:tc></w:tr><w:tr><w:trPr><w:cantSplit/></w:trPr><w:tc><w:tcPr><w:tcW w:type="dxa" w:w="3000"/><w:shd w:fill="F7F8FA" w:color="auto" w:val="clear"/><w:tcMar><w:top w:type="dxa" w:w="70"/><w:left w:type="dxa" w:w="120"/><w:bottom w:type="dxa" w:w="70"/><w:right w:type="dxa" w:w="120"/></w:tcMar></w:tcPr><w:p><w:pPr><w:spacing w:after="0"/></w:pPr><w:r><w:rPr><w:b/><w:bCs/><w:sz w:val="32"/><w:szCs w:val="32"/></w:rPr><w:t xml:space="preserve">การปิดแบบ Event</w:t></w:r></w:p></w:tc><w:tc><w:tcPr><w:tcW w:type="dxa" w:w="6600"/><w:shd w:fill="F7F8FA" w:color="auto" w:val="clear"/><w:tcMar><w:top w:type="dxa" w:w="70"/><w:left w:type="dxa" w:w="120"/><w:bottom w:type="dxa" w:w="70"/><w:right w:type="dxa" w:w="120"/></w:tcMar></w:tcPr><w:p><w:pPr><w:spacing w:after="0"/></w:pPr><w:r><w:rPr><w:sz w:val="28"/><w:szCs w:val="28"/></w:rPr><w:t xml:space="preserve">การปิดเคสเพราะวินิจฉัยว่าไม่ใช่ภัยจริง</w:t></w:r></w:p></w:tc></w:tr><w:tr><w:trPr><w:cantSplit/></w:trPr><w:tc><w:tcPr><w:tcW w:type="dxa" w:w="3000"/><w:shd w:fill="FFFFFF" w:color="auto" w:val="clear"/><w:tcMar><w:top w:type="dxa" w:w="70"/><w:left w:type="dxa" w:w="120"/><w:bottom w:type="dxa" w:w="70"/><w:right w:type="dxa" w:w="120"/></w:tcMar></w:tcPr><w:p><w:pPr><w:spacing w:after="0"/></w:pPr><w:r><w:rPr><w:b/><w:bCs/><w:sz w:val="32"/><w:szCs w:val="32"/></w:rPr><w:t xml:space="preserve">OLA</w:t></w:r></w:p></w:tc><w:tc><w:tcPr><w:tcW w:type="dxa" w:w="6600"/><w:shd w:fill="FFFFFF" w:color="auto" w:val="clear"/><w:tcMar><w:top w:type="dxa" w:w="70"/><w:left w:type="dxa" w:w="120"/><w:bottom w:type="dxa" w:w="70"/><w:right w:type="dxa" w:w="120"/></w:tcMar></w:tcPr><w:p><w:pPr><w:spacing w:after="0"/></w:pPr><w:r><w:rPr><w:sz w:val="28"/><w:szCs w:val="28"/></w:rPr><w:t xml:space="preserve">กรอบเวลามาตรฐานภายในองค์กร นับจากเวลาที่เหตุการณ์เกิดจริง</w:t></w:r></w:p></w:tc></w:tr><w:tr><w:trPr><w:cantSplit/></w:trPr><w:tc><w:tcPr><w:tcW w:type="dxa" w:w="3000"/><w:shd w:fill="F7F8FA" w:color="auto" w:val="clear"/><w:tcMar><w:top w:type="dxa" w:w="70"/><w:left w:type="dxa" w:w="120"/><w:bottom w:type="dxa" w:w="70"/><w:right w:type="dxa" w:w="120"/></w:tcMar></w:tcPr><w:p><w:pPr><w:spacing w:after="0"/></w:pPr><w:r><w:rPr><w:b/><w:bCs/><w:sz w:val="32"/><w:szCs w:val="32"/></w:rPr><w:t xml:space="preserve">รับงาน</w:t></w:r></w:p></w:tc><w:tc><w:tcPr><w:tcW w:type="dxa" w:w="6600"/><w:shd w:fill="F7F8FA" w:color="auto" w:val="clear"/><w:tcMar><w:top w:type="dxa" w:w="70"/><w:left w:type="dxa" w:w="120"/><w:bottom w:type="dxa" w:w="70"/><w:right w:type="dxa" w:w="120"/></w:tcMar></w:tcPr><w:p><w:pPr><w:spacing w:after="0"/></w:pPr><w:r><w:rPr><w:sz w:val="28"/><w:szCs w:val="28"/></w:rPr><w:t xml:space="preserve">ปุ่มที่ผู้รับผิดชอบคำขอทีมตอบสนองกดเมื่อเริ่มลงมือ เปลี่ยนสถานะคำขอจาก เปิด เป็น กำลังดำเนินการ</w:t></w:r></w:p></w:tc></w:tr><w:tr><w:trPr><w:cantSplit/></w:trPr><w:tc><w:tcPr><w:tcW w:type="dxa" w:w="3000"/><w:shd w:fill="FFFFFF" w:color="auto" w:val="clear"/><w:tcMar><w:top w:type="dxa" w:w="70"/><w:left w:type="dxa" w:w="120"/><w:bottom w:type="dxa" w:w="70"/><w:right w:type="dxa" w:w="120"/></w:tcMar></w:tcPr><w:p><w:pPr><w:spacing w:after="0"/></w:pPr><w:r><w:rPr><w:b/><w:bCs/><w:sz w:val="32"/><w:szCs w:val="32"/></w:rPr><w:t xml:space="preserve">เลขที่รายงาน</w:t></w:r></w:p></w:tc><w:tc><w:tcPr><w:tcW w:type="dxa" w:w="6600"/><w:shd w:fill="FFFFFF" w:color="auto" w:val="clear"/><w:tcMar><w:top w:type="dxa" w:w="70"/><w:left w:type="dxa" w:w="120"/><w:bottom w:type="dxa" w:w="70"/><w:right w:type="dxa" w:w="120"/></w:tcMar></w:tcPr><w:p><w:pPr><w:spacing w:after="0"/></w:pPr><w:r><w:rPr><w:sz w:val="28"/><w:szCs w:val="28"/></w:rPr><w:t xml:space="preserve">เลขของรายงานฉบับจริงที่ทีมตอบสนองส่งให้คุณ (SOC-RCA- / SOC-VAPT- / SOC-HARD-YYYYMM-NNNN) บังคับกรอกก่อนปิดคำขอเป็น เสร็จสิ้น</w:t></w:r></w:p></w:tc></w:tr><w:tr><w:trPr><w:cantSplit/></w:trPr><w:tc><w:tcPr><w:tcW w:type="dxa" w:w="3000"/><w:shd w:fill="F7F8FA" w:color="auto" w:val="clear"/><w:tcMar><w:top w:type="dxa" w:w="70"/><w:left w:type="dxa" w:w="120"/><w:bottom w:type="dxa" w:w="70"/><w:right w:type="dxa" w:w="120"/></w:tcMar></w:tcPr><w:p><w:pPr><w:spacing w:after="0"/></w:pPr><w:r><w:rPr><w:b/><w:bCs/><w:sz w:val="32"/><w:szCs w:val="32"/></w:rPr><w:t xml:space="preserve">สิทธิ์ Tier ชั่วคราว</w:t></w:r></w:p></w:tc><w:tc><w:tcPr><w:tcW w:type="dxa" w:w="6600"/><w:shd w:fill="F7F8FA" w:color="auto" w:val="clear"/><w:tcMar><w:top w:type="dxa" w:w="70"/><w:left w:type="dxa" w:w="120"/><w:bottom w:type="dxa" w:w="70"/><w:right w:type="dxa" w:w="120"/></w:tcMar></w:tcPr><w:p><w:pPr><w:spacing w:after="0"/></w:pPr><w:r><w:rPr><w:sz w:val="28"/><w:szCs w:val="28"/></w:rPr><w:t xml:space="preserve">สิทธิ์ Tier 1 + Tier 2 ที่ผู้ดูแลระบบสูงสุดให้แก่ผู้จัดการ SOC เป็นการชั่วคราว</w:t></w:r></w:p></w:tc></w:tr></w:tbl><w:sectPr><w:headerReference w:type="default" r:id="rId7"/><w:footerReference w:type="default" r:id="rId8"/><w:pgSz w:w="11906" w:h="16838" w:orient="portrait"/><w:pgMar w:top="1134" w:right="1134" w:bottom="1134" w:left="1134" w:header="708" w:footer="708" w:gutter="0"/><w:pgNumType w:start="1"/><w:docGrid w:linePitch="360"/></w:sectPr></w:body></w:document>
 </file>
 
 <file path=word/comments.xml><?xml version="1.0" encoding="utf-8"?>

--- a/docs/user-guides/manuals/user-manual-soc-manager.th.docx
+++ b/docs/user-guides/manuals/user-manual-soc-manager.th.docx
@@ -1,5 +1,8642 @@
 
-<file path=word/document.xml><?xml version="1.0" encoding="UTF-8" standalone="yes"?><w:document mc:Ignorable="w14 w15 wp14" xmlns:wpc="http://schemas.microsoft.com/office/word/2010/wordprocessingCanvas" xmlns:mc="http://schemas.openxmlformats.org/markup-compatibility/2006" xmlns:o="urn:schemas-microsoft-com:office:office" xmlns:r="http://schemas.openxmlformats.org/officeDocument/2006/relationships" xmlns:m="http://schemas.openxmlformats.org/officeDocument/2006/math" xmlns:v="urn:schemas-microsoft-com:vml" xmlns:wp14="http://schemas.microsoft.com/office/word/2010/wordprocessingDrawing" xmlns:wp="http://schemas.openxmlformats.org/drawingml/2006/wordprocessingDrawing" xmlns:w10="urn:schemas-microsoft-com:office:word" xmlns:w="http://schemas.openxmlformats.org/wordprocessingml/2006/main" xmlns:w14="http://schemas.microsoft.com/office/word/2010/wordml" xmlns:w15="http://schemas.microsoft.com/office/word/2012/wordml" xmlns:wpg="http://schemas.microsoft.com/office/word/2010/wordprocessingGroup" xmlns:wpi="http://schemas.microsoft.com/office/word/2010/wordprocessingInk" xmlns:wne="http://schemas.microsoft.com/office/word/2006/wordml" xmlns:wps="http://schemas.microsoft.com/office/word/2010/wordprocessingShape" xmlns:cx="http://schemas.microsoft.com/office/drawing/2014/chartex" xmlns:cx1="http://schemas.microsoft.com/office/drawing/2015/9/8/chartex" xmlns:cx2="http://schemas.microsoft.com/office/drawing/2015/10/21/chartex" xmlns:cx3="http://schemas.microsoft.com/office/drawing/2016/5/9/chartex" xmlns:cx4="http://schemas.microsoft.com/office/drawing/2016/5/10/chartex" xmlns:cx5="http://schemas.microsoft.com/office/drawing/2016/5/11/chartex" xmlns:cx6="http://schemas.microsoft.com/office/drawing/2016/5/12/chartex" xmlns:cx7="http://schemas.microsoft.com/office/drawing/2016/5/13/chartex" xmlns:cx8="http://schemas.microsoft.com/office/drawing/2016/5/14/chartex" xmlns:aink="http://schemas.microsoft.com/office/drawing/2016/ink" xmlns:am3d="http://schemas.microsoft.com/office/drawing/2017/model3d" xmlns:w16cex="http://schemas.microsoft.com/office/word/2018/wordml/cex" xmlns:w16cid="http://schemas.microsoft.com/office/word/2016/wordml/cid" xmlns:w16="http://schemas.microsoft.com/office/word/2018/wordml" xmlns:w16sdtdh="http://schemas.microsoft.com/office/word/2020/wordml/sdtdatahash" xmlns:w16se="http://schemas.microsoft.com/office/word/2015/wordml/symex"><w:body><w:p><w:pPr><w:spacing w:after="200" w:before="900"/><w:jc w:val="center"/></w:pPr><w:r><w:drawing><wp:inline distT="0" distB="0" distL="0" distR="0"><wp:extent cx="2209800" cy="2209800"/><wp:effectExtent t="0" r="0" b="0" l="0"/><wp:docPr id="1" name="" descr="" title=""/><wp:cNvGraphicFramePr><a:graphicFrameLocks xmlns:a="http://schemas.openxmlformats.org/drawingml/2006/main" noChangeAspect="1"/></wp:cNvGraphicFramePr><a:graphic xmlns:a="http://schemas.openxmlformats.org/drawingml/2006/main"><a:graphicData uri="http://schemas.openxmlformats.org/drawingml/2006/picture"><pic:pic xmlns:pic="http://schemas.openxmlformats.org/drawingml/2006/picture"><pic:nvPicPr><pic:cNvPr id="0" name="" descr=""/><pic:cNvPicPr><a:picLocks noChangeAspect="1" noChangeArrowheads="1"/></pic:cNvPicPr></pic:nvPicPr><pic:blipFill><a:blip r:embed="rId9" cstate="none"/><a:srcRect/><a:stretch><a:fillRect/></a:stretch></pic:blipFill><pic:spPr bwMode="auto"><a:xfrm><a:off x="0" y="0"/><a:ext cx="2209800" cy="2209800"/></a:xfrm><a:prstGeom prst="rect"><a:avLst/></a:prstGeom></pic:spPr></pic:pic></a:graphicData></a:graphic></wp:inline></w:drawing></w:r></w:p><w:p><w:pPr><w:spacing w:after="40"/><w:jc w:val="center"/></w:pPr><w:r><w:rPr><w:color w:val="6C7888"/><w:sz w:val="34"/><w:szCs w:val="34"/></w:rPr><w:t xml:space="preserve">คู่มือการใช้งานระบบ</w:t></w:r></w:p><w:p><w:pPr><w:spacing w:after="20"/><w:jc w:val="center"/></w:pPr><w:r><w:rPr><w:b/><w:bCs/><w:color w:val="1A1A2E"/><w:sz w:val="56"/><w:szCs w:val="56"/></w:rPr><w:t xml:space="preserve">SOC Support System</w:t></w:r></w:p><w:p><w:pPr><w:spacing w:after="320"/><w:jc w:val="center"/></w:pPr><w:r><w:rPr><w:color w:val="1F2D3D"/><w:sz w:val="34"/><w:szCs w:val="34"/></w:rPr><w:t xml:space="preserve">ระบบบริหารจัดการเหตุการณ์ความปลอดภัย</w:t></w:r></w:p><w:tbl><w:tblPr><w:tblW w:type="dxa" w:w="9600"/><w:tblBorders><w:top w:val="none"/><w:left w:val="none"/><w:bottom w:val="none"/><w:right w:val="none"/><w:insideH w:val="single" w:color="auto" w:sz="4"/><w:insideV w:val="single" w:color="auto" w:sz="4"/></w:tblBorders></w:tblPr><w:tblGrid><w:gridCol w:w="9600"/></w:tblGrid><w:tr><w:tc><w:tcPr><w:tcW w:type="dxa" w:w="9600"/><w:shd w:fill="1A1A2E" w:color="auto" w:val="clear"/><w:tcMar><w:top w:type="dxa" w:w="200"/><w:left w:type="dxa" w:w="200"/><w:bottom w:type="dxa" w:w="200"/><w:right w:type="dxa" w:w="200"/></w:tcMar></w:tcPr><w:p><w:pPr><w:spacing w:after="40"/><w:jc w:val="center"/></w:pPr><w:r><w:rPr><w:color w:val="AEB8CC"/><w:sz w:val="30"/><w:szCs w:val="30"/></w:rPr><w:t xml:space="preserve">คู่มือสำหรับบทบาท</w:t></w:r></w:p><w:p><w:pPr><w:spacing w:after="20"/><w:jc w:val="center"/></w:pPr><w:r><w:rPr><w:b/><w:bCs/><w:color w:val="FFFFFF"/><w:sz w:val="46"/><w:szCs w:val="46"/></w:rPr><w:t xml:space="preserve">ผู้จัดการ SOC</w:t></w:r></w:p><w:p><w:pPr><w:jc w:val="center"/></w:pPr><w:r><w:rPr><w:color w:val="D7DEEC"/><w:sz w:val="32"/><w:szCs w:val="32"/></w:rPr><w:t xml:space="preserve">SOC Manager</w:t></w:r></w:p></w:tc></w:tr></w:tbl><w:p><w:pPr><w:spacing w:after="360"/></w:pPr></w:p><w:p><w:pPr><w:spacing w:after="40"/><w:jc w:val="center"/></w:pPr><w:r><w:rPr><w:color w:val="1F2D3D"/><w:sz w:val="28"/><w:szCs w:val="28"/></w:rPr><w:t xml:space="preserve">เวอร์ชันระบบ v1.7.6</w:t></w:r><w:r><w:rPr><w:color w:val="E1E6ED"/><w:sz w:val="28"/><w:szCs w:val="28"/></w:rPr><w:t xml:space="preserve">   ·   </w:t></w:r><w:r><w:rPr><w:color w:val="1F2D3D"/><w:sz w:val="28"/><w:szCs w:val="28"/></w:rPr><w:t xml:space="preserve">ปรับปรุงล่าสุด 24 กันยายน 2026</w:t></w:r></w:p><w:p><w:pPr><w:spacing w:after="40"/><w:jc w:val="center"/></w:pPr><w:r><w:rPr><w:color w:val="6C7888"/><w:sz w:val="28"/><w:szCs w:val="28"/></w:rPr><w:t xml:space="preserve">คู่มือฉบับที่ 1.4</w:t></w:r></w:p><w:p><w:pPr><w:spacing w:after="700"/></w:pPr></w:p><w:p><w:pPr><w:jc w:val="center"/></w:pPr><w:r><w:rPr><w:i/><w:iCs/><w:color w:val="6C7888"/><w:sz w:val="26"/><w:szCs w:val="26"/></w:rPr><w:t xml:space="preserve">เอกสารใช้ภายในองค์กร — บริษัท โทรคมนาคมแห่งชาติ จำกัด (มหาชน)</w:t></w:r></w:p><w:p><w:r><w:br w:type="page"/></w:r></w:p><w:p><w:pPr><w:sectPr><w:pgSz w:w="11906" w:h="16838" w:orient="portrait"/><w:pgMar w:top="1134" w:right="1134" w:bottom="1134" w:left="1134" w:header="708" w:footer="708" w:gutter="0"/><w:pgNumType/><w:docGrid w:linePitch="360"/></w:sectPr></w:pPr></w:p><w:p><w:pPr><w:spacing w:after="160"/></w:pPr><w:r><w:rPr><w:b/><w:bCs/><w:color w:val="1A1A2E"/><w:sz w:val="40"/><w:szCs w:val="40"/></w:rPr><w:t xml:space="preserve">สารบัญ</w:t></w:r></w:p><w:sdt><w:sdtPr><w:alias w:val="สารบัญ"/></w:sdtPr><w:sdtContent><w:p><w:r><w:fldChar w:fldCharType="begin" w:dirty="true"/><w:instrText xml:space="preserve">TOC \h \o &quot;1-2&quot;</w:instrText><w:fldChar w:fldCharType="separate"/></w:r></w:p><w:p><w:r><w:fldChar w:fldCharType="end"/></w:r></w:p></w:sdtContent></w:sdt><w:p><w:r><w:br w:type="page"/></w:r></w:p><w:p><w:pPr><w:pStyle w:val="Heading1"/></w:pPr><w:r><w:t xml:space="preserve">1. เกี่ยวกับคู่มือฉบับนี้</w:t></w:r></w:p><w:p><w:pPr><w:spacing w:after="120"/></w:pPr><w:r><w:rPr><w:sz w:val="32"/><w:szCs w:val="32"/></w:rPr><w:t xml:space="preserve">คู่มือฉบับนี้จัดทำขึ้นสำหรับ </w:t></w:r><w:r><w:rPr><w:b/><w:bCs/><w:sz w:val="32"/><w:szCs w:val="32"/></w:rPr><w:t xml:space="preserve">ผู้จัดการ SOC (SOC Manager)</w:t></w:r><w:r><w:rPr><w:sz w:val="32"/><w:szCs w:val="32"/></w:rPr><w:t xml:space="preserve"> ผู้กำกับดูแลเหตุการณ์จริงทุกเรื่อง เป็นผู้เดียวที่กำหนดสถานะฉุกเฉิน ออกคำขอทีมตอบสนอง และอนุมัติการปิดตั๋วฉุกเฉิน</w:t></w:r></w:p><w:p><w:pPr><w:pStyle w:val="Heading2"/></w:pPr><w:r><w:t xml:space="preserve">ผู้อ่านและขอบเขต</w:t></w:r></w:p><w:p><w:pPr><w:pStyle w:val="ListParagraph"/><w:numPr><w:ilvl w:val="0"/><w:numId w:val="2"/></w:numPr><w:spacing w:after="60"/></w:pPr><w:r><w:rPr><w:b/><w:bCs/><w:sz w:val="32"/><w:szCs w:val="32"/></w:rPr><w:t xml:space="preserve">ผู้อ่าน: </w:t></w:r><w:r><w:rPr><w:sz w:val="32"/><w:szCs w:val="32"/></w:rPr><w:t xml:space="preserve">ผู้จัดการศูนย์ปฏิบัติการความปลอดภัย (SOC)</w:t></w:r></w:p><w:p><w:pPr><w:pStyle w:val="ListParagraph"/><w:numPr><w:ilvl w:val="0"/><w:numId w:val="2"/></w:numPr><w:spacing w:after="60"/></w:pPr><w:r><w:rPr><w:b/><w:bCs/><w:sz w:val="32"/><w:szCs w:val="32"/></w:rPr><w:t xml:space="preserve">ขอบเขต: </w:t></w:r><w:r><w:rPr><w:sz w:val="32"/><w:szCs w:val="32"/></w:rPr><w:t xml:space="preserve">เฉพาะงานและสิทธิ์ของบทบาทผู้จัดการ SOC</w:t></w:r></w:p><w:p><w:pPr><w:pStyle w:val="Heading2"/></w:pPr><w:r><w:t xml:space="preserve">สัญลักษณ์ที่ใช้ในคู่มือ</w:t></w:r></w:p><w:tbl><w:tblPr><w:tblW w:type="dxa" w:w="9600"/><w:tblBorders><w:top w:val="single" w:color="FDECEE" w:sz="2"/><w:left w:val="single" w:color="E63946" w:sz="28"/><w:bottom w:val="single" w:color="FDECEE" w:sz="2"/><w:right w:val="single" w:color="FDECEE" w:sz="2"/><w:insideH w:val="single" w:color="auto" w:sz="4"/><w:insideV w:val="single" w:color="auto" w:sz="4"/></w:tblBorders></w:tblPr><w:tblGrid><w:gridCol w:w="9600"/></w:tblGrid><w:tr><w:tc><w:tcPr><w:tcW w:type="dxa" w:w="9600"/><w:shd w:fill="FDECEE" w:color="auto" w:val="clear"/><w:tcMar><w:top w:type="dxa" w:w="140"/><w:left w:type="dxa" w:w="200"/><w:bottom w:type="dxa" w:w="140"/><w:right w:type="dxa" w:w="200"/></w:tcMar></w:tcPr><w:p><w:pPr><w:spacing w:after="60"/></w:pPr><w:r><w:rPr><w:b/><w:bCs/><w:color w:val="E63946"/><w:sz w:val="30"/><w:szCs w:val="30"/></w:rPr><w:t xml:space="preserve">ข้อควรระวัง</w:t></w:r></w:p><w:p><w:pPr><w:spacing w:after="0"/></w:pPr><w:r><w:rPr><w:sz w:val="32"/><w:szCs w:val="32"/></w:rPr><w:t xml:space="preserve">กล่องสีแดง — เรื่องที่ต้องระวังเป็นพิเศษ</w:t></w:r></w:p></w:tc></w:tr></w:tbl><w:p><w:pPr><w:spacing w:after="80"/></w:pPr></w:p><w:tbl><w:tblPr><w:tblW w:type="dxa" w:w="9600"/><w:tblBorders><w:top w:val="single" w:color="EAF1FB" w:sz="2"/><w:left w:val="single" w:color="245EA8" w:sz="28"/><w:bottom w:val="single" w:color="EAF1FB" w:sz="2"/><w:right w:val="single" w:color="EAF1FB" w:sz="2"/><w:insideH w:val="single" w:color="auto" w:sz="4"/><w:insideV w:val="single" w:color="auto" w:sz="4"/></w:tblBorders></w:tblPr><w:tblGrid><w:gridCol w:w="9600"/></w:tblGrid><w:tr><w:tc><w:tcPr><w:tcW w:type="dxa" w:w="9600"/><w:shd w:fill="EAF1FB" w:color="auto" w:val="clear"/><w:tcMar><w:top w:type="dxa" w:w="140"/><w:left w:type="dxa" w:w="200"/><w:bottom w:type="dxa" w:w="140"/><w:right w:type="dxa" w:w="200"/></w:tcMar></w:tcPr><w:p><w:pPr><w:spacing w:after="60"/></w:pPr><w:r><w:rPr><w:b/><w:bCs/><w:color w:val="245EA8"/><w:sz w:val="30"/><w:szCs w:val="30"/></w:rPr><w:t xml:space="preserve">เคล็ดลับ</w:t></w:r></w:p><w:p><w:pPr><w:spacing w:after="0"/></w:pPr><w:r><w:rPr><w:sz w:val="32"/><w:szCs w:val="32"/></w:rPr><w:t xml:space="preserve">กล่องสีน้ำเงิน — เคล็ดลับหรือคำแนะนำ</w:t></w:r></w:p></w:tc></w:tr></w:tbl><w:p><w:pPr><w:spacing w:after="80"/></w:pPr></w:p><w:tbl><w:tblPr><w:tblW w:type="dxa" w:w="9600"/><w:tblBorders><w:top w:val="single" w:color="F1F3F6" w:sz="2"/><w:left w:val="single" w:color="6C7888" w:sz="28"/><w:bottom w:val="single" w:color="F1F3F6" w:sz="2"/><w:right w:val="single" w:color="F1F3F6" w:sz="2"/><w:insideH w:val="single" w:color="auto" w:sz="4"/><w:insideV w:val="single" w:color="auto" w:sz="4"/></w:tblBorders></w:tblPr><w:tblGrid><w:gridCol w:w="9600"/></w:tblGrid><w:tr><w:tc><w:tcPr><w:tcW w:type="dxa" w:w="9600"/><w:shd w:fill="F1F3F6" w:color="auto" w:val="clear"/><w:tcMar><w:top w:type="dxa" w:w="140"/><w:left w:type="dxa" w:w="200"/><w:bottom w:type="dxa" w:w="140"/><w:right w:type="dxa" w:w="200"/></w:tcMar></w:tcPr><w:p><w:pPr><w:spacing w:after="60"/></w:pPr><w:r><w:rPr><w:b/><w:bCs/><w:color w:val="6C7888"/><w:sz w:val="30"/><w:szCs w:val="30"/></w:rPr><w:t xml:space="preserve">สิ่งที่ต้องจำ</w:t></w:r></w:p><w:p><w:pPr><w:spacing w:after="0"/></w:pPr><w:r><w:rPr><w:sz w:val="32"/><w:szCs w:val="32"/></w:rPr><w:t xml:space="preserve">กล่องสีเทา — ข้อเท็จจริงสำคัญที่ควรจำ</w:t></w:r></w:p></w:tc></w:tr></w:tbl><w:p><w:pPr><w:spacing w:after="120"/></w:pPr></w:p><w:tbl><w:tblPr><w:tblW w:type="dxa" w:w="9600"/><w:tblBorders><w:top w:val="single" w:color="F1F3F6" w:sz="2"/><w:left w:val="single" w:color="6C7888" w:sz="28"/><w:bottom w:val="single" w:color="F1F3F6" w:sz="2"/><w:right w:val="single" w:color="F1F3F6" w:sz="2"/><w:insideH w:val="single" w:color="auto" w:sz="4"/><w:insideV w:val="single" w:color="auto" w:sz="4"/></w:tblBorders></w:tblPr><w:tblGrid><w:gridCol w:w="9600"/></w:tblGrid><w:tr><w:tc><w:tcPr><w:tcW w:type="dxa" w:w="9600"/><w:shd w:fill="F1F3F6" w:color="auto" w:val="clear"/><w:tcMar><w:top w:type="dxa" w:w="140"/><w:left w:type="dxa" w:w="200"/><w:bottom w:type="dxa" w:w="140"/><w:right w:type="dxa" w:w="200"/></w:tcMar></w:tcPr><w:p><w:pPr><w:spacing w:after="60"/></w:pPr><w:r><w:rPr><w:b/><w:bCs/><w:color w:val="6C7888"/><w:sz w:val="30"/><w:szCs w:val="30"/></w:rPr><w:t xml:space="preserve">สิ่งที่ต้องจำ</w:t></w:r></w:p><w:p><w:pPr><w:spacing w:after="0"/></w:pPr><w:r><w:rPr><w:sz w:val="32"/><w:szCs w:val="32"/></w:rPr><w:t xml:space="preserve">ในคู่มือฉบับนี้ ตำแหน่งภาพหน้าจอยังเป็น </w:t></w:r><w:r><w:rPr><w:b/><w:bCs/><w:sz w:val="32"/><w:szCs w:val="32"/></w:rPr><w:t xml:space="preserve">กรอบว่าง (placeholder)</w:t></w:r><w:r><w:rPr><w:sz w:val="32"/><w:szCs w:val="32"/></w:rPr><w:t xml:space="preserve"> ระบบจะเติมภาพจริงในขั้นตอนถัดไป</w:t></w:r></w:p></w:tc></w:tr></w:tbl><w:p><w:pPr><w:pStyle w:val="Heading1"/></w:pPr><w:r><w:t xml:space="preserve">2. บทบาทของคุณโดยย่อ</w:t></w:r></w:p><w:p><w:pPr><w:spacing w:after="120"/></w:pPr><w:r><w:rPr><w:sz w:val="32"/><w:szCs w:val="32"/></w:rPr><w:t xml:space="preserve">ผู้จัดการ SOC คือจุดควบคุมของกระบวนการ เหตุการณ์จริงทุกเรื่องต้องผ่านการตรวจของคุณก่อนเริ่มงานควบคุม และมีอำนาจเฉพาะหลายอย่างที่ไม่มีบทบาทอื่นทำได้</w:t></w:r></w:p><w:p><w:pPr><w:pStyle w:val="Heading2"/></w:pPr><w:r><w:t xml:space="preserve">อำนาจเฉพาะของผู้จัดการ SOC</w:t></w:r></w:p><w:tbl><w:tblPr><w:tblW w:type="dxa" w:w="9600"/><w:tblBorders><w:top w:val="single" w:color="E1E6ED" w:sz="2"/><w:left w:val="single" w:color="E1E6ED" w:sz="2"/><w:bottom w:val="single" w:color="E1E6ED" w:sz="2"/><w:right w:val="single" w:color="E1E6ED" w:sz="2"/><w:insideH w:val="single" w:color="E1E6ED" w:sz="2"/><w:insideV w:val="single" w:color="E1E6ED" w:sz="2"/></w:tblBorders></w:tblPr><w:tblGrid><w:gridCol w:w="4200"/><w:gridCol w:w="5400"/></w:tblGrid><w:tr><w:trPr><w:cantSplit/><w:tblHeader/></w:trPr><w:tc><w:tcPr><w:tcW w:type="dxa" w:w="4200"/><w:shd w:fill="1A1A2E" w:color="auto" w:val="clear"/><w:tcMar><w:top w:type="dxa" w:w="80"/><w:left w:type="dxa" w:w="120"/><w:bottom w:type="dxa" w:w="80"/><w:right w:type="dxa" w:w="120"/></w:tcMar></w:tcPr><w:p><w:r><w:rPr><w:b/><w:bCs/><w:color w:val="FFFFFF"/><w:sz w:val="28"/><w:szCs w:val="28"/></w:rPr><w:t xml:space="preserve">อำนาจเฉพาะ (มีเพียงผู้จัดการ)</w:t></w:r></w:p></w:tc><w:tc><w:tcPr><w:tcW w:type="dxa" w:w="5400"/><w:shd w:fill="1A1A2E" w:color="auto" w:val="clear"/><w:tcMar><w:top w:type="dxa" w:w="80"/><w:left w:type="dxa" w:w="120"/><w:bottom w:type="dxa" w:w="80"/><w:right w:type="dxa" w:w="120"/></w:tcMar></w:tcPr><w:p><w:r><w:rPr><w:b/><w:bCs/><w:color w:val="FFFFFF"/><w:sz w:val="28"/><w:szCs w:val="28"/></w:rPr><w:t xml:space="preserve">คำอธิบาย</w:t></w:r></w:p></w:tc></w:tr><w:tr><w:trPr><w:cantSplit/></w:trPr><w:tc><w:tcPr><w:tcW w:type="dxa" w:w="4200"/><w:shd w:fill="FFFFFF" w:color="auto" w:val="clear"/><w:tcMar><w:top w:type="dxa" w:w="70"/><w:left w:type="dxa" w:w="120"/><w:bottom w:type="dxa" w:w="70"/><w:right w:type="dxa" w:w="120"/></w:tcMar></w:tcPr><w:p><w:pPr><w:spacing w:after="0"/></w:pPr><w:r><w:rPr><w:sz w:val="28"/><w:szCs w:val="28"/></w:rPr><w:t xml:space="preserve">กำหนด/ประเมินสถานะฉุกเฉิน</w:t></w:r></w:p></w:tc><w:tc><w:tcPr><w:tcW w:type="dxa" w:w="5400"/><w:shd w:fill="FFFFFF" w:color="auto" w:val="clear"/><w:tcMar><w:top w:type="dxa" w:w="70"/><w:left w:type="dxa" w:w="120"/><w:bottom w:type="dxa" w:w="70"/><w:right w:type="dxa" w:w="120"/></w:tcMar></w:tcPr><w:p><w:pPr><w:spacing w:after="0"/></w:pPr><w:r><w:rPr><w:sz w:val="28"/><w:szCs w:val="28"/></w:rPr><w:t xml:space="preserve">ตั้งหรือยกเลิกแฟล็กฉุกเฉิน — ไม่มีบทบาทอื่นทำได้</w:t></w:r></w:p></w:tc></w:tr><w:tr><w:trPr><w:cantSplit/></w:trPr><w:tc><w:tcPr><w:tcW w:type="dxa" w:w="4200"/><w:shd w:fill="F7F8FA" w:color="auto" w:val="clear"/><w:tcMar><w:top w:type="dxa" w:w="70"/><w:left w:type="dxa" w:w="120"/><w:bottom w:type="dxa" w:w="70"/><w:right w:type="dxa" w:w="120"/></w:tcMar></w:tcPr><w:p><w:pPr><w:spacing w:after="0"/></w:pPr><w:r><w:rPr><w:sz w:val="28"/><w:szCs w:val="28"/></w:rPr><w:t xml:space="preserve">ออกคำขอทีมตอบสนอง</w:t></w:r></w:p></w:tc><w:tc><w:tcPr><w:tcW w:type="dxa" w:w="5400"/><w:shd w:fill="F7F8FA" w:color="auto" w:val="clear"/><w:tcMar><w:top w:type="dxa" w:w="70"/><w:left w:type="dxa" w:w="120"/><w:bottom w:type="dxa" w:w="70"/><w:right w:type="dxa" w:w="120"/></w:tcMar></w:tcPr><w:p><w:pPr><w:spacing w:after="0"/></w:pPr><w:r><w:rPr><w:sz w:val="28"/><w:szCs w:val="28"/></w:rPr><w:t xml:space="preserve">มอบงานให้ทีมพิสูจน์หลักฐาน/ทดสอบเจาะระบบนอก SOC</w:t></w:r></w:p></w:tc></w:tr><w:tr><w:trPr><w:cantSplit/></w:trPr><w:tc><w:tcPr><w:tcW w:type="dxa" w:w="4200"/><w:shd w:fill="FFFFFF" w:color="auto" w:val="clear"/><w:tcMar><w:top w:type="dxa" w:w="70"/><w:left w:type="dxa" w:w="120"/><w:bottom w:type="dxa" w:w="70"/><w:right w:type="dxa" w:w="120"/></w:tcMar></w:tcPr><w:p><w:pPr><w:spacing w:after="0"/></w:pPr><w:r><w:rPr><w:sz w:val="28"/><w:szCs w:val="28"/></w:rPr><w:t xml:space="preserve">อนุมัติปิดตั๋วฉุกเฉิน</w:t></w:r></w:p></w:tc><w:tc><w:tcPr><w:tcW w:type="dxa" w:w="5400"/><w:shd w:fill="FFFFFF" w:color="auto" w:val="clear"/><w:tcMar><w:top w:type="dxa" w:w="70"/><w:left w:type="dxa" w:w="120"/><w:bottom w:type="dxa" w:w="70"/><w:right w:type="dxa" w:w="120"/></w:tcMar></w:tcPr><w:p><w:pPr><w:spacing w:after="0"/></w:pPr><w:r><w:rPr><w:sz w:val="28"/><w:szCs w:val="28"/></w:rPr><w:t xml:space="preserve">ตั๋วฉุกเฉินต้องผ่านการอนุมัติของคุณก่อนปิด</w:t></w:r></w:p></w:tc></w:tr><w:tr><w:trPr><w:cantSplit/></w:trPr><w:tc><w:tcPr><w:tcW w:type="dxa" w:w="4200"/><w:shd w:fill="F7F8FA" w:color="auto" w:val="clear"/><w:tcMar><w:top w:type="dxa" w:w="70"/><w:left w:type="dxa" w:w="120"/><w:bottom w:type="dxa" w:w="70"/><w:right w:type="dxa" w:w="120"/></w:tcMar></w:tcPr><w:p><w:pPr><w:spacing w:after="0"/></w:pPr><w:r><w:rPr><w:sz w:val="28"/><w:szCs w:val="28"/></w:rPr><w:t xml:space="preserve">ตรวจการปิดแบบ Event ที่ถูกปรับลด</w:t></w:r></w:p></w:tc><w:tc><w:tcPr><w:tcW w:type="dxa" w:w="5400"/><w:shd w:fill="F7F8FA" w:color="auto" w:val="clear"/><w:tcMar><w:top w:type="dxa" w:w="70"/><w:left w:type="dxa" w:w="120"/><w:bottom w:type="dxa" w:w="70"/><w:right w:type="dxa" w:w="120"/></w:tcMar></w:tcPr><w:p><w:pPr><w:spacing w:after="0"/></w:pPr><w:r><w:rPr><w:sz w:val="28"/><w:szCs w:val="28"/></w:rPr><w:t xml:space="preserve">ตัดสินว่าเห็นด้วยหรือตีกลับให้ Tier 2</w:t></w:r></w:p></w:tc></w:tr></w:tbl><w:p><w:pPr><w:spacing w:after="140"/></w:pPr></w:p><w:tbl><w:tblPr><w:tblW w:type="dxa" w:w="9600"/><w:tblBorders><w:top w:val="single" w:color="FDECEE" w:sz="2"/><w:left w:val="single" w:color="E63946" w:sz="28"/><w:bottom w:val="single" w:color="FDECEE" w:sz="2"/><w:right w:val="single" w:color="FDECEE" w:sz="2"/><w:insideH w:val="single" w:color="auto" w:sz="4"/><w:insideV w:val="single" w:color="auto" w:sz="4"/></w:tblBorders></w:tblPr><w:tblGrid><w:gridCol w:w="9600"/></w:tblGrid><w:tr><w:tc><w:tcPr><w:tcW w:type="dxa" w:w="9600"/><w:shd w:fill="FDECEE" w:color="auto" w:val="clear"/><w:tcMar><w:top w:type="dxa" w:w="140"/><w:left w:type="dxa" w:w="200"/><w:bottom w:type="dxa" w:w="140"/><w:right w:type="dxa" w:w="200"/></w:tcMar></w:tcPr><w:p><w:pPr><w:spacing w:after="60"/></w:pPr><w:r><w:rPr><w:b/><w:bCs/><w:color w:val="E63946"/><w:sz w:val="30"/><w:szCs w:val="30"/></w:rPr><w:t xml:space="preserve">ข้อควรระวัง</w:t></w:r></w:p><w:p><w:pPr><w:spacing w:after="0"/></w:pPr><w:r><w:rPr><w:sz w:val="32"/><w:szCs w:val="32"/></w:rPr><w:t xml:space="preserve">ผู้จัดการ </w:t></w:r><w:r><w:rPr><w:b/><w:bCs/><w:sz w:val="32"/><w:szCs w:val="32"/></w:rPr><w:t xml:space="preserve">เปลี่ยนช่องทางการจัดการไม่ได้</w:t></w:r><w:r><w:rPr><w:sz w:val="32"/><w:szCs w:val="32"/></w:rPr><w:t xml:space="preserve"> — ทำได้เพียงส่งต่อไปตามช่องทาง (ผู้ดูแลระบบ หรือเจ้าของระบบ) ที่นักวิเคราะห์ระดับ 1 เลือกไว้แล้ว หากไม่เหมาะสมต้องประสานกับผู้เปิดตั๋ว</w:t></w:r></w:p></w:tc></w:tr></w:tbl><w:p><w:pPr><w:pStyle w:val="Heading1"/></w:pPr><w:r><w:t xml:space="preserve">3. การเข้าสู่ระบบ</w:t></w:r></w:p><w:p><w:pPr><w:pStyle w:val="ListParagraph"/><w:numPr><w:ilvl w:val="0"/><w:numId w:val="3"/></w:numPr><w:spacing w:after="80"/></w:pPr><w:r><w:rPr><w:sz w:val="32"/><w:szCs w:val="32"/></w:rPr><w:t xml:space="preserve">เปิดเว็บเบราว์เซอร์ แล้วไปยังที่อยู่ของระบบที่ผู้ดูแลระบบแจ้ง</w:t></w:r></w:p><w:p><w:pPr><w:pStyle w:val="ListParagraph"/><w:numPr><w:ilvl w:val="0"/><w:numId w:val="3"/></w:numPr><w:spacing w:after="80"/></w:pPr><w:r><w:rPr><w:sz w:val="32"/><w:szCs w:val="32"/></w:rPr><w:t xml:space="preserve">กรอก </w:t></w:r><w:r><w:rPr><w:b/><w:bCs/><w:color w:val="1F2D3D"/><w:sz w:val="32"/><w:szCs w:val="32"/></w:rPr><w:t xml:space="preserve">ชื่อผู้ใช้ (Username)</w:t></w:r><w:r><w:rPr><w:sz w:val="32"/><w:szCs w:val="32"/></w:rPr><w:t xml:space="preserve"> และ </w:t></w:r><w:r><w:rPr><w:b/><w:bCs/><w:color w:val="1F2D3D"/><w:sz w:val="32"/><w:szCs w:val="32"/></w:rPr><w:t xml:space="preserve">รหัสผ่าน (Password)</w:t></w:r><w:r><w:rPr><w:sz w:val="32"/><w:szCs w:val="32"/></w:rPr><w:t xml:space="preserve"> แล้วกดเข้าสู่ระบบ</w:t></w:r></w:p><w:tbl><w:tblPr><w:tblW w:type="dxa" w:w="9600"/><w:tblBorders><w:top w:val="dashed" w:color="9DB4D4" w:sz="6"/><w:left w:val="dashed" w:color="9DB4D4" w:sz="6"/><w:bottom w:val="dashed" w:color="9DB4D4" w:sz="6"/><w:right w:val="dashed" w:color="9DB4D4" w:sz="6"/><w:insideH w:val="single" w:color="auto" w:sz="4"/><w:insideV w:val="single" w:color="auto" w:sz="4"/></w:tblBorders></w:tblPr><w:tblGrid><w:gridCol w:w="9600"/></w:tblGrid><w:tr><w:tc><w:tcPr><w:tcW w:type="dxa" w:w="9600"/><w:shd w:fill="F7F8FA" w:color="auto" w:val="clear"/><w:tcMar><w:top w:type="dxa" w:w="520"/><w:left w:type="dxa" w:w="200"/><w:bottom w:type="dxa" w:w="520"/><w:right w:type="dxa" w:w="200"/></w:tcMar><w:vAlign w:val="center"/></w:tcPr><w:p><w:pPr><w:spacing w:after="40"/><w:jc w:val="center"/></w:pPr><w:r><w:rPr><w:b/><w:bCs/><w:color w:val="6C7888"/><w:sz w:val="30"/><w:szCs w:val="30"/></w:rPr><w:t xml:space="preserve">[ ตำแหน่งภาพหน้าจอ ]</w:t></w:r></w:p><w:p><w:pPr><w:spacing w:after="40"/><w:jc w:val="center"/></w:pPr><w:r><w:rPr><w:color w:val="1F2D3D"/><w:sz w:val="32"/><w:szCs w:val="32"/></w:rPr><w:t xml:space="preserve">หน้าเข้าสู่ระบบ</w:t></w:r></w:p><w:p><w:pPr><w:jc w:val="center"/></w:pPr><w:r><w:rPr><w:rFonts w:ascii="Consolas" w:cs="Consolas" w:eastAsia="Consolas" w:hAnsi="Consolas"/><w:color w:val="9AA6B4"/><w:sz w:val="24"/><w:szCs w:val="24"/></w:rPr><w:t xml:space="preserve">SHOT: MGR-login</w:t></w:r></w:p></w:tc></w:tr></w:tbl><w:p><w:pPr><w:spacing w:after="160" w:before="60"/><w:jc w:val="center"/></w:pPr><w:r><w:rPr><w:b/><w:bCs/><w:color w:val="245EA8"/><w:sz w:val="28"/><w:szCs w:val="28"/></w:rPr><w:t xml:space="preserve">รูปที่ 3-1  </w:t></w:r><w:r><w:rPr><w:i/><w:iCs/><w:color w:val="6C7888"/><w:sz w:val="28"/><w:szCs w:val="28"/></w:rPr><w:t xml:space="preserve">หน้าเข้าสู่ระบบ</w:t></w:r></w:p><w:tbl><w:tblPr><w:tblW w:type="dxa" w:w="9600"/><w:tblBorders><w:top w:val="single" w:color="F1F3F6" w:sz="2"/><w:left w:val="single" w:color="6C7888" w:sz="28"/><w:bottom w:val="single" w:color="F1F3F6" w:sz="2"/><w:right w:val="single" w:color="F1F3F6" w:sz="2"/><w:insideH w:val="single" w:color="auto" w:sz="4"/><w:insideV w:val="single" w:color="auto" w:sz="4"/></w:tblBorders></w:tblPr><w:tblGrid><w:gridCol w:w="9600"/></w:tblGrid><w:tr><w:tc><w:tcPr><w:tcW w:type="dxa" w:w="9600"/><w:shd w:fill="F1F3F6" w:color="auto" w:val="clear"/><w:tcMar><w:top w:type="dxa" w:w="140"/><w:left w:type="dxa" w:w="200"/><w:bottom w:type="dxa" w:w="140"/><w:right w:type="dxa" w:w="200"/></w:tcMar></w:tcPr><w:p><w:pPr><w:spacing w:after="60"/></w:pPr><w:r><w:rPr><w:b/><w:bCs/><w:color w:val="6C7888"/><w:sz w:val="30"/><w:szCs w:val="30"/></w:rPr><w:t xml:space="preserve">สิ่งที่ต้องจำ</w:t></w:r></w:p><w:p><w:pPr><w:spacing w:after="0"/></w:pPr><w:r><w:rPr><w:sz w:val="32"/><w:szCs w:val="32"/></w:rPr><w:t xml:space="preserve">บัญชีสร้างและกำหนดบทบาทโดยผู้ดูแลระบบ SOC หากบัญชีถูกล็อก (ผิดเกิน 5 ครั้ง) ให้ติดต่อผู้ดูแลระบบ</w:t></w:r></w:p></w:tc></w:tr></w:tbl><w:p><w:pPr><w:pStyle w:val="Heading1"/></w:pPr><w:r><w:t xml:space="preserve">4. หน้าจอและเมนูของคุณ</w:t></w:r></w:p><w:tbl><w:tblPr><w:tblW w:type="dxa" w:w="9600"/><w:tblBorders><w:top w:val="single" w:color="E1E6ED" w:sz="2"/><w:left w:val="single" w:color="E1E6ED" w:sz="2"/><w:bottom w:val="single" w:color="E1E6ED" w:sz="2"/><w:right w:val="single" w:color="E1E6ED" w:sz="2"/><w:insideH w:val="single" w:color="E1E6ED" w:sz="2"/><w:insideV w:val="single" w:color="E1E6ED" w:sz="2"/></w:tblBorders></w:tblPr><w:tblGrid><w:gridCol w:w="4200"/><w:gridCol w:w="5400"/></w:tblGrid><w:tr><w:trPr><w:cantSplit/><w:tblHeader/></w:trPr><w:tc><w:tcPr><w:tcW w:type="dxa" w:w="4200"/><w:shd w:fill="1A1A2E" w:color="auto" w:val="clear"/><w:tcMar><w:top w:type="dxa" w:w="80"/><w:left w:type="dxa" w:w="120"/><w:bottom w:type="dxa" w:w="80"/><w:right w:type="dxa" w:w="120"/></w:tcMar></w:tcPr><w:p><w:r><w:rPr><w:b/><w:bCs/><w:color w:val="FFFFFF"/><w:sz w:val="28"/><w:szCs w:val="28"/></w:rPr><w:t xml:space="preserve">กลุ่ม / เมนู</w:t></w:r></w:p></w:tc><w:tc><w:tcPr><w:tcW w:type="dxa" w:w="5400"/><w:shd w:fill="1A1A2E" w:color="auto" w:val="clear"/><w:tcMar><w:top w:type="dxa" w:w="80"/><w:left w:type="dxa" w:w="120"/><w:bottom w:type="dxa" w:w="80"/><w:right w:type="dxa" w:w="120"/></w:tcMar></w:tcPr><w:p><w:r><w:rPr><w:b/><w:bCs/><w:color w:val="FFFFFF"/><w:sz w:val="28"/><w:szCs w:val="28"/></w:rPr><w:t xml:space="preserve">หน้าที่</w:t></w:r></w:p></w:tc></w:tr><w:tr><w:trPr><w:cantSplit/></w:trPr><w:tc><w:tcPr><w:tcW w:type="dxa" w:w="4200"/><w:shd w:fill="FFFFFF" w:color="auto" w:val="clear"/><w:tcMar><w:top w:type="dxa" w:w="70"/><w:left w:type="dxa" w:w="120"/><w:bottom w:type="dxa" w:w="70"/><w:right w:type="dxa" w:w="120"/></w:tcMar></w:tcPr><w:p><w:pPr><w:spacing w:after="0"/></w:pPr><w:r><w:rPr><w:b/><w:bCs/><w:color w:val="245EA8"/><w:sz w:val="32"/><w:szCs w:val="32"/></w:rPr><w:t xml:space="preserve">ภาพรวม › แดชบอร์ด SOC</w:t></w:r></w:p></w:tc><w:tc><w:tcPr><w:tcW w:type="dxa" w:w="5400"/><w:shd w:fill="FFFFFF" w:color="auto" w:val="clear"/><w:tcMar><w:top w:type="dxa" w:w="70"/><w:left w:type="dxa" w:w="120"/><w:bottom w:type="dxa" w:w="70"/><w:right w:type="dxa" w:w="120"/></w:tcMar></w:tcPr><w:p><w:pPr><w:spacing w:after="0"/></w:pPr><w:r><w:rPr><w:sz w:val="28"/><w:szCs w:val="28"/></w:rPr><w:t xml:space="preserve">ภาพรวมสถานะงานและตัวชี้วัดของทีม</w:t></w:r></w:p></w:tc></w:tr><w:tr><w:trPr><w:cantSplit/></w:trPr><w:tc><w:tcPr><w:tcW w:type="dxa" w:w="4200"/><w:shd w:fill="F7F8FA" w:color="auto" w:val="clear"/><w:tcMar><w:top w:type="dxa" w:w="70"/><w:left w:type="dxa" w:w="120"/><w:bottom w:type="dxa" w:w="70"/><w:right w:type="dxa" w:w="120"/></w:tcMar></w:tcPr><w:p><w:pPr><w:spacing w:after="0"/></w:pPr><w:r><w:rPr><w:b/><w:bCs/><w:color w:val="245EA8"/><w:sz w:val="32"/><w:szCs w:val="32"/></w:rPr><w:t xml:space="preserve">คิวงานต่างๆ › คิวงานผู้จัดการ</w:t></w:r></w:p></w:tc><w:tc><w:tcPr><w:tcW w:type="dxa" w:w="5400"/><w:shd w:fill="F7F8FA" w:color="auto" w:val="clear"/><w:tcMar><w:top w:type="dxa" w:w="70"/><w:left w:type="dxa" w:w="120"/><w:bottom w:type="dxa" w:w="70"/><w:right w:type="dxa" w:w="120"/></w:tcMar></w:tcPr><w:p><w:pPr><w:spacing w:after="0"/></w:pPr><w:r><w:rPr><w:sz w:val="28"/><w:szCs w:val="28"/></w:rPr><w:t xml:space="preserve">คิวหลักของคุณ: เคสที่รอผู้จัดการตรวจ อนุมัติ หรือตรวจการปิด Event</w:t></w:r></w:p></w:tc></w:tr><w:tr><w:trPr><w:cantSplit/></w:trPr><w:tc><w:tcPr><w:tcW w:type="dxa" w:w="4200"/><w:shd w:fill="FFFFFF" w:color="auto" w:val="clear"/><w:tcMar><w:top w:type="dxa" w:w="70"/><w:left w:type="dxa" w:w="120"/><w:bottom w:type="dxa" w:w="70"/><w:right w:type="dxa" w:w="120"/></w:tcMar></w:tcPr><w:p><w:pPr><w:spacing w:after="0"/></w:pPr><w:r><w:rPr><w:b/><w:bCs/><w:color w:val="245EA8"/><w:sz w:val="32"/><w:szCs w:val="32"/></w:rPr><w:t xml:space="preserve">คิวงานต่างๆ › คำขอตอบสนองเหตุการณ์</w:t></w:r><w:r><w:rPr><w:sz w:val="32"/><w:szCs w:val="32"/></w:rPr><w:t xml:space="preserve"> (งานตอบสนอง)</w:t></w:r></w:p></w:tc><w:tc><w:tcPr><w:tcW w:type="dxa" w:w="5400"/><w:shd w:fill="FFFFFF" w:color="auto" w:val="clear"/><w:tcMar><w:top w:type="dxa" w:w="70"/><w:left w:type="dxa" w:w="120"/><w:bottom w:type="dxa" w:w="70"/><w:right w:type="dxa" w:w="120"/></w:tcMar></w:tcPr><w:p><w:pPr><w:spacing w:after="0"/></w:pPr><w:r><w:rPr><w:sz w:val="28"/><w:szCs w:val="28"/></w:rPr><w:t xml:space="preserve">ภาพรวมคำขอทีมตอบสนองทุกทีม</w:t></w:r></w:p></w:tc></w:tr><w:tr><w:trPr><w:cantSplit/></w:trPr><w:tc><w:tcPr><w:tcW w:type="dxa" w:w="4200"/><w:shd w:fill="F7F8FA" w:color="auto" w:val="clear"/><w:tcMar><w:top w:type="dxa" w:w="70"/><w:left w:type="dxa" w:w="120"/><w:bottom w:type="dxa" w:w="70"/><w:right w:type="dxa" w:w="120"/></w:tcMar></w:tcPr><w:p><w:pPr><w:spacing w:after="0"/></w:pPr><w:r><w:rPr><w:b/><w:bCs/><w:color w:val="245EA8"/><w:sz w:val="32"/><w:szCs w:val="32"/></w:rPr><w:t xml:space="preserve">เคส › เคสที่กำลังดำเนินการอยู่ / ประวัติเคสที่ปิดไปแล้ว / ค้นหา IOC</w:t></w:r></w:p></w:tc><w:tc><w:tcPr><w:tcW w:type="dxa" w:w="5400"/><w:shd w:fill="F7F8FA" w:color="auto" w:val="clear"/><w:tcMar><w:top w:type="dxa" w:w="70"/><w:left w:type="dxa" w:w="120"/><w:bottom w:type="dxa" w:w="70"/><w:right w:type="dxa" w:w="120"/></w:tcMar></w:tcPr><w:p><w:pPr><w:spacing w:after="0"/></w:pPr><w:r><w:rPr><w:sz w:val="28"/><w:szCs w:val="28"/></w:rPr><w:t xml:space="preserve">ตั๋วงานทั้งหมด, ประวัติ, และการค้นหา</w:t></w:r></w:p></w:tc></w:tr><w:tr><w:trPr><w:cantSplit/></w:trPr><w:tc><w:tcPr><w:tcW w:type="dxa" w:w="4200"/><w:shd w:fill="FFFFFF" w:color="auto" w:val="clear"/><w:tcMar><w:top w:type="dxa" w:w="70"/><w:left w:type="dxa" w:w="120"/><w:bottom w:type="dxa" w:w="70"/><w:right w:type="dxa" w:w="120"/></w:tcMar></w:tcPr><w:p><w:pPr><w:spacing w:after="0"/></w:pPr><w:r><w:rPr><w:b/><w:bCs/><w:color w:val="245EA8"/><w:sz w:val="32"/><w:szCs w:val="32"/></w:rPr><w:t xml:space="preserve">ตั้งค่าระบบ › แผงควบคุมผู้ดูแลระบบ</w:t></w:r></w:p></w:tc><w:tc><w:tcPr><w:tcW w:type="dxa" w:w="5400"/><w:shd w:fill="FFFFFF" w:color="auto" w:val="clear"/><w:tcMar><w:top w:type="dxa" w:w="70"/><w:left w:type="dxa" w:w="120"/><w:bottom w:type="dxa" w:w="70"/><w:right w:type="dxa" w:w="120"/></w:tcMar></w:tcPr><w:p><w:pPr><w:spacing w:after="0"/></w:pPr><w:r><w:rPr><w:sz w:val="28"/><w:szCs w:val="28"/></w:rPr><w:t xml:space="preserve">หน้าจัดการระบบ (สำหรับผู้ดูแล/ผู้จัดการ)</w:t></w:r></w:p></w:tc></w:tr></w:tbl><w:tbl><w:tblPr><w:tblW w:type="dxa" w:w="9600"/><w:tblBorders><w:top w:val="dashed" w:color="9DB4D4" w:sz="6"/><w:left w:val="dashed" w:color="9DB4D4" w:sz="6"/><w:bottom w:val="dashed" w:color="9DB4D4" w:sz="6"/><w:right w:val="dashed" w:color="9DB4D4" w:sz="6"/><w:insideH w:val="single" w:color="auto" w:sz="4"/><w:insideV w:val="single" w:color="auto" w:sz="4"/></w:tblBorders></w:tblPr><w:tblGrid><w:gridCol w:w="9600"/></w:tblGrid><w:tr><w:tc><w:tcPr><w:tcW w:type="dxa" w:w="9600"/><w:shd w:fill="F7F8FA" w:color="auto" w:val="clear"/><w:tcMar><w:top w:type="dxa" w:w="520"/><w:left w:type="dxa" w:w="200"/><w:bottom w:type="dxa" w:w="520"/><w:right w:type="dxa" w:w="200"/></w:tcMar><w:vAlign w:val="center"/></w:tcPr><w:p><w:pPr><w:spacing w:after="40"/><w:jc w:val="center"/></w:pPr><w:r><w:rPr><w:b/><w:bCs/><w:color w:val="6C7888"/><w:sz w:val="30"/><w:szCs w:val="30"/></w:rPr><w:t xml:space="preserve">[ ตำแหน่งภาพหน้าจอ ]</w:t></w:r></w:p><w:p><w:pPr><w:spacing w:after="40"/><w:jc w:val="center"/></w:pPr><w:r><w:rPr><w:color w:val="1F2D3D"/><w:sz w:val="32"/><w:szCs w:val="32"/></w:rPr><w:t xml:space="preserve">แถบเมนูด้านซ้ายสำหรับผู้จัดการ SOC พร้อมตัวเลขงานค้างในคิวงานผู้จัดการ</w:t></w:r></w:p><w:p><w:pPr><w:jc w:val="center"/></w:pPr><w:r><w:rPr><w:rFonts w:ascii="Consolas" w:cs="Consolas" w:eastAsia="Consolas" w:hAnsi="Consolas"/><w:color w:val="9AA6B4"/><w:sz w:val="24"/><w:szCs w:val="24"/></w:rPr><w:t xml:space="preserve">SHOT: MGR-sidebar</w:t></w:r></w:p></w:tc></w:tr></w:tbl><w:p><w:pPr><w:spacing w:after="160" w:before="60"/><w:jc w:val="center"/></w:pPr><w:r><w:rPr><w:b/><w:bCs/><w:color w:val="245EA8"/><w:sz w:val="28"/><w:szCs w:val="28"/></w:rPr><w:t xml:space="preserve">รูปที่ 4-1  </w:t></w:r><w:r><w:rPr><w:i/><w:iCs/><w:color w:val="6C7888"/><w:sz w:val="28"/><w:szCs w:val="28"/></w:rPr><w:t xml:space="preserve">แถบเมนูด้านซ้ายสำหรับผู้จัดการ SOC พร้อมตัวเลขงานค้างในคิวงานผู้จัดการ</w:t></w:r></w:p><w:p><w:pPr><w:pStyle w:val="Heading2"/></w:pPr><w:r><w:t xml:space="preserve">4.1 อ่านแดชบอร์ด SOC (ปรับปรุง v1.7.0)</w:t></w:r></w:p><w:p><w:pPr><w:spacing w:after="120"/></w:pPr><w:r><w:rPr><w:sz w:val="32"/><w:szCs w:val="32"/></w:rPr><w:t xml:space="preserve">เมนู </w:t></w:r><w:r><w:rPr><w:b/><w:bCs/><w:color w:val="245EA8"/><w:sz w:val="32"/><w:szCs w:val="32"/></w:rPr><w:t xml:space="preserve">ภาพรวม › แดชบอร์ด SOC</w:t></w:r><w:r><w:rPr><w:sz w:val="32"/><w:szCs w:val="32"/></w:rPr><w:t xml:space="preserve"> ถูกออกแบบใหม่ใน v1.7.0 ให้ดูภาระงานของทีมได้เร็วขึ้น ประกอบด้วย</w:t></w:r></w:p><w:tbl><w:tblPr><w:tblW w:type="dxa" w:w="9600"/><w:tblBorders><w:top w:val="single" w:color="E1E6ED" w:sz="2"/><w:left w:val="single" w:color="E1E6ED" w:sz="2"/><w:bottom w:val="single" w:color="E1E6ED" w:sz="2"/><w:right w:val="single" w:color="E1E6ED" w:sz="2"/><w:insideH w:val="single" w:color="E1E6ED" w:sz="2"/><w:insideV w:val="single" w:color="E1E6ED" w:sz="2"/></w:tblBorders></w:tblPr><w:tblGrid><w:gridCol w:w="3400"/><w:gridCol w:w="6200"/></w:tblGrid><w:tr><w:trPr><w:cantSplit/><w:tblHeader/></w:trPr><w:tc><w:tcPr><w:tcW w:type="dxa" w:w="3400"/><w:shd w:fill="1A1A2E" w:color="auto" w:val="clear"/><w:tcMar><w:top w:type="dxa" w:w="80"/><w:left w:type="dxa" w:w="120"/><w:bottom w:type="dxa" w:w="80"/><w:right w:type="dxa" w:w="120"/></w:tcMar></w:tcPr><w:p><w:r><w:rPr><w:b/><w:bCs/><w:color w:val="FFFFFF"/><w:sz w:val="28"/><w:szCs w:val="28"/></w:rPr><w:t xml:space="preserve">ส่วน</w:t></w:r></w:p></w:tc><w:tc><w:tcPr><w:tcW w:type="dxa" w:w="6200"/><w:shd w:fill="1A1A2E" w:color="auto" w:val="clear"/><w:tcMar><w:top w:type="dxa" w:w="80"/><w:left w:type="dxa" w:w="120"/><w:bottom w:type="dxa" w:w="80"/><w:right w:type="dxa" w:w="120"/></w:tcMar></w:tcPr><w:p><w:r><w:rPr><w:b/><w:bCs/><w:color w:val="FFFFFF"/><w:sz w:val="28"/><w:szCs w:val="28"/></w:rPr><w:t xml:space="preserve">บอกอะไร</w:t></w:r></w:p></w:tc></w:tr><w:tr><w:trPr><w:cantSplit/></w:trPr><w:tc><w:tcPr><w:tcW w:type="dxa" w:w="3400"/><w:shd w:fill="FFFFFF" w:color="auto" w:val="clear"/><w:tcMar><w:top w:type="dxa" w:w="70"/><w:left w:type="dxa" w:w="120"/><w:bottom w:type="dxa" w:w="70"/><w:right w:type="dxa" w:w="120"/></w:tcMar></w:tcPr><w:p><w:pPr><w:spacing w:after="0"/></w:pPr><w:r><w:rPr><w:sz w:val="28"/><w:szCs w:val="28"/></w:rPr><w:t xml:space="preserve">การ์ดตัวเลขสี่ใบ</w:t></w:r></w:p></w:tc><w:tc><w:tcPr><w:tcW w:type="dxa" w:w="6200"/><w:shd w:fill="FFFFFF" w:color="auto" w:val="clear"/><w:tcMar><w:top w:type="dxa" w:w="70"/><w:left w:type="dxa" w:w="120"/><w:bottom w:type="dxa" w:w="70"/><w:right w:type="dxa" w:w="120"/></w:tcMar></w:tcPr><w:p><w:pPr><w:spacing w:after="0"/></w:pPr><w:r><w:rPr><w:sz w:val="28"/><w:szCs w:val="28"/></w:rPr><w:t xml:space="preserve">คดีที่กำลังดำเนินการ, ความรุนแรงระดับวิกฤต, ปิดเดือนนี้, และเวลามัธยฐานในการแก้ไข (MTTR)</w:t></w:r></w:p></w:tc></w:tr><w:tr><w:trPr><w:cantSplit/></w:trPr><w:tc><w:tcPr><w:tcW w:type="dxa" w:w="3400"/><w:shd w:fill="F7F8FA" w:color="auto" w:val="clear"/><w:tcMar><w:top w:type="dxa" w:w="70"/><w:left w:type="dxa" w:w="120"/><w:bottom w:type="dxa" w:w="70"/><w:right w:type="dxa" w:w="120"/></w:tcMar></w:tcPr><w:p><w:pPr><w:spacing w:after="0"/></w:pPr><w:r><w:rPr><w:b/><w:bCs/><w:sz w:val="32"/><w:szCs w:val="32"/></w:rPr><w:t xml:space="preserve">Analyst Workload</w:t></w:r><w:r><w:rPr><w:sz w:val="32"/><w:szCs w:val="32"/></w:rPr><w:t xml:space="preserve"> — งานที่ต้องดำเนินการเอง</w:t></w:r></w:p></w:tc><w:tc><w:tcPr><w:tcW w:type="dxa" w:w="6200"/><w:shd w:fill="F7F8FA" w:color="auto" w:val="clear"/><w:tcMar><w:top w:type="dxa" w:w="70"/><w:left w:type="dxa" w:w="120"/><w:bottom w:type="dxa" w:w="70"/><w:right w:type="dxa" w:w="120"/></w:tcMar></w:tcPr><w:p><w:pPr><w:spacing w:after="0"/></w:pPr><w:r><w:rPr><w:sz w:val="28"/><w:szCs w:val="28"/></w:rPr><w:t xml:space="preserve">ภาระงานรายบุคคล: ใครมีงานต้องทำกี่เรื่อง รอดำเนินการกี่เรื่อง — ใช้เกลี่ยงานในทีม</w:t></w:r></w:p></w:tc></w:tr><w:tr><w:trPr><w:cantSplit/></w:trPr><w:tc><w:tcPr><w:tcW w:type="dxa" w:w="3400"/><w:shd w:fill="FFFFFF" w:color="auto" w:val="clear"/><w:tcMar><w:top w:type="dxa" w:w="70"/><w:left w:type="dxa" w:w="120"/><w:bottom w:type="dxa" w:w="70"/><w:right w:type="dxa" w:w="120"/></w:tcMar></w:tcPr><w:p><w:pPr><w:spacing w:after="0"/></w:pPr><w:r><w:rPr><w:b/><w:bCs/><w:sz w:val="32"/><w:szCs w:val="32"/></w:rPr><w:t xml:space="preserve">Pipeline</w:t></w:r><w:r><w:rPr><w:sz w:val="32"/><w:szCs w:val="32"/></w:rPr><w:t xml:space="preserve"> — สถานะที่กำลังดำเนินการ</w:t></w:r></w:p></w:tc><w:tc><w:tcPr><w:tcW w:type="dxa" w:w="6200"/><w:shd w:fill="FFFFFF" w:color="auto" w:val="clear"/><w:tcMar><w:top w:type="dxa" w:w="70"/><w:left w:type="dxa" w:w="120"/><w:bottom w:type="dxa" w:w="70"/><w:right w:type="dxa" w:w="120"/></w:tcMar></w:tcPr><w:p><w:pPr><w:spacing w:after="0"/></w:pPr><w:r><w:rPr><w:sz w:val="28"/><w:szCs w:val="28"/></w:rPr><w:t xml:space="preserve">งานค้างอยู่ที่ขั้นตอนใดมากที่สุด ชี้จุดคอขวดของกระบวนการ</w:t></w:r></w:p></w:tc></w:tr><w:tr><w:trPr><w:cantSplit/></w:trPr><w:tc><w:tcPr><w:tcW w:type="dxa" w:w="3400"/><w:shd w:fill="F7F8FA" w:color="auto" w:val="clear"/><w:tcMar><w:top w:type="dxa" w:w="70"/><w:left w:type="dxa" w:w="120"/><w:bottom w:type="dxa" w:w="70"/><w:right w:type="dxa" w:w="120"/></w:tcMar></w:tcPr><w:p><w:pPr><w:spacing w:after="0"/></w:pPr><w:r><w:rPr><w:b/><w:bCs/><w:sz w:val="32"/><w:szCs w:val="32"/></w:rPr><w:t xml:space="preserve">Active Cases</w:t></w:r><w:r><w:rPr><w:sz w:val="32"/><w:szCs w:val="32"/></w:rPr><w:t xml:space="preserve"> — รายละเอียดคดี</w:t></w:r></w:p></w:tc><w:tc><w:tcPr><w:tcW w:type="dxa" w:w="6200"/><w:shd w:fill="F7F8FA" w:color="auto" w:val="clear"/><w:tcMar><w:top w:type="dxa" w:w="70"/><w:left w:type="dxa" w:w="120"/><w:bottom w:type="dxa" w:w="70"/><w:right w:type="dxa" w:w="120"/></w:tcMar></w:tcPr><w:p><w:pPr><w:spacing w:after="0"/></w:pPr><w:r><w:rPr><w:sz w:val="28"/><w:szCs w:val="28"/></w:rPr><w:t xml:space="preserve">ตารางคดีที่เปิดอยู่ กดหัวคอลัมน์เพื่อเรียงลำดับได้</w:t></w:r></w:p></w:tc></w:tr><w:tr><w:trPr><w:cantSplit/></w:trPr><w:tc><w:tcPr><w:tcW w:type="dxa" w:w="3400"/><w:shd w:fill="FFFFFF" w:color="auto" w:val="clear"/><w:tcMar><w:top w:type="dxa" w:w="70"/><w:left w:type="dxa" w:w="120"/><w:bottom w:type="dxa" w:w="70"/><w:right w:type="dxa" w:w="120"/></w:tcMar></w:tcPr><w:p><w:pPr><w:spacing w:after="0"/></w:pPr><w:r><w:rPr><w:b/><w:bCs/><w:sz w:val="32"/><w:szCs w:val="32"/></w:rPr><w:t xml:space="preserve">Daily Case Volume</w:t></w:r></w:p></w:tc><w:tc><w:tcPr><w:tcW w:type="dxa" w:w="6200"/><w:shd w:fill="FFFFFF" w:color="auto" w:val="clear"/><w:tcMar><w:top w:type="dxa" w:w="70"/><w:left w:type="dxa" w:w="120"/><w:bottom w:type="dxa" w:w="70"/><w:right w:type="dxa" w:w="120"/></w:tcMar></w:tcPr><w:p><w:pPr><w:spacing w:after="0"/></w:pPr><w:r><w:rPr><w:sz w:val="28"/><w:szCs w:val="28"/></w:rPr><w:t xml:space="preserve">ปริมาณคดีรายวันย้อนหลัง 30 วัน ใช้ดูแนวโน้ม</w:t></w:r></w:p></w:tc></w:tr></w:tbl><w:p><w:pPr><w:spacing w:after="140"/></w:pPr></w:p><w:tbl><w:tblPr><w:tblW w:type="dxa" w:w="9600"/><w:tblBorders><w:top w:val="dashed" w:color="9DB4D4" w:sz="6"/><w:left w:val="dashed" w:color="9DB4D4" w:sz="6"/><w:bottom w:val="dashed" w:color="9DB4D4" w:sz="6"/><w:right w:val="dashed" w:color="9DB4D4" w:sz="6"/><w:insideH w:val="single" w:color="auto" w:sz="4"/><w:insideV w:val="single" w:color="auto" w:sz="4"/></w:tblBorders></w:tblPr><w:tblGrid><w:gridCol w:w="9600"/></w:tblGrid><w:tr><w:tc><w:tcPr><w:tcW w:type="dxa" w:w="9600"/><w:shd w:fill="F7F8FA" w:color="auto" w:val="clear"/><w:tcMar><w:top w:type="dxa" w:w="520"/><w:left w:type="dxa" w:w="200"/><w:bottom w:type="dxa" w:w="520"/><w:right w:type="dxa" w:w="200"/></w:tcMar><w:vAlign w:val="center"/></w:tcPr><w:p><w:pPr><w:spacing w:after="40"/><w:jc w:val="center"/></w:pPr><w:r><w:rPr><w:b/><w:bCs/><w:color w:val="6C7888"/><w:sz w:val="30"/><w:szCs w:val="30"/></w:rPr><w:t xml:space="preserve">[ ตำแหน่งภาพหน้าจอ ]</w:t></w:r></w:p><w:p><w:pPr><w:spacing w:after="40"/><w:jc w:val="center"/></w:pPr><w:r><w:rPr><w:color w:val="1F2D3D"/><w:sz w:val="32"/><w:szCs w:val="32"/></w:rPr><w:t xml:space="preserve">แดชบอร์ด SOC หลังออกแบบใหม่ แสดงการ์ดตัวเลข Analyst Workload และ Pipeline</w:t></w:r></w:p><w:p><w:pPr><w:jc w:val="center"/></w:pPr><w:r><w:rPr><w:rFonts w:ascii="Consolas" w:cs="Consolas" w:eastAsia="Consolas" w:hAnsi="Consolas"/><w:color w:val="9AA6B4"/><w:sz w:val="24"/><w:szCs w:val="24"/></w:rPr><w:t xml:space="preserve">SHOT: MGR-dashboard</w:t></w:r></w:p></w:tc></w:tr></w:tbl><w:p><w:pPr><w:spacing w:after="160" w:before="60"/><w:jc w:val="center"/></w:pPr><w:r><w:rPr><w:b/><w:bCs/><w:color w:val="245EA8"/><w:sz w:val="28"/><w:szCs w:val="28"/></w:rPr><w:t xml:space="preserve">รูปที่ 4-2  </w:t></w:r><w:r><w:rPr><w:i/><w:iCs/><w:color w:val="6C7888"/><w:sz w:val="28"/><w:szCs w:val="28"/></w:rPr><w:t xml:space="preserve">แดชบอร์ด SOC หลังออกแบบใหม่ แสดงการ์ดตัวเลข Analyst Workload และ Pipeline</w:t></w:r></w:p><w:tbl><w:tblPr><w:tblW w:type="dxa" w:w="9600"/><w:tblBorders><w:top w:val="single" w:color="F1F3F6" w:sz="2"/><w:left w:val="single" w:color="6C7888" w:sz="28"/><w:bottom w:val="single" w:color="F1F3F6" w:sz="2"/><w:right w:val="single" w:color="F1F3F6" w:sz="2"/><w:insideH w:val="single" w:color="auto" w:sz="4"/><w:insideV w:val="single" w:color="auto" w:sz="4"/></w:tblBorders></w:tblPr><w:tblGrid><w:gridCol w:w="9600"/></w:tblGrid><w:tr><w:tc><w:tcPr><w:tcW w:type="dxa" w:w="9600"/><w:shd w:fill="F1F3F6" w:color="auto" w:val="clear"/><w:tcMar><w:top w:type="dxa" w:w="140"/><w:left w:type="dxa" w:w="200"/><w:bottom w:type="dxa" w:w="140"/><w:right w:type="dxa" w:w="200"/></w:tcMar></w:tcPr><w:p><w:pPr><w:spacing w:after="60"/></w:pPr><w:r><w:rPr><w:b/><w:bCs/><w:color w:val="6C7888"/><w:sz w:val="30"/><w:szCs w:val="30"/></w:rPr><w:t xml:space="preserve">สิ่งที่ต้องจำ</w:t></w:r></w:p><w:p><w:pPr><w:spacing w:after="0"/></w:pPr><w:r><w:rPr><w:sz w:val="32"/><w:szCs w:val="32"/></w:rPr><w:t xml:space="preserve">นี่คนละหน้ากับ </w:t></w:r><w:r><w:rPr><w:b/><w:bCs/><w:color w:val="245EA8"/><w:sz w:val="32"/><w:szCs w:val="32"/></w:rPr><w:t xml:space="preserve">ภาพรวม › แดชบอร์ดผู้บริหาร</w:t></w:r><w:r><w:rPr><w:sz w:val="32"/><w:szCs w:val="32"/></w:rPr><w:t xml:space="preserve"> ซึ่งเป็นมุมมองสรุปความเสี่ยงสำหรับผู้บริหารและคุณไม่ได้ใช้ในงานประจำวัน</w:t></w:r></w:p></w:tc></w:tr></w:tbl><w:p><w:pPr><w:pStyle w:val="Heading1"/></w:pPr><w:r><w:t xml:space="preserve">5. งานหลักทีละขั้นตอน</w:t></w:r></w:p><w:p><w:pPr><w:pStyle w:val="Heading2"/></w:pPr><w:r><w:t xml:space="preserve">5.1 ตรวจก่อนมอบหมาย และประเมินสถานะฉุกเฉิน</w:t></w:r></w:p><w:p><w:pPr><w:spacing w:after="120"/></w:pPr><w:r><w:rPr><w:sz w:val="32"/><w:szCs w:val="32"/></w:rPr><w:t xml:space="preserve">เหตุการณ์จริง </w:t></w:r><w:r><w:rPr><w:b/><w:bCs/><w:sz w:val="32"/><w:szCs w:val="32"/></w:rPr><w:t xml:space="preserve">ทุกเรื่อง</w:t></w:r><w:r><w:rPr><w:sz w:val="32"/><w:szCs w:val="32"/></w:rPr><w:t xml:space="preserve"> หยุดรอที่สถานะ </w:t></w:r><w:r><w:rPr><w:b/><w:bCs/><w:sz w:val="32"/><w:szCs w:val="32"/></w:rPr><w:t xml:space="preserve">รอผู้จัดการ SOC ตรวจ (ก่อนมอบหมาย)</w:t></w:r><w:r><w:rPr><w:sz w:val="32"/><w:szCs w:val="32"/></w:rPr><w:t xml:space="preserve"> งานควบคุมยังไม่เริ่มจนกว่าคุณจะส่งต่อ ระบบส่งอีเมลแจ้งคุณอัตโนมัติ</w:t></w:r></w:p><w:p><w:pPr><w:pStyle w:val="ListParagraph"/><w:numPr><w:ilvl w:val="0"/><w:numId w:val="4"/></w:numPr><w:spacing w:after="80"/></w:pPr><w:r><w:rPr><w:sz w:val="32"/><w:szCs w:val="32"/></w:rPr><w:t xml:space="preserve">เปิดตั๋วจาก </w:t></w:r><w:r><w:rPr><w:b/><w:bCs/><w:color w:val="245EA8"/><w:sz w:val="32"/><w:szCs w:val="32"/></w:rPr><w:t xml:space="preserve">คิวงานผู้จัดการ</w:t></w:r><w:r><w:rPr><w:sz w:val="32"/><w:szCs w:val="32"/></w:rPr><w:t xml:space="preserve"> การ์ด </w:t></w:r><w:r><w:rPr><w:b/><w:bCs/><w:sz w:val="32"/><w:szCs w:val="32"/></w:rPr><w:t xml:space="preserve">การตรวจสอบโดยผู้จัดการ SOC</w:t></w:r><w:r><w:rPr><w:sz w:val="32"/><w:szCs w:val="32"/></w:rPr><w:t xml:space="preserve"> จะแสดงเส้นทางที่ระดับ 1 เลือกไว้</w:t></w:r></w:p><w:p><w:pPr><w:pStyle w:val="ListParagraph"/><w:numPr><w:ilvl w:val="0"/><w:numId w:val="4"/></w:numPr><w:spacing w:after="80"/></w:pPr><w:r><w:rPr><w:sz w:val="32"/><w:szCs w:val="32"/></w:rPr><w:t xml:space="preserve">ที่ </w:t></w:r><w:r><w:rPr><w:b/><w:bCs/><w:color w:val="1F2D3D"/><w:sz w:val="32"/><w:szCs w:val="32"/></w:rPr><w:t xml:space="preserve">ประเมินสถานะฉุกเฉิน</w:t></w:r><w:r><w:rPr><w:sz w:val="32"/><w:szCs w:val="32"/></w:rPr><w:t xml:space="preserve"> เลือกอย่างชัดเจนระหว่าง </w:t></w:r><w:r><w:rPr><w:b/><w:bCs/><w:color w:val="1F2D3D"/><w:sz w:val="32"/><w:szCs w:val="32"/></w:rPr><w:t xml:space="preserve">Normal</w:t></w:r><w:r><w:rPr><w:sz w:val="32"/><w:szCs w:val="32"/></w:rPr><w:t xml:space="preserve"> หรือ </w:t></w:r><w:r><w:rPr><w:b/><w:bCs/><w:color w:val="1F2D3D"/><w:sz w:val="32"/><w:szCs w:val="32"/></w:rPr><w:t xml:space="preserve">Emergency</w:t></w:r><w:r><w:rPr><w:sz w:val="32"/><w:szCs w:val="32"/></w:rPr><w:t xml:space="preserve"> — การเลือก Normal คือการตัดสินใจ ไม่ใช่การเว้นว่าง</w:t></w:r></w:p><w:p><w:pPr><w:pStyle w:val="ListParagraph"/><w:numPr><w:ilvl w:val="0"/><w:numId w:val="4"/></w:numPr><w:spacing w:after="80"/></w:pPr><w:r><w:rPr><w:sz w:val="32"/><w:szCs w:val="32"/></w:rPr><w:t xml:space="preserve">กรอก </w:t></w:r><w:r><w:rPr><w:b/><w:bCs/><w:color w:val="1F2D3D"/><w:sz w:val="32"/><w:szCs w:val="32"/></w:rPr><w:t xml:space="preserve">บันทึกการตรวจ</w:t></w:r><w:r><w:rPr><w:sz w:val="32"/><w:szCs w:val="32"/></w:rPr><w:t xml:space="preserve"> แล้วกด </w:t></w:r><w:r><w:rPr><w:b/><w:bCs/><w:color w:val="1F2D3D"/><w:sz w:val="32"/><w:szCs w:val="32"/></w:rPr><w:t xml:space="preserve">ส่งต่อให้ผู้ดูแลระบบ</w:t></w:r><w:r><w:rPr><w:sz w:val="32"/><w:szCs w:val="32"/></w:rPr><w:t xml:space="preserve"> หรือ </w:t></w:r><w:r><w:rPr><w:b/><w:bCs/><w:color w:val="1F2D3D"/><w:sz w:val="32"/><w:szCs w:val="32"/></w:rPr><w:t xml:space="preserve">ส่งต่อให้เจ้าของระบบ</w:t></w:r><w:r><w:rPr><w:sz w:val="32"/><w:szCs w:val="32"/></w:rPr><w:t xml:space="preserve"> ตามเส้นทางที่ระดับ 1 เลือกไว้</w:t></w:r></w:p><w:tbl><w:tblPr><w:tblW w:type="dxa" w:w="9600"/><w:tblBorders><w:top w:val="dashed" w:color="9DB4D4" w:sz="6"/><w:left w:val="dashed" w:color="9DB4D4" w:sz="6"/><w:bottom w:val="dashed" w:color="9DB4D4" w:sz="6"/><w:right w:val="dashed" w:color="9DB4D4" w:sz="6"/><w:insideH w:val="single" w:color="auto" w:sz="4"/><w:insideV w:val="single" w:color="auto" w:sz="4"/></w:tblBorders></w:tblPr><w:tblGrid><w:gridCol w:w="9600"/></w:tblGrid><w:tr><w:tc><w:tcPr><w:tcW w:type="dxa" w:w="9600"/><w:shd w:fill="F7F8FA" w:color="auto" w:val="clear"/><w:tcMar><w:top w:type="dxa" w:w="520"/><w:left w:type="dxa" w:w="200"/><w:bottom w:type="dxa" w:w="520"/><w:right w:type="dxa" w:w="200"/></w:tcMar><w:vAlign w:val="center"/></w:tcPr><w:p><w:pPr><w:spacing w:after="40"/><w:jc w:val="center"/></w:pPr><w:r><w:rPr><w:b/><w:bCs/><w:color w:val="6C7888"/><w:sz w:val="30"/><w:szCs w:val="30"/></w:rPr><w:t xml:space="preserve">[ ตำแหน่งภาพหน้าจอ ]</w:t></w:r></w:p><w:p><w:pPr><w:spacing w:after="40"/><w:jc w:val="center"/></w:pPr><w:r><w:rPr><w:color w:val="1F2D3D"/><w:sz w:val="32"/><w:szCs w:val="32"/></w:rPr><w:t xml:space="preserve">การ์ดการตรวจสอบโดยผู้จัดการ SOC พร้อมตัวเลือก Normal / Emergency และปุ่มส่งต่อ</w:t></w:r></w:p><w:p><w:pPr><w:jc w:val="center"/></w:pPr><w:r><w:rPr><w:rFonts w:ascii="Consolas" w:cs="Consolas" w:eastAsia="Consolas" w:hAnsi="Consolas"/><w:color w:val="9AA6B4"/><w:sz w:val="24"/><w:szCs w:val="24"/></w:rPr><w:t xml:space="preserve">SHOT: MGR-triage</w:t></w:r></w:p></w:tc></w:tr></w:tbl><w:p><w:pPr><w:spacing w:after="160" w:before="60"/><w:jc w:val="center"/></w:pPr><w:r><w:rPr><w:b/><w:bCs/><w:color w:val="245EA8"/><w:sz w:val="28"/><w:szCs w:val="28"/></w:rPr><w:t xml:space="preserve">รูปที่ 5-1  </w:t></w:r><w:r><w:rPr><w:i/><w:iCs/><w:color w:val="6C7888"/><w:sz w:val="28"/><w:szCs w:val="28"/></w:rPr><w:t xml:space="preserve">การ์ดการตรวจสอบโดยผู้จัดการ SOC พร้อมตัวเลือก Normal / Emergency และปุ่มส่งต่อ</w:t></w:r></w:p><w:tbl><w:tblPr><w:tblW w:type="dxa" w:w="9600"/><w:tblBorders><w:top w:val="single" w:color="F1F3F6" w:sz="2"/><w:left w:val="single" w:color="6C7888" w:sz="28"/><w:bottom w:val="single" w:color="F1F3F6" w:sz="2"/><w:right w:val="single" w:color="F1F3F6" w:sz="2"/><w:insideH w:val="single" w:color="auto" w:sz="4"/><w:insideV w:val="single" w:color="auto" w:sz="4"/></w:tblBorders></w:tblPr><w:tblGrid><w:gridCol w:w="9600"/></w:tblGrid><w:tr><w:tc><w:tcPr><w:tcW w:type="dxa" w:w="9600"/><w:shd w:fill="F1F3F6" w:color="auto" w:val="clear"/><w:tcMar><w:top w:type="dxa" w:w="140"/><w:left w:type="dxa" w:w="200"/><w:bottom w:type="dxa" w:w="140"/><w:right w:type="dxa" w:w="200"/></w:tcMar></w:tcPr><w:p><w:pPr><w:spacing w:after="60"/></w:pPr><w:r><w:rPr><w:b/><w:bCs/><w:color w:val="6C7888"/><w:sz w:val="30"/><w:szCs w:val="30"/></w:rPr><w:t xml:space="preserve">สิ่งที่ต้องจำ</w:t></w:r></w:p><w:p><w:pPr><w:spacing w:after="0"/></w:pPr><w:r><w:rPr><w:sz w:val="32"/><w:szCs w:val="32"/></w:rPr><w:t xml:space="preserve">ระบบบันทึกว่าใครประเมินและเมื่อใดไว้เสมอ (แม้ผลเป็น Normal) </w:t></w:r><w:r><w:rPr><w:b/><w:bCs/><w:sz w:val="32"/><w:szCs w:val="32"/></w:rPr><w:t xml:space="preserve">แฟล็กฉุกเฉินคือเงื่อนไขเดียว</w:t></w:r><w:r><w:rPr><w:sz w:val="32"/><w:szCs w:val="32"/></w:rPr><w:t xml:space="preserve">ที่ทำให้ตั๋วต้องผ่านการอนุมัติของคุณก่อนปิด — ระดับความรุนแรงเพียงอย่างเดียว (แม้ Critical) ไม่ได้ทำให้ต้องอนุมัติ</w:t></w:r></w:p></w:tc></w:tr></w:tbl><w:p><w:pPr><w:pStyle w:val="Heading2"/></w:pPr><w:r><w:t xml:space="preserve">5.2 ออกคำขอทีมตอบสนอง (Response Request)</w:t></w:r></w:p><w:p><w:pPr><w:spacing w:after="120"/></w:pPr><w:r><w:rPr><w:sz w:val="32"/><w:szCs w:val="32"/></w:rPr><w:t xml:space="preserve">คำขอทีมตอบสนองเป็นงานที่ส่งให้ทีมนอก SOC ทำ </w:t></w:r><w:r><w:rPr><w:b/><w:bCs/><w:sz w:val="32"/><w:szCs w:val="32"/></w:rPr><w:t xml:space="preserve">คู่ขนาน</w:t></w:r><w:r><w:rPr><w:sz w:val="32"/><w:szCs w:val="32"/></w:rPr><w:t xml:space="preserve"> กับงานควบคุม ออกได้ในหน้ารายละเอียดตั๋ว หัวข้อ </w:t></w:r><w:r><w:rPr><w:b/><w:bCs/><w:sz w:val="32"/><w:szCs w:val="32"/></w:rPr><w:t xml:space="preserve">“คำขอทีมตอบสนอง”</w:t></w:r><w:r><w:rPr><w:sz w:val="32"/><w:szCs w:val="32"/></w:rPr><w:t xml:space="preserve"> (เปลี่ยนชื่อจาก “งานย่อยและคำขอทีมตอบสนอง” ใน v1.7.0) โดยแบบฟอร์มออกคำขอย้ายมาอยู่ในหัวข้อเดียวกับรายการคำขอแล้ว</w:t></w:r></w:p><w:p><w:pPr><w:pStyle w:val="ListParagraph"/><w:numPr><w:ilvl w:val="0"/><w:numId w:val="4"/></w:numPr><w:spacing w:after="80"/></w:pPr><w:r><w:rPr><w:sz w:val="32"/><w:szCs w:val="32"/></w:rPr><w:t xml:space="preserve">ในหัวข้อ </w:t></w:r><w:r><w:rPr><w:b/><w:bCs/><w:color w:val="1F2D3D"/><w:sz w:val="32"/><w:szCs w:val="32"/></w:rPr><w:t xml:space="preserve">คำขอทีมตอบสนอง</w:t></w:r><w:r><w:rPr><w:sz w:val="32"/><w:szCs w:val="32"/></w:rPr><w:t xml:space="preserve"> กดปุ่ม </w:t></w:r><w:r><w:rPr><w:b/><w:bCs/><w:color w:val="1F2D3D"/><w:sz w:val="32"/><w:szCs w:val="32"/></w:rPr><w:t xml:space="preserve">ส่งคำขอ</w:t></w:r></w:p><w:p><w:pPr><w:pStyle w:val="ListParagraph"/><w:numPr><w:ilvl w:val="0"/><w:numId w:val="4"/></w:numPr><w:spacing w:after="80"/></w:pPr><w:r><w:rPr><w:sz w:val="32"/><w:szCs w:val="32"/></w:rPr><w:t xml:space="preserve">เลือก </w:t></w:r><w:r><w:rPr><w:b/><w:bCs/><w:color w:val="1F2D3D"/><w:sz w:val="32"/><w:szCs w:val="32"/></w:rPr><w:t xml:space="preserve">ประเภทงาน</w:t></w:r><w:r><w:rPr><w:sz w:val="32"/><w:szCs w:val="32"/></w:rPr><w:t xml:space="preserve"> และกรอก </w:t></w:r><w:r><w:rPr><w:b/><w:bCs/><w:color w:val="1F2D3D"/><w:sz w:val="32"/><w:szCs w:val="32"/></w:rPr><w:t xml:space="preserve">ชื่องาน</w:t></w:r><w:r><w:rPr><w:sz w:val="32"/><w:szCs w:val="32"/></w:rPr><w:t xml:space="preserve"> — ทั้งสองช่องบังคับ ส่วน </w:t></w:r><w:r><w:rPr><w:b/><w:bCs/><w:color w:val="1F2D3D"/><w:sz w:val="32"/><w:szCs w:val="32"/></w:rPr><w:t xml:space="preserve">ขอบเขตงาน</w:t></w:r><w:r><w:rPr><w:sz w:val="32"/><w:szCs w:val="32"/></w:rPr><w:t xml:space="preserve"> กรอกหรือไม่ก็ได้</w:t></w:r></w:p><w:p><w:pPr><w:pStyle w:val="ListParagraph"/><w:numPr><w:ilvl w:val="0"/><w:numId w:val="4"/></w:numPr><w:spacing w:after="80"/></w:pPr><w:r><w:rPr><w:sz w:val="32"/><w:szCs w:val="32"/></w:rPr><w:t xml:space="preserve">ช่อง </w:t></w:r><w:r><w:rPr><w:b/><w:bCs/><w:color w:val="1F2D3D"/><w:sz w:val="32"/><w:szCs w:val="32"/></w:rPr><w:t xml:space="preserve">ผู้รับผิดชอบ</w:t></w:r><w:r><w:rPr><w:sz w:val="32"/><w:szCs w:val="32"/></w:rPr><w:t xml:space="preserve"> เว้นว่างไว้ได้ — ระบบมอบหมายให้อัตโนมัติเมื่อบทบาทนั้นมีผู้รับผิดชอบเพียงคนเดียว</w:t></w:r></w:p><w:p><w:pPr><w:pStyle w:val="ListParagraph"/><w:numPr><w:ilvl w:val="0"/><w:numId w:val="4"/></w:numPr><w:spacing w:after="80"/></w:pPr><w:r><w:rPr><w:sz w:val="32"/><w:szCs w:val="32"/></w:rPr><w:t xml:space="preserve">กด </w:t></w:r><w:r><w:rPr><w:b/><w:bCs/><w:color w:val="1F2D3D"/><w:sz w:val="32"/><w:szCs w:val="32"/></w:rPr><w:t xml:space="preserve">ส่งคำขอทีมตอบสนอง</w:t></w:r><w:r><w:rPr><w:sz w:val="32"/><w:szCs w:val="32"/></w:rPr><w:t xml:space="preserve"> ระบบจะแจ้งอีเมลผู้รับผิดชอบให้ทันที</w:t></w:r></w:p><w:tbl><w:tblPr><w:tblW w:type="dxa" w:w="9600"/><w:tblBorders><w:top w:val="single" w:color="E1E6ED" w:sz="2"/><w:left w:val="single" w:color="E1E6ED" w:sz="2"/><w:bottom w:val="single" w:color="E1E6ED" w:sz="2"/><w:right w:val="single" w:color="E1E6ED" w:sz="2"/><w:insideH w:val="single" w:color="E1E6ED" w:sz="2"/><w:insideV w:val="single" w:color="E1E6ED" w:sz="2"/></w:tblBorders></w:tblPr><w:tblGrid><w:gridCol w:w="4800"/><w:gridCol w:w="4800"/></w:tblGrid><w:tr><w:trPr><w:cantSplit/><w:tblHeader/></w:trPr><w:tc><w:tcPr><w:tcW w:type="dxa" w:w="4800"/><w:shd w:fill="1A1A2E" w:color="auto" w:val="clear"/><w:tcMar><w:top w:type="dxa" w:w="80"/><w:left w:type="dxa" w:w="120"/><w:bottom w:type="dxa" w:w="80"/><w:right w:type="dxa" w:w="120"/></w:tcMar></w:tcPr><w:p><w:r><w:rPr><w:b/><w:bCs/><w:color w:val="FFFFFF"/><w:sz w:val="28"/><w:szCs w:val="28"/></w:rPr><w:t xml:space="preserve">ประเภทคำขอ</w:t></w:r></w:p></w:tc><w:tc><w:tcPr><w:tcW w:type="dxa" w:w="4800"/><w:shd w:fill="1A1A2E" w:color="auto" w:val="clear"/><w:tcMar><w:top w:type="dxa" w:w="80"/><w:left w:type="dxa" w:w="120"/><w:bottom w:type="dxa" w:w="80"/><w:right w:type="dxa" w:w="120"/></w:tcMar></w:tcPr><w:p><w:r><w:rPr><w:b/><w:bCs/><w:color w:val="FFFFFF"/><w:sz w:val="28"/><w:szCs w:val="28"/></w:rPr><w:t xml:space="preserve">ระบบมอบหมายให้</w:t></w:r></w:p></w:tc></w:tr><w:tr><w:trPr><w:cantSplit/></w:trPr><w:tc><w:tcPr><w:tcW w:type="dxa" w:w="4800"/><w:shd w:fill="FFFFFF" w:color="auto" w:val="clear"/><w:tcMar><w:top w:type="dxa" w:w="70"/><w:left w:type="dxa" w:w="120"/><w:bottom w:type="dxa" w:w="70"/><w:right w:type="dxa" w:w="120"/></w:tcMar></w:tcPr><w:p><w:pPr><w:spacing w:after="0"/></w:pPr><w:r><w:rPr><w:sz w:val="28"/><w:szCs w:val="28"/></w:rPr><w:t xml:space="preserve">VA / Pentest</w:t></w:r></w:p></w:tc><w:tc><w:tcPr><w:tcW w:type="dxa" w:w="4800"/><w:shd w:fill="FFFFFF" w:color="auto" w:val="clear"/><w:tcMar><w:top w:type="dxa" w:w="70"/><w:left w:type="dxa" w:w="120"/><w:bottom w:type="dxa" w:w="70"/><w:right w:type="dxa" w:w="120"/></w:tcMar></w:tcPr><w:p><w:pPr><w:spacing w:after="0"/></w:pPr><w:r><w:rPr><w:sz w:val="28"/><w:szCs w:val="28"/></w:rPr><w:t xml:space="preserve">ผู้จัดการทีมทดสอบเจาะระบบ (Red Team Manager)</w:t></w:r></w:p></w:tc></w:tr><w:tr><w:trPr><w:cantSplit/></w:trPr><w:tc><w:tcPr><w:tcW w:type="dxa" w:w="4800"/><w:shd w:fill="F7F8FA" w:color="auto" w:val="clear"/><w:tcMar><w:top w:type="dxa" w:w="70"/><w:left w:type="dxa" w:w="120"/><w:bottom w:type="dxa" w:w="70"/><w:right w:type="dxa" w:w="120"/></w:tcMar></w:tcPr><w:p><w:pPr><w:spacing w:after="0"/></w:pPr><w:r><w:rPr><w:sz w:val="28"/><w:szCs w:val="28"/></w:rPr><w:t xml:space="preserve">Infrastructure Security</w:t></w:r></w:p></w:tc><w:tc><w:tcPr><w:tcW w:type="dxa" w:w="4800"/><w:shd w:fill="F7F8FA" w:color="auto" w:val="clear"/><w:tcMar><w:top w:type="dxa" w:w="70"/><w:left w:type="dxa" w:w="120"/><w:bottom w:type="dxa" w:w="70"/><w:right w:type="dxa" w:w="120"/></w:tcMar></w:tcPr><w:p><w:pPr><w:spacing w:after="0"/></w:pPr><w:r><w:rPr><w:sz w:val="28"/><w:szCs w:val="28"/></w:rPr><w:t xml:space="preserve">ผู้จัดการทีมทดสอบเจาะระบบ (Red Team Manager)</w:t></w:r></w:p></w:tc></w:tr><w:tr><w:trPr><w:cantSplit/></w:trPr><w:tc><w:tcPr><w:tcW w:type="dxa" w:w="4800"/><w:shd w:fill="FFFFFF" w:color="auto" w:val="clear"/><w:tcMar><w:top w:type="dxa" w:w="70"/><w:left w:type="dxa" w:w="120"/><w:bottom w:type="dxa" w:w="70"/><w:right w:type="dxa" w:w="120"/></w:tcMar></w:tcPr><w:p><w:pPr><w:spacing w:after="0"/></w:pPr><w:r><w:rPr><w:sz w:val="28"/><w:szCs w:val="28"/></w:rPr><w:t xml:space="preserve">Forensics / RCA</w:t></w:r></w:p></w:tc><w:tc><w:tcPr><w:tcW w:type="dxa" w:w="4800"/><w:shd w:fill="FFFFFF" w:color="auto" w:val="clear"/><w:tcMar><w:top w:type="dxa" w:w="70"/><w:left w:type="dxa" w:w="120"/><w:bottom w:type="dxa" w:w="70"/><w:right w:type="dxa" w:w="120"/></w:tcMar></w:tcPr><w:p><w:pPr><w:spacing w:after="0"/></w:pPr><w:r><w:rPr><w:sz w:val="28"/><w:szCs w:val="28"/></w:rPr><w:t xml:space="preserve">ผู้เชี่ยวชาญพิสูจน์หลักฐาน (Forensic Analyst)</w:t></w:r></w:p></w:tc></w:tr></w:tbl><w:tbl><w:tblPr><w:tblW w:type="dxa" w:w="9600"/><w:tblBorders><w:top w:val="dashed" w:color="9DB4D4" w:sz="6"/><w:left w:val="dashed" w:color="9DB4D4" w:sz="6"/><w:bottom w:val="dashed" w:color="9DB4D4" w:sz="6"/><w:right w:val="dashed" w:color="9DB4D4" w:sz="6"/><w:insideH w:val="single" w:color="auto" w:sz="4"/><w:insideV w:val="single" w:color="auto" w:sz="4"/></w:tblBorders></w:tblPr><w:tblGrid><w:gridCol w:w="9600"/></w:tblGrid><w:tr><w:tc><w:tcPr><w:tcW w:type="dxa" w:w="9600"/><w:shd w:fill="F7F8FA" w:color="auto" w:val="clear"/><w:tcMar><w:top w:type="dxa" w:w="520"/><w:left w:type="dxa" w:w="200"/><w:bottom w:type="dxa" w:w="520"/><w:right w:type="dxa" w:w="200"/></w:tcMar><w:vAlign w:val="center"/></w:tcPr><w:p><w:pPr><w:spacing w:after="40"/><w:jc w:val="center"/></w:pPr><w:r><w:rPr><w:b/><w:bCs/><w:color w:val="6C7888"/><w:sz w:val="30"/><w:szCs w:val="30"/></w:rPr><w:t xml:space="preserve">[ ตำแหน่งภาพหน้าจอ ]</w:t></w:r></w:p><w:p><w:pPr><w:spacing w:after="40"/><w:jc w:val="center"/></w:pPr><w:r><w:rPr><w:color w:val="1F2D3D"/><w:sz w:val="32"/><w:szCs w:val="32"/></w:rPr><w:t xml:space="preserve">หัวข้อคำขอทีมตอบสนองบนหน้ารายละเอียดตั๋ว พร้อมแบบฟอร์มส่งคำขอ</w:t></w:r></w:p><w:p><w:pPr><w:jc w:val="center"/></w:pPr><w:r><w:rPr><w:rFonts w:ascii="Consolas" w:cs="Consolas" w:eastAsia="Consolas" w:hAnsi="Consolas"/><w:color w:val="9AA6B4"/><w:sz w:val="24"/><w:szCs w:val="24"/></w:rPr><w:t xml:space="preserve">SHOT: MGR-response-request</w:t></w:r></w:p></w:tc></w:tr></w:tbl><w:p><w:pPr><w:spacing w:after="160" w:before="60"/><w:jc w:val="center"/></w:pPr><w:r><w:rPr><w:b/><w:bCs/><w:color w:val="245EA8"/><w:sz w:val="28"/><w:szCs w:val="28"/></w:rPr><w:t xml:space="preserve">รูปที่ 5-2  </w:t></w:r><w:r><w:rPr><w:i/><w:iCs/><w:color w:val="6C7888"/><w:sz w:val="28"/><w:szCs w:val="28"/></w:rPr><w:t xml:space="preserve">หัวข้อคำขอทีมตอบสนองบนหน้ารายละเอียดตั๋ว พร้อมแบบฟอร์มส่งคำขอ</w:t></w:r></w:p><w:tbl><w:tblPr><w:tblW w:type="dxa" w:w="9600"/><w:tblBorders><w:top w:val="single" w:color="FDECEE" w:sz="2"/><w:left w:val="single" w:color="E63946" w:sz="28"/><w:bottom w:val="single" w:color="FDECEE" w:sz="2"/><w:right w:val="single" w:color="FDECEE" w:sz="2"/><w:insideH w:val="single" w:color="auto" w:sz="4"/><w:insideV w:val="single" w:color="auto" w:sz="4"/></w:tblBorders></w:tblPr><w:tblGrid><w:gridCol w:w="9600"/></w:tblGrid><w:tr><w:tc><w:tcPr><w:tcW w:type="dxa" w:w="9600"/><w:shd w:fill="FDECEE" w:color="auto" w:val="clear"/><w:tcMar><w:top w:type="dxa" w:w="140"/><w:left w:type="dxa" w:w="200"/><w:bottom w:type="dxa" w:w="140"/><w:right w:type="dxa" w:w="200"/></w:tcMar></w:tcPr><w:p><w:pPr><w:spacing w:after="60"/></w:pPr><w:r><w:rPr><w:b/><w:bCs/><w:color w:val="E63946"/><w:sz w:val="30"/><w:szCs w:val="30"/></w:rPr><w:t xml:space="preserve">ข้อควรระวัง</w:t></w:r></w:p><w:p><w:pPr><w:spacing w:after="0"/></w:pPr><w:r><w:rPr><w:sz w:val="32"/><w:szCs w:val="32"/></w:rPr><w:t xml:space="preserve">ตราบใดที่ยังมีคำขอที่ยังไม่เสร็จ ตั๋วนั้นจะปิดเป็น “อนุมัติแล้ว” ไม่ได้ ระบบส่งอีเมลแจ้งทีมเมื่อมีคำขอใหม่ และแจ้งกลับคุณเมื่อคำขอเสร็จ</w:t></w:r></w:p></w:tc></w:tr></w:tbl><w:p><w:pPr><w:spacing w:after="80"/></w:pPr></w:p><w:tbl><w:tblPr><w:tblW w:type="dxa" w:w="9600"/><w:tblBorders><w:top w:val="single" w:color="F1F3F6" w:sz="2"/><w:left w:val="single" w:color="6C7888" w:sz="28"/><w:bottom w:val="single" w:color="F1F3F6" w:sz="2"/><w:right w:val="single" w:color="F1F3F6" w:sz="2"/><w:insideH w:val="single" w:color="auto" w:sz="4"/><w:insideV w:val="single" w:color="auto" w:sz="4"/></w:tblBorders></w:tblPr><w:tblGrid><w:gridCol w:w="9600"/></w:tblGrid><w:tr><w:tc><w:tcPr><w:tcW w:type="dxa" w:w="9600"/><w:shd w:fill="F1F3F6" w:color="auto" w:val="clear"/><w:tcMar><w:top w:type="dxa" w:w="140"/><w:left w:type="dxa" w:w="200"/><w:bottom w:type="dxa" w:w="140"/><w:right w:type="dxa" w:w="200"/></w:tcMar></w:tcPr><w:p><w:pPr><w:spacing w:after="60"/></w:pPr><w:r><w:rPr><w:b/><w:bCs/><w:color w:val="6C7888"/><w:sz w:val="30"/><w:szCs w:val="30"/></w:rPr><w:t xml:space="preserve">สิ่งที่ต้องจำ</w:t></w:r></w:p><w:p><w:pPr><w:spacing w:after="60"/></w:pPr><w:r><w:rPr><w:b/><w:bCs/><w:sz w:val="32"/><w:szCs w:val="32"/></w:rPr><w:t xml:space="preserve">ปรับปรุง v1.7.0: </w:t></w:r><w:r><w:rPr><w:sz w:val="32"/><w:szCs w:val="32"/></w:rPr><w:t xml:space="preserve">แบบฟอร์มสร้าง “งานย่อยภายใน SOC” แบบเดิม (การสืบสวน / มาตรการตอบโต้) </w:t></w:r><w:r><w:rPr><w:b/><w:bCs/><w:sz w:val="32"/><w:szCs w:val="32"/></w:rPr><w:t xml:space="preserve">ถูกยกเลิกแล้ว</w:t></w:r><w:r><w:rPr><w:sz w:val="32"/><w:szCs w:val="32"/></w:rPr><w:t xml:space="preserve"> — คำขอทีมตอบสนองคือช่องทางเดียวที่ใช้งานอยู่ รายการเก่ายังอ่านย้อนหลังได้ใต้หัวข้อ </w:t></w:r><w:r><w:rPr><w:b/><w:bCs/><w:color w:val="1F2D3D"/><w:sz w:val="32"/><w:szCs w:val="32"/></w:rPr><w:t xml:space="preserve">บันทึกภายในเดิม (เลิกใช้แล้ว)</w:t></w:r><w:r><w:rPr><w:sz w:val="32"/><w:szCs w:val="32"/></w:rPr><w:t xml:space="preserve"> ในหน้าเดียวกัน ไม่มีข้อมูลสูญหาย</w:t></w:r></w:p><w:p><w:pPr><w:spacing w:after="0"/></w:pPr><w:r><w:rPr><w:b/><w:bCs/><w:sz w:val="32"/><w:szCs w:val="32"/></w:rPr><w:t xml:space="preserve">เพิ่ม v1.6.0: </w:t></w:r><w:r><w:rPr><w:sz w:val="32"/><w:szCs w:val="32"/></w:rPr><w:t xml:space="preserve">ทีมตอบสนองปิดคำขอได้แม้ตั๋วต้นเรื่อง </w:t></w:r><w:r><w:rPr><w:b/><w:bCs/><w:sz w:val="32"/><w:szCs w:val="32"/></w:rPr><w:t xml:space="preserve">ปิดเป็น Event</w:t></w:r><w:r><w:rPr><w:sz w:val="32"/><w:szCs w:val="32"/></w:rPr><w:t xml:space="preserve"> ไปแล้ว ส่วนตั๋วที่อนุมัติปิดหรือยกเลิกแล้วจะถูกตรึง</w:t></w:r></w:p></w:tc></w:tr></w:tbl><w:p><w:pPr><w:spacing w:after="80"/></w:pPr></w:p><w:tbl><w:tblPr><w:tblW w:type="dxa" w:w="9600"/><w:tblBorders><w:top w:val="single" w:color="EAF1FB" w:sz="2"/><w:left w:val="single" w:color="245EA8" w:sz="28"/><w:bottom w:val="single" w:color="EAF1FB" w:sz="2"/><w:right w:val="single" w:color="EAF1FB" w:sz="2"/><w:insideH w:val="single" w:color="auto" w:sz="4"/><w:insideV w:val="single" w:color="auto" w:sz="4"/></w:tblBorders></w:tblPr><w:tblGrid><w:gridCol w:w="9600"/></w:tblGrid><w:tr><w:tc><w:tcPr><w:tcW w:type="dxa" w:w="9600"/><w:shd w:fill="EAF1FB" w:color="auto" w:val="clear"/><w:tcMar><w:top w:type="dxa" w:w="140"/><w:left w:type="dxa" w:w="200"/><w:bottom w:type="dxa" w:w="140"/><w:right w:type="dxa" w:w="200"/></w:tcMar></w:tcPr><w:p><w:pPr><w:spacing w:after="60"/></w:pPr><w:r><w:rPr><w:b/><w:bCs/><w:color w:val="245EA8"/><w:sz w:val="30"/><w:szCs w:val="30"/></w:rPr><w:t xml:space="preserve">เคล็ดลับ</w:t></w:r></w:p><w:p><w:pPr><w:spacing w:after="60"/></w:pPr><w:r><w:rPr><w:sz w:val="32"/><w:szCs w:val="32"/></w:rPr><w:t xml:space="preserve">ทุกคำขอปิดเป็น “เสร็จสิ้น” ได้ต่อเมื่อระบุ </w:t></w:r><w:r><w:rPr><w:b/><w:bCs/><w:sz w:val="32"/><w:szCs w:val="32"/></w:rPr><w:t xml:space="preserve">เลขที่รายงาน</w:t></w:r><w:r><w:rPr><w:sz w:val="32"/><w:szCs w:val="32"/></w:rPr><w:t xml:space="preserve"> ของรายงานที่ส่ง และคำขอประเภท </w:t></w:r><w:r><w:rPr><w:b/><w:bCs/><w:sz w:val="32"/><w:szCs w:val="32"/></w:rPr><w:t xml:space="preserve">Forensics / RCA</w:t></w:r><w:r><w:rPr><w:sz w:val="32"/><w:szCs w:val="32"/></w:rPr><w:t xml:space="preserve"> ไม่มีการแนบไฟล์ ดู 5.12</w:t></w:r></w:p><w:p><w:pPr><w:spacing w:after="60"/></w:pPr><w:r><w:rPr><w:sz w:val="32"/><w:szCs w:val="32"/></w:rPr><w:t xml:space="preserve">ผู้รับผิดชอบทำงานกับคำขอจากการ์ด </w:t></w:r><w:r><w:rPr><w:b/><w:bCs/><w:sz w:val="32"/><w:szCs w:val="32"/></w:rPr><w:t xml:space="preserve">“งานของคุณ”</w:t></w:r><w:r><w:rPr><w:sz w:val="32"/><w:szCs w:val="32"/></w:rPr><w:t xml:space="preserve"> ที่ด้านบนของหน้าตั๋วฝั่งเขา ไม่ใช่จากรายการคำขอ — ในรายการ แถวของเขาจึงไม่มีปุ่ม </w:t></w:r><w:r><w:rPr><w:b/><w:bCs/><w:color w:val="1F2D3D"/><w:sz w:val="32"/><w:szCs w:val="32"/></w:rPr><w:t xml:space="preserve">อัปเดตงาน</w:t></w:r><w:r><w:rPr><w:sz w:val="32"/><w:szCs w:val="32"/></w:rPr><w:t xml:space="preserve"> แต่คุณยังเห็นปุ่มนี้ในแถวของทุกคำขอตามปกติ</w:t></w:r></w:p><w:p><w:pPr><w:spacing w:after="0"/></w:pPr><w:r><w:rPr><w:sz w:val="32"/><w:szCs w:val="32"/></w:rPr><w:t xml:space="preserve">ทุกคำขอมีปุ่ม </w:t></w:r><w:r><w:rPr><w:b/><w:bCs/><w:color w:val="1F2D3D"/><w:sz w:val="32"/><w:szCs w:val="32"/></w:rPr><w:t xml:space="preserve">รับงาน</w:t></w:r><w:r><w:rPr><w:sz w:val="32"/><w:szCs w:val="32"/></w:rPr><w:t xml:space="preserve"> ให้ผู้รับผิดชอบกดเมื่อเริ่มลงมือ — สถานะจะเปลี่ยนจาก </w:t></w:r><w:r><w:rPr><w:b/><w:bCs/><w:sz w:val="32"/><w:szCs w:val="32"/></w:rPr><w:t xml:space="preserve">เปิด</w:t></w:r><w:r><w:rPr><w:sz w:val="32"/><w:szCs w:val="32"/></w:rPr><w:t xml:space="preserve"> เป็น </w:t></w:r><w:r><w:rPr><w:b/><w:bCs/><w:sz w:val="32"/><w:szCs w:val="32"/></w:rPr><w:t xml:space="preserve">กำลังดำเนินการ</w:t></w:r><w:r><w:rPr><w:sz w:val="32"/><w:szCs w:val="32"/></w:rPr><w:t xml:space="preserve"> คุณจึงเห็นได้ทันทีว่าทีมตอบสนองรับเรื่องแล้ว (ไม่มีอีเมลแจ้ง)</w:t></w:r></w:p></w:tc></w:tr></w:tbl><w:p><w:pPr><w:pStyle w:val="Heading2"/></w:pPr><w:r><w:t xml:space="preserve">5.3 ประเมินสถานะฉุกเฉินใหม่</w:t></w:r></w:p><w:p><w:pPr><w:spacing w:after="120"/></w:pPr><w:r><w:rPr><w:sz w:val="32"/><w:szCs w:val="32"/></w:rPr><w:t xml:space="preserve">หากสถานการณ์เปลี่ยน ให้กด </w:t></w:r><w:r><w:rPr><w:b/><w:bCs/><w:color w:val="1F2D3D"/><w:sz w:val="32"/><w:szCs w:val="32"/></w:rPr><w:t xml:space="preserve">ประเมินสถานะฉุกเฉินใหม่</w:t></w:r><w:r><w:rPr><w:sz w:val="32"/><w:szCs w:val="32"/></w:rPr><w:t xml:space="preserve"> ในหน้ารายละเอียดตั๋ว โดย</w:t></w:r><w:r><w:rPr><w:b/><w:bCs/><w:sz w:val="32"/><w:szCs w:val="32"/></w:rPr><w:t xml:space="preserve">ต้องระบุเหตุผล</w:t></w:r><w:r><w:rPr><w:sz w:val="32"/><w:szCs w:val="32"/></w:rPr><w:t xml:space="preserve"> ระบบบันทึกค่าเดิม → ค่าใหม่ ผู้ทำ เวลา และเหตุผลไว้ในประวัติ</w:t></w:r></w:p><w:tbl><w:tblPr><w:tblW w:type="dxa" w:w="9600"/><w:tblBorders><w:top w:val="single" w:color="F1F3F6" w:sz="2"/><w:left w:val="single" w:color="6C7888" w:sz="28"/><w:bottom w:val="single" w:color="F1F3F6" w:sz="2"/><w:right w:val="single" w:color="F1F3F6" w:sz="2"/><w:insideH w:val="single" w:color="auto" w:sz="4"/><w:insideV w:val="single" w:color="auto" w:sz="4"/></w:tblBorders></w:tblPr><w:tblGrid><w:gridCol w:w="9600"/></w:tblGrid><w:tr><w:tc><w:tcPr><w:tcW w:type="dxa" w:w="9600"/><w:shd w:fill="F1F3F6" w:color="auto" w:val="clear"/><w:tcMar><w:top w:type="dxa" w:w="140"/><w:left w:type="dxa" w:w="200"/><w:bottom w:type="dxa" w:w="140"/><w:right w:type="dxa" w:w="200"/></w:tcMar></w:tcPr><w:p><w:pPr><w:spacing w:after="60"/></w:pPr><w:r><w:rPr><w:b/><w:bCs/><w:color w:val="6C7888"/><w:sz w:val="30"/><w:szCs w:val="30"/></w:rPr><w:t xml:space="preserve">สิ่งที่ต้องจำ</w:t></w:r></w:p><w:p><w:pPr><w:spacing w:after="0"/></w:pPr><w:r><w:rPr><w:sz w:val="32"/><w:szCs w:val="32"/></w:rPr><w:t xml:space="preserve">ทำได้เฉพาะตั๋วที่ยังไม่ปิดงานและผ่านขั้นตรวจก่อนมอบหมายไปแล้ว — ปิดเคสแล้วเปลี่ยนไม่ได้, ที่ขั้นตรวจก่อนมอบหมายให้ใช้การประเมินครั้งแรกแทน และเคสที่กำลังเฝ้าระวัง (Monitoring) ยังประเมินฉุกเฉินไม่ได้เพราะเป็น Event</w:t></w:r></w:p></w:tc></w:tr></w:tbl><w:p><w:pPr><w:pStyle w:val="Heading2"/></w:pPr><w:r><w:t xml:space="preserve">5.4 อนุมัติปิดตั๋วฉุกเฉิน</w:t></w:r></w:p><w:p><w:pPr><w:spacing w:after="120"/></w:pPr><w:r><w:rPr><w:sz w:val="32"/><w:szCs w:val="32"/></w:rPr><w:t xml:space="preserve">ตั๋วฉุกเฉินที่ผ่านการตรวจรับของ Tier 2 แล้วจะเข้าสถานะ </w:t></w:r><w:r><w:rPr><w:b/><w:bCs/><w:sz w:val="32"/><w:szCs w:val="32"/></w:rPr><w:t xml:space="preserve">รอผู้จัดการตรวจสอบ</w:t></w:r><w:r><w:rPr><w:sz w:val="32"/><w:szCs w:val="32"/></w:rPr><w:t xml:space="preserve"> การ์ด </w:t></w:r><w:r><w:rPr><w:b/><w:bCs/><w:sz w:val="32"/><w:szCs w:val="32"/></w:rPr><w:t xml:space="preserve">ผู้จัดการ SOC ตรวจสอบ</w:t></w:r><w:r><w:rPr><w:sz w:val="32"/><w:szCs w:val="32"/></w:rPr><w:t xml:space="preserve"> ให้คุณกรอกบันทึกและอนุมัติปิดงาน</w:t></w:r></w:p><w:tbl><w:tblPr><w:tblW w:type="dxa" w:w="9600"/><w:tblBorders><w:top w:val="dashed" w:color="9DB4D4" w:sz="6"/><w:left w:val="dashed" w:color="9DB4D4" w:sz="6"/><w:bottom w:val="dashed" w:color="9DB4D4" w:sz="6"/><w:right w:val="dashed" w:color="9DB4D4" w:sz="6"/><w:insideH w:val="single" w:color="auto" w:sz="4"/><w:insideV w:val="single" w:color="auto" w:sz="4"/></w:tblBorders></w:tblPr><w:tblGrid><w:gridCol w:w="9600"/></w:tblGrid><w:tr><w:tc><w:tcPr><w:tcW w:type="dxa" w:w="9600"/><w:shd w:fill="F7F8FA" w:color="auto" w:val="clear"/><w:tcMar><w:top w:type="dxa" w:w="520"/><w:left w:type="dxa" w:w="200"/><w:bottom w:type="dxa" w:w="520"/><w:right w:type="dxa" w:w="200"/></w:tcMar><w:vAlign w:val="center"/></w:tcPr><w:p><w:pPr><w:spacing w:after="40"/><w:jc w:val="center"/></w:pPr><w:r><w:rPr><w:b/><w:bCs/><w:color w:val="6C7888"/><w:sz w:val="30"/><w:szCs w:val="30"/></w:rPr><w:t xml:space="preserve">[ ตำแหน่งภาพหน้าจอ ]</w:t></w:r></w:p><w:p><w:pPr><w:spacing w:after="40"/><w:jc w:val="center"/></w:pPr><w:r><w:rPr><w:color w:val="1F2D3D"/><w:sz w:val="32"/><w:szCs w:val="32"/></w:rPr><w:t xml:space="preserve">การ์ดผู้จัดการ SOC ตรวจสอบ พร้อมปุ่มอนุมัติปิดงาน</w:t></w:r></w:p><w:p><w:pPr><w:jc w:val="center"/></w:pPr><w:r><w:rPr><w:rFonts w:ascii="Consolas" w:cs="Consolas" w:eastAsia="Consolas" w:hAnsi="Consolas"/><w:color w:val="9AA6B4"/><w:sz w:val="24"/><w:szCs w:val="24"/></w:rPr><w:t xml:space="preserve">SHOT: MGR-approve</w:t></w:r></w:p></w:tc></w:tr></w:tbl><w:p><w:pPr><w:spacing w:after="160" w:before="60"/><w:jc w:val="center"/></w:pPr><w:r><w:rPr><w:b/><w:bCs/><w:color w:val="245EA8"/><w:sz w:val="28"/><w:szCs w:val="28"/></w:rPr><w:t xml:space="preserve">รูปที่ 5-3  </w:t></w:r><w:r><w:rPr><w:i/><w:iCs/><w:color w:val="6C7888"/><w:sz w:val="28"/><w:szCs w:val="28"/></w:rPr><w:t xml:space="preserve">การ์ดผู้จัดการ SOC ตรวจสอบ พร้อมปุ่มอนุมัติปิดงาน</w:t></w:r></w:p><w:p><w:pPr><w:pStyle w:val="Heading2"/></w:pPr><w:r><w:t xml:space="preserve">5.5 ตรวจการปิดแบบ Event ที่ถูกปรับลด</w:t></w:r></w:p><w:p><w:pPr><w:spacing w:after="120"/></w:pPr><w:r><w:rPr><w:sz w:val="32"/><w:szCs w:val="32"/></w:rPr><w:t xml:space="preserve">เมื่อ Tier 2 ปรับเคสที่ถูกส่งต่อจาก Incident เป็น Event ตั๋วจะเข้าสถานะ </w:t></w:r><w:r><w:rPr><w:b/><w:bCs/><w:sz w:val="32"/><w:szCs w:val="32"/></w:rPr><w:t xml:space="preserve">รอผู้จัดการตรวจสอบการปิดแบบ Event</w:t></w:r></w:p><w:p><w:pPr><w:pStyle w:val="ListParagraph"/><w:numPr><w:ilvl w:val="0"/><w:numId w:val="5"/></w:numPr><w:spacing w:after="80"/></w:pPr><w:r><w:rPr><w:sz w:val="32"/><w:szCs w:val="32"/></w:rPr><w:t xml:space="preserve">เห็นด้วยว่าไม่เป็นภัยจริง → ปิดเป็น Event</w:t></w:r></w:p><w:p><w:pPr><w:pStyle w:val="ListParagraph"/><w:numPr><w:ilvl w:val="0"/><w:numId w:val="5"/></w:numPr><w:spacing w:after="80"/></w:pPr><w:r><w:rPr><w:sz w:val="32"/><w:szCs w:val="32"/></w:rPr><w:t xml:space="preserve">ไม่เห็นด้วย → ตีกลับเป็น Incident ให้ Tier 2 ดำเนินการต่อ</w:t></w:r></w:p><w:p><w:pPr><w:pStyle w:val="Heading2"/></w:pPr><w:r><w:t xml:space="preserve">5.6 ย้อนขั้นตอน (Step-back)</w:t></w:r></w:p><w:p><w:pPr><w:spacing w:after="120"/></w:pPr><w:r><w:rPr><w:sz w:val="32"/><w:szCs w:val="32"/></w:rPr><w:t xml:space="preserve">เมื่อมอบหมายผิดพลาดหรือต้องทบทวนใหม่ คุณสามารถส่งเคสกลับไปยังขั้นตอนก่อนหน้าได้จากการ์ด </w:t></w:r><w:r><w:rPr><w:b/><w:bCs/><w:color w:val="1F2D3D"/><w:sz w:val="32"/><w:szCs w:val="32"/></w:rPr><w:t xml:space="preserve">ย้อนขั้นตอน (ผู้จัดการ SOC)</w:t></w:r><w:r><w:rPr><w:sz w:val="32"/><w:szCs w:val="32"/></w:rPr><w:t xml:space="preserve"> บนหน้ารายละเอียดตั๋ว — เป็นอำนาจของ </w:t></w:r><w:r><w:rPr><w:b/><w:bCs/><w:sz w:val="32"/><w:szCs w:val="32"/></w:rPr><w:t xml:space="preserve">ผู้จัดการ SOC เท่านั้น</w:t></w:r><w:r><w:rPr><w:sz w:val="32"/><w:szCs w:val="32"/></w:rPr><w:t xml:space="preserve"> ไม่มีบทบาทอื่นย้อนสถานะได้</w:t></w:r></w:p><w:p><w:pPr><w:spacing w:after="120"/></w:pPr><w:r><w:rPr><w:sz w:val="32"/><w:szCs w:val="32"/></w:rPr><w:t xml:space="preserve">ระบบเลือกปลายทางให้เองตามขั้นตอนปัจจุบันและเลนที่ Tier 1 กำหนดไว้ คุณจึงย้อนได้ทีละหนึ่งขั้น ไม่ใช่เลือกสถานะได้อิสระ:</w:t></w:r></w:p><w:tbl><w:tblPr><w:tblW w:type="dxa" w:w="9600"/><w:tblBorders><w:top w:val="single" w:color="E1E6ED" w:sz="2"/><w:left w:val="single" w:color="E1E6ED" w:sz="2"/><w:bottom w:val="single" w:color="E1E6ED" w:sz="2"/><w:right w:val="single" w:color="E1E6ED" w:sz="2"/><w:insideH w:val="single" w:color="E1E6ED" w:sz="2"/><w:insideV w:val="single" w:color="E1E6ED" w:sz="2"/></w:tblBorders></w:tblPr><w:tblGrid><w:gridCol w:w="3000"/><w:gridCol w:w="3300"/><w:gridCol w:w="3300"/></w:tblGrid><w:tr><w:trPr><w:cantSplit/><w:tblHeader/></w:trPr><w:tc><w:tcPr><w:tcW w:type="dxa" w:w="3000"/><w:shd w:fill="1A1A2E" w:color="auto" w:val="clear"/><w:tcMar><w:top w:type="dxa" w:w="80"/><w:left w:type="dxa" w:w="120"/><w:bottom w:type="dxa" w:w="80"/><w:right w:type="dxa" w:w="120"/></w:tcMar></w:tcPr><w:p><w:r><w:rPr><w:b/><w:bCs/><w:color w:val="FFFFFF"/><w:sz w:val="28"/><w:szCs w:val="28"/></w:rPr><w:t xml:space="preserve">ตั๋วอยู่ที่</w:t></w:r></w:p></w:tc><w:tc><w:tcPr><w:tcW w:type="dxa" w:w="3300"/><w:shd w:fill="1A1A2E" w:color="auto" w:val="clear"/><w:tcMar><w:top w:type="dxa" w:w="80"/><w:left w:type="dxa" w:w="120"/><w:bottom w:type="dxa" w:w="80"/><w:right w:type="dxa" w:w="120"/></w:tcMar></w:tcPr><w:p><w:r><w:rPr><w:b/><w:bCs/><w:color w:val="FFFFFF"/><w:sz w:val="28"/><w:szCs w:val="28"/></w:rPr><w:t xml:space="preserve">ย้อนกลับไป</w:t></w:r></w:p></w:tc><w:tc><w:tcPr><w:tcW w:type="dxa" w:w="3300"/><w:shd w:fill="1A1A2E" w:color="auto" w:val="clear"/><w:tcMar><w:top w:type="dxa" w:w="80"/><w:left w:type="dxa" w:w="120"/><w:bottom w:type="dxa" w:w="80"/><w:right w:type="dxa" w:w="120"/></w:tcMar></w:tcPr><w:p><w:r><w:rPr><w:b/><w:bCs/><w:color w:val="FFFFFF"/><w:sz w:val="28"/><w:szCs w:val="28"/></w:rPr><w:t xml:space="preserve">ใช้เมื่อ</w:t></w:r></w:p></w:tc></w:tr><w:tr><w:trPr><w:cantSplit/></w:trPr><w:tc><w:tcPr><w:tcW w:type="dxa" w:w="3000"/><w:shd w:fill="FFFFFF" w:color="auto" w:val="clear"/><w:tcMar><w:top w:type="dxa" w:w="70"/><w:left w:type="dxa" w:w="120"/><w:bottom w:type="dxa" w:w="70"/><w:right w:type="dxa" w:w="120"/></w:tcMar></w:tcPr><w:p><w:pPr><w:spacing w:after="0"/></w:pPr><w:r><w:rPr><w:b/><w:bCs/><w:sz w:val="28"/><w:szCs w:val="28"/></w:rPr><w:t xml:space="preserve">รอการจัดการจากผู้ดูแลระบบ</w:t></w:r><w:r><w:rPr><w:rFonts w:ascii="Consolas" w:cs="Consolas" w:eastAsia="Consolas" w:hAnsi="Consolas"/><w:color w:val="6C7888"/><w:sz w:val="24"/><w:szCs w:val="24"/></w:rPr><w:br/><w:t xml:space="preserve">AWAITING_CONTAINMENT</w:t></w:r></w:p></w:tc><w:tc><w:tcPr><w:tcW w:type="dxa" w:w="3300"/><w:shd w:fill="FFFFFF" w:color="auto" w:val="clear"/><w:tcMar><w:top w:type="dxa" w:w="70"/><w:left w:type="dxa" w:w="120"/><w:bottom w:type="dxa" w:w="70"/><w:right w:type="dxa" w:w="120"/></w:tcMar></w:tcPr><w:p><w:pPr><w:spacing w:after="0"/></w:pPr><w:r><w:rPr><w:sz w:val="28"/><w:szCs w:val="28"/></w:rPr><w:t xml:space="preserve">รอผู้จัดการ SOC ตรวจ (ก่อนมอบหมาย)</w:t></w:r></w:p></w:tc><w:tc><w:tcPr><w:tcW w:type="dxa" w:w="3300"/><w:shd w:fill="FFFFFF" w:color="auto" w:val="clear"/><w:tcMar><w:top w:type="dxa" w:w="70"/><w:left w:type="dxa" w:w="120"/><w:bottom w:type="dxa" w:w="70"/><w:right w:type="dxa" w:w="120"/></w:tcMar></w:tcPr><w:p><w:pPr><w:spacing w:after="0"/></w:pPr><w:r><w:rPr><w:sz w:val="28"/><w:szCs w:val="28"/></w:rPr><w:t xml:space="preserve">มอบหมายผิดผู้ดูแลระบบ หรือต้องประเมินความรุนแรงใหม่</w:t></w:r></w:p></w:tc></w:tr><w:tr><w:trPr><w:cantSplit/></w:trPr><w:tc><w:tcPr><w:tcW w:type="dxa" w:w="3000"/><w:shd w:fill="F7F8FA" w:color="auto" w:val="clear"/><w:tcMar><w:top w:type="dxa" w:w="70"/><w:left w:type="dxa" w:w="120"/><w:bottom w:type="dxa" w:w="70"/><w:right w:type="dxa" w:w="120"/></w:tcMar></w:tcPr><w:p><w:pPr><w:spacing w:after="0"/></w:pPr><w:r><w:rPr><w:b/><w:bCs/><w:sz w:val="28"/><w:szCs w:val="28"/></w:rPr><w:t xml:space="preserve">รอเจ้าของระบบดำเนินการเอง</w:t></w:r><w:r><w:rPr><w:rFonts w:ascii="Consolas" w:cs="Consolas" w:eastAsia="Consolas" w:hAnsi="Consolas"/><w:color w:val="6C7888"/><w:sz w:val="24"/><w:szCs w:val="24"/></w:rPr><w:br/><w:t xml:space="preserve">AWAITING_OWNER</w:t></w:r></w:p></w:tc><w:tc><w:tcPr><w:tcW w:type="dxa" w:w="3300"/><w:shd w:fill="F7F8FA" w:color="auto" w:val="clear"/><w:tcMar><w:top w:type="dxa" w:w="70"/><w:left w:type="dxa" w:w="120"/><w:bottom w:type="dxa" w:w="70"/><w:right w:type="dxa" w:w="120"/></w:tcMar></w:tcPr><w:p><w:pPr><w:spacing w:after="0"/></w:pPr><w:r><w:rPr><w:sz w:val="28"/><w:szCs w:val="28"/></w:rPr><w:t xml:space="preserve">รอผู้จัดการ SOC ตรวจ (ก่อนมอบหมาย)</w:t></w:r></w:p></w:tc><w:tc><w:tcPr><w:tcW w:type="dxa" w:w="3300"/><w:shd w:fill="F7F8FA" w:color="auto" w:val="clear"/><w:tcMar><w:top w:type="dxa" w:w="70"/><w:left w:type="dxa" w:w="120"/><w:bottom w:type="dxa" w:w="70"/><w:right w:type="dxa" w:w="120"/></w:tcMar></w:tcPr><w:p><w:pPr><w:spacing w:after="0"/></w:pPr><w:r><w:rPr><w:sz w:val="28"/><w:szCs w:val="28"/></w:rPr><w:t xml:space="preserve">เลือกเส้นทางเจ้าของระบบผิด หรือต้องทบทวนก่อน</w:t></w:r></w:p></w:tc></w:tr><w:tr><w:trPr><w:cantSplit/></w:trPr><w:tc><w:tcPr><w:tcW w:type="dxa" w:w="3000"/><w:shd w:fill="FFFFFF" w:color="auto" w:val="clear"/><w:tcMar><w:top w:type="dxa" w:w="70"/><w:left w:type="dxa" w:w="120"/><w:bottom w:type="dxa" w:w="70"/><w:right w:type="dxa" w:w="120"/></w:tcMar></w:tcPr><w:p><w:pPr><w:spacing w:after="0"/></w:pPr><w:r><w:rPr><w:b/><w:bCs/><w:sz w:val="28"/><w:szCs w:val="28"/></w:rPr><w:t xml:space="preserve">รอผู้จัดการตรวจสอบ</w:t></w:r><w:r><w:rPr><w:rFonts w:ascii="Consolas" w:cs="Consolas" w:eastAsia="Consolas" w:hAnsi="Consolas"/><w:color w:val="6C7888"/><w:sz w:val="24"/><w:szCs w:val="24"/></w:rPr><w:br/><w:t xml:space="preserve">PENDING_MANAGER</w:t></w:r></w:p></w:tc><w:tc><w:tcPr><w:tcW w:type="dxa" w:w="3300"/><w:shd w:fill="FFFFFF" w:color="auto" w:val="clear"/><w:tcMar><w:top w:type="dxa" w:w="70"/><w:left w:type="dxa" w:w="120"/><w:bottom w:type="dxa" w:w="70"/><w:right w:type="dxa" w:w="120"/></w:tcMar></w:tcPr><w:p><w:pPr><w:spacing w:after="0"/></w:pPr><w:r><w:rPr><w:sz w:val="28"/><w:szCs w:val="28"/></w:rPr><w:t xml:space="preserve">ขั้นตรวจรับของ Tier 2 ในเลนเดิม</w:t></w:r></w:p></w:tc><w:tc><w:tcPr><w:tcW w:type="dxa" w:w="3300"/><w:shd w:fill="FFFFFF" w:color="auto" w:val="clear"/><w:tcMar><w:top w:type="dxa" w:w="70"/><w:left w:type="dxa" w:w="120"/><w:bottom w:type="dxa" w:w="70"/><w:right w:type="dxa" w:w="120"/></w:tcMar></w:tcPr><w:p><w:pPr><w:spacing w:after="0"/></w:pPr><w:r><w:rPr><w:sz w:val="28"/><w:szCs w:val="28"/></w:rPr><w:t xml:space="preserve">ข้อมูลจากขั้นตรวจรับยังไม่พอให้อนุมัติปิด</w:t></w:r></w:p></w:tc></w:tr></w:tbl><w:p><w:pPr><w:spacing w:after="140"/></w:pPr></w:p><w:p><w:pPr><w:pStyle w:val="ListParagraph"/><w:numPr><w:ilvl w:val="0"/><w:numId w:val="6"/></w:numPr><w:spacing w:after="80"/></w:pPr><w:r><w:rPr><w:sz w:val="32"/><w:szCs w:val="32"/></w:rPr><w:t xml:space="preserve">เปิดการ์ด </w:t></w:r><w:r><w:rPr><w:b/><w:bCs/><w:color w:val="1F2D3D"/><w:sz w:val="32"/><w:szCs w:val="32"/></w:rPr><w:t xml:space="preserve">ย้อนขั้นตอน (ผู้จัดการ SOC)</w:t></w:r><w:r><w:rPr><w:sz w:val="32"/><w:szCs w:val="32"/></w:rPr><w:t xml:space="preserve"> ปุ่มจะบอกปลายทางไว้แล้ว</w:t></w:r></w:p><w:p><w:pPr><w:pStyle w:val="ListParagraph"/><w:numPr><w:ilvl w:val="0"/><w:numId w:val="6"/></w:numPr><w:spacing w:after="80"/></w:pPr><w:r><w:rPr><w:sz w:val="32"/><w:szCs w:val="32"/></w:rPr><w:t xml:space="preserve">กรอก </w:t></w:r><w:r><w:rPr><w:b/><w:bCs/><w:color w:val="1F2D3D"/><w:sz w:val="32"/><w:szCs w:val="32"/></w:rPr><w:t xml:space="preserve">เหตุผล</w:t></w:r><w:r><w:rPr><w:sz w:val="32"/><w:szCs w:val="32"/></w:rPr><w:t xml:space="preserve"> — </w:t></w:r><w:r><w:rPr><w:b/><w:bCs/><w:sz w:val="32"/><w:szCs w:val="32"/></w:rPr><w:t xml:space="preserve">บังคับ</w:t></w:r><w:r><w:rPr><w:sz w:val="32"/><w:szCs w:val="32"/></w:rPr><w:t xml:space="preserve"> และถูกบันทึกไว้ในประวัติของตั๋ว</w:t></w:r></w:p><w:p><w:pPr><w:pStyle w:val="ListParagraph"/><w:numPr><w:ilvl w:val="0"/><w:numId w:val="6"/></w:numPr><w:spacing w:after="80"/></w:pPr><w:r><w:rPr><w:sz w:val="32"/><w:szCs w:val="32"/></w:rPr><w:t xml:space="preserve">กดปุ่มย้อนกลับ ตั๋วจะกลับไปอยู่ในมือของขั้นตอนนั้นทันที</w:t></w:r></w:p><w:tbl><w:tblPr><w:tblW w:type="dxa" w:w="9600"/><w:tblBorders><w:top w:val="dashed" w:color="9DB4D4" w:sz="6"/><w:left w:val="dashed" w:color="9DB4D4" w:sz="6"/><w:bottom w:val="dashed" w:color="9DB4D4" w:sz="6"/><w:right w:val="dashed" w:color="9DB4D4" w:sz="6"/><w:insideH w:val="single" w:color="auto" w:sz="4"/><w:insideV w:val="single" w:color="auto" w:sz="4"/></w:tblBorders></w:tblPr><w:tblGrid><w:gridCol w:w="9600"/></w:tblGrid><w:tr><w:tc><w:tcPr><w:tcW w:type="dxa" w:w="9600"/><w:shd w:fill="F7F8FA" w:color="auto" w:val="clear"/><w:tcMar><w:top w:type="dxa" w:w="520"/><w:left w:type="dxa" w:w="200"/><w:bottom w:type="dxa" w:w="520"/><w:right w:type="dxa" w:w="200"/></w:tcMar><w:vAlign w:val="center"/></w:tcPr><w:p><w:pPr><w:spacing w:after="40"/><w:jc w:val="center"/></w:pPr><w:r><w:rPr><w:b/><w:bCs/><w:color w:val="6C7888"/><w:sz w:val="30"/><w:szCs w:val="30"/></w:rPr><w:t xml:space="preserve">[ ตำแหน่งภาพหน้าจอ ]</w:t></w:r></w:p><w:p><w:pPr><w:spacing w:after="40"/><w:jc w:val="center"/></w:pPr><w:r><w:rPr><w:color w:val="1F2D3D"/><w:sz w:val="32"/><w:szCs w:val="32"/></w:rPr><w:t xml:space="preserve">การ์ดย้อนขั้นตอนบนหน้ารายละเอียดตั๋ว พร้อมช่องเหตุผลที่บังคับกรอก</w:t></w:r></w:p><w:p><w:pPr><w:jc w:val="center"/></w:pPr><w:r><w:rPr><w:rFonts w:ascii="Consolas" w:cs="Consolas" w:eastAsia="Consolas" w:hAnsi="Consolas"/><w:color w:val="9AA6B4"/><w:sz w:val="24"/><w:szCs w:val="24"/></w:rPr><w:t xml:space="preserve">SHOT: MGR-step-back</w:t></w:r></w:p></w:tc></w:tr></w:tbl><w:p><w:pPr><w:spacing w:after="160" w:before="60"/><w:jc w:val="center"/></w:pPr><w:r><w:rPr><w:b/><w:bCs/><w:color w:val="245EA8"/><w:sz w:val="28"/><w:szCs w:val="28"/></w:rPr><w:t xml:space="preserve">รูปที่ 5-4  </w:t></w:r><w:r><w:rPr><w:i/><w:iCs/><w:color w:val="6C7888"/><w:sz w:val="28"/><w:szCs w:val="28"/></w:rPr><w:t xml:space="preserve">การ์ดย้อนขั้นตอนบนหน้ารายละเอียดตั๋ว พร้อมช่องเหตุผลที่บังคับกรอก</w:t></w:r></w:p><w:tbl><w:tblPr><w:tblW w:type="dxa" w:w="9600"/><w:tblBorders><w:top w:val="single" w:color="F1F3F6" w:sz="2"/><w:left w:val="single" w:color="6C7888" w:sz="28"/><w:bottom w:val="single" w:color="F1F3F6" w:sz="2"/><w:right w:val="single" w:color="F1F3F6" w:sz="2"/><w:insideH w:val="single" w:color="auto" w:sz="4"/><w:insideV w:val="single" w:color="auto" w:sz="4"/></w:tblBorders></w:tblPr><w:tblGrid><w:gridCol w:w="9600"/></w:tblGrid><w:tr><w:tc><w:tcPr><w:tcW w:type="dxa" w:w="9600"/><w:shd w:fill="F1F3F6" w:color="auto" w:val="clear"/><w:tcMar><w:top w:type="dxa" w:w="140"/><w:left w:type="dxa" w:w="200"/><w:bottom w:type="dxa" w:w="140"/><w:right w:type="dxa" w:w="200"/></w:tcMar></w:tcPr><w:p><w:pPr><w:spacing w:after="60"/></w:pPr><w:r><w:rPr><w:b/><w:bCs/><w:color w:val="6C7888"/><w:sz w:val="30"/><w:szCs w:val="30"/></w:rPr><w:t xml:space="preserve">สิ่งที่ต้องจำ</w:t></w:r></w:p><w:p><w:pPr><w:spacing w:after="0"/></w:pPr><w:r><w:rPr><w:sz w:val="32"/><w:szCs w:val="32"/></w:rPr><w:t xml:space="preserve">การย้อนขั้นตอนไม่ลบลายเซ็นผู้ตรวจ (Verified) ผู้อนุมัติ หรือผลการประเมินฉุกเฉินเดิม และใช้กับตั๋วที่ปิดหรือยกเลิกไปแล้วไม่ได้ — การปิดเคสยังเป็นจุดสิ้นสุดเสมอ</w:t></w:r></w:p></w:tc></w:tr></w:tbl><w:p><w:pPr><w:pStyle w:val="Heading2"/></w:pPr><w:r><w:t xml:space="preserve">5.7 ตัดสินคำขอยกเลิกตั๋ว (เพิ่ม v1.5.0)</w:t></w:r></w:p><w:p><w:pPr><w:spacing w:after="120"/></w:pPr><w:r><w:rPr><w:sz w:val="32"/><w:szCs w:val="32"/></w:rPr><w:t xml:space="preserve">ตั๋วที่ </w:t></w:r><w:r><w:rPr><w:b/><w:bCs/><w:sz w:val="32"/><w:szCs w:val="32"/></w:rPr><w:t xml:space="preserve">ซ้ำ</w:t></w:r><w:r><w:rPr><w:sz w:val="32"/><w:szCs w:val="32"/></w:rPr><w:t xml:space="preserve"> หรือ </w:t></w:r><w:r><w:rPr><w:b/><w:bCs/><w:sz w:val="32"/><w:szCs w:val="32"/></w:rPr><w:t xml:space="preserve">เปิดผิด</w:t></w:r><w:r><w:rPr><w:sz w:val="32"/><w:szCs w:val="32"/></w:rPr><w:t xml:space="preserve"> สามารถจบด้วยสถานะ </w:t></w:r><0/><w:r><w:rPr><w:sz w:val="32"/><w:szCs w:val="32"/></w:rPr><w:t xml:space="preserve"> ได้โดยไม่ต้องจัดเป็น Event หรือรับรองการแก้ไข เมื่อผู้ปฏิบัติงานยื่นคำขอยกเลิก การ์ด </w:t></w:r><w:r><w:rPr><w:b/><w:bCs/><w:sz w:val="32"/><w:szCs w:val="32"/></w:rPr><w:t xml:space="preserve">การตัดสินคำขอยกเลิก (ผู้จัดการ SOC)</w:t></w:r><w:r><w:rPr><w:sz w:val="32"/><w:szCs w:val="32"/></w:rPr><w:t xml:space="preserve"> จะแสดงในหน้ารายละเอียดตั๋วให้คุณ </w:t></w:r><w:r><w:rPr><w:b/><w:bCs/><w:sz w:val="32"/><w:szCs w:val="32"/></w:rPr><w:t xml:space="preserve">อนุมัติ / ปฏิเสธ / หรือยกเลิกโดยตรง</w:t></w:r></w:p><w:p><w:pPr><w:pStyle w:val="ListParagraph"/><w:numPr><w:ilvl w:val="0"/><w:numId w:val="7"/></w:numPr><w:spacing w:after="80"/></w:pPr><w:r><w:rPr><w:sz w:val="32"/><w:szCs w:val="32"/></w:rPr><w:t xml:space="preserve">เปิดตั๋วที่มีคำขอยกเลิกค้างอยู่ อ่านเหตุผล (</w:t></w:r><w:r><w:rPr><w:b/><w:bCs/><w:color w:val="1F2D3D"/><w:sz w:val="32"/><w:szCs w:val="32"/></w:rPr><w:t xml:space="preserve">รายการซ้ำ / สร้างรายการผิด / เหตุผลอื่น</w:t></w:r><w:r><w:rPr><w:sz w:val="32"/><w:szCs w:val="32"/></w:rPr><w:t xml:space="preserve">) และคำอธิบายของผู้ยื่น กรณี “รายการซ้ำ” ตรวจว่าตั๋วที่อ้างอิงมีอยู่จริงและยังไม่ถูกยกเลิก</w:t></w:r></w:p><w:p><w:pPr><w:pStyle w:val="ListParagraph"/><w:numPr><w:ilvl w:val="0"/><w:numId w:val="7"/></w:numPr><w:spacing w:after="80"/></w:pPr><w:r><w:rPr><w:sz w:val="32"/><w:szCs w:val="32"/></w:rPr><w:t xml:space="preserve">เลือก </w:t></w:r><w:r><w:rPr><w:b/><w:bCs/><w:color w:val="1F2D3D"/><w:sz w:val="32"/><w:szCs w:val="32"/></w:rPr><w:t xml:space="preserve">อนุมัติ</w:t></w:r><w:r><w:rPr><w:sz w:val="32"/><w:szCs w:val="32"/></w:rPr><w:t xml:space="preserve">, </w:t></w:r><w:r><w:rPr><w:b/><w:bCs/><w:color w:val="1F2D3D"/><w:sz w:val="32"/><w:szCs w:val="32"/></w:rPr><w:t xml:space="preserve">ปฏิเสธ</w:t></w:r><w:r><w:rPr><w:sz w:val="32"/><w:szCs w:val="32"/></w:rPr><w:t xml:space="preserve"> หรือ </w:t></w:r><w:r><w:rPr><w:b/><w:bCs/><w:color w:val="1F2D3D"/><w:sz w:val="32"/><w:szCs w:val="32"/></w:rPr><w:t xml:space="preserve">ยกเลิกโดยตรง</w:t></w:r><w:r><w:rPr><w:sz w:val="32"/><w:szCs w:val="32"/></w:rPr><w:t xml:space="preserve"> พร้อมกรอกเหตุผล — ทุกการตัดสินถูกบันทึกแยกในประวัติของตั๋ว</w:t></w:r></w:p><w:tbl><w:tblPr><w:tblW w:type="dxa" w:w="9600"/><w:tblBorders><w:top w:val="dashed" w:color="9DB4D4" w:sz="6"/><w:left w:val="dashed" w:color="9DB4D4" w:sz="6"/><w:bottom w:val="dashed" w:color="9DB4D4" w:sz="6"/><w:right w:val="dashed" w:color="9DB4D4" w:sz="6"/><w:insideH w:val="single" w:color="auto" w:sz="4"/><w:insideV w:val="single" w:color="auto" w:sz="4"/></w:tblBorders></w:tblPr><w:tblGrid><w:gridCol w:w="9600"/></w:tblGrid><w:tr><w:tc><w:tcPr><w:tcW w:type="dxa" w:w="9600"/><w:shd w:fill="F7F8FA" w:color="auto" w:val="clear"/><w:tcMar><w:top w:type="dxa" w:w="520"/><w:left w:type="dxa" w:w="200"/><w:bottom w:type="dxa" w:w="520"/><w:right w:type="dxa" w:w="200"/></w:tcMar><w:vAlign w:val="center"/></w:tcPr><w:p><w:pPr><w:spacing w:after="40"/><w:jc w:val="center"/></w:pPr><w:r><w:rPr><w:b/><w:bCs/><w:color w:val="6C7888"/><w:sz w:val="30"/><w:szCs w:val="30"/></w:rPr><w:t xml:space="preserve">[ ตำแหน่งภาพหน้าจอ ]</w:t></w:r></w:p><w:p><w:pPr><w:spacing w:after="40"/><w:jc w:val="center"/></w:pPr><w:r><w:rPr><w:color w:val="1F2D3D"/><w:sz w:val="32"/><w:szCs w:val="32"/></w:rPr><w:t xml:space="preserve">การ์ดการตัดสินคำขอยกเลิกของผู้จัดการ SOC บนหน้ารายละเอียดตั๋ว</w:t></w:r></w:p><w:p><w:pPr><w:jc w:val="center"/></w:pPr><w:r><w:rPr><w:rFonts w:ascii="Consolas" w:cs="Consolas" w:eastAsia="Consolas" w:hAnsi="Consolas"/><w:color w:val="9AA6B4"/><w:sz w:val="24"/><w:szCs w:val="24"/></w:rPr><w:t xml:space="preserve">SHOT: MGR-cancel-decision</w:t></w:r></w:p></w:tc></w:tr></w:tbl><w:p><w:pPr><w:spacing w:after="160" w:before="60"/><w:jc w:val="center"/></w:pPr><w:r><w:rPr><w:b/><w:bCs/><w:color w:val="245EA8"/><w:sz w:val="28"/><w:szCs w:val="28"/></w:rPr><w:t xml:space="preserve">รูปที่ 5-5  </w:t></w:r><w:r><w:rPr><w:i/><w:iCs/><w:color w:val="6C7888"/><w:sz w:val="28"/><w:szCs w:val="28"/></w:rPr><w:t xml:space="preserve">การ์ดการตัดสินคำขอยกเลิกของผู้จัดการ SOC บนหน้ารายละเอียดตั๋ว</w:t></w:r></w:p><w:tbl><w:tblPr><w:tblW w:type="dxa" w:w="9600"/><w:tblBorders><w:top w:val="single" w:color="FDECEE" w:sz="2"/><w:left w:val="single" w:color="E63946" w:sz="28"/><w:bottom w:val="single" w:color="FDECEE" w:sz="2"/><w:right w:val="single" w:color="FDECEE" w:sz="2"/><w:insideH w:val="single" w:color="auto" w:sz="4"/><w:insideV w:val="single" w:color="auto" w:sz="4"/></w:tblBorders></w:tblPr><w:tblGrid><w:gridCol w:w="9600"/></w:tblGrid><w:tr><w:tc><w:tcPr><w:tcW w:type="dxa" w:w="9600"/><w:shd w:fill="FDECEE" w:color="auto" w:val="clear"/><w:tcMar><w:top w:type="dxa" w:w="140"/><w:left w:type="dxa" w:w="200"/><w:bottom w:type="dxa" w:w="140"/><w:right w:type="dxa" w:w="200"/></w:tcMar></w:tcPr><w:p><w:pPr><w:spacing w:after="60"/></w:pPr><w:r><w:rPr><w:b/><w:bCs/><w:color w:val="E63946"/><w:sz w:val="30"/><w:szCs w:val="30"/></w:rPr><w:t xml:space="preserve">ข้อควรระวัง</w:t></w:r></w:p><w:p><w:pPr><w:spacing w:after="0"/></w:pPr><w:r><w:rPr><w:sz w:val="32"/><w:szCs w:val="32"/></w:rPr><w:t xml:space="preserve">การอนุมัติยกเลิกต้อง</w:t></w:r><w:r><w:rPr><w:b/><w:bCs/><w:sz w:val="32"/><w:szCs w:val="32"/></w:rPr><w:t xml:space="preserve">ปิดหรือยกเลิกงานย่อย/คำขอทีมตอบสนองที่ค้างอยู่ก่อน</w:t></w:r><w:r><w:rPr><w:sz w:val="32"/><w:szCs w:val="32"/></w:rPr><w:t xml:space="preserve"> (งานเหล่านั้นจะกลายเป็น “ยกเลิกแล้ว” ไม่ใช่ “เสร็จสิ้น”) คำขอที่ค้างอยู่ </w:t></w:r><w:r><w:rPr><w:b/><w:bCs/><w:sz w:val="32"/><w:szCs w:val="32"/></w:rPr><w:t xml:space="preserve">ไม่หยุดนาฬิกา OLA และไม่เลื่อนขั้นตอน</w:t></w:r><w:r><w:rPr><w:sz w:val="32"/><w:szCs w:val="32"/></w:rPr><w:t xml:space="preserve"> งานยังเดินต่อตามปกติ</w:t></w:r></w:p></w:tc></w:tr></w:tbl><w:tbl><w:tblPr><w:tblW w:type="dxa" w:w="9600"/><w:tblBorders><w:top w:val="single" w:color="F1F3F6" w:sz="2"/><w:left w:val="single" w:color="6C7888" w:sz="28"/><w:bottom w:val="single" w:color="F1F3F6" w:sz="2"/><w:right w:val="single" w:color="F1F3F6" w:sz="2"/><w:insideH w:val="single" w:color="auto" w:sz="4"/><w:insideV w:val="single" w:color="auto" w:sz="4"/></w:tblBorders></w:tblPr><w:tblGrid><w:gridCol w:w="9600"/></w:tblGrid><w:tr><w:tc><w:tcPr><w:tcW w:type="dxa" w:w="9600"/><w:shd w:fill="F1F3F6" w:color="auto" w:val="clear"/><w:tcMar><w:top w:type="dxa" w:w="140"/><w:left w:type="dxa" w:w="200"/><w:bottom w:type="dxa" w:w="140"/><w:right w:type="dxa" w:w="200"/></w:tcMar></w:tcPr><w:p><w:pPr><w:spacing w:after="60"/></w:pPr><w:r><w:rPr><w:b/><w:bCs/><w:color w:val="6C7888"/><w:sz w:val="30"/><w:szCs w:val="30"/></w:rPr><w:t xml:space="preserve">สิ่งที่ต้องจำ</w:t></w:r></w:p><w:p><w:pPr><w:spacing w:after="0"/></w:pPr><w:r><w:rPr><w:sz w:val="32"/><w:szCs w:val="32"/></w:rPr><w:t xml:space="preserve">ตั๋วที่ยกเลิกแล้วเป็นสถานะสิ้นสุด ออกจากคิวและแรงกดดัน OLA และไม่ถูกนับในสถิติการปิดงานสำเร็จและ MTTR แต่ประวัติผู้ยื่น/ผู้ตัดสิน/เหตุผล/เวลายังเก็บครบ และรายงานจะระบุว่าเป็นการยกเลิก</w:t></w:r></w:p></w:tc></w:tr></w:tbl><w:p><w:pPr><w:pStyle w:val="Heading2"/></w:pPr><w:r><w:t xml:space="preserve">5.8 แก้ไขข้อมูลเคส (เพิ่ม v1.7.0)</w:t></w:r></w:p><w:p><w:pPr><w:spacing w:after="120"/></w:pPr><w:r><w:rPr><w:sz w:val="32"/><w:szCs w:val="32"/></w:rPr><w:t xml:space="preserve">คุณแก้เนื้อหาของเคสได้ทุกใบที่ยังไม่ปิด ผ่านปุ่ม </w:t></w:r><w:r><w:rPr><w:b/><w:bCs/><w:color w:val="1F2D3D"/><w:sz w:val="32"/><w:szCs w:val="32"/></w:rPr><w:t xml:space="preserve">แก้ไขข้อมูล</w:t></w:r><w:r><w:rPr><w:sz w:val="32"/><w:szCs w:val="32"/></w:rPr><w:t xml:space="preserve"> บนหน้ารายละเอียดตั๋ว — มีประโยชน์เมื่อพบข้อมูลผิดระหว่างตรวจก่อนมอบหมาย และไม่อยากตีกลับทั้งใบเพียงเพราะพิมพ์ผิด</w:t></w:r></w:p><w:p><w:pPr><w:spacing w:after="120"/></w:pPr><w:r><w:rPr><w:sz w:val="32"/><w:szCs w:val="32"/></w:rPr><w:t xml:space="preserve">หน้าแก้ไขบังคับให้กรอก </w:t></w:r><w:r><w:rPr><w:b/><w:bCs/><w:color w:val="1F2D3D"/><w:sz w:val="32"/><w:szCs w:val="32"/></w:rPr><w:t xml:space="preserve">เหตุผลในการแก้ไข</w:t></w:r><w:r><w:rPr><w:sz w:val="32"/><w:szCs w:val="32"/></w:rPr><w:t xml:space="preserve"> เสมอ และบันทึกทุกช่องที่เปลี่ยนเป็นคู่ค่าเดิม → ค่าใหม่ พร้อมชื่อผู้แก้และเวลา ดูย้อนหลังได้ที่หัวข้อ </w:t></w:r><w:r><w:rPr><w:b/><w:bCs/><w:color w:val="1F2D3D"/><w:sz w:val="32"/><w:szCs w:val="32"/></w:rPr><w:t xml:space="preserve">ประวัติการแก้ไขข้อมูล</w:t></w:r><w:r><w:rPr><w:sz w:val="32"/><w:szCs w:val="32"/></w:rPr><w:t xml:space="preserve"> บนหน้ารายละเอียดตั๋ว</w:t></w:r></w:p><w:tbl><w:tblPr><w:tblW w:type="dxa" w:w="9600"/><w:tblBorders><w:top w:val="dashed" w:color="9DB4D4" w:sz="6"/><w:left w:val="dashed" w:color="9DB4D4" w:sz="6"/><w:bottom w:val="dashed" w:color="9DB4D4" w:sz="6"/><w:right w:val="dashed" w:color="9DB4D4" w:sz="6"/><w:insideH w:val="single" w:color="auto" w:sz="4"/><w:insideV w:val="single" w:color="auto" w:sz="4"/></w:tblBorders></w:tblPr><w:tblGrid><w:gridCol w:w="9600"/></w:tblGrid><w:tr><w:tc><w:tcPr><w:tcW w:type="dxa" w:w="9600"/><w:shd w:fill="F7F8FA" w:color="auto" w:val="clear"/><w:tcMar><w:top w:type="dxa" w:w="520"/><w:left w:type="dxa" w:w="200"/><w:bottom w:type="dxa" w:w="520"/><w:right w:type="dxa" w:w="200"/></w:tcMar><w:vAlign w:val="center"/></w:tcPr><w:p><w:pPr><w:spacing w:after="40"/><w:jc w:val="center"/></w:pPr><w:r><w:rPr><w:b/><w:bCs/><w:color w:val="6C7888"/><w:sz w:val="30"/><w:szCs w:val="30"/></w:rPr><w:t xml:space="preserve">[ ตำแหน่งภาพหน้าจอ ]</w:t></w:r></w:p><w:p><w:pPr><w:spacing w:after="40"/><w:jc w:val="center"/></w:pPr><w:r><w:rPr><w:color w:val="1F2D3D"/><w:sz w:val="32"/><w:szCs w:val="32"/></w:rPr><w:t xml:space="preserve">หน้าแก้ไขข้อมูลเคส แสดงการ์ดข้อมูลเคสและช่องเหตุผลที่บังคับกรอก</w:t></w:r></w:p><w:p><w:pPr><w:jc w:val="center"/></w:pPr><w:r><w:rPr><w:rFonts w:ascii="Consolas" w:cs="Consolas" w:eastAsia="Consolas" w:hAnsi="Consolas"/><w:color w:val="9AA6B4"/><w:sz w:val="24"/><w:szCs w:val="24"/></w:rPr><w:t xml:space="preserve">SHOT: MGR-ticket-edit</w:t></w:r></w:p></w:tc></w:tr></w:tbl><w:p><w:pPr><w:spacing w:after="160" w:before="60"/><w:jc w:val="center"/></w:pPr><w:r><w:rPr><w:b/><w:bCs/><w:color w:val="245EA8"/><w:sz w:val="28"/><w:szCs w:val="28"/></w:rPr><w:t xml:space="preserve">รูปที่ 5-6  </w:t></w:r><w:r><w:rPr><w:i/><w:iCs/><w:color w:val="6C7888"/><w:sz w:val="28"/><w:szCs w:val="28"/></w:rPr><w:t xml:space="preserve">หน้าแก้ไขข้อมูลเคส แสดงการ์ดข้อมูลเคสและช่องเหตุผลที่บังคับกรอก</w:t></w:r></w:p><w:tbl><w:tblPr><w:tblW w:type="dxa" w:w="9600"/><w:tblBorders><w:top w:val="single" w:color="FDECEE" w:sz="2"/><w:left w:val="single" w:color="E63946" w:sz="28"/><w:bottom w:val="single" w:color="FDECEE" w:sz="2"/><w:right w:val="single" w:color="FDECEE" w:sz="2"/><w:insideH w:val="single" w:color="auto" w:sz="4"/><w:insideV w:val="single" w:color="auto" w:sz="4"/></w:tblBorders></w:tblPr><w:tblGrid><w:gridCol w:w="9600"/></w:tblGrid><w:tr><w:tc><w:tcPr><w:tcW w:type="dxa" w:w="9600"/><w:shd w:fill="FDECEE" w:color="auto" w:val="clear"/><w:tcMar><w:top w:type="dxa" w:w="140"/><w:left w:type="dxa" w:w="200"/><w:bottom w:type="dxa" w:w="140"/><w:right w:type="dxa" w:w="200"/></w:tcMar></w:tcPr><w:p><w:pPr><w:spacing w:after="60"/></w:pPr><w:r><w:rPr><w:b/><w:bCs/><w:color w:val="E63946"/><w:sz w:val="30"/><w:szCs w:val="30"/></w:rPr><w:t xml:space="preserve">ข้อควรระวัง</w:t></w:r></w:p><w:p><w:pPr><w:spacing w:after="0"/></w:pPr><w:r><w:rPr><w:sz w:val="32"/><w:szCs w:val="32"/></w:rPr><w:t xml:space="preserve">การแก้ไขข้อมูล </w:t></w:r><w:r><w:rPr><w:b/><w:bCs/><w:sz w:val="32"/><w:szCs w:val="32"/></w:rPr><w:t xml:space="preserve">ไม่ใช่การย้อนขั้นตอน</w:t></w:r><w:r><w:rPr><w:sz w:val="32"/><w:szCs w:val="32"/></w:rPr><w:t xml:space="preserve"> — หน้านี้ไม่เปลี่ยนสถานะ ไม่เปลี่ยนเส้นทางการมอบหมาย และไม่แตะลายเซ็นผู้ตรวจหรือผู้อนุมัติ หากต้องการเปลี่ยนขั้นตอน ให้ใช้การย้อนขั้นตอนในข้อ 5.6</w:t></w:r></w:p></w:tc></w:tr></w:tbl><w:p><w:pPr><w:spacing w:after="80"/></w:pPr></w:p><w:tbl><w:tblPr><w:tblW w:type="dxa" w:w="9600"/><w:tblBorders><w:top w:val="single" w:color="F1F3F6" w:sz="2"/><w:left w:val="single" w:color="6C7888" w:sz="28"/><w:bottom w:val="single" w:color="F1F3F6" w:sz="2"/><w:right w:val="single" w:color="F1F3F6" w:sz="2"/><w:insideH w:val="single" w:color="auto" w:sz="4"/><w:insideV w:val="single" w:color="auto" w:sz="4"/></w:tblBorders></w:tblPr><w:tblGrid><w:gridCol w:w="9600"/></w:tblGrid><w:tr><w:tc><w:tcPr><w:tcW w:type="dxa" w:w="9600"/><w:shd w:fill="F1F3F6" w:color="auto" w:val="clear"/><w:tcMar><w:top w:type="dxa" w:w="140"/><w:left w:type="dxa" w:w="200"/><w:bottom w:type="dxa" w:w="140"/><w:right w:type="dxa" w:w="200"/></w:tcMar></w:tcPr><w:p><w:pPr><w:spacing w:after="60"/></w:pPr><w:r><w:rPr><w:b/><w:bCs/><w:color w:val="6C7888"/><w:sz w:val="30"/><w:szCs w:val="30"/></w:rPr><w:t xml:space="preserve">สิ่งที่ต้องจำ</w:t></w:r></w:p><w:p><w:pPr><w:spacing w:after="0"/></w:pPr><w:r><w:rPr><w:sz w:val="32"/><w:szCs w:val="32"/></w:rPr><w:t xml:space="preserve">เคสที่ยกเลิกแล้วแก้ไม่ได้เลยไม่ว่าใคร และเคสที่ปิดไปแล้ว (อนุมัติ / ปิด Event) แก้ได้เฉพาะผู้ดูแลระบบสูงสุดเท่านั้น — การปิดเคสยังเป็นจุดสิ้นสุดเสมอ</w:t></w:r></w:p></w:tc></w:tr></w:tbl><w:p><w:pPr><w:pStyle w:val="Heading2"/></w:pPr><w:r><w:t xml:space="preserve">5.9 ค้นหา IOC — ค้นอะไรได้บ้าง</w:t></w:r></w:p><w:p><w:pPr><w:spacing w:after="120"/></w:pPr><w:r><w:rPr><w:sz w:val="32"/><w:szCs w:val="32"/></w:rPr><w:t xml:space="preserve">เมนู </w:t></w:r><w:r><w:rPr><w:b/><w:bCs/><w:color w:val="245EA8"/><w:sz w:val="32"/><w:szCs w:val="32"/></w:rPr><w:t xml:space="preserve">เคส › ค้นหา IOC</w:t></w:r><w:r><w:rPr><w:sz w:val="32"/><w:szCs w:val="32"/></w:rPr><w:t xml:space="preserve"> (หัวข้อหน้าจอ: ค้นหา IOC / Ticket) ใช้ตรวจว่าค่าหนึ่ง ๆ เคยปรากฏในเคสใดมาก่อน ก่อนตัดสินว่าเหตุการณ์นี้เป็นเรื่องโดด ๆ หรือเป็นชุดเดียวกับเคสเก่า ผลลัพธ์แยกเป็นสองการ์ด: </w:t></w:r><w:r><w:rPr><w:b/><w:bCs/><w:sz w:val="32"/><w:szCs w:val="32"/></w:rPr><w:t xml:space="preserve">เคส</w:t></w:r><w:r><w:rPr><w:sz w:val="32"/><w:szCs w:val="32"/></w:rPr><w:t xml:space="preserve"> (ค้นจากทุกช่องของตั๋วและค่าตัวบ่งชี้ทั้ง 6 ประเภท) และ </w:t></w:r><w:r><w:rPr><w:b/><w:bCs/><w:sz w:val="32"/><w:szCs w:val="32"/></w:rPr><w:t xml:space="preserve">บันทึกการคัดกรอง</w:t></w:r><w:r><w:rPr><w:sz w:val="32"/><w:szCs w:val="32"/></w:rPr><w:t xml:space="preserve"> (ประวัติการคัดแยก Alert)</w:t></w:r></w:p><w:tbl><w:tblPr><w:tblW w:type="dxa" w:w="9600"/><w:tblBorders><w:top w:val="dashed" w:color="9DB4D4" w:sz="6"/><w:left w:val="dashed" w:color="9DB4D4" w:sz="6"/><w:bottom w:val="dashed" w:color="9DB4D4" w:sz="6"/><w:right w:val="dashed" w:color="9DB4D4" w:sz="6"/><w:insideH w:val="single" w:color="auto" w:sz="4"/><w:insideV w:val="single" w:color="auto" w:sz="4"/></w:tblBorders></w:tblPr><w:tblGrid><w:gridCol w:w="9600"/></w:tblGrid><w:tr><w:tc><w:tcPr><w:tcW w:type="dxa" w:w="9600"/><w:shd w:fill="F7F8FA" w:color="auto" w:val="clear"/><w:tcMar><w:top w:type="dxa" w:w="520"/><w:left w:type="dxa" w:w="200"/><w:bottom w:type="dxa" w:w="520"/><w:right w:type="dxa" w:w="200"/></w:tcMar><w:vAlign w:val="center"/></w:tcPr><w:p><w:pPr><w:spacing w:after="40"/><w:jc w:val="center"/></w:pPr><w:r><w:rPr><w:b/><w:bCs/><w:color w:val="6C7888"/><w:sz w:val="30"/><w:szCs w:val="30"/></w:rPr><w:t xml:space="preserve">[ ตำแหน่งภาพหน้าจอ ]</w:t></w:r></w:p><w:p><w:pPr><w:spacing w:after="40"/><w:jc w:val="center"/></w:pPr><w:r><w:rPr><w:color w:val="1F2D3D"/><w:sz w:val="32"/><w:szCs w:val="32"/></w:rPr><w:t xml:space="preserve">หน้าค้นหา IOC แสดงผลแยกเป็นการ์ดเคสและการ์ดบันทึกการคัดกรอง</w:t></w:r></w:p><w:p><w:pPr><w:jc w:val="center"/></w:pPr><w:r><w:rPr><w:rFonts w:ascii="Consolas" w:cs="Consolas" w:eastAsia="Consolas" w:hAnsi="Consolas"/><w:color w:val="9AA6B4"/><w:sz w:val="24"/><w:szCs w:val="24"/></w:rPr><w:t xml:space="preserve">SHOT: MGR-ioc-search</w:t></w:r></w:p></w:tc></w:tr></w:tbl><w:p><w:pPr><w:spacing w:after="160" w:before="60"/><w:jc w:val="center"/></w:pPr><w:r><w:rPr><w:b/><w:bCs/><w:color w:val="245EA8"/><w:sz w:val="28"/><w:szCs w:val="28"/></w:rPr><w:t xml:space="preserve">รูปที่ 5-7  </w:t></w:r><w:r><w:rPr><w:i/><w:iCs/><w:color w:val="6C7888"/><w:sz w:val="28"/><w:szCs w:val="28"/></w:rPr><w:t xml:space="preserve">หน้าค้นหา IOC แสดงผลแยกเป็นการ์ดเคสและการ์ดบันทึกการคัดกรอง</w:t></w:r></w:p><w:tbl><w:tblPr><w:tblW w:type="dxa" w:w="9600"/><w:tblBorders><w:top w:val="single" w:color="F1F3F6" w:sz="2"/><w:left w:val="single" w:color="6C7888" w:sz="28"/><w:bottom w:val="single" w:color="F1F3F6" w:sz="2"/><w:right w:val="single" w:color="F1F3F6" w:sz="2"/><w:insideH w:val="single" w:color="auto" w:sz="4"/><w:insideV w:val="single" w:color="auto" w:sz="4"/></w:tblBorders></w:tblPr><w:tblGrid><w:gridCol w:w="9600"/></w:tblGrid><w:tr><w:tc><w:tcPr><w:tcW w:type="dxa" w:w="9600"/><w:shd w:fill="F1F3F6" w:color="auto" w:val="clear"/><w:tcMar><w:top w:type="dxa" w:w="140"/><w:left w:type="dxa" w:w="200"/><w:bottom w:type="dxa" w:w="140"/><w:right w:type="dxa" w:w="200"/></w:tcMar></w:tcPr><w:p><w:pPr><w:spacing w:after="60"/></w:pPr><w:r><w:rPr><w:b/><w:bCs/><w:color w:val="6C7888"/><w:sz w:val="30"/><w:szCs w:val="30"/></w:rPr><w:t xml:space="preserve">สิ่งที่ต้องจำ</w:t></w:r></w:p><w:p><w:pPr><w:spacing w:after="0"/></w:pPr><w:r><w:rPr><w:sz w:val="32"/><w:szCs w:val="32"/></w:rPr><w:t xml:space="preserve">ในฐานะผู้จัดการ SOC คุณเห็นผลการค้นหาครบทุกเคส ต่างจากบทบาทอื่นที่เห็นเฉพาะเคสของตน — แต่หน้านี้ </w:t></w:r><w:r><w:rPr><w:b/><w:bCs/><w:sz w:val="32"/><w:szCs w:val="32"/></w:rPr><w:t xml:space="preserve">ไม่ได้ค้นจากฐานข้อมูล IOC</w:t></w:r><w:r><w:rPr><w:sz w:val="32"/><w:szCs w:val="32"/></w:rPr><w:t xml:space="preserve"> ซึ่งเปิดได้เฉพาะทีมพิสูจน์หลักฐาน</w:t></w:r></w:p></w:tc></w:tr></w:tbl><w:p><w:pPr><w:pStyle w:val="Heading2"/></w:pPr><w:r><w:t xml:space="preserve">5.10 เพิ่มระบบที่ได้รับผลกระทบเข้ากลุ่ม Project Incident (เพิ่ม v1.5.4)</w:t></w:r></w:p><w:p><w:pPr><w:spacing w:after="120"/></w:pPr><w:r><w:rPr><w:sz w:val="32"/><w:szCs w:val="32"/></w:rPr><w:t xml:space="preserve">เมื่อพบภายหลังว่าเหตุการณ์เดิมกระทบระบบเพิ่ม ให้เพิ่มเข้ากลุ่มเดิมแทนการเปิดกลุ่มใหม่ — ที่หน้า Project Incident กดปุ่ม </w:t></w:r><w:r><w:rPr><w:b/><w:bCs/><w:color w:val="1F2D3D"/><w:sz w:val="32"/><w:szCs w:val="32"/></w:rPr><w:t xml:space="preserve">เพิ่มระบบที่ได้รับผลกระทบ</w:t></w:r><w:r><w:rPr><w:sz w:val="32"/><w:szCs w:val="32"/></w:rPr><w:t xml:space="preserve"> แล้วกรอกชื่อระบบ เลือกเส้นทางของระบบนั้น และรายละเอียดเฉพาะระบบเท่าที่มี</w:t></w:r></w:p><w:tbl><w:tblPr><w:tblW w:type="dxa" w:w="9600"/><w:tblBorders><w:top w:val="dashed" w:color="9DB4D4" w:sz="6"/><w:left w:val="dashed" w:color="9DB4D4" w:sz="6"/><w:bottom w:val="dashed" w:color="9DB4D4" w:sz="6"/><w:right w:val="dashed" w:color="9DB4D4" w:sz="6"/><w:insideH w:val="single" w:color="auto" w:sz="4"/><w:insideV w:val="single" w:color="auto" w:sz="4"/></w:tblBorders></w:tblPr><w:tblGrid><w:gridCol w:w="9600"/></w:tblGrid><w:tr><w:tc><w:tcPr><w:tcW w:type="dxa" w:w="9600"/><w:shd w:fill="F7F8FA" w:color="auto" w:val="clear"/><w:tcMar><w:top w:type="dxa" w:w="520"/><w:left w:type="dxa" w:w="200"/><w:bottom w:type="dxa" w:w="520"/><w:right w:type="dxa" w:w="200"/></w:tcMar><w:vAlign w:val="center"/></w:tcPr><w:p><w:pPr><w:spacing w:after="40"/><w:jc w:val="center"/></w:pPr><w:r><w:rPr><w:b/><w:bCs/><w:color w:val="6C7888"/><w:sz w:val="30"/><w:szCs w:val="30"/></w:rPr><w:t xml:space="preserve">[ ตำแหน่งภาพหน้าจอ ]</w:t></w:r></w:p><w:p><w:pPr><w:spacing w:after="40"/><w:jc w:val="center"/></w:pPr><w:r><w:rPr><w:color w:val="1F2D3D"/><w:sz w:val="32"/><w:szCs w:val="32"/></w:rPr><w:t xml:space="preserve">แบบฟอร์มเพิ่มระบบที่ได้รับผลกระทบบนหน้า Project Incident</w:t></w:r></w:p><w:p><w:pPr><w:jc w:val="center"/></w:pPr><w:r><w:rPr><w:rFonts w:ascii="Consolas" w:cs="Consolas" w:eastAsia="Consolas" w:hAnsi="Consolas"/><w:color w:val="9AA6B4"/><w:sz w:val="24"/><w:szCs w:val="24"/></w:rPr><w:t xml:space="preserve">SHOT: MGR-project-add-member</w:t></w:r></w:p></w:tc></w:tr></w:tbl><w:p><w:pPr><w:spacing w:after="160" w:before="60"/><w:jc w:val="center"/></w:pPr><w:r><w:rPr><w:b/><w:bCs/><w:color w:val="245EA8"/><w:sz w:val="28"/><w:szCs w:val="28"/></w:rPr><w:t xml:space="preserve">รูปที่ 5-8  </w:t></w:r><w:r><w:rPr><w:i/><w:iCs/><w:color w:val="6C7888"/><w:sz w:val="28"/><w:szCs w:val="28"/></w:rPr><w:t xml:space="preserve">แบบฟอร์มเพิ่มระบบที่ได้รับผลกระทบบนหน้า Project Incident</w:t></w:r></w:p><w:tbl><w:tblPr><w:tblW w:type="dxa" w:w="9600"/><w:tblBorders><w:top w:val="single" w:color="E1E6ED" w:sz="2"/><w:left w:val="single" w:color="E1E6ED" w:sz="2"/><w:bottom w:val="single" w:color="E1E6ED" w:sz="2"/><w:right w:val="single" w:color="E1E6ED" w:sz="2"/><w:insideH w:val="single" w:color="E1E6ED" w:sz="2"/><w:insideV w:val="single" w:color="E1E6ED" w:sz="2"/></w:tblBorders></w:tblPr><w:tblGrid><w:gridCol w:w="4200"/><w:gridCol w:w="5400"/></w:tblGrid><w:tr><w:trPr><w:cantSplit/><w:tblHeader/></w:trPr><w:tc><w:tcPr><w:tcW w:type="dxa" w:w="4200"/><w:shd w:fill="1A1A2E" w:color="auto" w:val="clear"/><w:tcMar><w:top w:type="dxa" w:w="80"/><w:left w:type="dxa" w:w="120"/><w:bottom w:type="dxa" w:w="80"/><w:right w:type="dxa" w:w="120"/></w:tcMar></w:tcPr><w:p><w:r><w:rPr><w:b/><w:bCs/><w:color w:val="FFFFFF"/><w:sz w:val="28"/><w:szCs w:val="28"/></w:rPr><w:t xml:space="preserve">จังหวะที่เพิ่ม</w:t></w:r></w:p></w:tc><w:tc><w:tcPr><w:tcW w:type="dxa" w:w="5400"/><w:shd w:fill="1A1A2E" w:color="auto" w:val="clear"/><w:tcMar><w:top w:type="dxa" w:w="80"/><w:left w:type="dxa" w:w="120"/><w:bottom w:type="dxa" w:w="80"/><w:right w:type="dxa" w:w="120"/></w:tcMar></w:tcPr><w:p><w:r><w:rPr><w:b/><w:bCs/><w:color w:val="FFFFFF"/><w:sz w:val="28"/><w:szCs w:val="28"/></w:rPr><w:t xml:space="preserve">ตั๋วใหม่จะไปไหน</w:t></w:r></w:p></w:tc></w:tr><w:tr><w:trPr><w:cantSplit/></w:trPr><w:tc><w:tcPr><w:tcW w:type="dxa" w:w="4200"/><w:shd w:fill="FFFFFF" w:color="auto" w:val="clear"/><w:tcMar><w:top w:type="dxa" w:w="70"/><w:left w:type="dxa" w:w="120"/><w:bottom w:type="dxa" w:w="70"/><w:right w:type="dxa" w:w="120"/></w:tcMar></w:tcPr><w:p><w:pPr><w:spacing w:after="0"/></w:pPr><w:r><w:rPr><w:sz w:val="28"/><w:szCs w:val="28"/></w:rPr><w:t xml:space="preserve">เพิ่มเป็น Event</w:t></w:r></w:p></w:tc><w:tc><w:tcPr><w:tcW w:type="dxa" w:w="5400"/><w:shd w:fill="FFFFFF" w:color="auto" w:val="clear"/><w:tcMar><w:top w:type="dxa" w:w="70"/><w:left w:type="dxa" w:w="120"/><w:bottom w:type="dxa" w:w="70"/><w:right w:type="dxa" w:w="120"/></w:tcMar></w:tcPr><w:p><w:pPr><w:spacing w:after="0"/></w:pPr><w:r><w:rPr><w:sz w:val="28"/><w:szCs w:val="28"/></w:rPr><w:t xml:space="preserve">ส่งให้ Tier 2 ยืนยันก่อนปิด</w:t></w:r></w:p></w:tc></w:tr><w:tr><w:trPr><w:cantSplit/></w:trPr><w:tc><w:tcPr><w:tcW w:type="dxa" w:w="4200"/><w:shd w:fill="F7F8FA" w:color="auto" w:val="clear"/><w:tcMar><w:top w:type="dxa" w:w="70"/><w:left w:type="dxa" w:w="120"/><w:bottom w:type="dxa" w:w="70"/><w:right w:type="dxa" w:w="120"/></w:tcMar></w:tcPr><w:p><w:pPr><w:spacing w:after="0"/></w:pPr><w:r><w:rPr><w:sz w:val="28"/><w:szCs w:val="28"/></w:rPr><w:t xml:space="preserve">เพิ่มเป็น Incident ก่อนกลุ่มผ่าน Project Review</w:t></w:r></w:p></w:tc><w:tc><w:tcPr><w:tcW w:type="dxa" w:w="5400"/><w:shd w:fill="F7F8FA" w:color="auto" w:val="clear"/><w:tcMar><w:top w:type="dxa" w:w="70"/><w:left w:type="dxa" w:w="120"/><w:bottom w:type="dxa" w:w="70"/><w:right w:type="dxa" w:w="120"/></w:tcMar></w:tcPr><w:p><w:pPr><w:spacing w:after="0"/></w:pPr><w:r><w:rPr><w:sz w:val="28"/><w:szCs w:val="28"/></w:rPr><w:t xml:space="preserve">รอคุณตรวจก่อนมอบหมายตามปกติ</w:t></w:r></w:p></w:tc></w:tr><w:tr><w:trPr><w:cantSplit/></w:trPr><w:tc><w:tcPr><w:tcW w:type="dxa" w:w="4200"/><w:shd w:fill="FFFFFF" w:color="auto" w:val="clear"/><w:tcMar><w:top w:type="dxa" w:w="70"/><w:left w:type="dxa" w:w="120"/><w:bottom w:type="dxa" w:w="70"/><w:right w:type="dxa" w:w="120"/></w:tcMar></w:tcPr><w:p><w:pPr><w:spacing w:after="0"/></w:pPr><w:r><w:rPr><w:b/><w:bCs/><w:sz w:val="32"/><w:szCs w:val="32"/></w:rPr><w:t xml:space="preserve">เพิ่มเป็น Incident หลังกลุ่มผ่าน Project Review แล้ว</w:t></w:r></w:p></w:tc><w:tc><w:tcPr><w:tcW w:type="dxa" w:w="5400"/><w:shd w:fill="FFFFFF" w:color="auto" w:val="clear"/><w:tcMar><w:top w:type="dxa" w:w="70"/><w:left w:type="dxa" w:w="120"/><w:bottom w:type="dxa" w:w="70"/><w:right w:type="dxa" w:w="120"/></w:tcMar></w:tcPr><w:p><w:pPr><w:spacing w:after="0"/></w:pPr><w:r><w:rPr><w:sz w:val="32"/><w:szCs w:val="32"/></w:rPr><w:t xml:space="preserve">รับผลการประเมินฉุกเฉินของกลุ่มมาใช้ แล้ว</w:t></w:r><w:r><w:rPr><w:b/><w:bCs/><w:sz w:val="32"/><w:szCs w:val="32"/></w:rPr><w:t xml:space="preserve">เข้าเลนที่เลือกทันที</w:t></w:r><w:r><w:rPr><w:sz w:val="32"/><w:szCs w:val="32"/></w:rPr><w:t xml:space="preserve"> ไม่ต้องรอคุณตรวจซ้ำ</w:t></w:r></w:p></w:tc></w:tr></w:tbl><w:p><w:pPr><w:spacing w:after="140"/></w:pPr></w:p><w:tbl><w:tblPr><w:tblW w:type="dxa" w:w="9600"/><w:tblBorders><w:top w:val="single" w:color="F1F3F6" w:sz="2"/><w:left w:val="single" w:color="6C7888" w:sz="28"/><w:bottom w:val="single" w:color="F1F3F6" w:sz="2"/><w:right w:val="single" w:color="F1F3F6" w:sz="2"/><w:insideH w:val="single" w:color="auto" w:sz="4"/><w:insideV w:val="single" w:color="auto" w:sz="4"/></w:tblBorders></w:tblPr><w:tblGrid><w:gridCol w:w="9600"/></w:tblGrid><w:tr><w:tc><w:tcPr><w:tcW w:type="dxa" w:w="9600"/><w:shd w:fill="F1F3F6" w:color="auto" w:val="clear"/><w:tcMar><w:top w:type="dxa" w:w="140"/><w:left w:type="dxa" w:w="200"/><w:bottom w:type="dxa" w:w="140"/><w:right w:type="dxa" w:w="200"/></w:tcMar></w:tcPr><w:p><w:pPr><w:spacing w:after="60"/></w:pPr><w:r><w:rPr><w:b/><w:bCs/><w:color w:val="6C7888"/><w:sz w:val="30"/><w:szCs w:val="30"/></w:rPr><w:t xml:space="preserve">สิ่งที่ต้องจำ</w:t></w:r></w:p><w:p><w:pPr><w:spacing w:after="0"/></w:pPr><w:r><w:rPr><w:sz w:val="32"/><w:szCs w:val="32"/></w:rPr><w:t xml:space="preserve">ระบบคัดลอกข้อเท็จจริงของเหตุการณ์และตัวบ่งชี้จากตั๋วใบแรกมาให้ คง </w:t></w:r><w:r><w:rPr><w:b/><w:bCs/><w:sz w:val="32"/><w:szCs w:val="32"/></w:rPr><w:t xml:space="preserve">เวลาที่เกิดเหตุเดิม</w:t></w:r><w:r><w:rPr><w:sz w:val="32"/><w:szCs w:val="32"/></w:rPr><w:t xml:space="preserve"> ไว้เพื่อให้ OLA นับถูกต้อง และคงให้ </w:t></w:r><w:r><w:rPr><w:b/><w:bCs/><w:sz w:val="32"/><w:szCs w:val="32"/></w:rPr><w:t xml:space="preserve">ผู้เปิดกลุ่มเป็นเจ้าของตั๋ว</w:t></w:r><w:r><w:rPr><w:sz w:val="32"/><w:szCs w:val="32"/></w:rPr><w:t xml:space="preserve"> ไม่ใช่คุณ</w:t></w:r></w:p></w:tc></w:tr></w:tbl><w:p><w:pPr><w:spacing w:after="80"/></w:pPr></w:p><w:tbl><w:tblPr><w:tblW w:type="dxa" w:w="9600"/><w:tblBorders><w:top w:val="single" w:color="FDECEE" w:sz="2"/><w:left w:val="single" w:color="E63946" w:sz="28"/><w:bottom w:val="single" w:color="FDECEE" w:sz="2"/><w:right w:val="single" w:color="FDECEE" w:sz="2"/><w:insideH w:val="single" w:color="auto" w:sz="4"/><w:insideV w:val="single" w:color="auto" w:sz="4"/></w:tblBorders></w:tblPr><w:tblGrid><w:gridCol w:w="9600"/></w:tblGrid><w:tr><w:tc><w:tcPr><w:tcW w:type="dxa" w:w="9600"/><w:shd w:fill="FDECEE" w:color="auto" w:val="clear"/><w:tcMar><w:top w:type="dxa" w:w="140"/><w:left w:type="dxa" w:w="200"/><w:bottom w:type="dxa" w:w="140"/><w:right w:type="dxa" w:w="200"/></w:tcMar></w:tcPr><w:p><w:pPr><w:spacing w:after="60"/></w:pPr><w:r><w:rPr><w:b/><w:bCs/><w:color w:val="E63946"/><w:sz w:val="30"/><w:szCs w:val="30"/></w:rPr><w:t xml:space="preserve">ข้อควรระวัง</w:t></w:r></w:p><w:p><w:pPr><w:spacing w:after="0"/></w:pPr><w:r><w:rPr><w:sz w:val="32"/><w:szCs w:val="32"/></w:rPr><w:t xml:space="preserve">เพิ่มได้เฉพาะผู้เปิด Project Incident หรือผู้จัดการ SOC ไม่เกิน 25 ระบบต่อกลุ่ม และเมื่อทุกตั๋วในกลุ่มปิดหมดแล้ว กลุ่มจะถูกตรึง เพิ่มอีกไม่ได้</w:t></w:r></w:p></w:tc></w:tr></w:tbl><w:p><w:pPr><w:pStyle w:val="Heading2"/></w:pPr><w:r><w:t xml:space="preserve">5.11 สิทธิ์ทำงานระดับ Tier ชั่วคราว (เพิ่ม v1.5.3)</w:t></w:r></w:p><w:p><w:pPr><w:spacing w:after="120"/></w:pPr><w:r><w:rPr><w:sz w:val="32"/><w:szCs w:val="32"/></w:rPr><w:t xml:space="preserve">เมื่อทีมขาดคน ผู้ดูแลระบบสูงสุด (superuser) สามารถให้สิทธิ์ </w:t></w:r><w:r><w:rPr><w:b/><w:bCs/><w:sz w:val="32"/><w:szCs w:val="32"/></w:rPr><w:t xml:space="preserve">Tier 1 และ Tier 2 ชั่วคราว</w:t></w:r><w:r><w:rPr><w:sz w:val="32"/><w:szCs w:val="32"/></w:rPr><w:t xml:space="preserve"> แก่บัญชีผู้จัดการ SOC ได้จากหน้าจัดการผู้ใช้ใน </w:t></w:r><w:r><w:rPr><w:b/><w:bCs/><w:color w:val="245EA8"/><w:sz w:val="32"/><w:szCs w:val="32"/></w:rPr><w:t xml:space="preserve">ตั้งค่าระบบ › แผงควบคุมผู้ดูแลระบบ</w:t></w:r><w:r><w:rPr><w:sz w:val="32"/><w:szCs w:val="32"/></w:rPr><w:t xml:space="preserve"> — ให้ทั้งสองระดับพร้อมกันเสมอ ไม่แยกให้ทีละระดับ</w:t></w:r></w:p><w:p><w:pPr><w:spacing w:after="120"/></w:pPr><w:r><w:rPr><w:sz w:val="32"/><w:szCs w:val="32"/></w:rPr><w:t xml:space="preserve">ขณะได้รับสิทธิ์ คุณจะเห็นแถบเตือนสีเหลืองอยู่บนทุกหน้าว่า:</w:t></w:r></w:p><w:tbl><w:tblPr><w:tblW w:type="dxa" w:w="9600"/><w:tblBorders><w:top w:val="single" w:color="FDECEE" w:sz="2"/><w:left w:val="single" w:color="E63946" w:sz="28"/><w:bottom w:val="single" w:color="FDECEE" w:sz="2"/><w:right w:val="single" w:color="FDECEE" w:sz="2"/><w:insideH w:val="single" w:color="auto" w:sz="4"/><w:insideV w:val="single" w:color="auto" w:sz="4"/></w:tblBorders></w:tblPr><w:tblGrid><w:gridCol w:w="9600"/></w:tblGrid><w:tr><w:tc><w:tcPr><w:tcW w:type="dxa" w:w="9600"/><w:shd w:fill="FDECEE" w:color="auto" w:val="clear"/><w:tcMar><w:top w:type="dxa" w:w="140"/><w:left w:type="dxa" w:w="200"/><w:bottom w:type="dxa" w:w="140"/><w:right w:type="dxa" w:w="200"/></w:tcMar></w:tcPr><w:p><w:pPr><w:spacing w:after="60"/></w:pPr><w:r><w:rPr><w:b/><w:bCs/><w:color w:val="E63946"/><w:sz w:val="30"/><w:szCs w:val="30"/></w:rPr><w:t xml:space="preserve">ข้อควรระวัง</w:t></w:r></w:p><w:p><w:pPr><w:spacing w:after="0"/></w:pPr><w:r><w:rPr><w:b/><w:bCs/><w:sz w:val="32"/><w:szCs w:val="32"/></w:rPr><w:t xml:space="preserve">โหมดทำงานระดับ Tier ชั่วคราว</w:t></w:r><w:r><w:rPr><w:sz w:val="32"/><w:szCs w:val="32"/></w:rPr><w:t xml:space="preserve"> — คุณได้รับสิทธิ์ Tier 1 และ Tier 2 ชั่วคราวจากผู้ดูแลระบบ (Acting as Tier 1 / Tier 2) แจ้งผู้ดูแลระบบเพื่อยกเลิกเมื่อเสร็จสิ้น</w:t></w:r></w:p></w:tc></w:tr></w:tbl><w:p><w:pPr><w:spacing w:after="80"/></w:pPr></w:p><w:p><w:pPr><w:spacing w:after="120"/></w:pPr><w:r><w:rPr><w:sz w:val="32"/><w:szCs w:val="32"/></w:rPr><w:t xml:space="preserve">และแถบเมนูจะเพิ่มรายการเหล่านี้ให้:</w:t></w:r></w:p><w:p><w:pPr><w:pStyle w:val="ListParagraph"/><w:numPr><w:ilvl w:val="0"/><w:numId w:val="2"/></w:numPr><w:spacing w:after="60"/></w:pPr><w:r><w:rPr><w:b/><w:bCs/><w:color w:val="245EA8"/><w:sz w:val="32"/><w:szCs w:val="32"/></w:rPr><w:t xml:space="preserve">รับเรื่องและคัดกรอง › คิวงาน Tier 1</w:t></w:r></w:p><w:p><w:pPr><w:pStyle w:val="ListParagraph"/><w:numPr><w:ilvl w:val="0"/><w:numId w:val="2"/></w:numPr><w:spacing w:after="60"/></w:pPr><w:r><w:rPr><w:b/><w:bCs/><w:color w:val="245EA8"/><w:sz w:val="32"/><w:szCs w:val="32"/></w:rPr><w:t xml:space="preserve">รับเรื่องและคัดกรอง › คัดกรองการแจ้งเตือนจาก Wazuh</w:t></w:r></w:p><w:p><w:pPr><w:pStyle w:val="ListParagraph"/><w:numPr><w:ilvl w:val="0"/><w:numId w:val="2"/></w:numPr><w:spacing w:after="60"/></w:pPr><w:r><w:rPr><w:b/><w:bCs/><w:color w:val="245EA8"/><w:sz w:val="32"/><w:szCs w:val="32"/></w:rPr><w:t xml:space="preserve">รับเรื่องและคัดกรอง › เปิดเคสใหม่</w:t></w:r></w:p><w:p><w:pPr><w:pStyle w:val="ListParagraph"/><w:numPr><w:ilvl w:val="0"/><w:numId w:val="2"/></w:numPr><w:spacing w:after="60"/></w:pPr><w:r><w:rPr><w:b/><w:bCs/><w:color w:val="245EA8"/><w:sz w:val="32"/><w:szCs w:val="32"/></w:rPr><w:t xml:space="preserve">คิวงานต่างๆ › คิวงาน Tier 2</w:t></w:r></w:p><w:tbl><w:tblPr><w:tblW w:type="dxa" w:w="9600"/><w:tblBorders><w:top w:val="dashed" w:color="9DB4D4" w:sz="6"/><w:left w:val="dashed" w:color="9DB4D4" w:sz="6"/><w:bottom w:val="dashed" w:color="9DB4D4" w:sz="6"/><w:right w:val="dashed" w:color="9DB4D4" w:sz="6"/><w:insideH w:val="single" w:color="auto" w:sz="4"/><w:insideV w:val="single" w:color="auto" w:sz="4"/></w:tblBorders></w:tblPr><w:tblGrid><w:gridCol w:w="9600"/></w:tblGrid><w:tr><w:tc><w:tcPr><w:tcW w:type="dxa" w:w="9600"/><w:shd w:fill="F7F8FA" w:color="auto" w:val="clear"/><w:tcMar><w:top w:type="dxa" w:w="520"/><w:left w:type="dxa" w:w="200"/><w:bottom w:type="dxa" w:w="520"/><w:right w:type="dxa" w:w="200"/></w:tcMar><w:vAlign w:val="center"/></w:tcPr><w:p><w:pPr><w:spacing w:after="40"/><w:jc w:val="center"/></w:pPr><w:r><w:rPr><w:b/><w:bCs/><w:color w:val="6C7888"/><w:sz w:val="30"/><w:szCs w:val="30"/></w:rPr><w:t xml:space="preserve">[ ตำแหน่งภาพหน้าจอ ]</w:t></w:r></w:p><w:p><w:pPr><w:spacing w:after="40"/><w:jc w:val="center"/></w:pPr><w:r><w:rPr><w:color w:val="1F2D3D"/><w:sz w:val="32"/><w:szCs w:val="32"/></w:rPr><w:t xml:space="preserve">แถบเตือนโหมดทำงานระดับ Tier ชั่วคราว และเมนูที่เพิ่มขึ้นสำหรับผู้จัดการ SOC</w:t></w:r></w:p><w:p><w:pPr><w:jc w:val="center"/></w:pPr><w:r><w:rPr><w:rFonts w:ascii="Consolas" w:cs="Consolas" w:eastAsia="Consolas" w:hAnsi="Consolas"/><w:color w:val="9AA6B4"/><w:sz w:val="24"/><w:szCs w:val="24"/></w:rPr><w:t xml:space="preserve">SHOT: MGR-acting-tier-banner</w:t></w:r></w:p></w:tc></w:tr></w:tbl><w:p><w:pPr><w:spacing w:after="160" w:before="60"/><w:jc w:val="center"/></w:pPr><w:r><w:rPr><w:b/><w:bCs/><w:color w:val="245EA8"/><w:sz w:val="28"/><w:szCs w:val="28"/></w:rPr><w:t xml:space="preserve">รูปที่ 5-9  </w:t></w:r><w:r><w:rPr><w:i/><w:iCs/><w:color w:val="6C7888"/><w:sz w:val="28"/><w:szCs w:val="28"/></w:rPr><w:t xml:space="preserve">แถบเตือนโหมดทำงานระดับ Tier ชั่วคราว และเมนูที่เพิ่มขึ้นสำหรับผู้จัดการ SOC</w:t></w:r></w:p><w:tbl><w:tblPr><w:tblW w:type="dxa" w:w="9600"/><w:tblBorders><w:top w:val="single" w:color="FDECEE" w:sz="2"/><w:left w:val="single" w:color="E63946" w:sz="28"/><w:bottom w:val="single" w:color="FDECEE" w:sz="2"/><w:right w:val="single" w:color="FDECEE" w:sz="2"/><w:insideH w:val="single" w:color="auto" w:sz="4"/><w:insideV w:val="single" w:color="auto" w:sz="4"/></w:tblBorders></w:tblPr><w:tblGrid><w:gridCol w:w="9600"/></w:tblGrid><w:tr><w:tc><w:tcPr><w:tcW w:type="dxa" w:w="9600"/><w:shd w:fill="FDECEE" w:color="auto" w:val="clear"/><w:tcMar><w:top w:type="dxa" w:w="140"/><w:left w:type="dxa" w:w="200"/><w:bottom w:type="dxa" w:w="140"/><w:right w:type="dxa" w:w="200"/></w:tcMar></w:tcPr><w:p><w:pPr><w:spacing w:after="60"/></w:pPr><w:r><w:rPr><w:b/><w:bCs/><w:color w:val="E63946"/><w:sz w:val="30"/><w:szCs w:val="30"/></w:rPr><w:t xml:space="preserve">ข้อควรระวัง</w:t></w:r></w:p><w:p><w:pPr><w:spacing w:after="60"/></w:pPr><w:r><w:rPr><w:sz w:val="32"/><w:szCs w:val="32"/></w:rPr><w:t xml:space="preserve">คุณ </w:t></w:r><w:r><w:rPr><w:b/><w:bCs/><w:sz w:val="32"/><w:szCs w:val="32"/></w:rPr><w:t xml:space="preserve">ให้สิทธิ์นี้แก่ตัวเองไม่ได้</w:t></w:r><w:r><w:rPr><w:sz w:val="32"/><w:szCs w:val="32"/></w:rPr><w:t xml:space="preserve"> — ต้องเป็นผู้ดูแลระบบสูงสุดเป็นผู้ให้และเป็นผู้ยกเลิก และขอบเขตของบทบาทอื่นไม่เปลี่ยน: งานควบคุมยังเป็นของผู้ดูแลระบบ และการแก้ไขยังเป็นของเจ้าของระบบเหมือนเดิม</w:t></w:r></w:p><w:p><w:pPr><w:spacing w:after="0"/></w:pPr><w:r><w:rPr><w:sz w:val="32"/><w:szCs w:val="32"/></w:rPr><w:t xml:space="preserve">เป็นสิทธิ์ </w:t></w:r><w:r><w:rPr><w:b/><w:bCs/><w:sz w:val="32"/><w:szCs w:val="32"/></w:rPr><w:t xml:space="preserve">ชั่วคราว</w:t></w:r><w:r><w:rPr><w:sz w:val="32"/><w:szCs w:val="32"/></w:rPr><w:t xml:space="preserve"> ไม่ใช่การเปลี่ยนบทบาทถาวร เมื่อทีมกลับมาปกติควรแจ้งให้ยกเลิกทันที เพื่อให้การแบ่งแยกหน้าที่ยังตรวจสอบได้</w:t></w:r></w:p></w:tc></w:tr></w:tbl><w:p><w:pPr><w:pStyle w:val="Heading2"/></w:pPr><w:r><w:t xml:space="preserve">5.12 ติดตามคำขอ Forensics / RCA และเลขที่รายงาน</w:t></w:r></w:p><w:p><w:pPr><w:spacing w:after="120"/></w:pPr><w:r><w:rPr><w:sz w:val="32"/><w:szCs w:val="32"/></w:rPr><w:t xml:space="preserve">หน้า RCA Workspace </w:t></w:r><w:r><w:rPr><w:b/><w:bCs/><w:sz w:val="32"/><w:szCs w:val="32"/></w:rPr><w:t xml:space="preserve">ถูกยกเลิกแล้ว</w:t></w:r><w:r><w:rPr><w:sz w:val="32"/><w:szCs w:val="32"/></w:rPr><w:t xml:space="preserve"> — ผู้เชี่ยวชาญพิสูจน์หลักฐานจัดทำรายงาน RCA นอกระบบ และส่งมอบเอกสารฉบับจริงให้คุณโดยตรง ในระบบเขาทำเพียงสองอย่างบนการ์ด </w:t></w:r><w:r><w:rPr><w:b/><w:bCs/><w:sz w:val="32"/><w:szCs w:val="32"/></w:rPr><w:t xml:space="preserve">“งานของคุณ”</w:t></w:r><w:r><w:rPr><w:sz w:val="32"/><w:szCs w:val="32"/></w:rPr><w:t xml:space="preserve"> ที่ด้านบนของหน้าตั๋วฝั่งเขา:</w:t></w:r></w:p><w:p><w:pPr><w:pStyle w:val="ListParagraph"/><w:numPr><w:ilvl w:val="0"/><w:numId w:val="2"/></w:numPr><w:spacing w:after="60"/></w:pPr><w:r><w:rPr><w:b/><w:bCs/><w:color w:val="1F2D3D"/><w:sz w:val="32"/><w:szCs w:val="32"/></w:rPr><w:t xml:space="preserve">รับงาน</w:t></w:r><w:r><w:rPr><w:sz w:val="32"/><w:szCs w:val="32"/></w:rPr><w:t xml:space="preserve"> — คำขอเปลี่ยนจาก </w:t></w:r><w:r><w:rPr><w:b/><w:bCs/><w:sz w:val="32"/><w:szCs w:val="32"/></w:rPr><w:t xml:space="preserve">เปิด</w:t></w:r><w:r><w:rPr><w:sz w:val="32"/><w:szCs w:val="32"/></w:rPr><w:t xml:space="preserve"> เป็น </w:t></w:r><w:r><w:rPr><w:b/><w:bCs/><w:sz w:val="32"/><w:szCs w:val="32"/></w:rPr><w:t xml:space="preserve">กำลังดำเนินการ</w:t></w:r><w:r><w:rPr><w:sz w:val="32"/><w:szCs w:val="32"/></w:rPr><w:t xml:space="preserve"> บอกคุณว่าเขาเริ่มลงมือแล้ว</w:t></w:r></w:p><w:p><w:pPr><w:pStyle w:val="ListParagraph"/><w:numPr><w:ilvl w:val="0"/><w:numId w:val="2"/></w:numPr><w:spacing w:after="60"/></w:pPr><w:r><w:rPr><w:b/><w:bCs/><w:color w:val="1F2D3D"/><w:sz w:val="32"/><w:szCs w:val="32"/></w:rPr><w:t xml:space="preserve">ส่งงาน · เสร็จสิ้น</w:t></w:r><w:r><w:rPr><w:sz w:val="32"/><w:szCs w:val="32"/></w:rPr><w:t xml:space="preserve"> — คำขอปิดเป็น </w:t></w:r><w:r><w:rPr><w:b/><w:bCs/><w:sz w:val="32"/><w:szCs w:val="32"/></w:rPr><w:t xml:space="preserve">เสร็จสิ้น</w:t></w:r><w:r><w:rPr><w:sz w:val="32"/><w:szCs w:val="32"/></w:rPr><w:t xml:space="preserve"> พร้อม </w:t></w:r><w:r><w:rPr><w:b/><w:bCs/><w:sz w:val="32"/><w:szCs w:val="32"/></w:rPr><w:t xml:space="preserve">เลขที่รายงาน</w:t></w:r><w:r><w:rPr><w:sz w:val="32"/><w:szCs w:val="32"/></w:rPr><w:t xml:space="preserve"> (บังคับ ระบบเติมให้ในรูปแบบ SOC-RCA-YYYYMM-NNNN แก้ได้) ส่วนหมายเหตุใส่หรือไม่ก็ได้</w:t></w:r></w:p><w:p><w:pPr><w:spacing w:after="120"/></w:pPr><w:r><w:rPr><w:sz w:val="32"/><w:szCs w:val="32"/></w:rPr><w:t xml:space="preserve">คำขอ VA / Pentest และ Infrastructure Security ก็ต้องระบุเลขที่รายงานก่อนส่งงานเช่นกัน โดยระบบเติมให้ในรูปแบบ </w:t></w:r><w:r><w:rPr><w:rFonts w:ascii="Consolas" w:cs="Consolas" w:eastAsia="Consolas" w:hAnsi="Consolas"/><w:sz w:val="32"/><w:szCs w:val="32"/></w:rPr><w:t xml:space="preserve">SOC-VAPT-YYYYMM-NNNN</w:t></w:r><w:r><w:rPr><w:sz w:val="32"/><w:szCs w:val="32"/></w:rPr><w:t xml:space="preserve"> และ </w:t></w:r><w:r><w:rPr><w:rFonts w:ascii="Consolas" w:cs="Consolas" w:eastAsia="Consolas" w:hAnsi="Consolas"/><w:sz w:val="32"/><w:szCs w:val="32"/></w:rPr><w:t xml:space="preserve">SOC-HARD-YYYYMM-NNNN</w:t></w:r><w:r><w:rPr><w:sz w:val="32"/><w:szCs w:val="32"/></w:rPr><w:t xml:space="preserve"> ตามลำดับ และสองประเภทนี้แนบไฟล์ผลได้</w:t></w:r></w:p><w:p><w:pPr><w:spacing w:after="120"/></w:pPr><w:r><w:rPr><w:sz w:val="32"/><w:szCs w:val="32"/></w:rPr><w:t xml:space="preserve">เลขที่รายงานแสดงบนแผงคำขอ (“เลขที่รายงาน: …”) ในคอลัมน์ </w:t></w:r><w:r><w:rPr><w:b/><w:bCs/><w:color w:val="1F2D3D"/><w:sz w:val="32"/><w:szCs w:val="32"/></w:rPr><w:t xml:space="preserve">เลขที่รายงาน</w:t></w:r><w:r><w:rPr><w:sz w:val="32"/><w:szCs w:val="32"/></w:rPr><w:t xml:space="preserve"> ของ </w:t></w:r><w:r><w:rPr><w:b/><w:bCs/><w:color w:val="245EA8"/><w:sz w:val="32"/><w:szCs w:val="32"/></w:rPr><w:t xml:space="preserve">คิวงานต่างๆ › คำขอตอบสนองเหตุการณ์</w:t></w:r><w:r><w:rPr><w:sz w:val="32"/><w:szCs w:val="32"/></w:rPr><w:t xml:space="preserve"> และในอีเมลแจ้งคำขอเสร็จสิ้นที่ส่งถึงคุณ ใช้เลขนี้จับคู่กับเอกสารฉบับจริงที่คุณได้รับ</w:t></w:r></w:p><w:tbl><w:tblPr><w:tblW w:type="dxa" w:w="9600"/><w:tblBorders><w:top w:val="dashed" w:color="9DB4D4" w:sz="6"/><w:left w:val="dashed" w:color="9DB4D4" w:sz="6"/><w:bottom w:val="dashed" w:color="9DB4D4" w:sz="6"/><w:right w:val="dashed" w:color="9DB4D4" w:sz="6"/><w:insideH w:val="single" w:color="auto" w:sz="4"/><w:insideV w:val="single" w:color="auto" w:sz="4"/></w:tblBorders></w:tblPr><w:tblGrid><w:gridCol w:w="9600"/></w:tblGrid><w:tr><w:tc><w:tcPr><w:tcW w:type="dxa" w:w="9600"/><w:shd w:fill="F7F8FA" w:color="auto" w:val="clear"/><w:tcMar><w:top w:type="dxa" w:w="520"/><w:left w:type="dxa" w:w="200"/><w:bottom w:type="dxa" w:w="520"/><w:right w:type="dxa" w:w="200"/></w:tcMar><w:vAlign w:val="center"/></w:tcPr><w:p><w:pPr><w:spacing w:after="40"/><w:jc w:val="center"/></w:pPr><w:r><w:rPr><w:b/><w:bCs/><w:color w:val="6C7888"/><w:sz w:val="30"/><w:szCs w:val="30"/></w:rPr><w:t xml:space="preserve">[ ตำแหน่งภาพหน้าจอ ]</w:t></w:r></w:p><w:p><w:pPr><w:spacing w:after="40"/><w:jc w:val="center"/></w:pPr><w:r><w:rPr><w:color w:val="1F2D3D"/><w:sz w:val="32"/><w:szCs w:val="32"/></w:rPr><w:t xml:space="preserve">แผงคำขอ Forensics / RCA บนหน้ารายละเอียดตั๋ว แสดงสถานะและเลขที่รายงาน</w:t></w:r></w:p><w:p><w:pPr><w:jc w:val="center"/></w:pPr><w:r><w:rPr><w:rFonts w:ascii="Consolas" w:cs="Consolas" w:eastAsia="Consolas" w:hAnsi="Consolas"/><w:color w:val="9AA6B4"/><w:sz w:val="24"/><w:szCs w:val="24"/></w:rPr><w:t xml:space="preserve">SHOT: MGR-rca-report-number</w:t></w:r></w:p></w:tc></w:tr></w:tbl><w:p><w:pPr><w:spacing w:after="160" w:before="60"/><w:jc w:val="center"/></w:pPr><w:r><w:rPr><w:b/><w:bCs/><w:color w:val="245EA8"/><w:sz w:val="28"/><w:szCs w:val="28"/></w:rPr><w:t xml:space="preserve">รูปที่ 5-10  </w:t></w:r><w:r><w:rPr><w:i/><w:iCs/><w:color w:val="6C7888"/><w:sz w:val="28"/><w:szCs w:val="28"/></w:rPr><w:t xml:space="preserve">แผงคำขอ Forensics / RCA บนหน้ารายละเอียดตั๋ว แสดงสถานะและเลขที่รายงาน</w:t></w:r></w:p><w:tbl><w:tblPr><w:tblW w:type="dxa" w:w="9600"/><w:tblBorders><w:top w:val="single" w:color="F1F3F6" w:sz="2"/><w:left w:val="single" w:color="6C7888" w:sz="28"/><w:bottom w:val="single" w:color="F1F3F6" w:sz="2"/><w:right w:val="single" w:color="F1F3F6" w:sz="2"/><w:insideH w:val="single" w:color="auto" w:sz="4"/><w:insideV w:val="single" w:color="auto" w:sz="4"/></w:tblBorders></w:tblPr><w:tblGrid><w:gridCol w:w="9600"/></w:tblGrid><w:tr><w:tc><w:tcPr><w:tcW w:type="dxa" w:w="9600"/><w:shd w:fill="F1F3F6" w:color="auto" w:val="clear"/><w:tcMar><w:top w:type="dxa" w:w="140"/><w:left w:type="dxa" w:w="200"/><w:bottom w:type="dxa" w:w="140"/><w:right w:type="dxa" w:w="200"/></w:tcMar></w:tcPr><w:p><w:pPr><w:spacing w:after="60"/></w:pPr><w:r><w:rPr><w:b/><w:bCs/><w:color w:val="6C7888"/><w:sz w:val="30"/><w:szCs w:val="30"/></w:rPr><w:t xml:space="preserve">สิ่งที่ต้องจำ</w:t></w:r></w:p><w:p><w:pPr><w:spacing w:after="60"/></w:pPr><w:r><w:rPr><w:sz w:val="32"/><w:szCs w:val="32"/></w:rPr><w:t xml:space="preserve">ระบบ </w:t></w:r><w:r><w:rPr><w:b/><w:bCs/><w:sz w:val="32"/><w:szCs w:val="32"/></w:rPr><w:t xml:space="preserve">ไม่เก็บไฟล์รายงาน RCA</w:t></w:r><w:r><w:rPr><w:sz w:val="32"/><w:szCs w:val="32"/></w:rPr><w:t xml:space="preserve"> — แบบฟอร์มของคำขอ Forensics / RCA ไม่มีช่องแนบไฟล์ เลขที่รายงานคือหลักฐานเดียวในระบบว่าส่งรายงานฉบับใด</w:t></w:r></w:p><w:p><w:pPr><w:spacing w:after="60"/></w:pPr><w:r><w:rPr><w:sz w:val="32"/><w:szCs w:val="32"/></w:rPr><w:t xml:space="preserve">ในฐานะผู้จัดการ SOC คุณเปิด </w:t></w:r><w:r><w:rPr><w:b/><w:bCs/><w:color w:val="1F2D3D"/><w:sz w:val="32"/><w:szCs w:val="32"/></w:rPr><w:t xml:space="preserve">อัปเดตงาน</w:t></w:r><w:r><w:rPr><w:sz w:val="32"/><w:szCs w:val="32"/></w:rPr><w:t xml:space="preserve"> ในรายการคำขอแล้วปิดคำขอแทนผู้รับผิดชอบได้ (ต้องระบุเลขที่รายงานเช่นกัน) แต่ปุ่ม </w:t></w:r><w:r><w:rPr><w:b/><w:bCs/><w:color w:val="1F2D3D"/><w:sz w:val="32"/><w:szCs w:val="32"/></w:rPr><w:t xml:space="preserve">รับงาน</w:t></w:r><w:r><w:rPr><w:sz w:val="32"/><w:szCs w:val="32"/></w:rPr><w:t xml:space="preserve"> แสดงเฉพาะผู้รับผิดชอบคำขอ</w:t></w:r></w:p><w:p><w:pPr><w:spacing w:after="60"/></w:pPr><w:r><w:rPr><w:sz w:val="32"/><w:szCs w:val="32"/></w:rPr><w:t xml:space="preserve">เจ้าหน้าที่ SOC คนอื่น (Tier 1 / Tier 2) </w:t></w:r><w:r><w:rPr><w:b/><w:bCs/><w:sz w:val="32"/><w:szCs w:val="32"/></w:rPr><w:t xml:space="preserve">เปลี่ยนสถานะหรือเลขที่รายงานของคำขอไม่ได้</w:t></w:r><w:r><w:rPr><w:sz w:val="32"/><w:szCs w:val="32"/></w:rPr><w:t xml:space="preserve"> — ในแบบฟอร์ม </w:t></w:r><w:r><w:rPr><w:b/><w:bCs/><w:color w:val="1F2D3D"/><w:sz w:val="32"/><w:szCs w:val="32"/></w:rPr><w:t xml:space="preserve">อัปเดตงาน</w:t></w:r><w:r><w:rPr><w:sz w:val="32"/><w:szCs w:val="32"/></w:rPr><w:t xml:space="preserve"> ของเขาช่องสถานะจะล็อกไว้และเพิ่มได้เฉพาะหมายเหตุ การปิดคำขอแทนทีมตอบสนองจึงเป็นหน้าที่ของคุณเท่านั้น</w:t></w:r></w:p><w:p><w:pPr><w:spacing w:after="0"/></w:pPr><w:r><w:rPr><w:sz w:val="32"/><w:szCs w:val="32"/></w:rPr><w:t xml:space="preserve">ข้อมูลที่เคยกรอกไว้ใน RCA Workspace เดิมยังเก็บในฐานข้อมูล แต่ไม่มีหน้าจอให้เปิดดูแล้ว ลิงก์ RCA เก่าในอีเมลจะพามาที่หัวข้อคำขอทีมตอบสนองบนหน้าตั๋วแทน</w:t></w:r></w:p></w:tc></w:tr></w:tbl><w:p><w:pPr><w:pStyle w:val="Heading1"/></w:pPr><w:r><w:t xml:space="preserve">6. สถานะที่เกี่ยวข้องกับคุณ</w:t></w:r></w:p><w:tbl><w:tblPr><w:tblW w:type="dxa" w:w="9600"/><w:tblBorders><w:top w:val="single" w:color="E1E6ED" w:sz="2"/><w:left w:val="single" w:color="E1E6ED" w:sz="2"/><w:bottom w:val="single" w:color="E1E6ED" w:sz="2"/><w:right w:val="single" w:color="E1E6ED" w:sz="2"/><w:insideH w:val="single" w:color="E1E6ED" w:sz="2"/><w:insideV w:val="single" w:color="E1E6ED" w:sz="2"/></w:tblBorders></w:tblPr><w:tblGrid><w:gridCol w:w="2800"/><w:gridCol w:w="3400"/><w:gridCol w:w="3400"/></w:tblGrid><w:tr><w:trPr><w:cantSplit/><w:tblHeader/></w:trPr><w:tc><w:tcPr><w:tcW w:type="dxa" w:w="2800"/><w:shd w:fill="1A1A2E" w:color="auto" w:val="clear"/><w:tcMar><w:top w:type="dxa" w:w="80"/><w:left w:type="dxa" w:w="120"/><w:bottom w:type="dxa" w:w="80"/><w:right w:type="dxa" w:w="120"/></w:tcMar></w:tcPr><w:p><w:r><w:rPr><w:b/><w:bCs/><w:color w:val="FFFFFF"/><w:sz w:val="28"/><w:szCs w:val="28"/></w:rPr><w:t xml:space="preserve">สถานะ</w:t></w:r></w:p></w:tc><w:tc><w:tcPr><w:tcW w:type="dxa" w:w="3400"/><w:shd w:fill="1A1A2E" w:color="auto" w:val="clear"/><w:tcMar><w:top w:type="dxa" w:w="80"/><w:left w:type="dxa" w:w="120"/><w:bottom w:type="dxa" w:w="80"/><w:right w:type="dxa" w:w="120"/></w:tcMar></w:tcPr><w:p><w:r><w:rPr><w:b/><w:bCs/><w:color w:val="FFFFFF"/><w:sz w:val="28"/><w:szCs w:val="28"/></w:rPr><w:t xml:space="preserve">หมายถึง</w:t></w:r></w:p></w:tc><w:tc><w:tcPr><w:tcW w:type="dxa" w:w="3400"/><w:shd w:fill="1A1A2E" w:color="auto" w:val="clear"/><w:tcMar><w:top w:type="dxa" w:w="80"/><w:left w:type="dxa" w:w="120"/><w:bottom w:type="dxa" w:w="80"/><w:right w:type="dxa" w:w="120"/></w:tcMar></w:tcPr><w:p><w:r><w:rPr><w:b/><w:bCs/><w:color w:val="FFFFFF"/><w:sz w:val="28"/><w:szCs w:val="28"/></w:rPr><w:t xml:space="preserve">คุณต้องทำ</w:t></w:r></w:p></w:tc></w:tr><w:tr><w:trPr><w:cantSplit/></w:trPr><w:tc><w:tcPr><w:tcW w:type="dxa" w:w="2800"/><w:shd w:fill="FFFFFF" w:color="auto" w:val="clear"/><w:tcMar><w:top w:type="dxa" w:w="70"/><w:left w:type="dxa" w:w="120"/><w:bottom w:type="dxa" w:w="70"/><w:right w:type="dxa" w:w="120"/></w:tcMar></w:tcPr><w:p><w:pPr><w:spacing w:after="0"/></w:pPr><w:r><w:rPr><w:b/><w:bCs/><w:sz w:val="28"/><w:szCs w:val="28"/></w:rPr><w:t xml:space="preserve">รอผู้จัดการ SOC ตรวจ</w:t></w:r><w:r><w:rPr><w:rFonts w:ascii="Consolas" w:cs="Consolas" w:eastAsia="Consolas" w:hAnsi="Consolas"/><w:color w:val="6C7888"/><w:sz w:val="24"/><w:szCs w:val="24"/></w:rPr><w:br/><w:t xml:space="preserve">PENDING_MGR_TRIAGE</w:t></w:r></w:p></w:tc><w:tc><w:tcPr><w:tcW w:type="dxa" w:w="3400"/><w:shd w:fill="FFFFFF" w:color="auto" w:val="clear"/><w:tcMar><w:top w:type="dxa" w:w="70"/><w:left w:type="dxa" w:w="120"/><w:bottom w:type="dxa" w:w="70"/><w:right w:type="dxa" w:w="120"/></w:tcMar></w:tcPr><w:p><w:pPr><w:spacing w:after="0"/></w:pPr><w:r><w:rPr><w:sz w:val="28"/><w:szCs w:val="28"/></w:rPr><w:t xml:space="preserve">เหตุการณ์จริงรอตรวจก่อนมอบหมาย</w:t></w:r></w:p></w:tc><w:tc><w:tcPr><w:tcW w:type="dxa" w:w="3400"/><w:shd w:fill="FFFFFF" w:color="auto" w:val="clear"/><w:tcMar><w:top w:type="dxa" w:w="70"/><w:left w:type="dxa" w:w="120"/><w:bottom w:type="dxa" w:w="70"/><w:right w:type="dxa" w:w="120"/></w:tcMar></w:tcPr><w:p><w:pPr><w:spacing w:after="0"/></w:pPr><w:r><w:rPr><w:sz w:val="28"/><w:szCs w:val="28"/></w:rPr><w:t xml:space="preserve">ประเมินฉุกเฉิน + ส่งต่อ (ดู 5.1)</w:t></w:r></w:p></w:tc></w:tr><w:tr><w:trPr><w:cantSplit/></w:trPr><w:tc><w:tcPr><w:tcW w:type="dxa" w:w="2800"/><w:shd w:fill="F7F8FA" w:color="auto" w:val="clear"/><w:tcMar><w:top w:type="dxa" w:w="70"/><w:left w:type="dxa" w:w="120"/><w:bottom w:type="dxa" w:w="70"/><w:right w:type="dxa" w:w="120"/></w:tcMar></w:tcPr><w:p><w:pPr><w:spacing w:after="0"/></w:pPr><w:r><w:rPr><w:b/><w:bCs/><w:sz w:val="28"/><w:szCs w:val="28"/></w:rPr><w:t xml:space="preserve">รอผู้จัดการตรวจสอบ</w:t></w:r><w:r><w:rPr><w:rFonts w:ascii="Consolas" w:cs="Consolas" w:eastAsia="Consolas" w:hAnsi="Consolas"/><w:color w:val="6C7888"/><w:sz w:val="24"/><w:szCs w:val="24"/></w:rPr><w:br/><w:t xml:space="preserve">PENDING_MANAGER</w:t></w:r></w:p></w:tc><w:tc><w:tcPr><w:tcW w:type="dxa" w:w="3400"/><w:shd w:fill="F7F8FA" w:color="auto" w:val="clear"/><w:tcMar><w:top w:type="dxa" w:w="70"/><w:left w:type="dxa" w:w="120"/><w:bottom w:type="dxa" w:w="70"/><w:right w:type="dxa" w:w="120"/></w:tcMar></w:tcPr><w:p><w:pPr><w:spacing w:after="0"/></w:pPr><w:r><w:rPr><w:sz w:val="28"/><w:szCs w:val="28"/></w:rPr><w:t xml:space="preserve">ตั๋วฉุกเฉินรออนุมัติปิด</w:t></w:r></w:p></w:tc><w:tc><w:tcPr><w:tcW w:type="dxa" w:w="3400"/><w:shd w:fill="F7F8FA" w:color="auto" w:val="clear"/><w:tcMar><w:top w:type="dxa" w:w="70"/><w:left w:type="dxa" w:w="120"/><w:bottom w:type="dxa" w:w="70"/><w:right w:type="dxa" w:w="120"/></w:tcMar></w:tcPr><w:p><w:pPr><w:spacing w:after="0"/></w:pPr><w:r><w:rPr><w:sz w:val="28"/><w:szCs w:val="28"/></w:rPr><w:t xml:space="preserve">ตรวจสอบและอนุมัติ (ดู 5.4)</w:t></w:r></w:p></w:tc></w:tr><w:tr><w:trPr><w:cantSplit/></w:trPr><w:tc><w:tcPr><w:tcW w:type="dxa" w:w="2800"/><w:shd w:fill="FFFFFF" w:color="auto" w:val="clear"/><w:tcMar><w:top w:type="dxa" w:w="70"/><w:left w:type="dxa" w:w="120"/><w:bottom w:type="dxa" w:w="70"/><w:right w:type="dxa" w:w="120"/></w:tcMar></w:tcPr><w:p><w:pPr><w:spacing w:after="0"/></w:pPr><w:r><w:rPr><w:b/><w:bCs/><w:sz w:val="28"/><w:szCs w:val="28"/></w:rPr><w:t xml:space="preserve">รอผู้จัดการตรวจการปิด Event</w:t></w:r><w:r><w:rPr><w:rFonts w:ascii="Consolas" w:cs="Consolas" w:eastAsia="Consolas" w:hAnsi="Consolas"/><w:color w:val="6C7888"/><w:sz w:val="24"/><w:szCs w:val="24"/></w:rPr><w:br/><w:t xml:space="preserve">PENDING_MGR_EVENT_REVIEW</w:t></w:r></w:p></w:tc><w:tc><w:tcPr><w:tcW w:type="dxa" w:w="3400"/><w:shd w:fill="FFFFFF" w:color="auto" w:val="clear"/><w:tcMar><w:top w:type="dxa" w:w="70"/><w:left w:type="dxa" w:w="120"/><w:bottom w:type="dxa" w:w="70"/><w:right w:type="dxa" w:w="120"/></w:tcMar></w:tcPr><w:p><w:pPr><w:spacing w:after="0"/></w:pPr><w:r><w:rPr><w:sz w:val="28"/><w:szCs w:val="28"/></w:rPr><w:t xml:space="preserve">Tier 2 ปรับลดเป็น Event</w:t></w:r></w:p></w:tc><w:tc><w:tcPr><w:tcW w:type="dxa" w:w="3400"/><w:shd w:fill="FFFFFF" w:color="auto" w:val="clear"/><w:tcMar><w:top w:type="dxa" w:w="70"/><w:left w:type="dxa" w:w="120"/><w:bottom w:type="dxa" w:w="70"/><w:right w:type="dxa" w:w="120"/></w:tcMar></w:tcPr><w:p><w:pPr><w:spacing w:after="0"/></w:pPr><w:r><w:rPr><w:sz w:val="28"/><w:szCs w:val="28"/></w:rPr><w:t xml:space="preserve">เห็นด้วย (ปิด) หรือตีกลับ (ดู 5.5)</w:t></w:r></w:p></w:tc></w:tr></w:tbl><w:p><w:pPr><w:pStyle w:val="Heading1"/></w:pPr><w:r><w:t xml:space="preserve">7. การแจ้งเตือนทางอีเมล</w:t></w:r></w:p><w:tbl><w:tblPr><w:tblW w:type="dxa" w:w="9600"/><w:tblBorders><w:top w:val="single" w:color="E1E6ED" w:sz="2"/><w:left w:val="single" w:color="E1E6ED" w:sz="2"/><w:bottom w:val="single" w:color="E1E6ED" w:sz="2"/><w:right w:val="single" w:color="E1E6ED" w:sz="2"/><w:insideH w:val="single" w:color="E1E6ED" w:sz="2"/><w:insideV w:val="single" w:color="E1E6ED" w:sz="2"/></w:tblBorders></w:tblPr><w:tblGrid><w:gridCol w:w="6000"/><w:gridCol w:w="3600"/></w:tblGrid><w:tr><w:trPr><w:cantSplit/><w:tblHeader/></w:trPr><w:tc><w:tcPr><w:tcW w:type="dxa" w:w="6000"/><w:shd w:fill="1A1A2E" w:color="auto" w:val="clear"/><w:tcMar><w:top w:type="dxa" w:w="80"/><w:left w:type="dxa" w:w="120"/><w:bottom w:type="dxa" w:w="80"/><w:right w:type="dxa" w:w="120"/></w:tcMar></w:tcPr><w:p><w:r><w:rPr><w:b/><w:bCs/><w:color w:val="FFFFFF"/><w:sz w:val="28"/><w:szCs w:val="28"/></w:rPr><w:t xml:space="preserve">เหตุการณ์</w:t></w:r></w:p></w:tc><w:tc><w:tcPr><w:tcW w:type="dxa" w:w="3600"/><w:shd w:fill="1A1A2E" w:color="auto" w:val="clear"/><w:tcMar><w:top w:type="dxa" w:w="80"/><w:left w:type="dxa" w:w="120"/><w:bottom w:type="dxa" w:w="80"/><w:right w:type="dxa" w:w="120"/></w:tcMar></w:tcPr><w:p><w:r><w:rPr><w:b/><w:bCs/><w:color w:val="FFFFFF"/><w:sz w:val="28"/><w:szCs w:val="28"/></w:rPr><w:t xml:space="preserve">ผู้รับ</w:t></w:r></w:p></w:tc></w:tr><w:tr><w:trPr><w:cantSplit/></w:trPr><w:tc><w:tcPr><w:tcW w:type="dxa" w:w="6000"/><w:shd w:fill="FFFFFF" w:color="auto" w:val="clear"/><w:tcMar><w:top w:type="dxa" w:w="70"/><w:left w:type="dxa" w:w="120"/><w:bottom w:type="dxa" w:w="70"/><w:right w:type="dxa" w:w="120"/></w:tcMar></w:tcPr><w:p><w:pPr><w:spacing w:after="0"/></w:pPr><w:r><w:rPr><w:sz w:val="28"/><w:szCs w:val="28"/></w:rPr><w:t xml:space="preserve">เหตุการณ์จริงเข้าสู่ขั้นตรวจก่อนมอบหมาย</w:t></w:r></w:p></w:tc><w:tc><w:tcPr><w:tcW w:type="dxa" w:w="3600"/><w:shd w:fill="FFFFFF" w:color="auto" w:val="clear"/><w:tcMar><w:top w:type="dxa" w:w="70"/><w:left w:type="dxa" w:w="120"/><w:bottom w:type="dxa" w:w="70"/><w:right w:type="dxa" w:w="120"/></w:tcMar></w:tcPr><w:p><w:pPr><w:spacing w:after="0"/></w:pPr><w:r><w:rPr><w:b/><w:bCs/><w:sz w:val="32"/><w:szCs w:val="32"/></w:rPr><w:t xml:space="preserve">ผู้จัดการ SOC </w:t></w:r><w:r><w:rPr><w:sz w:val="32"/><w:szCs w:val="32"/></w:rPr><w:t xml:space="preserve">(คุณ)</w:t></w:r></w:p></w:tc></w:tr><w:tr><w:trPr><w:cantSplit/></w:trPr><w:tc><w:tcPr><w:tcW w:type="dxa" w:w="6000"/><w:shd w:fill="F7F8FA" w:color="auto" w:val="clear"/><w:tcMar><w:top w:type="dxa" w:w="70"/><w:left w:type="dxa" w:w="120"/><w:bottom w:type="dxa" w:w="70"/><w:right w:type="dxa" w:w="120"/></w:tcMar></w:tcPr><w:p><w:pPr><w:spacing w:after="0"/></w:pPr><w:r><w:rPr><w:sz w:val="28"/><w:szCs w:val="28"/></w:rPr><w:t xml:space="preserve">ตั๋วฉุกเฉินรออนุมัติปิด</w:t></w:r></w:p></w:tc><w:tc><w:tcPr><w:tcW w:type="dxa" w:w="3600"/><w:shd w:fill="F7F8FA" w:color="auto" w:val="clear"/><w:tcMar><w:top w:type="dxa" w:w="70"/><w:left w:type="dxa" w:w="120"/><w:bottom w:type="dxa" w:w="70"/><w:right w:type="dxa" w:w="120"/></w:tcMar></w:tcPr><w:p><w:pPr><w:spacing w:after="0"/></w:pPr><w:r><w:rPr><w:b/><w:bCs/><w:sz w:val="32"/><w:szCs w:val="32"/></w:rPr><w:t xml:space="preserve">ผู้จัดการ SOC </w:t></w:r><w:r><w:rPr><w:sz w:val="32"/><w:szCs w:val="32"/></w:rPr><w:t xml:space="preserve">(คุณ)</w:t></w:r></w:p></w:tc></w:tr><w:tr><w:trPr><w:cantSplit/></w:trPr><w:tc><w:tcPr><w:tcW w:type="dxa" w:w="6000"/><w:shd w:fill="FFFFFF" w:color="auto" w:val="clear"/><w:tcMar><w:top w:type="dxa" w:w="70"/><w:left w:type="dxa" w:w="120"/><w:bottom w:type="dxa" w:w="70"/><w:right w:type="dxa" w:w="120"/></w:tcMar></w:tcPr><w:p><w:pPr><w:spacing w:after="0"/></w:pPr><w:r><w:rPr><w:sz w:val="28"/><w:szCs w:val="28"/></w:rPr><w:t xml:space="preserve">คำขอทีมตอบสนองเสร็จสิ้น</w:t></w:r></w:p></w:tc><w:tc><w:tcPr><w:tcW w:type="dxa" w:w="3600"/><w:shd w:fill="FFFFFF" w:color="auto" w:val="clear"/><w:tcMar><w:top w:type="dxa" w:w="70"/><w:left w:type="dxa" w:w="120"/><w:bottom w:type="dxa" w:w="70"/><w:right w:type="dxa" w:w="120"/></w:tcMar></w:tcPr><w:p><w:pPr><w:spacing w:after="0"/></w:pPr><w:r><w:rPr><w:b/><w:bCs/><w:sz w:val="32"/><w:szCs w:val="32"/></w:rPr><w:t xml:space="preserve">ผู้จัดการ SOC </w:t></w:r><w:r><w:rPr><w:sz w:val="32"/><w:szCs w:val="32"/></w:rPr><w:t xml:space="preserve">ผู้ออกคำขอ</w:t></w:r></w:p></w:tc></w:tr><w:tr><w:trPr><w:cantSplit/></w:trPr><w:tc><w:tcPr><w:tcW w:type="dxa" w:w="6000"/><w:shd w:fill="F7F8FA" w:color="auto" w:val="clear"/><w:tcMar><w:top w:type="dxa" w:w="70"/><w:left w:type="dxa" w:w="120"/><w:bottom w:type="dxa" w:w="70"/><w:right w:type="dxa" w:w="120"/></w:tcMar></w:tcPr><w:p><w:pPr><w:spacing w:after="0"/></w:pPr><w:r><w:rPr><w:sz w:val="28"/><w:szCs w:val="28"/></w:rPr><w:t xml:space="preserve">มีคำขอทีมตอบสนองใหม่</w:t></w:r></w:p></w:tc><w:tc><w:tcPr><w:tcW w:type="dxa" w:w="3600"/><w:shd w:fill="F7F8FA" w:color="auto" w:val="clear"/><w:tcMar><w:top w:type="dxa" w:w="70"/><w:left w:type="dxa" w:w="120"/><w:bottom w:type="dxa" w:w="70"/><w:right w:type="dxa" w:w="120"/></w:tcMar></w:tcPr><w:p><w:pPr><w:spacing w:after="0"/></w:pPr><w:r><w:rPr><w:sz w:val="28"/><w:szCs w:val="28"/></w:rPr><w:t xml:space="preserve">ทีมตอบสนองที่รับผิดชอบ</w:t></w:r></w:p></w:tc></w:tr></w:tbl><w:p><w:pPr><w:pStyle w:val="Heading1"/></w:pPr><w:r><w:t xml:space="preserve">8. คำถามที่พบบ่อย</w:t></w:r></w:p><w:p><w:pPr><w:pStyle w:val="Heading3"/></w:pPr><w:r><w:t xml:space="preserve">ทำไมฉันเปลี่ยนช่องทาง (ผู้ดูแลระบบ/เจ้าของระบบ) ไม่ได้?</w:t></w:r></w:p><w:p><w:pPr><w:spacing w:after="120"/></w:pPr><w:r><w:rPr><w:sz w:val="32"/><w:szCs w:val="32"/></w:rPr><w:t xml:space="preserve">ช่องทางถูกกำหนดโดยนักวิเคราะห์ระดับ 1 ผู้จัดการทำได้เพียงส่งต่อตามช่องทางนั้น หากไม่เหมาะสมให้ประสานกับผู้เปิดตั๋ว</w:t></w:r></w:p><w:p><w:pPr><w:pStyle w:val="Heading3"/></w:pPr><w:r><w:t xml:space="preserve">ทำไมตั๋ว Critical ไม่เข้ามาให้ฉันอนุมัติโดยอัตโนมัติ?</w:t></w:r></w:p><w:p><w:pPr><w:spacing w:after="120"/></w:pPr><w:r><w:rPr><w:sz w:val="32"/><w:szCs w:val="32"/></w:rPr><w:t xml:space="preserve">เฉพาะตั๋วที่ถูกทำเครื่องหมายฉุกเฉินเท่านั้นที่ต้องผ่านการอนุมัติของคุณก่อนปิด ระดับความรุนแรงเพียงอย่างเดียวไม่ได้ทำให้ต้องอนุมัติ</w:t></w:r></w:p><w:p><w:pPr><w:pStyle w:val="Heading3"/></w:pPr><w:r><w:t xml:space="preserve">ทำไมตั๋วนี้ยังปิดไม่ได้แม้ตรวจรับแล้ว?</w:t></w:r></w:p><w:p><w:pPr><w:spacing w:after="120"/></w:pPr><w:r><w:rPr><w:sz w:val="32"/><w:szCs w:val="32"/></w:rPr><w:t xml:space="preserve">อาจยังมีคำขอทีมตอบสนองที่ยังไม่เสร็จ ต้องรอให้ทุกคำขอเสร็จก่อน หรือ Tier 2 ยังไม่ได้กรอกช่อง “วันที่ เวลา ที่แจ้งเหตุผู้ที่ได้รับผลกระทบ” ซึ่งบังคับก่อนอนุมัติปิดตั้งแต่ v1.7.0</w:t></w:r></w:p><w:p><w:pPr><w:pStyle w:val="Heading3"/></w:pPr><w:r><w:t xml:space="preserve">หาแบบฟอร์มสร้างงานย่อยภายใน SOC ไม่เจอ?</w:t></w:r></w:p><w:p><w:pPr><w:spacing w:after="120"/></w:pPr><w:r><w:rPr><w:sz w:val="32"/><w:szCs w:val="32"/></w:rPr><w:t xml:space="preserve">ถูกยกเลิกไปแล้วใน v1.7.0 — ใช้ “คำขอทีมตอบสนอง” แทน ส่วนรายการเก่ายังอ่านย้อนหลังได้ใต้หัวข้อ “บันทึกภายในเดิม (เลิกใช้แล้ว)” บนหน้ารายละเอียดตั๋ว (ดู 5.2)</w:t></w:r></w:p><w:p><w:pPr><w:pStyle w:val="Heading3"/></w:pPr><w:r><w:t xml:space="preserve">ให้สิทธิ์ Tier ชั่วคราวแก่ตัวเองได้ไหม?</w:t></w:r></w:p><w:p><w:pPr><w:spacing w:after="120"/></w:pPr><w:r><w:rPr><w:sz w:val="32"/><w:szCs w:val="32"/></w:rPr><w:t xml:space="preserve">ไม่ได้ — ต้องให้ผู้ดูแลระบบสูงสุดเป็นผู้ให้และผู้ยกเลิก (ดู 5.11)</w:t></w:r></w:p><w:p><w:pPr><w:pStyle w:val="Heading1"/></w:pPr><w:r><w:t xml:space="preserve">9. อภิธานศัพท์</w:t></w:r></w:p><w:tbl><w:tblPr><w:tblW w:type="dxa" w:w="9600"/><w:tblBorders><w:top w:val="single" w:color="E1E6ED" w:sz="2"/><w:left w:val="single" w:color="E1E6ED" w:sz="2"/><w:bottom w:val="single" w:color="E1E6ED" w:sz="2"/><w:right w:val="single" w:color="E1E6ED" w:sz="2"/><w:insideH w:val="single" w:color="E1E6ED" w:sz="2"/><w:insideV w:val="single" w:color="E1E6ED" w:sz="2"/></w:tblBorders></w:tblPr><w:tblGrid><w:gridCol w:w="3000"/><w:gridCol w:w="6600"/></w:tblGrid><w:tr><w:trPr><w:cantSplit/><w:tblHeader/></w:trPr><w:tc><w:tcPr><w:tcW w:type="dxa" w:w="3000"/><w:shd w:fill="1A1A2E" w:color="auto" w:val="clear"/><w:tcMar><w:top w:type="dxa" w:w="80"/><w:left w:type="dxa" w:w="120"/><w:bottom w:type="dxa" w:w="80"/><w:right w:type="dxa" w:w="120"/></w:tcMar></w:tcPr><w:p><w:r><w:rPr><w:b/><w:bCs/><w:color w:val="FFFFFF"/><w:sz w:val="28"/><w:szCs w:val="28"/></w:rPr><w:t xml:space="preserve">คำ</w:t></w:r></w:p></w:tc><w:tc><w:tcPr><w:tcW w:type="dxa" w:w="6600"/><w:shd w:fill="1A1A2E" w:color="auto" w:val="clear"/><w:tcMar><w:top w:type="dxa" w:w="80"/><w:left w:type="dxa" w:w="120"/><w:bottom w:type="dxa" w:w="80"/><w:right w:type="dxa" w:w="120"/></w:tcMar></w:tcPr><w:p><w:r><w:rPr><w:b/><w:bCs/><w:color w:val="FFFFFF"/><w:sz w:val="28"/><w:szCs w:val="28"/></w:rPr><w:t xml:space="preserve">ความหมาย</w:t></w:r></w:p></w:tc></w:tr><w:tr><w:trPr><w:cantSplit/></w:trPr><w:tc><w:tcPr><w:tcW w:type="dxa" w:w="3000"/><w:shd w:fill="FFFFFF" w:color="auto" w:val="clear"/><w:tcMar><w:top w:type="dxa" w:w="70"/><w:left w:type="dxa" w:w="120"/><w:bottom w:type="dxa" w:w="70"/><w:right w:type="dxa" w:w="120"/></w:tcMar></w:tcPr><w:p><w:pPr><w:spacing w:after="0"/></w:pPr><w:r><w:rPr><w:b/><w:bCs/><w:sz w:val="32"/><w:szCs w:val="32"/></w:rPr><w:t xml:space="preserve">แฟล็กฉุกเฉิน</w:t></w:r></w:p></w:tc><w:tc><w:tcPr><w:tcW w:type="dxa" w:w="6600"/><w:shd w:fill="FFFFFF" w:color="auto" w:val="clear"/><w:tcMar><w:top w:type="dxa" w:w="70"/><w:left w:type="dxa" w:w="120"/><w:bottom w:type="dxa" w:w="70"/><w:right w:type="dxa" w:w="120"/></w:tcMar></w:tcPr><w:p><w:pPr><w:spacing w:after="0"/></w:pPr><w:r><w:rPr><w:sz w:val="28"/><w:szCs w:val="28"/></w:rPr><w:t xml:space="preserve">เครื่องหมายเร่งด่วนพิเศษ ตั้งได้เฉพาะผู้จัดการ SOC บังคับให้ผ่านการอนุมัติก่อนปิด</w:t></w:r></w:p></w:tc></w:tr><w:tr><w:trPr><w:cantSplit/></w:trPr><w:tc><w:tcPr><w:tcW w:type="dxa" w:w="3000"/><w:shd w:fill="F7F8FA" w:color="auto" w:val="clear"/><w:tcMar><w:top w:type="dxa" w:w="70"/><w:left w:type="dxa" w:w="120"/><w:bottom w:type="dxa" w:w="70"/><w:right w:type="dxa" w:w="120"/></w:tcMar></w:tcPr><w:p><w:pPr><w:spacing w:after="0"/></w:pPr><w:r><w:rPr><w:b/><w:bCs/><w:sz w:val="32"/><w:szCs w:val="32"/></w:rPr><w:t xml:space="preserve">คำขอทีมตอบสนอง</w:t></w:r></w:p></w:tc><w:tc><w:tcPr><w:tcW w:type="dxa" w:w="6600"/><w:shd w:fill="F7F8FA" w:color="auto" w:val="clear"/><w:tcMar><w:top w:type="dxa" w:w="70"/><w:left w:type="dxa" w:w="120"/><w:bottom w:type="dxa" w:w="70"/><w:right w:type="dxa" w:w="120"/></w:tcMar></w:tcPr><w:p><w:pPr><w:spacing w:after="0"/></w:pPr><w:r><w:rPr><w:sz w:val="28"/><w:szCs w:val="28"/></w:rPr><w:t xml:space="preserve">งานเฉพาะทางที่ส่งให้ทีมนอก SOC (พิสูจน์หลักฐาน/ทดสอบเจาะระบบ) ทำคู่ขนาน</w:t></w:r></w:p></w:tc></w:tr><w:tr><w:trPr><w:cantSplit/></w:trPr><w:tc><w:tcPr><w:tcW w:type="dxa" w:w="3000"/><w:shd w:fill="FFFFFF" w:color="auto" w:val="clear"/><w:tcMar><w:top w:type="dxa" w:w="70"/><w:left w:type="dxa" w:w="120"/><w:bottom w:type="dxa" w:w="70"/><w:right w:type="dxa" w:w="120"/></w:tcMar></w:tcPr><w:p><w:pPr><w:spacing w:after="0"/></w:pPr><w:r><w:rPr><w:b/><w:bCs/><w:sz w:val="32"/><w:szCs w:val="32"/></w:rPr><w:t xml:space="preserve">ตรวจก่อนมอบหมาย</w:t></w:r></w:p></w:tc><w:tc><w:tcPr><w:tcW w:type="dxa" w:w="6600"/><w:shd w:fill="FFFFFF" w:color="auto" w:val="clear"/><w:tcMar><w:top w:type="dxa" w:w="70"/><w:left w:type="dxa" w:w="120"/><w:bottom w:type="dxa" w:w="70"/><w:right w:type="dxa" w:w="120"/></w:tcMar></w:tcPr><w:p><w:pPr><w:spacing w:after="0"/></w:pPr><w:r><w:rPr><w:sz w:val="28"/><w:szCs w:val="28"/></w:rPr><w:t xml:space="preserve">จุดที่เหตุการณ์จริงทุกเรื่องหยุดรอผู้จัดการก่อนเริ่มงานควบคุม</w:t></w:r></w:p></w:tc></w:tr><w:tr><w:trPr><w:cantSplit/></w:trPr><w:tc><w:tcPr><w:tcW w:type="dxa" w:w="3000"/><w:shd w:fill="F7F8FA" w:color="auto" w:val="clear"/><w:tcMar><w:top w:type="dxa" w:w="70"/><w:left w:type="dxa" w:w="120"/><w:bottom w:type="dxa" w:w="70"/><w:right w:type="dxa" w:w="120"/></w:tcMar></w:tcPr><w:p><w:pPr><w:spacing w:after="0"/></w:pPr><w:r><w:rPr><w:b/><w:bCs/><w:sz w:val="32"/><w:szCs w:val="32"/></w:rPr><w:t xml:space="preserve">การปิดแบบ Event</w:t></w:r></w:p></w:tc><w:tc><w:tcPr><w:tcW w:type="dxa" w:w="6600"/><w:shd w:fill="F7F8FA" w:color="auto" w:val="clear"/><w:tcMar><w:top w:type="dxa" w:w="70"/><w:left w:type="dxa" w:w="120"/><w:bottom w:type="dxa" w:w="70"/><w:right w:type="dxa" w:w="120"/></w:tcMar></w:tcPr><w:p><w:pPr><w:spacing w:after="0"/></w:pPr><w:r><w:rPr><w:sz w:val="28"/><w:szCs w:val="28"/></w:rPr><w:t xml:space="preserve">การปิดเคสเพราะวินิจฉัยว่าไม่ใช่ภัยจริง</w:t></w:r></w:p></w:tc></w:tr><w:tr><w:trPr><w:cantSplit/></w:trPr><w:tc><w:tcPr><w:tcW w:type="dxa" w:w="3000"/><w:shd w:fill="FFFFFF" w:color="auto" w:val="clear"/><w:tcMar><w:top w:type="dxa" w:w="70"/><w:left w:type="dxa" w:w="120"/><w:bottom w:type="dxa" w:w="70"/><w:right w:type="dxa" w:w="120"/></w:tcMar></w:tcPr><w:p><w:pPr><w:spacing w:after="0"/></w:pPr><w:r><w:rPr><w:b/><w:bCs/><w:sz w:val="32"/><w:szCs w:val="32"/></w:rPr><w:t xml:space="preserve">OLA</w:t></w:r></w:p></w:tc><w:tc><w:tcPr><w:tcW w:type="dxa" w:w="6600"/><w:shd w:fill="FFFFFF" w:color="auto" w:val="clear"/><w:tcMar><w:top w:type="dxa" w:w="70"/><w:left w:type="dxa" w:w="120"/><w:bottom w:type="dxa" w:w="70"/><w:right w:type="dxa" w:w="120"/></w:tcMar></w:tcPr><w:p><w:pPr><w:spacing w:after="0"/></w:pPr><w:r><w:rPr><w:sz w:val="28"/><w:szCs w:val="28"/></w:rPr><w:t xml:space="preserve">กรอบเวลามาตรฐานภายในองค์กร นับจากเวลาที่เหตุการณ์เกิดจริง</w:t></w:r></w:p></w:tc></w:tr><w:tr><w:trPr><w:cantSplit/></w:trPr><w:tc><w:tcPr><w:tcW w:type="dxa" w:w="3000"/><w:shd w:fill="F7F8FA" w:color="auto" w:val="clear"/><w:tcMar><w:top w:type="dxa" w:w="70"/><w:left w:type="dxa" w:w="120"/><w:bottom w:type="dxa" w:w="70"/><w:right w:type="dxa" w:w="120"/></w:tcMar></w:tcPr><w:p><w:pPr><w:spacing w:after="0"/></w:pPr><w:r><w:rPr><w:b/><w:bCs/><w:sz w:val="32"/><w:szCs w:val="32"/></w:rPr><w:t xml:space="preserve">รับงาน</w:t></w:r></w:p></w:tc><w:tc><w:tcPr><w:tcW w:type="dxa" w:w="6600"/><w:shd w:fill="F7F8FA" w:color="auto" w:val="clear"/><w:tcMar><w:top w:type="dxa" w:w="70"/><w:left w:type="dxa" w:w="120"/><w:bottom w:type="dxa" w:w="70"/><w:right w:type="dxa" w:w="120"/></w:tcMar></w:tcPr><w:p><w:pPr><w:spacing w:after="0"/></w:pPr><w:r><w:rPr><w:sz w:val="28"/><w:szCs w:val="28"/></w:rPr><w:t xml:space="preserve">ปุ่มที่ผู้รับผิดชอบคำขอทีมตอบสนองกดเมื่อเริ่มลงมือ เปลี่ยนสถานะคำขอจาก เปิด เป็น กำลังดำเนินการ</w:t></w:r></w:p></w:tc></w:tr><w:tr><w:trPr><w:cantSplit/></w:trPr><w:tc><w:tcPr><w:tcW w:type="dxa" w:w="3000"/><w:shd w:fill="FFFFFF" w:color="auto" w:val="clear"/><w:tcMar><w:top w:type="dxa" w:w="70"/><w:left w:type="dxa" w:w="120"/><w:bottom w:type="dxa" w:w="70"/><w:right w:type="dxa" w:w="120"/></w:tcMar></w:tcPr><w:p><w:pPr><w:spacing w:after="0"/></w:pPr><w:r><w:rPr><w:b/><w:bCs/><w:sz w:val="32"/><w:szCs w:val="32"/></w:rPr><w:t xml:space="preserve">เลขที่รายงาน</w:t></w:r></w:p></w:tc><w:tc><w:tcPr><w:tcW w:type="dxa" w:w="6600"/><w:shd w:fill="FFFFFF" w:color="auto" w:val="clear"/><w:tcMar><w:top w:type="dxa" w:w="70"/><w:left w:type="dxa" w:w="120"/><w:bottom w:type="dxa" w:w="70"/><w:right w:type="dxa" w:w="120"/></w:tcMar></w:tcPr><w:p><w:pPr><w:spacing w:after="0"/></w:pPr><w:r><w:rPr><w:sz w:val="28"/><w:szCs w:val="28"/></w:rPr><w:t xml:space="preserve">เลขของรายงานฉบับจริงที่ทีมตอบสนองส่งให้คุณ (SOC-RCA- / SOC-VAPT- / SOC-HARD-YYYYMM-NNNN) บังคับกรอกก่อนปิดคำขอเป็น เสร็จสิ้น</w:t></w:r></w:p></w:tc></w:tr><w:tr><w:trPr><w:cantSplit/></w:trPr><w:tc><w:tcPr><w:tcW w:type="dxa" w:w="3000"/><w:shd w:fill="F7F8FA" w:color="auto" w:val="clear"/><w:tcMar><w:top w:type="dxa" w:w="70"/><w:left w:type="dxa" w:w="120"/><w:bottom w:type="dxa" w:w="70"/><w:right w:type="dxa" w:w="120"/></w:tcMar></w:tcPr><w:p><w:pPr><w:spacing w:after="0"/></w:pPr><w:r><w:rPr><w:b/><w:bCs/><w:sz w:val="32"/><w:szCs w:val="32"/></w:rPr><w:t xml:space="preserve">สิทธิ์ Tier ชั่วคราว</w:t></w:r></w:p></w:tc><w:tc><w:tcPr><w:tcW w:type="dxa" w:w="6600"/><w:shd w:fill="F7F8FA" w:color="auto" w:val="clear"/><w:tcMar><w:top w:type="dxa" w:w="70"/><w:left w:type="dxa" w:w="120"/><w:bottom w:type="dxa" w:w="70"/><w:right w:type="dxa" w:w="120"/></w:tcMar></w:tcPr><w:p><w:pPr><w:spacing w:after="0"/></w:pPr><w:r><w:rPr><w:sz w:val="28"/><w:szCs w:val="28"/></w:rPr><w:t xml:space="preserve">สิทธิ์ Tier 1 + Tier 2 ที่ผู้ดูแลระบบสูงสุดให้แก่ผู้จัดการ SOC เป็นการชั่วคราว</w:t></w:r></w:p></w:tc></w:tr></w:tbl><w:sectPr><w:headerReference w:type="default" r:id="rId7"/><w:footerReference w:type="default" r:id="rId8"/><w:pgSz w:w="11906" w:h="16838" w:orient="portrait"/><w:pgMar w:top="1134" w:right="1134" w:bottom="1134" w:left="1134" w:header="708" w:footer="708" w:gutter="0"/><w:pgNumType w:start="1"/><w:docGrid w:linePitch="360"/></w:sectPr></w:body></w:document>
+<file path=word/document.xml><?xml version="1.0" encoding="utf-8"?>
+<w:document xmlns:wpc="http://schemas.microsoft.com/office/word/2010/wordprocessingCanvas" xmlns:mc="http://schemas.openxmlformats.org/markup-compatibility/2006" xmlns:o="urn:schemas-microsoft-com:office:office" xmlns:r="http://schemas.openxmlformats.org/officeDocument/2006/relationships" xmlns:m="http://schemas.openxmlformats.org/officeDocument/2006/math" xmlns:v="urn:schemas-microsoft-com:vml" xmlns:wp14="http://schemas.microsoft.com/office/word/2010/wordprocessingDrawing" xmlns:wp="http://schemas.openxmlformats.org/drawingml/2006/wordprocessingDrawing" xmlns:w10="urn:schemas-microsoft-com:office:word" xmlns:w="http://schemas.openxmlformats.org/wordprocessingml/2006/main" xmlns:w14="http://schemas.microsoft.com/office/word/2010/wordml" xmlns:w15="http://schemas.microsoft.com/office/word/2012/wordml" xmlns:wpg="http://schemas.microsoft.com/office/word/2010/wordprocessingGroup" xmlns:wpi="http://schemas.microsoft.com/office/word/2010/wordprocessingInk" xmlns:wne="http://schemas.microsoft.com/office/word/2006/wordml" xmlns:wps="http://schemas.microsoft.com/office/word/2010/wordprocessingShape" xmlns:cx="http://schemas.microsoft.com/office/drawing/2014/chartex" xmlns:cx1="http://schemas.microsoft.com/office/drawing/2015/9/8/chartex" xmlns:cx2="http://schemas.microsoft.com/office/drawing/2015/10/21/chartex" xmlns:cx3="http://schemas.microsoft.com/office/drawing/2016/5/9/chartex" xmlns:cx4="http://schemas.microsoft.com/office/drawing/2016/5/10/chartex" xmlns:cx5="http://schemas.microsoft.com/office/drawing/2016/5/11/chartex" xmlns:cx6="http://schemas.microsoft.com/office/drawing/2016/5/12/chartex" xmlns:cx7="http://schemas.microsoft.com/office/drawing/2016/5/13/chartex" xmlns:cx8="http://schemas.microsoft.com/office/drawing/2016/5/14/chartex" xmlns:aink="http://schemas.microsoft.com/office/drawing/2016/ink" xmlns:am3d="http://schemas.microsoft.com/office/drawing/2017/model3d" xmlns:w16cex="http://schemas.microsoft.com/office/word/2018/wordml/cex" xmlns:w16cid="http://schemas.microsoft.com/office/word/2016/wordml/cid" xmlns:w16="http://schemas.microsoft.com/office/word/2018/wordml" xmlns:w16sdtdh="http://schemas.microsoft.com/office/word/2020/wordml/sdtdatahash" xmlns:w16se="http://schemas.microsoft.com/office/word/2015/wordml/symex" mc:Ignorable="w14 w15 wp14">
+  <w:body>
+    <w:p>
+      <w:pPr>
+        <w:spacing w:after="200" w:before="900"/>
+        <w:jc w:val="center"/>
+      </w:pPr>
+      <w:r>
+        <w:drawing>
+          <wp:inline distT="0" distB="0" distL="0" distR="0">
+            <wp:extent cx="2209800" cy="2209800"/>
+            <wp:effectExtent t="0" r="0" b="0" l="0"/>
+            <wp:docPr id="1" name="" descr="" title=""/>
+            <wp:cNvGraphicFramePr>
+              <a:graphicFrameLocks xmlns:a="http://schemas.openxmlformats.org/drawingml/2006/main" noChangeAspect="1"/>
+            </wp:cNvGraphicFramePr>
+            <a:graphic xmlns:a="http://schemas.openxmlformats.org/drawingml/2006/main">
+              <a:graphicData uri="http://schemas.openxmlformats.org/drawingml/2006/picture">
+                <pic:pic xmlns:pic="http://schemas.openxmlformats.org/drawingml/2006/picture">
+                  <pic:nvPicPr>
+                    <pic:cNvPr id="0" name="" descr=""/>
+                    <pic:cNvPicPr>
+                      <a:picLocks noChangeAspect="1" noChangeArrowheads="1"/>
+                    </pic:cNvPicPr>
+                  </pic:nvPicPr>
+                  <pic:blipFill>
+                    <a:blip r:embed="rId9" cstate="none"/>
+                    <a:srcRect/>
+                    <a:stretch>
+                      <a:fillRect/>
+                    </a:stretch>
+                  </pic:blipFill>
+                  <pic:spPr bwMode="auto">
+                    <a:xfrm>
+                      <a:off x="0" y="0"/>
+                      <a:ext cx="2209800" cy="2209800"/>
+                    </a:xfrm>
+                    <a:prstGeom prst="rect">
+                      <a:avLst/>
+                    </a:prstGeom>
+                  </pic:spPr>
+                </pic:pic>
+              </a:graphicData>
+            </a:graphic>
+          </wp:inline>
+        </w:drawing>
+      </w:r>
+    </w:p>
+    <w:p>
+      <w:pPr>
+        <w:spacing w:after="40"/>
+        <w:jc w:val="center"/>
+      </w:pPr>
+      <w:r>
+        <w:rPr>
+          <w:color w:val="6C7888"/>
+          <w:sz w:val="34"/>
+          <w:szCs w:val="34"/>
+        </w:rPr>
+        <w:t xml:space="preserve">คู่มือการใช้งานระบบ</w:t>
+      </w:r>
+    </w:p>
+    <w:p>
+      <w:pPr>
+        <w:spacing w:after="20"/>
+        <w:jc w:val="center"/>
+      </w:pPr>
+      <w:r>
+        <w:rPr>
+          <w:b/>
+          <w:bCs/>
+          <w:color w:val="1A1A2E"/>
+          <w:sz w:val="56"/>
+          <w:szCs w:val="56"/>
+        </w:rPr>
+        <w:t xml:space="preserve">SOC Support System</w:t>
+      </w:r>
+    </w:p>
+    <w:p>
+      <w:pPr>
+        <w:spacing w:after="320"/>
+        <w:jc w:val="center"/>
+      </w:pPr>
+      <w:r>
+        <w:rPr>
+          <w:color w:val="1F2D3D"/>
+          <w:sz w:val="34"/>
+          <w:szCs w:val="34"/>
+        </w:rPr>
+        <w:t xml:space="preserve">ระบบบริหารจัดการเหตุการณ์ความปลอดภัย</w:t>
+      </w:r>
+    </w:p>
+    <w:tbl>
+      <w:tblPr>
+        <w:tblW w:type="dxa" w:w="9600"/>
+        <w:tblBorders>
+          <w:top w:val="none"/>
+          <w:left w:val="none"/>
+          <w:bottom w:val="none"/>
+          <w:right w:val="none"/>
+          <w:insideH w:val="single" w:color="auto" w:sz="4"/>
+          <w:insideV w:val="single" w:color="auto" w:sz="4"/>
+        </w:tblBorders>
+      </w:tblPr>
+      <w:tblGrid>
+        <w:gridCol w:w="9600"/>
+      </w:tblGrid>
+      <w:tr>
+        <w:tc>
+          <w:tcPr>
+            <w:tcW w:type="dxa" w:w="9600"/>
+            <w:shd w:fill="1A1A2E" w:color="auto" w:val="clear"/>
+            <w:tcMar>
+              <w:top w:type="dxa" w:w="200"/>
+              <w:left w:type="dxa" w:w="200"/>
+              <w:bottom w:type="dxa" w:w="200"/>
+              <w:right w:type="dxa" w:w="200"/>
+            </w:tcMar>
+          </w:tcPr>
+          <w:p>
+            <w:pPr>
+              <w:spacing w:after="40"/>
+              <w:jc w:val="center"/>
+            </w:pPr>
+            <w:r>
+              <w:rPr>
+                <w:color w:val="AEB8CC"/>
+                <w:sz w:val="30"/>
+                <w:szCs w:val="30"/>
+              </w:rPr>
+              <w:t xml:space="preserve">คู่มือสำหรับบทบาท</w:t>
+            </w:r>
+          </w:p>
+          <w:p>
+            <w:pPr>
+              <w:spacing w:after="20"/>
+              <w:jc w:val="center"/>
+            </w:pPr>
+            <w:r>
+              <w:rPr>
+                <w:b/>
+                <w:bCs/>
+                <w:color w:val="FFFFFF"/>
+                <w:sz w:val="46"/>
+                <w:szCs w:val="46"/>
+              </w:rPr>
+              <w:t xml:space="preserve">ผู้จัดการ SOC</w:t>
+            </w:r>
+          </w:p>
+          <w:p>
+            <w:pPr>
+              <w:jc w:val="center"/>
+            </w:pPr>
+            <w:r>
+              <w:rPr>
+                <w:color w:val="D7DEEC"/>
+                <w:sz w:val="32"/>
+                <w:szCs w:val="32"/>
+              </w:rPr>
+              <w:t xml:space="preserve">SOC Manager</w:t>
+            </w:r>
+          </w:p>
+        </w:tc>
+      </w:tr>
+    </w:tbl>
+    <w:p>
+      <w:pPr>
+        <w:spacing w:after="360"/>
+      </w:pPr>
+    </w:p>
+    <w:p>
+      <w:pPr>
+        <w:spacing w:after="40"/>
+        <w:jc w:val="center"/>
+      </w:pPr>
+      <w:r>
+        <w:rPr>
+          <w:color w:val="1F2D3D"/>
+          <w:sz w:val="28"/>
+          <w:szCs w:val="28"/>
+        </w:rPr>
+        <w:t xml:space="preserve">เวอร์ชันระบบ v1.7.6</w:t>
+      </w:r>
+      <w:r>
+        <w:rPr>
+          <w:color w:val="E1E6ED"/>
+          <w:sz w:val="28"/>
+          <w:szCs w:val="28"/>
+        </w:rPr>
+        <w:t xml:space="preserve">   ·   </w:t>
+      </w:r>
+      <w:r>
+        <w:rPr>
+          <w:color w:val="1F2D3D"/>
+          <w:sz w:val="28"/>
+          <w:szCs w:val="28"/>
+        </w:rPr>
+        <w:t xml:space="preserve">ปรับปรุงล่าสุด 25 กันยายน 2026</w:t>
+      </w:r>
+    </w:p>
+    <w:p>
+      <w:pPr>
+        <w:spacing w:after="40"/>
+        <w:jc w:val="center"/>
+      </w:pPr>
+      <w:r>
+        <w:rPr>
+          <w:color w:val="6C7888"/>
+          <w:sz w:val="28"/>
+          <w:szCs w:val="28"/>
+        </w:rPr>
+        <w:t xml:space="preserve">คู่มือฉบับที่ 1.4</w:t>
+      </w:r>
+    </w:p>
+    <w:p>
+      <w:pPr>
+        <w:spacing w:after="700"/>
+      </w:pPr>
+    </w:p>
+    <w:p>
+      <w:pPr>
+        <w:jc w:val="center"/>
+      </w:pPr>
+      <w:r>
+        <w:rPr>
+          <w:i/>
+          <w:iCs/>
+          <w:color w:val="6C7888"/>
+          <w:sz w:val="26"/>
+          <w:szCs w:val="26"/>
+        </w:rPr>
+        <w:t xml:space="preserve">เอกสารใช้ภายในองค์กร — บริษัท โทรคมนาคมแห่งชาติ จำกัด (มหาชน)</w:t>
+      </w:r>
+    </w:p>
+    <w:p>
+      <w:r>
+        <w:br w:type="page"/>
+      </w:r>
+    </w:p>
+    <w:p>
+      <w:pPr>
+        <w:sectPr>
+          <w:pgSz w:w="11906" w:h="16838" w:orient="portrait"/>
+          <w:pgMar w:top="1134" w:right="1134" w:bottom="1134" w:left="1134" w:header="708" w:footer="708" w:gutter="0"/>
+          <w:pgNumType/>
+          <w:docGrid w:linePitch="360"/>
+        </w:sectPr>
+      </w:pPr>
+    </w:p>
+    <w:p>
+      <w:pPr>
+        <w:spacing w:after="160"/>
+      </w:pPr>
+      <w:r>
+        <w:rPr>
+          <w:b/>
+          <w:bCs/>
+          <w:color w:val="1A1A2E"/>
+          <w:sz w:val="40"/>
+          <w:szCs w:val="40"/>
+        </w:rPr>
+        <w:t xml:space="preserve">สารบัญ</w:t>
+      </w:r>
+    </w:p>
+    <w:sdt>
+      <w:sdtPr>
+        <w:alias w:val="สารบัญ"/>
+      </w:sdtPr>
+      <w:sdtContent>
+        <w:p>
+          <w:r>
+            <w:fldChar w:fldCharType="begin" w:dirty="true"/>
+            <w:instrText xml:space="preserve">TOC \h \o "1-2"</w:instrText>
+            <w:fldChar w:fldCharType="separate"/>
+          </w:r>
+        </w:p>
+        <w:p>
+          <w:r>
+            <w:fldChar w:fldCharType="end"/>
+          </w:r>
+        </w:p>
+      </w:sdtContent>
+    </w:sdt>
+    <w:p>
+      <w:r>
+        <w:br w:type="page"/>
+      </w:r>
+    </w:p>
+    <w:p>
+      <w:pPr>
+        <w:pStyle w:val="Heading1"/>
+      </w:pPr>
+      <w:r>
+        <w:t xml:space="preserve">1. เกี่ยวกับคู่มือฉบับนี้</w:t>
+      </w:r>
+    </w:p>
+    <w:p>
+      <w:pPr>
+        <w:spacing w:after="120"/>
+      </w:pPr>
+      <w:r>
+        <w:rPr>
+          <w:sz w:val="32"/>
+          <w:szCs w:val="32"/>
+        </w:rPr>
+        <w:t xml:space="preserve">คู่มือฉบับนี้จัดทำขึ้นสำหรับ </w:t>
+      </w:r>
+      <w:r>
+        <w:rPr>
+          <w:b/>
+          <w:bCs/>
+          <w:sz w:val="32"/>
+          <w:szCs w:val="32"/>
+        </w:rPr>
+        <w:t xml:space="preserve">ผู้จัดการ SOC (SOC Manager)</w:t>
+      </w:r>
+      <w:r>
+        <w:rPr>
+          <w:sz w:val="32"/>
+          <w:szCs w:val="32"/>
+        </w:rPr>
+        <w:t xml:space="preserve"> ผู้กำกับดูแลเหตุการณ์จริงทุกเรื่อง เป็นผู้เดียวที่กำหนดสถานะฉุกเฉิน ออกคำขอทีมตอบสนอง และอนุมัติการปิดตั๋วฉุกเฉิน</w:t>
+      </w:r>
+    </w:p>
+    <w:p>
+      <w:pPr>
+        <w:pStyle w:val="Heading2"/>
+      </w:pPr>
+      <w:r>
+        <w:t xml:space="preserve">ผู้อ่านและขอบเขต</w:t>
+      </w:r>
+    </w:p>
+    <w:p>
+      <w:pPr>
+        <w:pStyle w:val="ListParagraph"/>
+        <w:numPr>
+          <w:ilvl w:val="0"/>
+          <w:numId w:val="2"/>
+        </w:numPr>
+        <w:spacing w:after="60"/>
+      </w:pPr>
+      <w:r>
+        <w:rPr>
+          <w:b/>
+          <w:bCs/>
+          <w:sz w:val="32"/>
+          <w:szCs w:val="32"/>
+        </w:rPr>
+        <w:t xml:space="preserve">ผู้อ่าน: </w:t>
+      </w:r>
+      <w:r>
+        <w:rPr>
+          <w:sz w:val="32"/>
+          <w:szCs w:val="32"/>
+        </w:rPr>
+        <w:t xml:space="preserve">ผู้จัดการศูนย์ปฏิบัติการความปลอดภัย (SOC)</w:t>
+      </w:r>
+    </w:p>
+    <w:p>
+      <w:pPr>
+        <w:pStyle w:val="ListParagraph"/>
+        <w:numPr>
+          <w:ilvl w:val="0"/>
+          <w:numId w:val="2"/>
+        </w:numPr>
+        <w:spacing w:after="60"/>
+      </w:pPr>
+      <w:r>
+        <w:rPr>
+          <w:b/>
+          <w:bCs/>
+          <w:sz w:val="32"/>
+          <w:szCs w:val="32"/>
+        </w:rPr>
+        <w:t xml:space="preserve">ขอบเขต: </w:t>
+      </w:r>
+      <w:r>
+        <w:rPr>
+          <w:sz w:val="32"/>
+          <w:szCs w:val="32"/>
+        </w:rPr>
+        <w:t xml:space="preserve">เฉพาะงานและสิทธิ์ของบทบาทผู้จัดการ SOC</w:t>
+      </w:r>
+    </w:p>
+    <w:p>
+      <w:pPr>
+        <w:pStyle w:val="Heading2"/>
+      </w:pPr>
+      <w:r>
+        <w:t xml:space="preserve">สัญลักษณ์ที่ใช้ในคู่มือ</w:t>
+      </w:r>
+    </w:p>
+    <w:tbl>
+      <w:tblPr>
+        <w:tblW w:type="dxa" w:w="9600"/>
+        <w:tblBorders>
+          <w:top w:val="single" w:color="FDECEE" w:sz="2"/>
+          <w:left w:val="single" w:color="E63946" w:sz="28"/>
+          <w:bottom w:val="single" w:color="FDECEE" w:sz="2"/>
+          <w:right w:val="single" w:color="FDECEE" w:sz="2"/>
+          <w:insideH w:val="single" w:color="auto" w:sz="4"/>
+          <w:insideV w:val="single" w:color="auto" w:sz="4"/>
+        </w:tblBorders>
+      </w:tblPr>
+      <w:tblGrid>
+        <w:gridCol w:w="9600"/>
+      </w:tblGrid>
+      <w:tr>
+        <w:tc>
+          <w:tcPr>
+            <w:tcW w:type="dxa" w:w="9600"/>
+            <w:shd w:fill="FDECEE" w:color="auto" w:val="clear"/>
+            <w:tcMar>
+              <w:top w:type="dxa" w:w="140"/>
+              <w:left w:type="dxa" w:w="200"/>
+              <w:bottom w:type="dxa" w:w="140"/>
+              <w:right w:type="dxa" w:w="200"/>
+            </w:tcMar>
+          </w:tcPr>
+          <w:p>
+            <w:pPr>
+              <w:spacing w:after="60"/>
+            </w:pPr>
+            <w:r>
+              <w:rPr>
+                <w:b/>
+                <w:bCs/>
+                <w:color w:val="E63946"/>
+                <w:sz w:val="30"/>
+                <w:szCs w:val="30"/>
+              </w:rPr>
+              <w:t xml:space="preserve">ข้อควรระวัง</w:t>
+            </w:r>
+          </w:p>
+          <w:p>
+            <w:pPr>
+              <w:spacing w:after="0"/>
+            </w:pPr>
+            <w:r>
+              <w:rPr>
+                <w:sz w:val="32"/>
+                <w:szCs w:val="32"/>
+              </w:rPr>
+              <w:t xml:space="preserve">กล่องสีแดง — เรื่องที่ต้องระวังเป็นพิเศษ</w:t>
+            </w:r>
+          </w:p>
+        </w:tc>
+      </w:tr>
+    </w:tbl>
+    <w:p>
+      <w:pPr>
+        <w:spacing w:after="80"/>
+      </w:pPr>
+    </w:p>
+    <w:tbl>
+      <w:tblPr>
+        <w:tblW w:type="dxa" w:w="9600"/>
+        <w:tblBorders>
+          <w:top w:val="single" w:color="EAF1FB" w:sz="2"/>
+          <w:left w:val="single" w:color="245EA8" w:sz="28"/>
+          <w:bottom w:val="single" w:color="EAF1FB" w:sz="2"/>
+          <w:right w:val="single" w:color="EAF1FB" w:sz="2"/>
+          <w:insideH w:val="single" w:color="auto" w:sz="4"/>
+          <w:insideV w:val="single" w:color="auto" w:sz="4"/>
+        </w:tblBorders>
+      </w:tblPr>
+      <w:tblGrid>
+        <w:gridCol w:w="9600"/>
+      </w:tblGrid>
+      <w:tr>
+        <w:tc>
+          <w:tcPr>
+            <w:tcW w:type="dxa" w:w="9600"/>
+            <w:shd w:fill="EAF1FB" w:color="auto" w:val="clear"/>
+            <w:tcMar>
+              <w:top w:type="dxa" w:w="140"/>
+              <w:left w:type="dxa" w:w="200"/>
+              <w:bottom w:type="dxa" w:w="140"/>
+              <w:right w:type="dxa" w:w="200"/>
+            </w:tcMar>
+          </w:tcPr>
+          <w:p>
+            <w:pPr>
+              <w:spacing w:after="60"/>
+            </w:pPr>
+            <w:r>
+              <w:rPr>
+                <w:b/>
+                <w:bCs/>
+                <w:color w:val="245EA8"/>
+                <w:sz w:val="30"/>
+                <w:szCs w:val="30"/>
+              </w:rPr>
+              <w:t xml:space="preserve">เคล็ดลับ</w:t>
+            </w:r>
+          </w:p>
+          <w:p>
+            <w:pPr>
+              <w:spacing w:after="0"/>
+            </w:pPr>
+            <w:r>
+              <w:rPr>
+                <w:sz w:val="32"/>
+                <w:szCs w:val="32"/>
+              </w:rPr>
+              <w:t xml:space="preserve">กล่องสีน้ำเงิน — เคล็ดลับหรือคำแนะนำ</w:t>
+            </w:r>
+          </w:p>
+        </w:tc>
+      </w:tr>
+    </w:tbl>
+    <w:p>
+      <w:pPr>
+        <w:spacing w:after="80"/>
+      </w:pPr>
+    </w:p>
+    <w:tbl>
+      <w:tblPr>
+        <w:tblW w:type="dxa" w:w="9600"/>
+        <w:tblBorders>
+          <w:top w:val="single" w:color="F1F3F6" w:sz="2"/>
+          <w:left w:val="single" w:color="6C7888" w:sz="28"/>
+          <w:bottom w:val="single" w:color="F1F3F6" w:sz="2"/>
+          <w:right w:val="single" w:color="F1F3F6" w:sz="2"/>
+          <w:insideH w:val="single" w:color="auto" w:sz="4"/>
+          <w:insideV w:val="single" w:color="auto" w:sz="4"/>
+        </w:tblBorders>
+      </w:tblPr>
+      <w:tblGrid>
+        <w:gridCol w:w="9600"/>
+      </w:tblGrid>
+      <w:tr>
+        <w:tc>
+          <w:tcPr>
+            <w:tcW w:type="dxa" w:w="9600"/>
+            <w:shd w:fill="F1F3F6" w:color="auto" w:val="clear"/>
+            <w:tcMar>
+              <w:top w:type="dxa" w:w="140"/>
+              <w:left w:type="dxa" w:w="200"/>
+              <w:bottom w:type="dxa" w:w="140"/>
+              <w:right w:type="dxa" w:w="200"/>
+            </w:tcMar>
+          </w:tcPr>
+          <w:p>
+            <w:pPr>
+              <w:spacing w:after="60"/>
+            </w:pPr>
+            <w:r>
+              <w:rPr>
+                <w:b/>
+                <w:bCs/>
+                <w:color w:val="6C7888"/>
+                <w:sz w:val="30"/>
+                <w:szCs w:val="30"/>
+              </w:rPr>
+              <w:t xml:space="preserve">สิ่งที่ต้องจำ</w:t>
+            </w:r>
+          </w:p>
+          <w:p>
+            <w:pPr>
+              <w:spacing w:after="0"/>
+            </w:pPr>
+            <w:r>
+              <w:rPr>
+                <w:sz w:val="32"/>
+                <w:szCs w:val="32"/>
+              </w:rPr>
+              <w:t xml:space="preserve">กล่องสีเทา — ข้อเท็จจริงสำคัญที่ควรจำ</w:t>
+            </w:r>
+          </w:p>
+        </w:tc>
+      </w:tr>
+    </w:tbl>
+    <w:p>
+      <w:pPr>
+        <w:spacing w:after="120"/>
+      </w:pPr>
+    </w:p>
+    <w:tbl>
+      <w:tblPr>
+        <w:tblW w:type="dxa" w:w="9600"/>
+        <w:tblBorders>
+          <w:top w:val="single" w:color="F1F3F6" w:sz="2"/>
+          <w:left w:val="single" w:color="6C7888" w:sz="28"/>
+          <w:bottom w:val="single" w:color="F1F3F6" w:sz="2"/>
+          <w:right w:val="single" w:color="F1F3F6" w:sz="2"/>
+          <w:insideH w:val="single" w:color="auto" w:sz="4"/>
+          <w:insideV w:val="single" w:color="auto" w:sz="4"/>
+        </w:tblBorders>
+      </w:tblPr>
+      <w:tblGrid>
+        <w:gridCol w:w="9600"/>
+      </w:tblGrid>
+      <w:tr>
+        <w:tc>
+          <w:tcPr>
+            <w:tcW w:type="dxa" w:w="9600"/>
+            <w:shd w:fill="F1F3F6" w:color="auto" w:val="clear"/>
+            <w:tcMar>
+              <w:top w:type="dxa" w:w="140"/>
+              <w:left w:type="dxa" w:w="200"/>
+              <w:bottom w:type="dxa" w:w="140"/>
+              <w:right w:type="dxa" w:w="200"/>
+            </w:tcMar>
+          </w:tcPr>
+          <w:p>
+            <w:pPr>
+              <w:spacing w:after="60"/>
+            </w:pPr>
+            <w:r>
+              <w:rPr>
+                <w:b/>
+                <w:bCs/>
+                <w:color w:val="6C7888"/>
+                <w:sz w:val="30"/>
+                <w:szCs w:val="30"/>
+              </w:rPr>
+              <w:t xml:space="preserve">สิ่งที่ต้องจำ</w:t>
+            </w:r>
+          </w:p>
+          <w:p>
+            <w:pPr>
+              <w:spacing w:after="0"/>
+            </w:pPr>
+            <w:r>
+              <w:rPr>
+                <w:sz w:val="32"/>
+                <w:szCs w:val="32"/>
+              </w:rPr>
+              <w:t xml:space="preserve">ในคู่มือฉบับนี้ ตำแหน่งภาพหน้าจอยังเป็น </w:t>
+            </w:r>
+            <w:r>
+              <w:rPr>
+                <w:b/>
+                <w:bCs/>
+                <w:sz w:val="32"/>
+                <w:szCs w:val="32"/>
+              </w:rPr>
+              <w:t xml:space="preserve">กรอบว่าง (placeholder)</w:t>
+            </w:r>
+            <w:r>
+              <w:rPr>
+                <w:sz w:val="32"/>
+                <w:szCs w:val="32"/>
+              </w:rPr>
+              <w:t xml:space="preserve"> ระบบจะเติมภาพจริงในขั้นตอนถัดไป</w:t>
+            </w:r>
+          </w:p>
+        </w:tc>
+      </w:tr>
+    </w:tbl>
+    <w:p>
+      <w:pPr>
+        <w:pStyle w:val="Heading1"/>
+      </w:pPr>
+      <w:r>
+        <w:t xml:space="preserve">2. บทบาทของคุณโดยย่อ</w:t>
+      </w:r>
+    </w:p>
+    <w:p>
+      <w:pPr>
+        <w:spacing w:after="120"/>
+      </w:pPr>
+      <w:r>
+        <w:rPr>
+          <w:sz w:val="32"/>
+          <w:szCs w:val="32"/>
+        </w:rPr>
+        <w:t xml:space="preserve">ผู้จัดการ SOC คือจุดควบคุมของกระบวนการ เหตุการณ์จริงทุกเรื่องต้องผ่านการตรวจของคุณก่อนเริ่มงานควบคุม และมีอำนาจเฉพาะหลายอย่างที่ไม่มีบทบาทอื่นทำได้</w:t>
+      </w:r>
+    </w:p>
+    <w:p>
+      <w:pPr>
+        <w:pStyle w:val="Heading2"/>
+      </w:pPr>
+      <w:r>
+        <w:t xml:space="preserve">อำนาจเฉพาะของผู้จัดการ SOC</w:t>
+      </w:r>
+    </w:p>
+    <w:tbl>
+      <w:tblPr>
+        <w:tblW w:type="dxa" w:w="9600"/>
+        <w:tblBorders>
+          <w:top w:val="single" w:color="E1E6ED" w:sz="2"/>
+          <w:left w:val="single" w:color="E1E6ED" w:sz="2"/>
+          <w:bottom w:val="single" w:color="E1E6ED" w:sz="2"/>
+          <w:right w:val="single" w:color="E1E6ED" w:sz="2"/>
+          <w:insideH w:val="single" w:color="E1E6ED" w:sz="2"/>
+          <w:insideV w:val="single" w:color="E1E6ED" w:sz="2"/>
+        </w:tblBorders>
+      </w:tblPr>
+      <w:tblGrid>
+        <w:gridCol w:w="4200"/>
+        <w:gridCol w:w="5400"/>
+      </w:tblGrid>
+      <w:tr>
+        <w:trPr>
+          <w:cantSplit/>
+          <w:tblHeader/>
+        </w:trPr>
+        <w:tc>
+          <w:tcPr>
+            <w:tcW w:type="dxa" w:w="4200"/>
+            <w:shd w:fill="1A1A2E" w:color="auto" w:val="clear"/>
+            <w:tcMar>
+              <w:top w:type="dxa" w:w="80"/>
+              <w:left w:type="dxa" w:w="120"/>
+              <w:bottom w:type="dxa" w:w="80"/>
+              <w:right w:type="dxa" w:w="120"/>
+            </w:tcMar>
+          </w:tcPr>
+          <w:p>
+            <w:r>
+              <w:rPr>
+                <w:b/>
+                <w:bCs/>
+                <w:color w:val="FFFFFF"/>
+                <w:sz w:val="28"/>
+                <w:szCs w:val="28"/>
+              </w:rPr>
+              <w:t xml:space="preserve">อำนาจเฉพาะ (มีเพียงผู้จัดการ)</w:t>
+            </w:r>
+          </w:p>
+        </w:tc>
+        <w:tc>
+          <w:tcPr>
+            <w:tcW w:type="dxa" w:w="5400"/>
+            <w:shd w:fill="1A1A2E" w:color="auto" w:val="clear"/>
+            <w:tcMar>
+              <w:top w:type="dxa" w:w="80"/>
+              <w:left w:type="dxa" w:w="120"/>
+              <w:bottom w:type="dxa" w:w="80"/>
+              <w:right w:type="dxa" w:w="120"/>
+            </w:tcMar>
+          </w:tcPr>
+          <w:p>
+            <w:r>
+              <w:rPr>
+                <w:b/>
+                <w:bCs/>
+                <w:color w:val="FFFFFF"/>
+                <w:sz w:val="28"/>
+                <w:szCs w:val="28"/>
+              </w:rPr>
+              <w:t xml:space="preserve">คำอธิบาย</w:t>
+            </w:r>
+          </w:p>
+        </w:tc>
+      </w:tr>
+      <w:tr>
+        <w:trPr>
+          <w:cantSplit/>
+        </w:trPr>
+        <w:tc>
+          <w:tcPr>
+            <w:tcW w:type="dxa" w:w="4200"/>
+            <w:shd w:fill="FFFFFF" w:color="auto" w:val="clear"/>
+            <w:tcMar>
+              <w:top w:type="dxa" w:w="70"/>
+              <w:left w:type="dxa" w:w="120"/>
+              <w:bottom w:type="dxa" w:w="70"/>
+              <w:right w:type="dxa" w:w="120"/>
+            </w:tcMar>
+          </w:tcPr>
+          <w:p>
+            <w:pPr>
+              <w:spacing w:after="0"/>
+            </w:pPr>
+            <w:r>
+              <w:rPr>
+                <w:sz w:val="28"/>
+                <w:szCs w:val="28"/>
+              </w:rPr>
+              <w:t xml:space="preserve">กำหนด/ประเมินสถานะฉุกเฉิน</w:t>
+            </w:r>
+          </w:p>
+        </w:tc>
+        <w:tc>
+          <w:tcPr>
+            <w:tcW w:type="dxa" w:w="5400"/>
+            <w:shd w:fill="FFFFFF" w:color="auto" w:val="clear"/>
+            <w:tcMar>
+              <w:top w:type="dxa" w:w="70"/>
+              <w:left w:type="dxa" w:w="120"/>
+              <w:bottom w:type="dxa" w:w="70"/>
+              <w:right w:type="dxa" w:w="120"/>
+            </w:tcMar>
+          </w:tcPr>
+          <w:p>
+            <w:pPr>
+              <w:spacing w:after="0"/>
+            </w:pPr>
+            <w:r>
+              <w:rPr>
+                <w:sz w:val="28"/>
+                <w:szCs w:val="28"/>
+              </w:rPr>
+              <w:t xml:space="preserve">ตั้งหรือยกเลิกแฟล็กฉุกเฉิน — ไม่มีบทบาทอื่นทำได้</w:t>
+            </w:r>
+          </w:p>
+        </w:tc>
+      </w:tr>
+      <w:tr>
+        <w:trPr>
+          <w:cantSplit/>
+        </w:trPr>
+        <w:tc>
+          <w:tcPr>
+            <w:tcW w:type="dxa" w:w="4200"/>
+            <w:shd w:fill="F7F8FA" w:color="auto" w:val="clear"/>
+            <w:tcMar>
+              <w:top w:type="dxa" w:w="70"/>
+              <w:left w:type="dxa" w:w="120"/>
+              <w:bottom w:type="dxa" w:w="70"/>
+              <w:right w:type="dxa" w:w="120"/>
+            </w:tcMar>
+          </w:tcPr>
+          <w:p>
+            <w:pPr>
+              <w:spacing w:after="0"/>
+            </w:pPr>
+            <w:r>
+              <w:rPr>
+                <w:sz w:val="28"/>
+                <w:szCs w:val="28"/>
+              </w:rPr>
+              <w:t xml:space="preserve">ออกคำขอทีมตอบสนอง</w:t>
+            </w:r>
+          </w:p>
+        </w:tc>
+        <w:tc>
+          <w:tcPr>
+            <w:tcW w:type="dxa" w:w="5400"/>
+            <w:shd w:fill="F7F8FA" w:color="auto" w:val="clear"/>
+            <w:tcMar>
+              <w:top w:type="dxa" w:w="70"/>
+              <w:left w:type="dxa" w:w="120"/>
+              <w:bottom w:type="dxa" w:w="70"/>
+              <w:right w:type="dxa" w:w="120"/>
+            </w:tcMar>
+          </w:tcPr>
+          <w:p>
+            <w:pPr>
+              <w:spacing w:after="0"/>
+            </w:pPr>
+            <w:r>
+              <w:rPr>
+                <w:sz w:val="28"/>
+                <w:szCs w:val="28"/>
+              </w:rPr>
+              <w:t xml:space="preserve">มอบงานให้ทีมพิสูจน์หลักฐาน/ทดสอบเจาะระบบนอก SOC</w:t>
+            </w:r>
+          </w:p>
+        </w:tc>
+      </w:tr>
+      <w:tr>
+        <w:trPr>
+          <w:cantSplit/>
+        </w:trPr>
+        <w:tc>
+          <w:tcPr>
+            <w:tcW w:type="dxa" w:w="4200"/>
+            <w:shd w:fill="FFFFFF" w:color="auto" w:val="clear"/>
+            <w:tcMar>
+              <w:top w:type="dxa" w:w="70"/>
+              <w:left w:type="dxa" w:w="120"/>
+              <w:bottom w:type="dxa" w:w="70"/>
+              <w:right w:type="dxa" w:w="120"/>
+            </w:tcMar>
+          </w:tcPr>
+          <w:p>
+            <w:pPr>
+              <w:spacing w:after="0"/>
+            </w:pPr>
+            <w:r>
+              <w:rPr>
+                <w:sz w:val="28"/>
+                <w:szCs w:val="28"/>
+              </w:rPr>
+              <w:t xml:space="preserve">อนุมัติปิดตั๋วฉุกเฉิน</w:t>
+            </w:r>
+          </w:p>
+        </w:tc>
+        <w:tc>
+          <w:tcPr>
+            <w:tcW w:type="dxa" w:w="5400"/>
+            <w:shd w:fill="FFFFFF" w:color="auto" w:val="clear"/>
+            <w:tcMar>
+              <w:top w:type="dxa" w:w="70"/>
+              <w:left w:type="dxa" w:w="120"/>
+              <w:bottom w:type="dxa" w:w="70"/>
+              <w:right w:type="dxa" w:w="120"/>
+            </w:tcMar>
+          </w:tcPr>
+          <w:p>
+            <w:pPr>
+              <w:spacing w:after="0"/>
+            </w:pPr>
+            <w:r>
+              <w:rPr>
+                <w:sz w:val="28"/>
+                <w:szCs w:val="28"/>
+              </w:rPr>
+              <w:t xml:space="preserve">ตั๋วฉุกเฉินต้องผ่านการอนุมัติของคุณก่อนปิด</w:t>
+            </w:r>
+          </w:p>
+        </w:tc>
+      </w:tr>
+      <w:tr>
+        <w:trPr>
+          <w:cantSplit/>
+        </w:trPr>
+        <w:tc>
+          <w:tcPr>
+            <w:tcW w:type="dxa" w:w="4200"/>
+            <w:shd w:fill="F7F8FA" w:color="auto" w:val="clear"/>
+            <w:tcMar>
+              <w:top w:type="dxa" w:w="70"/>
+              <w:left w:type="dxa" w:w="120"/>
+              <w:bottom w:type="dxa" w:w="70"/>
+              <w:right w:type="dxa" w:w="120"/>
+            </w:tcMar>
+          </w:tcPr>
+          <w:p>
+            <w:pPr>
+              <w:spacing w:after="0"/>
+            </w:pPr>
+            <w:r>
+              <w:rPr>
+                <w:sz w:val="28"/>
+                <w:szCs w:val="28"/>
+              </w:rPr>
+              <w:t xml:space="preserve">ตรวจการปิดแบบ Event ที่ถูกปรับลด</w:t>
+            </w:r>
+          </w:p>
+        </w:tc>
+        <w:tc>
+          <w:tcPr>
+            <w:tcW w:type="dxa" w:w="5400"/>
+            <w:shd w:fill="F7F8FA" w:color="auto" w:val="clear"/>
+            <w:tcMar>
+              <w:top w:type="dxa" w:w="70"/>
+              <w:left w:type="dxa" w:w="120"/>
+              <w:bottom w:type="dxa" w:w="70"/>
+              <w:right w:type="dxa" w:w="120"/>
+            </w:tcMar>
+          </w:tcPr>
+          <w:p>
+            <w:pPr>
+              <w:spacing w:after="0"/>
+            </w:pPr>
+            <w:r>
+              <w:rPr>
+                <w:sz w:val="28"/>
+                <w:szCs w:val="28"/>
+              </w:rPr>
+              <w:t xml:space="preserve">ตัดสินว่าเห็นด้วยหรือตีกลับให้ Tier 2</w:t>
+            </w:r>
+          </w:p>
+        </w:tc>
+      </w:tr>
+    </w:tbl>
+    <w:p>
+      <w:pPr>
+        <w:spacing w:after="140"/>
+      </w:pPr>
+    </w:p>
+    <w:tbl>
+      <w:tblPr>
+        <w:tblW w:type="dxa" w:w="9600"/>
+        <w:tblBorders>
+          <w:top w:val="single" w:color="FDECEE" w:sz="2"/>
+          <w:left w:val="single" w:color="E63946" w:sz="28"/>
+          <w:bottom w:val="single" w:color="FDECEE" w:sz="2"/>
+          <w:right w:val="single" w:color="FDECEE" w:sz="2"/>
+          <w:insideH w:val="single" w:color="auto" w:sz="4"/>
+          <w:insideV w:val="single" w:color="auto" w:sz="4"/>
+        </w:tblBorders>
+      </w:tblPr>
+      <w:tblGrid>
+        <w:gridCol w:w="9600"/>
+      </w:tblGrid>
+      <w:tr>
+        <w:tc>
+          <w:tcPr>
+            <w:tcW w:type="dxa" w:w="9600"/>
+            <w:shd w:fill="FDECEE" w:color="auto" w:val="clear"/>
+            <w:tcMar>
+              <w:top w:type="dxa" w:w="140"/>
+              <w:left w:type="dxa" w:w="200"/>
+              <w:bottom w:type="dxa" w:w="140"/>
+              <w:right w:type="dxa" w:w="200"/>
+            </w:tcMar>
+          </w:tcPr>
+          <w:p>
+            <w:pPr>
+              <w:spacing w:after="60"/>
+            </w:pPr>
+            <w:r>
+              <w:rPr>
+                <w:b/>
+                <w:bCs/>
+                <w:color w:val="E63946"/>
+                <w:sz w:val="30"/>
+                <w:szCs w:val="30"/>
+              </w:rPr>
+              <w:t xml:space="preserve">ข้อควรระวัง</w:t>
+            </w:r>
+          </w:p>
+          <w:p>
+            <w:pPr>
+              <w:spacing w:after="0"/>
+            </w:pPr>
+            <w:r>
+              <w:rPr>
+                <w:sz w:val="32"/>
+                <w:szCs w:val="32"/>
+              </w:rPr>
+              <w:t xml:space="preserve">ผู้จัดการ </w:t>
+            </w:r>
+            <w:r>
+              <w:rPr>
+                <w:b/>
+                <w:bCs/>
+                <w:sz w:val="32"/>
+                <w:szCs w:val="32"/>
+              </w:rPr>
+              <w:t xml:space="preserve">เปลี่ยนช่องทางการจัดการไม่ได้</w:t>
+            </w:r>
+            <w:r>
+              <w:rPr>
+                <w:sz w:val="32"/>
+                <w:szCs w:val="32"/>
+              </w:rPr>
+              <w:t xml:space="preserve"> — ทำได้เพียงส่งต่อไปตามช่องทาง (ผู้ดูแลระบบ หรือเจ้าของระบบ) ที่นักวิเคราะห์ระดับ 1 เลือกไว้แล้ว หากไม่เหมาะสมต้องประสานกับผู้เปิดตั๋ว</w:t>
+            </w:r>
+          </w:p>
+        </w:tc>
+      </w:tr>
+    </w:tbl>
+    <w:p>
+      <w:pPr>
+        <w:pStyle w:val="Heading1"/>
+      </w:pPr>
+      <w:r>
+        <w:t xml:space="preserve">3. การเข้าสู่ระบบ</w:t>
+      </w:r>
+    </w:p>
+    <w:p>
+      <w:pPr>
+        <w:pStyle w:val="ListParagraph"/>
+        <w:numPr>
+          <w:ilvl w:val="0"/>
+          <w:numId w:val="3"/>
+        </w:numPr>
+        <w:spacing w:after="80"/>
+      </w:pPr>
+      <w:r>
+        <w:rPr>
+          <w:sz w:val="32"/>
+          <w:szCs w:val="32"/>
+        </w:rPr>
+        <w:t xml:space="preserve">เปิดเว็บเบราว์เซอร์ แล้วไปยังที่อยู่ของระบบที่ผู้ดูแลระบบแจ้ง</w:t>
+      </w:r>
+    </w:p>
+    <w:p>
+      <w:pPr>
+        <w:pStyle w:val="ListParagraph"/>
+        <w:numPr>
+          <w:ilvl w:val="0"/>
+          <w:numId w:val="3"/>
+        </w:numPr>
+        <w:spacing w:after="80"/>
+      </w:pPr>
+      <w:r>
+        <w:rPr>
+          <w:sz w:val="32"/>
+          <w:szCs w:val="32"/>
+        </w:rPr>
+        <w:t xml:space="preserve">กรอก </w:t>
+      </w:r>
+      <w:r>
+        <w:rPr>
+          <w:b/>
+          <w:bCs/>
+          <w:color w:val="1F2D3D"/>
+          <w:sz w:val="32"/>
+          <w:szCs w:val="32"/>
+        </w:rPr>
+        <w:t xml:space="preserve">ชื่อผู้ใช้ (Username)</w:t>
+      </w:r>
+      <w:r>
+        <w:rPr>
+          <w:sz w:val="32"/>
+          <w:szCs w:val="32"/>
+        </w:rPr>
+        <w:t xml:space="preserve"> และ </w:t>
+      </w:r>
+      <w:r>
+        <w:rPr>
+          <w:b/>
+          <w:bCs/>
+          <w:color w:val="1F2D3D"/>
+          <w:sz w:val="32"/>
+          <w:szCs w:val="32"/>
+        </w:rPr>
+        <w:t xml:space="preserve">รหัสผ่าน (Password)</w:t>
+      </w:r>
+      <w:r>
+        <w:rPr>
+          <w:sz w:val="32"/>
+          <w:szCs w:val="32"/>
+        </w:rPr>
+        <w:t xml:space="preserve"> แล้วกดเข้าสู่ระบบ</w:t>
+      </w:r>
+    </w:p>
+    <w:tbl>
+      <w:tblPr>
+        <w:tblW w:type="dxa" w:w="9600"/>
+        <w:tblBorders>
+          <w:top w:val="dashed" w:color="9DB4D4" w:sz="6"/>
+          <w:left w:val="dashed" w:color="9DB4D4" w:sz="6"/>
+          <w:bottom w:val="dashed" w:color="9DB4D4" w:sz="6"/>
+          <w:right w:val="dashed" w:color="9DB4D4" w:sz="6"/>
+          <w:insideH w:val="single" w:color="auto" w:sz="4"/>
+          <w:insideV w:val="single" w:color="auto" w:sz="4"/>
+        </w:tblBorders>
+      </w:tblPr>
+      <w:tblGrid>
+        <w:gridCol w:w="9600"/>
+      </w:tblGrid>
+      <w:tr>
+        <w:tc>
+          <w:tcPr>
+            <w:tcW w:type="dxa" w:w="9600"/>
+            <w:shd w:fill="F7F8FA" w:color="auto" w:val="clear"/>
+            <w:tcMar>
+              <w:top w:type="dxa" w:w="520"/>
+              <w:left w:type="dxa" w:w="200"/>
+              <w:bottom w:type="dxa" w:w="520"/>
+              <w:right w:type="dxa" w:w="200"/>
+            </w:tcMar>
+            <w:vAlign w:val="center"/>
+          </w:tcPr>
+          <w:p>
+            <w:pPr>
+              <w:spacing w:after="40"/>
+              <w:jc w:val="center"/>
+            </w:pPr>
+            <w:r>
+              <w:rPr>
+                <w:b/>
+                <w:bCs/>
+                <w:color w:val="6C7888"/>
+                <w:sz w:val="30"/>
+                <w:szCs w:val="30"/>
+              </w:rPr>
+              <w:t xml:space="preserve">[ ตำแหน่งภาพหน้าจอ ]</w:t>
+            </w:r>
+          </w:p>
+          <w:p>
+            <w:pPr>
+              <w:spacing w:after="40"/>
+              <w:jc w:val="center"/>
+            </w:pPr>
+            <w:r>
+              <w:rPr>
+                <w:color w:val="1F2D3D"/>
+                <w:sz w:val="32"/>
+                <w:szCs w:val="32"/>
+              </w:rPr>
+              <w:t xml:space="preserve">หน้าเข้าสู่ระบบ</w:t>
+            </w:r>
+          </w:p>
+          <w:p>
+            <w:pPr>
+              <w:jc w:val="center"/>
+            </w:pPr>
+            <w:r>
+              <w:rPr>
+                <w:rFonts w:ascii="Consolas" w:cs="Consolas" w:eastAsia="Consolas" w:hAnsi="Consolas"/>
+                <w:color w:val="9AA6B4"/>
+                <w:sz w:val="24"/>
+                <w:szCs w:val="24"/>
+              </w:rPr>
+              <w:t xml:space="preserve">SHOT: MGR-login</w:t>
+            </w:r>
+          </w:p>
+        </w:tc>
+      </w:tr>
+    </w:tbl>
+    <w:p>
+      <w:pPr>
+        <w:spacing w:after="160" w:before="60"/>
+        <w:jc w:val="center"/>
+      </w:pPr>
+      <w:r>
+        <w:rPr>
+          <w:b/>
+          <w:bCs/>
+          <w:color w:val="245EA8"/>
+          <w:sz w:val="28"/>
+          <w:szCs w:val="28"/>
+        </w:rPr>
+        <w:t xml:space="preserve">รูปที่ 3-1  </w:t>
+      </w:r>
+      <w:r>
+        <w:rPr>
+          <w:i/>
+          <w:iCs/>
+          <w:color w:val="6C7888"/>
+          <w:sz w:val="28"/>
+          <w:szCs w:val="28"/>
+        </w:rPr>
+        <w:t xml:space="preserve">หน้าเข้าสู่ระบบ</w:t>
+      </w:r>
+    </w:p>
+    <w:tbl>
+      <w:tblPr>
+        <w:tblW w:type="dxa" w:w="9600"/>
+        <w:tblBorders>
+          <w:top w:val="single" w:color="F1F3F6" w:sz="2"/>
+          <w:left w:val="single" w:color="6C7888" w:sz="28"/>
+          <w:bottom w:val="single" w:color="F1F3F6" w:sz="2"/>
+          <w:right w:val="single" w:color="F1F3F6" w:sz="2"/>
+          <w:insideH w:val="single" w:color="auto" w:sz="4"/>
+          <w:insideV w:val="single" w:color="auto" w:sz="4"/>
+        </w:tblBorders>
+      </w:tblPr>
+      <w:tblGrid>
+        <w:gridCol w:w="9600"/>
+      </w:tblGrid>
+      <w:tr>
+        <w:tc>
+          <w:tcPr>
+            <w:tcW w:type="dxa" w:w="9600"/>
+            <w:shd w:fill="F1F3F6" w:color="auto" w:val="clear"/>
+            <w:tcMar>
+              <w:top w:type="dxa" w:w="140"/>
+              <w:left w:type="dxa" w:w="200"/>
+              <w:bottom w:type="dxa" w:w="140"/>
+              <w:right w:type="dxa" w:w="200"/>
+            </w:tcMar>
+          </w:tcPr>
+          <w:p>
+            <w:pPr>
+              <w:spacing w:after="60"/>
+            </w:pPr>
+            <w:r>
+              <w:rPr>
+                <w:b/>
+                <w:bCs/>
+                <w:color w:val="6C7888"/>
+                <w:sz w:val="30"/>
+                <w:szCs w:val="30"/>
+              </w:rPr>
+              <w:t xml:space="preserve">สิ่งที่ต้องจำ</w:t>
+            </w:r>
+          </w:p>
+          <w:p>
+            <w:pPr>
+              <w:spacing w:after="0"/>
+            </w:pPr>
+            <w:r>
+              <w:rPr>
+                <w:sz w:val="32"/>
+                <w:szCs w:val="32"/>
+              </w:rPr>
+              <w:t xml:space="preserve">บัญชีสร้างและกำหนดบทบาทโดยผู้ดูแลระบบ SOC หากบัญชีถูกล็อก (ผิดเกิน 5 ครั้ง) ให้ติดต่อผู้ดูแลระบบ</w:t>
+            </w:r>
+          </w:p>
+        </w:tc>
+      </w:tr>
+    </w:tbl>
+    <w:p>
+      <w:pPr>
+        <w:pStyle w:val="Heading1"/>
+      </w:pPr>
+      <w:r>
+        <w:t xml:space="preserve">4. หน้าจอและเมนูของคุณ</w:t>
+      </w:r>
+    </w:p>
+    <w:tbl>
+      <w:tblPr>
+        <w:tblW w:type="dxa" w:w="9600"/>
+        <w:tblBorders>
+          <w:top w:val="single" w:color="E1E6ED" w:sz="2"/>
+          <w:left w:val="single" w:color="E1E6ED" w:sz="2"/>
+          <w:bottom w:val="single" w:color="E1E6ED" w:sz="2"/>
+          <w:right w:val="single" w:color="E1E6ED" w:sz="2"/>
+          <w:insideH w:val="single" w:color="E1E6ED" w:sz="2"/>
+          <w:insideV w:val="single" w:color="E1E6ED" w:sz="2"/>
+        </w:tblBorders>
+      </w:tblPr>
+      <w:tblGrid>
+        <w:gridCol w:w="4200"/>
+        <w:gridCol w:w="5400"/>
+      </w:tblGrid>
+      <w:tr>
+        <w:trPr>
+          <w:cantSplit/>
+          <w:tblHeader/>
+        </w:trPr>
+        <w:tc>
+          <w:tcPr>
+            <w:tcW w:type="dxa" w:w="4200"/>
+            <w:shd w:fill="1A1A2E" w:color="auto" w:val="clear"/>
+            <w:tcMar>
+              <w:top w:type="dxa" w:w="80"/>
+              <w:left w:type="dxa" w:w="120"/>
+              <w:bottom w:type="dxa" w:w="80"/>
+              <w:right w:type="dxa" w:w="120"/>
+            </w:tcMar>
+          </w:tcPr>
+          <w:p>
+            <w:r>
+              <w:rPr>
+                <w:b/>
+                <w:bCs/>
+                <w:color w:val="FFFFFF"/>
+                <w:sz w:val="28"/>
+                <w:szCs w:val="28"/>
+              </w:rPr>
+              <w:t xml:space="preserve">กลุ่ม / เมนู</w:t>
+            </w:r>
+          </w:p>
+        </w:tc>
+        <w:tc>
+          <w:tcPr>
+            <w:tcW w:type="dxa" w:w="5400"/>
+            <w:shd w:fill="1A1A2E" w:color="auto" w:val="clear"/>
+            <w:tcMar>
+              <w:top w:type="dxa" w:w="80"/>
+              <w:left w:type="dxa" w:w="120"/>
+              <w:bottom w:type="dxa" w:w="80"/>
+              <w:right w:type="dxa" w:w="120"/>
+            </w:tcMar>
+          </w:tcPr>
+          <w:p>
+            <w:r>
+              <w:rPr>
+                <w:b/>
+                <w:bCs/>
+                <w:color w:val="FFFFFF"/>
+                <w:sz w:val="28"/>
+                <w:szCs w:val="28"/>
+              </w:rPr>
+              <w:t xml:space="preserve">หน้าที่</w:t>
+            </w:r>
+          </w:p>
+        </w:tc>
+      </w:tr>
+      <w:tr>
+        <w:trPr>
+          <w:cantSplit/>
+        </w:trPr>
+        <w:tc>
+          <w:tcPr>
+            <w:tcW w:type="dxa" w:w="4200"/>
+            <w:shd w:fill="FFFFFF" w:color="auto" w:val="clear"/>
+            <w:tcMar>
+              <w:top w:type="dxa" w:w="70"/>
+              <w:left w:type="dxa" w:w="120"/>
+              <w:bottom w:type="dxa" w:w="70"/>
+              <w:right w:type="dxa" w:w="120"/>
+            </w:tcMar>
+          </w:tcPr>
+          <w:p>
+            <w:pPr>
+              <w:spacing w:after="0"/>
+            </w:pPr>
+            <w:r>
+              <w:rPr>
+                <w:b/>
+                <w:bCs/>
+                <w:color w:val="245EA8"/>
+                <w:sz w:val="32"/>
+                <w:szCs w:val="32"/>
+              </w:rPr>
+              <w:t xml:space="preserve">ภาพรวม › แดชบอร์ด SOC</w:t>
+            </w:r>
+          </w:p>
+        </w:tc>
+        <w:tc>
+          <w:tcPr>
+            <w:tcW w:type="dxa" w:w="5400"/>
+            <w:shd w:fill="FFFFFF" w:color="auto" w:val="clear"/>
+            <w:tcMar>
+              <w:top w:type="dxa" w:w="70"/>
+              <w:left w:type="dxa" w:w="120"/>
+              <w:bottom w:type="dxa" w:w="70"/>
+              <w:right w:type="dxa" w:w="120"/>
+            </w:tcMar>
+          </w:tcPr>
+          <w:p>
+            <w:pPr>
+              <w:spacing w:after="0"/>
+            </w:pPr>
+            <w:r>
+              <w:rPr>
+                <w:sz w:val="28"/>
+                <w:szCs w:val="28"/>
+              </w:rPr>
+              <w:t xml:space="preserve">ภาพรวมสถานะงานและตัวชี้วัดของทีม</w:t>
+            </w:r>
+          </w:p>
+        </w:tc>
+      </w:tr>
+      <w:tr>
+        <w:trPr>
+          <w:cantSplit/>
+        </w:trPr>
+        <w:tc>
+          <w:tcPr>
+            <w:tcW w:type="dxa" w:w="4200"/>
+            <w:shd w:fill="F7F8FA" w:color="auto" w:val="clear"/>
+            <w:tcMar>
+              <w:top w:type="dxa" w:w="70"/>
+              <w:left w:type="dxa" w:w="120"/>
+              <w:bottom w:type="dxa" w:w="70"/>
+              <w:right w:type="dxa" w:w="120"/>
+            </w:tcMar>
+          </w:tcPr>
+          <w:p>
+            <w:pPr>
+              <w:spacing w:after="0"/>
+            </w:pPr>
+            <w:r>
+              <w:rPr>
+                <w:b/>
+                <w:bCs/>
+                <w:color w:val="245EA8"/>
+                <w:sz w:val="32"/>
+                <w:szCs w:val="32"/>
+              </w:rPr>
+              <w:t xml:space="preserve">คิวงานต่างๆ › คิวงานผู้จัดการ</w:t>
+            </w:r>
+          </w:p>
+        </w:tc>
+        <w:tc>
+          <w:tcPr>
+            <w:tcW w:type="dxa" w:w="5400"/>
+            <w:shd w:fill="F7F8FA" w:color="auto" w:val="clear"/>
+            <w:tcMar>
+              <w:top w:type="dxa" w:w="70"/>
+              <w:left w:type="dxa" w:w="120"/>
+              <w:bottom w:type="dxa" w:w="70"/>
+              <w:right w:type="dxa" w:w="120"/>
+            </w:tcMar>
+          </w:tcPr>
+          <w:p>
+            <w:pPr>
+              <w:spacing w:after="0"/>
+            </w:pPr>
+            <w:r>
+              <w:rPr>
+                <w:sz w:val="28"/>
+                <w:szCs w:val="28"/>
+              </w:rPr>
+              <w:t xml:space="preserve">คิวหลักของคุณ: เคสที่รอผู้จัดการตรวจ อนุมัติ หรือตรวจการปิด Event</w:t>
+            </w:r>
+          </w:p>
+        </w:tc>
+      </w:tr>
+      <w:tr>
+        <w:trPr>
+          <w:cantSplit/>
+        </w:trPr>
+        <w:tc>
+          <w:tcPr>
+            <w:tcW w:type="dxa" w:w="4200"/>
+            <w:shd w:fill="FFFFFF" w:color="auto" w:val="clear"/>
+            <w:tcMar>
+              <w:top w:type="dxa" w:w="70"/>
+              <w:left w:type="dxa" w:w="120"/>
+              <w:bottom w:type="dxa" w:w="70"/>
+              <w:right w:type="dxa" w:w="120"/>
+            </w:tcMar>
+          </w:tcPr>
+          <w:p>
+            <w:pPr>
+              <w:spacing w:after="0"/>
+            </w:pPr>
+            <w:r>
+              <w:rPr>
+                <w:b/>
+                <w:bCs/>
+                <w:color w:val="245EA8"/>
+                <w:sz w:val="32"/>
+                <w:szCs w:val="32"/>
+              </w:rPr>
+              <w:t xml:space="preserve">คิวงานต่างๆ › คำขอตอบสนองเหตุการณ์</w:t>
+            </w:r>
+            <w:r>
+              <w:rPr>
+                <w:sz w:val="32"/>
+                <w:szCs w:val="32"/>
+              </w:rPr>
+              <w:t xml:space="preserve"> (งานตอบสนอง)</w:t>
+            </w:r>
+          </w:p>
+        </w:tc>
+        <w:tc>
+          <w:tcPr>
+            <w:tcW w:type="dxa" w:w="5400"/>
+            <w:shd w:fill="FFFFFF" w:color="auto" w:val="clear"/>
+            <w:tcMar>
+              <w:top w:type="dxa" w:w="70"/>
+              <w:left w:type="dxa" w:w="120"/>
+              <w:bottom w:type="dxa" w:w="70"/>
+              <w:right w:type="dxa" w:w="120"/>
+            </w:tcMar>
+          </w:tcPr>
+          <w:p>
+            <w:pPr>
+              <w:spacing w:after="0"/>
+            </w:pPr>
+            <w:r>
+              <w:rPr>
+                <w:sz w:val="28"/>
+                <w:szCs w:val="28"/>
+              </w:rPr>
+              <w:t xml:space="preserve">ภาพรวมคำขอทีมตอบสนองทุกทีม</w:t>
+            </w:r>
+          </w:p>
+        </w:tc>
+      </w:tr>
+      <w:tr>
+        <w:trPr>
+          <w:cantSplit/>
+        </w:trPr>
+        <w:tc>
+          <w:tcPr>
+            <w:tcW w:type="dxa" w:w="4200"/>
+            <w:shd w:fill="F7F8FA" w:color="auto" w:val="clear"/>
+            <w:tcMar>
+              <w:top w:type="dxa" w:w="70"/>
+              <w:left w:type="dxa" w:w="120"/>
+              <w:bottom w:type="dxa" w:w="70"/>
+              <w:right w:type="dxa" w:w="120"/>
+            </w:tcMar>
+          </w:tcPr>
+          <w:p>
+            <w:pPr>
+              <w:spacing w:after="0"/>
+            </w:pPr>
+            <w:r>
+              <w:rPr>
+                <w:b/>
+                <w:bCs/>
+                <w:color w:val="245EA8"/>
+                <w:sz w:val="32"/>
+                <w:szCs w:val="32"/>
+              </w:rPr>
+              <w:t xml:space="preserve">เคส › เคสที่กำลังดำเนินการอยู่ / ประวัติเคสที่ปิดไปแล้ว / ค้นหา IOC</w:t>
+            </w:r>
+          </w:p>
+        </w:tc>
+        <w:tc>
+          <w:tcPr>
+            <w:tcW w:type="dxa" w:w="5400"/>
+            <w:shd w:fill="F7F8FA" w:color="auto" w:val="clear"/>
+            <w:tcMar>
+              <w:top w:type="dxa" w:w="70"/>
+              <w:left w:type="dxa" w:w="120"/>
+              <w:bottom w:type="dxa" w:w="70"/>
+              <w:right w:type="dxa" w:w="120"/>
+            </w:tcMar>
+          </w:tcPr>
+          <w:p>
+            <w:pPr>
+              <w:spacing w:after="0"/>
+            </w:pPr>
+            <w:r>
+              <w:rPr>
+                <w:sz w:val="28"/>
+                <w:szCs w:val="28"/>
+              </w:rPr>
+              <w:t xml:space="preserve">ตั๋วงานทั้งหมด, ประวัติ, และการค้นหา</w:t>
+            </w:r>
+          </w:p>
+        </w:tc>
+      </w:tr>
+      <w:tr>
+        <w:trPr>
+          <w:cantSplit/>
+        </w:trPr>
+        <w:tc>
+          <w:tcPr>
+            <w:tcW w:type="dxa" w:w="4200"/>
+            <w:shd w:fill="FFFFFF" w:color="auto" w:val="clear"/>
+            <w:tcMar>
+              <w:top w:type="dxa" w:w="70"/>
+              <w:left w:type="dxa" w:w="120"/>
+              <w:bottom w:type="dxa" w:w="70"/>
+              <w:right w:type="dxa" w:w="120"/>
+            </w:tcMar>
+          </w:tcPr>
+          <w:p>
+            <w:pPr>
+              <w:spacing w:after="0"/>
+            </w:pPr>
+            <w:r>
+              <w:rPr>
+                <w:b/>
+                <w:bCs/>
+                <w:color w:val="245EA8"/>
+                <w:sz w:val="32"/>
+                <w:szCs w:val="32"/>
+              </w:rPr>
+              <w:t xml:space="preserve">ตั้งค่าระบบ › แผงควบคุมผู้ดูแลระบบ</w:t>
+            </w:r>
+          </w:p>
+        </w:tc>
+        <w:tc>
+          <w:tcPr>
+            <w:tcW w:type="dxa" w:w="5400"/>
+            <w:shd w:fill="FFFFFF" w:color="auto" w:val="clear"/>
+            <w:tcMar>
+              <w:top w:type="dxa" w:w="70"/>
+              <w:left w:type="dxa" w:w="120"/>
+              <w:bottom w:type="dxa" w:w="70"/>
+              <w:right w:type="dxa" w:w="120"/>
+            </w:tcMar>
+          </w:tcPr>
+          <w:p>
+            <w:pPr>
+              <w:spacing w:after="0"/>
+            </w:pPr>
+            <w:r>
+              <w:rPr>
+                <w:sz w:val="28"/>
+                <w:szCs w:val="28"/>
+              </w:rPr>
+              <w:t xml:space="preserve">หน้าจัดการระบบ (สำหรับผู้ดูแล/ผู้จัดการ)</w:t>
+            </w:r>
+          </w:p>
+        </w:tc>
+      </w:tr>
+    </w:tbl>
+    <w:tbl>
+      <w:tblPr>
+        <w:tblW w:type="dxa" w:w="9600"/>
+        <w:tblBorders>
+          <w:top w:val="dashed" w:color="9DB4D4" w:sz="6"/>
+          <w:left w:val="dashed" w:color="9DB4D4" w:sz="6"/>
+          <w:bottom w:val="dashed" w:color="9DB4D4" w:sz="6"/>
+          <w:right w:val="dashed" w:color="9DB4D4" w:sz="6"/>
+          <w:insideH w:val="single" w:color="auto" w:sz="4"/>
+          <w:insideV w:val="single" w:color="auto" w:sz="4"/>
+        </w:tblBorders>
+      </w:tblPr>
+      <w:tblGrid>
+        <w:gridCol w:w="9600"/>
+      </w:tblGrid>
+      <w:tr>
+        <w:tc>
+          <w:tcPr>
+            <w:tcW w:type="dxa" w:w="9600"/>
+            <w:shd w:fill="F7F8FA" w:color="auto" w:val="clear"/>
+            <w:tcMar>
+              <w:top w:type="dxa" w:w="520"/>
+              <w:left w:type="dxa" w:w="200"/>
+              <w:bottom w:type="dxa" w:w="520"/>
+              <w:right w:type="dxa" w:w="200"/>
+            </w:tcMar>
+            <w:vAlign w:val="center"/>
+          </w:tcPr>
+          <w:p>
+            <w:pPr>
+              <w:spacing w:after="40"/>
+              <w:jc w:val="center"/>
+            </w:pPr>
+            <w:r>
+              <w:rPr>
+                <w:b/>
+                <w:bCs/>
+                <w:color w:val="6C7888"/>
+                <w:sz w:val="30"/>
+                <w:szCs w:val="30"/>
+              </w:rPr>
+              <w:t xml:space="preserve">[ ตำแหน่งภาพหน้าจอ ]</w:t>
+            </w:r>
+          </w:p>
+          <w:p>
+            <w:pPr>
+              <w:spacing w:after="40"/>
+              <w:jc w:val="center"/>
+            </w:pPr>
+            <w:r>
+              <w:rPr>
+                <w:color w:val="1F2D3D"/>
+                <w:sz w:val="32"/>
+                <w:szCs w:val="32"/>
+              </w:rPr>
+              <w:t xml:space="preserve">แถบเมนูด้านซ้ายสำหรับผู้จัดการ SOC พร้อมตัวเลขงานค้างในคิวงานผู้จัดการ</w:t>
+            </w:r>
+          </w:p>
+          <w:p>
+            <w:pPr>
+              <w:jc w:val="center"/>
+            </w:pPr>
+            <w:r>
+              <w:rPr>
+                <w:rFonts w:ascii="Consolas" w:cs="Consolas" w:eastAsia="Consolas" w:hAnsi="Consolas"/>
+                <w:color w:val="9AA6B4"/>
+                <w:sz w:val="24"/>
+                <w:szCs w:val="24"/>
+              </w:rPr>
+              <w:t xml:space="preserve">SHOT: MGR-sidebar</w:t>
+            </w:r>
+          </w:p>
+        </w:tc>
+      </w:tr>
+    </w:tbl>
+    <w:p>
+      <w:pPr>
+        <w:spacing w:after="160" w:before="60"/>
+        <w:jc w:val="center"/>
+      </w:pPr>
+      <w:r>
+        <w:rPr>
+          <w:b/>
+          <w:bCs/>
+          <w:color w:val="245EA8"/>
+          <w:sz w:val="28"/>
+          <w:szCs w:val="28"/>
+        </w:rPr>
+        <w:t xml:space="preserve">รูปที่ 4-1  </w:t>
+      </w:r>
+      <w:r>
+        <w:rPr>
+          <w:i/>
+          <w:iCs/>
+          <w:color w:val="6C7888"/>
+          <w:sz w:val="28"/>
+          <w:szCs w:val="28"/>
+        </w:rPr>
+        <w:t xml:space="preserve">แถบเมนูด้านซ้ายสำหรับผู้จัดการ SOC พร้อมตัวเลขงานค้างในคิวงานผู้จัดการ</w:t>
+      </w:r>
+    </w:p>
+    <w:p>
+      <w:pPr>
+        <w:pStyle w:val="Heading2"/>
+      </w:pPr>
+      <w:r>
+        <w:t xml:space="preserve">4.1 อ่านแดชบอร์ด SOC (ปรับปรุง v1.7.0)</w:t>
+      </w:r>
+    </w:p>
+    <w:p>
+      <w:pPr>
+        <w:spacing w:after="120"/>
+      </w:pPr>
+      <w:r>
+        <w:rPr>
+          <w:sz w:val="32"/>
+          <w:szCs w:val="32"/>
+        </w:rPr>
+        <w:t xml:space="preserve">เมนู </w:t>
+      </w:r>
+      <w:r>
+        <w:rPr>
+          <w:b/>
+          <w:bCs/>
+          <w:color w:val="245EA8"/>
+          <w:sz w:val="32"/>
+          <w:szCs w:val="32"/>
+        </w:rPr>
+        <w:t xml:space="preserve">ภาพรวม › แดชบอร์ด SOC</w:t>
+      </w:r>
+      <w:r>
+        <w:rPr>
+          <w:sz w:val="32"/>
+          <w:szCs w:val="32"/>
+        </w:rPr>
+        <w:t xml:space="preserve"> ถูกออกแบบใหม่ใน v1.7.0 ให้ดูภาระงานของทีมได้เร็วขึ้น ประกอบด้วย</w:t>
+      </w:r>
+    </w:p>
+    <w:tbl>
+      <w:tblPr>
+        <w:tblW w:type="dxa" w:w="9600"/>
+        <w:tblBorders>
+          <w:top w:val="single" w:color="E1E6ED" w:sz="2"/>
+          <w:left w:val="single" w:color="E1E6ED" w:sz="2"/>
+          <w:bottom w:val="single" w:color="E1E6ED" w:sz="2"/>
+          <w:right w:val="single" w:color="E1E6ED" w:sz="2"/>
+          <w:insideH w:val="single" w:color="E1E6ED" w:sz="2"/>
+          <w:insideV w:val="single" w:color="E1E6ED" w:sz="2"/>
+        </w:tblBorders>
+      </w:tblPr>
+      <w:tblGrid>
+        <w:gridCol w:w="3400"/>
+        <w:gridCol w:w="6200"/>
+      </w:tblGrid>
+      <w:tr>
+        <w:trPr>
+          <w:cantSplit/>
+          <w:tblHeader/>
+        </w:trPr>
+        <w:tc>
+          <w:tcPr>
+            <w:tcW w:type="dxa" w:w="3400"/>
+            <w:shd w:fill="1A1A2E" w:color="auto" w:val="clear"/>
+            <w:tcMar>
+              <w:top w:type="dxa" w:w="80"/>
+              <w:left w:type="dxa" w:w="120"/>
+              <w:bottom w:type="dxa" w:w="80"/>
+              <w:right w:type="dxa" w:w="120"/>
+            </w:tcMar>
+          </w:tcPr>
+          <w:p>
+            <w:r>
+              <w:rPr>
+                <w:b/>
+                <w:bCs/>
+                <w:color w:val="FFFFFF"/>
+                <w:sz w:val="28"/>
+                <w:szCs w:val="28"/>
+              </w:rPr>
+              <w:t xml:space="preserve">ส่วน</w:t>
+            </w:r>
+          </w:p>
+        </w:tc>
+        <w:tc>
+          <w:tcPr>
+            <w:tcW w:type="dxa" w:w="6200"/>
+            <w:shd w:fill="1A1A2E" w:color="auto" w:val="clear"/>
+            <w:tcMar>
+              <w:top w:type="dxa" w:w="80"/>
+              <w:left w:type="dxa" w:w="120"/>
+              <w:bottom w:type="dxa" w:w="80"/>
+              <w:right w:type="dxa" w:w="120"/>
+            </w:tcMar>
+          </w:tcPr>
+          <w:p>
+            <w:r>
+              <w:rPr>
+                <w:b/>
+                <w:bCs/>
+                <w:color w:val="FFFFFF"/>
+                <w:sz w:val="28"/>
+                <w:szCs w:val="28"/>
+              </w:rPr>
+              <w:t xml:space="preserve">บอกอะไร</w:t>
+            </w:r>
+          </w:p>
+        </w:tc>
+      </w:tr>
+      <w:tr>
+        <w:trPr>
+          <w:cantSplit/>
+        </w:trPr>
+        <w:tc>
+          <w:tcPr>
+            <w:tcW w:type="dxa" w:w="3400"/>
+            <w:shd w:fill="FFFFFF" w:color="auto" w:val="clear"/>
+            <w:tcMar>
+              <w:top w:type="dxa" w:w="70"/>
+              <w:left w:type="dxa" w:w="120"/>
+              <w:bottom w:type="dxa" w:w="70"/>
+              <w:right w:type="dxa" w:w="120"/>
+            </w:tcMar>
+          </w:tcPr>
+          <w:p>
+            <w:pPr>
+              <w:spacing w:after="0"/>
+            </w:pPr>
+            <w:r>
+              <w:rPr>
+                <w:sz w:val="28"/>
+                <w:szCs w:val="28"/>
+              </w:rPr>
+              <w:t xml:space="preserve">การ์ดตัวเลขสี่ใบ</w:t>
+            </w:r>
+          </w:p>
+        </w:tc>
+        <w:tc>
+          <w:tcPr>
+            <w:tcW w:type="dxa" w:w="6200"/>
+            <w:shd w:fill="FFFFFF" w:color="auto" w:val="clear"/>
+            <w:tcMar>
+              <w:top w:type="dxa" w:w="70"/>
+              <w:left w:type="dxa" w:w="120"/>
+              <w:bottom w:type="dxa" w:w="70"/>
+              <w:right w:type="dxa" w:w="120"/>
+            </w:tcMar>
+          </w:tcPr>
+          <w:p>
+            <w:pPr>
+              <w:spacing w:after="0"/>
+            </w:pPr>
+            <w:r>
+              <w:rPr>
+                <w:sz w:val="28"/>
+                <w:szCs w:val="28"/>
+              </w:rPr>
+              <w:t xml:space="preserve">คดีที่กำลังดำเนินการ, ความรุนแรงระดับวิกฤต, ปิดเดือนนี้, และเวลามัธยฐานในการแก้ไข (MTTR)</w:t>
+            </w:r>
+          </w:p>
+        </w:tc>
+      </w:tr>
+      <w:tr>
+        <w:trPr>
+          <w:cantSplit/>
+        </w:trPr>
+        <w:tc>
+          <w:tcPr>
+            <w:tcW w:type="dxa" w:w="3400"/>
+            <w:shd w:fill="F7F8FA" w:color="auto" w:val="clear"/>
+            <w:tcMar>
+              <w:top w:type="dxa" w:w="70"/>
+              <w:left w:type="dxa" w:w="120"/>
+              <w:bottom w:type="dxa" w:w="70"/>
+              <w:right w:type="dxa" w:w="120"/>
+            </w:tcMar>
+          </w:tcPr>
+          <w:p>
+            <w:pPr>
+              <w:spacing w:after="0"/>
+            </w:pPr>
+            <w:r>
+              <w:rPr>
+                <w:b/>
+                <w:bCs/>
+                <w:sz w:val="32"/>
+                <w:szCs w:val="32"/>
+              </w:rPr>
+              <w:t xml:space="preserve">Analyst Workload</w:t>
+            </w:r>
+            <w:r>
+              <w:rPr>
+                <w:sz w:val="32"/>
+                <w:szCs w:val="32"/>
+              </w:rPr>
+              <w:t xml:space="preserve"> — งานที่ต้องดำเนินการเอง</w:t>
+            </w:r>
+          </w:p>
+        </w:tc>
+        <w:tc>
+          <w:tcPr>
+            <w:tcW w:type="dxa" w:w="6200"/>
+            <w:shd w:fill="F7F8FA" w:color="auto" w:val="clear"/>
+            <w:tcMar>
+              <w:top w:type="dxa" w:w="70"/>
+              <w:left w:type="dxa" w:w="120"/>
+              <w:bottom w:type="dxa" w:w="70"/>
+              <w:right w:type="dxa" w:w="120"/>
+            </w:tcMar>
+          </w:tcPr>
+          <w:p>
+            <w:pPr>
+              <w:spacing w:after="0"/>
+            </w:pPr>
+            <w:r>
+              <w:rPr>
+                <w:sz w:val="28"/>
+                <w:szCs w:val="28"/>
+              </w:rPr>
+              <w:t xml:space="preserve">ภาระงานรายบุคคล: ใครมีงานต้องทำกี่เรื่อง รอดำเนินการกี่เรื่อง — ใช้เกลี่ยงานในทีม</w:t>
+            </w:r>
+          </w:p>
+        </w:tc>
+      </w:tr>
+      <w:tr>
+        <w:trPr>
+          <w:cantSplit/>
+        </w:trPr>
+        <w:tc>
+          <w:tcPr>
+            <w:tcW w:type="dxa" w:w="3400"/>
+            <w:shd w:fill="FFFFFF" w:color="auto" w:val="clear"/>
+            <w:tcMar>
+              <w:top w:type="dxa" w:w="70"/>
+              <w:left w:type="dxa" w:w="120"/>
+              <w:bottom w:type="dxa" w:w="70"/>
+              <w:right w:type="dxa" w:w="120"/>
+            </w:tcMar>
+          </w:tcPr>
+          <w:p>
+            <w:pPr>
+              <w:spacing w:after="0"/>
+            </w:pPr>
+            <w:r>
+              <w:rPr>
+                <w:b/>
+                <w:bCs/>
+                <w:sz w:val="32"/>
+                <w:szCs w:val="32"/>
+              </w:rPr>
+              <w:t xml:space="preserve">Pipeline</w:t>
+            </w:r>
+            <w:r>
+              <w:rPr>
+                <w:sz w:val="32"/>
+                <w:szCs w:val="32"/>
+              </w:rPr>
+              <w:t xml:space="preserve"> — สถานะที่กำลังดำเนินการ</w:t>
+            </w:r>
+          </w:p>
+        </w:tc>
+        <w:tc>
+          <w:tcPr>
+            <w:tcW w:type="dxa" w:w="6200"/>
+            <w:shd w:fill="FFFFFF" w:color="auto" w:val="clear"/>
+            <w:tcMar>
+              <w:top w:type="dxa" w:w="70"/>
+              <w:left w:type="dxa" w:w="120"/>
+              <w:bottom w:type="dxa" w:w="70"/>
+              <w:right w:type="dxa" w:w="120"/>
+            </w:tcMar>
+          </w:tcPr>
+          <w:p>
+            <w:pPr>
+              <w:spacing w:after="0"/>
+            </w:pPr>
+            <w:r>
+              <w:rPr>
+                <w:sz w:val="28"/>
+                <w:szCs w:val="28"/>
+              </w:rPr>
+              <w:t xml:space="preserve">งานค้างอยู่ที่ขั้นตอนใดมากที่สุด ชี้จุดคอขวดของกระบวนการ</w:t>
+            </w:r>
+          </w:p>
+        </w:tc>
+      </w:tr>
+      <w:tr>
+        <w:trPr>
+          <w:cantSplit/>
+        </w:trPr>
+        <w:tc>
+          <w:tcPr>
+            <w:tcW w:type="dxa" w:w="3400"/>
+            <w:shd w:fill="F7F8FA" w:color="auto" w:val="clear"/>
+            <w:tcMar>
+              <w:top w:type="dxa" w:w="70"/>
+              <w:left w:type="dxa" w:w="120"/>
+              <w:bottom w:type="dxa" w:w="70"/>
+              <w:right w:type="dxa" w:w="120"/>
+            </w:tcMar>
+          </w:tcPr>
+          <w:p>
+            <w:pPr>
+              <w:spacing w:after="0"/>
+            </w:pPr>
+            <w:r>
+              <w:rPr>
+                <w:b/>
+                <w:bCs/>
+                <w:sz w:val="32"/>
+                <w:szCs w:val="32"/>
+              </w:rPr>
+              <w:t xml:space="preserve">Active Cases</w:t>
+            </w:r>
+            <w:r>
+              <w:rPr>
+                <w:sz w:val="32"/>
+                <w:szCs w:val="32"/>
+              </w:rPr>
+              <w:t xml:space="preserve"> — รายละเอียดคดี</w:t>
+            </w:r>
+          </w:p>
+        </w:tc>
+        <w:tc>
+          <w:tcPr>
+            <w:tcW w:type="dxa" w:w="6200"/>
+            <w:shd w:fill="F7F8FA" w:color="auto" w:val="clear"/>
+            <w:tcMar>
+              <w:top w:type="dxa" w:w="70"/>
+              <w:left w:type="dxa" w:w="120"/>
+              <w:bottom w:type="dxa" w:w="70"/>
+              <w:right w:type="dxa" w:w="120"/>
+            </w:tcMar>
+          </w:tcPr>
+          <w:p>
+            <w:pPr>
+              <w:spacing w:after="0"/>
+            </w:pPr>
+            <w:r>
+              <w:rPr>
+                <w:sz w:val="28"/>
+                <w:szCs w:val="28"/>
+              </w:rPr>
+              <w:t xml:space="preserve">ตารางคดีที่เปิดอยู่ กดหัวคอลัมน์เพื่อเรียงลำดับได้</w:t>
+            </w:r>
+          </w:p>
+        </w:tc>
+      </w:tr>
+      <w:tr>
+        <w:trPr>
+          <w:cantSplit/>
+        </w:trPr>
+        <w:tc>
+          <w:tcPr>
+            <w:tcW w:type="dxa" w:w="3400"/>
+            <w:shd w:fill="FFFFFF" w:color="auto" w:val="clear"/>
+            <w:tcMar>
+              <w:top w:type="dxa" w:w="70"/>
+              <w:left w:type="dxa" w:w="120"/>
+              <w:bottom w:type="dxa" w:w="70"/>
+              <w:right w:type="dxa" w:w="120"/>
+            </w:tcMar>
+          </w:tcPr>
+          <w:p>
+            <w:pPr>
+              <w:spacing w:after="0"/>
+            </w:pPr>
+            <w:r>
+              <w:rPr>
+                <w:b/>
+                <w:bCs/>
+                <w:sz w:val="32"/>
+                <w:szCs w:val="32"/>
+              </w:rPr>
+              <w:t xml:space="preserve">Daily Case Volume</w:t>
+            </w:r>
+          </w:p>
+        </w:tc>
+        <w:tc>
+          <w:tcPr>
+            <w:tcW w:type="dxa" w:w="6200"/>
+            <w:shd w:fill="FFFFFF" w:color="auto" w:val="clear"/>
+            <w:tcMar>
+              <w:top w:type="dxa" w:w="70"/>
+              <w:left w:type="dxa" w:w="120"/>
+              <w:bottom w:type="dxa" w:w="70"/>
+              <w:right w:type="dxa" w:w="120"/>
+            </w:tcMar>
+          </w:tcPr>
+          <w:p>
+            <w:pPr>
+              <w:spacing w:after="0"/>
+            </w:pPr>
+            <w:r>
+              <w:rPr>
+                <w:sz w:val="28"/>
+                <w:szCs w:val="28"/>
+              </w:rPr>
+              <w:t xml:space="preserve">ปริมาณคดีรายวันย้อนหลัง 30 วัน ใช้ดูแนวโน้ม</w:t>
+            </w:r>
+          </w:p>
+        </w:tc>
+      </w:tr>
+    </w:tbl>
+    <w:p>
+      <w:pPr>
+        <w:spacing w:after="140"/>
+      </w:pPr>
+    </w:p>
+    <w:tbl>
+      <w:tblPr>
+        <w:tblW w:type="dxa" w:w="9600"/>
+        <w:tblBorders>
+          <w:top w:val="dashed" w:color="9DB4D4" w:sz="6"/>
+          <w:left w:val="dashed" w:color="9DB4D4" w:sz="6"/>
+          <w:bottom w:val="dashed" w:color="9DB4D4" w:sz="6"/>
+          <w:right w:val="dashed" w:color="9DB4D4" w:sz="6"/>
+          <w:insideH w:val="single" w:color="auto" w:sz="4"/>
+          <w:insideV w:val="single" w:color="auto" w:sz="4"/>
+        </w:tblBorders>
+      </w:tblPr>
+      <w:tblGrid>
+        <w:gridCol w:w="9600"/>
+      </w:tblGrid>
+      <w:tr>
+        <w:tc>
+          <w:tcPr>
+            <w:tcW w:type="dxa" w:w="9600"/>
+            <w:shd w:fill="F7F8FA" w:color="auto" w:val="clear"/>
+            <w:tcMar>
+              <w:top w:type="dxa" w:w="520"/>
+              <w:left w:type="dxa" w:w="200"/>
+              <w:bottom w:type="dxa" w:w="520"/>
+              <w:right w:type="dxa" w:w="200"/>
+            </w:tcMar>
+            <w:vAlign w:val="center"/>
+          </w:tcPr>
+          <w:p>
+            <w:pPr>
+              <w:spacing w:after="40"/>
+              <w:jc w:val="center"/>
+            </w:pPr>
+            <w:r>
+              <w:rPr>
+                <w:b/>
+                <w:bCs/>
+                <w:color w:val="6C7888"/>
+                <w:sz w:val="30"/>
+                <w:szCs w:val="30"/>
+              </w:rPr>
+              <w:t xml:space="preserve">[ ตำแหน่งภาพหน้าจอ ]</w:t>
+            </w:r>
+          </w:p>
+          <w:p>
+            <w:pPr>
+              <w:spacing w:after="40"/>
+              <w:jc w:val="center"/>
+            </w:pPr>
+            <w:r>
+              <w:rPr>
+                <w:color w:val="1F2D3D"/>
+                <w:sz w:val="32"/>
+                <w:szCs w:val="32"/>
+              </w:rPr>
+              <w:t xml:space="preserve">แดชบอร์ด SOC หลังออกแบบใหม่ แสดงการ์ดตัวเลข Analyst Workload และ Pipeline</w:t>
+            </w:r>
+          </w:p>
+          <w:p>
+            <w:pPr>
+              <w:jc w:val="center"/>
+            </w:pPr>
+            <w:r>
+              <w:rPr>
+                <w:rFonts w:ascii="Consolas" w:cs="Consolas" w:eastAsia="Consolas" w:hAnsi="Consolas"/>
+                <w:color w:val="9AA6B4"/>
+                <w:sz w:val="24"/>
+                <w:szCs w:val="24"/>
+              </w:rPr>
+              <w:t xml:space="preserve">SHOT: MGR-dashboard</w:t>
+            </w:r>
+          </w:p>
+        </w:tc>
+      </w:tr>
+    </w:tbl>
+    <w:p>
+      <w:pPr>
+        <w:spacing w:after="160" w:before="60"/>
+        <w:jc w:val="center"/>
+      </w:pPr>
+      <w:r>
+        <w:rPr>
+          <w:b/>
+          <w:bCs/>
+          <w:color w:val="245EA8"/>
+          <w:sz w:val="28"/>
+          <w:szCs w:val="28"/>
+        </w:rPr>
+        <w:t xml:space="preserve">รูปที่ 4-2  </w:t>
+      </w:r>
+      <w:r>
+        <w:rPr>
+          <w:i/>
+          <w:iCs/>
+          <w:color w:val="6C7888"/>
+          <w:sz w:val="28"/>
+          <w:szCs w:val="28"/>
+        </w:rPr>
+        <w:t xml:space="preserve">แดชบอร์ด SOC หลังออกแบบใหม่ แสดงการ์ดตัวเลข Analyst Workload และ Pipeline</w:t>
+      </w:r>
+    </w:p>
+    <w:tbl>
+      <w:tblPr>
+        <w:tblW w:type="dxa" w:w="9600"/>
+        <w:tblBorders>
+          <w:top w:val="single" w:color="F1F3F6" w:sz="2"/>
+          <w:left w:val="single" w:color="6C7888" w:sz="28"/>
+          <w:bottom w:val="single" w:color="F1F3F6" w:sz="2"/>
+          <w:right w:val="single" w:color="F1F3F6" w:sz="2"/>
+          <w:insideH w:val="single" w:color="auto" w:sz="4"/>
+          <w:insideV w:val="single" w:color="auto" w:sz="4"/>
+        </w:tblBorders>
+      </w:tblPr>
+      <w:tblGrid>
+        <w:gridCol w:w="9600"/>
+      </w:tblGrid>
+      <w:tr>
+        <w:tc>
+          <w:tcPr>
+            <w:tcW w:type="dxa" w:w="9600"/>
+            <w:shd w:fill="F1F3F6" w:color="auto" w:val="clear"/>
+            <w:tcMar>
+              <w:top w:type="dxa" w:w="140"/>
+              <w:left w:type="dxa" w:w="200"/>
+              <w:bottom w:type="dxa" w:w="140"/>
+              <w:right w:type="dxa" w:w="200"/>
+            </w:tcMar>
+          </w:tcPr>
+          <w:p>
+            <w:pPr>
+              <w:spacing w:after="60"/>
+            </w:pPr>
+            <w:r>
+              <w:rPr>
+                <w:b/>
+                <w:bCs/>
+                <w:color w:val="6C7888"/>
+                <w:sz w:val="30"/>
+                <w:szCs w:val="30"/>
+              </w:rPr>
+              <w:t xml:space="preserve">สิ่งที่ต้องจำ</w:t>
+            </w:r>
+          </w:p>
+          <w:p>
+            <w:pPr>
+              <w:spacing w:after="0"/>
+            </w:pPr>
+            <w:r>
+              <w:rPr>
+                <w:sz w:val="32"/>
+                <w:szCs w:val="32"/>
+              </w:rPr>
+              <w:t xml:space="preserve">นี่คนละหน้ากับ </w:t>
+            </w:r>
+            <w:r>
+              <w:rPr>
+                <w:b/>
+                <w:bCs/>
+                <w:color w:val="245EA8"/>
+                <w:sz w:val="32"/>
+                <w:szCs w:val="32"/>
+              </w:rPr>
+              <w:t xml:space="preserve">ภาพรวม › แดชบอร์ดผู้บริหาร</w:t>
+            </w:r>
+            <w:r>
+              <w:rPr>
+                <w:sz w:val="32"/>
+                <w:szCs w:val="32"/>
+              </w:rPr>
+              <w:t xml:space="preserve"> ซึ่งเป็นมุมมองสรุปความเสี่ยงสำหรับผู้บริหารและคุณไม่ได้ใช้ในงานประจำวัน</w:t>
+            </w:r>
+          </w:p>
+        </w:tc>
+      </w:tr>
+    </w:tbl>
+    <w:p>
+      <w:pPr>
+        <w:pStyle w:val="Heading1"/>
+      </w:pPr>
+      <w:r>
+        <w:t xml:space="preserve">5. งานหลักทีละขั้นตอน</w:t>
+      </w:r>
+    </w:p>
+    <w:p>
+      <w:pPr>
+        <w:pStyle w:val="Heading2"/>
+      </w:pPr>
+      <w:r>
+        <w:t xml:space="preserve">5.1 ตรวจก่อนมอบหมาย และประเมินสถานะฉุกเฉิน</w:t>
+      </w:r>
+    </w:p>
+    <w:p>
+      <w:pPr>
+        <w:spacing w:after="120"/>
+      </w:pPr>
+      <w:r>
+        <w:rPr>
+          <w:sz w:val="32"/>
+          <w:szCs w:val="32"/>
+        </w:rPr>
+        <w:t xml:space="preserve">เหตุการณ์จริง </w:t>
+      </w:r>
+      <w:r>
+        <w:rPr>
+          <w:b/>
+          <w:bCs/>
+          <w:sz w:val="32"/>
+          <w:szCs w:val="32"/>
+        </w:rPr>
+        <w:t xml:space="preserve">ทุกเรื่อง</w:t>
+      </w:r>
+      <w:r>
+        <w:rPr>
+          <w:sz w:val="32"/>
+          <w:szCs w:val="32"/>
+        </w:rPr>
+        <w:t xml:space="preserve"> หยุดรอที่สถานะ </w:t>
+      </w:r>
+      <w:r>
+        <w:rPr>
+          <w:b/>
+          <w:bCs/>
+          <w:sz w:val="32"/>
+          <w:szCs w:val="32"/>
+        </w:rPr>
+        <w:t xml:space="preserve">รอผู้จัดการ SOC ตรวจ (ก่อนมอบหมาย)</w:t>
+      </w:r>
+      <w:r>
+        <w:rPr>
+          <w:sz w:val="32"/>
+          <w:szCs w:val="32"/>
+        </w:rPr>
+        <w:t xml:space="preserve"> งานควบคุมยังไม่เริ่มจนกว่าคุณจะส่งต่อ ระบบส่งอีเมลแจ้งคุณอัตโนมัติ</w:t>
+      </w:r>
+    </w:p>
+    <w:p>
+      <w:pPr>
+        <w:pStyle w:val="ListParagraph"/>
+        <w:numPr>
+          <w:ilvl w:val="0"/>
+          <w:numId w:val="4"/>
+        </w:numPr>
+        <w:spacing w:after="80"/>
+      </w:pPr>
+      <w:r>
+        <w:rPr>
+          <w:sz w:val="32"/>
+          <w:szCs w:val="32"/>
+        </w:rPr>
+        <w:t xml:space="preserve">เปิดตั๋วจาก </w:t>
+      </w:r>
+      <w:r>
+        <w:rPr>
+          <w:b/>
+          <w:bCs/>
+          <w:color w:val="245EA8"/>
+          <w:sz w:val="32"/>
+          <w:szCs w:val="32"/>
+        </w:rPr>
+        <w:t xml:space="preserve">คิวงานผู้จัดการ</w:t>
+      </w:r>
+      <w:r>
+        <w:rPr>
+          <w:sz w:val="32"/>
+          <w:szCs w:val="32"/>
+        </w:rPr>
+        <w:t xml:space="preserve"> การ์ด </w:t>
+      </w:r>
+      <w:r>
+        <w:rPr>
+          <w:b/>
+          <w:bCs/>
+          <w:sz w:val="32"/>
+          <w:szCs w:val="32"/>
+        </w:rPr>
+        <w:t xml:space="preserve">การตรวจสอบโดยผู้จัดการ SOC</w:t>
+      </w:r>
+      <w:r>
+        <w:rPr>
+          <w:sz w:val="32"/>
+          <w:szCs w:val="32"/>
+        </w:rPr>
+        <w:t xml:space="preserve"> จะแสดงเส้นทางที่ระดับ 1 เลือกไว้</w:t>
+      </w:r>
+    </w:p>
+    <w:p>
+      <w:pPr>
+        <w:pStyle w:val="ListParagraph"/>
+        <w:numPr>
+          <w:ilvl w:val="0"/>
+          <w:numId w:val="4"/>
+        </w:numPr>
+        <w:spacing w:after="80"/>
+      </w:pPr>
+      <w:r>
+        <w:rPr>
+          <w:sz w:val="32"/>
+          <w:szCs w:val="32"/>
+        </w:rPr>
+        <w:t xml:space="preserve">ที่ </w:t>
+      </w:r>
+      <w:r>
+        <w:rPr>
+          <w:b/>
+          <w:bCs/>
+          <w:color w:val="1F2D3D"/>
+          <w:sz w:val="32"/>
+          <w:szCs w:val="32"/>
+        </w:rPr>
+        <w:t xml:space="preserve">ประเมินสถานะฉุกเฉิน</w:t>
+      </w:r>
+      <w:r>
+        <w:rPr>
+          <w:sz w:val="32"/>
+          <w:szCs w:val="32"/>
+        </w:rPr>
+        <w:t xml:space="preserve"> เลือกอย่างชัดเจนระหว่าง </w:t>
+      </w:r>
+      <w:r>
+        <w:rPr>
+          <w:b/>
+          <w:bCs/>
+          <w:color w:val="1F2D3D"/>
+          <w:sz w:val="32"/>
+          <w:szCs w:val="32"/>
+        </w:rPr>
+        <w:t xml:space="preserve">Normal</w:t>
+      </w:r>
+      <w:r>
+        <w:rPr>
+          <w:sz w:val="32"/>
+          <w:szCs w:val="32"/>
+        </w:rPr>
+        <w:t xml:space="preserve"> หรือ </w:t>
+      </w:r>
+      <w:r>
+        <w:rPr>
+          <w:b/>
+          <w:bCs/>
+          <w:color w:val="1F2D3D"/>
+          <w:sz w:val="32"/>
+          <w:szCs w:val="32"/>
+        </w:rPr>
+        <w:t xml:space="preserve">Emergency</w:t>
+      </w:r>
+      <w:r>
+        <w:rPr>
+          <w:sz w:val="32"/>
+          <w:szCs w:val="32"/>
+        </w:rPr>
+        <w:t xml:space="preserve"> — การเลือก Normal คือการตัดสินใจ ไม่ใช่การเว้นว่าง</w:t>
+      </w:r>
+    </w:p>
+    <w:p>
+      <w:pPr>
+        <w:pStyle w:val="ListParagraph"/>
+        <w:numPr>
+          <w:ilvl w:val="0"/>
+          <w:numId w:val="4"/>
+        </w:numPr>
+        <w:spacing w:after="80"/>
+      </w:pPr>
+      <w:r>
+        <w:rPr>
+          <w:sz w:val="32"/>
+          <w:szCs w:val="32"/>
+        </w:rPr>
+        <w:t xml:space="preserve">กรอก </w:t>
+      </w:r>
+      <w:r>
+        <w:rPr>
+          <w:b/>
+          <w:bCs/>
+          <w:color w:val="1F2D3D"/>
+          <w:sz w:val="32"/>
+          <w:szCs w:val="32"/>
+        </w:rPr>
+        <w:t xml:space="preserve">บันทึกการตรวจ</w:t>
+      </w:r>
+      <w:r>
+        <w:rPr>
+          <w:sz w:val="32"/>
+          <w:szCs w:val="32"/>
+        </w:rPr>
+        <w:t xml:space="preserve"> แล้วกด </w:t>
+      </w:r>
+      <w:r>
+        <w:rPr>
+          <w:b/>
+          <w:bCs/>
+          <w:color w:val="1F2D3D"/>
+          <w:sz w:val="32"/>
+          <w:szCs w:val="32"/>
+        </w:rPr>
+        <w:t xml:space="preserve">ส่งต่อให้ผู้ดูแลระบบ</w:t>
+      </w:r>
+      <w:r>
+        <w:rPr>
+          <w:sz w:val="32"/>
+          <w:szCs w:val="32"/>
+        </w:rPr>
+        <w:t xml:space="preserve"> หรือ </w:t>
+      </w:r>
+      <w:r>
+        <w:rPr>
+          <w:b/>
+          <w:bCs/>
+          <w:color w:val="1F2D3D"/>
+          <w:sz w:val="32"/>
+          <w:szCs w:val="32"/>
+        </w:rPr>
+        <w:t xml:space="preserve">ส่งต่อให้เจ้าของระบบ</w:t>
+      </w:r>
+      <w:r>
+        <w:rPr>
+          <w:sz w:val="32"/>
+          <w:szCs w:val="32"/>
+        </w:rPr>
+        <w:t xml:space="preserve"> ตามเส้นทางที่ระดับ 1 เลือกไว้</w:t>
+      </w:r>
+    </w:p>
+    <w:tbl>
+      <w:tblPr>
+        <w:tblW w:type="dxa" w:w="9600"/>
+        <w:tblBorders>
+          <w:top w:val="dashed" w:color="9DB4D4" w:sz="6"/>
+          <w:left w:val="dashed" w:color="9DB4D4" w:sz="6"/>
+          <w:bottom w:val="dashed" w:color="9DB4D4" w:sz="6"/>
+          <w:right w:val="dashed" w:color="9DB4D4" w:sz="6"/>
+          <w:insideH w:val="single" w:color="auto" w:sz="4"/>
+          <w:insideV w:val="single" w:color="auto" w:sz="4"/>
+        </w:tblBorders>
+      </w:tblPr>
+      <w:tblGrid>
+        <w:gridCol w:w="9600"/>
+      </w:tblGrid>
+      <w:tr>
+        <w:tc>
+          <w:tcPr>
+            <w:tcW w:type="dxa" w:w="9600"/>
+            <w:shd w:fill="F7F8FA" w:color="auto" w:val="clear"/>
+            <w:tcMar>
+              <w:top w:type="dxa" w:w="520"/>
+              <w:left w:type="dxa" w:w="200"/>
+              <w:bottom w:type="dxa" w:w="520"/>
+              <w:right w:type="dxa" w:w="200"/>
+            </w:tcMar>
+            <w:vAlign w:val="center"/>
+          </w:tcPr>
+          <w:p>
+            <w:pPr>
+              <w:spacing w:after="40"/>
+              <w:jc w:val="center"/>
+            </w:pPr>
+            <w:r>
+              <w:rPr>
+                <w:b/>
+                <w:bCs/>
+                <w:color w:val="6C7888"/>
+                <w:sz w:val="30"/>
+                <w:szCs w:val="30"/>
+              </w:rPr>
+              <w:t xml:space="preserve">[ ตำแหน่งภาพหน้าจอ ]</w:t>
+            </w:r>
+          </w:p>
+          <w:p>
+            <w:pPr>
+              <w:spacing w:after="40"/>
+              <w:jc w:val="center"/>
+            </w:pPr>
+            <w:r>
+              <w:rPr>
+                <w:color w:val="1F2D3D"/>
+                <w:sz w:val="32"/>
+                <w:szCs w:val="32"/>
+              </w:rPr>
+              <w:t xml:space="preserve">การ์ดการตรวจสอบโดยผู้จัดการ SOC พร้อมตัวเลือก Normal / Emergency และปุ่มส่งต่อ</w:t>
+            </w:r>
+          </w:p>
+          <w:p>
+            <w:pPr>
+              <w:jc w:val="center"/>
+            </w:pPr>
+            <w:r>
+              <w:rPr>
+                <w:rFonts w:ascii="Consolas" w:cs="Consolas" w:eastAsia="Consolas" w:hAnsi="Consolas"/>
+                <w:color w:val="9AA6B4"/>
+                <w:sz w:val="24"/>
+                <w:szCs w:val="24"/>
+              </w:rPr>
+              <w:t xml:space="preserve">SHOT: MGR-triage</w:t>
+            </w:r>
+          </w:p>
+        </w:tc>
+      </w:tr>
+    </w:tbl>
+    <w:p>
+      <w:pPr>
+        <w:spacing w:after="160" w:before="60"/>
+        <w:jc w:val="center"/>
+      </w:pPr>
+      <w:r>
+        <w:rPr>
+          <w:b/>
+          <w:bCs/>
+          <w:color w:val="245EA8"/>
+          <w:sz w:val="28"/>
+          <w:szCs w:val="28"/>
+        </w:rPr>
+        <w:t xml:space="preserve">รูปที่ 5-1  </w:t>
+      </w:r>
+      <w:r>
+        <w:rPr>
+          <w:i/>
+          <w:iCs/>
+          <w:color w:val="6C7888"/>
+          <w:sz w:val="28"/>
+          <w:szCs w:val="28"/>
+        </w:rPr>
+        <w:t xml:space="preserve">การ์ดการตรวจสอบโดยผู้จัดการ SOC พร้อมตัวเลือก Normal / Emergency และปุ่มส่งต่อ</w:t>
+      </w:r>
+    </w:p>
+    <w:tbl>
+      <w:tblPr>
+        <w:tblW w:type="dxa" w:w="9600"/>
+        <w:tblBorders>
+          <w:top w:val="single" w:color="F1F3F6" w:sz="2"/>
+          <w:left w:val="single" w:color="6C7888" w:sz="28"/>
+          <w:bottom w:val="single" w:color="F1F3F6" w:sz="2"/>
+          <w:right w:val="single" w:color="F1F3F6" w:sz="2"/>
+          <w:insideH w:val="single" w:color="auto" w:sz="4"/>
+          <w:insideV w:val="single" w:color="auto" w:sz="4"/>
+        </w:tblBorders>
+      </w:tblPr>
+      <w:tblGrid>
+        <w:gridCol w:w="9600"/>
+      </w:tblGrid>
+      <w:tr>
+        <w:tc>
+          <w:tcPr>
+            <w:tcW w:type="dxa" w:w="9600"/>
+            <w:shd w:fill="F1F3F6" w:color="auto" w:val="clear"/>
+            <w:tcMar>
+              <w:top w:type="dxa" w:w="140"/>
+              <w:left w:type="dxa" w:w="200"/>
+              <w:bottom w:type="dxa" w:w="140"/>
+              <w:right w:type="dxa" w:w="200"/>
+            </w:tcMar>
+          </w:tcPr>
+          <w:p>
+            <w:pPr>
+              <w:spacing w:after="60"/>
+            </w:pPr>
+            <w:r>
+              <w:rPr>
+                <w:b/>
+                <w:bCs/>
+                <w:color w:val="6C7888"/>
+                <w:sz w:val="30"/>
+                <w:szCs w:val="30"/>
+              </w:rPr>
+              <w:t xml:space="preserve">สิ่งที่ต้องจำ</w:t>
+            </w:r>
+          </w:p>
+          <w:p>
+            <w:pPr>
+              <w:spacing w:after="0"/>
+            </w:pPr>
+            <w:r>
+              <w:rPr>
+                <w:sz w:val="32"/>
+                <w:szCs w:val="32"/>
+              </w:rPr>
+              <w:t xml:space="preserve">ระบบบันทึกว่าใครประเมินและเมื่อใดไว้เสมอ (แม้ผลเป็น Normal) </w:t>
+            </w:r>
+            <w:r>
+              <w:rPr>
+                <w:b/>
+                <w:bCs/>
+                <w:sz w:val="32"/>
+                <w:szCs w:val="32"/>
+              </w:rPr>
+              <w:t xml:space="preserve">แฟล็กฉุกเฉินคือเงื่อนไขเดียว</w:t>
+            </w:r>
+            <w:r>
+              <w:rPr>
+                <w:sz w:val="32"/>
+                <w:szCs w:val="32"/>
+              </w:rPr>
+              <w:t xml:space="preserve">ที่ทำให้ตั๋วต้องผ่านการอนุมัติของคุณก่อนปิด — ระดับความรุนแรงเพียงอย่างเดียว (แม้ Critical) ไม่ได้ทำให้ต้องอนุมัติ</w:t>
+            </w:r>
+          </w:p>
+        </w:tc>
+      </w:tr>
+    </w:tbl>
+    <w:p>
+      <w:pPr>
+        <w:pStyle w:val="Heading2"/>
+      </w:pPr>
+      <w:r>
+        <w:t xml:space="preserve">5.2 ออกคำขอทีมตอบสนอง (Response Request)</w:t>
+      </w:r>
+    </w:p>
+    <w:p>
+      <w:pPr>
+        <w:spacing w:after="120"/>
+      </w:pPr>
+      <w:r>
+        <w:rPr>
+          <w:sz w:val="32"/>
+          <w:szCs w:val="32"/>
+        </w:rPr>
+        <w:t xml:space="preserve">คำขอทีมตอบสนองเป็นงานที่ส่งให้ทีมนอก SOC ทำ </w:t>
+      </w:r>
+      <w:r>
+        <w:rPr>
+          <w:b/>
+          <w:bCs/>
+          <w:sz w:val="32"/>
+          <w:szCs w:val="32"/>
+        </w:rPr>
+        <w:t xml:space="preserve">คู่ขนาน</w:t>
+      </w:r>
+      <w:r>
+        <w:rPr>
+          <w:sz w:val="32"/>
+          <w:szCs w:val="32"/>
+        </w:rPr>
+        <w:t xml:space="preserve"> กับงานควบคุม ออกได้ในหน้ารายละเอียดตั๋ว หัวข้อ </w:t>
+      </w:r>
+      <w:r>
+        <w:rPr>
+          <w:b/>
+          <w:bCs/>
+          <w:sz w:val="32"/>
+          <w:szCs w:val="32"/>
+        </w:rPr>
+        <w:t xml:space="preserve">“คำขอทีมตอบสนอง”</w:t>
+      </w:r>
+      <w:r>
+        <w:rPr>
+          <w:sz w:val="32"/>
+          <w:szCs w:val="32"/>
+        </w:rPr>
+        <w:t xml:space="preserve"> (เปลี่ยนชื่อจาก “งานย่อยและคำขอทีมตอบสนอง” ใน v1.7.0) โดยแบบฟอร์มออกคำขอย้ายมาอยู่ในหัวข้อเดียวกับรายการคำขอแล้ว</w:t>
+      </w:r>
+    </w:p>
+    <w:p>
+      <w:pPr>
+        <w:pStyle w:val="ListParagraph"/>
+        <w:numPr>
+          <w:ilvl w:val="0"/>
+          <w:numId w:val="4"/>
+        </w:numPr>
+        <w:spacing w:after="80"/>
+      </w:pPr>
+      <w:r>
+        <w:rPr>
+          <w:sz w:val="32"/>
+          <w:szCs w:val="32"/>
+        </w:rPr>
+        <w:t xml:space="preserve">ในหัวข้อ </w:t>
+      </w:r>
+      <w:r>
+        <w:rPr>
+          <w:b/>
+          <w:bCs/>
+          <w:color w:val="1F2D3D"/>
+          <w:sz w:val="32"/>
+          <w:szCs w:val="32"/>
+        </w:rPr>
+        <w:t xml:space="preserve">คำขอทีมตอบสนอง</w:t>
+      </w:r>
+      <w:r>
+        <w:rPr>
+          <w:sz w:val="32"/>
+          <w:szCs w:val="32"/>
+        </w:rPr>
+        <w:t xml:space="preserve"> กดปุ่ม </w:t>
+      </w:r>
+      <w:r>
+        <w:rPr>
+          <w:b/>
+          <w:bCs/>
+          <w:color w:val="1F2D3D"/>
+          <w:sz w:val="32"/>
+          <w:szCs w:val="32"/>
+        </w:rPr>
+        <w:t xml:space="preserve">ส่งคำขอ</w:t>
+      </w:r>
+    </w:p>
+    <w:p>
+      <w:pPr>
+        <w:pStyle w:val="ListParagraph"/>
+        <w:numPr>
+          <w:ilvl w:val="0"/>
+          <w:numId w:val="4"/>
+        </w:numPr>
+        <w:spacing w:after="80"/>
+      </w:pPr>
+      <w:r>
+        <w:rPr>
+          <w:sz w:val="32"/>
+          <w:szCs w:val="32"/>
+        </w:rPr>
+        <w:t xml:space="preserve">เลือก </w:t>
+      </w:r>
+      <w:r>
+        <w:rPr>
+          <w:b/>
+          <w:bCs/>
+          <w:color w:val="1F2D3D"/>
+          <w:sz w:val="32"/>
+          <w:szCs w:val="32"/>
+        </w:rPr>
+        <w:t xml:space="preserve">ประเภทงาน</w:t>
+      </w:r>
+      <w:r>
+        <w:rPr>
+          <w:sz w:val="32"/>
+          <w:szCs w:val="32"/>
+        </w:rPr>
+        <w:t xml:space="preserve"> ได้หลายประเภทในครั้งเดียว แล้วกรอก </w:t>
+      </w:r>
+      <w:r>
+        <w:rPr>
+          <w:b/>
+          <w:bCs/>
+          <w:color w:val="1F2D3D"/>
+          <w:sz w:val="32"/>
+          <w:szCs w:val="32"/>
+        </w:rPr>
+        <w:t xml:space="preserve">ชื่องาน</w:t>
+      </w:r>
+      <w:r>
+        <w:rPr>
+          <w:sz w:val="32"/>
+          <w:szCs w:val="32"/>
+        </w:rPr>
+        <w:t xml:space="preserve"> — ทั้งสองช่องบังคับ ส่วน </w:t>
+      </w:r>
+      <w:r>
+        <w:rPr>
+          <w:b/>
+          <w:bCs/>
+          <w:color w:val="1F2D3D"/>
+          <w:sz w:val="32"/>
+          <w:szCs w:val="32"/>
+        </w:rPr>
+        <w:t xml:space="preserve">ขอบเขตงาน</w:t>
+      </w:r>
+      <w:r>
+        <w:rPr>
+          <w:sz w:val="32"/>
+          <w:szCs w:val="32"/>
+        </w:rPr>
+        <w:t xml:space="preserve"> กรอกหรือไม่ก็ได้ ชื่อและขอบเขตงานจะใช้ร่วมกันในคำขอที่เลือกทุกประเภท</w:t>
+      </w:r>
+    </w:p>
+    <w:p>
+      <w:pPr>
+        <w:pStyle w:val="ListParagraph"/>
+        <w:numPr>
+          <w:ilvl w:val="0"/>
+          <w:numId w:val="4"/>
+        </w:numPr>
+        <w:spacing w:after="80"/>
+      </w:pPr>
+      <w:r>
+        <w:rPr>
+          <w:sz w:val="32"/>
+          <w:szCs w:val="32"/>
+        </w:rPr>
+        <w:t xml:space="preserve">กำหนด </w:t>
+      </w:r>
+      <w:r>
+        <w:rPr>
+          <w:b/>
+          <w:bCs/>
+          <w:color w:val="1F2D3D"/>
+          <w:sz w:val="32"/>
+          <w:szCs w:val="32"/>
+        </w:rPr>
+        <w:t xml:space="preserve">ผู้รับผิดชอบแต่ละประเภท</w:t>
+      </w:r>
+      <w:r>
+        <w:rPr>
+          <w:sz w:val="32"/>
+          <w:szCs w:val="32"/>
+        </w:rPr>
+        <w:t xml:space="preserve"> แยกกันได้ — ผู้จัดการ Red Team ที่ตั้งค่าไว้จะแสดงกับประเภทของตน ส่วนประเภทที่มีผู้รับผิดชอบหลายคนให้เลือกเป็นรายประเภท</w:t>
+      </w:r>
+    </w:p>
+    <w:p>
+      <w:pPr>
+        <w:pStyle w:val="ListParagraph"/>
+        <w:numPr>
+          <w:ilvl w:val="0"/>
+          <w:numId w:val="4"/>
+        </w:numPr>
+        <w:spacing w:after="80"/>
+      </w:pPr>
+      <w:r>
+        <w:rPr>
+          <w:sz w:val="32"/>
+          <w:szCs w:val="32"/>
+        </w:rPr>
+        <w:t xml:space="preserve">กด </w:t>
+      </w:r>
+      <w:r>
+        <w:rPr>
+          <w:b/>
+          <w:bCs/>
+          <w:color w:val="1F2D3D"/>
+          <w:sz w:val="32"/>
+          <w:szCs w:val="32"/>
+        </w:rPr>
+        <w:t xml:space="preserve">ส่งคำขอทีมตอบสนอง</w:t>
+      </w:r>
+      <w:r>
+        <w:rPr>
+          <w:sz w:val="32"/>
+          <w:szCs w:val="32"/>
+        </w:rPr>
+        <w:t xml:space="preserve"> ระบบสร้างคำขอแยกสำหรับแต่ละประเภทและแจ้งอีเมลผู้รับผิดชอบแต่ละคน</w:t>
+      </w:r>
+    </w:p>
+    <w:tbl>
+      <w:tblPr>
+        <w:tblW w:type="dxa" w:w="9600"/>
+        <w:tblBorders>
+          <w:top w:val="single" w:color="E1E6ED" w:sz="2"/>
+          <w:left w:val="single" w:color="E1E6ED" w:sz="2"/>
+          <w:bottom w:val="single" w:color="E1E6ED" w:sz="2"/>
+          <w:right w:val="single" w:color="E1E6ED" w:sz="2"/>
+          <w:insideH w:val="single" w:color="E1E6ED" w:sz="2"/>
+          <w:insideV w:val="single" w:color="E1E6ED" w:sz="2"/>
+        </w:tblBorders>
+      </w:tblPr>
+      <w:tblGrid>
+        <w:gridCol w:w="4800"/>
+        <w:gridCol w:w="4800"/>
+      </w:tblGrid>
+      <w:tr>
+        <w:trPr>
+          <w:cantSplit/>
+          <w:tblHeader/>
+        </w:trPr>
+        <w:tc>
+          <w:tcPr>
+            <w:tcW w:type="dxa" w:w="4800"/>
+            <w:shd w:fill="1A1A2E" w:color="auto" w:val="clear"/>
+            <w:tcMar>
+              <w:top w:type="dxa" w:w="80"/>
+              <w:left w:type="dxa" w:w="120"/>
+              <w:bottom w:type="dxa" w:w="80"/>
+              <w:right w:type="dxa" w:w="120"/>
+            </w:tcMar>
+          </w:tcPr>
+          <w:p>
+            <w:r>
+              <w:rPr>
+                <w:b/>
+                <w:bCs/>
+                <w:color w:val="FFFFFF"/>
+                <w:sz w:val="28"/>
+                <w:szCs w:val="28"/>
+              </w:rPr>
+              <w:t xml:space="preserve">ประเภทคำขอ</w:t>
+            </w:r>
+          </w:p>
+        </w:tc>
+        <w:tc>
+          <w:tcPr>
+            <w:tcW w:type="dxa" w:w="4800"/>
+            <w:shd w:fill="1A1A2E" w:color="auto" w:val="clear"/>
+            <w:tcMar>
+              <w:top w:type="dxa" w:w="80"/>
+              <w:left w:type="dxa" w:w="120"/>
+              <w:bottom w:type="dxa" w:w="80"/>
+              <w:right w:type="dxa" w:w="120"/>
+            </w:tcMar>
+          </w:tcPr>
+          <w:p>
+            <w:r>
+              <w:rPr>
+                <w:b/>
+                <w:bCs/>
+                <w:color w:val="FFFFFF"/>
+                <w:sz w:val="28"/>
+                <w:szCs w:val="28"/>
+              </w:rPr>
+              <w:t xml:space="preserve">ระบบมอบหมายให้</w:t>
+            </w:r>
+          </w:p>
+        </w:tc>
+      </w:tr>
+      <w:tr>
+        <w:trPr>
+          <w:cantSplit/>
+        </w:trPr>
+        <w:tc>
+          <w:tcPr>
+            <w:tcW w:type="dxa" w:w="4800"/>
+            <w:shd w:fill="FFFFFF" w:color="auto" w:val="clear"/>
+            <w:tcMar>
+              <w:top w:type="dxa" w:w="70"/>
+              <w:left w:type="dxa" w:w="120"/>
+              <w:bottom w:type="dxa" w:w="70"/>
+              <w:right w:type="dxa" w:w="120"/>
+            </w:tcMar>
+          </w:tcPr>
+          <w:p>
+            <w:pPr>
+              <w:spacing w:after="0"/>
+            </w:pPr>
+            <w:r>
+              <w:rPr>
+                <w:sz w:val="28"/>
+                <w:szCs w:val="28"/>
+              </w:rPr>
+              <w:t xml:space="preserve">VA</w:t>
+            </w:r>
+          </w:p>
+        </w:tc>
+        <w:tc>
+          <w:tcPr>
+            <w:tcW w:type="dxa" w:w="4800"/>
+            <w:shd w:fill="FFFFFF" w:color="auto" w:val="clear"/>
+            <w:tcMar>
+              <w:top w:type="dxa" w:w="70"/>
+              <w:left w:type="dxa" w:w="120"/>
+              <w:bottom w:type="dxa" w:w="70"/>
+              <w:right w:type="dxa" w:w="120"/>
+            </w:tcMar>
+          </w:tcPr>
+          <w:p>
+            <w:pPr>
+              <w:spacing w:after="0"/>
+            </w:pPr>
+            <w:r>
+              <w:rPr>
+                <w:sz w:val="28"/>
+                <w:szCs w:val="28"/>
+              </w:rPr>
+              <w:t xml:space="preserve">ผู้จัดการ Red Team ที่กำหนดให้รับงาน VA</w:t>
+            </w:r>
+          </w:p>
+        </w:tc>
+      </w:tr>
+      <w:tr>
+        <w:trPr>
+          <w:cantSplit/>
+        </w:trPr>
+        <w:tc>
+          <w:tcPr>
+            <w:tcW w:type="dxa" w:w="4800"/>
+            <w:shd w:fill="F7F8FA" w:color="auto" w:val="clear"/>
+            <w:tcMar>
+              <w:top w:type="dxa" w:w="70"/>
+              <w:left w:type="dxa" w:w="120"/>
+              <w:bottom w:type="dxa" w:w="70"/>
+              <w:right w:type="dxa" w:w="120"/>
+            </w:tcMar>
+          </w:tcPr>
+          <w:p>
+            <w:pPr>
+              <w:spacing w:after="0"/>
+            </w:pPr>
+            <w:r>
+              <w:rPr>
+                <w:sz w:val="28"/>
+                <w:szCs w:val="28"/>
+              </w:rPr>
+              <w:t xml:space="preserve">PenTest</w:t>
+            </w:r>
+          </w:p>
+        </w:tc>
+        <w:tc>
+          <w:tcPr>
+            <w:tcW w:type="dxa" w:w="4800"/>
+            <w:shd w:fill="F7F8FA" w:color="auto" w:val="clear"/>
+            <w:tcMar>
+              <w:top w:type="dxa" w:w="70"/>
+              <w:left w:type="dxa" w:w="120"/>
+              <w:bottom w:type="dxa" w:w="70"/>
+              <w:right w:type="dxa" w:w="120"/>
+            </w:tcMar>
+          </w:tcPr>
+          <w:p>
+            <w:pPr>
+              <w:spacing w:after="0"/>
+            </w:pPr>
+            <w:r>
+              <w:rPr>
+                <w:sz w:val="28"/>
+                <w:szCs w:val="28"/>
+              </w:rPr>
+              <w:t xml:space="preserve">ผู้จัดการ Red Team ที่กำหนดให้รับงาน PenTest</w:t>
+            </w:r>
+          </w:p>
+        </w:tc>
+      </w:tr>
+      <w:tr>
+        <w:trPr>
+          <w:cantSplit/>
+        </w:trPr>
+        <w:tc>
+          <w:tcPr>
+            <w:tcW w:type="dxa" w:w="4800"/>
+            <w:shd w:fill="FFFFFF" w:color="auto" w:val="clear"/>
+            <w:tcMar>
+              <w:top w:type="dxa" w:w="70"/>
+              <w:left w:type="dxa" w:w="120"/>
+              <w:bottom w:type="dxa" w:w="70"/>
+              <w:right w:type="dxa" w:w="120"/>
+            </w:tcMar>
+          </w:tcPr>
+          <w:p>
+            <w:pPr>
+              <w:spacing w:after="0"/>
+            </w:pPr>
+            <w:r>
+              <w:rPr>
+                <w:sz w:val="28"/>
+                <w:szCs w:val="28"/>
+              </w:rPr>
+              <w:t xml:space="preserve">Hardening</w:t>
+            </w:r>
+          </w:p>
+        </w:tc>
+        <w:tc>
+          <w:tcPr>
+            <w:tcW w:type="dxa" w:w="4800"/>
+            <w:shd w:fill="FFFFFF" w:color="auto" w:val="clear"/>
+            <w:tcMar>
+              <w:top w:type="dxa" w:w="70"/>
+              <w:left w:type="dxa" w:w="120"/>
+              <w:bottom w:type="dxa" w:w="70"/>
+              <w:right w:type="dxa" w:w="120"/>
+            </w:tcMar>
+          </w:tcPr>
+          <w:p>
+            <w:pPr>
+              <w:spacing w:after="0"/>
+            </w:pPr>
+            <w:r>
+              <w:rPr>
+                <w:sz w:val="28"/>
+                <w:szCs w:val="28"/>
+              </w:rPr>
+              <w:t xml:space="preserve">ผู้จัดการ Red Team ที่กำหนดให้รับงาน Hardening</w:t>
+            </w:r>
+          </w:p>
+        </w:tc>
+      </w:tr>
+      <w:tr>
+        <w:trPr>
+          <w:cantSplit/>
+        </w:trPr>
+        <w:tc>
+          <w:tcPr>
+            <w:tcW w:type="dxa" w:w="4800"/>
+            <w:shd w:fill="F7F8FA" w:color="auto" w:val="clear"/>
+            <w:tcMar>
+              <w:top w:type="dxa" w:w="70"/>
+              <w:left w:type="dxa" w:w="120"/>
+              <w:bottom w:type="dxa" w:w="70"/>
+              <w:right w:type="dxa" w:w="120"/>
+            </w:tcMar>
+          </w:tcPr>
+          <w:p>
+            <w:pPr>
+              <w:spacing w:after="0"/>
+            </w:pPr>
+            <w:r>
+              <w:rPr>
+                <w:sz w:val="28"/>
+                <w:szCs w:val="28"/>
+              </w:rPr>
+              <w:t xml:space="preserve">Forensics / RCA</w:t>
+            </w:r>
+          </w:p>
+        </w:tc>
+        <w:tc>
+          <w:tcPr>
+            <w:tcW w:type="dxa" w:w="4800"/>
+            <w:shd w:fill="F7F8FA" w:color="auto" w:val="clear"/>
+            <w:tcMar>
+              <w:top w:type="dxa" w:w="70"/>
+              <w:left w:type="dxa" w:w="120"/>
+              <w:bottom w:type="dxa" w:w="70"/>
+              <w:right w:type="dxa" w:w="120"/>
+            </w:tcMar>
+          </w:tcPr>
+          <w:p>
+            <w:pPr>
+              <w:spacing w:after="0"/>
+            </w:pPr>
+            <w:r>
+              <w:rPr>
+                <w:sz w:val="28"/>
+                <w:szCs w:val="28"/>
+              </w:rPr>
+              <w:t xml:space="preserve">ผู้เชี่ยวชาญพิสูจน์หลักฐาน (Forensic Analyst)</w:t>
+            </w:r>
+          </w:p>
+        </w:tc>
+      </w:tr>
+    </w:tbl>
+    <w:tbl>
+      <w:tblPr>
+        <w:tblW w:type="dxa" w:w="9600"/>
+        <w:tblBorders>
+          <w:top w:val="dashed" w:color="9DB4D4" w:sz="6"/>
+          <w:left w:val="dashed" w:color="9DB4D4" w:sz="6"/>
+          <w:bottom w:val="dashed" w:color="9DB4D4" w:sz="6"/>
+          <w:right w:val="dashed" w:color="9DB4D4" w:sz="6"/>
+          <w:insideH w:val="single" w:color="auto" w:sz="4"/>
+          <w:insideV w:val="single" w:color="auto" w:sz="4"/>
+        </w:tblBorders>
+      </w:tblPr>
+      <w:tblGrid>
+        <w:gridCol w:w="9600"/>
+      </w:tblGrid>
+      <w:tr>
+        <w:tc>
+          <w:tcPr>
+            <w:tcW w:type="dxa" w:w="9600"/>
+            <w:shd w:fill="F7F8FA" w:color="auto" w:val="clear"/>
+            <w:tcMar>
+              <w:top w:type="dxa" w:w="520"/>
+              <w:left w:type="dxa" w:w="200"/>
+              <w:bottom w:type="dxa" w:w="520"/>
+              <w:right w:type="dxa" w:w="200"/>
+            </w:tcMar>
+            <w:vAlign w:val="center"/>
+          </w:tcPr>
+          <w:p>
+            <w:pPr>
+              <w:spacing w:after="40"/>
+              <w:jc w:val="center"/>
+            </w:pPr>
+            <w:r>
+              <w:rPr>
+                <w:b/>
+                <w:bCs/>
+                <w:color w:val="6C7888"/>
+                <w:sz w:val="30"/>
+                <w:szCs w:val="30"/>
+              </w:rPr>
+              <w:t xml:space="preserve">[ ตำแหน่งภาพหน้าจอ ]</w:t>
+            </w:r>
+          </w:p>
+          <w:p>
+            <w:pPr>
+              <w:spacing w:after="40"/>
+              <w:jc w:val="center"/>
+            </w:pPr>
+            <w:r>
+              <w:rPr>
+                <w:color w:val="1F2D3D"/>
+                <w:sz w:val="32"/>
+                <w:szCs w:val="32"/>
+              </w:rPr>
+              <w:t xml:space="preserve">หัวข้อคำขอทีมตอบสนองบนหน้ารายละเอียดตั๋ว พร้อมแบบฟอร์มส่งคำขอ</w:t>
+            </w:r>
+          </w:p>
+          <w:p>
+            <w:pPr>
+              <w:jc w:val="center"/>
+            </w:pPr>
+            <w:r>
+              <w:rPr>
+                <w:rFonts w:ascii="Consolas" w:cs="Consolas" w:eastAsia="Consolas" w:hAnsi="Consolas"/>
+                <w:color w:val="9AA6B4"/>
+                <w:sz w:val="24"/>
+                <w:szCs w:val="24"/>
+              </w:rPr>
+              <w:t xml:space="preserve">SHOT: MGR-response-request</w:t>
+            </w:r>
+          </w:p>
+        </w:tc>
+      </w:tr>
+    </w:tbl>
+    <w:p>
+      <w:pPr>
+        <w:spacing w:after="160" w:before="60"/>
+        <w:jc w:val="center"/>
+      </w:pPr>
+      <w:r>
+        <w:rPr>
+          <w:b/>
+          <w:bCs/>
+          <w:color w:val="245EA8"/>
+          <w:sz w:val="28"/>
+          <w:szCs w:val="28"/>
+        </w:rPr>
+        <w:t xml:space="preserve">รูปที่ 5-2  </w:t>
+      </w:r>
+      <w:r>
+        <w:rPr>
+          <w:i/>
+          <w:iCs/>
+          <w:color w:val="6C7888"/>
+          <w:sz w:val="28"/>
+          <w:szCs w:val="28"/>
+        </w:rPr>
+        <w:t xml:space="preserve">หัวข้อคำขอทีมตอบสนองบนหน้ารายละเอียดตั๋ว พร้อมแบบฟอร์มส่งคำขอ</w:t>
+      </w:r>
+    </w:p>
+    <w:tbl>
+      <w:tblPr>
+        <w:tblW w:type="dxa" w:w="9600"/>
+        <w:tblBorders>
+          <w:top w:val="single" w:color="FDECEE" w:sz="2"/>
+          <w:left w:val="single" w:color="E63946" w:sz="28"/>
+          <w:bottom w:val="single" w:color="FDECEE" w:sz="2"/>
+          <w:right w:val="single" w:color="FDECEE" w:sz="2"/>
+          <w:insideH w:val="single" w:color="auto" w:sz="4"/>
+          <w:insideV w:val="single" w:color="auto" w:sz="4"/>
+        </w:tblBorders>
+      </w:tblPr>
+      <w:tblGrid>
+        <w:gridCol w:w="9600"/>
+      </w:tblGrid>
+      <w:tr>
+        <w:tc>
+          <w:tcPr>
+            <w:tcW w:type="dxa" w:w="9600"/>
+            <w:shd w:fill="FDECEE" w:color="auto" w:val="clear"/>
+            <w:tcMar>
+              <w:top w:type="dxa" w:w="140"/>
+              <w:left w:type="dxa" w:w="200"/>
+              <w:bottom w:type="dxa" w:w="140"/>
+              <w:right w:type="dxa" w:w="200"/>
+            </w:tcMar>
+          </w:tcPr>
+          <w:p>
+            <w:pPr>
+              <w:spacing w:after="60"/>
+            </w:pPr>
+            <w:r>
+              <w:rPr>
+                <w:b/>
+                <w:bCs/>
+                <w:color w:val="E63946"/>
+                <w:sz w:val="30"/>
+                <w:szCs w:val="30"/>
+              </w:rPr>
+              <w:t xml:space="preserve">ข้อควรระวัง</w:t>
+            </w:r>
+          </w:p>
+          <w:p>
+            <w:pPr>
+              <w:spacing w:after="0"/>
+            </w:pPr>
+            <w:r>
+              <w:rPr>
+                <w:sz w:val="32"/>
+                <w:szCs w:val="32"/>
+              </w:rPr>
+              <w:t xml:space="preserve">ตราบใดที่ยังมีคำขอที่ยังไม่เสร็จ ตั๋วนั้นจะปิดเป็น “อนุมัติแล้ว” ไม่ได้ ระบบส่งอีเมลแจ้งทีมเมื่อมีคำขอใหม่ และแจ้งกลับคุณเมื่อคำขอเสร็จ</w:t>
+            </w:r>
+          </w:p>
+        </w:tc>
+      </w:tr>
+    </w:tbl>
+    <w:p>
+      <w:pPr>
+        <w:spacing w:after="80"/>
+      </w:pPr>
+    </w:p>
+    <w:tbl>
+      <w:tblPr>
+        <w:tblW w:type="dxa" w:w="9600"/>
+        <w:tblBorders>
+          <w:top w:val="single" w:color="F1F3F6" w:sz="2"/>
+          <w:left w:val="single" w:color="6C7888" w:sz="28"/>
+          <w:bottom w:val="single" w:color="F1F3F6" w:sz="2"/>
+          <w:right w:val="single" w:color="F1F3F6" w:sz="2"/>
+          <w:insideH w:val="single" w:color="auto" w:sz="4"/>
+          <w:insideV w:val="single" w:color="auto" w:sz="4"/>
+        </w:tblBorders>
+      </w:tblPr>
+      <w:tblGrid>
+        <w:gridCol w:w="9600"/>
+      </w:tblGrid>
+      <w:tr>
+        <w:tc>
+          <w:tcPr>
+            <w:tcW w:type="dxa" w:w="9600"/>
+            <w:shd w:fill="F1F3F6" w:color="auto" w:val="clear"/>
+            <w:tcMar>
+              <w:top w:type="dxa" w:w="140"/>
+              <w:left w:type="dxa" w:w="200"/>
+              <w:bottom w:type="dxa" w:w="140"/>
+              <w:right w:type="dxa" w:w="200"/>
+            </w:tcMar>
+          </w:tcPr>
+          <w:p>
+            <w:pPr>
+              <w:spacing w:after="60"/>
+            </w:pPr>
+            <w:r>
+              <w:rPr>
+                <w:b/>
+                <w:bCs/>
+                <w:color w:val="6C7888"/>
+                <w:sz w:val="30"/>
+                <w:szCs w:val="30"/>
+              </w:rPr>
+              <w:t xml:space="preserve">สิ่งที่ต้องจำ</w:t>
+            </w:r>
+          </w:p>
+          <w:p>
+            <w:pPr>
+              <w:spacing w:after="60"/>
+            </w:pPr>
+            <w:r>
+              <w:rPr>
+                <w:b/>
+                <w:bCs/>
+                <w:sz w:val="32"/>
+                <w:szCs w:val="32"/>
+              </w:rPr>
+              <w:t xml:space="preserve">ปรับปรุง v1.7.0: </w:t>
+            </w:r>
+            <w:r>
+              <w:rPr>
+                <w:sz w:val="32"/>
+                <w:szCs w:val="32"/>
+              </w:rPr>
+              <w:t xml:space="preserve">แบบฟอร์มสร้าง “งานย่อยภายใน SOC” แบบเดิม (การสืบสวน / มาตรการตอบโต้) </w:t>
+            </w:r>
+            <w:r>
+              <w:rPr>
+                <w:b/>
+                <w:bCs/>
+                <w:sz w:val="32"/>
+                <w:szCs w:val="32"/>
+              </w:rPr>
+              <w:t xml:space="preserve">ถูกยกเลิกแล้ว</w:t>
+            </w:r>
+            <w:r>
+              <w:rPr>
+                <w:sz w:val="32"/>
+                <w:szCs w:val="32"/>
+              </w:rPr>
+              <w:t xml:space="preserve"> — คำขอทีมตอบสนองคือช่องทางเดียวที่ใช้งานอยู่ รายการเก่ายังอ่านย้อนหลังได้ใต้หัวข้อ </w:t>
+            </w:r>
+            <w:r>
+              <w:rPr>
+                <w:b/>
+                <w:bCs/>
+                <w:color w:val="1F2D3D"/>
+                <w:sz w:val="32"/>
+                <w:szCs w:val="32"/>
+              </w:rPr>
+              <w:t xml:space="preserve">บันทึกภายในเดิม (เลิกใช้แล้ว)</w:t>
+            </w:r>
+            <w:r>
+              <w:rPr>
+                <w:sz w:val="32"/>
+                <w:szCs w:val="32"/>
+              </w:rPr>
+              <w:t xml:space="preserve"> ในหน้าเดียวกัน ไม่มีข้อมูลสูญหาย</w:t>
+            </w:r>
+          </w:p>
+          <w:p>
+            <w:pPr>
+              <w:spacing w:after="0"/>
+            </w:pPr>
+            <w:r>
+              <w:rPr>
+                <w:b/>
+                <w:bCs/>
+                <w:sz w:val="32"/>
+                <w:szCs w:val="32"/>
+              </w:rPr>
+              <w:t xml:space="preserve">เพิ่ม v1.6.0: </w:t>
+            </w:r>
+            <w:r>
+              <w:rPr>
+                <w:sz w:val="32"/>
+                <w:szCs w:val="32"/>
+              </w:rPr>
+              <w:t xml:space="preserve">ทีมตอบสนองปิดคำขอได้แม้ตั๋วต้นเรื่อง </w:t>
+            </w:r>
+            <w:r>
+              <w:rPr>
+                <w:b/>
+                <w:bCs/>
+                <w:sz w:val="32"/>
+                <w:szCs w:val="32"/>
+              </w:rPr>
+              <w:t xml:space="preserve">ปิดเป็น Event</w:t>
+            </w:r>
+            <w:r>
+              <w:rPr>
+                <w:sz w:val="32"/>
+                <w:szCs w:val="32"/>
+              </w:rPr>
+              <w:t xml:space="preserve"> ไปแล้ว ส่วนตั๋วที่อนุมัติปิดหรือยกเลิกแล้วจะถูกตรึง</w:t>
+            </w:r>
+          </w:p>
+        </w:tc>
+      </w:tr>
+    </w:tbl>
+    <w:p>
+      <w:pPr>
+        <w:spacing w:after="80"/>
+      </w:pPr>
+    </w:p>
+    <w:tbl>
+      <w:tblPr>
+        <w:tblW w:type="dxa" w:w="9600"/>
+        <w:tblBorders>
+          <w:top w:val="single" w:color="EAF1FB" w:sz="2"/>
+          <w:left w:val="single" w:color="245EA8" w:sz="28"/>
+          <w:bottom w:val="single" w:color="EAF1FB" w:sz="2"/>
+          <w:right w:val="single" w:color="EAF1FB" w:sz="2"/>
+          <w:insideH w:val="single" w:color="auto" w:sz="4"/>
+          <w:insideV w:val="single" w:color="auto" w:sz="4"/>
+        </w:tblBorders>
+      </w:tblPr>
+      <w:tblGrid>
+        <w:gridCol w:w="9600"/>
+      </w:tblGrid>
+      <w:tr>
+        <w:tc>
+          <w:tcPr>
+            <w:tcW w:type="dxa" w:w="9600"/>
+            <w:shd w:fill="EAF1FB" w:color="auto" w:val="clear"/>
+            <w:tcMar>
+              <w:top w:type="dxa" w:w="140"/>
+              <w:left w:type="dxa" w:w="200"/>
+              <w:bottom w:type="dxa" w:w="140"/>
+              <w:right w:type="dxa" w:w="200"/>
+            </w:tcMar>
+          </w:tcPr>
+          <w:p>
+            <w:pPr>
+              <w:spacing w:after="60"/>
+            </w:pPr>
+            <w:r>
+              <w:rPr>
+                <w:b/>
+                <w:bCs/>
+                <w:color w:val="245EA8"/>
+                <w:sz w:val="30"/>
+                <w:szCs w:val="30"/>
+              </w:rPr>
+              <w:t xml:space="preserve">เคล็ดลับ</w:t>
+            </w:r>
+          </w:p>
+          <w:p>
+            <w:pPr>
+              <w:spacing w:after="60"/>
+            </w:pPr>
+            <w:r>
+              <w:rPr>
+                <w:sz w:val="32"/>
+                <w:szCs w:val="32"/>
+              </w:rPr>
+              <w:t xml:space="preserve">ทุกคำขอปิดเป็น “เสร็จสิ้น” ได้ต่อเมื่อระบุ </w:t>
+            </w:r>
+            <w:r>
+              <w:rPr>
+                <w:b/>
+                <w:bCs/>
+                <w:sz w:val="32"/>
+                <w:szCs w:val="32"/>
+              </w:rPr>
+              <w:t xml:space="preserve">เลขที่รายงาน</w:t>
+            </w:r>
+            <w:r>
+              <w:rPr>
+                <w:sz w:val="32"/>
+                <w:szCs w:val="32"/>
+              </w:rPr>
+              <w:t xml:space="preserve"> ของรายงานที่ส่ง และคำขอประเภท </w:t>
+            </w:r>
+            <w:r>
+              <w:rPr>
+                <w:b/>
+                <w:bCs/>
+                <w:sz w:val="32"/>
+                <w:szCs w:val="32"/>
+              </w:rPr>
+              <w:t xml:space="preserve">Forensics / RCA</w:t>
+            </w:r>
+            <w:r>
+              <w:rPr>
+                <w:sz w:val="32"/>
+                <w:szCs w:val="32"/>
+              </w:rPr>
+              <w:t xml:space="preserve"> ไม่มีการแนบไฟล์ ดู 5.12</w:t>
+            </w:r>
+          </w:p>
+          <w:p>
+            <w:pPr>
+              <w:spacing w:after="60"/>
+            </w:pPr>
+            <w:r>
+              <w:rPr>
+                <w:sz w:val="32"/>
+                <w:szCs w:val="32"/>
+              </w:rPr>
+              <w:t xml:space="preserve">ผู้รับผิดชอบทำงานกับคำขอจากการ์ด </w:t>
+            </w:r>
+            <w:r>
+              <w:rPr>
+                <w:b/>
+                <w:bCs/>
+                <w:sz w:val="32"/>
+                <w:szCs w:val="32"/>
+              </w:rPr>
+              <w:t xml:space="preserve">“งานของคุณ”</w:t>
+            </w:r>
+            <w:r>
+              <w:rPr>
+                <w:sz w:val="32"/>
+                <w:szCs w:val="32"/>
+              </w:rPr>
+              <w:t xml:space="preserve"> ที่ด้านบนของหน้าตั๋วฝั่งเขา ไม่ใช่จากรายการคำขอ — ในรายการ แถวของเขาจึงไม่มีปุ่ม </w:t>
+            </w:r>
+            <w:r>
+              <w:rPr>
+                <w:b/>
+                <w:bCs/>
+                <w:color w:val="1F2D3D"/>
+                <w:sz w:val="32"/>
+                <w:szCs w:val="32"/>
+              </w:rPr>
+              <w:t xml:space="preserve">อัปเดตงาน</w:t>
+            </w:r>
+            <w:r>
+              <w:rPr>
+                <w:sz w:val="32"/>
+                <w:szCs w:val="32"/>
+              </w:rPr>
+              <w:t xml:space="preserve"> แต่คุณยังเห็นปุ่มนี้ในแถวของทุกคำขอตามปกติ</w:t>
+            </w:r>
+          </w:p>
+          <w:p>
+            <w:pPr>
+              <w:spacing w:after="0"/>
+            </w:pPr>
+            <w:r>
+              <w:rPr>
+                <w:sz w:val="32"/>
+                <w:szCs w:val="32"/>
+              </w:rPr>
+              <w:t xml:space="preserve">ทุกคำขอมีปุ่ม </w:t>
+            </w:r>
+            <w:r>
+              <w:rPr>
+                <w:b/>
+                <w:bCs/>
+                <w:color w:val="1F2D3D"/>
+                <w:sz w:val="32"/>
+                <w:szCs w:val="32"/>
+              </w:rPr>
+              <w:t xml:space="preserve">รับงาน</w:t>
+            </w:r>
+            <w:r>
+              <w:rPr>
+                <w:sz w:val="32"/>
+                <w:szCs w:val="32"/>
+              </w:rPr>
+              <w:t xml:space="preserve"> ให้ผู้รับผิดชอบกดเมื่อเริ่มลงมือ — สถานะจะเปลี่ยนจาก </w:t>
+            </w:r>
+            <w:r>
+              <w:rPr>
+                <w:b/>
+                <w:bCs/>
+                <w:sz w:val="32"/>
+                <w:szCs w:val="32"/>
+              </w:rPr>
+              <w:t xml:space="preserve">เปิด</w:t>
+            </w:r>
+            <w:r>
+              <w:rPr>
+                <w:sz w:val="32"/>
+                <w:szCs w:val="32"/>
+              </w:rPr>
+              <w:t xml:space="preserve"> เป็น </w:t>
+            </w:r>
+            <w:r>
+              <w:rPr>
+                <w:b/>
+                <w:bCs/>
+                <w:sz w:val="32"/>
+                <w:szCs w:val="32"/>
+              </w:rPr>
+              <w:t xml:space="preserve">กำลังดำเนินการ</w:t>
+            </w:r>
+            <w:r>
+              <w:rPr>
+                <w:sz w:val="32"/>
+                <w:szCs w:val="32"/>
+              </w:rPr>
+              <w:t xml:space="preserve"> คุณจึงเห็นได้ทันทีว่าทีมตอบสนองรับเรื่องแล้ว (ไม่มีอีเมลแจ้ง)</w:t>
+            </w:r>
+          </w:p>
+        </w:tc>
+      </w:tr>
+    </w:tbl>
+    <w:p>
+      <w:pPr>
+        <w:pStyle w:val="Heading2"/>
+      </w:pPr>
+      <w:r>
+        <w:t xml:space="preserve">5.3 ประเมินสถานะฉุกเฉินใหม่</w:t>
+      </w:r>
+    </w:p>
+    <w:p>
+      <w:pPr>
+        <w:spacing w:after="120"/>
+      </w:pPr>
+      <w:r>
+        <w:rPr>
+          <w:sz w:val="32"/>
+          <w:szCs w:val="32"/>
+        </w:rPr>
+        <w:t xml:space="preserve">หากสถานการณ์เปลี่ยน ให้กด </w:t>
+      </w:r>
+      <w:r>
+        <w:rPr>
+          <w:b/>
+          <w:bCs/>
+          <w:color w:val="1F2D3D"/>
+          <w:sz w:val="32"/>
+          <w:szCs w:val="32"/>
+        </w:rPr>
+        <w:t xml:space="preserve">ประเมินสถานะฉุกเฉินใหม่</w:t>
+      </w:r>
+      <w:r>
+        <w:rPr>
+          <w:sz w:val="32"/>
+          <w:szCs w:val="32"/>
+        </w:rPr>
+        <w:t xml:space="preserve"> ในหน้ารายละเอียดตั๋ว โดย</w:t>
+      </w:r>
+      <w:r>
+        <w:rPr>
+          <w:b/>
+          <w:bCs/>
+          <w:sz w:val="32"/>
+          <w:szCs w:val="32"/>
+        </w:rPr>
+        <w:t xml:space="preserve">ต้องระบุเหตุผล</w:t>
+      </w:r>
+      <w:r>
+        <w:rPr>
+          <w:sz w:val="32"/>
+          <w:szCs w:val="32"/>
+        </w:rPr>
+        <w:t xml:space="preserve"> ระบบบันทึกค่าเดิม → ค่าใหม่ ผู้ทำ เวลา และเหตุผลไว้ในประวัติ</w:t>
+      </w:r>
+    </w:p>
+    <w:tbl>
+      <w:tblPr>
+        <w:tblW w:type="dxa" w:w="9600"/>
+        <w:tblBorders>
+          <w:top w:val="single" w:color="F1F3F6" w:sz="2"/>
+          <w:left w:val="single" w:color="6C7888" w:sz="28"/>
+          <w:bottom w:val="single" w:color="F1F3F6" w:sz="2"/>
+          <w:right w:val="single" w:color="F1F3F6" w:sz="2"/>
+          <w:insideH w:val="single" w:color="auto" w:sz="4"/>
+          <w:insideV w:val="single" w:color="auto" w:sz="4"/>
+        </w:tblBorders>
+      </w:tblPr>
+      <w:tblGrid>
+        <w:gridCol w:w="9600"/>
+      </w:tblGrid>
+      <w:tr>
+        <w:tc>
+          <w:tcPr>
+            <w:tcW w:type="dxa" w:w="9600"/>
+            <w:shd w:fill="F1F3F6" w:color="auto" w:val="clear"/>
+            <w:tcMar>
+              <w:top w:type="dxa" w:w="140"/>
+              <w:left w:type="dxa" w:w="200"/>
+              <w:bottom w:type="dxa" w:w="140"/>
+              <w:right w:type="dxa" w:w="200"/>
+            </w:tcMar>
+          </w:tcPr>
+          <w:p>
+            <w:pPr>
+              <w:spacing w:after="60"/>
+            </w:pPr>
+            <w:r>
+              <w:rPr>
+                <w:b/>
+                <w:bCs/>
+                <w:color w:val="6C7888"/>
+                <w:sz w:val="30"/>
+                <w:szCs w:val="30"/>
+              </w:rPr>
+              <w:t xml:space="preserve">สิ่งที่ต้องจำ</w:t>
+            </w:r>
+          </w:p>
+          <w:p>
+            <w:pPr>
+              <w:spacing w:after="0"/>
+            </w:pPr>
+            <w:r>
+              <w:rPr>
+                <w:sz w:val="32"/>
+                <w:szCs w:val="32"/>
+              </w:rPr>
+              <w:t xml:space="preserve">ทำได้เฉพาะตั๋วที่ยังไม่ปิดงานและผ่านขั้นตรวจก่อนมอบหมายไปแล้ว — ปิดเคสแล้วเปลี่ยนไม่ได้, ที่ขั้นตรวจก่อนมอบหมายให้ใช้การประเมินครั้งแรกแทน และเคสที่กำลังเฝ้าระวัง (Monitoring) ยังประเมินฉุกเฉินไม่ได้เพราะเป็น Event</w:t>
+            </w:r>
+          </w:p>
+        </w:tc>
+      </w:tr>
+    </w:tbl>
+    <w:p>
+      <w:pPr>
+        <w:pStyle w:val="Heading2"/>
+      </w:pPr>
+      <w:r>
+        <w:t xml:space="preserve">5.4 อนุมัติปิดตั๋วฉุกเฉิน</w:t>
+      </w:r>
+    </w:p>
+    <w:p>
+      <w:pPr>
+        <w:spacing w:after="120"/>
+      </w:pPr>
+      <w:r>
+        <w:rPr>
+          <w:sz w:val="32"/>
+          <w:szCs w:val="32"/>
+        </w:rPr>
+        <w:t xml:space="preserve">ตั๋วฉุกเฉินที่ผ่านการตรวจรับของ Tier 2 แล้วจะเข้าสถานะ </w:t>
+      </w:r>
+      <w:r>
+        <w:rPr>
+          <w:b/>
+          <w:bCs/>
+          <w:sz w:val="32"/>
+          <w:szCs w:val="32"/>
+        </w:rPr>
+        <w:t xml:space="preserve">รอผู้จัดการตรวจสอบ</w:t>
+      </w:r>
+      <w:r>
+        <w:rPr>
+          <w:sz w:val="32"/>
+          <w:szCs w:val="32"/>
+        </w:rPr>
+        <w:t xml:space="preserve"> การ์ด </w:t>
+      </w:r>
+      <w:r>
+        <w:rPr>
+          <w:b/>
+          <w:bCs/>
+          <w:sz w:val="32"/>
+          <w:szCs w:val="32"/>
+        </w:rPr>
+        <w:t xml:space="preserve">ผู้จัดการ SOC ตรวจสอบ</w:t>
+      </w:r>
+      <w:r>
+        <w:rPr>
+          <w:sz w:val="32"/>
+          <w:szCs w:val="32"/>
+        </w:rPr>
+        <w:t xml:space="preserve"> ให้คุณกรอกบันทึกและอนุมัติปิดงาน</w:t>
+      </w:r>
+    </w:p>
+    <w:tbl>
+      <w:tblPr>
+        <w:tblW w:type="dxa" w:w="9600"/>
+        <w:tblBorders>
+          <w:top w:val="dashed" w:color="9DB4D4" w:sz="6"/>
+          <w:left w:val="dashed" w:color="9DB4D4" w:sz="6"/>
+          <w:bottom w:val="dashed" w:color="9DB4D4" w:sz="6"/>
+          <w:right w:val="dashed" w:color="9DB4D4" w:sz="6"/>
+          <w:insideH w:val="single" w:color="auto" w:sz="4"/>
+          <w:insideV w:val="single" w:color="auto" w:sz="4"/>
+        </w:tblBorders>
+      </w:tblPr>
+      <w:tblGrid>
+        <w:gridCol w:w="9600"/>
+      </w:tblGrid>
+      <w:tr>
+        <w:tc>
+          <w:tcPr>
+            <w:tcW w:type="dxa" w:w="9600"/>
+            <w:shd w:fill="F7F8FA" w:color="auto" w:val="clear"/>
+            <w:tcMar>
+              <w:top w:type="dxa" w:w="520"/>
+              <w:left w:type="dxa" w:w="200"/>
+              <w:bottom w:type="dxa" w:w="520"/>
+              <w:right w:type="dxa" w:w="200"/>
+            </w:tcMar>
+            <w:vAlign w:val="center"/>
+          </w:tcPr>
+          <w:p>
+            <w:pPr>
+              <w:spacing w:after="40"/>
+              <w:jc w:val="center"/>
+            </w:pPr>
+            <w:r>
+              <w:rPr>
+                <w:b/>
+                <w:bCs/>
+                <w:color w:val="6C7888"/>
+                <w:sz w:val="30"/>
+                <w:szCs w:val="30"/>
+              </w:rPr>
+              <w:t xml:space="preserve">[ ตำแหน่งภาพหน้าจอ ]</w:t>
+            </w:r>
+          </w:p>
+          <w:p>
+            <w:pPr>
+              <w:spacing w:after="40"/>
+              <w:jc w:val="center"/>
+            </w:pPr>
+            <w:r>
+              <w:rPr>
+                <w:color w:val="1F2D3D"/>
+                <w:sz w:val="32"/>
+                <w:szCs w:val="32"/>
+              </w:rPr>
+              <w:t xml:space="preserve">การ์ดผู้จัดการ SOC ตรวจสอบ พร้อมปุ่มอนุมัติปิดงาน</w:t>
+            </w:r>
+          </w:p>
+          <w:p>
+            <w:pPr>
+              <w:jc w:val="center"/>
+            </w:pPr>
+            <w:r>
+              <w:rPr>
+                <w:rFonts w:ascii="Consolas" w:cs="Consolas" w:eastAsia="Consolas" w:hAnsi="Consolas"/>
+                <w:color w:val="9AA6B4"/>
+                <w:sz w:val="24"/>
+                <w:szCs w:val="24"/>
+              </w:rPr>
+              <w:t xml:space="preserve">SHOT: MGR-approve</w:t>
+            </w:r>
+          </w:p>
+        </w:tc>
+      </w:tr>
+    </w:tbl>
+    <w:p>
+      <w:pPr>
+        <w:spacing w:after="160" w:before="60"/>
+        <w:jc w:val="center"/>
+      </w:pPr>
+      <w:r>
+        <w:rPr>
+          <w:b/>
+          <w:bCs/>
+          <w:color w:val="245EA8"/>
+          <w:sz w:val="28"/>
+          <w:szCs w:val="28"/>
+        </w:rPr>
+        <w:t xml:space="preserve">รูปที่ 5-3  </w:t>
+      </w:r>
+      <w:r>
+        <w:rPr>
+          <w:i/>
+          <w:iCs/>
+          <w:color w:val="6C7888"/>
+          <w:sz w:val="28"/>
+          <w:szCs w:val="28"/>
+        </w:rPr>
+        <w:t xml:space="preserve">การ์ดผู้จัดการ SOC ตรวจสอบ พร้อมปุ่มอนุมัติปิดงาน</w:t>
+      </w:r>
+    </w:p>
+    <w:p>
+      <w:pPr>
+        <w:pStyle w:val="Heading2"/>
+      </w:pPr>
+      <w:r>
+        <w:t xml:space="preserve">5.5 ตรวจการปิดแบบ Event ที่ถูกปรับลด</w:t>
+      </w:r>
+    </w:p>
+    <w:p>
+      <w:pPr>
+        <w:spacing w:after="120"/>
+      </w:pPr>
+      <w:r>
+        <w:rPr>
+          <w:sz w:val="32"/>
+          <w:szCs w:val="32"/>
+        </w:rPr>
+        <w:t xml:space="preserve">เมื่อ Tier 2 ปรับเคสที่ถูกส่งต่อจาก Incident เป็น Event ตั๋วจะเข้าสถานะ </w:t>
+      </w:r>
+      <w:r>
+        <w:rPr>
+          <w:b/>
+          <w:bCs/>
+          <w:sz w:val="32"/>
+          <w:szCs w:val="32"/>
+        </w:rPr>
+        <w:t xml:space="preserve">รอผู้จัดการตรวจสอบการปิดแบบ Event</w:t>
+      </w:r>
+    </w:p>
+    <w:p>
+      <w:pPr>
+        <w:pStyle w:val="ListParagraph"/>
+        <w:numPr>
+          <w:ilvl w:val="0"/>
+          <w:numId w:val="5"/>
+        </w:numPr>
+        <w:spacing w:after="80"/>
+      </w:pPr>
+      <w:r>
+        <w:rPr>
+          <w:sz w:val="32"/>
+          <w:szCs w:val="32"/>
+        </w:rPr>
+        <w:t xml:space="preserve">เห็นด้วยว่าไม่เป็นภัยจริง → ปิดเป็น Event</w:t>
+      </w:r>
+    </w:p>
+    <w:p>
+      <w:pPr>
+        <w:pStyle w:val="ListParagraph"/>
+        <w:numPr>
+          <w:ilvl w:val="0"/>
+          <w:numId w:val="5"/>
+        </w:numPr>
+        <w:spacing w:after="80"/>
+      </w:pPr>
+      <w:r>
+        <w:rPr>
+          <w:sz w:val="32"/>
+          <w:szCs w:val="32"/>
+        </w:rPr>
+        <w:t xml:space="preserve">ไม่เห็นด้วย → ตีกลับเป็น Incident ให้ Tier 2 ดำเนินการต่อ</w:t>
+      </w:r>
+    </w:p>
+    <w:p>
+      <w:pPr>
+        <w:pStyle w:val="Heading2"/>
+      </w:pPr>
+      <w:r>
+        <w:t xml:space="preserve">5.6 ย้อนขั้นตอน (Step-back)</w:t>
+      </w:r>
+    </w:p>
+    <w:p>
+      <w:pPr>
+        <w:spacing w:after="120"/>
+      </w:pPr>
+      <w:r>
+        <w:rPr>
+          <w:sz w:val="32"/>
+          <w:szCs w:val="32"/>
+        </w:rPr>
+        <w:t xml:space="preserve">เมื่อมอบหมายผิดพลาดหรือต้องทบทวนใหม่ คุณสามารถส่งเคสกลับไปยังขั้นตอนก่อนหน้าได้จากการ์ด </w:t>
+      </w:r>
+      <w:r>
+        <w:rPr>
+          <w:b/>
+          <w:bCs/>
+          <w:color w:val="1F2D3D"/>
+          <w:sz w:val="32"/>
+          <w:szCs w:val="32"/>
+        </w:rPr>
+        <w:t xml:space="preserve">ย้อนขั้นตอน (ผู้จัดการ SOC)</w:t>
+      </w:r>
+      <w:r>
+        <w:rPr>
+          <w:sz w:val="32"/>
+          <w:szCs w:val="32"/>
+        </w:rPr>
+        <w:t xml:space="preserve"> บนหน้ารายละเอียดตั๋ว — เป็นอำนาจของ </w:t>
+      </w:r>
+      <w:r>
+        <w:rPr>
+          <w:b/>
+          <w:bCs/>
+          <w:sz w:val="32"/>
+          <w:szCs w:val="32"/>
+        </w:rPr>
+        <w:t xml:space="preserve">ผู้จัดการ SOC เท่านั้น</w:t>
+      </w:r>
+      <w:r>
+        <w:rPr>
+          <w:sz w:val="32"/>
+          <w:szCs w:val="32"/>
+        </w:rPr>
+        <w:t xml:space="preserve"> ไม่มีบทบาทอื่นย้อนสถานะได้</w:t>
+      </w:r>
+    </w:p>
+    <w:p>
+      <w:pPr>
+        <w:spacing w:after="120"/>
+      </w:pPr>
+      <w:r>
+        <w:rPr>
+          <w:sz w:val="32"/>
+          <w:szCs w:val="32"/>
+        </w:rPr>
+        <w:t xml:space="preserve">ระบบเลือกปลายทางให้เองตามขั้นตอนปัจจุบันและเลนที่ Tier 1 กำหนดไว้ คุณจึงย้อนได้ทีละหนึ่งขั้น ไม่ใช่เลือกสถานะได้อิสระ:</w:t>
+      </w:r>
+    </w:p>
+    <w:tbl>
+      <w:tblPr>
+        <w:tblW w:type="dxa" w:w="9600"/>
+        <w:tblBorders>
+          <w:top w:val="single" w:color="E1E6ED" w:sz="2"/>
+          <w:left w:val="single" w:color="E1E6ED" w:sz="2"/>
+          <w:bottom w:val="single" w:color="E1E6ED" w:sz="2"/>
+          <w:right w:val="single" w:color="E1E6ED" w:sz="2"/>
+          <w:insideH w:val="single" w:color="E1E6ED" w:sz="2"/>
+          <w:insideV w:val="single" w:color="E1E6ED" w:sz="2"/>
+        </w:tblBorders>
+      </w:tblPr>
+      <w:tblGrid>
+        <w:gridCol w:w="3000"/>
+        <w:gridCol w:w="3300"/>
+        <w:gridCol w:w="3300"/>
+      </w:tblGrid>
+      <w:tr>
+        <w:trPr>
+          <w:cantSplit/>
+          <w:tblHeader/>
+        </w:trPr>
+        <w:tc>
+          <w:tcPr>
+            <w:tcW w:type="dxa" w:w="3000"/>
+            <w:shd w:fill="1A1A2E" w:color="auto" w:val="clear"/>
+            <w:tcMar>
+              <w:top w:type="dxa" w:w="80"/>
+              <w:left w:type="dxa" w:w="120"/>
+              <w:bottom w:type="dxa" w:w="80"/>
+              <w:right w:type="dxa" w:w="120"/>
+            </w:tcMar>
+          </w:tcPr>
+          <w:p>
+            <w:r>
+              <w:rPr>
+                <w:b/>
+                <w:bCs/>
+                <w:color w:val="FFFFFF"/>
+                <w:sz w:val="28"/>
+                <w:szCs w:val="28"/>
+              </w:rPr>
+              <w:t xml:space="preserve">ตั๋วอยู่ที่</w:t>
+            </w:r>
+          </w:p>
+        </w:tc>
+        <w:tc>
+          <w:tcPr>
+            <w:tcW w:type="dxa" w:w="3300"/>
+            <w:shd w:fill="1A1A2E" w:color="auto" w:val="clear"/>
+            <w:tcMar>
+              <w:top w:type="dxa" w:w="80"/>
+              <w:left w:type="dxa" w:w="120"/>
+              <w:bottom w:type="dxa" w:w="80"/>
+              <w:right w:type="dxa" w:w="120"/>
+            </w:tcMar>
+          </w:tcPr>
+          <w:p>
+            <w:r>
+              <w:rPr>
+                <w:b/>
+                <w:bCs/>
+                <w:color w:val="FFFFFF"/>
+                <w:sz w:val="28"/>
+                <w:szCs w:val="28"/>
+              </w:rPr>
+              <w:t xml:space="preserve">ย้อนกลับไป</w:t>
+            </w:r>
+          </w:p>
+        </w:tc>
+        <w:tc>
+          <w:tcPr>
+            <w:tcW w:type="dxa" w:w="3300"/>
+            <w:shd w:fill="1A1A2E" w:color="auto" w:val="clear"/>
+            <w:tcMar>
+              <w:top w:type="dxa" w:w="80"/>
+              <w:left w:type="dxa" w:w="120"/>
+              <w:bottom w:type="dxa" w:w="80"/>
+              <w:right w:type="dxa" w:w="120"/>
+            </w:tcMar>
+          </w:tcPr>
+          <w:p>
+            <w:r>
+              <w:rPr>
+                <w:b/>
+                <w:bCs/>
+                <w:color w:val="FFFFFF"/>
+                <w:sz w:val="28"/>
+                <w:szCs w:val="28"/>
+              </w:rPr>
+              <w:t xml:space="preserve">ใช้เมื่อ</w:t>
+            </w:r>
+          </w:p>
+        </w:tc>
+      </w:tr>
+      <w:tr>
+        <w:trPr>
+          <w:cantSplit/>
+        </w:trPr>
+        <w:tc>
+          <w:tcPr>
+            <w:tcW w:type="dxa" w:w="3000"/>
+            <w:shd w:fill="FFFFFF" w:color="auto" w:val="clear"/>
+            <w:tcMar>
+              <w:top w:type="dxa" w:w="70"/>
+              <w:left w:type="dxa" w:w="120"/>
+              <w:bottom w:type="dxa" w:w="70"/>
+              <w:right w:type="dxa" w:w="120"/>
+            </w:tcMar>
+          </w:tcPr>
+          <w:p>
+            <w:pPr>
+              <w:spacing w:after="0"/>
+            </w:pPr>
+            <w:r>
+              <w:rPr>
+                <w:b/>
+                <w:bCs/>
+                <w:sz w:val="28"/>
+                <w:szCs w:val="28"/>
+              </w:rPr>
+              <w:t xml:space="preserve">รอการจัดการจากผู้ดูแลระบบ</w:t>
+            </w:r>
+            <w:r>
+              <w:rPr>
+                <w:rFonts w:ascii="Consolas" w:cs="Consolas" w:eastAsia="Consolas" w:hAnsi="Consolas"/>
+                <w:color w:val="6C7888"/>
+                <w:sz w:val="24"/>
+                <w:szCs w:val="24"/>
+              </w:rPr>
+              <w:br/>
+              <w:t xml:space="preserve">AWAITING_CONTAINMENT</w:t>
+            </w:r>
+          </w:p>
+        </w:tc>
+        <w:tc>
+          <w:tcPr>
+            <w:tcW w:type="dxa" w:w="3300"/>
+            <w:shd w:fill="FFFFFF" w:color="auto" w:val="clear"/>
+            <w:tcMar>
+              <w:top w:type="dxa" w:w="70"/>
+              <w:left w:type="dxa" w:w="120"/>
+              <w:bottom w:type="dxa" w:w="70"/>
+              <w:right w:type="dxa" w:w="120"/>
+            </w:tcMar>
+          </w:tcPr>
+          <w:p>
+            <w:pPr>
+              <w:spacing w:after="0"/>
+            </w:pPr>
+            <w:r>
+              <w:rPr>
+                <w:sz w:val="28"/>
+                <w:szCs w:val="28"/>
+              </w:rPr>
+              <w:t xml:space="preserve">รอผู้จัดการ SOC ตรวจ (ก่อนมอบหมาย)</w:t>
+            </w:r>
+          </w:p>
+        </w:tc>
+        <w:tc>
+          <w:tcPr>
+            <w:tcW w:type="dxa" w:w="3300"/>
+            <w:shd w:fill="FFFFFF" w:color="auto" w:val="clear"/>
+            <w:tcMar>
+              <w:top w:type="dxa" w:w="70"/>
+              <w:left w:type="dxa" w:w="120"/>
+              <w:bottom w:type="dxa" w:w="70"/>
+              <w:right w:type="dxa" w:w="120"/>
+            </w:tcMar>
+          </w:tcPr>
+          <w:p>
+            <w:pPr>
+              <w:spacing w:after="0"/>
+            </w:pPr>
+            <w:r>
+              <w:rPr>
+                <w:sz w:val="28"/>
+                <w:szCs w:val="28"/>
+              </w:rPr>
+              <w:t xml:space="preserve">มอบหมายผิดผู้ดูแลระบบ หรือต้องประเมินความรุนแรงใหม่</w:t>
+            </w:r>
+          </w:p>
+        </w:tc>
+      </w:tr>
+      <w:tr>
+        <w:trPr>
+          <w:cantSplit/>
+        </w:trPr>
+        <w:tc>
+          <w:tcPr>
+            <w:tcW w:type="dxa" w:w="3000"/>
+            <w:shd w:fill="F7F8FA" w:color="auto" w:val="clear"/>
+            <w:tcMar>
+              <w:top w:type="dxa" w:w="70"/>
+              <w:left w:type="dxa" w:w="120"/>
+              <w:bottom w:type="dxa" w:w="70"/>
+              <w:right w:type="dxa" w:w="120"/>
+            </w:tcMar>
+          </w:tcPr>
+          <w:p>
+            <w:pPr>
+              <w:spacing w:after="0"/>
+            </w:pPr>
+            <w:r>
+              <w:rPr>
+                <w:b/>
+                <w:bCs/>
+                <w:sz w:val="28"/>
+                <w:szCs w:val="28"/>
+              </w:rPr>
+              <w:t xml:space="preserve">รอเจ้าของระบบดำเนินการเอง</w:t>
+            </w:r>
+            <w:r>
+              <w:rPr>
+                <w:rFonts w:ascii="Consolas" w:cs="Consolas" w:eastAsia="Consolas" w:hAnsi="Consolas"/>
+                <w:color w:val="6C7888"/>
+                <w:sz w:val="24"/>
+                <w:szCs w:val="24"/>
+              </w:rPr>
+              <w:br/>
+              <w:t xml:space="preserve">AWAITING_OWNER</w:t>
+            </w:r>
+          </w:p>
+        </w:tc>
+        <w:tc>
+          <w:tcPr>
+            <w:tcW w:type="dxa" w:w="3300"/>
+            <w:shd w:fill="F7F8FA" w:color="auto" w:val="clear"/>
+            <w:tcMar>
+              <w:top w:type="dxa" w:w="70"/>
+              <w:left w:type="dxa" w:w="120"/>
+              <w:bottom w:type="dxa" w:w="70"/>
+              <w:right w:type="dxa" w:w="120"/>
+            </w:tcMar>
+          </w:tcPr>
+          <w:p>
+            <w:pPr>
+              <w:spacing w:after="0"/>
+            </w:pPr>
+            <w:r>
+              <w:rPr>
+                <w:sz w:val="28"/>
+                <w:szCs w:val="28"/>
+              </w:rPr>
+              <w:t xml:space="preserve">รอผู้จัดการ SOC ตรวจ (ก่อนมอบหมาย)</w:t>
+            </w:r>
+          </w:p>
+        </w:tc>
+        <w:tc>
+          <w:tcPr>
+            <w:tcW w:type="dxa" w:w="3300"/>
+            <w:shd w:fill="F7F8FA" w:color="auto" w:val="clear"/>
+            <w:tcMar>
+              <w:top w:type="dxa" w:w="70"/>
+              <w:left w:type="dxa" w:w="120"/>
+              <w:bottom w:type="dxa" w:w="70"/>
+              <w:right w:type="dxa" w:w="120"/>
+            </w:tcMar>
+          </w:tcPr>
+          <w:p>
+            <w:pPr>
+              <w:spacing w:after="0"/>
+            </w:pPr>
+            <w:r>
+              <w:rPr>
+                <w:sz w:val="28"/>
+                <w:szCs w:val="28"/>
+              </w:rPr>
+              <w:t xml:space="preserve">เลือกเส้นทางเจ้าของระบบผิด หรือต้องทบทวนก่อน</w:t>
+            </w:r>
+          </w:p>
+        </w:tc>
+      </w:tr>
+      <w:tr>
+        <w:trPr>
+          <w:cantSplit/>
+        </w:trPr>
+        <w:tc>
+          <w:tcPr>
+            <w:tcW w:type="dxa" w:w="3000"/>
+            <w:shd w:fill="FFFFFF" w:color="auto" w:val="clear"/>
+            <w:tcMar>
+              <w:top w:type="dxa" w:w="70"/>
+              <w:left w:type="dxa" w:w="120"/>
+              <w:bottom w:type="dxa" w:w="70"/>
+              <w:right w:type="dxa" w:w="120"/>
+            </w:tcMar>
+          </w:tcPr>
+          <w:p>
+            <w:pPr>
+              <w:spacing w:after="0"/>
+            </w:pPr>
+            <w:r>
+              <w:rPr>
+                <w:b/>
+                <w:bCs/>
+                <w:sz w:val="28"/>
+                <w:szCs w:val="28"/>
+              </w:rPr>
+              <w:t xml:space="preserve">รอผู้จัดการตรวจสอบ</w:t>
+            </w:r>
+            <w:r>
+              <w:rPr>
+                <w:rFonts w:ascii="Consolas" w:cs="Consolas" w:eastAsia="Consolas" w:hAnsi="Consolas"/>
+                <w:color w:val="6C7888"/>
+                <w:sz w:val="24"/>
+                <w:szCs w:val="24"/>
+              </w:rPr>
+              <w:br/>
+              <w:t xml:space="preserve">PENDING_MANAGER</w:t>
+            </w:r>
+          </w:p>
+        </w:tc>
+        <w:tc>
+          <w:tcPr>
+            <w:tcW w:type="dxa" w:w="3300"/>
+            <w:shd w:fill="FFFFFF" w:color="auto" w:val="clear"/>
+            <w:tcMar>
+              <w:top w:type="dxa" w:w="70"/>
+              <w:left w:type="dxa" w:w="120"/>
+              <w:bottom w:type="dxa" w:w="70"/>
+              <w:right w:type="dxa" w:w="120"/>
+            </w:tcMar>
+          </w:tcPr>
+          <w:p>
+            <w:pPr>
+              <w:spacing w:after="0"/>
+            </w:pPr>
+            <w:r>
+              <w:rPr>
+                <w:sz w:val="28"/>
+                <w:szCs w:val="28"/>
+              </w:rPr>
+              <w:t xml:space="preserve">ขั้นตรวจรับของ Tier 2 ในเลนเดิม</w:t>
+            </w:r>
+          </w:p>
+        </w:tc>
+        <w:tc>
+          <w:tcPr>
+            <w:tcW w:type="dxa" w:w="3300"/>
+            <w:shd w:fill="FFFFFF" w:color="auto" w:val="clear"/>
+            <w:tcMar>
+              <w:top w:type="dxa" w:w="70"/>
+              <w:left w:type="dxa" w:w="120"/>
+              <w:bottom w:type="dxa" w:w="70"/>
+              <w:right w:type="dxa" w:w="120"/>
+            </w:tcMar>
+          </w:tcPr>
+          <w:p>
+            <w:pPr>
+              <w:spacing w:after="0"/>
+            </w:pPr>
+            <w:r>
+              <w:rPr>
+                <w:sz w:val="28"/>
+                <w:szCs w:val="28"/>
+              </w:rPr>
+              <w:t xml:space="preserve">ข้อมูลจากขั้นตรวจรับยังไม่พอให้อนุมัติปิด</w:t>
+            </w:r>
+          </w:p>
+        </w:tc>
+      </w:tr>
+    </w:tbl>
+    <w:p>
+      <w:pPr>
+        <w:spacing w:after="140"/>
+      </w:pPr>
+    </w:p>
+    <w:p>
+      <w:pPr>
+        <w:pStyle w:val="ListParagraph"/>
+        <w:numPr>
+          <w:ilvl w:val="0"/>
+          <w:numId w:val="6"/>
+        </w:numPr>
+        <w:spacing w:after="80"/>
+      </w:pPr>
+      <w:r>
+        <w:rPr>
+          <w:sz w:val="32"/>
+          <w:szCs w:val="32"/>
+        </w:rPr>
+        <w:t xml:space="preserve">เปิดการ์ด </w:t>
+      </w:r>
+      <w:r>
+        <w:rPr>
+          <w:b/>
+          <w:bCs/>
+          <w:color w:val="1F2D3D"/>
+          <w:sz w:val="32"/>
+          <w:szCs w:val="32"/>
+        </w:rPr>
+        <w:t xml:space="preserve">ย้อนขั้นตอน (ผู้จัดการ SOC)</w:t>
+      </w:r>
+      <w:r>
+        <w:rPr>
+          <w:sz w:val="32"/>
+          <w:szCs w:val="32"/>
+        </w:rPr>
+        <w:t xml:space="preserve"> ปุ่มจะบอกปลายทางไว้แล้ว</w:t>
+      </w:r>
+    </w:p>
+    <w:p>
+      <w:pPr>
+        <w:pStyle w:val="ListParagraph"/>
+        <w:numPr>
+          <w:ilvl w:val="0"/>
+          <w:numId w:val="6"/>
+        </w:numPr>
+        <w:spacing w:after="80"/>
+      </w:pPr>
+      <w:r>
+        <w:rPr>
+          <w:sz w:val="32"/>
+          <w:szCs w:val="32"/>
+        </w:rPr>
+        <w:t xml:space="preserve">กรอก </w:t>
+      </w:r>
+      <w:r>
+        <w:rPr>
+          <w:b/>
+          <w:bCs/>
+          <w:color w:val="1F2D3D"/>
+          <w:sz w:val="32"/>
+          <w:szCs w:val="32"/>
+        </w:rPr>
+        <w:t xml:space="preserve">เหตุผล</w:t>
+      </w:r>
+      <w:r>
+        <w:rPr>
+          <w:sz w:val="32"/>
+          <w:szCs w:val="32"/>
+        </w:rPr>
+        <w:t xml:space="preserve"> — </w:t>
+      </w:r>
+      <w:r>
+        <w:rPr>
+          <w:b/>
+          <w:bCs/>
+          <w:sz w:val="32"/>
+          <w:szCs w:val="32"/>
+        </w:rPr>
+        <w:t xml:space="preserve">บังคับ</w:t>
+      </w:r>
+      <w:r>
+        <w:rPr>
+          <w:sz w:val="32"/>
+          <w:szCs w:val="32"/>
+        </w:rPr>
+        <w:t xml:space="preserve"> และถูกบันทึกไว้ในประวัติของตั๋ว</w:t>
+      </w:r>
+    </w:p>
+    <w:p>
+      <w:pPr>
+        <w:pStyle w:val="ListParagraph"/>
+        <w:numPr>
+          <w:ilvl w:val="0"/>
+          <w:numId w:val="6"/>
+        </w:numPr>
+        <w:spacing w:after="80"/>
+      </w:pPr>
+      <w:r>
+        <w:rPr>
+          <w:sz w:val="32"/>
+          <w:szCs w:val="32"/>
+        </w:rPr>
+        <w:t xml:space="preserve">กดปุ่มย้อนกลับ ตั๋วจะกลับไปอยู่ในมือของขั้นตอนนั้นทันที</w:t>
+      </w:r>
+    </w:p>
+    <w:tbl>
+      <w:tblPr>
+        <w:tblW w:type="dxa" w:w="9600"/>
+        <w:tblBorders>
+          <w:top w:val="dashed" w:color="9DB4D4" w:sz="6"/>
+          <w:left w:val="dashed" w:color="9DB4D4" w:sz="6"/>
+          <w:bottom w:val="dashed" w:color="9DB4D4" w:sz="6"/>
+          <w:right w:val="dashed" w:color="9DB4D4" w:sz="6"/>
+          <w:insideH w:val="single" w:color="auto" w:sz="4"/>
+          <w:insideV w:val="single" w:color="auto" w:sz="4"/>
+        </w:tblBorders>
+      </w:tblPr>
+      <w:tblGrid>
+        <w:gridCol w:w="9600"/>
+      </w:tblGrid>
+      <w:tr>
+        <w:tc>
+          <w:tcPr>
+            <w:tcW w:type="dxa" w:w="9600"/>
+            <w:shd w:fill="F7F8FA" w:color="auto" w:val="clear"/>
+            <w:tcMar>
+              <w:top w:type="dxa" w:w="520"/>
+              <w:left w:type="dxa" w:w="200"/>
+              <w:bottom w:type="dxa" w:w="520"/>
+              <w:right w:type="dxa" w:w="200"/>
+            </w:tcMar>
+            <w:vAlign w:val="center"/>
+          </w:tcPr>
+          <w:p>
+            <w:pPr>
+              <w:spacing w:after="40"/>
+              <w:jc w:val="center"/>
+            </w:pPr>
+            <w:r>
+              <w:rPr>
+                <w:b/>
+                <w:bCs/>
+                <w:color w:val="6C7888"/>
+                <w:sz w:val="30"/>
+                <w:szCs w:val="30"/>
+              </w:rPr>
+              <w:t xml:space="preserve">[ ตำแหน่งภาพหน้าจอ ]</w:t>
+            </w:r>
+          </w:p>
+          <w:p>
+            <w:pPr>
+              <w:spacing w:after="40"/>
+              <w:jc w:val="center"/>
+            </w:pPr>
+            <w:r>
+              <w:rPr>
+                <w:color w:val="1F2D3D"/>
+                <w:sz w:val="32"/>
+                <w:szCs w:val="32"/>
+              </w:rPr>
+              <w:t xml:space="preserve">การ์ดย้อนขั้นตอนบนหน้ารายละเอียดตั๋ว พร้อมช่องเหตุผลที่บังคับกรอก</w:t>
+            </w:r>
+          </w:p>
+          <w:p>
+            <w:pPr>
+              <w:jc w:val="center"/>
+            </w:pPr>
+            <w:r>
+              <w:rPr>
+                <w:rFonts w:ascii="Consolas" w:cs="Consolas" w:eastAsia="Consolas" w:hAnsi="Consolas"/>
+                <w:color w:val="9AA6B4"/>
+                <w:sz w:val="24"/>
+                <w:szCs w:val="24"/>
+              </w:rPr>
+              <w:t xml:space="preserve">SHOT: MGR-step-back</w:t>
+            </w:r>
+          </w:p>
+        </w:tc>
+      </w:tr>
+    </w:tbl>
+    <w:p>
+      <w:pPr>
+        <w:spacing w:after="160" w:before="60"/>
+        <w:jc w:val="center"/>
+      </w:pPr>
+      <w:r>
+        <w:rPr>
+          <w:b/>
+          <w:bCs/>
+          <w:color w:val="245EA8"/>
+          <w:sz w:val="28"/>
+          <w:szCs w:val="28"/>
+        </w:rPr>
+        <w:t xml:space="preserve">รูปที่ 5-4  </w:t>
+      </w:r>
+      <w:r>
+        <w:rPr>
+          <w:i/>
+          <w:iCs/>
+          <w:color w:val="6C7888"/>
+          <w:sz w:val="28"/>
+          <w:szCs w:val="28"/>
+        </w:rPr>
+        <w:t xml:space="preserve">การ์ดย้อนขั้นตอนบนหน้ารายละเอียดตั๋ว พร้อมช่องเหตุผลที่บังคับกรอก</w:t>
+      </w:r>
+    </w:p>
+    <w:tbl>
+      <w:tblPr>
+        <w:tblW w:type="dxa" w:w="9600"/>
+        <w:tblBorders>
+          <w:top w:val="single" w:color="F1F3F6" w:sz="2"/>
+          <w:left w:val="single" w:color="6C7888" w:sz="28"/>
+          <w:bottom w:val="single" w:color="F1F3F6" w:sz="2"/>
+          <w:right w:val="single" w:color="F1F3F6" w:sz="2"/>
+          <w:insideH w:val="single" w:color="auto" w:sz="4"/>
+          <w:insideV w:val="single" w:color="auto" w:sz="4"/>
+        </w:tblBorders>
+      </w:tblPr>
+      <w:tblGrid>
+        <w:gridCol w:w="9600"/>
+      </w:tblGrid>
+      <w:tr>
+        <w:tc>
+          <w:tcPr>
+            <w:tcW w:type="dxa" w:w="9600"/>
+            <w:shd w:fill="F1F3F6" w:color="auto" w:val="clear"/>
+            <w:tcMar>
+              <w:top w:type="dxa" w:w="140"/>
+              <w:left w:type="dxa" w:w="200"/>
+              <w:bottom w:type="dxa" w:w="140"/>
+              <w:right w:type="dxa" w:w="200"/>
+            </w:tcMar>
+          </w:tcPr>
+          <w:p>
+            <w:pPr>
+              <w:spacing w:after="60"/>
+            </w:pPr>
+            <w:r>
+              <w:rPr>
+                <w:b/>
+                <w:bCs/>
+                <w:color w:val="6C7888"/>
+                <w:sz w:val="30"/>
+                <w:szCs w:val="30"/>
+              </w:rPr>
+              <w:t xml:space="preserve">สิ่งที่ต้องจำ</w:t>
+            </w:r>
+          </w:p>
+          <w:p>
+            <w:pPr>
+              <w:spacing w:after="0"/>
+            </w:pPr>
+            <w:r>
+              <w:rPr>
+                <w:sz w:val="32"/>
+                <w:szCs w:val="32"/>
+              </w:rPr>
+              <w:t xml:space="preserve">การย้อนขั้นตอนไม่ลบลายเซ็นผู้ตรวจ (Verified) ผู้อนุมัติ หรือผลการประเมินฉุกเฉินเดิม และใช้กับตั๋วที่ปิดหรือยกเลิกไปแล้วไม่ได้ — การปิดเคสยังเป็นจุดสิ้นสุดเสมอ</w:t>
+            </w:r>
+          </w:p>
+        </w:tc>
+      </w:tr>
+    </w:tbl>
+    <w:p>
+      <w:pPr>
+        <w:pStyle w:val="Heading2"/>
+      </w:pPr>
+      <w:r>
+        <w:t xml:space="preserve">5.7 ตัดสินคำขอยกเลิกตั๋ว (เพิ่ม v1.5.0)</w:t>
+      </w:r>
+    </w:p>
+    <w:p>
+      <w:pPr>
+        <w:spacing w:after="120"/>
+      </w:pPr>
+      <w:r>
+        <w:rPr>
+          <w:sz w:val="32"/>
+          <w:szCs w:val="32"/>
+        </w:rPr>
+        <w:t xml:space="preserve">ตั๋วที่ </w:t>
+      </w:r>
+      <w:r>
+        <w:rPr>
+          <w:b/>
+          <w:bCs/>
+          <w:sz w:val="32"/>
+          <w:szCs w:val="32"/>
+        </w:rPr>
+        <w:t xml:space="preserve">ซ้ำ</w:t>
+      </w:r>
+      <w:r>
+        <w:rPr>
+          <w:sz w:val="32"/>
+          <w:szCs w:val="32"/>
+        </w:rPr>
+        <w:t xml:space="preserve"> หรือ </w:t>
+      </w:r>
+      <w:r>
+        <w:rPr>
+          <w:b/>
+          <w:bCs/>
+          <w:sz w:val="32"/>
+          <w:szCs w:val="32"/>
+        </w:rPr>
+        <w:t xml:space="preserve">เปิดผิด</w:t>
+      </w:r>
+      <w:r>
+        <w:rPr>
+          <w:sz w:val="32"/>
+          <w:szCs w:val="32"/>
+        </w:rPr>
+        <w:t xml:space="preserve"> สามารถจบด้วยสถานะ </w:t>
+      </w:r>
+      <w:r>
+        <w:rPr>
+          <w:b/>
+          <w:bCs/>
+          <w:sz w:val="28"/>
+          <w:szCs w:val="28"/>
+        </w:rPr>
+        <w:t xml:space="preserve">ยกเลิกแล้ว</w:t>
+      </w:r>
+      <w:r>
+        <w:rPr>
+          <w:rFonts w:ascii="Consolas" w:cs="Consolas" w:eastAsia="Consolas" w:hAnsi="Consolas"/>
+          <w:color w:val="6C7888"/>
+          <w:sz w:val="24"/>
+          <w:szCs w:val="24"/>
+        </w:rPr>
+        <w:br/>
+        <w:t xml:space="preserve">CANCELLED</w:t>
+      </w:r>
+      <w:r>
+        <w:rPr>
+          <w:sz w:val="32"/>
+          <w:szCs w:val="32"/>
+        </w:rPr>
+        <w:t xml:space="preserve"> ได้โดยไม่ต้องจัดเป็น Event หรือรับรองการแก้ไข เมื่อผู้ปฏิบัติงานยื่นคำขอยกเลิก การ์ด </w:t>
+      </w:r>
+      <w:r>
+        <w:rPr>
+          <w:b/>
+          <w:bCs/>
+          <w:sz w:val="32"/>
+          <w:szCs w:val="32"/>
+        </w:rPr>
+        <w:t xml:space="preserve">การตัดสินคำขอยกเลิก (ผู้จัดการ SOC)</w:t>
+      </w:r>
+      <w:r>
+        <w:rPr>
+          <w:sz w:val="32"/>
+          <w:szCs w:val="32"/>
+        </w:rPr>
+        <w:t xml:space="preserve"> จะแสดงในหน้ารายละเอียดตั๋วให้คุณ </w:t>
+      </w:r>
+      <w:r>
+        <w:rPr>
+          <w:b/>
+          <w:bCs/>
+          <w:sz w:val="32"/>
+          <w:szCs w:val="32"/>
+        </w:rPr>
+        <w:t xml:space="preserve">อนุมัติ / ปฏิเสธ / หรือยกเลิกโดยตรง</w:t>
+      </w:r>
+    </w:p>
+    <w:p>
+      <w:pPr>
+        <w:pStyle w:val="ListParagraph"/>
+        <w:numPr>
+          <w:ilvl w:val="0"/>
+          <w:numId w:val="7"/>
+        </w:numPr>
+        <w:spacing w:after="80"/>
+      </w:pPr>
+      <w:r>
+        <w:rPr>
+          <w:sz w:val="32"/>
+          <w:szCs w:val="32"/>
+        </w:rPr>
+        <w:t xml:space="preserve">เปิดตั๋วที่มีคำขอยกเลิกค้างอยู่ อ่านเหตุผล (</w:t>
+      </w:r>
+      <w:r>
+        <w:rPr>
+          <w:b/>
+          <w:bCs/>
+          <w:color w:val="1F2D3D"/>
+          <w:sz w:val="32"/>
+          <w:szCs w:val="32"/>
+        </w:rPr>
+        <w:t xml:space="preserve">รายการซ้ำ / สร้างรายการผิด / เหตุผลอื่น</w:t>
+      </w:r>
+      <w:r>
+        <w:rPr>
+          <w:sz w:val="32"/>
+          <w:szCs w:val="32"/>
+        </w:rPr>
+        <w:t xml:space="preserve">) และคำอธิบายของผู้ยื่น กรณี “รายการซ้ำ” ตรวจว่าตั๋วที่อ้างอิงมีอยู่จริงและยังไม่ถูกยกเลิก</w:t>
+      </w:r>
+    </w:p>
+    <w:p>
+      <w:pPr>
+        <w:pStyle w:val="ListParagraph"/>
+        <w:numPr>
+          <w:ilvl w:val="0"/>
+          <w:numId w:val="7"/>
+        </w:numPr>
+        <w:spacing w:after="80"/>
+      </w:pPr>
+      <w:r>
+        <w:rPr>
+          <w:sz w:val="32"/>
+          <w:szCs w:val="32"/>
+        </w:rPr>
+        <w:t xml:space="preserve">เลือก </w:t>
+      </w:r>
+      <w:r>
+        <w:rPr>
+          <w:b/>
+          <w:bCs/>
+          <w:color w:val="1F2D3D"/>
+          <w:sz w:val="32"/>
+          <w:szCs w:val="32"/>
+        </w:rPr>
+        <w:t xml:space="preserve">อนุมัติ</w:t>
+      </w:r>
+      <w:r>
+        <w:rPr>
+          <w:sz w:val="32"/>
+          <w:szCs w:val="32"/>
+        </w:rPr>
+        <w:t xml:space="preserve">, </w:t>
+      </w:r>
+      <w:r>
+        <w:rPr>
+          <w:b/>
+          <w:bCs/>
+          <w:color w:val="1F2D3D"/>
+          <w:sz w:val="32"/>
+          <w:szCs w:val="32"/>
+        </w:rPr>
+        <w:t xml:space="preserve">ปฏิเสธ</w:t>
+      </w:r>
+      <w:r>
+        <w:rPr>
+          <w:sz w:val="32"/>
+          <w:szCs w:val="32"/>
+        </w:rPr>
+        <w:t xml:space="preserve"> หรือ </w:t>
+      </w:r>
+      <w:r>
+        <w:rPr>
+          <w:b/>
+          <w:bCs/>
+          <w:color w:val="1F2D3D"/>
+          <w:sz w:val="32"/>
+          <w:szCs w:val="32"/>
+        </w:rPr>
+        <w:t xml:space="preserve">ยกเลิกโดยตรง</w:t>
+      </w:r>
+      <w:r>
+        <w:rPr>
+          <w:sz w:val="32"/>
+          <w:szCs w:val="32"/>
+        </w:rPr>
+        <w:t xml:space="preserve"> พร้อมกรอกเหตุผล — ทุกการตัดสินถูกบันทึกแยกในประวัติของตั๋ว</w:t>
+      </w:r>
+    </w:p>
+    <w:tbl>
+      <w:tblPr>
+        <w:tblW w:type="dxa" w:w="9600"/>
+        <w:tblBorders>
+          <w:top w:val="dashed" w:color="9DB4D4" w:sz="6"/>
+          <w:left w:val="dashed" w:color="9DB4D4" w:sz="6"/>
+          <w:bottom w:val="dashed" w:color="9DB4D4" w:sz="6"/>
+          <w:right w:val="dashed" w:color="9DB4D4" w:sz="6"/>
+          <w:insideH w:val="single" w:color="auto" w:sz="4"/>
+          <w:insideV w:val="single" w:color="auto" w:sz="4"/>
+        </w:tblBorders>
+      </w:tblPr>
+      <w:tblGrid>
+        <w:gridCol w:w="9600"/>
+      </w:tblGrid>
+      <w:tr>
+        <w:tc>
+          <w:tcPr>
+            <w:tcW w:type="dxa" w:w="9600"/>
+            <w:shd w:fill="F7F8FA" w:color="auto" w:val="clear"/>
+            <w:tcMar>
+              <w:top w:type="dxa" w:w="520"/>
+              <w:left w:type="dxa" w:w="200"/>
+              <w:bottom w:type="dxa" w:w="520"/>
+              <w:right w:type="dxa" w:w="200"/>
+            </w:tcMar>
+            <w:vAlign w:val="center"/>
+          </w:tcPr>
+          <w:p>
+            <w:pPr>
+              <w:spacing w:after="40"/>
+              <w:jc w:val="center"/>
+            </w:pPr>
+            <w:r>
+              <w:rPr>
+                <w:b/>
+                <w:bCs/>
+                <w:color w:val="6C7888"/>
+                <w:sz w:val="30"/>
+                <w:szCs w:val="30"/>
+              </w:rPr>
+              <w:t xml:space="preserve">[ ตำแหน่งภาพหน้าจอ ]</w:t>
+            </w:r>
+          </w:p>
+          <w:p>
+            <w:pPr>
+              <w:spacing w:after="40"/>
+              <w:jc w:val="center"/>
+            </w:pPr>
+            <w:r>
+              <w:rPr>
+                <w:color w:val="1F2D3D"/>
+                <w:sz w:val="32"/>
+                <w:szCs w:val="32"/>
+              </w:rPr>
+              <w:t xml:space="preserve">การ์ดการตัดสินคำขอยกเลิกของผู้จัดการ SOC บนหน้ารายละเอียดตั๋ว</w:t>
+            </w:r>
+          </w:p>
+          <w:p>
+            <w:pPr>
+              <w:jc w:val="center"/>
+            </w:pPr>
+            <w:r>
+              <w:rPr>
+                <w:rFonts w:ascii="Consolas" w:cs="Consolas" w:eastAsia="Consolas" w:hAnsi="Consolas"/>
+                <w:color w:val="9AA6B4"/>
+                <w:sz w:val="24"/>
+                <w:szCs w:val="24"/>
+              </w:rPr>
+              <w:t xml:space="preserve">SHOT: MGR-cancel-decision</w:t>
+            </w:r>
+          </w:p>
+        </w:tc>
+      </w:tr>
+    </w:tbl>
+    <w:p>
+      <w:pPr>
+        <w:spacing w:after="160" w:before="60"/>
+        <w:jc w:val="center"/>
+      </w:pPr>
+      <w:r>
+        <w:rPr>
+          <w:b/>
+          <w:bCs/>
+          <w:color w:val="245EA8"/>
+          <w:sz w:val="28"/>
+          <w:szCs w:val="28"/>
+        </w:rPr>
+        <w:t xml:space="preserve">รูปที่ 5-5  </w:t>
+      </w:r>
+      <w:r>
+        <w:rPr>
+          <w:i/>
+          <w:iCs/>
+          <w:color w:val="6C7888"/>
+          <w:sz w:val="28"/>
+          <w:szCs w:val="28"/>
+        </w:rPr>
+        <w:t xml:space="preserve">การ์ดการตัดสินคำขอยกเลิกของผู้จัดการ SOC บนหน้ารายละเอียดตั๋ว</w:t>
+      </w:r>
+    </w:p>
+    <w:tbl>
+      <w:tblPr>
+        <w:tblW w:type="dxa" w:w="9600"/>
+        <w:tblBorders>
+          <w:top w:val="single" w:color="FDECEE" w:sz="2"/>
+          <w:left w:val="single" w:color="E63946" w:sz="28"/>
+          <w:bottom w:val="single" w:color="FDECEE" w:sz="2"/>
+          <w:right w:val="single" w:color="FDECEE" w:sz="2"/>
+          <w:insideH w:val="single" w:color="auto" w:sz="4"/>
+          <w:insideV w:val="single" w:color="auto" w:sz="4"/>
+        </w:tblBorders>
+      </w:tblPr>
+      <w:tblGrid>
+        <w:gridCol w:w="9600"/>
+      </w:tblGrid>
+      <w:tr>
+        <w:tc>
+          <w:tcPr>
+            <w:tcW w:type="dxa" w:w="9600"/>
+            <w:shd w:fill="FDECEE" w:color="auto" w:val="clear"/>
+            <w:tcMar>
+              <w:top w:type="dxa" w:w="140"/>
+              <w:left w:type="dxa" w:w="200"/>
+              <w:bottom w:type="dxa" w:w="140"/>
+              <w:right w:type="dxa" w:w="200"/>
+            </w:tcMar>
+          </w:tcPr>
+          <w:p>
+            <w:pPr>
+              <w:spacing w:after="60"/>
+            </w:pPr>
+            <w:r>
+              <w:rPr>
+                <w:b/>
+                <w:bCs/>
+                <w:color w:val="E63946"/>
+                <w:sz w:val="30"/>
+                <w:szCs w:val="30"/>
+              </w:rPr>
+              <w:t xml:space="preserve">ข้อควรระวัง</w:t>
+            </w:r>
+          </w:p>
+          <w:p>
+            <w:pPr>
+              <w:spacing w:after="0"/>
+            </w:pPr>
+            <w:r>
+              <w:rPr>
+                <w:sz w:val="32"/>
+                <w:szCs w:val="32"/>
+              </w:rPr>
+              <w:t xml:space="preserve">การอนุมัติยกเลิกต้อง</w:t>
+            </w:r>
+            <w:r>
+              <w:rPr>
+                <w:b/>
+                <w:bCs/>
+                <w:sz w:val="32"/>
+                <w:szCs w:val="32"/>
+              </w:rPr>
+              <w:t xml:space="preserve">ปิดหรือยกเลิกงานย่อย/คำขอทีมตอบสนองที่ค้างอยู่ก่อน</w:t>
+            </w:r>
+            <w:r>
+              <w:rPr>
+                <w:sz w:val="32"/>
+                <w:szCs w:val="32"/>
+              </w:rPr>
+              <w:t xml:space="preserve"> (งานเหล่านั้นจะกลายเป็น “ยกเลิกแล้ว” ไม่ใช่ “เสร็จสิ้น”) คำขอที่ค้างอยู่ </w:t>
+            </w:r>
+            <w:r>
+              <w:rPr>
+                <w:b/>
+                <w:bCs/>
+                <w:sz w:val="32"/>
+                <w:szCs w:val="32"/>
+              </w:rPr>
+              <w:t xml:space="preserve">ไม่หยุดนาฬิกา OLA และไม่เลื่อนขั้นตอน</w:t>
+            </w:r>
+            <w:r>
+              <w:rPr>
+                <w:sz w:val="32"/>
+                <w:szCs w:val="32"/>
+              </w:rPr>
+              <w:t xml:space="preserve"> งานยังเดินต่อตามปกติ</w:t>
+            </w:r>
+          </w:p>
+        </w:tc>
+      </w:tr>
+    </w:tbl>
+    <w:tbl>
+      <w:tblPr>
+        <w:tblW w:type="dxa" w:w="9600"/>
+        <w:tblBorders>
+          <w:top w:val="single" w:color="F1F3F6" w:sz="2"/>
+          <w:left w:val="single" w:color="6C7888" w:sz="28"/>
+          <w:bottom w:val="single" w:color="F1F3F6" w:sz="2"/>
+          <w:right w:val="single" w:color="F1F3F6" w:sz="2"/>
+          <w:insideH w:val="single" w:color="auto" w:sz="4"/>
+          <w:insideV w:val="single" w:color="auto" w:sz="4"/>
+        </w:tblBorders>
+      </w:tblPr>
+      <w:tblGrid>
+        <w:gridCol w:w="9600"/>
+      </w:tblGrid>
+      <w:tr>
+        <w:tc>
+          <w:tcPr>
+            <w:tcW w:type="dxa" w:w="9600"/>
+            <w:shd w:fill="F1F3F6" w:color="auto" w:val="clear"/>
+            <w:tcMar>
+              <w:top w:type="dxa" w:w="140"/>
+              <w:left w:type="dxa" w:w="200"/>
+              <w:bottom w:type="dxa" w:w="140"/>
+              <w:right w:type="dxa" w:w="200"/>
+            </w:tcMar>
+          </w:tcPr>
+          <w:p>
+            <w:pPr>
+              <w:spacing w:after="60"/>
+            </w:pPr>
+            <w:r>
+              <w:rPr>
+                <w:b/>
+                <w:bCs/>
+                <w:color w:val="6C7888"/>
+                <w:sz w:val="30"/>
+                <w:szCs w:val="30"/>
+              </w:rPr>
+              <w:t xml:space="preserve">สิ่งที่ต้องจำ</w:t>
+            </w:r>
+          </w:p>
+          <w:p>
+            <w:pPr>
+              <w:spacing w:after="0"/>
+            </w:pPr>
+            <w:r>
+              <w:rPr>
+                <w:sz w:val="32"/>
+                <w:szCs w:val="32"/>
+              </w:rPr>
+              <w:t xml:space="preserve">ตั๋วที่ยกเลิกแล้วเป็นสถานะสิ้นสุด ออกจากคิวและแรงกดดัน OLA และไม่ถูกนับในสถิติการปิดงานสำเร็จและ MTTR แต่ประวัติผู้ยื่น/ผู้ตัดสิน/เหตุผล/เวลายังเก็บครบ และรายงานจะระบุว่าเป็นการยกเลิก</w:t>
+            </w:r>
+          </w:p>
+        </w:tc>
+      </w:tr>
+    </w:tbl>
+    <w:p>
+      <w:pPr>
+        <w:pStyle w:val="Heading2"/>
+      </w:pPr>
+      <w:r>
+        <w:t xml:space="preserve">5.8 แก้ไขข้อมูลเคส (เพิ่ม v1.7.0)</w:t>
+      </w:r>
+    </w:p>
+    <w:p>
+      <w:pPr>
+        <w:spacing w:after="120"/>
+      </w:pPr>
+      <w:r>
+        <w:rPr>
+          <w:sz w:val="32"/>
+          <w:szCs w:val="32"/>
+        </w:rPr>
+        <w:t xml:space="preserve">คุณแก้เนื้อหาของเคสได้ทุกใบที่ยังไม่ปิด ผ่านปุ่ม </w:t>
+      </w:r>
+      <w:r>
+        <w:rPr>
+          <w:b/>
+          <w:bCs/>
+          <w:color w:val="1F2D3D"/>
+          <w:sz w:val="32"/>
+          <w:szCs w:val="32"/>
+        </w:rPr>
+        <w:t xml:space="preserve">แก้ไขข้อมูล</w:t>
+      </w:r>
+      <w:r>
+        <w:rPr>
+          <w:sz w:val="32"/>
+          <w:szCs w:val="32"/>
+        </w:rPr>
+        <w:t xml:space="preserve"> บนหน้ารายละเอียดตั๋ว — มีประโยชน์เมื่อพบข้อมูลผิดระหว่างตรวจก่อนมอบหมาย และไม่อยากตีกลับทั้งใบเพียงเพราะพิมพ์ผิด</w:t>
+      </w:r>
+    </w:p>
+    <w:p>
+      <w:pPr>
+        <w:spacing w:after="120"/>
+      </w:pPr>
+      <w:r>
+        <w:rPr>
+          <w:sz w:val="32"/>
+          <w:szCs w:val="32"/>
+        </w:rPr>
+        <w:t xml:space="preserve">หน้าแก้ไขบังคับให้กรอก </w:t>
+      </w:r>
+      <w:r>
+        <w:rPr>
+          <w:b/>
+          <w:bCs/>
+          <w:color w:val="1F2D3D"/>
+          <w:sz w:val="32"/>
+          <w:szCs w:val="32"/>
+        </w:rPr>
+        <w:t xml:space="preserve">เหตุผลในการแก้ไข</w:t>
+      </w:r>
+      <w:r>
+        <w:rPr>
+          <w:sz w:val="32"/>
+          <w:szCs w:val="32"/>
+        </w:rPr>
+        <w:t xml:space="preserve"> เสมอ และบันทึกทุกช่องที่เปลี่ยนเป็นคู่ค่าเดิม → ค่าใหม่ พร้อมชื่อผู้แก้และเวลา ดูย้อนหลังได้ที่หัวข้อ </w:t>
+      </w:r>
+      <w:r>
+        <w:rPr>
+          <w:b/>
+          <w:bCs/>
+          <w:color w:val="1F2D3D"/>
+          <w:sz w:val="32"/>
+          <w:szCs w:val="32"/>
+        </w:rPr>
+        <w:t xml:space="preserve">ประวัติการแก้ไขข้อมูล</w:t>
+      </w:r>
+      <w:r>
+        <w:rPr>
+          <w:sz w:val="32"/>
+          <w:szCs w:val="32"/>
+        </w:rPr>
+        <w:t xml:space="preserve"> บนหน้ารายละเอียดตั๋ว</w:t>
+      </w:r>
+    </w:p>
+    <w:tbl>
+      <w:tblPr>
+        <w:tblW w:type="dxa" w:w="9600"/>
+        <w:tblBorders>
+          <w:top w:val="dashed" w:color="9DB4D4" w:sz="6"/>
+          <w:left w:val="dashed" w:color="9DB4D4" w:sz="6"/>
+          <w:bottom w:val="dashed" w:color="9DB4D4" w:sz="6"/>
+          <w:right w:val="dashed" w:color="9DB4D4" w:sz="6"/>
+          <w:insideH w:val="single" w:color="auto" w:sz="4"/>
+          <w:insideV w:val="single" w:color="auto" w:sz="4"/>
+        </w:tblBorders>
+      </w:tblPr>
+      <w:tblGrid>
+        <w:gridCol w:w="9600"/>
+      </w:tblGrid>
+      <w:tr>
+        <w:tc>
+          <w:tcPr>
+            <w:tcW w:type="dxa" w:w="9600"/>
+            <w:shd w:fill="F7F8FA" w:color="auto" w:val="clear"/>
+            <w:tcMar>
+              <w:top w:type="dxa" w:w="520"/>
+              <w:left w:type="dxa" w:w="200"/>
+              <w:bottom w:type="dxa" w:w="520"/>
+              <w:right w:type="dxa" w:w="200"/>
+            </w:tcMar>
+            <w:vAlign w:val="center"/>
+          </w:tcPr>
+          <w:p>
+            <w:pPr>
+              <w:spacing w:after="40"/>
+              <w:jc w:val="center"/>
+            </w:pPr>
+            <w:r>
+              <w:rPr>
+                <w:b/>
+                <w:bCs/>
+                <w:color w:val="6C7888"/>
+                <w:sz w:val="30"/>
+                <w:szCs w:val="30"/>
+              </w:rPr>
+              <w:t xml:space="preserve">[ ตำแหน่งภาพหน้าจอ ]</w:t>
+            </w:r>
+          </w:p>
+          <w:p>
+            <w:pPr>
+              <w:spacing w:after="40"/>
+              <w:jc w:val="center"/>
+            </w:pPr>
+            <w:r>
+              <w:rPr>
+                <w:color w:val="1F2D3D"/>
+                <w:sz w:val="32"/>
+                <w:szCs w:val="32"/>
+              </w:rPr>
+              <w:t xml:space="preserve">หน้าแก้ไขข้อมูลเคส แสดงการ์ดข้อมูลเคสและช่องเหตุผลที่บังคับกรอก</w:t>
+            </w:r>
+          </w:p>
+          <w:p>
+            <w:pPr>
+              <w:jc w:val="center"/>
+            </w:pPr>
+            <w:r>
+              <w:rPr>
+                <w:rFonts w:ascii="Consolas" w:cs="Consolas" w:eastAsia="Consolas" w:hAnsi="Consolas"/>
+                <w:color w:val="9AA6B4"/>
+                <w:sz w:val="24"/>
+                <w:szCs w:val="24"/>
+              </w:rPr>
+              <w:t xml:space="preserve">SHOT: MGR-ticket-edit</w:t>
+            </w:r>
+          </w:p>
+        </w:tc>
+      </w:tr>
+    </w:tbl>
+    <w:p>
+      <w:pPr>
+        <w:spacing w:after="160" w:before="60"/>
+        <w:jc w:val="center"/>
+      </w:pPr>
+      <w:r>
+        <w:rPr>
+          <w:b/>
+          <w:bCs/>
+          <w:color w:val="245EA8"/>
+          <w:sz w:val="28"/>
+          <w:szCs w:val="28"/>
+        </w:rPr>
+        <w:t xml:space="preserve">รูปที่ 5-6  </w:t>
+      </w:r>
+      <w:r>
+        <w:rPr>
+          <w:i/>
+          <w:iCs/>
+          <w:color w:val="6C7888"/>
+          <w:sz w:val="28"/>
+          <w:szCs w:val="28"/>
+        </w:rPr>
+        <w:t xml:space="preserve">หน้าแก้ไขข้อมูลเคส แสดงการ์ดข้อมูลเคสและช่องเหตุผลที่บังคับกรอก</w:t>
+      </w:r>
+    </w:p>
+    <w:tbl>
+      <w:tblPr>
+        <w:tblW w:type="dxa" w:w="9600"/>
+        <w:tblBorders>
+          <w:top w:val="single" w:color="FDECEE" w:sz="2"/>
+          <w:left w:val="single" w:color="E63946" w:sz="28"/>
+          <w:bottom w:val="single" w:color="FDECEE" w:sz="2"/>
+          <w:right w:val="single" w:color="FDECEE" w:sz="2"/>
+          <w:insideH w:val="single" w:color="auto" w:sz="4"/>
+          <w:insideV w:val="single" w:color="auto" w:sz="4"/>
+        </w:tblBorders>
+      </w:tblPr>
+      <w:tblGrid>
+        <w:gridCol w:w="9600"/>
+      </w:tblGrid>
+      <w:tr>
+        <w:tc>
+          <w:tcPr>
+            <w:tcW w:type="dxa" w:w="9600"/>
+            <w:shd w:fill="FDECEE" w:color="auto" w:val="clear"/>
+            <w:tcMar>
+              <w:top w:type="dxa" w:w="140"/>
+              <w:left w:type="dxa" w:w="200"/>
+              <w:bottom w:type="dxa" w:w="140"/>
+              <w:right w:type="dxa" w:w="200"/>
+            </w:tcMar>
+          </w:tcPr>
+          <w:p>
+            <w:pPr>
+              <w:spacing w:after="60"/>
+            </w:pPr>
+            <w:r>
+              <w:rPr>
+                <w:b/>
+                <w:bCs/>
+                <w:color w:val="E63946"/>
+                <w:sz w:val="30"/>
+                <w:szCs w:val="30"/>
+              </w:rPr>
+              <w:t xml:space="preserve">ข้อควรระวัง</w:t>
+            </w:r>
+          </w:p>
+          <w:p>
+            <w:pPr>
+              <w:spacing w:after="0"/>
+            </w:pPr>
+            <w:r>
+              <w:rPr>
+                <w:sz w:val="32"/>
+                <w:szCs w:val="32"/>
+              </w:rPr>
+              <w:t xml:space="preserve">การแก้ไขข้อมูล </w:t>
+            </w:r>
+            <w:r>
+              <w:rPr>
+                <w:b/>
+                <w:bCs/>
+                <w:sz w:val="32"/>
+                <w:szCs w:val="32"/>
+              </w:rPr>
+              <w:t xml:space="preserve">ไม่ใช่การย้อนขั้นตอน</w:t>
+            </w:r>
+            <w:r>
+              <w:rPr>
+                <w:sz w:val="32"/>
+                <w:szCs w:val="32"/>
+              </w:rPr>
+              <w:t xml:space="preserve"> — หน้านี้ไม่เปลี่ยนสถานะ ไม่เปลี่ยนเส้นทางการมอบหมาย และไม่แตะลายเซ็นผู้ตรวจหรือผู้อนุมัติ หากต้องการเปลี่ยนขั้นตอน ให้ใช้การย้อนขั้นตอนในข้อ 5.6</w:t>
+            </w:r>
+          </w:p>
+        </w:tc>
+      </w:tr>
+    </w:tbl>
+    <w:p>
+      <w:pPr>
+        <w:spacing w:after="80"/>
+      </w:pPr>
+    </w:p>
+    <w:tbl>
+      <w:tblPr>
+        <w:tblW w:type="dxa" w:w="9600"/>
+        <w:tblBorders>
+          <w:top w:val="single" w:color="F1F3F6" w:sz="2"/>
+          <w:left w:val="single" w:color="6C7888" w:sz="28"/>
+          <w:bottom w:val="single" w:color="F1F3F6" w:sz="2"/>
+          <w:right w:val="single" w:color="F1F3F6" w:sz="2"/>
+          <w:insideH w:val="single" w:color="auto" w:sz="4"/>
+          <w:insideV w:val="single" w:color="auto" w:sz="4"/>
+        </w:tblBorders>
+      </w:tblPr>
+      <w:tblGrid>
+        <w:gridCol w:w="9600"/>
+      </w:tblGrid>
+      <w:tr>
+        <w:tc>
+          <w:tcPr>
+            <w:tcW w:type="dxa" w:w="9600"/>
+            <w:shd w:fill="F1F3F6" w:color="auto" w:val="clear"/>
+            <w:tcMar>
+              <w:top w:type="dxa" w:w="140"/>
+              <w:left w:type="dxa" w:w="200"/>
+              <w:bottom w:type="dxa" w:w="140"/>
+              <w:right w:type="dxa" w:w="200"/>
+            </w:tcMar>
+          </w:tcPr>
+          <w:p>
+            <w:pPr>
+              <w:spacing w:after="60"/>
+            </w:pPr>
+            <w:r>
+              <w:rPr>
+                <w:b/>
+                <w:bCs/>
+                <w:color w:val="6C7888"/>
+                <w:sz w:val="30"/>
+                <w:szCs w:val="30"/>
+              </w:rPr>
+              <w:t xml:space="preserve">สิ่งที่ต้องจำ</w:t>
+            </w:r>
+          </w:p>
+          <w:p>
+            <w:pPr>
+              <w:spacing w:after="0"/>
+            </w:pPr>
+            <w:r>
+              <w:rPr>
+                <w:sz w:val="32"/>
+                <w:szCs w:val="32"/>
+              </w:rPr>
+              <w:t xml:space="preserve">เคสที่ยกเลิกแล้วแก้ไม่ได้เลยไม่ว่าใคร และเคสที่ปิดไปแล้ว (อนุมัติ / ปิด Event) แก้ได้เฉพาะผู้ดูแลระบบสูงสุดเท่านั้น — การปิดเคสยังเป็นจุดสิ้นสุดเสมอ</w:t>
+            </w:r>
+          </w:p>
+        </w:tc>
+      </w:tr>
+    </w:tbl>
+    <w:p>
+      <w:pPr>
+        <w:pStyle w:val="Heading2"/>
+      </w:pPr>
+      <w:r>
+        <w:t xml:space="preserve">5.9 ค้นหา IOC — ค้นอะไรได้บ้าง</w:t>
+      </w:r>
+    </w:p>
+    <w:p>
+      <w:pPr>
+        <w:spacing w:after="120"/>
+      </w:pPr>
+      <w:r>
+        <w:rPr>
+          <w:sz w:val="32"/>
+          <w:szCs w:val="32"/>
+        </w:rPr>
+        <w:t xml:space="preserve">เมนู </w:t>
+      </w:r>
+      <w:r>
+        <w:rPr>
+          <w:b/>
+          <w:bCs/>
+          <w:color w:val="245EA8"/>
+          <w:sz w:val="32"/>
+          <w:szCs w:val="32"/>
+        </w:rPr>
+        <w:t xml:space="preserve">เคส › ค้นหา IOC</w:t>
+      </w:r>
+      <w:r>
+        <w:rPr>
+          <w:sz w:val="32"/>
+          <w:szCs w:val="32"/>
+        </w:rPr>
+        <w:t xml:space="preserve"> (หัวข้อหน้าจอ: ค้นหา IOC / Ticket) ใช้ตรวจว่าค่าหนึ่ง ๆ เคยปรากฏในเคสใดมาก่อน ก่อนตัดสินว่าเหตุการณ์นี้เป็นเรื่องโดด ๆ หรือเป็นชุดเดียวกับเคสเก่า ผลลัพธ์แยกเป็นสองการ์ด: </w:t>
+      </w:r>
+      <w:r>
+        <w:rPr>
+          <w:b/>
+          <w:bCs/>
+          <w:sz w:val="32"/>
+          <w:szCs w:val="32"/>
+        </w:rPr>
+        <w:t xml:space="preserve">เคส</w:t>
+      </w:r>
+      <w:r>
+        <w:rPr>
+          <w:sz w:val="32"/>
+          <w:szCs w:val="32"/>
+        </w:rPr>
+        <w:t xml:space="preserve"> (ค้นจากทุกช่องของตั๋วและค่าตัวบ่งชี้ทั้ง 6 ประเภท) และ </w:t>
+      </w:r>
+      <w:r>
+        <w:rPr>
+          <w:b/>
+          <w:bCs/>
+          <w:sz w:val="32"/>
+          <w:szCs w:val="32"/>
+        </w:rPr>
+        <w:t xml:space="preserve">บันทึกการคัดกรอง</w:t>
+      </w:r>
+      <w:r>
+        <w:rPr>
+          <w:sz w:val="32"/>
+          <w:szCs w:val="32"/>
+        </w:rPr>
+        <w:t xml:space="preserve"> (ประวัติการคัดแยก Alert)</w:t>
+      </w:r>
+    </w:p>
+    <w:tbl>
+      <w:tblPr>
+        <w:tblW w:type="dxa" w:w="9600"/>
+        <w:tblBorders>
+          <w:top w:val="dashed" w:color="9DB4D4" w:sz="6"/>
+          <w:left w:val="dashed" w:color="9DB4D4" w:sz="6"/>
+          <w:bottom w:val="dashed" w:color="9DB4D4" w:sz="6"/>
+          <w:right w:val="dashed" w:color="9DB4D4" w:sz="6"/>
+          <w:insideH w:val="single" w:color="auto" w:sz="4"/>
+          <w:insideV w:val="single" w:color="auto" w:sz="4"/>
+        </w:tblBorders>
+      </w:tblPr>
+      <w:tblGrid>
+        <w:gridCol w:w="9600"/>
+      </w:tblGrid>
+      <w:tr>
+        <w:tc>
+          <w:tcPr>
+            <w:tcW w:type="dxa" w:w="9600"/>
+            <w:shd w:fill="F7F8FA" w:color="auto" w:val="clear"/>
+            <w:tcMar>
+              <w:top w:type="dxa" w:w="520"/>
+              <w:left w:type="dxa" w:w="200"/>
+              <w:bottom w:type="dxa" w:w="520"/>
+              <w:right w:type="dxa" w:w="200"/>
+            </w:tcMar>
+            <w:vAlign w:val="center"/>
+          </w:tcPr>
+          <w:p>
+            <w:pPr>
+              <w:spacing w:after="40"/>
+              <w:jc w:val="center"/>
+            </w:pPr>
+            <w:r>
+              <w:rPr>
+                <w:b/>
+                <w:bCs/>
+                <w:color w:val="6C7888"/>
+                <w:sz w:val="30"/>
+                <w:szCs w:val="30"/>
+              </w:rPr>
+              <w:t xml:space="preserve">[ ตำแหน่งภาพหน้าจอ ]</w:t>
+            </w:r>
+          </w:p>
+          <w:p>
+            <w:pPr>
+              <w:spacing w:after="40"/>
+              <w:jc w:val="center"/>
+            </w:pPr>
+            <w:r>
+              <w:rPr>
+                <w:color w:val="1F2D3D"/>
+                <w:sz w:val="32"/>
+                <w:szCs w:val="32"/>
+              </w:rPr>
+              <w:t xml:space="preserve">หน้าค้นหา IOC แสดงผลแยกเป็นการ์ดเคสและการ์ดบันทึกการคัดกรอง</w:t>
+            </w:r>
+          </w:p>
+          <w:p>
+            <w:pPr>
+              <w:jc w:val="center"/>
+            </w:pPr>
+            <w:r>
+              <w:rPr>
+                <w:rFonts w:ascii="Consolas" w:cs="Consolas" w:eastAsia="Consolas" w:hAnsi="Consolas"/>
+                <w:color w:val="9AA6B4"/>
+                <w:sz w:val="24"/>
+                <w:szCs w:val="24"/>
+              </w:rPr>
+              <w:t xml:space="preserve">SHOT: MGR-ioc-search</w:t>
+            </w:r>
+          </w:p>
+        </w:tc>
+      </w:tr>
+    </w:tbl>
+    <w:p>
+      <w:pPr>
+        <w:spacing w:after="160" w:before="60"/>
+        <w:jc w:val="center"/>
+      </w:pPr>
+      <w:r>
+        <w:rPr>
+          <w:b/>
+          <w:bCs/>
+          <w:color w:val="245EA8"/>
+          <w:sz w:val="28"/>
+          <w:szCs w:val="28"/>
+        </w:rPr>
+        <w:t xml:space="preserve">รูปที่ 5-7  </w:t>
+      </w:r>
+      <w:r>
+        <w:rPr>
+          <w:i/>
+          <w:iCs/>
+          <w:color w:val="6C7888"/>
+          <w:sz w:val="28"/>
+          <w:szCs w:val="28"/>
+        </w:rPr>
+        <w:t xml:space="preserve">หน้าค้นหา IOC แสดงผลแยกเป็นการ์ดเคสและการ์ดบันทึกการคัดกรอง</w:t>
+      </w:r>
+    </w:p>
+    <w:tbl>
+      <w:tblPr>
+        <w:tblW w:type="dxa" w:w="9600"/>
+        <w:tblBorders>
+          <w:top w:val="single" w:color="F1F3F6" w:sz="2"/>
+          <w:left w:val="single" w:color="6C7888" w:sz="28"/>
+          <w:bottom w:val="single" w:color="F1F3F6" w:sz="2"/>
+          <w:right w:val="single" w:color="F1F3F6" w:sz="2"/>
+          <w:insideH w:val="single" w:color="auto" w:sz="4"/>
+          <w:insideV w:val="single" w:color="auto" w:sz="4"/>
+        </w:tblBorders>
+      </w:tblPr>
+      <w:tblGrid>
+        <w:gridCol w:w="9600"/>
+      </w:tblGrid>
+      <w:tr>
+        <w:tc>
+          <w:tcPr>
+            <w:tcW w:type="dxa" w:w="9600"/>
+            <w:shd w:fill="F1F3F6" w:color="auto" w:val="clear"/>
+            <w:tcMar>
+              <w:top w:type="dxa" w:w="140"/>
+              <w:left w:type="dxa" w:w="200"/>
+              <w:bottom w:type="dxa" w:w="140"/>
+              <w:right w:type="dxa" w:w="200"/>
+            </w:tcMar>
+          </w:tcPr>
+          <w:p>
+            <w:pPr>
+              <w:spacing w:after="60"/>
+            </w:pPr>
+            <w:r>
+              <w:rPr>
+                <w:b/>
+                <w:bCs/>
+                <w:color w:val="6C7888"/>
+                <w:sz w:val="30"/>
+                <w:szCs w:val="30"/>
+              </w:rPr>
+              <w:t xml:space="preserve">สิ่งที่ต้องจำ</w:t>
+            </w:r>
+          </w:p>
+          <w:p>
+            <w:pPr>
+              <w:spacing w:after="0"/>
+            </w:pPr>
+            <w:r>
+              <w:rPr>
+                <w:sz w:val="32"/>
+                <w:szCs w:val="32"/>
+              </w:rPr>
+              <w:t xml:space="preserve">ในฐานะผู้จัดการ SOC คุณเห็นผลการค้นหาครบทุกเคส ต่างจากบทบาทอื่นที่เห็นเฉพาะเคสของตน — แต่หน้านี้ </w:t>
+            </w:r>
+            <w:r>
+              <w:rPr>
+                <w:b/>
+                <w:bCs/>
+                <w:sz w:val="32"/>
+                <w:szCs w:val="32"/>
+              </w:rPr>
+              <w:t xml:space="preserve">ไม่ได้ค้นจากฐานข้อมูล IOC</w:t>
+            </w:r>
+            <w:r>
+              <w:rPr>
+                <w:sz w:val="32"/>
+                <w:szCs w:val="32"/>
+              </w:rPr>
+              <w:t xml:space="preserve"> ซึ่งเปิดได้เฉพาะทีมพิสูจน์หลักฐาน</w:t>
+            </w:r>
+          </w:p>
+        </w:tc>
+      </w:tr>
+    </w:tbl>
+    <w:p>
+      <w:pPr>
+        <w:pStyle w:val="Heading2"/>
+      </w:pPr>
+      <w:r>
+        <w:t xml:space="preserve">5.10 เพิ่มระบบที่ได้รับผลกระทบเข้ากลุ่ม Project Incident (เพิ่ม v1.5.4)</w:t>
+      </w:r>
+    </w:p>
+    <w:p>
+      <w:pPr>
+        <w:spacing w:after="120"/>
+      </w:pPr>
+      <w:r>
+        <w:rPr>
+          <w:sz w:val="32"/>
+          <w:szCs w:val="32"/>
+        </w:rPr>
+        <w:t xml:space="preserve">เมื่อพบภายหลังว่าเหตุการณ์เดิมกระทบระบบเพิ่ม ให้เพิ่มเข้ากลุ่มเดิมแทนการเปิดกลุ่มใหม่ — ที่หน้า Project Incident กดปุ่ม </w:t>
+      </w:r>
+      <w:r>
+        <w:rPr>
+          <w:b/>
+          <w:bCs/>
+          <w:color w:val="1F2D3D"/>
+          <w:sz w:val="32"/>
+          <w:szCs w:val="32"/>
+        </w:rPr>
+        <w:t xml:space="preserve">เพิ่มระบบที่ได้รับผลกระทบ</w:t>
+      </w:r>
+      <w:r>
+        <w:rPr>
+          <w:sz w:val="32"/>
+          <w:szCs w:val="32"/>
+        </w:rPr>
+        <w:t xml:space="preserve"> แล้วกรอกชื่อระบบ เลือกเส้นทางของระบบนั้น และรายละเอียดเฉพาะระบบเท่าที่มี</w:t>
+      </w:r>
+    </w:p>
+    <w:tbl>
+      <w:tblPr>
+        <w:tblW w:type="dxa" w:w="9600"/>
+        <w:tblBorders>
+          <w:top w:val="dashed" w:color="9DB4D4" w:sz="6"/>
+          <w:left w:val="dashed" w:color="9DB4D4" w:sz="6"/>
+          <w:bottom w:val="dashed" w:color="9DB4D4" w:sz="6"/>
+          <w:right w:val="dashed" w:color="9DB4D4" w:sz="6"/>
+          <w:insideH w:val="single" w:color="auto" w:sz="4"/>
+          <w:insideV w:val="single" w:color="auto" w:sz="4"/>
+        </w:tblBorders>
+      </w:tblPr>
+      <w:tblGrid>
+        <w:gridCol w:w="9600"/>
+      </w:tblGrid>
+      <w:tr>
+        <w:tc>
+          <w:tcPr>
+            <w:tcW w:type="dxa" w:w="9600"/>
+            <w:shd w:fill="F7F8FA" w:color="auto" w:val="clear"/>
+            <w:tcMar>
+              <w:top w:type="dxa" w:w="520"/>
+              <w:left w:type="dxa" w:w="200"/>
+              <w:bottom w:type="dxa" w:w="520"/>
+              <w:right w:type="dxa" w:w="200"/>
+            </w:tcMar>
+            <w:vAlign w:val="center"/>
+          </w:tcPr>
+          <w:p>
+            <w:pPr>
+              <w:spacing w:after="40"/>
+              <w:jc w:val="center"/>
+            </w:pPr>
+            <w:r>
+              <w:rPr>
+                <w:b/>
+                <w:bCs/>
+                <w:color w:val="6C7888"/>
+                <w:sz w:val="30"/>
+                <w:szCs w:val="30"/>
+              </w:rPr>
+              <w:t xml:space="preserve">[ ตำแหน่งภาพหน้าจอ ]</w:t>
+            </w:r>
+          </w:p>
+          <w:p>
+            <w:pPr>
+              <w:spacing w:after="40"/>
+              <w:jc w:val="center"/>
+            </w:pPr>
+            <w:r>
+              <w:rPr>
+                <w:color w:val="1F2D3D"/>
+                <w:sz w:val="32"/>
+                <w:szCs w:val="32"/>
+              </w:rPr>
+              <w:t xml:space="preserve">แบบฟอร์มเพิ่มระบบที่ได้รับผลกระทบบนหน้า Project Incident</w:t>
+            </w:r>
+          </w:p>
+          <w:p>
+            <w:pPr>
+              <w:jc w:val="center"/>
+            </w:pPr>
+            <w:r>
+              <w:rPr>
+                <w:rFonts w:ascii="Consolas" w:cs="Consolas" w:eastAsia="Consolas" w:hAnsi="Consolas"/>
+                <w:color w:val="9AA6B4"/>
+                <w:sz w:val="24"/>
+                <w:szCs w:val="24"/>
+              </w:rPr>
+              <w:t xml:space="preserve">SHOT: MGR-project-add-member</w:t>
+            </w:r>
+          </w:p>
+        </w:tc>
+      </w:tr>
+    </w:tbl>
+    <w:p>
+      <w:pPr>
+        <w:spacing w:after="160" w:before="60"/>
+        <w:jc w:val="center"/>
+      </w:pPr>
+      <w:r>
+        <w:rPr>
+          <w:b/>
+          <w:bCs/>
+          <w:color w:val="245EA8"/>
+          <w:sz w:val="28"/>
+          <w:szCs w:val="28"/>
+        </w:rPr>
+        <w:t xml:space="preserve">รูปที่ 5-8  </w:t>
+      </w:r>
+      <w:r>
+        <w:rPr>
+          <w:i/>
+          <w:iCs/>
+          <w:color w:val="6C7888"/>
+          <w:sz w:val="28"/>
+          <w:szCs w:val="28"/>
+        </w:rPr>
+        <w:t xml:space="preserve">แบบฟอร์มเพิ่มระบบที่ได้รับผลกระทบบนหน้า Project Incident</w:t>
+      </w:r>
+    </w:p>
+    <w:tbl>
+      <w:tblPr>
+        <w:tblW w:type="dxa" w:w="9600"/>
+        <w:tblBorders>
+          <w:top w:val="single" w:color="E1E6ED" w:sz="2"/>
+          <w:left w:val="single" w:color="E1E6ED" w:sz="2"/>
+          <w:bottom w:val="single" w:color="E1E6ED" w:sz="2"/>
+          <w:right w:val="single" w:color="E1E6ED" w:sz="2"/>
+          <w:insideH w:val="single" w:color="E1E6ED" w:sz="2"/>
+          <w:insideV w:val="single" w:color="E1E6ED" w:sz="2"/>
+        </w:tblBorders>
+      </w:tblPr>
+      <w:tblGrid>
+        <w:gridCol w:w="4200"/>
+        <w:gridCol w:w="5400"/>
+      </w:tblGrid>
+      <w:tr>
+        <w:trPr>
+          <w:cantSplit/>
+          <w:tblHeader/>
+        </w:trPr>
+        <w:tc>
+          <w:tcPr>
+            <w:tcW w:type="dxa" w:w="4200"/>
+            <w:shd w:fill="1A1A2E" w:color="auto" w:val="clear"/>
+            <w:tcMar>
+              <w:top w:type="dxa" w:w="80"/>
+              <w:left w:type="dxa" w:w="120"/>
+              <w:bottom w:type="dxa" w:w="80"/>
+              <w:right w:type="dxa" w:w="120"/>
+            </w:tcMar>
+          </w:tcPr>
+          <w:p>
+            <w:r>
+              <w:rPr>
+                <w:b/>
+                <w:bCs/>
+                <w:color w:val="FFFFFF"/>
+                <w:sz w:val="28"/>
+                <w:szCs w:val="28"/>
+              </w:rPr>
+              <w:t xml:space="preserve">จังหวะที่เพิ่ม</w:t>
+            </w:r>
+          </w:p>
+        </w:tc>
+        <w:tc>
+          <w:tcPr>
+            <w:tcW w:type="dxa" w:w="5400"/>
+            <w:shd w:fill="1A1A2E" w:color="auto" w:val="clear"/>
+            <w:tcMar>
+              <w:top w:type="dxa" w:w="80"/>
+              <w:left w:type="dxa" w:w="120"/>
+              <w:bottom w:type="dxa" w:w="80"/>
+              <w:right w:type="dxa" w:w="120"/>
+            </w:tcMar>
+          </w:tcPr>
+          <w:p>
+            <w:r>
+              <w:rPr>
+                <w:b/>
+                <w:bCs/>
+                <w:color w:val="FFFFFF"/>
+                <w:sz w:val="28"/>
+                <w:szCs w:val="28"/>
+              </w:rPr>
+              <w:t xml:space="preserve">ตั๋วใหม่จะไปไหน</w:t>
+            </w:r>
+          </w:p>
+        </w:tc>
+      </w:tr>
+      <w:tr>
+        <w:trPr>
+          <w:cantSplit/>
+        </w:trPr>
+        <w:tc>
+          <w:tcPr>
+            <w:tcW w:type="dxa" w:w="4200"/>
+            <w:shd w:fill="FFFFFF" w:color="auto" w:val="clear"/>
+            <w:tcMar>
+              <w:top w:type="dxa" w:w="70"/>
+              <w:left w:type="dxa" w:w="120"/>
+              <w:bottom w:type="dxa" w:w="70"/>
+              <w:right w:type="dxa" w:w="120"/>
+            </w:tcMar>
+          </w:tcPr>
+          <w:p>
+            <w:pPr>
+              <w:spacing w:after="0"/>
+            </w:pPr>
+            <w:r>
+              <w:rPr>
+                <w:sz w:val="28"/>
+                <w:szCs w:val="28"/>
+              </w:rPr>
+              <w:t xml:space="preserve">เพิ่มเป็น Event</w:t>
+            </w:r>
+          </w:p>
+        </w:tc>
+        <w:tc>
+          <w:tcPr>
+            <w:tcW w:type="dxa" w:w="5400"/>
+            <w:shd w:fill="FFFFFF" w:color="auto" w:val="clear"/>
+            <w:tcMar>
+              <w:top w:type="dxa" w:w="70"/>
+              <w:left w:type="dxa" w:w="120"/>
+              <w:bottom w:type="dxa" w:w="70"/>
+              <w:right w:type="dxa" w:w="120"/>
+            </w:tcMar>
+          </w:tcPr>
+          <w:p>
+            <w:pPr>
+              <w:spacing w:after="0"/>
+            </w:pPr>
+            <w:r>
+              <w:rPr>
+                <w:sz w:val="28"/>
+                <w:szCs w:val="28"/>
+              </w:rPr>
+              <w:t xml:space="preserve">ส่งให้ Tier 2 ยืนยันก่อนปิด</w:t>
+            </w:r>
+          </w:p>
+        </w:tc>
+      </w:tr>
+      <w:tr>
+        <w:trPr>
+          <w:cantSplit/>
+        </w:trPr>
+        <w:tc>
+          <w:tcPr>
+            <w:tcW w:type="dxa" w:w="4200"/>
+            <w:shd w:fill="F7F8FA" w:color="auto" w:val="clear"/>
+            <w:tcMar>
+              <w:top w:type="dxa" w:w="70"/>
+              <w:left w:type="dxa" w:w="120"/>
+              <w:bottom w:type="dxa" w:w="70"/>
+              <w:right w:type="dxa" w:w="120"/>
+            </w:tcMar>
+          </w:tcPr>
+          <w:p>
+            <w:pPr>
+              <w:spacing w:after="0"/>
+            </w:pPr>
+            <w:r>
+              <w:rPr>
+                <w:sz w:val="28"/>
+                <w:szCs w:val="28"/>
+              </w:rPr>
+              <w:t xml:space="preserve">เพิ่มเป็น Incident ก่อนกลุ่มผ่าน Project Review</w:t>
+            </w:r>
+          </w:p>
+        </w:tc>
+        <w:tc>
+          <w:tcPr>
+            <w:tcW w:type="dxa" w:w="5400"/>
+            <w:shd w:fill="F7F8FA" w:color="auto" w:val="clear"/>
+            <w:tcMar>
+              <w:top w:type="dxa" w:w="70"/>
+              <w:left w:type="dxa" w:w="120"/>
+              <w:bottom w:type="dxa" w:w="70"/>
+              <w:right w:type="dxa" w:w="120"/>
+            </w:tcMar>
+          </w:tcPr>
+          <w:p>
+            <w:pPr>
+              <w:spacing w:after="0"/>
+            </w:pPr>
+            <w:r>
+              <w:rPr>
+                <w:sz w:val="28"/>
+                <w:szCs w:val="28"/>
+              </w:rPr>
+              <w:t xml:space="preserve">รอคุณตรวจก่อนมอบหมายตามปกติ</w:t>
+            </w:r>
+          </w:p>
+        </w:tc>
+      </w:tr>
+      <w:tr>
+        <w:trPr>
+          <w:cantSplit/>
+        </w:trPr>
+        <w:tc>
+          <w:tcPr>
+            <w:tcW w:type="dxa" w:w="4200"/>
+            <w:shd w:fill="FFFFFF" w:color="auto" w:val="clear"/>
+            <w:tcMar>
+              <w:top w:type="dxa" w:w="70"/>
+              <w:left w:type="dxa" w:w="120"/>
+              <w:bottom w:type="dxa" w:w="70"/>
+              <w:right w:type="dxa" w:w="120"/>
+            </w:tcMar>
+          </w:tcPr>
+          <w:p>
+            <w:pPr>
+              <w:spacing w:after="0"/>
+            </w:pPr>
+            <w:r>
+              <w:rPr>
+                <w:b/>
+                <w:bCs/>
+                <w:sz w:val="32"/>
+                <w:szCs w:val="32"/>
+              </w:rPr>
+              <w:t xml:space="preserve">เพิ่มเป็น Incident หลังกลุ่มผ่าน Project Review แล้ว</w:t>
+            </w:r>
+          </w:p>
+        </w:tc>
+        <w:tc>
+          <w:tcPr>
+            <w:tcW w:type="dxa" w:w="5400"/>
+            <w:shd w:fill="FFFFFF" w:color="auto" w:val="clear"/>
+            <w:tcMar>
+              <w:top w:type="dxa" w:w="70"/>
+              <w:left w:type="dxa" w:w="120"/>
+              <w:bottom w:type="dxa" w:w="70"/>
+              <w:right w:type="dxa" w:w="120"/>
+            </w:tcMar>
+          </w:tcPr>
+          <w:p>
+            <w:pPr>
+              <w:spacing w:after="0"/>
+            </w:pPr>
+            <w:r>
+              <w:rPr>
+                <w:sz w:val="32"/>
+                <w:szCs w:val="32"/>
+              </w:rPr>
+              <w:t xml:space="preserve">รับผลการประเมินฉุกเฉินของกลุ่มมาใช้ แล้ว</w:t>
+            </w:r>
+            <w:r>
+              <w:rPr>
+                <w:b/>
+                <w:bCs/>
+                <w:sz w:val="32"/>
+                <w:szCs w:val="32"/>
+              </w:rPr>
+              <w:t xml:space="preserve">เข้าเลนที่เลือกทันที</w:t>
+            </w:r>
+            <w:r>
+              <w:rPr>
+                <w:sz w:val="32"/>
+                <w:szCs w:val="32"/>
+              </w:rPr>
+              <w:t xml:space="preserve"> ไม่ต้องรอคุณตรวจซ้ำ</w:t>
+            </w:r>
+          </w:p>
+        </w:tc>
+      </w:tr>
+    </w:tbl>
+    <w:p>
+      <w:pPr>
+        <w:spacing w:after="140"/>
+      </w:pPr>
+    </w:p>
+    <w:tbl>
+      <w:tblPr>
+        <w:tblW w:type="dxa" w:w="9600"/>
+        <w:tblBorders>
+          <w:top w:val="single" w:color="F1F3F6" w:sz="2"/>
+          <w:left w:val="single" w:color="6C7888" w:sz="28"/>
+          <w:bottom w:val="single" w:color="F1F3F6" w:sz="2"/>
+          <w:right w:val="single" w:color="F1F3F6" w:sz="2"/>
+          <w:insideH w:val="single" w:color="auto" w:sz="4"/>
+          <w:insideV w:val="single" w:color="auto" w:sz="4"/>
+        </w:tblBorders>
+      </w:tblPr>
+      <w:tblGrid>
+        <w:gridCol w:w="9600"/>
+      </w:tblGrid>
+      <w:tr>
+        <w:tc>
+          <w:tcPr>
+            <w:tcW w:type="dxa" w:w="9600"/>
+            <w:shd w:fill="F1F3F6" w:color="auto" w:val="clear"/>
+            <w:tcMar>
+              <w:top w:type="dxa" w:w="140"/>
+              <w:left w:type="dxa" w:w="200"/>
+              <w:bottom w:type="dxa" w:w="140"/>
+              <w:right w:type="dxa" w:w="200"/>
+            </w:tcMar>
+          </w:tcPr>
+          <w:p>
+            <w:pPr>
+              <w:spacing w:after="60"/>
+            </w:pPr>
+            <w:r>
+              <w:rPr>
+                <w:b/>
+                <w:bCs/>
+                <w:color w:val="6C7888"/>
+                <w:sz w:val="30"/>
+                <w:szCs w:val="30"/>
+              </w:rPr>
+              <w:t xml:space="preserve">สิ่งที่ต้องจำ</w:t>
+            </w:r>
+          </w:p>
+          <w:p>
+            <w:pPr>
+              <w:spacing w:after="0"/>
+            </w:pPr>
+            <w:r>
+              <w:rPr>
+                <w:sz w:val="32"/>
+                <w:szCs w:val="32"/>
+              </w:rPr>
+              <w:t xml:space="preserve">ระบบคัดลอกข้อเท็จจริงของเหตุการณ์และตัวบ่งชี้จากตั๋วใบแรกมาให้ คง </w:t>
+            </w:r>
+            <w:r>
+              <w:rPr>
+                <w:b/>
+                <w:bCs/>
+                <w:sz w:val="32"/>
+                <w:szCs w:val="32"/>
+              </w:rPr>
+              <w:t xml:space="preserve">เวลาที่เกิดเหตุเดิม</w:t>
+            </w:r>
+            <w:r>
+              <w:rPr>
+                <w:sz w:val="32"/>
+                <w:szCs w:val="32"/>
+              </w:rPr>
+              <w:t xml:space="preserve"> ไว้เพื่อให้ OLA นับถูกต้อง และคงให้ </w:t>
+            </w:r>
+            <w:r>
+              <w:rPr>
+                <w:b/>
+                <w:bCs/>
+                <w:sz w:val="32"/>
+                <w:szCs w:val="32"/>
+              </w:rPr>
+              <w:t xml:space="preserve">ผู้เปิดกลุ่มเป็นเจ้าของตั๋ว</w:t>
+            </w:r>
+            <w:r>
+              <w:rPr>
+                <w:sz w:val="32"/>
+                <w:szCs w:val="32"/>
+              </w:rPr>
+              <w:t xml:space="preserve"> ไม่ใช่คุณ</w:t>
+            </w:r>
+          </w:p>
+        </w:tc>
+      </w:tr>
+    </w:tbl>
+    <w:p>
+      <w:pPr>
+        <w:spacing w:after="80"/>
+      </w:pPr>
+    </w:p>
+    <w:tbl>
+      <w:tblPr>
+        <w:tblW w:type="dxa" w:w="9600"/>
+        <w:tblBorders>
+          <w:top w:val="single" w:color="FDECEE" w:sz="2"/>
+          <w:left w:val="single" w:color="E63946" w:sz="28"/>
+          <w:bottom w:val="single" w:color="FDECEE" w:sz="2"/>
+          <w:right w:val="single" w:color="FDECEE" w:sz="2"/>
+          <w:insideH w:val="single" w:color="auto" w:sz="4"/>
+          <w:insideV w:val="single" w:color="auto" w:sz="4"/>
+        </w:tblBorders>
+      </w:tblPr>
+      <w:tblGrid>
+        <w:gridCol w:w="9600"/>
+      </w:tblGrid>
+      <w:tr>
+        <w:tc>
+          <w:tcPr>
+            <w:tcW w:type="dxa" w:w="9600"/>
+            <w:shd w:fill="FDECEE" w:color="auto" w:val="clear"/>
+            <w:tcMar>
+              <w:top w:type="dxa" w:w="140"/>
+              <w:left w:type="dxa" w:w="200"/>
+              <w:bottom w:type="dxa" w:w="140"/>
+              <w:right w:type="dxa" w:w="200"/>
+            </w:tcMar>
+          </w:tcPr>
+          <w:p>
+            <w:pPr>
+              <w:spacing w:after="60"/>
+            </w:pPr>
+            <w:r>
+              <w:rPr>
+                <w:b/>
+                <w:bCs/>
+                <w:color w:val="E63946"/>
+                <w:sz w:val="30"/>
+                <w:szCs w:val="30"/>
+              </w:rPr>
+              <w:t xml:space="preserve">ข้อควรระวัง</w:t>
+            </w:r>
+          </w:p>
+          <w:p>
+            <w:pPr>
+              <w:spacing w:after="0"/>
+            </w:pPr>
+            <w:r>
+              <w:rPr>
+                <w:sz w:val="32"/>
+                <w:szCs w:val="32"/>
+              </w:rPr>
+              <w:t xml:space="preserve">เพิ่มได้เฉพาะผู้เปิด Project Incident หรือผู้จัดการ SOC ไม่เกิน 25 ระบบต่อกลุ่ม และเมื่อทุกตั๋วในกลุ่มปิดหมดแล้ว กลุ่มจะถูกตรึง เพิ่มอีกไม่ได้</w:t>
+            </w:r>
+          </w:p>
+        </w:tc>
+      </w:tr>
+    </w:tbl>
+    <w:p>
+      <w:pPr>
+        <w:pStyle w:val="Heading2"/>
+      </w:pPr>
+      <w:r>
+        <w:t xml:space="preserve">5.11 สิทธิ์ทำงานระดับ Tier ชั่วคราว (เพิ่ม v1.5.3)</w:t>
+      </w:r>
+    </w:p>
+    <w:p>
+      <w:pPr>
+        <w:spacing w:after="120"/>
+      </w:pPr>
+      <w:r>
+        <w:rPr>
+          <w:sz w:val="32"/>
+          <w:szCs w:val="32"/>
+        </w:rPr>
+        <w:t xml:space="preserve">เมื่อทีมขาดคน ผู้ดูแลระบบสูงสุด (superuser) สามารถให้สิทธิ์ </w:t>
+      </w:r>
+      <w:r>
+        <w:rPr>
+          <w:b/>
+          <w:bCs/>
+          <w:sz w:val="32"/>
+          <w:szCs w:val="32"/>
+        </w:rPr>
+        <w:t xml:space="preserve">Tier 1 และ Tier 2 ชั่วคราว</w:t>
+      </w:r>
+      <w:r>
+        <w:rPr>
+          <w:sz w:val="32"/>
+          <w:szCs w:val="32"/>
+        </w:rPr>
+        <w:t xml:space="preserve"> แก่บัญชีผู้จัดการ SOC ได้จากหน้าจัดการผู้ใช้ใน </w:t>
+      </w:r>
+      <w:r>
+        <w:rPr>
+          <w:b/>
+          <w:bCs/>
+          <w:color w:val="245EA8"/>
+          <w:sz w:val="32"/>
+          <w:szCs w:val="32"/>
+        </w:rPr>
+        <w:t xml:space="preserve">ตั้งค่าระบบ › แผงควบคุมผู้ดูแลระบบ</w:t>
+      </w:r>
+      <w:r>
+        <w:rPr>
+          <w:sz w:val="32"/>
+          <w:szCs w:val="32"/>
+        </w:rPr>
+        <w:t xml:space="preserve"> — ให้ทั้งสองระดับพร้อมกันเสมอ ไม่แยกให้ทีละระดับ</w:t>
+      </w:r>
+    </w:p>
+    <w:p>
+      <w:pPr>
+        <w:spacing w:after="120"/>
+      </w:pPr>
+      <w:r>
+        <w:rPr>
+          <w:sz w:val="32"/>
+          <w:szCs w:val="32"/>
+        </w:rPr>
+        <w:t xml:space="preserve">ขณะได้รับสิทธิ์ คุณจะเห็นแถบเตือนสีเหลืองอยู่บนทุกหน้าว่า:</w:t>
+      </w:r>
+    </w:p>
+    <w:tbl>
+      <w:tblPr>
+        <w:tblW w:type="dxa" w:w="9600"/>
+        <w:tblBorders>
+          <w:top w:val="single" w:color="FDECEE" w:sz="2"/>
+          <w:left w:val="single" w:color="E63946" w:sz="28"/>
+          <w:bottom w:val="single" w:color="FDECEE" w:sz="2"/>
+          <w:right w:val="single" w:color="FDECEE" w:sz="2"/>
+          <w:insideH w:val="single" w:color="auto" w:sz="4"/>
+          <w:insideV w:val="single" w:color="auto" w:sz="4"/>
+        </w:tblBorders>
+      </w:tblPr>
+      <w:tblGrid>
+        <w:gridCol w:w="9600"/>
+      </w:tblGrid>
+      <w:tr>
+        <w:tc>
+          <w:tcPr>
+            <w:tcW w:type="dxa" w:w="9600"/>
+            <w:shd w:fill="FDECEE" w:color="auto" w:val="clear"/>
+            <w:tcMar>
+              <w:top w:type="dxa" w:w="140"/>
+              <w:left w:type="dxa" w:w="200"/>
+              <w:bottom w:type="dxa" w:w="140"/>
+              <w:right w:type="dxa" w:w="200"/>
+            </w:tcMar>
+          </w:tcPr>
+          <w:p>
+            <w:pPr>
+              <w:spacing w:after="60"/>
+            </w:pPr>
+            <w:r>
+              <w:rPr>
+                <w:b/>
+                <w:bCs/>
+                <w:color w:val="E63946"/>
+                <w:sz w:val="30"/>
+                <w:szCs w:val="30"/>
+              </w:rPr>
+              <w:t xml:space="preserve">ข้อควรระวัง</w:t>
+            </w:r>
+          </w:p>
+          <w:p>
+            <w:pPr>
+              <w:spacing w:after="0"/>
+            </w:pPr>
+            <w:r>
+              <w:rPr>
+                <w:b/>
+                <w:bCs/>
+                <w:sz w:val="32"/>
+                <w:szCs w:val="32"/>
+              </w:rPr>
+              <w:t xml:space="preserve">โหมดทำงานระดับ Tier ชั่วคราว</w:t>
+            </w:r>
+            <w:r>
+              <w:rPr>
+                <w:sz w:val="32"/>
+                <w:szCs w:val="32"/>
+              </w:rPr>
+              <w:t xml:space="preserve"> — คุณได้รับสิทธิ์ Tier 1 และ Tier 2 ชั่วคราวจากผู้ดูแลระบบ (Acting as Tier 1 / Tier 2) แจ้งผู้ดูแลระบบเพื่อยกเลิกเมื่อเสร็จสิ้น</w:t>
+            </w:r>
+          </w:p>
+        </w:tc>
+      </w:tr>
+    </w:tbl>
+    <w:p>
+      <w:pPr>
+        <w:spacing w:after="80"/>
+      </w:pPr>
+    </w:p>
+    <w:p>
+      <w:pPr>
+        <w:spacing w:after="120"/>
+      </w:pPr>
+      <w:r>
+        <w:rPr>
+          <w:sz w:val="32"/>
+          <w:szCs w:val="32"/>
+        </w:rPr>
+        <w:t xml:space="preserve">และแถบเมนูจะเพิ่มรายการเหล่านี้ให้:</w:t>
+      </w:r>
+    </w:p>
+    <w:p>
+      <w:pPr>
+        <w:pStyle w:val="ListParagraph"/>
+        <w:numPr>
+          <w:ilvl w:val="0"/>
+          <w:numId w:val="2"/>
+        </w:numPr>
+        <w:spacing w:after="60"/>
+      </w:pPr>
+      <w:r>
+        <w:rPr>
+          <w:b/>
+          <w:bCs/>
+          <w:color w:val="245EA8"/>
+          <w:sz w:val="32"/>
+          <w:szCs w:val="32"/>
+        </w:rPr>
+        <w:t xml:space="preserve">รับเรื่องและคัดกรอง › คิวงาน Tier 1</w:t>
+      </w:r>
+    </w:p>
+    <w:p>
+      <w:pPr>
+        <w:pStyle w:val="ListParagraph"/>
+        <w:numPr>
+          <w:ilvl w:val="0"/>
+          <w:numId w:val="2"/>
+        </w:numPr>
+        <w:spacing w:after="60"/>
+      </w:pPr>
+      <w:r>
+        <w:rPr>
+          <w:b/>
+          <w:bCs/>
+          <w:color w:val="245EA8"/>
+          <w:sz w:val="32"/>
+          <w:szCs w:val="32"/>
+        </w:rPr>
+        <w:t xml:space="preserve">รับเรื่องและคัดกรอง › คัดกรองการแจ้งเตือนจาก Wazuh</w:t>
+      </w:r>
+    </w:p>
+    <w:p>
+      <w:pPr>
+        <w:pStyle w:val="ListParagraph"/>
+        <w:numPr>
+          <w:ilvl w:val="0"/>
+          <w:numId w:val="2"/>
+        </w:numPr>
+        <w:spacing w:after="60"/>
+      </w:pPr>
+      <w:r>
+        <w:rPr>
+          <w:b/>
+          <w:bCs/>
+          <w:color w:val="245EA8"/>
+          <w:sz w:val="32"/>
+          <w:szCs w:val="32"/>
+        </w:rPr>
+        <w:t xml:space="preserve">รับเรื่องและคัดกรอง › เปิดเคสใหม่</w:t>
+      </w:r>
+    </w:p>
+    <w:p>
+      <w:pPr>
+        <w:pStyle w:val="ListParagraph"/>
+        <w:numPr>
+          <w:ilvl w:val="0"/>
+          <w:numId w:val="2"/>
+        </w:numPr>
+        <w:spacing w:after="60"/>
+      </w:pPr>
+      <w:r>
+        <w:rPr>
+          <w:b/>
+          <w:bCs/>
+          <w:color w:val="245EA8"/>
+          <w:sz w:val="32"/>
+          <w:szCs w:val="32"/>
+        </w:rPr>
+        <w:t xml:space="preserve">คิวงานต่างๆ › คิวงาน Tier 2</w:t>
+      </w:r>
+    </w:p>
+    <w:tbl>
+      <w:tblPr>
+        <w:tblW w:type="dxa" w:w="9600"/>
+        <w:tblBorders>
+          <w:top w:val="dashed" w:color="9DB4D4" w:sz="6"/>
+          <w:left w:val="dashed" w:color="9DB4D4" w:sz="6"/>
+          <w:bottom w:val="dashed" w:color="9DB4D4" w:sz="6"/>
+          <w:right w:val="dashed" w:color="9DB4D4" w:sz="6"/>
+          <w:insideH w:val="single" w:color="auto" w:sz="4"/>
+          <w:insideV w:val="single" w:color="auto" w:sz="4"/>
+        </w:tblBorders>
+      </w:tblPr>
+      <w:tblGrid>
+        <w:gridCol w:w="9600"/>
+      </w:tblGrid>
+      <w:tr>
+        <w:tc>
+          <w:tcPr>
+            <w:tcW w:type="dxa" w:w="9600"/>
+            <w:shd w:fill="F7F8FA" w:color="auto" w:val="clear"/>
+            <w:tcMar>
+              <w:top w:type="dxa" w:w="520"/>
+              <w:left w:type="dxa" w:w="200"/>
+              <w:bottom w:type="dxa" w:w="520"/>
+              <w:right w:type="dxa" w:w="200"/>
+            </w:tcMar>
+            <w:vAlign w:val="center"/>
+          </w:tcPr>
+          <w:p>
+            <w:pPr>
+              <w:spacing w:after="40"/>
+              <w:jc w:val="center"/>
+            </w:pPr>
+            <w:r>
+              <w:rPr>
+                <w:b/>
+                <w:bCs/>
+                <w:color w:val="6C7888"/>
+                <w:sz w:val="30"/>
+                <w:szCs w:val="30"/>
+              </w:rPr>
+              <w:t xml:space="preserve">[ ตำแหน่งภาพหน้าจอ ]</w:t>
+            </w:r>
+          </w:p>
+          <w:p>
+            <w:pPr>
+              <w:spacing w:after="40"/>
+              <w:jc w:val="center"/>
+            </w:pPr>
+            <w:r>
+              <w:rPr>
+                <w:color w:val="1F2D3D"/>
+                <w:sz w:val="32"/>
+                <w:szCs w:val="32"/>
+              </w:rPr>
+              <w:t xml:space="preserve">แถบเตือนโหมดทำงานระดับ Tier ชั่วคราว และเมนูที่เพิ่มขึ้นสำหรับผู้จัดการ SOC</w:t>
+            </w:r>
+          </w:p>
+          <w:p>
+            <w:pPr>
+              <w:jc w:val="center"/>
+            </w:pPr>
+            <w:r>
+              <w:rPr>
+                <w:rFonts w:ascii="Consolas" w:cs="Consolas" w:eastAsia="Consolas" w:hAnsi="Consolas"/>
+                <w:color w:val="9AA6B4"/>
+                <w:sz w:val="24"/>
+                <w:szCs w:val="24"/>
+              </w:rPr>
+              <w:t xml:space="preserve">SHOT: MGR-acting-tier-banner</w:t>
+            </w:r>
+          </w:p>
+        </w:tc>
+      </w:tr>
+    </w:tbl>
+    <w:p>
+      <w:pPr>
+        <w:spacing w:after="160" w:before="60"/>
+        <w:jc w:val="center"/>
+      </w:pPr>
+      <w:r>
+        <w:rPr>
+          <w:b/>
+          <w:bCs/>
+          <w:color w:val="245EA8"/>
+          <w:sz w:val="28"/>
+          <w:szCs w:val="28"/>
+        </w:rPr>
+        <w:t xml:space="preserve">รูปที่ 5-9  </w:t>
+      </w:r>
+      <w:r>
+        <w:rPr>
+          <w:i/>
+          <w:iCs/>
+          <w:color w:val="6C7888"/>
+          <w:sz w:val="28"/>
+          <w:szCs w:val="28"/>
+        </w:rPr>
+        <w:t xml:space="preserve">แถบเตือนโหมดทำงานระดับ Tier ชั่วคราว และเมนูที่เพิ่มขึ้นสำหรับผู้จัดการ SOC</w:t>
+      </w:r>
+    </w:p>
+    <w:tbl>
+      <w:tblPr>
+        <w:tblW w:type="dxa" w:w="9600"/>
+        <w:tblBorders>
+          <w:top w:val="single" w:color="FDECEE" w:sz="2"/>
+          <w:left w:val="single" w:color="E63946" w:sz="28"/>
+          <w:bottom w:val="single" w:color="FDECEE" w:sz="2"/>
+          <w:right w:val="single" w:color="FDECEE" w:sz="2"/>
+          <w:insideH w:val="single" w:color="auto" w:sz="4"/>
+          <w:insideV w:val="single" w:color="auto" w:sz="4"/>
+        </w:tblBorders>
+      </w:tblPr>
+      <w:tblGrid>
+        <w:gridCol w:w="9600"/>
+      </w:tblGrid>
+      <w:tr>
+        <w:tc>
+          <w:tcPr>
+            <w:tcW w:type="dxa" w:w="9600"/>
+            <w:shd w:fill="FDECEE" w:color="auto" w:val="clear"/>
+            <w:tcMar>
+              <w:top w:type="dxa" w:w="140"/>
+              <w:left w:type="dxa" w:w="200"/>
+              <w:bottom w:type="dxa" w:w="140"/>
+              <w:right w:type="dxa" w:w="200"/>
+            </w:tcMar>
+          </w:tcPr>
+          <w:p>
+            <w:pPr>
+              <w:spacing w:after="60"/>
+            </w:pPr>
+            <w:r>
+              <w:rPr>
+                <w:b/>
+                <w:bCs/>
+                <w:color w:val="E63946"/>
+                <w:sz w:val="30"/>
+                <w:szCs w:val="30"/>
+              </w:rPr>
+              <w:t xml:space="preserve">ข้อควรระวัง</w:t>
+            </w:r>
+          </w:p>
+          <w:p>
+            <w:pPr>
+              <w:spacing w:after="60"/>
+            </w:pPr>
+            <w:r>
+              <w:rPr>
+                <w:sz w:val="32"/>
+                <w:szCs w:val="32"/>
+              </w:rPr>
+              <w:t xml:space="preserve">คุณ </w:t>
+            </w:r>
+            <w:r>
+              <w:rPr>
+                <w:b/>
+                <w:bCs/>
+                <w:sz w:val="32"/>
+                <w:szCs w:val="32"/>
+              </w:rPr>
+              <w:t xml:space="preserve">ให้สิทธิ์นี้แก่ตัวเองไม่ได้</w:t>
+            </w:r>
+            <w:r>
+              <w:rPr>
+                <w:sz w:val="32"/>
+                <w:szCs w:val="32"/>
+              </w:rPr>
+              <w:t xml:space="preserve"> — ต้องเป็นผู้ดูแลระบบสูงสุดเป็นผู้ให้และเป็นผู้ยกเลิก และขอบเขตของบทบาทอื่นไม่เปลี่ยน: งานควบคุมยังเป็นของผู้ดูแลระบบ และการแก้ไขยังเป็นของเจ้าของระบบเหมือนเดิม</w:t>
+            </w:r>
+          </w:p>
+          <w:p>
+            <w:pPr>
+              <w:spacing w:after="0"/>
+            </w:pPr>
+            <w:r>
+              <w:rPr>
+                <w:sz w:val="32"/>
+                <w:szCs w:val="32"/>
+              </w:rPr>
+              <w:t xml:space="preserve">เป็นสิทธิ์ </w:t>
+            </w:r>
+            <w:r>
+              <w:rPr>
+                <w:b/>
+                <w:bCs/>
+                <w:sz w:val="32"/>
+                <w:szCs w:val="32"/>
+              </w:rPr>
+              <w:t xml:space="preserve">ชั่วคราว</w:t>
+            </w:r>
+            <w:r>
+              <w:rPr>
+                <w:sz w:val="32"/>
+                <w:szCs w:val="32"/>
+              </w:rPr>
+              <w:t xml:space="preserve"> ไม่ใช่การเปลี่ยนบทบาทถาวร เมื่อทีมกลับมาปกติควรแจ้งให้ยกเลิกทันที เพื่อให้การแบ่งแยกหน้าที่ยังตรวจสอบได้</w:t>
+            </w:r>
+          </w:p>
+        </w:tc>
+      </w:tr>
+    </w:tbl>
+    <w:p>
+      <w:pPr>
+        <w:pStyle w:val="Heading2"/>
+      </w:pPr>
+      <w:r>
+        <w:t xml:space="preserve">5.12 ติดตามคำขอ Forensics / RCA และเลขที่รายงาน</w:t>
+      </w:r>
+    </w:p>
+    <w:p>
+      <w:pPr>
+        <w:spacing w:after="120"/>
+      </w:pPr>
+      <w:r>
+        <w:rPr>
+          <w:sz w:val="32"/>
+          <w:szCs w:val="32"/>
+        </w:rPr>
+        <w:t xml:space="preserve">หน้า RCA Workspace </w:t>
+      </w:r>
+      <w:r>
+        <w:rPr>
+          <w:b/>
+          <w:bCs/>
+          <w:sz w:val="32"/>
+          <w:szCs w:val="32"/>
+        </w:rPr>
+        <w:t xml:space="preserve">ถูกยกเลิกแล้ว</w:t>
+      </w:r>
+      <w:r>
+        <w:rPr>
+          <w:sz w:val="32"/>
+          <w:szCs w:val="32"/>
+        </w:rPr>
+        <w:t xml:space="preserve"> — ผู้เชี่ยวชาญพิสูจน์หลักฐานจัดทำรายงาน RCA นอกระบบ และส่งมอบเอกสารฉบับจริงให้คุณโดยตรง ในระบบเขาทำเพียงสองอย่างบนการ์ด </w:t>
+      </w:r>
+      <w:r>
+        <w:rPr>
+          <w:b/>
+          <w:bCs/>
+          <w:sz w:val="32"/>
+          <w:szCs w:val="32"/>
+        </w:rPr>
+        <w:t xml:space="preserve">“งานของคุณ”</w:t>
+      </w:r>
+      <w:r>
+        <w:rPr>
+          <w:sz w:val="32"/>
+          <w:szCs w:val="32"/>
+        </w:rPr>
+        <w:t xml:space="preserve"> ที่ด้านบนของหน้าตั๋วฝั่งเขา:</w:t>
+      </w:r>
+    </w:p>
+    <w:p>
+      <w:pPr>
+        <w:pStyle w:val="ListParagraph"/>
+        <w:numPr>
+          <w:ilvl w:val="0"/>
+          <w:numId w:val="2"/>
+        </w:numPr>
+        <w:spacing w:after="60"/>
+      </w:pPr>
+      <w:r>
+        <w:rPr>
+          <w:b/>
+          <w:bCs/>
+          <w:color w:val="1F2D3D"/>
+          <w:sz w:val="32"/>
+          <w:szCs w:val="32"/>
+        </w:rPr>
+        <w:t xml:space="preserve">รับงาน</w:t>
+      </w:r>
+      <w:r>
+        <w:rPr>
+          <w:sz w:val="32"/>
+          <w:szCs w:val="32"/>
+        </w:rPr>
+        <w:t xml:space="preserve"> — คำขอเปลี่ยนจาก </w:t>
+      </w:r>
+      <w:r>
+        <w:rPr>
+          <w:b/>
+          <w:bCs/>
+          <w:sz w:val="32"/>
+          <w:szCs w:val="32"/>
+        </w:rPr>
+        <w:t xml:space="preserve">เปิด</w:t>
+      </w:r>
+      <w:r>
+        <w:rPr>
+          <w:sz w:val="32"/>
+          <w:szCs w:val="32"/>
+        </w:rPr>
+        <w:t xml:space="preserve"> เป็น </w:t>
+      </w:r>
+      <w:r>
+        <w:rPr>
+          <w:b/>
+          <w:bCs/>
+          <w:sz w:val="32"/>
+          <w:szCs w:val="32"/>
+        </w:rPr>
+        <w:t xml:space="preserve">กำลังดำเนินการ</w:t>
+      </w:r>
+      <w:r>
+        <w:rPr>
+          <w:sz w:val="32"/>
+          <w:szCs w:val="32"/>
+        </w:rPr>
+        <w:t xml:space="preserve"> บอกคุณว่าเขาเริ่มลงมือแล้ว</w:t>
+      </w:r>
+    </w:p>
+    <w:p>
+      <w:pPr>
+        <w:pStyle w:val="ListParagraph"/>
+        <w:numPr>
+          <w:ilvl w:val="0"/>
+          <w:numId w:val="2"/>
+        </w:numPr>
+        <w:spacing w:after="60"/>
+      </w:pPr>
+      <w:r>
+        <w:rPr>
+          <w:b/>
+          <w:bCs/>
+          <w:color w:val="1F2D3D"/>
+          <w:sz w:val="32"/>
+          <w:szCs w:val="32"/>
+        </w:rPr>
+        <w:t xml:space="preserve">ส่งงาน · เสร็จสิ้น</w:t>
+      </w:r>
+      <w:r>
+        <w:rPr>
+          <w:sz w:val="32"/>
+          <w:szCs w:val="32"/>
+        </w:rPr>
+        <w:t xml:space="preserve"> — คำขอปิดเป็น </w:t>
+      </w:r>
+      <w:r>
+        <w:rPr>
+          <w:b/>
+          <w:bCs/>
+          <w:sz w:val="32"/>
+          <w:szCs w:val="32"/>
+        </w:rPr>
+        <w:t xml:space="preserve">เสร็จสิ้น</w:t>
+      </w:r>
+      <w:r>
+        <w:rPr>
+          <w:sz w:val="32"/>
+          <w:szCs w:val="32"/>
+        </w:rPr>
+        <w:t xml:space="preserve"> พร้อม </w:t>
+      </w:r>
+      <w:r>
+        <w:rPr>
+          <w:b/>
+          <w:bCs/>
+          <w:sz w:val="32"/>
+          <w:szCs w:val="32"/>
+        </w:rPr>
+        <w:t xml:space="preserve">เลขที่รายงาน</w:t>
+      </w:r>
+      <w:r>
+        <w:rPr>
+          <w:sz w:val="32"/>
+          <w:szCs w:val="32"/>
+        </w:rPr>
+        <w:t xml:space="preserve"> (บังคับ ระบบเติมให้ในรูปแบบ SOC-RCA-YYYYMM-NNNN แก้ได้) ส่วนหมายเหตุใส่หรือไม่ก็ได้</w:t>
+      </w:r>
+    </w:p>
+    <w:p>
+      <w:pPr>
+        <w:spacing w:after="120"/>
+      </w:pPr>
+      <w:r>
+        <w:rPr>
+          <w:sz w:val="32"/>
+          <w:szCs w:val="32"/>
+        </w:rPr>
+        <w:t xml:space="preserve">คำขอ VA, PenTest และ Hardening ต้องระบุเลขที่รายงานก่อนส่งงานเช่นกัน ผู้รับผิดชอบกรอกเลขจากรายงานจริงด้วยตนเอง ระบบแสดง </w:t>
+      </w:r>
+      <w:r>
+        <w:rPr>
+          <w:rFonts w:ascii="Consolas" w:cs="Consolas" w:eastAsia="Consolas" w:hAnsi="Consolas"/>
+          <w:sz w:val="32"/>
+          <w:szCs w:val="32"/>
+        </w:rPr>
+        <w:t xml:space="preserve">VA-YYYY-NNNN</w:t>
+      </w:r>
+      <w:r>
+        <w:rPr>
+          <w:sz w:val="32"/>
+          <w:szCs w:val="32"/>
+        </w:rPr>
+        <w:t xml:space="preserve"> / </w:t>
+      </w:r>
+      <w:r>
+        <w:rPr>
+          <w:rFonts w:ascii="Consolas" w:cs="Consolas" w:eastAsia="Consolas" w:hAnsi="Consolas"/>
+          <w:sz w:val="32"/>
+          <w:szCs w:val="32"/>
+        </w:rPr>
+        <w:t xml:space="preserve">PT-YYYY-NNNN</w:t>
+      </w:r>
+      <w:r>
+        <w:rPr>
+          <w:sz w:val="32"/>
+          <w:szCs w:val="32"/>
+        </w:rPr>
+        <w:t xml:space="preserve"> / </w:t>
+      </w:r>
+      <w:r>
+        <w:rPr>
+          <w:rFonts w:ascii="Consolas" w:cs="Consolas" w:eastAsia="Consolas" w:hAnsi="Consolas"/>
+          <w:sz w:val="32"/>
+          <w:szCs w:val="32"/>
+        </w:rPr>
+        <w:t xml:space="preserve">BL-YYYY-NNNN</w:t>
+      </w:r>
+      <w:r>
+        <w:rPr>
+          <w:sz w:val="32"/>
+          <w:szCs w:val="32"/>
+        </w:rPr>
+        <w:t xml:space="preserve"> เป็นแนวทาง เลขของแต่ละประเภทแยกกัน และไม่มีช่องแนบไฟล์ผล</w:t>
+      </w:r>
+    </w:p>
+    <w:p>
+      <w:pPr>
+        <w:spacing w:after="120"/>
+      </w:pPr>
+      <w:r>
+        <w:rPr>
+          <w:sz w:val="32"/>
+          <w:szCs w:val="32"/>
+        </w:rPr>
+        <w:t xml:space="preserve">เลขที่รายงานแสดงบนแผงคำขอ (“เลขที่รายงาน: …”) ในคอลัมน์ </w:t>
+      </w:r>
+      <w:r>
+        <w:rPr>
+          <w:b/>
+          <w:bCs/>
+          <w:color w:val="1F2D3D"/>
+          <w:sz w:val="32"/>
+          <w:szCs w:val="32"/>
+        </w:rPr>
+        <w:t xml:space="preserve">เลขที่รายงาน</w:t>
+      </w:r>
+      <w:r>
+        <w:rPr>
+          <w:sz w:val="32"/>
+          <w:szCs w:val="32"/>
+        </w:rPr>
+        <w:t xml:space="preserve"> ของ </w:t>
+      </w:r>
+      <w:r>
+        <w:rPr>
+          <w:b/>
+          <w:bCs/>
+          <w:color w:val="245EA8"/>
+          <w:sz w:val="32"/>
+          <w:szCs w:val="32"/>
+        </w:rPr>
+        <w:t xml:space="preserve">คิวงานต่างๆ › คำขอตอบสนองเหตุการณ์</w:t>
+      </w:r>
+      <w:r>
+        <w:rPr>
+          <w:sz w:val="32"/>
+          <w:szCs w:val="32"/>
+        </w:rPr>
+        <w:t xml:space="preserve"> และในอีเมลแจ้งคำขอเสร็จสิ้นที่ส่งถึงคุณ ใช้เลขนี้จับคู่กับเอกสารฉบับจริงที่คุณได้รับ</w:t>
+      </w:r>
+    </w:p>
+    <w:tbl>
+      <w:tblPr>
+        <w:tblW w:type="dxa" w:w="9600"/>
+        <w:tblBorders>
+          <w:top w:val="dashed" w:color="9DB4D4" w:sz="6"/>
+          <w:left w:val="dashed" w:color="9DB4D4" w:sz="6"/>
+          <w:bottom w:val="dashed" w:color="9DB4D4" w:sz="6"/>
+          <w:right w:val="dashed" w:color="9DB4D4" w:sz="6"/>
+          <w:insideH w:val="single" w:color="auto" w:sz="4"/>
+          <w:insideV w:val="single" w:color="auto" w:sz="4"/>
+        </w:tblBorders>
+      </w:tblPr>
+      <w:tblGrid>
+        <w:gridCol w:w="9600"/>
+      </w:tblGrid>
+      <w:tr>
+        <w:tc>
+          <w:tcPr>
+            <w:tcW w:type="dxa" w:w="9600"/>
+            <w:shd w:fill="F7F8FA" w:color="auto" w:val="clear"/>
+            <w:tcMar>
+              <w:top w:type="dxa" w:w="520"/>
+              <w:left w:type="dxa" w:w="200"/>
+              <w:bottom w:type="dxa" w:w="520"/>
+              <w:right w:type="dxa" w:w="200"/>
+            </w:tcMar>
+            <w:vAlign w:val="center"/>
+          </w:tcPr>
+          <w:p>
+            <w:pPr>
+              <w:spacing w:after="40"/>
+              <w:jc w:val="center"/>
+            </w:pPr>
+            <w:r>
+              <w:rPr>
+                <w:b/>
+                <w:bCs/>
+                <w:color w:val="6C7888"/>
+                <w:sz w:val="30"/>
+                <w:szCs w:val="30"/>
+              </w:rPr>
+              <w:t xml:space="preserve">[ ตำแหน่งภาพหน้าจอ ]</w:t>
+            </w:r>
+          </w:p>
+          <w:p>
+            <w:pPr>
+              <w:spacing w:after="40"/>
+              <w:jc w:val="center"/>
+            </w:pPr>
+            <w:r>
+              <w:rPr>
+                <w:color w:val="1F2D3D"/>
+                <w:sz w:val="32"/>
+                <w:szCs w:val="32"/>
+              </w:rPr>
+              <w:t xml:space="preserve">แผงคำขอ Forensics / RCA บนหน้ารายละเอียดตั๋ว แสดงสถานะและเลขที่รายงาน</w:t>
+            </w:r>
+          </w:p>
+          <w:p>
+            <w:pPr>
+              <w:jc w:val="center"/>
+            </w:pPr>
+            <w:r>
+              <w:rPr>
+                <w:rFonts w:ascii="Consolas" w:cs="Consolas" w:eastAsia="Consolas" w:hAnsi="Consolas"/>
+                <w:color w:val="9AA6B4"/>
+                <w:sz w:val="24"/>
+                <w:szCs w:val="24"/>
+              </w:rPr>
+              <w:t xml:space="preserve">SHOT: MGR-rca-report-number</w:t>
+            </w:r>
+          </w:p>
+        </w:tc>
+      </w:tr>
+    </w:tbl>
+    <w:p>
+      <w:pPr>
+        <w:spacing w:after="160" w:before="60"/>
+        <w:jc w:val="center"/>
+      </w:pPr>
+      <w:r>
+        <w:rPr>
+          <w:b/>
+          <w:bCs/>
+          <w:color w:val="245EA8"/>
+          <w:sz w:val="28"/>
+          <w:szCs w:val="28"/>
+        </w:rPr>
+        <w:t xml:space="preserve">รูปที่ 5-10  </w:t>
+      </w:r>
+      <w:r>
+        <w:rPr>
+          <w:i/>
+          <w:iCs/>
+          <w:color w:val="6C7888"/>
+          <w:sz w:val="28"/>
+          <w:szCs w:val="28"/>
+        </w:rPr>
+        <w:t xml:space="preserve">แผงคำขอ Forensics / RCA บนหน้ารายละเอียดตั๋ว แสดงสถานะและเลขที่รายงาน</w:t>
+      </w:r>
+    </w:p>
+    <w:tbl>
+      <w:tblPr>
+        <w:tblW w:type="dxa" w:w="9600"/>
+        <w:tblBorders>
+          <w:top w:val="single" w:color="F1F3F6" w:sz="2"/>
+          <w:left w:val="single" w:color="6C7888" w:sz="28"/>
+          <w:bottom w:val="single" w:color="F1F3F6" w:sz="2"/>
+          <w:right w:val="single" w:color="F1F3F6" w:sz="2"/>
+          <w:insideH w:val="single" w:color="auto" w:sz="4"/>
+          <w:insideV w:val="single" w:color="auto" w:sz="4"/>
+        </w:tblBorders>
+      </w:tblPr>
+      <w:tblGrid>
+        <w:gridCol w:w="9600"/>
+      </w:tblGrid>
+      <w:tr>
+        <w:tc>
+          <w:tcPr>
+            <w:tcW w:type="dxa" w:w="9600"/>
+            <w:shd w:fill="F1F3F6" w:color="auto" w:val="clear"/>
+            <w:tcMar>
+              <w:top w:type="dxa" w:w="140"/>
+              <w:left w:type="dxa" w:w="200"/>
+              <w:bottom w:type="dxa" w:w="140"/>
+              <w:right w:type="dxa" w:w="200"/>
+            </w:tcMar>
+          </w:tcPr>
+          <w:p>
+            <w:pPr>
+              <w:spacing w:after="60"/>
+            </w:pPr>
+            <w:r>
+              <w:rPr>
+                <w:b/>
+                <w:bCs/>
+                <w:color w:val="6C7888"/>
+                <w:sz w:val="30"/>
+                <w:szCs w:val="30"/>
+              </w:rPr>
+              <w:t xml:space="preserve">สิ่งที่ต้องจำ</w:t>
+            </w:r>
+          </w:p>
+          <w:p>
+            <w:pPr>
+              <w:spacing w:after="60"/>
+            </w:pPr>
+            <w:r>
+              <w:rPr>
+                <w:sz w:val="32"/>
+                <w:szCs w:val="32"/>
+              </w:rPr>
+              <w:t xml:space="preserve">ระบบ </w:t>
+            </w:r>
+            <w:r>
+              <w:rPr>
+                <w:b/>
+                <w:bCs/>
+                <w:sz w:val="32"/>
+                <w:szCs w:val="32"/>
+              </w:rPr>
+              <w:t xml:space="preserve">ไม่เก็บไฟล์รายงาน RCA</w:t>
+            </w:r>
+            <w:r>
+              <w:rPr>
+                <w:sz w:val="32"/>
+                <w:szCs w:val="32"/>
+              </w:rPr>
+              <w:t xml:space="preserve"> — แบบฟอร์มของคำขอ Forensics / RCA ไม่มีช่องแนบไฟล์ เลขที่รายงานคือหลักฐานเดียวในระบบว่าส่งรายงานฉบับใด</w:t>
+            </w:r>
+          </w:p>
+          <w:p>
+            <w:pPr>
+              <w:spacing w:after="60"/>
+            </w:pPr>
+            <w:r>
+              <w:rPr>
+                <w:sz w:val="32"/>
+                <w:szCs w:val="32"/>
+              </w:rPr>
+              <w:t xml:space="preserve">ในฐานะผู้จัดการ SOC คุณเปิด </w:t>
+            </w:r>
+            <w:r>
+              <w:rPr>
+                <w:b/>
+                <w:bCs/>
+                <w:color w:val="1F2D3D"/>
+                <w:sz w:val="32"/>
+                <w:szCs w:val="32"/>
+              </w:rPr>
+              <w:t xml:space="preserve">อัปเดตงาน</w:t>
+            </w:r>
+            <w:r>
+              <w:rPr>
+                <w:sz w:val="32"/>
+                <w:szCs w:val="32"/>
+              </w:rPr>
+              <w:t xml:space="preserve"> ในรายการคำขอแล้วปิดคำขอแทนผู้รับผิดชอบได้ (ต้องระบุเลขที่รายงานเช่นกัน) แต่ปุ่ม </w:t>
+            </w:r>
+            <w:r>
+              <w:rPr>
+                <w:b/>
+                <w:bCs/>
+                <w:color w:val="1F2D3D"/>
+                <w:sz w:val="32"/>
+                <w:szCs w:val="32"/>
+              </w:rPr>
+              <w:t xml:space="preserve">รับงาน</w:t>
+            </w:r>
+            <w:r>
+              <w:rPr>
+                <w:sz w:val="32"/>
+                <w:szCs w:val="32"/>
+              </w:rPr>
+              <w:t xml:space="preserve"> แสดงเฉพาะผู้รับผิดชอบคำขอ</w:t>
+            </w:r>
+          </w:p>
+          <w:p>
+            <w:pPr>
+              <w:spacing w:after="60"/>
+            </w:pPr>
+            <w:r>
+              <w:rPr>
+                <w:sz w:val="32"/>
+                <w:szCs w:val="32"/>
+              </w:rPr>
+              <w:t xml:space="preserve">เจ้าหน้าที่ SOC คนอื่น (Tier 1 / Tier 2) </w:t>
+            </w:r>
+            <w:r>
+              <w:rPr>
+                <w:b/>
+                <w:bCs/>
+                <w:sz w:val="32"/>
+                <w:szCs w:val="32"/>
+              </w:rPr>
+              <w:t xml:space="preserve">เปลี่ยนสถานะหรือเลขที่รายงานของคำขอไม่ได้</w:t>
+            </w:r>
+            <w:r>
+              <w:rPr>
+                <w:sz w:val="32"/>
+                <w:szCs w:val="32"/>
+              </w:rPr>
+              <w:t xml:space="preserve"> — ในแบบฟอร์ม </w:t>
+            </w:r>
+            <w:r>
+              <w:rPr>
+                <w:b/>
+                <w:bCs/>
+                <w:color w:val="1F2D3D"/>
+                <w:sz w:val="32"/>
+                <w:szCs w:val="32"/>
+              </w:rPr>
+              <w:t xml:space="preserve">อัปเดตงาน</w:t>
+            </w:r>
+            <w:r>
+              <w:rPr>
+                <w:sz w:val="32"/>
+                <w:szCs w:val="32"/>
+              </w:rPr>
+              <w:t xml:space="preserve"> ของเขาช่องสถานะจะล็อกไว้และเพิ่มได้เฉพาะหมายเหตุ การปิดคำขอแทนทีมตอบสนองจึงเป็นหน้าที่ของคุณเท่านั้น</w:t>
+            </w:r>
+          </w:p>
+          <w:p>
+            <w:pPr>
+              <w:spacing w:after="0"/>
+            </w:pPr>
+            <w:r>
+              <w:rPr>
+                <w:sz w:val="32"/>
+                <w:szCs w:val="32"/>
+              </w:rPr>
+              <w:t xml:space="preserve">ข้อมูลที่เคยกรอกไว้ใน RCA Workspace เดิมยังเก็บในฐานข้อมูล แต่ไม่มีหน้าจอให้เปิดดูแล้ว ลิงก์ RCA เก่าในอีเมลจะพามาที่หัวข้อคำขอทีมตอบสนองบนหน้าตั๋วแทน</w:t>
+            </w:r>
+          </w:p>
+        </w:tc>
+      </w:tr>
+    </w:tbl>
+    <w:p>
+      <w:pPr>
+        <w:pStyle w:val="Heading1"/>
+      </w:pPr>
+      <w:r>
+        <w:t xml:space="preserve">6. สถานะที่เกี่ยวข้องกับคุณ</w:t>
+      </w:r>
+    </w:p>
+    <w:tbl>
+      <w:tblPr>
+        <w:tblW w:type="dxa" w:w="9600"/>
+        <w:tblBorders>
+          <w:top w:val="single" w:color="E1E6ED" w:sz="2"/>
+          <w:left w:val="single" w:color="E1E6ED" w:sz="2"/>
+          <w:bottom w:val="single" w:color="E1E6ED" w:sz="2"/>
+          <w:right w:val="single" w:color="E1E6ED" w:sz="2"/>
+          <w:insideH w:val="single" w:color="E1E6ED" w:sz="2"/>
+          <w:insideV w:val="single" w:color="E1E6ED" w:sz="2"/>
+        </w:tblBorders>
+      </w:tblPr>
+      <w:tblGrid>
+        <w:gridCol w:w="2800"/>
+        <w:gridCol w:w="3400"/>
+        <w:gridCol w:w="3400"/>
+      </w:tblGrid>
+      <w:tr>
+        <w:trPr>
+          <w:cantSplit/>
+          <w:tblHeader/>
+        </w:trPr>
+        <w:tc>
+          <w:tcPr>
+            <w:tcW w:type="dxa" w:w="2800"/>
+            <w:shd w:fill="1A1A2E" w:color="auto" w:val="clear"/>
+            <w:tcMar>
+              <w:top w:type="dxa" w:w="80"/>
+              <w:left w:type="dxa" w:w="120"/>
+              <w:bottom w:type="dxa" w:w="80"/>
+              <w:right w:type="dxa" w:w="120"/>
+            </w:tcMar>
+          </w:tcPr>
+          <w:p>
+            <w:r>
+              <w:rPr>
+                <w:b/>
+                <w:bCs/>
+                <w:color w:val="FFFFFF"/>
+                <w:sz w:val="28"/>
+                <w:szCs w:val="28"/>
+              </w:rPr>
+              <w:t xml:space="preserve">สถานะ</w:t>
+            </w:r>
+          </w:p>
+        </w:tc>
+        <w:tc>
+          <w:tcPr>
+            <w:tcW w:type="dxa" w:w="3400"/>
+            <w:shd w:fill="1A1A2E" w:color="auto" w:val="clear"/>
+            <w:tcMar>
+              <w:top w:type="dxa" w:w="80"/>
+              <w:left w:type="dxa" w:w="120"/>
+              <w:bottom w:type="dxa" w:w="80"/>
+              <w:right w:type="dxa" w:w="120"/>
+            </w:tcMar>
+          </w:tcPr>
+          <w:p>
+            <w:r>
+              <w:rPr>
+                <w:b/>
+                <w:bCs/>
+                <w:color w:val="FFFFFF"/>
+                <w:sz w:val="28"/>
+                <w:szCs w:val="28"/>
+              </w:rPr>
+              <w:t xml:space="preserve">หมายถึง</w:t>
+            </w:r>
+          </w:p>
+        </w:tc>
+        <w:tc>
+          <w:tcPr>
+            <w:tcW w:type="dxa" w:w="3400"/>
+            <w:shd w:fill="1A1A2E" w:color="auto" w:val="clear"/>
+            <w:tcMar>
+              <w:top w:type="dxa" w:w="80"/>
+              <w:left w:type="dxa" w:w="120"/>
+              <w:bottom w:type="dxa" w:w="80"/>
+              <w:right w:type="dxa" w:w="120"/>
+            </w:tcMar>
+          </w:tcPr>
+          <w:p>
+            <w:r>
+              <w:rPr>
+                <w:b/>
+                <w:bCs/>
+                <w:color w:val="FFFFFF"/>
+                <w:sz w:val="28"/>
+                <w:szCs w:val="28"/>
+              </w:rPr>
+              <w:t xml:space="preserve">คุณต้องทำ</w:t>
+            </w:r>
+          </w:p>
+        </w:tc>
+      </w:tr>
+      <w:tr>
+        <w:trPr>
+          <w:cantSplit/>
+        </w:trPr>
+        <w:tc>
+          <w:tcPr>
+            <w:tcW w:type="dxa" w:w="2800"/>
+            <w:shd w:fill="FFFFFF" w:color="auto" w:val="clear"/>
+            <w:tcMar>
+              <w:top w:type="dxa" w:w="70"/>
+              <w:left w:type="dxa" w:w="120"/>
+              <w:bottom w:type="dxa" w:w="70"/>
+              <w:right w:type="dxa" w:w="120"/>
+            </w:tcMar>
+          </w:tcPr>
+          <w:p>
+            <w:pPr>
+              <w:spacing w:after="0"/>
+            </w:pPr>
+            <w:r>
+              <w:rPr>
+                <w:b/>
+                <w:bCs/>
+                <w:sz w:val="28"/>
+                <w:szCs w:val="28"/>
+              </w:rPr>
+              <w:t xml:space="preserve">รอผู้จัดการ SOC ตรวจ</w:t>
+            </w:r>
+            <w:r>
+              <w:rPr>
+                <w:rFonts w:ascii="Consolas" w:cs="Consolas" w:eastAsia="Consolas" w:hAnsi="Consolas"/>
+                <w:color w:val="6C7888"/>
+                <w:sz w:val="24"/>
+                <w:szCs w:val="24"/>
+              </w:rPr>
+              <w:br/>
+              <w:t xml:space="preserve">PENDING_MGR_TRIAGE</w:t>
+            </w:r>
+          </w:p>
+        </w:tc>
+        <w:tc>
+          <w:tcPr>
+            <w:tcW w:type="dxa" w:w="3400"/>
+            <w:shd w:fill="FFFFFF" w:color="auto" w:val="clear"/>
+            <w:tcMar>
+              <w:top w:type="dxa" w:w="70"/>
+              <w:left w:type="dxa" w:w="120"/>
+              <w:bottom w:type="dxa" w:w="70"/>
+              <w:right w:type="dxa" w:w="120"/>
+            </w:tcMar>
+          </w:tcPr>
+          <w:p>
+            <w:pPr>
+              <w:spacing w:after="0"/>
+            </w:pPr>
+            <w:r>
+              <w:rPr>
+                <w:sz w:val="28"/>
+                <w:szCs w:val="28"/>
+              </w:rPr>
+              <w:t xml:space="preserve">เหตุการณ์จริงรอตรวจก่อนมอบหมาย</w:t>
+            </w:r>
+          </w:p>
+        </w:tc>
+        <w:tc>
+          <w:tcPr>
+            <w:tcW w:type="dxa" w:w="3400"/>
+            <w:shd w:fill="FFFFFF" w:color="auto" w:val="clear"/>
+            <w:tcMar>
+              <w:top w:type="dxa" w:w="70"/>
+              <w:left w:type="dxa" w:w="120"/>
+              <w:bottom w:type="dxa" w:w="70"/>
+              <w:right w:type="dxa" w:w="120"/>
+            </w:tcMar>
+          </w:tcPr>
+          <w:p>
+            <w:pPr>
+              <w:spacing w:after="0"/>
+            </w:pPr>
+            <w:r>
+              <w:rPr>
+                <w:sz w:val="28"/>
+                <w:szCs w:val="28"/>
+              </w:rPr>
+              <w:t xml:space="preserve">ประเมินฉุกเฉิน + ส่งต่อ (ดู 5.1)</w:t>
+            </w:r>
+          </w:p>
+        </w:tc>
+      </w:tr>
+      <w:tr>
+        <w:trPr>
+          <w:cantSplit/>
+        </w:trPr>
+        <w:tc>
+          <w:tcPr>
+            <w:tcW w:type="dxa" w:w="2800"/>
+            <w:shd w:fill="F7F8FA" w:color="auto" w:val="clear"/>
+            <w:tcMar>
+              <w:top w:type="dxa" w:w="70"/>
+              <w:left w:type="dxa" w:w="120"/>
+              <w:bottom w:type="dxa" w:w="70"/>
+              <w:right w:type="dxa" w:w="120"/>
+            </w:tcMar>
+          </w:tcPr>
+          <w:p>
+            <w:pPr>
+              <w:spacing w:after="0"/>
+            </w:pPr>
+            <w:r>
+              <w:rPr>
+                <w:b/>
+                <w:bCs/>
+                <w:sz w:val="28"/>
+                <w:szCs w:val="28"/>
+              </w:rPr>
+              <w:t xml:space="preserve">รอผู้จัดการตรวจสอบ</w:t>
+            </w:r>
+            <w:r>
+              <w:rPr>
+                <w:rFonts w:ascii="Consolas" w:cs="Consolas" w:eastAsia="Consolas" w:hAnsi="Consolas"/>
+                <w:color w:val="6C7888"/>
+                <w:sz w:val="24"/>
+                <w:szCs w:val="24"/>
+              </w:rPr>
+              <w:br/>
+              <w:t xml:space="preserve">PENDING_MANAGER</w:t>
+            </w:r>
+          </w:p>
+        </w:tc>
+        <w:tc>
+          <w:tcPr>
+            <w:tcW w:type="dxa" w:w="3400"/>
+            <w:shd w:fill="F7F8FA" w:color="auto" w:val="clear"/>
+            <w:tcMar>
+              <w:top w:type="dxa" w:w="70"/>
+              <w:left w:type="dxa" w:w="120"/>
+              <w:bottom w:type="dxa" w:w="70"/>
+              <w:right w:type="dxa" w:w="120"/>
+            </w:tcMar>
+          </w:tcPr>
+          <w:p>
+            <w:pPr>
+              <w:spacing w:after="0"/>
+            </w:pPr>
+            <w:r>
+              <w:rPr>
+                <w:sz w:val="28"/>
+                <w:szCs w:val="28"/>
+              </w:rPr>
+              <w:t xml:space="preserve">ตั๋วฉุกเฉินรออนุมัติปิด</w:t>
+            </w:r>
+          </w:p>
+        </w:tc>
+        <w:tc>
+          <w:tcPr>
+            <w:tcW w:type="dxa" w:w="3400"/>
+            <w:shd w:fill="F7F8FA" w:color="auto" w:val="clear"/>
+            <w:tcMar>
+              <w:top w:type="dxa" w:w="70"/>
+              <w:left w:type="dxa" w:w="120"/>
+              <w:bottom w:type="dxa" w:w="70"/>
+              <w:right w:type="dxa" w:w="120"/>
+            </w:tcMar>
+          </w:tcPr>
+          <w:p>
+            <w:pPr>
+              <w:spacing w:after="0"/>
+            </w:pPr>
+            <w:r>
+              <w:rPr>
+                <w:sz w:val="28"/>
+                <w:szCs w:val="28"/>
+              </w:rPr>
+              <w:t xml:space="preserve">ตรวจสอบและอนุมัติ (ดู 5.4)</w:t>
+            </w:r>
+          </w:p>
+        </w:tc>
+      </w:tr>
+      <w:tr>
+        <w:trPr>
+          <w:cantSplit/>
+        </w:trPr>
+        <w:tc>
+          <w:tcPr>
+            <w:tcW w:type="dxa" w:w="2800"/>
+            <w:shd w:fill="FFFFFF" w:color="auto" w:val="clear"/>
+            <w:tcMar>
+              <w:top w:type="dxa" w:w="70"/>
+              <w:left w:type="dxa" w:w="120"/>
+              <w:bottom w:type="dxa" w:w="70"/>
+              <w:right w:type="dxa" w:w="120"/>
+            </w:tcMar>
+          </w:tcPr>
+          <w:p>
+            <w:pPr>
+              <w:spacing w:after="0"/>
+            </w:pPr>
+            <w:r>
+              <w:rPr>
+                <w:b/>
+                <w:bCs/>
+                <w:sz w:val="28"/>
+                <w:szCs w:val="28"/>
+              </w:rPr>
+              <w:t xml:space="preserve">รอผู้จัดการตรวจการปิด Event</w:t>
+            </w:r>
+            <w:r>
+              <w:rPr>
+                <w:rFonts w:ascii="Consolas" w:cs="Consolas" w:eastAsia="Consolas" w:hAnsi="Consolas"/>
+                <w:color w:val="6C7888"/>
+                <w:sz w:val="24"/>
+                <w:szCs w:val="24"/>
+              </w:rPr>
+              <w:br/>
+              <w:t xml:space="preserve">PENDING_MGR_EVENT_REVIEW</w:t>
+            </w:r>
+          </w:p>
+        </w:tc>
+        <w:tc>
+          <w:tcPr>
+            <w:tcW w:type="dxa" w:w="3400"/>
+            <w:shd w:fill="FFFFFF" w:color="auto" w:val="clear"/>
+            <w:tcMar>
+              <w:top w:type="dxa" w:w="70"/>
+              <w:left w:type="dxa" w:w="120"/>
+              <w:bottom w:type="dxa" w:w="70"/>
+              <w:right w:type="dxa" w:w="120"/>
+            </w:tcMar>
+          </w:tcPr>
+          <w:p>
+            <w:pPr>
+              <w:spacing w:after="0"/>
+            </w:pPr>
+            <w:r>
+              <w:rPr>
+                <w:sz w:val="28"/>
+                <w:szCs w:val="28"/>
+              </w:rPr>
+              <w:t xml:space="preserve">Tier 2 ปรับลดเป็น Event</w:t>
+            </w:r>
+          </w:p>
+        </w:tc>
+        <w:tc>
+          <w:tcPr>
+            <w:tcW w:type="dxa" w:w="3400"/>
+            <w:shd w:fill="FFFFFF" w:color="auto" w:val="clear"/>
+            <w:tcMar>
+              <w:top w:type="dxa" w:w="70"/>
+              <w:left w:type="dxa" w:w="120"/>
+              <w:bottom w:type="dxa" w:w="70"/>
+              <w:right w:type="dxa" w:w="120"/>
+            </w:tcMar>
+          </w:tcPr>
+          <w:p>
+            <w:pPr>
+              <w:spacing w:after="0"/>
+            </w:pPr>
+            <w:r>
+              <w:rPr>
+                <w:sz w:val="28"/>
+                <w:szCs w:val="28"/>
+              </w:rPr>
+              <w:t xml:space="preserve">เห็นด้วย (ปิด) หรือตีกลับ (ดู 5.5)</w:t>
+            </w:r>
+          </w:p>
+        </w:tc>
+      </w:tr>
+    </w:tbl>
+    <w:p>
+      <w:pPr>
+        <w:pStyle w:val="Heading1"/>
+      </w:pPr>
+      <w:r>
+        <w:t xml:space="preserve">7. การแจ้งเตือนทางอีเมล</w:t>
+      </w:r>
+    </w:p>
+    <w:tbl>
+      <w:tblPr>
+        <w:tblW w:type="dxa" w:w="9600"/>
+        <w:tblBorders>
+          <w:top w:val="single" w:color="E1E6ED" w:sz="2"/>
+          <w:left w:val="single" w:color="E1E6ED" w:sz="2"/>
+          <w:bottom w:val="single" w:color="E1E6ED" w:sz="2"/>
+          <w:right w:val="single" w:color="E1E6ED" w:sz="2"/>
+          <w:insideH w:val="single" w:color="E1E6ED" w:sz="2"/>
+          <w:insideV w:val="single" w:color="E1E6ED" w:sz="2"/>
+        </w:tblBorders>
+      </w:tblPr>
+      <w:tblGrid>
+        <w:gridCol w:w="6000"/>
+        <w:gridCol w:w="3600"/>
+      </w:tblGrid>
+      <w:tr>
+        <w:trPr>
+          <w:cantSplit/>
+          <w:tblHeader/>
+        </w:trPr>
+        <w:tc>
+          <w:tcPr>
+            <w:tcW w:type="dxa" w:w="6000"/>
+            <w:shd w:fill="1A1A2E" w:color="auto" w:val="clear"/>
+            <w:tcMar>
+              <w:top w:type="dxa" w:w="80"/>
+              <w:left w:type="dxa" w:w="120"/>
+              <w:bottom w:type="dxa" w:w="80"/>
+              <w:right w:type="dxa" w:w="120"/>
+            </w:tcMar>
+          </w:tcPr>
+          <w:p>
+            <w:r>
+              <w:rPr>
+                <w:b/>
+                <w:bCs/>
+                <w:color w:val="FFFFFF"/>
+                <w:sz w:val="28"/>
+                <w:szCs w:val="28"/>
+              </w:rPr>
+              <w:t xml:space="preserve">เหตุการณ์</w:t>
+            </w:r>
+          </w:p>
+        </w:tc>
+        <w:tc>
+          <w:tcPr>
+            <w:tcW w:type="dxa" w:w="3600"/>
+            <w:shd w:fill="1A1A2E" w:color="auto" w:val="clear"/>
+            <w:tcMar>
+              <w:top w:type="dxa" w:w="80"/>
+              <w:left w:type="dxa" w:w="120"/>
+              <w:bottom w:type="dxa" w:w="80"/>
+              <w:right w:type="dxa" w:w="120"/>
+            </w:tcMar>
+          </w:tcPr>
+          <w:p>
+            <w:r>
+              <w:rPr>
+                <w:b/>
+                <w:bCs/>
+                <w:color w:val="FFFFFF"/>
+                <w:sz w:val="28"/>
+                <w:szCs w:val="28"/>
+              </w:rPr>
+              <w:t xml:space="preserve">ผู้รับ</w:t>
+            </w:r>
+          </w:p>
+        </w:tc>
+      </w:tr>
+      <w:tr>
+        <w:trPr>
+          <w:cantSplit/>
+        </w:trPr>
+        <w:tc>
+          <w:tcPr>
+            <w:tcW w:type="dxa" w:w="6000"/>
+            <w:shd w:fill="FFFFFF" w:color="auto" w:val="clear"/>
+            <w:tcMar>
+              <w:top w:type="dxa" w:w="70"/>
+              <w:left w:type="dxa" w:w="120"/>
+              <w:bottom w:type="dxa" w:w="70"/>
+              <w:right w:type="dxa" w:w="120"/>
+            </w:tcMar>
+          </w:tcPr>
+          <w:p>
+            <w:pPr>
+              <w:spacing w:after="0"/>
+            </w:pPr>
+            <w:r>
+              <w:rPr>
+                <w:sz w:val="28"/>
+                <w:szCs w:val="28"/>
+              </w:rPr>
+              <w:t xml:space="preserve">เหตุการณ์จริงเข้าสู่ขั้นตรวจก่อนมอบหมาย</w:t>
+            </w:r>
+          </w:p>
+        </w:tc>
+        <w:tc>
+          <w:tcPr>
+            <w:tcW w:type="dxa" w:w="3600"/>
+            <w:shd w:fill="FFFFFF" w:color="auto" w:val="clear"/>
+            <w:tcMar>
+              <w:top w:type="dxa" w:w="70"/>
+              <w:left w:type="dxa" w:w="120"/>
+              <w:bottom w:type="dxa" w:w="70"/>
+              <w:right w:type="dxa" w:w="120"/>
+            </w:tcMar>
+          </w:tcPr>
+          <w:p>
+            <w:pPr>
+              <w:spacing w:after="0"/>
+            </w:pPr>
+            <w:r>
+              <w:rPr>
+                <w:b/>
+                <w:bCs/>
+                <w:sz w:val="32"/>
+                <w:szCs w:val="32"/>
+              </w:rPr>
+              <w:t xml:space="preserve">ผู้จัดการ SOC </w:t>
+            </w:r>
+            <w:r>
+              <w:rPr>
+                <w:sz w:val="32"/>
+                <w:szCs w:val="32"/>
+              </w:rPr>
+              <w:t xml:space="preserve">(คุณ)</w:t>
+            </w:r>
+          </w:p>
+        </w:tc>
+      </w:tr>
+      <w:tr>
+        <w:trPr>
+          <w:cantSplit/>
+        </w:trPr>
+        <w:tc>
+          <w:tcPr>
+            <w:tcW w:type="dxa" w:w="6000"/>
+            <w:shd w:fill="F7F8FA" w:color="auto" w:val="clear"/>
+            <w:tcMar>
+              <w:top w:type="dxa" w:w="70"/>
+              <w:left w:type="dxa" w:w="120"/>
+              <w:bottom w:type="dxa" w:w="70"/>
+              <w:right w:type="dxa" w:w="120"/>
+            </w:tcMar>
+          </w:tcPr>
+          <w:p>
+            <w:pPr>
+              <w:spacing w:after="0"/>
+            </w:pPr>
+            <w:r>
+              <w:rPr>
+                <w:sz w:val="28"/>
+                <w:szCs w:val="28"/>
+              </w:rPr>
+              <w:t xml:space="preserve">ตั๋วฉุกเฉินรออนุมัติปิด</w:t>
+            </w:r>
+          </w:p>
+        </w:tc>
+        <w:tc>
+          <w:tcPr>
+            <w:tcW w:type="dxa" w:w="3600"/>
+            <w:shd w:fill="F7F8FA" w:color="auto" w:val="clear"/>
+            <w:tcMar>
+              <w:top w:type="dxa" w:w="70"/>
+              <w:left w:type="dxa" w:w="120"/>
+              <w:bottom w:type="dxa" w:w="70"/>
+              <w:right w:type="dxa" w:w="120"/>
+            </w:tcMar>
+          </w:tcPr>
+          <w:p>
+            <w:pPr>
+              <w:spacing w:after="0"/>
+            </w:pPr>
+            <w:r>
+              <w:rPr>
+                <w:b/>
+                <w:bCs/>
+                <w:sz w:val="32"/>
+                <w:szCs w:val="32"/>
+              </w:rPr>
+              <w:t xml:space="preserve">ผู้จัดการ SOC </w:t>
+            </w:r>
+            <w:r>
+              <w:rPr>
+                <w:sz w:val="32"/>
+                <w:szCs w:val="32"/>
+              </w:rPr>
+              <w:t xml:space="preserve">(คุณ)</w:t>
+            </w:r>
+          </w:p>
+        </w:tc>
+      </w:tr>
+      <w:tr>
+        <w:trPr>
+          <w:cantSplit/>
+        </w:trPr>
+        <w:tc>
+          <w:tcPr>
+            <w:tcW w:type="dxa" w:w="6000"/>
+            <w:shd w:fill="FFFFFF" w:color="auto" w:val="clear"/>
+            <w:tcMar>
+              <w:top w:type="dxa" w:w="70"/>
+              <w:left w:type="dxa" w:w="120"/>
+              <w:bottom w:type="dxa" w:w="70"/>
+              <w:right w:type="dxa" w:w="120"/>
+            </w:tcMar>
+          </w:tcPr>
+          <w:p>
+            <w:pPr>
+              <w:spacing w:after="0"/>
+            </w:pPr>
+            <w:r>
+              <w:rPr>
+                <w:sz w:val="28"/>
+                <w:szCs w:val="28"/>
+              </w:rPr>
+              <w:t xml:space="preserve">คำขอทีมตอบสนองเสร็จสิ้น</w:t>
+            </w:r>
+          </w:p>
+        </w:tc>
+        <w:tc>
+          <w:tcPr>
+            <w:tcW w:type="dxa" w:w="3600"/>
+            <w:shd w:fill="FFFFFF" w:color="auto" w:val="clear"/>
+            <w:tcMar>
+              <w:top w:type="dxa" w:w="70"/>
+              <w:left w:type="dxa" w:w="120"/>
+              <w:bottom w:type="dxa" w:w="70"/>
+              <w:right w:type="dxa" w:w="120"/>
+            </w:tcMar>
+          </w:tcPr>
+          <w:p>
+            <w:pPr>
+              <w:spacing w:after="0"/>
+            </w:pPr>
+            <w:r>
+              <w:rPr>
+                <w:b/>
+                <w:bCs/>
+                <w:sz w:val="32"/>
+                <w:szCs w:val="32"/>
+              </w:rPr>
+              <w:t xml:space="preserve">ผู้จัดการ SOC </w:t>
+            </w:r>
+            <w:r>
+              <w:rPr>
+                <w:sz w:val="32"/>
+                <w:szCs w:val="32"/>
+              </w:rPr>
+              <w:t xml:space="preserve">ผู้ออกคำขอ</w:t>
+            </w:r>
+          </w:p>
+        </w:tc>
+      </w:tr>
+      <w:tr>
+        <w:trPr>
+          <w:cantSplit/>
+        </w:trPr>
+        <w:tc>
+          <w:tcPr>
+            <w:tcW w:type="dxa" w:w="6000"/>
+            <w:shd w:fill="F7F8FA" w:color="auto" w:val="clear"/>
+            <w:tcMar>
+              <w:top w:type="dxa" w:w="70"/>
+              <w:left w:type="dxa" w:w="120"/>
+              <w:bottom w:type="dxa" w:w="70"/>
+              <w:right w:type="dxa" w:w="120"/>
+            </w:tcMar>
+          </w:tcPr>
+          <w:p>
+            <w:pPr>
+              <w:spacing w:after="0"/>
+            </w:pPr>
+            <w:r>
+              <w:rPr>
+                <w:sz w:val="28"/>
+                <w:szCs w:val="28"/>
+              </w:rPr>
+              <w:t xml:space="preserve">มีคำขอทีมตอบสนองใหม่</w:t>
+            </w:r>
+          </w:p>
+        </w:tc>
+        <w:tc>
+          <w:tcPr>
+            <w:tcW w:type="dxa" w:w="3600"/>
+            <w:shd w:fill="F7F8FA" w:color="auto" w:val="clear"/>
+            <w:tcMar>
+              <w:top w:type="dxa" w:w="70"/>
+              <w:left w:type="dxa" w:w="120"/>
+              <w:bottom w:type="dxa" w:w="70"/>
+              <w:right w:type="dxa" w:w="120"/>
+            </w:tcMar>
+          </w:tcPr>
+          <w:p>
+            <w:pPr>
+              <w:spacing w:after="0"/>
+            </w:pPr>
+            <w:r>
+              <w:rPr>
+                <w:sz w:val="28"/>
+                <w:szCs w:val="28"/>
+              </w:rPr>
+              <w:t xml:space="preserve">ทีมตอบสนองที่รับผิดชอบ</w:t>
+            </w:r>
+          </w:p>
+        </w:tc>
+      </w:tr>
+    </w:tbl>
+    <w:p>
+      <w:pPr>
+        <w:pStyle w:val="Heading1"/>
+      </w:pPr>
+      <w:r>
+        <w:t xml:space="preserve">8. คำถามที่พบบ่อย</w:t>
+      </w:r>
+    </w:p>
+    <w:p>
+      <w:pPr>
+        <w:pStyle w:val="Heading3"/>
+      </w:pPr>
+      <w:r>
+        <w:t xml:space="preserve">ทำไมฉันเปลี่ยนช่องทาง (ผู้ดูแลระบบ/เจ้าของระบบ) ไม่ได้?</w:t>
+      </w:r>
+    </w:p>
+    <w:p>
+      <w:pPr>
+        <w:spacing w:after="120"/>
+      </w:pPr>
+      <w:r>
+        <w:rPr>
+          <w:sz w:val="32"/>
+          <w:szCs w:val="32"/>
+        </w:rPr>
+        <w:t xml:space="preserve">ช่องทางถูกกำหนดโดยนักวิเคราะห์ระดับ 1 ผู้จัดการทำได้เพียงส่งต่อตามช่องทางนั้น หากไม่เหมาะสมให้ประสานกับผู้เปิดตั๋ว</w:t>
+      </w:r>
+    </w:p>
+    <w:p>
+      <w:pPr>
+        <w:pStyle w:val="Heading3"/>
+      </w:pPr>
+      <w:r>
+        <w:t xml:space="preserve">ทำไมตั๋ว Critical ไม่เข้ามาให้ฉันอนุมัติโดยอัตโนมัติ?</w:t>
+      </w:r>
+    </w:p>
+    <w:p>
+      <w:pPr>
+        <w:spacing w:after="120"/>
+      </w:pPr>
+      <w:r>
+        <w:rPr>
+          <w:sz w:val="32"/>
+          <w:szCs w:val="32"/>
+        </w:rPr>
+        <w:t xml:space="preserve">เฉพาะตั๋วที่ถูกทำเครื่องหมายฉุกเฉินเท่านั้นที่ต้องผ่านการอนุมัติของคุณก่อนปิด ระดับความรุนแรงเพียงอย่างเดียวไม่ได้ทำให้ต้องอนุมัติ</w:t>
+      </w:r>
+    </w:p>
+    <w:p>
+      <w:pPr>
+        <w:pStyle w:val="Heading3"/>
+      </w:pPr>
+      <w:r>
+        <w:t xml:space="preserve">ทำไมตั๋วนี้ยังปิดไม่ได้แม้ตรวจรับแล้ว?</w:t>
+      </w:r>
+    </w:p>
+    <w:p>
+      <w:pPr>
+        <w:spacing w:after="120"/>
+      </w:pPr>
+      <w:r>
+        <w:rPr>
+          <w:sz w:val="32"/>
+          <w:szCs w:val="32"/>
+        </w:rPr>
+        <w:t xml:space="preserve">อาจยังมีคำขอทีมตอบสนองที่ยังไม่เสร็จ ต้องรอให้ทุกคำขอเสร็จก่อน หรือ Tier 2 ยังไม่ได้กรอกช่อง “วันที่ เวลา ที่แจ้งเหตุผู้ที่ได้รับผลกระทบ” ซึ่งบังคับก่อนอนุมัติปิดตั้งแต่ v1.7.0</w:t>
+      </w:r>
+    </w:p>
+    <w:p>
+      <w:pPr>
+        <w:pStyle w:val="Heading3"/>
+      </w:pPr>
+      <w:r>
+        <w:t xml:space="preserve">หาแบบฟอร์มสร้างงานย่อยภายใน SOC ไม่เจอ?</w:t>
+      </w:r>
+    </w:p>
+    <w:p>
+      <w:pPr>
+        <w:spacing w:after="120"/>
+      </w:pPr>
+      <w:r>
+        <w:rPr>
+          <w:sz w:val="32"/>
+          <w:szCs w:val="32"/>
+        </w:rPr>
+        <w:t xml:space="preserve">ถูกยกเลิกไปแล้วใน v1.7.0 — ใช้ “คำขอทีมตอบสนอง” แทน ส่วนรายการเก่ายังอ่านย้อนหลังได้ใต้หัวข้อ “บันทึกภายในเดิม (เลิกใช้แล้ว)” บนหน้ารายละเอียดตั๋ว (ดู 5.2)</w:t>
+      </w:r>
+    </w:p>
+    <w:p>
+      <w:pPr>
+        <w:pStyle w:val="Heading3"/>
+      </w:pPr>
+      <w:r>
+        <w:t xml:space="preserve">ให้สิทธิ์ Tier ชั่วคราวแก่ตัวเองได้ไหม?</w:t>
+      </w:r>
+    </w:p>
+    <w:p>
+      <w:pPr>
+        <w:spacing w:after="120"/>
+      </w:pPr>
+      <w:r>
+        <w:rPr>
+          <w:sz w:val="32"/>
+          <w:szCs w:val="32"/>
+        </w:rPr>
+        <w:t xml:space="preserve">ไม่ได้ — ต้องให้ผู้ดูแลระบบสูงสุดเป็นผู้ให้และผู้ยกเลิก (ดู 5.11)</w:t>
+      </w:r>
+    </w:p>
+    <w:p>
+      <w:pPr>
+        <w:pStyle w:val="Heading1"/>
+      </w:pPr>
+      <w:r>
+        <w:t xml:space="preserve">9. อภิธานศัพท์</w:t>
+      </w:r>
+    </w:p>
+    <w:tbl>
+      <w:tblPr>
+        <w:tblW w:type="dxa" w:w="9600"/>
+        <w:tblBorders>
+          <w:top w:val="single" w:color="E1E6ED" w:sz="2"/>
+          <w:left w:val="single" w:color="E1E6ED" w:sz="2"/>
+          <w:bottom w:val="single" w:color="E1E6ED" w:sz="2"/>
+          <w:right w:val="single" w:color="E1E6ED" w:sz="2"/>
+          <w:insideH w:val="single" w:color="E1E6ED" w:sz="2"/>
+          <w:insideV w:val="single" w:color="E1E6ED" w:sz="2"/>
+        </w:tblBorders>
+      </w:tblPr>
+      <w:tblGrid>
+        <w:gridCol w:w="3000"/>
+        <w:gridCol w:w="6600"/>
+      </w:tblGrid>
+      <w:tr>
+        <w:trPr>
+          <w:cantSplit/>
+          <w:tblHeader/>
+        </w:trPr>
+        <w:tc>
+          <w:tcPr>
+            <w:tcW w:type="dxa" w:w="3000"/>
+            <w:shd w:fill="1A1A2E" w:color="auto" w:val="clear"/>
+            <w:tcMar>
+              <w:top w:type="dxa" w:w="80"/>
+              <w:left w:type="dxa" w:w="120"/>
+              <w:bottom w:type="dxa" w:w="80"/>
+              <w:right w:type="dxa" w:w="120"/>
+            </w:tcMar>
+          </w:tcPr>
+          <w:p>
+            <w:r>
+              <w:rPr>
+                <w:b/>
+                <w:bCs/>
+                <w:color w:val="FFFFFF"/>
+                <w:sz w:val="28"/>
+                <w:szCs w:val="28"/>
+              </w:rPr>
+              <w:t xml:space="preserve">คำ</w:t>
+            </w:r>
+          </w:p>
+        </w:tc>
+        <w:tc>
+          <w:tcPr>
+            <w:tcW w:type="dxa" w:w="6600"/>
+            <w:shd w:fill="1A1A2E" w:color="auto" w:val="clear"/>
+            <w:tcMar>
+              <w:top w:type="dxa" w:w="80"/>
+              <w:left w:type="dxa" w:w="120"/>
+              <w:bottom w:type="dxa" w:w="80"/>
+              <w:right w:type="dxa" w:w="120"/>
+            </w:tcMar>
+          </w:tcPr>
+          <w:p>
+            <w:r>
+              <w:rPr>
+                <w:b/>
+                <w:bCs/>
+                <w:color w:val="FFFFFF"/>
+                <w:sz w:val="28"/>
+                <w:szCs w:val="28"/>
+              </w:rPr>
+              <w:t xml:space="preserve">ความหมาย</w:t>
+            </w:r>
+          </w:p>
+        </w:tc>
+      </w:tr>
+      <w:tr>
+        <w:trPr>
+          <w:cantSplit/>
+        </w:trPr>
+        <w:tc>
+          <w:tcPr>
+            <w:tcW w:type="dxa" w:w="3000"/>
+            <w:shd w:fill="FFFFFF" w:color="auto" w:val="clear"/>
+            <w:tcMar>
+              <w:top w:type="dxa" w:w="70"/>
+              <w:left w:type="dxa" w:w="120"/>
+              <w:bottom w:type="dxa" w:w="70"/>
+              <w:right w:type="dxa" w:w="120"/>
+            </w:tcMar>
+          </w:tcPr>
+          <w:p>
+            <w:pPr>
+              <w:spacing w:after="0"/>
+            </w:pPr>
+            <w:r>
+              <w:rPr>
+                <w:b/>
+                <w:bCs/>
+                <w:sz w:val="32"/>
+                <w:szCs w:val="32"/>
+              </w:rPr>
+              <w:t xml:space="preserve">แฟล็กฉุกเฉิน</w:t>
+            </w:r>
+          </w:p>
+        </w:tc>
+        <w:tc>
+          <w:tcPr>
+            <w:tcW w:type="dxa" w:w="6600"/>
+            <w:shd w:fill="FFFFFF" w:color="auto" w:val="clear"/>
+            <w:tcMar>
+              <w:top w:type="dxa" w:w="70"/>
+              <w:left w:type="dxa" w:w="120"/>
+              <w:bottom w:type="dxa" w:w="70"/>
+              <w:right w:type="dxa" w:w="120"/>
+            </w:tcMar>
+          </w:tcPr>
+          <w:p>
+            <w:pPr>
+              <w:spacing w:after="0"/>
+            </w:pPr>
+            <w:r>
+              <w:rPr>
+                <w:sz w:val="28"/>
+                <w:szCs w:val="28"/>
+              </w:rPr>
+              <w:t xml:space="preserve">เครื่องหมายเร่งด่วนพิเศษ ตั้งได้เฉพาะผู้จัดการ SOC บังคับให้ผ่านการอนุมัติก่อนปิด</w:t>
+            </w:r>
+          </w:p>
+        </w:tc>
+      </w:tr>
+      <w:tr>
+        <w:trPr>
+          <w:cantSplit/>
+        </w:trPr>
+        <w:tc>
+          <w:tcPr>
+            <w:tcW w:type="dxa" w:w="3000"/>
+            <w:shd w:fill="F7F8FA" w:color="auto" w:val="clear"/>
+            <w:tcMar>
+              <w:top w:type="dxa" w:w="70"/>
+              <w:left w:type="dxa" w:w="120"/>
+              <w:bottom w:type="dxa" w:w="70"/>
+              <w:right w:type="dxa" w:w="120"/>
+            </w:tcMar>
+          </w:tcPr>
+          <w:p>
+            <w:pPr>
+              <w:spacing w:after="0"/>
+            </w:pPr>
+            <w:r>
+              <w:rPr>
+                <w:b/>
+                <w:bCs/>
+                <w:sz w:val="32"/>
+                <w:szCs w:val="32"/>
+              </w:rPr>
+              <w:t xml:space="preserve">คำขอทีมตอบสนอง</w:t>
+            </w:r>
+          </w:p>
+        </w:tc>
+        <w:tc>
+          <w:tcPr>
+            <w:tcW w:type="dxa" w:w="6600"/>
+            <w:shd w:fill="F7F8FA" w:color="auto" w:val="clear"/>
+            <w:tcMar>
+              <w:top w:type="dxa" w:w="70"/>
+              <w:left w:type="dxa" w:w="120"/>
+              <w:bottom w:type="dxa" w:w="70"/>
+              <w:right w:type="dxa" w:w="120"/>
+            </w:tcMar>
+          </w:tcPr>
+          <w:p>
+            <w:pPr>
+              <w:spacing w:after="0"/>
+            </w:pPr>
+            <w:r>
+              <w:rPr>
+                <w:sz w:val="28"/>
+                <w:szCs w:val="28"/>
+              </w:rPr>
+              <w:t xml:space="preserve">งานเฉพาะทางที่ส่งให้ทีมนอก SOC (พิสูจน์หลักฐาน/ทดสอบเจาะระบบ) ทำคู่ขนาน</w:t>
+            </w:r>
+          </w:p>
+        </w:tc>
+      </w:tr>
+      <w:tr>
+        <w:trPr>
+          <w:cantSplit/>
+        </w:trPr>
+        <w:tc>
+          <w:tcPr>
+            <w:tcW w:type="dxa" w:w="3000"/>
+            <w:shd w:fill="FFFFFF" w:color="auto" w:val="clear"/>
+            <w:tcMar>
+              <w:top w:type="dxa" w:w="70"/>
+              <w:left w:type="dxa" w:w="120"/>
+              <w:bottom w:type="dxa" w:w="70"/>
+              <w:right w:type="dxa" w:w="120"/>
+            </w:tcMar>
+          </w:tcPr>
+          <w:p>
+            <w:pPr>
+              <w:spacing w:after="0"/>
+            </w:pPr>
+            <w:r>
+              <w:rPr>
+                <w:b/>
+                <w:bCs/>
+                <w:sz w:val="32"/>
+                <w:szCs w:val="32"/>
+              </w:rPr>
+              <w:t xml:space="preserve">ตรวจก่อนมอบหมาย</w:t>
+            </w:r>
+          </w:p>
+        </w:tc>
+        <w:tc>
+          <w:tcPr>
+            <w:tcW w:type="dxa" w:w="6600"/>
+            <w:shd w:fill="FFFFFF" w:color="auto" w:val="clear"/>
+            <w:tcMar>
+              <w:top w:type="dxa" w:w="70"/>
+              <w:left w:type="dxa" w:w="120"/>
+              <w:bottom w:type="dxa" w:w="70"/>
+              <w:right w:type="dxa" w:w="120"/>
+            </w:tcMar>
+          </w:tcPr>
+          <w:p>
+            <w:pPr>
+              <w:spacing w:after="0"/>
+            </w:pPr>
+            <w:r>
+              <w:rPr>
+                <w:sz w:val="28"/>
+                <w:szCs w:val="28"/>
+              </w:rPr>
+              <w:t xml:space="preserve">จุดที่เหตุการณ์จริงทุกเรื่องหยุดรอผู้จัดการก่อนเริ่มงานควบคุม</w:t>
+            </w:r>
+          </w:p>
+        </w:tc>
+      </w:tr>
+      <w:tr>
+        <w:trPr>
+          <w:cantSplit/>
+        </w:trPr>
+        <w:tc>
+          <w:tcPr>
+            <w:tcW w:type="dxa" w:w="3000"/>
+            <w:shd w:fill="F7F8FA" w:color="auto" w:val="clear"/>
+            <w:tcMar>
+              <w:top w:type="dxa" w:w="70"/>
+              <w:left w:type="dxa" w:w="120"/>
+              <w:bottom w:type="dxa" w:w="70"/>
+              <w:right w:type="dxa" w:w="120"/>
+            </w:tcMar>
+          </w:tcPr>
+          <w:p>
+            <w:pPr>
+              <w:spacing w:after="0"/>
+            </w:pPr>
+            <w:r>
+              <w:rPr>
+                <w:b/>
+                <w:bCs/>
+                <w:sz w:val="32"/>
+                <w:szCs w:val="32"/>
+              </w:rPr>
+              <w:t xml:space="preserve">การปิดแบบ Event</w:t>
+            </w:r>
+          </w:p>
+        </w:tc>
+        <w:tc>
+          <w:tcPr>
+            <w:tcW w:type="dxa" w:w="6600"/>
+            <w:shd w:fill="F7F8FA" w:color="auto" w:val="clear"/>
+            <w:tcMar>
+              <w:top w:type="dxa" w:w="70"/>
+              <w:left w:type="dxa" w:w="120"/>
+              <w:bottom w:type="dxa" w:w="70"/>
+              <w:right w:type="dxa" w:w="120"/>
+            </w:tcMar>
+          </w:tcPr>
+          <w:p>
+            <w:pPr>
+              <w:spacing w:after="0"/>
+            </w:pPr>
+            <w:r>
+              <w:rPr>
+                <w:sz w:val="28"/>
+                <w:szCs w:val="28"/>
+              </w:rPr>
+              <w:t xml:space="preserve">การปิดเคสเพราะวินิจฉัยว่าไม่ใช่ภัยจริง</w:t>
+            </w:r>
+          </w:p>
+        </w:tc>
+      </w:tr>
+      <w:tr>
+        <w:trPr>
+          <w:cantSplit/>
+        </w:trPr>
+        <w:tc>
+          <w:tcPr>
+            <w:tcW w:type="dxa" w:w="3000"/>
+            <w:shd w:fill="FFFFFF" w:color="auto" w:val="clear"/>
+            <w:tcMar>
+              <w:top w:type="dxa" w:w="70"/>
+              <w:left w:type="dxa" w:w="120"/>
+              <w:bottom w:type="dxa" w:w="70"/>
+              <w:right w:type="dxa" w:w="120"/>
+            </w:tcMar>
+          </w:tcPr>
+          <w:p>
+            <w:pPr>
+              <w:spacing w:after="0"/>
+            </w:pPr>
+            <w:r>
+              <w:rPr>
+                <w:b/>
+                <w:bCs/>
+                <w:sz w:val="32"/>
+                <w:szCs w:val="32"/>
+              </w:rPr>
+              <w:t xml:space="preserve">OLA</w:t>
+            </w:r>
+          </w:p>
+        </w:tc>
+        <w:tc>
+          <w:tcPr>
+            <w:tcW w:type="dxa" w:w="6600"/>
+            <w:shd w:fill="FFFFFF" w:color="auto" w:val="clear"/>
+            <w:tcMar>
+              <w:top w:type="dxa" w:w="70"/>
+              <w:left w:type="dxa" w:w="120"/>
+              <w:bottom w:type="dxa" w:w="70"/>
+              <w:right w:type="dxa" w:w="120"/>
+            </w:tcMar>
+          </w:tcPr>
+          <w:p>
+            <w:pPr>
+              <w:spacing w:after="0"/>
+            </w:pPr>
+            <w:r>
+              <w:rPr>
+                <w:sz w:val="28"/>
+                <w:szCs w:val="28"/>
+              </w:rPr>
+              <w:t xml:space="preserve">กรอบเวลามาตรฐานภายในองค์กร นับจากเวลาที่เหตุการณ์เกิดจริง</w:t>
+            </w:r>
+          </w:p>
+        </w:tc>
+      </w:tr>
+      <w:tr>
+        <w:trPr>
+          <w:cantSplit/>
+        </w:trPr>
+        <w:tc>
+          <w:tcPr>
+            <w:tcW w:type="dxa" w:w="3000"/>
+            <w:shd w:fill="F7F8FA" w:color="auto" w:val="clear"/>
+            <w:tcMar>
+              <w:top w:type="dxa" w:w="70"/>
+              <w:left w:type="dxa" w:w="120"/>
+              <w:bottom w:type="dxa" w:w="70"/>
+              <w:right w:type="dxa" w:w="120"/>
+            </w:tcMar>
+          </w:tcPr>
+          <w:p>
+            <w:pPr>
+              <w:spacing w:after="0"/>
+            </w:pPr>
+            <w:r>
+              <w:rPr>
+                <w:b/>
+                <w:bCs/>
+                <w:sz w:val="32"/>
+                <w:szCs w:val="32"/>
+              </w:rPr>
+              <w:t xml:space="preserve">รับงาน</w:t>
+            </w:r>
+          </w:p>
+        </w:tc>
+        <w:tc>
+          <w:tcPr>
+            <w:tcW w:type="dxa" w:w="6600"/>
+            <w:shd w:fill="F7F8FA" w:color="auto" w:val="clear"/>
+            <w:tcMar>
+              <w:top w:type="dxa" w:w="70"/>
+              <w:left w:type="dxa" w:w="120"/>
+              <w:bottom w:type="dxa" w:w="70"/>
+              <w:right w:type="dxa" w:w="120"/>
+            </w:tcMar>
+          </w:tcPr>
+          <w:p>
+            <w:pPr>
+              <w:spacing w:after="0"/>
+            </w:pPr>
+            <w:r>
+              <w:rPr>
+                <w:sz w:val="28"/>
+                <w:szCs w:val="28"/>
+              </w:rPr>
+              <w:t xml:space="preserve">ปุ่มที่ผู้รับผิดชอบคำขอทีมตอบสนองกดเมื่อเริ่มลงมือ เปลี่ยนสถานะคำขอจาก เปิด เป็น กำลังดำเนินการ</w:t>
+            </w:r>
+          </w:p>
+        </w:tc>
+      </w:tr>
+      <w:tr>
+        <w:trPr>
+          <w:cantSplit/>
+        </w:trPr>
+        <w:tc>
+          <w:tcPr>
+            <w:tcW w:type="dxa" w:w="3000"/>
+            <w:shd w:fill="FFFFFF" w:color="auto" w:val="clear"/>
+            <w:tcMar>
+              <w:top w:type="dxa" w:w="70"/>
+              <w:left w:type="dxa" w:w="120"/>
+              <w:bottom w:type="dxa" w:w="70"/>
+              <w:right w:type="dxa" w:w="120"/>
+            </w:tcMar>
+          </w:tcPr>
+          <w:p>
+            <w:pPr>
+              <w:spacing w:after="0"/>
+            </w:pPr>
+            <w:r>
+              <w:rPr>
+                <w:b/>
+                <w:bCs/>
+                <w:sz w:val="32"/>
+                <w:szCs w:val="32"/>
+              </w:rPr>
+              <w:t xml:space="preserve">เลขที่รายงาน</w:t>
+            </w:r>
+          </w:p>
+        </w:tc>
+        <w:tc>
+          <w:tcPr>
+            <w:tcW w:type="dxa" w:w="6600"/>
+            <w:shd w:fill="FFFFFF" w:color="auto" w:val="clear"/>
+            <w:tcMar>
+              <w:top w:type="dxa" w:w="70"/>
+              <w:left w:type="dxa" w:w="120"/>
+              <w:bottom w:type="dxa" w:w="70"/>
+              <w:right w:type="dxa" w:w="120"/>
+            </w:tcMar>
+          </w:tcPr>
+          <w:p>
+            <w:pPr>
+              <w:spacing w:after="0"/>
+            </w:pPr>
+            <w:r>
+              <w:rPr>
+                <w:sz w:val="28"/>
+                <w:szCs w:val="28"/>
+              </w:rPr>
+              <w:t xml:space="preserve">เลขของรายงานฉบับจริงที่ทีมตอบสนองส่งให้คุณ Forensics ใช้เลข SOC-RCA-YYYYMM-NNNN ส่วน VA, PenTest และ Hardening ใช้เลขตามลำดับของตน โดยมี VA-YYYY-NNNN, PT-YYYY-NNNN และ BL-YYYY-NNNN เป็นแนวทาง ต้องกรอกก่อนปิดคำขอเป็น เสร็จสิ้น</w:t>
+            </w:r>
+          </w:p>
+        </w:tc>
+      </w:tr>
+      <w:tr>
+        <w:trPr>
+          <w:cantSplit/>
+        </w:trPr>
+        <w:tc>
+          <w:tcPr>
+            <w:tcW w:type="dxa" w:w="3000"/>
+            <w:shd w:fill="F7F8FA" w:color="auto" w:val="clear"/>
+            <w:tcMar>
+              <w:top w:type="dxa" w:w="70"/>
+              <w:left w:type="dxa" w:w="120"/>
+              <w:bottom w:type="dxa" w:w="70"/>
+              <w:right w:type="dxa" w:w="120"/>
+            </w:tcMar>
+          </w:tcPr>
+          <w:p>
+            <w:pPr>
+              <w:spacing w:after="0"/>
+            </w:pPr>
+            <w:r>
+              <w:rPr>
+                <w:b/>
+                <w:bCs/>
+                <w:sz w:val="32"/>
+                <w:szCs w:val="32"/>
+              </w:rPr>
+              <w:t xml:space="preserve">สิทธิ์ Tier ชั่วคราว</w:t>
+            </w:r>
+          </w:p>
+        </w:tc>
+        <w:tc>
+          <w:tcPr>
+            <w:tcW w:type="dxa" w:w="6600"/>
+            <w:shd w:fill="F7F8FA" w:color="auto" w:val="clear"/>
+            <w:tcMar>
+              <w:top w:type="dxa" w:w="70"/>
+              <w:left w:type="dxa" w:w="120"/>
+              <w:bottom w:type="dxa" w:w="70"/>
+              <w:right w:type="dxa" w:w="120"/>
+            </w:tcMar>
+          </w:tcPr>
+          <w:p>
+            <w:pPr>
+              <w:spacing w:after="0"/>
+            </w:pPr>
+            <w:r>
+              <w:rPr>
+                <w:sz w:val="28"/>
+                <w:szCs w:val="28"/>
+              </w:rPr>
+              <w:t xml:space="preserve">สิทธิ์ Tier 1 + Tier 2 ที่ผู้ดูแลระบบสูงสุดให้แก่ผู้จัดการ SOC เป็นการชั่วคราว</w:t>
+            </w:r>
+          </w:p>
+        </w:tc>
+      </w:tr>
+    </w:tbl>
+    <w:sectPr>
+      <w:headerReference w:type="default" r:id="rId7"/>
+      <w:footerReference w:type="default" r:id="rId8"/>
+      <w:pgSz w:w="11906" w:h="16838" w:orient="portrait"/>
+      <w:pgMar w:top="1134" w:right="1134" w:bottom="1134" w:left="1134" w:header="708" w:footer="708" w:gutter="0"/>
+      <w:pgNumType w:start="1"/>
+      <w:docGrid w:linePitch="360"/>
+    </w:sectPr>
+  </w:body>
+</w:document>
 </file>
 
 <file path=word/comments.xml><?xml version="1.0" encoding="utf-8"?>

--- a/docs/user-guides/manuals/user-manual-soc-manager.th.docx
+++ b/docs/user-guides/manuals/user-manual-soc-manager.th.docx
@@ -181,7 +181,7 @@
           <w:sz w:val="28"/>
           <w:szCs w:val="28"/>
         </w:rPr>
-        <w:t xml:space="preserve">เวอร์ชันระบบ v1.7.6</w:t>
+        <w:t xml:space="preserve">เวอร์ชันระบบ v1.7.8</w:t>
       </w:r>
       <w:r>
         <w:rPr>
@@ -211,7 +211,7 @@
           <w:sz w:val="28"/>
           <w:szCs w:val="28"/>
         </w:rPr>
-        <w:t xml:space="preserve">คู่มือฉบับที่ 1.4</w:t>
+        <w:t xml:space="preserve">คู่มือฉบับที่ 1.5</w:t>
       </w:r>
     </w:p>
     <w:p>
@@ -2325,18 +2325,10 @@
     </w:tbl>
     <w:p>
       <w:pPr>
-        <w:pStyle w:val="Heading1"/>
-      </w:pPr>
-      <w:r>
-        <w:t xml:space="preserve">5. งานหลักทีละขั้นตอน</w:t>
-      </w:r>
-    </w:p>
-    <w:p>
-      <w:pPr>
         <w:pStyle w:val="Heading2"/>
       </w:pPr>
       <w:r>
-        <w:t xml:space="preserve">5.1 ตรวจก่อนมอบหมาย และประเมินสถานะฉุกเฉิน</w:t>
+        <w:t xml:space="preserve">4.2 ค้นหา กรอง และเรียงลำดับรายการ (ปรับปรุง v1.7.8)</w:t>
       </w:r>
     </w:p>
     <w:p>
@@ -2348,39 +2340,7 @@
           <w:sz w:val="32"/>
           <w:szCs w:val="32"/>
         </w:rPr>
-        <w:t xml:space="preserve">เหตุการณ์จริง </w:t>
-      </w:r>
-      <w:r>
-        <w:rPr>
-          <w:b/>
-          <w:bCs/>
-          <w:sz w:val="32"/>
-          <w:szCs w:val="32"/>
-        </w:rPr>
-        <w:t xml:space="preserve">ทุกเรื่อง</w:t>
-      </w:r>
-      <w:r>
-        <w:rPr>
-          <w:sz w:val="32"/>
-          <w:szCs w:val="32"/>
-        </w:rPr>
-        <w:t xml:space="preserve"> หยุดรอที่สถานะ </w:t>
-      </w:r>
-      <w:r>
-        <w:rPr>
-          <w:b/>
-          <w:bCs/>
-          <w:sz w:val="32"/>
-          <w:szCs w:val="32"/>
-        </w:rPr>
-        <w:t xml:space="preserve">รอผู้จัดการ SOC ตรวจ (ก่อนมอบหมาย)</w:t>
-      </w:r>
-      <w:r>
-        <w:rPr>
-          <w:sz w:val="32"/>
-          <w:szCs w:val="32"/>
-        </w:rPr>
-        <w:t xml:space="preserve"> งานควบคุมยังไม่เริ่มจนกว่าคุณจะส่งต่อ ระบบส่งอีเมลแจ้งคุณอัตโนมัติ</w:t>
+        <w:t xml:space="preserve">ทุกหน้าที่เป็นรายการใช้แถบค้นหาและการเรียงลำดับแบบเดียวกัน:</w:t>
       </w:r>
     </w:p>
     <w:p>
@@ -2388,49 +2348,25 @@
         <w:pStyle w:val="ListParagraph"/>
         <w:numPr>
           <w:ilvl w:val="0"/>
-          <w:numId w:val="4"/>
+          <w:numId w:val="2"/>
         </w:numPr>
-        <w:spacing w:after="80"/>
-      </w:pPr>
-      <w:r>
-        <w:rPr>
-          <w:sz w:val="32"/>
-          <w:szCs w:val="32"/>
-        </w:rPr>
-        <w:t xml:space="preserve">เปิดตั๋วจาก </w:t>
-      </w:r>
+        <w:spacing w:after="60"/>
+      </w:pPr>
       <w:r>
         <w:rPr>
           <w:b/>
           <w:bCs/>
-          <w:color w:val="245EA8"/>
-          <w:sz w:val="32"/>
-          <w:szCs w:val="32"/>
-        </w:rPr>
-        <w:t xml:space="preserve">คิวงานผู้จัดการ</w:t>
-      </w:r>
-      <w:r>
-        <w:rPr>
-          <w:sz w:val="32"/>
-          <w:szCs w:val="32"/>
-        </w:rPr>
-        <w:t xml:space="preserve"> การ์ด </w:t>
-      </w:r>
-      <w:r>
-        <w:rPr>
-          <w:b/>
-          <w:bCs/>
-          <w:sz w:val="32"/>
-          <w:szCs w:val="32"/>
-        </w:rPr>
-        <w:t xml:space="preserve">การตรวจสอบโดยผู้จัดการ SOC</w:t>
-      </w:r>
-      <w:r>
-        <w:rPr>
-          <w:sz w:val="32"/>
-          <w:szCs w:val="32"/>
-        </w:rPr>
-        <w:t xml:space="preserve"> จะแสดงเส้นทางที่ระดับ 1 เลือกไว้</w:t>
+          <w:sz w:val="32"/>
+          <w:szCs w:val="32"/>
+        </w:rPr>
+        <w:t xml:space="preserve">ค้นหา: </w:t>
+      </w:r>
+      <w:r>
+        <w:rPr>
+          <w:sz w:val="32"/>
+          <w:szCs w:val="32"/>
+        </w:rPr>
+        <w:t xml:space="preserve">พิมพ์คำค้นแล้วกด Enter หรือกดปุ่มแว่นขยาย โดยทั่วไปค้นได้จากเลข Ticket ชื่อเรื่อง ระบบ/บริการ IP และรายละเอียด</w:t>
       </w:r>
     </w:p>
     <w:p>
@@ -2438,16 +2374,60 @@
         <w:pStyle w:val="ListParagraph"/>
         <w:numPr>
           <w:ilvl w:val="0"/>
-          <w:numId w:val="4"/>
+          <w:numId w:val="2"/>
         </w:numPr>
-        <w:spacing w:after="80"/>
-      </w:pPr>
-      <w:r>
-        <w:rPr>
-          <w:sz w:val="32"/>
-          <w:szCs w:val="32"/>
-        </w:rPr>
-        <w:t xml:space="preserve">ที่ </w:t>
+        <w:spacing w:after="60"/>
+      </w:pPr>
+      <w:r>
+        <w:rPr>
+          <w:b/>
+          <w:bCs/>
+          <w:sz w:val="32"/>
+          <w:szCs w:val="32"/>
+        </w:rPr>
+        <w:t xml:space="preserve">ตัวเลือกกรอง </w:t>
+      </w:r>
+      <w:r>
+        <w:rPr>
+          <w:sz w:val="32"/>
+          <w:szCs w:val="32"/>
+        </w:rPr>
+        <w:t xml:space="preserve">เช่น ความรุนแรง หรือสถานะ มีผลทันทีที่เลือก </w:t>
+      </w:r>
+      <w:r>
+        <w:rPr>
+          <w:b/>
+          <w:bCs/>
+          <w:sz w:val="32"/>
+          <w:szCs w:val="32"/>
+        </w:rPr>
+        <w:t xml:space="preserve">ไม่มีปุ่ม “กรอง” แล้ว</w:t>
+      </w:r>
+    </w:p>
+    <w:p>
+      <w:pPr>
+        <w:pStyle w:val="ListParagraph"/>
+        <w:numPr>
+          <w:ilvl w:val="0"/>
+          <w:numId w:val="2"/>
+        </w:numPr>
+        <w:spacing w:after="60"/>
+      </w:pPr>
+      <w:r>
+        <w:rPr>
+          <w:b/>
+          <w:bCs/>
+          <w:sz w:val="32"/>
+          <w:szCs w:val="32"/>
+        </w:rPr>
+        <w:t xml:space="preserve">ป้ายตัวกรอง: </w:t>
+      </w:r>
+      <w:r>
+        <w:rPr>
+          <w:sz w:val="32"/>
+          <w:szCs w:val="32"/>
+        </w:rPr>
+        <w:t xml:space="preserve">ทุกเงื่อนไขที่ใช้อยู่แสดงเป็นป้ายใต้แถบ กด × บนป้ายเพื่อเอาเงื่อนไขนั้นออก หรือกด </w:t>
       </w:r>
       <w:r>
         <w:rPr>
@@ -2457,14 +2437,40 @@
           <w:sz w:val="32"/>
           <w:szCs w:val="32"/>
         </w:rPr>
-        <w:t xml:space="preserve">ประเมินสถานะฉุกเฉิน</w:t>
-      </w:r>
-      <w:r>
-        <w:rPr>
-          <w:sz w:val="32"/>
-          <w:szCs w:val="32"/>
-        </w:rPr>
-        <w:t xml:space="preserve"> เลือกอย่างชัดเจนระหว่าง </w:t>
+        <w:t xml:space="preserve">ล้างทั้งหมด</w:t>
+      </w:r>
+      <w:r>
+        <w:rPr>
+          <w:sz w:val="32"/>
+          <w:szCs w:val="32"/>
+        </w:rPr>
+        <w:t xml:space="preserve"> ช่องที่กำลังกรองอยู่จะมีกรอบสีน้ำเงิน — ถ้ารายการดูสั้นผิดปกติ ให้ดูป้ายก่อน</w:t>
+      </w:r>
+    </w:p>
+    <w:p>
+      <w:pPr>
+        <w:pStyle w:val="ListParagraph"/>
+        <w:numPr>
+          <w:ilvl w:val="0"/>
+          <w:numId w:val="2"/>
+        </w:numPr>
+        <w:spacing w:after="60"/>
+      </w:pPr>
+      <w:r>
+        <w:rPr>
+          <w:b/>
+          <w:bCs/>
+          <w:sz w:val="32"/>
+          <w:szCs w:val="32"/>
+        </w:rPr>
+        <w:t xml:space="preserve">ตัวกรองเพิ่มเติม: </w:t>
+      </w:r>
+      <w:r>
+        <w:rPr>
+          <w:sz w:val="32"/>
+          <w:szCs w:val="32"/>
+        </w:rPr>
+        <w:t xml:space="preserve">ในบางหน้า ตัวกรองที่ใช้ไม่บ่อยซ่อนอยู่ใต้ปุ่ม </w:t>
       </w:r>
       <w:r>
         <w:rPr>
@@ -2474,14 +2480,40 @@
           <w:sz w:val="32"/>
           <w:szCs w:val="32"/>
         </w:rPr>
-        <w:t xml:space="preserve">Normal</w:t>
-      </w:r>
-      <w:r>
-        <w:rPr>
-          <w:sz w:val="32"/>
-          <w:szCs w:val="32"/>
-        </w:rPr>
-        <w:t xml:space="preserve"> หรือ </w:t>
+        <w:t xml:space="preserve">ตัวกรองเพิ่มเติม</w:t>
+      </w:r>
+      <w:r>
+        <w:rPr>
+          <w:sz w:val="32"/>
+          <w:szCs w:val="32"/>
+        </w:rPr>
+        <w:t xml:space="preserve"> ตัวเลขบนปุ่มบอกว่าตั้งไว้กี่รายการ และส่วนนี้จะเปิดค้างไว้เองเมื่อมีรายการที่ตั้งอยู่</w:t>
+      </w:r>
+    </w:p>
+    <w:p>
+      <w:pPr>
+        <w:pStyle w:val="ListParagraph"/>
+        <w:numPr>
+          <w:ilvl w:val="0"/>
+          <w:numId w:val="2"/>
+        </w:numPr>
+        <w:spacing w:after="60"/>
+      </w:pPr>
+      <w:r>
+        <w:rPr>
+          <w:b/>
+          <w:bCs/>
+          <w:sz w:val="32"/>
+          <w:szCs w:val="32"/>
+        </w:rPr>
+        <w:t xml:space="preserve">แถบผลลัพธ์ </w:t>
+      </w:r>
+      <w:r>
+        <w:rPr>
+          <w:sz w:val="32"/>
+          <w:szCs w:val="32"/>
+        </w:rPr>
+        <w:t xml:space="preserve">เหนือตารางบอกจำนวนที่พบ เช่น “13 เคส จาก 89 ที่เปิดอยู่” และมีตัวเลือก </w:t>
       </w:r>
       <w:r>
         <w:rPr>
@@ -2491,14 +2523,14 @@
           <w:sz w:val="32"/>
           <w:szCs w:val="32"/>
         </w:rPr>
-        <w:t xml:space="preserve">Emergency</w:t>
-      </w:r>
-      <w:r>
-        <w:rPr>
-          <w:sz w:val="32"/>
-          <w:szCs w:val="32"/>
-        </w:rPr>
-        <w:t xml:space="preserve"> — การเลือก Normal คือการตัดสินใจ ไม่ใช่การเว้นว่าง</w:t>
+        <w:t xml:space="preserve">เรียงตาม</w:t>
+      </w:r>
+      <w:r>
+        <w:rPr>
+          <w:sz w:val="32"/>
+          <w:szCs w:val="32"/>
+        </w:rPr>
+        <w:t xml:space="preserve"> แบบสำเร็จรูป</w:t>
       </w:r>
     </w:p>
     <w:p>
@@ -2506,16 +2538,25 @@
         <w:pStyle w:val="ListParagraph"/>
         <w:numPr>
           <w:ilvl w:val="0"/>
-          <w:numId w:val="4"/>
+          <w:numId w:val="2"/>
         </w:numPr>
-        <w:spacing w:after="80"/>
-      </w:pPr>
-      <w:r>
-        <w:rPr>
-          <w:sz w:val="32"/>
-          <w:szCs w:val="32"/>
-        </w:rPr>
-        <w:t xml:space="preserve">กรอก </w:t>
+        <w:spacing w:after="60"/>
+      </w:pPr>
+      <w:r>
+        <w:rPr>
+          <w:b/>
+          <w:bCs/>
+          <w:sz w:val="32"/>
+          <w:szCs w:val="32"/>
+        </w:rPr>
+        <w:t xml:space="preserve">กดหัวคอลัมน์ </w:t>
+      </w:r>
+      <w:r>
+        <w:rPr>
+          <w:sz w:val="32"/>
+          <w:szCs w:val="32"/>
+        </w:rPr>
+        <w:t xml:space="preserve">เพื่อเรียงทั้งรายการ ไม่ใช่เฉพาะหน้าที่เห็นอยู่ กดครั้งแรกจะเรียงแบบที่ใช้บ่อยที่สุด — ใหม่สุดก่อน, Critical ก่อน, OLA ใกล้ครบกำหนดก่อน, ชื่อตามตัวอักษร, สถานะตามลำดับขั้นตอนงาน — กดซ้ำเพื่อกลับด้าน ลูกศร ▲ ▼ ชี้คอลัมน์ที่ใช้เรียงอยู่ แถวที่ไม่มีค่าอยู่ท้ายเสมอ และช่อง เรียงตาม จะขึ้นว่า </w:t>
       </w:r>
       <w:r>
         <w:rPr>
@@ -2525,49 +2566,554 @@
           <w:sz w:val="32"/>
           <w:szCs w:val="32"/>
         </w:rPr>
-        <w:t xml:space="preserve">บันทึกการตรวจ</w:t>
-      </w:r>
-      <w:r>
-        <w:rPr>
-          <w:sz w:val="32"/>
-          <w:szCs w:val="32"/>
-        </w:rPr>
-        <w:t xml:space="preserve"> แล้วกด </w:t>
-      </w:r>
+        <w:t xml:space="preserve">ตามคอลัมน์ในตาราง</w:t>
+      </w:r>
+      <w:r>
+        <w:rPr>
+          <w:sz w:val="32"/>
+          <w:szCs w:val="32"/>
+        </w:rPr>
+        <w:t xml:space="preserve"> คอลัมน์ข้อความยาว เช่น รายละเอียด เรียงไม่ได้</w:t>
+      </w:r>
+    </w:p>
+    <w:p>
+      <w:pPr>
+        <w:pStyle w:val="ListParagraph"/>
+        <w:numPr>
+          <w:ilvl w:val="0"/>
+          <w:numId w:val="2"/>
+        </w:numPr>
+        <w:spacing w:after="60"/>
+      </w:pPr>
       <w:r>
         <w:rPr>
           <w:b/>
           <w:bCs/>
-          <w:color w:val="1F2D3D"/>
-          <w:sz w:val="32"/>
-          <w:szCs w:val="32"/>
-        </w:rPr>
-        <w:t xml:space="preserve">ส่งต่อให้ผู้ดูแลระบบ</w:t>
-      </w:r>
-      <w:r>
-        <w:rPr>
-          <w:sz w:val="32"/>
-          <w:szCs w:val="32"/>
-        </w:rPr>
-        <w:t xml:space="preserve"> หรือ </w:t>
-      </w:r>
-      <w:r>
-        <w:rPr>
-          <w:b/>
-          <w:bCs/>
-          <w:color w:val="1F2D3D"/>
-          <w:sz w:val="32"/>
-          <w:szCs w:val="32"/>
-        </w:rPr>
-        <w:t xml:space="preserve">ส่งต่อให้เจ้าของระบบ</w:t>
-      </w:r>
-      <w:r>
-        <w:rPr>
-          <w:sz w:val="32"/>
-          <w:szCs w:val="32"/>
-        </w:rPr>
-        <w:t xml:space="preserve"> ตามเส้นทางที่ระดับ 1 เลือกไว้</w:t>
-      </w:r>
+          <w:sz w:val="32"/>
+          <w:szCs w:val="32"/>
+        </w:rPr>
+        <w:t xml:space="preserve">ลิงก์ </w:t>
+      </w:r>
+      <w:r>
+        <w:rPr>
+          <w:sz w:val="32"/>
+          <w:szCs w:val="32"/>
+        </w:rPr>
+        <w:t xml:space="preserve">ของป้าย หน้าถัดไป และหัวคอลัมน์ คงเงื่อนไขทั้งหมดไว้ คัดลอกที่อยู่ในเบราว์เซอร์ส่งให้เพื่อนร่วมทีมเพื่อเปิดมุมมองเดียวกันได้</w:t>
+      </w:r>
+    </w:p>
+    <w:p>
+      <w:pPr>
+        <w:spacing w:after="80"/>
+      </w:pPr>
+    </w:p>
+    <w:tbl>
+      <w:tblPr>
+        <w:tblW w:type="dxa" w:w="9600"/>
+        <w:tblBorders>
+          <w:top w:val="single" w:color="E1E6ED" w:sz="2"/>
+          <w:left w:val="single" w:color="E1E6ED" w:sz="2"/>
+          <w:bottom w:val="single" w:color="E1E6ED" w:sz="2"/>
+          <w:right w:val="single" w:color="E1E6ED" w:sz="2"/>
+          <w:insideH w:val="single" w:color="E1E6ED" w:sz="2"/>
+          <w:insideV w:val="single" w:color="E1E6ED" w:sz="2"/>
+        </w:tblBorders>
+      </w:tblPr>
+      <w:tblGrid>
+        <w:gridCol w:w="3000"/>
+        <w:gridCol w:w="6600"/>
+      </w:tblGrid>
+      <w:tr>
+        <w:trPr>
+          <w:cantSplit/>
+          <w:tblHeader/>
+        </w:trPr>
+        <w:tc>
+          <w:tcPr>
+            <w:tcW w:type="dxa" w:w="3000"/>
+            <w:shd w:fill="1A1A2E" w:color="auto" w:val="clear"/>
+            <w:tcMar>
+              <w:top w:type="dxa" w:w="80"/>
+              <w:left w:type="dxa" w:w="120"/>
+              <w:bottom w:type="dxa" w:w="80"/>
+              <w:right w:type="dxa" w:w="120"/>
+            </w:tcMar>
+          </w:tcPr>
+          <w:p>
+            <w:r>
+              <w:rPr>
+                <w:b/>
+                <w:bCs/>
+                <w:color w:val="FFFFFF"/>
+                <w:sz w:val="28"/>
+                <w:szCs w:val="28"/>
+              </w:rPr>
+              <w:t xml:space="preserve">หน้า</w:t>
+            </w:r>
+          </w:p>
+        </w:tc>
+        <w:tc>
+          <w:tcPr>
+            <w:tcW w:type="dxa" w:w="6600"/>
+            <w:shd w:fill="1A1A2E" w:color="auto" w:val="clear"/>
+            <w:tcMar>
+              <w:top w:type="dxa" w:w="80"/>
+              <w:left w:type="dxa" w:w="120"/>
+              <w:bottom w:type="dxa" w:w="80"/>
+              <w:right w:type="dxa" w:w="120"/>
+            </w:tcMar>
+          </w:tcPr>
+          <w:p>
+            <w:r>
+              <w:rPr>
+                <w:b/>
+                <w:bCs/>
+                <w:color w:val="FFFFFF"/>
+                <w:sz w:val="28"/>
+                <w:szCs w:val="28"/>
+              </w:rPr>
+              <w:t xml:space="preserve">ตัวกรองบนแถบ และข้อสังเกต</w:t>
+            </w:r>
+          </w:p>
+        </w:tc>
+      </w:tr>
+      <w:tr>
+        <w:trPr>
+          <w:cantSplit/>
+        </w:trPr>
+        <w:tc>
+          <w:tcPr>
+            <w:tcW w:type="dxa" w:w="3000"/>
+            <w:shd w:fill="FFFFFF" w:color="auto" w:val="clear"/>
+            <w:tcMar>
+              <w:top w:type="dxa" w:w="70"/>
+              <w:left w:type="dxa" w:w="120"/>
+              <w:bottom w:type="dxa" w:w="70"/>
+              <w:right w:type="dxa" w:w="120"/>
+            </w:tcMar>
+          </w:tcPr>
+          <w:p>
+            <w:pPr>
+              <w:spacing w:after="0"/>
+            </w:pPr>
+            <w:r>
+              <w:rPr>
+                <w:b/>
+                <w:bCs/>
+                <w:color w:val="245EA8"/>
+                <w:sz w:val="32"/>
+                <w:szCs w:val="32"/>
+              </w:rPr>
+              <w:t xml:space="preserve">คิวงานผู้จัดการ</w:t>
+            </w:r>
+          </w:p>
+        </w:tc>
+        <w:tc>
+          <w:tcPr>
+            <w:tcW w:type="dxa" w:w="6600"/>
+            <w:shd w:fill="FFFFFF" w:color="auto" w:val="clear"/>
+            <w:tcMar>
+              <w:top w:type="dxa" w:w="70"/>
+              <w:left w:type="dxa" w:w="120"/>
+              <w:bottom w:type="dxa" w:w="70"/>
+              <w:right w:type="dxa" w:w="120"/>
+            </w:tcMar>
+          </w:tcPr>
+          <w:p>
+            <w:pPr>
+              <w:spacing w:after="0"/>
+            </w:pPr>
+            <w:r>
+              <w:rPr>
+                <w:sz w:val="28"/>
+                <w:szCs w:val="28"/>
+              </w:rPr>
+              <w:t xml:space="preserve">แถบเดียวกับ เคสที่กำลังดำเนินการอยู่ (ค้นหา สถานะ ความรุนแรง และตัวกรองเพิ่มเติม) แต่</w:t>
+            </w:r>
+            <w:r>
+              <w:rPr>
+                <w:b/>
+                <w:bCs/>
+                <w:sz w:val="28"/>
+                <w:szCs w:val="28"/>
+              </w:rPr>
+              <w:t xml:space="preserve">ไม่มีช่วงวันที่</w:t>
+            </w:r>
+            <w:r>
+              <w:rPr>
+                <w:sz w:val="28"/>
+                <w:szCs w:val="28"/>
+              </w:rPr>
+              <w:t xml:space="preserve"> — เคสในคิวของคุณต้องไม่หายไปเพราะเปิดมานาน การ์ด คำขอยกเลิกที่รออนุมัติ ยังอยู่ด้านบนเหมือนเดิม</w:t>
+            </w:r>
+          </w:p>
+        </w:tc>
+      </w:tr>
+      <w:tr>
+        <w:trPr>
+          <w:cantSplit/>
+        </w:trPr>
+        <w:tc>
+          <w:tcPr>
+            <w:tcW w:type="dxa" w:w="3000"/>
+            <w:shd w:fill="F7F8FA" w:color="auto" w:val="clear"/>
+            <w:tcMar>
+              <w:top w:type="dxa" w:w="70"/>
+              <w:left w:type="dxa" w:w="120"/>
+              <w:bottom w:type="dxa" w:w="70"/>
+              <w:right w:type="dxa" w:w="120"/>
+            </w:tcMar>
+          </w:tcPr>
+          <w:p>
+            <w:pPr>
+              <w:spacing w:after="0"/>
+            </w:pPr>
+            <w:r>
+              <w:rPr>
+                <w:b/>
+                <w:bCs/>
+                <w:color w:val="245EA8"/>
+                <w:sz w:val="32"/>
+                <w:szCs w:val="32"/>
+              </w:rPr>
+              <w:t xml:space="preserve">คำขอตอบสนองเหตุการณ์</w:t>
+            </w:r>
+            <w:r>
+              <w:rPr>
+                <w:sz w:val="28"/>
+                <w:szCs w:val="28"/>
+              </w:rPr>
+              <w:t xml:space="preserve"> (งานตอบสนอง)</w:t>
+            </w:r>
+          </w:p>
+        </w:tc>
+        <w:tc>
+          <w:tcPr>
+            <w:tcW w:type="dxa" w:w="6600"/>
+            <w:shd w:fill="F7F8FA" w:color="auto" w:val="clear"/>
+            <w:tcMar>
+              <w:top w:type="dxa" w:w="70"/>
+              <w:left w:type="dxa" w:w="120"/>
+              <w:bottom w:type="dxa" w:w="70"/>
+              <w:right w:type="dxa" w:w="120"/>
+            </w:tcMar>
+          </w:tcPr>
+          <w:p>
+            <w:pPr>
+              <w:spacing w:after="0"/>
+            </w:pPr>
+            <w:r>
+              <w:rPr>
+                <w:sz w:val="28"/>
+                <w:szCs w:val="28"/>
+              </w:rPr>
+              <w:t xml:space="preserve">ป้ายสถานะ เปิด / กำลังดำเนินการ / เสร็จสิ้น / ยกเลิก พร้อมจำนวน, ค้นหา (หัวข้อ รายละเอียด เลข Ticket เลขที่รายงาน) และ ประเภท — ค่าเริ่มต้นเรียงงานค้างขึ้นก่อน ตัวเลข ยังไม่เสร็จ บนหัวหน้าจอนับทั้งคิว ในมุมมองภาพรวมกดหัวคอลัมน์ ผู้รับผิดชอบ เพื่อจัดกลุ่มตามคนได้ (ดู 5.12)</w:t>
+            </w:r>
+          </w:p>
+        </w:tc>
+      </w:tr>
+      <w:tr>
+        <w:trPr>
+          <w:cantSplit/>
+        </w:trPr>
+        <w:tc>
+          <w:tcPr>
+            <w:tcW w:type="dxa" w:w="3000"/>
+            <w:shd w:fill="FFFFFF" w:color="auto" w:val="clear"/>
+            <w:tcMar>
+              <w:top w:type="dxa" w:w="70"/>
+              <w:left w:type="dxa" w:w="120"/>
+              <w:bottom w:type="dxa" w:w="70"/>
+              <w:right w:type="dxa" w:w="120"/>
+            </w:tcMar>
+          </w:tcPr>
+          <w:p>
+            <w:pPr>
+              <w:spacing w:after="0"/>
+            </w:pPr>
+            <w:r>
+              <w:rPr>
+                <w:b/>
+                <w:bCs/>
+                <w:color w:val="245EA8"/>
+                <w:sz w:val="32"/>
+                <w:szCs w:val="32"/>
+              </w:rPr>
+              <w:t xml:space="preserve">เคสที่กำลังดำเนินการอยู่</w:t>
+            </w:r>
+          </w:p>
+        </w:tc>
+        <w:tc>
+          <w:tcPr>
+            <w:tcW w:type="dxa" w:w="6600"/>
+            <w:shd w:fill="FFFFFF" w:color="auto" w:val="clear"/>
+            <w:tcMar>
+              <w:top w:type="dxa" w:w="70"/>
+              <w:left w:type="dxa" w:w="120"/>
+              <w:bottom w:type="dxa" w:w="70"/>
+              <w:right w:type="dxa" w:w="120"/>
+            </w:tcMar>
+          </w:tcPr>
+          <w:p>
+            <w:pPr>
+              <w:spacing w:after="0"/>
+            </w:pPr>
+            <w:r>
+              <w:rPr>
+                <w:sz w:val="32"/>
+                <w:szCs w:val="32"/>
+              </w:rPr>
+              <w:t xml:space="preserve">ค้นหา สถานะ ความรุนแรง และ วันที่แจ้ง — ใต้ </w:t>
+            </w:r>
+            <w:r>
+              <w:rPr>
+                <w:b/>
+                <w:bCs/>
+                <w:color w:val="1F2D3D"/>
+                <w:sz w:val="32"/>
+                <w:szCs w:val="32"/>
+              </w:rPr>
+              <w:t xml:space="preserve">ตัวกรองเพิ่มเติม</w:t>
+            </w:r>
+            <w:r>
+              <w:rPr>
+                <w:sz w:val="28"/>
+                <w:szCs w:val="28"/>
+              </w:rPr>
+              <w:t xml:space="preserve"> มี ประเภท ความฉุกเฉิน และ OLA หากไม่เลือกช่วงวันที่จะแสดงเคสเปิดทั้งหมด ช่องวันที่แจ้งมีทางลัด วันนี้ / 7 วัน / 30 วัน / เดือนนี้ หรือกำหนดวันเอง</w:t>
+            </w:r>
+          </w:p>
+        </w:tc>
+      </w:tr>
+      <w:tr>
+        <w:trPr>
+          <w:cantSplit/>
+        </w:trPr>
+        <w:tc>
+          <w:tcPr>
+            <w:tcW w:type="dxa" w:w="3000"/>
+            <w:shd w:fill="F7F8FA" w:color="auto" w:val="clear"/>
+            <w:tcMar>
+              <w:top w:type="dxa" w:w="70"/>
+              <w:left w:type="dxa" w:w="120"/>
+              <w:bottom w:type="dxa" w:w="70"/>
+              <w:right w:type="dxa" w:w="120"/>
+            </w:tcMar>
+          </w:tcPr>
+          <w:p>
+            <w:pPr>
+              <w:spacing w:after="0"/>
+            </w:pPr>
+            <w:r>
+              <w:rPr>
+                <w:b/>
+                <w:bCs/>
+                <w:color w:val="245EA8"/>
+                <w:sz w:val="32"/>
+                <w:szCs w:val="32"/>
+              </w:rPr>
+              <w:t xml:space="preserve">ประวัติเคสที่ปิดไปแล้ว</w:t>
+            </w:r>
+          </w:p>
+        </w:tc>
+        <w:tc>
+          <w:tcPr>
+            <w:tcW w:type="dxa" w:w="6600"/>
+            <w:shd w:fill="F7F8FA" w:color="auto" w:val="clear"/>
+            <w:tcMar>
+              <w:top w:type="dxa" w:w="70"/>
+              <w:left w:type="dxa" w:w="120"/>
+              <w:bottom w:type="dxa" w:w="70"/>
+              <w:right w:type="dxa" w:w="120"/>
+            </w:tcMar>
+          </w:tcPr>
+          <w:p>
+            <w:pPr>
+              <w:spacing w:after="0"/>
+            </w:pPr>
+            <w:r>
+              <w:rPr>
+                <w:sz w:val="28"/>
+                <w:szCs w:val="28"/>
+              </w:rPr>
+              <w:t xml:space="preserve">ป้ายผลลัพธ์ ทั้งหมด / อนุมัติแล้ว / Event / ยกเลิกแล้ว พร้อมจำนวน, ค้นหา ความรุนแรง ผู้อนุมัติ/ปิดเคส และ วันที่แจ้ง — ใต้ </w:t>
+            </w:r>
+            <w:r>
+              <w:rPr>
+                <w:b/>
+                <w:bCs/>
+                <w:color w:val="1F2D3D"/>
+                <w:sz w:val="32"/>
+                <w:szCs w:val="32"/>
+              </w:rPr>
+              <w:t xml:space="preserve">ตัวกรองเพิ่มเติม</w:t>
+            </w:r>
+            <w:r>
+              <w:rPr>
+                <w:sz w:val="28"/>
+                <w:szCs w:val="28"/>
+              </w:rPr>
+              <w:t xml:space="preserve"> มี ประเภท และ ความฉุกเฉิน ค่าเริ่มต้นแสดงเคสที่แจ้งในเดือนนี้ (ป้ายสีเทา) เลือก ทุกช่วงเวลา เพื่อดูทั้งหมด และเรียงปิดล่าสุดก่อน</w:t>
+            </w:r>
+          </w:p>
+        </w:tc>
+      </w:tr>
+      <w:tr>
+        <w:trPr>
+          <w:cantSplit/>
+        </w:trPr>
+        <w:tc>
+          <w:tcPr>
+            <w:tcW w:type="dxa" w:w="3000"/>
+            <w:shd w:fill="FFFFFF" w:color="auto" w:val="clear"/>
+            <w:tcMar>
+              <w:top w:type="dxa" w:w="70"/>
+              <w:left w:type="dxa" w:w="120"/>
+              <w:bottom w:type="dxa" w:w="70"/>
+              <w:right w:type="dxa" w:w="120"/>
+            </w:tcMar>
+          </w:tcPr>
+          <w:p>
+            <w:pPr>
+              <w:spacing w:after="0"/>
+            </w:pPr>
+            <w:r>
+              <w:rPr>
+                <w:b/>
+                <w:bCs/>
+                <w:color w:val="245EA8"/>
+                <w:sz w:val="32"/>
+                <w:szCs w:val="32"/>
+              </w:rPr>
+              <w:t xml:space="preserve">ค้นหา IOC</w:t>
+            </w:r>
+          </w:p>
+        </w:tc>
+        <w:tc>
+          <w:tcPr>
+            <w:tcW w:type="dxa" w:w="6600"/>
+            <w:shd w:fill="FFFFFF" w:color="auto" w:val="clear"/>
+            <w:tcMar>
+              <w:top w:type="dxa" w:w="70"/>
+              <w:left w:type="dxa" w:w="120"/>
+              <w:bottom w:type="dxa" w:w="70"/>
+              <w:right w:type="dxa" w:w="120"/>
+            </w:tcMar>
+          </w:tcPr>
+          <w:p>
+            <w:pPr>
+              <w:spacing w:after="0"/>
+            </w:pPr>
+            <w:r>
+              <w:rPr>
+                <w:sz w:val="28"/>
+                <w:szCs w:val="28"/>
+              </w:rPr>
+              <w:t xml:space="preserve">การ์ดเคสและการ์ดบันทึกการคัดกรองเรียงตามหัวคอลัมน์ได้แยกกัน เรียงการ์ดหนึ่งไม่ทำให้อีกการ์ดกลับไปหน้าแรก</w:t>
+            </w:r>
+          </w:p>
+        </w:tc>
+      </w:tr>
+    </w:tbl>
+    <w:p>
+      <w:pPr>
+        <w:spacing w:after="140"/>
+      </w:pPr>
+    </w:p>
+    <w:tbl>
+      <w:tblPr>
+        <w:tblW w:type="dxa" w:w="9600"/>
+        <w:tblBorders>
+          <w:top w:val="single" w:color="F1F3F6" w:sz="2"/>
+          <w:left w:val="single" w:color="6C7888" w:sz="28"/>
+          <w:bottom w:val="single" w:color="F1F3F6" w:sz="2"/>
+          <w:right w:val="single" w:color="F1F3F6" w:sz="2"/>
+          <w:insideH w:val="single" w:color="auto" w:sz="4"/>
+          <w:insideV w:val="single" w:color="auto" w:sz="4"/>
+        </w:tblBorders>
+      </w:tblPr>
+      <w:tblGrid>
+        <w:gridCol w:w="9600"/>
+      </w:tblGrid>
+      <w:tr>
+        <w:tc>
+          <w:tcPr>
+            <w:tcW w:type="dxa" w:w="9600"/>
+            <w:shd w:fill="F1F3F6" w:color="auto" w:val="clear"/>
+            <w:tcMar>
+              <w:top w:type="dxa" w:w="140"/>
+              <w:left w:type="dxa" w:w="200"/>
+              <w:bottom w:type="dxa" w:w="140"/>
+              <w:right w:type="dxa" w:w="200"/>
+            </w:tcMar>
+          </w:tcPr>
+          <w:p>
+            <w:pPr>
+              <w:spacing w:after="60"/>
+            </w:pPr>
+            <w:r>
+              <w:rPr>
+                <w:b/>
+                <w:bCs/>
+                <w:color w:val="6C7888"/>
+                <w:sz w:val="30"/>
+                <w:szCs w:val="30"/>
+              </w:rPr>
+              <w:t xml:space="preserve">สิ่งที่ต้องจำ</w:t>
+            </w:r>
+          </w:p>
+          <w:p>
+            <w:pPr>
+              <w:spacing w:after="0"/>
+            </w:pPr>
+            <w:r>
+              <w:rPr>
+                <w:sz w:val="32"/>
+                <w:szCs w:val="32"/>
+              </w:rPr>
+              <w:t xml:space="preserve">ช่วงวันที่ในหน้า </w:t>
+            </w:r>
+            <w:r>
+              <w:rPr>
+                <w:b/>
+                <w:bCs/>
+                <w:color w:val="245EA8"/>
+                <w:sz w:val="32"/>
+                <w:szCs w:val="32"/>
+              </w:rPr>
+              <w:t xml:space="preserve">ประวัติเคสที่ปิดไปแล้ว</w:t>
+            </w:r>
+            <w:r>
+              <w:rPr>
+                <w:sz w:val="32"/>
+                <w:szCs w:val="32"/>
+              </w:rPr>
+              <w:t xml:space="preserve"> นับจาก </w:t>
+            </w:r>
+            <w:r>
+              <w:rPr>
+                <w:b/>
+                <w:bCs/>
+                <w:sz w:val="32"/>
+                <w:szCs w:val="32"/>
+              </w:rPr>
+              <w:t xml:space="preserve">วันที่แจ้ง</w:t>
+            </w:r>
+            <w:r>
+              <w:rPr>
+                <w:sz w:val="32"/>
+                <w:szCs w:val="32"/>
+              </w:rPr>
+              <w:t xml:space="preserve"> ไม่ใช่วันที่ปิด — เคสที่เปิดเดือนก่อนแต่ปิดเดือนนี้จะไม่อยู่ในมุมมองเริ่มต้น ให้เลือก ทุกช่วงเวลา หรือขยายช่วงวันที่ คอลัมน์ วันที่ปิด ในตารางบอกวันที่ปิดจริง และคอลัมน์ ผู้อนุมัติ/ปิดเคส แสดงชื่อผู้ปิดของเคส Event และเคสที่ยกเลิกด้วย</w:t>
+            </w:r>
+          </w:p>
+        </w:tc>
+      </w:tr>
+    </w:tbl>
+    <w:p>
+      <w:pPr>
+        <w:spacing w:after="80"/>
+      </w:pPr>
     </w:p>
     <w:tbl>
       <w:tblPr>
@@ -2624,6 +3170,353 @@
                 <w:sz w:val="32"/>
                 <w:szCs w:val="32"/>
               </w:rPr>
+              <w:t xml:space="preserve">แถบค้นหาและกรองเหนือรายการเคส พร้อมป้ายตัวกรอง แถบผลลัพธ์ และหัวคอลัมน์ที่กดเรียงได้</w:t>
+            </w:r>
+          </w:p>
+          <w:p>
+            <w:pPr>
+              <w:jc w:val="center"/>
+            </w:pPr>
+            <w:r>
+              <w:rPr>
+                <w:rFonts w:ascii="Consolas" w:cs="Consolas" w:eastAsia="Consolas" w:hAnsi="Consolas"/>
+                <w:color w:val="9AA6B4"/>
+                <w:sz w:val="24"/>
+                <w:szCs w:val="24"/>
+              </w:rPr>
+              <w:t xml:space="preserve">SHOT: MGR-list-filter-bar</w:t>
+            </w:r>
+          </w:p>
+        </w:tc>
+      </w:tr>
+    </w:tbl>
+    <w:p>
+      <w:pPr>
+        <w:spacing w:after="160" w:before="60"/>
+        <w:jc w:val="center"/>
+      </w:pPr>
+      <w:r>
+        <w:rPr>
+          <w:b/>
+          <w:bCs/>
+          <w:color w:val="245EA8"/>
+          <w:sz w:val="28"/>
+          <w:szCs w:val="28"/>
+        </w:rPr>
+        <w:t xml:space="preserve">รูปที่ 4-3  </w:t>
+      </w:r>
+      <w:r>
+        <w:rPr>
+          <w:i/>
+          <w:iCs/>
+          <w:color w:val="6C7888"/>
+          <w:sz w:val="28"/>
+          <w:szCs w:val="28"/>
+        </w:rPr>
+        <w:t xml:space="preserve">แถบค้นหาและกรองเหนือรายการเคส พร้อมป้ายตัวกรอง แถบผลลัพธ์ และหัวคอลัมน์ที่กดเรียงได้</w:t>
+      </w:r>
+    </w:p>
+    <w:p>
+      <w:pPr>
+        <w:pStyle w:val="Heading1"/>
+      </w:pPr>
+      <w:r>
+        <w:t xml:space="preserve">5. งานหลักทีละขั้นตอน</w:t>
+      </w:r>
+    </w:p>
+    <w:p>
+      <w:pPr>
+        <w:pStyle w:val="Heading2"/>
+      </w:pPr>
+      <w:r>
+        <w:t xml:space="preserve">5.1 ตรวจก่อนมอบหมาย และประเมินสถานะฉุกเฉิน</w:t>
+      </w:r>
+    </w:p>
+    <w:p>
+      <w:pPr>
+        <w:spacing w:after="120"/>
+      </w:pPr>
+      <w:r>
+        <w:rPr>
+          <w:sz w:val="32"/>
+          <w:szCs w:val="32"/>
+        </w:rPr>
+        <w:t xml:space="preserve">เหตุการณ์จริง </w:t>
+      </w:r>
+      <w:r>
+        <w:rPr>
+          <w:b/>
+          <w:bCs/>
+          <w:sz w:val="32"/>
+          <w:szCs w:val="32"/>
+        </w:rPr>
+        <w:t xml:space="preserve">ทุกเรื่อง</w:t>
+      </w:r>
+      <w:r>
+        <w:rPr>
+          <w:sz w:val="32"/>
+          <w:szCs w:val="32"/>
+        </w:rPr>
+        <w:t xml:space="preserve"> หยุดรอที่สถานะ </w:t>
+      </w:r>
+      <w:r>
+        <w:rPr>
+          <w:b/>
+          <w:bCs/>
+          <w:sz w:val="32"/>
+          <w:szCs w:val="32"/>
+        </w:rPr>
+        <w:t xml:space="preserve">รอผู้จัดการ SOC ตรวจ (ก่อนมอบหมาย)</w:t>
+      </w:r>
+      <w:r>
+        <w:rPr>
+          <w:sz w:val="32"/>
+          <w:szCs w:val="32"/>
+        </w:rPr>
+        <w:t xml:space="preserve"> งานควบคุมยังไม่เริ่มจนกว่าคุณจะส่งต่อ ระบบส่งอีเมลแจ้งคุณอัตโนมัติ</w:t>
+      </w:r>
+    </w:p>
+    <w:p>
+      <w:pPr>
+        <w:pStyle w:val="ListParagraph"/>
+        <w:numPr>
+          <w:ilvl w:val="0"/>
+          <w:numId w:val="4"/>
+        </w:numPr>
+        <w:spacing w:after="80"/>
+      </w:pPr>
+      <w:r>
+        <w:rPr>
+          <w:sz w:val="32"/>
+          <w:szCs w:val="32"/>
+        </w:rPr>
+        <w:t xml:space="preserve">เปิดตั๋วจาก </w:t>
+      </w:r>
+      <w:r>
+        <w:rPr>
+          <w:b/>
+          <w:bCs/>
+          <w:color w:val="245EA8"/>
+          <w:sz w:val="32"/>
+          <w:szCs w:val="32"/>
+        </w:rPr>
+        <w:t xml:space="preserve">คิวงานผู้จัดการ</w:t>
+      </w:r>
+      <w:r>
+        <w:rPr>
+          <w:sz w:val="32"/>
+          <w:szCs w:val="32"/>
+        </w:rPr>
+        <w:t xml:space="preserve"> การ์ด </w:t>
+      </w:r>
+      <w:r>
+        <w:rPr>
+          <w:b/>
+          <w:bCs/>
+          <w:sz w:val="32"/>
+          <w:szCs w:val="32"/>
+        </w:rPr>
+        <w:t xml:space="preserve">การตรวจสอบโดยผู้จัดการ SOC</w:t>
+      </w:r>
+      <w:r>
+        <w:rPr>
+          <w:sz w:val="32"/>
+          <w:szCs w:val="32"/>
+        </w:rPr>
+        <w:t xml:space="preserve"> จะแสดงเส้นทางที่ระดับ 1 เลือกไว้</w:t>
+      </w:r>
+    </w:p>
+    <w:p>
+      <w:pPr>
+        <w:pStyle w:val="ListParagraph"/>
+        <w:numPr>
+          <w:ilvl w:val="0"/>
+          <w:numId w:val="4"/>
+        </w:numPr>
+        <w:spacing w:after="80"/>
+      </w:pPr>
+      <w:r>
+        <w:rPr>
+          <w:sz w:val="32"/>
+          <w:szCs w:val="32"/>
+        </w:rPr>
+        <w:t xml:space="preserve">ที่ </w:t>
+      </w:r>
+      <w:r>
+        <w:rPr>
+          <w:b/>
+          <w:bCs/>
+          <w:color w:val="1F2D3D"/>
+          <w:sz w:val="32"/>
+          <w:szCs w:val="32"/>
+        </w:rPr>
+        <w:t xml:space="preserve">ประเมินสถานะฉุกเฉิน</w:t>
+      </w:r>
+      <w:r>
+        <w:rPr>
+          <w:sz w:val="32"/>
+          <w:szCs w:val="32"/>
+        </w:rPr>
+        <w:t xml:space="preserve"> เลือกอย่างชัดเจนระหว่าง </w:t>
+      </w:r>
+      <w:r>
+        <w:rPr>
+          <w:b/>
+          <w:bCs/>
+          <w:color w:val="1F2D3D"/>
+          <w:sz w:val="32"/>
+          <w:szCs w:val="32"/>
+        </w:rPr>
+        <w:t xml:space="preserve">Normal</w:t>
+      </w:r>
+      <w:r>
+        <w:rPr>
+          <w:sz w:val="32"/>
+          <w:szCs w:val="32"/>
+        </w:rPr>
+        <w:t xml:space="preserve"> หรือ </w:t>
+      </w:r>
+      <w:r>
+        <w:rPr>
+          <w:b/>
+          <w:bCs/>
+          <w:color w:val="1F2D3D"/>
+          <w:sz w:val="32"/>
+          <w:szCs w:val="32"/>
+        </w:rPr>
+        <w:t xml:space="preserve">Emergency</w:t>
+      </w:r>
+      <w:r>
+        <w:rPr>
+          <w:sz w:val="32"/>
+          <w:szCs w:val="32"/>
+        </w:rPr>
+        <w:t xml:space="preserve"> — การเลือก Normal คือการตัดสินใจ ไม่ใช่การเว้นว่าง</w:t>
+      </w:r>
+    </w:p>
+    <w:p>
+      <w:pPr>
+        <w:pStyle w:val="ListParagraph"/>
+        <w:numPr>
+          <w:ilvl w:val="0"/>
+          <w:numId w:val="4"/>
+        </w:numPr>
+        <w:spacing w:after="80"/>
+      </w:pPr>
+      <w:r>
+        <w:rPr>
+          <w:sz w:val="32"/>
+          <w:szCs w:val="32"/>
+        </w:rPr>
+        <w:t xml:space="preserve">กรอก </w:t>
+      </w:r>
+      <w:r>
+        <w:rPr>
+          <w:b/>
+          <w:bCs/>
+          <w:color w:val="1F2D3D"/>
+          <w:sz w:val="32"/>
+          <w:szCs w:val="32"/>
+        </w:rPr>
+        <w:t xml:space="preserve">บันทึกการตรวจ</w:t>
+      </w:r>
+      <w:r>
+        <w:rPr>
+          <w:sz w:val="32"/>
+          <w:szCs w:val="32"/>
+        </w:rPr>
+        <w:t xml:space="preserve"> แล้วกด </w:t>
+      </w:r>
+      <w:r>
+        <w:rPr>
+          <w:b/>
+          <w:bCs/>
+          <w:color w:val="1F2D3D"/>
+          <w:sz w:val="32"/>
+          <w:szCs w:val="32"/>
+        </w:rPr>
+        <w:t xml:space="preserve">ส่งต่อให้ผู้ดูแลระบบ</w:t>
+      </w:r>
+      <w:r>
+        <w:rPr>
+          <w:sz w:val="32"/>
+          <w:szCs w:val="32"/>
+        </w:rPr>
+        <w:t xml:space="preserve"> หรือ </w:t>
+      </w:r>
+      <w:r>
+        <w:rPr>
+          <w:b/>
+          <w:bCs/>
+          <w:color w:val="1F2D3D"/>
+          <w:sz w:val="32"/>
+          <w:szCs w:val="32"/>
+        </w:rPr>
+        <w:t xml:space="preserve">ส่งต่อให้เจ้าของระบบ</w:t>
+      </w:r>
+      <w:r>
+        <w:rPr>
+          <w:sz w:val="32"/>
+          <w:szCs w:val="32"/>
+        </w:rPr>
+        <w:t xml:space="preserve"> ตามเส้นทางที่ระดับ 1 เลือกไว้</w:t>
+      </w:r>
+    </w:p>
+    <w:tbl>
+      <w:tblPr>
+        <w:tblW w:type="dxa" w:w="9600"/>
+        <w:tblBorders>
+          <w:top w:val="dashed" w:color="9DB4D4" w:sz="6"/>
+          <w:left w:val="dashed" w:color="9DB4D4" w:sz="6"/>
+          <w:bottom w:val="dashed" w:color="9DB4D4" w:sz="6"/>
+          <w:right w:val="dashed" w:color="9DB4D4" w:sz="6"/>
+          <w:insideH w:val="single" w:color="auto" w:sz="4"/>
+          <w:insideV w:val="single" w:color="auto" w:sz="4"/>
+        </w:tblBorders>
+      </w:tblPr>
+      <w:tblGrid>
+        <w:gridCol w:w="9600"/>
+      </w:tblGrid>
+      <w:tr>
+        <w:tc>
+          <w:tcPr>
+            <w:tcW w:type="dxa" w:w="9600"/>
+            <w:shd w:fill="F7F8FA" w:color="auto" w:val="clear"/>
+            <w:tcMar>
+              <w:top w:type="dxa" w:w="520"/>
+              <w:left w:type="dxa" w:w="200"/>
+              <w:bottom w:type="dxa" w:w="520"/>
+              <w:right w:type="dxa" w:w="200"/>
+            </w:tcMar>
+            <w:vAlign w:val="center"/>
+          </w:tcPr>
+          <w:p>
+            <w:pPr>
+              <w:spacing w:after="40"/>
+              <w:jc w:val="center"/>
+            </w:pPr>
+            <w:r>
+              <w:rPr>
+                <w:b/>
+                <w:bCs/>
+                <w:color w:val="6C7888"/>
+                <w:sz w:val="30"/>
+                <w:szCs w:val="30"/>
+              </w:rPr>
+              <w:t xml:space="preserve">[ ตำแหน่งภาพหน้าจอ ]</w:t>
+            </w:r>
+          </w:p>
+          <w:p>
+            <w:pPr>
+              <w:spacing w:after="40"/>
+              <w:jc w:val="center"/>
+            </w:pPr>
+            <w:r>
+              <w:rPr>
+                <w:color w:val="1F2D3D"/>
+                <w:sz w:val="32"/>
+                <w:szCs w:val="32"/>
+              </w:rPr>
               <w:t xml:space="preserve">การ์ดการตรวจสอบโดยผู้จัดการ SOC พร้อมตัวเลือก Normal / Emergency และปุ่มส่งต่อ</w:t>
             </w:r>
           </w:p>
@@ -2938,7 +3831,7 @@
           <w:sz w:val="32"/>
           <w:szCs w:val="32"/>
         </w:rPr>
-        <w:t xml:space="preserve"> แยกกันได้ — ผู้จัดการ Red Team ที่ตั้งค่าไว้จะแสดงกับประเภทของตน ส่วนประเภทที่มีผู้รับผิดชอบหลายคนให้เลือกเป็นรายประเภท</w:t>
+        <w:t xml:space="preserve"> แยกกันได้ — ระบบเลือกผู้จัดการ Red Team ที่ผู้ดูแลกำหนดไว้ล่วงหน้าในช่องของประเภทนั้น ส่วนประเภทที่มีผู้รับผิดชอบหลายคน ให้เลือกแยกในแต่ละช่อง</w:t>
       </w:r>
     </w:p>
     <w:p>
@@ -5612,7 +6505,7 @@
           <w:sz w:val="32"/>
           <w:szCs w:val="32"/>
         </w:rPr>
-        <w:t xml:space="preserve"> (ประวัติการคัดแยก Alert)</w:t>
+        <w:t xml:space="preserve"> (ประวัติการคัดแยก Alert) — แต่ละการ์ดแยกหน้าและกดหัวคอลัมน์เพื่อเรียงได้เอง (ปรับปรุง v1.7.8)</w:t>
       </w:r>
     </w:p>
     <w:tbl>
@@ -7034,6 +7927,114 @@
         <w:t xml:space="preserve"> และในอีเมลแจ้งคำขอเสร็จสิ้นที่ส่งถึงคุณ ใช้เลขนี้จับคู่กับเอกสารฉบับจริงที่คุณได้รับ</w:t>
       </w:r>
     </w:p>
+    <w:tbl>
+      <w:tblPr>
+        <w:tblW w:type="dxa" w:w="9600"/>
+        <w:tblBorders>
+          <w:top w:val="single" w:color="EAF1FB" w:sz="2"/>
+          <w:left w:val="single" w:color="245EA8" w:sz="28"/>
+          <w:bottom w:val="single" w:color="EAF1FB" w:sz="2"/>
+          <w:right w:val="single" w:color="EAF1FB" w:sz="2"/>
+          <w:insideH w:val="single" w:color="auto" w:sz="4"/>
+          <w:insideV w:val="single" w:color="auto" w:sz="4"/>
+        </w:tblBorders>
+      </w:tblPr>
+      <w:tblGrid>
+        <w:gridCol w:w="9600"/>
+      </w:tblGrid>
+      <w:tr>
+        <w:tc>
+          <w:tcPr>
+            <w:tcW w:type="dxa" w:w="9600"/>
+            <w:shd w:fill="EAF1FB" w:color="auto" w:val="clear"/>
+            <w:tcMar>
+              <w:top w:type="dxa" w:w="140"/>
+              <w:left w:type="dxa" w:w="200"/>
+              <w:bottom w:type="dxa" w:w="140"/>
+              <w:right w:type="dxa" w:w="200"/>
+            </w:tcMar>
+          </w:tcPr>
+          <w:p>
+            <w:pPr>
+              <w:spacing w:after="60"/>
+            </w:pPr>
+            <w:r>
+              <w:rPr>
+                <w:b/>
+                <w:bCs/>
+                <w:color w:val="245EA8"/>
+                <w:sz w:val="30"/>
+                <w:szCs w:val="30"/>
+              </w:rPr>
+              <w:t xml:space="preserve">เคล็ดลับ</w:t>
+            </w:r>
+          </w:p>
+          <w:p>
+            <w:pPr>
+              <w:spacing w:after="0"/>
+            </w:pPr>
+            <w:r>
+              <w:rPr>
+                <w:sz w:val="32"/>
+                <w:szCs w:val="32"/>
+              </w:rPr>
+              <w:t xml:space="preserve">ที่ </w:t>
+            </w:r>
+            <w:r>
+              <w:rPr>
+                <w:b/>
+                <w:bCs/>
+                <w:color w:val="245EA8"/>
+                <w:sz w:val="32"/>
+                <w:szCs w:val="32"/>
+              </w:rPr>
+              <w:t xml:space="preserve">คำขอตอบสนองเหตุการณ์</w:t>
+            </w:r>
+            <w:r>
+              <w:rPr>
+                <w:sz w:val="32"/>
+                <w:szCs w:val="32"/>
+              </w:rPr>
+              <w:t xml:space="preserve"> เลือก </w:t>
+            </w:r>
+            <w:r>
+              <w:rPr>
+                <w:b/>
+                <w:bCs/>
+                <w:color w:val="1F2D3D"/>
+                <w:sz w:val="32"/>
+                <w:szCs w:val="32"/>
+              </w:rPr>
+              <w:t xml:space="preserve">ประเภท</w:t>
+            </w:r>
+            <w:r>
+              <w:rPr>
+                <w:sz w:val="32"/>
+                <w:szCs w:val="32"/>
+              </w:rPr>
+              <w:t xml:space="preserve"> เพื่อดูเฉพาะคำขอ Forensics / RCA พิมพ์เลขที่รายงานในช่องค้นหาเพื่อหาคำขอจากเอกสารที่ได้รับ หรือกดหัวคอลัมน์ </w:t>
+            </w:r>
+            <w:r>
+              <w:rPr>
+                <w:b/>
+                <w:bCs/>
+                <w:color w:val="1F2D3D"/>
+                <w:sz w:val="32"/>
+                <w:szCs w:val="32"/>
+              </w:rPr>
+              <w:t xml:space="preserve">เลขที่รายงาน</w:t>
+            </w:r>
+            <w:r>
+              <w:rPr>
+                <w:sz w:val="32"/>
+                <w:szCs w:val="32"/>
+              </w:rPr>
+              <w:t xml:space="preserve"> — คำขอที่ยังไม่มีเลขอยู่ท้ายรายการเสมอ (ปรับปรุง v1.7.8, ดู 4.2)</w:t>
+            </w:r>
+          </w:p>
+        </w:tc>
+      </w:tr>
+    </w:tbl>
     <w:tbl>
       <w:tblPr>
         <w:tblW w:type="dxa" w:w="9600"/>
@@ -8106,6 +9107,26 @@
           <w:szCs w:val="32"/>
         </w:rPr>
         <w:t xml:space="preserve">ไม่ได้ — ต้องให้ผู้ดูแลระบบสูงสุดเป็นผู้ให้และผู้ยกเลิก (ดู 5.11)</w:t>
+      </w:r>
+    </w:p>
+    <w:p>
+      <w:pPr>
+        <w:pStyle w:val="Heading3"/>
+      </w:pPr>
+      <w:r>
+        <w:t xml:space="preserve">ทำไมเคสที่ปิดเดือนนี้ไม่อยู่ใน “ประวัติเคสที่ปิดไปแล้ว”?</w:t>
+      </w:r>
+    </w:p>
+    <w:p>
+      <w:pPr>
+        <w:spacing w:after="120"/>
+      </w:pPr>
+      <w:r>
+        <w:rPr>
+          <w:sz w:val="32"/>
+          <w:szCs w:val="32"/>
+        </w:rPr>
+        <w:t xml:space="preserve">ช่วงวันที่ของหน้านั้นนับจากวันที่แจ้ง ไม่ใช่วันที่ปิด และค่าเริ่มต้นคือเคสที่แจ้งในเดือนนี้ — เลือก “ทุกช่วงเวลา” ในช่องวันที่แจ้ง หรือขยายช่วงวันที่ คอลัมน์ “วันที่ปิด” บอกวันที่ปิดจริง (ดู 4.2)</w:t>
       </w:r>
     </w:p>
     <w:p>

--- a/docs/user-guides/manuals/user-manual-soc-manager.th.docx
+++ b/docs/user-guides/manuals/user-manual-soc-manager.th.docx
@@ -2604,6 +2604,117 @@
     </w:p>
     <w:p>
       <w:pPr>
+        <w:pStyle w:val="ListParagraph"/>
+        <w:numPr>
+          <w:ilvl w:val="0"/>
+          <w:numId w:val="2"/>
+        </w:numPr>
+        <w:spacing w:after="60"/>
+      </w:pPr>
+      <w:r>
+        <w:rPr>
+          <w:b/>
+          <w:bCs/>
+          <w:sz w:val="32"/>
+          <w:szCs w:val="32"/>
+        </w:rPr>
+        <w:t xml:space="preserve">ส่งออกรายงานทั้งรายการ: </w:t>
+      </w:r>
+      <w:r>
+        <w:rPr>
+          <w:sz w:val="32"/>
+          <w:szCs w:val="32"/>
+        </w:rPr>
+        <w:t xml:space="preserve">ในหน้า </w:t>
+      </w:r>
+      <w:r>
+        <w:rPr>
+          <w:b/>
+          <w:bCs/>
+          <w:color w:val="245EA8"/>
+          <w:sz w:val="32"/>
+          <w:szCs w:val="32"/>
+        </w:rPr>
+        <w:t xml:space="preserve">เคสที่กำลังดำเนินการอยู่</w:t>
+      </w:r>
+      <w:r>
+        <w:rPr>
+          <w:sz w:val="32"/>
+          <w:szCs w:val="32"/>
+        </w:rPr>
+        <w:t xml:space="preserve"> และ </w:t>
+      </w:r>
+      <w:r>
+        <w:rPr>
+          <w:b/>
+          <w:bCs/>
+          <w:color w:val="245EA8"/>
+          <w:sz w:val="32"/>
+          <w:szCs w:val="32"/>
+        </w:rPr>
+        <w:t xml:space="preserve">ประวัติเคสที่ปิดไปแล้ว</w:t>
+      </w:r>
+      <w:r>
+        <w:rPr>
+          <w:sz w:val="32"/>
+          <w:szCs w:val="32"/>
+        </w:rPr>
+        <w:t xml:space="preserve"> ปุ่ม </w:t>
+      </w:r>
+      <w:r>
+        <w:rPr>
+          <w:b/>
+          <w:bCs/>
+          <w:color w:val="1F2D3D"/>
+          <w:sz w:val="32"/>
+          <w:szCs w:val="32"/>
+        </w:rPr>
+        <w:t xml:space="preserve">ส่งออก PDF (N)</w:t>
+      </w:r>
+      <w:r>
+        <w:rPr>
+          <w:sz w:val="32"/>
+          <w:szCs w:val="32"/>
+        </w:rPr>
+        <w:t xml:space="preserve"> ในแถบผลลัพธ์ดาวน์โหลดรายงาน PDF ของทุกเคสที่รายการแสดงอยู่ (ทุกหน้า ตามลำดับเดียวกัน) เป็นไฟล์ ZIP — หนึ่งไฟล์ต่อเคส ชื่อและเนื้อหาเหมือนการออกรายงานทีละเคส เลือก </w:t>
+      </w:r>
+      <w:r>
+        <w:rPr>
+          <w:b/>
+          <w:bCs/>
+          <w:color w:val="1F2D3D"/>
+          <w:sz w:val="32"/>
+          <w:szCs w:val="32"/>
+        </w:rPr>
+        <w:t xml:space="preserve">ซ่อนช่องที่ว่าง</w:t>
+      </w:r>
+      <w:r>
+        <w:rPr>
+          <w:sz w:val="32"/>
+          <w:szCs w:val="32"/>
+        </w:rPr>
+        <w:t xml:space="preserve"> / </w:t>
+      </w:r>
+      <w:r>
+        <w:rPr>
+          <w:b/>
+          <w:bCs/>
+          <w:color w:val="1F2D3D"/>
+          <w:sz w:val="32"/>
+          <w:szCs w:val="32"/>
+        </w:rPr>
+        <w:t xml:space="preserve">แสดงช่องลงนาม</w:t>
+      </w:r>
+      <w:r>
+        <w:rPr>
+          <w:sz w:val="32"/>
+          <w:szCs w:val="32"/>
+        </w:rPr>
+        <w:t xml:space="preserve"> ได้ก่อนกด ดาวน์โหลด ZIP ส่งออกได้ครั้งละไม่เกิน 100 เคส — ถ้าเกินให้กรองให้แคบลง เช่น ใช้ช่วงวันที่ที่สั้นลง ระบบบันทึกว่าคุณเป็นผู้ออกรายงานของแต่ละเคสเหมือนการส่งออกทีละเคส และถ้ามีเคสที่สร้างรายงานไม่สำเร็จ จะมีไฟล์ข้อความใน ZIP บอกเลขเคสนั้น</w:t>
+      </w:r>
+    </w:p>
+    <w:p>
+      <w:pPr>
         <w:spacing w:after="80"/>
       </w:pPr>
     </w:p>
@@ -2807,7 +2918,7 @@
                 <w:sz w:val="28"/>
                 <w:szCs w:val="28"/>
               </w:rPr>
-              <w:t xml:space="preserve">ป้ายสถานะ เปิด / กำลังดำเนินการ / เสร็จสิ้น / ยกเลิก พร้อมจำนวน, ค้นหา (หัวข้อ รายละเอียด เลข Ticket เลขที่รายงาน) และ ประเภท — ค่าเริ่มต้นเรียงงานค้างขึ้นก่อน ตัวเลข ยังไม่เสร็จ บนหัวหน้าจอนับทั้งคิว ในมุมมองภาพรวมกดหัวคอลัมน์ ผู้รับผิดชอบ เพื่อจัดกลุ่มตามคนได้ (ดู 5.12)</w:t>
+              <w:t xml:space="preserve">ป้ายสถานะ เปิด / กำลังดำเนินการ / เสร็จสิ้น / ยกเลิกแล้ว พร้อมจำนวน, ค้นหา (หัวข้อ รายละเอียด เลข Ticket เลขที่รายงาน) และ ประเภท — ค่าเริ่มต้นเรียงงานค้างขึ้นก่อน ตัวเลข ยังไม่เสร็จ บนหัวหน้าจอนับทั้งคิว ในมุมมองภาพรวมกดหัวคอลัมน์ ผู้รับผิดชอบ เพื่อจัดกลุ่มตามคนได้ (ดู 5.12)</w:t>
             </w:r>
           </w:p>
         </w:tc>

--- a/docs/user-guides/manuals/user-manual-soc-manager.th.docx
+++ b/docs/user-guides/manuals/user-manual-soc-manager.th.docx
@@ -211,7 +211,7 @@
           <w:sz w:val="28"/>
           <w:szCs w:val="28"/>
         </w:rPr>
-        <w:t xml:space="preserve">คู่มือฉบับที่ 1.5</w:t>
+        <w:t xml:space="preserve">คู่มือฉบับที่ 1.6</w:t>
       </w:r>
     </w:p>
     <w:p>
@@ -1027,14 +1027,30 @@
                 <w:sz w:val="32"/>
                 <w:szCs w:val="32"/>
               </w:rPr>
-              <w:t xml:space="preserve">เปลี่ยนช่องทางการจัดการไม่ได้</w:t>
-            </w:r>
-            <w:r>
-              <w:rPr>
-                <w:sz w:val="32"/>
-                <w:szCs w:val="32"/>
-              </w:rPr>
-              <w:t xml:space="preserve"> — ทำได้เพียงส่งต่อไปตามช่องทาง (ผู้ดูแลระบบ หรือเจ้าของระบบ) ที่นักวิเคราะห์ระดับ 1 เลือกไว้แล้ว หากไม่เหมาะสมต้องประสานกับผู้เปิดตั๋ว</w:t>
+              <w:t xml:space="preserve">เลือกช่องทางการจัดการเองไม่ได้</w:t>
+            </w:r>
+            <w:r>
+              <w:rPr>
+                <w:sz w:val="32"/>
+                <w:szCs w:val="32"/>
+              </w:rPr>
+              <w:t xml:space="preserve"> — ส่งต่อได้เฉพาะช่องทาง (ผู้ดูแลระบบ หรือเจ้าของระบบ) ที่นักวิเคราะห์เลือกไว้ หากไม่เหมาะสมให้ </w:t>
+            </w:r>
+            <w:r>
+              <w:rPr>
+                <w:b/>
+                <w:bCs/>
+                <w:sz w:val="32"/>
+                <w:szCs w:val="32"/>
+              </w:rPr>
+              <w:t xml:space="preserve">ส่งกลับ</w:t>
+            </w:r>
+            <w:r>
+              <w:rPr>
+                <w:sz w:val="32"/>
+                <w:szCs w:val="32"/>
+              </w:rPr>
+              <w:t xml:space="preserve"> ให้ผู้ส่งเลือกใหม่ (ดู 5.1)</w:t>
             </w:r>
           </w:p>
         </w:tc>
@@ -3434,7 +3450,7 @@
           <w:sz w:val="32"/>
           <w:szCs w:val="32"/>
         </w:rPr>
-        <w:t xml:space="preserve"> จะแสดงเส้นทางที่ระดับ 1 เลือกไว้</w:t>
+        <w:t xml:space="preserve"> จะแสดงเส้นทางการจัดการที่นักวิเคราะห์เลือกไว้ (และผู้ดูแลระบบที่รับผิดชอบ ถ้าเป็นเลนผู้ดูแลระบบ)</w:t>
       </w:r>
     </w:p>
     <w:p>
@@ -3478,7 +3494,7 @@
           <w:sz w:val="32"/>
           <w:szCs w:val="32"/>
         </w:rPr>
-        <w:t xml:space="preserve">Normal</w:t>
+        <w:t xml:space="preserve">ปกติ</w:t>
       </w:r>
       <w:r>
         <w:rPr>
@@ -3495,14 +3511,14 @@
           <w:sz w:val="32"/>
           <w:szCs w:val="32"/>
         </w:rPr>
-        <w:t xml:space="preserve">Emergency</w:t>
-      </w:r>
-      <w:r>
-        <w:rPr>
-          <w:sz w:val="32"/>
-          <w:szCs w:val="32"/>
-        </w:rPr>
-        <w:t xml:space="preserve"> — การเลือก Normal คือการตัดสินใจ ไม่ใช่การเว้นว่าง</w:t>
+        <w:t xml:space="preserve">ฉุกเฉิน</w:t>
+      </w:r>
+      <w:r>
+        <w:rPr>
+          <w:sz w:val="32"/>
+          <w:szCs w:val="32"/>
+        </w:rPr>
+        <w:t xml:space="preserve"> — การเลือก ปกติ คือการตัดสินใจ ไม่ใช่การเว้นว่าง</w:t>
       </w:r>
     </w:p>
     <w:p>
@@ -3570,7 +3586,7 @@
           <w:sz w:val="32"/>
           <w:szCs w:val="32"/>
         </w:rPr>
-        <w:t xml:space="preserve"> ตามเส้นทางที่ระดับ 1 เลือกไว้</w:t>
+        <w:t xml:space="preserve"> (ปุ่มแสดงตามเส้นทางที่เลือกไว้)</w:t>
       </w:r>
     </w:p>
     <w:tbl>
@@ -3628,7 +3644,7 @@
                 <w:sz w:val="32"/>
                 <w:szCs w:val="32"/>
               </w:rPr>
-              <w:t xml:space="preserve">การ์ดการตรวจสอบโดยผู้จัดการ SOC พร้อมตัวเลือก Normal / Emergency และปุ่มส่งต่อ</w:t>
+              <w:t xml:space="preserve">การ์ดการตรวจสอบโดยผู้จัดการ SOC พร้อมตัวเลือก ปกติ / ฉุกเฉิน ปุ่มส่งต่อ และส่วนส่งกลับ</w:t>
             </w:r>
           </w:p>
           <w:p>
@@ -3671,9 +3687,363 @@
           <w:sz w:val="28"/>
           <w:szCs w:val="28"/>
         </w:rPr>
-        <w:t xml:space="preserve">การ์ดการตรวจสอบโดยผู้จัดการ SOC พร้อมตัวเลือก Normal / Emergency และปุ่มส่งต่อ</w:t>
-      </w:r>
-    </w:p>
+        <w:t xml:space="preserve">การ์ดการตรวจสอบโดยผู้จัดการ SOC พร้อมตัวเลือก ปกติ / ฉุกเฉิน ปุ่มส่งต่อ และส่วนส่งกลับ</w:t>
+      </w:r>
+    </w:p>
+    <w:p>
+      <w:pPr>
+        <w:pStyle w:val="Heading3"/>
+      </w:pPr>
+      <w:r>
+        <w:t xml:space="preserve">5.1.1 ส่งกลับเมื่อข้อมูลยังไม่พร้อม</w:t>
+      </w:r>
+    </w:p>
+    <w:p>
+      <w:pPr>
+        <w:spacing w:after="120"/>
+      </w:pPr>
+      <w:r>
+        <w:rPr>
+          <w:sz w:val="32"/>
+          <w:szCs w:val="32"/>
+        </w:rPr>
+        <w:t xml:space="preserve">หากเส้นทางหรือผู้ดูแลระบบที่เลือกไม่เหมาะสม หรือข้อมูล/หลักฐานยังไม่พอให้เริ่มงานควบคุม ใต้ปุ่มส่งต่อในการ์ดเดียวกันมีส่วน </w:t>
+      </w:r>
+      <w:r>
+        <w:rPr>
+          <w:b/>
+          <w:bCs/>
+          <w:sz w:val="32"/>
+          <w:szCs w:val="32"/>
+        </w:rPr>
+        <w:t xml:space="preserve">ส่งกลับ</w:t>
+      </w:r>
+      <w:r>
+        <w:rPr>
+          <w:sz w:val="32"/>
+          <w:szCs w:val="32"/>
+        </w:rPr>
+        <w:t xml:space="preserve"> — กรอกสิ่งที่ยังขาดในช่องเหตุผล (บังคับ) แล้วกดปุ่ม ระบบเลือกปลายทางให้เองตามผู้ที่ส่งตั๋วมา:</w:t>
+      </w:r>
+    </w:p>
+    <w:tbl>
+      <w:tblPr>
+        <w:tblW w:type="dxa" w:w="9600"/>
+        <w:tblBorders>
+          <w:top w:val="single" w:color="E1E6ED" w:sz="2"/>
+          <w:left w:val="single" w:color="E1E6ED" w:sz="2"/>
+          <w:bottom w:val="single" w:color="E1E6ED" w:sz="2"/>
+          <w:right w:val="single" w:color="E1E6ED" w:sz="2"/>
+          <w:insideH w:val="single" w:color="E1E6ED" w:sz="2"/>
+          <w:insideV w:val="single" w:color="E1E6ED" w:sz="2"/>
+        </w:tblBorders>
+      </w:tblPr>
+      <w:tblGrid>
+        <w:gridCol w:w="2800"/>
+        <w:gridCol w:w="2800"/>
+        <w:gridCol w:w="4000"/>
+      </w:tblGrid>
+      <w:tr>
+        <w:trPr>
+          <w:cantSplit/>
+          <w:tblHeader/>
+        </w:trPr>
+        <w:tc>
+          <w:tcPr>
+            <w:tcW w:type="dxa" w:w="2800"/>
+            <w:shd w:fill="1A1A2E" w:color="auto" w:val="clear"/>
+            <w:tcMar>
+              <w:top w:type="dxa" w:w="80"/>
+              <w:left w:type="dxa" w:w="120"/>
+              <w:bottom w:type="dxa" w:w="80"/>
+              <w:right w:type="dxa" w:w="120"/>
+            </w:tcMar>
+          </w:tcPr>
+          <w:p>
+            <w:r>
+              <w:rPr>
+                <w:b/>
+                <w:bCs/>
+                <w:color w:val="FFFFFF"/>
+                <w:sz w:val="28"/>
+                <w:szCs w:val="28"/>
+              </w:rPr>
+              <w:t xml:space="preserve">ตั๋วมาจาก</w:t>
+            </w:r>
+          </w:p>
+        </w:tc>
+        <w:tc>
+          <w:tcPr>
+            <w:tcW w:type="dxa" w:w="2800"/>
+            <w:shd w:fill="1A1A2E" w:color="auto" w:val="clear"/>
+            <w:tcMar>
+              <w:top w:type="dxa" w:w="80"/>
+              <w:left w:type="dxa" w:w="120"/>
+              <w:bottom w:type="dxa" w:w="80"/>
+              <w:right w:type="dxa" w:w="120"/>
+            </w:tcMar>
+          </w:tcPr>
+          <w:p>
+            <w:r>
+              <w:rPr>
+                <w:b/>
+                <w:bCs/>
+                <w:color w:val="FFFFFF"/>
+                <w:sz w:val="28"/>
+                <w:szCs w:val="28"/>
+              </w:rPr>
+              <w:t xml:space="preserve">ปุ่มที่เห็น</w:t>
+            </w:r>
+          </w:p>
+        </w:tc>
+        <w:tc>
+          <w:tcPr>
+            <w:tcW w:type="dxa" w:w="4000"/>
+            <w:shd w:fill="1A1A2E" w:color="auto" w:val="clear"/>
+            <w:tcMar>
+              <w:top w:type="dxa" w:w="80"/>
+              <w:left w:type="dxa" w:w="120"/>
+              <w:bottom w:type="dxa" w:w="80"/>
+              <w:right w:type="dxa" w:w="120"/>
+            </w:tcMar>
+          </w:tcPr>
+          <w:p>
+            <w:r>
+              <w:rPr>
+                <w:b/>
+                <w:bCs/>
+                <w:color w:val="FFFFFF"/>
+                <w:sz w:val="28"/>
+                <w:szCs w:val="28"/>
+              </w:rPr>
+              <w:t xml:space="preserve">ตั๋วจะไปที่</w:t>
+            </w:r>
+          </w:p>
+        </w:tc>
+      </w:tr>
+      <w:tr>
+        <w:trPr>
+          <w:cantSplit/>
+        </w:trPr>
+        <w:tc>
+          <w:tcPr>
+            <w:tcW w:type="dxa" w:w="2800"/>
+            <w:shd w:fill="FFFFFF" w:color="auto" w:val="clear"/>
+            <w:tcMar>
+              <w:top w:type="dxa" w:w="70"/>
+              <w:left w:type="dxa" w:w="120"/>
+              <w:bottom w:type="dxa" w:w="70"/>
+              <w:right w:type="dxa" w:w="120"/>
+            </w:tcMar>
+          </w:tcPr>
+          <w:p>
+            <w:pPr>
+              <w:spacing w:after="0"/>
+            </w:pPr>
+            <w:r>
+              <w:rPr>
+                <w:sz w:val="28"/>
+                <w:szCs w:val="28"/>
+              </w:rPr>
+              <w:t xml:space="preserve">Tier 2 (ตั๋วเคยถูกส่งต่อให้ Tier 2)</w:t>
+            </w:r>
+          </w:p>
+        </w:tc>
+        <w:tc>
+          <w:tcPr>
+            <w:tcW w:type="dxa" w:w="2800"/>
+            <w:shd w:fill="FFFFFF" w:color="auto" w:val="clear"/>
+            <w:tcMar>
+              <w:top w:type="dxa" w:w="70"/>
+              <w:left w:type="dxa" w:w="120"/>
+              <w:bottom w:type="dxa" w:w="70"/>
+              <w:right w:type="dxa" w:w="120"/>
+            </w:tcMar>
+          </w:tcPr>
+          <w:p>
+            <w:pPr>
+              <w:spacing w:after="0"/>
+            </w:pPr>
+            <w:r>
+              <w:rPr>
+                <w:b/>
+                <w:bCs/>
+                <w:color w:val="1F2D3D"/>
+                <w:sz w:val="32"/>
+                <w:szCs w:val="32"/>
+              </w:rPr>
+              <w:t xml:space="preserve">ส่งกลับ Tier 2</w:t>
+            </w:r>
+          </w:p>
+        </w:tc>
+        <w:tc>
+          <w:tcPr>
+            <w:tcW w:type="dxa" w:w="4000"/>
+            <w:shd w:fill="FFFFFF" w:color="auto" w:val="clear"/>
+            <w:tcMar>
+              <w:top w:type="dxa" w:w="70"/>
+              <w:left w:type="dxa" w:w="120"/>
+              <w:bottom w:type="dxa" w:w="70"/>
+              <w:right w:type="dxa" w:w="120"/>
+            </w:tcMar>
+          </w:tcPr>
+          <w:p>
+            <w:pPr>
+              <w:spacing w:after="0"/>
+            </w:pPr>
+            <w:r>
+              <w:rPr>
+                <w:sz w:val="28"/>
+                <w:szCs w:val="28"/>
+              </w:rPr>
+              <w:t xml:space="preserve">ส่งต่อให้ Tier 2 — กลับเข้าคิวงาน Tier 2 ให้ตัดสินใหม่ เลือกเส้นทาง/ผู้ดูแลระบบใหม่ได้</w:t>
+            </w:r>
+          </w:p>
+        </w:tc>
+      </w:tr>
+      <w:tr>
+        <w:trPr>
+          <w:cantSplit/>
+        </w:trPr>
+        <w:tc>
+          <w:tcPr>
+            <w:tcW w:type="dxa" w:w="2800"/>
+            <w:shd w:fill="F7F8FA" w:color="auto" w:val="clear"/>
+            <w:tcMar>
+              <w:top w:type="dxa" w:w="70"/>
+              <w:left w:type="dxa" w:w="120"/>
+              <w:bottom w:type="dxa" w:w="70"/>
+              <w:right w:type="dxa" w:w="120"/>
+            </w:tcMar>
+          </w:tcPr>
+          <w:p>
+            <w:pPr>
+              <w:spacing w:after="0"/>
+            </w:pPr>
+            <w:r>
+              <w:rPr>
+                <w:sz w:val="28"/>
+                <w:szCs w:val="28"/>
+              </w:rPr>
+              <w:t xml:space="preserve">Tier 1 ส่งตรงจากขั้นจัดเตรียม</w:t>
+            </w:r>
+          </w:p>
+        </w:tc>
+        <w:tc>
+          <w:tcPr>
+            <w:tcW w:type="dxa" w:w="2800"/>
+            <w:shd w:fill="F7F8FA" w:color="auto" w:val="clear"/>
+            <w:tcMar>
+              <w:top w:type="dxa" w:w="70"/>
+              <w:left w:type="dxa" w:w="120"/>
+              <w:bottom w:type="dxa" w:w="70"/>
+              <w:right w:type="dxa" w:w="120"/>
+            </w:tcMar>
+          </w:tcPr>
+          <w:p>
+            <w:pPr>
+              <w:spacing w:after="0"/>
+            </w:pPr>
+            <w:r>
+              <w:rPr>
+                <w:b/>
+                <w:bCs/>
+                <w:color w:val="1F2D3D"/>
+                <w:sz w:val="32"/>
+                <w:szCs w:val="32"/>
+              </w:rPr>
+              <w:t xml:space="preserve">ส่งกลับผู้เปิด (จัดเตรียมใหม่)</w:t>
+            </w:r>
+          </w:p>
+        </w:tc>
+        <w:tc>
+          <w:tcPr>
+            <w:tcW w:type="dxa" w:w="4000"/>
+            <w:shd w:fill="F7F8FA" w:color="auto" w:val="clear"/>
+            <w:tcMar>
+              <w:top w:type="dxa" w:w="70"/>
+              <w:left w:type="dxa" w:w="120"/>
+              <w:bottom w:type="dxa" w:w="70"/>
+              <w:right w:type="dxa" w:w="120"/>
+            </w:tcMar>
+          </w:tcPr>
+          <w:p>
+            <w:pPr>
+              <w:spacing w:after="0"/>
+            </w:pPr>
+            <w:r>
+              <w:rPr>
+                <w:sz w:val="28"/>
+                <w:szCs w:val="28"/>
+              </w:rPr>
+              <w:t xml:space="preserve">กำลังจัดเตรียม (ยังไม่ส่ง) ของผู้เปิดตั๋ว — แก้ไขได้ทุกช่องรวมถึงเส้นทาง แล้วส่งใหม่</w:t>
+            </w:r>
+          </w:p>
+        </w:tc>
+      </w:tr>
+    </w:tbl>
+    <w:p>
+      <w:pPr>
+        <w:spacing w:after="140"/>
+      </w:pPr>
+    </w:p>
+    <w:tbl>
+      <w:tblPr>
+        <w:tblW w:type="dxa" w:w="9600"/>
+        <w:tblBorders>
+          <w:top w:val="single" w:color="F1F3F6" w:sz="2"/>
+          <w:left w:val="single" w:color="6C7888" w:sz="28"/>
+          <w:bottom w:val="single" w:color="F1F3F6" w:sz="2"/>
+          <w:right w:val="single" w:color="F1F3F6" w:sz="2"/>
+          <w:insideH w:val="single" w:color="auto" w:sz="4"/>
+          <w:insideV w:val="single" w:color="auto" w:sz="4"/>
+        </w:tblBorders>
+      </w:tblPr>
+      <w:tblGrid>
+        <w:gridCol w:w="9600"/>
+      </w:tblGrid>
+      <w:tr>
+        <w:tc>
+          <w:tcPr>
+            <w:tcW w:type="dxa" w:w="9600"/>
+            <w:shd w:fill="F1F3F6" w:color="auto" w:val="clear"/>
+            <w:tcMar>
+              <w:top w:type="dxa" w:w="140"/>
+              <w:left w:type="dxa" w:w="200"/>
+              <w:bottom w:type="dxa" w:w="140"/>
+              <w:right w:type="dxa" w:w="200"/>
+            </w:tcMar>
+          </w:tcPr>
+          <w:p>
+            <w:pPr>
+              <w:spacing w:after="60"/>
+            </w:pPr>
+            <w:r>
+              <w:rPr>
+                <w:b/>
+                <w:bCs/>
+                <w:color w:val="6C7888"/>
+                <w:sz w:val="30"/>
+                <w:szCs w:val="30"/>
+              </w:rPr>
+              <w:t xml:space="preserve">สิ่งที่ต้องจำ</w:t>
+            </w:r>
+          </w:p>
+          <w:p>
+            <w:pPr>
+              <w:spacing w:after="0"/>
+            </w:pPr>
+            <w:r>
+              <w:rPr>
+                <w:sz w:val="32"/>
+                <w:szCs w:val="32"/>
+              </w:rPr>
+              <w:t xml:space="preserve">เหตุผลที่ส่งกลับถูกบันทึกในประวัติของตั๋ว การส่งกลับไม่ส่งอีเมล — ผู้รับจะเห็นตั๋วในคิวของตน และเมื่อส่งใหม่ ตั๋วจะกลับมาที่ขั้นตรวจก่อนมอบหมายพร้อมอีเมลแจ้งคุณอีกครั้ง</w:t>
+            </w:r>
+          </w:p>
+        </w:tc>
+      </w:tr>
+    </w:tbl>
     <w:tbl>
       <w:tblPr>
         <w:tblW w:type="dxa" w:w="9600"/>
@@ -5854,23 +6224,24 @@
           <w:sz w:val="32"/>
           <w:szCs w:val="32"/>
         </w:rPr>
-        <w:t xml:space="preserve"> ได้โดยไม่ต้องจัดเป็น Event หรือรับรองการแก้ไข เมื่อผู้ปฏิบัติงานยื่นคำขอยกเลิก การ์ด </w:t>
+        <w:t xml:space="preserve"> ได้โดยไม่ต้องจัดเป็น Event หรือรับรองการแก้ไข เมื่อผู้ปฏิบัติงานส่งคำขอยกเลิก ระบบส่งอีเมลแจ้งคุณ และหัวข้อ </w:t>
       </w:r>
       <w:r>
         <w:rPr>
           <w:b/>
           <w:bCs/>
-          <w:sz w:val="32"/>
-          <w:szCs w:val="32"/>
-        </w:rPr>
-        <w:t xml:space="preserve">การตัดสินคำขอยกเลิก (ผู้จัดการ SOC)</w:t>
-      </w:r>
-      <w:r>
-        <w:rPr>
-          <w:sz w:val="32"/>
-          <w:szCs w:val="32"/>
-        </w:rPr>
-        <w:t xml:space="preserve"> จะแสดงในหน้ารายละเอียดตั๋วให้คุณ </w:t>
+          <w:color w:val="1F2D3D"/>
+          <w:sz w:val="32"/>
+          <w:szCs w:val="32"/>
+        </w:rPr>
+        <w:t xml:space="preserve">พิจารณาคำขอยกเลิกรายการ</w:t>
+      </w:r>
+      <w:r>
+        <w:rPr>
+          <w:sz w:val="32"/>
+          <w:szCs w:val="32"/>
+        </w:rPr>
+        <w:t xml:space="preserve"> บนหน้ารายละเอียดตั๋วจะเปิดค้างไว้ให้คุณ </w:t>
       </w:r>
       <w:r>
         <w:rPr>
@@ -5879,7 +6250,24 @@
           <w:sz w:val="32"/>
           <w:szCs w:val="32"/>
         </w:rPr>
-        <w:t xml:space="preserve">อนุมัติ / ปฏิเสธ / หรือยกเลิกโดยตรง</w:t>
+        <w:t xml:space="preserve">อนุมัติ หรือไม่อนุมัติ</w:t>
+      </w:r>
+      <w:r>
+        <w:rPr>
+          <w:sz w:val="32"/>
+          <w:szCs w:val="32"/>
+        </w:rPr>
+        <w:t xml:space="preserve"> — ส่วนตั๋วที่ไม่มีคำขอค้าง คุณยกเลิกโดยตรงได้จากหัวข้อ </w:t>
+      </w:r>
+      <w:r>
+        <w:rPr>
+          <w:b/>
+          <w:bCs/>
+          <w:color w:val="1F2D3D"/>
+          <w:sz w:val="32"/>
+          <w:szCs w:val="32"/>
+        </w:rPr>
+        <w:t xml:space="preserve">การยกเลิกรายการ</w:t>
       </w:r>
     </w:p>
     <w:p>
@@ -5896,24 +6284,24 @@
           <w:sz w:val="32"/>
           <w:szCs w:val="32"/>
         </w:rPr>
-        <w:t xml:space="preserve">เปิดตั๋วที่มีคำขอยกเลิกค้างอยู่ อ่านเหตุผล (</w:t>
+        <w:t xml:space="preserve">เปิดตั๋วที่มีคำขอยกเลิกค้างอยู่ (การ์ดคำขอยกเลิกที่รออนุมัติอยู่ด้านบนของ </w:t>
       </w:r>
       <w:r>
         <w:rPr>
           <w:b/>
           <w:bCs/>
-          <w:color w:val="1F2D3D"/>
-          <w:sz w:val="32"/>
-          <w:szCs w:val="32"/>
-        </w:rPr>
-        <w:t xml:space="preserve">รายการซ้ำ / สร้างรายการผิด / เหตุผลอื่น</w:t>
-      </w:r>
-      <w:r>
-        <w:rPr>
-          <w:sz w:val="32"/>
-          <w:szCs w:val="32"/>
-        </w:rPr>
-        <w:t xml:space="preserve">) และคำอธิบายของผู้ยื่น กรณี “รายการซ้ำ” ตรวจว่าตั๋วที่อ้างอิงมีอยู่จริงและยังไม่ถูกยกเลิก</w:t>
+          <w:color w:val="245EA8"/>
+          <w:sz w:val="32"/>
+          <w:szCs w:val="32"/>
+        </w:rPr>
+        <w:t xml:space="preserve">คิวงานผู้จัดการ</w:t>
+      </w:r>
+      <w:r>
+        <w:rPr>
+          <w:sz w:val="32"/>
+          <w:szCs w:val="32"/>
+        </w:rPr>
+        <w:t xml:space="preserve">) อ่านเหตุผล (รายการซ้ำ / สร้างรายการผิด / เหตุผลอื่น) และรายละเอียดของผู้ยื่น กรณี “รายการซ้ำ” ตรวจว่าตั๋วต้นฉบับที่อ้างอิงมีอยู่จริงและยังไม่ถูกยกเลิก</w:t>
       </w:r>
     </w:p>
     <w:p>
@@ -5930,7 +6318,7 @@
           <w:sz w:val="32"/>
           <w:szCs w:val="32"/>
         </w:rPr>
-        <w:t xml:space="preserve">เลือก </w:t>
+        <w:t xml:space="preserve">กรอก </w:t>
       </w:r>
       <w:r>
         <w:rPr>
@@ -5940,14 +6328,14 @@
           <w:sz w:val="32"/>
           <w:szCs w:val="32"/>
         </w:rPr>
-        <w:t xml:space="preserve">อนุมัติ</w:t>
-      </w:r>
-      <w:r>
-        <w:rPr>
-          <w:sz w:val="32"/>
-          <w:szCs w:val="32"/>
-        </w:rPr>
-        <w:t xml:space="preserve">, </w:t>
+        <w:t xml:space="preserve">บันทึกการตัดสินใจ</w:t>
+      </w:r>
+      <w:r>
+        <w:rPr>
+          <w:sz w:val="32"/>
+          <w:szCs w:val="32"/>
+        </w:rPr>
+        <w:t xml:space="preserve"> (บังคับ) แล้วกด </w:t>
       </w:r>
       <w:r>
         <w:rPr>
@@ -5957,7 +6345,7 @@
           <w:sz w:val="32"/>
           <w:szCs w:val="32"/>
         </w:rPr>
-        <w:t xml:space="preserve">ปฏิเสธ</w:t>
+        <w:t xml:space="preserve">อนุมัติยกเลิกรายการ</w:t>
       </w:r>
       <w:r>
         <w:rPr>
@@ -5974,14 +6362,41 @@
           <w:sz w:val="32"/>
           <w:szCs w:val="32"/>
         </w:rPr>
-        <w:t xml:space="preserve">ยกเลิกโดยตรง</w:t>
-      </w:r>
-      <w:r>
-        <w:rPr>
-          <w:sz w:val="32"/>
-          <w:szCs w:val="32"/>
-        </w:rPr>
-        <w:t xml:space="preserve"> พร้อมกรอกเหตุผล — ทุกการตัดสินถูกบันทึกแยกในประวัติของตั๋ว</w:t>
+        <w:t xml:space="preserve">ไม่อนุมัติ</w:t>
+      </w:r>
+      <w:r>
+        <w:rPr>
+          <w:sz w:val="32"/>
+          <w:szCs w:val="32"/>
+        </w:rPr>
+        <w:t xml:space="preserve"> — ทุกการตัดสินถูกบันทึกแยกในประวัติของตั๋ว และส่งอีเมลถึงผู้ยื่น ผู้เปิดตั๋ว ผู้ดูแลระบบ เจ้าของระบบ และทีมตอบสนองที่เกี่ยวข้อง</w:t>
+      </w:r>
+    </w:p>
+    <w:p>
+      <w:pPr>
+        <w:pStyle w:val="ListParagraph"/>
+        <w:numPr>
+          <w:ilvl w:val="0"/>
+          <w:numId w:val="7"/>
+        </w:numPr>
+        <w:spacing w:after="80"/>
+      </w:pPr>
+      <w:r>
+        <w:rPr>
+          <w:sz w:val="32"/>
+          <w:szCs w:val="32"/>
+        </w:rPr>
+        <w:t xml:space="preserve">ยกเลิกโดยตรง (ไม่มีคำขอค้าง): เลือกประเภทเหตุผล กรอกรายละเอียด แล้วกด </w:t>
+      </w:r>
+      <w:r>
+        <w:rPr>
+          <w:b/>
+          <w:bCs/>
+          <w:color w:val="1F2D3D"/>
+          <w:sz w:val="32"/>
+          <w:szCs w:val="32"/>
+        </w:rPr>
+        <w:t xml:space="preserve">ยืนยันยกเลิกรายการ</w:t>
       </w:r>
     </w:p>
     <w:tbl>
@@ -8922,7 +9337,7 @@
                 <w:sz w:val="32"/>
                 <w:szCs w:val="32"/>
               </w:rPr>
-              <w:t xml:space="preserve">ผู้จัดการ SOC </w:t>
+              <w:t xml:space="preserve">ผู้จัดการ SOC ทุกคน </w:t>
             </w:r>
             <w:r>
               <w:rPr>
@@ -8958,7 +9373,7 @@
                 <w:sz w:val="28"/>
                 <w:szCs w:val="28"/>
               </w:rPr>
-              <w:t xml:space="preserve">ตั๋วฉุกเฉินรออนุมัติปิด</w:t>
+              <w:t xml:space="preserve">คำขอทีมตอบสนองเสร็จสิ้น (ระบุเลขที่รายงาน)</w:t>
             </w:r>
           </w:p>
         </w:tc>
@@ -8984,7 +9399,7 @@
                 <w:sz w:val="32"/>
                 <w:szCs w:val="32"/>
               </w:rPr>
-              <w:t xml:space="preserve">ผู้จัดการ SOC </w:t>
+              <w:t xml:space="preserve">ผู้จัดการ SOC ทุกคน </w:t>
             </w:r>
             <w:r>
               <w:rPr>
@@ -9020,7 +9435,7 @@
                 <w:sz w:val="28"/>
                 <w:szCs w:val="28"/>
               </w:rPr>
-              <w:t xml:space="preserve">คำขอทีมตอบสนองเสร็จสิ้น</w:t>
+              <w:t xml:space="preserve">มีคำขอยกเลิกตั๋วใหม่</w:t>
             </w:r>
           </w:p>
         </w:tc>
@@ -9046,14 +9461,14 @@
                 <w:sz w:val="32"/>
                 <w:szCs w:val="32"/>
               </w:rPr>
-              <w:t xml:space="preserve">ผู้จัดการ SOC </w:t>
-            </w:r>
-            <w:r>
-              <w:rPr>
-                <w:sz w:val="32"/>
-                <w:szCs w:val="32"/>
-              </w:rPr>
-              <w:t xml:space="preserve">ผู้ออกคำขอ</w:t>
+              <w:t xml:space="preserve">ผู้จัดการ SOC ทุกคน </w:t>
+            </w:r>
+            <w:r>
+              <w:rPr>
+                <w:sz w:val="32"/>
+                <w:szCs w:val="32"/>
+              </w:rPr>
+              <w:t xml:space="preserve">(คุณ)</w:t>
             </w:r>
           </w:p>
         </w:tc>
@@ -9106,7 +9521,60 @@
                 <w:sz w:val="28"/>
                 <w:szCs w:val="28"/>
               </w:rPr>
-              <w:t xml:space="preserve">ทีมตอบสนองที่รับผิดชอบ</w:t>
+              <w:t xml:space="preserve">ผู้รับผิดชอบคำขอ</w:t>
+            </w:r>
+          </w:p>
+        </w:tc>
+      </w:tr>
+      <w:tr>
+        <w:trPr>
+          <w:cantSplit/>
+        </w:trPr>
+        <w:tc>
+          <w:tcPr>
+            <w:tcW w:type="dxa" w:w="6000"/>
+            <w:shd w:fill="FFFFFF" w:color="auto" w:val="clear"/>
+            <w:tcMar>
+              <w:top w:type="dxa" w:w="70"/>
+              <w:left w:type="dxa" w:w="120"/>
+              <w:bottom w:type="dxa" w:w="70"/>
+              <w:right w:type="dxa" w:w="120"/>
+            </w:tcMar>
+          </w:tcPr>
+          <w:p>
+            <w:pPr>
+              <w:spacing w:after="0"/>
+            </w:pPr>
+            <w:r>
+              <w:rPr>
+                <w:sz w:val="28"/>
+                <w:szCs w:val="28"/>
+              </w:rPr>
+              <w:t xml:space="preserve">ผลการตัดสินคำขอยกเลิก</w:t>
+            </w:r>
+          </w:p>
+        </w:tc>
+        <w:tc>
+          <w:tcPr>
+            <w:tcW w:type="dxa" w:w="3600"/>
+            <w:shd w:fill="FFFFFF" w:color="auto" w:val="clear"/>
+            <w:tcMar>
+              <w:top w:type="dxa" w:w="70"/>
+              <w:left w:type="dxa" w:w="120"/>
+              <w:bottom w:type="dxa" w:w="70"/>
+              <w:right w:type="dxa" w:w="120"/>
+            </w:tcMar>
+          </w:tcPr>
+          <w:p>
+            <w:pPr>
+              <w:spacing w:after="0"/>
+            </w:pPr>
+            <w:r>
+              <w:rPr>
+                <w:sz w:val="28"/>
+                <w:szCs w:val="28"/>
+              </w:rPr>
+              <w:t xml:space="preserve">ผู้จัดการ SOC ผู้ยื่นคำขอ ผู้เปิดตั๋ว ผู้ดูแลระบบ เจ้าของระบบ และทีมตอบสนองที่เกี่ยวข้อง</w:t>
             </w:r>
           </w:p>
         </w:tc>
@@ -9114,6 +9582,117 @@
     </w:tbl>
     <w:p>
       <w:pPr>
+        <w:spacing w:after="80"/>
+      </w:pPr>
+    </w:p>
+    <w:tbl>
+      <w:tblPr>
+        <w:tblW w:type="dxa" w:w="9600"/>
+        <w:tblBorders>
+          <w:top w:val="single" w:color="FDECEE" w:sz="2"/>
+          <w:left w:val="single" w:color="E63946" w:sz="28"/>
+          <w:bottom w:val="single" w:color="FDECEE" w:sz="2"/>
+          <w:right w:val="single" w:color="FDECEE" w:sz="2"/>
+          <w:insideH w:val="single" w:color="auto" w:sz="4"/>
+          <w:insideV w:val="single" w:color="auto" w:sz="4"/>
+        </w:tblBorders>
+      </w:tblPr>
+      <w:tblGrid>
+        <w:gridCol w:w="9600"/>
+      </w:tblGrid>
+      <w:tr>
+        <w:tc>
+          <w:tcPr>
+            <w:tcW w:type="dxa" w:w="9600"/>
+            <w:shd w:fill="FDECEE" w:color="auto" w:val="clear"/>
+            <w:tcMar>
+              <w:top w:type="dxa" w:w="140"/>
+              <w:left w:type="dxa" w:w="200"/>
+              <w:bottom w:type="dxa" w:w="140"/>
+              <w:right w:type="dxa" w:w="200"/>
+            </w:tcMar>
+          </w:tcPr>
+          <w:p>
+            <w:pPr>
+              <w:spacing w:after="60"/>
+            </w:pPr>
+            <w:r>
+              <w:rPr>
+                <w:b/>
+                <w:bCs/>
+                <w:color w:val="E63946"/>
+                <w:sz w:val="30"/>
+                <w:szCs w:val="30"/>
+              </w:rPr>
+              <w:t xml:space="preserve">ข้อควรระวัง</w:t>
+            </w:r>
+          </w:p>
+          <w:p>
+            <w:pPr>
+              <w:spacing w:after="0"/>
+            </w:pPr>
+            <w:r>
+              <w:rPr>
+                <w:sz w:val="32"/>
+                <w:szCs w:val="32"/>
+              </w:rPr>
+              <w:t xml:space="preserve">ตั๋วฉุกเฉินที่ Tier 2 ตรวจรับแล้วและรอคุณอนุมัติปิด (</w:t>
+            </w:r>
+            <w:r>
+              <w:rPr>
+                <w:b/>
+                <w:bCs/>
+                <w:sz w:val="32"/>
+                <w:szCs w:val="32"/>
+              </w:rPr>
+              <w:t xml:space="preserve">รอผู้จัดการตรวจสอบ</w:t>
+            </w:r>
+            <w:r>
+              <w:rPr>
+                <w:sz w:val="32"/>
+                <w:szCs w:val="32"/>
+              </w:rPr>
+              <w:t xml:space="preserve">) </w:t>
+            </w:r>
+            <w:r>
+              <w:rPr>
+                <w:b/>
+                <w:bCs/>
+                <w:sz w:val="32"/>
+                <w:szCs w:val="32"/>
+              </w:rPr>
+              <w:t xml:space="preserve">ไม่มีอีเมลแจ้ง</w:t>
+            </w:r>
+            <w:r>
+              <w:rPr>
+                <w:sz w:val="32"/>
+                <w:szCs w:val="32"/>
+              </w:rPr>
+              <w:t xml:space="preserve"> — รวมถึงการปิดแบบ Event ที่รอคุณตรวจ ให้ตรวจ </w:t>
+            </w:r>
+            <w:r>
+              <w:rPr>
+                <w:b/>
+                <w:bCs/>
+                <w:color w:val="245EA8"/>
+                <w:sz w:val="32"/>
+                <w:szCs w:val="32"/>
+              </w:rPr>
+              <w:t xml:space="preserve">คิวงานผู้จัดการ</w:t>
+            </w:r>
+            <w:r>
+              <w:rPr>
+                <w:sz w:val="32"/>
+                <w:szCs w:val="32"/>
+              </w:rPr>
+              <w:t xml:space="preserve"> และตัวเลขบนเมนูเป็นประจำ</w:t>
+            </w:r>
+          </w:p>
+        </w:tc>
+      </w:tr>
+    </w:tbl>
+    <w:p>
+      <w:pPr>
         <w:pStyle w:val="Heading1"/>
       </w:pPr>
       <w:r>
@@ -9137,7 +9716,7 @@
           <w:sz w:val="32"/>
           <w:szCs w:val="32"/>
         </w:rPr>
-        <w:t xml:space="preserve">ช่องทางถูกกำหนดโดยนักวิเคราะห์ระดับ 1 ผู้จัดการทำได้เพียงส่งต่อตามช่องทางนั้น หากไม่เหมาะสมให้ประสานกับผู้เปิดตั๋ว</w:t>
+        <w:t xml:space="preserve">ช่องทางถูกกำหนดโดยนักวิเคราะห์ (Tier 1 หรือ Tier 2) ผู้จัดการส่งต่อได้เฉพาะช่องทางนั้น หากไม่เหมาะสมให้กด “ส่งกลับ” ในการ์ดตรวจก่อนมอบหมาย พร้อมระบุเหตุผล ตั๋วจะกลับไปให้ผู้ส่งเลือกใหม่ (ดู 5.1) — หลังส่งต่อแล้ว ใช้การย้อนขั้นตอนเพื่อกลับมาที่ขั้นตรวจก่อนมอบหมาย (ดู 5.6)</w:t>
       </w:r>
     </w:p>
     <w:p>

--- a/docs/user-guides/manuals/user-manual-soc-manager.th.docx
+++ b/docs/user-guides/manuals/user-manual-soc-manager.th.docx
@@ -197,7 +197,7 @@
           <w:sz w:val="28"/>
           <w:szCs w:val="28"/>
         </w:rPr>
-        <w:t xml:space="preserve">ปรับปรุงล่าสุด 25 กันยายน 2026</w:t>
+        <w:t xml:space="preserve">ปรับปรุงล่าสุด 30 กันยายน 2026</w:t>
       </w:r>
     </w:p>
     <w:p>
@@ -1888,7 +1888,7 @@
                 <w:sz w:val="28"/>
                 <w:szCs w:val="28"/>
               </w:rPr>
-              <w:t xml:space="preserve">การ์ดตัวเลขสี่ใบ</w:t>
+              <w:t xml:space="preserve">แถบตัวชี้วัด 5 ช่อง</w:t>
             </w:r>
           </w:p>
         </w:tc>
@@ -1912,7 +1912,7 @@
                 <w:sz w:val="28"/>
                 <w:szCs w:val="28"/>
               </w:rPr>
-              <w:t xml:space="preserve">คดีที่กำลังดำเนินการ, ความรุนแรงระดับวิกฤต, ปิดเดือนนี้, และเวลามัธยฐานในการแก้ไข (MTTR)</w:t>
+              <w:t xml:space="preserve">เคสที่กำลังดำเนินการ, ยังไม่มอบหมาย, ความรุนแรงระดับวิกฤต (พร้อมเคสที่ใกล้ครบกำหนดควบคุมที่สุด), ปิดเดือนนี้, และเวลามัธยฐานในการแก้ไข (MTTR) — ตัวเลขเป็นสีปกติ และเป็นสีแดงพร้อมจุดแดงเฉพาะเมื่อต้องลงมือ: มีเคสยังไม่มอบหมาย หรือเคสวิกฤตเกิน/ใกล้เกินกำหนดควบคุม (เหลือไม่ถึง 1 ชั่วโมง)</w:t>
             </w:r>
           </w:p>
         </w:tc>
@@ -2074,7 +2074,7 @@
                 <w:sz w:val="32"/>
                 <w:szCs w:val="32"/>
               </w:rPr>
-              <w:t xml:space="preserve"> — รายละเอียดคดี</w:t>
+              <w:t xml:space="preserve"> — รายละเอียดเคส</w:t>
             </w:r>
           </w:p>
         </w:tc>
@@ -2098,7 +2098,7 @@
                 <w:sz w:val="28"/>
                 <w:szCs w:val="28"/>
               </w:rPr>
-              <w:t xml:space="preserve">ตารางคดีที่เปิดอยู่ กดหัวคอลัมน์เพื่อเรียงลำดับได้</w:t>
+              <w:t xml:space="preserve">ตารางเคสที่เปิดอยู่ กดหัวคอลัมน์เพื่อเรียงลำดับได้</w:t>
             </w:r>
           </w:p>
         </w:tc>
@@ -2153,7 +2153,7 @@
                 <w:sz w:val="28"/>
                 <w:szCs w:val="28"/>
               </w:rPr>
-              <w:t xml:space="preserve">ปริมาณคดีรายวันย้อนหลัง 30 วัน ใช้ดูแนวโน้ม</w:t>
+              <w:t xml:space="preserve">ปริมาณเคสรายวันย้อนหลัง 30 วัน ใช้ดูแนวโน้ม</w:t>
             </w:r>
           </w:p>
         </w:tc>
@@ -2163,6 +2163,51 @@
       <w:pPr>
         <w:spacing w:after="140"/>
       </w:pPr>
+    </w:p>
+    <w:p>
+      <w:pPr>
+        <w:spacing w:after="120"/>
+      </w:pPr>
+      <w:r>
+        <w:rPr>
+          <w:sz w:val="32"/>
+          <w:szCs w:val="32"/>
+        </w:rPr>
+        <w:t xml:space="preserve">ทุกตัวเลขบนหน้านี้เป็นไปตามแถบตัวกรองด้านบน (ช่วงวันที่เปิดเคส สถานะ และระดับความรุนแรง) ใต้แถบตัวกรองมีบรรทัด </w:t>
+      </w:r>
+      <w:r>
+        <w:rPr>
+          <w:b/>
+          <w:bCs/>
+          <w:color w:val="1F2D3D"/>
+          <w:sz w:val="32"/>
+          <w:szCs w:val="32"/>
+        </w:rPr>
+        <w:t xml:space="preserve">แสดง:</w:t>
+      </w:r>
+      <w:r>
+        <w:rPr>
+          <w:sz w:val="32"/>
+          <w:szCs w:val="32"/>
+        </w:rPr>
+        <w:t xml:space="preserve"> บอกว่าตอนนี้หน้ากำลังแสดงอะไร เช่น “เปิดเดือนนี้ · ทุกสถานะ · High” เมื่อเปลี่ยนตัวกรอง กดแท่งกราฟ Pipeline กดหัวคอลัมน์ หรือเปลี่ยนหน้าในตาราง Active Cases </w:t>
+      </w:r>
+      <w:r>
+        <w:rPr>
+          <w:b/>
+          <w:bCs/>
+          <w:sz w:val="32"/>
+          <w:szCs w:val="32"/>
+        </w:rPr>
+        <w:t xml:space="preserve">หน้าจอจะอัปเดตเฉพาะข้อมูลโดยไม่โหลดหน้าใหม่และไม่เลื่อนกลับไปด้านบน</w:t>
+      </w:r>
+      <w:r>
+        <w:rPr>
+          <w:sz w:val="32"/>
+          <w:szCs w:val="32"/>
+        </w:rPr>
+        <w:t xml:space="preserve"> ส่วนที่ข้อมูลเปลี่ยนจะมีกรอบสีน้ำเงินประมาณ 2 วินาที พร้อมป้ายบอกสิ่งที่แสดงอยู่ การรีเฟรชอัตโนมัติทุก 5 นาทีก็อัปเดตในที่เดิมเช่นกัน (ปรับปรุง 30 ก.ย. 2026)</w:t>
+      </w:r>
     </w:p>
     <w:tbl>
       <w:tblPr>
@@ -2219,7 +2264,7 @@
                 <w:sz w:val="32"/>
                 <w:szCs w:val="32"/>
               </w:rPr>
-              <w:t xml:space="preserve">แดชบอร์ด SOC หลังออกแบบใหม่ แสดงการ์ดตัวเลข Analyst Workload และ Pipeline</w:t>
+              <w:t xml:space="preserve">แดชบอร์ด SOC: แถบตัวชี้วัด Analyst Workload และ Pipeline</w:t>
             </w:r>
           </w:p>
           <w:p>
@@ -2262,7 +2307,7 @@
           <w:sz w:val="28"/>
           <w:szCs w:val="28"/>
         </w:rPr>
-        <w:t xml:space="preserve">แดชบอร์ด SOC หลังออกแบบใหม่ แสดงการ์ดตัวเลข Analyst Workload และ Pipeline</w:t>
+        <w:t xml:space="preserve">แดชบอร์ด SOC: แถบตัวชี้วัด Analyst Workload และ Pipeline</w:t>
       </w:r>
     </w:p>
     <w:tbl>

--- a/docs/user-guides/manuals/user-manual-soc-manager.th.docx
+++ b/docs/user-guides/manuals/user-manual-soc-manager.th.docx
@@ -2067,14 +2067,14 @@
                 <w:sz w:val="32"/>
                 <w:szCs w:val="32"/>
               </w:rPr>
-              <w:t xml:space="preserve">Active Cases</w:t>
-            </w:r>
-            <w:r>
-              <w:rPr>
-                <w:sz w:val="32"/>
-                <w:szCs w:val="32"/>
-              </w:rPr>
-              <w:t xml:space="preserve"> — รายละเอียดเคส</w:t>
+              <w:t xml:space="preserve">Containment Runway</w:t>
+            </w:r>
+            <w:r>
+              <w:rPr>
+                <w:sz w:val="32"/>
+                <w:szCs w:val="32"/>
+              </w:rPr>
+              <w:t xml:space="preserve"> — เวลาที่เหลือก่อนครบกำหนดควบคุม</w:t>
             </w:r>
           </w:p>
         </w:tc>
@@ -2098,7 +2098,7 @@
                 <w:sz w:val="28"/>
                 <w:szCs w:val="28"/>
               </w:rPr>
-              <w:t xml:space="preserve">ตารางเคสที่เปิดอยู่ กดหัวคอลัมน์เพื่อเรียงลำดับได้</w:t>
+              <w:t xml:space="preserve">เคสที่ยังไม่ปิดและมีกำหนดควบคุม (Critical/High) หนึ่งจุดต่อหนึ่งเคส แกนตั้งแยกแถวตามระดับความรุนแรง (ระบุจำนวนเคสและเป้าควบคุมของแต่ละระดับ) แกนนอนคือเวลาที่เหลือ เส้นแดงคือเวลาครบกำหนด จุดทางซ้ายของเส้นเป็นสีแดง = เกินกำหนดแล้ว (ฝั่งซ้ายสุดย่อสเกลเป็นวัน–เดือน) ชี้ที่จุดเพื่อดูเลขที่ ชื่อเรื่อง สถานะ และเวลาที่เหลือทันที คลิกเพื่อเปิด Ticket ปุ่มช่วงเวลาใต้กราฟ (เกินกำหนด · ≤ 1 ชม. · 1–4 ชม. · มากกว่า 4 ชม.) กรองตาราง Active Cases ด้านล่าง กดซ้ำเพื่อล้าง</w:t>
             </w:r>
           </w:p>
         </w:tc>
@@ -2129,7 +2129,14 @@
                 <w:sz w:val="32"/>
                 <w:szCs w:val="32"/>
               </w:rPr>
-              <w:t xml:space="preserve">Daily Case Volume</w:t>
+              <w:t xml:space="preserve">Active Cases</w:t>
+            </w:r>
+            <w:r>
+              <w:rPr>
+                <w:sz w:val="32"/>
+                <w:szCs w:val="32"/>
+              </w:rPr>
+              <w:t xml:space="preserve"> — รายละเอียดเคส</w:t>
             </w:r>
           </w:p>
         </w:tc>
@@ -2137,6 +2144,61 @@
           <w:tcPr>
             <w:tcW w:type="dxa" w:w="6200"/>
             <w:shd w:fill="FFFFFF" w:color="auto" w:val="clear"/>
+            <w:tcMar>
+              <w:top w:type="dxa" w:w="70"/>
+              <w:left w:type="dxa" w:w="120"/>
+              <w:bottom w:type="dxa" w:w="70"/>
+              <w:right w:type="dxa" w:w="120"/>
+            </w:tcMar>
+          </w:tcPr>
+          <w:p>
+            <w:pPr>
+              <w:spacing w:after="0"/>
+            </w:pPr>
+            <w:r>
+              <w:rPr>
+                <w:sz w:val="28"/>
+                <w:szCs w:val="28"/>
+              </w:rPr>
+              <w:t xml:space="preserve">ตารางเคสที่เปิดอยู่ กดหัวคอลัมน์เพื่อเรียงลำดับได้</w:t>
+            </w:r>
+          </w:p>
+        </w:tc>
+      </w:tr>
+      <w:tr>
+        <w:trPr>
+          <w:cantSplit/>
+        </w:trPr>
+        <w:tc>
+          <w:tcPr>
+            <w:tcW w:type="dxa" w:w="3400"/>
+            <w:shd w:fill="F7F8FA" w:color="auto" w:val="clear"/>
+            <w:tcMar>
+              <w:top w:type="dxa" w:w="70"/>
+              <w:left w:type="dxa" w:w="120"/>
+              <w:bottom w:type="dxa" w:w="70"/>
+              <w:right w:type="dxa" w:w="120"/>
+            </w:tcMar>
+          </w:tcPr>
+          <w:p>
+            <w:pPr>
+              <w:spacing w:after="0"/>
+            </w:pPr>
+            <w:r>
+              <w:rPr>
+                <w:b/>
+                <w:bCs/>
+                <w:sz w:val="32"/>
+                <w:szCs w:val="32"/>
+              </w:rPr>
+              <w:t xml:space="preserve">Daily Case Volume</w:t>
+            </w:r>
+          </w:p>
+        </w:tc>
+        <w:tc>
+          <w:tcPr>
+            <w:tcW w:type="dxa" w:w="6200"/>
+            <w:shd w:fill="F7F8FA" w:color="auto" w:val="clear"/>
             <w:tcMar>
               <w:top w:type="dxa" w:w="70"/>
               <w:left w:type="dxa" w:w="120"/>
@@ -2308,6 +2370,107 @@
           <w:szCs w:val="28"/>
         </w:rPr>
         <w:t xml:space="preserve">แดชบอร์ด SOC: แถบตัวชี้วัด Analyst Workload และ Pipeline</w:t>
+      </w:r>
+    </w:p>
+    <w:tbl>
+      <w:tblPr>
+        <w:tblW w:type="dxa" w:w="9600"/>
+        <w:tblBorders>
+          <w:top w:val="dashed" w:color="9DB4D4" w:sz="6"/>
+          <w:left w:val="dashed" w:color="9DB4D4" w:sz="6"/>
+          <w:bottom w:val="dashed" w:color="9DB4D4" w:sz="6"/>
+          <w:right w:val="dashed" w:color="9DB4D4" w:sz="6"/>
+          <w:insideH w:val="single" w:color="auto" w:sz="4"/>
+          <w:insideV w:val="single" w:color="auto" w:sz="4"/>
+        </w:tblBorders>
+      </w:tblPr>
+      <w:tblGrid>
+        <w:gridCol w:w="9600"/>
+      </w:tblGrid>
+      <w:tr>
+        <w:tc>
+          <w:tcPr>
+            <w:tcW w:type="dxa" w:w="9600"/>
+            <w:shd w:fill="F7F8FA" w:color="auto" w:val="clear"/>
+            <w:tcMar>
+              <w:top w:type="dxa" w:w="520"/>
+              <w:left w:type="dxa" w:w="200"/>
+              <w:bottom w:type="dxa" w:w="520"/>
+              <w:right w:type="dxa" w:w="200"/>
+            </w:tcMar>
+            <w:vAlign w:val="center"/>
+          </w:tcPr>
+          <w:p>
+            <w:pPr>
+              <w:spacing w:after="40"/>
+              <w:jc w:val="center"/>
+            </w:pPr>
+            <w:r>
+              <w:rPr>
+                <w:b/>
+                <w:bCs/>
+                <w:color w:val="6C7888"/>
+                <w:sz w:val="30"/>
+                <w:szCs w:val="30"/>
+              </w:rPr>
+              <w:t xml:space="preserve">[ ตำแหน่งภาพหน้าจอ ]</w:t>
+            </w:r>
+          </w:p>
+          <w:p>
+            <w:pPr>
+              <w:spacing w:after="40"/>
+              <w:jc w:val="center"/>
+            </w:pPr>
+            <w:r>
+              <w:rPr>
+                <w:color w:val="1F2D3D"/>
+                <w:sz w:val="32"/>
+                <w:szCs w:val="32"/>
+              </w:rPr>
+              <w:t xml:space="preserve">Containment Runway: เคสเรียงตามเวลาที่เหลือก่อนครบกำหนดควบคุม พร้อมปุ่มกรองตาราง Active Cases</w:t>
+            </w:r>
+          </w:p>
+          <w:p>
+            <w:pPr>
+              <w:jc w:val="center"/>
+            </w:pPr>
+            <w:r>
+              <w:rPr>
+                <w:rFonts w:ascii="Consolas" w:cs="Consolas" w:eastAsia="Consolas" w:hAnsi="Consolas"/>
+                <w:color w:val="9AA6B4"/>
+                <w:sz w:val="24"/>
+                <w:szCs w:val="24"/>
+              </w:rPr>
+              <w:t xml:space="preserve">SHOT: MGR-runway</w:t>
+            </w:r>
+          </w:p>
+        </w:tc>
+      </w:tr>
+    </w:tbl>
+    <w:p>
+      <w:pPr>
+        <w:spacing w:after="160" w:before="60"/>
+        <w:jc w:val="center"/>
+      </w:pPr>
+      <w:r>
+        <w:rPr>
+          <w:b/>
+          <w:bCs/>
+          <w:color w:val="245EA8"/>
+          <w:sz w:val="28"/>
+          <w:szCs w:val="28"/>
+        </w:rPr>
+        <w:t xml:space="preserve">รูปที่ 4-3  </w:t>
+      </w:r>
+      <w:r>
+        <w:rPr>
+          <w:i/>
+          <w:iCs/>
+          <w:color w:val="6C7888"/>
+          <w:sz w:val="28"/>
+          <w:szCs w:val="28"/>
+        </w:rPr>
+        <w:t xml:space="preserve">Containment Runway: เคสเรียงตามเวลาที่เหลือก่อนครบกำหนดควบคุม พร้อมปุ่มกรองตาราง Active Cases</w:t>
       </w:r>
     </w:p>
     <w:tbl>
@@ -3375,7 +3538,7 @@
           <w:sz w:val="28"/>
           <w:szCs w:val="28"/>
         </w:rPr>
-        <w:t xml:space="preserve">รูปที่ 4-3  </w:t>
+        <w:t xml:space="preserve">รูปที่ 4-4  </w:t>
       </w:r>
       <w:r>
         <w:rPr>
